--- a/docs/User Manual.docx
+++ b/docs/User Manual.docx
@@ -1029,9 +1029,9 @@
 <file path=word/numbering.xml><?xml version="1.0" encoding="utf-8"?>
 <w:numbering xmlns:wpc="http://schemas.microsoft.com/office/word/2010/wordprocessingCanvas" xmlns:cx="http://schemas.microsoft.com/office/drawing/2014/chartex" xmlns:cx1="http://schemas.microsoft.com/office/drawing/2015/9/8/chartex" xmlns:cx2="http://schemas.microsoft.com/office/drawing/2015/10/21/chartex" xmlns:cx3="http://schemas.microsoft.com/office/drawing/2016/5/9/chartex" xmlns:cx4="http://schemas.microsoft.com/office/drawing/2016/5/10/chartex" xmlns:cx5="http://schemas.microsoft.com/office/drawing/2016/5/11/chartex" xmlns:cx6="http://schemas.microsoft.com/office/drawing/2016/5/12/chartex" xmlns:cx7="http://schemas.microsoft.com/office/drawing/2016/5/13/chartex" xmlns:cx8="http://schemas.microsoft.com/office/drawing/2016/5/14/chartex" xmlns:mc="http://schemas.openxmlformats.org/markup-compatibility/2006" xmlns:aink="http://schemas.microsoft.com/office/drawing/2016/ink" xmlns:am3d="http://schemas.microsoft.com/office/drawing/2017/model3d" xmlns:o="urn:schemas-microsoft-com:office:office" xmlns:oel="http://schemas.microsoft.com/office/2019/extlst" xmlns:r="http://schemas.openxmlformats.org/officeDocument/2006/relationships" xmlns:m="http://schemas.openxmlformats.org/officeDocument/2006/math" xmlns:v="urn:schemas-microsoft-com:vml" xmlns:wp14="http://schemas.microsoft.com/office/word/2010/wordprocessingDrawing" xmlns:wp="http://schemas.openxmlformats.org/drawingml/2006/wordprocessingDrawing" xmlns:w10="urn:schemas-microsoft-com:office:word" xmlns:w="http://schemas.openxmlformats.org/wordprocessingml/2006/main" xmlns:w14="http://schemas.microsoft.com/office/word/2010/wordml" xmlns:w15="http://schemas.microsoft.com/office/word/2012/wordml" xmlns:w16cex="http://schemas.microsoft.com/office/word/2018/wordml/cex" xmlns:w16cid="http://schemas.microsoft.com/office/word/2016/wordml/cid" xmlns:w16="http://schemas.microsoft.com/office/word/2018/wordml" xmlns:w16du="http://schemas.microsoft.com/office/word/2023/wordml/word16du" xmlns:w16sdtdh="http://schemas.microsoft.com/office/word/2020/wordml/sdtdatahash" xmlns:w16sdtfl="http://schemas.microsoft.com/office/word/2024/wordml/sdtformatlock" xmlns:w16se="http://schemas.microsoft.com/office/word/2015/wordml/symex" xmlns:wpg="http://schemas.microsoft.com/office/word/2010/wordprocessingGroup" xmlns:wpi="http://schemas.microsoft.com/office/word/2010/wordprocessingInk" xmlns:wne="http://schemas.microsoft.com/office/word/2006/wordml" xmlns:wps="http://schemas.microsoft.com/office/word/2010/wordprocessingShape" mc:Ignorable="w14 w15 w16se w16cid w16 w16cex w16sdtdh w16sdtfl w16du wp14">
   <w:abstractNum w:abstractNumId="0" w15:restartNumberingAfterBreak="0">
-    <w:nsid w:val="30FB58CB"/>
+    <w:nsid w:val="69DF529F"/>
     <w:multiLevelType w:val="multilevel"/>
-    <w:tmpl w:val="554CCAA6"/>
+    <w:tmpl w:val="AD60B444"/>
     <w:lvl w:ilvl="0">
       <w:start w:val="1"/>
       <w:numFmt w:val="bullet"/>
@@ -1177,7 +1177,7 @@
       </w:rPr>
     </w:lvl>
   </w:abstractNum>
-  <w:num w:numId="1" w16cid:durableId="2082213156">
+  <w:num w:numId="1" w16cid:durableId="251663517">
     <w:abstractNumId w:val="0"/>
   </w:num>
 </w:numbering>

--- a/docs/User Manual.docx
+++ b/docs/User Manual.docx
@@ -641,14 +641,61 @@
         <w:rPr>
           <w:rFonts w:ascii="Calibri" w:eastAsia="Times New Roman" w:hAnsi="Calibri" w:cs="Calibri"/>
         </w:rPr>
-        <w:t xml:space="preserve">3. Signing in and out </w:t>
-      </w:r>
-      <w:r>
-        <w:rPr>
-          <w:rStyle w:val="Emphasis"/>
-          <w:rFonts w:ascii="Calibri" w:eastAsia="Times New Roman" w:hAnsi="Calibri" w:cs="Calibri"/>
-        </w:rPr>
-        <w:t>(coming soon)</w:t>
+        <w:t>3. Signing in and out</w:t>
+      </w:r>
+    </w:p>
+    <w:p>
+      <w:pPr>
+        <w:pStyle w:val="Heading2"/>
+        <w:rPr>
+          <w:rFonts w:ascii="Calibri" w:eastAsia="Times New Roman" w:hAnsi="Calibri" w:cs="Calibri"/>
+        </w:rPr>
+      </w:pPr>
+      <w:r>
+        <w:rPr>
+          <w:rFonts w:ascii="Calibri" w:eastAsia="Times New Roman" w:hAnsi="Calibri" w:cs="Calibri"/>
+        </w:rPr>
+        <w:t>First time on a computer: Database Settings</w:t>
+      </w:r>
+    </w:p>
+    <w:p>
+      <w:pPr>
+        <w:pStyle w:val="NormalWeb"/>
+        <w:rPr>
+          <w:rFonts w:ascii="Calibri" w:hAnsi="Calibri" w:cs="Calibri"/>
+          <w:color w:val="1A1A1A"/>
+          <w:sz w:val="22"/>
+          <w:szCs w:val="22"/>
+        </w:rPr>
+      </w:pPr>
+      <w:r>
+        <w:rPr>
+          <w:rFonts w:ascii="Calibri" w:hAnsi="Calibri" w:cs="Calibri"/>
+          <w:color w:val="1A1A1A"/>
+          <w:sz w:val="22"/>
+          <w:szCs w:val="22"/>
+        </w:rPr>
+        <w:lastRenderedPageBreak/>
+        <w:t xml:space="preserve">The first time the app opens on a computer (or if it can't find the database), the </w:t>
+      </w:r>
+      <w:r>
+        <w:rPr>
+          <w:rStyle w:val="Strong"/>
+          <w:rFonts w:ascii="Calibri" w:hAnsi="Calibri" w:cs="Calibri"/>
+          <w:color w:val="1A1A1A"/>
+          <w:sz w:val="22"/>
+          <w:szCs w:val="22"/>
+        </w:rPr>
+        <w:t>Database Settings</w:t>
+      </w:r>
+      <w:r>
+        <w:rPr>
+          <w:rFonts w:ascii="Calibri" w:hAnsi="Calibri" w:cs="Calibri"/>
+          <w:color w:val="1A1A1A"/>
+          <w:sz w:val="22"/>
+          <w:szCs w:val="22"/>
+        </w:rPr>
+        <w:t xml:space="preserve"> window appears. Ask your Admin for the values.</w:t>
       </w:r>
     </w:p>
     <w:p>
@@ -673,16 +720,48 @@
           <w:sz w:val="22"/>
           <w:szCs w:val="22"/>
         </w:rPr>
-        <w:t>One sign in</w:t>
-      </w:r>
-      <w:r>
-        <w:rPr>
-          <w:rFonts w:ascii="Calibri" w:eastAsia="Times New Roman" w:hAnsi="Calibri" w:cs="Calibri"/>
-          <w:color w:val="1A1A1A"/>
-          <w:sz w:val="22"/>
-          <w:szCs w:val="22"/>
-        </w:rPr>
-        <w:t xml:space="preserve"> for the whole app.</w:t>
+        <w:t>Server address:</w:t>
+      </w:r>
+      <w:r>
+        <w:rPr>
+          <w:rFonts w:ascii="Calibri" w:eastAsia="Times New Roman" w:hAnsi="Calibri" w:cs="Calibri"/>
+          <w:color w:val="1A1A1A"/>
+          <w:sz w:val="22"/>
+          <w:szCs w:val="22"/>
+        </w:rPr>
+        <w:t xml:space="preserve"> </w:t>
+      </w:r>
+      <w:r>
+        <w:rPr>
+          <w:rStyle w:val="HTMLCode"/>
+          <w:color w:val="1A1A1A"/>
+        </w:rPr>
+        <w:t>localhost</w:t>
+      </w:r>
+      <w:r>
+        <w:rPr>
+          <w:rFonts w:ascii="Calibri" w:eastAsia="Times New Roman" w:hAnsi="Calibri" w:cs="Calibri"/>
+          <w:color w:val="1A1A1A"/>
+          <w:sz w:val="22"/>
+          <w:szCs w:val="22"/>
+        </w:rPr>
+        <w:t xml:space="preserve"> on the development PC; the office server address (e.g. </w:t>
+      </w:r>
+      <w:r>
+        <w:rPr>
+          <w:rStyle w:val="HTMLCode"/>
+          <w:color w:val="1A1A1A"/>
+        </w:rPr>
+        <w:t>192.168.1.50</w:t>
+      </w:r>
+      <w:r>
+        <w:rPr>
+          <w:rFonts w:ascii="Calibri" w:eastAsia="Times New Roman" w:hAnsi="Calibri" w:cs="Calibri"/>
+          <w:color w:val="1A1A1A"/>
+          <w:sz w:val="22"/>
+          <w:szCs w:val="22"/>
+        </w:rPr>
+        <w:t>) in the office.</w:t>
       </w:r>
     </w:p>
     <w:p>
@@ -707,16 +786,32 @@
           <w:sz w:val="22"/>
           <w:szCs w:val="22"/>
         </w:rPr>
-        <w:t>5 wrong passwords</w:t>
-      </w:r>
-      <w:r>
-        <w:rPr>
-          <w:rFonts w:ascii="Calibri" w:eastAsia="Times New Roman" w:hAnsi="Calibri" w:cs="Calibri"/>
-          <w:color w:val="1A1A1A"/>
-          <w:sz w:val="22"/>
-          <w:szCs w:val="22"/>
-        </w:rPr>
-        <w:t xml:space="preserve"> lock the account. Only an Admin can unlock it.</w:t>
+        <w:t>Port:</w:t>
+      </w:r>
+      <w:r>
+        <w:rPr>
+          <w:rFonts w:ascii="Calibri" w:eastAsia="Times New Roman" w:hAnsi="Calibri" w:cs="Calibri"/>
+          <w:color w:val="1A1A1A"/>
+          <w:sz w:val="22"/>
+          <w:szCs w:val="22"/>
+        </w:rPr>
+        <w:t xml:space="preserve"> leave </w:t>
+      </w:r>
+      <w:r>
+        <w:rPr>
+          <w:rStyle w:val="HTMLCode"/>
+          <w:color w:val="1A1A1A"/>
+        </w:rPr>
+        <w:t>5432</w:t>
+      </w:r>
+      <w:r>
+        <w:rPr>
+          <w:rFonts w:ascii="Calibri" w:eastAsia="Times New Roman" w:hAnsi="Calibri" w:cs="Calibri"/>
+          <w:color w:val="1A1A1A"/>
+          <w:sz w:val="22"/>
+          <w:szCs w:val="22"/>
+        </w:rPr>
+        <w:t>.</w:t>
       </w:r>
     </w:p>
     <w:p>
@@ -741,36 +836,32 @@
           <w:sz w:val="22"/>
           <w:szCs w:val="22"/>
         </w:rPr>
-        <w:lastRenderedPageBreak/>
-        <w:t>Forgot your password?</w:t>
-      </w:r>
-      <w:r>
-        <w:rPr>
-          <w:rFonts w:ascii="Calibri" w:eastAsia="Times New Roman" w:hAnsi="Calibri" w:cs="Calibri"/>
-          <w:color w:val="1A1A1A"/>
-          <w:sz w:val="22"/>
-          <w:szCs w:val="22"/>
-        </w:rPr>
-        <w:t xml:space="preserve"> Click </w:t>
-      </w:r>
-      <w:r>
-        <w:rPr>
-          <w:rStyle w:val="Emphasis"/>
-          <w:rFonts w:ascii="Calibri" w:eastAsia="Times New Roman" w:hAnsi="Calibri" w:cs="Calibri"/>
-          <w:color w:val="1A1A1A"/>
-          <w:sz w:val="22"/>
-          <w:szCs w:val="22"/>
-        </w:rPr>
-        <w:t>Forgot Password</w:t>
-      </w:r>
-      <w:r>
-        <w:rPr>
-          <w:rFonts w:ascii="Calibri" w:eastAsia="Times New Roman" w:hAnsi="Calibri" w:cs="Calibri"/>
-          <w:color w:val="1A1A1A"/>
-          <w:sz w:val="22"/>
-          <w:szCs w:val="22"/>
-        </w:rPr>
-        <w:t xml:space="preserve"> and type your username. The Admins get a request and will give you a new password in person. (Admins use their security question instead.)</w:t>
+        <w:t>Database name:</w:t>
+      </w:r>
+      <w:r>
+        <w:rPr>
+          <w:rFonts w:ascii="Calibri" w:eastAsia="Times New Roman" w:hAnsi="Calibri" w:cs="Calibri"/>
+          <w:color w:val="1A1A1A"/>
+          <w:sz w:val="22"/>
+          <w:szCs w:val="22"/>
+        </w:rPr>
+        <w:t xml:space="preserve"> </w:t>
+      </w:r>
+      <w:r>
+        <w:rPr>
+          <w:rStyle w:val="HTMLCode"/>
+          <w:color w:val="1A1A1A"/>
+        </w:rPr>
+        <w:t>construction_db</w:t>
+      </w:r>
+      <w:r>
+        <w:rPr>
+          <w:rFonts w:ascii="Calibri" w:eastAsia="Times New Roman" w:hAnsi="Calibri" w:cs="Calibri"/>
+          <w:color w:val="1A1A1A"/>
+          <w:sz w:val="22"/>
+          <w:szCs w:val="22"/>
+        </w:rPr>
+        <w:t>.</w:t>
       </w:r>
     </w:p>
     <w:p>
@@ -795,25 +886,16 @@
           <w:sz w:val="22"/>
           <w:szCs w:val="22"/>
         </w:rPr>
-        <w:t>Only Admins change passwords.</w:t>
-      </w:r>
-      <w:r>
-        <w:rPr>
-          <w:rFonts w:ascii="Calibri" w:eastAsia="Times New Roman" w:hAnsi="Calibri" w:cs="Calibri"/>
-          <w:color w:val="1A1A1A"/>
-          <w:sz w:val="22"/>
-          <w:szCs w:val="22"/>
-        </w:rPr>
-        <w:t xml:space="preserve"> </w:t>
-      </w:r>
-      <w:r>
-        <w:rPr>
-          <w:rFonts w:ascii="Calibri" w:eastAsia="Times New Roman" w:hAnsi="Calibri" w:cs="Calibri"/>
-          <w:color w:val="1A1A1A"/>
-          <w:sz w:val="22"/>
-          <w:szCs w:val="22"/>
-        </w:rPr>
-        <w:t>Employees and Supervisors can't change their own.</w:t>
+        <w:t>Database username / password:</w:t>
+      </w:r>
+      <w:r>
+        <w:rPr>
+          <w:rFonts w:ascii="Calibri" w:eastAsia="Times New Roman" w:hAnsi="Calibri" w:cs="Calibri"/>
+          <w:color w:val="1A1A1A"/>
+          <w:sz w:val="22"/>
+          <w:szCs w:val="22"/>
+        </w:rPr>
+        <w:t xml:space="preserve"> given by your Admin.</w:t>
       </w:r>
     </w:p>
     <w:p>
@@ -832,12 +914,908 @@
       </w:pPr>
       <w:r>
         <w:rPr>
+          <w:rFonts w:ascii="Calibri" w:eastAsia="Times New Roman" w:hAnsi="Calibri" w:cs="Calibri"/>
+          <w:color w:val="1A1A1A"/>
+          <w:sz w:val="22"/>
+          <w:szCs w:val="22"/>
+        </w:rPr>
+        <w:t xml:space="preserve">Click </w:t>
+      </w:r>
+      <w:r>
+        <w:rPr>
           <w:rStyle w:val="Strong"/>
           <w:rFonts w:ascii="Calibri" w:eastAsia="Times New Roman" w:hAnsi="Calibri" w:cs="Calibri"/>
           <w:color w:val="1A1A1A"/>
           <w:sz w:val="22"/>
           <w:szCs w:val="22"/>
         </w:rPr>
+        <w:t>Test Connection</w:t>
+      </w:r>
+      <w:r>
+        <w:rPr>
+          <w:rFonts w:ascii="Calibri" w:eastAsia="Times New Roman" w:hAnsi="Calibri" w:cs="Calibri"/>
+          <w:color w:val="1A1A1A"/>
+          <w:sz w:val="22"/>
+          <w:szCs w:val="22"/>
+        </w:rPr>
+        <w:t xml:space="preserve">. When it says </w:t>
+      </w:r>
+      <w:r>
+        <w:rPr>
+          <w:rStyle w:val="Emphasis"/>
+          <w:rFonts w:ascii="Calibri" w:eastAsia="Times New Roman" w:hAnsi="Calibri" w:cs="Calibri"/>
+          <w:color w:val="1A1A1A"/>
+          <w:sz w:val="22"/>
+          <w:szCs w:val="22"/>
+        </w:rPr>
+        <w:t>Connected.</w:t>
+      </w:r>
+      <w:r>
+        <w:rPr>
+          <w:rFonts w:ascii="Calibri" w:eastAsia="Times New Roman" w:hAnsi="Calibri" w:cs="Calibri"/>
+          <w:color w:val="1A1A1A"/>
+          <w:sz w:val="22"/>
+          <w:szCs w:val="22"/>
+        </w:rPr>
+        <w:t xml:space="preserve">, click </w:t>
+      </w:r>
+      <w:r>
+        <w:rPr>
+          <w:rStyle w:val="Strong"/>
+          <w:rFonts w:ascii="Calibri" w:eastAsia="Times New Roman" w:hAnsi="Calibri" w:cs="Calibri"/>
+          <w:color w:val="1A1A1A"/>
+          <w:sz w:val="22"/>
+          <w:szCs w:val="22"/>
+        </w:rPr>
+        <w:t>Save</w:t>
+      </w:r>
+      <w:r>
+        <w:rPr>
+          <w:rFonts w:ascii="Calibri" w:eastAsia="Times New Roman" w:hAnsi="Calibri" w:cs="Calibri"/>
+          <w:color w:val="1A1A1A"/>
+          <w:sz w:val="22"/>
+          <w:szCs w:val="22"/>
+        </w:rPr>
+        <w:t>.</w:t>
+      </w:r>
+    </w:p>
+    <w:p>
+      <w:pPr>
+        <w:pStyle w:val="NormalWeb"/>
+        <w:rPr>
+          <w:rFonts w:ascii="Calibri" w:hAnsi="Calibri" w:cs="Calibri"/>
+          <w:color w:val="1A1A1A"/>
+          <w:sz w:val="22"/>
+          <w:szCs w:val="22"/>
+        </w:rPr>
+      </w:pPr>
+      <w:r>
+        <w:rPr>
+          <w:rFonts w:ascii="Calibri" w:hAnsi="Calibri" w:cs="Calibri"/>
+          <w:color w:val="1A1A1A"/>
+          <w:sz w:val="22"/>
+          <w:szCs w:val="22"/>
+        </w:rPr>
+        <w:t xml:space="preserve">The settings are saved on that computer only. To change them later, click </w:t>
+      </w:r>
+      <w:r>
+        <w:rPr>
+          <w:rStyle w:val="Strong"/>
+          <w:rFonts w:ascii="Calibri" w:hAnsi="Calibri" w:cs="Calibri"/>
+          <w:color w:val="1A1A1A"/>
+          <w:sz w:val="22"/>
+          <w:szCs w:val="22"/>
+        </w:rPr>
+        <w:t>Database settings</w:t>
+      </w:r>
+      <w:r>
+        <w:rPr>
+          <w:rFonts w:ascii="Calibri" w:hAnsi="Calibri" w:cs="Calibri"/>
+          <w:color w:val="1A1A1A"/>
+          <w:sz w:val="22"/>
+          <w:szCs w:val="22"/>
+        </w:rPr>
+        <w:t xml:space="preserve"> on the Sign In window.</w:t>
+      </w:r>
+    </w:p>
+    <w:p>
+      <w:pPr>
+        <w:pStyle w:val="Heading2"/>
+        <w:rPr>
+          <w:rFonts w:ascii="Calibri" w:eastAsia="Times New Roman" w:hAnsi="Calibri" w:cs="Calibri"/>
+        </w:rPr>
+      </w:pPr>
+      <w:r>
+        <w:rPr>
+          <w:rFonts w:ascii="Calibri" w:eastAsia="Times New Roman" w:hAnsi="Calibri" w:cs="Calibri"/>
+        </w:rPr>
+        <w:t>Signing in</w:t>
+      </w:r>
+    </w:p>
+    <w:p>
+      <w:pPr>
+        <w:numPr>
+          <w:ilvl w:val="0"/>
+          <w:numId w:val="2"/>
+        </w:numPr>
+        <w:spacing w:before="100" w:beforeAutospacing="1" w:after="100" w:afterAutospacing="1"/>
+        <w:rPr>
+          <w:rFonts w:ascii="Calibri" w:eastAsia="Times New Roman" w:hAnsi="Calibri" w:cs="Calibri"/>
+          <w:color w:val="1A1A1A"/>
+          <w:sz w:val="22"/>
+          <w:szCs w:val="22"/>
+        </w:rPr>
+      </w:pPr>
+      <w:r>
+        <w:rPr>
+          <w:rFonts w:ascii="Calibri" w:eastAsia="Times New Roman" w:hAnsi="Calibri" w:cs="Calibri"/>
+          <w:color w:val="1A1A1A"/>
+          <w:sz w:val="22"/>
+          <w:szCs w:val="22"/>
+        </w:rPr>
+        <w:t xml:space="preserve">Type your </w:t>
+      </w:r>
+      <w:r>
+        <w:rPr>
+          <w:rStyle w:val="Strong"/>
+          <w:rFonts w:ascii="Calibri" w:eastAsia="Times New Roman" w:hAnsi="Calibri" w:cs="Calibri"/>
+          <w:color w:val="1A1A1A"/>
+          <w:sz w:val="22"/>
+          <w:szCs w:val="22"/>
+        </w:rPr>
+        <w:t>username</w:t>
+      </w:r>
+      <w:r>
+        <w:rPr>
+          <w:rFonts w:ascii="Calibri" w:eastAsia="Times New Roman" w:hAnsi="Calibri" w:cs="Calibri"/>
+          <w:color w:val="1A1A1A"/>
+          <w:sz w:val="22"/>
+          <w:szCs w:val="22"/>
+        </w:rPr>
+        <w:t xml:space="preserve"> (capital letters don't matter) and </w:t>
+      </w:r>
+      <w:r>
+        <w:rPr>
+          <w:rStyle w:val="Strong"/>
+          <w:rFonts w:ascii="Calibri" w:eastAsia="Times New Roman" w:hAnsi="Calibri" w:cs="Calibri"/>
+          <w:color w:val="1A1A1A"/>
+          <w:sz w:val="22"/>
+          <w:szCs w:val="22"/>
+        </w:rPr>
+        <w:t>password</w:t>
+      </w:r>
+      <w:r>
+        <w:rPr>
+          <w:rFonts w:ascii="Calibri" w:eastAsia="Times New Roman" w:hAnsi="Calibri" w:cs="Calibri"/>
+          <w:color w:val="1A1A1A"/>
+          <w:sz w:val="22"/>
+          <w:szCs w:val="22"/>
+        </w:rPr>
+        <w:t>.</w:t>
+      </w:r>
+    </w:p>
+    <w:p>
+      <w:pPr>
+        <w:numPr>
+          <w:ilvl w:val="0"/>
+          <w:numId w:val="2"/>
+        </w:numPr>
+        <w:spacing w:before="100" w:beforeAutospacing="1" w:after="100" w:afterAutospacing="1"/>
+        <w:rPr>
+          <w:rFonts w:ascii="Calibri" w:eastAsia="Times New Roman" w:hAnsi="Calibri" w:cs="Calibri"/>
+          <w:color w:val="1A1A1A"/>
+          <w:sz w:val="22"/>
+          <w:szCs w:val="22"/>
+        </w:rPr>
+      </w:pPr>
+      <w:r>
+        <w:rPr>
+          <w:rFonts w:ascii="Calibri" w:eastAsia="Times New Roman" w:hAnsi="Calibri" w:cs="Calibri"/>
+          <w:color w:val="1A1A1A"/>
+          <w:sz w:val="22"/>
+          <w:szCs w:val="22"/>
+        </w:rPr>
+        <w:t xml:space="preserve">Tick </w:t>
+      </w:r>
+      <w:r>
+        <w:rPr>
+          <w:rStyle w:val="Strong"/>
+          <w:rFonts w:ascii="Calibri" w:eastAsia="Times New Roman" w:hAnsi="Calibri" w:cs="Calibri"/>
+          <w:color w:val="1A1A1A"/>
+          <w:sz w:val="22"/>
+          <w:szCs w:val="22"/>
+        </w:rPr>
+        <w:t>Show password</w:t>
+      </w:r>
+      <w:r>
+        <w:rPr>
+          <w:rFonts w:ascii="Calibri" w:eastAsia="Times New Roman" w:hAnsi="Calibri" w:cs="Calibri"/>
+          <w:color w:val="1A1A1A"/>
+          <w:sz w:val="22"/>
+          <w:szCs w:val="22"/>
+        </w:rPr>
+        <w:t xml:space="preserve"> if you want to check what you typed.</w:t>
+      </w:r>
+    </w:p>
+    <w:p>
+      <w:pPr>
+        <w:numPr>
+          <w:ilvl w:val="0"/>
+          <w:numId w:val="2"/>
+        </w:numPr>
+        <w:spacing w:before="100" w:beforeAutospacing="1" w:after="100" w:afterAutospacing="1"/>
+        <w:rPr>
+          <w:rFonts w:ascii="Calibri" w:eastAsia="Times New Roman" w:hAnsi="Calibri" w:cs="Calibri"/>
+          <w:color w:val="1A1A1A"/>
+          <w:sz w:val="22"/>
+          <w:szCs w:val="22"/>
+        </w:rPr>
+      </w:pPr>
+      <w:r>
+        <w:rPr>
+          <w:rFonts w:ascii="Calibri" w:eastAsia="Times New Roman" w:hAnsi="Calibri" w:cs="Calibri"/>
+          <w:color w:val="1A1A1A"/>
+          <w:sz w:val="22"/>
+          <w:szCs w:val="22"/>
+        </w:rPr>
+        <w:t xml:space="preserve">Click </w:t>
+      </w:r>
+      <w:r>
+        <w:rPr>
+          <w:rStyle w:val="Strong"/>
+          <w:rFonts w:ascii="Calibri" w:eastAsia="Times New Roman" w:hAnsi="Calibri" w:cs="Calibri"/>
+          <w:color w:val="1A1A1A"/>
+          <w:sz w:val="22"/>
+          <w:szCs w:val="22"/>
+        </w:rPr>
+        <w:t>Sign In</w:t>
+      </w:r>
+      <w:r>
+        <w:rPr>
+          <w:rFonts w:ascii="Calibri" w:eastAsia="Times New Roman" w:hAnsi="Calibri" w:cs="Calibri"/>
+          <w:color w:val="1A1A1A"/>
+          <w:sz w:val="22"/>
+          <w:szCs w:val="22"/>
+        </w:rPr>
+        <w:t xml:space="preserve"> (or press Enter).</w:t>
+      </w:r>
+    </w:p>
+    <w:p>
+      <w:pPr>
+        <w:pStyle w:val="NormalWeb"/>
+        <w:rPr>
+          <w:rFonts w:ascii="Calibri" w:hAnsi="Calibri" w:cs="Calibri"/>
+          <w:color w:val="1A1A1A"/>
+          <w:sz w:val="22"/>
+          <w:szCs w:val="22"/>
+        </w:rPr>
+      </w:pPr>
+      <w:r>
+        <w:rPr>
+          <w:rFonts w:ascii="Calibri" w:hAnsi="Calibri" w:cs="Calibri"/>
+          <w:color w:val="1A1A1A"/>
+          <w:sz w:val="22"/>
+          <w:szCs w:val="22"/>
+        </w:rPr>
+        <w:t>If it doesn't work, the message under the password box tells you why:</w:t>
+      </w:r>
+    </w:p>
+    <w:tbl>
+      <w:tblPr>
+        <w:tblW w:w="0" w:type="auto"/>
+        <w:tblCellMar>
+          <w:top w:w="15" w:type="dxa"/>
+          <w:left w:w="15" w:type="dxa"/>
+          <w:bottom w:w="15" w:type="dxa"/>
+          <w:right w:w="15" w:type="dxa"/>
+        </w:tblCellMar>
+        <w:tblLook w:val="04A0" w:firstRow="1" w:lastRow="0" w:firstColumn="1" w:lastColumn="0" w:noHBand="0" w:noVBand="1"/>
+      </w:tblPr>
+      <w:tblGrid>
+        <w:gridCol w:w="4327"/>
+        <w:gridCol w:w="5017"/>
+      </w:tblGrid>
+      <w:tr>
+        <w:trPr>
+          <w:tblHeader/>
+        </w:trPr>
+        <w:tc>
+          <w:tcPr>
+            <w:tcW w:w="0" w:type="auto"/>
+            <w:tcBorders>
+              <w:top w:val="single" w:sz="6" w:space="0" w:color="BFBFBF"/>
+              <w:left w:val="single" w:sz="6" w:space="0" w:color="BFBFBF"/>
+              <w:bottom w:val="single" w:sz="6" w:space="0" w:color="BFBFBF"/>
+              <w:right w:val="single" w:sz="6" w:space="0" w:color="BFBFBF"/>
+            </w:tcBorders>
+            <w:shd w:val="clear" w:color="auto" w:fill="1F3864"/>
+            <w:tcMar>
+              <w:top w:w="60" w:type="dxa"/>
+              <w:left w:w="120" w:type="dxa"/>
+              <w:bottom w:w="60" w:type="dxa"/>
+              <w:right w:w="120" w:type="dxa"/>
+            </w:tcMar>
+            <w:vAlign w:val="center"/>
+            <w:hideMark/>
+          </w:tcPr>
+          <w:p>
+            <w:pPr>
+              <w:spacing w:before="120" w:after="120"/>
+              <w:rPr>
+                <w:rFonts w:ascii="Calibri" w:eastAsia="Times New Roman" w:hAnsi="Calibri" w:cs="Calibri"/>
+                <w:b/>
+                <w:bCs/>
+                <w:color w:val="FFFFFF"/>
+                <w:sz w:val="22"/>
+                <w:szCs w:val="22"/>
+              </w:rPr>
+            </w:pPr>
+            <w:r>
+              <w:rPr>
+                <w:rFonts w:ascii="Calibri" w:eastAsia="Times New Roman" w:hAnsi="Calibri" w:cs="Calibri"/>
+                <w:b/>
+                <w:bCs/>
+                <w:color w:val="FFFFFF"/>
+                <w:sz w:val="22"/>
+                <w:szCs w:val="22"/>
+              </w:rPr>
+              <w:t>Message</w:t>
+            </w:r>
+          </w:p>
+        </w:tc>
+        <w:tc>
+          <w:tcPr>
+            <w:tcW w:w="0" w:type="auto"/>
+            <w:tcBorders>
+              <w:top w:val="single" w:sz="6" w:space="0" w:color="BFBFBF"/>
+              <w:left w:val="single" w:sz="6" w:space="0" w:color="BFBFBF"/>
+              <w:bottom w:val="single" w:sz="6" w:space="0" w:color="BFBFBF"/>
+              <w:right w:val="single" w:sz="6" w:space="0" w:color="BFBFBF"/>
+            </w:tcBorders>
+            <w:shd w:val="clear" w:color="auto" w:fill="1F3864"/>
+            <w:tcMar>
+              <w:top w:w="60" w:type="dxa"/>
+              <w:left w:w="120" w:type="dxa"/>
+              <w:bottom w:w="60" w:type="dxa"/>
+              <w:right w:w="120" w:type="dxa"/>
+            </w:tcMar>
+            <w:vAlign w:val="center"/>
+            <w:hideMark/>
+          </w:tcPr>
+          <w:p>
+            <w:pPr>
+              <w:spacing w:before="120" w:after="120"/>
+              <w:rPr>
+                <w:rFonts w:ascii="Calibri" w:eastAsia="Times New Roman" w:hAnsi="Calibri" w:cs="Calibri"/>
+                <w:b/>
+                <w:bCs/>
+                <w:color w:val="FFFFFF"/>
+                <w:sz w:val="22"/>
+                <w:szCs w:val="22"/>
+              </w:rPr>
+            </w:pPr>
+            <w:r>
+              <w:rPr>
+                <w:rFonts w:ascii="Calibri" w:eastAsia="Times New Roman" w:hAnsi="Calibri" w:cs="Calibri"/>
+                <w:b/>
+                <w:bCs/>
+                <w:color w:val="FFFFFF"/>
+                <w:sz w:val="22"/>
+                <w:szCs w:val="22"/>
+              </w:rPr>
+              <w:t>Meaning</w:t>
+            </w:r>
+          </w:p>
+        </w:tc>
+      </w:tr>
+      <w:tr>
+        <w:tc>
+          <w:tcPr>
+            <w:tcW w:w="0" w:type="auto"/>
+            <w:tcBorders>
+              <w:top w:val="single" w:sz="6" w:space="0" w:color="BFBFBF"/>
+              <w:left w:val="single" w:sz="6" w:space="0" w:color="BFBFBF"/>
+              <w:bottom w:val="single" w:sz="6" w:space="0" w:color="BFBFBF"/>
+              <w:right w:val="single" w:sz="6" w:space="0" w:color="BFBFBF"/>
+            </w:tcBorders>
+            <w:tcMar>
+              <w:top w:w="60" w:type="dxa"/>
+              <w:left w:w="120" w:type="dxa"/>
+              <w:bottom w:w="60" w:type="dxa"/>
+              <w:right w:w="120" w:type="dxa"/>
+            </w:tcMar>
+            <w:hideMark/>
+          </w:tcPr>
+          <w:p>
+            <w:pPr>
+              <w:spacing w:before="120" w:after="120"/>
+              <w:rPr>
+                <w:rFonts w:ascii="Calibri" w:eastAsia="Times New Roman" w:hAnsi="Calibri" w:cs="Calibri"/>
+                <w:color w:val="1A1A1A"/>
+                <w:sz w:val="22"/>
+                <w:szCs w:val="22"/>
+              </w:rPr>
+            </w:pPr>
+            <w:r>
+              <w:rPr>
+                <w:rFonts w:ascii="Calibri" w:eastAsia="Times New Roman" w:hAnsi="Calibri" w:cs="Calibri"/>
+                <w:color w:val="1A1A1A"/>
+                <w:sz w:val="22"/>
+                <w:szCs w:val="22"/>
+              </w:rPr>
+              <w:t xml:space="preserve">Wrong username or password. </w:t>
+            </w:r>
+            <w:r>
+              <w:rPr>
+                <w:rStyle w:val="Emphasis"/>
+                <w:rFonts w:ascii="Calibri" w:eastAsia="Times New Roman" w:hAnsi="Calibri" w:cs="Calibri"/>
+                <w:color w:val="1A1A1A"/>
+                <w:sz w:val="22"/>
+                <w:szCs w:val="22"/>
+              </w:rPr>
+              <w:t>N</w:t>
+            </w:r>
+            <w:r>
+              <w:rPr>
+                <w:rFonts w:ascii="Calibri" w:eastAsia="Times New Roman" w:hAnsi="Calibri" w:cs="Calibri"/>
+                <w:color w:val="1A1A1A"/>
+                <w:sz w:val="22"/>
+                <w:szCs w:val="22"/>
+              </w:rPr>
+              <w:t xml:space="preserve"> attempts left...</w:t>
+            </w:r>
+          </w:p>
+        </w:tc>
+        <w:tc>
+          <w:tcPr>
+            <w:tcW w:w="0" w:type="auto"/>
+            <w:tcBorders>
+              <w:top w:val="single" w:sz="6" w:space="0" w:color="BFBFBF"/>
+              <w:left w:val="single" w:sz="6" w:space="0" w:color="BFBFBF"/>
+              <w:bottom w:val="single" w:sz="6" w:space="0" w:color="BFBFBF"/>
+              <w:right w:val="single" w:sz="6" w:space="0" w:color="BFBFBF"/>
+            </w:tcBorders>
+            <w:tcMar>
+              <w:top w:w="60" w:type="dxa"/>
+              <w:left w:w="120" w:type="dxa"/>
+              <w:bottom w:w="60" w:type="dxa"/>
+              <w:right w:w="120" w:type="dxa"/>
+            </w:tcMar>
+            <w:hideMark/>
+          </w:tcPr>
+          <w:p>
+            <w:pPr>
+              <w:spacing w:before="120" w:after="120"/>
+              <w:rPr>
+                <w:rFonts w:ascii="Calibri" w:eastAsia="Times New Roman" w:hAnsi="Calibri" w:cs="Calibri"/>
+                <w:color w:val="1A1A1A"/>
+                <w:sz w:val="22"/>
+                <w:szCs w:val="22"/>
+              </w:rPr>
+            </w:pPr>
+            <w:r>
+              <w:rPr>
+                <w:rFonts w:ascii="Calibri" w:eastAsia="Times New Roman" w:hAnsi="Calibri" w:cs="Calibri"/>
+                <w:color w:val="1A1A1A"/>
+                <w:sz w:val="22"/>
+                <w:szCs w:val="22"/>
+              </w:rPr>
+              <w:t>Try again carefully. After 5 wrong tries the account locks.</w:t>
+            </w:r>
+          </w:p>
+        </w:tc>
+      </w:tr>
+      <w:tr>
+        <w:tc>
+          <w:tcPr>
+            <w:tcW w:w="0" w:type="auto"/>
+            <w:tcBorders>
+              <w:top w:val="single" w:sz="6" w:space="0" w:color="BFBFBF"/>
+              <w:left w:val="single" w:sz="6" w:space="0" w:color="BFBFBF"/>
+              <w:bottom w:val="single" w:sz="6" w:space="0" w:color="BFBFBF"/>
+              <w:right w:val="single" w:sz="6" w:space="0" w:color="BFBFBF"/>
+            </w:tcBorders>
+            <w:tcMar>
+              <w:top w:w="60" w:type="dxa"/>
+              <w:left w:w="120" w:type="dxa"/>
+              <w:bottom w:w="60" w:type="dxa"/>
+              <w:right w:w="120" w:type="dxa"/>
+            </w:tcMar>
+            <w:hideMark/>
+          </w:tcPr>
+          <w:p>
+            <w:pPr>
+              <w:spacing w:before="120" w:after="120"/>
+              <w:rPr>
+                <w:rFonts w:ascii="Calibri" w:eastAsia="Times New Roman" w:hAnsi="Calibri" w:cs="Calibri"/>
+                <w:color w:val="1A1A1A"/>
+                <w:sz w:val="22"/>
+                <w:szCs w:val="22"/>
+              </w:rPr>
+            </w:pPr>
+            <w:r>
+              <w:rPr>
+                <w:rFonts w:ascii="Calibri" w:eastAsia="Times New Roman" w:hAnsi="Calibri" w:cs="Calibri"/>
+                <w:color w:val="1A1A1A"/>
+                <w:sz w:val="22"/>
+                <w:szCs w:val="22"/>
+              </w:rPr>
+              <w:t>This account is locked...</w:t>
+            </w:r>
+          </w:p>
+        </w:tc>
+        <w:tc>
+          <w:tcPr>
+            <w:tcW w:w="0" w:type="auto"/>
+            <w:tcBorders>
+              <w:top w:val="single" w:sz="6" w:space="0" w:color="BFBFBF"/>
+              <w:left w:val="single" w:sz="6" w:space="0" w:color="BFBFBF"/>
+              <w:bottom w:val="single" w:sz="6" w:space="0" w:color="BFBFBF"/>
+              <w:right w:val="single" w:sz="6" w:space="0" w:color="BFBFBF"/>
+            </w:tcBorders>
+            <w:tcMar>
+              <w:top w:w="60" w:type="dxa"/>
+              <w:left w:w="120" w:type="dxa"/>
+              <w:bottom w:w="60" w:type="dxa"/>
+              <w:right w:w="120" w:type="dxa"/>
+            </w:tcMar>
+            <w:hideMark/>
+          </w:tcPr>
+          <w:p>
+            <w:pPr>
+              <w:spacing w:before="120" w:after="120"/>
+              <w:rPr>
+                <w:rFonts w:ascii="Calibri" w:eastAsia="Times New Roman" w:hAnsi="Calibri" w:cs="Calibri"/>
+                <w:color w:val="1A1A1A"/>
+                <w:sz w:val="22"/>
+                <w:szCs w:val="22"/>
+              </w:rPr>
+            </w:pPr>
+            <w:r>
+              <w:rPr>
+                <w:rFonts w:ascii="Calibri" w:eastAsia="Times New Roman" w:hAnsi="Calibri" w:cs="Calibri"/>
+                <w:color w:val="1A1A1A"/>
+                <w:sz w:val="22"/>
+                <w:szCs w:val="22"/>
+              </w:rPr>
+              <w:t>Ask an Admin to unlock it.</w:t>
+            </w:r>
+          </w:p>
+        </w:tc>
+      </w:tr>
+      <w:tr>
+        <w:tc>
+          <w:tcPr>
+            <w:tcW w:w="0" w:type="auto"/>
+            <w:tcBorders>
+              <w:top w:val="single" w:sz="6" w:space="0" w:color="BFBFBF"/>
+              <w:left w:val="single" w:sz="6" w:space="0" w:color="BFBFBF"/>
+              <w:bottom w:val="single" w:sz="6" w:space="0" w:color="BFBFBF"/>
+              <w:right w:val="single" w:sz="6" w:space="0" w:color="BFBFBF"/>
+            </w:tcBorders>
+            <w:tcMar>
+              <w:top w:w="60" w:type="dxa"/>
+              <w:left w:w="120" w:type="dxa"/>
+              <w:bottom w:w="60" w:type="dxa"/>
+              <w:right w:w="120" w:type="dxa"/>
+            </w:tcMar>
+            <w:hideMark/>
+          </w:tcPr>
+          <w:p>
+            <w:pPr>
+              <w:spacing w:before="120" w:after="120"/>
+              <w:rPr>
+                <w:rFonts w:ascii="Calibri" w:eastAsia="Times New Roman" w:hAnsi="Calibri" w:cs="Calibri"/>
+                <w:color w:val="1A1A1A"/>
+                <w:sz w:val="22"/>
+                <w:szCs w:val="22"/>
+              </w:rPr>
+            </w:pPr>
+            <w:r>
+              <w:rPr>
+                <w:rFonts w:ascii="Calibri" w:eastAsia="Times New Roman" w:hAnsi="Calibri" w:cs="Calibri"/>
+                <w:color w:val="1A1A1A"/>
+                <w:sz w:val="22"/>
+                <w:szCs w:val="22"/>
+              </w:rPr>
+              <w:t>This account is turned off...</w:t>
+            </w:r>
+          </w:p>
+        </w:tc>
+        <w:tc>
+          <w:tcPr>
+            <w:tcW w:w="0" w:type="auto"/>
+            <w:tcBorders>
+              <w:top w:val="single" w:sz="6" w:space="0" w:color="BFBFBF"/>
+              <w:left w:val="single" w:sz="6" w:space="0" w:color="BFBFBF"/>
+              <w:bottom w:val="single" w:sz="6" w:space="0" w:color="BFBFBF"/>
+              <w:right w:val="single" w:sz="6" w:space="0" w:color="BFBFBF"/>
+            </w:tcBorders>
+            <w:tcMar>
+              <w:top w:w="60" w:type="dxa"/>
+              <w:left w:w="120" w:type="dxa"/>
+              <w:bottom w:w="60" w:type="dxa"/>
+              <w:right w:w="120" w:type="dxa"/>
+            </w:tcMar>
+            <w:hideMark/>
+          </w:tcPr>
+          <w:p>
+            <w:pPr>
+              <w:spacing w:before="120" w:after="120"/>
+              <w:rPr>
+                <w:rFonts w:ascii="Calibri" w:eastAsia="Times New Roman" w:hAnsi="Calibri" w:cs="Calibri"/>
+                <w:color w:val="1A1A1A"/>
+                <w:sz w:val="22"/>
+                <w:szCs w:val="22"/>
+              </w:rPr>
+            </w:pPr>
+            <w:r>
+              <w:rPr>
+                <w:rFonts w:ascii="Calibri" w:eastAsia="Times New Roman" w:hAnsi="Calibri" w:cs="Calibri"/>
+                <w:color w:val="1A1A1A"/>
+                <w:sz w:val="22"/>
+                <w:szCs w:val="22"/>
+              </w:rPr>
+              <w:t>Your account was disabled. Ask an Admin.</w:t>
+            </w:r>
+          </w:p>
+        </w:tc>
+      </w:tr>
+    </w:tbl>
+    <w:p>
+      <w:pPr>
+        <w:pStyle w:val="Heading2"/>
+        <w:rPr>
+          <w:rFonts w:ascii="Calibri" w:eastAsia="Times New Roman" w:hAnsi="Calibri" w:cs="Calibri"/>
+        </w:rPr>
+      </w:pPr>
+      <w:r>
+        <w:rPr>
+          <w:rFonts w:ascii="Calibri" w:eastAsia="Times New Roman" w:hAnsi="Calibri" w:cs="Calibri"/>
+        </w:rPr>
+        <w:t>Signing out</w:t>
+      </w:r>
+    </w:p>
+    <w:p>
+      <w:pPr>
+        <w:pStyle w:val="NormalWeb"/>
+        <w:rPr>
+          <w:rFonts w:ascii="Calibri" w:hAnsi="Calibri" w:cs="Calibri"/>
+          <w:color w:val="1A1A1A"/>
+          <w:sz w:val="22"/>
+          <w:szCs w:val="22"/>
+        </w:rPr>
+      </w:pPr>
+      <w:r>
+        <w:rPr>
+          <w:rFonts w:ascii="Calibri" w:hAnsi="Calibri" w:cs="Calibri"/>
+          <w:color w:val="1A1A1A"/>
+          <w:sz w:val="22"/>
+          <w:szCs w:val="22"/>
+        </w:rPr>
+        <w:t xml:space="preserve">Click </w:t>
+      </w:r>
+      <w:r>
+        <w:rPr>
+          <w:rStyle w:val="Strong"/>
+          <w:rFonts w:ascii="Calibri" w:hAnsi="Calibri" w:cs="Calibri"/>
+          <w:color w:val="1A1A1A"/>
+          <w:sz w:val="22"/>
+          <w:szCs w:val="22"/>
+        </w:rPr>
+        <w:t>Sign Out</w:t>
+      </w:r>
+      <w:r>
+        <w:rPr>
+          <w:rFonts w:ascii="Calibri" w:hAnsi="Calibri" w:cs="Calibri"/>
+          <w:color w:val="1A1A1A"/>
+          <w:sz w:val="22"/>
+          <w:szCs w:val="22"/>
+        </w:rPr>
+        <w:t>, or close the window. Both are recorded.</w:t>
+      </w:r>
+    </w:p>
+    <w:p>
+      <w:pPr>
+        <w:pStyle w:val="Heading2"/>
+        <w:rPr>
+          <w:rFonts w:ascii="Calibri" w:eastAsia="Times New Roman" w:hAnsi="Calibri" w:cs="Calibri"/>
+        </w:rPr>
+      </w:pPr>
+      <w:r>
+        <w:rPr>
+          <w:rFonts w:ascii="Calibri" w:eastAsia="Times New Roman" w:hAnsi="Calibri" w:cs="Calibri"/>
+        </w:rPr>
+        <w:t>Rules</w:t>
+      </w:r>
+    </w:p>
+    <w:p>
+      <w:pPr>
+        <w:numPr>
+          <w:ilvl w:val="0"/>
+          <w:numId w:val="3"/>
+        </w:numPr>
+        <w:spacing w:before="100" w:beforeAutospacing="1" w:after="100" w:afterAutospacing="1"/>
+        <w:rPr>
+          <w:rFonts w:ascii="Calibri" w:eastAsia="Times New Roman" w:hAnsi="Calibri" w:cs="Calibri"/>
+          <w:color w:val="1A1A1A"/>
+          <w:sz w:val="22"/>
+          <w:szCs w:val="22"/>
+        </w:rPr>
+      </w:pPr>
+      <w:r>
+        <w:rPr>
+          <w:rStyle w:val="Strong"/>
+          <w:rFonts w:ascii="Calibri" w:eastAsia="Times New Roman" w:hAnsi="Calibri" w:cs="Calibri"/>
+          <w:color w:val="1A1A1A"/>
+          <w:sz w:val="22"/>
+          <w:szCs w:val="22"/>
+        </w:rPr>
+        <w:t>One sign in</w:t>
+      </w:r>
+      <w:r>
+        <w:rPr>
+          <w:rFonts w:ascii="Calibri" w:eastAsia="Times New Roman" w:hAnsi="Calibri" w:cs="Calibri"/>
+          <w:color w:val="1A1A1A"/>
+          <w:sz w:val="22"/>
+          <w:szCs w:val="22"/>
+        </w:rPr>
+        <w:t xml:space="preserve"> for the whole app.</w:t>
+      </w:r>
+    </w:p>
+    <w:p>
+      <w:pPr>
+        <w:numPr>
+          <w:ilvl w:val="0"/>
+          <w:numId w:val="3"/>
+        </w:numPr>
+        <w:spacing w:before="100" w:beforeAutospacing="1" w:after="100" w:afterAutospacing="1"/>
+        <w:rPr>
+          <w:rFonts w:ascii="Calibri" w:eastAsia="Times New Roman" w:hAnsi="Calibri" w:cs="Calibri"/>
+          <w:color w:val="1A1A1A"/>
+          <w:sz w:val="22"/>
+          <w:szCs w:val="22"/>
+        </w:rPr>
+      </w:pPr>
+      <w:r>
+        <w:rPr>
+          <w:rStyle w:val="Strong"/>
+          <w:rFonts w:ascii="Calibri" w:eastAsia="Times New Roman" w:hAnsi="Calibri" w:cs="Calibri"/>
+          <w:color w:val="1A1A1A"/>
+          <w:sz w:val="22"/>
+          <w:szCs w:val="22"/>
+        </w:rPr>
+        <w:t>5 wrong passwords</w:t>
+      </w:r>
+      <w:r>
+        <w:rPr>
+          <w:rFonts w:ascii="Calibri" w:eastAsia="Times New Roman" w:hAnsi="Calibri" w:cs="Calibri"/>
+          <w:color w:val="1A1A1A"/>
+          <w:sz w:val="22"/>
+          <w:szCs w:val="22"/>
+        </w:rPr>
+        <w:t xml:space="preserve"> lock the account. Only an Admin can unlock it.</w:t>
+      </w:r>
+    </w:p>
+    <w:p>
+      <w:pPr>
+        <w:numPr>
+          <w:ilvl w:val="0"/>
+          <w:numId w:val="3"/>
+        </w:numPr>
+        <w:spacing w:before="100" w:beforeAutospacing="1" w:after="100" w:afterAutospacing="1"/>
+        <w:rPr>
+          <w:rFonts w:ascii="Calibri" w:eastAsia="Times New Roman" w:hAnsi="Calibri" w:cs="Calibri"/>
+          <w:color w:val="1A1A1A"/>
+          <w:sz w:val="22"/>
+          <w:szCs w:val="22"/>
+        </w:rPr>
+      </w:pPr>
+      <w:r>
+        <w:rPr>
+          <w:rStyle w:val="Strong"/>
+          <w:rFonts w:ascii="Calibri" w:eastAsia="Times New Roman" w:hAnsi="Calibri" w:cs="Calibri"/>
+          <w:color w:val="1A1A1A"/>
+          <w:sz w:val="22"/>
+          <w:szCs w:val="22"/>
+        </w:rPr>
+        <w:t>Forgot your password?</w:t>
+      </w:r>
+      <w:r>
+        <w:rPr>
+          <w:rFonts w:ascii="Calibri" w:eastAsia="Times New Roman" w:hAnsi="Calibri" w:cs="Calibri"/>
+          <w:color w:val="1A1A1A"/>
+          <w:sz w:val="22"/>
+          <w:szCs w:val="22"/>
+        </w:rPr>
+        <w:t xml:space="preserve"> Click </w:t>
+      </w:r>
+      <w:r>
+        <w:rPr>
+          <w:rStyle w:val="Emphasis"/>
+          <w:rFonts w:ascii="Calibri" w:eastAsia="Times New Roman" w:hAnsi="Calibri" w:cs="Calibri"/>
+          <w:color w:val="1A1A1A"/>
+          <w:sz w:val="22"/>
+          <w:szCs w:val="22"/>
+        </w:rPr>
+        <w:t>Forgot Password</w:t>
+      </w:r>
+      <w:r>
+        <w:rPr>
+          <w:rFonts w:ascii="Calibri" w:eastAsia="Times New Roman" w:hAnsi="Calibri" w:cs="Calibri"/>
+          <w:color w:val="1A1A1A"/>
+          <w:sz w:val="22"/>
+          <w:szCs w:val="22"/>
+        </w:rPr>
+        <w:t xml:space="preserve"> </w:t>
+      </w:r>
+      <w:r>
+        <w:rPr>
+          <w:rFonts w:ascii="Calibri" w:eastAsia="Times New Roman" w:hAnsi="Calibri" w:cs="Calibri"/>
+          <w:color w:val="1A1A1A"/>
+          <w:sz w:val="22"/>
+          <w:szCs w:val="22"/>
+        </w:rPr>
+        <w:t>and type your username. The Admins get a request and will give you a new password in person. (Admins use their security question instead.)</w:t>
+      </w:r>
+    </w:p>
+    <w:p>
+      <w:pPr>
+        <w:numPr>
+          <w:ilvl w:val="0"/>
+          <w:numId w:val="3"/>
+        </w:numPr>
+        <w:spacing w:before="100" w:beforeAutospacing="1" w:after="100" w:afterAutospacing="1"/>
+        <w:rPr>
+          <w:rFonts w:ascii="Calibri" w:eastAsia="Times New Roman" w:hAnsi="Calibri" w:cs="Calibri"/>
+          <w:color w:val="1A1A1A"/>
+          <w:sz w:val="22"/>
+          <w:szCs w:val="22"/>
+        </w:rPr>
+      </w:pPr>
+      <w:r>
+        <w:rPr>
+          <w:rStyle w:val="Strong"/>
+          <w:rFonts w:ascii="Calibri" w:eastAsia="Times New Roman" w:hAnsi="Calibri" w:cs="Calibri"/>
+          <w:color w:val="1A1A1A"/>
+          <w:sz w:val="22"/>
+          <w:szCs w:val="22"/>
+        </w:rPr>
+        <w:t>Only Admins change passwords.</w:t>
+      </w:r>
+      <w:r>
+        <w:rPr>
+          <w:rFonts w:ascii="Calibri" w:eastAsia="Times New Roman" w:hAnsi="Calibri" w:cs="Calibri"/>
+          <w:color w:val="1A1A1A"/>
+          <w:sz w:val="22"/>
+          <w:szCs w:val="22"/>
+        </w:rPr>
+        <w:t xml:space="preserve"> Employees and Supervisors can't change their own.</w:t>
+      </w:r>
+    </w:p>
+    <w:p>
+      <w:pPr>
+        <w:numPr>
+          <w:ilvl w:val="0"/>
+          <w:numId w:val="3"/>
+        </w:numPr>
+        <w:spacing w:before="100" w:beforeAutospacing="1" w:after="100" w:afterAutospacing="1"/>
+        <w:rPr>
+          <w:rFonts w:ascii="Calibri" w:eastAsia="Times New Roman" w:hAnsi="Calibri" w:cs="Calibri"/>
+          <w:color w:val="1A1A1A"/>
+          <w:sz w:val="22"/>
+          <w:szCs w:val="22"/>
+        </w:rPr>
+      </w:pPr>
+      <w:r>
+        <w:rPr>
+          <w:rStyle w:val="Strong"/>
+          <w:rFonts w:ascii="Calibri" w:eastAsia="Times New Roman" w:hAnsi="Calibri" w:cs="Calibri"/>
+          <w:color w:val="1A1A1A"/>
+          <w:sz w:val="22"/>
+          <w:szCs w:val="22"/>
+        </w:rPr>
+        <w:lastRenderedPageBreak/>
         <w:t>Idle check:</w:t>
       </w:r>
       <w:r>
@@ -1029,9 +2007,9 @@
 <file path=word/numbering.xml><?xml version="1.0" encoding="utf-8"?>
 <w:numbering xmlns:wpc="http://schemas.microsoft.com/office/word/2010/wordprocessingCanvas" xmlns:cx="http://schemas.microsoft.com/office/drawing/2014/chartex" xmlns:cx1="http://schemas.microsoft.com/office/drawing/2015/9/8/chartex" xmlns:cx2="http://schemas.microsoft.com/office/drawing/2015/10/21/chartex" xmlns:cx3="http://schemas.microsoft.com/office/drawing/2016/5/9/chartex" xmlns:cx4="http://schemas.microsoft.com/office/drawing/2016/5/10/chartex" xmlns:cx5="http://schemas.microsoft.com/office/drawing/2016/5/11/chartex" xmlns:cx6="http://schemas.microsoft.com/office/drawing/2016/5/12/chartex" xmlns:cx7="http://schemas.microsoft.com/office/drawing/2016/5/13/chartex" xmlns:cx8="http://schemas.microsoft.com/office/drawing/2016/5/14/chartex" xmlns:mc="http://schemas.openxmlformats.org/markup-compatibility/2006" xmlns:aink="http://schemas.microsoft.com/office/drawing/2016/ink" xmlns:am3d="http://schemas.microsoft.com/office/drawing/2017/model3d" xmlns:o="urn:schemas-microsoft-com:office:office" xmlns:oel="http://schemas.microsoft.com/office/2019/extlst" xmlns:r="http://schemas.openxmlformats.org/officeDocument/2006/relationships" xmlns:m="http://schemas.openxmlformats.org/officeDocument/2006/math" xmlns:v="urn:schemas-microsoft-com:vml" xmlns:wp14="http://schemas.microsoft.com/office/word/2010/wordprocessingDrawing" xmlns:wp="http://schemas.openxmlformats.org/drawingml/2006/wordprocessingDrawing" xmlns:w10="urn:schemas-microsoft-com:office:word" xmlns:w="http://schemas.openxmlformats.org/wordprocessingml/2006/main" xmlns:w14="http://schemas.microsoft.com/office/word/2010/wordml" xmlns:w15="http://schemas.microsoft.com/office/word/2012/wordml" xmlns:w16cex="http://schemas.microsoft.com/office/word/2018/wordml/cex" xmlns:w16cid="http://schemas.microsoft.com/office/word/2016/wordml/cid" xmlns:w16="http://schemas.microsoft.com/office/word/2018/wordml" xmlns:w16du="http://schemas.microsoft.com/office/word/2023/wordml/word16du" xmlns:w16sdtdh="http://schemas.microsoft.com/office/word/2020/wordml/sdtdatahash" xmlns:w16sdtfl="http://schemas.microsoft.com/office/word/2024/wordml/sdtformatlock" xmlns:w16se="http://schemas.microsoft.com/office/word/2015/wordml/symex" xmlns:wpg="http://schemas.microsoft.com/office/word/2010/wordprocessingGroup" xmlns:wpi="http://schemas.microsoft.com/office/word/2010/wordprocessingInk" xmlns:wne="http://schemas.microsoft.com/office/word/2006/wordml" xmlns:wps="http://schemas.microsoft.com/office/word/2010/wordprocessingShape" mc:Ignorable="w14 w15 w16se w16cid w16 w16cex w16sdtdh w16sdtfl w16du wp14">
   <w:abstractNum w:abstractNumId="0" w15:restartNumberingAfterBreak="0">
-    <w:nsid w:val="69DF529F"/>
+    <w:nsid w:val="49B26E51"/>
     <w:multiLevelType w:val="multilevel"/>
-    <w:tmpl w:val="AD60B444"/>
+    <w:tmpl w:val="E55ECDFA"/>
     <w:lvl w:ilvl="0">
       <w:start w:val="1"/>
       <w:numFmt w:val="bullet"/>
@@ -1177,7 +2155,239 @@
       </w:rPr>
     </w:lvl>
   </w:abstractNum>
-  <w:num w:numId="1" w16cid:durableId="251663517">
+  <w:abstractNum w:abstractNumId="1" w15:restartNumberingAfterBreak="0">
+    <w:nsid w:val="55722E20"/>
+    <w:multiLevelType w:val="multilevel"/>
+    <w:tmpl w:val="624205C8"/>
+    <w:lvl w:ilvl="0">
+      <w:start w:val="1"/>
+      <w:numFmt w:val="decimal"/>
+      <w:lvlText w:val="%1."/>
+      <w:lvlJc w:val="left"/>
+      <w:pPr>
+        <w:tabs>
+          <w:tab w:val="num" w:pos="720"/>
+        </w:tabs>
+        <w:ind w:left="720" w:hanging="360"/>
+      </w:pPr>
+    </w:lvl>
+    <w:lvl w:ilvl="1" w:tentative="1">
+      <w:start w:val="1"/>
+      <w:numFmt w:val="decimal"/>
+      <w:lvlText w:val="%2."/>
+      <w:lvlJc w:val="left"/>
+      <w:pPr>
+        <w:tabs>
+          <w:tab w:val="num" w:pos="1440"/>
+        </w:tabs>
+        <w:ind w:left="1440" w:hanging="360"/>
+      </w:pPr>
+    </w:lvl>
+    <w:lvl w:ilvl="2" w:tentative="1">
+      <w:start w:val="1"/>
+      <w:numFmt w:val="decimal"/>
+      <w:lvlText w:val="%3."/>
+      <w:lvlJc w:val="left"/>
+      <w:pPr>
+        <w:tabs>
+          <w:tab w:val="num" w:pos="2160"/>
+        </w:tabs>
+        <w:ind w:left="2160" w:hanging="360"/>
+      </w:pPr>
+    </w:lvl>
+    <w:lvl w:ilvl="3" w:tentative="1">
+      <w:start w:val="1"/>
+      <w:numFmt w:val="decimal"/>
+      <w:lvlText w:val="%4."/>
+      <w:lvlJc w:val="left"/>
+      <w:pPr>
+        <w:tabs>
+          <w:tab w:val="num" w:pos="2880"/>
+        </w:tabs>
+        <w:ind w:left="2880" w:hanging="360"/>
+      </w:pPr>
+    </w:lvl>
+    <w:lvl w:ilvl="4" w:tentative="1">
+      <w:start w:val="1"/>
+      <w:numFmt w:val="decimal"/>
+      <w:lvlText w:val="%5."/>
+      <w:lvlJc w:val="left"/>
+      <w:pPr>
+        <w:tabs>
+          <w:tab w:val="num" w:pos="3600"/>
+        </w:tabs>
+        <w:ind w:left="3600" w:hanging="360"/>
+      </w:pPr>
+    </w:lvl>
+    <w:lvl w:ilvl="5" w:tentative="1">
+      <w:start w:val="1"/>
+      <w:numFmt w:val="decimal"/>
+      <w:lvlText w:val="%6."/>
+      <w:lvlJc w:val="left"/>
+      <w:pPr>
+        <w:tabs>
+          <w:tab w:val="num" w:pos="4320"/>
+        </w:tabs>
+        <w:ind w:left="4320" w:hanging="360"/>
+      </w:pPr>
+    </w:lvl>
+    <w:lvl w:ilvl="6" w:tentative="1">
+      <w:start w:val="1"/>
+      <w:numFmt w:val="decimal"/>
+      <w:lvlText w:val="%7."/>
+      <w:lvlJc w:val="left"/>
+      <w:pPr>
+        <w:tabs>
+          <w:tab w:val="num" w:pos="5040"/>
+        </w:tabs>
+        <w:ind w:left="5040" w:hanging="360"/>
+      </w:pPr>
+    </w:lvl>
+    <w:lvl w:ilvl="7" w:tentative="1">
+      <w:start w:val="1"/>
+      <w:numFmt w:val="decimal"/>
+      <w:lvlText w:val="%8."/>
+      <w:lvlJc w:val="left"/>
+      <w:pPr>
+        <w:tabs>
+          <w:tab w:val="num" w:pos="5760"/>
+        </w:tabs>
+        <w:ind w:left="5760" w:hanging="360"/>
+      </w:pPr>
+    </w:lvl>
+    <w:lvl w:ilvl="8" w:tentative="1">
+      <w:start w:val="1"/>
+      <w:numFmt w:val="decimal"/>
+      <w:lvlText w:val="%9."/>
+      <w:lvlJc w:val="left"/>
+      <w:pPr>
+        <w:tabs>
+          <w:tab w:val="num" w:pos="6480"/>
+        </w:tabs>
+        <w:ind w:left="6480" w:hanging="360"/>
+      </w:pPr>
+    </w:lvl>
+  </w:abstractNum>
+  <w:abstractNum w:abstractNumId="2" w15:restartNumberingAfterBreak="0">
+    <w:nsid w:val="711A4BD5"/>
+    <w:multiLevelType w:val="multilevel"/>
+    <w:tmpl w:val="E4FAE2F4"/>
+    <w:lvl w:ilvl="0">
+      <w:start w:val="1"/>
+      <w:numFmt w:val="decimal"/>
+      <w:lvlText w:val="%1."/>
+      <w:lvlJc w:val="left"/>
+      <w:pPr>
+        <w:tabs>
+          <w:tab w:val="num" w:pos="720"/>
+        </w:tabs>
+        <w:ind w:left="720" w:hanging="360"/>
+      </w:pPr>
+    </w:lvl>
+    <w:lvl w:ilvl="1" w:tentative="1">
+      <w:start w:val="1"/>
+      <w:numFmt w:val="decimal"/>
+      <w:lvlText w:val="%2."/>
+      <w:lvlJc w:val="left"/>
+      <w:pPr>
+        <w:tabs>
+          <w:tab w:val="num" w:pos="1440"/>
+        </w:tabs>
+        <w:ind w:left="1440" w:hanging="360"/>
+      </w:pPr>
+    </w:lvl>
+    <w:lvl w:ilvl="2" w:tentative="1">
+      <w:start w:val="1"/>
+      <w:numFmt w:val="decimal"/>
+      <w:lvlText w:val="%3."/>
+      <w:lvlJc w:val="left"/>
+      <w:pPr>
+        <w:tabs>
+          <w:tab w:val="num" w:pos="2160"/>
+        </w:tabs>
+        <w:ind w:left="2160" w:hanging="360"/>
+      </w:pPr>
+    </w:lvl>
+    <w:lvl w:ilvl="3" w:tentative="1">
+      <w:start w:val="1"/>
+      <w:numFmt w:val="decimal"/>
+      <w:lvlText w:val="%4."/>
+      <w:lvlJc w:val="left"/>
+      <w:pPr>
+        <w:tabs>
+          <w:tab w:val="num" w:pos="2880"/>
+        </w:tabs>
+        <w:ind w:left="2880" w:hanging="360"/>
+      </w:pPr>
+    </w:lvl>
+    <w:lvl w:ilvl="4" w:tentative="1">
+      <w:start w:val="1"/>
+      <w:numFmt w:val="decimal"/>
+      <w:lvlText w:val="%5."/>
+      <w:lvlJc w:val="left"/>
+      <w:pPr>
+        <w:tabs>
+          <w:tab w:val="num" w:pos="3600"/>
+        </w:tabs>
+        <w:ind w:left="3600" w:hanging="360"/>
+      </w:pPr>
+    </w:lvl>
+    <w:lvl w:ilvl="5" w:tentative="1">
+      <w:start w:val="1"/>
+      <w:numFmt w:val="decimal"/>
+      <w:lvlText w:val="%6."/>
+      <w:lvlJc w:val="left"/>
+      <w:pPr>
+        <w:tabs>
+          <w:tab w:val="num" w:pos="4320"/>
+        </w:tabs>
+        <w:ind w:left="4320" w:hanging="360"/>
+      </w:pPr>
+    </w:lvl>
+    <w:lvl w:ilvl="6" w:tentative="1">
+      <w:start w:val="1"/>
+      <w:numFmt w:val="decimal"/>
+      <w:lvlText w:val="%7."/>
+      <w:lvlJc w:val="left"/>
+      <w:pPr>
+        <w:tabs>
+          <w:tab w:val="num" w:pos="5040"/>
+        </w:tabs>
+        <w:ind w:left="5040" w:hanging="360"/>
+      </w:pPr>
+    </w:lvl>
+    <w:lvl w:ilvl="7" w:tentative="1">
+      <w:start w:val="1"/>
+      <w:numFmt w:val="decimal"/>
+      <w:lvlText w:val="%8."/>
+      <w:lvlJc w:val="left"/>
+      <w:pPr>
+        <w:tabs>
+          <w:tab w:val="num" w:pos="5760"/>
+        </w:tabs>
+        <w:ind w:left="5760" w:hanging="360"/>
+      </w:pPr>
+    </w:lvl>
+    <w:lvl w:ilvl="8" w:tentative="1">
+      <w:start w:val="1"/>
+      <w:numFmt w:val="decimal"/>
+      <w:lvlText w:val="%9."/>
+      <w:lvlJc w:val="left"/>
+      <w:pPr>
+        <w:tabs>
+          <w:tab w:val="num" w:pos="6480"/>
+        </w:tabs>
+        <w:ind w:left="6480" w:hanging="360"/>
+      </w:pPr>
+    </w:lvl>
+  </w:abstractNum>
+  <w:num w:numId="1" w16cid:durableId="54863343">
+    <w:abstractNumId w:val="1"/>
+  </w:num>
+  <w:num w:numId="2" w16cid:durableId="414518052">
+    <w:abstractNumId w:val="2"/>
+  </w:num>
+  <w:num w:numId="3" w16cid:durableId="1088038508">
     <w:abstractNumId w:val="0"/>
   </w:num>
 </w:numbering>

--- a/docs/User Manual.docx
+++ b/docs/User Manual.docx
@@ -1573,7 +1573,7 @@
         <w:rPr>
           <w:rFonts w:ascii="Calibri" w:eastAsia="Times New Roman" w:hAnsi="Calibri" w:cs="Calibri"/>
         </w:rPr>
-        <w:t>Signing out</w:t>
+        <w:t>Forgot your password?</w:t>
       </w:r>
     </w:p>
     <w:p>
@@ -1588,45 +1588,13 @@
       </w:pPr>
       <w:r>
         <w:rPr>
-          <w:rFonts w:ascii="Calibri" w:hAnsi="Calibri" w:cs="Calibri"/>
-          <w:color w:val="1A1A1A"/>
-          <w:sz w:val="22"/>
-          <w:szCs w:val="22"/>
-        </w:rPr>
-        <w:t xml:space="preserve">Click </w:t>
-      </w:r>
-      <w:r>
-        <w:rPr>
           <w:rStyle w:val="Strong"/>
           <w:rFonts w:ascii="Calibri" w:hAnsi="Calibri" w:cs="Calibri"/>
           <w:color w:val="1A1A1A"/>
           <w:sz w:val="22"/>
           <w:szCs w:val="22"/>
         </w:rPr>
-        <w:t>Sign Out</w:t>
-      </w:r>
-      <w:r>
-        <w:rPr>
-          <w:rFonts w:ascii="Calibri" w:hAnsi="Calibri" w:cs="Calibri"/>
-          <w:color w:val="1A1A1A"/>
-          <w:sz w:val="22"/>
-          <w:szCs w:val="22"/>
-        </w:rPr>
-        <w:t>, or close the window. Both are recorded.</w:t>
-      </w:r>
-    </w:p>
-    <w:p>
-      <w:pPr>
-        <w:pStyle w:val="Heading2"/>
-        <w:rPr>
-          <w:rFonts w:ascii="Calibri" w:eastAsia="Times New Roman" w:hAnsi="Calibri" w:cs="Calibri"/>
-        </w:rPr>
-      </w:pPr>
-      <w:r>
-        <w:rPr>
-          <w:rFonts w:ascii="Calibri" w:eastAsia="Times New Roman" w:hAnsi="Calibri" w:cs="Calibri"/>
-        </w:rPr>
-        <w:t>Rules</w:t>
+        <w:t>Employees and Supervisors</w:t>
       </w:r>
     </w:p>
     <w:p>
@@ -1645,22 +1613,22 @@
       </w:pPr>
       <w:r>
         <w:rPr>
+          <w:rFonts w:ascii="Calibri" w:eastAsia="Times New Roman" w:hAnsi="Calibri" w:cs="Calibri"/>
+          <w:color w:val="1A1A1A"/>
+          <w:sz w:val="22"/>
+          <w:szCs w:val="22"/>
+        </w:rPr>
+        <w:t xml:space="preserve">On the Sign In window, click </w:t>
+      </w:r>
+      <w:r>
+        <w:rPr>
           <w:rStyle w:val="Strong"/>
           <w:rFonts w:ascii="Calibri" w:eastAsia="Times New Roman" w:hAnsi="Calibri" w:cs="Calibri"/>
           <w:color w:val="1A1A1A"/>
           <w:sz w:val="22"/>
           <w:szCs w:val="22"/>
         </w:rPr>
-        <w:t>One sign in</w:t>
-      </w:r>
-      <w:r>
-        <w:rPr>
-          <w:rFonts w:ascii="Calibri" w:eastAsia="Times New Roman" w:hAnsi="Calibri" w:cs="Calibri"/>
-          <w:color w:val="1A1A1A"/>
-          <w:sz w:val="22"/>
-          <w:szCs w:val="22"/>
-        </w:rPr>
-        <w:t xml:space="preserve"> for the whole app.</w:t>
+        <w:t>Forgot password?</w:t>
       </w:r>
     </w:p>
     <w:p>
@@ -1679,22 +1647,31 @@
       </w:pPr>
       <w:r>
         <w:rPr>
+          <w:rFonts w:ascii="Calibri" w:eastAsia="Times New Roman" w:hAnsi="Calibri" w:cs="Calibri"/>
+          <w:color w:val="1A1A1A"/>
+          <w:sz w:val="22"/>
+          <w:szCs w:val="22"/>
+        </w:rPr>
+        <w:t xml:space="preserve">Type your username and click </w:t>
+      </w:r>
+      <w:r>
+        <w:rPr>
           <w:rStyle w:val="Strong"/>
           <w:rFonts w:ascii="Calibri" w:eastAsia="Times New Roman" w:hAnsi="Calibri" w:cs="Calibri"/>
           <w:color w:val="1A1A1A"/>
           <w:sz w:val="22"/>
           <w:szCs w:val="22"/>
         </w:rPr>
-        <w:t>5 wrong passwords</w:t>
-      </w:r>
-      <w:r>
-        <w:rPr>
-          <w:rFonts w:ascii="Calibri" w:eastAsia="Times New Roman" w:hAnsi="Calibri" w:cs="Calibri"/>
-          <w:color w:val="1A1A1A"/>
-          <w:sz w:val="22"/>
-          <w:szCs w:val="22"/>
-        </w:rPr>
-        <w:t xml:space="preserve"> lock the account. Only an Admin can unlock it.</w:t>
+        <w:t>Next</w:t>
+      </w:r>
+      <w:r>
+        <w:rPr>
+          <w:rFonts w:ascii="Calibri" w:eastAsia="Times New Roman" w:hAnsi="Calibri" w:cs="Calibri"/>
+          <w:color w:val="1A1A1A"/>
+          <w:sz w:val="22"/>
+          <w:szCs w:val="22"/>
+        </w:rPr>
+        <w:t>.</w:t>
       </w:r>
     </w:p>
     <w:p>
@@ -1713,57 +1690,40 @@
       </w:pPr>
       <w:r>
         <w:rPr>
+          <w:rFonts w:ascii="Calibri" w:eastAsia="Times New Roman" w:hAnsi="Calibri" w:cs="Calibri"/>
+          <w:color w:val="1A1A1A"/>
+          <w:sz w:val="22"/>
+          <w:szCs w:val="22"/>
+        </w:rPr>
+        <w:t>The message says your request was sent to the Admins. An Admin will give you a new password in person. You can't change it yourself.</w:t>
+      </w:r>
+    </w:p>
+    <w:p>
+      <w:pPr>
+        <w:pStyle w:val="NormalWeb"/>
+        <w:rPr>
+          <w:rFonts w:ascii="Calibri" w:hAnsi="Calibri" w:cs="Calibri"/>
+          <w:color w:val="1A1A1A"/>
+          <w:sz w:val="22"/>
+          <w:szCs w:val="22"/>
+        </w:rPr>
+      </w:pPr>
+      <w:r>
+        <w:rPr>
           <w:rStyle w:val="Strong"/>
-          <w:rFonts w:ascii="Calibri" w:eastAsia="Times New Roman" w:hAnsi="Calibri" w:cs="Calibri"/>
-          <w:color w:val="1A1A1A"/>
-          <w:sz w:val="22"/>
-          <w:szCs w:val="22"/>
-        </w:rPr>
-        <w:t>Forgot your password?</w:t>
-      </w:r>
-      <w:r>
-        <w:rPr>
-          <w:rFonts w:ascii="Calibri" w:eastAsia="Times New Roman" w:hAnsi="Calibri" w:cs="Calibri"/>
-          <w:color w:val="1A1A1A"/>
-          <w:sz w:val="22"/>
-          <w:szCs w:val="22"/>
-        </w:rPr>
-        <w:t xml:space="preserve"> Click </w:t>
-      </w:r>
-      <w:r>
-        <w:rPr>
-          <w:rStyle w:val="Emphasis"/>
-          <w:rFonts w:ascii="Calibri" w:eastAsia="Times New Roman" w:hAnsi="Calibri" w:cs="Calibri"/>
-          <w:color w:val="1A1A1A"/>
-          <w:sz w:val="22"/>
-          <w:szCs w:val="22"/>
-        </w:rPr>
-        <w:t>Forgot Password</w:t>
-      </w:r>
-      <w:r>
-        <w:rPr>
-          <w:rFonts w:ascii="Calibri" w:eastAsia="Times New Roman" w:hAnsi="Calibri" w:cs="Calibri"/>
-          <w:color w:val="1A1A1A"/>
-          <w:sz w:val="22"/>
-          <w:szCs w:val="22"/>
-        </w:rPr>
-        <w:t xml:space="preserve"> </w:t>
-      </w:r>
-      <w:r>
-        <w:rPr>
-          <w:rFonts w:ascii="Calibri" w:eastAsia="Times New Roman" w:hAnsi="Calibri" w:cs="Calibri"/>
-          <w:color w:val="1A1A1A"/>
-          <w:sz w:val="22"/>
-          <w:szCs w:val="22"/>
-        </w:rPr>
-        <w:t>and type your username. The Admins get a request and will give you a new password in person. (Admins use their security question instead.)</w:t>
+          <w:rFonts w:ascii="Calibri" w:hAnsi="Calibri" w:cs="Calibri"/>
+          <w:color w:val="1A1A1A"/>
+          <w:sz w:val="22"/>
+          <w:szCs w:val="22"/>
+        </w:rPr>
+        <w:t>Admins</w:t>
       </w:r>
     </w:p>
     <w:p>
       <w:pPr>
         <w:numPr>
           <w:ilvl w:val="0"/>
-          <w:numId w:val="3"/>
+          <w:numId w:val="4"/>
         </w:numPr>
         <w:spacing w:before="100" w:beforeAutospacing="1" w:after="100" w:afterAutospacing="1"/>
         <w:rPr>
@@ -1775,29 +1735,57 @@
       </w:pPr>
       <w:r>
         <w:rPr>
+          <w:rFonts w:ascii="Calibri" w:eastAsia="Times New Roman" w:hAnsi="Calibri" w:cs="Calibri"/>
+          <w:color w:val="1A1A1A"/>
+          <w:sz w:val="22"/>
+          <w:szCs w:val="22"/>
+        </w:rPr>
+        <w:t xml:space="preserve">Click </w:t>
+      </w:r>
+      <w:r>
+        <w:rPr>
           <w:rStyle w:val="Strong"/>
           <w:rFonts w:ascii="Calibri" w:eastAsia="Times New Roman" w:hAnsi="Calibri" w:cs="Calibri"/>
           <w:color w:val="1A1A1A"/>
           <w:sz w:val="22"/>
           <w:szCs w:val="22"/>
         </w:rPr>
-        <w:t>Only Admins change passwords.</w:t>
-      </w:r>
-      <w:r>
-        <w:rPr>
-          <w:rFonts w:ascii="Calibri" w:eastAsia="Times New Roman" w:hAnsi="Calibri" w:cs="Calibri"/>
-          <w:color w:val="1A1A1A"/>
-          <w:sz w:val="22"/>
-          <w:szCs w:val="22"/>
-        </w:rPr>
-        <w:t xml:space="preserve"> Employees and Supervisors can't change their own.</w:t>
+        <w:t>Forgot password?</w:t>
+      </w:r>
+      <w:r>
+        <w:rPr>
+          <w:rFonts w:ascii="Calibri" w:eastAsia="Times New Roman" w:hAnsi="Calibri" w:cs="Calibri"/>
+          <w:color w:val="1A1A1A"/>
+          <w:sz w:val="22"/>
+          <w:szCs w:val="22"/>
+        </w:rPr>
+        <w:t xml:space="preserve">, type your username, click </w:t>
+      </w:r>
+      <w:r>
+        <w:rPr>
+          <w:rStyle w:val="Strong"/>
+          <w:rFonts w:ascii="Calibri" w:eastAsia="Times New Roman" w:hAnsi="Calibri" w:cs="Calibri"/>
+          <w:color w:val="1A1A1A"/>
+          <w:sz w:val="22"/>
+          <w:szCs w:val="22"/>
+        </w:rPr>
+        <w:t>Next</w:t>
+      </w:r>
+      <w:r>
+        <w:rPr>
+          <w:rFonts w:ascii="Calibri" w:eastAsia="Times New Roman" w:hAnsi="Calibri" w:cs="Calibri"/>
+          <w:color w:val="1A1A1A"/>
+          <w:sz w:val="22"/>
+          <w:szCs w:val="22"/>
+        </w:rPr>
+        <w:t>.</w:t>
       </w:r>
     </w:p>
     <w:p>
       <w:pPr>
         <w:numPr>
           <w:ilvl w:val="0"/>
-          <w:numId w:val="3"/>
+          <w:numId w:val="4"/>
         </w:numPr>
         <w:spacing w:before="100" w:beforeAutospacing="1" w:after="100" w:afterAutospacing="1"/>
         <w:rPr>
@@ -1809,13 +1797,603 @@
       </w:pPr>
       <w:r>
         <w:rPr>
+          <w:rFonts w:ascii="Calibri" w:eastAsia="Times New Roman" w:hAnsi="Calibri" w:cs="Calibri"/>
+          <w:color w:val="1A1A1A"/>
+          <w:sz w:val="22"/>
+          <w:szCs w:val="22"/>
+        </w:rPr>
+        <w:t xml:space="preserve">Answer your </w:t>
+      </w:r>
+      <w:r>
+        <w:rPr>
           <w:rStyle w:val="Strong"/>
           <w:rFonts w:ascii="Calibri" w:eastAsia="Times New Roman" w:hAnsi="Calibri" w:cs="Calibri"/>
           <w:color w:val="1A1A1A"/>
           <w:sz w:val="22"/>
           <w:szCs w:val="22"/>
         </w:rPr>
+        <w:t>security question</w:t>
+      </w:r>
+      <w:r>
+        <w:rPr>
+          <w:rFonts w:ascii="Calibri" w:eastAsia="Times New Roman" w:hAnsi="Calibri" w:cs="Calibri"/>
+          <w:color w:val="1A1A1A"/>
+          <w:sz w:val="22"/>
+          <w:szCs w:val="22"/>
+        </w:rPr>
+        <w:t xml:space="preserve"> (capital letters don't matter).</w:t>
+      </w:r>
+    </w:p>
+    <w:p>
+      <w:pPr>
+        <w:numPr>
+          <w:ilvl w:val="0"/>
+          <w:numId w:val="4"/>
+        </w:numPr>
+        <w:spacing w:before="100" w:beforeAutospacing="1" w:after="100" w:afterAutospacing="1"/>
+        <w:rPr>
+          <w:rFonts w:ascii="Calibri" w:eastAsia="Times New Roman" w:hAnsi="Calibri" w:cs="Calibri"/>
+          <w:color w:val="1A1A1A"/>
+          <w:sz w:val="22"/>
+          <w:szCs w:val="22"/>
+        </w:rPr>
+      </w:pPr>
+      <w:r>
+        <w:rPr>
+          <w:rFonts w:ascii="Calibri" w:eastAsia="Times New Roman" w:hAnsi="Calibri" w:cs="Calibri"/>
+          <w:color w:val="1A1A1A"/>
+          <w:sz w:val="22"/>
+          <w:szCs w:val="22"/>
+        </w:rPr>
         <w:lastRenderedPageBreak/>
+        <w:t xml:space="preserve">Type a new password twice (at least 8 characters, with a letter and a number) and click </w:t>
+      </w:r>
+      <w:r>
+        <w:rPr>
+          <w:rStyle w:val="Strong"/>
+          <w:rFonts w:ascii="Calibri" w:eastAsia="Times New Roman" w:hAnsi="Calibri" w:cs="Calibri"/>
+          <w:color w:val="1A1A1A"/>
+          <w:sz w:val="22"/>
+          <w:szCs w:val="22"/>
+        </w:rPr>
+        <w:t>Reset Password</w:t>
+      </w:r>
+      <w:r>
+        <w:rPr>
+          <w:rFonts w:ascii="Calibri" w:eastAsia="Times New Roman" w:hAnsi="Calibri" w:cs="Calibri"/>
+          <w:color w:val="1A1A1A"/>
+          <w:sz w:val="22"/>
+          <w:szCs w:val="22"/>
+        </w:rPr>
+        <w:t>.</w:t>
+      </w:r>
+    </w:p>
+    <w:p>
+      <w:pPr>
+        <w:pStyle w:val="NormalWeb"/>
+        <w:rPr>
+          <w:rFonts w:ascii="Calibri" w:hAnsi="Calibri" w:cs="Calibri"/>
+          <w:color w:val="1A1A1A"/>
+          <w:sz w:val="22"/>
+          <w:szCs w:val="22"/>
+        </w:rPr>
+      </w:pPr>
+      <w:r>
+        <w:rPr>
+          <w:rFonts w:ascii="Calibri" w:hAnsi="Calibri" w:cs="Calibri"/>
+          <w:color w:val="1A1A1A"/>
+          <w:sz w:val="22"/>
+          <w:szCs w:val="22"/>
+        </w:rPr>
+        <w:t>If you never set a security question, ask another Admin to set a new password for you.</w:t>
+      </w:r>
+    </w:p>
+    <w:p>
+      <w:pPr>
+        <w:pStyle w:val="Heading2"/>
+        <w:rPr>
+          <w:rFonts w:ascii="Calibri" w:eastAsia="Times New Roman" w:hAnsi="Calibri" w:cs="Calibri"/>
+        </w:rPr>
+      </w:pPr>
+      <w:r>
+        <w:rPr>
+          <w:rFonts w:ascii="Calibri" w:eastAsia="Times New Roman" w:hAnsi="Calibri" w:cs="Calibri"/>
+        </w:rPr>
+        <w:t>For Admins: handling password requests</w:t>
+      </w:r>
+    </w:p>
+    <w:p>
+      <w:pPr>
+        <w:numPr>
+          <w:ilvl w:val="0"/>
+          <w:numId w:val="5"/>
+        </w:numPr>
+        <w:spacing w:before="100" w:beforeAutospacing="1" w:after="100" w:afterAutospacing="1"/>
+        <w:rPr>
+          <w:rFonts w:ascii="Calibri" w:eastAsia="Times New Roman" w:hAnsi="Calibri" w:cs="Calibri"/>
+          <w:color w:val="1A1A1A"/>
+          <w:sz w:val="22"/>
+          <w:szCs w:val="22"/>
+        </w:rPr>
+      </w:pPr>
+      <w:r>
+        <w:rPr>
+          <w:rFonts w:ascii="Calibri" w:eastAsia="Times New Roman" w:hAnsi="Calibri" w:cs="Calibri"/>
+          <w:color w:val="1A1A1A"/>
+          <w:sz w:val="22"/>
+          <w:szCs w:val="22"/>
+        </w:rPr>
+        <w:t xml:space="preserve">In the main window, the </w:t>
+      </w:r>
+      <w:r>
+        <w:rPr>
+          <w:rStyle w:val="Strong"/>
+          <w:rFonts w:ascii="Calibri" w:eastAsia="Times New Roman" w:hAnsi="Calibri" w:cs="Calibri"/>
+          <w:color w:val="1A1A1A"/>
+          <w:sz w:val="22"/>
+          <w:szCs w:val="22"/>
+        </w:rPr>
+        <w:t>Password requests (N)</w:t>
+      </w:r>
+      <w:r>
+        <w:rPr>
+          <w:rFonts w:ascii="Calibri" w:eastAsia="Times New Roman" w:hAnsi="Calibri" w:cs="Calibri"/>
+          <w:color w:val="1A1A1A"/>
+          <w:sz w:val="22"/>
+          <w:szCs w:val="22"/>
+        </w:rPr>
+        <w:t xml:space="preserve"> button shows how many people are waiting.</w:t>
+      </w:r>
+    </w:p>
+    <w:p>
+      <w:pPr>
+        <w:numPr>
+          <w:ilvl w:val="0"/>
+          <w:numId w:val="5"/>
+        </w:numPr>
+        <w:spacing w:before="100" w:beforeAutospacing="1" w:after="100" w:afterAutospacing="1"/>
+        <w:rPr>
+          <w:rFonts w:ascii="Calibri" w:eastAsia="Times New Roman" w:hAnsi="Calibri" w:cs="Calibri"/>
+          <w:color w:val="1A1A1A"/>
+          <w:sz w:val="22"/>
+          <w:szCs w:val="22"/>
+        </w:rPr>
+      </w:pPr>
+      <w:r>
+        <w:rPr>
+          <w:rFonts w:ascii="Calibri" w:eastAsia="Times New Roman" w:hAnsi="Calibri" w:cs="Calibri"/>
+          <w:color w:val="1A1A1A"/>
+          <w:sz w:val="22"/>
+          <w:szCs w:val="22"/>
+        </w:rPr>
+        <w:t xml:space="preserve">Click it, select the person, and click </w:t>
+      </w:r>
+      <w:r>
+        <w:rPr>
+          <w:rStyle w:val="Strong"/>
+          <w:rFonts w:ascii="Calibri" w:eastAsia="Times New Roman" w:hAnsi="Calibri" w:cs="Calibri"/>
+          <w:color w:val="1A1A1A"/>
+          <w:sz w:val="22"/>
+          <w:szCs w:val="22"/>
+        </w:rPr>
+        <w:t>Set New Password</w:t>
+      </w:r>
+      <w:r>
+        <w:rPr>
+          <w:rFonts w:ascii="Calibri" w:eastAsia="Times New Roman" w:hAnsi="Calibri" w:cs="Calibri"/>
+          <w:color w:val="1A1A1A"/>
+          <w:sz w:val="22"/>
+          <w:szCs w:val="22"/>
+        </w:rPr>
+        <w:t>.</w:t>
+      </w:r>
+    </w:p>
+    <w:p>
+      <w:pPr>
+        <w:numPr>
+          <w:ilvl w:val="0"/>
+          <w:numId w:val="5"/>
+        </w:numPr>
+        <w:spacing w:before="100" w:beforeAutospacing="1" w:after="100" w:afterAutospacing="1"/>
+        <w:rPr>
+          <w:rFonts w:ascii="Calibri" w:eastAsia="Times New Roman" w:hAnsi="Calibri" w:cs="Calibri"/>
+          <w:color w:val="1A1A1A"/>
+          <w:sz w:val="22"/>
+          <w:szCs w:val="22"/>
+        </w:rPr>
+      </w:pPr>
+      <w:r>
+        <w:rPr>
+          <w:rFonts w:ascii="Calibri" w:eastAsia="Times New Roman" w:hAnsi="Calibri" w:cs="Calibri"/>
+          <w:color w:val="1A1A1A"/>
+          <w:sz w:val="22"/>
+          <w:szCs w:val="22"/>
+        </w:rPr>
+        <w:t xml:space="preserve">Click </w:t>
+      </w:r>
+      <w:r>
+        <w:rPr>
+          <w:rStyle w:val="Strong"/>
+          <w:rFonts w:ascii="Calibri" w:eastAsia="Times New Roman" w:hAnsi="Calibri" w:cs="Calibri"/>
+          <w:color w:val="1A1A1A"/>
+          <w:sz w:val="22"/>
+          <w:szCs w:val="22"/>
+        </w:rPr>
+        <w:t>Generate</w:t>
+      </w:r>
+      <w:r>
+        <w:rPr>
+          <w:rFonts w:ascii="Calibri" w:eastAsia="Times New Roman" w:hAnsi="Calibri" w:cs="Calibri"/>
+          <w:color w:val="1A1A1A"/>
+          <w:sz w:val="22"/>
+          <w:szCs w:val="22"/>
+        </w:rPr>
+        <w:t xml:space="preserve"> </w:t>
+      </w:r>
+      <w:r>
+        <w:rPr>
+          <w:rFonts w:ascii="Calibri" w:eastAsia="Times New Roman" w:hAnsi="Calibri" w:cs="Calibri"/>
+          <w:color w:val="1A1A1A"/>
+          <w:sz w:val="22"/>
+          <w:szCs w:val="22"/>
+        </w:rPr>
+        <w:t xml:space="preserve">(or type one), then </w:t>
+      </w:r>
+      <w:r>
+        <w:rPr>
+          <w:rStyle w:val="Strong"/>
+          <w:rFonts w:ascii="Calibri" w:eastAsia="Times New Roman" w:hAnsi="Calibri" w:cs="Calibri"/>
+          <w:color w:val="1A1A1A"/>
+          <w:sz w:val="22"/>
+          <w:szCs w:val="22"/>
+        </w:rPr>
+        <w:t>Copy</w:t>
+      </w:r>
+      <w:r>
+        <w:rPr>
+          <w:rFonts w:ascii="Calibri" w:eastAsia="Times New Roman" w:hAnsi="Calibri" w:cs="Calibri"/>
+          <w:color w:val="1A1A1A"/>
+          <w:sz w:val="22"/>
+          <w:szCs w:val="22"/>
+        </w:rPr>
+        <w:t xml:space="preserve">, and click </w:t>
+      </w:r>
+      <w:r>
+        <w:rPr>
+          <w:rStyle w:val="Strong"/>
+          <w:rFonts w:ascii="Calibri" w:eastAsia="Times New Roman" w:hAnsi="Calibri" w:cs="Calibri"/>
+          <w:color w:val="1A1A1A"/>
+          <w:sz w:val="22"/>
+          <w:szCs w:val="22"/>
+        </w:rPr>
+        <w:t>Save</w:t>
+      </w:r>
+      <w:r>
+        <w:rPr>
+          <w:rFonts w:ascii="Calibri" w:eastAsia="Times New Roman" w:hAnsi="Calibri" w:cs="Calibri"/>
+          <w:color w:val="1A1A1A"/>
+          <w:sz w:val="22"/>
+          <w:szCs w:val="22"/>
+        </w:rPr>
+        <w:t>.</w:t>
+      </w:r>
+    </w:p>
+    <w:p>
+      <w:pPr>
+        <w:numPr>
+          <w:ilvl w:val="0"/>
+          <w:numId w:val="5"/>
+        </w:numPr>
+        <w:spacing w:before="100" w:beforeAutospacing="1" w:after="100" w:afterAutospacing="1"/>
+        <w:rPr>
+          <w:rFonts w:ascii="Calibri" w:eastAsia="Times New Roman" w:hAnsi="Calibri" w:cs="Calibri"/>
+          <w:color w:val="1A1A1A"/>
+          <w:sz w:val="22"/>
+          <w:szCs w:val="22"/>
+        </w:rPr>
+      </w:pPr>
+      <w:r>
+        <w:rPr>
+          <w:rFonts w:ascii="Calibri" w:eastAsia="Times New Roman" w:hAnsi="Calibri" w:cs="Calibri"/>
+          <w:color w:val="1A1A1A"/>
+          <w:sz w:val="22"/>
+          <w:szCs w:val="22"/>
+        </w:rPr>
+        <w:t>Give the new password to the person in person. If their account was locked, it is unlocked automatically.</w:t>
+      </w:r>
+    </w:p>
+    <w:p>
+      <w:pPr>
+        <w:pStyle w:val="NormalWeb"/>
+        <w:rPr>
+          <w:rFonts w:ascii="Calibri" w:hAnsi="Calibri" w:cs="Calibri"/>
+          <w:color w:val="1A1A1A"/>
+          <w:sz w:val="22"/>
+          <w:szCs w:val="22"/>
+        </w:rPr>
+      </w:pPr>
+      <w:r>
+        <w:rPr>
+          <w:rFonts w:ascii="Calibri" w:hAnsi="Calibri" w:cs="Calibri"/>
+          <w:color w:val="1A1A1A"/>
+          <w:sz w:val="22"/>
+          <w:szCs w:val="22"/>
+        </w:rPr>
+        <w:t xml:space="preserve">Use </w:t>
+      </w:r>
+      <w:r>
+        <w:rPr>
+          <w:rStyle w:val="Strong"/>
+          <w:rFonts w:ascii="Calibri" w:hAnsi="Calibri" w:cs="Calibri"/>
+          <w:color w:val="1A1A1A"/>
+          <w:sz w:val="22"/>
+          <w:szCs w:val="22"/>
+        </w:rPr>
+        <w:t>Dismiss</w:t>
+      </w:r>
+      <w:r>
+        <w:rPr>
+          <w:rFonts w:ascii="Calibri" w:hAnsi="Calibri" w:cs="Calibri"/>
+          <w:color w:val="1A1A1A"/>
+          <w:sz w:val="22"/>
+          <w:szCs w:val="22"/>
+        </w:rPr>
+        <w:t xml:space="preserve"> if a request was sent by mistake. Every change is recorded in the log.</w:t>
+      </w:r>
+    </w:p>
+    <w:p>
+      <w:pPr>
+        <w:pStyle w:val="Heading2"/>
+        <w:rPr>
+          <w:rFonts w:ascii="Calibri" w:eastAsia="Times New Roman" w:hAnsi="Calibri" w:cs="Calibri"/>
+        </w:rPr>
+      </w:pPr>
+      <w:r>
+        <w:rPr>
+          <w:rFonts w:ascii="Calibri" w:eastAsia="Times New Roman" w:hAnsi="Calibri" w:cs="Calibri"/>
+        </w:rPr>
+        <w:t>Signing out</w:t>
+      </w:r>
+    </w:p>
+    <w:p>
+      <w:pPr>
+        <w:pStyle w:val="NormalWeb"/>
+        <w:rPr>
+          <w:rFonts w:ascii="Calibri" w:hAnsi="Calibri" w:cs="Calibri"/>
+          <w:color w:val="1A1A1A"/>
+          <w:sz w:val="22"/>
+          <w:szCs w:val="22"/>
+        </w:rPr>
+      </w:pPr>
+      <w:r>
+        <w:rPr>
+          <w:rFonts w:ascii="Calibri" w:hAnsi="Calibri" w:cs="Calibri"/>
+          <w:color w:val="1A1A1A"/>
+          <w:sz w:val="22"/>
+          <w:szCs w:val="22"/>
+        </w:rPr>
+        <w:t xml:space="preserve">Click </w:t>
+      </w:r>
+      <w:r>
+        <w:rPr>
+          <w:rStyle w:val="Strong"/>
+          <w:rFonts w:ascii="Calibri" w:hAnsi="Calibri" w:cs="Calibri"/>
+          <w:color w:val="1A1A1A"/>
+          <w:sz w:val="22"/>
+          <w:szCs w:val="22"/>
+        </w:rPr>
+        <w:t>Sign Out</w:t>
+      </w:r>
+      <w:r>
+        <w:rPr>
+          <w:rFonts w:ascii="Calibri" w:hAnsi="Calibri" w:cs="Calibri"/>
+          <w:color w:val="1A1A1A"/>
+          <w:sz w:val="22"/>
+          <w:szCs w:val="22"/>
+        </w:rPr>
+        <w:t>, or close the window. Both are recorded.</w:t>
+      </w:r>
+    </w:p>
+    <w:p>
+      <w:pPr>
+        <w:pStyle w:val="Heading2"/>
+        <w:rPr>
+          <w:rFonts w:ascii="Calibri" w:eastAsia="Times New Roman" w:hAnsi="Calibri" w:cs="Calibri"/>
+        </w:rPr>
+      </w:pPr>
+      <w:r>
+        <w:rPr>
+          <w:rFonts w:ascii="Calibri" w:eastAsia="Times New Roman" w:hAnsi="Calibri" w:cs="Calibri"/>
+        </w:rPr>
+        <w:t>Rules</w:t>
+      </w:r>
+    </w:p>
+    <w:p>
+      <w:pPr>
+        <w:numPr>
+          <w:ilvl w:val="0"/>
+          <w:numId w:val="6"/>
+        </w:numPr>
+        <w:spacing w:before="100" w:beforeAutospacing="1" w:after="100" w:afterAutospacing="1"/>
+        <w:rPr>
+          <w:rFonts w:ascii="Calibri" w:eastAsia="Times New Roman" w:hAnsi="Calibri" w:cs="Calibri"/>
+          <w:color w:val="1A1A1A"/>
+          <w:sz w:val="22"/>
+          <w:szCs w:val="22"/>
+        </w:rPr>
+      </w:pPr>
+      <w:r>
+        <w:rPr>
+          <w:rStyle w:val="Strong"/>
+          <w:rFonts w:ascii="Calibri" w:eastAsia="Times New Roman" w:hAnsi="Calibri" w:cs="Calibri"/>
+          <w:color w:val="1A1A1A"/>
+          <w:sz w:val="22"/>
+          <w:szCs w:val="22"/>
+        </w:rPr>
+        <w:t>One sign in</w:t>
+      </w:r>
+      <w:r>
+        <w:rPr>
+          <w:rFonts w:ascii="Calibri" w:eastAsia="Times New Roman" w:hAnsi="Calibri" w:cs="Calibri"/>
+          <w:color w:val="1A1A1A"/>
+          <w:sz w:val="22"/>
+          <w:szCs w:val="22"/>
+        </w:rPr>
+        <w:t xml:space="preserve"> for the whole app.</w:t>
+      </w:r>
+    </w:p>
+    <w:p>
+      <w:pPr>
+        <w:numPr>
+          <w:ilvl w:val="0"/>
+          <w:numId w:val="6"/>
+        </w:numPr>
+        <w:spacing w:before="100" w:beforeAutospacing="1" w:after="100" w:afterAutospacing="1"/>
+        <w:rPr>
+          <w:rFonts w:ascii="Calibri" w:eastAsia="Times New Roman" w:hAnsi="Calibri" w:cs="Calibri"/>
+          <w:color w:val="1A1A1A"/>
+          <w:sz w:val="22"/>
+          <w:szCs w:val="22"/>
+        </w:rPr>
+      </w:pPr>
+      <w:r>
+        <w:rPr>
+          <w:rStyle w:val="Strong"/>
+          <w:rFonts w:ascii="Calibri" w:eastAsia="Times New Roman" w:hAnsi="Calibri" w:cs="Calibri"/>
+          <w:color w:val="1A1A1A"/>
+          <w:sz w:val="22"/>
+          <w:szCs w:val="22"/>
+        </w:rPr>
+        <w:t>5 wrong passwords</w:t>
+      </w:r>
+      <w:r>
+        <w:rPr>
+          <w:rFonts w:ascii="Calibri" w:eastAsia="Times New Roman" w:hAnsi="Calibri" w:cs="Calibri"/>
+          <w:color w:val="1A1A1A"/>
+          <w:sz w:val="22"/>
+          <w:szCs w:val="22"/>
+        </w:rPr>
+        <w:t xml:space="preserve"> lock the account. Only an Admin can unlock it.</w:t>
+      </w:r>
+    </w:p>
+    <w:p>
+      <w:pPr>
+        <w:numPr>
+          <w:ilvl w:val="0"/>
+          <w:numId w:val="6"/>
+        </w:numPr>
+        <w:spacing w:before="100" w:beforeAutospacing="1" w:after="100" w:afterAutospacing="1"/>
+        <w:rPr>
+          <w:rFonts w:ascii="Calibri" w:eastAsia="Times New Roman" w:hAnsi="Calibri" w:cs="Calibri"/>
+          <w:color w:val="1A1A1A"/>
+          <w:sz w:val="22"/>
+          <w:szCs w:val="22"/>
+        </w:rPr>
+      </w:pPr>
+      <w:r>
+        <w:rPr>
+          <w:rStyle w:val="Strong"/>
+          <w:rFonts w:ascii="Calibri" w:eastAsia="Times New Roman" w:hAnsi="Calibri" w:cs="Calibri"/>
+          <w:color w:val="1A1A1A"/>
+          <w:sz w:val="22"/>
+          <w:szCs w:val="22"/>
+        </w:rPr>
+        <w:t>Forgot your password?</w:t>
+      </w:r>
+      <w:r>
+        <w:rPr>
+          <w:rFonts w:ascii="Calibri" w:eastAsia="Times New Roman" w:hAnsi="Calibri" w:cs="Calibri"/>
+          <w:color w:val="1A1A1A"/>
+          <w:sz w:val="22"/>
+          <w:szCs w:val="22"/>
+        </w:rPr>
+        <w:t xml:space="preserve"> Click </w:t>
+      </w:r>
+      <w:r>
+        <w:rPr>
+          <w:rStyle w:val="Emphasis"/>
+          <w:rFonts w:ascii="Calibri" w:eastAsia="Times New Roman" w:hAnsi="Calibri" w:cs="Calibri"/>
+          <w:color w:val="1A1A1A"/>
+          <w:sz w:val="22"/>
+          <w:szCs w:val="22"/>
+        </w:rPr>
+        <w:t>Forgot Password</w:t>
+      </w:r>
+      <w:r>
+        <w:rPr>
+          <w:rFonts w:ascii="Calibri" w:eastAsia="Times New Roman" w:hAnsi="Calibri" w:cs="Calibri"/>
+          <w:color w:val="1A1A1A"/>
+          <w:sz w:val="22"/>
+          <w:szCs w:val="22"/>
+        </w:rPr>
+        <w:t xml:space="preserve"> </w:t>
+      </w:r>
+      <w:r>
+        <w:rPr>
+          <w:rFonts w:ascii="Calibri" w:eastAsia="Times New Roman" w:hAnsi="Calibri" w:cs="Calibri"/>
+          <w:color w:val="1A1A1A"/>
+          <w:sz w:val="22"/>
+          <w:szCs w:val="22"/>
+        </w:rPr>
+        <w:t>and type your username. The Admins get a request and will give you a new password in person. (Admins use their security question instead.)</w:t>
+      </w:r>
+    </w:p>
+    <w:p>
+      <w:pPr>
+        <w:numPr>
+          <w:ilvl w:val="0"/>
+          <w:numId w:val="6"/>
+        </w:numPr>
+        <w:spacing w:before="100" w:beforeAutospacing="1" w:after="100" w:afterAutospacing="1"/>
+        <w:rPr>
+          <w:rFonts w:ascii="Calibri" w:eastAsia="Times New Roman" w:hAnsi="Calibri" w:cs="Calibri"/>
+          <w:color w:val="1A1A1A"/>
+          <w:sz w:val="22"/>
+          <w:szCs w:val="22"/>
+        </w:rPr>
+      </w:pPr>
+      <w:r>
+        <w:rPr>
+          <w:rStyle w:val="Strong"/>
+          <w:rFonts w:ascii="Calibri" w:eastAsia="Times New Roman" w:hAnsi="Calibri" w:cs="Calibri"/>
+          <w:color w:val="1A1A1A"/>
+          <w:sz w:val="22"/>
+          <w:szCs w:val="22"/>
+        </w:rPr>
+        <w:t>Only Admins change passwords.</w:t>
+      </w:r>
+      <w:r>
+        <w:rPr>
+          <w:rFonts w:ascii="Calibri" w:eastAsia="Times New Roman" w:hAnsi="Calibri" w:cs="Calibri"/>
+          <w:color w:val="1A1A1A"/>
+          <w:sz w:val="22"/>
+          <w:szCs w:val="22"/>
+        </w:rPr>
+        <w:t xml:space="preserve"> Employees and Supervisors can't change their own.</w:t>
+      </w:r>
+    </w:p>
+    <w:p>
+      <w:pPr>
+        <w:numPr>
+          <w:ilvl w:val="0"/>
+          <w:numId w:val="6"/>
+        </w:numPr>
+        <w:spacing w:before="100" w:beforeAutospacing="1" w:after="100" w:afterAutospacing="1"/>
+        <w:rPr>
+          <w:rFonts w:ascii="Calibri" w:eastAsia="Times New Roman" w:hAnsi="Calibri" w:cs="Calibri"/>
+          <w:color w:val="1A1A1A"/>
+          <w:sz w:val="22"/>
+          <w:szCs w:val="22"/>
+        </w:rPr>
+      </w:pPr>
+      <w:r>
+        <w:rPr>
+          <w:rStyle w:val="Strong"/>
+          <w:rFonts w:ascii="Calibri" w:eastAsia="Times New Roman" w:hAnsi="Calibri" w:cs="Calibri"/>
+          <w:color w:val="1A1A1A"/>
+          <w:sz w:val="22"/>
+          <w:szCs w:val="22"/>
+        </w:rPr>
         <w:t>Idle check:</w:t>
       </w:r>
       <w:r>
@@ -1942,6 +2520,7 @@
         <w:rPr>
           <w:rFonts w:ascii="Calibri" w:eastAsia="Times New Roman" w:hAnsi="Calibri" w:cs="Calibri"/>
         </w:rPr>
+        <w:lastRenderedPageBreak/>
         <w:t xml:space="preserve">8. Subcontractors </w:t>
       </w:r>
       <w:r>
@@ -2007,9 +2586,348 @@
 <file path=word/numbering.xml><?xml version="1.0" encoding="utf-8"?>
 <w:numbering xmlns:wpc="http://schemas.microsoft.com/office/word/2010/wordprocessingCanvas" xmlns:cx="http://schemas.microsoft.com/office/drawing/2014/chartex" xmlns:cx1="http://schemas.microsoft.com/office/drawing/2015/9/8/chartex" xmlns:cx2="http://schemas.microsoft.com/office/drawing/2015/10/21/chartex" xmlns:cx3="http://schemas.microsoft.com/office/drawing/2016/5/9/chartex" xmlns:cx4="http://schemas.microsoft.com/office/drawing/2016/5/10/chartex" xmlns:cx5="http://schemas.microsoft.com/office/drawing/2016/5/11/chartex" xmlns:cx6="http://schemas.microsoft.com/office/drawing/2016/5/12/chartex" xmlns:cx7="http://schemas.microsoft.com/office/drawing/2016/5/13/chartex" xmlns:cx8="http://schemas.microsoft.com/office/drawing/2016/5/14/chartex" xmlns:mc="http://schemas.openxmlformats.org/markup-compatibility/2006" xmlns:aink="http://schemas.microsoft.com/office/drawing/2016/ink" xmlns:am3d="http://schemas.microsoft.com/office/drawing/2017/model3d" xmlns:o="urn:schemas-microsoft-com:office:office" xmlns:oel="http://schemas.microsoft.com/office/2019/extlst" xmlns:r="http://schemas.openxmlformats.org/officeDocument/2006/relationships" xmlns:m="http://schemas.openxmlformats.org/officeDocument/2006/math" xmlns:v="urn:schemas-microsoft-com:vml" xmlns:wp14="http://schemas.microsoft.com/office/word/2010/wordprocessingDrawing" xmlns:wp="http://schemas.openxmlformats.org/drawingml/2006/wordprocessingDrawing" xmlns:w10="urn:schemas-microsoft-com:office:word" xmlns:w="http://schemas.openxmlformats.org/wordprocessingml/2006/main" xmlns:w14="http://schemas.microsoft.com/office/word/2010/wordml" xmlns:w15="http://schemas.microsoft.com/office/word/2012/wordml" xmlns:w16cex="http://schemas.microsoft.com/office/word/2018/wordml/cex" xmlns:w16cid="http://schemas.microsoft.com/office/word/2016/wordml/cid" xmlns:w16="http://schemas.microsoft.com/office/word/2018/wordml" xmlns:w16du="http://schemas.microsoft.com/office/word/2023/wordml/word16du" xmlns:w16sdtdh="http://schemas.microsoft.com/office/word/2020/wordml/sdtdatahash" xmlns:w16sdtfl="http://schemas.microsoft.com/office/word/2024/wordml/sdtformatlock" xmlns:w16se="http://schemas.microsoft.com/office/word/2015/wordml/symex" xmlns:wpg="http://schemas.microsoft.com/office/word/2010/wordprocessingGroup" xmlns:wpi="http://schemas.microsoft.com/office/word/2010/wordprocessingInk" xmlns:wne="http://schemas.microsoft.com/office/word/2006/wordml" xmlns:wps="http://schemas.microsoft.com/office/word/2010/wordprocessingShape" mc:Ignorable="w14 w15 w16se w16cid w16 w16cex w16sdtdh w16sdtfl w16du wp14">
   <w:abstractNum w:abstractNumId="0" w15:restartNumberingAfterBreak="0">
-    <w:nsid w:val="49B26E51"/>
+    <w:nsid w:val="292D67EF"/>
     <w:multiLevelType w:val="multilevel"/>
-    <w:tmpl w:val="E55ECDFA"/>
+    <w:tmpl w:val="2960A9FA"/>
+    <w:lvl w:ilvl="0">
+      <w:start w:val="1"/>
+      <w:numFmt w:val="decimal"/>
+      <w:lvlText w:val="%1."/>
+      <w:lvlJc w:val="left"/>
+      <w:pPr>
+        <w:tabs>
+          <w:tab w:val="num" w:pos="720"/>
+        </w:tabs>
+        <w:ind w:left="720" w:hanging="360"/>
+      </w:pPr>
+    </w:lvl>
+    <w:lvl w:ilvl="1" w:tentative="1">
+      <w:start w:val="1"/>
+      <w:numFmt w:val="decimal"/>
+      <w:lvlText w:val="%2."/>
+      <w:lvlJc w:val="left"/>
+      <w:pPr>
+        <w:tabs>
+          <w:tab w:val="num" w:pos="1440"/>
+        </w:tabs>
+        <w:ind w:left="1440" w:hanging="360"/>
+      </w:pPr>
+    </w:lvl>
+    <w:lvl w:ilvl="2" w:tentative="1">
+      <w:start w:val="1"/>
+      <w:numFmt w:val="decimal"/>
+      <w:lvlText w:val="%3."/>
+      <w:lvlJc w:val="left"/>
+      <w:pPr>
+        <w:tabs>
+          <w:tab w:val="num" w:pos="2160"/>
+        </w:tabs>
+        <w:ind w:left="2160" w:hanging="360"/>
+      </w:pPr>
+    </w:lvl>
+    <w:lvl w:ilvl="3" w:tentative="1">
+      <w:start w:val="1"/>
+      <w:numFmt w:val="decimal"/>
+      <w:lvlText w:val="%4."/>
+      <w:lvlJc w:val="left"/>
+      <w:pPr>
+        <w:tabs>
+          <w:tab w:val="num" w:pos="2880"/>
+        </w:tabs>
+        <w:ind w:left="2880" w:hanging="360"/>
+      </w:pPr>
+    </w:lvl>
+    <w:lvl w:ilvl="4" w:tentative="1">
+      <w:start w:val="1"/>
+      <w:numFmt w:val="decimal"/>
+      <w:lvlText w:val="%5."/>
+      <w:lvlJc w:val="left"/>
+      <w:pPr>
+        <w:tabs>
+          <w:tab w:val="num" w:pos="3600"/>
+        </w:tabs>
+        <w:ind w:left="3600" w:hanging="360"/>
+      </w:pPr>
+    </w:lvl>
+    <w:lvl w:ilvl="5" w:tentative="1">
+      <w:start w:val="1"/>
+      <w:numFmt w:val="decimal"/>
+      <w:lvlText w:val="%6."/>
+      <w:lvlJc w:val="left"/>
+      <w:pPr>
+        <w:tabs>
+          <w:tab w:val="num" w:pos="4320"/>
+        </w:tabs>
+        <w:ind w:left="4320" w:hanging="360"/>
+      </w:pPr>
+    </w:lvl>
+    <w:lvl w:ilvl="6" w:tentative="1">
+      <w:start w:val="1"/>
+      <w:numFmt w:val="decimal"/>
+      <w:lvlText w:val="%7."/>
+      <w:lvlJc w:val="left"/>
+      <w:pPr>
+        <w:tabs>
+          <w:tab w:val="num" w:pos="5040"/>
+        </w:tabs>
+        <w:ind w:left="5040" w:hanging="360"/>
+      </w:pPr>
+    </w:lvl>
+    <w:lvl w:ilvl="7" w:tentative="1">
+      <w:start w:val="1"/>
+      <w:numFmt w:val="decimal"/>
+      <w:lvlText w:val="%8."/>
+      <w:lvlJc w:val="left"/>
+      <w:pPr>
+        <w:tabs>
+          <w:tab w:val="num" w:pos="5760"/>
+        </w:tabs>
+        <w:ind w:left="5760" w:hanging="360"/>
+      </w:pPr>
+    </w:lvl>
+    <w:lvl w:ilvl="8" w:tentative="1">
+      <w:start w:val="1"/>
+      <w:numFmt w:val="decimal"/>
+      <w:lvlText w:val="%9."/>
+      <w:lvlJc w:val="left"/>
+      <w:pPr>
+        <w:tabs>
+          <w:tab w:val="num" w:pos="6480"/>
+        </w:tabs>
+        <w:ind w:left="6480" w:hanging="360"/>
+      </w:pPr>
+    </w:lvl>
+  </w:abstractNum>
+  <w:abstractNum w:abstractNumId="1" w15:restartNumberingAfterBreak="0">
+    <w:nsid w:val="50230C20"/>
+    <w:multiLevelType w:val="multilevel"/>
+    <w:tmpl w:val="D7F0B3B4"/>
+    <w:lvl w:ilvl="0">
+      <w:start w:val="1"/>
+      <w:numFmt w:val="decimal"/>
+      <w:lvlText w:val="%1."/>
+      <w:lvlJc w:val="left"/>
+      <w:pPr>
+        <w:tabs>
+          <w:tab w:val="num" w:pos="720"/>
+        </w:tabs>
+        <w:ind w:left="720" w:hanging="360"/>
+      </w:pPr>
+    </w:lvl>
+    <w:lvl w:ilvl="1" w:tentative="1">
+      <w:start w:val="1"/>
+      <w:numFmt w:val="decimal"/>
+      <w:lvlText w:val="%2."/>
+      <w:lvlJc w:val="left"/>
+      <w:pPr>
+        <w:tabs>
+          <w:tab w:val="num" w:pos="1440"/>
+        </w:tabs>
+        <w:ind w:left="1440" w:hanging="360"/>
+      </w:pPr>
+    </w:lvl>
+    <w:lvl w:ilvl="2" w:tentative="1">
+      <w:start w:val="1"/>
+      <w:numFmt w:val="decimal"/>
+      <w:lvlText w:val="%3."/>
+      <w:lvlJc w:val="left"/>
+      <w:pPr>
+        <w:tabs>
+          <w:tab w:val="num" w:pos="2160"/>
+        </w:tabs>
+        <w:ind w:left="2160" w:hanging="360"/>
+      </w:pPr>
+    </w:lvl>
+    <w:lvl w:ilvl="3" w:tentative="1">
+      <w:start w:val="1"/>
+      <w:numFmt w:val="decimal"/>
+      <w:lvlText w:val="%4."/>
+      <w:lvlJc w:val="left"/>
+      <w:pPr>
+        <w:tabs>
+          <w:tab w:val="num" w:pos="2880"/>
+        </w:tabs>
+        <w:ind w:left="2880" w:hanging="360"/>
+      </w:pPr>
+    </w:lvl>
+    <w:lvl w:ilvl="4" w:tentative="1">
+      <w:start w:val="1"/>
+      <w:numFmt w:val="decimal"/>
+      <w:lvlText w:val="%5."/>
+      <w:lvlJc w:val="left"/>
+      <w:pPr>
+        <w:tabs>
+          <w:tab w:val="num" w:pos="3600"/>
+        </w:tabs>
+        <w:ind w:left="3600" w:hanging="360"/>
+      </w:pPr>
+    </w:lvl>
+    <w:lvl w:ilvl="5" w:tentative="1">
+      <w:start w:val="1"/>
+      <w:numFmt w:val="decimal"/>
+      <w:lvlText w:val="%6."/>
+      <w:lvlJc w:val="left"/>
+      <w:pPr>
+        <w:tabs>
+          <w:tab w:val="num" w:pos="4320"/>
+        </w:tabs>
+        <w:ind w:left="4320" w:hanging="360"/>
+      </w:pPr>
+    </w:lvl>
+    <w:lvl w:ilvl="6" w:tentative="1">
+      <w:start w:val="1"/>
+      <w:numFmt w:val="decimal"/>
+      <w:lvlText w:val="%7."/>
+      <w:lvlJc w:val="left"/>
+      <w:pPr>
+        <w:tabs>
+          <w:tab w:val="num" w:pos="5040"/>
+        </w:tabs>
+        <w:ind w:left="5040" w:hanging="360"/>
+      </w:pPr>
+    </w:lvl>
+    <w:lvl w:ilvl="7" w:tentative="1">
+      <w:start w:val="1"/>
+      <w:numFmt w:val="decimal"/>
+      <w:lvlText w:val="%8."/>
+      <w:lvlJc w:val="left"/>
+      <w:pPr>
+        <w:tabs>
+          <w:tab w:val="num" w:pos="5760"/>
+        </w:tabs>
+        <w:ind w:left="5760" w:hanging="360"/>
+      </w:pPr>
+    </w:lvl>
+    <w:lvl w:ilvl="8" w:tentative="1">
+      <w:start w:val="1"/>
+      <w:numFmt w:val="decimal"/>
+      <w:lvlText w:val="%9."/>
+      <w:lvlJc w:val="left"/>
+      <w:pPr>
+        <w:tabs>
+          <w:tab w:val="num" w:pos="6480"/>
+        </w:tabs>
+        <w:ind w:left="6480" w:hanging="360"/>
+      </w:pPr>
+    </w:lvl>
+  </w:abstractNum>
+  <w:abstractNum w:abstractNumId="2" w15:restartNumberingAfterBreak="0">
+    <w:nsid w:val="6329659B"/>
+    <w:multiLevelType w:val="multilevel"/>
+    <w:tmpl w:val="6F50ACF8"/>
+    <w:lvl w:ilvl="0">
+      <w:start w:val="1"/>
+      <w:numFmt w:val="decimal"/>
+      <w:lvlText w:val="%1."/>
+      <w:lvlJc w:val="left"/>
+      <w:pPr>
+        <w:tabs>
+          <w:tab w:val="num" w:pos="720"/>
+        </w:tabs>
+        <w:ind w:left="720" w:hanging="360"/>
+      </w:pPr>
+    </w:lvl>
+    <w:lvl w:ilvl="1" w:tentative="1">
+      <w:start w:val="1"/>
+      <w:numFmt w:val="decimal"/>
+      <w:lvlText w:val="%2."/>
+      <w:lvlJc w:val="left"/>
+      <w:pPr>
+        <w:tabs>
+          <w:tab w:val="num" w:pos="1440"/>
+        </w:tabs>
+        <w:ind w:left="1440" w:hanging="360"/>
+      </w:pPr>
+    </w:lvl>
+    <w:lvl w:ilvl="2" w:tentative="1">
+      <w:start w:val="1"/>
+      <w:numFmt w:val="decimal"/>
+      <w:lvlText w:val="%3."/>
+      <w:lvlJc w:val="left"/>
+      <w:pPr>
+        <w:tabs>
+          <w:tab w:val="num" w:pos="2160"/>
+        </w:tabs>
+        <w:ind w:left="2160" w:hanging="360"/>
+      </w:pPr>
+    </w:lvl>
+    <w:lvl w:ilvl="3" w:tentative="1">
+      <w:start w:val="1"/>
+      <w:numFmt w:val="decimal"/>
+      <w:lvlText w:val="%4."/>
+      <w:lvlJc w:val="left"/>
+      <w:pPr>
+        <w:tabs>
+          <w:tab w:val="num" w:pos="2880"/>
+        </w:tabs>
+        <w:ind w:left="2880" w:hanging="360"/>
+      </w:pPr>
+    </w:lvl>
+    <w:lvl w:ilvl="4" w:tentative="1">
+      <w:start w:val="1"/>
+      <w:numFmt w:val="decimal"/>
+      <w:lvlText w:val="%5."/>
+      <w:lvlJc w:val="left"/>
+      <w:pPr>
+        <w:tabs>
+          <w:tab w:val="num" w:pos="3600"/>
+        </w:tabs>
+        <w:ind w:left="3600" w:hanging="360"/>
+      </w:pPr>
+    </w:lvl>
+    <w:lvl w:ilvl="5" w:tentative="1">
+      <w:start w:val="1"/>
+      <w:numFmt w:val="decimal"/>
+      <w:lvlText w:val="%6."/>
+      <w:lvlJc w:val="left"/>
+      <w:pPr>
+        <w:tabs>
+          <w:tab w:val="num" w:pos="4320"/>
+        </w:tabs>
+        <w:ind w:left="4320" w:hanging="360"/>
+      </w:pPr>
+    </w:lvl>
+    <w:lvl w:ilvl="6" w:tentative="1">
+      <w:start w:val="1"/>
+      <w:numFmt w:val="decimal"/>
+      <w:lvlText w:val="%7."/>
+      <w:lvlJc w:val="left"/>
+      <w:pPr>
+        <w:tabs>
+          <w:tab w:val="num" w:pos="5040"/>
+        </w:tabs>
+        <w:ind w:left="5040" w:hanging="360"/>
+      </w:pPr>
+    </w:lvl>
+    <w:lvl w:ilvl="7" w:tentative="1">
+      <w:start w:val="1"/>
+      <w:numFmt w:val="decimal"/>
+      <w:lvlText w:val="%8."/>
+      <w:lvlJc w:val="left"/>
+      <w:pPr>
+        <w:tabs>
+          <w:tab w:val="num" w:pos="5760"/>
+        </w:tabs>
+        <w:ind w:left="5760" w:hanging="360"/>
+      </w:pPr>
+    </w:lvl>
+    <w:lvl w:ilvl="8" w:tentative="1">
+      <w:start w:val="1"/>
+      <w:numFmt w:val="decimal"/>
+      <w:lvlText w:val="%9."/>
+      <w:lvlJc w:val="left"/>
+      <w:pPr>
+        <w:tabs>
+          <w:tab w:val="num" w:pos="6480"/>
+        </w:tabs>
+        <w:ind w:left="6480" w:hanging="360"/>
+      </w:pPr>
+    </w:lvl>
+  </w:abstractNum>
+  <w:abstractNum w:abstractNumId="3" w15:restartNumberingAfterBreak="0">
+    <w:nsid w:val="68AD08F5"/>
+    <w:multiLevelType w:val="multilevel"/>
+    <w:tmpl w:val="BF243C6C"/>
     <w:lvl w:ilvl="0">
       <w:start w:val="1"/>
       <w:numFmt w:val="bullet"/>
@@ -2155,10 +3073,10 @@
       </w:rPr>
     </w:lvl>
   </w:abstractNum>
-  <w:abstractNum w:abstractNumId="1" w15:restartNumberingAfterBreak="0">
-    <w:nsid w:val="55722E20"/>
+  <w:abstractNum w:abstractNumId="4" w15:restartNumberingAfterBreak="0">
+    <w:nsid w:val="6B833CA3"/>
     <w:multiLevelType w:val="multilevel"/>
-    <w:tmpl w:val="624205C8"/>
+    <w:tmpl w:val="085855CA"/>
     <w:lvl w:ilvl="0">
       <w:start w:val="1"/>
       <w:numFmt w:val="decimal"/>
@@ -2268,10 +3186,10 @@
       </w:pPr>
     </w:lvl>
   </w:abstractNum>
-  <w:abstractNum w:abstractNumId="2" w15:restartNumberingAfterBreak="0">
-    <w:nsid w:val="711A4BD5"/>
+  <w:abstractNum w:abstractNumId="5" w15:restartNumberingAfterBreak="0">
+    <w:nsid w:val="6C56646C"/>
     <w:multiLevelType w:val="multilevel"/>
-    <w:tmpl w:val="E4FAE2F4"/>
+    <w:tmpl w:val="818C6A2A"/>
     <w:lvl w:ilvl="0">
       <w:start w:val="1"/>
       <w:numFmt w:val="decimal"/>
@@ -2381,14 +3299,23 @@
       </w:pPr>
     </w:lvl>
   </w:abstractNum>
-  <w:num w:numId="1" w16cid:durableId="54863343">
+  <w:num w:numId="1" w16cid:durableId="988050398">
     <w:abstractNumId w:val="1"/>
   </w:num>
-  <w:num w:numId="2" w16cid:durableId="414518052">
+  <w:num w:numId="2" w16cid:durableId="817183518">
+    <w:abstractNumId w:val="5"/>
+  </w:num>
+  <w:num w:numId="3" w16cid:durableId="1311599004">
+    <w:abstractNumId w:val="4"/>
+  </w:num>
+  <w:num w:numId="4" w16cid:durableId="297496370">
     <w:abstractNumId w:val="2"/>
   </w:num>
-  <w:num w:numId="3" w16cid:durableId="1088038508">
+  <w:num w:numId="5" w16cid:durableId="1017921529">
     <w:abstractNumId w:val="0"/>
+  </w:num>
+  <w:num w:numId="6" w16cid:durableId="979269292">
+    <w:abstractNumId w:val="3"/>
   </w:num>
 </w:numbering>
 </file>

--- a/docs/User Manual.docx
+++ b/docs/User Manual.docx
@@ -2191,7 +2191,7 @@
           <w:sz w:val="22"/>
           <w:szCs w:val="22"/>
         </w:rPr>
-        <w:t>, or close the window. Both are recorded.</w:t>
+        <w:t xml:space="preserve"> at the bottom of the left sidebar, or close the window. Both are recorded.</w:t>
       </w:r>
     </w:p>
     <w:p>
@@ -2205,7 +2205,7 @@
         <w:rPr>
           <w:rFonts w:ascii="Calibri" w:eastAsia="Times New Roman" w:hAnsi="Calibri" w:cs="Calibri"/>
         </w:rPr>
-        <w:t>Rules</w:t>
+        <w:t>The main window</w:t>
       </w:r>
     </w:p>
     <w:p>
@@ -2230,16 +2230,35 @@
           <w:sz w:val="22"/>
           <w:szCs w:val="22"/>
         </w:rPr>
-        <w:t>One sign in</w:t>
-      </w:r>
-      <w:r>
-        <w:rPr>
-          <w:rFonts w:ascii="Calibri" w:eastAsia="Times New Roman" w:hAnsi="Calibri" w:cs="Calibri"/>
-          <w:color w:val="1A1A1A"/>
-          <w:sz w:val="22"/>
-          <w:szCs w:val="22"/>
-        </w:rPr>
-        <w:t xml:space="preserve"> for the whole app.</w:t>
+        <w:t>Left sidebar:</w:t>
+      </w:r>
+      <w:r>
+        <w:rPr>
+          <w:rFonts w:ascii="Calibri" w:eastAsia="Times New Roman" w:hAnsi="Calibri" w:cs="Calibri"/>
+          <w:color w:val="1A1A1A"/>
+          <w:sz w:val="22"/>
+          <w:szCs w:val="22"/>
+        </w:rPr>
+        <w:t xml:space="preserve"> the pages you're allowed to use. You only see your own department's page (Admins see everything). The page that's open is shown in </w:t>
+      </w:r>
+      <w:r>
+        <w:rPr>
+          <w:rStyle w:val="Strong"/>
+          <w:rFonts w:ascii="Calibri" w:eastAsia="Times New Roman" w:hAnsi="Calibri" w:cs="Calibri"/>
+          <w:color w:val="1A1A1A"/>
+          <w:sz w:val="22"/>
+          <w:szCs w:val="22"/>
+        </w:rPr>
+        <w:t>bold</w:t>
+      </w:r>
+      <w:r>
+        <w:rPr>
+          <w:rFonts w:ascii="Calibri" w:eastAsia="Times New Roman" w:hAnsi="Calibri" w:cs="Calibri"/>
+          <w:color w:val="1A1A1A"/>
+          <w:sz w:val="22"/>
+          <w:szCs w:val="22"/>
+        </w:rPr>
+        <w:t>.</w:t>
       </w:r>
     </w:p>
     <w:p>
@@ -2264,16 +2283,44 @@
           <w:sz w:val="22"/>
           <w:szCs w:val="22"/>
         </w:rPr>
-        <w:t>5 wrong passwords</w:t>
-      </w:r>
-      <w:r>
-        <w:rPr>
-          <w:rFonts w:ascii="Calibri" w:eastAsia="Times New Roman" w:hAnsi="Calibri" w:cs="Calibri"/>
-          <w:color w:val="1A1A1A"/>
-          <w:sz w:val="22"/>
-          <w:szCs w:val="22"/>
-        </w:rPr>
-        <w:t xml:space="preserve"> lock the account. Only an Admin can unlock it.</w:t>
+        <w:t>Top:</w:t>
+      </w:r>
+      <w:r>
+        <w:rPr>
+          <w:rFonts w:ascii="Calibri" w:eastAsia="Times New Roman" w:hAnsi="Calibri" w:cs="Calibri"/>
+          <w:color w:val="1A1A1A"/>
+          <w:sz w:val="22"/>
+          <w:szCs w:val="22"/>
+        </w:rPr>
+        <w:t xml:space="preserve"> </w:t>
+      </w:r>
+      <w:r>
+        <w:rPr>
+          <w:rFonts w:ascii="Calibri" w:eastAsia="Times New Roman" w:hAnsi="Calibri" w:cs="Calibri"/>
+          <w:color w:val="1A1A1A"/>
+          <w:sz w:val="22"/>
+          <w:szCs w:val="22"/>
+        </w:rPr>
+        <w:t xml:space="preserve">the page name, your name, and your department and level. Admins also see </w:t>
+      </w:r>
+      <w:r>
+        <w:rPr>
+          <w:rStyle w:val="Strong"/>
+          <w:rFonts w:ascii="Calibri" w:eastAsia="Times New Roman" w:hAnsi="Calibri" w:cs="Calibri"/>
+          <w:color w:val="1A1A1A"/>
+          <w:sz w:val="22"/>
+          <w:szCs w:val="22"/>
+        </w:rPr>
+        <w:t>Password requests (N)</w:t>
+      </w:r>
+      <w:r>
+        <w:rPr>
+          <w:rFonts w:ascii="Calibri" w:eastAsia="Times New Roman" w:hAnsi="Calibri" w:cs="Calibri"/>
+          <w:color w:val="1A1A1A"/>
+          <w:sz w:val="22"/>
+          <w:szCs w:val="22"/>
+        </w:rPr>
+        <w:t>.</w:t>
       </w:r>
     </w:p>
     <w:p>
@@ -2298,51 +2345,95 @@
           <w:sz w:val="22"/>
           <w:szCs w:val="22"/>
         </w:rPr>
-        <w:t>Forgot your password?</w:t>
-      </w:r>
-      <w:r>
-        <w:rPr>
-          <w:rFonts w:ascii="Calibri" w:eastAsia="Times New Roman" w:hAnsi="Calibri" w:cs="Calibri"/>
-          <w:color w:val="1A1A1A"/>
-          <w:sz w:val="22"/>
-          <w:szCs w:val="22"/>
-        </w:rPr>
-        <w:t xml:space="preserve"> Click </w:t>
+        <w:t>Middle:</w:t>
+      </w:r>
+      <w:r>
+        <w:rPr>
+          <w:rFonts w:ascii="Calibri" w:eastAsia="Times New Roman" w:hAnsi="Calibri" w:cs="Calibri"/>
+          <w:color w:val="1A1A1A"/>
+          <w:sz w:val="22"/>
+          <w:szCs w:val="22"/>
+        </w:rPr>
+        <w:t xml:space="preserve"> the page you chose.</w:t>
+      </w:r>
+    </w:p>
+    <w:p>
+      <w:pPr>
+        <w:pStyle w:val="Heading2"/>
+        <w:rPr>
+          <w:rFonts w:ascii="Calibri" w:eastAsia="Times New Roman" w:hAnsi="Calibri" w:cs="Calibri"/>
+        </w:rPr>
+      </w:pPr>
+      <w:r>
+        <w:rPr>
+          <w:rFonts w:ascii="Calibri" w:eastAsia="Times New Roman" w:hAnsi="Calibri" w:cs="Calibri"/>
+        </w:rPr>
+        <w:t>"Still there?"</w:t>
+      </w:r>
+    </w:p>
+    <w:p>
+      <w:pPr>
+        <w:pStyle w:val="NormalWeb"/>
+        <w:rPr>
+          <w:rFonts w:ascii="Calibri" w:hAnsi="Calibri" w:cs="Calibri"/>
+          <w:color w:val="1A1A1A"/>
+          <w:sz w:val="22"/>
+          <w:szCs w:val="22"/>
+        </w:rPr>
+      </w:pPr>
+      <w:r>
+        <w:rPr>
+          <w:rFonts w:ascii="Calibri" w:hAnsi="Calibri" w:cs="Calibri"/>
+          <w:color w:val="1A1A1A"/>
+          <w:sz w:val="22"/>
+          <w:szCs w:val="22"/>
+        </w:rPr>
+        <w:t xml:space="preserve">If you don't touch the keyboard or mouse for </w:t>
+      </w:r>
+      <w:r>
+        <w:rPr>
+          <w:rStyle w:val="Strong"/>
+          <w:rFonts w:ascii="Calibri" w:hAnsi="Calibri" w:cs="Calibri"/>
+          <w:color w:val="1A1A1A"/>
+          <w:sz w:val="22"/>
+          <w:szCs w:val="22"/>
+        </w:rPr>
+        <w:t>5 minutes</w:t>
+      </w:r>
+      <w:r>
+        <w:rPr>
+          <w:rFonts w:ascii="Calibri" w:hAnsi="Calibri" w:cs="Calibri"/>
+          <w:color w:val="1A1A1A"/>
+          <w:sz w:val="22"/>
+          <w:szCs w:val="22"/>
+        </w:rPr>
+        <w:t xml:space="preserve">, a </w:t>
       </w:r>
       <w:r>
         <w:rPr>
           <w:rStyle w:val="Emphasis"/>
-          <w:rFonts w:ascii="Calibri" w:eastAsia="Times New Roman" w:hAnsi="Calibri" w:cs="Calibri"/>
-          <w:color w:val="1A1A1A"/>
-          <w:sz w:val="22"/>
-          <w:szCs w:val="22"/>
-        </w:rPr>
-        <w:t>Forgot Password</w:t>
-      </w:r>
-      <w:r>
-        <w:rPr>
-          <w:rFonts w:ascii="Calibri" w:eastAsia="Times New Roman" w:hAnsi="Calibri" w:cs="Calibri"/>
-          <w:color w:val="1A1A1A"/>
-          <w:sz w:val="22"/>
-          <w:szCs w:val="22"/>
-        </w:rPr>
-        <w:t xml:space="preserve"> </w:t>
-      </w:r>
-      <w:r>
-        <w:rPr>
-          <w:rFonts w:ascii="Calibri" w:eastAsia="Times New Roman" w:hAnsi="Calibri" w:cs="Calibri"/>
-          <w:color w:val="1A1A1A"/>
-          <w:sz w:val="22"/>
-          <w:szCs w:val="22"/>
-        </w:rPr>
-        <w:t>and type your username. The Admins get a request and will give you a new password in person. (Admins use their security question instead.)</w:t>
+          <w:rFonts w:ascii="Calibri" w:hAnsi="Calibri" w:cs="Calibri"/>
+          <w:color w:val="1A1A1A"/>
+          <w:sz w:val="22"/>
+          <w:szCs w:val="22"/>
+        </w:rPr>
+        <w:t>"Still there?"</w:t>
+      </w:r>
+      <w:r>
+        <w:rPr>
+          <w:rFonts w:ascii="Calibri" w:hAnsi="Calibri" w:cs="Calibri"/>
+          <w:color w:val="1A1A1A"/>
+          <w:sz w:val="22"/>
+          <w:szCs w:val="22"/>
+        </w:rPr>
+        <w:t xml:space="preserve"> message appears with a 60-second countdown.</w:t>
       </w:r>
     </w:p>
     <w:p>
       <w:pPr>
         <w:numPr>
           <w:ilvl w:val="0"/>
-          <w:numId w:val="6"/>
+          <w:numId w:val="7"/>
         </w:numPr>
         <w:spacing w:before="100" w:beforeAutospacing="1" w:after="100" w:afterAutospacing="1"/>
         <w:rPr>
@@ -2354,29 +2445,38 @@
       </w:pPr>
       <w:r>
         <w:rPr>
+          <w:rFonts w:ascii="Calibri" w:eastAsia="Times New Roman" w:hAnsi="Calibri" w:cs="Calibri"/>
+          <w:color w:val="1A1A1A"/>
+          <w:sz w:val="22"/>
+          <w:szCs w:val="22"/>
+        </w:rPr>
+        <w:t xml:space="preserve">Click </w:t>
+      </w:r>
+      <w:r>
+        <w:rPr>
           <w:rStyle w:val="Strong"/>
           <w:rFonts w:ascii="Calibri" w:eastAsia="Times New Roman" w:hAnsi="Calibri" w:cs="Calibri"/>
           <w:color w:val="1A1A1A"/>
           <w:sz w:val="22"/>
           <w:szCs w:val="22"/>
         </w:rPr>
-        <w:t>Only Admins change passwords.</w:t>
-      </w:r>
-      <w:r>
-        <w:rPr>
-          <w:rFonts w:ascii="Calibri" w:eastAsia="Times New Roman" w:hAnsi="Calibri" w:cs="Calibri"/>
-          <w:color w:val="1A1A1A"/>
-          <w:sz w:val="22"/>
-          <w:szCs w:val="22"/>
-        </w:rPr>
-        <w:t xml:space="preserve"> Employees and Supervisors can't change their own.</w:t>
+        <w:t>Stay Signed In</w:t>
+      </w:r>
+      <w:r>
+        <w:rPr>
+          <w:rFonts w:ascii="Calibri" w:eastAsia="Times New Roman" w:hAnsi="Calibri" w:cs="Calibri"/>
+          <w:color w:val="1A1A1A"/>
+          <w:sz w:val="22"/>
+          <w:szCs w:val="22"/>
+        </w:rPr>
+        <w:t xml:space="preserve"> to keep working.</w:t>
       </w:r>
     </w:p>
     <w:p>
       <w:pPr>
         <w:numPr>
           <w:ilvl w:val="0"/>
-          <w:numId w:val="6"/>
+          <w:numId w:val="7"/>
         </w:numPr>
         <w:spacing w:before="100" w:beforeAutospacing="1" w:after="100" w:afterAutospacing="1"/>
         <w:rPr>
@@ -2388,12 +2488,249 @@
       </w:pPr>
       <w:r>
         <w:rPr>
+          <w:rFonts w:ascii="Calibri" w:eastAsia="Times New Roman" w:hAnsi="Calibri" w:cs="Calibri"/>
+          <w:color w:val="1A1A1A"/>
+          <w:sz w:val="22"/>
+          <w:szCs w:val="22"/>
+        </w:rPr>
+        <w:t xml:space="preserve">Click </w:t>
+      </w:r>
+      <w:r>
+        <w:rPr>
           <w:rStyle w:val="Strong"/>
           <w:rFonts w:ascii="Calibri" w:eastAsia="Times New Roman" w:hAnsi="Calibri" w:cs="Calibri"/>
           <w:color w:val="1A1A1A"/>
           <w:sz w:val="22"/>
           <w:szCs w:val="22"/>
         </w:rPr>
+        <w:t>Sign Out</w:t>
+      </w:r>
+      <w:r>
+        <w:rPr>
+          <w:rFonts w:ascii="Calibri" w:eastAsia="Times New Roman" w:hAnsi="Calibri" w:cs="Calibri"/>
+          <w:color w:val="1A1A1A"/>
+          <w:sz w:val="22"/>
+          <w:szCs w:val="22"/>
+        </w:rPr>
+        <w:t xml:space="preserve"> to sign out now.</w:t>
+      </w:r>
+    </w:p>
+    <w:p>
+      <w:pPr>
+        <w:numPr>
+          <w:ilvl w:val="0"/>
+          <w:numId w:val="7"/>
+        </w:numPr>
+        <w:spacing w:before="100" w:beforeAutospacing="1" w:after="100" w:afterAutospacing="1"/>
+        <w:rPr>
+          <w:rFonts w:ascii="Calibri" w:eastAsia="Times New Roman" w:hAnsi="Calibri" w:cs="Calibri"/>
+          <w:color w:val="1A1A1A"/>
+          <w:sz w:val="22"/>
+          <w:szCs w:val="22"/>
+        </w:rPr>
+      </w:pPr>
+      <w:r>
+        <w:rPr>
+          <w:rFonts w:ascii="Calibri" w:eastAsia="Times New Roman" w:hAnsi="Calibri" w:cs="Calibri"/>
+          <w:color w:val="1A1A1A"/>
+          <w:sz w:val="22"/>
+          <w:szCs w:val="22"/>
+        </w:rPr>
+        <w:t>If nobody answers, the app signs out by itself, and the Sign In window says why.</w:t>
+      </w:r>
+    </w:p>
+    <w:p>
+      <w:pPr>
+        <w:pStyle w:val="Heading2"/>
+        <w:rPr>
+          <w:rFonts w:ascii="Calibri" w:eastAsia="Times New Roman" w:hAnsi="Calibri" w:cs="Calibri"/>
+        </w:rPr>
+      </w:pPr>
+      <w:r>
+        <w:rPr>
+          <w:rFonts w:ascii="Calibri" w:eastAsia="Times New Roman" w:hAnsi="Calibri" w:cs="Calibri"/>
+        </w:rPr>
+        <w:t>Rules</w:t>
+      </w:r>
+    </w:p>
+    <w:p>
+      <w:pPr>
+        <w:numPr>
+          <w:ilvl w:val="0"/>
+          <w:numId w:val="8"/>
+        </w:numPr>
+        <w:spacing w:before="100" w:beforeAutospacing="1" w:after="100" w:afterAutospacing="1"/>
+        <w:rPr>
+          <w:rFonts w:ascii="Calibri" w:eastAsia="Times New Roman" w:hAnsi="Calibri" w:cs="Calibri"/>
+          <w:color w:val="1A1A1A"/>
+          <w:sz w:val="22"/>
+          <w:szCs w:val="22"/>
+        </w:rPr>
+      </w:pPr>
+      <w:r>
+        <w:rPr>
+          <w:rStyle w:val="Strong"/>
+          <w:rFonts w:ascii="Calibri" w:eastAsia="Times New Roman" w:hAnsi="Calibri" w:cs="Calibri"/>
+          <w:color w:val="1A1A1A"/>
+          <w:sz w:val="22"/>
+          <w:szCs w:val="22"/>
+        </w:rPr>
+        <w:t>One sign in</w:t>
+      </w:r>
+      <w:r>
+        <w:rPr>
+          <w:rFonts w:ascii="Calibri" w:eastAsia="Times New Roman" w:hAnsi="Calibri" w:cs="Calibri"/>
+          <w:color w:val="1A1A1A"/>
+          <w:sz w:val="22"/>
+          <w:szCs w:val="22"/>
+        </w:rPr>
+        <w:t xml:space="preserve"> for the whole app.</w:t>
+      </w:r>
+    </w:p>
+    <w:p>
+      <w:pPr>
+        <w:numPr>
+          <w:ilvl w:val="0"/>
+          <w:numId w:val="8"/>
+        </w:numPr>
+        <w:spacing w:before="100" w:beforeAutospacing="1" w:after="100" w:afterAutospacing="1"/>
+        <w:rPr>
+          <w:rFonts w:ascii="Calibri" w:eastAsia="Times New Roman" w:hAnsi="Calibri" w:cs="Calibri"/>
+          <w:color w:val="1A1A1A"/>
+          <w:sz w:val="22"/>
+          <w:szCs w:val="22"/>
+        </w:rPr>
+      </w:pPr>
+      <w:r>
+        <w:rPr>
+          <w:rStyle w:val="Strong"/>
+          <w:rFonts w:ascii="Calibri" w:eastAsia="Times New Roman" w:hAnsi="Calibri" w:cs="Calibri"/>
+          <w:color w:val="1A1A1A"/>
+          <w:sz w:val="22"/>
+          <w:szCs w:val="22"/>
+        </w:rPr>
+        <w:t>5 wrong passwords</w:t>
+      </w:r>
+      <w:r>
+        <w:rPr>
+          <w:rFonts w:ascii="Calibri" w:eastAsia="Times New Roman" w:hAnsi="Calibri" w:cs="Calibri"/>
+          <w:color w:val="1A1A1A"/>
+          <w:sz w:val="22"/>
+          <w:szCs w:val="22"/>
+        </w:rPr>
+        <w:t xml:space="preserve"> lock the account. Only an Admin can unlock it.</w:t>
+      </w:r>
+    </w:p>
+    <w:p>
+      <w:pPr>
+        <w:numPr>
+          <w:ilvl w:val="0"/>
+          <w:numId w:val="8"/>
+        </w:numPr>
+        <w:spacing w:before="100" w:beforeAutospacing="1" w:after="100" w:afterAutospacing="1"/>
+        <w:rPr>
+          <w:rFonts w:ascii="Calibri" w:eastAsia="Times New Roman" w:hAnsi="Calibri" w:cs="Calibri"/>
+          <w:color w:val="1A1A1A"/>
+          <w:sz w:val="22"/>
+          <w:szCs w:val="22"/>
+        </w:rPr>
+      </w:pPr>
+      <w:r>
+        <w:rPr>
+          <w:rStyle w:val="Strong"/>
+          <w:rFonts w:ascii="Calibri" w:eastAsia="Times New Roman" w:hAnsi="Calibri" w:cs="Calibri"/>
+          <w:color w:val="1A1A1A"/>
+          <w:sz w:val="22"/>
+          <w:szCs w:val="22"/>
+        </w:rPr>
+        <w:t>Forgot your password?</w:t>
+      </w:r>
+      <w:r>
+        <w:rPr>
+          <w:rFonts w:ascii="Calibri" w:eastAsia="Times New Roman" w:hAnsi="Calibri" w:cs="Calibri"/>
+          <w:color w:val="1A1A1A"/>
+          <w:sz w:val="22"/>
+          <w:szCs w:val="22"/>
+        </w:rPr>
+        <w:t xml:space="preserve"> Click </w:t>
+      </w:r>
+      <w:r>
+        <w:rPr>
+          <w:rStyle w:val="Emphasis"/>
+          <w:rFonts w:ascii="Calibri" w:eastAsia="Times New Roman" w:hAnsi="Calibri" w:cs="Calibri"/>
+          <w:color w:val="1A1A1A"/>
+          <w:sz w:val="22"/>
+          <w:szCs w:val="22"/>
+        </w:rPr>
+        <w:t>Forgot Password</w:t>
+      </w:r>
+      <w:r>
+        <w:rPr>
+          <w:rFonts w:ascii="Calibri" w:eastAsia="Times New Roman" w:hAnsi="Calibri" w:cs="Calibri"/>
+          <w:color w:val="1A1A1A"/>
+          <w:sz w:val="22"/>
+          <w:szCs w:val="22"/>
+        </w:rPr>
+        <w:t xml:space="preserve"> and type your username. The Admins get a request and will give you a new password in person. (Admins use their security question instead.)</w:t>
+      </w:r>
+    </w:p>
+    <w:p>
+      <w:pPr>
+        <w:numPr>
+          <w:ilvl w:val="0"/>
+          <w:numId w:val="8"/>
+        </w:numPr>
+        <w:spacing w:before="100" w:beforeAutospacing="1" w:after="100" w:afterAutospacing="1"/>
+        <w:rPr>
+          <w:rFonts w:ascii="Calibri" w:eastAsia="Times New Roman" w:hAnsi="Calibri" w:cs="Calibri"/>
+          <w:color w:val="1A1A1A"/>
+          <w:sz w:val="22"/>
+          <w:szCs w:val="22"/>
+        </w:rPr>
+      </w:pPr>
+      <w:r>
+        <w:rPr>
+          <w:rStyle w:val="Strong"/>
+          <w:rFonts w:ascii="Calibri" w:eastAsia="Times New Roman" w:hAnsi="Calibri" w:cs="Calibri"/>
+          <w:color w:val="1A1A1A"/>
+          <w:sz w:val="22"/>
+          <w:szCs w:val="22"/>
+        </w:rPr>
+        <w:t>Only Admins change passwords.</w:t>
+      </w:r>
+      <w:r>
+        <w:rPr>
+          <w:rFonts w:ascii="Calibri" w:eastAsia="Times New Roman" w:hAnsi="Calibri" w:cs="Calibri"/>
+          <w:color w:val="1A1A1A"/>
+          <w:sz w:val="22"/>
+          <w:szCs w:val="22"/>
+        </w:rPr>
+        <w:t xml:space="preserve"> Employees and Supervisors can't change their own.</w:t>
+      </w:r>
+    </w:p>
+    <w:p>
+      <w:pPr>
+        <w:numPr>
+          <w:ilvl w:val="0"/>
+          <w:numId w:val="8"/>
+        </w:numPr>
+        <w:spacing w:before="100" w:beforeAutospacing="1" w:after="100" w:afterAutospacing="1"/>
+        <w:rPr>
+          <w:rFonts w:ascii="Calibri" w:eastAsia="Times New Roman" w:hAnsi="Calibri" w:cs="Calibri"/>
+          <w:color w:val="1A1A1A"/>
+          <w:sz w:val="22"/>
+          <w:szCs w:val="22"/>
+        </w:rPr>
+      </w:pPr>
+      <w:r>
+        <w:rPr>
+          <w:rStyle w:val="Strong"/>
+          <w:rFonts w:ascii="Calibri" w:eastAsia="Times New Roman" w:hAnsi="Calibri" w:cs="Calibri"/>
+          <w:color w:val="1A1A1A"/>
+          <w:sz w:val="22"/>
+          <w:szCs w:val="22"/>
+        </w:rPr>
+        <w:lastRenderedPageBreak/>
         <w:t>Idle check:</w:t>
       </w:r>
       <w:r>
@@ -2499,7 +2836,13 @@
         <w:rPr>
           <w:rFonts w:ascii="Calibri" w:eastAsia="Times New Roman" w:hAnsi="Calibri" w:cs="Calibri"/>
         </w:rPr>
-        <w:t xml:space="preserve">7. Inventory &amp; Vendors </w:t>
+        <w:t xml:space="preserve">7. Inventory &amp; </w:t>
+      </w:r>
+      <w:r>
+        <w:rPr>
+          <w:rFonts w:ascii="Calibri" w:eastAsia="Times New Roman" w:hAnsi="Calibri" w:cs="Calibri"/>
+        </w:rPr>
+        <w:t xml:space="preserve">Vendors </w:t>
       </w:r>
       <w:r>
         <w:rPr>
@@ -2520,7 +2863,6 @@
         <w:rPr>
           <w:rFonts w:ascii="Calibri" w:eastAsia="Times New Roman" w:hAnsi="Calibri" w:cs="Calibri"/>
         </w:rPr>
-        <w:lastRenderedPageBreak/>
         <w:t xml:space="preserve">8. Subcontractors </w:t>
       </w:r>
       <w:r>
@@ -2586,9 +2928,9 @@
 <file path=word/numbering.xml><?xml version="1.0" encoding="utf-8"?>
 <w:numbering xmlns:wpc="http://schemas.microsoft.com/office/word/2010/wordprocessingCanvas" xmlns:cx="http://schemas.microsoft.com/office/drawing/2014/chartex" xmlns:cx1="http://schemas.microsoft.com/office/drawing/2015/9/8/chartex" xmlns:cx2="http://schemas.microsoft.com/office/drawing/2015/10/21/chartex" xmlns:cx3="http://schemas.microsoft.com/office/drawing/2016/5/9/chartex" xmlns:cx4="http://schemas.microsoft.com/office/drawing/2016/5/10/chartex" xmlns:cx5="http://schemas.microsoft.com/office/drawing/2016/5/11/chartex" xmlns:cx6="http://schemas.microsoft.com/office/drawing/2016/5/12/chartex" xmlns:cx7="http://schemas.microsoft.com/office/drawing/2016/5/13/chartex" xmlns:cx8="http://schemas.microsoft.com/office/drawing/2016/5/14/chartex" xmlns:mc="http://schemas.openxmlformats.org/markup-compatibility/2006" xmlns:aink="http://schemas.microsoft.com/office/drawing/2016/ink" xmlns:am3d="http://schemas.microsoft.com/office/drawing/2017/model3d" xmlns:o="urn:schemas-microsoft-com:office:office" xmlns:oel="http://schemas.microsoft.com/office/2019/extlst" xmlns:r="http://schemas.openxmlformats.org/officeDocument/2006/relationships" xmlns:m="http://schemas.openxmlformats.org/officeDocument/2006/math" xmlns:v="urn:schemas-microsoft-com:vml" xmlns:wp14="http://schemas.microsoft.com/office/word/2010/wordprocessingDrawing" xmlns:wp="http://schemas.openxmlformats.org/drawingml/2006/wordprocessingDrawing" xmlns:w10="urn:schemas-microsoft-com:office:word" xmlns:w="http://schemas.openxmlformats.org/wordprocessingml/2006/main" xmlns:w14="http://schemas.microsoft.com/office/word/2010/wordml" xmlns:w15="http://schemas.microsoft.com/office/word/2012/wordml" xmlns:w16cex="http://schemas.microsoft.com/office/word/2018/wordml/cex" xmlns:w16cid="http://schemas.microsoft.com/office/word/2016/wordml/cid" xmlns:w16="http://schemas.microsoft.com/office/word/2018/wordml" xmlns:w16du="http://schemas.microsoft.com/office/word/2023/wordml/word16du" xmlns:w16sdtdh="http://schemas.microsoft.com/office/word/2020/wordml/sdtdatahash" xmlns:w16sdtfl="http://schemas.microsoft.com/office/word/2024/wordml/sdtformatlock" xmlns:w16se="http://schemas.microsoft.com/office/word/2015/wordml/symex" xmlns:wpg="http://schemas.microsoft.com/office/word/2010/wordprocessingGroup" xmlns:wpi="http://schemas.microsoft.com/office/word/2010/wordprocessingInk" xmlns:wne="http://schemas.microsoft.com/office/word/2006/wordml" xmlns:wps="http://schemas.microsoft.com/office/word/2010/wordprocessingShape" mc:Ignorable="w14 w15 w16se w16cid w16 w16cex w16sdtdh w16sdtfl w16du wp14">
   <w:abstractNum w:abstractNumId="0" w15:restartNumberingAfterBreak="0">
-    <w:nsid w:val="292D67EF"/>
+    <w:nsid w:val="12E63E0A"/>
     <w:multiLevelType w:val="multilevel"/>
-    <w:tmpl w:val="2960A9FA"/>
+    <w:tmpl w:val="AAC249B8"/>
     <w:lvl w:ilvl="0">
       <w:start w:val="1"/>
       <w:numFmt w:val="decimal"/>
@@ -2699,9 +3041,9 @@
     </w:lvl>
   </w:abstractNum>
   <w:abstractNum w:abstractNumId="1" w15:restartNumberingAfterBreak="0">
-    <w:nsid w:val="50230C20"/>
+    <w:nsid w:val="13E14B82"/>
     <w:multiLevelType w:val="multilevel"/>
-    <w:tmpl w:val="D7F0B3B4"/>
+    <w:tmpl w:val="00423C3A"/>
     <w:lvl w:ilvl="0">
       <w:start w:val="1"/>
       <w:numFmt w:val="decimal"/>
@@ -2812,9 +3154,9 @@
     </w:lvl>
   </w:abstractNum>
   <w:abstractNum w:abstractNumId="2" w15:restartNumberingAfterBreak="0">
-    <w:nsid w:val="6329659B"/>
+    <w:nsid w:val="29DD3EB1"/>
     <w:multiLevelType w:val="multilevel"/>
-    <w:tmpl w:val="6F50ACF8"/>
+    <w:tmpl w:val="8BB643CE"/>
     <w:lvl w:ilvl="0">
       <w:start w:val="1"/>
       <w:numFmt w:val="decimal"/>
@@ -2925,9 +3267,9 @@
     </w:lvl>
   </w:abstractNum>
   <w:abstractNum w:abstractNumId="3" w15:restartNumberingAfterBreak="0">
-    <w:nsid w:val="68AD08F5"/>
+    <w:nsid w:val="3E7B284C"/>
     <w:multiLevelType w:val="multilevel"/>
-    <w:tmpl w:val="BF243C6C"/>
+    <w:tmpl w:val="64489EE6"/>
     <w:lvl w:ilvl="0">
       <w:start w:val="1"/>
       <w:numFmt w:val="bullet"/>
@@ -3074,9 +3416,9 @@
     </w:lvl>
   </w:abstractNum>
   <w:abstractNum w:abstractNumId="4" w15:restartNumberingAfterBreak="0">
-    <w:nsid w:val="6B833CA3"/>
+    <w:nsid w:val="50326082"/>
     <w:multiLevelType w:val="multilevel"/>
-    <w:tmpl w:val="085855CA"/>
+    <w:tmpl w:val="26B65AC8"/>
     <w:lvl w:ilvl="0">
       <w:start w:val="1"/>
       <w:numFmt w:val="decimal"/>
@@ -3187,9 +3529,9 @@
     </w:lvl>
   </w:abstractNum>
   <w:abstractNum w:abstractNumId="5" w15:restartNumberingAfterBreak="0">
-    <w:nsid w:val="6C56646C"/>
+    <w:nsid w:val="517F42BF"/>
     <w:multiLevelType w:val="multilevel"/>
-    <w:tmpl w:val="818C6A2A"/>
+    <w:tmpl w:val="D4043500"/>
     <w:lvl w:ilvl="0">
       <w:start w:val="1"/>
       <w:numFmt w:val="decimal"/>
@@ -3299,22 +3641,326 @@
       </w:pPr>
     </w:lvl>
   </w:abstractNum>
-  <w:num w:numId="1" w16cid:durableId="988050398">
+  <w:abstractNum w:abstractNumId="6" w15:restartNumberingAfterBreak="0">
+    <w:nsid w:val="68C47E5D"/>
+    <w:multiLevelType w:val="multilevel"/>
+    <w:tmpl w:val="03A8C088"/>
+    <w:lvl w:ilvl="0">
+      <w:start w:val="1"/>
+      <w:numFmt w:val="bullet"/>
+      <w:lvlText w:val=""/>
+      <w:lvlJc w:val="left"/>
+      <w:pPr>
+        <w:tabs>
+          <w:tab w:val="num" w:pos="720"/>
+        </w:tabs>
+        <w:ind w:left="720" w:hanging="360"/>
+      </w:pPr>
+      <w:rPr>
+        <w:rFonts w:ascii="Symbol" w:hAnsi="Symbol" w:hint="default"/>
+        <w:sz w:val="20"/>
+      </w:rPr>
+    </w:lvl>
+    <w:lvl w:ilvl="1" w:tentative="1">
+      <w:start w:val="1"/>
+      <w:numFmt w:val="bullet"/>
+      <w:lvlText w:val="o"/>
+      <w:lvlJc w:val="left"/>
+      <w:pPr>
+        <w:tabs>
+          <w:tab w:val="num" w:pos="1440"/>
+        </w:tabs>
+        <w:ind w:left="1440" w:hanging="360"/>
+      </w:pPr>
+      <w:rPr>
+        <w:rFonts w:ascii="Courier New" w:hAnsi="Courier New" w:hint="default"/>
+        <w:sz w:val="20"/>
+      </w:rPr>
+    </w:lvl>
+    <w:lvl w:ilvl="2" w:tentative="1">
+      <w:start w:val="1"/>
+      <w:numFmt w:val="bullet"/>
+      <w:lvlText w:val=""/>
+      <w:lvlJc w:val="left"/>
+      <w:pPr>
+        <w:tabs>
+          <w:tab w:val="num" w:pos="2160"/>
+        </w:tabs>
+        <w:ind w:left="2160" w:hanging="360"/>
+      </w:pPr>
+      <w:rPr>
+        <w:rFonts w:ascii="Wingdings" w:hAnsi="Wingdings" w:hint="default"/>
+        <w:sz w:val="20"/>
+      </w:rPr>
+    </w:lvl>
+    <w:lvl w:ilvl="3" w:tentative="1">
+      <w:start w:val="1"/>
+      <w:numFmt w:val="bullet"/>
+      <w:lvlText w:val=""/>
+      <w:lvlJc w:val="left"/>
+      <w:pPr>
+        <w:tabs>
+          <w:tab w:val="num" w:pos="2880"/>
+        </w:tabs>
+        <w:ind w:left="2880" w:hanging="360"/>
+      </w:pPr>
+      <w:rPr>
+        <w:rFonts w:ascii="Wingdings" w:hAnsi="Wingdings" w:hint="default"/>
+        <w:sz w:val="20"/>
+      </w:rPr>
+    </w:lvl>
+    <w:lvl w:ilvl="4" w:tentative="1">
+      <w:start w:val="1"/>
+      <w:numFmt w:val="bullet"/>
+      <w:lvlText w:val=""/>
+      <w:lvlJc w:val="left"/>
+      <w:pPr>
+        <w:tabs>
+          <w:tab w:val="num" w:pos="3600"/>
+        </w:tabs>
+        <w:ind w:left="3600" w:hanging="360"/>
+      </w:pPr>
+      <w:rPr>
+        <w:rFonts w:ascii="Wingdings" w:hAnsi="Wingdings" w:hint="default"/>
+        <w:sz w:val="20"/>
+      </w:rPr>
+    </w:lvl>
+    <w:lvl w:ilvl="5" w:tentative="1">
+      <w:start w:val="1"/>
+      <w:numFmt w:val="bullet"/>
+      <w:lvlText w:val=""/>
+      <w:lvlJc w:val="left"/>
+      <w:pPr>
+        <w:tabs>
+          <w:tab w:val="num" w:pos="4320"/>
+        </w:tabs>
+        <w:ind w:left="4320" w:hanging="360"/>
+      </w:pPr>
+      <w:rPr>
+        <w:rFonts w:ascii="Wingdings" w:hAnsi="Wingdings" w:hint="default"/>
+        <w:sz w:val="20"/>
+      </w:rPr>
+    </w:lvl>
+    <w:lvl w:ilvl="6" w:tentative="1">
+      <w:start w:val="1"/>
+      <w:numFmt w:val="bullet"/>
+      <w:lvlText w:val=""/>
+      <w:lvlJc w:val="left"/>
+      <w:pPr>
+        <w:tabs>
+          <w:tab w:val="num" w:pos="5040"/>
+        </w:tabs>
+        <w:ind w:left="5040" w:hanging="360"/>
+      </w:pPr>
+      <w:rPr>
+        <w:rFonts w:ascii="Wingdings" w:hAnsi="Wingdings" w:hint="default"/>
+        <w:sz w:val="20"/>
+      </w:rPr>
+    </w:lvl>
+    <w:lvl w:ilvl="7" w:tentative="1">
+      <w:start w:val="1"/>
+      <w:numFmt w:val="bullet"/>
+      <w:lvlText w:val=""/>
+      <w:lvlJc w:val="left"/>
+      <w:pPr>
+        <w:tabs>
+          <w:tab w:val="num" w:pos="5760"/>
+        </w:tabs>
+        <w:ind w:left="5760" w:hanging="360"/>
+      </w:pPr>
+      <w:rPr>
+        <w:rFonts w:ascii="Wingdings" w:hAnsi="Wingdings" w:hint="default"/>
+        <w:sz w:val="20"/>
+      </w:rPr>
+    </w:lvl>
+    <w:lvl w:ilvl="8" w:tentative="1">
+      <w:start w:val="1"/>
+      <w:numFmt w:val="bullet"/>
+      <w:lvlText w:val=""/>
+      <w:lvlJc w:val="left"/>
+      <w:pPr>
+        <w:tabs>
+          <w:tab w:val="num" w:pos="6480"/>
+        </w:tabs>
+        <w:ind w:left="6480" w:hanging="360"/>
+      </w:pPr>
+      <w:rPr>
+        <w:rFonts w:ascii="Wingdings" w:hAnsi="Wingdings" w:hint="default"/>
+        <w:sz w:val="20"/>
+      </w:rPr>
+    </w:lvl>
+  </w:abstractNum>
+  <w:abstractNum w:abstractNumId="7" w15:restartNumberingAfterBreak="0">
+    <w:nsid w:val="7C5F1452"/>
+    <w:multiLevelType w:val="multilevel"/>
+    <w:tmpl w:val="90883A08"/>
+    <w:lvl w:ilvl="0">
+      <w:start w:val="1"/>
+      <w:numFmt w:val="bullet"/>
+      <w:lvlText w:val=""/>
+      <w:lvlJc w:val="left"/>
+      <w:pPr>
+        <w:tabs>
+          <w:tab w:val="num" w:pos="720"/>
+        </w:tabs>
+        <w:ind w:left="720" w:hanging="360"/>
+      </w:pPr>
+      <w:rPr>
+        <w:rFonts w:ascii="Symbol" w:hAnsi="Symbol" w:hint="default"/>
+        <w:sz w:val="20"/>
+      </w:rPr>
+    </w:lvl>
+    <w:lvl w:ilvl="1" w:tentative="1">
+      <w:start w:val="1"/>
+      <w:numFmt w:val="bullet"/>
+      <w:lvlText w:val="o"/>
+      <w:lvlJc w:val="left"/>
+      <w:pPr>
+        <w:tabs>
+          <w:tab w:val="num" w:pos="1440"/>
+        </w:tabs>
+        <w:ind w:left="1440" w:hanging="360"/>
+      </w:pPr>
+      <w:rPr>
+        <w:rFonts w:ascii="Courier New" w:hAnsi="Courier New" w:hint="default"/>
+        <w:sz w:val="20"/>
+      </w:rPr>
+    </w:lvl>
+    <w:lvl w:ilvl="2" w:tentative="1">
+      <w:start w:val="1"/>
+      <w:numFmt w:val="bullet"/>
+      <w:lvlText w:val=""/>
+      <w:lvlJc w:val="left"/>
+      <w:pPr>
+        <w:tabs>
+          <w:tab w:val="num" w:pos="2160"/>
+        </w:tabs>
+        <w:ind w:left="2160" w:hanging="360"/>
+      </w:pPr>
+      <w:rPr>
+        <w:rFonts w:ascii="Wingdings" w:hAnsi="Wingdings" w:hint="default"/>
+        <w:sz w:val="20"/>
+      </w:rPr>
+    </w:lvl>
+    <w:lvl w:ilvl="3" w:tentative="1">
+      <w:start w:val="1"/>
+      <w:numFmt w:val="bullet"/>
+      <w:lvlText w:val=""/>
+      <w:lvlJc w:val="left"/>
+      <w:pPr>
+        <w:tabs>
+          <w:tab w:val="num" w:pos="2880"/>
+        </w:tabs>
+        <w:ind w:left="2880" w:hanging="360"/>
+      </w:pPr>
+      <w:rPr>
+        <w:rFonts w:ascii="Wingdings" w:hAnsi="Wingdings" w:hint="default"/>
+        <w:sz w:val="20"/>
+      </w:rPr>
+    </w:lvl>
+    <w:lvl w:ilvl="4" w:tentative="1">
+      <w:start w:val="1"/>
+      <w:numFmt w:val="bullet"/>
+      <w:lvlText w:val=""/>
+      <w:lvlJc w:val="left"/>
+      <w:pPr>
+        <w:tabs>
+          <w:tab w:val="num" w:pos="3600"/>
+        </w:tabs>
+        <w:ind w:left="3600" w:hanging="360"/>
+      </w:pPr>
+      <w:rPr>
+        <w:rFonts w:ascii="Wingdings" w:hAnsi="Wingdings" w:hint="default"/>
+        <w:sz w:val="20"/>
+      </w:rPr>
+    </w:lvl>
+    <w:lvl w:ilvl="5" w:tentative="1">
+      <w:start w:val="1"/>
+      <w:numFmt w:val="bullet"/>
+      <w:lvlText w:val=""/>
+      <w:lvlJc w:val="left"/>
+      <w:pPr>
+        <w:tabs>
+          <w:tab w:val="num" w:pos="4320"/>
+        </w:tabs>
+        <w:ind w:left="4320" w:hanging="360"/>
+      </w:pPr>
+      <w:rPr>
+        <w:rFonts w:ascii="Wingdings" w:hAnsi="Wingdings" w:hint="default"/>
+        <w:sz w:val="20"/>
+      </w:rPr>
+    </w:lvl>
+    <w:lvl w:ilvl="6" w:tentative="1">
+      <w:start w:val="1"/>
+      <w:numFmt w:val="bullet"/>
+      <w:lvlText w:val=""/>
+      <w:lvlJc w:val="left"/>
+      <w:pPr>
+        <w:tabs>
+          <w:tab w:val="num" w:pos="5040"/>
+        </w:tabs>
+        <w:ind w:left="5040" w:hanging="360"/>
+      </w:pPr>
+      <w:rPr>
+        <w:rFonts w:ascii="Wingdings" w:hAnsi="Wingdings" w:hint="default"/>
+        <w:sz w:val="20"/>
+      </w:rPr>
+    </w:lvl>
+    <w:lvl w:ilvl="7" w:tentative="1">
+      <w:start w:val="1"/>
+      <w:numFmt w:val="bullet"/>
+      <w:lvlText w:val=""/>
+      <w:lvlJc w:val="left"/>
+      <w:pPr>
+        <w:tabs>
+          <w:tab w:val="num" w:pos="5760"/>
+        </w:tabs>
+        <w:ind w:left="5760" w:hanging="360"/>
+      </w:pPr>
+      <w:rPr>
+        <w:rFonts w:ascii="Wingdings" w:hAnsi="Wingdings" w:hint="default"/>
+        <w:sz w:val="20"/>
+      </w:rPr>
+    </w:lvl>
+    <w:lvl w:ilvl="8" w:tentative="1">
+      <w:start w:val="1"/>
+      <w:numFmt w:val="bullet"/>
+      <w:lvlText w:val=""/>
+      <w:lvlJc w:val="left"/>
+      <w:pPr>
+        <w:tabs>
+          <w:tab w:val="num" w:pos="6480"/>
+        </w:tabs>
+        <w:ind w:left="6480" w:hanging="360"/>
+      </w:pPr>
+      <w:rPr>
+        <w:rFonts w:ascii="Wingdings" w:hAnsi="Wingdings" w:hint="default"/>
+        <w:sz w:val="20"/>
+      </w:rPr>
+    </w:lvl>
+  </w:abstractNum>
+  <w:num w:numId="1" w16cid:durableId="1505516511">
+    <w:abstractNumId w:val="2"/>
+  </w:num>
+  <w:num w:numId="2" w16cid:durableId="15355381">
+    <w:abstractNumId w:val="4"/>
+  </w:num>
+  <w:num w:numId="3" w16cid:durableId="1307398488">
+    <w:abstractNumId w:val="0"/>
+  </w:num>
+  <w:num w:numId="4" w16cid:durableId="1559587323">
+    <w:abstractNumId w:val="5"/>
+  </w:num>
+  <w:num w:numId="5" w16cid:durableId="1937983131">
     <w:abstractNumId w:val="1"/>
   </w:num>
-  <w:num w:numId="2" w16cid:durableId="817183518">
-    <w:abstractNumId w:val="5"/>
+  <w:num w:numId="6" w16cid:durableId="1278636913">
+    <w:abstractNumId w:val="6"/>
   </w:num>
-  <w:num w:numId="3" w16cid:durableId="1311599004">
-    <w:abstractNumId w:val="4"/>
+  <w:num w:numId="7" w16cid:durableId="1272590720">
+    <w:abstractNumId w:val="7"/>
   </w:num>
-  <w:num w:numId="4" w16cid:durableId="297496370">
-    <w:abstractNumId w:val="2"/>
-  </w:num>
-  <w:num w:numId="5" w16cid:durableId="1017921529">
-    <w:abstractNumId w:val="0"/>
-  </w:num>
-  <w:num w:numId="6" w16cid:durableId="979269292">
+  <w:num w:numId="8" w16cid:durableId="1052850967">
     <w:abstractNumId w:val="3"/>
   </w:num>
 </w:numbering>

--- a/docs/User Manual.docx
+++ b/docs/User Manual.docx
@@ -2368,7 +2368,7 @@
         <w:rPr>
           <w:rFonts w:ascii="Calibri" w:eastAsia="Times New Roman" w:hAnsi="Calibri" w:cs="Calibri"/>
         </w:rPr>
-        <w:t>"Still there?"</w:t>
+        <w:t>My Account</w:t>
       </w:r>
     </w:p>
     <w:p>
@@ -2388,7 +2388,7 @@
           <w:sz w:val="22"/>
           <w:szCs w:val="22"/>
         </w:rPr>
-        <w:t xml:space="preserve">If you don't touch the keyboard or mouse for </w:t>
+        <w:t xml:space="preserve">Click </w:t>
       </w:r>
       <w:r>
         <w:rPr>
@@ -2398,35 +2398,37 @@
           <w:sz w:val="22"/>
           <w:szCs w:val="22"/>
         </w:rPr>
-        <w:t>5 minutes</w:t>
-      </w:r>
-      <w:r>
-        <w:rPr>
-          <w:rFonts w:ascii="Calibri" w:hAnsi="Calibri" w:cs="Calibri"/>
-          <w:color w:val="1A1A1A"/>
-          <w:sz w:val="22"/>
-          <w:szCs w:val="22"/>
-        </w:rPr>
-        <w:t xml:space="preserve">, a </w:t>
-      </w:r>
-      <w:r>
-        <w:rPr>
-          <w:rStyle w:val="Emphasis"/>
-          <w:rFonts w:ascii="Calibri" w:hAnsi="Calibri" w:cs="Calibri"/>
-          <w:color w:val="1A1A1A"/>
-          <w:sz w:val="22"/>
-          <w:szCs w:val="22"/>
-        </w:rPr>
-        <w:t>"Still there?"</w:t>
-      </w:r>
-      <w:r>
-        <w:rPr>
-          <w:rFonts w:ascii="Calibri" w:hAnsi="Calibri" w:cs="Calibri"/>
-          <w:color w:val="1A1A1A"/>
-          <w:sz w:val="22"/>
-          <w:szCs w:val="22"/>
-        </w:rPr>
-        <w:t xml:space="preserve"> message appears with a 60-second countdown.</w:t>
+        <w:t>My Account</w:t>
+      </w:r>
+      <w:r>
+        <w:rPr>
+          <w:rFonts w:ascii="Calibri" w:hAnsi="Calibri" w:cs="Calibri"/>
+          <w:color w:val="1A1A1A"/>
+          <w:sz w:val="22"/>
+          <w:szCs w:val="22"/>
+        </w:rPr>
+        <w:t xml:space="preserve"> in the sidebar to see your name, username, department and level.</w:t>
+      </w:r>
+    </w:p>
+    <w:p>
+      <w:pPr>
+        <w:pStyle w:val="NormalWeb"/>
+        <w:rPr>
+          <w:rFonts w:ascii="Calibri" w:hAnsi="Calibri" w:cs="Calibri"/>
+          <w:color w:val="1A1A1A"/>
+          <w:sz w:val="22"/>
+          <w:szCs w:val="22"/>
+        </w:rPr>
+      </w:pPr>
+      <w:r>
+        <w:rPr>
+          <w:rStyle w:val="Strong"/>
+          <w:rFonts w:ascii="Calibri" w:hAnsi="Calibri" w:cs="Calibri"/>
+          <w:color w:val="1A1A1A"/>
+          <w:sz w:val="22"/>
+          <w:szCs w:val="22"/>
+        </w:rPr>
+        <w:t>Admins only:</w:t>
       </w:r>
     </w:p>
     <w:p>
@@ -2445,31 +2447,41 @@
       </w:pPr>
       <w:r>
         <w:rPr>
-          <w:rFonts w:ascii="Calibri" w:eastAsia="Times New Roman" w:hAnsi="Calibri" w:cs="Calibri"/>
-          <w:color w:val="1A1A1A"/>
-          <w:sz w:val="22"/>
-          <w:szCs w:val="22"/>
-        </w:rPr>
-        <w:t xml:space="preserve">Click </w:t>
-      </w:r>
-      <w:r>
-        <w:rPr>
           <w:rStyle w:val="Strong"/>
           <w:rFonts w:ascii="Calibri" w:eastAsia="Times New Roman" w:hAnsi="Calibri" w:cs="Calibri"/>
           <w:color w:val="1A1A1A"/>
           <w:sz w:val="22"/>
           <w:szCs w:val="22"/>
         </w:rPr>
-        <w:t>Stay Signed In</w:t>
-      </w:r>
-      <w:r>
-        <w:rPr>
-          <w:rFonts w:ascii="Calibri" w:eastAsia="Times New Roman" w:hAnsi="Calibri" w:cs="Calibri"/>
-          <w:color w:val="1A1A1A"/>
-          <w:sz w:val="22"/>
-          <w:szCs w:val="22"/>
-        </w:rPr>
-        <w:t xml:space="preserve"> to keep working.</w:t>
+        <w:t>Change password:</w:t>
+      </w:r>
+      <w:r>
+        <w:rPr>
+          <w:rFonts w:ascii="Calibri" w:eastAsia="Times New Roman" w:hAnsi="Calibri" w:cs="Calibri"/>
+          <w:color w:val="1A1A1A"/>
+          <w:sz w:val="22"/>
+          <w:szCs w:val="22"/>
+        </w:rPr>
+        <w:t xml:space="preserve"> type your current password, then the new one twice (at least 8 characters, with a letter and a number), and click </w:t>
+      </w:r>
+      <w:r>
+        <w:rPr>
+          <w:rStyle w:val="Strong"/>
+          <w:rFonts w:ascii="Calibri" w:eastAsia="Times New Roman" w:hAnsi="Calibri" w:cs="Calibri"/>
+          <w:color w:val="1A1A1A"/>
+          <w:sz w:val="22"/>
+          <w:szCs w:val="22"/>
+        </w:rPr>
+        <w:t>Save Password</w:t>
+      </w:r>
+      <w:r>
+        <w:rPr>
+          <w:rFonts w:ascii="Calibri" w:eastAsia="Times New Roman" w:hAnsi="Calibri" w:cs="Calibri"/>
+          <w:color w:val="1A1A1A"/>
+          <w:sz w:val="22"/>
+          <w:szCs w:val="22"/>
+        </w:rPr>
+        <w:t>.</w:t>
       </w:r>
     </w:p>
     <w:p>
@@ -2488,55 +2500,110 @@
       </w:pPr>
       <w:r>
         <w:rPr>
-          <w:rFonts w:ascii="Calibri" w:eastAsia="Times New Roman" w:hAnsi="Calibri" w:cs="Calibri"/>
-          <w:color w:val="1A1A1A"/>
-          <w:sz w:val="22"/>
-          <w:szCs w:val="22"/>
-        </w:rPr>
-        <w:t xml:space="preserve">Click </w:t>
-      </w:r>
-      <w:r>
-        <w:rPr>
           <w:rStyle w:val="Strong"/>
           <w:rFonts w:ascii="Calibri" w:eastAsia="Times New Roman" w:hAnsi="Calibri" w:cs="Calibri"/>
           <w:color w:val="1A1A1A"/>
           <w:sz w:val="22"/>
           <w:szCs w:val="22"/>
         </w:rPr>
-        <w:t>Sign Out</w:t>
-      </w:r>
-      <w:r>
-        <w:rPr>
-          <w:rFonts w:ascii="Calibri" w:eastAsia="Times New Roman" w:hAnsi="Calibri" w:cs="Calibri"/>
-          <w:color w:val="1A1A1A"/>
-          <w:sz w:val="22"/>
-          <w:szCs w:val="22"/>
-        </w:rPr>
-        <w:t xml:space="preserve"> to sign out now.</w:t>
-      </w:r>
-    </w:p>
-    <w:p>
-      <w:pPr>
-        <w:numPr>
-          <w:ilvl w:val="0"/>
-          <w:numId w:val="7"/>
-        </w:numPr>
-        <w:spacing w:before="100" w:beforeAutospacing="1" w:after="100" w:afterAutospacing="1"/>
-        <w:rPr>
-          <w:rFonts w:ascii="Calibri" w:eastAsia="Times New Roman" w:hAnsi="Calibri" w:cs="Calibri"/>
-          <w:color w:val="1A1A1A"/>
-          <w:sz w:val="22"/>
-          <w:szCs w:val="22"/>
-        </w:rPr>
-      </w:pPr>
-      <w:r>
-        <w:rPr>
-          <w:rFonts w:ascii="Calibri" w:eastAsia="Times New Roman" w:hAnsi="Calibri" w:cs="Calibri"/>
-          <w:color w:val="1A1A1A"/>
-          <w:sz w:val="22"/>
-          <w:szCs w:val="22"/>
-        </w:rPr>
-        <w:t>If nobody answers, the app signs out by itself, and the Sign In window says why.</w:t>
+        <w:t>Security question:</w:t>
+      </w:r>
+      <w:r>
+        <w:rPr>
+          <w:rFonts w:ascii="Calibri" w:eastAsia="Times New Roman" w:hAnsi="Calibri" w:cs="Calibri"/>
+          <w:color w:val="1A1A1A"/>
+          <w:sz w:val="22"/>
+          <w:szCs w:val="22"/>
+        </w:rPr>
+        <w:t xml:space="preserve"> pick a question (or type your own), type the answer, type your current password to confirm, and click </w:t>
+      </w:r>
+      <w:r>
+        <w:rPr>
+          <w:rStyle w:val="Strong"/>
+          <w:rFonts w:ascii="Calibri" w:eastAsia="Times New Roman" w:hAnsi="Calibri" w:cs="Calibri"/>
+          <w:color w:val="1A1A1A"/>
+          <w:sz w:val="22"/>
+          <w:szCs w:val="22"/>
+        </w:rPr>
+        <w:t>Save Security Question</w:t>
+      </w:r>
+      <w:r>
+        <w:rPr>
+          <w:rFonts w:ascii="Calibri" w:eastAsia="Times New Roman" w:hAnsi="Calibri" w:cs="Calibri"/>
+          <w:color w:val="1A1A1A"/>
+          <w:sz w:val="22"/>
+          <w:szCs w:val="22"/>
+        </w:rPr>
+        <w:t xml:space="preserve">. You'll need this answer if you ever use </w:t>
+      </w:r>
+      <w:r>
+        <w:rPr>
+          <w:rStyle w:val="Emphasis"/>
+          <w:rFonts w:ascii="Calibri" w:eastAsia="Times New Roman" w:hAnsi="Calibri" w:cs="Calibri"/>
+          <w:color w:val="1A1A1A"/>
+          <w:sz w:val="22"/>
+          <w:szCs w:val="22"/>
+        </w:rPr>
+        <w:t>Forgot password?</w:t>
+      </w:r>
+      <w:r>
+        <w:rPr>
+          <w:rFonts w:ascii="Calibri" w:eastAsia="Times New Roman" w:hAnsi="Calibri" w:cs="Calibri"/>
+          <w:color w:val="1A1A1A"/>
+          <w:sz w:val="22"/>
+          <w:szCs w:val="22"/>
+        </w:rPr>
+        <w:t>. Capital letters don't matter.</w:t>
+      </w:r>
+    </w:p>
+    <w:p>
+      <w:pPr>
+        <w:pStyle w:val="NormalWeb"/>
+        <w:rPr>
+          <w:rFonts w:ascii="Calibri" w:hAnsi="Calibri" w:cs="Calibri"/>
+          <w:color w:val="1A1A1A"/>
+          <w:sz w:val="22"/>
+          <w:szCs w:val="22"/>
+        </w:rPr>
+      </w:pPr>
+      <w:r>
+        <w:rPr>
+          <w:rStyle w:val="Strong"/>
+          <w:rFonts w:ascii="Calibri" w:hAnsi="Calibri" w:cs="Calibri"/>
+          <w:color w:val="1A1A1A"/>
+          <w:sz w:val="22"/>
+          <w:szCs w:val="22"/>
+        </w:rPr>
+        <w:t>Set your security question as soon as you get an Admin account.</w:t>
+      </w:r>
+      <w:r>
+        <w:rPr>
+          <w:rFonts w:ascii="Calibri" w:hAnsi="Calibri" w:cs="Calibri"/>
+          <w:color w:val="1A1A1A"/>
+          <w:sz w:val="22"/>
+          <w:szCs w:val="22"/>
+        </w:rPr>
+        <w:t xml:space="preserve"> Without it, only another Admin can reset your password.</w:t>
+      </w:r>
+    </w:p>
+    <w:p>
+      <w:pPr>
+        <w:pStyle w:val="NormalWeb"/>
+        <w:rPr>
+          <w:rFonts w:ascii="Calibri" w:hAnsi="Calibri" w:cs="Calibri"/>
+          <w:color w:val="1A1A1A"/>
+          <w:sz w:val="22"/>
+          <w:szCs w:val="22"/>
+        </w:rPr>
+      </w:pPr>
+      <w:r>
+        <w:rPr>
+          <w:rFonts w:ascii="Calibri" w:hAnsi="Calibri" w:cs="Calibri"/>
+          <w:color w:val="1A1A1A"/>
+          <w:sz w:val="22"/>
+          <w:szCs w:val="22"/>
+        </w:rPr>
+        <w:t>Employees and Supervisors can't change their password here; ask an Admin.</w:t>
       </w:r>
     </w:p>
     <w:p>
@@ -2550,7 +2617,66 @@
         <w:rPr>
           <w:rFonts w:ascii="Calibri" w:eastAsia="Times New Roman" w:hAnsi="Calibri" w:cs="Calibri"/>
         </w:rPr>
-        <w:t>Rules</w:t>
+        <w:lastRenderedPageBreak/>
+        <w:t>"Still there?"</w:t>
+      </w:r>
+    </w:p>
+    <w:p>
+      <w:pPr>
+        <w:pStyle w:val="NormalWeb"/>
+        <w:rPr>
+          <w:rFonts w:ascii="Calibri" w:hAnsi="Calibri" w:cs="Calibri"/>
+          <w:color w:val="1A1A1A"/>
+          <w:sz w:val="22"/>
+          <w:szCs w:val="22"/>
+        </w:rPr>
+      </w:pPr>
+      <w:r>
+        <w:rPr>
+          <w:rFonts w:ascii="Calibri" w:hAnsi="Calibri" w:cs="Calibri"/>
+          <w:color w:val="1A1A1A"/>
+          <w:sz w:val="22"/>
+          <w:szCs w:val="22"/>
+        </w:rPr>
+        <w:t xml:space="preserve">If you don't touch the keyboard or mouse for </w:t>
+      </w:r>
+      <w:r>
+        <w:rPr>
+          <w:rStyle w:val="Strong"/>
+          <w:rFonts w:ascii="Calibri" w:hAnsi="Calibri" w:cs="Calibri"/>
+          <w:color w:val="1A1A1A"/>
+          <w:sz w:val="22"/>
+          <w:szCs w:val="22"/>
+        </w:rPr>
+        <w:t>5 minutes</w:t>
+      </w:r>
+      <w:r>
+        <w:rPr>
+          <w:rFonts w:ascii="Calibri" w:hAnsi="Calibri" w:cs="Calibri"/>
+          <w:color w:val="1A1A1A"/>
+          <w:sz w:val="22"/>
+          <w:szCs w:val="22"/>
+        </w:rPr>
+        <w:t xml:space="preserve">, a </w:t>
+      </w:r>
+      <w:r>
+        <w:rPr>
+          <w:rStyle w:val="Emphasis"/>
+          <w:rFonts w:ascii="Calibri" w:hAnsi="Calibri" w:cs="Calibri"/>
+          <w:color w:val="1A1A1A"/>
+          <w:sz w:val="22"/>
+          <w:szCs w:val="22"/>
+        </w:rPr>
+        <w:t>"Still there?"</w:t>
+      </w:r>
+      <w:r>
+        <w:rPr>
+          <w:rFonts w:ascii="Calibri" w:hAnsi="Calibri" w:cs="Calibri"/>
+          <w:color w:val="1A1A1A"/>
+          <w:sz w:val="22"/>
+          <w:szCs w:val="22"/>
+        </w:rPr>
+        <w:t xml:space="preserve"> message appears with a 60-second countdown.</w:t>
       </w:r>
     </w:p>
     <w:p>
@@ -2569,22 +2695,31 @@
       </w:pPr>
       <w:r>
         <w:rPr>
+          <w:rFonts w:ascii="Calibri" w:eastAsia="Times New Roman" w:hAnsi="Calibri" w:cs="Calibri"/>
+          <w:color w:val="1A1A1A"/>
+          <w:sz w:val="22"/>
+          <w:szCs w:val="22"/>
+        </w:rPr>
+        <w:t xml:space="preserve">Click </w:t>
+      </w:r>
+      <w:r>
+        <w:rPr>
           <w:rStyle w:val="Strong"/>
           <w:rFonts w:ascii="Calibri" w:eastAsia="Times New Roman" w:hAnsi="Calibri" w:cs="Calibri"/>
           <w:color w:val="1A1A1A"/>
           <w:sz w:val="22"/>
           <w:szCs w:val="22"/>
         </w:rPr>
-        <w:t>One sign in</w:t>
-      </w:r>
-      <w:r>
-        <w:rPr>
-          <w:rFonts w:ascii="Calibri" w:eastAsia="Times New Roman" w:hAnsi="Calibri" w:cs="Calibri"/>
-          <w:color w:val="1A1A1A"/>
-          <w:sz w:val="22"/>
-          <w:szCs w:val="22"/>
-        </w:rPr>
-        <w:t xml:space="preserve"> for the whole app.</w:t>
+        <w:t>Stay Signed In</w:t>
+      </w:r>
+      <w:r>
+        <w:rPr>
+          <w:rFonts w:ascii="Calibri" w:eastAsia="Times New Roman" w:hAnsi="Calibri" w:cs="Calibri"/>
+          <w:color w:val="1A1A1A"/>
+          <w:sz w:val="22"/>
+          <w:szCs w:val="22"/>
+        </w:rPr>
+        <w:t xml:space="preserve"> to keep working.</w:t>
       </w:r>
     </w:p>
     <w:p>
@@ -2603,22 +2738,31 @@
       </w:pPr>
       <w:r>
         <w:rPr>
+          <w:rFonts w:ascii="Calibri" w:eastAsia="Times New Roman" w:hAnsi="Calibri" w:cs="Calibri"/>
+          <w:color w:val="1A1A1A"/>
+          <w:sz w:val="22"/>
+          <w:szCs w:val="22"/>
+        </w:rPr>
+        <w:t xml:space="preserve">Click </w:t>
+      </w:r>
+      <w:r>
+        <w:rPr>
           <w:rStyle w:val="Strong"/>
           <w:rFonts w:ascii="Calibri" w:eastAsia="Times New Roman" w:hAnsi="Calibri" w:cs="Calibri"/>
           <w:color w:val="1A1A1A"/>
           <w:sz w:val="22"/>
           <w:szCs w:val="22"/>
         </w:rPr>
-        <w:t>5 wrong passwords</w:t>
-      </w:r>
-      <w:r>
-        <w:rPr>
-          <w:rFonts w:ascii="Calibri" w:eastAsia="Times New Roman" w:hAnsi="Calibri" w:cs="Calibri"/>
-          <w:color w:val="1A1A1A"/>
-          <w:sz w:val="22"/>
-          <w:szCs w:val="22"/>
-        </w:rPr>
-        <w:t xml:space="preserve"> lock the account. Only an Admin can unlock it.</w:t>
+        <w:t>Sign Out</w:t>
+      </w:r>
+      <w:r>
+        <w:rPr>
+          <w:rFonts w:ascii="Calibri" w:eastAsia="Times New Roman" w:hAnsi="Calibri" w:cs="Calibri"/>
+          <w:color w:val="1A1A1A"/>
+          <w:sz w:val="22"/>
+          <w:szCs w:val="22"/>
+        </w:rPr>
+        <w:t xml:space="preserve"> to sign out now.</w:t>
       </w:r>
     </w:p>
     <w:p>
@@ -2637,48 +2781,33 @@
       </w:pPr>
       <w:r>
         <w:rPr>
-          <w:rStyle w:val="Strong"/>
-          <w:rFonts w:ascii="Calibri" w:eastAsia="Times New Roman" w:hAnsi="Calibri" w:cs="Calibri"/>
-          <w:color w:val="1A1A1A"/>
-          <w:sz w:val="22"/>
-          <w:szCs w:val="22"/>
-        </w:rPr>
-        <w:t>Forgot your password?</w:t>
-      </w:r>
-      <w:r>
-        <w:rPr>
-          <w:rFonts w:ascii="Calibri" w:eastAsia="Times New Roman" w:hAnsi="Calibri" w:cs="Calibri"/>
-          <w:color w:val="1A1A1A"/>
-          <w:sz w:val="22"/>
-          <w:szCs w:val="22"/>
-        </w:rPr>
-        <w:t xml:space="preserve"> Click </w:t>
-      </w:r>
-      <w:r>
-        <w:rPr>
-          <w:rStyle w:val="Emphasis"/>
-          <w:rFonts w:ascii="Calibri" w:eastAsia="Times New Roman" w:hAnsi="Calibri" w:cs="Calibri"/>
-          <w:color w:val="1A1A1A"/>
-          <w:sz w:val="22"/>
-          <w:szCs w:val="22"/>
-        </w:rPr>
-        <w:t>Forgot Password</w:t>
-      </w:r>
-      <w:r>
-        <w:rPr>
-          <w:rFonts w:ascii="Calibri" w:eastAsia="Times New Roman" w:hAnsi="Calibri" w:cs="Calibri"/>
-          <w:color w:val="1A1A1A"/>
-          <w:sz w:val="22"/>
-          <w:szCs w:val="22"/>
-        </w:rPr>
-        <w:t xml:space="preserve"> and type your username. The Admins get a request and will give you a new password in person. (Admins use their security question instead.)</w:t>
+          <w:rFonts w:ascii="Calibri" w:eastAsia="Times New Roman" w:hAnsi="Calibri" w:cs="Calibri"/>
+          <w:color w:val="1A1A1A"/>
+          <w:sz w:val="22"/>
+          <w:szCs w:val="22"/>
+        </w:rPr>
+        <w:t>If nobody answers, the app signs out by itself, and the Sign In window says why.</w:t>
+      </w:r>
+    </w:p>
+    <w:p>
+      <w:pPr>
+        <w:pStyle w:val="Heading2"/>
+        <w:rPr>
+          <w:rFonts w:ascii="Calibri" w:eastAsia="Times New Roman" w:hAnsi="Calibri" w:cs="Calibri"/>
+        </w:rPr>
+      </w:pPr>
+      <w:r>
+        <w:rPr>
+          <w:rFonts w:ascii="Calibri" w:eastAsia="Times New Roman" w:hAnsi="Calibri" w:cs="Calibri"/>
+        </w:rPr>
+        <w:t>Rules</w:t>
       </w:r>
     </w:p>
     <w:p>
       <w:pPr>
         <w:numPr>
           <w:ilvl w:val="0"/>
-          <w:numId w:val="8"/>
+          <w:numId w:val="9"/>
         </w:numPr>
         <w:spacing w:before="100" w:beforeAutospacing="1" w:after="100" w:afterAutospacing="1"/>
         <w:rPr>
@@ -2696,23 +2825,23 @@
           <w:sz w:val="22"/>
           <w:szCs w:val="22"/>
         </w:rPr>
-        <w:t>Only Admins change passwords.</w:t>
-      </w:r>
-      <w:r>
-        <w:rPr>
-          <w:rFonts w:ascii="Calibri" w:eastAsia="Times New Roman" w:hAnsi="Calibri" w:cs="Calibri"/>
-          <w:color w:val="1A1A1A"/>
-          <w:sz w:val="22"/>
-          <w:szCs w:val="22"/>
-        </w:rPr>
-        <w:t xml:space="preserve"> Employees and Supervisors can't change their own.</w:t>
+        <w:t>One sign in</w:t>
+      </w:r>
+      <w:r>
+        <w:rPr>
+          <w:rFonts w:ascii="Calibri" w:eastAsia="Times New Roman" w:hAnsi="Calibri" w:cs="Calibri"/>
+          <w:color w:val="1A1A1A"/>
+          <w:sz w:val="22"/>
+          <w:szCs w:val="22"/>
+        </w:rPr>
+        <w:t xml:space="preserve"> for the whole app.</w:t>
       </w:r>
     </w:p>
     <w:p>
       <w:pPr>
         <w:numPr>
           <w:ilvl w:val="0"/>
-          <w:numId w:val="8"/>
+          <w:numId w:val="9"/>
         </w:numPr>
         <w:spacing w:before="100" w:beforeAutospacing="1" w:after="100" w:afterAutospacing="1"/>
         <w:rPr>
@@ -2730,7 +2859,127 @@
           <w:sz w:val="22"/>
           <w:szCs w:val="22"/>
         </w:rPr>
-        <w:lastRenderedPageBreak/>
+        <w:t>5 wrong passwords</w:t>
+      </w:r>
+      <w:r>
+        <w:rPr>
+          <w:rFonts w:ascii="Calibri" w:eastAsia="Times New Roman" w:hAnsi="Calibri" w:cs="Calibri"/>
+          <w:color w:val="1A1A1A"/>
+          <w:sz w:val="22"/>
+          <w:szCs w:val="22"/>
+        </w:rPr>
+        <w:t xml:space="preserve"> lock the account. Only an Admin can unlock it.</w:t>
+      </w:r>
+    </w:p>
+    <w:p>
+      <w:pPr>
+        <w:numPr>
+          <w:ilvl w:val="0"/>
+          <w:numId w:val="9"/>
+        </w:numPr>
+        <w:spacing w:before="100" w:beforeAutospacing="1" w:after="100" w:afterAutospacing="1"/>
+        <w:rPr>
+          <w:rFonts w:ascii="Calibri" w:eastAsia="Times New Roman" w:hAnsi="Calibri" w:cs="Calibri"/>
+          <w:color w:val="1A1A1A"/>
+          <w:sz w:val="22"/>
+          <w:szCs w:val="22"/>
+        </w:rPr>
+      </w:pPr>
+      <w:r>
+        <w:rPr>
+          <w:rStyle w:val="Strong"/>
+          <w:rFonts w:ascii="Calibri" w:eastAsia="Times New Roman" w:hAnsi="Calibri" w:cs="Calibri"/>
+          <w:color w:val="1A1A1A"/>
+          <w:sz w:val="22"/>
+          <w:szCs w:val="22"/>
+        </w:rPr>
+        <w:t>Forgot your password?</w:t>
+      </w:r>
+      <w:r>
+        <w:rPr>
+          <w:rFonts w:ascii="Calibri" w:eastAsia="Times New Roman" w:hAnsi="Calibri" w:cs="Calibri"/>
+          <w:color w:val="1A1A1A"/>
+          <w:sz w:val="22"/>
+          <w:szCs w:val="22"/>
+        </w:rPr>
+        <w:t xml:space="preserve"> Click </w:t>
+      </w:r>
+      <w:r>
+        <w:rPr>
+          <w:rStyle w:val="Emphasis"/>
+          <w:rFonts w:ascii="Calibri" w:eastAsia="Times New Roman" w:hAnsi="Calibri" w:cs="Calibri"/>
+          <w:color w:val="1A1A1A"/>
+          <w:sz w:val="22"/>
+          <w:szCs w:val="22"/>
+        </w:rPr>
+        <w:t>Forgot Password</w:t>
+      </w:r>
+      <w:r>
+        <w:rPr>
+          <w:rFonts w:ascii="Calibri" w:eastAsia="Times New Roman" w:hAnsi="Calibri" w:cs="Calibri"/>
+          <w:color w:val="1A1A1A"/>
+          <w:sz w:val="22"/>
+          <w:szCs w:val="22"/>
+        </w:rPr>
+        <w:t xml:space="preserve"> and type your username. The Admins get a request and will give you a new password in person. (Admins use their security question instead.)</w:t>
+      </w:r>
+    </w:p>
+    <w:p>
+      <w:pPr>
+        <w:numPr>
+          <w:ilvl w:val="0"/>
+          <w:numId w:val="9"/>
+        </w:numPr>
+        <w:spacing w:before="100" w:beforeAutospacing="1" w:after="100" w:afterAutospacing="1"/>
+        <w:rPr>
+          <w:rFonts w:ascii="Calibri" w:eastAsia="Times New Roman" w:hAnsi="Calibri" w:cs="Calibri"/>
+          <w:color w:val="1A1A1A"/>
+          <w:sz w:val="22"/>
+          <w:szCs w:val="22"/>
+        </w:rPr>
+      </w:pPr>
+      <w:r>
+        <w:rPr>
+          <w:rStyle w:val="Strong"/>
+          <w:rFonts w:ascii="Calibri" w:eastAsia="Times New Roman" w:hAnsi="Calibri" w:cs="Calibri"/>
+          <w:color w:val="1A1A1A"/>
+          <w:sz w:val="22"/>
+          <w:szCs w:val="22"/>
+        </w:rPr>
+        <w:t>Only Admins change passwords.</w:t>
+      </w:r>
+      <w:r>
+        <w:rPr>
+          <w:rFonts w:ascii="Calibri" w:eastAsia="Times New Roman" w:hAnsi="Calibri" w:cs="Calibri"/>
+          <w:color w:val="1A1A1A"/>
+          <w:sz w:val="22"/>
+          <w:szCs w:val="22"/>
+        </w:rPr>
+        <w:t xml:space="preserve"> Employees and Supervisors can't change their own.</w:t>
+      </w:r>
+    </w:p>
+    <w:p>
+      <w:pPr>
+        <w:numPr>
+          <w:ilvl w:val="0"/>
+          <w:numId w:val="9"/>
+        </w:numPr>
+        <w:spacing w:before="100" w:beforeAutospacing="1" w:after="100" w:afterAutospacing="1"/>
+        <w:rPr>
+          <w:rFonts w:ascii="Calibri" w:eastAsia="Times New Roman" w:hAnsi="Calibri" w:cs="Calibri"/>
+          <w:color w:val="1A1A1A"/>
+          <w:sz w:val="22"/>
+          <w:szCs w:val="22"/>
+        </w:rPr>
+      </w:pPr>
+      <w:r>
+        <w:rPr>
+          <w:rStyle w:val="Strong"/>
+          <w:rFonts w:ascii="Calibri" w:eastAsia="Times New Roman" w:hAnsi="Calibri" w:cs="Calibri"/>
+          <w:color w:val="1A1A1A"/>
+          <w:sz w:val="22"/>
+          <w:szCs w:val="22"/>
+        </w:rPr>
         <w:t>Idle check:</w:t>
       </w:r>
       <w:r>
@@ -2750,7 +2999,17 @@
           <w:sz w:val="22"/>
           <w:szCs w:val="22"/>
         </w:rPr>
-        <w:t>"Still there?"</w:t>
+        <w:t>"Still there?</w:t>
+      </w:r>
+      <w:r>
+        <w:rPr>
+          <w:rStyle w:val="Emphasis"/>
+          <w:rFonts w:ascii="Calibri" w:eastAsia="Times New Roman" w:hAnsi="Calibri" w:cs="Calibri"/>
+          <w:color w:val="1A1A1A"/>
+          <w:sz w:val="22"/>
+          <w:szCs w:val="22"/>
+        </w:rPr>
+        <w:t>"</w:t>
       </w:r>
       <w:r>
         <w:rPr>
@@ -2836,13 +3095,7 @@
         <w:rPr>
           <w:rFonts w:ascii="Calibri" w:eastAsia="Times New Roman" w:hAnsi="Calibri" w:cs="Calibri"/>
         </w:rPr>
-        <w:t xml:space="preserve">7. Inventory &amp; </w:t>
-      </w:r>
-      <w:r>
-        <w:rPr>
-          <w:rFonts w:ascii="Calibri" w:eastAsia="Times New Roman" w:hAnsi="Calibri" w:cs="Calibri"/>
-        </w:rPr>
-        <w:t xml:space="preserve">Vendors </w:t>
+        <w:t xml:space="preserve">7. Inventory &amp; Vendors </w:t>
       </w:r>
       <w:r>
         <w:rPr>
@@ -2928,348 +3181,9 @@
 <file path=word/numbering.xml><?xml version="1.0" encoding="utf-8"?>
 <w:numbering xmlns:wpc="http://schemas.microsoft.com/office/word/2010/wordprocessingCanvas" xmlns:cx="http://schemas.microsoft.com/office/drawing/2014/chartex" xmlns:cx1="http://schemas.microsoft.com/office/drawing/2015/9/8/chartex" xmlns:cx2="http://schemas.microsoft.com/office/drawing/2015/10/21/chartex" xmlns:cx3="http://schemas.microsoft.com/office/drawing/2016/5/9/chartex" xmlns:cx4="http://schemas.microsoft.com/office/drawing/2016/5/10/chartex" xmlns:cx5="http://schemas.microsoft.com/office/drawing/2016/5/11/chartex" xmlns:cx6="http://schemas.microsoft.com/office/drawing/2016/5/12/chartex" xmlns:cx7="http://schemas.microsoft.com/office/drawing/2016/5/13/chartex" xmlns:cx8="http://schemas.microsoft.com/office/drawing/2016/5/14/chartex" xmlns:mc="http://schemas.openxmlformats.org/markup-compatibility/2006" xmlns:aink="http://schemas.microsoft.com/office/drawing/2016/ink" xmlns:am3d="http://schemas.microsoft.com/office/drawing/2017/model3d" xmlns:o="urn:schemas-microsoft-com:office:office" xmlns:oel="http://schemas.microsoft.com/office/2019/extlst" xmlns:r="http://schemas.openxmlformats.org/officeDocument/2006/relationships" xmlns:m="http://schemas.openxmlformats.org/officeDocument/2006/math" xmlns:v="urn:schemas-microsoft-com:vml" xmlns:wp14="http://schemas.microsoft.com/office/word/2010/wordprocessingDrawing" xmlns:wp="http://schemas.openxmlformats.org/drawingml/2006/wordprocessingDrawing" xmlns:w10="urn:schemas-microsoft-com:office:word" xmlns:w="http://schemas.openxmlformats.org/wordprocessingml/2006/main" xmlns:w14="http://schemas.microsoft.com/office/word/2010/wordml" xmlns:w15="http://schemas.microsoft.com/office/word/2012/wordml" xmlns:w16cex="http://schemas.microsoft.com/office/word/2018/wordml/cex" xmlns:w16cid="http://schemas.microsoft.com/office/word/2016/wordml/cid" xmlns:w16="http://schemas.microsoft.com/office/word/2018/wordml" xmlns:w16du="http://schemas.microsoft.com/office/word/2023/wordml/word16du" xmlns:w16sdtdh="http://schemas.microsoft.com/office/word/2020/wordml/sdtdatahash" xmlns:w16sdtfl="http://schemas.microsoft.com/office/word/2024/wordml/sdtformatlock" xmlns:w16se="http://schemas.microsoft.com/office/word/2015/wordml/symex" xmlns:wpg="http://schemas.microsoft.com/office/word/2010/wordprocessingGroup" xmlns:wpi="http://schemas.microsoft.com/office/word/2010/wordprocessingInk" xmlns:wne="http://schemas.microsoft.com/office/word/2006/wordml" xmlns:wps="http://schemas.microsoft.com/office/word/2010/wordprocessingShape" mc:Ignorable="w14 w15 w16se w16cid w16 w16cex w16sdtdh w16sdtfl w16du wp14">
   <w:abstractNum w:abstractNumId="0" w15:restartNumberingAfterBreak="0">
-    <w:nsid w:val="12E63E0A"/>
+    <w:nsid w:val="0BE17B43"/>
     <w:multiLevelType w:val="multilevel"/>
-    <w:tmpl w:val="AAC249B8"/>
-    <w:lvl w:ilvl="0">
-      <w:start w:val="1"/>
-      <w:numFmt w:val="decimal"/>
-      <w:lvlText w:val="%1."/>
-      <w:lvlJc w:val="left"/>
-      <w:pPr>
-        <w:tabs>
-          <w:tab w:val="num" w:pos="720"/>
-        </w:tabs>
-        <w:ind w:left="720" w:hanging="360"/>
-      </w:pPr>
-    </w:lvl>
-    <w:lvl w:ilvl="1" w:tentative="1">
-      <w:start w:val="1"/>
-      <w:numFmt w:val="decimal"/>
-      <w:lvlText w:val="%2."/>
-      <w:lvlJc w:val="left"/>
-      <w:pPr>
-        <w:tabs>
-          <w:tab w:val="num" w:pos="1440"/>
-        </w:tabs>
-        <w:ind w:left="1440" w:hanging="360"/>
-      </w:pPr>
-    </w:lvl>
-    <w:lvl w:ilvl="2" w:tentative="1">
-      <w:start w:val="1"/>
-      <w:numFmt w:val="decimal"/>
-      <w:lvlText w:val="%3."/>
-      <w:lvlJc w:val="left"/>
-      <w:pPr>
-        <w:tabs>
-          <w:tab w:val="num" w:pos="2160"/>
-        </w:tabs>
-        <w:ind w:left="2160" w:hanging="360"/>
-      </w:pPr>
-    </w:lvl>
-    <w:lvl w:ilvl="3" w:tentative="1">
-      <w:start w:val="1"/>
-      <w:numFmt w:val="decimal"/>
-      <w:lvlText w:val="%4."/>
-      <w:lvlJc w:val="left"/>
-      <w:pPr>
-        <w:tabs>
-          <w:tab w:val="num" w:pos="2880"/>
-        </w:tabs>
-        <w:ind w:left="2880" w:hanging="360"/>
-      </w:pPr>
-    </w:lvl>
-    <w:lvl w:ilvl="4" w:tentative="1">
-      <w:start w:val="1"/>
-      <w:numFmt w:val="decimal"/>
-      <w:lvlText w:val="%5."/>
-      <w:lvlJc w:val="left"/>
-      <w:pPr>
-        <w:tabs>
-          <w:tab w:val="num" w:pos="3600"/>
-        </w:tabs>
-        <w:ind w:left="3600" w:hanging="360"/>
-      </w:pPr>
-    </w:lvl>
-    <w:lvl w:ilvl="5" w:tentative="1">
-      <w:start w:val="1"/>
-      <w:numFmt w:val="decimal"/>
-      <w:lvlText w:val="%6."/>
-      <w:lvlJc w:val="left"/>
-      <w:pPr>
-        <w:tabs>
-          <w:tab w:val="num" w:pos="4320"/>
-        </w:tabs>
-        <w:ind w:left="4320" w:hanging="360"/>
-      </w:pPr>
-    </w:lvl>
-    <w:lvl w:ilvl="6" w:tentative="1">
-      <w:start w:val="1"/>
-      <w:numFmt w:val="decimal"/>
-      <w:lvlText w:val="%7."/>
-      <w:lvlJc w:val="left"/>
-      <w:pPr>
-        <w:tabs>
-          <w:tab w:val="num" w:pos="5040"/>
-        </w:tabs>
-        <w:ind w:left="5040" w:hanging="360"/>
-      </w:pPr>
-    </w:lvl>
-    <w:lvl w:ilvl="7" w:tentative="1">
-      <w:start w:val="1"/>
-      <w:numFmt w:val="decimal"/>
-      <w:lvlText w:val="%8."/>
-      <w:lvlJc w:val="left"/>
-      <w:pPr>
-        <w:tabs>
-          <w:tab w:val="num" w:pos="5760"/>
-        </w:tabs>
-        <w:ind w:left="5760" w:hanging="360"/>
-      </w:pPr>
-    </w:lvl>
-    <w:lvl w:ilvl="8" w:tentative="1">
-      <w:start w:val="1"/>
-      <w:numFmt w:val="decimal"/>
-      <w:lvlText w:val="%9."/>
-      <w:lvlJc w:val="left"/>
-      <w:pPr>
-        <w:tabs>
-          <w:tab w:val="num" w:pos="6480"/>
-        </w:tabs>
-        <w:ind w:left="6480" w:hanging="360"/>
-      </w:pPr>
-    </w:lvl>
-  </w:abstractNum>
-  <w:abstractNum w:abstractNumId="1" w15:restartNumberingAfterBreak="0">
-    <w:nsid w:val="13E14B82"/>
-    <w:multiLevelType w:val="multilevel"/>
-    <w:tmpl w:val="00423C3A"/>
-    <w:lvl w:ilvl="0">
-      <w:start w:val="1"/>
-      <w:numFmt w:val="decimal"/>
-      <w:lvlText w:val="%1."/>
-      <w:lvlJc w:val="left"/>
-      <w:pPr>
-        <w:tabs>
-          <w:tab w:val="num" w:pos="720"/>
-        </w:tabs>
-        <w:ind w:left="720" w:hanging="360"/>
-      </w:pPr>
-    </w:lvl>
-    <w:lvl w:ilvl="1" w:tentative="1">
-      <w:start w:val="1"/>
-      <w:numFmt w:val="decimal"/>
-      <w:lvlText w:val="%2."/>
-      <w:lvlJc w:val="left"/>
-      <w:pPr>
-        <w:tabs>
-          <w:tab w:val="num" w:pos="1440"/>
-        </w:tabs>
-        <w:ind w:left="1440" w:hanging="360"/>
-      </w:pPr>
-    </w:lvl>
-    <w:lvl w:ilvl="2" w:tentative="1">
-      <w:start w:val="1"/>
-      <w:numFmt w:val="decimal"/>
-      <w:lvlText w:val="%3."/>
-      <w:lvlJc w:val="left"/>
-      <w:pPr>
-        <w:tabs>
-          <w:tab w:val="num" w:pos="2160"/>
-        </w:tabs>
-        <w:ind w:left="2160" w:hanging="360"/>
-      </w:pPr>
-    </w:lvl>
-    <w:lvl w:ilvl="3" w:tentative="1">
-      <w:start w:val="1"/>
-      <w:numFmt w:val="decimal"/>
-      <w:lvlText w:val="%4."/>
-      <w:lvlJc w:val="left"/>
-      <w:pPr>
-        <w:tabs>
-          <w:tab w:val="num" w:pos="2880"/>
-        </w:tabs>
-        <w:ind w:left="2880" w:hanging="360"/>
-      </w:pPr>
-    </w:lvl>
-    <w:lvl w:ilvl="4" w:tentative="1">
-      <w:start w:val="1"/>
-      <w:numFmt w:val="decimal"/>
-      <w:lvlText w:val="%5."/>
-      <w:lvlJc w:val="left"/>
-      <w:pPr>
-        <w:tabs>
-          <w:tab w:val="num" w:pos="3600"/>
-        </w:tabs>
-        <w:ind w:left="3600" w:hanging="360"/>
-      </w:pPr>
-    </w:lvl>
-    <w:lvl w:ilvl="5" w:tentative="1">
-      <w:start w:val="1"/>
-      <w:numFmt w:val="decimal"/>
-      <w:lvlText w:val="%6."/>
-      <w:lvlJc w:val="left"/>
-      <w:pPr>
-        <w:tabs>
-          <w:tab w:val="num" w:pos="4320"/>
-        </w:tabs>
-        <w:ind w:left="4320" w:hanging="360"/>
-      </w:pPr>
-    </w:lvl>
-    <w:lvl w:ilvl="6" w:tentative="1">
-      <w:start w:val="1"/>
-      <w:numFmt w:val="decimal"/>
-      <w:lvlText w:val="%7."/>
-      <w:lvlJc w:val="left"/>
-      <w:pPr>
-        <w:tabs>
-          <w:tab w:val="num" w:pos="5040"/>
-        </w:tabs>
-        <w:ind w:left="5040" w:hanging="360"/>
-      </w:pPr>
-    </w:lvl>
-    <w:lvl w:ilvl="7" w:tentative="1">
-      <w:start w:val="1"/>
-      <w:numFmt w:val="decimal"/>
-      <w:lvlText w:val="%8."/>
-      <w:lvlJc w:val="left"/>
-      <w:pPr>
-        <w:tabs>
-          <w:tab w:val="num" w:pos="5760"/>
-        </w:tabs>
-        <w:ind w:left="5760" w:hanging="360"/>
-      </w:pPr>
-    </w:lvl>
-    <w:lvl w:ilvl="8" w:tentative="1">
-      <w:start w:val="1"/>
-      <w:numFmt w:val="decimal"/>
-      <w:lvlText w:val="%9."/>
-      <w:lvlJc w:val="left"/>
-      <w:pPr>
-        <w:tabs>
-          <w:tab w:val="num" w:pos="6480"/>
-        </w:tabs>
-        <w:ind w:left="6480" w:hanging="360"/>
-      </w:pPr>
-    </w:lvl>
-  </w:abstractNum>
-  <w:abstractNum w:abstractNumId="2" w15:restartNumberingAfterBreak="0">
-    <w:nsid w:val="29DD3EB1"/>
-    <w:multiLevelType w:val="multilevel"/>
-    <w:tmpl w:val="8BB643CE"/>
-    <w:lvl w:ilvl="0">
-      <w:start w:val="1"/>
-      <w:numFmt w:val="decimal"/>
-      <w:lvlText w:val="%1."/>
-      <w:lvlJc w:val="left"/>
-      <w:pPr>
-        <w:tabs>
-          <w:tab w:val="num" w:pos="720"/>
-        </w:tabs>
-        <w:ind w:left="720" w:hanging="360"/>
-      </w:pPr>
-    </w:lvl>
-    <w:lvl w:ilvl="1" w:tentative="1">
-      <w:start w:val="1"/>
-      <w:numFmt w:val="decimal"/>
-      <w:lvlText w:val="%2."/>
-      <w:lvlJc w:val="left"/>
-      <w:pPr>
-        <w:tabs>
-          <w:tab w:val="num" w:pos="1440"/>
-        </w:tabs>
-        <w:ind w:left="1440" w:hanging="360"/>
-      </w:pPr>
-    </w:lvl>
-    <w:lvl w:ilvl="2" w:tentative="1">
-      <w:start w:val="1"/>
-      <w:numFmt w:val="decimal"/>
-      <w:lvlText w:val="%3."/>
-      <w:lvlJc w:val="left"/>
-      <w:pPr>
-        <w:tabs>
-          <w:tab w:val="num" w:pos="2160"/>
-        </w:tabs>
-        <w:ind w:left="2160" w:hanging="360"/>
-      </w:pPr>
-    </w:lvl>
-    <w:lvl w:ilvl="3" w:tentative="1">
-      <w:start w:val="1"/>
-      <w:numFmt w:val="decimal"/>
-      <w:lvlText w:val="%4."/>
-      <w:lvlJc w:val="left"/>
-      <w:pPr>
-        <w:tabs>
-          <w:tab w:val="num" w:pos="2880"/>
-        </w:tabs>
-        <w:ind w:left="2880" w:hanging="360"/>
-      </w:pPr>
-    </w:lvl>
-    <w:lvl w:ilvl="4" w:tentative="1">
-      <w:start w:val="1"/>
-      <w:numFmt w:val="decimal"/>
-      <w:lvlText w:val="%5."/>
-      <w:lvlJc w:val="left"/>
-      <w:pPr>
-        <w:tabs>
-          <w:tab w:val="num" w:pos="3600"/>
-        </w:tabs>
-        <w:ind w:left="3600" w:hanging="360"/>
-      </w:pPr>
-    </w:lvl>
-    <w:lvl w:ilvl="5" w:tentative="1">
-      <w:start w:val="1"/>
-      <w:numFmt w:val="decimal"/>
-      <w:lvlText w:val="%6."/>
-      <w:lvlJc w:val="left"/>
-      <w:pPr>
-        <w:tabs>
-          <w:tab w:val="num" w:pos="4320"/>
-        </w:tabs>
-        <w:ind w:left="4320" w:hanging="360"/>
-      </w:pPr>
-    </w:lvl>
-    <w:lvl w:ilvl="6" w:tentative="1">
-      <w:start w:val="1"/>
-      <w:numFmt w:val="decimal"/>
-      <w:lvlText w:val="%7."/>
-      <w:lvlJc w:val="left"/>
-      <w:pPr>
-        <w:tabs>
-          <w:tab w:val="num" w:pos="5040"/>
-        </w:tabs>
-        <w:ind w:left="5040" w:hanging="360"/>
-      </w:pPr>
-    </w:lvl>
-    <w:lvl w:ilvl="7" w:tentative="1">
-      <w:start w:val="1"/>
-      <w:numFmt w:val="decimal"/>
-      <w:lvlText w:val="%8."/>
-      <w:lvlJc w:val="left"/>
-      <w:pPr>
-        <w:tabs>
-          <w:tab w:val="num" w:pos="5760"/>
-        </w:tabs>
-        <w:ind w:left="5760" w:hanging="360"/>
-      </w:pPr>
-    </w:lvl>
-    <w:lvl w:ilvl="8" w:tentative="1">
-      <w:start w:val="1"/>
-      <w:numFmt w:val="decimal"/>
-      <w:lvlText w:val="%9."/>
-      <w:lvlJc w:val="left"/>
-      <w:pPr>
-        <w:tabs>
-          <w:tab w:val="num" w:pos="6480"/>
-        </w:tabs>
-        <w:ind w:left="6480" w:hanging="360"/>
-      </w:pPr>
-    </w:lvl>
-  </w:abstractNum>
-  <w:abstractNum w:abstractNumId="3" w15:restartNumberingAfterBreak="0">
-    <w:nsid w:val="3E7B284C"/>
-    <w:multiLevelType w:val="multilevel"/>
-    <w:tmpl w:val="64489EE6"/>
+    <w:tmpl w:val="117E4DB2"/>
     <w:lvl w:ilvl="0">
       <w:start w:val="1"/>
       <w:numFmt w:val="bullet"/>
@@ -3415,236 +3329,10 @@
       </w:rPr>
     </w:lvl>
   </w:abstractNum>
-  <w:abstractNum w:abstractNumId="4" w15:restartNumberingAfterBreak="0">
-    <w:nsid w:val="50326082"/>
+  <w:abstractNum w:abstractNumId="1" w15:restartNumberingAfterBreak="0">
+    <w:nsid w:val="0F1F3E68"/>
     <w:multiLevelType w:val="multilevel"/>
-    <w:tmpl w:val="26B65AC8"/>
-    <w:lvl w:ilvl="0">
-      <w:start w:val="1"/>
-      <w:numFmt w:val="decimal"/>
-      <w:lvlText w:val="%1."/>
-      <w:lvlJc w:val="left"/>
-      <w:pPr>
-        <w:tabs>
-          <w:tab w:val="num" w:pos="720"/>
-        </w:tabs>
-        <w:ind w:left="720" w:hanging="360"/>
-      </w:pPr>
-    </w:lvl>
-    <w:lvl w:ilvl="1" w:tentative="1">
-      <w:start w:val="1"/>
-      <w:numFmt w:val="decimal"/>
-      <w:lvlText w:val="%2."/>
-      <w:lvlJc w:val="left"/>
-      <w:pPr>
-        <w:tabs>
-          <w:tab w:val="num" w:pos="1440"/>
-        </w:tabs>
-        <w:ind w:left="1440" w:hanging="360"/>
-      </w:pPr>
-    </w:lvl>
-    <w:lvl w:ilvl="2" w:tentative="1">
-      <w:start w:val="1"/>
-      <w:numFmt w:val="decimal"/>
-      <w:lvlText w:val="%3."/>
-      <w:lvlJc w:val="left"/>
-      <w:pPr>
-        <w:tabs>
-          <w:tab w:val="num" w:pos="2160"/>
-        </w:tabs>
-        <w:ind w:left="2160" w:hanging="360"/>
-      </w:pPr>
-    </w:lvl>
-    <w:lvl w:ilvl="3" w:tentative="1">
-      <w:start w:val="1"/>
-      <w:numFmt w:val="decimal"/>
-      <w:lvlText w:val="%4."/>
-      <w:lvlJc w:val="left"/>
-      <w:pPr>
-        <w:tabs>
-          <w:tab w:val="num" w:pos="2880"/>
-        </w:tabs>
-        <w:ind w:left="2880" w:hanging="360"/>
-      </w:pPr>
-    </w:lvl>
-    <w:lvl w:ilvl="4" w:tentative="1">
-      <w:start w:val="1"/>
-      <w:numFmt w:val="decimal"/>
-      <w:lvlText w:val="%5."/>
-      <w:lvlJc w:val="left"/>
-      <w:pPr>
-        <w:tabs>
-          <w:tab w:val="num" w:pos="3600"/>
-        </w:tabs>
-        <w:ind w:left="3600" w:hanging="360"/>
-      </w:pPr>
-    </w:lvl>
-    <w:lvl w:ilvl="5" w:tentative="1">
-      <w:start w:val="1"/>
-      <w:numFmt w:val="decimal"/>
-      <w:lvlText w:val="%6."/>
-      <w:lvlJc w:val="left"/>
-      <w:pPr>
-        <w:tabs>
-          <w:tab w:val="num" w:pos="4320"/>
-        </w:tabs>
-        <w:ind w:left="4320" w:hanging="360"/>
-      </w:pPr>
-    </w:lvl>
-    <w:lvl w:ilvl="6" w:tentative="1">
-      <w:start w:val="1"/>
-      <w:numFmt w:val="decimal"/>
-      <w:lvlText w:val="%7."/>
-      <w:lvlJc w:val="left"/>
-      <w:pPr>
-        <w:tabs>
-          <w:tab w:val="num" w:pos="5040"/>
-        </w:tabs>
-        <w:ind w:left="5040" w:hanging="360"/>
-      </w:pPr>
-    </w:lvl>
-    <w:lvl w:ilvl="7" w:tentative="1">
-      <w:start w:val="1"/>
-      <w:numFmt w:val="decimal"/>
-      <w:lvlText w:val="%8."/>
-      <w:lvlJc w:val="left"/>
-      <w:pPr>
-        <w:tabs>
-          <w:tab w:val="num" w:pos="5760"/>
-        </w:tabs>
-        <w:ind w:left="5760" w:hanging="360"/>
-      </w:pPr>
-    </w:lvl>
-    <w:lvl w:ilvl="8" w:tentative="1">
-      <w:start w:val="1"/>
-      <w:numFmt w:val="decimal"/>
-      <w:lvlText w:val="%9."/>
-      <w:lvlJc w:val="left"/>
-      <w:pPr>
-        <w:tabs>
-          <w:tab w:val="num" w:pos="6480"/>
-        </w:tabs>
-        <w:ind w:left="6480" w:hanging="360"/>
-      </w:pPr>
-    </w:lvl>
-  </w:abstractNum>
-  <w:abstractNum w:abstractNumId="5" w15:restartNumberingAfterBreak="0">
-    <w:nsid w:val="517F42BF"/>
-    <w:multiLevelType w:val="multilevel"/>
-    <w:tmpl w:val="D4043500"/>
-    <w:lvl w:ilvl="0">
-      <w:start w:val="1"/>
-      <w:numFmt w:val="decimal"/>
-      <w:lvlText w:val="%1."/>
-      <w:lvlJc w:val="left"/>
-      <w:pPr>
-        <w:tabs>
-          <w:tab w:val="num" w:pos="720"/>
-        </w:tabs>
-        <w:ind w:left="720" w:hanging="360"/>
-      </w:pPr>
-    </w:lvl>
-    <w:lvl w:ilvl="1" w:tentative="1">
-      <w:start w:val="1"/>
-      <w:numFmt w:val="decimal"/>
-      <w:lvlText w:val="%2."/>
-      <w:lvlJc w:val="left"/>
-      <w:pPr>
-        <w:tabs>
-          <w:tab w:val="num" w:pos="1440"/>
-        </w:tabs>
-        <w:ind w:left="1440" w:hanging="360"/>
-      </w:pPr>
-    </w:lvl>
-    <w:lvl w:ilvl="2" w:tentative="1">
-      <w:start w:val="1"/>
-      <w:numFmt w:val="decimal"/>
-      <w:lvlText w:val="%3."/>
-      <w:lvlJc w:val="left"/>
-      <w:pPr>
-        <w:tabs>
-          <w:tab w:val="num" w:pos="2160"/>
-        </w:tabs>
-        <w:ind w:left="2160" w:hanging="360"/>
-      </w:pPr>
-    </w:lvl>
-    <w:lvl w:ilvl="3" w:tentative="1">
-      <w:start w:val="1"/>
-      <w:numFmt w:val="decimal"/>
-      <w:lvlText w:val="%4."/>
-      <w:lvlJc w:val="left"/>
-      <w:pPr>
-        <w:tabs>
-          <w:tab w:val="num" w:pos="2880"/>
-        </w:tabs>
-        <w:ind w:left="2880" w:hanging="360"/>
-      </w:pPr>
-    </w:lvl>
-    <w:lvl w:ilvl="4" w:tentative="1">
-      <w:start w:val="1"/>
-      <w:numFmt w:val="decimal"/>
-      <w:lvlText w:val="%5."/>
-      <w:lvlJc w:val="left"/>
-      <w:pPr>
-        <w:tabs>
-          <w:tab w:val="num" w:pos="3600"/>
-        </w:tabs>
-        <w:ind w:left="3600" w:hanging="360"/>
-      </w:pPr>
-    </w:lvl>
-    <w:lvl w:ilvl="5" w:tentative="1">
-      <w:start w:val="1"/>
-      <w:numFmt w:val="decimal"/>
-      <w:lvlText w:val="%6."/>
-      <w:lvlJc w:val="left"/>
-      <w:pPr>
-        <w:tabs>
-          <w:tab w:val="num" w:pos="4320"/>
-        </w:tabs>
-        <w:ind w:left="4320" w:hanging="360"/>
-      </w:pPr>
-    </w:lvl>
-    <w:lvl w:ilvl="6" w:tentative="1">
-      <w:start w:val="1"/>
-      <w:numFmt w:val="decimal"/>
-      <w:lvlText w:val="%7."/>
-      <w:lvlJc w:val="left"/>
-      <w:pPr>
-        <w:tabs>
-          <w:tab w:val="num" w:pos="5040"/>
-        </w:tabs>
-        <w:ind w:left="5040" w:hanging="360"/>
-      </w:pPr>
-    </w:lvl>
-    <w:lvl w:ilvl="7" w:tentative="1">
-      <w:start w:val="1"/>
-      <w:numFmt w:val="decimal"/>
-      <w:lvlText w:val="%8."/>
-      <w:lvlJc w:val="left"/>
-      <w:pPr>
-        <w:tabs>
-          <w:tab w:val="num" w:pos="5760"/>
-        </w:tabs>
-        <w:ind w:left="5760" w:hanging="360"/>
-      </w:pPr>
-    </w:lvl>
-    <w:lvl w:ilvl="8" w:tentative="1">
-      <w:start w:val="1"/>
-      <w:numFmt w:val="decimal"/>
-      <w:lvlText w:val="%9."/>
-      <w:lvlJc w:val="left"/>
-      <w:pPr>
-        <w:tabs>
-          <w:tab w:val="num" w:pos="6480"/>
-        </w:tabs>
-        <w:ind w:left="6480" w:hanging="360"/>
-      </w:pPr>
-    </w:lvl>
-  </w:abstractNum>
-  <w:abstractNum w:abstractNumId="6" w15:restartNumberingAfterBreak="0">
-    <w:nsid w:val="68C47E5D"/>
-    <w:multiLevelType w:val="multilevel"/>
-    <w:tmpl w:val="03A8C088"/>
+    <w:tmpl w:val="DFC6428E"/>
     <w:lvl w:ilvl="0">
       <w:start w:val="1"/>
       <w:numFmt w:val="bullet"/>
@@ -3790,10 +3478,575 @@
       </w:rPr>
     </w:lvl>
   </w:abstractNum>
+  <w:abstractNum w:abstractNumId="2" w15:restartNumberingAfterBreak="0">
+    <w:nsid w:val="1B0262E2"/>
+    <w:multiLevelType w:val="multilevel"/>
+    <w:tmpl w:val="6994F336"/>
+    <w:lvl w:ilvl="0">
+      <w:start w:val="1"/>
+      <w:numFmt w:val="decimal"/>
+      <w:lvlText w:val="%1."/>
+      <w:lvlJc w:val="left"/>
+      <w:pPr>
+        <w:tabs>
+          <w:tab w:val="num" w:pos="720"/>
+        </w:tabs>
+        <w:ind w:left="720" w:hanging="360"/>
+      </w:pPr>
+    </w:lvl>
+    <w:lvl w:ilvl="1" w:tentative="1">
+      <w:start w:val="1"/>
+      <w:numFmt w:val="decimal"/>
+      <w:lvlText w:val="%2."/>
+      <w:lvlJc w:val="left"/>
+      <w:pPr>
+        <w:tabs>
+          <w:tab w:val="num" w:pos="1440"/>
+        </w:tabs>
+        <w:ind w:left="1440" w:hanging="360"/>
+      </w:pPr>
+    </w:lvl>
+    <w:lvl w:ilvl="2" w:tentative="1">
+      <w:start w:val="1"/>
+      <w:numFmt w:val="decimal"/>
+      <w:lvlText w:val="%3."/>
+      <w:lvlJc w:val="left"/>
+      <w:pPr>
+        <w:tabs>
+          <w:tab w:val="num" w:pos="2160"/>
+        </w:tabs>
+        <w:ind w:left="2160" w:hanging="360"/>
+      </w:pPr>
+    </w:lvl>
+    <w:lvl w:ilvl="3" w:tentative="1">
+      <w:start w:val="1"/>
+      <w:numFmt w:val="decimal"/>
+      <w:lvlText w:val="%4."/>
+      <w:lvlJc w:val="left"/>
+      <w:pPr>
+        <w:tabs>
+          <w:tab w:val="num" w:pos="2880"/>
+        </w:tabs>
+        <w:ind w:left="2880" w:hanging="360"/>
+      </w:pPr>
+    </w:lvl>
+    <w:lvl w:ilvl="4" w:tentative="1">
+      <w:start w:val="1"/>
+      <w:numFmt w:val="decimal"/>
+      <w:lvlText w:val="%5."/>
+      <w:lvlJc w:val="left"/>
+      <w:pPr>
+        <w:tabs>
+          <w:tab w:val="num" w:pos="3600"/>
+        </w:tabs>
+        <w:ind w:left="3600" w:hanging="360"/>
+      </w:pPr>
+    </w:lvl>
+    <w:lvl w:ilvl="5" w:tentative="1">
+      <w:start w:val="1"/>
+      <w:numFmt w:val="decimal"/>
+      <w:lvlText w:val="%6."/>
+      <w:lvlJc w:val="left"/>
+      <w:pPr>
+        <w:tabs>
+          <w:tab w:val="num" w:pos="4320"/>
+        </w:tabs>
+        <w:ind w:left="4320" w:hanging="360"/>
+      </w:pPr>
+    </w:lvl>
+    <w:lvl w:ilvl="6" w:tentative="1">
+      <w:start w:val="1"/>
+      <w:numFmt w:val="decimal"/>
+      <w:lvlText w:val="%7."/>
+      <w:lvlJc w:val="left"/>
+      <w:pPr>
+        <w:tabs>
+          <w:tab w:val="num" w:pos="5040"/>
+        </w:tabs>
+        <w:ind w:left="5040" w:hanging="360"/>
+      </w:pPr>
+    </w:lvl>
+    <w:lvl w:ilvl="7" w:tentative="1">
+      <w:start w:val="1"/>
+      <w:numFmt w:val="decimal"/>
+      <w:lvlText w:val="%8."/>
+      <w:lvlJc w:val="left"/>
+      <w:pPr>
+        <w:tabs>
+          <w:tab w:val="num" w:pos="5760"/>
+        </w:tabs>
+        <w:ind w:left="5760" w:hanging="360"/>
+      </w:pPr>
+    </w:lvl>
+    <w:lvl w:ilvl="8" w:tentative="1">
+      <w:start w:val="1"/>
+      <w:numFmt w:val="decimal"/>
+      <w:lvlText w:val="%9."/>
+      <w:lvlJc w:val="left"/>
+      <w:pPr>
+        <w:tabs>
+          <w:tab w:val="num" w:pos="6480"/>
+        </w:tabs>
+        <w:ind w:left="6480" w:hanging="360"/>
+      </w:pPr>
+    </w:lvl>
+  </w:abstractNum>
+  <w:abstractNum w:abstractNumId="3" w15:restartNumberingAfterBreak="0">
+    <w:nsid w:val="1F3278CA"/>
+    <w:multiLevelType w:val="multilevel"/>
+    <w:tmpl w:val="3C7A846E"/>
+    <w:lvl w:ilvl="0">
+      <w:start w:val="1"/>
+      <w:numFmt w:val="decimal"/>
+      <w:lvlText w:val="%1."/>
+      <w:lvlJc w:val="left"/>
+      <w:pPr>
+        <w:tabs>
+          <w:tab w:val="num" w:pos="720"/>
+        </w:tabs>
+        <w:ind w:left="720" w:hanging="360"/>
+      </w:pPr>
+    </w:lvl>
+    <w:lvl w:ilvl="1" w:tentative="1">
+      <w:start w:val="1"/>
+      <w:numFmt w:val="decimal"/>
+      <w:lvlText w:val="%2."/>
+      <w:lvlJc w:val="left"/>
+      <w:pPr>
+        <w:tabs>
+          <w:tab w:val="num" w:pos="1440"/>
+        </w:tabs>
+        <w:ind w:left="1440" w:hanging="360"/>
+      </w:pPr>
+    </w:lvl>
+    <w:lvl w:ilvl="2" w:tentative="1">
+      <w:start w:val="1"/>
+      <w:numFmt w:val="decimal"/>
+      <w:lvlText w:val="%3."/>
+      <w:lvlJc w:val="left"/>
+      <w:pPr>
+        <w:tabs>
+          <w:tab w:val="num" w:pos="2160"/>
+        </w:tabs>
+        <w:ind w:left="2160" w:hanging="360"/>
+      </w:pPr>
+    </w:lvl>
+    <w:lvl w:ilvl="3" w:tentative="1">
+      <w:start w:val="1"/>
+      <w:numFmt w:val="decimal"/>
+      <w:lvlText w:val="%4."/>
+      <w:lvlJc w:val="left"/>
+      <w:pPr>
+        <w:tabs>
+          <w:tab w:val="num" w:pos="2880"/>
+        </w:tabs>
+        <w:ind w:left="2880" w:hanging="360"/>
+      </w:pPr>
+    </w:lvl>
+    <w:lvl w:ilvl="4" w:tentative="1">
+      <w:start w:val="1"/>
+      <w:numFmt w:val="decimal"/>
+      <w:lvlText w:val="%5."/>
+      <w:lvlJc w:val="left"/>
+      <w:pPr>
+        <w:tabs>
+          <w:tab w:val="num" w:pos="3600"/>
+        </w:tabs>
+        <w:ind w:left="3600" w:hanging="360"/>
+      </w:pPr>
+    </w:lvl>
+    <w:lvl w:ilvl="5" w:tentative="1">
+      <w:start w:val="1"/>
+      <w:numFmt w:val="decimal"/>
+      <w:lvlText w:val="%6."/>
+      <w:lvlJc w:val="left"/>
+      <w:pPr>
+        <w:tabs>
+          <w:tab w:val="num" w:pos="4320"/>
+        </w:tabs>
+        <w:ind w:left="4320" w:hanging="360"/>
+      </w:pPr>
+    </w:lvl>
+    <w:lvl w:ilvl="6" w:tentative="1">
+      <w:start w:val="1"/>
+      <w:numFmt w:val="decimal"/>
+      <w:lvlText w:val="%7."/>
+      <w:lvlJc w:val="left"/>
+      <w:pPr>
+        <w:tabs>
+          <w:tab w:val="num" w:pos="5040"/>
+        </w:tabs>
+        <w:ind w:left="5040" w:hanging="360"/>
+      </w:pPr>
+    </w:lvl>
+    <w:lvl w:ilvl="7" w:tentative="1">
+      <w:start w:val="1"/>
+      <w:numFmt w:val="decimal"/>
+      <w:lvlText w:val="%8."/>
+      <w:lvlJc w:val="left"/>
+      <w:pPr>
+        <w:tabs>
+          <w:tab w:val="num" w:pos="5760"/>
+        </w:tabs>
+        <w:ind w:left="5760" w:hanging="360"/>
+      </w:pPr>
+    </w:lvl>
+    <w:lvl w:ilvl="8" w:tentative="1">
+      <w:start w:val="1"/>
+      <w:numFmt w:val="decimal"/>
+      <w:lvlText w:val="%9."/>
+      <w:lvlJc w:val="left"/>
+      <w:pPr>
+        <w:tabs>
+          <w:tab w:val="num" w:pos="6480"/>
+        </w:tabs>
+        <w:ind w:left="6480" w:hanging="360"/>
+      </w:pPr>
+    </w:lvl>
+  </w:abstractNum>
+  <w:abstractNum w:abstractNumId="4" w15:restartNumberingAfterBreak="0">
+    <w:nsid w:val="2B5236F9"/>
+    <w:multiLevelType w:val="multilevel"/>
+    <w:tmpl w:val="7206EBAE"/>
+    <w:lvl w:ilvl="0">
+      <w:start w:val="1"/>
+      <w:numFmt w:val="decimal"/>
+      <w:lvlText w:val="%1."/>
+      <w:lvlJc w:val="left"/>
+      <w:pPr>
+        <w:tabs>
+          <w:tab w:val="num" w:pos="720"/>
+        </w:tabs>
+        <w:ind w:left="720" w:hanging="360"/>
+      </w:pPr>
+    </w:lvl>
+    <w:lvl w:ilvl="1" w:tentative="1">
+      <w:start w:val="1"/>
+      <w:numFmt w:val="decimal"/>
+      <w:lvlText w:val="%2."/>
+      <w:lvlJc w:val="left"/>
+      <w:pPr>
+        <w:tabs>
+          <w:tab w:val="num" w:pos="1440"/>
+        </w:tabs>
+        <w:ind w:left="1440" w:hanging="360"/>
+      </w:pPr>
+    </w:lvl>
+    <w:lvl w:ilvl="2" w:tentative="1">
+      <w:start w:val="1"/>
+      <w:numFmt w:val="decimal"/>
+      <w:lvlText w:val="%3."/>
+      <w:lvlJc w:val="left"/>
+      <w:pPr>
+        <w:tabs>
+          <w:tab w:val="num" w:pos="2160"/>
+        </w:tabs>
+        <w:ind w:left="2160" w:hanging="360"/>
+      </w:pPr>
+    </w:lvl>
+    <w:lvl w:ilvl="3" w:tentative="1">
+      <w:start w:val="1"/>
+      <w:numFmt w:val="decimal"/>
+      <w:lvlText w:val="%4."/>
+      <w:lvlJc w:val="left"/>
+      <w:pPr>
+        <w:tabs>
+          <w:tab w:val="num" w:pos="2880"/>
+        </w:tabs>
+        <w:ind w:left="2880" w:hanging="360"/>
+      </w:pPr>
+    </w:lvl>
+    <w:lvl w:ilvl="4" w:tentative="1">
+      <w:start w:val="1"/>
+      <w:numFmt w:val="decimal"/>
+      <w:lvlText w:val="%5."/>
+      <w:lvlJc w:val="left"/>
+      <w:pPr>
+        <w:tabs>
+          <w:tab w:val="num" w:pos="3600"/>
+        </w:tabs>
+        <w:ind w:left="3600" w:hanging="360"/>
+      </w:pPr>
+    </w:lvl>
+    <w:lvl w:ilvl="5" w:tentative="1">
+      <w:start w:val="1"/>
+      <w:numFmt w:val="decimal"/>
+      <w:lvlText w:val="%6."/>
+      <w:lvlJc w:val="left"/>
+      <w:pPr>
+        <w:tabs>
+          <w:tab w:val="num" w:pos="4320"/>
+        </w:tabs>
+        <w:ind w:left="4320" w:hanging="360"/>
+      </w:pPr>
+    </w:lvl>
+    <w:lvl w:ilvl="6" w:tentative="1">
+      <w:start w:val="1"/>
+      <w:numFmt w:val="decimal"/>
+      <w:lvlText w:val="%7."/>
+      <w:lvlJc w:val="left"/>
+      <w:pPr>
+        <w:tabs>
+          <w:tab w:val="num" w:pos="5040"/>
+        </w:tabs>
+        <w:ind w:left="5040" w:hanging="360"/>
+      </w:pPr>
+    </w:lvl>
+    <w:lvl w:ilvl="7" w:tentative="1">
+      <w:start w:val="1"/>
+      <w:numFmt w:val="decimal"/>
+      <w:lvlText w:val="%8."/>
+      <w:lvlJc w:val="left"/>
+      <w:pPr>
+        <w:tabs>
+          <w:tab w:val="num" w:pos="5760"/>
+        </w:tabs>
+        <w:ind w:left="5760" w:hanging="360"/>
+      </w:pPr>
+    </w:lvl>
+    <w:lvl w:ilvl="8" w:tentative="1">
+      <w:start w:val="1"/>
+      <w:numFmt w:val="decimal"/>
+      <w:lvlText w:val="%9."/>
+      <w:lvlJc w:val="left"/>
+      <w:pPr>
+        <w:tabs>
+          <w:tab w:val="num" w:pos="6480"/>
+        </w:tabs>
+        <w:ind w:left="6480" w:hanging="360"/>
+      </w:pPr>
+    </w:lvl>
+  </w:abstractNum>
+  <w:abstractNum w:abstractNumId="5" w15:restartNumberingAfterBreak="0">
+    <w:nsid w:val="42057050"/>
+    <w:multiLevelType w:val="multilevel"/>
+    <w:tmpl w:val="1972A814"/>
+    <w:lvl w:ilvl="0">
+      <w:start w:val="1"/>
+      <w:numFmt w:val="decimal"/>
+      <w:lvlText w:val="%1."/>
+      <w:lvlJc w:val="left"/>
+      <w:pPr>
+        <w:tabs>
+          <w:tab w:val="num" w:pos="720"/>
+        </w:tabs>
+        <w:ind w:left="720" w:hanging="360"/>
+      </w:pPr>
+    </w:lvl>
+    <w:lvl w:ilvl="1" w:tentative="1">
+      <w:start w:val="1"/>
+      <w:numFmt w:val="decimal"/>
+      <w:lvlText w:val="%2."/>
+      <w:lvlJc w:val="left"/>
+      <w:pPr>
+        <w:tabs>
+          <w:tab w:val="num" w:pos="1440"/>
+        </w:tabs>
+        <w:ind w:left="1440" w:hanging="360"/>
+      </w:pPr>
+    </w:lvl>
+    <w:lvl w:ilvl="2" w:tentative="1">
+      <w:start w:val="1"/>
+      <w:numFmt w:val="decimal"/>
+      <w:lvlText w:val="%3."/>
+      <w:lvlJc w:val="left"/>
+      <w:pPr>
+        <w:tabs>
+          <w:tab w:val="num" w:pos="2160"/>
+        </w:tabs>
+        <w:ind w:left="2160" w:hanging="360"/>
+      </w:pPr>
+    </w:lvl>
+    <w:lvl w:ilvl="3" w:tentative="1">
+      <w:start w:val="1"/>
+      <w:numFmt w:val="decimal"/>
+      <w:lvlText w:val="%4."/>
+      <w:lvlJc w:val="left"/>
+      <w:pPr>
+        <w:tabs>
+          <w:tab w:val="num" w:pos="2880"/>
+        </w:tabs>
+        <w:ind w:left="2880" w:hanging="360"/>
+      </w:pPr>
+    </w:lvl>
+    <w:lvl w:ilvl="4" w:tentative="1">
+      <w:start w:val="1"/>
+      <w:numFmt w:val="decimal"/>
+      <w:lvlText w:val="%5."/>
+      <w:lvlJc w:val="left"/>
+      <w:pPr>
+        <w:tabs>
+          <w:tab w:val="num" w:pos="3600"/>
+        </w:tabs>
+        <w:ind w:left="3600" w:hanging="360"/>
+      </w:pPr>
+    </w:lvl>
+    <w:lvl w:ilvl="5" w:tentative="1">
+      <w:start w:val="1"/>
+      <w:numFmt w:val="decimal"/>
+      <w:lvlText w:val="%6."/>
+      <w:lvlJc w:val="left"/>
+      <w:pPr>
+        <w:tabs>
+          <w:tab w:val="num" w:pos="4320"/>
+        </w:tabs>
+        <w:ind w:left="4320" w:hanging="360"/>
+      </w:pPr>
+    </w:lvl>
+    <w:lvl w:ilvl="6" w:tentative="1">
+      <w:start w:val="1"/>
+      <w:numFmt w:val="decimal"/>
+      <w:lvlText w:val="%7."/>
+      <w:lvlJc w:val="left"/>
+      <w:pPr>
+        <w:tabs>
+          <w:tab w:val="num" w:pos="5040"/>
+        </w:tabs>
+        <w:ind w:left="5040" w:hanging="360"/>
+      </w:pPr>
+    </w:lvl>
+    <w:lvl w:ilvl="7" w:tentative="1">
+      <w:start w:val="1"/>
+      <w:numFmt w:val="decimal"/>
+      <w:lvlText w:val="%8."/>
+      <w:lvlJc w:val="left"/>
+      <w:pPr>
+        <w:tabs>
+          <w:tab w:val="num" w:pos="5760"/>
+        </w:tabs>
+        <w:ind w:left="5760" w:hanging="360"/>
+      </w:pPr>
+    </w:lvl>
+    <w:lvl w:ilvl="8" w:tentative="1">
+      <w:start w:val="1"/>
+      <w:numFmt w:val="decimal"/>
+      <w:lvlText w:val="%9."/>
+      <w:lvlJc w:val="left"/>
+      <w:pPr>
+        <w:tabs>
+          <w:tab w:val="num" w:pos="6480"/>
+        </w:tabs>
+        <w:ind w:left="6480" w:hanging="360"/>
+      </w:pPr>
+    </w:lvl>
+  </w:abstractNum>
+  <w:abstractNum w:abstractNumId="6" w15:restartNumberingAfterBreak="0">
+    <w:nsid w:val="4A75279D"/>
+    <w:multiLevelType w:val="multilevel"/>
+    <w:tmpl w:val="D17AE19A"/>
+    <w:lvl w:ilvl="0">
+      <w:start w:val="1"/>
+      <w:numFmt w:val="decimal"/>
+      <w:lvlText w:val="%1."/>
+      <w:lvlJc w:val="left"/>
+      <w:pPr>
+        <w:tabs>
+          <w:tab w:val="num" w:pos="720"/>
+        </w:tabs>
+        <w:ind w:left="720" w:hanging="360"/>
+      </w:pPr>
+    </w:lvl>
+    <w:lvl w:ilvl="1" w:tentative="1">
+      <w:start w:val="1"/>
+      <w:numFmt w:val="decimal"/>
+      <w:lvlText w:val="%2."/>
+      <w:lvlJc w:val="left"/>
+      <w:pPr>
+        <w:tabs>
+          <w:tab w:val="num" w:pos="1440"/>
+        </w:tabs>
+        <w:ind w:left="1440" w:hanging="360"/>
+      </w:pPr>
+    </w:lvl>
+    <w:lvl w:ilvl="2" w:tentative="1">
+      <w:start w:val="1"/>
+      <w:numFmt w:val="decimal"/>
+      <w:lvlText w:val="%3."/>
+      <w:lvlJc w:val="left"/>
+      <w:pPr>
+        <w:tabs>
+          <w:tab w:val="num" w:pos="2160"/>
+        </w:tabs>
+        <w:ind w:left="2160" w:hanging="360"/>
+      </w:pPr>
+    </w:lvl>
+    <w:lvl w:ilvl="3" w:tentative="1">
+      <w:start w:val="1"/>
+      <w:numFmt w:val="decimal"/>
+      <w:lvlText w:val="%4."/>
+      <w:lvlJc w:val="left"/>
+      <w:pPr>
+        <w:tabs>
+          <w:tab w:val="num" w:pos="2880"/>
+        </w:tabs>
+        <w:ind w:left="2880" w:hanging="360"/>
+      </w:pPr>
+    </w:lvl>
+    <w:lvl w:ilvl="4" w:tentative="1">
+      <w:start w:val="1"/>
+      <w:numFmt w:val="decimal"/>
+      <w:lvlText w:val="%5."/>
+      <w:lvlJc w:val="left"/>
+      <w:pPr>
+        <w:tabs>
+          <w:tab w:val="num" w:pos="3600"/>
+        </w:tabs>
+        <w:ind w:left="3600" w:hanging="360"/>
+      </w:pPr>
+    </w:lvl>
+    <w:lvl w:ilvl="5" w:tentative="1">
+      <w:start w:val="1"/>
+      <w:numFmt w:val="decimal"/>
+      <w:lvlText w:val="%6."/>
+      <w:lvlJc w:val="left"/>
+      <w:pPr>
+        <w:tabs>
+          <w:tab w:val="num" w:pos="4320"/>
+        </w:tabs>
+        <w:ind w:left="4320" w:hanging="360"/>
+      </w:pPr>
+    </w:lvl>
+    <w:lvl w:ilvl="6" w:tentative="1">
+      <w:start w:val="1"/>
+      <w:numFmt w:val="decimal"/>
+      <w:lvlText w:val="%7."/>
+      <w:lvlJc w:val="left"/>
+      <w:pPr>
+        <w:tabs>
+          <w:tab w:val="num" w:pos="5040"/>
+        </w:tabs>
+        <w:ind w:left="5040" w:hanging="360"/>
+      </w:pPr>
+    </w:lvl>
+    <w:lvl w:ilvl="7" w:tentative="1">
+      <w:start w:val="1"/>
+      <w:numFmt w:val="decimal"/>
+      <w:lvlText w:val="%8."/>
+      <w:lvlJc w:val="left"/>
+      <w:pPr>
+        <w:tabs>
+          <w:tab w:val="num" w:pos="5760"/>
+        </w:tabs>
+        <w:ind w:left="5760" w:hanging="360"/>
+      </w:pPr>
+    </w:lvl>
+    <w:lvl w:ilvl="8" w:tentative="1">
+      <w:start w:val="1"/>
+      <w:numFmt w:val="decimal"/>
+      <w:lvlText w:val="%9."/>
+      <w:lvlJc w:val="left"/>
+      <w:pPr>
+        <w:tabs>
+          <w:tab w:val="num" w:pos="6480"/>
+        </w:tabs>
+        <w:ind w:left="6480" w:hanging="360"/>
+      </w:pPr>
+    </w:lvl>
+  </w:abstractNum>
   <w:abstractNum w:abstractNumId="7" w15:restartNumberingAfterBreak="0">
-    <w:nsid w:val="7C5F1452"/>
+    <w:nsid w:val="723F2EDA"/>
     <w:multiLevelType w:val="multilevel"/>
-    <w:tmpl w:val="90883A08"/>
+    <w:tmpl w:val="4936062E"/>
     <w:lvl w:ilvl="0">
       <w:start w:val="1"/>
       <w:numFmt w:val="bullet"/>
@@ -3939,29 +4192,181 @@
       </w:rPr>
     </w:lvl>
   </w:abstractNum>
-  <w:num w:numId="1" w16cid:durableId="1505516511">
+  <w:abstractNum w:abstractNumId="8" w15:restartNumberingAfterBreak="0">
+    <w:nsid w:val="73EC650E"/>
+    <w:multiLevelType w:val="multilevel"/>
+    <w:tmpl w:val="1B10A096"/>
+    <w:lvl w:ilvl="0">
+      <w:start w:val="1"/>
+      <w:numFmt w:val="bullet"/>
+      <w:lvlText w:val=""/>
+      <w:lvlJc w:val="left"/>
+      <w:pPr>
+        <w:tabs>
+          <w:tab w:val="num" w:pos="720"/>
+        </w:tabs>
+        <w:ind w:left="720" w:hanging="360"/>
+      </w:pPr>
+      <w:rPr>
+        <w:rFonts w:ascii="Symbol" w:hAnsi="Symbol" w:hint="default"/>
+        <w:sz w:val="20"/>
+      </w:rPr>
+    </w:lvl>
+    <w:lvl w:ilvl="1" w:tentative="1">
+      <w:start w:val="1"/>
+      <w:numFmt w:val="bullet"/>
+      <w:lvlText w:val="o"/>
+      <w:lvlJc w:val="left"/>
+      <w:pPr>
+        <w:tabs>
+          <w:tab w:val="num" w:pos="1440"/>
+        </w:tabs>
+        <w:ind w:left="1440" w:hanging="360"/>
+      </w:pPr>
+      <w:rPr>
+        <w:rFonts w:ascii="Courier New" w:hAnsi="Courier New" w:hint="default"/>
+        <w:sz w:val="20"/>
+      </w:rPr>
+    </w:lvl>
+    <w:lvl w:ilvl="2" w:tentative="1">
+      <w:start w:val="1"/>
+      <w:numFmt w:val="bullet"/>
+      <w:lvlText w:val=""/>
+      <w:lvlJc w:val="left"/>
+      <w:pPr>
+        <w:tabs>
+          <w:tab w:val="num" w:pos="2160"/>
+        </w:tabs>
+        <w:ind w:left="2160" w:hanging="360"/>
+      </w:pPr>
+      <w:rPr>
+        <w:rFonts w:ascii="Wingdings" w:hAnsi="Wingdings" w:hint="default"/>
+        <w:sz w:val="20"/>
+      </w:rPr>
+    </w:lvl>
+    <w:lvl w:ilvl="3" w:tentative="1">
+      <w:start w:val="1"/>
+      <w:numFmt w:val="bullet"/>
+      <w:lvlText w:val=""/>
+      <w:lvlJc w:val="left"/>
+      <w:pPr>
+        <w:tabs>
+          <w:tab w:val="num" w:pos="2880"/>
+        </w:tabs>
+        <w:ind w:left="2880" w:hanging="360"/>
+      </w:pPr>
+      <w:rPr>
+        <w:rFonts w:ascii="Wingdings" w:hAnsi="Wingdings" w:hint="default"/>
+        <w:sz w:val="20"/>
+      </w:rPr>
+    </w:lvl>
+    <w:lvl w:ilvl="4" w:tentative="1">
+      <w:start w:val="1"/>
+      <w:numFmt w:val="bullet"/>
+      <w:lvlText w:val=""/>
+      <w:lvlJc w:val="left"/>
+      <w:pPr>
+        <w:tabs>
+          <w:tab w:val="num" w:pos="3600"/>
+        </w:tabs>
+        <w:ind w:left="3600" w:hanging="360"/>
+      </w:pPr>
+      <w:rPr>
+        <w:rFonts w:ascii="Wingdings" w:hAnsi="Wingdings" w:hint="default"/>
+        <w:sz w:val="20"/>
+      </w:rPr>
+    </w:lvl>
+    <w:lvl w:ilvl="5" w:tentative="1">
+      <w:start w:val="1"/>
+      <w:numFmt w:val="bullet"/>
+      <w:lvlText w:val=""/>
+      <w:lvlJc w:val="left"/>
+      <w:pPr>
+        <w:tabs>
+          <w:tab w:val="num" w:pos="4320"/>
+        </w:tabs>
+        <w:ind w:left="4320" w:hanging="360"/>
+      </w:pPr>
+      <w:rPr>
+        <w:rFonts w:ascii="Wingdings" w:hAnsi="Wingdings" w:hint="default"/>
+        <w:sz w:val="20"/>
+      </w:rPr>
+    </w:lvl>
+    <w:lvl w:ilvl="6" w:tentative="1">
+      <w:start w:val="1"/>
+      <w:numFmt w:val="bullet"/>
+      <w:lvlText w:val=""/>
+      <w:lvlJc w:val="left"/>
+      <w:pPr>
+        <w:tabs>
+          <w:tab w:val="num" w:pos="5040"/>
+        </w:tabs>
+        <w:ind w:left="5040" w:hanging="360"/>
+      </w:pPr>
+      <w:rPr>
+        <w:rFonts w:ascii="Wingdings" w:hAnsi="Wingdings" w:hint="default"/>
+        <w:sz w:val="20"/>
+      </w:rPr>
+    </w:lvl>
+    <w:lvl w:ilvl="7" w:tentative="1">
+      <w:start w:val="1"/>
+      <w:numFmt w:val="bullet"/>
+      <w:lvlText w:val=""/>
+      <w:lvlJc w:val="left"/>
+      <w:pPr>
+        <w:tabs>
+          <w:tab w:val="num" w:pos="5760"/>
+        </w:tabs>
+        <w:ind w:left="5760" w:hanging="360"/>
+      </w:pPr>
+      <w:rPr>
+        <w:rFonts w:ascii="Wingdings" w:hAnsi="Wingdings" w:hint="default"/>
+        <w:sz w:val="20"/>
+      </w:rPr>
+    </w:lvl>
+    <w:lvl w:ilvl="8" w:tentative="1">
+      <w:start w:val="1"/>
+      <w:numFmt w:val="bullet"/>
+      <w:lvlText w:val=""/>
+      <w:lvlJc w:val="left"/>
+      <w:pPr>
+        <w:tabs>
+          <w:tab w:val="num" w:pos="6480"/>
+        </w:tabs>
+        <w:ind w:left="6480" w:hanging="360"/>
+      </w:pPr>
+      <w:rPr>
+        <w:rFonts w:ascii="Wingdings" w:hAnsi="Wingdings" w:hint="default"/>
+        <w:sz w:val="20"/>
+      </w:rPr>
+    </w:lvl>
+  </w:abstractNum>
+  <w:num w:numId="1" w16cid:durableId="50471628">
+    <w:abstractNumId w:val="3"/>
+  </w:num>
+  <w:num w:numId="2" w16cid:durableId="392391051">
+    <w:abstractNumId w:val="4"/>
+  </w:num>
+  <w:num w:numId="3" w16cid:durableId="627664924">
+    <w:abstractNumId w:val="6"/>
+  </w:num>
+  <w:num w:numId="4" w16cid:durableId="1477644032">
+    <w:abstractNumId w:val="5"/>
+  </w:num>
+  <w:num w:numId="5" w16cid:durableId="258370203">
     <w:abstractNumId w:val="2"/>
   </w:num>
-  <w:num w:numId="2" w16cid:durableId="15355381">
-    <w:abstractNumId w:val="4"/>
-  </w:num>
-  <w:num w:numId="3" w16cid:durableId="1307398488">
+  <w:num w:numId="6" w16cid:durableId="516038067">
     <w:abstractNumId w:val="0"/>
   </w:num>
-  <w:num w:numId="4" w16cid:durableId="1559587323">
-    <w:abstractNumId w:val="5"/>
-  </w:num>
-  <w:num w:numId="5" w16cid:durableId="1937983131">
+  <w:num w:numId="7" w16cid:durableId="1806044436">
     <w:abstractNumId w:val="1"/>
   </w:num>
-  <w:num w:numId="6" w16cid:durableId="1278636913">
-    <w:abstractNumId w:val="6"/>
+  <w:num w:numId="8" w16cid:durableId="495460970">
+    <w:abstractNumId w:val="8"/>
   </w:num>
-  <w:num w:numId="7" w16cid:durableId="1272590720">
+  <w:num w:numId="9" w16cid:durableId="1236011574">
     <w:abstractNumId w:val="7"/>
-  </w:num>
-  <w:num w:numId="8" w16cid:durableId="1052850967">
-    <w:abstractNumId w:val="3"/>
   </w:num>
 </w:numbering>
 </file>

--- a/docs/User Manual.docx
+++ b/docs/User Manual.docx
@@ -2618,7 +2618,7 @@
           <w:rFonts w:ascii="Calibri" w:eastAsia="Times New Roman" w:hAnsi="Calibri" w:cs="Calibri"/>
         </w:rPr>
         <w:lastRenderedPageBreak/>
-        <w:t>"Still there?"</w:t>
+        <w:t>For Admins: User Accounts</w:t>
       </w:r>
     </w:p>
     <w:p>
@@ -2638,45 +2638,47 @@
           <w:sz w:val="22"/>
           <w:szCs w:val="22"/>
         </w:rPr>
-        <w:t xml:space="preserve">If you don't touch the keyboard or mouse for </w:t>
-      </w:r>
-      <w:r>
-        <w:rPr>
-          <w:rStyle w:val="Strong"/>
-          <w:rFonts w:ascii="Calibri" w:hAnsi="Calibri" w:cs="Calibri"/>
-          <w:color w:val="1A1A1A"/>
-          <w:sz w:val="22"/>
-          <w:szCs w:val="22"/>
-        </w:rPr>
-        <w:t>5 minutes</w:t>
-      </w:r>
-      <w:r>
-        <w:rPr>
-          <w:rFonts w:ascii="Calibri" w:hAnsi="Calibri" w:cs="Calibri"/>
-          <w:color w:val="1A1A1A"/>
-          <w:sz w:val="22"/>
-          <w:szCs w:val="22"/>
-        </w:rPr>
-        <w:t xml:space="preserve">, a </w:t>
-      </w:r>
-      <w:r>
-        <w:rPr>
-          <w:rStyle w:val="Emphasis"/>
-          <w:rFonts w:ascii="Calibri" w:hAnsi="Calibri" w:cs="Calibri"/>
-          <w:color w:val="1A1A1A"/>
-          <w:sz w:val="22"/>
-          <w:szCs w:val="22"/>
-        </w:rPr>
-        <w:t>"Still there?"</w:t>
-      </w:r>
-      <w:r>
-        <w:rPr>
-          <w:rFonts w:ascii="Calibri" w:hAnsi="Calibri" w:cs="Calibri"/>
-          <w:color w:val="1A1A1A"/>
-          <w:sz w:val="22"/>
-          <w:szCs w:val="22"/>
-        </w:rPr>
-        <w:t xml:space="preserve"> message appears with a 60-second countdown.</w:t>
+        <w:t xml:space="preserve">Click </w:t>
+      </w:r>
+      <w:r>
+        <w:rPr>
+          <w:rStyle w:val="Strong"/>
+          <w:rFonts w:ascii="Calibri" w:hAnsi="Calibri" w:cs="Calibri"/>
+          <w:color w:val="1A1A1A"/>
+          <w:sz w:val="22"/>
+          <w:szCs w:val="22"/>
+        </w:rPr>
+        <w:t>User Accounts</w:t>
+      </w:r>
+      <w:r>
+        <w:rPr>
+          <w:rFonts w:ascii="Calibri" w:hAnsi="Calibri" w:cs="Calibri"/>
+          <w:color w:val="1A1A1A"/>
+          <w:sz w:val="22"/>
+          <w:szCs w:val="22"/>
+        </w:rPr>
+        <w:t xml:space="preserve"> in the sidebar.</w:t>
+      </w:r>
+    </w:p>
+    <w:p>
+      <w:pPr>
+        <w:pStyle w:val="NormalWeb"/>
+        <w:rPr>
+          <w:rFonts w:ascii="Calibri" w:hAnsi="Calibri" w:cs="Calibri"/>
+          <w:color w:val="1A1A1A"/>
+          <w:sz w:val="22"/>
+          <w:szCs w:val="22"/>
+        </w:rPr>
+      </w:pPr>
+      <w:r>
+        <w:rPr>
+          <w:rStyle w:val="Strong"/>
+          <w:rFonts w:ascii="Calibri" w:hAnsi="Calibri" w:cs="Calibri"/>
+          <w:color w:val="1A1A1A"/>
+          <w:sz w:val="22"/>
+          <w:szCs w:val="22"/>
+        </w:rPr>
+        <w:t>Make a new account</w:t>
       </w:r>
     </w:p>
     <w:p>
@@ -2710,16 +2712,16 @@
           <w:sz w:val="22"/>
           <w:szCs w:val="22"/>
         </w:rPr>
-        <w:t>Stay Signed In</w:t>
-      </w:r>
-      <w:r>
-        <w:rPr>
-          <w:rFonts w:ascii="Calibri" w:eastAsia="Times New Roman" w:hAnsi="Calibri" w:cs="Calibri"/>
-          <w:color w:val="1A1A1A"/>
-          <w:sz w:val="22"/>
-          <w:szCs w:val="22"/>
-        </w:rPr>
-        <w:t xml:space="preserve"> to keep working.</w:t>
+        <w:t>Create Account</w:t>
+      </w:r>
+      <w:r>
+        <w:rPr>
+          <w:rFonts w:ascii="Calibri" w:eastAsia="Times New Roman" w:hAnsi="Calibri" w:cs="Calibri"/>
+          <w:color w:val="1A1A1A"/>
+          <w:sz w:val="22"/>
+          <w:szCs w:val="22"/>
+        </w:rPr>
+        <w:t>.</w:t>
       </w:r>
     </w:p>
     <w:p>
@@ -2743,26 +2745,45 @@
           <w:sz w:val="22"/>
           <w:szCs w:val="22"/>
         </w:rPr>
-        <w:t xml:space="preserve">Click </w:t>
-      </w:r>
-      <w:r>
-        <w:rPr>
-          <w:rStyle w:val="Strong"/>
-          <w:rFonts w:ascii="Calibri" w:eastAsia="Times New Roman" w:hAnsi="Calibri" w:cs="Calibri"/>
-          <w:color w:val="1A1A1A"/>
-          <w:sz w:val="22"/>
-          <w:szCs w:val="22"/>
-        </w:rPr>
-        <w:t>Sign Out</w:t>
-      </w:r>
-      <w:r>
-        <w:rPr>
-          <w:rFonts w:ascii="Calibri" w:eastAsia="Times New Roman" w:hAnsi="Calibri" w:cs="Calibri"/>
-          <w:color w:val="1A1A1A"/>
-          <w:sz w:val="22"/>
-          <w:szCs w:val="22"/>
-        </w:rPr>
-        <w:t xml:space="preserve"> to sign out now.</w:t>
+        <w:t xml:space="preserve">Type the person's </w:t>
+      </w:r>
+      <w:r>
+        <w:rPr>
+          <w:rStyle w:val="Strong"/>
+          <w:rFonts w:ascii="Calibri" w:eastAsia="Times New Roman" w:hAnsi="Calibri" w:cs="Calibri"/>
+          <w:color w:val="1A1A1A"/>
+          <w:sz w:val="22"/>
+          <w:szCs w:val="22"/>
+        </w:rPr>
+        <w:t>full name</w:t>
+      </w:r>
+      <w:r>
+        <w:rPr>
+          <w:rFonts w:ascii="Calibri" w:eastAsia="Times New Roman" w:hAnsi="Calibri" w:cs="Calibri"/>
+          <w:color w:val="1A1A1A"/>
+          <w:sz w:val="22"/>
+          <w:szCs w:val="22"/>
+        </w:rPr>
+        <w:t xml:space="preserve"> and a </w:t>
+      </w:r>
+      <w:r>
+        <w:rPr>
+          <w:rStyle w:val="Strong"/>
+          <w:rFonts w:ascii="Calibri" w:eastAsia="Times New Roman" w:hAnsi="Calibri" w:cs="Calibri"/>
+          <w:color w:val="1A1A1A"/>
+          <w:sz w:val="22"/>
+          <w:szCs w:val="22"/>
+        </w:rPr>
+        <w:t>username</w:t>
+      </w:r>
+      <w:r>
+        <w:rPr>
+          <w:rFonts w:ascii="Calibri" w:eastAsia="Times New Roman" w:hAnsi="Calibri" w:cs="Calibri"/>
+          <w:color w:val="1A1A1A"/>
+          <w:sz w:val="22"/>
+          <w:szCs w:val="22"/>
+        </w:rPr>
+        <w:t xml:space="preserve"> (letters, numbers, dots, dashes or underscores; no spaces).</w:t>
       </w:r>
     </w:p>
     <w:p>
@@ -2786,7 +2807,690 @@
           <w:sz w:val="22"/>
           <w:szCs w:val="22"/>
         </w:rPr>
-        <w:t>If nobody answers, the app signs out by itself, and the Sign In window says why.</w:t>
+        <w:t xml:space="preserve">Type a first password, or click </w:t>
+      </w:r>
+      <w:r>
+        <w:rPr>
+          <w:rStyle w:val="Strong"/>
+          <w:rFonts w:ascii="Calibri" w:eastAsia="Times New Roman" w:hAnsi="Calibri" w:cs="Calibri"/>
+          <w:color w:val="1A1A1A"/>
+          <w:sz w:val="22"/>
+          <w:szCs w:val="22"/>
+        </w:rPr>
+        <w:t>Generate</w:t>
+      </w:r>
+      <w:r>
+        <w:rPr>
+          <w:rFonts w:ascii="Calibri" w:eastAsia="Times New Roman" w:hAnsi="Calibri" w:cs="Calibri"/>
+          <w:color w:val="1A1A1A"/>
+          <w:sz w:val="22"/>
+          <w:szCs w:val="22"/>
+        </w:rPr>
+        <w:t>.</w:t>
+      </w:r>
+    </w:p>
+    <w:p>
+      <w:pPr>
+        <w:numPr>
+          <w:ilvl w:val="0"/>
+          <w:numId w:val="8"/>
+        </w:numPr>
+        <w:spacing w:before="100" w:beforeAutospacing="1" w:after="100" w:afterAutospacing="1"/>
+        <w:rPr>
+          <w:rFonts w:ascii="Calibri" w:eastAsia="Times New Roman" w:hAnsi="Calibri" w:cs="Calibri"/>
+          <w:color w:val="1A1A1A"/>
+          <w:sz w:val="22"/>
+          <w:szCs w:val="22"/>
+        </w:rPr>
+      </w:pPr>
+      <w:r>
+        <w:rPr>
+          <w:rFonts w:ascii="Calibri" w:eastAsia="Times New Roman" w:hAnsi="Calibri" w:cs="Calibri"/>
+          <w:color w:val="1A1A1A"/>
+          <w:sz w:val="22"/>
+          <w:szCs w:val="22"/>
+        </w:rPr>
+        <w:t xml:space="preserve">Choose the </w:t>
+      </w:r>
+      <w:r>
+        <w:rPr>
+          <w:rStyle w:val="Strong"/>
+          <w:rFonts w:ascii="Calibri" w:eastAsia="Times New Roman" w:hAnsi="Calibri" w:cs="Calibri"/>
+          <w:color w:val="1A1A1A"/>
+          <w:sz w:val="22"/>
+          <w:szCs w:val="22"/>
+        </w:rPr>
+        <w:t>Level</w:t>
+      </w:r>
+      <w:r>
+        <w:rPr>
+          <w:rFonts w:ascii="Calibri" w:eastAsia="Times New Roman" w:hAnsi="Calibri" w:cs="Calibri"/>
+          <w:color w:val="1A1A1A"/>
+          <w:sz w:val="22"/>
+          <w:szCs w:val="22"/>
+        </w:rPr>
+        <w:t xml:space="preserve">. For Supervisors and Employees, also choose the </w:t>
+      </w:r>
+      <w:r>
+        <w:rPr>
+          <w:rStyle w:val="Strong"/>
+          <w:rFonts w:ascii="Calibri" w:eastAsia="Times New Roman" w:hAnsi="Calibri" w:cs="Calibri"/>
+          <w:color w:val="1A1A1A"/>
+          <w:sz w:val="22"/>
+          <w:szCs w:val="22"/>
+        </w:rPr>
+        <w:t>Department</w:t>
+      </w:r>
+      <w:r>
+        <w:rPr>
+          <w:rFonts w:ascii="Calibri" w:eastAsia="Times New Roman" w:hAnsi="Calibri" w:cs="Calibri"/>
+          <w:color w:val="1A1A1A"/>
+          <w:sz w:val="22"/>
+          <w:szCs w:val="22"/>
+        </w:rPr>
+        <w:t>. Admins have no department.</w:t>
+      </w:r>
+    </w:p>
+    <w:p>
+      <w:pPr>
+        <w:numPr>
+          <w:ilvl w:val="0"/>
+          <w:numId w:val="8"/>
+        </w:numPr>
+        <w:spacing w:before="100" w:beforeAutospacing="1" w:after="100" w:afterAutospacing="1"/>
+        <w:rPr>
+          <w:rFonts w:ascii="Calibri" w:eastAsia="Times New Roman" w:hAnsi="Calibri" w:cs="Calibri"/>
+          <w:color w:val="1A1A1A"/>
+          <w:sz w:val="22"/>
+          <w:szCs w:val="22"/>
+        </w:rPr>
+      </w:pPr>
+      <w:r>
+        <w:rPr>
+          <w:rFonts w:ascii="Calibri" w:eastAsia="Times New Roman" w:hAnsi="Calibri" w:cs="Calibri"/>
+          <w:color w:val="1A1A1A"/>
+          <w:sz w:val="22"/>
+          <w:szCs w:val="22"/>
+        </w:rPr>
+        <w:t xml:space="preserve">Click </w:t>
+      </w:r>
+      <w:r>
+        <w:rPr>
+          <w:rStyle w:val="Strong"/>
+          <w:rFonts w:ascii="Calibri" w:eastAsia="Times New Roman" w:hAnsi="Calibri" w:cs="Calibri"/>
+          <w:color w:val="1A1A1A"/>
+          <w:sz w:val="22"/>
+          <w:szCs w:val="22"/>
+        </w:rPr>
+        <w:t>Save</w:t>
+      </w:r>
+      <w:r>
+        <w:rPr>
+          <w:rFonts w:ascii="Calibri" w:eastAsia="Times New Roman" w:hAnsi="Calibri" w:cs="Calibri"/>
+          <w:color w:val="1A1A1A"/>
+          <w:sz w:val="22"/>
+          <w:szCs w:val="22"/>
+        </w:rPr>
+        <w:t>. Give the username and password to the person in person.</w:t>
+      </w:r>
+    </w:p>
+    <w:p>
+      <w:pPr>
+        <w:pStyle w:val="NormalWeb"/>
+        <w:rPr>
+          <w:rFonts w:ascii="Calibri" w:hAnsi="Calibri" w:cs="Calibri"/>
+          <w:color w:val="1A1A1A"/>
+          <w:sz w:val="22"/>
+          <w:szCs w:val="22"/>
+        </w:rPr>
+      </w:pPr>
+      <w:r>
+        <w:rPr>
+          <w:rFonts w:ascii="Calibri" w:hAnsi="Calibri" w:cs="Calibri"/>
+          <w:color w:val="1A1A1A"/>
+          <w:sz w:val="22"/>
+          <w:szCs w:val="22"/>
+        </w:rPr>
+        <w:t>If the department already has an active person at that level (the plan is 1 Employee and 1 Supervisor per department), the app asks before saving.</w:t>
+      </w:r>
+    </w:p>
+    <w:p>
+      <w:pPr>
+        <w:pStyle w:val="NormalWeb"/>
+        <w:rPr>
+          <w:rFonts w:ascii="Calibri" w:hAnsi="Calibri" w:cs="Calibri"/>
+          <w:color w:val="1A1A1A"/>
+          <w:sz w:val="22"/>
+          <w:szCs w:val="22"/>
+        </w:rPr>
+      </w:pPr>
+      <w:r>
+        <w:rPr>
+          <w:rStyle w:val="Strong"/>
+          <w:rFonts w:ascii="Calibri" w:hAnsi="Calibri" w:cs="Calibri"/>
+          <w:color w:val="1A1A1A"/>
+          <w:sz w:val="22"/>
+          <w:szCs w:val="22"/>
+        </w:rPr>
+        <w:t>Change an account:</w:t>
+      </w:r>
+      <w:r>
+        <w:rPr>
+          <w:rFonts w:ascii="Calibri" w:hAnsi="Calibri" w:cs="Calibri"/>
+          <w:color w:val="1A1A1A"/>
+          <w:sz w:val="22"/>
+          <w:szCs w:val="22"/>
+        </w:rPr>
+        <w:t xml:space="preserve"> click it in the list, change the name, username, level or department, and click </w:t>
+      </w:r>
+      <w:r>
+        <w:rPr>
+          <w:rStyle w:val="Strong"/>
+          <w:rFonts w:ascii="Calibri" w:hAnsi="Calibri" w:cs="Calibri"/>
+          <w:color w:val="1A1A1A"/>
+          <w:sz w:val="22"/>
+          <w:szCs w:val="22"/>
+        </w:rPr>
+        <w:t>Save</w:t>
+      </w:r>
+      <w:r>
+        <w:rPr>
+          <w:rFonts w:ascii="Calibri" w:hAnsi="Calibri" w:cs="Calibri"/>
+          <w:color w:val="1A1A1A"/>
+          <w:sz w:val="22"/>
+          <w:szCs w:val="22"/>
+        </w:rPr>
+        <w:t xml:space="preserve">. To change the password, use </w:t>
+      </w:r>
+      <w:r>
+        <w:rPr>
+          <w:rStyle w:val="Strong"/>
+          <w:rFonts w:ascii="Calibri" w:hAnsi="Calibri" w:cs="Calibri"/>
+          <w:color w:val="1A1A1A"/>
+          <w:sz w:val="22"/>
+          <w:szCs w:val="22"/>
+        </w:rPr>
+        <w:t>Set New Password</w:t>
+      </w:r>
+      <w:r>
+        <w:rPr>
+          <w:rFonts w:ascii="Calibri" w:hAnsi="Calibri" w:cs="Calibri"/>
+          <w:color w:val="1A1A1A"/>
+          <w:sz w:val="22"/>
+          <w:szCs w:val="22"/>
+        </w:rPr>
+        <w:t>.</w:t>
+      </w:r>
+    </w:p>
+    <w:p>
+      <w:pPr>
+        <w:pStyle w:val="NormalWeb"/>
+        <w:rPr>
+          <w:rFonts w:ascii="Calibri" w:hAnsi="Calibri" w:cs="Calibri"/>
+          <w:color w:val="1A1A1A"/>
+          <w:sz w:val="22"/>
+          <w:szCs w:val="22"/>
+        </w:rPr>
+      </w:pPr>
+      <w:r>
+        <w:rPr>
+          <w:rStyle w:val="Strong"/>
+          <w:rFonts w:ascii="Calibri" w:hAnsi="Calibri" w:cs="Calibri"/>
+          <w:color w:val="1A1A1A"/>
+          <w:sz w:val="22"/>
+          <w:szCs w:val="22"/>
+        </w:rPr>
+        <w:t>Other buttons</w:t>
+      </w:r>
+      <w:r>
+        <w:rPr>
+          <w:rFonts w:ascii="Calibri" w:hAnsi="Calibri" w:cs="Calibri"/>
+          <w:color w:val="1A1A1A"/>
+          <w:sz w:val="22"/>
+          <w:szCs w:val="22"/>
+        </w:rPr>
+        <w:t xml:space="preserve"> (click the account first):</w:t>
+      </w:r>
+    </w:p>
+    <w:tbl>
+      <w:tblPr>
+        <w:tblW w:w="0" w:type="auto"/>
+        <w:tblCellMar>
+          <w:top w:w="15" w:type="dxa"/>
+          <w:left w:w="15" w:type="dxa"/>
+          <w:bottom w:w="15" w:type="dxa"/>
+          <w:right w:w="15" w:type="dxa"/>
+        </w:tblCellMar>
+        <w:tblLook w:val="04A0" w:firstRow="1" w:lastRow="0" w:firstColumn="1" w:lastColumn="0" w:noHBand="0" w:noVBand="1"/>
+      </w:tblPr>
+      <w:tblGrid>
+        <w:gridCol w:w="1890"/>
+        <w:gridCol w:w="6750"/>
+      </w:tblGrid>
+      <w:tr>
+        <w:trPr>
+          <w:tblHeader/>
+        </w:trPr>
+        <w:tc>
+          <w:tcPr>
+            <w:tcW w:w="0" w:type="auto"/>
+            <w:tcBorders>
+              <w:top w:val="single" w:sz="6" w:space="0" w:color="BFBFBF"/>
+              <w:left w:val="single" w:sz="6" w:space="0" w:color="BFBFBF"/>
+              <w:bottom w:val="single" w:sz="6" w:space="0" w:color="BFBFBF"/>
+              <w:right w:val="single" w:sz="6" w:space="0" w:color="BFBFBF"/>
+            </w:tcBorders>
+            <w:shd w:val="clear" w:color="auto" w:fill="1F3864"/>
+            <w:tcMar>
+              <w:top w:w="60" w:type="dxa"/>
+              <w:left w:w="120" w:type="dxa"/>
+              <w:bottom w:w="60" w:type="dxa"/>
+              <w:right w:w="120" w:type="dxa"/>
+            </w:tcMar>
+            <w:vAlign w:val="center"/>
+            <w:hideMark/>
+          </w:tcPr>
+          <w:p>
+            <w:pPr>
+              <w:spacing w:before="120" w:after="120"/>
+              <w:rPr>
+                <w:rFonts w:ascii="Calibri" w:eastAsia="Times New Roman" w:hAnsi="Calibri" w:cs="Calibri"/>
+                <w:b/>
+                <w:bCs/>
+                <w:color w:val="FFFFFF"/>
+                <w:sz w:val="22"/>
+                <w:szCs w:val="22"/>
+              </w:rPr>
+            </w:pPr>
+            <w:r>
+              <w:rPr>
+                <w:rFonts w:ascii="Calibri" w:eastAsia="Times New Roman" w:hAnsi="Calibri" w:cs="Calibri"/>
+                <w:b/>
+                <w:bCs/>
+                <w:color w:val="FFFFFF"/>
+                <w:sz w:val="22"/>
+                <w:szCs w:val="22"/>
+              </w:rPr>
+              <w:t>Button</w:t>
+            </w:r>
+          </w:p>
+        </w:tc>
+        <w:tc>
+          <w:tcPr>
+            <w:tcW w:w="0" w:type="auto"/>
+            <w:tcBorders>
+              <w:top w:val="single" w:sz="6" w:space="0" w:color="BFBFBF"/>
+              <w:left w:val="single" w:sz="6" w:space="0" w:color="BFBFBF"/>
+              <w:bottom w:val="single" w:sz="6" w:space="0" w:color="BFBFBF"/>
+              <w:right w:val="single" w:sz="6" w:space="0" w:color="BFBFBF"/>
+            </w:tcBorders>
+            <w:shd w:val="clear" w:color="auto" w:fill="1F3864"/>
+            <w:tcMar>
+              <w:top w:w="60" w:type="dxa"/>
+              <w:left w:w="120" w:type="dxa"/>
+              <w:bottom w:w="60" w:type="dxa"/>
+              <w:right w:w="120" w:type="dxa"/>
+            </w:tcMar>
+            <w:vAlign w:val="center"/>
+            <w:hideMark/>
+          </w:tcPr>
+          <w:p>
+            <w:pPr>
+              <w:spacing w:before="120" w:after="120"/>
+              <w:rPr>
+                <w:rFonts w:ascii="Calibri" w:eastAsia="Times New Roman" w:hAnsi="Calibri" w:cs="Calibri"/>
+                <w:b/>
+                <w:bCs/>
+                <w:color w:val="FFFFFF"/>
+                <w:sz w:val="22"/>
+                <w:szCs w:val="22"/>
+              </w:rPr>
+            </w:pPr>
+            <w:r>
+              <w:rPr>
+                <w:rFonts w:ascii="Calibri" w:eastAsia="Times New Roman" w:hAnsi="Calibri" w:cs="Calibri"/>
+                <w:b/>
+                <w:bCs/>
+                <w:color w:val="FFFFFF"/>
+                <w:sz w:val="22"/>
+                <w:szCs w:val="22"/>
+              </w:rPr>
+              <w:t>Does</w:t>
+            </w:r>
+          </w:p>
+        </w:tc>
+      </w:tr>
+      <w:tr>
+        <w:tc>
+          <w:tcPr>
+            <w:tcW w:w="0" w:type="auto"/>
+            <w:tcBorders>
+              <w:top w:val="single" w:sz="6" w:space="0" w:color="BFBFBF"/>
+              <w:left w:val="single" w:sz="6" w:space="0" w:color="BFBFBF"/>
+              <w:bottom w:val="single" w:sz="6" w:space="0" w:color="BFBFBF"/>
+              <w:right w:val="single" w:sz="6" w:space="0" w:color="BFBFBF"/>
+            </w:tcBorders>
+            <w:tcMar>
+              <w:top w:w="60" w:type="dxa"/>
+              <w:left w:w="120" w:type="dxa"/>
+              <w:bottom w:w="60" w:type="dxa"/>
+              <w:right w:w="120" w:type="dxa"/>
+            </w:tcMar>
+            <w:hideMark/>
+          </w:tcPr>
+          <w:p>
+            <w:pPr>
+              <w:spacing w:before="120" w:after="120"/>
+              <w:rPr>
+                <w:rFonts w:ascii="Calibri" w:eastAsia="Times New Roman" w:hAnsi="Calibri" w:cs="Calibri"/>
+                <w:color w:val="1A1A1A"/>
+                <w:sz w:val="22"/>
+                <w:szCs w:val="22"/>
+              </w:rPr>
+            </w:pPr>
+            <w:r>
+              <w:rPr>
+                <w:rFonts w:ascii="Calibri" w:eastAsia="Times New Roman" w:hAnsi="Calibri" w:cs="Calibri"/>
+                <w:color w:val="1A1A1A"/>
+                <w:sz w:val="22"/>
+                <w:szCs w:val="22"/>
+              </w:rPr>
+              <w:t>Set New Password</w:t>
+            </w:r>
+          </w:p>
+        </w:tc>
+        <w:tc>
+          <w:tcPr>
+            <w:tcW w:w="0" w:type="auto"/>
+            <w:tcBorders>
+              <w:top w:val="single" w:sz="6" w:space="0" w:color="BFBFBF"/>
+              <w:left w:val="single" w:sz="6" w:space="0" w:color="BFBFBF"/>
+              <w:bottom w:val="single" w:sz="6" w:space="0" w:color="BFBFBF"/>
+              <w:right w:val="single" w:sz="6" w:space="0" w:color="BFBFBF"/>
+            </w:tcBorders>
+            <w:tcMar>
+              <w:top w:w="60" w:type="dxa"/>
+              <w:left w:w="120" w:type="dxa"/>
+              <w:bottom w:w="60" w:type="dxa"/>
+              <w:right w:w="120" w:type="dxa"/>
+            </w:tcMar>
+            <w:hideMark/>
+          </w:tcPr>
+          <w:p>
+            <w:pPr>
+              <w:spacing w:before="120" w:after="120"/>
+              <w:rPr>
+                <w:rFonts w:ascii="Calibri" w:eastAsia="Times New Roman" w:hAnsi="Calibri" w:cs="Calibri"/>
+                <w:color w:val="1A1A1A"/>
+                <w:sz w:val="22"/>
+                <w:szCs w:val="22"/>
+              </w:rPr>
+            </w:pPr>
+            <w:r>
+              <w:rPr>
+                <w:rFonts w:ascii="Calibri" w:eastAsia="Times New Roman" w:hAnsi="Calibri" w:cs="Calibri"/>
+                <w:color w:val="1A1A1A"/>
+                <w:sz w:val="22"/>
+                <w:szCs w:val="22"/>
+              </w:rPr>
+              <w:t>Gives the person a new password (also unlocks it)</w:t>
+            </w:r>
+          </w:p>
+        </w:tc>
+      </w:tr>
+      <w:tr>
+        <w:tc>
+          <w:tcPr>
+            <w:tcW w:w="0" w:type="auto"/>
+            <w:tcBorders>
+              <w:top w:val="single" w:sz="6" w:space="0" w:color="BFBFBF"/>
+              <w:left w:val="single" w:sz="6" w:space="0" w:color="BFBFBF"/>
+              <w:bottom w:val="single" w:sz="6" w:space="0" w:color="BFBFBF"/>
+              <w:right w:val="single" w:sz="6" w:space="0" w:color="BFBFBF"/>
+            </w:tcBorders>
+            <w:tcMar>
+              <w:top w:w="60" w:type="dxa"/>
+              <w:left w:w="120" w:type="dxa"/>
+              <w:bottom w:w="60" w:type="dxa"/>
+              <w:right w:w="120" w:type="dxa"/>
+            </w:tcMar>
+            <w:hideMark/>
+          </w:tcPr>
+          <w:p>
+            <w:pPr>
+              <w:spacing w:before="120" w:after="120"/>
+              <w:rPr>
+                <w:rFonts w:ascii="Calibri" w:eastAsia="Times New Roman" w:hAnsi="Calibri" w:cs="Calibri"/>
+                <w:color w:val="1A1A1A"/>
+                <w:sz w:val="22"/>
+                <w:szCs w:val="22"/>
+              </w:rPr>
+            </w:pPr>
+            <w:r>
+              <w:rPr>
+                <w:rFonts w:ascii="Calibri" w:eastAsia="Times New Roman" w:hAnsi="Calibri" w:cs="Calibri"/>
+                <w:color w:val="1A1A1A"/>
+                <w:sz w:val="22"/>
+                <w:szCs w:val="22"/>
+              </w:rPr>
+              <w:t>Unlock</w:t>
+            </w:r>
+          </w:p>
+        </w:tc>
+        <w:tc>
+          <w:tcPr>
+            <w:tcW w:w="0" w:type="auto"/>
+            <w:tcBorders>
+              <w:top w:val="single" w:sz="6" w:space="0" w:color="BFBFBF"/>
+              <w:left w:val="single" w:sz="6" w:space="0" w:color="BFBFBF"/>
+              <w:bottom w:val="single" w:sz="6" w:space="0" w:color="BFBFBF"/>
+              <w:right w:val="single" w:sz="6" w:space="0" w:color="BFBFBF"/>
+            </w:tcBorders>
+            <w:tcMar>
+              <w:top w:w="60" w:type="dxa"/>
+              <w:left w:w="120" w:type="dxa"/>
+              <w:bottom w:w="60" w:type="dxa"/>
+              <w:right w:w="120" w:type="dxa"/>
+            </w:tcMar>
+            <w:hideMark/>
+          </w:tcPr>
+          <w:p>
+            <w:pPr>
+              <w:spacing w:before="120" w:after="120"/>
+              <w:rPr>
+                <w:rFonts w:ascii="Calibri" w:eastAsia="Times New Roman" w:hAnsi="Calibri" w:cs="Calibri"/>
+                <w:color w:val="1A1A1A"/>
+                <w:sz w:val="22"/>
+                <w:szCs w:val="22"/>
+              </w:rPr>
+            </w:pPr>
+            <w:r>
+              <w:rPr>
+                <w:rFonts w:ascii="Calibri" w:eastAsia="Times New Roman" w:hAnsi="Calibri" w:cs="Calibri"/>
+                <w:color w:val="1A1A1A"/>
+                <w:sz w:val="22"/>
+                <w:szCs w:val="22"/>
+              </w:rPr>
+              <w:t>For accounts locked after 5 wrong passwords</w:t>
+            </w:r>
+          </w:p>
+        </w:tc>
+      </w:tr>
+      <w:tr>
+        <w:tc>
+          <w:tcPr>
+            <w:tcW w:w="0" w:type="auto"/>
+            <w:tcBorders>
+              <w:top w:val="single" w:sz="6" w:space="0" w:color="BFBFBF"/>
+              <w:left w:val="single" w:sz="6" w:space="0" w:color="BFBFBF"/>
+              <w:bottom w:val="single" w:sz="6" w:space="0" w:color="BFBFBF"/>
+              <w:right w:val="single" w:sz="6" w:space="0" w:color="BFBFBF"/>
+            </w:tcBorders>
+            <w:tcMar>
+              <w:top w:w="60" w:type="dxa"/>
+              <w:left w:w="120" w:type="dxa"/>
+              <w:bottom w:w="60" w:type="dxa"/>
+              <w:right w:w="120" w:type="dxa"/>
+            </w:tcMar>
+            <w:hideMark/>
+          </w:tcPr>
+          <w:p>
+            <w:pPr>
+              <w:spacing w:before="120" w:after="120"/>
+              <w:rPr>
+                <w:rFonts w:ascii="Calibri" w:eastAsia="Times New Roman" w:hAnsi="Calibri" w:cs="Calibri"/>
+                <w:color w:val="1A1A1A"/>
+                <w:sz w:val="22"/>
+                <w:szCs w:val="22"/>
+              </w:rPr>
+            </w:pPr>
+            <w:r>
+              <w:rPr>
+                <w:rFonts w:ascii="Calibri" w:eastAsia="Times New Roman" w:hAnsi="Calibri" w:cs="Calibri"/>
+                <w:color w:val="1A1A1A"/>
+                <w:sz w:val="22"/>
+                <w:szCs w:val="22"/>
+              </w:rPr>
+              <w:t>Disable</w:t>
+            </w:r>
+          </w:p>
+        </w:tc>
+        <w:tc>
+          <w:tcPr>
+            <w:tcW w:w="0" w:type="auto"/>
+            <w:tcBorders>
+              <w:top w:val="single" w:sz="6" w:space="0" w:color="BFBFBF"/>
+              <w:left w:val="single" w:sz="6" w:space="0" w:color="BFBFBF"/>
+              <w:bottom w:val="single" w:sz="6" w:space="0" w:color="BFBFBF"/>
+              <w:right w:val="single" w:sz="6" w:space="0" w:color="BFBFBF"/>
+            </w:tcBorders>
+            <w:tcMar>
+              <w:top w:w="60" w:type="dxa"/>
+              <w:left w:w="120" w:type="dxa"/>
+              <w:bottom w:w="60" w:type="dxa"/>
+              <w:right w:w="120" w:type="dxa"/>
+            </w:tcMar>
+            <w:hideMark/>
+          </w:tcPr>
+          <w:p>
+            <w:pPr>
+              <w:spacing w:before="120" w:after="120"/>
+              <w:rPr>
+                <w:rFonts w:ascii="Calibri" w:eastAsia="Times New Roman" w:hAnsi="Calibri" w:cs="Calibri"/>
+                <w:color w:val="1A1A1A"/>
+                <w:sz w:val="22"/>
+                <w:szCs w:val="22"/>
+              </w:rPr>
+            </w:pPr>
+            <w:r>
+              <w:rPr>
+                <w:rFonts w:ascii="Calibri" w:eastAsia="Times New Roman" w:hAnsi="Calibri" w:cs="Calibri"/>
+                <w:color w:val="1A1A1A"/>
+                <w:sz w:val="22"/>
+                <w:szCs w:val="22"/>
+              </w:rPr>
+              <w:t>Turns the account off, e.g. when someone leaves. Their records are kept.</w:t>
+            </w:r>
+          </w:p>
+        </w:tc>
+      </w:tr>
+      <w:tr>
+        <w:tc>
+          <w:tcPr>
+            <w:tcW w:w="0" w:type="auto"/>
+            <w:tcBorders>
+              <w:top w:val="single" w:sz="6" w:space="0" w:color="BFBFBF"/>
+              <w:left w:val="single" w:sz="6" w:space="0" w:color="BFBFBF"/>
+              <w:bottom w:val="single" w:sz="6" w:space="0" w:color="BFBFBF"/>
+              <w:right w:val="single" w:sz="6" w:space="0" w:color="BFBFBF"/>
+            </w:tcBorders>
+            <w:tcMar>
+              <w:top w:w="60" w:type="dxa"/>
+              <w:left w:w="120" w:type="dxa"/>
+              <w:bottom w:w="60" w:type="dxa"/>
+              <w:right w:w="120" w:type="dxa"/>
+            </w:tcMar>
+            <w:hideMark/>
+          </w:tcPr>
+          <w:p>
+            <w:pPr>
+              <w:spacing w:before="120" w:after="120"/>
+              <w:rPr>
+                <w:rFonts w:ascii="Calibri" w:eastAsia="Times New Roman" w:hAnsi="Calibri" w:cs="Calibri"/>
+                <w:color w:val="1A1A1A"/>
+                <w:sz w:val="22"/>
+                <w:szCs w:val="22"/>
+              </w:rPr>
+            </w:pPr>
+            <w:r>
+              <w:rPr>
+                <w:rFonts w:ascii="Calibri" w:eastAsia="Times New Roman" w:hAnsi="Calibri" w:cs="Calibri"/>
+                <w:color w:val="1A1A1A"/>
+                <w:sz w:val="22"/>
+                <w:szCs w:val="22"/>
+              </w:rPr>
+              <w:t>Enable</w:t>
+            </w:r>
+          </w:p>
+        </w:tc>
+        <w:tc>
+          <w:tcPr>
+            <w:tcW w:w="0" w:type="auto"/>
+            <w:tcBorders>
+              <w:top w:val="single" w:sz="6" w:space="0" w:color="BFBFBF"/>
+              <w:left w:val="single" w:sz="6" w:space="0" w:color="BFBFBF"/>
+              <w:bottom w:val="single" w:sz="6" w:space="0" w:color="BFBFBF"/>
+              <w:right w:val="single" w:sz="6" w:space="0" w:color="BFBFBF"/>
+            </w:tcBorders>
+            <w:tcMar>
+              <w:top w:w="60" w:type="dxa"/>
+              <w:left w:w="120" w:type="dxa"/>
+              <w:bottom w:w="60" w:type="dxa"/>
+              <w:right w:w="120" w:type="dxa"/>
+            </w:tcMar>
+            <w:hideMark/>
+          </w:tcPr>
+          <w:p>
+            <w:pPr>
+              <w:spacing w:before="120" w:after="120"/>
+              <w:rPr>
+                <w:rFonts w:ascii="Calibri" w:eastAsia="Times New Roman" w:hAnsi="Calibri" w:cs="Calibri"/>
+                <w:color w:val="1A1A1A"/>
+                <w:sz w:val="22"/>
+                <w:szCs w:val="22"/>
+              </w:rPr>
+            </w:pPr>
+            <w:r>
+              <w:rPr>
+                <w:rFonts w:ascii="Calibri" w:eastAsia="Times New Roman" w:hAnsi="Calibri" w:cs="Calibri"/>
+                <w:color w:val="1A1A1A"/>
+                <w:sz w:val="22"/>
+                <w:szCs w:val="22"/>
+              </w:rPr>
+              <w:t>Turns a disabled account back on</w:t>
+            </w:r>
+          </w:p>
+        </w:tc>
+      </w:tr>
+    </w:tbl>
+    <w:p>
+      <w:pPr>
+        <w:pStyle w:val="NormalWeb"/>
+        <w:rPr>
+          <w:rFonts w:ascii="Calibri" w:hAnsi="Calibri" w:cs="Calibri"/>
+          <w:color w:val="1A1A1A"/>
+          <w:sz w:val="22"/>
+          <w:szCs w:val="22"/>
+        </w:rPr>
+      </w:pPr>
+      <w:r>
+        <w:rPr>
+          <w:rFonts w:ascii="Calibri" w:hAnsi="Calibri" w:cs="Calibri"/>
+          <w:color w:val="1A1A1A"/>
+          <w:sz w:val="22"/>
+          <w:szCs w:val="22"/>
+        </w:rPr>
+        <w:t>You can't disable your own account, and the last active Admin can't be disabled or changed to another level.</w:t>
       </w:r>
     </w:p>
     <w:p>
@@ -2800,7 +3504,74 @@
         <w:rPr>
           <w:rFonts w:ascii="Calibri" w:eastAsia="Times New Roman" w:hAnsi="Calibri" w:cs="Calibri"/>
         </w:rPr>
-        <w:t>Rules</w:t>
+        <w:t>"Still there?"</w:t>
+      </w:r>
+    </w:p>
+    <w:p>
+      <w:pPr>
+        <w:pStyle w:val="NormalWeb"/>
+        <w:rPr>
+          <w:rFonts w:ascii="Calibri" w:hAnsi="Calibri" w:cs="Calibri"/>
+          <w:color w:val="1A1A1A"/>
+          <w:sz w:val="22"/>
+          <w:szCs w:val="22"/>
+        </w:rPr>
+      </w:pPr>
+      <w:r>
+        <w:rPr>
+          <w:rFonts w:ascii="Calibri" w:hAnsi="Calibri" w:cs="Calibri"/>
+          <w:color w:val="1A1A1A"/>
+          <w:sz w:val="22"/>
+          <w:szCs w:val="22"/>
+        </w:rPr>
+        <w:t xml:space="preserve">If you don't touch the keyboard or mouse for </w:t>
+      </w:r>
+      <w:r>
+        <w:rPr>
+          <w:rStyle w:val="Strong"/>
+          <w:rFonts w:ascii="Calibri" w:hAnsi="Calibri" w:cs="Calibri"/>
+          <w:color w:val="1A1A1A"/>
+          <w:sz w:val="22"/>
+          <w:szCs w:val="22"/>
+        </w:rPr>
+        <w:t>5 minutes</w:t>
+      </w:r>
+      <w:r>
+        <w:rPr>
+          <w:rFonts w:ascii="Calibri" w:hAnsi="Calibri" w:cs="Calibri"/>
+          <w:color w:val="1A1A1A"/>
+          <w:sz w:val="22"/>
+          <w:szCs w:val="22"/>
+        </w:rPr>
+        <w:t xml:space="preserve">, a </w:t>
+      </w:r>
+      <w:r>
+        <w:rPr>
+          <w:rStyle w:val="Emphasis"/>
+          <w:rFonts w:ascii="Calibri" w:hAnsi="Calibri" w:cs="Calibri"/>
+          <w:color w:val="1A1A1A"/>
+          <w:sz w:val="22"/>
+          <w:szCs w:val="22"/>
+        </w:rPr>
+        <w:t>"Still there?"</w:t>
+      </w:r>
+      <w:r>
+        <w:rPr>
+          <w:rFonts w:ascii="Calibri" w:hAnsi="Calibri" w:cs="Calibri"/>
+          <w:color w:val="1A1A1A"/>
+          <w:sz w:val="22"/>
+          <w:szCs w:val="22"/>
+        </w:rPr>
+        <w:t xml:space="preserve"> </w:t>
+      </w:r>
+      <w:r>
+        <w:rPr>
+          <w:rFonts w:ascii="Calibri" w:hAnsi="Calibri" w:cs="Calibri"/>
+          <w:color w:val="1A1A1A"/>
+          <w:sz w:val="22"/>
+          <w:szCs w:val="22"/>
+        </w:rPr>
+        <w:t>message appears with a 60-second countdown.</w:t>
       </w:r>
     </w:p>
     <w:p>
@@ -2819,22 +3590,31 @@
       </w:pPr>
       <w:r>
         <w:rPr>
-          <w:rStyle w:val="Strong"/>
-          <w:rFonts w:ascii="Calibri" w:eastAsia="Times New Roman" w:hAnsi="Calibri" w:cs="Calibri"/>
-          <w:color w:val="1A1A1A"/>
-          <w:sz w:val="22"/>
-          <w:szCs w:val="22"/>
-        </w:rPr>
-        <w:t>One sign in</w:t>
-      </w:r>
-      <w:r>
-        <w:rPr>
-          <w:rFonts w:ascii="Calibri" w:eastAsia="Times New Roman" w:hAnsi="Calibri" w:cs="Calibri"/>
-          <w:color w:val="1A1A1A"/>
-          <w:sz w:val="22"/>
-          <w:szCs w:val="22"/>
-        </w:rPr>
-        <w:t xml:space="preserve"> for the whole app.</w:t>
+          <w:rFonts w:ascii="Calibri" w:eastAsia="Times New Roman" w:hAnsi="Calibri" w:cs="Calibri"/>
+          <w:color w:val="1A1A1A"/>
+          <w:sz w:val="22"/>
+          <w:szCs w:val="22"/>
+        </w:rPr>
+        <w:t xml:space="preserve">Click </w:t>
+      </w:r>
+      <w:r>
+        <w:rPr>
+          <w:rStyle w:val="Strong"/>
+          <w:rFonts w:ascii="Calibri" w:eastAsia="Times New Roman" w:hAnsi="Calibri" w:cs="Calibri"/>
+          <w:color w:val="1A1A1A"/>
+          <w:sz w:val="22"/>
+          <w:szCs w:val="22"/>
+        </w:rPr>
+        <w:t>Stay Signed In</w:t>
+      </w:r>
+      <w:r>
+        <w:rPr>
+          <w:rFonts w:ascii="Calibri" w:eastAsia="Times New Roman" w:hAnsi="Calibri" w:cs="Calibri"/>
+          <w:color w:val="1A1A1A"/>
+          <w:sz w:val="22"/>
+          <w:szCs w:val="22"/>
+        </w:rPr>
+        <w:t xml:space="preserve"> to keep working.</w:t>
       </w:r>
     </w:p>
     <w:p>
@@ -2853,22 +3633,31 @@
       </w:pPr>
       <w:r>
         <w:rPr>
-          <w:rStyle w:val="Strong"/>
-          <w:rFonts w:ascii="Calibri" w:eastAsia="Times New Roman" w:hAnsi="Calibri" w:cs="Calibri"/>
-          <w:color w:val="1A1A1A"/>
-          <w:sz w:val="22"/>
-          <w:szCs w:val="22"/>
-        </w:rPr>
-        <w:t>5 wrong passwords</w:t>
-      </w:r>
-      <w:r>
-        <w:rPr>
-          <w:rFonts w:ascii="Calibri" w:eastAsia="Times New Roman" w:hAnsi="Calibri" w:cs="Calibri"/>
-          <w:color w:val="1A1A1A"/>
-          <w:sz w:val="22"/>
-          <w:szCs w:val="22"/>
-        </w:rPr>
-        <w:t xml:space="preserve"> lock the account. Only an Admin can unlock it.</w:t>
+          <w:rFonts w:ascii="Calibri" w:eastAsia="Times New Roman" w:hAnsi="Calibri" w:cs="Calibri"/>
+          <w:color w:val="1A1A1A"/>
+          <w:sz w:val="22"/>
+          <w:szCs w:val="22"/>
+        </w:rPr>
+        <w:t xml:space="preserve">Click </w:t>
+      </w:r>
+      <w:r>
+        <w:rPr>
+          <w:rStyle w:val="Strong"/>
+          <w:rFonts w:ascii="Calibri" w:eastAsia="Times New Roman" w:hAnsi="Calibri" w:cs="Calibri"/>
+          <w:color w:val="1A1A1A"/>
+          <w:sz w:val="22"/>
+          <w:szCs w:val="22"/>
+        </w:rPr>
+        <w:t>Sign Out</w:t>
+      </w:r>
+      <w:r>
+        <w:rPr>
+          <w:rFonts w:ascii="Calibri" w:eastAsia="Times New Roman" w:hAnsi="Calibri" w:cs="Calibri"/>
+          <w:color w:val="1A1A1A"/>
+          <w:sz w:val="22"/>
+          <w:szCs w:val="22"/>
+        </w:rPr>
+        <w:t xml:space="preserve"> to sign out now.</w:t>
       </w:r>
     </w:p>
     <w:p>
@@ -2887,48 +3676,34 @@
       </w:pPr>
       <w:r>
         <w:rPr>
-          <w:rStyle w:val="Strong"/>
-          <w:rFonts w:ascii="Calibri" w:eastAsia="Times New Roman" w:hAnsi="Calibri" w:cs="Calibri"/>
-          <w:color w:val="1A1A1A"/>
-          <w:sz w:val="22"/>
-          <w:szCs w:val="22"/>
-        </w:rPr>
-        <w:t>Forgot your password?</w:t>
-      </w:r>
-      <w:r>
-        <w:rPr>
-          <w:rFonts w:ascii="Calibri" w:eastAsia="Times New Roman" w:hAnsi="Calibri" w:cs="Calibri"/>
-          <w:color w:val="1A1A1A"/>
-          <w:sz w:val="22"/>
-          <w:szCs w:val="22"/>
-        </w:rPr>
-        <w:t xml:space="preserve"> Click </w:t>
-      </w:r>
-      <w:r>
-        <w:rPr>
-          <w:rStyle w:val="Emphasis"/>
-          <w:rFonts w:ascii="Calibri" w:eastAsia="Times New Roman" w:hAnsi="Calibri" w:cs="Calibri"/>
-          <w:color w:val="1A1A1A"/>
-          <w:sz w:val="22"/>
-          <w:szCs w:val="22"/>
-        </w:rPr>
-        <w:t>Forgot Password</w:t>
-      </w:r>
-      <w:r>
-        <w:rPr>
-          <w:rFonts w:ascii="Calibri" w:eastAsia="Times New Roman" w:hAnsi="Calibri" w:cs="Calibri"/>
-          <w:color w:val="1A1A1A"/>
-          <w:sz w:val="22"/>
-          <w:szCs w:val="22"/>
-        </w:rPr>
-        <w:t xml:space="preserve"> and type your username. The Admins get a request and will give you a new password in person. (Admins use their security question instead.)</w:t>
+          <w:rFonts w:ascii="Calibri" w:eastAsia="Times New Roman" w:hAnsi="Calibri" w:cs="Calibri"/>
+          <w:color w:val="1A1A1A"/>
+          <w:sz w:val="22"/>
+          <w:szCs w:val="22"/>
+        </w:rPr>
+        <w:t>If nobody answers, the app signs out by itself, and the Sign In window says why.</w:t>
+      </w:r>
+    </w:p>
+    <w:p>
+      <w:pPr>
+        <w:pStyle w:val="Heading2"/>
+        <w:rPr>
+          <w:rFonts w:ascii="Calibri" w:eastAsia="Times New Roman" w:hAnsi="Calibri" w:cs="Calibri"/>
+        </w:rPr>
+      </w:pPr>
+      <w:r>
+        <w:rPr>
+          <w:rFonts w:ascii="Calibri" w:eastAsia="Times New Roman" w:hAnsi="Calibri" w:cs="Calibri"/>
+        </w:rPr>
+        <w:lastRenderedPageBreak/>
+        <w:t>Rules</w:t>
       </w:r>
     </w:p>
     <w:p>
       <w:pPr>
         <w:numPr>
           <w:ilvl w:val="0"/>
-          <w:numId w:val="9"/>
+          <w:numId w:val="10"/>
         </w:numPr>
         <w:spacing w:before="100" w:beforeAutospacing="1" w:after="100" w:afterAutospacing="1"/>
         <w:rPr>
@@ -2946,23 +3721,23 @@
           <w:sz w:val="22"/>
           <w:szCs w:val="22"/>
         </w:rPr>
-        <w:t>Only Admins change passwords.</w:t>
-      </w:r>
-      <w:r>
-        <w:rPr>
-          <w:rFonts w:ascii="Calibri" w:eastAsia="Times New Roman" w:hAnsi="Calibri" w:cs="Calibri"/>
-          <w:color w:val="1A1A1A"/>
-          <w:sz w:val="22"/>
-          <w:szCs w:val="22"/>
-        </w:rPr>
-        <w:t xml:space="preserve"> Employees and Supervisors can't change their own.</w:t>
+        <w:t>One sign in</w:t>
+      </w:r>
+      <w:r>
+        <w:rPr>
+          <w:rFonts w:ascii="Calibri" w:eastAsia="Times New Roman" w:hAnsi="Calibri" w:cs="Calibri"/>
+          <w:color w:val="1A1A1A"/>
+          <w:sz w:val="22"/>
+          <w:szCs w:val="22"/>
+        </w:rPr>
+        <w:t xml:space="preserve"> for the whole app.</w:t>
       </w:r>
     </w:p>
     <w:p>
       <w:pPr>
         <w:numPr>
           <w:ilvl w:val="0"/>
-          <w:numId w:val="9"/>
+          <w:numId w:val="10"/>
         </w:numPr>
         <w:spacing w:before="100" w:beforeAutospacing="1" w:after="100" w:afterAutospacing="1"/>
         <w:rPr>
@@ -2980,6 +3755,136 @@
           <w:sz w:val="22"/>
           <w:szCs w:val="22"/>
         </w:rPr>
+        <w:t>5 wrong passwords</w:t>
+      </w:r>
+      <w:r>
+        <w:rPr>
+          <w:rFonts w:ascii="Calibri" w:eastAsia="Times New Roman" w:hAnsi="Calibri" w:cs="Calibri"/>
+          <w:color w:val="1A1A1A"/>
+          <w:sz w:val="22"/>
+          <w:szCs w:val="22"/>
+        </w:rPr>
+        <w:t xml:space="preserve"> lock the account. Only an Admin can unlock it.</w:t>
+      </w:r>
+    </w:p>
+    <w:p>
+      <w:pPr>
+        <w:numPr>
+          <w:ilvl w:val="0"/>
+          <w:numId w:val="10"/>
+        </w:numPr>
+        <w:spacing w:before="100" w:beforeAutospacing="1" w:after="100" w:afterAutospacing="1"/>
+        <w:rPr>
+          <w:rFonts w:ascii="Calibri" w:eastAsia="Times New Roman" w:hAnsi="Calibri" w:cs="Calibri"/>
+          <w:color w:val="1A1A1A"/>
+          <w:sz w:val="22"/>
+          <w:szCs w:val="22"/>
+        </w:rPr>
+      </w:pPr>
+      <w:r>
+        <w:rPr>
+          <w:rStyle w:val="Strong"/>
+          <w:rFonts w:ascii="Calibri" w:eastAsia="Times New Roman" w:hAnsi="Calibri" w:cs="Calibri"/>
+          <w:color w:val="1A1A1A"/>
+          <w:sz w:val="22"/>
+          <w:szCs w:val="22"/>
+        </w:rPr>
+        <w:t>Forgot your password?</w:t>
+      </w:r>
+      <w:r>
+        <w:rPr>
+          <w:rFonts w:ascii="Calibri" w:eastAsia="Times New Roman" w:hAnsi="Calibri" w:cs="Calibri"/>
+          <w:color w:val="1A1A1A"/>
+          <w:sz w:val="22"/>
+          <w:szCs w:val="22"/>
+        </w:rPr>
+        <w:t xml:space="preserve"> Click </w:t>
+      </w:r>
+      <w:r>
+        <w:rPr>
+          <w:rStyle w:val="Emphasis"/>
+          <w:rFonts w:ascii="Calibri" w:eastAsia="Times New Roman" w:hAnsi="Calibri" w:cs="Calibri"/>
+          <w:color w:val="1A1A1A"/>
+          <w:sz w:val="22"/>
+          <w:szCs w:val="22"/>
+        </w:rPr>
+        <w:t>Forgot Password</w:t>
+      </w:r>
+      <w:r>
+        <w:rPr>
+          <w:rFonts w:ascii="Calibri" w:eastAsia="Times New Roman" w:hAnsi="Calibri" w:cs="Calibri"/>
+          <w:color w:val="1A1A1A"/>
+          <w:sz w:val="22"/>
+          <w:szCs w:val="22"/>
+        </w:rPr>
+        <w:t xml:space="preserve"> and type your username. The Admins get a request and will give you a new password in person. (Admins use their security question instead.)</w:t>
+      </w:r>
+    </w:p>
+    <w:p>
+      <w:pPr>
+        <w:numPr>
+          <w:ilvl w:val="0"/>
+          <w:numId w:val="10"/>
+        </w:numPr>
+        <w:spacing w:before="100" w:beforeAutospacing="1" w:after="100" w:afterAutospacing="1"/>
+        <w:rPr>
+          <w:rFonts w:ascii="Calibri" w:eastAsia="Times New Roman" w:hAnsi="Calibri" w:cs="Calibri"/>
+          <w:color w:val="1A1A1A"/>
+          <w:sz w:val="22"/>
+          <w:szCs w:val="22"/>
+        </w:rPr>
+      </w:pPr>
+      <w:r>
+        <w:rPr>
+          <w:rStyle w:val="Strong"/>
+          <w:rFonts w:ascii="Calibri" w:eastAsia="Times New Roman" w:hAnsi="Calibri" w:cs="Calibri"/>
+          <w:color w:val="1A1A1A"/>
+          <w:sz w:val="22"/>
+          <w:szCs w:val="22"/>
+        </w:rPr>
+        <w:t>Only Admins change passwords.</w:t>
+      </w:r>
+      <w:r>
+        <w:rPr>
+          <w:rFonts w:ascii="Calibri" w:eastAsia="Times New Roman" w:hAnsi="Calibri" w:cs="Calibri"/>
+          <w:color w:val="1A1A1A"/>
+          <w:sz w:val="22"/>
+          <w:szCs w:val="22"/>
+        </w:rPr>
+        <w:t xml:space="preserve"> </w:t>
+      </w:r>
+      <w:r>
+        <w:rPr>
+          <w:rFonts w:ascii="Calibri" w:eastAsia="Times New Roman" w:hAnsi="Calibri" w:cs="Calibri"/>
+          <w:color w:val="1A1A1A"/>
+          <w:sz w:val="22"/>
+          <w:szCs w:val="22"/>
+        </w:rPr>
+        <w:t>Employees and Supervisors can't change their own.</w:t>
+      </w:r>
+    </w:p>
+    <w:p>
+      <w:pPr>
+        <w:numPr>
+          <w:ilvl w:val="0"/>
+          <w:numId w:val="10"/>
+        </w:numPr>
+        <w:spacing w:before="100" w:beforeAutospacing="1" w:after="100" w:afterAutospacing="1"/>
+        <w:rPr>
+          <w:rFonts w:ascii="Calibri" w:eastAsia="Times New Roman" w:hAnsi="Calibri" w:cs="Calibri"/>
+          <w:color w:val="1A1A1A"/>
+          <w:sz w:val="22"/>
+          <w:szCs w:val="22"/>
+        </w:rPr>
+      </w:pPr>
+      <w:r>
+        <w:rPr>
+          <w:rStyle w:val="Strong"/>
+          <w:rFonts w:ascii="Calibri" w:eastAsia="Times New Roman" w:hAnsi="Calibri" w:cs="Calibri"/>
+          <w:color w:val="1A1A1A"/>
+          <w:sz w:val="22"/>
+          <w:szCs w:val="22"/>
+        </w:rPr>
         <w:t>Idle check:</w:t>
       </w:r>
       <w:r>
@@ -2999,17 +3904,7 @@
           <w:sz w:val="22"/>
           <w:szCs w:val="22"/>
         </w:rPr>
-        <w:t>"Still there?</w:t>
-      </w:r>
-      <w:r>
-        <w:rPr>
-          <w:rStyle w:val="Emphasis"/>
-          <w:rFonts w:ascii="Calibri" w:eastAsia="Times New Roman" w:hAnsi="Calibri" w:cs="Calibri"/>
-          <w:color w:val="1A1A1A"/>
-          <w:sz w:val="22"/>
-          <w:szCs w:val="22"/>
-        </w:rPr>
-        <w:t>"</w:t>
+        <w:t>"Still there?"</w:t>
       </w:r>
       <w:r>
         <w:rPr>
@@ -3181,9 +4076,122 @@
 <file path=word/numbering.xml><?xml version="1.0" encoding="utf-8"?>
 <w:numbering xmlns:wpc="http://schemas.microsoft.com/office/word/2010/wordprocessingCanvas" xmlns:cx="http://schemas.microsoft.com/office/drawing/2014/chartex" xmlns:cx1="http://schemas.microsoft.com/office/drawing/2015/9/8/chartex" xmlns:cx2="http://schemas.microsoft.com/office/drawing/2015/10/21/chartex" xmlns:cx3="http://schemas.microsoft.com/office/drawing/2016/5/9/chartex" xmlns:cx4="http://schemas.microsoft.com/office/drawing/2016/5/10/chartex" xmlns:cx5="http://schemas.microsoft.com/office/drawing/2016/5/11/chartex" xmlns:cx6="http://schemas.microsoft.com/office/drawing/2016/5/12/chartex" xmlns:cx7="http://schemas.microsoft.com/office/drawing/2016/5/13/chartex" xmlns:cx8="http://schemas.microsoft.com/office/drawing/2016/5/14/chartex" xmlns:mc="http://schemas.openxmlformats.org/markup-compatibility/2006" xmlns:aink="http://schemas.microsoft.com/office/drawing/2016/ink" xmlns:am3d="http://schemas.microsoft.com/office/drawing/2017/model3d" xmlns:o="urn:schemas-microsoft-com:office:office" xmlns:oel="http://schemas.microsoft.com/office/2019/extlst" xmlns:r="http://schemas.openxmlformats.org/officeDocument/2006/relationships" xmlns:m="http://schemas.openxmlformats.org/officeDocument/2006/math" xmlns:v="urn:schemas-microsoft-com:vml" xmlns:wp14="http://schemas.microsoft.com/office/word/2010/wordprocessingDrawing" xmlns:wp="http://schemas.openxmlformats.org/drawingml/2006/wordprocessingDrawing" xmlns:w10="urn:schemas-microsoft-com:office:word" xmlns:w="http://schemas.openxmlformats.org/wordprocessingml/2006/main" xmlns:w14="http://schemas.microsoft.com/office/word/2010/wordml" xmlns:w15="http://schemas.microsoft.com/office/word/2012/wordml" xmlns:w16cex="http://schemas.microsoft.com/office/word/2018/wordml/cex" xmlns:w16cid="http://schemas.microsoft.com/office/word/2016/wordml/cid" xmlns:w16="http://schemas.microsoft.com/office/word/2018/wordml" xmlns:w16du="http://schemas.microsoft.com/office/word/2023/wordml/word16du" xmlns:w16sdtdh="http://schemas.microsoft.com/office/word/2020/wordml/sdtdatahash" xmlns:w16sdtfl="http://schemas.microsoft.com/office/word/2024/wordml/sdtformatlock" xmlns:w16se="http://schemas.microsoft.com/office/word/2015/wordml/symex" xmlns:wpg="http://schemas.microsoft.com/office/word/2010/wordprocessingGroup" xmlns:wpi="http://schemas.microsoft.com/office/word/2010/wordprocessingInk" xmlns:wne="http://schemas.microsoft.com/office/word/2006/wordml" xmlns:wps="http://schemas.microsoft.com/office/word/2010/wordprocessingShape" mc:Ignorable="w14 w15 w16se w16cid w16 w16cex w16sdtdh w16sdtfl w16du wp14">
   <w:abstractNum w:abstractNumId="0" w15:restartNumberingAfterBreak="0">
-    <w:nsid w:val="0BE17B43"/>
+    <w:nsid w:val="04875B97"/>
     <w:multiLevelType w:val="multilevel"/>
-    <w:tmpl w:val="117E4DB2"/>
+    <w:tmpl w:val="F8B84320"/>
+    <w:lvl w:ilvl="0">
+      <w:start w:val="1"/>
+      <w:numFmt w:val="decimal"/>
+      <w:lvlText w:val="%1."/>
+      <w:lvlJc w:val="left"/>
+      <w:pPr>
+        <w:tabs>
+          <w:tab w:val="num" w:pos="720"/>
+        </w:tabs>
+        <w:ind w:left="720" w:hanging="360"/>
+      </w:pPr>
+    </w:lvl>
+    <w:lvl w:ilvl="1" w:tentative="1">
+      <w:start w:val="1"/>
+      <w:numFmt w:val="decimal"/>
+      <w:lvlText w:val="%2."/>
+      <w:lvlJc w:val="left"/>
+      <w:pPr>
+        <w:tabs>
+          <w:tab w:val="num" w:pos="1440"/>
+        </w:tabs>
+        <w:ind w:left="1440" w:hanging="360"/>
+      </w:pPr>
+    </w:lvl>
+    <w:lvl w:ilvl="2" w:tentative="1">
+      <w:start w:val="1"/>
+      <w:numFmt w:val="decimal"/>
+      <w:lvlText w:val="%3."/>
+      <w:lvlJc w:val="left"/>
+      <w:pPr>
+        <w:tabs>
+          <w:tab w:val="num" w:pos="2160"/>
+        </w:tabs>
+        <w:ind w:left="2160" w:hanging="360"/>
+      </w:pPr>
+    </w:lvl>
+    <w:lvl w:ilvl="3" w:tentative="1">
+      <w:start w:val="1"/>
+      <w:numFmt w:val="decimal"/>
+      <w:lvlText w:val="%4."/>
+      <w:lvlJc w:val="left"/>
+      <w:pPr>
+        <w:tabs>
+          <w:tab w:val="num" w:pos="2880"/>
+        </w:tabs>
+        <w:ind w:left="2880" w:hanging="360"/>
+      </w:pPr>
+    </w:lvl>
+    <w:lvl w:ilvl="4" w:tentative="1">
+      <w:start w:val="1"/>
+      <w:numFmt w:val="decimal"/>
+      <w:lvlText w:val="%5."/>
+      <w:lvlJc w:val="left"/>
+      <w:pPr>
+        <w:tabs>
+          <w:tab w:val="num" w:pos="3600"/>
+        </w:tabs>
+        <w:ind w:left="3600" w:hanging="360"/>
+      </w:pPr>
+    </w:lvl>
+    <w:lvl w:ilvl="5" w:tentative="1">
+      <w:start w:val="1"/>
+      <w:numFmt w:val="decimal"/>
+      <w:lvlText w:val="%6."/>
+      <w:lvlJc w:val="left"/>
+      <w:pPr>
+        <w:tabs>
+          <w:tab w:val="num" w:pos="4320"/>
+        </w:tabs>
+        <w:ind w:left="4320" w:hanging="360"/>
+      </w:pPr>
+    </w:lvl>
+    <w:lvl w:ilvl="6" w:tentative="1">
+      <w:start w:val="1"/>
+      <w:numFmt w:val="decimal"/>
+      <w:lvlText w:val="%7."/>
+      <w:lvlJc w:val="left"/>
+      <w:pPr>
+        <w:tabs>
+          <w:tab w:val="num" w:pos="5040"/>
+        </w:tabs>
+        <w:ind w:left="5040" w:hanging="360"/>
+      </w:pPr>
+    </w:lvl>
+    <w:lvl w:ilvl="7" w:tentative="1">
+      <w:start w:val="1"/>
+      <w:numFmt w:val="decimal"/>
+      <w:lvlText w:val="%8."/>
+      <w:lvlJc w:val="left"/>
+      <w:pPr>
+        <w:tabs>
+          <w:tab w:val="num" w:pos="5760"/>
+        </w:tabs>
+        <w:ind w:left="5760" w:hanging="360"/>
+      </w:pPr>
+    </w:lvl>
+    <w:lvl w:ilvl="8" w:tentative="1">
+      <w:start w:val="1"/>
+      <w:numFmt w:val="decimal"/>
+      <w:lvlText w:val="%9."/>
+      <w:lvlJc w:val="left"/>
+      <w:pPr>
+        <w:tabs>
+          <w:tab w:val="num" w:pos="6480"/>
+        </w:tabs>
+        <w:ind w:left="6480" w:hanging="360"/>
+      </w:pPr>
+    </w:lvl>
+  </w:abstractNum>
+  <w:abstractNum w:abstractNumId="1" w15:restartNumberingAfterBreak="0">
+    <w:nsid w:val="0EEF2933"/>
+    <w:multiLevelType w:val="multilevel"/>
+    <w:tmpl w:val="8CAC4B98"/>
     <w:lvl w:ilvl="0">
       <w:start w:val="1"/>
       <w:numFmt w:val="bullet"/>
@@ -3329,10 +4337,123 @@
       </w:rPr>
     </w:lvl>
   </w:abstractNum>
-  <w:abstractNum w:abstractNumId="1" w15:restartNumberingAfterBreak="0">
-    <w:nsid w:val="0F1F3E68"/>
+  <w:abstractNum w:abstractNumId="2" w15:restartNumberingAfterBreak="0">
+    <w:nsid w:val="17235F19"/>
     <w:multiLevelType w:val="multilevel"/>
-    <w:tmpl w:val="DFC6428E"/>
+    <w:tmpl w:val="0C2E8C96"/>
+    <w:lvl w:ilvl="0">
+      <w:start w:val="1"/>
+      <w:numFmt w:val="decimal"/>
+      <w:lvlText w:val="%1."/>
+      <w:lvlJc w:val="left"/>
+      <w:pPr>
+        <w:tabs>
+          <w:tab w:val="num" w:pos="720"/>
+        </w:tabs>
+        <w:ind w:left="720" w:hanging="360"/>
+      </w:pPr>
+    </w:lvl>
+    <w:lvl w:ilvl="1" w:tentative="1">
+      <w:start w:val="1"/>
+      <w:numFmt w:val="decimal"/>
+      <w:lvlText w:val="%2."/>
+      <w:lvlJc w:val="left"/>
+      <w:pPr>
+        <w:tabs>
+          <w:tab w:val="num" w:pos="1440"/>
+        </w:tabs>
+        <w:ind w:left="1440" w:hanging="360"/>
+      </w:pPr>
+    </w:lvl>
+    <w:lvl w:ilvl="2" w:tentative="1">
+      <w:start w:val="1"/>
+      <w:numFmt w:val="decimal"/>
+      <w:lvlText w:val="%3."/>
+      <w:lvlJc w:val="left"/>
+      <w:pPr>
+        <w:tabs>
+          <w:tab w:val="num" w:pos="2160"/>
+        </w:tabs>
+        <w:ind w:left="2160" w:hanging="360"/>
+      </w:pPr>
+    </w:lvl>
+    <w:lvl w:ilvl="3" w:tentative="1">
+      <w:start w:val="1"/>
+      <w:numFmt w:val="decimal"/>
+      <w:lvlText w:val="%4."/>
+      <w:lvlJc w:val="left"/>
+      <w:pPr>
+        <w:tabs>
+          <w:tab w:val="num" w:pos="2880"/>
+        </w:tabs>
+        <w:ind w:left="2880" w:hanging="360"/>
+      </w:pPr>
+    </w:lvl>
+    <w:lvl w:ilvl="4" w:tentative="1">
+      <w:start w:val="1"/>
+      <w:numFmt w:val="decimal"/>
+      <w:lvlText w:val="%5."/>
+      <w:lvlJc w:val="left"/>
+      <w:pPr>
+        <w:tabs>
+          <w:tab w:val="num" w:pos="3600"/>
+        </w:tabs>
+        <w:ind w:left="3600" w:hanging="360"/>
+      </w:pPr>
+    </w:lvl>
+    <w:lvl w:ilvl="5" w:tentative="1">
+      <w:start w:val="1"/>
+      <w:numFmt w:val="decimal"/>
+      <w:lvlText w:val="%6."/>
+      <w:lvlJc w:val="left"/>
+      <w:pPr>
+        <w:tabs>
+          <w:tab w:val="num" w:pos="4320"/>
+        </w:tabs>
+        <w:ind w:left="4320" w:hanging="360"/>
+      </w:pPr>
+    </w:lvl>
+    <w:lvl w:ilvl="6" w:tentative="1">
+      <w:start w:val="1"/>
+      <w:numFmt w:val="decimal"/>
+      <w:lvlText w:val="%7."/>
+      <w:lvlJc w:val="left"/>
+      <w:pPr>
+        <w:tabs>
+          <w:tab w:val="num" w:pos="5040"/>
+        </w:tabs>
+        <w:ind w:left="5040" w:hanging="360"/>
+      </w:pPr>
+    </w:lvl>
+    <w:lvl w:ilvl="7" w:tentative="1">
+      <w:start w:val="1"/>
+      <w:numFmt w:val="decimal"/>
+      <w:lvlText w:val="%8."/>
+      <w:lvlJc w:val="left"/>
+      <w:pPr>
+        <w:tabs>
+          <w:tab w:val="num" w:pos="5760"/>
+        </w:tabs>
+        <w:ind w:left="5760" w:hanging="360"/>
+      </w:pPr>
+    </w:lvl>
+    <w:lvl w:ilvl="8" w:tentative="1">
+      <w:start w:val="1"/>
+      <w:numFmt w:val="decimal"/>
+      <w:lvlText w:val="%9."/>
+      <w:lvlJc w:val="left"/>
+      <w:pPr>
+        <w:tabs>
+          <w:tab w:val="num" w:pos="6480"/>
+        </w:tabs>
+        <w:ind w:left="6480" w:hanging="360"/>
+      </w:pPr>
+    </w:lvl>
+  </w:abstractNum>
+  <w:abstractNum w:abstractNumId="3" w15:restartNumberingAfterBreak="0">
+    <w:nsid w:val="1E6012B1"/>
+    <w:multiLevelType w:val="multilevel"/>
+    <w:tmpl w:val="7F64C52A"/>
     <w:lvl w:ilvl="0">
       <w:start w:val="1"/>
       <w:numFmt w:val="bullet"/>
@@ -3478,10 +4599,10 @@
       </w:rPr>
     </w:lvl>
   </w:abstractNum>
-  <w:abstractNum w:abstractNumId="2" w15:restartNumberingAfterBreak="0">
-    <w:nsid w:val="1B0262E2"/>
+  <w:abstractNum w:abstractNumId="4" w15:restartNumberingAfterBreak="0">
+    <w:nsid w:val="1FC74510"/>
     <w:multiLevelType w:val="multilevel"/>
-    <w:tmpl w:val="6994F336"/>
+    <w:tmpl w:val="94CCED42"/>
     <w:lvl w:ilvl="0">
       <w:start w:val="1"/>
       <w:numFmt w:val="decimal"/>
@@ -3591,10 +4712,10 @@
       </w:pPr>
     </w:lvl>
   </w:abstractNum>
-  <w:abstractNum w:abstractNumId="3" w15:restartNumberingAfterBreak="0">
-    <w:nsid w:val="1F3278CA"/>
+  <w:abstractNum w:abstractNumId="5" w15:restartNumberingAfterBreak="0">
+    <w:nsid w:val="2F3A7F23"/>
     <w:multiLevelType w:val="multilevel"/>
-    <w:tmpl w:val="3C7A846E"/>
+    <w:tmpl w:val="5CEC55B4"/>
     <w:lvl w:ilvl="0">
       <w:start w:val="1"/>
       <w:numFmt w:val="decimal"/>
@@ -3704,10 +4825,10 @@
       </w:pPr>
     </w:lvl>
   </w:abstractNum>
-  <w:abstractNum w:abstractNumId="4" w15:restartNumberingAfterBreak="0">
-    <w:nsid w:val="2B5236F9"/>
+  <w:abstractNum w:abstractNumId="6" w15:restartNumberingAfterBreak="0">
+    <w:nsid w:val="38D45443"/>
     <w:multiLevelType w:val="multilevel"/>
-    <w:tmpl w:val="7206EBAE"/>
+    <w:tmpl w:val="966C2EAC"/>
     <w:lvl w:ilvl="0">
       <w:start w:val="1"/>
       <w:numFmt w:val="decimal"/>
@@ -3817,236 +4938,10 @@
       </w:pPr>
     </w:lvl>
   </w:abstractNum>
-  <w:abstractNum w:abstractNumId="5" w15:restartNumberingAfterBreak="0">
-    <w:nsid w:val="42057050"/>
+  <w:abstractNum w:abstractNumId="7" w15:restartNumberingAfterBreak="0">
+    <w:nsid w:val="5EEC50B9"/>
     <w:multiLevelType w:val="multilevel"/>
-    <w:tmpl w:val="1972A814"/>
-    <w:lvl w:ilvl="0">
-      <w:start w:val="1"/>
-      <w:numFmt w:val="decimal"/>
-      <w:lvlText w:val="%1."/>
-      <w:lvlJc w:val="left"/>
-      <w:pPr>
-        <w:tabs>
-          <w:tab w:val="num" w:pos="720"/>
-        </w:tabs>
-        <w:ind w:left="720" w:hanging="360"/>
-      </w:pPr>
-    </w:lvl>
-    <w:lvl w:ilvl="1" w:tentative="1">
-      <w:start w:val="1"/>
-      <w:numFmt w:val="decimal"/>
-      <w:lvlText w:val="%2."/>
-      <w:lvlJc w:val="left"/>
-      <w:pPr>
-        <w:tabs>
-          <w:tab w:val="num" w:pos="1440"/>
-        </w:tabs>
-        <w:ind w:left="1440" w:hanging="360"/>
-      </w:pPr>
-    </w:lvl>
-    <w:lvl w:ilvl="2" w:tentative="1">
-      <w:start w:val="1"/>
-      <w:numFmt w:val="decimal"/>
-      <w:lvlText w:val="%3."/>
-      <w:lvlJc w:val="left"/>
-      <w:pPr>
-        <w:tabs>
-          <w:tab w:val="num" w:pos="2160"/>
-        </w:tabs>
-        <w:ind w:left="2160" w:hanging="360"/>
-      </w:pPr>
-    </w:lvl>
-    <w:lvl w:ilvl="3" w:tentative="1">
-      <w:start w:val="1"/>
-      <w:numFmt w:val="decimal"/>
-      <w:lvlText w:val="%4."/>
-      <w:lvlJc w:val="left"/>
-      <w:pPr>
-        <w:tabs>
-          <w:tab w:val="num" w:pos="2880"/>
-        </w:tabs>
-        <w:ind w:left="2880" w:hanging="360"/>
-      </w:pPr>
-    </w:lvl>
-    <w:lvl w:ilvl="4" w:tentative="1">
-      <w:start w:val="1"/>
-      <w:numFmt w:val="decimal"/>
-      <w:lvlText w:val="%5."/>
-      <w:lvlJc w:val="left"/>
-      <w:pPr>
-        <w:tabs>
-          <w:tab w:val="num" w:pos="3600"/>
-        </w:tabs>
-        <w:ind w:left="3600" w:hanging="360"/>
-      </w:pPr>
-    </w:lvl>
-    <w:lvl w:ilvl="5" w:tentative="1">
-      <w:start w:val="1"/>
-      <w:numFmt w:val="decimal"/>
-      <w:lvlText w:val="%6."/>
-      <w:lvlJc w:val="left"/>
-      <w:pPr>
-        <w:tabs>
-          <w:tab w:val="num" w:pos="4320"/>
-        </w:tabs>
-        <w:ind w:left="4320" w:hanging="360"/>
-      </w:pPr>
-    </w:lvl>
-    <w:lvl w:ilvl="6" w:tentative="1">
-      <w:start w:val="1"/>
-      <w:numFmt w:val="decimal"/>
-      <w:lvlText w:val="%7."/>
-      <w:lvlJc w:val="left"/>
-      <w:pPr>
-        <w:tabs>
-          <w:tab w:val="num" w:pos="5040"/>
-        </w:tabs>
-        <w:ind w:left="5040" w:hanging="360"/>
-      </w:pPr>
-    </w:lvl>
-    <w:lvl w:ilvl="7" w:tentative="1">
-      <w:start w:val="1"/>
-      <w:numFmt w:val="decimal"/>
-      <w:lvlText w:val="%8."/>
-      <w:lvlJc w:val="left"/>
-      <w:pPr>
-        <w:tabs>
-          <w:tab w:val="num" w:pos="5760"/>
-        </w:tabs>
-        <w:ind w:left="5760" w:hanging="360"/>
-      </w:pPr>
-    </w:lvl>
-    <w:lvl w:ilvl="8" w:tentative="1">
-      <w:start w:val="1"/>
-      <w:numFmt w:val="decimal"/>
-      <w:lvlText w:val="%9."/>
-      <w:lvlJc w:val="left"/>
-      <w:pPr>
-        <w:tabs>
-          <w:tab w:val="num" w:pos="6480"/>
-        </w:tabs>
-        <w:ind w:left="6480" w:hanging="360"/>
-      </w:pPr>
-    </w:lvl>
-  </w:abstractNum>
-  <w:abstractNum w:abstractNumId="6" w15:restartNumberingAfterBreak="0">
-    <w:nsid w:val="4A75279D"/>
-    <w:multiLevelType w:val="multilevel"/>
-    <w:tmpl w:val="D17AE19A"/>
-    <w:lvl w:ilvl="0">
-      <w:start w:val="1"/>
-      <w:numFmt w:val="decimal"/>
-      <w:lvlText w:val="%1."/>
-      <w:lvlJc w:val="left"/>
-      <w:pPr>
-        <w:tabs>
-          <w:tab w:val="num" w:pos="720"/>
-        </w:tabs>
-        <w:ind w:left="720" w:hanging="360"/>
-      </w:pPr>
-    </w:lvl>
-    <w:lvl w:ilvl="1" w:tentative="1">
-      <w:start w:val="1"/>
-      <w:numFmt w:val="decimal"/>
-      <w:lvlText w:val="%2."/>
-      <w:lvlJc w:val="left"/>
-      <w:pPr>
-        <w:tabs>
-          <w:tab w:val="num" w:pos="1440"/>
-        </w:tabs>
-        <w:ind w:left="1440" w:hanging="360"/>
-      </w:pPr>
-    </w:lvl>
-    <w:lvl w:ilvl="2" w:tentative="1">
-      <w:start w:val="1"/>
-      <w:numFmt w:val="decimal"/>
-      <w:lvlText w:val="%3."/>
-      <w:lvlJc w:val="left"/>
-      <w:pPr>
-        <w:tabs>
-          <w:tab w:val="num" w:pos="2160"/>
-        </w:tabs>
-        <w:ind w:left="2160" w:hanging="360"/>
-      </w:pPr>
-    </w:lvl>
-    <w:lvl w:ilvl="3" w:tentative="1">
-      <w:start w:val="1"/>
-      <w:numFmt w:val="decimal"/>
-      <w:lvlText w:val="%4."/>
-      <w:lvlJc w:val="left"/>
-      <w:pPr>
-        <w:tabs>
-          <w:tab w:val="num" w:pos="2880"/>
-        </w:tabs>
-        <w:ind w:left="2880" w:hanging="360"/>
-      </w:pPr>
-    </w:lvl>
-    <w:lvl w:ilvl="4" w:tentative="1">
-      <w:start w:val="1"/>
-      <w:numFmt w:val="decimal"/>
-      <w:lvlText w:val="%5."/>
-      <w:lvlJc w:val="left"/>
-      <w:pPr>
-        <w:tabs>
-          <w:tab w:val="num" w:pos="3600"/>
-        </w:tabs>
-        <w:ind w:left="3600" w:hanging="360"/>
-      </w:pPr>
-    </w:lvl>
-    <w:lvl w:ilvl="5" w:tentative="1">
-      <w:start w:val="1"/>
-      <w:numFmt w:val="decimal"/>
-      <w:lvlText w:val="%6."/>
-      <w:lvlJc w:val="left"/>
-      <w:pPr>
-        <w:tabs>
-          <w:tab w:val="num" w:pos="4320"/>
-        </w:tabs>
-        <w:ind w:left="4320" w:hanging="360"/>
-      </w:pPr>
-    </w:lvl>
-    <w:lvl w:ilvl="6" w:tentative="1">
-      <w:start w:val="1"/>
-      <w:numFmt w:val="decimal"/>
-      <w:lvlText w:val="%7."/>
-      <w:lvlJc w:val="left"/>
-      <w:pPr>
-        <w:tabs>
-          <w:tab w:val="num" w:pos="5040"/>
-        </w:tabs>
-        <w:ind w:left="5040" w:hanging="360"/>
-      </w:pPr>
-    </w:lvl>
-    <w:lvl w:ilvl="7" w:tentative="1">
-      <w:start w:val="1"/>
-      <w:numFmt w:val="decimal"/>
-      <w:lvlText w:val="%8."/>
-      <w:lvlJc w:val="left"/>
-      <w:pPr>
-        <w:tabs>
-          <w:tab w:val="num" w:pos="5760"/>
-        </w:tabs>
-        <w:ind w:left="5760" w:hanging="360"/>
-      </w:pPr>
-    </w:lvl>
-    <w:lvl w:ilvl="8" w:tentative="1">
-      <w:start w:val="1"/>
-      <w:numFmt w:val="decimal"/>
-      <w:lvlText w:val="%9."/>
-      <w:lvlJc w:val="left"/>
-      <w:pPr>
-        <w:tabs>
-          <w:tab w:val="num" w:pos="6480"/>
-        </w:tabs>
-        <w:ind w:left="6480" w:hanging="360"/>
-      </w:pPr>
-    </w:lvl>
-  </w:abstractNum>
-  <w:abstractNum w:abstractNumId="7" w15:restartNumberingAfterBreak="0">
-    <w:nsid w:val="723F2EDA"/>
-    <w:multiLevelType w:val="multilevel"/>
-    <w:tmpl w:val="4936062E"/>
+    <w:tmpl w:val="3A346404"/>
     <w:lvl w:ilvl="0">
       <w:start w:val="1"/>
       <w:numFmt w:val="bullet"/>
@@ -4193,9 +5088,122 @@
     </w:lvl>
   </w:abstractNum>
   <w:abstractNum w:abstractNumId="8" w15:restartNumberingAfterBreak="0">
-    <w:nsid w:val="73EC650E"/>
+    <w:nsid w:val="60C76D4C"/>
     <w:multiLevelType w:val="multilevel"/>
-    <w:tmpl w:val="1B10A096"/>
+    <w:tmpl w:val="8C7CE0B4"/>
+    <w:lvl w:ilvl="0">
+      <w:start w:val="1"/>
+      <w:numFmt w:val="decimal"/>
+      <w:lvlText w:val="%1."/>
+      <w:lvlJc w:val="left"/>
+      <w:pPr>
+        <w:tabs>
+          <w:tab w:val="num" w:pos="720"/>
+        </w:tabs>
+        <w:ind w:left="720" w:hanging="360"/>
+      </w:pPr>
+    </w:lvl>
+    <w:lvl w:ilvl="1" w:tentative="1">
+      <w:start w:val="1"/>
+      <w:numFmt w:val="decimal"/>
+      <w:lvlText w:val="%2."/>
+      <w:lvlJc w:val="left"/>
+      <w:pPr>
+        <w:tabs>
+          <w:tab w:val="num" w:pos="1440"/>
+        </w:tabs>
+        <w:ind w:left="1440" w:hanging="360"/>
+      </w:pPr>
+    </w:lvl>
+    <w:lvl w:ilvl="2" w:tentative="1">
+      <w:start w:val="1"/>
+      <w:numFmt w:val="decimal"/>
+      <w:lvlText w:val="%3."/>
+      <w:lvlJc w:val="left"/>
+      <w:pPr>
+        <w:tabs>
+          <w:tab w:val="num" w:pos="2160"/>
+        </w:tabs>
+        <w:ind w:left="2160" w:hanging="360"/>
+      </w:pPr>
+    </w:lvl>
+    <w:lvl w:ilvl="3" w:tentative="1">
+      <w:start w:val="1"/>
+      <w:numFmt w:val="decimal"/>
+      <w:lvlText w:val="%4."/>
+      <w:lvlJc w:val="left"/>
+      <w:pPr>
+        <w:tabs>
+          <w:tab w:val="num" w:pos="2880"/>
+        </w:tabs>
+        <w:ind w:left="2880" w:hanging="360"/>
+      </w:pPr>
+    </w:lvl>
+    <w:lvl w:ilvl="4" w:tentative="1">
+      <w:start w:val="1"/>
+      <w:numFmt w:val="decimal"/>
+      <w:lvlText w:val="%5."/>
+      <w:lvlJc w:val="left"/>
+      <w:pPr>
+        <w:tabs>
+          <w:tab w:val="num" w:pos="3600"/>
+        </w:tabs>
+        <w:ind w:left="3600" w:hanging="360"/>
+      </w:pPr>
+    </w:lvl>
+    <w:lvl w:ilvl="5" w:tentative="1">
+      <w:start w:val="1"/>
+      <w:numFmt w:val="decimal"/>
+      <w:lvlText w:val="%6."/>
+      <w:lvlJc w:val="left"/>
+      <w:pPr>
+        <w:tabs>
+          <w:tab w:val="num" w:pos="4320"/>
+        </w:tabs>
+        <w:ind w:left="4320" w:hanging="360"/>
+      </w:pPr>
+    </w:lvl>
+    <w:lvl w:ilvl="6" w:tentative="1">
+      <w:start w:val="1"/>
+      <w:numFmt w:val="decimal"/>
+      <w:lvlText w:val="%7."/>
+      <w:lvlJc w:val="left"/>
+      <w:pPr>
+        <w:tabs>
+          <w:tab w:val="num" w:pos="5040"/>
+        </w:tabs>
+        <w:ind w:left="5040" w:hanging="360"/>
+      </w:pPr>
+    </w:lvl>
+    <w:lvl w:ilvl="7" w:tentative="1">
+      <w:start w:val="1"/>
+      <w:numFmt w:val="decimal"/>
+      <w:lvlText w:val="%8."/>
+      <w:lvlJc w:val="left"/>
+      <w:pPr>
+        <w:tabs>
+          <w:tab w:val="num" w:pos="5760"/>
+        </w:tabs>
+        <w:ind w:left="5760" w:hanging="360"/>
+      </w:pPr>
+    </w:lvl>
+    <w:lvl w:ilvl="8" w:tentative="1">
+      <w:start w:val="1"/>
+      <w:numFmt w:val="decimal"/>
+      <w:lvlText w:val="%9."/>
+      <w:lvlJc w:val="left"/>
+      <w:pPr>
+        <w:tabs>
+          <w:tab w:val="num" w:pos="6480"/>
+        </w:tabs>
+        <w:ind w:left="6480" w:hanging="360"/>
+      </w:pPr>
+    </w:lvl>
+  </w:abstractNum>
+  <w:abstractNum w:abstractNumId="9" w15:restartNumberingAfterBreak="0">
+    <w:nsid w:val="6BB2679A"/>
+    <w:multiLevelType w:val="multilevel"/>
+    <w:tmpl w:val="9180719A"/>
     <w:lvl w:ilvl="0">
       <w:start w:val="1"/>
       <w:numFmt w:val="bullet"/>
@@ -4341,32 +5349,35 @@
       </w:rPr>
     </w:lvl>
   </w:abstractNum>
-  <w:num w:numId="1" w16cid:durableId="50471628">
-    <w:abstractNumId w:val="3"/>
+  <w:num w:numId="1" w16cid:durableId="1422221690">
+    <w:abstractNumId w:val="0"/>
   </w:num>
-  <w:num w:numId="2" w16cid:durableId="392391051">
+  <w:num w:numId="2" w16cid:durableId="230194244">
+    <w:abstractNumId w:val="8"/>
+  </w:num>
+  <w:num w:numId="3" w16cid:durableId="2023706296">
+    <w:abstractNumId w:val="2"/>
+  </w:num>
+  <w:num w:numId="4" w16cid:durableId="1820295124">
+    <w:abstractNumId w:val="6"/>
+  </w:num>
+  <w:num w:numId="5" w16cid:durableId="906957041">
+    <w:abstractNumId w:val="5"/>
+  </w:num>
+  <w:num w:numId="6" w16cid:durableId="891577763">
+    <w:abstractNumId w:val="1"/>
+  </w:num>
+  <w:num w:numId="7" w16cid:durableId="1222710070">
+    <w:abstractNumId w:val="9"/>
+  </w:num>
+  <w:num w:numId="8" w16cid:durableId="1136025483">
     <w:abstractNumId w:val="4"/>
   </w:num>
-  <w:num w:numId="3" w16cid:durableId="627664924">
-    <w:abstractNumId w:val="6"/>
+  <w:num w:numId="9" w16cid:durableId="1171064095">
+    <w:abstractNumId w:val="7"/>
   </w:num>
-  <w:num w:numId="4" w16cid:durableId="1477644032">
-    <w:abstractNumId w:val="5"/>
-  </w:num>
-  <w:num w:numId="5" w16cid:durableId="258370203">
-    <w:abstractNumId w:val="2"/>
-  </w:num>
-  <w:num w:numId="6" w16cid:durableId="516038067">
-    <w:abstractNumId w:val="0"/>
-  </w:num>
-  <w:num w:numId="7" w16cid:durableId="1806044436">
-    <w:abstractNumId w:val="1"/>
-  </w:num>
-  <w:num w:numId="8" w16cid:durableId="495460970">
-    <w:abstractNumId w:val="8"/>
-  </w:num>
-  <w:num w:numId="9" w16cid:durableId="1236011574">
-    <w:abstractNumId w:val="7"/>
+  <w:num w:numId="10" w16cid:durableId="1193761675">
+    <w:abstractNumId w:val="3"/>
   </w:num>
 </w:numbering>
 </file>

--- a/docs/User Manual.docx
+++ b/docs/User Manual.docx
@@ -3948,14 +3948,943 @@
         <w:rPr>
           <w:rFonts w:ascii="Calibri" w:eastAsia="Times New Roman" w:hAnsi="Calibri" w:cs="Calibri"/>
         </w:rPr>
-        <w:t xml:space="preserve">5. Projects </w:t>
-      </w:r>
-      <w:r>
-        <w:rPr>
-          <w:rStyle w:val="Emphasis"/>
-          <w:rFonts w:ascii="Calibri" w:eastAsia="Times New Roman" w:hAnsi="Calibri" w:cs="Calibri"/>
-        </w:rPr>
-        <w:t>(coming soon)</w:t>
+        <w:t>5. Projects</w:t>
+      </w:r>
+    </w:p>
+    <w:p>
+      <w:pPr>
+        <w:pStyle w:val="NormalWeb"/>
+        <w:rPr>
+          <w:rFonts w:ascii="Calibri" w:hAnsi="Calibri" w:cs="Calibri"/>
+          <w:color w:val="1A1A1A"/>
+          <w:sz w:val="22"/>
+          <w:szCs w:val="22"/>
+        </w:rPr>
+      </w:pPr>
+      <w:r>
+        <w:rPr>
+          <w:rStyle w:val="Strong"/>
+          <w:rFonts w:ascii="Calibri" w:hAnsi="Calibri" w:cs="Calibri"/>
+          <w:color w:val="1A1A1A"/>
+          <w:sz w:val="22"/>
+          <w:szCs w:val="22"/>
+        </w:rPr>
+        <w:t>Admins only.</w:t>
+      </w:r>
+      <w:r>
+        <w:rPr>
+          <w:rFonts w:ascii="Calibri" w:hAnsi="Calibri" w:cs="Calibri"/>
+          <w:color w:val="1A1A1A"/>
+          <w:sz w:val="22"/>
+          <w:szCs w:val="22"/>
+        </w:rPr>
+        <w:t xml:space="preserve"> The company's one project list. Other departments pick projects from it.</w:t>
+      </w:r>
+    </w:p>
+    <w:p>
+      <w:pPr>
+        <w:pStyle w:val="NormalWeb"/>
+        <w:rPr>
+          <w:rFonts w:ascii="Calibri" w:hAnsi="Calibri" w:cs="Calibri"/>
+          <w:color w:val="1A1A1A"/>
+          <w:sz w:val="22"/>
+          <w:szCs w:val="22"/>
+        </w:rPr>
+      </w:pPr>
+      <w:r>
+        <w:rPr>
+          <w:rStyle w:val="Strong"/>
+          <w:rFonts w:ascii="Calibri" w:hAnsi="Calibri" w:cs="Calibri"/>
+          <w:color w:val="1A1A1A"/>
+          <w:sz w:val="22"/>
+          <w:szCs w:val="22"/>
+        </w:rPr>
+        <w:t>Add a project</w:t>
+      </w:r>
+    </w:p>
+    <w:p>
+      <w:pPr>
+        <w:numPr>
+          <w:ilvl w:val="0"/>
+          <w:numId w:val="11"/>
+        </w:numPr>
+        <w:spacing w:before="100" w:beforeAutospacing="1" w:after="100" w:afterAutospacing="1"/>
+        <w:rPr>
+          <w:rFonts w:ascii="Calibri" w:eastAsia="Times New Roman" w:hAnsi="Calibri" w:cs="Calibri"/>
+          <w:color w:val="1A1A1A"/>
+          <w:sz w:val="22"/>
+          <w:szCs w:val="22"/>
+        </w:rPr>
+      </w:pPr>
+      <w:r>
+        <w:rPr>
+          <w:rFonts w:ascii="Calibri" w:eastAsia="Times New Roman" w:hAnsi="Calibri" w:cs="Calibri"/>
+          <w:color w:val="1A1A1A"/>
+          <w:sz w:val="22"/>
+          <w:szCs w:val="22"/>
+        </w:rPr>
+        <w:t xml:space="preserve">Click </w:t>
+      </w:r>
+      <w:r>
+        <w:rPr>
+          <w:rStyle w:val="Strong"/>
+          <w:rFonts w:ascii="Calibri" w:eastAsia="Times New Roman" w:hAnsi="Calibri" w:cs="Calibri"/>
+          <w:color w:val="1A1A1A"/>
+          <w:sz w:val="22"/>
+          <w:szCs w:val="22"/>
+        </w:rPr>
+        <w:t>Add Project</w:t>
+      </w:r>
+      <w:r>
+        <w:rPr>
+          <w:rFonts w:ascii="Calibri" w:eastAsia="Times New Roman" w:hAnsi="Calibri" w:cs="Calibri"/>
+          <w:color w:val="1A1A1A"/>
+          <w:sz w:val="22"/>
+          <w:szCs w:val="22"/>
+        </w:rPr>
+        <w:t>.</w:t>
+      </w:r>
+    </w:p>
+    <w:p>
+      <w:pPr>
+        <w:numPr>
+          <w:ilvl w:val="0"/>
+          <w:numId w:val="11"/>
+        </w:numPr>
+        <w:spacing w:before="100" w:beforeAutospacing="1" w:after="100" w:afterAutospacing="1"/>
+        <w:rPr>
+          <w:rFonts w:ascii="Calibri" w:eastAsia="Times New Roman" w:hAnsi="Calibri" w:cs="Calibri"/>
+          <w:color w:val="1A1A1A"/>
+          <w:sz w:val="22"/>
+          <w:szCs w:val="22"/>
+        </w:rPr>
+      </w:pPr>
+      <w:r>
+        <w:rPr>
+          <w:rFonts w:ascii="Calibri" w:eastAsia="Times New Roman" w:hAnsi="Calibri" w:cs="Calibri"/>
+          <w:color w:val="1A1A1A"/>
+          <w:sz w:val="22"/>
+          <w:szCs w:val="22"/>
+        </w:rPr>
+        <w:t xml:space="preserve">Fill in the </w:t>
+      </w:r>
+      <w:r>
+        <w:rPr>
+          <w:rStyle w:val="Strong"/>
+          <w:rFonts w:ascii="Calibri" w:eastAsia="Times New Roman" w:hAnsi="Calibri" w:cs="Calibri"/>
+          <w:color w:val="1A1A1A"/>
+          <w:sz w:val="22"/>
+          <w:szCs w:val="22"/>
+        </w:rPr>
+        <w:t>name</w:t>
+      </w:r>
+      <w:r>
+        <w:rPr>
+          <w:rFonts w:ascii="Calibri" w:eastAsia="Times New Roman" w:hAnsi="Calibri" w:cs="Calibri"/>
+          <w:color w:val="1A1A1A"/>
+          <w:sz w:val="22"/>
+          <w:szCs w:val="22"/>
+        </w:rPr>
+        <w:t xml:space="preserve">, </w:t>
+      </w:r>
+      <w:r>
+        <w:rPr>
+          <w:rStyle w:val="Strong"/>
+          <w:rFonts w:ascii="Calibri" w:eastAsia="Times New Roman" w:hAnsi="Calibri" w:cs="Calibri"/>
+          <w:color w:val="1A1A1A"/>
+          <w:sz w:val="22"/>
+          <w:szCs w:val="22"/>
+        </w:rPr>
+        <w:t>site / location</w:t>
+      </w:r>
+      <w:r>
+        <w:rPr>
+          <w:rFonts w:ascii="Calibri" w:eastAsia="Times New Roman" w:hAnsi="Calibri" w:cs="Calibri"/>
+          <w:color w:val="1A1A1A"/>
+          <w:sz w:val="22"/>
+          <w:szCs w:val="22"/>
+        </w:rPr>
+        <w:t xml:space="preserve">, </w:t>
+      </w:r>
+      <w:r>
+        <w:rPr>
+          <w:rStyle w:val="Strong"/>
+          <w:rFonts w:ascii="Calibri" w:eastAsia="Times New Roman" w:hAnsi="Calibri" w:cs="Calibri"/>
+          <w:color w:val="1A1A1A"/>
+          <w:sz w:val="22"/>
+          <w:szCs w:val="22"/>
+        </w:rPr>
+        <w:t>client</w:t>
+      </w:r>
+      <w:r>
+        <w:rPr>
+          <w:rFonts w:ascii="Calibri" w:eastAsia="Times New Roman" w:hAnsi="Calibri" w:cs="Calibri"/>
+          <w:color w:val="1A1A1A"/>
+          <w:sz w:val="22"/>
+          <w:szCs w:val="22"/>
+        </w:rPr>
+        <w:t xml:space="preserve"> (optional), </w:t>
+      </w:r>
+      <w:r>
+        <w:rPr>
+          <w:rStyle w:val="Strong"/>
+          <w:rFonts w:ascii="Calibri" w:eastAsia="Times New Roman" w:hAnsi="Calibri" w:cs="Calibri"/>
+          <w:color w:val="1A1A1A"/>
+          <w:sz w:val="22"/>
+          <w:szCs w:val="22"/>
+        </w:rPr>
+        <w:t>sector</w:t>
+      </w:r>
+      <w:r>
+        <w:rPr>
+          <w:rFonts w:ascii="Calibri" w:eastAsia="Times New Roman" w:hAnsi="Calibri" w:cs="Calibri"/>
+          <w:color w:val="1A1A1A"/>
+          <w:sz w:val="22"/>
+          <w:szCs w:val="22"/>
+        </w:rPr>
+        <w:t xml:space="preserve">, </w:t>
+      </w:r>
+      <w:r>
+        <w:rPr>
+          <w:rStyle w:val="Strong"/>
+          <w:rFonts w:ascii="Calibri" w:eastAsia="Times New Roman" w:hAnsi="Calibri" w:cs="Calibri"/>
+          <w:color w:val="1A1A1A"/>
+          <w:sz w:val="22"/>
+          <w:szCs w:val="22"/>
+        </w:rPr>
+        <w:t>contract price</w:t>
+      </w:r>
+      <w:r>
+        <w:rPr>
+          <w:rFonts w:ascii="Calibri" w:eastAsia="Times New Roman" w:hAnsi="Calibri" w:cs="Calibri"/>
+          <w:color w:val="1A1A1A"/>
+          <w:sz w:val="22"/>
+          <w:szCs w:val="22"/>
+        </w:rPr>
+        <w:t xml:space="preserve">, </w:t>
+      </w:r>
+      <w:r>
+        <w:rPr>
+          <w:rStyle w:val="Strong"/>
+          <w:rFonts w:ascii="Calibri" w:eastAsia="Times New Roman" w:hAnsi="Calibri" w:cs="Calibri"/>
+          <w:color w:val="1A1A1A"/>
+          <w:sz w:val="22"/>
+          <w:szCs w:val="22"/>
+        </w:rPr>
+        <w:t>start date</w:t>
+      </w:r>
+      <w:r>
+        <w:rPr>
+          <w:rFonts w:ascii="Calibri" w:eastAsia="Times New Roman" w:hAnsi="Calibri" w:cs="Calibri"/>
+          <w:color w:val="1A1A1A"/>
+          <w:sz w:val="22"/>
+          <w:szCs w:val="22"/>
+        </w:rPr>
+        <w:t xml:space="preserve">, and the </w:t>
+      </w:r>
+      <w:r>
+        <w:rPr>
+          <w:rStyle w:val="Strong"/>
+          <w:rFonts w:ascii="Calibri" w:eastAsia="Times New Roman" w:hAnsi="Calibri" w:cs="Calibri"/>
+          <w:color w:val="1A1A1A"/>
+          <w:sz w:val="22"/>
+          <w:szCs w:val="22"/>
+        </w:rPr>
+        <w:t>target end date</w:t>
+      </w:r>
+      <w:r>
+        <w:rPr>
+          <w:rFonts w:ascii="Calibri" w:eastAsia="Times New Roman" w:hAnsi="Calibri" w:cs="Calibri"/>
+          <w:color w:val="1A1A1A"/>
+          <w:sz w:val="22"/>
+          <w:szCs w:val="22"/>
+        </w:rPr>
+        <w:t xml:space="preserve"> (tick the box to set one).</w:t>
+      </w:r>
+    </w:p>
+    <w:p>
+      <w:pPr>
+        <w:numPr>
+          <w:ilvl w:val="0"/>
+          <w:numId w:val="11"/>
+        </w:numPr>
+        <w:spacing w:before="100" w:beforeAutospacing="1" w:after="100" w:afterAutospacing="1"/>
+        <w:rPr>
+          <w:rFonts w:ascii="Calibri" w:eastAsia="Times New Roman" w:hAnsi="Calibri" w:cs="Calibri"/>
+          <w:color w:val="1A1A1A"/>
+          <w:sz w:val="22"/>
+          <w:szCs w:val="22"/>
+        </w:rPr>
+      </w:pPr>
+      <w:r>
+        <w:rPr>
+          <w:rFonts w:ascii="Calibri" w:eastAsia="Times New Roman" w:hAnsi="Calibri" w:cs="Calibri"/>
+          <w:color w:val="1A1A1A"/>
+          <w:sz w:val="22"/>
+          <w:szCs w:val="22"/>
+        </w:rPr>
+        <w:t xml:space="preserve">Choose the </w:t>
+      </w:r>
+      <w:r>
+        <w:rPr>
+          <w:rStyle w:val="Strong"/>
+          <w:rFonts w:ascii="Calibri" w:eastAsia="Times New Roman" w:hAnsi="Calibri" w:cs="Calibri"/>
+          <w:color w:val="1A1A1A"/>
+          <w:sz w:val="22"/>
+          <w:szCs w:val="22"/>
+        </w:rPr>
+        <w:t>status</w:t>
+      </w:r>
+      <w:r>
+        <w:rPr>
+          <w:rFonts w:ascii="Calibri" w:eastAsia="Times New Roman" w:hAnsi="Calibri" w:cs="Calibri"/>
+          <w:color w:val="1A1A1A"/>
+          <w:sz w:val="22"/>
+          <w:szCs w:val="22"/>
+        </w:rPr>
+        <w:t>: Pending, Ongoing, Done or Cancelled.</w:t>
+      </w:r>
+    </w:p>
+    <w:p>
+      <w:pPr>
+        <w:numPr>
+          <w:ilvl w:val="0"/>
+          <w:numId w:val="11"/>
+        </w:numPr>
+        <w:spacing w:before="100" w:beforeAutospacing="1" w:after="100" w:afterAutospacing="1"/>
+        <w:rPr>
+          <w:rFonts w:ascii="Calibri" w:eastAsia="Times New Roman" w:hAnsi="Calibri" w:cs="Calibri"/>
+          <w:color w:val="1A1A1A"/>
+          <w:sz w:val="22"/>
+          <w:szCs w:val="22"/>
+        </w:rPr>
+      </w:pPr>
+      <w:r>
+        <w:rPr>
+          <w:rFonts w:ascii="Calibri" w:eastAsia="Times New Roman" w:hAnsi="Calibri" w:cs="Calibri"/>
+          <w:color w:val="1A1A1A"/>
+          <w:sz w:val="22"/>
+          <w:szCs w:val="22"/>
+        </w:rPr>
+        <w:t xml:space="preserve">Tick </w:t>
+      </w:r>
+      <w:r>
+        <w:rPr>
+          <w:rStyle w:val="Strong"/>
+          <w:rFonts w:ascii="Calibri" w:eastAsia="Times New Roman" w:hAnsi="Calibri" w:cs="Calibri"/>
+          <w:color w:val="1A1A1A"/>
+          <w:sz w:val="22"/>
+          <w:szCs w:val="22"/>
+        </w:rPr>
+        <w:t>Show on website</w:t>
+      </w:r>
+      <w:r>
+        <w:rPr>
+          <w:rFonts w:ascii="Calibri" w:eastAsia="Times New Roman" w:hAnsi="Calibri" w:cs="Calibri"/>
+          <w:color w:val="1A1A1A"/>
+          <w:sz w:val="22"/>
+          <w:szCs w:val="22"/>
+        </w:rPr>
+        <w:t xml:space="preserve"> if it should appear on the public website. You add photos and details later in Website Admin.</w:t>
+      </w:r>
+    </w:p>
+    <w:p>
+      <w:pPr>
+        <w:numPr>
+          <w:ilvl w:val="0"/>
+          <w:numId w:val="11"/>
+        </w:numPr>
+        <w:spacing w:before="100" w:beforeAutospacing="1" w:after="100" w:afterAutospacing="1"/>
+        <w:rPr>
+          <w:rFonts w:ascii="Calibri" w:eastAsia="Times New Roman" w:hAnsi="Calibri" w:cs="Calibri"/>
+          <w:color w:val="1A1A1A"/>
+          <w:sz w:val="22"/>
+          <w:szCs w:val="22"/>
+        </w:rPr>
+      </w:pPr>
+      <w:r>
+        <w:rPr>
+          <w:rFonts w:ascii="Calibri" w:eastAsia="Times New Roman" w:hAnsi="Calibri" w:cs="Calibri"/>
+          <w:color w:val="1A1A1A"/>
+          <w:sz w:val="22"/>
+          <w:szCs w:val="22"/>
+        </w:rPr>
+        <w:t xml:space="preserve">Click </w:t>
+      </w:r>
+      <w:r>
+        <w:rPr>
+          <w:rStyle w:val="Strong"/>
+          <w:rFonts w:ascii="Calibri" w:eastAsia="Times New Roman" w:hAnsi="Calibri" w:cs="Calibri"/>
+          <w:color w:val="1A1A1A"/>
+          <w:sz w:val="22"/>
+          <w:szCs w:val="22"/>
+        </w:rPr>
+        <w:t>Save</w:t>
+      </w:r>
+      <w:r>
+        <w:rPr>
+          <w:rFonts w:ascii="Calibri" w:eastAsia="Times New Roman" w:hAnsi="Calibri" w:cs="Calibri"/>
+          <w:color w:val="1A1A1A"/>
+          <w:sz w:val="22"/>
+          <w:szCs w:val="22"/>
+        </w:rPr>
+        <w:t>.</w:t>
+      </w:r>
+    </w:p>
+    <w:p>
+      <w:pPr>
+        <w:pStyle w:val="NormalWeb"/>
+        <w:rPr>
+          <w:rFonts w:ascii="Calibri" w:hAnsi="Calibri" w:cs="Calibri"/>
+          <w:color w:val="1A1A1A"/>
+          <w:sz w:val="22"/>
+          <w:szCs w:val="22"/>
+        </w:rPr>
+      </w:pPr>
+      <w:r>
+        <w:rPr>
+          <w:rStyle w:val="Strong"/>
+          <w:rFonts w:ascii="Calibri" w:hAnsi="Calibri" w:cs="Calibri"/>
+          <w:color w:val="1A1A1A"/>
+          <w:sz w:val="22"/>
+          <w:szCs w:val="22"/>
+        </w:rPr>
+        <w:t>Change a project:</w:t>
+      </w:r>
+      <w:r>
+        <w:rPr>
+          <w:rFonts w:ascii="Calibri" w:hAnsi="Calibri" w:cs="Calibri"/>
+          <w:color w:val="1A1A1A"/>
+          <w:sz w:val="22"/>
+          <w:szCs w:val="22"/>
+        </w:rPr>
+        <w:t xml:space="preserve"> click it in the list, change it, then click </w:t>
+      </w:r>
+      <w:r>
+        <w:rPr>
+          <w:rStyle w:val="Strong"/>
+          <w:rFonts w:ascii="Calibri" w:hAnsi="Calibri" w:cs="Calibri"/>
+          <w:color w:val="1A1A1A"/>
+          <w:sz w:val="22"/>
+          <w:szCs w:val="22"/>
+        </w:rPr>
+        <w:t>Save</w:t>
+      </w:r>
+      <w:r>
+        <w:rPr>
+          <w:rFonts w:ascii="Calibri" w:hAnsi="Calibri" w:cs="Calibri"/>
+          <w:color w:val="1A1A1A"/>
+          <w:sz w:val="22"/>
+          <w:szCs w:val="22"/>
+        </w:rPr>
+        <w:t xml:space="preserve">. When you set a project to </w:t>
+      </w:r>
+      <w:r>
+        <w:rPr>
+          <w:rStyle w:val="Strong"/>
+          <w:rFonts w:ascii="Calibri" w:hAnsi="Calibri" w:cs="Calibri"/>
+          <w:color w:val="1A1A1A"/>
+          <w:sz w:val="22"/>
+          <w:szCs w:val="22"/>
+        </w:rPr>
+        <w:t>Done</w:t>
+      </w:r>
+      <w:r>
+        <w:rPr>
+          <w:rFonts w:ascii="Calibri" w:hAnsi="Calibri" w:cs="Calibri"/>
+          <w:color w:val="1A1A1A"/>
+          <w:sz w:val="22"/>
+          <w:szCs w:val="22"/>
+        </w:rPr>
+        <w:t>, today's date is recorded as its completion date.</w:t>
+      </w:r>
+    </w:p>
+    <w:p>
+      <w:pPr>
+        <w:pStyle w:val="NormalWeb"/>
+        <w:rPr>
+          <w:rFonts w:ascii="Calibri" w:hAnsi="Calibri" w:cs="Calibri"/>
+          <w:color w:val="1A1A1A"/>
+          <w:sz w:val="22"/>
+          <w:szCs w:val="22"/>
+        </w:rPr>
+      </w:pPr>
+      <w:r>
+        <w:rPr>
+          <w:rStyle w:val="Strong"/>
+          <w:rFonts w:ascii="Calibri" w:hAnsi="Calibri" w:cs="Calibri"/>
+          <w:color w:val="1A1A1A"/>
+          <w:sz w:val="22"/>
+          <w:szCs w:val="22"/>
+        </w:rPr>
+        <w:t>Summary</w:t>
+      </w:r>
+      <w:r>
+        <w:rPr>
+          <w:rFonts w:ascii="Calibri" w:hAnsi="Calibri" w:cs="Calibri"/>
+          <w:color w:val="1A1A1A"/>
+          <w:sz w:val="22"/>
+          <w:szCs w:val="22"/>
+        </w:rPr>
+        <w:t xml:space="preserve"> </w:t>
+      </w:r>
+      <w:r>
+        <w:rPr>
+          <w:rFonts w:ascii="Calibri" w:hAnsi="Calibri" w:cs="Calibri"/>
+          <w:color w:val="1A1A1A"/>
+          <w:sz w:val="22"/>
+          <w:szCs w:val="22"/>
+        </w:rPr>
+        <w:t>(worked out by the app): days so far (or how long it took), revenue, expenses to date, and profit to date. Expenses fill in as receipts, materials and subcontractor payments are recorded.</w:t>
+      </w:r>
+    </w:p>
+    <w:tbl>
+      <w:tblPr>
+        <w:tblW w:w="0" w:type="auto"/>
+        <w:tblCellMar>
+          <w:top w:w="15" w:type="dxa"/>
+          <w:left w:w="15" w:type="dxa"/>
+          <w:bottom w:w="15" w:type="dxa"/>
+          <w:right w:w="15" w:type="dxa"/>
+        </w:tblCellMar>
+        <w:tblLook w:val="04A0" w:firstRow="1" w:lastRow="0" w:firstColumn="1" w:lastColumn="0" w:noHBand="0" w:noVBand="1"/>
+      </w:tblPr>
+      <w:tblGrid>
+        <w:gridCol w:w="1305"/>
+        <w:gridCol w:w="8039"/>
+      </w:tblGrid>
+      <w:tr>
+        <w:trPr>
+          <w:tblHeader/>
+        </w:trPr>
+        <w:tc>
+          <w:tcPr>
+            <w:tcW w:w="0" w:type="auto"/>
+            <w:tcBorders>
+              <w:top w:val="single" w:sz="6" w:space="0" w:color="BFBFBF"/>
+              <w:left w:val="single" w:sz="6" w:space="0" w:color="BFBFBF"/>
+              <w:bottom w:val="single" w:sz="6" w:space="0" w:color="BFBFBF"/>
+              <w:right w:val="single" w:sz="6" w:space="0" w:color="BFBFBF"/>
+            </w:tcBorders>
+            <w:shd w:val="clear" w:color="auto" w:fill="1F3864"/>
+            <w:tcMar>
+              <w:top w:w="60" w:type="dxa"/>
+              <w:left w:w="120" w:type="dxa"/>
+              <w:bottom w:w="60" w:type="dxa"/>
+              <w:right w:w="120" w:type="dxa"/>
+            </w:tcMar>
+            <w:vAlign w:val="center"/>
+            <w:hideMark/>
+          </w:tcPr>
+          <w:p>
+            <w:pPr>
+              <w:spacing w:before="120" w:after="120"/>
+              <w:rPr>
+                <w:rFonts w:ascii="Calibri" w:eastAsia="Times New Roman" w:hAnsi="Calibri" w:cs="Calibri"/>
+                <w:b/>
+                <w:bCs/>
+                <w:color w:val="FFFFFF"/>
+                <w:sz w:val="22"/>
+                <w:szCs w:val="22"/>
+              </w:rPr>
+            </w:pPr>
+            <w:r>
+              <w:rPr>
+                <w:rFonts w:ascii="Calibri" w:eastAsia="Times New Roman" w:hAnsi="Calibri" w:cs="Calibri"/>
+                <w:b/>
+                <w:bCs/>
+                <w:color w:val="FFFFFF"/>
+                <w:sz w:val="22"/>
+                <w:szCs w:val="22"/>
+              </w:rPr>
+              <w:t>Button</w:t>
+            </w:r>
+          </w:p>
+        </w:tc>
+        <w:tc>
+          <w:tcPr>
+            <w:tcW w:w="0" w:type="auto"/>
+            <w:tcBorders>
+              <w:top w:val="single" w:sz="6" w:space="0" w:color="BFBFBF"/>
+              <w:left w:val="single" w:sz="6" w:space="0" w:color="BFBFBF"/>
+              <w:bottom w:val="single" w:sz="6" w:space="0" w:color="BFBFBF"/>
+              <w:right w:val="single" w:sz="6" w:space="0" w:color="BFBFBF"/>
+            </w:tcBorders>
+            <w:shd w:val="clear" w:color="auto" w:fill="1F3864"/>
+            <w:tcMar>
+              <w:top w:w="60" w:type="dxa"/>
+              <w:left w:w="120" w:type="dxa"/>
+              <w:bottom w:w="60" w:type="dxa"/>
+              <w:right w:w="120" w:type="dxa"/>
+            </w:tcMar>
+            <w:vAlign w:val="center"/>
+            <w:hideMark/>
+          </w:tcPr>
+          <w:p>
+            <w:pPr>
+              <w:spacing w:before="120" w:after="120"/>
+              <w:rPr>
+                <w:rFonts w:ascii="Calibri" w:eastAsia="Times New Roman" w:hAnsi="Calibri" w:cs="Calibri"/>
+                <w:b/>
+                <w:bCs/>
+                <w:color w:val="FFFFFF"/>
+                <w:sz w:val="22"/>
+                <w:szCs w:val="22"/>
+              </w:rPr>
+            </w:pPr>
+            <w:r>
+              <w:rPr>
+                <w:rFonts w:ascii="Calibri" w:eastAsia="Times New Roman" w:hAnsi="Calibri" w:cs="Calibri"/>
+                <w:b/>
+                <w:bCs/>
+                <w:color w:val="FFFFFF"/>
+                <w:sz w:val="22"/>
+                <w:szCs w:val="22"/>
+              </w:rPr>
+              <w:t>Does</w:t>
+            </w:r>
+          </w:p>
+        </w:tc>
+      </w:tr>
+      <w:tr>
+        <w:tc>
+          <w:tcPr>
+            <w:tcW w:w="0" w:type="auto"/>
+            <w:tcBorders>
+              <w:top w:val="single" w:sz="6" w:space="0" w:color="BFBFBF"/>
+              <w:left w:val="single" w:sz="6" w:space="0" w:color="BFBFBF"/>
+              <w:bottom w:val="single" w:sz="6" w:space="0" w:color="BFBFBF"/>
+              <w:right w:val="single" w:sz="6" w:space="0" w:color="BFBFBF"/>
+            </w:tcBorders>
+            <w:tcMar>
+              <w:top w:w="60" w:type="dxa"/>
+              <w:left w:w="120" w:type="dxa"/>
+              <w:bottom w:w="60" w:type="dxa"/>
+              <w:right w:w="120" w:type="dxa"/>
+            </w:tcMar>
+            <w:hideMark/>
+          </w:tcPr>
+          <w:p>
+            <w:pPr>
+              <w:spacing w:before="120" w:after="120"/>
+              <w:rPr>
+                <w:rFonts w:ascii="Calibri" w:eastAsia="Times New Roman" w:hAnsi="Calibri" w:cs="Calibri"/>
+                <w:color w:val="1A1A1A"/>
+                <w:sz w:val="22"/>
+                <w:szCs w:val="22"/>
+              </w:rPr>
+            </w:pPr>
+            <w:r>
+              <w:rPr>
+                <w:rFonts w:ascii="Calibri" w:eastAsia="Times New Roman" w:hAnsi="Calibri" w:cs="Calibri"/>
+                <w:color w:val="1A1A1A"/>
+                <w:sz w:val="22"/>
+                <w:szCs w:val="22"/>
+              </w:rPr>
+              <w:t>Export</w:t>
+            </w:r>
+          </w:p>
+        </w:tc>
+        <w:tc>
+          <w:tcPr>
+            <w:tcW w:w="0" w:type="auto"/>
+            <w:tcBorders>
+              <w:top w:val="single" w:sz="6" w:space="0" w:color="BFBFBF"/>
+              <w:left w:val="single" w:sz="6" w:space="0" w:color="BFBFBF"/>
+              <w:bottom w:val="single" w:sz="6" w:space="0" w:color="BFBFBF"/>
+              <w:right w:val="single" w:sz="6" w:space="0" w:color="BFBFBF"/>
+            </w:tcBorders>
+            <w:tcMar>
+              <w:top w:w="60" w:type="dxa"/>
+              <w:left w:w="120" w:type="dxa"/>
+              <w:bottom w:w="60" w:type="dxa"/>
+              <w:right w:w="120" w:type="dxa"/>
+            </w:tcMar>
+            <w:hideMark/>
+          </w:tcPr>
+          <w:p>
+            <w:pPr>
+              <w:spacing w:before="120" w:after="120"/>
+              <w:rPr>
+                <w:rFonts w:ascii="Calibri" w:eastAsia="Times New Roman" w:hAnsi="Calibri" w:cs="Calibri"/>
+                <w:color w:val="1A1A1A"/>
+                <w:sz w:val="22"/>
+                <w:szCs w:val="22"/>
+              </w:rPr>
+            </w:pPr>
+            <w:r>
+              <w:rPr>
+                <w:rFonts w:ascii="Calibri" w:eastAsia="Times New Roman" w:hAnsi="Calibri" w:cs="Calibri"/>
+                <w:color w:val="1A1A1A"/>
+                <w:sz w:val="22"/>
+                <w:szCs w:val="22"/>
+              </w:rPr>
+              <w:t>Saves the list (as filtered) to an Excel file</w:t>
+            </w:r>
+          </w:p>
+        </w:tc>
+      </w:tr>
+      <w:tr>
+        <w:tc>
+          <w:tcPr>
+            <w:tcW w:w="0" w:type="auto"/>
+            <w:tcBorders>
+              <w:top w:val="single" w:sz="6" w:space="0" w:color="BFBFBF"/>
+              <w:left w:val="single" w:sz="6" w:space="0" w:color="BFBFBF"/>
+              <w:bottom w:val="single" w:sz="6" w:space="0" w:color="BFBFBF"/>
+              <w:right w:val="single" w:sz="6" w:space="0" w:color="BFBFBF"/>
+            </w:tcBorders>
+            <w:tcMar>
+              <w:top w:w="60" w:type="dxa"/>
+              <w:left w:w="120" w:type="dxa"/>
+              <w:bottom w:w="60" w:type="dxa"/>
+              <w:right w:w="120" w:type="dxa"/>
+            </w:tcMar>
+            <w:hideMark/>
+          </w:tcPr>
+          <w:p>
+            <w:pPr>
+              <w:spacing w:before="120" w:after="120"/>
+              <w:rPr>
+                <w:rFonts w:ascii="Calibri" w:eastAsia="Times New Roman" w:hAnsi="Calibri" w:cs="Calibri"/>
+                <w:color w:val="1A1A1A"/>
+                <w:sz w:val="22"/>
+                <w:szCs w:val="22"/>
+              </w:rPr>
+            </w:pPr>
+            <w:r>
+              <w:rPr>
+                <w:rFonts w:ascii="Calibri" w:eastAsia="Times New Roman" w:hAnsi="Calibri" w:cs="Calibri"/>
+                <w:color w:val="1A1A1A"/>
+                <w:sz w:val="22"/>
+                <w:szCs w:val="22"/>
+              </w:rPr>
+              <w:t>Print Report</w:t>
+            </w:r>
+          </w:p>
+        </w:tc>
+        <w:tc>
+          <w:tcPr>
+            <w:tcW w:w="0" w:type="auto"/>
+            <w:tcBorders>
+              <w:top w:val="single" w:sz="6" w:space="0" w:color="BFBFBF"/>
+              <w:left w:val="single" w:sz="6" w:space="0" w:color="BFBFBF"/>
+              <w:bottom w:val="single" w:sz="6" w:space="0" w:color="BFBFBF"/>
+              <w:right w:val="single" w:sz="6" w:space="0" w:color="BFBFBF"/>
+            </w:tcBorders>
+            <w:tcMar>
+              <w:top w:w="60" w:type="dxa"/>
+              <w:left w:w="120" w:type="dxa"/>
+              <w:bottom w:w="60" w:type="dxa"/>
+              <w:right w:w="120" w:type="dxa"/>
+            </w:tcMar>
+            <w:hideMark/>
+          </w:tcPr>
+          <w:p>
+            <w:pPr>
+              <w:spacing w:before="120" w:after="120"/>
+              <w:rPr>
+                <w:rFonts w:ascii="Calibri" w:eastAsia="Times New Roman" w:hAnsi="Calibri" w:cs="Calibri"/>
+                <w:color w:val="1A1A1A"/>
+                <w:sz w:val="22"/>
+                <w:szCs w:val="22"/>
+              </w:rPr>
+            </w:pPr>
+            <w:r>
+              <w:rPr>
+                <w:rFonts w:ascii="Calibri" w:eastAsia="Times New Roman" w:hAnsi="Calibri" w:cs="Calibri"/>
+                <w:color w:val="1A1A1A"/>
+                <w:sz w:val="22"/>
+                <w:szCs w:val="22"/>
+              </w:rPr>
+              <w:t>A one-page report for the selected project. To make a PDF, choose "Microsoft Print to PDF".</w:t>
+            </w:r>
+          </w:p>
+        </w:tc>
+      </w:tr>
+      <w:tr>
+        <w:tc>
+          <w:tcPr>
+            <w:tcW w:w="0" w:type="auto"/>
+            <w:tcBorders>
+              <w:top w:val="single" w:sz="6" w:space="0" w:color="BFBFBF"/>
+              <w:left w:val="single" w:sz="6" w:space="0" w:color="BFBFBF"/>
+              <w:bottom w:val="single" w:sz="6" w:space="0" w:color="BFBFBF"/>
+              <w:right w:val="single" w:sz="6" w:space="0" w:color="BFBFBF"/>
+            </w:tcBorders>
+            <w:tcMar>
+              <w:top w:w="60" w:type="dxa"/>
+              <w:left w:w="120" w:type="dxa"/>
+              <w:bottom w:w="60" w:type="dxa"/>
+              <w:right w:w="120" w:type="dxa"/>
+            </w:tcMar>
+            <w:hideMark/>
+          </w:tcPr>
+          <w:p>
+            <w:pPr>
+              <w:spacing w:before="120" w:after="120"/>
+              <w:rPr>
+                <w:rFonts w:ascii="Calibri" w:eastAsia="Times New Roman" w:hAnsi="Calibri" w:cs="Calibri"/>
+                <w:color w:val="1A1A1A"/>
+                <w:sz w:val="22"/>
+                <w:szCs w:val="22"/>
+              </w:rPr>
+            </w:pPr>
+            <w:r>
+              <w:rPr>
+                <w:rFonts w:ascii="Calibri" w:eastAsia="Times New Roman" w:hAnsi="Calibri" w:cs="Calibri"/>
+                <w:color w:val="1A1A1A"/>
+                <w:sz w:val="22"/>
+                <w:szCs w:val="22"/>
+              </w:rPr>
+              <w:t>Delete</w:t>
+            </w:r>
+          </w:p>
+        </w:tc>
+        <w:tc>
+          <w:tcPr>
+            <w:tcW w:w="0" w:type="auto"/>
+            <w:tcBorders>
+              <w:top w:val="single" w:sz="6" w:space="0" w:color="BFBFBF"/>
+              <w:left w:val="single" w:sz="6" w:space="0" w:color="BFBFBF"/>
+              <w:bottom w:val="single" w:sz="6" w:space="0" w:color="BFBFBF"/>
+              <w:right w:val="single" w:sz="6" w:space="0" w:color="BFBFBF"/>
+            </w:tcBorders>
+            <w:tcMar>
+              <w:top w:w="60" w:type="dxa"/>
+              <w:left w:w="120" w:type="dxa"/>
+              <w:bottom w:w="60" w:type="dxa"/>
+              <w:right w:w="120" w:type="dxa"/>
+            </w:tcMar>
+            <w:hideMark/>
+          </w:tcPr>
+          <w:p>
+            <w:pPr>
+              <w:spacing w:before="120" w:after="120"/>
+              <w:rPr>
+                <w:rFonts w:ascii="Calibri" w:eastAsia="Times New Roman" w:hAnsi="Calibri" w:cs="Calibri"/>
+                <w:color w:val="1A1A1A"/>
+                <w:sz w:val="22"/>
+                <w:szCs w:val="22"/>
+              </w:rPr>
+            </w:pPr>
+            <w:r>
+              <w:rPr>
+                <w:rFonts w:ascii="Calibri" w:eastAsia="Times New Roman" w:hAnsi="Calibri" w:cs="Calibri"/>
+                <w:color w:val="1A1A1A"/>
+                <w:sz w:val="22"/>
+                <w:szCs w:val="22"/>
+              </w:rPr>
+              <w:t xml:space="preserve">Only for projects with nothing recorded yet. Otherwise set them to </w:t>
+            </w:r>
+            <w:r>
+              <w:rPr>
+                <w:rStyle w:val="Strong"/>
+                <w:rFonts w:ascii="Calibri" w:eastAsia="Times New Roman" w:hAnsi="Calibri" w:cs="Calibri"/>
+                <w:color w:val="1A1A1A"/>
+                <w:sz w:val="22"/>
+                <w:szCs w:val="22"/>
+              </w:rPr>
+              <w:t>Cancelled</w:t>
+            </w:r>
+            <w:r>
+              <w:rPr>
+                <w:rFonts w:ascii="Calibri" w:eastAsia="Times New Roman" w:hAnsi="Calibri" w:cs="Calibri"/>
+                <w:color w:val="1A1A1A"/>
+                <w:sz w:val="22"/>
+                <w:szCs w:val="22"/>
+              </w:rPr>
+              <w:t>.</w:t>
+            </w:r>
+          </w:p>
+        </w:tc>
+      </w:tr>
+    </w:tbl>
+    <w:p>
+      <w:pPr>
+        <w:pStyle w:val="NormalWeb"/>
+        <w:rPr>
+          <w:rFonts w:ascii="Calibri" w:hAnsi="Calibri" w:cs="Calibri"/>
+          <w:color w:val="1A1A1A"/>
+          <w:sz w:val="22"/>
+          <w:szCs w:val="22"/>
+        </w:rPr>
+      </w:pPr>
+      <w:r>
+        <w:rPr>
+          <w:rFonts w:ascii="Calibri" w:hAnsi="Calibri" w:cs="Calibri"/>
+          <w:color w:val="1A1A1A"/>
+          <w:sz w:val="22"/>
+          <w:szCs w:val="22"/>
+        </w:rPr>
+        <w:lastRenderedPageBreak/>
+        <w:t xml:space="preserve">Use the </w:t>
+      </w:r>
+      <w:r>
+        <w:rPr>
+          <w:rStyle w:val="Strong"/>
+          <w:rFonts w:ascii="Calibri" w:hAnsi="Calibri" w:cs="Calibri"/>
+          <w:color w:val="1A1A1A"/>
+          <w:sz w:val="22"/>
+          <w:szCs w:val="22"/>
+        </w:rPr>
+        <w:t>Search</w:t>
+      </w:r>
+      <w:r>
+        <w:rPr>
+          <w:rFonts w:ascii="Calibri" w:hAnsi="Calibri" w:cs="Calibri"/>
+          <w:color w:val="1A1A1A"/>
+          <w:sz w:val="22"/>
+          <w:szCs w:val="22"/>
+        </w:rPr>
+        <w:t xml:space="preserve"> box (name, site or client) and the </w:t>
+      </w:r>
+      <w:r>
+        <w:rPr>
+          <w:rStyle w:val="Strong"/>
+          <w:rFonts w:ascii="Calibri" w:hAnsi="Calibri" w:cs="Calibri"/>
+          <w:color w:val="1A1A1A"/>
+          <w:sz w:val="22"/>
+          <w:szCs w:val="22"/>
+        </w:rPr>
+        <w:t>Status</w:t>
+      </w:r>
+      <w:r>
+        <w:rPr>
+          <w:rFonts w:ascii="Calibri" w:hAnsi="Calibri" w:cs="Calibri"/>
+          <w:color w:val="1A1A1A"/>
+          <w:sz w:val="22"/>
+          <w:szCs w:val="22"/>
+        </w:rPr>
+        <w:t xml:space="preserve"> </w:t>
+      </w:r>
+      <w:r>
+        <w:rPr>
+          <w:rFonts w:ascii="Calibri" w:hAnsi="Calibri" w:cs="Calibri"/>
+          <w:color w:val="1A1A1A"/>
+          <w:sz w:val="22"/>
+          <w:szCs w:val="22"/>
+        </w:rPr>
+        <w:t xml:space="preserve">and </w:t>
+      </w:r>
+      <w:r>
+        <w:rPr>
+          <w:rStyle w:val="Strong"/>
+          <w:rFonts w:ascii="Calibri" w:hAnsi="Calibri" w:cs="Calibri"/>
+          <w:color w:val="1A1A1A"/>
+          <w:sz w:val="22"/>
+          <w:szCs w:val="22"/>
+        </w:rPr>
+        <w:t>Sector</w:t>
+      </w:r>
+      <w:r>
+        <w:rPr>
+          <w:rFonts w:ascii="Calibri" w:hAnsi="Calibri" w:cs="Calibri"/>
+          <w:color w:val="1A1A1A"/>
+          <w:sz w:val="22"/>
+          <w:szCs w:val="22"/>
+        </w:rPr>
+        <w:t xml:space="preserve"> filters to find projects.</w:t>
       </w:r>
     </w:p>
     <w:p>
@@ -4076,9 +5005,9 @@
 <file path=word/numbering.xml><?xml version="1.0" encoding="utf-8"?>
 <w:numbering xmlns:wpc="http://schemas.microsoft.com/office/word/2010/wordprocessingCanvas" xmlns:cx="http://schemas.microsoft.com/office/drawing/2014/chartex" xmlns:cx1="http://schemas.microsoft.com/office/drawing/2015/9/8/chartex" xmlns:cx2="http://schemas.microsoft.com/office/drawing/2015/10/21/chartex" xmlns:cx3="http://schemas.microsoft.com/office/drawing/2016/5/9/chartex" xmlns:cx4="http://schemas.microsoft.com/office/drawing/2016/5/10/chartex" xmlns:cx5="http://schemas.microsoft.com/office/drawing/2016/5/11/chartex" xmlns:cx6="http://schemas.microsoft.com/office/drawing/2016/5/12/chartex" xmlns:cx7="http://schemas.microsoft.com/office/drawing/2016/5/13/chartex" xmlns:cx8="http://schemas.microsoft.com/office/drawing/2016/5/14/chartex" xmlns:mc="http://schemas.openxmlformats.org/markup-compatibility/2006" xmlns:aink="http://schemas.microsoft.com/office/drawing/2016/ink" xmlns:am3d="http://schemas.microsoft.com/office/drawing/2017/model3d" xmlns:o="urn:schemas-microsoft-com:office:office" xmlns:oel="http://schemas.microsoft.com/office/2019/extlst" xmlns:r="http://schemas.openxmlformats.org/officeDocument/2006/relationships" xmlns:m="http://schemas.openxmlformats.org/officeDocument/2006/math" xmlns:v="urn:schemas-microsoft-com:vml" xmlns:wp14="http://schemas.microsoft.com/office/word/2010/wordprocessingDrawing" xmlns:wp="http://schemas.openxmlformats.org/drawingml/2006/wordprocessingDrawing" xmlns:w10="urn:schemas-microsoft-com:office:word" xmlns:w="http://schemas.openxmlformats.org/wordprocessingml/2006/main" xmlns:w14="http://schemas.microsoft.com/office/word/2010/wordml" xmlns:w15="http://schemas.microsoft.com/office/word/2012/wordml" xmlns:w16cex="http://schemas.microsoft.com/office/word/2018/wordml/cex" xmlns:w16cid="http://schemas.microsoft.com/office/word/2016/wordml/cid" xmlns:w16="http://schemas.microsoft.com/office/word/2018/wordml" xmlns:w16du="http://schemas.microsoft.com/office/word/2023/wordml/word16du" xmlns:w16sdtdh="http://schemas.microsoft.com/office/word/2020/wordml/sdtdatahash" xmlns:w16sdtfl="http://schemas.microsoft.com/office/word/2024/wordml/sdtformatlock" xmlns:w16se="http://schemas.microsoft.com/office/word/2015/wordml/symex" xmlns:wpg="http://schemas.microsoft.com/office/word/2010/wordprocessingGroup" xmlns:wpi="http://schemas.microsoft.com/office/word/2010/wordprocessingInk" xmlns:wne="http://schemas.microsoft.com/office/word/2006/wordml" xmlns:wps="http://schemas.microsoft.com/office/word/2010/wordprocessingShape" mc:Ignorable="w14 w15 w16se w16cid w16 w16cex w16sdtdh w16sdtfl w16du wp14">
   <w:abstractNum w:abstractNumId="0" w15:restartNumberingAfterBreak="0">
-    <w:nsid w:val="04875B97"/>
+    <w:nsid w:val="03F62664"/>
     <w:multiLevelType w:val="multilevel"/>
-    <w:tmpl w:val="F8B84320"/>
+    <w:tmpl w:val="FE0A65A8"/>
     <w:lvl w:ilvl="0">
       <w:start w:val="1"/>
       <w:numFmt w:val="decimal"/>
@@ -4189,9 +5118,461 @@
     </w:lvl>
   </w:abstractNum>
   <w:abstractNum w:abstractNumId="1" w15:restartNumberingAfterBreak="0">
-    <w:nsid w:val="0EEF2933"/>
+    <w:nsid w:val="09DC6D39"/>
     <w:multiLevelType w:val="multilevel"/>
-    <w:tmpl w:val="8CAC4B98"/>
+    <w:tmpl w:val="E0A6D3DC"/>
+    <w:lvl w:ilvl="0">
+      <w:start w:val="1"/>
+      <w:numFmt w:val="decimal"/>
+      <w:lvlText w:val="%1."/>
+      <w:lvlJc w:val="left"/>
+      <w:pPr>
+        <w:tabs>
+          <w:tab w:val="num" w:pos="720"/>
+        </w:tabs>
+        <w:ind w:left="720" w:hanging="360"/>
+      </w:pPr>
+    </w:lvl>
+    <w:lvl w:ilvl="1" w:tentative="1">
+      <w:start w:val="1"/>
+      <w:numFmt w:val="decimal"/>
+      <w:lvlText w:val="%2."/>
+      <w:lvlJc w:val="left"/>
+      <w:pPr>
+        <w:tabs>
+          <w:tab w:val="num" w:pos="1440"/>
+        </w:tabs>
+        <w:ind w:left="1440" w:hanging="360"/>
+      </w:pPr>
+    </w:lvl>
+    <w:lvl w:ilvl="2" w:tentative="1">
+      <w:start w:val="1"/>
+      <w:numFmt w:val="decimal"/>
+      <w:lvlText w:val="%3."/>
+      <w:lvlJc w:val="left"/>
+      <w:pPr>
+        <w:tabs>
+          <w:tab w:val="num" w:pos="2160"/>
+        </w:tabs>
+        <w:ind w:left="2160" w:hanging="360"/>
+      </w:pPr>
+    </w:lvl>
+    <w:lvl w:ilvl="3" w:tentative="1">
+      <w:start w:val="1"/>
+      <w:numFmt w:val="decimal"/>
+      <w:lvlText w:val="%4."/>
+      <w:lvlJc w:val="left"/>
+      <w:pPr>
+        <w:tabs>
+          <w:tab w:val="num" w:pos="2880"/>
+        </w:tabs>
+        <w:ind w:left="2880" w:hanging="360"/>
+      </w:pPr>
+    </w:lvl>
+    <w:lvl w:ilvl="4" w:tentative="1">
+      <w:start w:val="1"/>
+      <w:numFmt w:val="decimal"/>
+      <w:lvlText w:val="%5."/>
+      <w:lvlJc w:val="left"/>
+      <w:pPr>
+        <w:tabs>
+          <w:tab w:val="num" w:pos="3600"/>
+        </w:tabs>
+        <w:ind w:left="3600" w:hanging="360"/>
+      </w:pPr>
+    </w:lvl>
+    <w:lvl w:ilvl="5" w:tentative="1">
+      <w:start w:val="1"/>
+      <w:numFmt w:val="decimal"/>
+      <w:lvlText w:val="%6."/>
+      <w:lvlJc w:val="left"/>
+      <w:pPr>
+        <w:tabs>
+          <w:tab w:val="num" w:pos="4320"/>
+        </w:tabs>
+        <w:ind w:left="4320" w:hanging="360"/>
+      </w:pPr>
+    </w:lvl>
+    <w:lvl w:ilvl="6" w:tentative="1">
+      <w:start w:val="1"/>
+      <w:numFmt w:val="decimal"/>
+      <w:lvlText w:val="%7."/>
+      <w:lvlJc w:val="left"/>
+      <w:pPr>
+        <w:tabs>
+          <w:tab w:val="num" w:pos="5040"/>
+        </w:tabs>
+        <w:ind w:left="5040" w:hanging="360"/>
+      </w:pPr>
+    </w:lvl>
+    <w:lvl w:ilvl="7" w:tentative="1">
+      <w:start w:val="1"/>
+      <w:numFmt w:val="decimal"/>
+      <w:lvlText w:val="%8."/>
+      <w:lvlJc w:val="left"/>
+      <w:pPr>
+        <w:tabs>
+          <w:tab w:val="num" w:pos="5760"/>
+        </w:tabs>
+        <w:ind w:left="5760" w:hanging="360"/>
+      </w:pPr>
+    </w:lvl>
+    <w:lvl w:ilvl="8" w:tentative="1">
+      <w:start w:val="1"/>
+      <w:numFmt w:val="decimal"/>
+      <w:lvlText w:val="%9."/>
+      <w:lvlJc w:val="left"/>
+      <w:pPr>
+        <w:tabs>
+          <w:tab w:val="num" w:pos="6480"/>
+        </w:tabs>
+        <w:ind w:left="6480" w:hanging="360"/>
+      </w:pPr>
+    </w:lvl>
+  </w:abstractNum>
+  <w:abstractNum w:abstractNumId="2" w15:restartNumberingAfterBreak="0">
+    <w:nsid w:val="147E6233"/>
+    <w:multiLevelType w:val="multilevel"/>
+    <w:tmpl w:val="FF868682"/>
+    <w:lvl w:ilvl="0">
+      <w:start w:val="1"/>
+      <w:numFmt w:val="decimal"/>
+      <w:lvlText w:val="%1."/>
+      <w:lvlJc w:val="left"/>
+      <w:pPr>
+        <w:tabs>
+          <w:tab w:val="num" w:pos="720"/>
+        </w:tabs>
+        <w:ind w:left="720" w:hanging="360"/>
+      </w:pPr>
+    </w:lvl>
+    <w:lvl w:ilvl="1" w:tentative="1">
+      <w:start w:val="1"/>
+      <w:numFmt w:val="decimal"/>
+      <w:lvlText w:val="%2."/>
+      <w:lvlJc w:val="left"/>
+      <w:pPr>
+        <w:tabs>
+          <w:tab w:val="num" w:pos="1440"/>
+        </w:tabs>
+        <w:ind w:left="1440" w:hanging="360"/>
+      </w:pPr>
+    </w:lvl>
+    <w:lvl w:ilvl="2" w:tentative="1">
+      <w:start w:val="1"/>
+      <w:numFmt w:val="decimal"/>
+      <w:lvlText w:val="%3."/>
+      <w:lvlJc w:val="left"/>
+      <w:pPr>
+        <w:tabs>
+          <w:tab w:val="num" w:pos="2160"/>
+        </w:tabs>
+        <w:ind w:left="2160" w:hanging="360"/>
+      </w:pPr>
+    </w:lvl>
+    <w:lvl w:ilvl="3" w:tentative="1">
+      <w:start w:val="1"/>
+      <w:numFmt w:val="decimal"/>
+      <w:lvlText w:val="%4."/>
+      <w:lvlJc w:val="left"/>
+      <w:pPr>
+        <w:tabs>
+          <w:tab w:val="num" w:pos="2880"/>
+        </w:tabs>
+        <w:ind w:left="2880" w:hanging="360"/>
+      </w:pPr>
+    </w:lvl>
+    <w:lvl w:ilvl="4" w:tentative="1">
+      <w:start w:val="1"/>
+      <w:numFmt w:val="decimal"/>
+      <w:lvlText w:val="%5."/>
+      <w:lvlJc w:val="left"/>
+      <w:pPr>
+        <w:tabs>
+          <w:tab w:val="num" w:pos="3600"/>
+        </w:tabs>
+        <w:ind w:left="3600" w:hanging="360"/>
+      </w:pPr>
+    </w:lvl>
+    <w:lvl w:ilvl="5" w:tentative="1">
+      <w:start w:val="1"/>
+      <w:numFmt w:val="decimal"/>
+      <w:lvlText w:val="%6."/>
+      <w:lvlJc w:val="left"/>
+      <w:pPr>
+        <w:tabs>
+          <w:tab w:val="num" w:pos="4320"/>
+        </w:tabs>
+        <w:ind w:left="4320" w:hanging="360"/>
+      </w:pPr>
+    </w:lvl>
+    <w:lvl w:ilvl="6" w:tentative="1">
+      <w:start w:val="1"/>
+      <w:numFmt w:val="decimal"/>
+      <w:lvlText w:val="%7."/>
+      <w:lvlJc w:val="left"/>
+      <w:pPr>
+        <w:tabs>
+          <w:tab w:val="num" w:pos="5040"/>
+        </w:tabs>
+        <w:ind w:left="5040" w:hanging="360"/>
+      </w:pPr>
+    </w:lvl>
+    <w:lvl w:ilvl="7" w:tentative="1">
+      <w:start w:val="1"/>
+      <w:numFmt w:val="decimal"/>
+      <w:lvlText w:val="%8."/>
+      <w:lvlJc w:val="left"/>
+      <w:pPr>
+        <w:tabs>
+          <w:tab w:val="num" w:pos="5760"/>
+        </w:tabs>
+        <w:ind w:left="5760" w:hanging="360"/>
+      </w:pPr>
+    </w:lvl>
+    <w:lvl w:ilvl="8" w:tentative="1">
+      <w:start w:val="1"/>
+      <w:numFmt w:val="decimal"/>
+      <w:lvlText w:val="%9."/>
+      <w:lvlJc w:val="left"/>
+      <w:pPr>
+        <w:tabs>
+          <w:tab w:val="num" w:pos="6480"/>
+        </w:tabs>
+        <w:ind w:left="6480" w:hanging="360"/>
+      </w:pPr>
+    </w:lvl>
+  </w:abstractNum>
+  <w:abstractNum w:abstractNumId="3" w15:restartNumberingAfterBreak="0">
+    <w:nsid w:val="3EF15D0D"/>
+    <w:multiLevelType w:val="multilevel"/>
+    <w:tmpl w:val="FFA4B9F8"/>
+    <w:lvl w:ilvl="0">
+      <w:start w:val="1"/>
+      <w:numFmt w:val="decimal"/>
+      <w:lvlText w:val="%1."/>
+      <w:lvlJc w:val="left"/>
+      <w:pPr>
+        <w:tabs>
+          <w:tab w:val="num" w:pos="720"/>
+        </w:tabs>
+        <w:ind w:left="720" w:hanging="360"/>
+      </w:pPr>
+    </w:lvl>
+    <w:lvl w:ilvl="1" w:tentative="1">
+      <w:start w:val="1"/>
+      <w:numFmt w:val="decimal"/>
+      <w:lvlText w:val="%2."/>
+      <w:lvlJc w:val="left"/>
+      <w:pPr>
+        <w:tabs>
+          <w:tab w:val="num" w:pos="1440"/>
+        </w:tabs>
+        <w:ind w:left="1440" w:hanging="360"/>
+      </w:pPr>
+    </w:lvl>
+    <w:lvl w:ilvl="2" w:tentative="1">
+      <w:start w:val="1"/>
+      <w:numFmt w:val="decimal"/>
+      <w:lvlText w:val="%3."/>
+      <w:lvlJc w:val="left"/>
+      <w:pPr>
+        <w:tabs>
+          <w:tab w:val="num" w:pos="2160"/>
+        </w:tabs>
+        <w:ind w:left="2160" w:hanging="360"/>
+      </w:pPr>
+    </w:lvl>
+    <w:lvl w:ilvl="3" w:tentative="1">
+      <w:start w:val="1"/>
+      <w:numFmt w:val="decimal"/>
+      <w:lvlText w:val="%4."/>
+      <w:lvlJc w:val="left"/>
+      <w:pPr>
+        <w:tabs>
+          <w:tab w:val="num" w:pos="2880"/>
+        </w:tabs>
+        <w:ind w:left="2880" w:hanging="360"/>
+      </w:pPr>
+    </w:lvl>
+    <w:lvl w:ilvl="4" w:tentative="1">
+      <w:start w:val="1"/>
+      <w:numFmt w:val="decimal"/>
+      <w:lvlText w:val="%5."/>
+      <w:lvlJc w:val="left"/>
+      <w:pPr>
+        <w:tabs>
+          <w:tab w:val="num" w:pos="3600"/>
+        </w:tabs>
+        <w:ind w:left="3600" w:hanging="360"/>
+      </w:pPr>
+    </w:lvl>
+    <w:lvl w:ilvl="5" w:tentative="1">
+      <w:start w:val="1"/>
+      <w:numFmt w:val="decimal"/>
+      <w:lvlText w:val="%6."/>
+      <w:lvlJc w:val="left"/>
+      <w:pPr>
+        <w:tabs>
+          <w:tab w:val="num" w:pos="4320"/>
+        </w:tabs>
+        <w:ind w:left="4320" w:hanging="360"/>
+      </w:pPr>
+    </w:lvl>
+    <w:lvl w:ilvl="6" w:tentative="1">
+      <w:start w:val="1"/>
+      <w:numFmt w:val="decimal"/>
+      <w:lvlText w:val="%7."/>
+      <w:lvlJc w:val="left"/>
+      <w:pPr>
+        <w:tabs>
+          <w:tab w:val="num" w:pos="5040"/>
+        </w:tabs>
+        <w:ind w:left="5040" w:hanging="360"/>
+      </w:pPr>
+    </w:lvl>
+    <w:lvl w:ilvl="7" w:tentative="1">
+      <w:start w:val="1"/>
+      <w:numFmt w:val="decimal"/>
+      <w:lvlText w:val="%8."/>
+      <w:lvlJc w:val="left"/>
+      <w:pPr>
+        <w:tabs>
+          <w:tab w:val="num" w:pos="5760"/>
+        </w:tabs>
+        <w:ind w:left="5760" w:hanging="360"/>
+      </w:pPr>
+    </w:lvl>
+    <w:lvl w:ilvl="8" w:tentative="1">
+      <w:start w:val="1"/>
+      <w:numFmt w:val="decimal"/>
+      <w:lvlText w:val="%9."/>
+      <w:lvlJc w:val="left"/>
+      <w:pPr>
+        <w:tabs>
+          <w:tab w:val="num" w:pos="6480"/>
+        </w:tabs>
+        <w:ind w:left="6480" w:hanging="360"/>
+      </w:pPr>
+    </w:lvl>
+  </w:abstractNum>
+  <w:abstractNum w:abstractNumId="4" w15:restartNumberingAfterBreak="0">
+    <w:nsid w:val="44FD7205"/>
+    <w:multiLevelType w:val="multilevel"/>
+    <w:tmpl w:val="DC8ECA6E"/>
+    <w:lvl w:ilvl="0">
+      <w:start w:val="1"/>
+      <w:numFmt w:val="decimal"/>
+      <w:lvlText w:val="%1."/>
+      <w:lvlJc w:val="left"/>
+      <w:pPr>
+        <w:tabs>
+          <w:tab w:val="num" w:pos="720"/>
+        </w:tabs>
+        <w:ind w:left="720" w:hanging="360"/>
+      </w:pPr>
+    </w:lvl>
+    <w:lvl w:ilvl="1" w:tentative="1">
+      <w:start w:val="1"/>
+      <w:numFmt w:val="decimal"/>
+      <w:lvlText w:val="%2."/>
+      <w:lvlJc w:val="left"/>
+      <w:pPr>
+        <w:tabs>
+          <w:tab w:val="num" w:pos="1440"/>
+        </w:tabs>
+        <w:ind w:left="1440" w:hanging="360"/>
+      </w:pPr>
+    </w:lvl>
+    <w:lvl w:ilvl="2" w:tentative="1">
+      <w:start w:val="1"/>
+      <w:numFmt w:val="decimal"/>
+      <w:lvlText w:val="%3."/>
+      <w:lvlJc w:val="left"/>
+      <w:pPr>
+        <w:tabs>
+          <w:tab w:val="num" w:pos="2160"/>
+        </w:tabs>
+        <w:ind w:left="2160" w:hanging="360"/>
+      </w:pPr>
+    </w:lvl>
+    <w:lvl w:ilvl="3" w:tentative="1">
+      <w:start w:val="1"/>
+      <w:numFmt w:val="decimal"/>
+      <w:lvlText w:val="%4."/>
+      <w:lvlJc w:val="left"/>
+      <w:pPr>
+        <w:tabs>
+          <w:tab w:val="num" w:pos="2880"/>
+        </w:tabs>
+        <w:ind w:left="2880" w:hanging="360"/>
+      </w:pPr>
+    </w:lvl>
+    <w:lvl w:ilvl="4" w:tentative="1">
+      <w:start w:val="1"/>
+      <w:numFmt w:val="decimal"/>
+      <w:lvlText w:val="%5."/>
+      <w:lvlJc w:val="left"/>
+      <w:pPr>
+        <w:tabs>
+          <w:tab w:val="num" w:pos="3600"/>
+        </w:tabs>
+        <w:ind w:left="3600" w:hanging="360"/>
+      </w:pPr>
+    </w:lvl>
+    <w:lvl w:ilvl="5" w:tentative="1">
+      <w:start w:val="1"/>
+      <w:numFmt w:val="decimal"/>
+      <w:lvlText w:val="%6."/>
+      <w:lvlJc w:val="left"/>
+      <w:pPr>
+        <w:tabs>
+          <w:tab w:val="num" w:pos="4320"/>
+        </w:tabs>
+        <w:ind w:left="4320" w:hanging="360"/>
+      </w:pPr>
+    </w:lvl>
+    <w:lvl w:ilvl="6" w:tentative="1">
+      <w:start w:val="1"/>
+      <w:numFmt w:val="decimal"/>
+      <w:lvlText w:val="%7."/>
+      <w:lvlJc w:val="left"/>
+      <w:pPr>
+        <w:tabs>
+          <w:tab w:val="num" w:pos="5040"/>
+        </w:tabs>
+        <w:ind w:left="5040" w:hanging="360"/>
+      </w:pPr>
+    </w:lvl>
+    <w:lvl w:ilvl="7" w:tentative="1">
+      <w:start w:val="1"/>
+      <w:numFmt w:val="decimal"/>
+      <w:lvlText w:val="%8."/>
+      <w:lvlJc w:val="left"/>
+      <w:pPr>
+        <w:tabs>
+          <w:tab w:val="num" w:pos="5760"/>
+        </w:tabs>
+        <w:ind w:left="5760" w:hanging="360"/>
+      </w:pPr>
+    </w:lvl>
+    <w:lvl w:ilvl="8" w:tentative="1">
+      <w:start w:val="1"/>
+      <w:numFmt w:val="decimal"/>
+      <w:lvlText w:val="%9."/>
+      <w:lvlJc w:val="left"/>
+      <w:pPr>
+        <w:tabs>
+          <w:tab w:val="num" w:pos="6480"/>
+        </w:tabs>
+        <w:ind w:left="6480" w:hanging="360"/>
+      </w:pPr>
+    </w:lvl>
+  </w:abstractNum>
+  <w:abstractNum w:abstractNumId="5" w15:restartNumberingAfterBreak="0">
+    <w:nsid w:val="4F4F5C7E"/>
+    <w:multiLevelType w:val="multilevel"/>
+    <w:tmpl w:val="4EF8ED14"/>
     <w:lvl w:ilvl="0">
       <w:start w:val="1"/>
       <w:numFmt w:val="bullet"/>
@@ -4337,10 +5718,10 @@
       </w:rPr>
     </w:lvl>
   </w:abstractNum>
-  <w:abstractNum w:abstractNumId="2" w15:restartNumberingAfterBreak="0">
-    <w:nsid w:val="17235F19"/>
+  <w:abstractNum w:abstractNumId="6" w15:restartNumberingAfterBreak="0">
+    <w:nsid w:val="54A7420F"/>
     <w:multiLevelType w:val="multilevel"/>
-    <w:tmpl w:val="0C2E8C96"/>
+    <w:tmpl w:val="F604C004"/>
     <w:lvl w:ilvl="0">
       <w:start w:val="1"/>
       <w:numFmt w:val="decimal"/>
@@ -4450,10 +5831,123 @@
       </w:pPr>
     </w:lvl>
   </w:abstractNum>
-  <w:abstractNum w:abstractNumId="3" w15:restartNumberingAfterBreak="0">
-    <w:nsid w:val="1E6012B1"/>
+  <w:abstractNum w:abstractNumId="7" w15:restartNumberingAfterBreak="0">
+    <w:nsid w:val="6C40245F"/>
     <w:multiLevelType w:val="multilevel"/>
-    <w:tmpl w:val="7F64C52A"/>
+    <w:tmpl w:val="0C72EF5A"/>
+    <w:lvl w:ilvl="0">
+      <w:start w:val="1"/>
+      <w:numFmt w:val="decimal"/>
+      <w:lvlText w:val="%1."/>
+      <w:lvlJc w:val="left"/>
+      <w:pPr>
+        <w:tabs>
+          <w:tab w:val="num" w:pos="720"/>
+        </w:tabs>
+        <w:ind w:left="720" w:hanging="360"/>
+      </w:pPr>
+    </w:lvl>
+    <w:lvl w:ilvl="1" w:tentative="1">
+      <w:start w:val="1"/>
+      <w:numFmt w:val="decimal"/>
+      <w:lvlText w:val="%2."/>
+      <w:lvlJc w:val="left"/>
+      <w:pPr>
+        <w:tabs>
+          <w:tab w:val="num" w:pos="1440"/>
+        </w:tabs>
+        <w:ind w:left="1440" w:hanging="360"/>
+      </w:pPr>
+    </w:lvl>
+    <w:lvl w:ilvl="2" w:tentative="1">
+      <w:start w:val="1"/>
+      <w:numFmt w:val="decimal"/>
+      <w:lvlText w:val="%3."/>
+      <w:lvlJc w:val="left"/>
+      <w:pPr>
+        <w:tabs>
+          <w:tab w:val="num" w:pos="2160"/>
+        </w:tabs>
+        <w:ind w:left="2160" w:hanging="360"/>
+      </w:pPr>
+    </w:lvl>
+    <w:lvl w:ilvl="3" w:tentative="1">
+      <w:start w:val="1"/>
+      <w:numFmt w:val="decimal"/>
+      <w:lvlText w:val="%4."/>
+      <w:lvlJc w:val="left"/>
+      <w:pPr>
+        <w:tabs>
+          <w:tab w:val="num" w:pos="2880"/>
+        </w:tabs>
+        <w:ind w:left="2880" w:hanging="360"/>
+      </w:pPr>
+    </w:lvl>
+    <w:lvl w:ilvl="4" w:tentative="1">
+      <w:start w:val="1"/>
+      <w:numFmt w:val="decimal"/>
+      <w:lvlText w:val="%5."/>
+      <w:lvlJc w:val="left"/>
+      <w:pPr>
+        <w:tabs>
+          <w:tab w:val="num" w:pos="3600"/>
+        </w:tabs>
+        <w:ind w:left="3600" w:hanging="360"/>
+      </w:pPr>
+    </w:lvl>
+    <w:lvl w:ilvl="5" w:tentative="1">
+      <w:start w:val="1"/>
+      <w:numFmt w:val="decimal"/>
+      <w:lvlText w:val="%6."/>
+      <w:lvlJc w:val="left"/>
+      <w:pPr>
+        <w:tabs>
+          <w:tab w:val="num" w:pos="4320"/>
+        </w:tabs>
+        <w:ind w:left="4320" w:hanging="360"/>
+      </w:pPr>
+    </w:lvl>
+    <w:lvl w:ilvl="6" w:tentative="1">
+      <w:start w:val="1"/>
+      <w:numFmt w:val="decimal"/>
+      <w:lvlText w:val="%7."/>
+      <w:lvlJc w:val="left"/>
+      <w:pPr>
+        <w:tabs>
+          <w:tab w:val="num" w:pos="5040"/>
+        </w:tabs>
+        <w:ind w:left="5040" w:hanging="360"/>
+      </w:pPr>
+    </w:lvl>
+    <w:lvl w:ilvl="7" w:tentative="1">
+      <w:start w:val="1"/>
+      <w:numFmt w:val="decimal"/>
+      <w:lvlText w:val="%8."/>
+      <w:lvlJc w:val="left"/>
+      <w:pPr>
+        <w:tabs>
+          <w:tab w:val="num" w:pos="5760"/>
+        </w:tabs>
+        <w:ind w:left="5760" w:hanging="360"/>
+      </w:pPr>
+    </w:lvl>
+    <w:lvl w:ilvl="8" w:tentative="1">
+      <w:start w:val="1"/>
+      <w:numFmt w:val="decimal"/>
+      <w:lvlText w:val="%9."/>
+      <w:lvlJc w:val="left"/>
+      <w:pPr>
+        <w:tabs>
+          <w:tab w:val="num" w:pos="6480"/>
+        </w:tabs>
+        <w:ind w:left="6480" w:hanging="360"/>
+      </w:pPr>
+    </w:lvl>
+  </w:abstractNum>
+  <w:abstractNum w:abstractNumId="8" w15:restartNumberingAfterBreak="0">
+    <w:nsid w:val="76026F1B"/>
+    <w:multiLevelType w:val="multilevel"/>
+    <w:tmpl w:val="80ACD5B6"/>
     <w:lvl w:ilvl="0">
       <w:start w:val="1"/>
       <w:numFmt w:val="bullet"/>
@@ -4599,349 +6093,10 @@
       </w:rPr>
     </w:lvl>
   </w:abstractNum>
-  <w:abstractNum w:abstractNumId="4" w15:restartNumberingAfterBreak="0">
-    <w:nsid w:val="1FC74510"/>
+  <w:abstractNum w:abstractNumId="9" w15:restartNumberingAfterBreak="0">
+    <w:nsid w:val="790D3B3A"/>
     <w:multiLevelType w:val="multilevel"/>
-    <w:tmpl w:val="94CCED42"/>
-    <w:lvl w:ilvl="0">
-      <w:start w:val="1"/>
-      <w:numFmt w:val="decimal"/>
-      <w:lvlText w:val="%1."/>
-      <w:lvlJc w:val="left"/>
-      <w:pPr>
-        <w:tabs>
-          <w:tab w:val="num" w:pos="720"/>
-        </w:tabs>
-        <w:ind w:left="720" w:hanging="360"/>
-      </w:pPr>
-    </w:lvl>
-    <w:lvl w:ilvl="1" w:tentative="1">
-      <w:start w:val="1"/>
-      <w:numFmt w:val="decimal"/>
-      <w:lvlText w:val="%2."/>
-      <w:lvlJc w:val="left"/>
-      <w:pPr>
-        <w:tabs>
-          <w:tab w:val="num" w:pos="1440"/>
-        </w:tabs>
-        <w:ind w:left="1440" w:hanging="360"/>
-      </w:pPr>
-    </w:lvl>
-    <w:lvl w:ilvl="2" w:tentative="1">
-      <w:start w:val="1"/>
-      <w:numFmt w:val="decimal"/>
-      <w:lvlText w:val="%3."/>
-      <w:lvlJc w:val="left"/>
-      <w:pPr>
-        <w:tabs>
-          <w:tab w:val="num" w:pos="2160"/>
-        </w:tabs>
-        <w:ind w:left="2160" w:hanging="360"/>
-      </w:pPr>
-    </w:lvl>
-    <w:lvl w:ilvl="3" w:tentative="1">
-      <w:start w:val="1"/>
-      <w:numFmt w:val="decimal"/>
-      <w:lvlText w:val="%4."/>
-      <w:lvlJc w:val="left"/>
-      <w:pPr>
-        <w:tabs>
-          <w:tab w:val="num" w:pos="2880"/>
-        </w:tabs>
-        <w:ind w:left="2880" w:hanging="360"/>
-      </w:pPr>
-    </w:lvl>
-    <w:lvl w:ilvl="4" w:tentative="1">
-      <w:start w:val="1"/>
-      <w:numFmt w:val="decimal"/>
-      <w:lvlText w:val="%5."/>
-      <w:lvlJc w:val="left"/>
-      <w:pPr>
-        <w:tabs>
-          <w:tab w:val="num" w:pos="3600"/>
-        </w:tabs>
-        <w:ind w:left="3600" w:hanging="360"/>
-      </w:pPr>
-    </w:lvl>
-    <w:lvl w:ilvl="5" w:tentative="1">
-      <w:start w:val="1"/>
-      <w:numFmt w:val="decimal"/>
-      <w:lvlText w:val="%6."/>
-      <w:lvlJc w:val="left"/>
-      <w:pPr>
-        <w:tabs>
-          <w:tab w:val="num" w:pos="4320"/>
-        </w:tabs>
-        <w:ind w:left="4320" w:hanging="360"/>
-      </w:pPr>
-    </w:lvl>
-    <w:lvl w:ilvl="6" w:tentative="1">
-      <w:start w:val="1"/>
-      <w:numFmt w:val="decimal"/>
-      <w:lvlText w:val="%7."/>
-      <w:lvlJc w:val="left"/>
-      <w:pPr>
-        <w:tabs>
-          <w:tab w:val="num" w:pos="5040"/>
-        </w:tabs>
-        <w:ind w:left="5040" w:hanging="360"/>
-      </w:pPr>
-    </w:lvl>
-    <w:lvl w:ilvl="7" w:tentative="1">
-      <w:start w:val="1"/>
-      <w:numFmt w:val="decimal"/>
-      <w:lvlText w:val="%8."/>
-      <w:lvlJc w:val="left"/>
-      <w:pPr>
-        <w:tabs>
-          <w:tab w:val="num" w:pos="5760"/>
-        </w:tabs>
-        <w:ind w:left="5760" w:hanging="360"/>
-      </w:pPr>
-    </w:lvl>
-    <w:lvl w:ilvl="8" w:tentative="1">
-      <w:start w:val="1"/>
-      <w:numFmt w:val="decimal"/>
-      <w:lvlText w:val="%9."/>
-      <w:lvlJc w:val="left"/>
-      <w:pPr>
-        <w:tabs>
-          <w:tab w:val="num" w:pos="6480"/>
-        </w:tabs>
-        <w:ind w:left="6480" w:hanging="360"/>
-      </w:pPr>
-    </w:lvl>
-  </w:abstractNum>
-  <w:abstractNum w:abstractNumId="5" w15:restartNumberingAfterBreak="0">
-    <w:nsid w:val="2F3A7F23"/>
-    <w:multiLevelType w:val="multilevel"/>
-    <w:tmpl w:val="5CEC55B4"/>
-    <w:lvl w:ilvl="0">
-      <w:start w:val="1"/>
-      <w:numFmt w:val="decimal"/>
-      <w:lvlText w:val="%1."/>
-      <w:lvlJc w:val="left"/>
-      <w:pPr>
-        <w:tabs>
-          <w:tab w:val="num" w:pos="720"/>
-        </w:tabs>
-        <w:ind w:left="720" w:hanging="360"/>
-      </w:pPr>
-    </w:lvl>
-    <w:lvl w:ilvl="1" w:tentative="1">
-      <w:start w:val="1"/>
-      <w:numFmt w:val="decimal"/>
-      <w:lvlText w:val="%2."/>
-      <w:lvlJc w:val="left"/>
-      <w:pPr>
-        <w:tabs>
-          <w:tab w:val="num" w:pos="1440"/>
-        </w:tabs>
-        <w:ind w:left="1440" w:hanging="360"/>
-      </w:pPr>
-    </w:lvl>
-    <w:lvl w:ilvl="2" w:tentative="1">
-      <w:start w:val="1"/>
-      <w:numFmt w:val="decimal"/>
-      <w:lvlText w:val="%3."/>
-      <w:lvlJc w:val="left"/>
-      <w:pPr>
-        <w:tabs>
-          <w:tab w:val="num" w:pos="2160"/>
-        </w:tabs>
-        <w:ind w:left="2160" w:hanging="360"/>
-      </w:pPr>
-    </w:lvl>
-    <w:lvl w:ilvl="3" w:tentative="1">
-      <w:start w:val="1"/>
-      <w:numFmt w:val="decimal"/>
-      <w:lvlText w:val="%4."/>
-      <w:lvlJc w:val="left"/>
-      <w:pPr>
-        <w:tabs>
-          <w:tab w:val="num" w:pos="2880"/>
-        </w:tabs>
-        <w:ind w:left="2880" w:hanging="360"/>
-      </w:pPr>
-    </w:lvl>
-    <w:lvl w:ilvl="4" w:tentative="1">
-      <w:start w:val="1"/>
-      <w:numFmt w:val="decimal"/>
-      <w:lvlText w:val="%5."/>
-      <w:lvlJc w:val="left"/>
-      <w:pPr>
-        <w:tabs>
-          <w:tab w:val="num" w:pos="3600"/>
-        </w:tabs>
-        <w:ind w:left="3600" w:hanging="360"/>
-      </w:pPr>
-    </w:lvl>
-    <w:lvl w:ilvl="5" w:tentative="1">
-      <w:start w:val="1"/>
-      <w:numFmt w:val="decimal"/>
-      <w:lvlText w:val="%6."/>
-      <w:lvlJc w:val="left"/>
-      <w:pPr>
-        <w:tabs>
-          <w:tab w:val="num" w:pos="4320"/>
-        </w:tabs>
-        <w:ind w:left="4320" w:hanging="360"/>
-      </w:pPr>
-    </w:lvl>
-    <w:lvl w:ilvl="6" w:tentative="1">
-      <w:start w:val="1"/>
-      <w:numFmt w:val="decimal"/>
-      <w:lvlText w:val="%7."/>
-      <w:lvlJc w:val="left"/>
-      <w:pPr>
-        <w:tabs>
-          <w:tab w:val="num" w:pos="5040"/>
-        </w:tabs>
-        <w:ind w:left="5040" w:hanging="360"/>
-      </w:pPr>
-    </w:lvl>
-    <w:lvl w:ilvl="7" w:tentative="1">
-      <w:start w:val="1"/>
-      <w:numFmt w:val="decimal"/>
-      <w:lvlText w:val="%8."/>
-      <w:lvlJc w:val="left"/>
-      <w:pPr>
-        <w:tabs>
-          <w:tab w:val="num" w:pos="5760"/>
-        </w:tabs>
-        <w:ind w:left="5760" w:hanging="360"/>
-      </w:pPr>
-    </w:lvl>
-    <w:lvl w:ilvl="8" w:tentative="1">
-      <w:start w:val="1"/>
-      <w:numFmt w:val="decimal"/>
-      <w:lvlText w:val="%9."/>
-      <w:lvlJc w:val="left"/>
-      <w:pPr>
-        <w:tabs>
-          <w:tab w:val="num" w:pos="6480"/>
-        </w:tabs>
-        <w:ind w:left="6480" w:hanging="360"/>
-      </w:pPr>
-    </w:lvl>
-  </w:abstractNum>
-  <w:abstractNum w:abstractNumId="6" w15:restartNumberingAfterBreak="0">
-    <w:nsid w:val="38D45443"/>
-    <w:multiLevelType w:val="multilevel"/>
-    <w:tmpl w:val="966C2EAC"/>
-    <w:lvl w:ilvl="0">
-      <w:start w:val="1"/>
-      <w:numFmt w:val="decimal"/>
-      <w:lvlText w:val="%1."/>
-      <w:lvlJc w:val="left"/>
-      <w:pPr>
-        <w:tabs>
-          <w:tab w:val="num" w:pos="720"/>
-        </w:tabs>
-        <w:ind w:left="720" w:hanging="360"/>
-      </w:pPr>
-    </w:lvl>
-    <w:lvl w:ilvl="1" w:tentative="1">
-      <w:start w:val="1"/>
-      <w:numFmt w:val="decimal"/>
-      <w:lvlText w:val="%2."/>
-      <w:lvlJc w:val="left"/>
-      <w:pPr>
-        <w:tabs>
-          <w:tab w:val="num" w:pos="1440"/>
-        </w:tabs>
-        <w:ind w:left="1440" w:hanging="360"/>
-      </w:pPr>
-    </w:lvl>
-    <w:lvl w:ilvl="2" w:tentative="1">
-      <w:start w:val="1"/>
-      <w:numFmt w:val="decimal"/>
-      <w:lvlText w:val="%3."/>
-      <w:lvlJc w:val="left"/>
-      <w:pPr>
-        <w:tabs>
-          <w:tab w:val="num" w:pos="2160"/>
-        </w:tabs>
-        <w:ind w:left="2160" w:hanging="360"/>
-      </w:pPr>
-    </w:lvl>
-    <w:lvl w:ilvl="3" w:tentative="1">
-      <w:start w:val="1"/>
-      <w:numFmt w:val="decimal"/>
-      <w:lvlText w:val="%4."/>
-      <w:lvlJc w:val="left"/>
-      <w:pPr>
-        <w:tabs>
-          <w:tab w:val="num" w:pos="2880"/>
-        </w:tabs>
-        <w:ind w:left="2880" w:hanging="360"/>
-      </w:pPr>
-    </w:lvl>
-    <w:lvl w:ilvl="4" w:tentative="1">
-      <w:start w:val="1"/>
-      <w:numFmt w:val="decimal"/>
-      <w:lvlText w:val="%5."/>
-      <w:lvlJc w:val="left"/>
-      <w:pPr>
-        <w:tabs>
-          <w:tab w:val="num" w:pos="3600"/>
-        </w:tabs>
-        <w:ind w:left="3600" w:hanging="360"/>
-      </w:pPr>
-    </w:lvl>
-    <w:lvl w:ilvl="5" w:tentative="1">
-      <w:start w:val="1"/>
-      <w:numFmt w:val="decimal"/>
-      <w:lvlText w:val="%6."/>
-      <w:lvlJc w:val="left"/>
-      <w:pPr>
-        <w:tabs>
-          <w:tab w:val="num" w:pos="4320"/>
-        </w:tabs>
-        <w:ind w:left="4320" w:hanging="360"/>
-      </w:pPr>
-    </w:lvl>
-    <w:lvl w:ilvl="6" w:tentative="1">
-      <w:start w:val="1"/>
-      <w:numFmt w:val="decimal"/>
-      <w:lvlText w:val="%7."/>
-      <w:lvlJc w:val="left"/>
-      <w:pPr>
-        <w:tabs>
-          <w:tab w:val="num" w:pos="5040"/>
-        </w:tabs>
-        <w:ind w:left="5040" w:hanging="360"/>
-      </w:pPr>
-    </w:lvl>
-    <w:lvl w:ilvl="7" w:tentative="1">
-      <w:start w:val="1"/>
-      <w:numFmt w:val="decimal"/>
-      <w:lvlText w:val="%8."/>
-      <w:lvlJc w:val="left"/>
-      <w:pPr>
-        <w:tabs>
-          <w:tab w:val="num" w:pos="5760"/>
-        </w:tabs>
-        <w:ind w:left="5760" w:hanging="360"/>
-      </w:pPr>
-    </w:lvl>
-    <w:lvl w:ilvl="8" w:tentative="1">
-      <w:start w:val="1"/>
-      <w:numFmt w:val="decimal"/>
-      <w:lvlText w:val="%9."/>
-      <w:lvlJc w:val="left"/>
-      <w:pPr>
-        <w:tabs>
-          <w:tab w:val="num" w:pos="6480"/>
-        </w:tabs>
-        <w:ind w:left="6480" w:hanging="360"/>
-      </w:pPr>
-    </w:lvl>
-  </w:abstractNum>
-  <w:abstractNum w:abstractNumId="7" w15:restartNumberingAfterBreak="0">
-    <w:nsid w:val="5EEC50B9"/>
-    <w:multiLevelType w:val="multilevel"/>
-    <w:tmpl w:val="3A346404"/>
+    <w:tmpl w:val="C956641E"/>
     <w:lvl w:ilvl="0">
       <w:start w:val="1"/>
       <w:numFmt w:val="bullet"/>
@@ -5087,123 +6242,10 @@
       </w:rPr>
     </w:lvl>
   </w:abstractNum>
-  <w:abstractNum w:abstractNumId="8" w15:restartNumberingAfterBreak="0">
-    <w:nsid w:val="60C76D4C"/>
+  <w:abstractNum w:abstractNumId="10" w15:restartNumberingAfterBreak="0">
+    <w:nsid w:val="7E49185C"/>
     <w:multiLevelType w:val="multilevel"/>
-    <w:tmpl w:val="8C7CE0B4"/>
-    <w:lvl w:ilvl="0">
-      <w:start w:val="1"/>
-      <w:numFmt w:val="decimal"/>
-      <w:lvlText w:val="%1."/>
-      <w:lvlJc w:val="left"/>
-      <w:pPr>
-        <w:tabs>
-          <w:tab w:val="num" w:pos="720"/>
-        </w:tabs>
-        <w:ind w:left="720" w:hanging="360"/>
-      </w:pPr>
-    </w:lvl>
-    <w:lvl w:ilvl="1" w:tentative="1">
-      <w:start w:val="1"/>
-      <w:numFmt w:val="decimal"/>
-      <w:lvlText w:val="%2."/>
-      <w:lvlJc w:val="left"/>
-      <w:pPr>
-        <w:tabs>
-          <w:tab w:val="num" w:pos="1440"/>
-        </w:tabs>
-        <w:ind w:left="1440" w:hanging="360"/>
-      </w:pPr>
-    </w:lvl>
-    <w:lvl w:ilvl="2" w:tentative="1">
-      <w:start w:val="1"/>
-      <w:numFmt w:val="decimal"/>
-      <w:lvlText w:val="%3."/>
-      <w:lvlJc w:val="left"/>
-      <w:pPr>
-        <w:tabs>
-          <w:tab w:val="num" w:pos="2160"/>
-        </w:tabs>
-        <w:ind w:left="2160" w:hanging="360"/>
-      </w:pPr>
-    </w:lvl>
-    <w:lvl w:ilvl="3" w:tentative="1">
-      <w:start w:val="1"/>
-      <w:numFmt w:val="decimal"/>
-      <w:lvlText w:val="%4."/>
-      <w:lvlJc w:val="left"/>
-      <w:pPr>
-        <w:tabs>
-          <w:tab w:val="num" w:pos="2880"/>
-        </w:tabs>
-        <w:ind w:left="2880" w:hanging="360"/>
-      </w:pPr>
-    </w:lvl>
-    <w:lvl w:ilvl="4" w:tentative="1">
-      <w:start w:val="1"/>
-      <w:numFmt w:val="decimal"/>
-      <w:lvlText w:val="%5."/>
-      <w:lvlJc w:val="left"/>
-      <w:pPr>
-        <w:tabs>
-          <w:tab w:val="num" w:pos="3600"/>
-        </w:tabs>
-        <w:ind w:left="3600" w:hanging="360"/>
-      </w:pPr>
-    </w:lvl>
-    <w:lvl w:ilvl="5" w:tentative="1">
-      <w:start w:val="1"/>
-      <w:numFmt w:val="decimal"/>
-      <w:lvlText w:val="%6."/>
-      <w:lvlJc w:val="left"/>
-      <w:pPr>
-        <w:tabs>
-          <w:tab w:val="num" w:pos="4320"/>
-        </w:tabs>
-        <w:ind w:left="4320" w:hanging="360"/>
-      </w:pPr>
-    </w:lvl>
-    <w:lvl w:ilvl="6" w:tentative="1">
-      <w:start w:val="1"/>
-      <w:numFmt w:val="decimal"/>
-      <w:lvlText w:val="%7."/>
-      <w:lvlJc w:val="left"/>
-      <w:pPr>
-        <w:tabs>
-          <w:tab w:val="num" w:pos="5040"/>
-        </w:tabs>
-        <w:ind w:left="5040" w:hanging="360"/>
-      </w:pPr>
-    </w:lvl>
-    <w:lvl w:ilvl="7" w:tentative="1">
-      <w:start w:val="1"/>
-      <w:numFmt w:val="decimal"/>
-      <w:lvlText w:val="%8."/>
-      <w:lvlJc w:val="left"/>
-      <w:pPr>
-        <w:tabs>
-          <w:tab w:val="num" w:pos="5760"/>
-        </w:tabs>
-        <w:ind w:left="5760" w:hanging="360"/>
-      </w:pPr>
-    </w:lvl>
-    <w:lvl w:ilvl="8" w:tentative="1">
-      <w:start w:val="1"/>
-      <w:numFmt w:val="decimal"/>
-      <w:lvlText w:val="%9."/>
-      <w:lvlJc w:val="left"/>
-      <w:pPr>
-        <w:tabs>
-          <w:tab w:val="num" w:pos="6480"/>
-        </w:tabs>
-        <w:ind w:left="6480" w:hanging="360"/>
-      </w:pPr>
-    </w:lvl>
-  </w:abstractNum>
-  <w:abstractNum w:abstractNumId="9" w15:restartNumberingAfterBreak="0">
-    <w:nsid w:val="6BB2679A"/>
-    <w:multiLevelType w:val="multilevel"/>
-    <w:tmpl w:val="9180719A"/>
+    <w:tmpl w:val="7542060E"/>
     <w:lvl w:ilvl="0">
       <w:start w:val="1"/>
       <w:numFmt w:val="bullet"/>
@@ -5349,35 +6391,38 @@
       </w:rPr>
     </w:lvl>
   </w:abstractNum>
-  <w:num w:numId="1" w16cid:durableId="1422221690">
+  <w:num w:numId="1" w16cid:durableId="154803449">
+    <w:abstractNumId w:val="6"/>
+  </w:num>
+  <w:num w:numId="2" w16cid:durableId="143592204">
+    <w:abstractNumId w:val="3"/>
+  </w:num>
+  <w:num w:numId="3" w16cid:durableId="1977449039">
+    <w:abstractNumId w:val="7"/>
+  </w:num>
+  <w:num w:numId="4" w16cid:durableId="762073698">
     <w:abstractNumId w:val="0"/>
   </w:num>
-  <w:num w:numId="2" w16cid:durableId="230194244">
+  <w:num w:numId="5" w16cid:durableId="1075975946">
+    <w:abstractNumId w:val="4"/>
+  </w:num>
+  <w:num w:numId="6" w16cid:durableId="1708137186">
+    <w:abstractNumId w:val="10"/>
+  </w:num>
+  <w:num w:numId="7" w16cid:durableId="641810866">
     <w:abstractNumId w:val="8"/>
   </w:num>
-  <w:num w:numId="3" w16cid:durableId="2023706296">
-    <w:abstractNumId w:val="2"/>
+  <w:num w:numId="8" w16cid:durableId="431635219">
+    <w:abstractNumId w:val="1"/>
   </w:num>
-  <w:num w:numId="4" w16cid:durableId="1820295124">
-    <w:abstractNumId w:val="6"/>
+  <w:num w:numId="9" w16cid:durableId="787897588">
+    <w:abstractNumId w:val="9"/>
   </w:num>
-  <w:num w:numId="5" w16cid:durableId="906957041">
+  <w:num w:numId="10" w16cid:durableId="1743213143">
     <w:abstractNumId w:val="5"/>
   </w:num>
-  <w:num w:numId="6" w16cid:durableId="891577763">
-    <w:abstractNumId w:val="1"/>
-  </w:num>
-  <w:num w:numId="7" w16cid:durableId="1222710070">
-    <w:abstractNumId w:val="9"/>
-  </w:num>
-  <w:num w:numId="8" w16cid:durableId="1136025483">
-    <w:abstractNumId w:val="4"/>
-  </w:num>
-  <w:num w:numId="9" w16cid:durableId="1171064095">
-    <w:abstractNumId w:val="7"/>
-  </w:num>
-  <w:num w:numId="10" w16cid:durableId="1193761675">
-    <w:abstractNumId w:val="3"/>
+  <w:num w:numId="11" w16cid:durableId="1570572873">
+    <w:abstractNumId w:val="2"/>
   </w:num>
 </w:numbering>
 </file>

--- a/docs/User Manual.docx
+++ b/docs/User Manual.docx
@@ -4898,14 +4898,928 @@
         <w:rPr>
           <w:rFonts w:ascii="Calibri" w:eastAsia="Times New Roman" w:hAnsi="Calibri" w:cs="Calibri"/>
         </w:rPr>
-        <w:t xml:space="preserve">6. HR &amp; Payroll </w:t>
+        <w:t>6. HR &amp; Payroll</w:t>
+      </w:r>
+    </w:p>
+    <w:p>
+      <w:pPr>
+        <w:pStyle w:val="NormalWeb"/>
+        <w:rPr>
+          <w:rFonts w:ascii="Calibri" w:hAnsi="Calibri" w:cs="Calibri"/>
+          <w:color w:val="1A1A1A"/>
+          <w:sz w:val="22"/>
+          <w:szCs w:val="22"/>
+        </w:rPr>
+      </w:pPr>
+      <w:r>
+        <w:rPr>
+          <w:rFonts w:ascii="Calibri" w:hAnsi="Calibri" w:cs="Calibri"/>
+          <w:color w:val="1A1A1A"/>
+          <w:sz w:val="22"/>
+          <w:szCs w:val="22"/>
+        </w:rPr>
+        <w:t xml:space="preserve">For Admins and the HR department. The page has 7 tabs: Employees, Attendance, Payroll, Payslip History, Cash Advances, Settings and Edit History. </w:t>
+      </w:r>
+      <w:r>
+        <w:rPr>
+          <w:rStyle w:val="Strong"/>
+          <w:rFonts w:ascii="Calibri" w:hAnsi="Calibri" w:cs="Calibri"/>
+          <w:color w:val="1A1A1A"/>
+          <w:sz w:val="22"/>
+          <w:szCs w:val="22"/>
+        </w:rPr>
+        <w:t>Settings</w:t>
+      </w:r>
+      <w:r>
+        <w:rPr>
+          <w:rFonts w:ascii="Calibri" w:hAnsi="Calibri" w:cs="Calibri"/>
+          <w:color w:val="1A1A1A"/>
+          <w:sz w:val="22"/>
+          <w:szCs w:val="22"/>
+        </w:rPr>
+        <w:t xml:space="preserve"> and </w:t>
+      </w:r>
+      <w:r>
+        <w:rPr>
+          <w:rStyle w:val="Strong"/>
+          <w:rFonts w:ascii="Calibri" w:hAnsi="Calibri" w:cs="Calibri"/>
+          <w:color w:val="1A1A1A"/>
+          <w:sz w:val="22"/>
+          <w:szCs w:val="22"/>
+        </w:rPr>
+        <w:t>Edit History</w:t>
+      </w:r>
+      <w:r>
+        <w:rPr>
+          <w:rFonts w:ascii="Calibri" w:hAnsi="Calibri" w:cs="Calibri"/>
+          <w:color w:val="1A1A1A"/>
+          <w:sz w:val="22"/>
+          <w:szCs w:val="22"/>
+        </w:rPr>
+        <w:t xml:space="preserve"> are for Admins and the HR Supervisor. </w:t>
       </w:r>
       <w:r>
         <w:rPr>
           <w:rStyle w:val="Emphasis"/>
-          <w:rFonts w:ascii="Calibri" w:eastAsia="Times New Roman" w:hAnsi="Calibri" w:cs="Calibri"/>
-        </w:rPr>
-        <w:t>(coming soon)</w:t>
+          <w:rFonts w:ascii="Calibri" w:hAnsi="Calibri" w:cs="Calibri"/>
+          <w:color w:val="1A1A1A"/>
+          <w:sz w:val="22"/>
+          <w:szCs w:val="22"/>
+        </w:rPr>
+        <w:t>(So far only Employees is built.)</w:t>
+      </w:r>
+    </w:p>
+    <w:p>
+      <w:pPr>
+        <w:pStyle w:val="Heading2"/>
+        <w:rPr>
+          <w:rFonts w:ascii="Calibri" w:eastAsia="Times New Roman" w:hAnsi="Calibri" w:cs="Calibri"/>
+        </w:rPr>
+      </w:pPr>
+      <w:r>
+        <w:rPr>
+          <w:rFonts w:ascii="Calibri" w:eastAsia="Times New Roman" w:hAnsi="Calibri" w:cs="Calibri"/>
+        </w:rPr>
+        <w:t>Employees</w:t>
+      </w:r>
+    </w:p>
+    <w:p>
+      <w:pPr>
+        <w:pStyle w:val="NormalWeb"/>
+        <w:rPr>
+          <w:rFonts w:ascii="Calibri" w:hAnsi="Calibri" w:cs="Calibri"/>
+          <w:color w:val="1A1A1A"/>
+          <w:sz w:val="22"/>
+          <w:szCs w:val="22"/>
+        </w:rPr>
+      </w:pPr>
+      <w:r>
+        <w:rPr>
+          <w:rFonts w:ascii="Calibri" w:hAnsi="Calibri" w:cs="Calibri"/>
+          <w:color w:val="1A1A1A"/>
+          <w:sz w:val="22"/>
+          <w:szCs w:val="22"/>
+        </w:rPr>
+        <w:t xml:space="preserve">Everyone who works for the company: </w:t>
+      </w:r>
+      <w:r>
+        <w:rPr>
+          <w:rStyle w:val="Strong"/>
+          <w:rFonts w:ascii="Calibri" w:hAnsi="Calibri" w:cs="Calibri"/>
+          <w:color w:val="1A1A1A"/>
+          <w:sz w:val="22"/>
+          <w:szCs w:val="22"/>
+        </w:rPr>
+        <w:t>office staff</w:t>
+      </w:r>
+      <w:r>
+        <w:rPr>
+          <w:rFonts w:ascii="Calibri" w:hAnsi="Calibri" w:cs="Calibri"/>
+          <w:color w:val="1A1A1A"/>
+          <w:sz w:val="22"/>
+          <w:szCs w:val="22"/>
+        </w:rPr>
+        <w:t xml:space="preserve"> and </w:t>
+      </w:r>
+      <w:r>
+        <w:rPr>
+          <w:rStyle w:val="Strong"/>
+          <w:rFonts w:ascii="Calibri" w:hAnsi="Calibri" w:cs="Calibri"/>
+          <w:color w:val="1A1A1A"/>
+          <w:sz w:val="22"/>
+          <w:szCs w:val="22"/>
+        </w:rPr>
+        <w:t>site workers</w:t>
+      </w:r>
+      <w:r>
+        <w:rPr>
+          <w:rFonts w:ascii="Calibri" w:hAnsi="Calibri" w:cs="Calibri"/>
+          <w:color w:val="1A1A1A"/>
+          <w:sz w:val="22"/>
+          <w:szCs w:val="22"/>
+        </w:rPr>
+        <w:t>.</w:t>
+      </w:r>
+    </w:p>
+    <w:p>
+      <w:pPr>
+        <w:pStyle w:val="NormalWeb"/>
+        <w:rPr>
+          <w:rFonts w:ascii="Calibri" w:hAnsi="Calibri" w:cs="Calibri"/>
+          <w:color w:val="1A1A1A"/>
+          <w:sz w:val="22"/>
+          <w:szCs w:val="22"/>
+        </w:rPr>
+      </w:pPr>
+      <w:r>
+        <w:rPr>
+          <w:rStyle w:val="Strong"/>
+          <w:rFonts w:ascii="Calibri" w:hAnsi="Calibri" w:cs="Calibri"/>
+          <w:color w:val="1A1A1A"/>
+          <w:sz w:val="22"/>
+          <w:szCs w:val="22"/>
+        </w:rPr>
+        <w:t>Add an employee</w:t>
+      </w:r>
+    </w:p>
+    <w:p>
+      <w:pPr>
+        <w:numPr>
+          <w:ilvl w:val="0"/>
+          <w:numId w:val="12"/>
+        </w:numPr>
+        <w:spacing w:before="100" w:beforeAutospacing="1" w:after="100" w:afterAutospacing="1"/>
+        <w:rPr>
+          <w:rFonts w:ascii="Calibri" w:eastAsia="Times New Roman" w:hAnsi="Calibri" w:cs="Calibri"/>
+          <w:color w:val="1A1A1A"/>
+          <w:sz w:val="22"/>
+          <w:szCs w:val="22"/>
+        </w:rPr>
+      </w:pPr>
+      <w:r>
+        <w:rPr>
+          <w:rFonts w:ascii="Calibri" w:eastAsia="Times New Roman" w:hAnsi="Calibri" w:cs="Calibri"/>
+          <w:color w:val="1A1A1A"/>
+          <w:sz w:val="22"/>
+          <w:szCs w:val="22"/>
+        </w:rPr>
+        <w:t xml:space="preserve">Click </w:t>
+      </w:r>
+      <w:r>
+        <w:rPr>
+          <w:rStyle w:val="Strong"/>
+          <w:rFonts w:ascii="Calibri" w:eastAsia="Times New Roman" w:hAnsi="Calibri" w:cs="Calibri"/>
+          <w:color w:val="1A1A1A"/>
+          <w:sz w:val="22"/>
+          <w:szCs w:val="22"/>
+        </w:rPr>
+        <w:t>Add Employee</w:t>
+      </w:r>
+      <w:r>
+        <w:rPr>
+          <w:rFonts w:ascii="Calibri" w:eastAsia="Times New Roman" w:hAnsi="Calibri" w:cs="Calibri"/>
+          <w:color w:val="1A1A1A"/>
+          <w:sz w:val="22"/>
+          <w:szCs w:val="22"/>
+        </w:rPr>
+        <w:t>.</w:t>
+      </w:r>
+    </w:p>
+    <w:p>
+      <w:pPr>
+        <w:numPr>
+          <w:ilvl w:val="0"/>
+          <w:numId w:val="12"/>
+        </w:numPr>
+        <w:spacing w:before="100" w:beforeAutospacing="1" w:after="100" w:afterAutospacing="1"/>
+        <w:rPr>
+          <w:rFonts w:ascii="Calibri" w:eastAsia="Times New Roman" w:hAnsi="Calibri" w:cs="Calibri"/>
+          <w:color w:val="1A1A1A"/>
+          <w:sz w:val="22"/>
+          <w:szCs w:val="22"/>
+        </w:rPr>
+      </w:pPr>
+      <w:r>
+        <w:rPr>
+          <w:rFonts w:ascii="Calibri" w:eastAsia="Times New Roman" w:hAnsi="Calibri" w:cs="Calibri"/>
+          <w:color w:val="1A1A1A"/>
+          <w:sz w:val="22"/>
+          <w:szCs w:val="22"/>
+        </w:rPr>
+        <w:t xml:space="preserve">Fill in the </w:t>
+      </w:r>
+      <w:r>
+        <w:rPr>
+          <w:rStyle w:val="Strong"/>
+          <w:rFonts w:ascii="Calibri" w:eastAsia="Times New Roman" w:hAnsi="Calibri" w:cs="Calibri"/>
+          <w:color w:val="1A1A1A"/>
+          <w:sz w:val="22"/>
+          <w:szCs w:val="22"/>
+        </w:rPr>
+        <w:t>full name</w:t>
+      </w:r>
+      <w:r>
+        <w:rPr>
+          <w:rFonts w:ascii="Calibri" w:eastAsia="Times New Roman" w:hAnsi="Calibri" w:cs="Calibri"/>
+          <w:color w:val="1A1A1A"/>
+          <w:sz w:val="22"/>
+          <w:szCs w:val="22"/>
+        </w:rPr>
+        <w:t>, contact number, address and position.</w:t>
+      </w:r>
+    </w:p>
+    <w:p>
+      <w:pPr>
+        <w:numPr>
+          <w:ilvl w:val="0"/>
+          <w:numId w:val="12"/>
+        </w:numPr>
+        <w:spacing w:before="100" w:beforeAutospacing="1" w:after="100" w:afterAutospacing="1"/>
+        <w:rPr>
+          <w:rFonts w:ascii="Calibri" w:eastAsia="Times New Roman" w:hAnsi="Calibri" w:cs="Calibri"/>
+          <w:color w:val="1A1A1A"/>
+          <w:sz w:val="22"/>
+          <w:szCs w:val="22"/>
+        </w:rPr>
+      </w:pPr>
+      <w:r>
+        <w:rPr>
+          <w:rFonts w:ascii="Calibri" w:eastAsia="Times New Roman" w:hAnsi="Calibri" w:cs="Calibri"/>
+          <w:color w:val="1A1A1A"/>
+          <w:sz w:val="22"/>
+          <w:szCs w:val="22"/>
+        </w:rPr>
+        <w:t xml:space="preserve">Choose the </w:t>
+      </w:r>
+      <w:r>
+        <w:rPr>
+          <w:rStyle w:val="Strong"/>
+          <w:rFonts w:ascii="Calibri" w:eastAsia="Times New Roman" w:hAnsi="Calibri" w:cs="Calibri"/>
+          <w:color w:val="1A1A1A"/>
+          <w:sz w:val="22"/>
+          <w:szCs w:val="22"/>
+        </w:rPr>
+        <w:t>department</w:t>
+      </w:r>
+      <w:r>
+        <w:rPr>
+          <w:rFonts w:ascii="Calibri" w:eastAsia="Times New Roman" w:hAnsi="Calibri" w:cs="Calibri"/>
+          <w:color w:val="1A1A1A"/>
+          <w:sz w:val="22"/>
+          <w:szCs w:val="22"/>
+        </w:rPr>
+        <w:t xml:space="preserve">. Choose </w:t>
+      </w:r>
+      <w:r>
+        <w:rPr>
+          <w:rStyle w:val="Strong"/>
+          <w:rFonts w:ascii="Calibri" w:eastAsia="Times New Roman" w:hAnsi="Calibri" w:cs="Calibri"/>
+          <w:color w:val="1A1A1A"/>
+          <w:sz w:val="22"/>
+          <w:szCs w:val="22"/>
+        </w:rPr>
+        <w:t>Site</w:t>
+      </w:r>
+      <w:r>
+        <w:rPr>
+          <w:rFonts w:ascii="Calibri" w:eastAsia="Times New Roman" w:hAnsi="Calibri" w:cs="Calibri"/>
+          <w:color w:val="1A1A1A"/>
+          <w:sz w:val="22"/>
+          <w:szCs w:val="22"/>
+        </w:rPr>
+        <w:t xml:space="preserve"> </w:t>
+      </w:r>
+      <w:r>
+        <w:rPr>
+          <w:rFonts w:ascii="Calibri" w:eastAsia="Times New Roman" w:hAnsi="Calibri" w:cs="Calibri"/>
+          <w:color w:val="1A1A1A"/>
+          <w:sz w:val="22"/>
+          <w:szCs w:val="22"/>
+        </w:rPr>
+        <w:t>for site workers. The pay schedule follows automatically:</w:t>
+      </w:r>
+    </w:p>
+    <w:p>
+      <w:pPr>
+        <w:numPr>
+          <w:ilvl w:val="1"/>
+          <w:numId w:val="12"/>
+        </w:numPr>
+        <w:spacing w:before="100" w:beforeAutospacing="1" w:after="100" w:afterAutospacing="1"/>
+        <w:rPr>
+          <w:rFonts w:ascii="Calibri" w:eastAsia="Times New Roman" w:hAnsi="Calibri" w:cs="Calibri"/>
+          <w:color w:val="1A1A1A"/>
+          <w:sz w:val="22"/>
+          <w:szCs w:val="22"/>
+        </w:rPr>
+      </w:pPr>
+      <w:r>
+        <w:rPr>
+          <w:rStyle w:val="Strong"/>
+          <w:rFonts w:ascii="Calibri" w:eastAsia="Times New Roman" w:hAnsi="Calibri" w:cs="Calibri"/>
+          <w:color w:val="1A1A1A"/>
+          <w:sz w:val="22"/>
+          <w:szCs w:val="22"/>
+        </w:rPr>
+        <w:t>Site:</w:t>
+      </w:r>
+      <w:r>
+        <w:rPr>
+          <w:rFonts w:ascii="Calibri" w:eastAsia="Times New Roman" w:hAnsi="Calibri" w:cs="Calibri"/>
+          <w:color w:val="1A1A1A"/>
+          <w:sz w:val="22"/>
+          <w:szCs w:val="22"/>
+        </w:rPr>
+        <w:t xml:space="preserve"> paid every Saturday</w:t>
+      </w:r>
+    </w:p>
+    <w:p>
+      <w:pPr>
+        <w:numPr>
+          <w:ilvl w:val="1"/>
+          <w:numId w:val="12"/>
+        </w:numPr>
+        <w:spacing w:before="100" w:beforeAutospacing="1" w:after="100" w:afterAutospacing="1"/>
+        <w:rPr>
+          <w:rFonts w:ascii="Calibri" w:eastAsia="Times New Roman" w:hAnsi="Calibri" w:cs="Calibri"/>
+          <w:color w:val="1A1A1A"/>
+          <w:sz w:val="22"/>
+          <w:szCs w:val="22"/>
+        </w:rPr>
+      </w:pPr>
+      <w:r>
+        <w:rPr>
+          <w:rStyle w:val="Strong"/>
+          <w:rFonts w:ascii="Calibri" w:eastAsia="Times New Roman" w:hAnsi="Calibri" w:cs="Calibri"/>
+          <w:color w:val="1A1A1A"/>
+          <w:sz w:val="22"/>
+          <w:szCs w:val="22"/>
+        </w:rPr>
+        <w:t>everyone else:</w:t>
+      </w:r>
+      <w:r>
+        <w:rPr>
+          <w:rFonts w:ascii="Calibri" w:eastAsia="Times New Roman" w:hAnsi="Calibri" w:cs="Calibri"/>
+          <w:color w:val="1A1A1A"/>
+          <w:sz w:val="22"/>
+          <w:szCs w:val="22"/>
+        </w:rPr>
+        <w:t xml:space="preserve"> paid the 15th and 30th</w:t>
+      </w:r>
+    </w:p>
+    <w:p>
+      <w:pPr>
+        <w:numPr>
+          <w:ilvl w:val="0"/>
+          <w:numId w:val="12"/>
+        </w:numPr>
+        <w:spacing w:before="100" w:beforeAutospacing="1" w:after="100" w:afterAutospacing="1"/>
+        <w:rPr>
+          <w:rFonts w:ascii="Calibri" w:eastAsia="Times New Roman" w:hAnsi="Calibri" w:cs="Calibri"/>
+          <w:color w:val="1A1A1A"/>
+          <w:sz w:val="22"/>
+          <w:szCs w:val="22"/>
+        </w:rPr>
+      </w:pPr>
+      <w:r>
+        <w:rPr>
+          <w:rFonts w:ascii="Calibri" w:eastAsia="Times New Roman" w:hAnsi="Calibri" w:cs="Calibri"/>
+          <w:color w:val="1A1A1A"/>
+          <w:sz w:val="22"/>
+          <w:szCs w:val="22"/>
+        </w:rPr>
+        <w:t xml:space="preserve">Type the </w:t>
+      </w:r>
+      <w:r>
+        <w:rPr>
+          <w:rStyle w:val="Strong"/>
+          <w:rFonts w:ascii="Calibri" w:eastAsia="Times New Roman" w:hAnsi="Calibri" w:cs="Calibri"/>
+          <w:color w:val="1A1A1A"/>
+          <w:sz w:val="22"/>
+          <w:szCs w:val="22"/>
+        </w:rPr>
+        <w:t>daily rate</w:t>
+      </w:r>
+      <w:r>
+        <w:rPr>
+          <w:rFonts w:ascii="Calibri" w:eastAsia="Times New Roman" w:hAnsi="Calibri" w:cs="Calibri"/>
+          <w:color w:val="1A1A1A"/>
+          <w:sz w:val="22"/>
+          <w:szCs w:val="22"/>
+        </w:rPr>
+        <w:t xml:space="preserve"> and the date it </w:t>
+      </w:r>
+      <w:r>
+        <w:rPr>
+          <w:rStyle w:val="Strong"/>
+          <w:rFonts w:ascii="Calibri" w:eastAsia="Times New Roman" w:hAnsi="Calibri" w:cs="Calibri"/>
+          <w:color w:val="1A1A1A"/>
+          <w:sz w:val="22"/>
+          <w:szCs w:val="22"/>
+        </w:rPr>
+        <w:t>applies from</w:t>
+      </w:r>
+      <w:r>
+        <w:rPr>
+          <w:rFonts w:ascii="Calibri" w:eastAsia="Times New Roman" w:hAnsi="Calibri" w:cs="Calibri"/>
+          <w:color w:val="1A1A1A"/>
+          <w:sz w:val="22"/>
+          <w:szCs w:val="22"/>
+        </w:rPr>
+        <w:t xml:space="preserve"> (usually today).</w:t>
+      </w:r>
+    </w:p>
+    <w:p>
+      <w:pPr>
+        <w:numPr>
+          <w:ilvl w:val="0"/>
+          <w:numId w:val="12"/>
+        </w:numPr>
+        <w:spacing w:before="100" w:beforeAutospacing="1" w:after="100" w:afterAutospacing="1"/>
+        <w:rPr>
+          <w:rFonts w:ascii="Calibri" w:eastAsia="Times New Roman" w:hAnsi="Calibri" w:cs="Calibri"/>
+          <w:color w:val="1A1A1A"/>
+          <w:sz w:val="22"/>
+          <w:szCs w:val="22"/>
+        </w:rPr>
+      </w:pPr>
+      <w:r>
+        <w:rPr>
+          <w:rFonts w:ascii="Calibri" w:eastAsia="Times New Roman" w:hAnsi="Calibri" w:cs="Calibri"/>
+          <w:color w:val="1A1A1A"/>
+          <w:sz w:val="22"/>
+          <w:szCs w:val="22"/>
+        </w:rPr>
+        <w:t xml:space="preserve">Type their </w:t>
+      </w:r>
+      <w:r>
+        <w:rPr>
+          <w:rStyle w:val="Strong"/>
+          <w:rFonts w:ascii="Calibri" w:eastAsia="Times New Roman" w:hAnsi="Calibri" w:cs="Calibri"/>
+          <w:color w:val="1A1A1A"/>
+          <w:sz w:val="22"/>
+          <w:szCs w:val="22"/>
+        </w:rPr>
+        <w:t>Biometric ID</w:t>
+      </w:r>
+      <w:r>
+        <w:rPr>
+          <w:rFonts w:ascii="Calibri" w:eastAsia="Times New Roman" w:hAnsi="Calibri" w:cs="Calibri"/>
+          <w:color w:val="1A1A1A"/>
+          <w:sz w:val="22"/>
+          <w:szCs w:val="22"/>
+        </w:rPr>
+        <w:t>, the number the fingerprint scanner gives them.</w:t>
+      </w:r>
+    </w:p>
+    <w:p>
+      <w:pPr>
+        <w:numPr>
+          <w:ilvl w:val="0"/>
+          <w:numId w:val="12"/>
+        </w:numPr>
+        <w:spacing w:before="100" w:beforeAutospacing="1" w:after="100" w:afterAutospacing="1"/>
+        <w:rPr>
+          <w:rFonts w:ascii="Calibri" w:eastAsia="Times New Roman" w:hAnsi="Calibri" w:cs="Calibri"/>
+          <w:color w:val="1A1A1A"/>
+          <w:sz w:val="22"/>
+          <w:szCs w:val="22"/>
+        </w:rPr>
+      </w:pPr>
+      <w:r>
+        <w:rPr>
+          <w:rStyle w:val="Strong"/>
+          <w:rFonts w:ascii="Calibri" w:eastAsia="Times New Roman" w:hAnsi="Calibri" w:cs="Calibri"/>
+          <w:color w:val="1A1A1A"/>
+          <w:sz w:val="22"/>
+          <w:szCs w:val="22"/>
+        </w:rPr>
+        <w:t>Government deductions</w:t>
+      </w:r>
+      <w:r>
+        <w:rPr>
+          <w:rFonts w:ascii="Calibri" w:eastAsia="Times New Roman" w:hAnsi="Calibri" w:cs="Calibri"/>
+          <w:color w:val="1A1A1A"/>
+          <w:sz w:val="22"/>
+          <w:szCs w:val="22"/>
+        </w:rPr>
+        <w:t xml:space="preserve"> are off by default. Tick the box only for people who should have tax, SSS, PhilHealth and Pag-IBIG deducted. The ID numbers are optional.</w:t>
+      </w:r>
+    </w:p>
+    <w:p>
+      <w:pPr>
+        <w:numPr>
+          <w:ilvl w:val="0"/>
+          <w:numId w:val="12"/>
+        </w:numPr>
+        <w:spacing w:before="100" w:beforeAutospacing="1" w:after="100" w:afterAutospacing="1"/>
+        <w:rPr>
+          <w:rFonts w:ascii="Calibri" w:eastAsia="Times New Roman" w:hAnsi="Calibri" w:cs="Calibri"/>
+          <w:color w:val="1A1A1A"/>
+          <w:sz w:val="22"/>
+          <w:szCs w:val="22"/>
+        </w:rPr>
+      </w:pPr>
+      <w:r>
+        <w:rPr>
+          <w:rFonts w:ascii="Calibri" w:eastAsia="Times New Roman" w:hAnsi="Calibri" w:cs="Calibri"/>
+          <w:color w:val="1A1A1A"/>
+          <w:sz w:val="22"/>
+          <w:szCs w:val="22"/>
+        </w:rPr>
+        <w:t xml:space="preserve">Click </w:t>
+      </w:r>
+      <w:r>
+        <w:rPr>
+          <w:rStyle w:val="Strong"/>
+          <w:rFonts w:ascii="Calibri" w:eastAsia="Times New Roman" w:hAnsi="Calibri" w:cs="Calibri"/>
+          <w:color w:val="1A1A1A"/>
+          <w:sz w:val="22"/>
+          <w:szCs w:val="22"/>
+        </w:rPr>
+        <w:t>Save</w:t>
+      </w:r>
+      <w:r>
+        <w:rPr>
+          <w:rFonts w:ascii="Calibri" w:eastAsia="Times New Roman" w:hAnsi="Calibri" w:cs="Calibri"/>
+          <w:color w:val="1A1A1A"/>
+          <w:sz w:val="22"/>
+          <w:szCs w:val="22"/>
+        </w:rPr>
+        <w:t>.</w:t>
+      </w:r>
+    </w:p>
+    <w:p>
+      <w:pPr>
+        <w:pStyle w:val="NormalWeb"/>
+        <w:rPr>
+          <w:rFonts w:ascii="Calibri" w:hAnsi="Calibri" w:cs="Calibri"/>
+          <w:color w:val="1A1A1A"/>
+          <w:sz w:val="22"/>
+          <w:szCs w:val="22"/>
+        </w:rPr>
+      </w:pPr>
+      <w:r>
+        <w:rPr>
+          <w:rStyle w:val="Strong"/>
+          <w:rFonts w:ascii="Calibri" w:hAnsi="Calibri" w:cs="Calibri"/>
+          <w:color w:val="1A1A1A"/>
+          <w:sz w:val="22"/>
+          <w:szCs w:val="22"/>
+        </w:rPr>
+        <w:t>Give someone a raise</w:t>
+      </w:r>
+    </w:p>
+    <w:p>
+      <w:pPr>
+        <w:numPr>
+          <w:ilvl w:val="0"/>
+          <w:numId w:val="13"/>
+        </w:numPr>
+        <w:spacing w:before="100" w:beforeAutospacing="1" w:after="100" w:afterAutospacing="1"/>
+        <w:rPr>
+          <w:rFonts w:ascii="Calibri" w:eastAsia="Times New Roman" w:hAnsi="Calibri" w:cs="Calibri"/>
+          <w:color w:val="1A1A1A"/>
+          <w:sz w:val="22"/>
+          <w:szCs w:val="22"/>
+        </w:rPr>
+      </w:pPr>
+      <w:r>
+        <w:rPr>
+          <w:rFonts w:ascii="Calibri" w:eastAsia="Times New Roman" w:hAnsi="Calibri" w:cs="Calibri"/>
+          <w:color w:val="1A1A1A"/>
+          <w:sz w:val="22"/>
+          <w:szCs w:val="22"/>
+        </w:rPr>
+        <w:t>Click the employee.</w:t>
+      </w:r>
+    </w:p>
+    <w:p>
+      <w:pPr>
+        <w:numPr>
+          <w:ilvl w:val="0"/>
+          <w:numId w:val="13"/>
+        </w:numPr>
+        <w:spacing w:before="100" w:beforeAutospacing="1" w:after="100" w:afterAutospacing="1"/>
+        <w:rPr>
+          <w:rFonts w:ascii="Calibri" w:eastAsia="Times New Roman" w:hAnsi="Calibri" w:cs="Calibri"/>
+          <w:color w:val="1A1A1A"/>
+          <w:sz w:val="22"/>
+          <w:szCs w:val="22"/>
+        </w:rPr>
+      </w:pPr>
+      <w:r>
+        <w:rPr>
+          <w:rFonts w:ascii="Calibri" w:eastAsia="Times New Roman" w:hAnsi="Calibri" w:cs="Calibri"/>
+          <w:color w:val="1A1A1A"/>
+          <w:sz w:val="22"/>
+          <w:szCs w:val="22"/>
+        </w:rPr>
+        <w:t xml:space="preserve">Type the new </w:t>
+      </w:r>
+      <w:r>
+        <w:rPr>
+          <w:rStyle w:val="Strong"/>
+          <w:rFonts w:ascii="Calibri" w:eastAsia="Times New Roman" w:hAnsi="Calibri" w:cs="Calibri"/>
+          <w:color w:val="1A1A1A"/>
+          <w:sz w:val="22"/>
+          <w:szCs w:val="22"/>
+        </w:rPr>
+        <w:t>daily rate</w:t>
+      </w:r>
+      <w:r>
+        <w:rPr>
+          <w:rFonts w:ascii="Calibri" w:eastAsia="Times New Roman" w:hAnsi="Calibri" w:cs="Calibri"/>
+          <w:color w:val="1A1A1A"/>
+          <w:sz w:val="22"/>
+          <w:szCs w:val="22"/>
+        </w:rPr>
+        <w:t xml:space="preserve">, and set </w:t>
+      </w:r>
+      <w:r>
+        <w:rPr>
+          <w:rStyle w:val="Strong"/>
+          <w:rFonts w:ascii="Calibri" w:eastAsia="Times New Roman" w:hAnsi="Calibri" w:cs="Calibri"/>
+          <w:color w:val="1A1A1A"/>
+          <w:sz w:val="22"/>
+          <w:szCs w:val="22"/>
+        </w:rPr>
+        <w:t>Rate applies from</w:t>
+      </w:r>
+      <w:r>
+        <w:rPr>
+          <w:rFonts w:ascii="Calibri" w:eastAsia="Times New Roman" w:hAnsi="Calibri" w:cs="Calibri"/>
+          <w:color w:val="1A1A1A"/>
+          <w:sz w:val="22"/>
+          <w:szCs w:val="22"/>
+        </w:rPr>
+        <w:t xml:space="preserve"> to the day it starts. It can be a future date.</w:t>
+      </w:r>
+    </w:p>
+    <w:p>
+      <w:pPr>
+        <w:numPr>
+          <w:ilvl w:val="0"/>
+          <w:numId w:val="13"/>
+        </w:numPr>
+        <w:spacing w:before="100" w:beforeAutospacing="1" w:after="100" w:afterAutospacing="1"/>
+        <w:rPr>
+          <w:rFonts w:ascii="Calibri" w:eastAsia="Times New Roman" w:hAnsi="Calibri" w:cs="Calibri"/>
+          <w:color w:val="1A1A1A"/>
+          <w:sz w:val="22"/>
+          <w:szCs w:val="22"/>
+        </w:rPr>
+      </w:pPr>
+      <w:r>
+        <w:rPr>
+          <w:rFonts w:ascii="Calibri" w:eastAsia="Times New Roman" w:hAnsi="Calibri" w:cs="Calibri"/>
+          <w:color w:val="1A1A1A"/>
+          <w:sz w:val="22"/>
+          <w:szCs w:val="22"/>
+        </w:rPr>
+        <w:t xml:space="preserve">Click </w:t>
+      </w:r>
+      <w:r>
+        <w:rPr>
+          <w:rStyle w:val="Strong"/>
+          <w:rFonts w:ascii="Calibri" w:eastAsia="Times New Roman" w:hAnsi="Calibri" w:cs="Calibri"/>
+          <w:color w:val="1A1A1A"/>
+          <w:sz w:val="22"/>
+          <w:szCs w:val="22"/>
+        </w:rPr>
+        <w:t>Save</w:t>
+      </w:r>
+      <w:r>
+        <w:rPr>
+          <w:rFonts w:ascii="Calibri" w:eastAsia="Times New Roman" w:hAnsi="Calibri" w:cs="Calibri"/>
+          <w:color w:val="1A1A1A"/>
+          <w:sz w:val="22"/>
+          <w:szCs w:val="22"/>
+        </w:rPr>
+        <w:t>.</w:t>
+      </w:r>
+    </w:p>
+    <w:p>
+      <w:pPr>
+        <w:pStyle w:val="NormalWeb"/>
+        <w:rPr>
+          <w:rFonts w:ascii="Calibri" w:hAnsi="Calibri" w:cs="Calibri"/>
+          <w:color w:val="1A1A1A"/>
+          <w:sz w:val="22"/>
+          <w:szCs w:val="22"/>
+        </w:rPr>
+      </w:pPr>
+      <w:r>
+        <w:rPr>
+          <w:rFonts w:ascii="Calibri" w:hAnsi="Calibri" w:cs="Calibri"/>
+          <w:color w:val="1A1A1A"/>
+          <w:sz w:val="22"/>
+          <w:szCs w:val="22"/>
+        </w:rPr>
+        <w:t xml:space="preserve">Past payslips keep the old rate. The </w:t>
+      </w:r>
+      <w:r>
+        <w:rPr>
+          <w:rStyle w:val="Strong"/>
+          <w:rFonts w:ascii="Calibri" w:hAnsi="Calibri" w:cs="Calibri"/>
+          <w:color w:val="1A1A1A"/>
+          <w:sz w:val="22"/>
+          <w:szCs w:val="22"/>
+        </w:rPr>
+        <w:t>Daily rate history</w:t>
+      </w:r>
+      <w:r>
+        <w:rPr>
+          <w:rFonts w:ascii="Calibri" w:hAnsi="Calibri" w:cs="Calibri"/>
+          <w:color w:val="1A1A1A"/>
+          <w:sz w:val="22"/>
+          <w:szCs w:val="22"/>
+        </w:rPr>
+        <w:t xml:space="preserve"> table lists every rate.</w:t>
+      </w:r>
+    </w:p>
+    <w:p>
+      <w:pPr>
+        <w:pStyle w:val="NormalWeb"/>
+        <w:rPr>
+          <w:rFonts w:ascii="Calibri" w:hAnsi="Calibri" w:cs="Calibri"/>
+          <w:color w:val="1A1A1A"/>
+          <w:sz w:val="22"/>
+          <w:szCs w:val="22"/>
+        </w:rPr>
+      </w:pPr>
+      <w:r>
+        <w:rPr>
+          <w:rStyle w:val="Strong"/>
+          <w:rFonts w:ascii="Calibri" w:hAnsi="Calibri" w:cs="Calibri"/>
+          <w:color w:val="1A1A1A"/>
+          <w:sz w:val="22"/>
+          <w:szCs w:val="22"/>
+        </w:rPr>
+        <w:t>When someone leaves:</w:t>
+      </w:r>
+      <w:r>
+        <w:rPr>
+          <w:rFonts w:ascii="Calibri" w:hAnsi="Calibri" w:cs="Calibri"/>
+          <w:color w:val="1A1A1A"/>
+          <w:sz w:val="22"/>
+          <w:szCs w:val="22"/>
+        </w:rPr>
+        <w:t xml:space="preserve"> click </w:t>
+      </w:r>
+      <w:r>
+        <w:rPr>
+          <w:rStyle w:val="Strong"/>
+          <w:rFonts w:ascii="Calibri" w:hAnsi="Calibri" w:cs="Calibri"/>
+          <w:color w:val="1A1A1A"/>
+          <w:sz w:val="22"/>
+          <w:szCs w:val="22"/>
+        </w:rPr>
+        <w:t>Mark Inactive</w:t>
+      </w:r>
+      <w:r>
+        <w:rPr>
+          <w:rFonts w:ascii="Calibri" w:hAnsi="Calibri" w:cs="Calibri"/>
+          <w:color w:val="1A1A1A"/>
+          <w:sz w:val="22"/>
+          <w:szCs w:val="22"/>
+        </w:rPr>
+        <w:t xml:space="preserve">. Their records stay, and if they have a login, it's turned off. </w:t>
+      </w:r>
+      <w:r>
+        <w:rPr>
+          <w:rStyle w:val="Strong"/>
+          <w:rFonts w:ascii="Calibri" w:hAnsi="Calibri" w:cs="Calibri"/>
+          <w:color w:val="1A1A1A"/>
+          <w:sz w:val="22"/>
+          <w:szCs w:val="22"/>
+        </w:rPr>
+        <w:t>Reactivate</w:t>
+      </w:r>
+      <w:r>
+        <w:rPr>
+          <w:rFonts w:ascii="Calibri" w:hAnsi="Calibri" w:cs="Calibri"/>
+          <w:color w:val="1A1A1A"/>
+          <w:sz w:val="22"/>
+          <w:szCs w:val="22"/>
+        </w:rPr>
+        <w:t xml:space="preserve"> brings them back. An Admin then has to turn their login on again in User Accounts.</w:t>
+      </w:r>
+    </w:p>
+    <w:p>
+      <w:pPr>
+        <w:pStyle w:val="NormalWeb"/>
+        <w:rPr>
+          <w:rFonts w:ascii="Calibri" w:hAnsi="Calibri" w:cs="Calibri"/>
+          <w:color w:val="1A1A1A"/>
+          <w:sz w:val="22"/>
+          <w:szCs w:val="22"/>
+        </w:rPr>
+      </w:pPr>
+      <w:r>
+        <w:rPr>
+          <w:rFonts w:ascii="Calibri" w:hAnsi="Calibri" w:cs="Calibri"/>
+          <w:color w:val="1A1A1A"/>
+          <w:sz w:val="22"/>
+          <w:szCs w:val="22"/>
+        </w:rPr>
+        <w:t xml:space="preserve">Use </w:t>
+      </w:r>
+      <w:r>
+        <w:rPr>
+          <w:rStyle w:val="Strong"/>
+          <w:rFonts w:ascii="Calibri" w:hAnsi="Calibri" w:cs="Calibri"/>
+          <w:color w:val="1A1A1A"/>
+          <w:sz w:val="22"/>
+          <w:szCs w:val="22"/>
+        </w:rPr>
+        <w:t>Search</w:t>
+      </w:r>
+      <w:r>
+        <w:rPr>
+          <w:rFonts w:ascii="Calibri" w:hAnsi="Calibri" w:cs="Calibri"/>
+          <w:color w:val="1A1A1A"/>
+          <w:sz w:val="22"/>
+          <w:szCs w:val="22"/>
+        </w:rPr>
+        <w:t xml:space="preserve"> (name or Biometric ID), the </w:t>
+      </w:r>
+      <w:r>
+        <w:rPr>
+          <w:rStyle w:val="Strong"/>
+          <w:rFonts w:ascii="Calibri" w:hAnsi="Calibri" w:cs="Calibri"/>
+          <w:color w:val="1A1A1A"/>
+          <w:sz w:val="22"/>
+          <w:szCs w:val="22"/>
+        </w:rPr>
+        <w:t>Status</w:t>
+      </w:r>
+      <w:r>
+        <w:rPr>
+          <w:rFonts w:ascii="Calibri" w:hAnsi="Calibri" w:cs="Calibri"/>
+          <w:color w:val="1A1A1A"/>
+          <w:sz w:val="22"/>
+          <w:szCs w:val="22"/>
+        </w:rPr>
+        <w:t xml:space="preserve"> filter (Active by default) and the </w:t>
+      </w:r>
+      <w:r>
+        <w:rPr>
+          <w:rStyle w:val="Strong"/>
+          <w:rFonts w:ascii="Calibri" w:hAnsi="Calibri" w:cs="Calibri"/>
+          <w:color w:val="1A1A1A"/>
+          <w:sz w:val="22"/>
+          <w:szCs w:val="22"/>
+        </w:rPr>
+        <w:t>Pay schedule</w:t>
+      </w:r>
+      <w:r>
+        <w:rPr>
+          <w:rFonts w:ascii="Calibri" w:hAnsi="Calibri" w:cs="Calibri"/>
+          <w:color w:val="1A1A1A"/>
+          <w:sz w:val="22"/>
+          <w:szCs w:val="22"/>
+        </w:rPr>
+        <w:t xml:space="preserve"> filter. </w:t>
+      </w:r>
+      <w:r>
+        <w:rPr>
+          <w:rStyle w:val="Strong"/>
+          <w:rFonts w:ascii="Calibri" w:hAnsi="Calibri" w:cs="Calibri"/>
+          <w:color w:val="1A1A1A"/>
+          <w:sz w:val="22"/>
+          <w:szCs w:val="22"/>
+        </w:rPr>
+        <w:t>Export</w:t>
+      </w:r>
+      <w:r>
+        <w:rPr>
+          <w:rFonts w:ascii="Calibri" w:hAnsi="Calibri" w:cs="Calibri"/>
+          <w:color w:val="1A1A1A"/>
+          <w:sz w:val="22"/>
+          <w:szCs w:val="22"/>
+        </w:rPr>
+        <w:t xml:space="preserve"> saves the list to Excel.</w:t>
       </w:r>
     </w:p>
     <w:p>
@@ -4919,7 +5833,13 @@
         <w:rPr>
           <w:rFonts w:ascii="Calibri" w:eastAsia="Times New Roman" w:hAnsi="Calibri" w:cs="Calibri"/>
         </w:rPr>
-        <w:t xml:space="preserve">7. Inventory &amp; Vendors </w:t>
+        <w:t>7. Inventory &amp; Vendors</w:t>
+      </w:r>
+      <w:r>
+        <w:rPr>
+          <w:rFonts w:ascii="Calibri" w:eastAsia="Times New Roman" w:hAnsi="Calibri" w:cs="Calibri"/>
+        </w:rPr>
+        <w:t xml:space="preserve"> </w:t>
       </w:r>
       <w:r>
         <w:rPr>
@@ -5005,9 +5925,9 @@
 <file path=word/numbering.xml><?xml version="1.0" encoding="utf-8"?>
 <w:numbering xmlns:wpc="http://schemas.microsoft.com/office/word/2010/wordprocessingCanvas" xmlns:cx="http://schemas.microsoft.com/office/drawing/2014/chartex" xmlns:cx1="http://schemas.microsoft.com/office/drawing/2015/9/8/chartex" xmlns:cx2="http://schemas.microsoft.com/office/drawing/2015/10/21/chartex" xmlns:cx3="http://schemas.microsoft.com/office/drawing/2016/5/9/chartex" xmlns:cx4="http://schemas.microsoft.com/office/drawing/2016/5/10/chartex" xmlns:cx5="http://schemas.microsoft.com/office/drawing/2016/5/11/chartex" xmlns:cx6="http://schemas.microsoft.com/office/drawing/2016/5/12/chartex" xmlns:cx7="http://schemas.microsoft.com/office/drawing/2016/5/13/chartex" xmlns:cx8="http://schemas.microsoft.com/office/drawing/2016/5/14/chartex" xmlns:mc="http://schemas.openxmlformats.org/markup-compatibility/2006" xmlns:aink="http://schemas.microsoft.com/office/drawing/2016/ink" xmlns:am3d="http://schemas.microsoft.com/office/drawing/2017/model3d" xmlns:o="urn:schemas-microsoft-com:office:office" xmlns:oel="http://schemas.microsoft.com/office/2019/extlst" xmlns:r="http://schemas.openxmlformats.org/officeDocument/2006/relationships" xmlns:m="http://schemas.openxmlformats.org/officeDocument/2006/math" xmlns:v="urn:schemas-microsoft-com:vml" xmlns:wp14="http://schemas.microsoft.com/office/word/2010/wordprocessingDrawing" xmlns:wp="http://schemas.openxmlformats.org/drawingml/2006/wordprocessingDrawing" xmlns:w10="urn:schemas-microsoft-com:office:word" xmlns:w="http://schemas.openxmlformats.org/wordprocessingml/2006/main" xmlns:w14="http://schemas.microsoft.com/office/word/2010/wordml" xmlns:w15="http://schemas.microsoft.com/office/word/2012/wordml" xmlns:w16cex="http://schemas.microsoft.com/office/word/2018/wordml/cex" xmlns:w16cid="http://schemas.microsoft.com/office/word/2016/wordml/cid" xmlns:w16="http://schemas.microsoft.com/office/word/2018/wordml" xmlns:w16du="http://schemas.microsoft.com/office/word/2023/wordml/word16du" xmlns:w16sdtdh="http://schemas.microsoft.com/office/word/2020/wordml/sdtdatahash" xmlns:w16sdtfl="http://schemas.microsoft.com/office/word/2024/wordml/sdtformatlock" xmlns:w16se="http://schemas.microsoft.com/office/word/2015/wordml/symex" xmlns:wpg="http://schemas.microsoft.com/office/word/2010/wordprocessingGroup" xmlns:wpi="http://schemas.microsoft.com/office/word/2010/wordprocessingInk" xmlns:wne="http://schemas.microsoft.com/office/word/2006/wordml" xmlns:wps="http://schemas.microsoft.com/office/word/2010/wordprocessingShape" mc:Ignorable="w14 w15 w16se w16cid w16 w16cex w16sdtdh w16sdtfl w16du wp14">
   <w:abstractNum w:abstractNumId="0" w15:restartNumberingAfterBreak="0">
-    <w:nsid w:val="03F62664"/>
+    <w:nsid w:val="01AD03C2"/>
     <w:multiLevelType w:val="multilevel"/>
-    <w:tmpl w:val="FE0A65A8"/>
+    <w:tmpl w:val="9D52F5BC"/>
     <w:lvl w:ilvl="0">
       <w:start w:val="1"/>
       <w:numFmt w:val="decimal"/>
@@ -5118,461 +6038,9 @@
     </w:lvl>
   </w:abstractNum>
   <w:abstractNum w:abstractNumId="1" w15:restartNumberingAfterBreak="0">
-    <w:nsid w:val="09DC6D39"/>
+    <w:nsid w:val="03254048"/>
     <w:multiLevelType w:val="multilevel"/>
-    <w:tmpl w:val="E0A6D3DC"/>
-    <w:lvl w:ilvl="0">
-      <w:start w:val="1"/>
-      <w:numFmt w:val="decimal"/>
-      <w:lvlText w:val="%1."/>
-      <w:lvlJc w:val="left"/>
-      <w:pPr>
-        <w:tabs>
-          <w:tab w:val="num" w:pos="720"/>
-        </w:tabs>
-        <w:ind w:left="720" w:hanging="360"/>
-      </w:pPr>
-    </w:lvl>
-    <w:lvl w:ilvl="1" w:tentative="1">
-      <w:start w:val="1"/>
-      <w:numFmt w:val="decimal"/>
-      <w:lvlText w:val="%2."/>
-      <w:lvlJc w:val="left"/>
-      <w:pPr>
-        <w:tabs>
-          <w:tab w:val="num" w:pos="1440"/>
-        </w:tabs>
-        <w:ind w:left="1440" w:hanging="360"/>
-      </w:pPr>
-    </w:lvl>
-    <w:lvl w:ilvl="2" w:tentative="1">
-      <w:start w:val="1"/>
-      <w:numFmt w:val="decimal"/>
-      <w:lvlText w:val="%3."/>
-      <w:lvlJc w:val="left"/>
-      <w:pPr>
-        <w:tabs>
-          <w:tab w:val="num" w:pos="2160"/>
-        </w:tabs>
-        <w:ind w:left="2160" w:hanging="360"/>
-      </w:pPr>
-    </w:lvl>
-    <w:lvl w:ilvl="3" w:tentative="1">
-      <w:start w:val="1"/>
-      <w:numFmt w:val="decimal"/>
-      <w:lvlText w:val="%4."/>
-      <w:lvlJc w:val="left"/>
-      <w:pPr>
-        <w:tabs>
-          <w:tab w:val="num" w:pos="2880"/>
-        </w:tabs>
-        <w:ind w:left="2880" w:hanging="360"/>
-      </w:pPr>
-    </w:lvl>
-    <w:lvl w:ilvl="4" w:tentative="1">
-      <w:start w:val="1"/>
-      <w:numFmt w:val="decimal"/>
-      <w:lvlText w:val="%5."/>
-      <w:lvlJc w:val="left"/>
-      <w:pPr>
-        <w:tabs>
-          <w:tab w:val="num" w:pos="3600"/>
-        </w:tabs>
-        <w:ind w:left="3600" w:hanging="360"/>
-      </w:pPr>
-    </w:lvl>
-    <w:lvl w:ilvl="5" w:tentative="1">
-      <w:start w:val="1"/>
-      <w:numFmt w:val="decimal"/>
-      <w:lvlText w:val="%6."/>
-      <w:lvlJc w:val="left"/>
-      <w:pPr>
-        <w:tabs>
-          <w:tab w:val="num" w:pos="4320"/>
-        </w:tabs>
-        <w:ind w:left="4320" w:hanging="360"/>
-      </w:pPr>
-    </w:lvl>
-    <w:lvl w:ilvl="6" w:tentative="1">
-      <w:start w:val="1"/>
-      <w:numFmt w:val="decimal"/>
-      <w:lvlText w:val="%7."/>
-      <w:lvlJc w:val="left"/>
-      <w:pPr>
-        <w:tabs>
-          <w:tab w:val="num" w:pos="5040"/>
-        </w:tabs>
-        <w:ind w:left="5040" w:hanging="360"/>
-      </w:pPr>
-    </w:lvl>
-    <w:lvl w:ilvl="7" w:tentative="1">
-      <w:start w:val="1"/>
-      <w:numFmt w:val="decimal"/>
-      <w:lvlText w:val="%8."/>
-      <w:lvlJc w:val="left"/>
-      <w:pPr>
-        <w:tabs>
-          <w:tab w:val="num" w:pos="5760"/>
-        </w:tabs>
-        <w:ind w:left="5760" w:hanging="360"/>
-      </w:pPr>
-    </w:lvl>
-    <w:lvl w:ilvl="8" w:tentative="1">
-      <w:start w:val="1"/>
-      <w:numFmt w:val="decimal"/>
-      <w:lvlText w:val="%9."/>
-      <w:lvlJc w:val="left"/>
-      <w:pPr>
-        <w:tabs>
-          <w:tab w:val="num" w:pos="6480"/>
-        </w:tabs>
-        <w:ind w:left="6480" w:hanging="360"/>
-      </w:pPr>
-    </w:lvl>
-  </w:abstractNum>
-  <w:abstractNum w:abstractNumId="2" w15:restartNumberingAfterBreak="0">
-    <w:nsid w:val="147E6233"/>
-    <w:multiLevelType w:val="multilevel"/>
-    <w:tmpl w:val="FF868682"/>
-    <w:lvl w:ilvl="0">
-      <w:start w:val="1"/>
-      <w:numFmt w:val="decimal"/>
-      <w:lvlText w:val="%1."/>
-      <w:lvlJc w:val="left"/>
-      <w:pPr>
-        <w:tabs>
-          <w:tab w:val="num" w:pos="720"/>
-        </w:tabs>
-        <w:ind w:left="720" w:hanging="360"/>
-      </w:pPr>
-    </w:lvl>
-    <w:lvl w:ilvl="1" w:tentative="1">
-      <w:start w:val="1"/>
-      <w:numFmt w:val="decimal"/>
-      <w:lvlText w:val="%2."/>
-      <w:lvlJc w:val="left"/>
-      <w:pPr>
-        <w:tabs>
-          <w:tab w:val="num" w:pos="1440"/>
-        </w:tabs>
-        <w:ind w:left="1440" w:hanging="360"/>
-      </w:pPr>
-    </w:lvl>
-    <w:lvl w:ilvl="2" w:tentative="1">
-      <w:start w:val="1"/>
-      <w:numFmt w:val="decimal"/>
-      <w:lvlText w:val="%3."/>
-      <w:lvlJc w:val="left"/>
-      <w:pPr>
-        <w:tabs>
-          <w:tab w:val="num" w:pos="2160"/>
-        </w:tabs>
-        <w:ind w:left="2160" w:hanging="360"/>
-      </w:pPr>
-    </w:lvl>
-    <w:lvl w:ilvl="3" w:tentative="1">
-      <w:start w:val="1"/>
-      <w:numFmt w:val="decimal"/>
-      <w:lvlText w:val="%4."/>
-      <w:lvlJc w:val="left"/>
-      <w:pPr>
-        <w:tabs>
-          <w:tab w:val="num" w:pos="2880"/>
-        </w:tabs>
-        <w:ind w:left="2880" w:hanging="360"/>
-      </w:pPr>
-    </w:lvl>
-    <w:lvl w:ilvl="4" w:tentative="1">
-      <w:start w:val="1"/>
-      <w:numFmt w:val="decimal"/>
-      <w:lvlText w:val="%5."/>
-      <w:lvlJc w:val="left"/>
-      <w:pPr>
-        <w:tabs>
-          <w:tab w:val="num" w:pos="3600"/>
-        </w:tabs>
-        <w:ind w:left="3600" w:hanging="360"/>
-      </w:pPr>
-    </w:lvl>
-    <w:lvl w:ilvl="5" w:tentative="1">
-      <w:start w:val="1"/>
-      <w:numFmt w:val="decimal"/>
-      <w:lvlText w:val="%6."/>
-      <w:lvlJc w:val="left"/>
-      <w:pPr>
-        <w:tabs>
-          <w:tab w:val="num" w:pos="4320"/>
-        </w:tabs>
-        <w:ind w:left="4320" w:hanging="360"/>
-      </w:pPr>
-    </w:lvl>
-    <w:lvl w:ilvl="6" w:tentative="1">
-      <w:start w:val="1"/>
-      <w:numFmt w:val="decimal"/>
-      <w:lvlText w:val="%7."/>
-      <w:lvlJc w:val="left"/>
-      <w:pPr>
-        <w:tabs>
-          <w:tab w:val="num" w:pos="5040"/>
-        </w:tabs>
-        <w:ind w:left="5040" w:hanging="360"/>
-      </w:pPr>
-    </w:lvl>
-    <w:lvl w:ilvl="7" w:tentative="1">
-      <w:start w:val="1"/>
-      <w:numFmt w:val="decimal"/>
-      <w:lvlText w:val="%8."/>
-      <w:lvlJc w:val="left"/>
-      <w:pPr>
-        <w:tabs>
-          <w:tab w:val="num" w:pos="5760"/>
-        </w:tabs>
-        <w:ind w:left="5760" w:hanging="360"/>
-      </w:pPr>
-    </w:lvl>
-    <w:lvl w:ilvl="8" w:tentative="1">
-      <w:start w:val="1"/>
-      <w:numFmt w:val="decimal"/>
-      <w:lvlText w:val="%9."/>
-      <w:lvlJc w:val="left"/>
-      <w:pPr>
-        <w:tabs>
-          <w:tab w:val="num" w:pos="6480"/>
-        </w:tabs>
-        <w:ind w:left="6480" w:hanging="360"/>
-      </w:pPr>
-    </w:lvl>
-  </w:abstractNum>
-  <w:abstractNum w:abstractNumId="3" w15:restartNumberingAfterBreak="0">
-    <w:nsid w:val="3EF15D0D"/>
-    <w:multiLevelType w:val="multilevel"/>
-    <w:tmpl w:val="FFA4B9F8"/>
-    <w:lvl w:ilvl="0">
-      <w:start w:val="1"/>
-      <w:numFmt w:val="decimal"/>
-      <w:lvlText w:val="%1."/>
-      <w:lvlJc w:val="left"/>
-      <w:pPr>
-        <w:tabs>
-          <w:tab w:val="num" w:pos="720"/>
-        </w:tabs>
-        <w:ind w:left="720" w:hanging="360"/>
-      </w:pPr>
-    </w:lvl>
-    <w:lvl w:ilvl="1" w:tentative="1">
-      <w:start w:val="1"/>
-      <w:numFmt w:val="decimal"/>
-      <w:lvlText w:val="%2."/>
-      <w:lvlJc w:val="left"/>
-      <w:pPr>
-        <w:tabs>
-          <w:tab w:val="num" w:pos="1440"/>
-        </w:tabs>
-        <w:ind w:left="1440" w:hanging="360"/>
-      </w:pPr>
-    </w:lvl>
-    <w:lvl w:ilvl="2" w:tentative="1">
-      <w:start w:val="1"/>
-      <w:numFmt w:val="decimal"/>
-      <w:lvlText w:val="%3."/>
-      <w:lvlJc w:val="left"/>
-      <w:pPr>
-        <w:tabs>
-          <w:tab w:val="num" w:pos="2160"/>
-        </w:tabs>
-        <w:ind w:left="2160" w:hanging="360"/>
-      </w:pPr>
-    </w:lvl>
-    <w:lvl w:ilvl="3" w:tentative="1">
-      <w:start w:val="1"/>
-      <w:numFmt w:val="decimal"/>
-      <w:lvlText w:val="%4."/>
-      <w:lvlJc w:val="left"/>
-      <w:pPr>
-        <w:tabs>
-          <w:tab w:val="num" w:pos="2880"/>
-        </w:tabs>
-        <w:ind w:left="2880" w:hanging="360"/>
-      </w:pPr>
-    </w:lvl>
-    <w:lvl w:ilvl="4" w:tentative="1">
-      <w:start w:val="1"/>
-      <w:numFmt w:val="decimal"/>
-      <w:lvlText w:val="%5."/>
-      <w:lvlJc w:val="left"/>
-      <w:pPr>
-        <w:tabs>
-          <w:tab w:val="num" w:pos="3600"/>
-        </w:tabs>
-        <w:ind w:left="3600" w:hanging="360"/>
-      </w:pPr>
-    </w:lvl>
-    <w:lvl w:ilvl="5" w:tentative="1">
-      <w:start w:val="1"/>
-      <w:numFmt w:val="decimal"/>
-      <w:lvlText w:val="%6."/>
-      <w:lvlJc w:val="left"/>
-      <w:pPr>
-        <w:tabs>
-          <w:tab w:val="num" w:pos="4320"/>
-        </w:tabs>
-        <w:ind w:left="4320" w:hanging="360"/>
-      </w:pPr>
-    </w:lvl>
-    <w:lvl w:ilvl="6" w:tentative="1">
-      <w:start w:val="1"/>
-      <w:numFmt w:val="decimal"/>
-      <w:lvlText w:val="%7."/>
-      <w:lvlJc w:val="left"/>
-      <w:pPr>
-        <w:tabs>
-          <w:tab w:val="num" w:pos="5040"/>
-        </w:tabs>
-        <w:ind w:left="5040" w:hanging="360"/>
-      </w:pPr>
-    </w:lvl>
-    <w:lvl w:ilvl="7" w:tentative="1">
-      <w:start w:val="1"/>
-      <w:numFmt w:val="decimal"/>
-      <w:lvlText w:val="%8."/>
-      <w:lvlJc w:val="left"/>
-      <w:pPr>
-        <w:tabs>
-          <w:tab w:val="num" w:pos="5760"/>
-        </w:tabs>
-        <w:ind w:left="5760" w:hanging="360"/>
-      </w:pPr>
-    </w:lvl>
-    <w:lvl w:ilvl="8" w:tentative="1">
-      <w:start w:val="1"/>
-      <w:numFmt w:val="decimal"/>
-      <w:lvlText w:val="%9."/>
-      <w:lvlJc w:val="left"/>
-      <w:pPr>
-        <w:tabs>
-          <w:tab w:val="num" w:pos="6480"/>
-        </w:tabs>
-        <w:ind w:left="6480" w:hanging="360"/>
-      </w:pPr>
-    </w:lvl>
-  </w:abstractNum>
-  <w:abstractNum w:abstractNumId="4" w15:restartNumberingAfterBreak="0">
-    <w:nsid w:val="44FD7205"/>
-    <w:multiLevelType w:val="multilevel"/>
-    <w:tmpl w:val="DC8ECA6E"/>
-    <w:lvl w:ilvl="0">
-      <w:start w:val="1"/>
-      <w:numFmt w:val="decimal"/>
-      <w:lvlText w:val="%1."/>
-      <w:lvlJc w:val="left"/>
-      <w:pPr>
-        <w:tabs>
-          <w:tab w:val="num" w:pos="720"/>
-        </w:tabs>
-        <w:ind w:left="720" w:hanging="360"/>
-      </w:pPr>
-    </w:lvl>
-    <w:lvl w:ilvl="1" w:tentative="1">
-      <w:start w:val="1"/>
-      <w:numFmt w:val="decimal"/>
-      <w:lvlText w:val="%2."/>
-      <w:lvlJc w:val="left"/>
-      <w:pPr>
-        <w:tabs>
-          <w:tab w:val="num" w:pos="1440"/>
-        </w:tabs>
-        <w:ind w:left="1440" w:hanging="360"/>
-      </w:pPr>
-    </w:lvl>
-    <w:lvl w:ilvl="2" w:tentative="1">
-      <w:start w:val="1"/>
-      <w:numFmt w:val="decimal"/>
-      <w:lvlText w:val="%3."/>
-      <w:lvlJc w:val="left"/>
-      <w:pPr>
-        <w:tabs>
-          <w:tab w:val="num" w:pos="2160"/>
-        </w:tabs>
-        <w:ind w:left="2160" w:hanging="360"/>
-      </w:pPr>
-    </w:lvl>
-    <w:lvl w:ilvl="3" w:tentative="1">
-      <w:start w:val="1"/>
-      <w:numFmt w:val="decimal"/>
-      <w:lvlText w:val="%4."/>
-      <w:lvlJc w:val="left"/>
-      <w:pPr>
-        <w:tabs>
-          <w:tab w:val="num" w:pos="2880"/>
-        </w:tabs>
-        <w:ind w:left="2880" w:hanging="360"/>
-      </w:pPr>
-    </w:lvl>
-    <w:lvl w:ilvl="4" w:tentative="1">
-      <w:start w:val="1"/>
-      <w:numFmt w:val="decimal"/>
-      <w:lvlText w:val="%5."/>
-      <w:lvlJc w:val="left"/>
-      <w:pPr>
-        <w:tabs>
-          <w:tab w:val="num" w:pos="3600"/>
-        </w:tabs>
-        <w:ind w:left="3600" w:hanging="360"/>
-      </w:pPr>
-    </w:lvl>
-    <w:lvl w:ilvl="5" w:tentative="1">
-      <w:start w:val="1"/>
-      <w:numFmt w:val="decimal"/>
-      <w:lvlText w:val="%6."/>
-      <w:lvlJc w:val="left"/>
-      <w:pPr>
-        <w:tabs>
-          <w:tab w:val="num" w:pos="4320"/>
-        </w:tabs>
-        <w:ind w:left="4320" w:hanging="360"/>
-      </w:pPr>
-    </w:lvl>
-    <w:lvl w:ilvl="6" w:tentative="1">
-      <w:start w:val="1"/>
-      <w:numFmt w:val="decimal"/>
-      <w:lvlText w:val="%7."/>
-      <w:lvlJc w:val="left"/>
-      <w:pPr>
-        <w:tabs>
-          <w:tab w:val="num" w:pos="5040"/>
-        </w:tabs>
-        <w:ind w:left="5040" w:hanging="360"/>
-      </w:pPr>
-    </w:lvl>
-    <w:lvl w:ilvl="7" w:tentative="1">
-      <w:start w:val="1"/>
-      <w:numFmt w:val="decimal"/>
-      <w:lvlText w:val="%8."/>
-      <w:lvlJc w:val="left"/>
-      <w:pPr>
-        <w:tabs>
-          <w:tab w:val="num" w:pos="5760"/>
-        </w:tabs>
-        <w:ind w:left="5760" w:hanging="360"/>
-      </w:pPr>
-    </w:lvl>
-    <w:lvl w:ilvl="8" w:tentative="1">
-      <w:start w:val="1"/>
-      <w:numFmt w:val="decimal"/>
-      <w:lvlText w:val="%9."/>
-      <w:lvlJc w:val="left"/>
-      <w:pPr>
-        <w:tabs>
-          <w:tab w:val="num" w:pos="6480"/>
-        </w:tabs>
-        <w:ind w:left="6480" w:hanging="360"/>
-      </w:pPr>
-    </w:lvl>
-  </w:abstractNum>
-  <w:abstractNum w:abstractNumId="5" w15:restartNumberingAfterBreak="0">
-    <w:nsid w:val="4F4F5C7E"/>
-    <w:multiLevelType w:val="multilevel"/>
-    <w:tmpl w:val="4EF8ED14"/>
+    <w:tmpl w:val="AA18EEC6"/>
     <w:lvl w:ilvl="0">
       <w:start w:val="1"/>
       <w:numFmt w:val="bullet"/>
@@ -5718,10 +6186,10 @@
       </w:rPr>
     </w:lvl>
   </w:abstractNum>
-  <w:abstractNum w:abstractNumId="6" w15:restartNumberingAfterBreak="0">
-    <w:nsid w:val="54A7420F"/>
+  <w:abstractNum w:abstractNumId="2" w15:restartNumberingAfterBreak="0">
+    <w:nsid w:val="0F2B0F12"/>
     <w:multiLevelType w:val="multilevel"/>
-    <w:tmpl w:val="F604C004"/>
+    <w:tmpl w:val="9FF6305E"/>
     <w:lvl w:ilvl="0">
       <w:start w:val="1"/>
       <w:numFmt w:val="decimal"/>
@@ -5831,123 +6299,10 @@
       </w:pPr>
     </w:lvl>
   </w:abstractNum>
-  <w:abstractNum w:abstractNumId="7" w15:restartNumberingAfterBreak="0">
-    <w:nsid w:val="6C40245F"/>
+  <w:abstractNum w:abstractNumId="3" w15:restartNumberingAfterBreak="0">
+    <w:nsid w:val="10BF327C"/>
     <w:multiLevelType w:val="multilevel"/>
-    <w:tmpl w:val="0C72EF5A"/>
-    <w:lvl w:ilvl="0">
-      <w:start w:val="1"/>
-      <w:numFmt w:val="decimal"/>
-      <w:lvlText w:val="%1."/>
-      <w:lvlJc w:val="left"/>
-      <w:pPr>
-        <w:tabs>
-          <w:tab w:val="num" w:pos="720"/>
-        </w:tabs>
-        <w:ind w:left="720" w:hanging="360"/>
-      </w:pPr>
-    </w:lvl>
-    <w:lvl w:ilvl="1" w:tentative="1">
-      <w:start w:val="1"/>
-      <w:numFmt w:val="decimal"/>
-      <w:lvlText w:val="%2."/>
-      <w:lvlJc w:val="left"/>
-      <w:pPr>
-        <w:tabs>
-          <w:tab w:val="num" w:pos="1440"/>
-        </w:tabs>
-        <w:ind w:left="1440" w:hanging="360"/>
-      </w:pPr>
-    </w:lvl>
-    <w:lvl w:ilvl="2" w:tentative="1">
-      <w:start w:val="1"/>
-      <w:numFmt w:val="decimal"/>
-      <w:lvlText w:val="%3."/>
-      <w:lvlJc w:val="left"/>
-      <w:pPr>
-        <w:tabs>
-          <w:tab w:val="num" w:pos="2160"/>
-        </w:tabs>
-        <w:ind w:left="2160" w:hanging="360"/>
-      </w:pPr>
-    </w:lvl>
-    <w:lvl w:ilvl="3" w:tentative="1">
-      <w:start w:val="1"/>
-      <w:numFmt w:val="decimal"/>
-      <w:lvlText w:val="%4."/>
-      <w:lvlJc w:val="left"/>
-      <w:pPr>
-        <w:tabs>
-          <w:tab w:val="num" w:pos="2880"/>
-        </w:tabs>
-        <w:ind w:left="2880" w:hanging="360"/>
-      </w:pPr>
-    </w:lvl>
-    <w:lvl w:ilvl="4" w:tentative="1">
-      <w:start w:val="1"/>
-      <w:numFmt w:val="decimal"/>
-      <w:lvlText w:val="%5."/>
-      <w:lvlJc w:val="left"/>
-      <w:pPr>
-        <w:tabs>
-          <w:tab w:val="num" w:pos="3600"/>
-        </w:tabs>
-        <w:ind w:left="3600" w:hanging="360"/>
-      </w:pPr>
-    </w:lvl>
-    <w:lvl w:ilvl="5" w:tentative="1">
-      <w:start w:val="1"/>
-      <w:numFmt w:val="decimal"/>
-      <w:lvlText w:val="%6."/>
-      <w:lvlJc w:val="left"/>
-      <w:pPr>
-        <w:tabs>
-          <w:tab w:val="num" w:pos="4320"/>
-        </w:tabs>
-        <w:ind w:left="4320" w:hanging="360"/>
-      </w:pPr>
-    </w:lvl>
-    <w:lvl w:ilvl="6" w:tentative="1">
-      <w:start w:val="1"/>
-      <w:numFmt w:val="decimal"/>
-      <w:lvlText w:val="%7."/>
-      <w:lvlJc w:val="left"/>
-      <w:pPr>
-        <w:tabs>
-          <w:tab w:val="num" w:pos="5040"/>
-        </w:tabs>
-        <w:ind w:left="5040" w:hanging="360"/>
-      </w:pPr>
-    </w:lvl>
-    <w:lvl w:ilvl="7" w:tentative="1">
-      <w:start w:val="1"/>
-      <w:numFmt w:val="decimal"/>
-      <w:lvlText w:val="%8."/>
-      <w:lvlJc w:val="left"/>
-      <w:pPr>
-        <w:tabs>
-          <w:tab w:val="num" w:pos="5760"/>
-        </w:tabs>
-        <w:ind w:left="5760" w:hanging="360"/>
-      </w:pPr>
-    </w:lvl>
-    <w:lvl w:ilvl="8" w:tentative="1">
-      <w:start w:val="1"/>
-      <w:numFmt w:val="decimal"/>
-      <w:lvlText w:val="%9."/>
-      <w:lvlJc w:val="left"/>
-      <w:pPr>
-        <w:tabs>
-          <w:tab w:val="num" w:pos="6480"/>
-        </w:tabs>
-        <w:ind w:left="6480" w:hanging="360"/>
-      </w:pPr>
-    </w:lvl>
-  </w:abstractNum>
-  <w:abstractNum w:abstractNumId="8" w15:restartNumberingAfterBreak="0">
-    <w:nsid w:val="76026F1B"/>
-    <w:multiLevelType w:val="multilevel"/>
-    <w:tmpl w:val="80ACD5B6"/>
+    <w:tmpl w:val="DFC05D22"/>
     <w:lvl w:ilvl="0">
       <w:start w:val="1"/>
       <w:numFmt w:val="bullet"/>
@@ -6093,10 +6448,10 @@
       </w:rPr>
     </w:lvl>
   </w:abstractNum>
-  <w:abstractNum w:abstractNumId="9" w15:restartNumberingAfterBreak="0">
-    <w:nsid w:val="790D3B3A"/>
+  <w:abstractNum w:abstractNumId="4" w15:restartNumberingAfterBreak="0">
+    <w:nsid w:val="212077A1"/>
     <w:multiLevelType w:val="multilevel"/>
-    <w:tmpl w:val="C956641E"/>
+    <w:tmpl w:val="628C0186"/>
     <w:lvl w:ilvl="0">
       <w:start w:val="1"/>
       <w:numFmt w:val="bullet"/>
@@ -6242,10 +6597,349 @@
       </w:rPr>
     </w:lvl>
   </w:abstractNum>
-  <w:abstractNum w:abstractNumId="10" w15:restartNumberingAfterBreak="0">
-    <w:nsid w:val="7E49185C"/>
+  <w:abstractNum w:abstractNumId="5" w15:restartNumberingAfterBreak="0">
+    <w:nsid w:val="222B1691"/>
     <w:multiLevelType w:val="multilevel"/>
-    <w:tmpl w:val="7542060E"/>
+    <w:tmpl w:val="E28C9FB8"/>
+    <w:lvl w:ilvl="0">
+      <w:start w:val="1"/>
+      <w:numFmt w:val="decimal"/>
+      <w:lvlText w:val="%1."/>
+      <w:lvlJc w:val="left"/>
+      <w:pPr>
+        <w:tabs>
+          <w:tab w:val="num" w:pos="720"/>
+        </w:tabs>
+        <w:ind w:left="720" w:hanging="360"/>
+      </w:pPr>
+    </w:lvl>
+    <w:lvl w:ilvl="1" w:tentative="1">
+      <w:start w:val="1"/>
+      <w:numFmt w:val="decimal"/>
+      <w:lvlText w:val="%2."/>
+      <w:lvlJc w:val="left"/>
+      <w:pPr>
+        <w:tabs>
+          <w:tab w:val="num" w:pos="1440"/>
+        </w:tabs>
+        <w:ind w:left="1440" w:hanging="360"/>
+      </w:pPr>
+    </w:lvl>
+    <w:lvl w:ilvl="2" w:tentative="1">
+      <w:start w:val="1"/>
+      <w:numFmt w:val="decimal"/>
+      <w:lvlText w:val="%3."/>
+      <w:lvlJc w:val="left"/>
+      <w:pPr>
+        <w:tabs>
+          <w:tab w:val="num" w:pos="2160"/>
+        </w:tabs>
+        <w:ind w:left="2160" w:hanging="360"/>
+      </w:pPr>
+    </w:lvl>
+    <w:lvl w:ilvl="3" w:tentative="1">
+      <w:start w:val="1"/>
+      <w:numFmt w:val="decimal"/>
+      <w:lvlText w:val="%4."/>
+      <w:lvlJc w:val="left"/>
+      <w:pPr>
+        <w:tabs>
+          <w:tab w:val="num" w:pos="2880"/>
+        </w:tabs>
+        <w:ind w:left="2880" w:hanging="360"/>
+      </w:pPr>
+    </w:lvl>
+    <w:lvl w:ilvl="4" w:tentative="1">
+      <w:start w:val="1"/>
+      <w:numFmt w:val="decimal"/>
+      <w:lvlText w:val="%5."/>
+      <w:lvlJc w:val="left"/>
+      <w:pPr>
+        <w:tabs>
+          <w:tab w:val="num" w:pos="3600"/>
+        </w:tabs>
+        <w:ind w:left="3600" w:hanging="360"/>
+      </w:pPr>
+    </w:lvl>
+    <w:lvl w:ilvl="5" w:tentative="1">
+      <w:start w:val="1"/>
+      <w:numFmt w:val="decimal"/>
+      <w:lvlText w:val="%6."/>
+      <w:lvlJc w:val="left"/>
+      <w:pPr>
+        <w:tabs>
+          <w:tab w:val="num" w:pos="4320"/>
+        </w:tabs>
+        <w:ind w:left="4320" w:hanging="360"/>
+      </w:pPr>
+    </w:lvl>
+    <w:lvl w:ilvl="6" w:tentative="1">
+      <w:start w:val="1"/>
+      <w:numFmt w:val="decimal"/>
+      <w:lvlText w:val="%7."/>
+      <w:lvlJc w:val="left"/>
+      <w:pPr>
+        <w:tabs>
+          <w:tab w:val="num" w:pos="5040"/>
+        </w:tabs>
+        <w:ind w:left="5040" w:hanging="360"/>
+      </w:pPr>
+    </w:lvl>
+    <w:lvl w:ilvl="7" w:tentative="1">
+      <w:start w:val="1"/>
+      <w:numFmt w:val="decimal"/>
+      <w:lvlText w:val="%8."/>
+      <w:lvlJc w:val="left"/>
+      <w:pPr>
+        <w:tabs>
+          <w:tab w:val="num" w:pos="5760"/>
+        </w:tabs>
+        <w:ind w:left="5760" w:hanging="360"/>
+      </w:pPr>
+    </w:lvl>
+    <w:lvl w:ilvl="8" w:tentative="1">
+      <w:start w:val="1"/>
+      <w:numFmt w:val="decimal"/>
+      <w:lvlText w:val="%9."/>
+      <w:lvlJc w:val="left"/>
+      <w:pPr>
+        <w:tabs>
+          <w:tab w:val="num" w:pos="6480"/>
+        </w:tabs>
+        <w:ind w:left="6480" w:hanging="360"/>
+      </w:pPr>
+    </w:lvl>
+  </w:abstractNum>
+  <w:abstractNum w:abstractNumId="6" w15:restartNumberingAfterBreak="0">
+    <w:nsid w:val="678F23C8"/>
+    <w:multiLevelType w:val="multilevel"/>
+    <w:tmpl w:val="EFA402FA"/>
+    <w:lvl w:ilvl="0">
+      <w:start w:val="1"/>
+      <w:numFmt w:val="decimal"/>
+      <w:lvlText w:val="%1."/>
+      <w:lvlJc w:val="left"/>
+      <w:pPr>
+        <w:tabs>
+          <w:tab w:val="num" w:pos="720"/>
+        </w:tabs>
+        <w:ind w:left="720" w:hanging="360"/>
+      </w:pPr>
+    </w:lvl>
+    <w:lvl w:ilvl="1" w:tentative="1">
+      <w:start w:val="1"/>
+      <w:numFmt w:val="decimal"/>
+      <w:lvlText w:val="%2."/>
+      <w:lvlJc w:val="left"/>
+      <w:pPr>
+        <w:tabs>
+          <w:tab w:val="num" w:pos="1440"/>
+        </w:tabs>
+        <w:ind w:left="1440" w:hanging="360"/>
+      </w:pPr>
+    </w:lvl>
+    <w:lvl w:ilvl="2" w:tentative="1">
+      <w:start w:val="1"/>
+      <w:numFmt w:val="decimal"/>
+      <w:lvlText w:val="%3."/>
+      <w:lvlJc w:val="left"/>
+      <w:pPr>
+        <w:tabs>
+          <w:tab w:val="num" w:pos="2160"/>
+        </w:tabs>
+        <w:ind w:left="2160" w:hanging="360"/>
+      </w:pPr>
+    </w:lvl>
+    <w:lvl w:ilvl="3" w:tentative="1">
+      <w:start w:val="1"/>
+      <w:numFmt w:val="decimal"/>
+      <w:lvlText w:val="%4."/>
+      <w:lvlJc w:val="left"/>
+      <w:pPr>
+        <w:tabs>
+          <w:tab w:val="num" w:pos="2880"/>
+        </w:tabs>
+        <w:ind w:left="2880" w:hanging="360"/>
+      </w:pPr>
+    </w:lvl>
+    <w:lvl w:ilvl="4" w:tentative="1">
+      <w:start w:val="1"/>
+      <w:numFmt w:val="decimal"/>
+      <w:lvlText w:val="%5."/>
+      <w:lvlJc w:val="left"/>
+      <w:pPr>
+        <w:tabs>
+          <w:tab w:val="num" w:pos="3600"/>
+        </w:tabs>
+        <w:ind w:left="3600" w:hanging="360"/>
+      </w:pPr>
+    </w:lvl>
+    <w:lvl w:ilvl="5" w:tentative="1">
+      <w:start w:val="1"/>
+      <w:numFmt w:val="decimal"/>
+      <w:lvlText w:val="%6."/>
+      <w:lvlJc w:val="left"/>
+      <w:pPr>
+        <w:tabs>
+          <w:tab w:val="num" w:pos="4320"/>
+        </w:tabs>
+        <w:ind w:left="4320" w:hanging="360"/>
+      </w:pPr>
+    </w:lvl>
+    <w:lvl w:ilvl="6" w:tentative="1">
+      <w:start w:val="1"/>
+      <w:numFmt w:val="decimal"/>
+      <w:lvlText w:val="%7."/>
+      <w:lvlJc w:val="left"/>
+      <w:pPr>
+        <w:tabs>
+          <w:tab w:val="num" w:pos="5040"/>
+        </w:tabs>
+        <w:ind w:left="5040" w:hanging="360"/>
+      </w:pPr>
+    </w:lvl>
+    <w:lvl w:ilvl="7" w:tentative="1">
+      <w:start w:val="1"/>
+      <w:numFmt w:val="decimal"/>
+      <w:lvlText w:val="%8."/>
+      <w:lvlJc w:val="left"/>
+      <w:pPr>
+        <w:tabs>
+          <w:tab w:val="num" w:pos="5760"/>
+        </w:tabs>
+        <w:ind w:left="5760" w:hanging="360"/>
+      </w:pPr>
+    </w:lvl>
+    <w:lvl w:ilvl="8" w:tentative="1">
+      <w:start w:val="1"/>
+      <w:numFmt w:val="decimal"/>
+      <w:lvlText w:val="%9."/>
+      <w:lvlJc w:val="left"/>
+      <w:pPr>
+        <w:tabs>
+          <w:tab w:val="num" w:pos="6480"/>
+        </w:tabs>
+        <w:ind w:left="6480" w:hanging="360"/>
+      </w:pPr>
+    </w:lvl>
+  </w:abstractNum>
+  <w:abstractNum w:abstractNumId="7" w15:restartNumberingAfterBreak="0">
+    <w:nsid w:val="727E284F"/>
+    <w:multiLevelType w:val="multilevel"/>
+    <w:tmpl w:val="49E07952"/>
+    <w:lvl w:ilvl="0">
+      <w:start w:val="1"/>
+      <w:numFmt w:val="decimal"/>
+      <w:lvlText w:val="%1."/>
+      <w:lvlJc w:val="left"/>
+      <w:pPr>
+        <w:tabs>
+          <w:tab w:val="num" w:pos="720"/>
+        </w:tabs>
+        <w:ind w:left="720" w:hanging="360"/>
+      </w:pPr>
+    </w:lvl>
+    <w:lvl w:ilvl="1" w:tentative="1">
+      <w:start w:val="1"/>
+      <w:numFmt w:val="decimal"/>
+      <w:lvlText w:val="%2."/>
+      <w:lvlJc w:val="left"/>
+      <w:pPr>
+        <w:tabs>
+          <w:tab w:val="num" w:pos="1440"/>
+        </w:tabs>
+        <w:ind w:left="1440" w:hanging="360"/>
+      </w:pPr>
+    </w:lvl>
+    <w:lvl w:ilvl="2" w:tentative="1">
+      <w:start w:val="1"/>
+      <w:numFmt w:val="decimal"/>
+      <w:lvlText w:val="%3."/>
+      <w:lvlJc w:val="left"/>
+      <w:pPr>
+        <w:tabs>
+          <w:tab w:val="num" w:pos="2160"/>
+        </w:tabs>
+        <w:ind w:left="2160" w:hanging="360"/>
+      </w:pPr>
+    </w:lvl>
+    <w:lvl w:ilvl="3" w:tentative="1">
+      <w:start w:val="1"/>
+      <w:numFmt w:val="decimal"/>
+      <w:lvlText w:val="%4."/>
+      <w:lvlJc w:val="left"/>
+      <w:pPr>
+        <w:tabs>
+          <w:tab w:val="num" w:pos="2880"/>
+        </w:tabs>
+        <w:ind w:left="2880" w:hanging="360"/>
+      </w:pPr>
+    </w:lvl>
+    <w:lvl w:ilvl="4" w:tentative="1">
+      <w:start w:val="1"/>
+      <w:numFmt w:val="decimal"/>
+      <w:lvlText w:val="%5."/>
+      <w:lvlJc w:val="left"/>
+      <w:pPr>
+        <w:tabs>
+          <w:tab w:val="num" w:pos="3600"/>
+        </w:tabs>
+        <w:ind w:left="3600" w:hanging="360"/>
+      </w:pPr>
+    </w:lvl>
+    <w:lvl w:ilvl="5" w:tentative="1">
+      <w:start w:val="1"/>
+      <w:numFmt w:val="decimal"/>
+      <w:lvlText w:val="%6."/>
+      <w:lvlJc w:val="left"/>
+      <w:pPr>
+        <w:tabs>
+          <w:tab w:val="num" w:pos="4320"/>
+        </w:tabs>
+        <w:ind w:left="4320" w:hanging="360"/>
+      </w:pPr>
+    </w:lvl>
+    <w:lvl w:ilvl="6" w:tentative="1">
+      <w:start w:val="1"/>
+      <w:numFmt w:val="decimal"/>
+      <w:lvlText w:val="%7."/>
+      <w:lvlJc w:val="left"/>
+      <w:pPr>
+        <w:tabs>
+          <w:tab w:val="num" w:pos="5040"/>
+        </w:tabs>
+        <w:ind w:left="5040" w:hanging="360"/>
+      </w:pPr>
+    </w:lvl>
+    <w:lvl w:ilvl="7" w:tentative="1">
+      <w:start w:val="1"/>
+      <w:numFmt w:val="decimal"/>
+      <w:lvlText w:val="%8."/>
+      <w:lvlJc w:val="left"/>
+      <w:pPr>
+        <w:tabs>
+          <w:tab w:val="num" w:pos="5760"/>
+        </w:tabs>
+        <w:ind w:left="5760" w:hanging="360"/>
+      </w:pPr>
+    </w:lvl>
+    <w:lvl w:ilvl="8" w:tentative="1">
+      <w:start w:val="1"/>
+      <w:numFmt w:val="decimal"/>
+      <w:lvlText w:val="%9."/>
+      <w:lvlJc w:val="left"/>
+      <w:pPr>
+        <w:tabs>
+          <w:tab w:val="num" w:pos="6480"/>
+        </w:tabs>
+        <w:ind w:left="6480" w:hanging="360"/>
+      </w:pPr>
+    </w:lvl>
+  </w:abstractNum>
+  <w:abstractNum w:abstractNumId="8" w15:restartNumberingAfterBreak="0">
+    <w:nsid w:val="72E50A5B"/>
+    <w:multiLevelType w:val="multilevel"/>
+    <w:tmpl w:val="CC9E48D6"/>
     <w:lvl w:ilvl="0">
       <w:start w:val="1"/>
       <w:numFmt w:val="bullet"/>
@@ -6391,38 +7085,500 @@
       </w:rPr>
     </w:lvl>
   </w:abstractNum>
-  <w:num w:numId="1" w16cid:durableId="154803449">
+  <w:abstractNum w:abstractNumId="9" w15:restartNumberingAfterBreak="0">
+    <w:nsid w:val="738A36B5"/>
+    <w:multiLevelType w:val="multilevel"/>
+    <w:tmpl w:val="1D5A82A6"/>
+    <w:lvl w:ilvl="0">
+      <w:start w:val="1"/>
+      <w:numFmt w:val="decimal"/>
+      <w:lvlText w:val="%1."/>
+      <w:lvlJc w:val="left"/>
+      <w:pPr>
+        <w:tabs>
+          <w:tab w:val="num" w:pos="720"/>
+        </w:tabs>
+        <w:ind w:left="720" w:hanging="360"/>
+      </w:pPr>
+    </w:lvl>
+    <w:lvl w:ilvl="1">
+      <w:start w:val="1"/>
+      <w:numFmt w:val="bullet"/>
+      <w:lvlText w:val="o"/>
+      <w:lvlJc w:val="left"/>
+      <w:pPr>
+        <w:tabs>
+          <w:tab w:val="num" w:pos="1440"/>
+        </w:tabs>
+        <w:ind w:left="1440" w:hanging="360"/>
+      </w:pPr>
+      <w:rPr>
+        <w:rFonts w:ascii="Courier New" w:hAnsi="Courier New" w:hint="default"/>
+        <w:sz w:val="20"/>
+      </w:rPr>
+    </w:lvl>
+    <w:lvl w:ilvl="2" w:tentative="1">
+      <w:start w:val="1"/>
+      <w:numFmt w:val="decimal"/>
+      <w:lvlText w:val="%3."/>
+      <w:lvlJc w:val="left"/>
+      <w:pPr>
+        <w:tabs>
+          <w:tab w:val="num" w:pos="2160"/>
+        </w:tabs>
+        <w:ind w:left="2160" w:hanging="360"/>
+      </w:pPr>
+    </w:lvl>
+    <w:lvl w:ilvl="3" w:tentative="1">
+      <w:start w:val="1"/>
+      <w:numFmt w:val="decimal"/>
+      <w:lvlText w:val="%4."/>
+      <w:lvlJc w:val="left"/>
+      <w:pPr>
+        <w:tabs>
+          <w:tab w:val="num" w:pos="2880"/>
+        </w:tabs>
+        <w:ind w:left="2880" w:hanging="360"/>
+      </w:pPr>
+    </w:lvl>
+    <w:lvl w:ilvl="4" w:tentative="1">
+      <w:start w:val="1"/>
+      <w:numFmt w:val="decimal"/>
+      <w:lvlText w:val="%5."/>
+      <w:lvlJc w:val="left"/>
+      <w:pPr>
+        <w:tabs>
+          <w:tab w:val="num" w:pos="3600"/>
+        </w:tabs>
+        <w:ind w:left="3600" w:hanging="360"/>
+      </w:pPr>
+    </w:lvl>
+    <w:lvl w:ilvl="5" w:tentative="1">
+      <w:start w:val="1"/>
+      <w:numFmt w:val="decimal"/>
+      <w:lvlText w:val="%6."/>
+      <w:lvlJc w:val="left"/>
+      <w:pPr>
+        <w:tabs>
+          <w:tab w:val="num" w:pos="4320"/>
+        </w:tabs>
+        <w:ind w:left="4320" w:hanging="360"/>
+      </w:pPr>
+    </w:lvl>
+    <w:lvl w:ilvl="6" w:tentative="1">
+      <w:start w:val="1"/>
+      <w:numFmt w:val="decimal"/>
+      <w:lvlText w:val="%7."/>
+      <w:lvlJc w:val="left"/>
+      <w:pPr>
+        <w:tabs>
+          <w:tab w:val="num" w:pos="5040"/>
+        </w:tabs>
+        <w:ind w:left="5040" w:hanging="360"/>
+      </w:pPr>
+    </w:lvl>
+    <w:lvl w:ilvl="7" w:tentative="1">
+      <w:start w:val="1"/>
+      <w:numFmt w:val="decimal"/>
+      <w:lvlText w:val="%8."/>
+      <w:lvlJc w:val="left"/>
+      <w:pPr>
+        <w:tabs>
+          <w:tab w:val="num" w:pos="5760"/>
+        </w:tabs>
+        <w:ind w:left="5760" w:hanging="360"/>
+      </w:pPr>
+    </w:lvl>
+    <w:lvl w:ilvl="8" w:tentative="1">
+      <w:start w:val="1"/>
+      <w:numFmt w:val="decimal"/>
+      <w:lvlText w:val="%9."/>
+      <w:lvlJc w:val="left"/>
+      <w:pPr>
+        <w:tabs>
+          <w:tab w:val="num" w:pos="6480"/>
+        </w:tabs>
+        <w:ind w:left="6480" w:hanging="360"/>
+      </w:pPr>
+    </w:lvl>
+  </w:abstractNum>
+  <w:abstractNum w:abstractNumId="10" w15:restartNumberingAfterBreak="0">
+    <w:nsid w:val="77F36CBB"/>
+    <w:multiLevelType w:val="multilevel"/>
+    <w:tmpl w:val="0B74A214"/>
+    <w:lvl w:ilvl="0">
+      <w:start w:val="1"/>
+      <w:numFmt w:val="decimal"/>
+      <w:lvlText w:val="%1."/>
+      <w:lvlJc w:val="left"/>
+      <w:pPr>
+        <w:tabs>
+          <w:tab w:val="num" w:pos="720"/>
+        </w:tabs>
+        <w:ind w:left="720" w:hanging="360"/>
+      </w:pPr>
+    </w:lvl>
+    <w:lvl w:ilvl="1" w:tentative="1">
+      <w:start w:val="1"/>
+      <w:numFmt w:val="decimal"/>
+      <w:lvlText w:val="%2."/>
+      <w:lvlJc w:val="left"/>
+      <w:pPr>
+        <w:tabs>
+          <w:tab w:val="num" w:pos="1440"/>
+        </w:tabs>
+        <w:ind w:left="1440" w:hanging="360"/>
+      </w:pPr>
+    </w:lvl>
+    <w:lvl w:ilvl="2" w:tentative="1">
+      <w:start w:val="1"/>
+      <w:numFmt w:val="decimal"/>
+      <w:lvlText w:val="%3."/>
+      <w:lvlJc w:val="left"/>
+      <w:pPr>
+        <w:tabs>
+          <w:tab w:val="num" w:pos="2160"/>
+        </w:tabs>
+        <w:ind w:left="2160" w:hanging="360"/>
+      </w:pPr>
+    </w:lvl>
+    <w:lvl w:ilvl="3" w:tentative="1">
+      <w:start w:val="1"/>
+      <w:numFmt w:val="decimal"/>
+      <w:lvlText w:val="%4."/>
+      <w:lvlJc w:val="left"/>
+      <w:pPr>
+        <w:tabs>
+          <w:tab w:val="num" w:pos="2880"/>
+        </w:tabs>
+        <w:ind w:left="2880" w:hanging="360"/>
+      </w:pPr>
+    </w:lvl>
+    <w:lvl w:ilvl="4" w:tentative="1">
+      <w:start w:val="1"/>
+      <w:numFmt w:val="decimal"/>
+      <w:lvlText w:val="%5."/>
+      <w:lvlJc w:val="left"/>
+      <w:pPr>
+        <w:tabs>
+          <w:tab w:val="num" w:pos="3600"/>
+        </w:tabs>
+        <w:ind w:left="3600" w:hanging="360"/>
+      </w:pPr>
+    </w:lvl>
+    <w:lvl w:ilvl="5" w:tentative="1">
+      <w:start w:val="1"/>
+      <w:numFmt w:val="decimal"/>
+      <w:lvlText w:val="%6."/>
+      <w:lvlJc w:val="left"/>
+      <w:pPr>
+        <w:tabs>
+          <w:tab w:val="num" w:pos="4320"/>
+        </w:tabs>
+        <w:ind w:left="4320" w:hanging="360"/>
+      </w:pPr>
+    </w:lvl>
+    <w:lvl w:ilvl="6" w:tentative="1">
+      <w:start w:val="1"/>
+      <w:numFmt w:val="decimal"/>
+      <w:lvlText w:val="%7."/>
+      <w:lvlJc w:val="left"/>
+      <w:pPr>
+        <w:tabs>
+          <w:tab w:val="num" w:pos="5040"/>
+        </w:tabs>
+        <w:ind w:left="5040" w:hanging="360"/>
+      </w:pPr>
+    </w:lvl>
+    <w:lvl w:ilvl="7" w:tentative="1">
+      <w:start w:val="1"/>
+      <w:numFmt w:val="decimal"/>
+      <w:lvlText w:val="%8."/>
+      <w:lvlJc w:val="left"/>
+      <w:pPr>
+        <w:tabs>
+          <w:tab w:val="num" w:pos="5760"/>
+        </w:tabs>
+        <w:ind w:left="5760" w:hanging="360"/>
+      </w:pPr>
+    </w:lvl>
+    <w:lvl w:ilvl="8" w:tentative="1">
+      <w:start w:val="1"/>
+      <w:numFmt w:val="decimal"/>
+      <w:lvlText w:val="%9."/>
+      <w:lvlJc w:val="left"/>
+      <w:pPr>
+        <w:tabs>
+          <w:tab w:val="num" w:pos="6480"/>
+        </w:tabs>
+        <w:ind w:left="6480" w:hanging="360"/>
+      </w:pPr>
+    </w:lvl>
+  </w:abstractNum>
+  <w:abstractNum w:abstractNumId="11" w15:restartNumberingAfterBreak="0">
+    <w:nsid w:val="7B06564B"/>
+    <w:multiLevelType w:val="multilevel"/>
+    <w:tmpl w:val="77520476"/>
+    <w:lvl w:ilvl="0">
+      <w:start w:val="1"/>
+      <w:numFmt w:val="decimal"/>
+      <w:lvlText w:val="%1."/>
+      <w:lvlJc w:val="left"/>
+      <w:pPr>
+        <w:tabs>
+          <w:tab w:val="num" w:pos="720"/>
+        </w:tabs>
+        <w:ind w:left="720" w:hanging="360"/>
+      </w:pPr>
+    </w:lvl>
+    <w:lvl w:ilvl="1" w:tentative="1">
+      <w:start w:val="1"/>
+      <w:numFmt w:val="decimal"/>
+      <w:lvlText w:val="%2."/>
+      <w:lvlJc w:val="left"/>
+      <w:pPr>
+        <w:tabs>
+          <w:tab w:val="num" w:pos="1440"/>
+        </w:tabs>
+        <w:ind w:left="1440" w:hanging="360"/>
+      </w:pPr>
+    </w:lvl>
+    <w:lvl w:ilvl="2" w:tentative="1">
+      <w:start w:val="1"/>
+      <w:numFmt w:val="decimal"/>
+      <w:lvlText w:val="%3."/>
+      <w:lvlJc w:val="left"/>
+      <w:pPr>
+        <w:tabs>
+          <w:tab w:val="num" w:pos="2160"/>
+        </w:tabs>
+        <w:ind w:left="2160" w:hanging="360"/>
+      </w:pPr>
+    </w:lvl>
+    <w:lvl w:ilvl="3" w:tentative="1">
+      <w:start w:val="1"/>
+      <w:numFmt w:val="decimal"/>
+      <w:lvlText w:val="%4."/>
+      <w:lvlJc w:val="left"/>
+      <w:pPr>
+        <w:tabs>
+          <w:tab w:val="num" w:pos="2880"/>
+        </w:tabs>
+        <w:ind w:left="2880" w:hanging="360"/>
+      </w:pPr>
+    </w:lvl>
+    <w:lvl w:ilvl="4" w:tentative="1">
+      <w:start w:val="1"/>
+      <w:numFmt w:val="decimal"/>
+      <w:lvlText w:val="%5."/>
+      <w:lvlJc w:val="left"/>
+      <w:pPr>
+        <w:tabs>
+          <w:tab w:val="num" w:pos="3600"/>
+        </w:tabs>
+        <w:ind w:left="3600" w:hanging="360"/>
+      </w:pPr>
+    </w:lvl>
+    <w:lvl w:ilvl="5" w:tentative="1">
+      <w:start w:val="1"/>
+      <w:numFmt w:val="decimal"/>
+      <w:lvlText w:val="%6."/>
+      <w:lvlJc w:val="left"/>
+      <w:pPr>
+        <w:tabs>
+          <w:tab w:val="num" w:pos="4320"/>
+        </w:tabs>
+        <w:ind w:left="4320" w:hanging="360"/>
+      </w:pPr>
+    </w:lvl>
+    <w:lvl w:ilvl="6" w:tentative="1">
+      <w:start w:val="1"/>
+      <w:numFmt w:val="decimal"/>
+      <w:lvlText w:val="%7."/>
+      <w:lvlJc w:val="left"/>
+      <w:pPr>
+        <w:tabs>
+          <w:tab w:val="num" w:pos="5040"/>
+        </w:tabs>
+        <w:ind w:left="5040" w:hanging="360"/>
+      </w:pPr>
+    </w:lvl>
+    <w:lvl w:ilvl="7" w:tentative="1">
+      <w:start w:val="1"/>
+      <w:numFmt w:val="decimal"/>
+      <w:lvlText w:val="%8."/>
+      <w:lvlJc w:val="left"/>
+      <w:pPr>
+        <w:tabs>
+          <w:tab w:val="num" w:pos="5760"/>
+        </w:tabs>
+        <w:ind w:left="5760" w:hanging="360"/>
+      </w:pPr>
+    </w:lvl>
+    <w:lvl w:ilvl="8" w:tentative="1">
+      <w:start w:val="1"/>
+      <w:numFmt w:val="decimal"/>
+      <w:lvlText w:val="%9."/>
+      <w:lvlJc w:val="left"/>
+      <w:pPr>
+        <w:tabs>
+          <w:tab w:val="num" w:pos="6480"/>
+        </w:tabs>
+        <w:ind w:left="6480" w:hanging="360"/>
+      </w:pPr>
+    </w:lvl>
+  </w:abstractNum>
+  <w:abstractNum w:abstractNumId="12" w15:restartNumberingAfterBreak="0">
+    <w:nsid w:val="7DDF1F24"/>
+    <w:multiLevelType w:val="multilevel"/>
+    <w:tmpl w:val="D0D86874"/>
+    <w:lvl w:ilvl="0">
+      <w:start w:val="1"/>
+      <w:numFmt w:val="decimal"/>
+      <w:lvlText w:val="%1."/>
+      <w:lvlJc w:val="left"/>
+      <w:pPr>
+        <w:tabs>
+          <w:tab w:val="num" w:pos="720"/>
+        </w:tabs>
+        <w:ind w:left="720" w:hanging="360"/>
+      </w:pPr>
+    </w:lvl>
+    <w:lvl w:ilvl="1" w:tentative="1">
+      <w:start w:val="1"/>
+      <w:numFmt w:val="decimal"/>
+      <w:lvlText w:val="%2."/>
+      <w:lvlJc w:val="left"/>
+      <w:pPr>
+        <w:tabs>
+          <w:tab w:val="num" w:pos="1440"/>
+        </w:tabs>
+        <w:ind w:left="1440" w:hanging="360"/>
+      </w:pPr>
+    </w:lvl>
+    <w:lvl w:ilvl="2" w:tentative="1">
+      <w:start w:val="1"/>
+      <w:numFmt w:val="decimal"/>
+      <w:lvlText w:val="%3."/>
+      <w:lvlJc w:val="left"/>
+      <w:pPr>
+        <w:tabs>
+          <w:tab w:val="num" w:pos="2160"/>
+        </w:tabs>
+        <w:ind w:left="2160" w:hanging="360"/>
+      </w:pPr>
+    </w:lvl>
+    <w:lvl w:ilvl="3" w:tentative="1">
+      <w:start w:val="1"/>
+      <w:numFmt w:val="decimal"/>
+      <w:lvlText w:val="%4."/>
+      <w:lvlJc w:val="left"/>
+      <w:pPr>
+        <w:tabs>
+          <w:tab w:val="num" w:pos="2880"/>
+        </w:tabs>
+        <w:ind w:left="2880" w:hanging="360"/>
+      </w:pPr>
+    </w:lvl>
+    <w:lvl w:ilvl="4" w:tentative="1">
+      <w:start w:val="1"/>
+      <w:numFmt w:val="decimal"/>
+      <w:lvlText w:val="%5."/>
+      <w:lvlJc w:val="left"/>
+      <w:pPr>
+        <w:tabs>
+          <w:tab w:val="num" w:pos="3600"/>
+        </w:tabs>
+        <w:ind w:left="3600" w:hanging="360"/>
+      </w:pPr>
+    </w:lvl>
+    <w:lvl w:ilvl="5" w:tentative="1">
+      <w:start w:val="1"/>
+      <w:numFmt w:val="decimal"/>
+      <w:lvlText w:val="%6."/>
+      <w:lvlJc w:val="left"/>
+      <w:pPr>
+        <w:tabs>
+          <w:tab w:val="num" w:pos="4320"/>
+        </w:tabs>
+        <w:ind w:left="4320" w:hanging="360"/>
+      </w:pPr>
+    </w:lvl>
+    <w:lvl w:ilvl="6" w:tentative="1">
+      <w:start w:val="1"/>
+      <w:numFmt w:val="decimal"/>
+      <w:lvlText w:val="%7."/>
+      <w:lvlJc w:val="left"/>
+      <w:pPr>
+        <w:tabs>
+          <w:tab w:val="num" w:pos="5040"/>
+        </w:tabs>
+        <w:ind w:left="5040" w:hanging="360"/>
+      </w:pPr>
+    </w:lvl>
+    <w:lvl w:ilvl="7" w:tentative="1">
+      <w:start w:val="1"/>
+      <w:numFmt w:val="decimal"/>
+      <w:lvlText w:val="%8."/>
+      <w:lvlJc w:val="left"/>
+      <w:pPr>
+        <w:tabs>
+          <w:tab w:val="num" w:pos="5760"/>
+        </w:tabs>
+        <w:ind w:left="5760" w:hanging="360"/>
+      </w:pPr>
+    </w:lvl>
+    <w:lvl w:ilvl="8" w:tentative="1">
+      <w:start w:val="1"/>
+      <w:numFmt w:val="decimal"/>
+      <w:lvlText w:val="%9."/>
+      <w:lvlJc w:val="left"/>
+      <w:pPr>
+        <w:tabs>
+          <w:tab w:val="num" w:pos="6480"/>
+        </w:tabs>
+        <w:ind w:left="6480" w:hanging="360"/>
+      </w:pPr>
+    </w:lvl>
+  </w:abstractNum>
+  <w:num w:numId="1" w16cid:durableId="1623922851">
+    <w:abstractNumId w:val="7"/>
+  </w:num>
+  <w:num w:numId="2" w16cid:durableId="890194637">
     <w:abstractNumId w:val="6"/>
   </w:num>
-  <w:num w:numId="2" w16cid:durableId="143592204">
+  <w:num w:numId="3" w16cid:durableId="1915624362">
+    <w:abstractNumId w:val="5"/>
+  </w:num>
+  <w:num w:numId="4" w16cid:durableId="1974290266">
+    <w:abstractNumId w:val="0"/>
+  </w:num>
+  <w:num w:numId="5" w16cid:durableId="1848716153">
+    <w:abstractNumId w:val="2"/>
+  </w:num>
+  <w:num w:numId="6" w16cid:durableId="1458523478">
+    <w:abstractNumId w:val="8"/>
+  </w:num>
+  <w:num w:numId="7" w16cid:durableId="1774352882">
+    <w:abstractNumId w:val="4"/>
+  </w:num>
+  <w:num w:numId="8" w16cid:durableId="1456292945">
+    <w:abstractNumId w:val="12"/>
+  </w:num>
+  <w:num w:numId="9" w16cid:durableId="964501085">
     <w:abstractNumId w:val="3"/>
   </w:num>
-  <w:num w:numId="3" w16cid:durableId="1977449039">
-    <w:abstractNumId w:val="7"/>
+  <w:num w:numId="10" w16cid:durableId="1751659849">
+    <w:abstractNumId w:val="1"/>
   </w:num>
-  <w:num w:numId="4" w16cid:durableId="762073698">
-    <w:abstractNumId w:val="0"/>
-  </w:num>
-  <w:num w:numId="5" w16cid:durableId="1075975946">
-    <w:abstractNumId w:val="4"/>
-  </w:num>
-  <w:num w:numId="6" w16cid:durableId="1708137186">
+  <w:num w:numId="11" w16cid:durableId="1086610032">
     <w:abstractNumId w:val="10"/>
   </w:num>
-  <w:num w:numId="7" w16cid:durableId="641810866">
-    <w:abstractNumId w:val="8"/>
-  </w:num>
-  <w:num w:numId="8" w16cid:durableId="431635219">
-    <w:abstractNumId w:val="1"/>
-  </w:num>
-  <w:num w:numId="9" w16cid:durableId="787897588">
+  <w:num w:numId="12" w16cid:durableId="1200625691">
     <w:abstractNumId w:val="9"/>
   </w:num>
-  <w:num w:numId="10" w16cid:durableId="1743213143">
-    <w:abstractNumId w:val="5"/>
-  </w:num>
-  <w:num w:numId="11" w16cid:durableId="1570572873">
-    <w:abstractNumId w:val="2"/>
+  <w:num w:numId="13" w16cid:durableId="1269238875">
+    <w:abstractNumId w:val="11"/>
   </w:num>
 </w:numbering>
 </file>

--- a/docs/User Manual.docx
+++ b/docs/User Manual.docx
@@ -2683,6 +2683,45 @@
     </w:p>
     <w:p>
       <w:pPr>
+        <w:pStyle w:val="NormalWeb"/>
+        <w:rPr>
+          <w:rFonts w:ascii="Calibri" w:hAnsi="Calibri" w:cs="Calibri"/>
+          <w:color w:val="1A1A1A"/>
+          <w:sz w:val="22"/>
+          <w:szCs w:val="22"/>
+        </w:rPr>
+      </w:pPr>
+      <w:r>
+        <w:rPr>
+          <w:rFonts w:ascii="Calibri" w:hAnsi="Calibri" w:cs="Calibri"/>
+          <w:color w:val="1A1A1A"/>
+          <w:sz w:val="22"/>
+          <w:szCs w:val="22"/>
+        </w:rPr>
+        <w:t xml:space="preserve">First add the person in </w:t>
+      </w:r>
+      <w:r>
+        <w:rPr>
+          <w:rStyle w:val="Strong"/>
+          <w:rFonts w:ascii="Calibri" w:hAnsi="Calibri" w:cs="Calibri"/>
+          <w:color w:val="1A1A1A"/>
+          <w:sz w:val="22"/>
+          <w:szCs w:val="22"/>
+        </w:rPr>
+        <w:t>HR &amp; Payroll &gt; Employees</w:t>
+      </w:r>
+      <w:r>
+        <w:rPr>
+          <w:rFonts w:ascii="Calibri" w:hAnsi="Calibri" w:cs="Calibri"/>
+          <w:color w:val="1A1A1A"/>
+          <w:sz w:val="22"/>
+          <w:szCs w:val="22"/>
+        </w:rPr>
+        <w:t>. Only office staff get logins, never site workers.</w:t>
+      </w:r>
+    </w:p>
+    <w:p>
+      <w:pPr>
         <w:numPr>
           <w:ilvl w:val="0"/>
           <w:numId w:val="8"/>
@@ -2745,45 +2784,26 @@
           <w:sz w:val="22"/>
           <w:szCs w:val="22"/>
         </w:rPr>
-        <w:t xml:space="preserve">Type the person's </w:t>
-      </w:r>
-      <w:r>
-        <w:rPr>
-          <w:rStyle w:val="Strong"/>
-          <w:rFonts w:ascii="Calibri" w:eastAsia="Times New Roman" w:hAnsi="Calibri" w:cs="Calibri"/>
-          <w:color w:val="1A1A1A"/>
-          <w:sz w:val="22"/>
-          <w:szCs w:val="22"/>
-        </w:rPr>
-        <w:t>full name</w:t>
-      </w:r>
-      <w:r>
-        <w:rPr>
-          <w:rFonts w:ascii="Calibri" w:eastAsia="Times New Roman" w:hAnsi="Calibri" w:cs="Calibri"/>
-          <w:color w:val="1A1A1A"/>
-          <w:sz w:val="22"/>
-          <w:szCs w:val="22"/>
-        </w:rPr>
-        <w:t xml:space="preserve"> and a </w:t>
-      </w:r>
-      <w:r>
-        <w:rPr>
-          <w:rStyle w:val="Strong"/>
-          <w:rFonts w:ascii="Calibri" w:eastAsia="Times New Roman" w:hAnsi="Calibri" w:cs="Calibri"/>
-          <w:color w:val="1A1A1A"/>
-          <w:sz w:val="22"/>
-          <w:szCs w:val="22"/>
-        </w:rPr>
-        <w:t>username</w:t>
-      </w:r>
-      <w:r>
-        <w:rPr>
-          <w:rFonts w:ascii="Calibri" w:eastAsia="Times New Roman" w:hAnsi="Calibri" w:cs="Calibri"/>
-          <w:color w:val="1A1A1A"/>
-          <w:sz w:val="22"/>
-          <w:szCs w:val="22"/>
-        </w:rPr>
-        <w:t xml:space="preserve"> (letters, numbers, dots, dashes or underscores; no spaces).</w:t>
+        <w:t xml:space="preserve">Pick the </w:t>
+      </w:r>
+      <w:r>
+        <w:rPr>
+          <w:rStyle w:val="Strong"/>
+          <w:rFonts w:ascii="Calibri" w:eastAsia="Times New Roman" w:hAnsi="Calibri" w:cs="Calibri"/>
+          <w:color w:val="1A1A1A"/>
+          <w:sz w:val="22"/>
+          <w:szCs w:val="22"/>
+        </w:rPr>
+        <w:t>Employee</w:t>
+      </w:r>
+      <w:r>
+        <w:rPr>
+          <w:rFonts w:ascii="Calibri" w:eastAsia="Times New Roman" w:hAnsi="Calibri" w:cs="Calibri"/>
+          <w:color w:val="1A1A1A"/>
+          <w:sz w:val="22"/>
+          <w:szCs w:val="22"/>
+        </w:rPr>
+        <w:t xml:space="preserve"> from the list. Only office staff without a login are listed.</w:t>
       </w:r>
     </w:p>
     <w:p>
@@ -2807,26 +2827,26 @@
           <w:sz w:val="22"/>
           <w:szCs w:val="22"/>
         </w:rPr>
-        <w:t xml:space="preserve">Type a first password, or click </w:t>
-      </w:r>
-      <w:r>
-        <w:rPr>
-          <w:rStyle w:val="Strong"/>
-          <w:rFonts w:ascii="Calibri" w:eastAsia="Times New Roman" w:hAnsi="Calibri" w:cs="Calibri"/>
-          <w:color w:val="1A1A1A"/>
-          <w:sz w:val="22"/>
-          <w:szCs w:val="22"/>
-        </w:rPr>
-        <w:t>Generate</w:t>
-      </w:r>
-      <w:r>
-        <w:rPr>
-          <w:rFonts w:ascii="Calibri" w:eastAsia="Times New Roman" w:hAnsi="Calibri" w:cs="Calibri"/>
-          <w:color w:val="1A1A1A"/>
-          <w:sz w:val="22"/>
-          <w:szCs w:val="22"/>
-        </w:rPr>
-        <w:t>.</w:t>
+        <w:t xml:space="preserve">A </w:t>
+      </w:r>
+      <w:r>
+        <w:rPr>
+          <w:rStyle w:val="Strong"/>
+          <w:rFonts w:ascii="Calibri" w:eastAsia="Times New Roman" w:hAnsi="Calibri" w:cs="Calibri"/>
+          <w:color w:val="1A1A1A"/>
+          <w:sz w:val="22"/>
+          <w:szCs w:val="22"/>
+        </w:rPr>
+        <w:t>username</w:t>
+      </w:r>
+      <w:r>
+        <w:rPr>
+          <w:rFonts w:ascii="Calibri" w:eastAsia="Times New Roman" w:hAnsi="Calibri" w:cs="Calibri"/>
+          <w:color w:val="1A1A1A"/>
+          <w:sz w:val="22"/>
+          <w:szCs w:val="22"/>
+        </w:rPr>
+        <w:t xml:space="preserve"> is suggested (e.g. Juan Dela Cruz -&gt; jdelacruz). Change it if you like: letters, numbers, dots, dashes or underscores, no spaces.</w:t>
       </w:r>
     </w:p>
     <w:p>
@@ -2850,45 +2870,26 @@
           <w:sz w:val="22"/>
           <w:szCs w:val="22"/>
         </w:rPr>
-        <w:t xml:space="preserve">Choose the </w:t>
-      </w:r>
-      <w:r>
-        <w:rPr>
-          <w:rStyle w:val="Strong"/>
-          <w:rFonts w:ascii="Calibri" w:eastAsia="Times New Roman" w:hAnsi="Calibri" w:cs="Calibri"/>
-          <w:color w:val="1A1A1A"/>
-          <w:sz w:val="22"/>
-          <w:szCs w:val="22"/>
-        </w:rPr>
-        <w:t>Level</w:t>
-      </w:r>
-      <w:r>
-        <w:rPr>
-          <w:rFonts w:ascii="Calibri" w:eastAsia="Times New Roman" w:hAnsi="Calibri" w:cs="Calibri"/>
-          <w:color w:val="1A1A1A"/>
-          <w:sz w:val="22"/>
-          <w:szCs w:val="22"/>
-        </w:rPr>
-        <w:t xml:space="preserve">. For Supervisors and Employees, also choose the </w:t>
-      </w:r>
-      <w:r>
-        <w:rPr>
-          <w:rStyle w:val="Strong"/>
-          <w:rFonts w:ascii="Calibri" w:eastAsia="Times New Roman" w:hAnsi="Calibri" w:cs="Calibri"/>
-          <w:color w:val="1A1A1A"/>
-          <w:sz w:val="22"/>
-          <w:szCs w:val="22"/>
-        </w:rPr>
-        <w:t>Department</w:t>
-      </w:r>
-      <w:r>
-        <w:rPr>
-          <w:rFonts w:ascii="Calibri" w:eastAsia="Times New Roman" w:hAnsi="Calibri" w:cs="Calibri"/>
-          <w:color w:val="1A1A1A"/>
-          <w:sz w:val="22"/>
-          <w:szCs w:val="22"/>
-        </w:rPr>
-        <w:t>. Admins have no department.</w:t>
+        <w:t xml:space="preserve">Type a first password, or click </w:t>
+      </w:r>
+      <w:r>
+        <w:rPr>
+          <w:rStyle w:val="Strong"/>
+          <w:rFonts w:ascii="Calibri" w:eastAsia="Times New Roman" w:hAnsi="Calibri" w:cs="Calibri"/>
+          <w:color w:val="1A1A1A"/>
+          <w:sz w:val="22"/>
+          <w:szCs w:val="22"/>
+        </w:rPr>
+        <w:t>Generate</w:t>
+      </w:r>
+      <w:r>
+        <w:rPr>
+          <w:rFonts w:ascii="Calibri" w:eastAsia="Times New Roman" w:hAnsi="Calibri" w:cs="Calibri"/>
+          <w:color w:val="1A1A1A"/>
+          <w:sz w:val="22"/>
+          <w:szCs w:val="22"/>
+        </w:rPr>
+        <w:t>.</w:t>
       </w:r>
     </w:p>
     <w:p>
@@ -2912,6 +2913,68 @@
           <w:sz w:val="22"/>
           <w:szCs w:val="22"/>
         </w:rPr>
+        <w:t xml:space="preserve">Choose the </w:t>
+      </w:r>
+      <w:r>
+        <w:rPr>
+          <w:rStyle w:val="Strong"/>
+          <w:rFonts w:ascii="Calibri" w:eastAsia="Times New Roman" w:hAnsi="Calibri" w:cs="Calibri"/>
+          <w:color w:val="1A1A1A"/>
+          <w:sz w:val="22"/>
+          <w:szCs w:val="22"/>
+        </w:rPr>
+        <w:t>Level</w:t>
+      </w:r>
+      <w:r>
+        <w:rPr>
+          <w:rFonts w:ascii="Calibri" w:eastAsia="Times New Roman" w:hAnsi="Calibri" w:cs="Calibri"/>
+          <w:color w:val="1A1A1A"/>
+          <w:sz w:val="22"/>
+          <w:szCs w:val="22"/>
+        </w:rPr>
+        <w:t xml:space="preserve">. The </w:t>
+      </w:r>
+      <w:r>
+        <w:rPr>
+          <w:rStyle w:val="Strong"/>
+          <w:rFonts w:ascii="Calibri" w:eastAsia="Times New Roman" w:hAnsi="Calibri" w:cs="Calibri"/>
+          <w:color w:val="1A1A1A"/>
+          <w:sz w:val="22"/>
+          <w:szCs w:val="22"/>
+        </w:rPr>
+        <w:t>Department</w:t>
+      </w:r>
+      <w:r>
+        <w:rPr>
+          <w:rFonts w:ascii="Calibri" w:eastAsia="Times New Roman" w:hAnsi="Calibri" w:cs="Calibri"/>
+          <w:color w:val="1A1A1A"/>
+          <w:sz w:val="22"/>
+          <w:szCs w:val="22"/>
+        </w:rPr>
+        <w:t xml:space="preserve"> fills in by itself from the employee (Admins have none).</w:t>
+      </w:r>
+    </w:p>
+    <w:p>
+      <w:pPr>
+        <w:numPr>
+          <w:ilvl w:val="0"/>
+          <w:numId w:val="8"/>
+        </w:numPr>
+        <w:spacing w:before="100" w:beforeAutospacing="1" w:after="100" w:afterAutospacing="1"/>
+        <w:rPr>
+          <w:rFonts w:ascii="Calibri" w:eastAsia="Times New Roman" w:hAnsi="Calibri" w:cs="Calibri"/>
+          <w:color w:val="1A1A1A"/>
+          <w:sz w:val="22"/>
+          <w:szCs w:val="22"/>
+        </w:rPr>
+      </w:pPr>
+      <w:r>
+        <w:rPr>
+          <w:rFonts w:ascii="Calibri" w:eastAsia="Times New Roman" w:hAnsi="Calibri" w:cs="Calibri"/>
+          <w:color w:val="1A1A1A"/>
+          <w:sz w:val="22"/>
+          <w:szCs w:val="22"/>
+        </w:rPr>
         <w:t xml:space="preserve">Click </w:t>
       </w:r>
       <w:r>
@@ -2951,6 +3014,35 @@
           <w:sz w:val="22"/>
           <w:szCs w:val="22"/>
         </w:rPr>
+        <w:t>The login'</w:t>
+      </w:r>
+      <w:r>
+        <w:rPr>
+          <w:rFonts w:ascii="Calibri" w:hAnsi="Calibri" w:cs="Calibri"/>
+          <w:color w:val="1A1A1A"/>
+          <w:sz w:val="22"/>
+          <w:szCs w:val="22"/>
+        </w:rPr>
+        <w:t>s name and department follow the employee record. If HR renames someone or moves them to another department, their login updates too.</w:t>
+      </w:r>
+    </w:p>
+    <w:p>
+      <w:pPr>
+        <w:pStyle w:val="NormalWeb"/>
+        <w:rPr>
+          <w:rFonts w:ascii="Calibri" w:hAnsi="Calibri" w:cs="Calibri"/>
+          <w:color w:val="1A1A1A"/>
+          <w:sz w:val="22"/>
+          <w:szCs w:val="22"/>
+        </w:rPr>
+      </w:pPr>
+      <w:r>
+        <w:rPr>
+          <w:rFonts w:ascii="Calibri" w:hAnsi="Calibri" w:cs="Calibri"/>
+          <w:color w:val="1A1A1A"/>
+          <w:sz w:val="22"/>
+          <w:szCs w:val="22"/>
+        </w:rPr>
         <w:t>If the department already has an active person at that level (the plan is 1 Employee and 1 Supervisor per department), the app asks before saving.</w:t>
       </w:r>
     </w:p>
@@ -2981,7 +3073,7 @@
           <w:sz w:val="22"/>
           <w:szCs w:val="22"/>
         </w:rPr>
-        <w:t xml:space="preserve"> click it in the list, change the name, username, level or department, and click </w:t>
+        <w:t xml:space="preserve"> click it in the list, change the username or level (or which employee it's for), and click </w:t>
       </w:r>
       <w:r>
         <w:rPr>
@@ -3524,6 +3616,7 @@
           <w:sz w:val="22"/>
           <w:szCs w:val="22"/>
         </w:rPr>
+        <w:lastRenderedPageBreak/>
         <w:t xml:space="preserve">If you don't touch the keyboard or mouse for </w:t>
       </w:r>
       <w:r>
@@ -3562,16 +3655,7 @@
           <w:sz w:val="22"/>
           <w:szCs w:val="22"/>
         </w:rPr>
-        <w:t xml:space="preserve"> </w:t>
-      </w:r>
-      <w:r>
-        <w:rPr>
-          <w:rFonts w:ascii="Calibri" w:hAnsi="Calibri" w:cs="Calibri"/>
-          <w:color w:val="1A1A1A"/>
-          <w:sz w:val="22"/>
-          <w:szCs w:val="22"/>
-        </w:rPr>
-        <w:t>message appears with a 60-second countdown.</w:t>
+        <w:t xml:space="preserve"> message appears with a 60-second countdown.</w:t>
       </w:r>
     </w:p>
     <w:p>
@@ -3695,7 +3779,6 @@
         <w:rPr>
           <w:rFonts w:ascii="Calibri" w:eastAsia="Times New Roman" w:hAnsi="Calibri" w:cs="Calibri"/>
         </w:rPr>
-        <w:lastRenderedPageBreak/>
         <w:t>Rules</w:t>
       </w:r>
     </w:p>
@@ -3851,16 +3934,7 @@
           <w:sz w:val="22"/>
           <w:szCs w:val="22"/>
         </w:rPr>
-        <w:t xml:space="preserve"> </w:t>
-      </w:r>
-      <w:r>
-        <w:rPr>
-          <w:rFonts w:ascii="Calibri" w:eastAsia="Times New Roman" w:hAnsi="Calibri" w:cs="Calibri"/>
-          <w:color w:val="1A1A1A"/>
-          <w:sz w:val="22"/>
-          <w:szCs w:val="22"/>
-        </w:rPr>
-        <w:t>Employees and Supervisors can't change their own.</w:t>
+        <w:t xml:space="preserve"> Employees and Supervisors can't change their own.</w:t>
       </w:r>
     </w:p>
     <w:p>
@@ -3894,7 +3968,16 @@
           <w:sz w:val="22"/>
           <w:szCs w:val="22"/>
         </w:rPr>
-        <w:t xml:space="preserve"> after 5 minutes without using the app, a </w:t>
+        <w:t xml:space="preserve"> </w:t>
+      </w:r>
+      <w:r>
+        <w:rPr>
+          <w:rFonts w:ascii="Calibri" w:eastAsia="Times New Roman" w:hAnsi="Calibri" w:cs="Calibri"/>
+          <w:color w:val="1A1A1A"/>
+          <w:sz w:val="22"/>
+          <w:szCs w:val="22"/>
+        </w:rPr>
+        <w:t xml:space="preserve">after 5 minutes without using the app, a </w:t>
       </w:r>
       <w:r>
         <w:rPr>
@@ -4426,16 +4509,7 @@
           <w:sz w:val="22"/>
           <w:szCs w:val="22"/>
         </w:rPr>
-        <w:t xml:space="preserve"> </w:t>
-      </w:r>
-      <w:r>
-        <w:rPr>
-          <w:rFonts w:ascii="Calibri" w:hAnsi="Calibri" w:cs="Calibri"/>
-          <w:color w:val="1A1A1A"/>
-          <w:sz w:val="22"/>
-          <w:szCs w:val="22"/>
-        </w:rPr>
-        <w:t>(worked out by the app): days so far (or how long it took), revenue, expenses to date, and profit to date. Expenses fill in as receipts, materials and subcontractor payments are recorded.</w:t>
+        <w:t xml:space="preserve"> (worked out by the app): days so far (or how long it took), revenue, expenses to date, and profit to date. Expenses fill in as receipts, materials and subcontractor payments are recorded.</w:t>
       </w:r>
     </w:p>
     <w:tbl>
@@ -4497,6 +4571,7 @@
                 <w:sz w:val="22"/>
                 <w:szCs w:val="22"/>
               </w:rPr>
+              <w:lastRenderedPageBreak/>
               <w:t>Button</w:t>
             </w:r>
           </w:p>
@@ -4817,7 +4892,6 @@
           <w:sz w:val="22"/>
           <w:szCs w:val="22"/>
         </w:rPr>
-        <w:lastRenderedPageBreak/>
         <w:t xml:space="preserve">Use the </w:t>
       </w:r>
       <w:r>
@@ -4856,6 +4930,78 @@
           <w:sz w:val="22"/>
           <w:szCs w:val="22"/>
         </w:rPr>
+        <w:t xml:space="preserve"> and </w:t>
+      </w:r>
+      <w:r>
+        <w:rPr>
+          <w:rStyle w:val="Strong"/>
+          <w:rFonts w:ascii="Calibri" w:hAnsi="Calibri" w:cs="Calibri"/>
+          <w:color w:val="1A1A1A"/>
+          <w:sz w:val="22"/>
+          <w:szCs w:val="22"/>
+        </w:rPr>
+        <w:t>Sector</w:t>
+      </w:r>
+      <w:r>
+        <w:rPr>
+          <w:rFonts w:ascii="Calibri" w:hAnsi="Calibri" w:cs="Calibri"/>
+          <w:color w:val="1A1A1A"/>
+          <w:sz w:val="22"/>
+          <w:szCs w:val="22"/>
+        </w:rPr>
+        <w:t xml:space="preserve"> filters to find projects.</w:t>
+      </w:r>
+    </w:p>
+    <w:p>
+      <w:pPr>
+        <w:pStyle w:val="Heading1"/>
+        <w:rPr>
+          <w:rFonts w:ascii="Calibri" w:eastAsia="Times New Roman" w:hAnsi="Calibri" w:cs="Calibri"/>
+        </w:rPr>
+      </w:pPr>
+      <w:r>
+        <w:rPr>
+          <w:rFonts w:ascii="Calibri" w:eastAsia="Times New Roman" w:hAnsi="Calibri" w:cs="Calibri"/>
+        </w:rPr>
+        <w:t>6. HR &amp; Payroll</w:t>
+      </w:r>
+    </w:p>
+    <w:p>
+      <w:pPr>
+        <w:pStyle w:val="NormalWeb"/>
+        <w:rPr>
+          <w:rFonts w:ascii="Calibri" w:hAnsi="Calibri" w:cs="Calibri"/>
+          <w:color w:val="1A1A1A"/>
+          <w:sz w:val="22"/>
+          <w:szCs w:val="22"/>
+        </w:rPr>
+      </w:pPr>
+      <w:r>
+        <w:rPr>
+          <w:rFonts w:ascii="Calibri" w:hAnsi="Calibri" w:cs="Calibri"/>
+          <w:color w:val="1A1A1A"/>
+          <w:sz w:val="22"/>
+          <w:szCs w:val="22"/>
+        </w:rPr>
+        <w:t xml:space="preserve">For Admins and the HR department. The page has 7 tabs: Employees, Attendance, Payroll, Payslip History, Cash Advances, Settings and Edit History. </w:t>
+      </w:r>
+      <w:r>
+        <w:rPr>
+          <w:rStyle w:val="Strong"/>
+          <w:rFonts w:ascii="Calibri" w:hAnsi="Calibri" w:cs="Calibri"/>
+          <w:color w:val="1A1A1A"/>
+          <w:sz w:val="22"/>
+          <w:szCs w:val="22"/>
+        </w:rPr>
+        <w:t>Settings</w:t>
+      </w:r>
+      <w:r>
+        <w:rPr>
+          <w:rFonts w:ascii="Calibri" w:hAnsi="Calibri" w:cs="Calibri"/>
+          <w:color w:val="1A1A1A"/>
+          <w:sz w:val="22"/>
+          <w:szCs w:val="22"/>
+        </w:rPr>
         <w:t xml:space="preserve"> </w:t>
       </w:r>
       <w:r>
@@ -4866,78 +5012,6 @@
           <w:szCs w:val="22"/>
         </w:rPr>
         <w:t xml:space="preserve">and </w:t>
-      </w:r>
-      <w:r>
-        <w:rPr>
-          <w:rStyle w:val="Strong"/>
-          <w:rFonts w:ascii="Calibri" w:hAnsi="Calibri" w:cs="Calibri"/>
-          <w:color w:val="1A1A1A"/>
-          <w:sz w:val="22"/>
-          <w:szCs w:val="22"/>
-        </w:rPr>
-        <w:t>Sector</w:t>
-      </w:r>
-      <w:r>
-        <w:rPr>
-          <w:rFonts w:ascii="Calibri" w:hAnsi="Calibri" w:cs="Calibri"/>
-          <w:color w:val="1A1A1A"/>
-          <w:sz w:val="22"/>
-          <w:szCs w:val="22"/>
-        </w:rPr>
-        <w:t xml:space="preserve"> filters to find projects.</w:t>
-      </w:r>
-    </w:p>
-    <w:p>
-      <w:pPr>
-        <w:pStyle w:val="Heading1"/>
-        <w:rPr>
-          <w:rFonts w:ascii="Calibri" w:eastAsia="Times New Roman" w:hAnsi="Calibri" w:cs="Calibri"/>
-        </w:rPr>
-      </w:pPr>
-      <w:r>
-        <w:rPr>
-          <w:rFonts w:ascii="Calibri" w:eastAsia="Times New Roman" w:hAnsi="Calibri" w:cs="Calibri"/>
-        </w:rPr>
-        <w:t>6. HR &amp; Payroll</w:t>
-      </w:r>
-    </w:p>
-    <w:p>
-      <w:pPr>
-        <w:pStyle w:val="NormalWeb"/>
-        <w:rPr>
-          <w:rFonts w:ascii="Calibri" w:hAnsi="Calibri" w:cs="Calibri"/>
-          <w:color w:val="1A1A1A"/>
-          <w:sz w:val="22"/>
-          <w:szCs w:val="22"/>
-        </w:rPr>
-      </w:pPr>
-      <w:r>
-        <w:rPr>
-          <w:rFonts w:ascii="Calibri" w:hAnsi="Calibri" w:cs="Calibri"/>
-          <w:color w:val="1A1A1A"/>
-          <w:sz w:val="22"/>
-          <w:szCs w:val="22"/>
-        </w:rPr>
-        <w:t xml:space="preserve">For Admins and the HR department. The page has 7 tabs: Employees, Attendance, Payroll, Payslip History, Cash Advances, Settings and Edit History. </w:t>
-      </w:r>
-      <w:r>
-        <w:rPr>
-          <w:rStyle w:val="Strong"/>
-          <w:rFonts w:ascii="Calibri" w:hAnsi="Calibri" w:cs="Calibri"/>
-          <w:color w:val="1A1A1A"/>
-          <w:sz w:val="22"/>
-          <w:szCs w:val="22"/>
-        </w:rPr>
-        <w:t>Settings</w:t>
-      </w:r>
-      <w:r>
-        <w:rPr>
-          <w:rFonts w:ascii="Calibri" w:hAnsi="Calibri" w:cs="Calibri"/>
-          <w:color w:val="1A1A1A"/>
-          <w:sz w:val="22"/>
-          <w:szCs w:val="22"/>
-        </w:rPr>
-        <w:t xml:space="preserve"> and </w:t>
       </w:r>
       <w:r>
         <w:rPr>
@@ -5207,16 +5281,7 @@
           <w:sz w:val="22"/>
           <w:szCs w:val="22"/>
         </w:rPr>
-        <w:t xml:space="preserve"> </w:t>
-      </w:r>
-      <w:r>
-        <w:rPr>
-          <w:rFonts w:ascii="Calibri" w:eastAsia="Times New Roman" w:hAnsi="Calibri" w:cs="Calibri"/>
-          <w:color w:val="1A1A1A"/>
-          <w:sz w:val="22"/>
-          <w:szCs w:val="22"/>
-        </w:rPr>
-        <w:t>for site workers. The pay schedule follows automatically:</w:t>
+        <w:t xml:space="preserve"> for site workers. The pay schedule follows automatically:</w:t>
       </w:r>
     </w:p>
     <w:p>
@@ -5833,13 +5898,7 @@
         <w:rPr>
           <w:rFonts w:ascii="Calibri" w:eastAsia="Times New Roman" w:hAnsi="Calibri" w:cs="Calibri"/>
         </w:rPr>
-        <w:t>7. Inventory &amp; Vendors</w:t>
-      </w:r>
-      <w:r>
-        <w:rPr>
-          <w:rFonts w:ascii="Calibri" w:eastAsia="Times New Roman" w:hAnsi="Calibri" w:cs="Calibri"/>
-        </w:rPr>
-        <w:t xml:space="preserve"> </w:t>
+        <w:t xml:space="preserve">7. Inventory &amp; Vendors </w:t>
       </w:r>
       <w:r>
         <w:rPr>
@@ -5925,9 +5984,9 @@
 <file path=word/numbering.xml><?xml version="1.0" encoding="utf-8"?>
 <w:numbering xmlns:wpc="http://schemas.microsoft.com/office/word/2010/wordprocessingCanvas" xmlns:cx="http://schemas.microsoft.com/office/drawing/2014/chartex" xmlns:cx1="http://schemas.microsoft.com/office/drawing/2015/9/8/chartex" xmlns:cx2="http://schemas.microsoft.com/office/drawing/2015/10/21/chartex" xmlns:cx3="http://schemas.microsoft.com/office/drawing/2016/5/9/chartex" xmlns:cx4="http://schemas.microsoft.com/office/drawing/2016/5/10/chartex" xmlns:cx5="http://schemas.microsoft.com/office/drawing/2016/5/11/chartex" xmlns:cx6="http://schemas.microsoft.com/office/drawing/2016/5/12/chartex" xmlns:cx7="http://schemas.microsoft.com/office/drawing/2016/5/13/chartex" xmlns:cx8="http://schemas.microsoft.com/office/drawing/2016/5/14/chartex" xmlns:mc="http://schemas.openxmlformats.org/markup-compatibility/2006" xmlns:aink="http://schemas.microsoft.com/office/drawing/2016/ink" xmlns:am3d="http://schemas.microsoft.com/office/drawing/2017/model3d" xmlns:o="urn:schemas-microsoft-com:office:office" xmlns:oel="http://schemas.microsoft.com/office/2019/extlst" xmlns:r="http://schemas.openxmlformats.org/officeDocument/2006/relationships" xmlns:m="http://schemas.openxmlformats.org/officeDocument/2006/math" xmlns:v="urn:schemas-microsoft-com:vml" xmlns:wp14="http://schemas.microsoft.com/office/word/2010/wordprocessingDrawing" xmlns:wp="http://schemas.openxmlformats.org/drawingml/2006/wordprocessingDrawing" xmlns:w10="urn:schemas-microsoft-com:office:word" xmlns:w="http://schemas.openxmlformats.org/wordprocessingml/2006/main" xmlns:w14="http://schemas.microsoft.com/office/word/2010/wordml" xmlns:w15="http://schemas.microsoft.com/office/word/2012/wordml" xmlns:w16cex="http://schemas.microsoft.com/office/word/2018/wordml/cex" xmlns:w16cid="http://schemas.microsoft.com/office/word/2016/wordml/cid" xmlns:w16="http://schemas.microsoft.com/office/word/2018/wordml" xmlns:w16du="http://schemas.microsoft.com/office/word/2023/wordml/word16du" xmlns:w16sdtdh="http://schemas.microsoft.com/office/word/2020/wordml/sdtdatahash" xmlns:w16sdtfl="http://schemas.microsoft.com/office/word/2024/wordml/sdtformatlock" xmlns:w16se="http://schemas.microsoft.com/office/word/2015/wordml/symex" xmlns:wpg="http://schemas.microsoft.com/office/word/2010/wordprocessingGroup" xmlns:wpi="http://schemas.microsoft.com/office/word/2010/wordprocessingInk" xmlns:wne="http://schemas.microsoft.com/office/word/2006/wordml" xmlns:wps="http://schemas.microsoft.com/office/word/2010/wordprocessingShape" mc:Ignorable="w14 w15 w16se w16cid w16 w16cex w16sdtdh w16sdtfl w16du wp14">
   <w:abstractNum w:abstractNumId="0" w15:restartNumberingAfterBreak="0">
-    <w:nsid w:val="01AD03C2"/>
+    <w:nsid w:val="0A3F4A8C"/>
     <w:multiLevelType w:val="multilevel"/>
-    <w:tmpl w:val="9D52F5BC"/>
+    <w:tmpl w:val="28C21508"/>
     <w:lvl w:ilvl="0">
       <w:start w:val="1"/>
       <w:numFmt w:val="decimal"/>
@@ -5940,6 +5999,123 @@
         <w:ind w:left="720" w:hanging="360"/>
       </w:pPr>
     </w:lvl>
+    <w:lvl w:ilvl="1">
+      <w:start w:val="1"/>
+      <w:numFmt w:val="bullet"/>
+      <w:lvlText w:val="o"/>
+      <w:lvlJc w:val="left"/>
+      <w:pPr>
+        <w:tabs>
+          <w:tab w:val="num" w:pos="1440"/>
+        </w:tabs>
+        <w:ind w:left="1440" w:hanging="360"/>
+      </w:pPr>
+      <w:rPr>
+        <w:rFonts w:ascii="Courier New" w:hAnsi="Courier New" w:hint="default"/>
+        <w:sz w:val="20"/>
+      </w:rPr>
+    </w:lvl>
+    <w:lvl w:ilvl="2" w:tentative="1">
+      <w:start w:val="1"/>
+      <w:numFmt w:val="decimal"/>
+      <w:lvlText w:val="%3."/>
+      <w:lvlJc w:val="left"/>
+      <w:pPr>
+        <w:tabs>
+          <w:tab w:val="num" w:pos="2160"/>
+        </w:tabs>
+        <w:ind w:left="2160" w:hanging="360"/>
+      </w:pPr>
+    </w:lvl>
+    <w:lvl w:ilvl="3" w:tentative="1">
+      <w:start w:val="1"/>
+      <w:numFmt w:val="decimal"/>
+      <w:lvlText w:val="%4."/>
+      <w:lvlJc w:val="left"/>
+      <w:pPr>
+        <w:tabs>
+          <w:tab w:val="num" w:pos="2880"/>
+        </w:tabs>
+        <w:ind w:left="2880" w:hanging="360"/>
+      </w:pPr>
+    </w:lvl>
+    <w:lvl w:ilvl="4" w:tentative="1">
+      <w:start w:val="1"/>
+      <w:numFmt w:val="decimal"/>
+      <w:lvlText w:val="%5."/>
+      <w:lvlJc w:val="left"/>
+      <w:pPr>
+        <w:tabs>
+          <w:tab w:val="num" w:pos="3600"/>
+        </w:tabs>
+        <w:ind w:left="3600" w:hanging="360"/>
+      </w:pPr>
+    </w:lvl>
+    <w:lvl w:ilvl="5" w:tentative="1">
+      <w:start w:val="1"/>
+      <w:numFmt w:val="decimal"/>
+      <w:lvlText w:val="%6."/>
+      <w:lvlJc w:val="left"/>
+      <w:pPr>
+        <w:tabs>
+          <w:tab w:val="num" w:pos="4320"/>
+        </w:tabs>
+        <w:ind w:left="4320" w:hanging="360"/>
+      </w:pPr>
+    </w:lvl>
+    <w:lvl w:ilvl="6" w:tentative="1">
+      <w:start w:val="1"/>
+      <w:numFmt w:val="decimal"/>
+      <w:lvlText w:val="%7."/>
+      <w:lvlJc w:val="left"/>
+      <w:pPr>
+        <w:tabs>
+          <w:tab w:val="num" w:pos="5040"/>
+        </w:tabs>
+        <w:ind w:left="5040" w:hanging="360"/>
+      </w:pPr>
+    </w:lvl>
+    <w:lvl w:ilvl="7" w:tentative="1">
+      <w:start w:val="1"/>
+      <w:numFmt w:val="decimal"/>
+      <w:lvlText w:val="%8."/>
+      <w:lvlJc w:val="left"/>
+      <w:pPr>
+        <w:tabs>
+          <w:tab w:val="num" w:pos="5760"/>
+        </w:tabs>
+        <w:ind w:left="5760" w:hanging="360"/>
+      </w:pPr>
+    </w:lvl>
+    <w:lvl w:ilvl="8" w:tentative="1">
+      <w:start w:val="1"/>
+      <w:numFmt w:val="decimal"/>
+      <w:lvlText w:val="%9."/>
+      <w:lvlJc w:val="left"/>
+      <w:pPr>
+        <w:tabs>
+          <w:tab w:val="num" w:pos="6480"/>
+        </w:tabs>
+        <w:ind w:left="6480" w:hanging="360"/>
+      </w:pPr>
+    </w:lvl>
+  </w:abstractNum>
+  <w:abstractNum w:abstractNumId="1" w15:restartNumberingAfterBreak="0">
+    <w:nsid w:val="12770811"/>
+    <w:multiLevelType w:val="multilevel"/>
+    <w:tmpl w:val="6752291E"/>
+    <w:lvl w:ilvl="0">
+      <w:start w:val="1"/>
+      <w:numFmt w:val="decimal"/>
+      <w:lvlText w:val="%1."/>
+      <w:lvlJc w:val="left"/>
+      <w:pPr>
+        <w:tabs>
+          <w:tab w:val="num" w:pos="720"/>
+        </w:tabs>
+        <w:ind w:left="720" w:hanging="360"/>
+      </w:pPr>
+    </w:lvl>
     <w:lvl w:ilvl="1" w:tentative="1">
       <w:start w:val="1"/>
       <w:numFmt w:val="decimal"/>
@@ -6037,10 +6213,10 @@
       </w:pPr>
     </w:lvl>
   </w:abstractNum>
-  <w:abstractNum w:abstractNumId="1" w15:restartNumberingAfterBreak="0">
-    <w:nsid w:val="03254048"/>
+  <w:abstractNum w:abstractNumId="2" w15:restartNumberingAfterBreak="0">
+    <w:nsid w:val="185A674E"/>
     <w:multiLevelType w:val="multilevel"/>
-    <w:tmpl w:val="AA18EEC6"/>
+    <w:tmpl w:val="CEE014A2"/>
     <w:lvl w:ilvl="0">
       <w:start w:val="1"/>
       <w:numFmt w:val="bullet"/>
@@ -6186,123 +6362,10 @@
       </w:rPr>
     </w:lvl>
   </w:abstractNum>
-  <w:abstractNum w:abstractNumId="2" w15:restartNumberingAfterBreak="0">
-    <w:nsid w:val="0F2B0F12"/>
+  <w:abstractNum w:abstractNumId="3" w15:restartNumberingAfterBreak="0">
+    <w:nsid w:val="1D184AF3"/>
     <w:multiLevelType w:val="multilevel"/>
-    <w:tmpl w:val="9FF6305E"/>
-    <w:lvl w:ilvl="0">
-      <w:start w:val="1"/>
-      <w:numFmt w:val="decimal"/>
-      <w:lvlText w:val="%1."/>
-      <w:lvlJc w:val="left"/>
-      <w:pPr>
-        <w:tabs>
-          <w:tab w:val="num" w:pos="720"/>
-        </w:tabs>
-        <w:ind w:left="720" w:hanging="360"/>
-      </w:pPr>
-    </w:lvl>
-    <w:lvl w:ilvl="1" w:tentative="1">
-      <w:start w:val="1"/>
-      <w:numFmt w:val="decimal"/>
-      <w:lvlText w:val="%2."/>
-      <w:lvlJc w:val="left"/>
-      <w:pPr>
-        <w:tabs>
-          <w:tab w:val="num" w:pos="1440"/>
-        </w:tabs>
-        <w:ind w:left="1440" w:hanging="360"/>
-      </w:pPr>
-    </w:lvl>
-    <w:lvl w:ilvl="2" w:tentative="1">
-      <w:start w:val="1"/>
-      <w:numFmt w:val="decimal"/>
-      <w:lvlText w:val="%3."/>
-      <w:lvlJc w:val="left"/>
-      <w:pPr>
-        <w:tabs>
-          <w:tab w:val="num" w:pos="2160"/>
-        </w:tabs>
-        <w:ind w:left="2160" w:hanging="360"/>
-      </w:pPr>
-    </w:lvl>
-    <w:lvl w:ilvl="3" w:tentative="1">
-      <w:start w:val="1"/>
-      <w:numFmt w:val="decimal"/>
-      <w:lvlText w:val="%4."/>
-      <w:lvlJc w:val="left"/>
-      <w:pPr>
-        <w:tabs>
-          <w:tab w:val="num" w:pos="2880"/>
-        </w:tabs>
-        <w:ind w:left="2880" w:hanging="360"/>
-      </w:pPr>
-    </w:lvl>
-    <w:lvl w:ilvl="4" w:tentative="1">
-      <w:start w:val="1"/>
-      <w:numFmt w:val="decimal"/>
-      <w:lvlText w:val="%5."/>
-      <w:lvlJc w:val="left"/>
-      <w:pPr>
-        <w:tabs>
-          <w:tab w:val="num" w:pos="3600"/>
-        </w:tabs>
-        <w:ind w:left="3600" w:hanging="360"/>
-      </w:pPr>
-    </w:lvl>
-    <w:lvl w:ilvl="5" w:tentative="1">
-      <w:start w:val="1"/>
-      <w:numFmt w:val="decimal"/>
-      <w:lvlText w:val="%6."/>
-      <w:lvlJc w:val="left"/>
-      <w:pPr>
-        <w:tabs>
-          <w:tab w:val="num" w:pos="4320"/>
-        </w:tabs>
-        <w:ind w:left="4320" w:hanging="360"/>
-      </w:pPr>
-    </w:lvl>
-    <w:lvl w:ilvl="6" w:tentative="1">
-      <w:start w:val="1"/>
-      <w:numFmt w:val="decimal"/>
-      <w:lvlText w:val="%7."/>
-      <w:lvlJc w:val="left"/>
-      <w:pPr>
-        <w:tabs>
-          <w:tab w:val="num" w:pos="5040"/>
-        </w:tabs>
-        <w:ind w:left="5040" w:hanging="360"/>
-      </w:pPr>
-    </w:lvl>
-    <w:lvl w:ilvl="7" w:tentative="1">
-      <w:start w:val="1"/>
-      <w:numFmt w:val="decimal"/>
-      <w:lvlText w:val="%8."/>
-      <w:lvlJc w:val="left"/>
-      <w:pPr>
-        <w:tabs>
-          <w:tab w:val="num" w:pos="5760"/>
-        </w:tabs>
-        <w:ind w:left="5760" w:hanging="360"/>
-      </w:pPr>
-    </w:lvl>
-    <w:lvl w:ilvl="8" w:tentative="1">
-      <w:start w:val="1"/>
-      <w:numFmt w:val="decimal"/>
-      <w:lvlText w:val="%9."/>
-      <w:lvlJc w:val="left"/>
-      <w:pPr>
-        <w:tabs>
-          <w:tab w:val="num" w:pos="6480"/>
-        </w:tabs>
-        <w:ind w:left="6480" w:hanging="360"/>
-      </w:pPr>
-    </w:lvl>
-  </w:abstractNum>
-  <w:abstractNum w:abstractNumId="3" w15:restartNumberingAfterBreak="0">
-    <w:nsid w:val="10BF327C"/>
-    <w:multiLevelType w:val="multilevel"/>
-    <w:tmpl w:val="DFC05D22"/>
+    <w:tmpl w:val="458C77AE"/>
     <w:lvl w:ilvl="0">
       <w:start w:val="1"/>
       <w:numFmt w:val="bullet"/>
@@ -6449,9 +6512,235 @@
     </w:lvl>
   </w:abstractNum>
   <w:abstractNum w:abstractNumId="4" w15:restartNumberingAfterBreak="0">
-    <w:nsid w:val="212077A1"/>
+    <w:nsid w:val="252F2699"/>
     <w:multiLevelType w:val="multilevel"/>
-    <w:tmpl w:val="628C0186"/>
+    <w:tmpl w:val="D37848C6"/>
+    <w:lvl w:ilvl="0">
+      <w:start w:val="1"/>
+      <w:numFmt w:val="decimal"/>
+      <w:lvlText w:val="%1."/>
+      <w:lvlJc w:val="left"/>
+      <w:pPr>
+        <w:tabs>
+          <w:tab w:val="num" w:pos="720"/>
+        </w:tabs>
+        <w:ind w:left="720" w:hanging="360"/>
+      </w:pPr>
+    </w:lvl>
+    <w:lvl w:ilvl="1" w:tentative="1">
+      <w:start w:val="1"/>
+      <w:numFmt w:val="decimal"/>
+      <w:lvlText w:val="%2."/>
+      <w:lvlJc w:val="left"/>
+      <w:pPr>
+        <w:tabs>
+          <w:tab w:val="num" w:pos="1440"/>
+        </w:tabs>
+        <w:ind w:left="1440" w:hanging="360"/>
+      </w:pPr>
+    </w:lvl>
+    <w:lvl w:ilvl="2" w:tentative="1">
+      <w:start w:val="1"/>
+      <w:numFmt w:val="decimal"/>
+      <w:lvlText w:val="%3."/>
+      <w:lvlJc w:val="left"/>
+      <w:pPr>
+        <w:tabs>
+          <w:tab w:val="num" w:pos="2160"/>
+        </w:tabs>
+        <w:ind w:left="2160" w:hanging="360"/>
+      </w:pPr>
+    </w:lvl>
+    <w:lvl w:ilvl="3" w:tentative="1">
+      <w:start w:val="1"/>
+      <w:numFmt w:val="decimal"/>
+      <w:lvlText w:val="%4."/>
+      <w:lvlJc w:val="left"/>
+      <w:pPr>
+        <w:tabs>
+          <w:tab w:val="num" w:pos="2880"/>
+        </w:tabs>
+        <w:ind w:left="2880" w:hanging="360"/>
+      </w:pPr>
+    </w:lvl>
+    <w:lvl w:ilvl="4" w:tentative="1">
+      <w:start w:val="1"/>
+      <w:numFmt w:val="decimal"/>
+      <w:lvlText w:val="%5."/>
+      <w:lvlJc w:val="left"/>
+      <w:pPr>
+        <w:tabs>
+          <w:tab w:val="num" w:pos="3600"/>
+        </w:tabs>
+        <w:ind w:left="3600" w:hanging="360"/>
+      </w:pPr>
+    </w:lvl>
+    <w:lvl w:ilvl="5" w:tentative="1">
+      <w:start w:val="1"/>
+      <w:numFmt w:val="decimal"/>
+      <w:lvlText w:val="%6."/>
+      <w:lvlJc w:val="left"/>
+      <w:pPr>
+        <w:tabs>
+          <w:tab w:val="num" w:pos="4320"/>
+        </w:tabs>
+        <w:ind w:left="4320" w:hanging="360"/>
+      </w:pPr>
+    </w:lvl>
+    <w:lvl w:ilvl="6" w:tentative="1">
+      <w:start w:val="1"/>
+      <w:numFmt w:val="decimal"/>
+      <w:lvlText w:val="%7."/>
+      <w:lvlJc w:val="left"/>
+      <w:pPr>
+        <w:tabs>
+          <w:tab w:val="num" w:pos="5040"/>
+        </w:tabs>
+        <w:ind w:left="5040" w:hanging="360"/>
+      </w:pPr>
+    </w:lvl>
+    <w:lvl w:ilvl="7" w:tentative="1">
+      <w:start w:val="1"/>
+      <w:numFmt w:val="decimal"/>
+      <w:lvlText w:val="%8."/>
+      <w:lvlJc w:val="left"/>
+      <w:pPr>
+        <w:tabs>
+          <w:tab w:val="num" w:pos="5760"/>
+        </w:tabs>
+        <w:ind w:left="5760" w:hanging="360"/>
+      </w:pPr>
+    </w:lvl>
+    <w:lvl w:ilvl="8" w:tentative="1">
+      <w:start w:val="1"/>
+      <w:numFmt w:val="decimal"/>
+      <w:lvlText w:val="%9."/>
+      <w:lvlJc w:val="left"/>
+      <w:pPr>
+        <w:tabs>
+          <w:tab w:val="num" w:pos="6480"/>
+        </w:tabs>
+        <w:ind w:left="6480" w:hanging="360"/>
+      </w:pPr>
+    </w:lvl>
+  </w:abstractNum>
+  <w:abstractNum w:abstractNumId="5" w15:restartNumberingAfterBreak="0">
+    <w:nsid w:val="37B72970"/>
+    <w:multiLevelType w:val="multilevel"/>
+    <w:tmpl w:val="C61007D8"/>
+    <w:lvl w:ilvl="0">
+      <w:start w:val="1"/>
+      <w:numFmt w:val="decimal"/>
+      <w:lvlText w:val="%1."/>
+      <w:lvlJc w:val="left"/>
+      <w:pPr>
+        <w:tabs>
+          <w:tab w:val="num" w:pos="720"/>
+        </w:tabs>
+        <w:ind w:left="720" w:hanging="360"/>
+      </w:pPr>
+    </w:lvl>
+    <w:lvl w:ilvl="1" w:tentative="1">
+      <w:start w:val="1"/>
+      <w:numFmt w:val="decimal"/>
+      <w:lvlText w:val="%2."/>
+      <w:lvlJc w:val="left"/>
+      <w:pPr>
+        <w:tabs>
+          <w:tab w:val="num" w:pos="1440"/>
+        </w:tabs>
+        <w:ind w:left="1440" w:hanging="360"/>
+      </w:pPr>
+    </w:lvl>
+    <w:lvl w:ilvl="2" w:tentative="1">
+      <w:start w:val="1"/>
+      <w:numFmt w:val="decimal"/>
+      <w:lvlText w:val="%3."/>
+      <w:lvlJc w:val="left"/>
+      <w:pPr>
+        <w:tabs>
+          <w:tab w:val="num" w:pos="2160"/>
+        </w:tabs>
+        <w:ind w:left="2160" w:hanging="360"/>
+      </w:pPr>
+    </w:lvl>
+    <w:lvl w:ilvl="3" w:tentative="1">
+      <w:start w:val="1"/>
+      <w:numFmt w:val="decimal"/>
+      <w:lvlText w:val="%4."/>
+      <w:lvlJc w:val="left"/>
+      <w:pPr>
+        <w:tabs>
+          <w:tab w:val="num" w:pos="2880"/>
+        </w:tabs>
+        <w:ind w:left="2880" w:hanging="360"/>
+      </w:pPr>
+    </w:lvl>
+    <w:lvl w:ilvl="4" w:tentative="1">
+      <w:start w:val="1"/>
+      <w:numFmt w:val="decimal"/>
+      <w:lvlText w:val="%5."/>
+      <w:lvlJc w:val="left"/>
+      <w:pPr>
+        <w:tabs>
+          <w:tab w:val="num" w:pos="3600"/>
+        </w:tabs>
+        <w:ind w:left="3600" w:hanging="360"/>
+      </w:pPr>
+    </w:lvl>
+    <w:lvl w:ilvl="5" w:tentative="1">
+      <w:start w:val="1"/>
+      <w:numFmt w:val="decimal"/>
+      <w:lvlText w:val="%6."/>
+      <w:lvlJc w:val="left"/>
+      <w:pPr>
+        <w:tabs>
+          <w:tab w:val="num" w:pos="4320"/>
+        </w:tabs>
+        <w:ind w:left="4320" w:hanging="360"/>
+      </w:pPr>
+    </w:lvl>
+    <w:lvl w:ilvl="6" w:tentative="1">
+      <w:start w:val="1"/>
+      <w:numFmt w:val="decimal"/>
+      <w:lvlText w:val="%7."/>
+      <w:lvlJc w:val="left"/>
+      <w:pPr>
+        <w:tabs>
+          <w:tab w:val="num" w:pos="5040"/>
+        </w:tabs>
+        <w:ind w:left="5040" w:hanging="360"/>
+      </w:pPr>
+    </w:lvl>
+    <w:lvl w:ilvl="7" w:tentative="1">
+      <w:start w:val="1"/>
+      <w:numFmt w:val="decimal"/>
+      <w:lvlText w:val="%8."/>
+      <w:lvlJc w:val="left"/>
+      <w:pPr>
+        <w:tabs>
+          <w:tab w:val="num" w:pos="5760"/>
+        </w:tabs>
+        <w:ind w:left="5760" w:hanging="360"/>
+      </w:pPr>
+    </w:lvl>
+    <w:lvl w:ilvl="8" w:tentative="1">
+      <w:start w:val="1"/>
+      <w:numFmt w:val="decimal"/>
+      <w:lvlText w:val="%9."/>
+      <w:lvlJc w:val="left"/>
+      <w:pPr>
+        <w:tabs>
+          <w:tab w:val="num" w:pos="6480"/>
+        </w:tabs>
+        <w:ind w:left="6480" w:hanging="360"/>
+      </w:pPr>
+    </w:lvl>
+  </w:abstractNum>
+  <w:abstractNum w:abstractNumId="6" w15:restartNumberingAfterBreak="0">
+    <w:nsid w:val="3BCB19E1"/>
+    <w:multiLevelType w:val="multilevel"/>
+    <w:tmpl w:val="E17293EA"/>
     <w:lvl w:ilvl="0">
       <w:start w:val="1"/>
       <w:numFmt w:val="bullet"/>
@@ -6597,10 +6886,10 @@
       </w:rPr>
     </w:lvl>
   </w:abstractNum>
-  <w:abstractNum w:abstractNumId="5" w15:restartNumberingAfterBreak="0">
-    <w:nsid w:val="222B1691"/>
+  <w:abstractNum w:abstractNumId="7" w15:restartNumberingAfterBreak="0">
+    <w:nsid w:val="47FE17D9"/>
     <w:multiLevelType w:val="multilevel"/>
-    <w:tmpl w:val="E28C9FB8"/>
+    <w:tmpl w:val="43CAEE8C"/>
     <w:lvl w:ilvl="0">
       <w:start w:val="1"/>
       <w:numFmt w:val="decimal"/>
@@ -6710,10 +6999,10 @@
       </w:pPr>
     </w:lvl>
   </w:abstractNum>
-  <w:abstractNum w:abstractNumId="6" w15:restartNumberingAfterBreak="0">
-    <w:nsid w:val="678F23C8"/>
+  <w:abstractNum w:abstractNumId="8" w15:restartNumberingAfterBreak="0">
+    <w:nsid w:val="48F52517"/>
     <w:multiLevelType w:val="multilevel"/>
-    <w:tmpl w:val="EFA402FA"/>
+    <w:tmpl w:val="53204F86"/>
     <w:lvl w:ilvl="0">
       <w:start w:val="1"/>
       <w:numFmt w:val="decimal"/>
@@ -6823,10 +7112,10 @@
       </w:pPr>
     </w:lvl>
   </w:abstractNum>
-  <w:abstractNum w:abstractNumId="7" w15:restartNumberingAfterBreak="0">
-    <w:nsid w:val="727E284F"/>
+  <w:abstractNum w:abstractNumId="9" w15:restartNumberingAfterBreak="0">
+    <w:nsid w:val="4A9B5BAC"/>
     <w:multiLevelType w:val="multilevel"/>
-    <w:tmpl w:val="49E07952"/>
+    <w:tmpl w:val="27DEE974"/>
     <w:lvl w:ilvl="0">
       <w:start w:val="1"/>
       <w:numFmt w:val="decimal"/>
@@ -6936,10 +7225,123 @@
       </w:pPr>
     </w:lvl>
   </w:abstractNum>
-  <w:abstractNum w:abstractNumId="8" w15:restartNumberingAfterBreak="0">
-    <w:nsid w:val="72E50A5B"/>
+  <w:abstractNum w:abstractNumId="10" w15:restartNumberingAfterBreak="0">
+    <w:nsid w:val="55863A6D"/>
     <w:multiLevelType w:val="multilevel"/>
-    <w:tmpl w:val="CC9E48D6"/>
+    <w:tmpl w:val="449C8758"/>
+    <w:lvl w:ilvl="0">
+      <w:start w:val="1"/>
+      <w:numFmt w:val="decimal"/>
+      <w:lvlText w:val="%1."/>
+      <w:lvlJc w:val="left"/>
+      <w:pPr>
+        <w:tabs>
+          <w:tab w:val="num" w:pos="720"/>
+        </w:tabs>
+        <w:ind w:left="720" w:hanging="360"/>
+      </w:pPr>
+    </w:lvl>
+    <w:lvl w:ilvl="1" w:tentative="1">
+      <w:start w:val="1"/>
+      <w:numFmt w:val="decimal"/>
+      <w:lvlText w:val="%2."/>
+      <w:lvlJc w:val="left"/>
+      <w:pPr>
+        <w:tabs>
+          <w:tab w:val="num" w:pos="1440"/>
+        </w:tabs>
+        <w:ind w:left="1440" w:hanging="360"/>
+      </w:pPr>
+    </w:lvl>
+    <w:lvl w:ilvl="2" w:tentative="1">
+      <w:start w:val="1"/>
+      <w:numFmt w:val="decimal"/>
+      <w:lvlText w:val="%3."/>
+      <w:lvlJc w:val="left"/>
+      <w:pPr>
+        <w:tabs>
+          <w:tab w:val="num" w:pos="2160"/>
+        </w:tabs>
+        <w:ind w:left="2160" w:hanging="360"/>
+      </w:pPr>
+    </w:lvl>
+    <w:lvl w:ilvl="3" w:tentative="1">
+      <w:start w:val="1"/>
+      <w:numFmt w:val="decimal"/>
+      <w:lvlText w:val="%4."/>
+      <w:lvlJc w:val="left"/>
+      <w:pPr>
+        <w:tabs>
+          <w:tab w:val="num" w:pos="2880"/>
+        </w:tabs>
+        <w:ind w:left="2880" w:hanging="360"/>
+      </w:pPr>
+    </w:lvl>
+    <w:lvl w:ilvl="4" w:tentative="1">
+      <w:start w:val="1"/>
+      <w:numFmt w:val="decimal"/>
+      <w:lvlText w:val="%5."/>
+      <w:lvlJc w:val="left"/>
+      <w:pPr>
+        <w:tabs>
+          <w:tab w:val="num" w:pos="3600"/>
+        </w:tabs>
+        <w:ind w:left="3600" w:hanging="360"/>
+      </w:pPr>
+    </w:lvl>
+    <w:lvl w:ilvl="5" w:tentative="1">
+      <w:start w:val="1"/>
+      <w:numFmt w:val="decimal"/>
+      <w:lvlText w:val="%6."/>
+      <w:lvlJc w:val="left"/>
+      <w:pPr>
+        <w:tabs>
+          <w:tab w:val="num" w:pos="4320"/>
+        </w:tabs>
+        <w:ind w:left="4320" w:hanging="360"/>
+      </w:pPr>
+    </w:lvl>
+    <w:lvl w:ilvl="6" w:tentative="1">
+      <w:start w:val="1"/>
+      <w:numFmt w:val="decimal"/>
+      <w:lvlText w:val="%7."/>
+      <w:lvlJc w:val="left"/>
+      <w:pPr>
+        <w:tabs>
+          <w:tab w:val="num" w:pos="5040"/>
+        </w:tabs>
+        <w:ind w:left="5040" w:hanging="360"/>
+      </w:pPr>
+    </w:lvl>
+    <w:lvl w:ilvl="7" w:tentative="1">
+      <w:start w:val="1"/>
+      <w:numFmt w:val="decimal"/>
+      <w:lvlText w:val="%8."/>
+      <w:lvlJc w:val="left"/>
+      <w:pPr>
+        <w:tabs>
+          <w:tab w:val="num" w:pos="5760"/>
+        </w:tabs>
+        <w:ind w:left="5760" w:hanging="360"/>
+      </w:pPr>
+    </w:lvl>
+    <w:lvl w:ilvl="8" w:tentative="1">
+      <w:start w:val="1"/>
+      <w:numFmt w:val="decimal"/>
+      <w:lvlText w:val="%9."/>
+      <w:lvlJc w:val="left"/>
+      <w:pPr>
+        <w:tabs>
+          <w:tab w:val="num" w:pos="6480"/>
+        </w:tabs>
+        <w:ind w:left="6480" w:hanging="360"/>
+      </w:pPr>
+    </w:lvl>
+  </w:abstractNum>
+  <w:abstractNum w:abstractNumId="11" w15:restartNumberingAfterBreak="0">
+    <w:nsid w:val="5D653B8B"/>
+    <w:multiLevelType w:val="multilevel"/>
+    <w:tmpl w:val="1CAEC68A"/>
     <w:lvl w:ilvl="0">
       <w:start w:val="1"/>
       <w:numFmt w:val="bullet"/>
@@ -7085,10 +7487,10 @@
       </w:rPr>
     </w:lvl>
   </w:abstractNum>
-  <w:abstractNum w:abstractNumId="9" w15:restartNumberingAfterBreak="0">
-    <w:nsid w:val="738A36B5"/>
+  <w:abstractNum w:abstractNumId="12" w15:restartNumberingAfterBreak="0">
+    <w:nsid w:val="67D652AC"/>
     <w:multiLevelType w:val="multilevel"/>
-    <w:tmpl w:val="1D5A82A6"/>
+    <w:tmpl w:val="C05AE16A"/>
     <w:lvl w:ilvl="0">
       <w:start w:val="1"/>
       <w:numFmt w:val="decimal"/>
@@ -7101,10 +7503,10 @@
         <w:ind w:left="720" w:hanging="360"/>
       </w:pPr>
     </w:lvl>
-    <w:lvl w:ilvl="1">
-      <w:start w:val="1"/>
-      <w:numFmt w:val="bullet"/>
-      <w:lvlText w:val="o"/>
+    <w:lvl w:ilvl="1" w:tentative="1">
+      <w:start w:val="1"/>
+      <w:numFmt w:val="decimal"/>
+      <w:lvlText w:val="%2."/>
       <w:lvlJc w:val="left"/>
       <w:pPr>
         <w:tabs>
@@ -7112,10 +7514,6 @@
         </w:tabs>
         <w:ind w:left="1440" w:hanging="360"/>
       </w:pPr>
-      <w:rPr>
-        <w:rFonts w:ascii="Courier New" w:hAnsi="Courier New" w:hint="default"/>
-        <w:sz w:val="20"/>
-      </w:rPr>
     </w:lvl>
     <w:lvl w:ilvl="2" w:tentative="1">
       <w:start w:val="1"/>
@@ -7202,383 +7600,44 @@
       </w:pPr>
     </w:lvl>
   </w:abstractNum>
-  <w:abstractNum w:abstractNumId="10" w15:restartNumberingAfterBreak="0">
-    <w:nsid w:val="77F36CBB"/>
-    <w:multiLevelType w:val="multilevel"/>
-    <w:tmpl w:val="0B74A214"/>
-    <w:lvl w:ilvl="0">
-      <w:start w:val="1"/>
-      <w:numFmt w:val="decimal"/>
-      <w:lvlText w:val="%1."/>
-      <w:lvlJc w:val="left"/>
-      <w:pPr>
-        <w:tabs>
-          <w:tab w:val="num" w:pos="720"/>
-        </w:tabs>
-        <w:ind w:left="720" w:hanging="360"/>
-      </w:pPr>
-    </w:lvl>
-    <w:lvl w:ilvl="1" w:tentative="1">
-      <w:start w:val="1"/>
-      <w:numFmt w:val="decimal"/>
-      <w:lvlText w:val="%2."/>
-      <w:lvlJc w:val="left"/>
-      <w:pPr>
-        <w:tabs>
-          <w:tab w:val="num" w:pos="1440"/>
-        </w:tabs>
-        <w:ind w:left="1440" w:hanging="360"/>
-      </w:pPr>
-    </w:lvl>
-    <w:lvl w:ilvl="2" w:tentative="1">
-      <w:start w:val="1"/>
-      <w:numFmt w:val="decimal"/>
-      <w:lvlText w:val="%3."/>
-      <w:lvlJc w:val="left"/>
-      <w:pPr>
-        <w:tabs>
-          <w:tab w:val="num" w:pos="2160"/>
-        </w:tabs>
-        <w:ind w:left="2160" w:hanging="360"/>
-      </w:pPr>
-    </w:lvl>
-    <w:lvl w:ilvl="3" w:tentative="1">
-      <w:start w:val="1"/>
-      <w:numFmt w:val="decimal"/>
-      <w:lvlText w:val="%4."/>
-      <w:lvlJc w:val="left"/>
-      <w:pPr>
-        <w:tabs>
-          <w:tab w:val="num" w:pos="2880"/>
-        </w:tabs>
-        <w:ind w:left="2880" w:hanging="360"/>
-      </w:pPr>
-    </w:lvl>
-    <w:lvl w:ilvl="4" w:tentative="1">
-      <w:start w:val="1"/>
-      <w:numFmt w:val="decimal"/>
-      <w:lvlText w:val="%5."/>
-      <w:lvlJc w:val="left"/>
-      <w:pPr>
-        <w:tabs>
-          <w:tab w:val="num" w:pos="3600"/>
-        </w:tabs>
-        <w:ind w:left="3600" w:hanging="360"/>
-      </w:pPr>
-    </w:lvl>
-    <w:lvl w:ilvl="5" w:tentative="1">
-      <w:start w:val="1"/>
-      <w:numFmt w:val="decimal"/>
-      <w:lvlText w:val="%6."/>
-      <w:lvlJc w:val="left"/>
-      <w:pPr>
-        <w:tabs>
-          <w:tab w:val="num" w:pos="4320"/>
-        </w:tabs>
-        <w:ind w:left="4320" w:hanging="360"/>
-      </w:pPr>
-    </w:lvl>
-    <w:lvl w:ilvl="6" w:tentative="1">
-      <w:start w:val="1"/>
-      <w:numFmt w:val="decimal"/>
-      <w:lvlText w:val="%7."/>
-      <w:lvlJc w:val="left"/>
-      <w:pPr>
-        <w:tabs>
-          <w:tab w:val="num" w:pos="5040"/>
-        </w:tabs>
-        <w:ind w:left="5040" w:hanging="360"/>
-      </w:pPr>
-    </w:lvl>
-    <w:lvl w:ilvl="7" w:tentative="1">
-      <w:start w:val="1"/>
-      <w:numFmt w:val="decimal"/>
-      <w:lvlText w:val="%8."/>
-      <w:lvlJc w:val="left"/>
-      <w:pPr>
-        <w:tabs>
-          <w:tab w:val="num" w:pos="5760"/>
-        </w:tabs>
-        <w:ind w:left="5760" w:hanging="360"/>
-      </w:pPr>
-    </w:lvl>
-    <w:lvl w:ilvl="8" w:tentative="1">
-      <w:start w:val="1"/>
-      <w:numFmt w:val="decimal"/>
-      <w:lvlText w:val="%9."/>
-      <w:lvlJc w:val="left"/>
-      <w:pPr>
-        <w:tabs>
-          <w:tab w:val="num" w:pos="6480"/>
-        </w:tabs>
-        <w:ind w:left="6480" w:hanging="360"/>
-      </w:pPr>
-    </w:lvl>
-  </w:abstractNum>
-  <w:abstractNum w:abstractNumId="11" w15:restartNumberingAfterBreak="0">
-    <w:nsid w:val="7B06564B"/>
-    <w:multiLevelType w:val="multilevel"/>
-    <w:tmpl w:val="77520476"/>
-    <w:lvl w:ilvl="0">
-      <w:start w:val="1"/>
-      <w:numFmt w:val="decimal"/>
-      <w:lvlText w:val="%1."/>
-      <w:lvlJc w:val="left"/>
-      <w:pPr>
-        <w:tabs>
-          <w:tab w:val="num" w:pos="720"/>
-        </w:tabs>
-        <w:ind w:left="720" w:hanging="360"/>
-      </w:pPr>
-    </w:lvl>
-    <w:lvl w:ilvl="1" w:tentative="1">
-      <w:start w:val="1"/>
-      <w:numFmt w:val="decimal"/>
-      <w:lvlText w:val="%2."/>
-      <w:lvlJc w:val="left"/>
-      <w:pPr>
-        <w:tabs>
-          <w:tab w:val="num" w:pos="1440"/>
-        </w:tabs>
-        <w:ind w:left="1440" w:hanging="360"/>
-      </w:pPr>
-    </w:lvl>
-    <w:lvl w:ilvl="2" w:tentative="1">
-      <w:start w:val="1"/>
-      <w:numFmt w:val="decimal"/>
-      <w:lvlText w:val="%3."/>
-      <w:lvlJc w:val="left"/>
-      <w:pPr>
-        <w:tabs>
-          <w:tab w:val="num" w:pos="2160"/>
-        </w:tabs>
-        <w:ind w:left="2160" w:hanging="360"/>
-      </w:pPr>
-    </w:lvl>
-    <w:lvl w:ilvl="3" w:tentative="1">
-      <w:start w:val="1"/>
-      <w:numFmt w:val="decimal"/>
-      <w:lvlText w:val="%4."/>
-      <w:lvlJc w:val="left"/>
-      <w:pPr>
-        <w:tabs>
-          <w:tab w:val="num" w:pos="2880"/>
-        </w:tabs>
-        <w:ind w:left="2880" w:hanging="360"/>
-      </w:pPr>
-    </w:lvl>
-    <w:lvl w:ilvl="4" w:tentative="1">
-      <w:start w:val="1"/>
-      <w:numFmt w:val="decimal"/>
-      <w:lvlText w:val="%5."/>
-      <w:lvlJc w:val="left"/>
-      <w:pPr>
-        <w:tabs>
-          <w:tab w:val="num" w:pos="3600"/>
-        </w:tabs>
-        <w:ind w:left="3600" w:hanging="360"/>
-      </w:pPr>
-    </w:lvl>
-    <w:lvl w:ilvl="5" w:tentative="1">
-      <w:start w:val="1"/>
-      <w:numFmt w:val="decimal"/>
-      <w:lvlText w:val="%6."/>
-      <w:lvlJc w:val="left"/>
-      <w:pPr>
-        <w:tabs>
-          <w:tab w:val="num" w:pos="4320"/>
-        </w:tabs>
-        <w:ind w:left="4320" w:hanging="360"/>
-      </w:pPr>
-    </w:lvl>
-    <w:lvl w:ilvl="6" w:tentative="1">
-      <w:start w:val="1"/>
-      <w:numFmt w:val="decimal"/>
-      <w:lvlText w:val="%7."/>
-      <w:lvlJc w:val="left"/>
-      <w:pPr>
-        <w:tabs>
-          <w:tab w:val="num" w:pos="5040"/>
-        </w:tabs>
-        <w:ind w:left="5040" w:hanging="360"/>
-      </w:pPr>
-    </w:lvl>
-    <w:lvl w:ilvl="7" w:tentative="1">
-      <w:start w:val="1"/>
-      <w:numFmt w:val="decimal"/>
-      <w:lvlText w:val="%8."/>
-      <w:lvlJc w:val="left"/>
-      <w:pPr>
-        <w:tabs>
-          <w:tab w:val="num" w:pos="5760"/>
-        </w:tabs>
-        <w:ind w:left="5760" w:hanging="360"/>
-      </w:pPr>
-    </w:lvl>
-    <w:lvl w:ilvl="8" w:tentative="1">
-      <w:start w:val="1"/>
-      <w:numFmt w:val="decimal"/>
-      <w:lvlText w:val="%9."/>
-      <w:lvlJc w:val="left"/>
-      <w:pPr>
-        <w:tabs>
-          <w:tab w:val="num" w:pos="6480"/>
-        </w:tabs>
-        <w:ind w:left="6480" w:hanging="360"/>
-      </w:pPr>
-    </w:lvl>
-  </w:abstractNum>
-  <w:abstractNum w:abstractNumId="12" w15:restartNumberingAfterBreak="0">
-    <w:nsid w:val="7DDF1F24"/>
-    <w:multiLevelType w:val="multilevel"/>
-    <w:tmpl w:val="D0D86874"/>
-    <w:lvl w:ilvl="0">
-      <w:start w:val="1"/>
-      <w:numFmt w:val="decimal"/>
-      <w:lvlText w:val="%1."/>
-      <w:lvlJc w:val="left"/>
-      <w:pPr>
-        <w:tabs>
-          <w:tab w:val="num" w:pos="720"/>
-        </w:tabs>
-        <w:ind w:left="720" w:hanging="360"/>
-      </w:pPr>
-    </w:lvl>
-    <w:lvl w:ilvl="1" w:tentative="1">
-      <w:start w:val="1"/>
-      <w:numFmt w:val="decimal"/>
-      <w:lvlText w:val="%2."/>
-      <w:lvlJc w:val="left"/>
-      <w:pPr>
-        <w:tabs>
-          <w:tab w:val="num" w:pos="1440"/>
-        </w:tabs>
-        <w:ind w:left="1440" w:hanging="360"/>
-      </w:pPr>
-    </w:lvl>
-    <w:lvl w:ilvl="2" w:tentative="1">
-      <w:start w:val="1"/>
-      <w:numFmt w:val="decimal"/>
-      <w:lvlText w:val="%3."/>
-      <w:lvlJc w:val="left"/>
-      <w:pPr>
-        <w:tabs>
-          <w:tab w:val="num" w:pos="2160"/>
-        </w:tabs>
-        <w:ind w:left="2160" w:hanging="360"/>
-      </w:pPr>
-    </w:lvl>
-    <w:lvl w:ilvl="3" w:tentative="1">
-      <w:start w:val="1"/>
-      <w:numFmt w:val="decimal"/>
-      <w:lvlText w:val="%4."/>
-      <w:lvlJc w:val="left"/>
-      <w:pPr>
-        <w:tabs>
-          <w:tab w:val="num" w:pos="2880"/>
-        </w:tabs>
-        <w:ind w:left="2880" w:hanging="360"/>
-      </w:pPr>
-    </w:lvl>
-    <w:lvl w:ilvl="4" w:tentative="1">
-      <w:start w:val="1"/>
-      <w:numFmt w:val="decimal"/>
-      <w:lvlText w:val="%5."/>
-      <w:lvlJc w:val="left"/>
-      <w:pPr>
-        <w:tabs>
-          <w:tab w:val="num" w:pos="3600"/>
-        </w:tabs>
-        <w:ind w:left="3600" w:hanging="360"/>
-      </w:pPr>
-    </w:lvl>
-    <w:lvl w:ilvl="5" w:tentative="1">
-      <w:start w:val="1"/>
-      <w:numFmt w:val="decimal"/>
-      <w:lvlText w:val="%6."/>
-      <w:lvlJc w:val="left"/>
-      <w:pPr>
-        <w:tabs>
-          <w:tab w:val="num" w:pos="4320"/>
-        </w:tabs>
-        <w:ind w:left="4320" w:hanging="360"/>
-      </w:pPr>
-    </w:lvl>
-    <w:lvl w:ilvl="6" w:tentative="1">
-      <w:start w:val="1"/>
-      <w:numFmt w:val="decimal"/>
-      <w:lvlText w:val="%7."/>
-      <w:lvlJc w:val="left"/>
-      <w:pPr>
-        <w:tabs>
-          <w:tab w:val="num" w:pos="5040"/>
-        </w:tabs>
-        <w:ind w:left="5040" w:hanging="360"/>
-      </w:pPr>
-    </w:lvl>
-    <w:lvl w:ilvl="7" w:tentative="1">
-      <w:start w:val="1"/>
-      <w:numFmt w:val="decimal"/>
-      <w:lvlText w:val="%8."/>
-      <w:lvlJc w:val="left"/>
-      <w:pPr>
-        <w:tabs>
-          <w:tab w:val="num" w:pos="5760"/>
-        </w:tabs>
-        <w:ind w:left="5760" w:hanging="360"/>
-      </w:pPr>
-    </w:lvl>
-    <w:lvl w:ilvl="8" w:tentative="1">
-      <w:start w:val="1"/>
-      <w:numFmt w:val="decimal"/>
-      <w:lvlText w:val="%9."/>
-      <w:lvlJc w:val="left"/>
-      <w:pPr>
-        <w:tabs>
-          <w:tab w:val="num" w:pos="6480"/>
-        </w:tabs>
-        <w:ind w:left="6480" w:hanging="360"/>
-      </w:pPr>
-    </w:lvl>
-  </w:abstractNum>
-  <w:num w:numId="1" w16cid:durableId="1623922851">
-    <w:abstractNumId w:val="7"/>
+  <w:num w:numId="1" w16cid:durableId="1453133762">
+    <w:abstractNumId w:val="10"/>
   </w:num>
-  <w:num w:numId="2" w16cid:durableId="890194637">
+  <w:num w:numId="2" w16cid:durableId="749622731">
+    <w:abstractNumId w:val="8"/>
+  </w:num>
+  <w:num w:numId="3" w16cid:durableId="1841847073">
+    <w:abstractNumId w:val="1"/>
+  </w:num>
+  <w:num w:numId="4" w16cid:durableId="493643930">
+    <w:abstractNumId w:val="5"/>
+  </w:num>
+  <w:num w:numId="5" w16cid:durableId="389501527">
+    <w:abstractNumId w:val="4"/>
+  </w:num>
+  <w:num w:numId="6" w16cid:durableId="1849712987">
+    <w:abstractNumId w:val="2"/>
+  </w:num>
+  <w:num w:numId="7" w16cid:durableId="2024014282">
     <w:abstractNumId w:val="6"/>
   </w:num>
-  <w:num w:numId="3" w16cid:durableId="1915624362">
-    <w:abstractNumId w:val="5"/>
+  <w:num w:numId="8" w16cid:durableId="1475948302">
+    <w:abstractNumId w:val="9"/>
   </w:num>
-  <w:num w:numId="4" w16cid:durableId="1974290266">
+  <w:num w:numId="9" w16cid:durableId="409472197">
+    <w:abstractNumId w:val="11"/>
+  </w:num>
+  <w:num w:numId="10" w16cid:durableId="2047942830">
+    <w:abstractNumId w:val="3"/>
+  </w:num>
+  <w:num w:numId="11" w16cid:durableId="842357022">
+    <w:abstractNumId w:val="12"/>
+  </w:num>
+  <w:num w:numId="12" w16cid:durableId="337579610">
     <w:abstractNumId w:val="0"/>
   </w:num>
-  <w:num w:numId="5" w16cid:durableId="1848716153">
-    <w:abstractNumId w:val="2"/>
-  </w:num>
-  <w:num w:numId="6" w16cid:durableId="1458523478">
-    <w:abstractNumId w:val="8"/>
-  </w:num>
-  <w:num w:numId="7" w16cid:durableId="1774352882">
-    <w:abstractNumId w:val="4"/>
-  </w:num>
-  <w:num w:numId="8" w16cid:durableId="1456292945">
-    <w:abstractNumId w:val="12"/>
-  </w:num>
-  <w:num w:numId="9" w16cid:durableId="964501085">
-    <w:abstractNumId w:val="3"/>
-  </w:num>
-  <w:num w:numId="10" w16cid:durableId="1751659849">
-    <w:abstractNumId w:val="1"/>
-  </w:num>
-  <w:num w:numId="11" w16cid:durableId="1086610032">
-    <w:abstractNumId w:val="10"/>
-  </w:num>
-  <w:num w:numId="12" w16cid:durableId="1200625691">
-    <w:abstractNumId w:val="9"/>
-  </w:num>
-  <w:num w:numId="13" w16cid:durableId="1269238875">
-    <w:abstractNumId w:val="11"/>
+  <w:num w:numId="13" w16cid:durableId="2102798508">
+    <w:abstractNumId w:val="7"/>
   </w:num>
 </w:numbering>
 </file>

--- a/docs/User Manual.docx
+++ b/docs/User Manual.docx
@@ -2152,6 +2152,40 @@
         <w:rPr>
           <w:rFonts w:ascii="Calibri" w:eastAsia="Times New Roman" w:hAnsi="Calibri" w:cs="Calibri"/>
         </w:rPr>
+        <w:t>Screen size</w:t>
+      </w:r>
+    </w:p>
+    <w:p>
+      <w:pPr>
+        <w:pStyle w:val="NormalWeb"/>
+        <w:rPr>
+          <w:rFonts w:ascii="Calibri" w:hAnsi="Calibri" w:cs="Calibri"/>
+          <w:color w:val="1A1A1A"/>
+          <w:sz w:val="22"/>
+          <w:szCs w:val="22"/>
+        </w:rPr>
+      </w:pPr>
+      <w:r>
+        <w:rPr>
+          <w:rFonts w:ascii="Calibri" w:hAnsi="Calibri" w:cs="Calibri"/>
+          <w:color w:val="1A1A1A"/>
+          <w:sz w:val="22"/>
+          <w:szCs w:val="22"/>
+        </w:rPr>
+        <w:t>The app opens full screen. On big monitors, lists grow to show more rows; on small laptop screens, scroll down to see the rest of a page. Search boxes update the list when you stop typing.</w:t>
+      </w:r>
+    </w:p>
+    <w:p>
+      <w:pPr>
+        <w:pStyle w:val="Heading2"/>
+        <w:rPr>
+          <w:rFonts w:ascii="Calibri" w:eastAsia="Times New Roman" w:hAnsi="Calibri" w:cs="Calibri"/>
+        </w:rPr>
+      </w:pPr>
+      <w:r>
+        <w:rPr>
+          <w:rFonts w:ascii="Calibri" w:eastAsia="Times New Roman" w:hAnsi="Calibri" w:cs="Calibri"/>
+        </w:rPr>
         <w:t>Signing out</w:t>
       </w:r>
     </w:p>
@@ -2191,7 +2225,16 @@
           <w:sz w:val="22"/>
           <w:szCs w:val="22"/>
         </w:rPr>
-        <w:t xml:space="preserve"> at the bottom of the left sidebar, or close the window. Both are recorded.</w:t>
+        <w:t xml:space="preserve"> </w:t>
+      </w:r>
+      <w:r>
+        <w:rPr>
+          <w:rFonts w:ascii="Calibri" w:hAnsi="Calibri" w:cs="Calibri"/>
+          <w:color w:val="1A1A1A"/>
+          <w:sz w:val="22"/>
+          <w:szCs w:val="22"/>
+        </w:rPr>
+        <w:t>at the bottom of the left sidebar, or close the window. Both are recorded.</w:t>
       </w:r>
     </w:p>
     <w:p>
@@ -2292,16 +2335,7 @@
           <w:sz w:val="22"/>
           <w:szCs w:val="22"/>
         </w:rPr>
-        <w:t xml:space="preserve"> </w:t>
-      </w:r>
-      <w:r>
-        <w:rPr>
-          <w:rFonts w:ascii="Calibri" w:eastAsia="Times New Roman" w:hAnsi="Calibri" w:cs="Calibri"/>
-          <w:color w:val="1A1A1A"/>
-          <w:sz w:val="22"/>
-          <w:szCs w:val="22"/>
-        </w:rPr>
-        <w:t xml:space="preserve">the page name, your name, and your department and level. Admins also see </w:t>
+        <w:t xml:space="preserve"> the page name, your name, and your department and level. Admins also see </w:t>
       </w:r>
       <w:r>
         <w:rPr>
@@ -2462,7 +2496,16 @@
           <w:sz w:val="22"/>
           <w:szCs w:val="22"/>
         </w:rPr>
-        <w:t xml:space="preserve"> type your current password, then the new one twice (at least 8 characters, with a letter and a number), and click </w:t>
+        <w:t xml:space="preserve"> </w:t>
+      </w:r>
+      <w:r>
+        <w:rPr>
+          <w:rFonts w:ascii="Calibri" w:eastAsia="Times New Roman" w:hAnsi="Calibri" w:cs="Calibri"/>
+          <w:color w:val="1A1A1A"/>
+          <w:sz w:val="22"/>
+          <w:szCs w:val="22"/>
+        </w:rPr>
+        <w:t xml:space="preserve">type your current password, then the new one twice (at least 8 characters, with a letter and a number), and click </w:t>
       </w:r>
       <w:r>
         <w:rPr>
@@ -2574,6 +2617,7 @@
           <w:sz w:val="22"/>
           <w:szCs w:val="22"/>
         </w:rPr>
+        <w:lastRenderedPageBreak/>
         <w:t>Set your security question as soon as you get an Admin account.</w:t>
       </w:r>
       <w:r>
@@ -2603,7 +2647,16 @@
           <w:sz w:val="22"/>
           <w:szCs w:val="22"/>
         </w:rPr>
-        <w:t>Employees and Supervisors can't change their password here; ask an Admin.</w:t>
+        <w:t>Employees and Supervisors can'</w:t>
+      </w:r>
+      <w:r>
+        <w:rPr>
+          <w:rFonts w:ascii="Calibri" w:hAnsi="Calibri" w:cs="Calibri"/>
+          <w:color w:val="1A1A1A"/>
+          <w:sz w:val="22"/>
+          <w:szCs w:val="22"/>
+        </w:rPr>
+        <w:t>t change their password here; ask an Admin.</w:t>
       </w:r>
     </w:p>
     <w:p>
@@ -2617,7 +2670,6 @@
         <w:rPr>
           <w:rFonts w:ascii="Calibri" w:eastAsia="Times New Roman" w:hAnsi="Calibri" w:cs="Calibri"/>
         </w:rPr>
-        <w:lastRenderedPageBreak/>
         <w:t>For Admins: User Accounts</w:t>
       </w:r>
     </w:p>
@@ -3014,16 +3066,7 @@
           <w:sz w:val="22"/>
           <w:szCs w:val="22"/>
         </w:rPr>
-        <w:t>The login'</w:t>
-      </w:r>
-      <w:r>
-        <w:rPr>
-          <w:rFonts w:ascii="Calibri" w:hAnsi="Calibri" w:cs="Calibri"/>
-          <w:color w:val="1A1A1A"/>
-          <w:sz w:val="22"/>
-          <w:szCs w:val="22"/>
-        </w:rPr>
-        <w:t>s name and department follow the employee record. If HR renames someone or moves them to another department, their login updates too.</w:t>
+        <w:t>The login's name and department follow the employee record. If HR renames someone or moves them to another department, their login updates too.</w:t>
       </w:r>
     </w:p>
     <w:p>
@@ -3073,7 +3116,16 @@
           <w:sz w:val="22"/>
           <w:szCs w:val="22"/>
         </w:rPr>
-        <w:t xml:space="preserve"> click it in the list, change the username or level (or which employee it's for), and click </w:t>
+        <w:t xml:space="preserve"> </w:t>
+      </w:r>
+      <w:r>
+        <w:rPr>
+          <w:rFonts w:ascii="Calibri" w:hAnsi="Calibri" w:cs="Calibri"/>
+          <w:color w:val="1A1A1A"/>
+          <w:sz w:val="22"/>
+          <w:szCs w:val="22"/>
+        </w:rPr>
+        <w:t xml:space="preserve">click it in the list, change the username or level (or which employee it's for), and click </w:t>
       </w:r>
       <w:r>
         <w:rPr>
@@ -3582,7 +3634,16 @@
           <w:sz w:val="22"/>
           <w:szCs w:val="22"/>
         </w:rPr>
-        <w:t>You can't disable your own account, and the last active Admin can't be disabled or changed to another level.</w:t>
+        <w:t>You can'</w:t>
+      </w:r>
+      <w:r>
+        <w:rPr>
+          <w:rFonts w:ascii="Calibri" w:hAnsi="Calibri" w:cs="Calibri"/>
+          <w:color w:val="1A1A1A"/>
+          <w:sz w:val="22"/>
+          <w:szCs w:val="22"/>
+        </w:rPr>
+        <w:t>t disable your own account, and the last active Admin can't be disabled or changed to another level.</w:t>
       </w:r>
     </w:p>
     <w:p>
@@ -3596,6 +3657,7 @@
         <w:rPr>
           <w:rFonts w:ascii="Calibri" w:eastAsia="Times New Roman" w:hAnsi="Calibri" w:cs="Calibri"/>
         </w:rPr>
+        <w:lastRenderedPageBreak/>
         <w:t>"Still there?"</w:t>
       </w:r>
     </w:p>
@@ -3616,7 +3678,6 @@
           <w:sz w:val="22"/>
           <w:szCs w:val="22"/>
         </w:rPr>
-        <w:lastRenderedPageBreak/>
         <w:t xml:space="preserve">If you don't touch the keyboard or mouse for </w:t>
       </w:r>
       <w:r>
@@ -3881,7 +3942,16 @@
           <w:sz w:val="22"/>
           <w:szCs w:val="22"/>
         </w:rPr>
-        <w:t xml:space="preserve"> Click </w:t>
+        <w:t xml:space="preserve"> </w:t>
+      </w:r>
+      <w:r>
+        <w:rPr>
+          <w:rFonts w:ascii="Calibri" w:eastAsia="Times New Roman" w:hAnsi="Calibri" w:cs="Calibri"/>
+          <w:color w:val="1A1A1A"/>
+          <w:sz w:val="22"/>
+          <w:szCs w:val="22"/>
+        </w:rPr>
+        <w:t xml:space="preserve">Click </w:t>
       </w:r>
       <w:r>
         <w:rPr>
@@ -3968,16 +4038,7 @@
           <w:sz w:val="22"/>
           <w:szCs w:val="22"/>
         </w:rPr>
-        <w:t xml:space="preserve"> </w:t>
-      </w:r>
-      <w:r>
-        <w:rPr>
-          <w:rFonts w:ascii="Calibri" w:eastAsia="Times New Roman" w:hAnsi="Calibri" w:cs="Calibri"/>
-          <w:color w:val="1A1A1A"/>
-          <w:sz w:val="22"/>
-          <w:szCs w:val="22"/>
-        </w:rPr>
-        <w:t xml:space="preserve">after 5 minutes without using the app, a </w:t>
+        <w:t xml:space="preserve"> after 5 minutes without using the app, a </w:t>
       </w:r>
       <w:r>
         <w:rPr>
@@ -4061,7 +4122,16 @@
           <w:sz w:val="22"/>
           <w:szCs w:val="22"/>
         </w:rPr>
-        <w:t xml:space="preserve"> The company's one project list. Other departments pick projects from it.</w:t>
+        <w:t xml:space="preserve"> The company'</w:t>
+      </w:r>
+      <w:r>
+        <w:rPr>
+          <w:rFonts w:ascii="Calibri" w:hAnsi="Calibri" w:cs="Calibri"/>
+          <w:color w:val="1A1A1A"/>
+          <w:sz w:val="22"/>
+          <w:szCs w:val="22"/>
+        </w:rPr>
+        <w:t>s one project list. Other departments pick projects from it.</w:t>
       </w:r>
     </w:p>
     <w:p>
@@ -5002,16 +5072,7 @@
           <w:sz w:val="22"/>
           <w:szCs w:val="22"/>
         </w:rPr>
-        <w:t xml:space="preserve"> </w:t>
-      </w:r>
-      <w:r>
-        <w:rPr>
-          <w:rFonts w:ascii="Calibri" w:hAnsi="Calibri" w:cs="Calibri"/>
-          <w:color w:val="1A1A1A"/>
-          <w:sz w:val="22"/>
-          <w:szCs w:val="22"/>
-        </w:rPr>
-        <w:t xml:space="preserve">and </w:t>
+        <w:t xml:space="preserve"> and </w:t>
       </w:r>
       <w:r>
         <w:rPr>
@@ -5984,9 +6045,9 @@
 <file path=word/numbering.xml><?xml version="1.0" encoding="utf-8"?>
 <w:numbering xmlns:wpc="http://schemas.microsoft.com/office/word/2010/wordprocessingCanvas" xmlns:cx="http://schemas.microsoft.com/office/drawing/2014/chartex" xmlns:cx1="http://schemas.microsoft.com/office/drawing/2015/9/8/chartex" xmlns:cx2="http://schemas.microsoft.com/office/drawing/2015/10/21/chartex" xmlns:cx3="http://schemas.microsoft.com/office/drawing/2016/5/9/chartex" xmlns:cx4="http://schemas.microsoft.com/office/drawing/2016/5/10/chartex" xmlns:cx5="http://schemas.microsoft.com/office/drawing/2016/5/11/chartex" xmlns:cx6="http://schemas.microsoft.com/office/drawing/2016/5/12/chartex" xmlns:cx7="http://schemas.microsoft.com/office/drawing/2016/5/13/chartex" xmlns:cx8="http://schemas.microsoft.com/office/drawing/2016/5/14/chartex" xmlns:mc="http://schemas.openxmlformats.org/markup-compatibility/2006" xmlns:aink="http://schemas.microsoft.com/office/drawing/2016/ink" xmlns:am3d="http://schemas.microsoft.com/office/drawing/2017/model3d" xmlns:o="urn:schemas-microsoft-com:office:office" xmlns:oel="http://schemas.microsoft.com/office/2019/extlst" xmlns:r="http://schemas.openxmlformats.org/officeDocument/2006/relationships" xmlns:m="http://schemas.openxmlformats.org/officeDocument/2006/math" xmlns:v="urn:schemas-microsoft-com:vml" xmlns:wp14="http://schemas.microsoft.com/office/word/2010/wordprocessingDrawing" xmlns:wp="http://schemas.openxmlformats.org/drawingml/2006/wordprocessingDrawing" xmlns:w10="urn:schemas-microsoft-com:office:word" xmlns:w="http://schemas.openxmlformats.org/wordprocessingml/2006/main" xmlns:w14="http://schemas.microsoft.com/office/word/2010/wordml" xmlns:w15="http://schemas.microsoft.com/office/word/2012/wordml" xmlns:w16cex="http://schemas.microsoft.com/office/word/2018/wordml/cex" xmlns:w16cid="http://schemas.microsoft.com/office/word/2016/wordml/cid" xmlns:w16="http://schemas.microsoft.com/office/word/2018/wordml" xmlns:w16du="http://schemas.microsoft.com/office/word/2023/wordml/word16du" xmlns:w16sdtdh="http://schemas.microsoft.com/office/word/2020/wordml/sdtdatahash" xmlns:w16sdtfl="http://schemas.microsoft.com/office/word/2024/wordml/sdtformatlock" xmlns:w16se="http://schemas.microsoft.com/office/word/2015/wordml/symex" xmlns:wpg="http://schemas.microsoft.com/office/word/2010/wordprocessingGroup" xmlns:wpi="http://schemas.microsoft.com/office/word/2010/wordprocessingInk" xmlns:wne="http://schemas.microsoft.com/office/word/2006/wordml" xmlns:wps="http://schemas.microsoft.com/office/word/2010/wordprocessingShape" mc:Ignorable="w14 w15 w16se w16cid w16 w16cex w16sdtdh w16sdtfl w16du wp14">
   <w:abstractNum w:abstractNumId="0" w15:restartNumberingAfterBreak="0">
-    <w:nsid w:val="0A3F4A8C"/>
+    <w:nsid w:val="00A32D50"/>
     <w:multiLevelType w:val="multilevel"/>
-    <w:tmpl w:val="28C21508"/>
+    <w:tmpl w:val="45D6B1A2"/>
     <w:lvl w:ilvl="0">
       <w:start w:val="1"/>
       <w:numFmt w:val="decimal"/>
@@ -5999,7 +6060,124 @@
         <w:ind w:left="720" w:hanging="360"/>
       </w:pPr>
     </w:lvl>
-    <w:lvl w:ilvl="1">
+    <w:lvl w:ilvl="1" w:tentative="1">
+      <w:start w:val="1"/>
+      <w:numFmt w:val="decimal"/>
+      <w:lvlText w:val="%2."/>
+      <w:lvlJc w:val="left"/>
+      <w:pPr>
+        <w:tabs>
+          <w:tab w:val="num" w:pos="1440"/>
+        </w:tabs>
+        <w:ind w:left="1440" w:hanging="360"/>
+      </w:pPr>
+    </w:lvl>
+    <w:lvl w:ilvl="2" w:tentative="1">
+      <w:start w:val="1"/>
+      <w:numFmt w:val="decimal"/>
+      <w:lvlText w:val="%3."/>
+      <w:lvlJc w:val="left"/>
+      <w:pPr>
+        <w:tabs>
+          <w:tab w:val="num" w:pos="2160"/>
+        </w:tabs>
+        <w:ind w:left="2160" w:hanging="360"/>
+      </w:pPr>
+    </w:lvl>
+    <w:lvl w:ilvl="3" w:tentative="1">
+      <w:start w:val="1"/>
+      <w:numFmt w:val="decimal"/>
+      <w:lvlText w:val="%4."/>
+      <w:lvlJc w:val="left"/>
+      <w:pPr>
+        <w:tabs>
+          <w:tab w:val="num" w:pos="2880"/>
+        </w:tabs>
+        <w:ind w:left="2880" w:hanging="360"/>
+      </w:pPr>
+    </w:lvl>
+    <w:lvl w:ilvl="4" w:tentative="1">
+      <w:start w:val="1"/>
+      <w:numFmt w:val="decimal"/>
+      <w:lvlText w:val="%5."/>
+      <w:lvlJc w:val="left"/>
+      <w:pPr>
+        <w:tabs>
+          <w:tab w:val="num" w:pos="3600"/>
+        </w:tabs>
+        <w:ind w:left="3600" w:hanging="360"/>
+      </w:pPr>
+    </w:lvl>
+    <w:lvl w:ilvl="5" w:tentative="1">
+      <w:start w:val="1"/>
+      <w:numFmt w:val="decimal"/>
+      <w:lvlText w:val="%6."/>
+      <w:lvlJc w:val="left"/>
+      <w:pPr>
+        <w:tabs>
+          <w:tab w:val="num" w:pos="4320"/>
+        </w:tabs>
+        <w:ind w:left="4320" w:hanging="360"/>
+      </w:pPr>
+    </w:lvl>
+    <w:lvl w:ilvl="6" w:tentative="1">
+      <w:start w:val="1"/>
+      <w:numFmt w:val="decimal"/>
+      <w:lvlText w:val="%7."/>
+      <w:lvlJc w:val="left"/>
+      <w:pPr>
+        <w:tabs>
+          <w:tab w:val="num" w:pos="5040"/>
+        </w:tabs>
+        <w:ind w:left="5040" w:hanging="360"/>
+      </w:pPr>
+    </w:lvl>
+    <w:lvl w:ilvl="7" w:tentative="1">
+      <w:start w:val="1"/>
+      <w:numFmt w:val="decimal"/>
+      <w:lvlText w:val="%8."/>
+      <w:lvlJc w:val="left"/>
+      <w:pPr>
+        <w:tabs>
+          <w:tab w:val="num" w:pos="5760"/>
+        </w:tabs>
+        <w:ind w:left="5760" w:hanging="360"/>
+      </w:pPr>
+    </w:lvl>
+    <w:lvl w:ilvl="8" w:tentative="1">
+      <w:start w:val="1"/>
+      <w:numFmt w:val="decimal"/>
+      <w:lvlText w:val="%9."/>
+      <w:lvlJc w:val="left"/>
+      <w:pPr>
+        <w:tabs>
+          <w:tab w:val="num" w:pos="6480"/>
+        </w:tabs>
+        <w:ind w:left="6480" w:hanging="360"/>
+      </w:pPr>
+    </w:lvl>
+  </w:abstractNum>
+  <w:abstractNum w:abstractNumId="1" w15:restartNumberingAfterBreak="0">
+    <w:nsid w:val="05425D9E"/>
+    <w:multiLevelType w:val="multilevel"/>
+    <w:tmpl w:val="8DA6C074"/>
+    <w:lvl w:ilvl="0">
+      <w:start w:val="1"/>
+      <w:numFmt w:val="bullet"/>
+      <w:lvlText w:val=""/>
+      <w:lvlJc w:val="left"/>
+      <w:pPr>
+        <w:tabs>
+          <w:tab w:val="num" w:pos="720"/>
+        </w:tabs>
+        <w:ind w:left="720" w:hanging="360"/>
+      </w:pPr>
+      <w:rPr>
+        <w:rFonts w:ascii="Symbol" w:hAnsi="Symbol" w:hint="default"/>
+        <w:sz w:val="20"/>
+      </w:rPr>
+    </w:lvl>
+    <w:lvl w:ilvl="1" w:tentative="1">
       <w:start w:val="1"/>
       <w:numFmt w:val="bullet"/>
       <w:lvlText w:val="o"/>
@@ -6017,6 +6195,147 @@
     </w:lvl>
     <w:lvl w:ilvl="2" w:tentative="1">
       <w:start w:val="1"/>
+      <w:numFmt w:val="bullet"/>
+      <w:lvlText w:val=""/>
+      <w:lvlJc w:val="left"/>
+      <w:pPr>
+        <w:tabs>
+          <w:tab w:val="num" w:pos="2160"/>
+        </w:tabs>
+        <w:ind w:left="2160" w:hanging="360"/>
+      </w:pPr>
+      <w:rPr>
+        <w:rFonts w:ascii="Wingdings" w:hAnsi="Wingdings" w:hint="default"/>
+        <w:sz w:val="20"/>
+      </w:rPr>
+    </w:lvl>
+    <w:lvl w:ilvl="3" w:tentative="1">
+      <w:start w:val="1"/>
+      <w:numFmt w:val="bullet"/>
+      <w:lvlText w:val=""/>
+      <w:lvlJc w:val="left"/>
+      <w:pPr>
+        <w:tabs>
+          <w:tab w:val="num" w:pos="2880"/>
+        </w:tabs>
+        <w:ind w:left="2880" w:hanging="360"/>
+      </w:pPr>
+      <w:rPr>
+        <w:rFonts w:ascii="Wingdings" w:hAnsi="Wingdings" w:hint="default"/>
+        <w:sz w:val="20"/>
+      </w:rPr>
+    </w:lvl>
+    <w:lvl w:ilvl="4" w:tentative="1">
+      <w:start w:val="1"/>
+      <w:numFmt w:val="bullet"/>
+      <w:lvlText w:val=""/>
+      <w:lvlJc w:val="left"/>
+      <w:pPr>
+        <w:tabs>
+          <w:tab w:val="num" w:pos="3600"/>
+        </w:tabs>
+        <w:ind w:left="3600" w:hanging="360"/>
+      </w:pPr>
+      <w:rPr>
+        <w:rFonts w:ascii="Wingdings" w:hAnsi="Wingdings" w:hint="default"/>
+        <w:sz w:val="20"/>
+      </w:rPr>
+    </w:lvl>
+    <w:lvl w:ilvl="5" w:tentative="1">
+      <w:start w:val="1"/>
+      <w:numFmt w:val="bullet"/>
+      <w:lvlText w:val=""/>
+      <w:lvlJc w:val="left"/>
+      <w:pPr>
+        <w:tabs>
+          <w:tab w:val="num" w:pos="4320"/>
+        </w:tabs>
+        <w:ind w:left="4320" w:hanging="360"/>
+      </w:pPr>
+      <w:rPr>
+        <w:rFonts w:ascii="Wingdings" w:hAnsi="Wingdings" w:hint="default"/>
+        <w:sz w:val="20"/>
+      </w:rPr>
+    </w:lvl>
+    <w:lvl w:ilvl="6" w:tentative="1">
+      <w:start w:val="1"/>
+      <w:numFmt w:val="bullet"/>
+      <w:lvlText w:val=""/>
+      <w:lvlJc w:val="left"/>
+      <w:pPr>
+        <w:tabs>
+          <w:tab w:val="num" w:pos="5040"/>
+        </w:tabs>
+        <w:ind w:left="5040" w:hanging="360"/>
+      </w:pPr>
+      <w:rPr>
+        <w:rFonts w:ascii="Wingdings" w:hAnsi="Wingdings" w:hint="default"/>
+        <w:sz w:val="20"/>
+      </w:rPr>
+    </w:lvl>
+    <w:lvl w:ilvl="7" w:tentative="1">
+      <w:start w:val="1"/>
+      <w:numFmt w:val="bullet"/>
+      <w:lvlText w:val=""/>
+      <w:lvlJc w:val="left"/>
+      <w:pPr>
+        <w:tabs>
+          <w:tab w:val="num" w:pos="5760"/>
+        </w:tabs>
+        <w:ind w:left="5760" w:hanging="360"/>
+      </w:pPr>
+      <w:rPr>
+        <w:rFonts w:ascii="Wingdings" w:hAnsi="Wingdings" w:hint="default"/>
+        <w:sz w:val="20"/>
+      </w:rPr>
+    </w:lvl>
+    <w:lvl w:ilvl="8" w:tentative="1">
+      <w:start w:val="1"/>
+      <w:numFmt w:val="bullet"/>
+      <w:lvlText w:val=""/>
+      <w:lvlJc w:val="left"/>
+      <w:pPr>
+        <w:tabs>
+          <w:tab w:val="num" w:pos="6480"/>
+        </w:tabs>
+        <w:ind w:left="6480" w:hanging="360"/>
+      </w:pPr>
+      <w:rPr>
+        <w:rFonts w:ascii="Wingdings" w:hAnsi="Wingdings" w:hint="default"/>
+        <w:sz w:val="20"/>
+      </w:rPr>
+    </w:lvl>
+  </w:abstractNum>
+  <w:abstractNum w:abstractNumId="2" w15:restartNumberingAfterBreak="0">
+    <w:nsid w:val="12C71771"/>
+    <w:multiLevelType w:val="multilevel"/>
+    <w:tmpl w:val="22BC0C02"/>
+    <w:lvl w:ilvl="0">
+      <w:start w:val="1"/>
+      <w:numFmt w:val="decimal"/>
+      <w:lvlText w:val="%1."/>
+      <w:lvlJc w:val="left"/>
+      <w:pPr>
+        <w:tabs>
+          <w:tab w:val="num" w:pos="720"/>
+        </w:tabs>
+        <w:ind w:left="720" w:hanging="360"/>
+      </w:pPr>
+    </w:lvl>
+    <w:lvl w:ilvl="1" w:tentative="1">
+      <w:start w:val="1"/>
+      <w:numFmt w:val="decimal"/>
+      <w:lvlText w:val="%2."/>
+      <w:lvlJc w:val="left"/>
+      <w:pPr>
+        <w:tabs>
+          <w:tab w:val="num" w:pos="1440"/>
+        </w:tabs>
+        <w:ind w:left="1440" w:hanging="360"/>
+      </w:pPr>
+    </w:lvl>
+    <w:lvl w:ilvl="2" w:tentative="1">
+      <w:start w:val="1"/>
       <w:numFmt w:val="decimal"/>
       <w:lvlText w:val="%3."/>
       <w:lvlJc w:val="left"/>
@@ -6100,123 +6419,10 @@
       </w:pPr>
     </w:lvl>
   </w:abstractNum>
-  <w:abstractNum w:abstractNumId="1" w15:restartNumberingAfterBreak="0">
-    <w:nsid w:val="12770811"/>
+  <w:abstractNum w:abstractNumId="3" w15:restartNumberingAfterBreak="0">
+    <w:nsid w:val="151D2EB5"/>
     <w:multiLevelType w:val="multilevel"/>
-    <w:tmpl w:val="6752291E"/>
-    <w:lvl w:ilvl="0">
-      <w:start w:val="1"/>
-      <w:numFmt w:val="decimal"/>
-      <w:lvlText w:val="%1."/>
-      <w:lvlJc w:val="left"/>
-      <w:pPr>
-        <w:tabs>
-          <w:tab w:val="num" w:pos="720"/>
-        </w:tabs>
-        <w:ind w:left="720" w:hanging="360"/>
-      </w:pPr>
-    </w:lvl>
-    <w:lvl w:ilvl="1" w:tentative="1">
-      <w:start w:val="1"/>
-      <w:numFmt w:val="decimal"/>
-      <w:lvlText w:val="%2."/>
-      <w:lvlJc w:val="left"/>
-      <w:pPr>
-        <w:tabs>
-          <w:tab w:val="num" w:pos="1440"/>
-        </w:tabs>
-        <w:ind w:left="1440" w:hanging="360"/>
-      </w:pPr>
-    </w:lvl>
-    <w:lvl w:ilvl="2" w:tentative="1">
-      <w:start w:val="1"/>
-      <w:numFmt w:val="decimal"/>
-      <w:lvlText w:val="%3."/>
-      <w:lvlJc w:val="left"/>
-      <w:pPr>
-        <w:tabs>
-          <w:tab w:val="num" w:pos="2160"/>
-        </w:tabs>
-        <w:ind w:left="2160" w:hanging="360"/>
-      </w:pPr>
-    </w:lvl>
-    <w:lvl w:ilvl="3" w:tentative="1">
-      <w:start w:val="1"/>
-      <w:numFmt w:val="decimal"/>
-      <w:lvlText w:val="%4."/>
-      <w:lvlJc w:val="left"/>
-      <w:pPr>
-        <w:tabs>
-          <w:tab w:val="num" w:pos="2880"/>
-        </w:tabs>
-        <w:ind w:left="2880" w:hanging="360"/>
-      </w:pPr>
-    </w:lvl>
-    <w:lvl w:ilvl="4" w:tentative="1">
-      <w:start w:val="1"/>
-      <w:numFmt w:val="decimal"/>
-      <w:lvlText w:val="%5."/>
-      <w:lvlJc w:val="left"/>
-      <w:pPr>
-        <w:tabs>
-          <w:tab w:val="num" w:pos="3600"/>
-        </w:tabs>
-        <w:ind w:left="3600" w:hanging="360"/>
-      </w:pPr>
-    </w:lvl>
-    <w:lvl w:ilvl="5" w:tentative="1">
-      <w:start w:val="1"/>
-      <w:numFmt w:val="decimal"/>
-      <w:lvlText w:val="%6."/>
-      <w:lvlJc w:val="left"/>
-      <w:pPr>
-        <w:tabs>
-          <w:tab w:val="num" w:pos="4320"/>
-        </w:tabs>
-        <w:ind w:left="4320" w:hanging="360"/>
-      </w:pPr>
-    </w:lvl>
-    <w:lvl w:ilvl="6" w:tentative="1">
-      <w:start w:val="1"/>
-      <w:numFmt w:val="decimal"/>
-      <w:lvlText w:val="%7."/>
-      <w:lvlJc w:val="left"/>
-      <w:pPr>
-        <w:tabs>
-          <w:tab w:val="num" w:pos="5040"/>
-        </w:tabs>
-        <w:ind w:left="5040" w:hanging="360"/>
-      </w:pPr>
-    </w:lvl>
-    <w:lvl w:ilvl="7" w:tentative="1">
-      <w:start w:val="1"/>
-      <w:numFmt w:val="decimal"/>
-      <w:lvlText w:val="%8."/>
-      <w:lvlJc w:val="left"/>
-      <w:pPr>
-        <w:tabs>
-          <w:tab w:val="num" w:pos="5760"/>
-        </w:tabs>
-        <w:ind w:left="5760" w:hanging="360"/>
-      </w:pPr>
-    </w:lvl>
-    <w:lvl w:ilvl="8" w:tentative="1">
-      <w:start w:val="1"/>
-      <w:numFmt w:val="decimal"/>
-      <w:lvlText w:val="%9."/>
-      <w:lvlJc w:val="left"/>
-      <w:pPr>
-        <w:tabs>
-          <w:tab w:val="num" w:pos="6480"/>
-        </w:tabs>
-        <w:ind w:left="6480" w:hanging="360"/>
-      </w:pPr>
-    </w:lvl>
-  </w:abstractNum>
-  <w:abstractNum w:abstractNumId="2" w15:restartNumberingAfterBreak="0">
-    <w:nsid w:val="185A674E"/>
-    <w:multiLevelType w:val="multilevel"/>
-    <w:tmpl w:val="CEE014A2"/>
+    <w:tmpl w:val="1BD082F6"/>
     <w:lvl w:ilvl="0">
       <w:start w:val="1"/>
       <w:numFmt w:val="bullet"/>
@@ -6362,10 +6568,10 @@
       </w:rPr>
     </w:lvl>
   </w:abstractNum>
-  <w:abstractNum w:abstractNumId="3" w15:restartNumberingAfterBreak="0">
-    <w:nsid w:val="1D184AF3"/>
+  <w:abstractNum w:abstractNumId="4" w15:restartNumberingAfterBreak="0">
+    <w:nsid w:val="20D82971"/>
     <w:multiLevelType w:val="multilevel"/>
-    <w:tmpl w:val="458C77AE"/>
+    <w:tmpl w:val="101C81C8"/>
     <w:lvl w:ilvl="0">
       <w:start w:val="1"/>
       <w:numFmt w:val="bullet"/>
@@ -6511,236 +6717,10 @@
       </w:rPr>
     </w:lvl>
   </w:abstractNum>
-  <w:abstractNum w:abstractNumId="4" w15:restartNumberingAfterBreak="0">
-    <w:nsid w:val="252F2699"/>
+  <w:abstractNum w:abstractNumId="5" w15:restartNumberingAfterBreak="0">
+    <w:nsid w:val="40E559CE"/>
     <w:multiLevelType w:val="multilevel"/>
-    <w:tmpl w:val="D37848C6"/>
-    <w:lvl w:ilvl="0">
-      <w:start w:val="1"/>
-      <w:numFmt w:val="decimal"/>
-      <w:lvlText w:val="%1."/>
-      <w:lvlJc w:val="left"/>
-      <w:pPr>
-        <w:tabs>
-          <w:tab w:val="num" w:pos="720"/>
-        </w:tabs>
-        <w:ind w:left="720" w:hanging="360"/>
-      </w:pPr>
-    </w:lvl>
-    <w:lvl w:ilvl="1" w:tentative="1">
-      <w:start w:val="1"/>
-      <w:numFmt w:val="decimal"/>
-      <w:lvlText w:val="%2."/>
-      <w:lvlJc w:val="left"/>
-      <w:pPr>
-        <w:tabs>
-          <w:tab w:val="num" w:pos="1440"/>
-        </w:tabs>
-        <w:ind w:left="1440" w:hanging="360"/>
-      </w:pPr>
-    </w:lvl>
-    <w:lvl w:ilvl="2" w:tentative="1">
-      <w:start w:val="1"/>
-      <w:numFmt w:val="decimal"/>
-      <w:lvlText w:val="%3."/>
-      <w:lvlJc w:val="left"/>
-      <w:pPr>
-        <w:tabs>
-          <w:tab w:val="num" w:pos="2160"/>
-        </w:tabs>
-        <w:ind w:left="2160" w:hanging="360"/>
-      </w:pPr>
-    </w:lvl>
-    <w:lvl w:ilvl="3" w:tentative="1">
-      <w:start w:val="1"/>
-      <w:numFmt w:val="decimal"/>
-      <w:lvlText w:val="%4."/>
-      <w:lvlJc w:val="left"/>
-      <w:pPr>
-        <w:tabs>
-          <w:tab w:val="num" w:pos="2880"/>
-        </w:tabs>
-        <w:ind w:left="2880" w:hanging="360"/>
-      </w:pPr>
-    </w:lvl>
-    <w:lvl w:ilvl="4" w:tentative="1">
-      <w:start w:val="1"/>
-      <w:numFmt w:val="decimal"/>
-      <w:lvlText w:val="%5."/>
-      <w:lvlJc w:val="left"/>
-      <w:pPr>
-        <w:tabs>
-          <w:tab w:val="num" w:pos="3600"/>
-        </w:tabs>
-        <w:ind w:left="3600" w:hanging="360"/>
-      </w:pPr>
-    </w:lvl>
-    <w:lvl w:ilvl="5" w:tentative="1">
-      <w:start w:val="1"/>
-      <w:numFmt w:val="decimal"/>
-      <w:lvlText w:val="%6."/>
-      <w:lvlJc w:val="left"/>
-      <w:pPr>
-        <w:tabs>
-          <w:tab w:val="num" w:pos="4320"/>
-        </w:tabs>
-        <w:ind w:left="4320" w:hanging="360"/>
-      </w:pPr>
-    </w:lvl>
-    <w:lvl w:ilvl="6" w:tentative="1">
-      <w:start w:val="1"/>
-      <w:numFmt w:val="decimal"/>
-      <w:lvlText w:val="%7."/>
-      <w:lvlJc w:val="left"/>
-      <w:pPr>
-        <w:tabs>
-          <w:tab w:val="num" w:pos="5040"/>
-        </w:tabs>
-        <w:ind w:left="5040" w:hanging="360"/>
-      </w:pPr>
-    </w:lvl>
-    <w:lvl w:ilvl="7" w:tentative="1">
-      <w:start w:val="1"/>
-      <w:numFmt w:val="decimal"/>
-      <w:lvlText w:val="%8."/>
-      <w:lvlJc w:val="left"/>
-      <w:pPr>
-        <w:tabs>
-          <w:tab w:val="num" w:pos="5760"/>
-        </w:tabs>
-        <w:ind w:left="5760" w:hanging="360"/>
-      </w:pPr>
-    </w:lvl>
-    <w:lvl w:ilvl="8" w:tentative="1">
-      <w:start w:val="1"/>
-      <w:numFmt w:val="decimal"/>
-      <w:lvlText w:val="%9."/>
-      <w:lvlJc w:val="left"/>
-      <w:pPr>
-        <w:tabs>
-          <w:tab w:val="num" w:pos="6480"/>
-        </w:tabs>
-        <w:ind w:left="6480" w:hanging="360"/>
-      </w:pPr>
-    </w:lvl>
-  </w:abstractNum>
-  <w:abstractNum w:abstractNumId="5" w15:restartNumberingAfterBreak="0">
-    <w:nsid w:val="37B72970"/>
-    <w:multiLevelType w:val="multilevel"/>
-    <w:tmpl w:val="C61007D8"/>
-    <w:lvl w:ilvl="0">
-      <w:start w:val="1"/>
-      <w:numFmt w:val="decimal"/>
-      <w:lvlText w:val="%1."/>
-      <w:lvlJc w:val="left"/>
-      <w:pPr>
-        <w:tabs>
-          <w:tab w:val="num" w:pos="720"/>
-        </w:tabs>
-        <w:ind w:left="720" w:hanging="360"/>
-      </w:pPr>
-    </w:lvl>
-    <w:lvl w:ilvl="1" w:tentative="1">
-      <w:start w:val="1"/>
-      <w:numFmt w:val="decimal"/>
-      <w:lvlText w:val="%2."/>
-      <w:lvlJc w:val="left"/>
-      <w:pPr>
-        <w:tabs>
-          <w:tab w:val="num" w:pos="1440"/>
-        </w:tabs>
-        <w:ind w:left="1440" w:hanging="360"/>
-      </w:pPr>
-    </w:lvl>
-    <w:lvl w:ilvl="2" w:tentative="1">
-      <w:start w:val="1"/>
-      <w:numFmt w:val="decimal"/>
-      <w:lvlText w:val="%3."/>
-      <w:lvlJc w:val="left"/>
-      <w:pPr>
-        <w:tabs>
-          <w:tab w:val="num" w:pos="2160"/>
-        </w:tabs>
-        <w:ind w:left="2160" w:hanging="360"/>
-      </w:pPr>
-    </w:lvl>
-    <w:lvl w:ilvl="3" w:tentative="1">
-      <w:start w:val="1"/>
-      <w:numFmt w:val="decimal"/>
-      <w:lvlText w:val="%4."/>
-      <w:lvlJc w:val="left"/>
-      <w:pPr>
-        <w:tabs>
-          <w:tab w:val="num" w:pos="2880"/>
-        </w:tabs>
-        <w:ind w:left="2880" w:hanging="360"/>
-      </w:pPr>
-    </w:lvl>
-    <w:lvl w:ilvl="4" w:tentative="1">
-      <w:start w:val="1"/>
-      <w:numFmt w:val="decimal"/>
-      <w:lvlText w:val="%5."/>
-      <w:lvlJc w:val="left"/>
-      <w:pPr>
-        <w:tabs>
-          <w:tab w:val="num" w:pos="3600"/>
-        </w:tabs>
-        <w:ind w:left="3600" w:hanging="360"/>
-      </w:pPr>
-    </w:lvl>
-    <w:lvl w:ilvl="5" w:tentative="1">
-      <w:start w:val="1"/>
-      <w:numFmt w:val="decimal"/>
-      <w:lvlText w:val="%6."/>
-      <w:lvlJc w:val="left"/>
-      <w:pPr>
-        <w:tabs>
-          <w:tab w:val="num" w:pos="4320"/>
-        </w:tabs>
-        <w:ind w:left="4320" w:hanging="360"/>
-      </w:pPr>
-    </w:lvl>
-    <w:lvl w:ilvl="6" w:tentative="1">
-      <w:start w:val="1"/>
-      <w:numFmt w:val="decimal"/>
-      <w:lvlText w:val="%7."/>
-      <w:lvlJc w:val="left"/>
-      <w:pPr>
-        <w:tabs>
-          <w:tab w:val="num" w:pos="5040"/>
-        </w:tabs>
-        <w:ind w:left="5040" w:hanging="360"/>
-      </w:pPr>
-    </w:lvl>
-    <w:lvl w:ilvl="7" w:tentative="1">
-      <w:start w:val="1"/>
-      <w:numFmt w:val="decimal"/>
-      <w:lvlText w:val="%8."/>
-      <w:lvlJc w:val="left"/>
-      <w:pPr>
-        <w:tabs>
-          <w:tab w:val="num" w:pos="5760"/>
-        </w:tabs>
-        <w:ind w:left="5760" w:hanging="360"/>
-      </w:pPr>
-    </w:lvl>
-    <w:lvl w:ilvl="8" w:tentative="1">
-      <w:start w:val="1"/>
-      <w:numFmt w:val="decimal"/>
-      <w:lvlText w:val="%9."/>
-      <w:lvlJc w:val="left"/>
-      <w:pPr>
-        <w:tabs>
-          <w:tab w:val="num" w:pos="6480"/>
-        </w:tabs>
-        <w:ind w:left="6480" w:hanging="360"/>
-      </w:pPr>
-    </w:lvl>
-  </w:abstractNum>
-  <w:abstractNum w:abstractNumId="6" w15:restartNumberingAfterBreak="0">
-    <w:nsid w:val="3BCB19E1"/>
-    <w:multiLevelType w:val="multilevel"/>
-    <w:tmpl w:val="E17293EA"/>
+    <w:tmpl w:val="1892E94E"/>
     <w:lvl w:ilvl="0">
       <w:start w:val="1"/>
       <w:numFmt w:val="bullet"/>
@@ -6886,10 +6866,10 @@
       </w:rPr>
     </w:lvl>
   </w:abstractNum>
-  <w:abstractNum w:abstractNumId="7" w15:restartNumberingAfterBreak="0">
-    <w:nsid w:val="47FE17D9"/>
+  <w:abstractNum w:abstractNumId="6" w15:restartNumberingAfterBreak="0">
+    <w:nsid w:val="46DB071D"/>
     <w:multiLevelType w:val="multilevel"/>
-    <w:tmpl w:val="43CAEE8C"/>
+    <w:tmpl w:val="12F82C02"/>
     <w:lvl w:ilvl="0">
       <w:start w:val="1"/>
       <w:numFmt w:val="decimal"/>
@@ -6902,463 +6882,7 @@
         <w:ind w:left="720" w:hanging="360"/>
       </w:pPr>
     </w:lvl>
-    <w:lvl w:ilvl="1" w:tentative="1">
-      <w:start w:val="1"/>
-      <w:numFmt w:val="decimal"/>
-      <w:lvlText w:val="%2."/>
-      <w:lvlJc w:val="left"/>
-      <w:pPr>
-        <w:tabs>
-          <w:tab w:val="num" w:pos="1440"/>
-        </w:tabs>
-        <w:ind w:left="1440" w:hanging="360"/>
-      </w:pPr>
-    </w:lvl>
-    <w:lvl w:ilvl="2" w:tentative="1">
-      <w:start w:val="1"/>
-      <w:numFmt w:val="decimal"/>
-      <w:lvlText w:val="%3."/>
-      <w:lvlJc w:val="left"/>
-      <w:pPr>
-        <w:tabs>
-          <w:tab w:val="num" w:pos="2160"/>
-        </w:tabs>
-        <w:ind w:left="2160" w:hanging="360"/>
-      </w:pPr>
-    </w:lvl>
-    <w:lvl w:ilvl="3" w:tentative="1">
-      <w:start w:val="1"/>
-      <w:numFmt w:val="decimal"/>
-      <w:lvlText w:val="%4."/>
-      <w:lvlJc w:val="left"/>
-      <w:pPr>
-        <w:tabs>
-          <w:tab w:val="num" w:pos="2880"/>
-        </w:tabs>
-        <w:ind w:left="2880" w:hanging="360"/>
-      </w:pPr>
-    </w:lvl>
-    <w:lvl w:ilvl="4" w:tentative="1">
-      <w:start w:val="1"/>
-      <w:numFmt w:val="decimal"/>
-      <w:lvlText w:val="%5."/>
-      <w:lvlJc w:val="left"/>
-      <w:pPr>
-        <w:tabs>
-          <w:tab w:val="num" w:pos="3600"/>
-        </w:tabs>
-        <w:ind w:left="3600" w:hanging="360"/>
-      </w:pPr>
-    </w:lvl>
-    <w:lvl w:ilvl="5" w:tentative="1">
-      <w:start w:val="1"/>
-      <w:numFmt w:val="decimal"/>
-      <w:lvlText w:val="%6."/>
-      <w:lvlJc w:val="left"/>
-      <w:pPr>
-        <w:tabs>
-          <w:tab w:val="num" w:pos="4320"/>
-        </w:tabs>
-        <w:ind w:left="4320" w:hanging="360"/>
-      </w:pPr>
-    </w:lvl>
-    <w:lvl w:ilvl="6" w:tentative="1">
-      <w:start w:val="1"/>
-      <w:numFmt w:val="decimal"/>
-      <w:lvlText w:val="%7."/>
-      <w:lvlJc w:val="left"/>
-      <w:pPr>
-        <w:tabs>
-          <w:tab w:val="num" w:pos="5040"/>
-        </w:tabs>
-        <w:ind w:left="5040" w:hanging="360"/>
-      </w:pPr>
-    </w:lvl>
-    <w:lvl w:ilvl="7" w:tentative="1">
-      <w:start w:val="1"/>
-      <w:numFmt w:val="decimal"/>
-      <w:lvlText w:val="%8."/>
-      <w:lvlJc w:val="left"/>
-      <w:pPr>
-        <w:tabs>
-          <w:tab w:val="num" w:pos="5760"/>
-        </w:tabs>
-        <w:ind w:left="5760" w:hanging="360"/>
-      </w:pPr>
-    </w:lvl>
-    <w:lvl w:ilvl="8" w:tentative="1">
-      <w:start w:val="1"/>
-      <w:numFmt w:val="decimal"/>
-      <w:lvlText w:val="%9."/>
-      <w:lvlJc w:val="left"/>
-      <w:pPr>
-        <w:tabs>
-          <w:tab w:val="num" w:pos="6480"/>
-        </w:tabs>
-        <w:ind w:left="6480" w:hanging="360"/>
-      </w:pPr>
-    </w:lvl>
-  </w:abstractNum>
-  <w:abstractNum w:abstractNumId="8" w15:restartNumberingAfterBreak="0">
-    <w:nsid w:val="48F52517"/>
-    <w:multiLevelType w:val="multilevel"/>
-    <w:tmpl w:val="53204F86"/>
-    <w:lvl w:ilvl="0">
-      <w:start w:val="1"/>
-      <w:numFmt w:val="decimal"/>
-      <w:lvlText w:val="%1."/>
-      <w:lvlJc w:val="left"/>
-      <w:pPr>
-        <w:tabs>
-          <w:tab w:val="num" w:pos="720"/>
-        </w:tabs>
-        <w:ind w:left="720" w:hanging="360"/>
-      </w:pPr>
-    </w:lvl>
-    <w:lvl w:ilvl="1" w:tentative="1">
-      <w:start w:val="1"/>
-      <w:numFmt w:val="decimal"/>
-      <w:lvlText w:val="%2."/>
-      <w:lvlJc w:val="left"/>
-      <w:pPr>
-        <w:tabs>
-          <w:tab w:val="num" w:pos="1440"/>
-        </w:tabs>
-        <w:ind w:left="1440" w:hanging="360"/>
-      </w:pPr>
-    </w:lvl>
-    <w:lvl w:ilvl="2" w:tentative="1">
-      <w:start w:val="1"/>
-      <w:numFmt w:val="decimal"/>
-      <w:lvlText w:val="%3."/>
-      <w:lvlJc w:val="left"/>
-      <w:pPr>
-        <w:tabs>
-          <w:tab w:val="num" w:pos="2160"/>
-        </w:tabs>
-        <w:ind w:left="2160" w:hanging="360"/>
-      </w:pPr>
-    </w:lvl>
-    <w:lvl w:ilvl="3" w:tentative="1">
-      <w:start w:val="1"/>
-      <w:numFmt w:val="decimal"/>
-      <w:lvlText w:val="%4."/>
-      <w:lvlJc w:val="left"/>
-      <w:pPr>
-        <w:tabs>
-          <w:tab w:val="num" w:pos="2880"/>
-        </w:tabs>
-        <w:ind w:left="2880" w:hanging="360"/>
-      </w:pPr>
-    </w:lvl>
-    <w:lvl w:ilvl="4" w:tentative="1">
-      <w:start w:val="1"/>
-      <w:numFmt w:val="decimal"/>
-      <w:lvlText w:val="%5."/>
-      <w:lvlJc w:val="left"/>
-      <w:pPr>
-        <w:tabs>
-          <w:tab w:val="num" w:pos="3600"/>
-        </w:tabs>
-        <w:ind w:left="3600" w:hanging="360"/>
-      </w:pPr>
-    </w:lvl>
-    <w:lvl w:ilvl="5" w:tentative="1">
-      <w:start w:val="1"/>
-      <w:numFmt w:val="decimal"/>
-      <w:lvlText w:val="%6."/>
-      <w:lvlJc w:val="left"/>
-      <w:pPr>
-        <w:tabs>
-          <w:tab w:val="num" w:pos="4320"/>
-        </w:tabs>
-        <w:ind w:left="4320" w:hanging="360"/>
-      </w:pPr>
-    </w:lvl>
-    <w:lvl w:ilvl="6" w:tentative="1">
-      <w:start w:val="1"/>
-      <w:numFmt w:val="decimal"/>
-      <w:lvlText w:val="%7."/>
-      <w:lvlJc w:val="left"/>
-      <w:pPr>
-        <w:tabs>
-          <w:tab w:val="num" w:pos="5040"/>
-        </w:tabs>
-        <w:ind w:left="5040" w:hanging="360"/>
-      </w:pPr>
-    </w:lvl>
-    <w:lvl w:ilvl="7" w:tentative="1">
-      <w:start w:val="1"/>
-      <w:numFmt w:val="decimal"/>
-      <w:lvlText w:val="%8."/>
-      <w:lvlJc w:val="left"/>
-      <w:pPr>
-        <w:tabs>
-          <w:tab w:val="num" w:pos="5760"/>
-        </w:tabs>
-        <w:ind w:left="5760" w:hanging="360"/>
-      </w:pPr>
-    </w:lvl>
-    <w:lvl w:ilvl="8" w:tentative="1">
-      <w:start w:val="1"/>
-      <w:numFmt w:val="decimal"/>
-      <w:lvlText w:val="%9."/>
-      <w:lvlJc w:val="left"/>
-      <w:pPr>
-        <w:tabs>
-          <w:tab w:val="num" w:pos="6480"/>
-        </w:tabs>
-        <w:ind w:left="6480" w:hanging="360"/>
-      </w:pPr>
-    </w:lvl>
-  </w:abstractNum>
-  <w:abstractNum w:abstractNumId="9" w15:restartNumberingAfterBreak="0">
-    <w:nsid w:val="4A9B5BAC"/>
-    <w:multiLevelType w:val="multilevel"/>
-    <w:tmpl w:val="27DEE974"/>
-    <w:lvl w:ilvl="0">
-      <w:start w:val="1"/>
-      <w:numFmt w:val="decimal"/>
-      <w:lvlText w:val="%1."/>
-      <w:lvlJc w:val="left"/>
-      <w:pPr>
-        <w:tabs>
-          <w:tab w:val="num" w:pos="720"/>
-        </w:tabs>
-        <w:ind w:left="720" w:hanging="360"/>
-      </w:pPr>
-    </w:lvl>
-    <w:lvl w:ilvl="1" w:tentative="1">
-      <w:start w:val="1"/>
-      <w:numFmt w:val="decimal"/>
-      <w:lvlText w:val="%2."/>
-      <w:lvlJc w:val="left"/>
-      <w:pPr>
-        <w:tabs>
-          <w:tab w:val="num" w:pos="1440"/>
-        </w:tabs>
-        <w:ind w:left="1440" w:hanging="360"/>
-      </w:pPr>
-    </w:lvl>
-    <w:lvl w:ilvl="2" w:tentative="1">
-      <w:start w:val="1"/>
-      <w:numFmt w:val="decimal"/>
-      <w:lvlText w:val="%3."/>
-      <w:lvlJc w:val="left"/>
-      <w:pPr>
-        <w:tabs>
-          <w:tab w:val="num" w:pos="2160"/>
-        </w:tabs>
-        <w:ind w:left="2160" w:hanging="360"/>
-      </w:pPr>
-    </w:lvl>
-    <w:lvl w:ilvl="3" w:tentative="1">
-      <w:start w:val="1"/>
-      <w:numFmt w:val="decimal"/>
-      <w:lvlText w:val="%4."/>
-      <w:lvlJc w:val="left"/>
-      <w:pPr>
-        <w:tabs>
-          <w:tab w:val="num" w:pos="2880"/>
-        </w:tabs>
-        <w:ind w:left="2880" w:hanging="360"/>
-      </w:pPr>
-    </w:lvl>
-    <w:lvl w:ilvl="4" w:tentative="1">
-      <w:start w:val="1"/>
-      <w:numFmt w:val="decimal"/>
-      <w:lvlText w:val="%5."/>
-      <w:lvlJc w:val="left"/>
-      <w:pPr>
-        <w:tabs>
-          <w:tab w:val="num" w:pos="3600"/>
-        </w:tabs>
-        <w:ind w:left="3600" w:hanging="360"/>
-      </w:pPr>
-    </w:lvl>
-    <w:lvl w:ilvl="5" w:tentative="1">
-      <w:start w:val="1"/>
-      <w:numFmt w:val="decimal"/>
-      <w:lvlText w:val="%6."/>
-      <w:lvlJc w:val="left"/>
-      <w:pPr>
-        <w:tabs>
-          <w:tab w:val="num" w:pos="4320"/>
-        </w:tabs>
-        <w:ind w:left="4320" w:hanging="360"/>
-      </w:pPr>
-    </w:lvl>
-    <w:lvl w:ilvl="6" w:tentative="1">
-      <w:start w:val="1"/>
-      <w:numFmt w:val="decimal"/>
-      <w:lvlText w:val="%7."/>
-      <w:lvlJc w:val="left"/>
-      <w:pPr>
-        <w:tabs>
-          <w:tab w:val="num" w:pos="5040"/>
-        </w:tabs>
-        <w:ind w:left="5040" w:hanging="360"/>
-      </w:pPr>
-    </w:lvl>
-    <w:lvl w:ilvl="7" w:tentative="1">
-      <w:start w:val="1"/>
-      <w:numFmt w:val="decimal"/>
-      <w:lvlText w:val="%8."/>
-      <w:lvlJc w:val="left"/>
-      <w:pPr>
-        <w:tabs>
-          <w:tab w:val="num" w:pos="5760"/>
-        </w:tabs>
-        <w:ind w:left="5760" w:hanging="360"/>
-      </w:pPr>
-    </w:lvl>
-    <w:lvl w:ilvl="8" w:tentative="1">
-      <w:start w:val="1"/>
-      <w:numFmt w:val="decimal"/>
-      <w:lvlText w:val="%9."/>
-      <w:lvlJc w:val="left"/>
-      <w:pPr>
-        <w:tabs>
-          <w:tab w:val="num" w:pos="6480"/>
-        </w:tabs>
-        <w:ind w:left="6480" w:hanging="360"/>
-      </w:pPr>
-    </w:lvl>
-  </w:abstractNum>
-  <w:abstractNum w:abstractNumId="10" w15:restartNumberingAfterBreak="0">
-    <w:nsid w:val="55863A6D"/>
-    <w:multiLevelType w:val="multilevel"/>
-    <w:tmpl w:val="449C8758"/>
-    <w:lvl w:ilvl="0">
-      <w:start w:val="1"/>
-      <w:numFmt w:val="decimal"/>
-      <w:lvlText w:val="%1."/>
-      <w:lvlJc w:val="left"/>
-      <w:pPr>
-        <w:tabs>
-          <w:tab w:val="num" w:pos="720"/>
-        </w:tabs>
-        <w:ind w:left="720" w:hanging="360"/>
-      </w:pPr>
-    </w:lvl>
-    <w:lvl w:ilvl="1" w:tentative="1">
-      <w:start w:val="1"/>
-      <w:numFmt w:val="decimal"/>
-      <w:lvlText w:val="%2."/>
-      <w:lvlJc w:val="left"/>
-      <w:pPr>
-        <w:tabs>
-          <w:tab w:val="num" w:pos="1440"/>
-        </w:tabs>
-        <w:ind w:left="1440" w:hanging="360"/>
-      </w:pPr>
-    </w:lvl>
-    <w:lvl w:ilvl="2" w:tentative="1">
-      <w:start w:val="1"/>
-      <w:numFmt w:val="decimal"/>
-      <w:lvlText w:val="%3."/>
-      <w:lvlJc w:val="left"/>
-      <w:pPr>
-        <w:tabs>
-          <w:tab w:val="num" w:pos="2160"/>
-        </w:tabs>
-        <w:ind w:left="2160" w:hanging="360"/>
-      </w:pPr>
-    </w:lvl>
-    <w:lvl w:ilvl="3" w:tentative="1">
-      <w:start w:val="1"/>
-      <w:numFmt w:val="decimal"/>
-      <w:lvlText w:val="%4."/>
-      <w:lvlJc w:val="left"/>
-      <w:pPr>
-        <w:tabs>
-          <w:tab w:val="num" w:pos="2880"/>
-        </w:tabs>
-        <w:ind w:left="2880" w:hanging="360"/>
-      </w:pPr>
-    </w:lvl>
-    <w:lvl w:ilvl="4" w:tentative="1">
-      <w:start w:val="1"/>
-      <w:numFmt w:val="decimal"/>
-      <w:lvlText w:val="%5."/>
-      <w:lvlJc w:val="left"/>
-      <w:pPr>
-        <w:tabs>
-          <w:tab w:val="num" w:pos="3600"/>
-        </w:tabs>
-        <w:ind w:left="3600" w:hanging="360"/>
-      </w:pPr>
-    </w:lvl>
-    <w:lvl w:ilvl="5" w:tentative="1">
-      <w:start w:val="1"/>
-      <w:numFmt w:val="decimal"/>
-      <w:lvlText w:val="%6."/>
-      <w:lvlJc w:val="left"/>
-      <w:pPr>
-        <w:tabs>
-          <w:tab w:val="num" w:pos="4320"/>
-        </w:tabs>
-        <w:ind w:left="4320" w:hanging="360"/>
-      </w:pPr>
-    </w:lvl>
-    <w:lvl w:ilvl="6" w:tentative="1">
-      <w:start w:val="1"/>
-      <w:numFmt w:val="decimal"/>
-      <w:lvlText w:val="%7."/>
-      <w:lvlJc w:val="left"/>
-      <w:pPr>
-        <w:tabs>
-          <w:tab w:val="num" w:pos="5040"/>
-        </w:tabs>
-        <w:ind w:left="5040" w:hanging="360"/>
-      </w:pPr>
-    </w:lvl>
-    <w:lvl w:ilvl="7" w:tentative="1">
-      <w:start w:val="1"/>
-      <w:numFmt w:val="decimal"/>
-      <w:lvlText w:val="%8."/>
-      <w:lvlJc w:val="left"/>
-      <w:pPr>
-        <w:tabs>
-          <w:tab w:val="num" w:pos="5760"/>
-        </w:tabs>
-        <w:ind w:left="5760" w:hanging="360"/>
-      </w:pPr>
-    </w:lvl>
-    <w:lvl w:ilvl="8" w:tentative="1">
-      <w:start w:val="1"/>
-      <w:numFmt w:val="decimal"/>
-      <w:lvlText w:val="%9."/>
-      <w:lvlJc w:val="left"/>
-      <w:pPr>
-        <w:tabs>
-          <w:tab w:val="num" w:pos="6480"/>
-        </w:tabs>
-        <w:ind w:left="6480" w:hanging="360"/>
-      </w:pPr>
-    </w:lvl>
-  </w:abstractNum>
-  <w:abstractNum w:abstractNumId="11" w15:restartNumberingAfterBreak="0">
-    <w:nsid w:val="5D653B8B"/>
-    <w:multiLevelType w:val="multilevel"/>
-    <w:tmpl w:val="1CAEC68A"/>
-    <w:lvl w:ilvl="0">
-      <w:start w:val="1"/>
-      <w:numFmt w:val="bullet"/>
-      <w:lvlText w:val=""/>
-      <w:lvlJc w:val="left"/>
-      <w:pPr>
-        <w:tabs>
-          <w:tab w:val="num" w:pos="720"/>
-        </w:tabs>
-        <w:ind w:left="720" w:hanging="360"/>
-      </w:pPr>
-      <w:rPr>
-        <w:rFonts w:ascii="Symbol" w:hAnsi="Symbol" w:hint="default"/>
-        <w:sz w:val="20"/>
-      </w:rPr>
-    </w:lvl>
-    <w:lvl w:ilvl="1" w:tentative="1">
+    <w:lvl w:ilvl="1">
       <w:start w:val="1"/>
       <w:numFmt w:val="bullet"/>
       <w:lvlText w:val="o"/>
@@ -7376,8 +6900,8 @@
     </w:lvl>
     <w:lvl w:ilvl="2" w:tentative="1">
       <w:start w:val="1"/>
-      <w:numFmt w:val="bullet"/>
-      <w:lvlText w:val=""/>
+      <w:numFmt w:val="decimal"/>
+      <w:lvlText w:val="%3."/>
       <w:lvlJc w:val="left"/>
       <w:pPr>
         <w:tabs>
@@ -7385,15 +6909,11 @@
         </w:tabs>
         <w:ind w:left="2160" w:hanging="360"/>
       </w:pPr>
-      <w:rPr>
-        <w:rFonts w:ascii="Wingdings" w:hAnsi="Wingdings" w:hint="default"/>
-        <w:sz w:val="20"/>
-      </w:rPr>
     </w:lvl>
     <w:lvl w:ilvl="3" w:tentative="1">
       <w:start w:val="1"/>
-      <w:numFmt w:val="bullet"/>
-      <w:lvlText w:val=""/>
+      <w:numFmt w:val="decimal"/>
+      <w:lvlText w:val="%4."/>
       <w:lvlJc w:val="left"/>
       <w:pPr>
         <w:tabs>
@@ -7401,15 +6921,11 @@
         </w:tabs>
         <w:ind w:left="2880" w:hanging="360"/>
       </w:pPr>
-      <w:rPr>
-        <w:rFonts w:ascii="Wingdings" w:hAnsi="Wingdings" w:hint="default"/>
-        <w:sz w:val="20"/>
-      </w:rPr>
     </w:lvl>
     <w:lvl w:ilvl="4" w:tentative="1">
       <w:start w:val="1"/>
-      <w:numFmt w:val="bullet"/>
-      <w:lvlText w:val=""/>
+      <w:numFmt w:val="decimal"/>
+      <w:lvlText w:val="%5."/>
       <w:lvlJc w:val="left"/>
       <w:pPr>
         <w:tabs>
@@ -7417,15 +6933,11 @@
         </w:tabs>
         <w:ind w:left="3600" w:hanging="360"/>
       </w:pPr>
-      <w:rPr>
-        <w:rFonts w:ascii="Wingdings" w:hAnsi="Wingdings" w:hint="default"/>
-        <w:sz w:val="20"/>
-      </w:rPr>
     </w:lvl>
     <w:lvl w:ilvl="5" w:tentative="1">
       <w:start w:val="1"/>
-      <w:numFmt w:val="bullet"/>
-      <w:lvlText w:val=""/>
+      <w:numFmt w:val="decimal"/>
+      <w:lvlText w:val="%6."/>
       <w:lvlJc w:val="left"/>
       <w:pPr>
         <w:tabs>
@@ -7433,15 +6945,11 @@
         </w:tabs>
         <w:ind w:left="4320" w:hanging="360"/>
       </w:pPr>
-      <w:rPr>
-        <w:rFonts w:ascii="Wingdings" w:hAnsi="Wingdings" w:hint="default"/>
-        <w:sz w:val="20"/>
-      </w:rPr>
     </w:lvl>
     <w:lvl w:ilvl="6" w:tentative="1">
       <w:start w:val="1"/>
-      <w:numFmt w:val="bullet"/>
-      <w:lvlText w:val=""/>
+      <w:numFmt w:val="decimal"/>
+      <w:lvlText w:val="%7."/>
       <w:lvlJc w:val="left"/>
       <w:pPr>
         <w:tabs>
@@ -7449,15 +6957,11 @@
         </w:tabs>
         <w:ind w:left="5040" w:hanging="360"/>
       </w:pPr>
-      <w:rPr>
-        <w:rFonts w:ascii="Wingdings" w:hAnsi="Wingdings" w:hint="default"/>
-        <w:sz w:val="20"/>
-      </w:rPr>
     </w:lvl>
     <w:lvl w:ilvl="7" w:tentative="1">
       <w:start w:val="1"/>
-      <w:numFmt w:val="bullet"/>
-      <w:lvlText w:val=""/>
+      <w:numFmt w:val="decimal"/>
+      <w:lvlText w:val="%8."/>
       <w:lvlJc w:val="left"/>
       <w:pPr>
         <w:tabs>
@@ -7465,15 +6969,11 @@
         </w:tabs>
         <w:ind w:left="5760" w:hanging="360"/>
       </w:pPr>
-      <w:rPr>
-        <w:rFonts w:ascii="Wingdings" w:hAnsi="Wingdings" w:hint="default"/>
-        <w:sz w:val="20"/>
-      </w:rPr>
     </w:lvl>
     <w:lvl w:ilvl="8" w:tentative="1">
       <w:start w:val="1"/>
-      <w:numFmt w:val="bullet"/>
-      <w:lvlText w:val=""/>
+      <w:numFmt w:val="decimal"/>
+      <w:lvlText w:val="%9."/>
       <w:lvlJc w:val="left"/>
       <w:pPr>
         <w:tabs>
@@ -7481,16 +6981,577 @@
         </w:tabs>
         <w:ind w:left="6480" w:hanging="360"/>
       </w:pPr>
-      <w:rPr>
-        <w:rFonts w:ascii="Wingdings" w:hAnsi="Wingdings" w:hint="default"/>
-        <w:sz w:val="20"/>
-      </w:rPr>
+    </w:lvl>
+  </w:abstractNum>
+  <w:abstractNum w:abstractNumId="7" w15:restartNumberingAfterBreak="0">
+    <w:nsid w:val="509234FA"/>
+    <w:multiLevelType w:val="multilevel"/>
+    <w:tmpl w:val="0E4010E4"/>
+    <w:lvl w:ilvl="0">
+      <w:start w:val="1"/>
+      <w:numFmt w:val="decimal"/>
+      <w:lvlText w:val="%1."/>
+      <w:lvlJc w:val="left"/>
+      <w:pPr>
+        <w:tabs>
+          <w:tab w:val="num" w:pos="720"/>
+        </w:tabs>
+        <w:ind w:left="720" w:hanging="360"/>
+      </w:pPr>
+    </w:lvl>
+    <w:lvl w:ilvl="1" w:tentative="1">
+      <w:start w:val="1"/>
+      <w:numFmt w:val="decimal"/>
+      <w:lvlText w:val="%2."/>
+      <w:lvlJc w:val="left"/>
+      <w:pPr>
+        <w:tabs>
+          <w:tab w:val="num" w:pos="1440"/>
+        </w:tabs>
+        <w:ind w:left="1440" w:hanging="360"/>
+      </w:pPr>
+    </w:lvl>
+    <w:lvl w:ilvl="2" w:tentative="1">
+      <w:start w:val="1"/>
+      <w:numFmt w:val="decimal"/>
+      <w:lvlText w:val="%3."/>
+      <w:lvlJc w:val="left"/>
+      <w:pPr>
+        <w:tabs>
+          <w:tab w:val="num" w:pos="2160"/>
+        </w:tabs>
+        <w:ind w:left="2160" w:hanging="360"/>
+      </w:pPr>
+    </w:lvl>
+    <w:lvl w:ilvl="3" w:tentative="1">
+      <w:start w:val="1"/>
+      <w:numFmt w:val="decimal"/>
+      <w:lvlText w:val="%4."/>
+      <w:lvlJc w:val="left"/>
+      <w:pPr>
+        <w:tabs>
+          <w:tab w:val="num" w:pos="2880"/>
+        </w:tabs>
+        <w:ind w:left="2880" w:hanging="360"/>
+      </w:pPr>
+    </w:lvl>
+    <w:lvl w:ilvl="4" w:tentative="1">
+      <w:start w:val="1"/>
+      <w:numFmt w:val="decimal"/>
+      <w:lvlText w:val="%5."/>
+      <w:lvlJc w:val="left"/>
+      <w:pPr>
+        <w:tabs>
+          <w:tab w:val="num" w:pos="3600"/>
+        </w:tabs>
+        <w:ind w:left="3600" w:hanging="360"/>
+      </w:pPr>
+    </w:lvl>
+    <w:lvl w:ilvl="5" w:tentative="1">
+      <w:start w:val="1"/>
+      <w:numFmt w:val="decimal"/>
+      <w:lvlText w:val="%6."/>
+      <w:lvlJc w:val="left"/>
+      <w:pPr>
+        <w:tabs>
+          <w:tab w:val="num" w:pos="4320"/>
+        </w:tabs>
+        <w:ind w:left="4320" w:hanging="360"/>
+      </w:pPr>
+    </w:lvl>
+    <w:lvl w:ilvl="6" w:tentative="1">
+      <w:start w:val="1"/>
+      <w:numFmt w:val="decimal"/>
+      <w:lvlText w:val="%7."/>
+      <w:lvlJc w:val="left"/>
+      <w:pPr>
+        <w:tabs>
+          <w:tab w:val="num" w:pos="5040"/>
+        </w:tabs>
+        <w:ind w:left="5040" w:hanging="360"/>
+      </w:pPr>
+    </w:lvl>
+    <w:lvl w:ilvl="7" w:tentative="1">
+      <w:start w:val="1"/>
+      <w:numFmt w:val="decimal"/>
+      <w:lvlText w:val="%8."/>
+      <w:lvlJc w:val="left"/>
+      <w:pPr>
+        <w:tabs>
+          <w:tab w:val="num" w:pos="5760"/>
+        </w:tabs>
+        <w:ind w:left="5760" w:hanging="360"/>
+      </w:pPr>
+    </w:lvl>
+    <w:lvl w:ilvl="8" w:tentative="1">
+      <w:start w:val="1"/>
+      <w:numFmt w:val="decimal"/>
+      <w:lvlText w:val="%9."/>
+      <w:lvlJc w:val="left"/>
+      <w:pPr>
+        <w:tabs>
+          <w:tab w:val="num" w:pos="6480"/>
+        </w:tabs>
+        <w:ind w:left="6480" w:hanging="360"/>
+      </w:pPr>
+    </w:lvl>
+  </w:abstractNum>
+  <w:abstractNum w:abstractNumId="8" w15:restartNumberingAfterBreak="0">
+    <w:nsid w:val="5AF23109"/>
+    <w:multiLevelType w:val="multilevel"/>
+    <w:tmpl w:val="C61CB9E2"/>
+    <w:lvl w:ilvl="0">
+      <w:start w:val="1"/>
+      <w:numFmt w:val="decimal"/>
+      <w:lvlText w:val="%1."/>
+      <w:lvlJc w:val="left"/>
+      <w:pPr>
+        <w:tabs>
+          <w:tab w:val="num" w:pos="720"/>
+        </w:tabs>
+        <w:ind w:left="720" w:hanging="360"/>
+      </w:pPr>
+    </w:lvl>
+    <w:lvl w:ilvl="1" w:tentative="1">
+      <w:start w:val="1"/>
+      <w:numFmt w:val="decimal"/>
+      <w:lvlText w:val="%2."/>
+      <w:lvlJc w:val="left"/>
+      <w:pPr>
+        <w:tabs>
+          <w:tab w:val="num" w:pos="1440"/>
+        </w:tabs>
+        <w:ind w:left="1440" w:hanging="360"/>
+      </w:pPr>
+    </w:lvl>
+    <w:lvl w:ilvl="2" w:tentative="1">
+      <w:start w:val="1"/>
+      <w:numFmt w:val="decimal"/>
+      <w:lvlText w:val="%3."/>
+      <w:lvlJc w:val="left"/>
+      <w:pPr>
+        <w:tabs>
+          <w:tab w:val="num" w:pos="2160"/>
+        </w:tabs>
+        <w:ind w:left="2160" w:hanging="360"/>
+      </w:pPr>
+    </w:lvl>
+    <w:lvl w:ilvl="3" w:tentative="1">
+      <w:start w:val="1"/>
+      <w:numFmt w:val="decimal"/>
+      <w:lvlText w:val="%4."/>
+      <w:lvlJc w:val="left"/>
+      <w:pPr>
+        <w:tabs>
+          <w:tab w:val="num" w:pos="2880"/>
+        </w:tabs>
+        <w:ind w:left="2880" w:hanging="360"/>
+      </w:pPr>
+    </w:lvl>
+    <w:lvl w:ilvl="4" w:tentative="1">
+      <w:start w:val="1"/>
+      <w:numFmt w:val="decimal"/>
+      <w:lvlText w:val="%5."/>
+      <w:lvlJc w:val="left"/>
+      <w:pPr>
+        <w:tabs>
+          <w:tab w:val="num" w:pos="3600"/>
+        </w:tabs>
+        <w:ind w:left="3600" w:hanging="360"/>
+      </w:pPr>
+    </w:lvl>
+    <w:lvl w:ilvl="5" w:tentative="1">
+      <w:start w:val="1"/>
+      <w:numFmt w:val="decimal"/>
+      <w:lvlText w:val="%6."/>
+      <w:lvlJc w:val="left"/>
+      <w:pPr>
+        <w:tabs>
+          <w:tab w:val="num" w:pos="4320"/>
+        </w:tabs>
+        <w:ind w:left="4320" w:hanging="360"/>
+      </w:pPr>
+    </w:lvl>
+    <w:lvl w:ilvl="6" w:tentative="1">
+      <w:start w:val="1"/>
+      <w:numFmt w:val="decimal"/>
+      <w:lvlText w:val="%7."/>
+      <w:lvlJc w:val="left"/>
+      <w:pPr>
+        <w:tabs>
+          <w:tab w:val="num" w:pos="5040"/>
+        </w:tabs>
+        <w:ind w:left="5040" w:hanging="360"/>
+      </w:pPr>
+    </w:lvl>
+    <w:lvl w:ilvl="7" w:tentative="1">
+      <w:start w:val="1"/>
+      <w:numFmt w:val="decimal"/>
+      <w:lvlText w:val="%8."/>
+      <w:lvlJc w:val="left"/>
+      <w:pPr>
+        <w:tabs>
+          <w:tab w:val="num" w:pos="5760"/>
+        </w:tabs>
+        <w:ind w:left="5760" w:hanging="360"/>
+      </w:pPr>
+    </w:lvl>
+    <w:lvl w:ilvl="8" w:tentative="1">
+      <w:start w:val="1"/>
+      <w:numFmt w:val="decimal"/>
+      <w:lvlText w:val="%9."/>
+      <w:lvlJc w:val="left"/>
+      <w:pPr>
+        <w:tabs>
+          <w:tab w:val="num" w:pos="6480"/>
+        </w:tabs>
+        <w:ind w:left="6480" w:hanging="360"/>
+      </w:pPr>
+    </w:lvl>
+  </w:abstractNum>
+  <w:abstractNum w:abstractNumId="9" w15:restartNumberingAfterBreak="0">
+    <w:nsid w:val="63241E28"/>
+    <w:multiLevelType w:val="multilevel"/>
+    <w:tmpl w:val="20F261A4"/>
+    <w:lvl w:ilvl="0">
+      <w:start w:val="1"/>
+      <w:numFmt w:val="decimal"/>
+      <w:lvlText w:val="%1."/>
+      <w:lvlJc w:val="left"/>
+      <w:pPr>
+        <w:tabs>
+          <w:tab w:val="num" w:pos="720"/>
+        </w:tabs>
+        <w:ind w:left="720" w:hanging="360"/>
+      </w:pPr>
+    </w:lvl>
+    <w:lvl w:ilvl="1" w:tentative="1">
+      <w:start w:val="1"/>
+      <w:numFmt w:val="decimal"/>
+      <w:lvlText w:val="%2."/>
+      <w:lvlJc w:val="left"/>
+      <w:pPr>
+        <w:tabs>
+          <w:tab w:val="num" w:pos="1440"/>
+        </w:tabs>
+        <w:ind w:left="1440" w:hanging="360"/>
+      </w:pPr>
+    </w:lvl>
+    <w:lvl w:ilvl="2" w:tentative="1">
+      <w:start w:val="1"/>
+      <w:numFmt w:val="decimal"/>
+      <w:lvlText w:val="%3."/>
+      <w:lvlJc w:val="left"/>
+      <w:pPr>
+        <w:tabs>
+          <w:tab w:val="num" w:pos="2160"/>
+        </w:tabs>
+        <w:ind w:left="2160" w:hanging="360"/>
+      </w:pPr>
+    </w:lvl>
+    <w:lvl w:ilvl="3" w:tentative="1">
+      <w:start w:val="1"/>
+      <w:numFmt w:val="decimal"/>
+      <w:lvlText w:val="%4."/>
+      <w:lvlJc w:val="left"/>
+      <w:pPr>
+        <w:tabs>
+          <w:tab w:val="num" w:pos="2880"/>
+        </w:tabs>
+        <w:ind w:left="2880" w:hanging="360"/>
+      </w:pPr>
+    </w:lvl>
+    <w:lvl w:ilvl="4" w:tentative="1">
+      <w:start w:val="1"/>
+      <w:numFmt w:val="decimal"/>
+      <w:lvlText w:val="%5."/>
+      <w:lvlJc w:val="left"/>
+      <w:pPr>
+        <w:tabs>
+          <w:tab w:val="num" w:pos="3600"/>
+        </w:tabs>
+        <w:ind w:left="3600" w:hanging="360"/>
+      </w:pPr>
+    </w:lvl>
+    <w:lvl w:ilvl="5" w:tentative="1">
+      <w:start w:val="1"/>
+      <w:numFmt w:val="decimal"/>
+      <w:lvlText w:val="%6."/>
+      <w:lvlJc w:val="left"/>
+      <w:pPr>
+        <w:tabs>
+          <w:tab w:val="num" w:pos="4320"/>
+        </w:tabs>
+        <w:ind w:left="4320" w:hanging="360"/>
+      </w:pPr>
+    </w:lvl>
+    <w:lvl w:ilvl="6" w:tentative="1">
+      <w:start w:val="1"/>
+      <w:numFmt w:val="decimal"/>
+      <w:lvlText w:val="%7."/>
+      <w:lvlJc w:val="left"/>
+      <w:pPr>
+        <w:tabs>
+          <w:tab w:val="num" w:pos="5040"/>
+        </w:tabs>
+        <w:ind w:left="5040" w:hanging="360"/>
+      </w:pPr>
+    </w:lvl>
+    <w:lvl w:ilvl="7" w:tentative="1">
+      <w:start w:val="1"/>
+      <w:numFmt w:val="decimal"/>
+      <w:lvlText w:val="%8."/>
+      <w:lvlJc w:val="left"/>
+      <w:pPr>
+        <w:tabs>
+          <w:tab w:val="num" w:pos="5760"/>
+        </w:tabs>
+        <w:ind w:left="5760" w:hanging="360"/>
+      </w:pPr>
+    </w:lvl>
+    <w:lvl w:ilvl="8" w:tentative="1">
+      <w:start w:val="1"/>
+      <w:numFmt w:val="decimal"/>
+      <w:lvlText w:val="%9."/>
+      <w:lvlJc w:val="left"/>
+      <w:pPr>
+        <w:tabs>
+          <w:tab w:val="num" w:pos="6480"/>
+        </w:tabs>
+        <w:ind w:left="6480" w:hanging="360"/>
+      </w:pPr>
+    </w:lvl>
+  </w:abstractNum>
+  <w:abstractNum w:abstractNumId="10" w15:restartNumberingAfterBreak="0">
+    <w:nsid w:val="63A04ABC"/>
+    <w:multiLevelType w:val="multilevel"/>
+    <w:tmpl w:val="BE86CD38"/>
+    <w:lvl w:ilvl="0">
+      <w:start w:val="1"/>
+      <w:numFmt w:val="decimal"/>
+      <w:lvlText w:val="%1."/>
+      <w:lvlJc w:val="left"/>
+      <w:pPr>
+        <w:tabs>
+          <w:tab w:val="num" w:pos="720"/>
+        </w:tabs>
+        <w:ind w:left="720" w:hanging="360"/>
+      </w:pPr>
+    </w:lvl>
+    <w:lvl w:ilvl="1" w:tentative="1">
+      <w:start w:val="1"/>
+      <w:numFmt w:val="decimal"/>
+      <w:lvlText w:val="%2."/>
+      <w:lvlJc w:val="left"/>
+      <w:pPr>
+        <w:tabs>
+          <w:tab w:val="num" w:pos="1440"/>
+        </w:tabs>
+        <w:ind w:left="1440" w:hanging="360"/>
+      </w:pPr>
+    </w:lvl>
+    <w:lvl w:ilvl="2" w:tentative="1">
+      <w:start w:val="1"/>
+      <w:numFmt w:val="decimal"/>
+      <w:lvlText w:val="%3."/>
+      <w:lvlJc w:val="left"/>
+      <w:pPr>
+        <w:tabs>
+          <w:tab w:val="num" w:pos="2160"/>
+        </w:tabs>
+        <w:ind w:left="2160" w:hanging="360"/>
+      </w:pPr>
+    </w:lvl>
+    <w:lvl w:ilvl="3" w:tentative="1">
+      <w:start w:val="1"/>
+      <w:numFmt w:val="decimal"/>
+      <w:lvlText w:val="%4."/>
+      <w:lvlJc w:val="left"/>
+      <w:pPr>
+        <w:tabs>
+          <w:tab w:val="num" w:pos="2880"/>
+        </w:tabs>
+        <w:ind w:left="2880" w:hanging="360"/>
+      </w:pPr>
+    </w:lvl>
+    <w:lvl w:ilvl="4" w:tentative="1">
+      <w:start w:val="1"/>
+      <w:numFmt w:val="decimal"/>
+      <w:lvlText w:val="%5."/>
+      <w:lvlJc w:val="left"/>
+      <w:pPr>
+        <w:tabs>
+          <w:tab w:val="num" w:pos="3600"/>
+        </w:tabs>
+        <w:ind w:left="3600" w:hanging="360"/>
+      </w:pPr>
+    </w:lvl>
+    <w:lvl w:ilvl="5" w:tentative="1">
+      <w:start w:val="1"/>
+      <w:numFmt w:val="decimal"/>
+      <w:lvlText w:val="%6."/>
+      <w:lvlJc w:val="left"/>
+      <w:pPr>
+        <w:tabs>
+          <w:tab w:val="num" w:pos="4320"/>
+        </w:tabs>
+        <w:ind w:left="4320" w:hanging="360"/>
+      </w:pPr>
+    </w:lvl>
+    <w:lvl w:ilvl="6" w:tentative="1">
+      <w:start w:val="1"/>
+      <w:numFmt w:val="decimal"/>
+      <w:lvlText w:val="%7."/>
+      <w:lvlJc w:val="left"/>
+      <w:pPr>
+        <w:tabs>
+          <w:tab w:val="num" w:pos="5040"/>
+        </w:tabs>
+        <w:ind w:left="5040" w:hanging="360"/>
+      </w:pPr>
+    </w:lvl>
+    <w:lvl w:ilvl="7" w:tentative="1">
+      <w:start w:val="1"/>
+      <w:numFmt w:val="decimal"/>
+      <w:lvlText w:val="%8."/>
+      <w:lvlJc w:val="left"/>
+      <w:pPr>
+        <w:tabs>
+          <w:tab w:val="num" w:pos="5760"/>
+        </w:tabs>
+        <w:ind w:left="5760" w:hanging="360"/>
+      </w:pPr>
+    </w:lvl>
+    <w:lvl w:ilvl="8" w:tentative="1">
+      <w:start w:val="1"/>
+      <w:numFmt w:val="decimal"/>
+      <w:lvlText w:val="%9."/>
+      <w:lvlJc w:val="left"/>
+      <w:pPr>
+        <w:tabs>
+          <w:tab w:val="num" w:pos="6480"/>
+        </w:tabs>
+        <w:ind w:left="6480" w:hanging="360"/>
+      </w:pPr>
+    </w:lvl>
+  </w:abstractNum>
+  <w:abstractNum w:abstractNumId="11" w15:restartNumberingAfterBreak="0">
+    <w:nsid w:val="67707AA6"/>
+    <w:multiLevelType w:val="multilevel"/>
+    <w:tmpl w:val="EFBA4B66"/>
+    <w:lvl w:ilvl="0">
+      <w:start w:val="1"/>
+      <w:numFmt w:val="decimal"/>
+      <w:lvlText w:val="%1."/>
+      <w:lvlJc w:val="left"/>
+      <w:pPr>
+        <w:tabs>
+          <w:tab w:val="num" w:pos="720"/>
+        </w:tabs>
+        <w:ind w:left="720" w:hanging="360"/>
+      </w:pPr>
+    </w:lvl>
+    <w:lvl w:ilvl="1" w:tentative="1">
+      <w:start w:val="1"/>
+      <w:numFmt w:val="decimal"/>
+      <w:lvlText w:val="%2."/>
+      <w:lvlJc w:val="left"/>
+      <w:pPr>
+        <w:tabs>
+          <w:tab w:val="num" w:pos="1440"/>
+        </w:tabs>
+        <w:ind w:left="1440" w:hanging="360"/>
+      </w:pPr>
+    </w:lvl>
+    <w:lvl w:ilvl="2" w:tentative="1">
+      <w:start w:val="1"/>
+      <w:numFmt w:val="decimal"/>
+      <w:lvlText w:val="%3."/>
+      <w:lvlJc w:val="left"/>
+      <w:pPr>
+        <w:tabs>
+          <w:tab w:val="num" w:pos="2160"/>
+        </w:tabs>
+        <w:ind w:left="2160" w:hanging="360"/>
+      </w:pPr>
+    </w:lvl>
+    <w:lvl w:ilvl="3" w:tentative="1">
+      <w:start w:val="1"/>
+      <w:numFmt w:val="decimal"/>
+      <w:lvlText w:val="%4."/>
+      <w:lvlJc w:val="left"/>
+      <w:pPr>
+        <w:tabs>
+          <w:tab w:val="num" w:pos="2880"/>
+        </w:tabs>
+        <w:ind w:left="2880" w:hanging="360"/>
+      </w:pPr>
+    </w:lvl>
+    <w:lvl w:ilvl="4" w:tentative="1">
+      <w:start w:val="1"/>
+      <w:numFmt w:val="decimal"/>
+      <w:lvlText w:val="%5."/>
+      <w:lvlJc w:val="left"/>
+      <w:pPr>
+        <w:tabs>
+          <w:tab w:val="num" w:pos="3600"/>
+        </w:tabs>
+        <w:ind w:left="3600" w:hanging="360"/>
+      </w:pPr>
+    </w:lvl>
+    <w:lvl w:ilvl="5" w:tentative="1">
+      <w:start w:val="1"/>
+      <w:numFmt w:val="decimal"/>
+      <w:lvlText w:val="%6."/>
+      <w:lvlJc w:val="left"/>
+      <w:pPr>
+        <w:tabs>
+          <w:tab w:val="num" w:pos="4320"/>
+        </w:tabs>
+        <w:ind w:left="4320" w:hanging="360"/>
+      </w:pPr>
+    </w:lvl>
+    <w:lvl w:ilvl="6" w:tentative="1">
+      <w:start w:val="1"/>
+      <w:numFmt w:val="decimal"/>
+      <w:lvlText w:val="%7."/>
+      <w:lvlJc w:val="left"/>
+      <w:pPr>
+        <w:tabs>
+          <w:tab w:val="num" w:pos="5040"/>
+        </w:tabs>
+        <w:ind w:left="5040" w:hanging="360"/>
+      </w:pPr>
+    </w:lvl>
+    <w:lvl w:ilvl="7" w:tentative="1">
+      <w:start w:val="1"/>
+      <w:numFmt w:val="decimal"/>
+      <w:lvlText w:val="%8."/>
+      <w:lvlJc w:val="left"/>
+      <w:pPr>
+        <w:tabs>
+          <w:tab w:val="num" w:pos="5760"/>
+        </w:tabs>
+        <w:ind w:left="5760" w:hanging="360"/>
+      </w:pPr>
+    </w:lvl>
+    <w:lvl w:ilvl="8" w:tentative="1">
+      <w:start w:val="1"/>
+      <w:numFmt w:val="decimal"/>
+      <w:lvlText w:val="%9."/>
+      <w:lvlJc w:val="left"/>
+      <w:pPr>
+        <w:tabs>
+          <w:tab w:val="num" w:pos="6480"/>
+        </w:tabs>
+        <w:ind w:left="6480" w:hanging="360"/>
+      </w:pPr>
     </w:lvl>
   </w:abstractNum>
   <w:abstractNum w:abstractNumId="12" w15:restartNumberingAfterBreak="0">
-    <w:nsid w:val="67D652AC"/>
+    <w:nsid w:val="75231453"/>
     <w:multiLevelType w:val="multilevel"/>
-    <w:tmpl w:val="C05AE16A"/>
+    <w:tmpl w:val="ADF4D728"/>
     <w:lvl w:ilvl="0">
       <w:start w:val="1"/>
       <w:numFmt w:val="decimal"/>
@@ -7600,44 +7661,44 @@
       </w:pPr>
     </w:lvl>
   </w:abstractNum>
-  <w:num w:numId="1" w16cid:durableId="1453133762">
-    <w:abstractNumId w:val="10"/>
+  <w:num w:numId="1" w16cid:durableId="1398747181">
+    <w:abstractNumId w:val="12"/>
   </w:num>
-  <w:num w:numId="2" w16cid:durableId="749622731">
+  <w:num w:numId="2" w16cid:durableId="243347253">
+    <w:abstractNumId w:val="11"/>
+  </w:num>
+  <w:num w:numId="3" w16cid:durableId="492717753">
+    <w:abstractNumId w:val="0"/>
+  </w:num>
+  <w:num w:numId="4" w16cid:durableId="1532065568">
     <w:abstractNumId w:val="8"/>
   </w:num>
-  <w:num w:numId="3" w16cid:durableId="1841847073">
+  <w:num w:numId="5" w16cid:durableId="566263579">
+    <w:abstractNumId w:val="7"/>
+  </w:num>
+  <w:num w:numId="6" w16cid:durableId="1830826241">
     <w:abstractNumId w:val="1"/>
   </w:num>
-  <w:num w:numId="4" w16cid:durableId="493643930">
+  <w:num w:numId="7" w16cid:durableId="775028855">
+    <w:abstractNumId w:val="4"/>
+  </w:num>
+  <w:num w:numId="8" w16cid:durableId="1969312000">
+    <w:abstractNumId w:val="2"/>
+  </w:num>
+  <w:num w:numId="9" w16cid:durableId="1784180193">
     <w:abstractNumId w:val="5"/>
   </w:num>
-  <w:num w:numId="5" w16cid:durableId="389501527">
-    <w:abstractNumId w:val="4"/>
+  <w:num w:numId="10" w16cid:durableId="1435859751">
+    <w:abstractNumId w:val="3"/>
   </w:num>
-  <w:num w:numId="6" w16cid:durableId="1849712987">
-    <w:abstractNumId w:val="2"/>
+  <w:num w:numId="11" w16cid:durableId="649939187">
+    <w:abstractNumId w:val="9"/>
   </w:num>
-  <w:num w:numId="7" w16cid:durableId="2024014282">
+  <w:num w:numId="12" w16cid:durableId="1212155799">
     <w:abstractNumId w:val="6"/>
   </w:num>
-  <w:num w:numId="8" w16cid:durableId="1475948302">
-    <w:abstractNumId w:val="9"/>
-  </w:num>
-  <w:num w:numId="9" w16cid:durableId="409472197">
-    <w:abstractNumId w:val="11"/>
-  </w:num>
-  <w:num w:numId="10" w16cid:durableId="2047942830">
-    <w:abstractNumId w:val="3"/>
-  </w:num>
-  <w:num w:numId="11" w16cid:durableId="842357022">
-    <w:abstractNumId w:val="12"/>
-  </w:num>
-  <w:num w:numId="12" w16cid:durableId="337579610">
-    <w:abstractNumId w:val="0"/>
-  </w:num>
-  <w:num w:numId="13" w16cid:durableId="2102798508">
-    <w:abstractNumId w:val="7"/>
+  <w:num w:numId="13" w16cid:durableId="1129132168">
+    <w:abstractNumId w:val="10"/>
   </w:num>
 </w:numbering>
 </file>

--- a/docs/User Manual.docx
+++ b/docs/User Manual.docx
@@ -5101,7 +5101,7 @@
           <w:sz w:val="22"/>
           <w:szCs w:val="22"/>
         </w:rPr>
-        <w:t>(So far only Employees is built.)</w:t>
+        <w:t>(So far Employees and Edit History are built.)</w:t>
       </w:r>
     </w:p>
     <w:p>
@@ -5907,7 +5907,16 @@
           <w:sz w:val="22"/>
           <w:szCs w:val="22"/>
         </w:rPr>
-        <w:t xml:space="preserve"> filter (Active by default) and the </w:t>
+        <w:t xml:space="preserve"> </w:t>
+      </w:r>
+      <w:r>
+        <w:rPr>
+          <w:rFonts w:ascii="Calibri" w:hAnsi="Calibri" w:cs="Calibri"/>
+          <w:color w:val="1A1A1A"/>
+          <w:sz w:val="22"/>
+          <w:szCs w:val="22"/>
+        </w:rPr>
+        <w:t xml:space="preserve">filter (Active by default) and the </w:t>
       </w:r>
       <w:r>
         <w:rPr>
@@ -5959,14 +5968,951 @@
         <w:rPr>
           <w:rFonts w:ascii="Calibri" w:eastAsia="Times New Roman" w:hAnsi="Calibri" w:cs="Calibri"/>
         </w:rPr>
-        <w:t xml:space="preserve">7. Inventory &amp; Vendors </w:t>
+        <w:t>7. Inventory &amp; Vendors</w:t>
+      </w:r>
+    </w:p>
+    <w:p>
+      <w:pPr>
+        <w:pStyle w:val="NormalWeb"/>
+        <w:rPr>
+          <w:rFonts w:ascii="Calibri" w:hAnsi="Calibri" w:cs="Calibri"/>
+          <w:color w:val="1A1A1A"/>
+          <w:sz w:val="22"/>
+          <w:szCs w:val="22"/>
+        </w:rPr>
+      </w:pPr>
+      <w:r>
+        <w:rPr>
+          <w:rFonts w:ascii="Calibri" w:hAnsi="Calibri" w:cs="Calibri"/>
+          <w:color w:val="1A1A1A"/>
+          <w:sz w:val="22"/>
+          <w:szCs w:val="22"/>
+        </w:rPr>
+        <w:t xml:space="preserve">For Admins and the Inventory department. Approve buttons are for the </w:t>
+      </w:r>
+      <w:r>
+        <w:rPr>
+          <w:rStyle w:val="Strong"/>
+          <w:rFonts w:ascii="Calibri" w:hAnsi="Calibri" w:cs="Calibri"/>
+          <w:color w:val="1A1A1A"/>
+          <w:sz w:val="22"/>
+          <w:szCs w:val="22"/>
+        </w:rPr>
+        <w:t>Inventory Supervisor</w:t>
+      </w:r>
+      <w:r>
+        <w:rPr>
+          <w:rFonts w:ascii="Calibri" w:hAnsi="Calibri" w:cs="Calibri"/>
+          <w:color w:val="1A1A1A"/>
+          <w:sz w:val="22"/>
+          <w:szCs w:val="22"/>
+        </w:rPr>
+        <w:t xml:space="preserve"> and Admins. Tabs: Materials, Material Usage, Deliveries, Equipment, Vendors, Price Comparison, Edit History (Supervisor and Admins).</w:t>
+      </w:r>
+    </w:p>
+    <w:p>
+      <w:pPr>
+        <w:pStyle w:val="Heading2"/>
+        <w:rPr>
+          <w:rFonts w:ascii="Calibri" w:eastAsia="Times New Roman" w:hAnsi="Calibri" w:cs="Calibri"/>
+        </w:rPr>
+      </w:pPr>
+      <w:r>
+        <w:rPr>
+          <w:rFonts w:ascii="Calibri" w:eastAsia="Times New Roman" w:hAnsi="Calibri" w:cs="Calibri"/>
+        </w:rPr>
+        <w:t>Materials</w:t>
+      </w:r>
+    </w:p>
+    <w:p>
+      <w:pPr>
+        <w:pStyle w:val="NormalWeb"/>
+        <w:rPr>
+          <w:rFonts w:ascii="Calibri" w:hAnsi="Calibri" w:cs="Calibri"/>
+          <w:color w:val="1A1A1A"/>
+          <w:sz w:val="22"/>
+          <w:szCs w:val="22"/>
+        </w:rPr>
+      </w:pPr>
+      <w:r>
+        <w:rPr>
+          <w:rFonts w:ascii="Calibri" w:hAnsi="Calibri" w:cs="Calibri"/>
+          <w:color w:val="1A1A1A"/>
+          <w:sz w:val="22"/>
+          <w:szCs w:val="22"/>
+        </w:rPr>
+        <w:t xml:space="preserve">The list of construction materials. Rows turn </w:t>
+      </w:r>
+      <w:r>
+        <w:rPr>
+          <w:rStyle w:val="Strong"/>
+          <w:rFonts w:ascii="Calibri" w:hAnsi="Calibri" w:cs="Calibri"/>
+          <w:color w:val="1A1A1A"/>
+          <w:sz w:val="22"/>
+          <w:szCs w:val="22"/>
+        </w:rPr>
+        <w:t>light red</w:t>
+      </w:r>
+      <w:r>
+        <w:rPr>
+          <w:rFonts w:ascii="Calibri" w:hAnsi="Calibri" w:cs="Calibri"/>
+          <w:color w:val="1A1A1A"/>
+          <w:sz w:val="22"/>
+          <w:szCs w:val="22"/>
+        </w:rPr>
+        <w:t xml:space="preserve"> when stock is below the minimum and </w:t>
+      </w:r>
+      <w:r>
+        <w:rPr>
+          <w:rStyle w:val="Strong"/>
+          <w:rFonts w:ascii="Calibri" w:hAnsi="Calibri" w:cs="Calibri"/>
+          <w:color w:val="1A1A1A"/>
+          <w:sz w:val="22"/>
+          <w:szCs w:val="22"/>
+        </w:rPr>
+        <w:t>red</w:t>
+      </w:r>
+      <w:r>
+        <w:rPr>
+          <w:rFonts w:ascii="Calibri" w:hAnsi="Calibri" w:cs="Calibri"/>
+          <w:color w:val="1A1A1A"/>
+          <w:sz w:val="22"/>
+          <w:szCs w:val="22"/>
+        </w:rPr>
+        <w:t xml:space="preserve"> when it runs out; the tab title shows how many are low, e.g. </w:t>
       </w:r>
       <w:r>
         <w:rPr>
           <w:rStyle w:val="Emphasis"/>
-          <w:rFonts w:ascii="Calibri" w:eastAsia="Times New Roman" w:hAnsi="Calibri" w:cs="Calibri"/>
-        </w:rPr>
-        <w:t>(coming soon)</w:t>
+          <w:rFonts w:ascii="Calibri" w:hAnsi="Calibri" w:cs="Calibri"/>
+          <w:color w:val="1A1A1A"/>
+          <w:sz w:val="22"/>
+          <w:szCs w:val="22"/>
+        </w:rPr>
+        <w:t>Materials (2 low)</w:t>
+      </w:r>
+      <w:r>
+        <w:rPr>
+          <w:rFonts w:ascii="Calibri" w:hAnsi="Calibri" w:cs="Calibri"/>
+          <w:color w:val="1A1A1A"/>
+          <w:sz w:val="22"/>
+          <w:szCs w:val="22"/>
+        </w:rPr>
+        <w:t>.</w:t>
+      </w:r>
+    </w:p>
+    <w:p>
+      <w:pPr>
+        <w:numPr>
+          <w:ilvl w:val="0"/>
+          <w:numId w:val="14"/>
+        </w:numPr>
+        <w:spacing w:before="100" w:beforeAutospacing="1" w:after="100" w:afterAutospacing="1"/>
+        <w:rPr>
+          <w:rFonts w:ascii="Calibri" w:eastAsia="Times New Roman" w:hAnsi="Calibri" w:cs="Calibri"/>
+          <w:color w:val="1A1A1A"/>
+          <w:sz w:val="22"/>
+          <w:szCs w:val="22"/>
+        </w:rPr>
+      </w:pPr>
+      <w:r>
+        <w:rPr>
+          <w:rStyle w:val="Strong"/>
+          <w:rFonts w:ascii="Calibri" w:eastAsia="Times New Roman" w:hAnsi="Calibri" w:cs="Calibri"/>
+          <w:color w:val="1A1A1A"/>
+          <w:sz w:val="22"/>
+          <w:szCs w:val="22"/>
+        </w:rPr>
+        <w:t>Add Material:</w:t>
+      </w:r>
+      <w:r>
+        <w:rPr>
+          <w:rFonts w:ascii="Calibri" w:eastAsia="Times New Roman" w:hAnsi="Calibri" w:cs="Calibri"/>
+          <w:color w:val="1A1A1A"/>
+          <w:sz w:val="22"/>
+          <w:szCs w:val="22"/>
+        </w:rPr>
+        <w:t xml:space="preserve"> name, category, unit, price, starting stock, minimum stock. Click </w:t>
+      </w:r>
+      <w:r>
+        <w:rPr>
+          <w:rStyle w:val="Strong"/>
+          <w:rFonts w:ascii="Calibri" w:eastAsia="Times New Roman" w:hAnsi="Calibri" w:cs="Calibri"/>
+          <w:color w:val="1A1A1A"/>
+          <w:sz w:val="22"/>
+          <w:szCs w:val="22"/>
+        </w:rPr>
+        <w:t>Save</w:t>
+      </w:r>
+      <w:r>
+        <w:rPr>
+          <w:rFonts w:ascii="Calibri" w:eastAsia="Times New Roman" w:hAnsi="Calibri" w:cs="Calibri"/>
+          <w:color w:val="1A1A1A"/>
+          <w:sz w:val="22"/>
+          <w:szCs w:val="22"/>
+        </w:rPr>
+        <w:t>.</w:t>
+      </w:r>
+    </w:p>
+    <w:p>
+      <w:pPr>
+        <w:numPr>
+          <w:ilvl w:val="0"/>
+          <w:numId w:val="14"/>
+        </w:numPr>
+        <w:spacing w:before="100" w:beforeAutospacing="1" w:after="100" w:afterAutospacing="1"/>
+        <w:rPr>
+          <w:rFonts w:ascii="Calibri" w:eastAsia="Times New Roman" w:hAnsi="Calibri" w:cs="Calibri"/>
+          <w:color w:val="1A1A1A"/>
+          <w:sz w:val="22"/>
+          <w:szCs w:val="22"/>
+        </w:rPr>
+      </w:pPr>
+      <w:r>
+        <w:rPr>
+          <w:rFonts w:ascii="Calibri" w:eastAsia="Times New Roman" w:hAnsi="Calibri" w:cs="Calibri"/>
+          <w:color w:val="1A1A1A"/>
+          <w:sz w:val="22"/>
+          <w:szCs w:val="22"/>
+        </w:rPr>
+        <w:t>After that, the stock changes only by itself: down when usage is approved, up when a delivery is recorded.</w:t>
+      </w:r>
+    </w:p>
+    <w:p>
+      <w:pPr>
+        <w:pStyle w:val="Heading2"/>
+        <w:rPr>
+          <w:rFonts w:ascii="Calibri" w:eastAsia="Times New Roman" w:hAnsi="Calibri" w:cs="Calibri"/>
+        </w:rPr>
+      </w:pPr>
+      <w:r>
+        <w:rPr>
+          <w:rFonts w:ascii="Calibri" w:eastAsia="Times New Roman" w:hAnsi="Calibri" w:cs="Calibri"/>
+        </w:rPr>
+        <w:t>Material Usage</w:t>
+      </w:r>
+    </w:p>
+    <w:p>
+      <w:pPr>
+        <w:numPr>
+          <w:ilvl w:val="0"/>
+          <w:numId w:val="15"/>
+        </w:numPr>
+        <w:spacing w:before="100" w:beforeAutospacing="1" w:after="100" w:afterAutospacing="1"/>
+        <w:rPr>
+          <w:rFonts w:ascii="Calibri" w:eastAsia="Times New Roman" w:hAnsi="Calibri" w:cs="Calibri"/>
+          <w:color w:val="1A1A1A"/>
+          <w:sz w:val="22"/>
+          <w:szCs w:val="22"/>
+        </w:rPr>
+      </w:pPr>
+      <w:r>
+        <w:rPr>
+          <w:rFonts w:ascii="Calibri" w:eastAsia="Times New Roman" w:hAnsi="Calibri" w:cs="Calibri"/>
+          <w:color w:val="1A1A1A"/>
+          <w:sz w:val="22"/>
+          <w:szCs w:val="22"/>
+        </w:rPr>
+        <w:t xml:space="preserve">Choose the </w:t>
+      </w:r>
+      <w:r>
+        <w:rPr>
+          <w:rStyle w:val="Strong"/>
+          <w:rFonts w:ascii="Calibri" w:eastAsia="Times New Roman" w:hAnsi="Calibri" w:cs="Calibri"/>
+          <w:color w:val="1A1A1A"/>
+          <w:sz w:val="22"/>
+          <w:szCs w:val="22"/>
+        </w:rPr>
+        <w:t>project</w:t>
+      </w:r>
+      <w:r>
+        <w:rPr>
+          <w:rFonts w:ascii="Calibri" w:eastAsia="Times New Roman" w:hAnsi="Calibri" w:cs="Calibri"/>
+          <w:color w:val="1A1A1A"/>
+          <w:sz w:val="22"/>
+          <w:szCs w:val="22"/>
+        </w:rPr>
+        <w:t xml:space="preserve"> and the </w:t>
+      </w:r>
+      <w:r>
+        <w:rPr>
+          <w:rStyle w:val="Strong"/>
+          <w:rFonts w:ascii="Calibri" w:eastAsia="Times New Roman" w:hAnsi="Calibri" w:cs="Calibri"/>
+          <w:color w:val="1A1A1A"/>
+          <w:sz w:val="22"/>
+          <w:szCs w:val="22"/>
+        </w:rPr>
+        <w:t>material</w:t>
+      </w:r>
+      <w:r>
+        <w:rPr>
+          <w:rFonts w:ascii="Calibri" w:eastAsia="Times New Roman" w:hAnsi="Calibri" w:cs="Calibri"/>
+          <w:color w:val="1A1A1A"/>
+          <w:sz w:val="22"/>
+          <w:szCs w:val="22"/>
+        </w:rPr>
+        <w:t xml:space="preserve">, type the </w:t>
+      </w:r>
+      <w:r>
+        <w:rPr>
+          <w:rStyle w:val="Strong"/>
+          <w:rFonts w:ascii="Calibri" w:eastAsia="Times New Roman" w:hAnsi="Calibri" w:cs="Calibri"/>
+          <w:color w:val="1A1A1A"/>
+          <w:sz w:val="22"/>
+          <w:szCs w:val="22"/>
+        </w:rPr>
+        <w:t>quantity</w:t>
+      </w:r>
+      <w:r>
+        <w:rPr>
+          <w:rFonts w:ascii="Calibri" w:eastAsia="Times New Roman" w:hAnsi="Calibri" w:cs="Calibri"/>
+          <w:color w:val="1A1A1A"/>
+          <w:sz w:val="22"/>
+          <w:szCs w:val="22"/>
+        </w:rPr>
+        <w:t xml:space="preserve"> and date, and click </w:t>
+      </w:r>
+      <w:r>
+        <w:rPr>
+          <w:rStyle w:val="Strong"/>
+          <w:rFonts w:ascii="Calibri" w:eastAsia="Times New Roman" w:hAnsi="Calibri" w:cs="Calibri"/>
+          <w:color w:val="1A1A1A"/>
+          <w:sz w:val="22"/>
+          <w:szCs w:val="22"/>
+        </w:rPr>
+        <w:t>Submit</w:t>
+      </w:r>
+      <w:r>
+        <w:rPr>
+          <w:rFonts w:ascii="Calibri" w:eastAsia="Times New Roman" w:hAnsi="Calibri" w:cs="Calibri"/>
+          <w:color w:val="1A1A1A"/>
+          <w:sz w:val="22"/>
+          <w:szCs w:val="22"/>
+        </w:rPr>
+        <w:t>. It waits for approval.</w:t>
+      </w:r>
+    </w:p>
+    <w:p>
+      <w:pPr>
+        <w:numPr>
+          <w:ilvl w:val="0"/>
+          <w:numId w:val="15"/>
+        </w:numPr>
+        <w:spacing w:before="100" w:beforeAutospacing="1" w:after="100" w:afterAutospacing="1"/>
+        <w:rPr>
+          <w:rFonts w:ascii="Calibri" w:eastAsia="Times New Roman" w:hAnsi="Calibri" w:cs="Calibri"/>
+          <w:color w:val="1A1A1A"/>
+          <w:sz w:val="22"/>
+          <w:szCs w:val="22"/>
+        </w:rPr>
+      </w:pPr>
+      <w:r>
+        <w:rPr>
+          <w:rFonts w:ascii="Calibri" w:eastAsia="Times New Roman" w:hAnsi="Calibri" w:cs="Calibri"/>
+          <w:color w:val="1A1A1A"/>
+          <w:sz w:val="22"/>
+          <w:szCs w:val="22"/>
+        </w:rPr>
+        <w:t xml:space="preserve">The Supervisor selects it in the list and clicks </w:t>
+      </w:r>
+      <w:r>
+        <w:rPr>
+          <w:rStyle w:val="Strong"/>
+          <w:rFonts w:ascii="Calibri" w:eastAsia="Times New Roman" w:hAnsi="Calibri" w:cs="Calibri"/>
+          <w:color w:val="1A1A1A"/>
+          <w:sz w:val="22"/>
+          <w:szCs w:val="22"/>
+        </w:rPr>
+        <w:t>Approve</w:t>
+      </w:r>
+      <w:r>
+        <w:rPr>
+          <w:rFonts w:ascii="Calibri" w:eastAsia="Times New Roman" w:hAnsi="Calibri" w:cs="Calibri"/>
+          <w:color w:val="1A1A1A"/>
+          <w:sz w:val="22"/>
+          <w:szCs w:val="22"/>
+        </w:rPr>
+        <w:t xml:space="preserve"> (or </w:t>
+      </w:r>
+      <w:r>
+        <w:rPr>
+          <w:rStyle w:val="Strong"/>
+          <w:rFonts w:ascii="Calibri" w:eastAsia="Times New Roman" w:hAnsi="Calibri" w:cs="Calibri"/>
+          <w:color w:val="1A1A1A"/>
+          <w:sz w:val="22"/>
+          <w:szCs w:val="22"/>
+        </w:rPr>
+        <w:t>Reject</w:t>
+      </w:r>
+      <w:r>
+        <w:rPr>
+          <w:rFonts w:ascii="Calibri" w:eastAsia="Times New Roman" w:hAnsi="Calibri" w:cs="Calibri"/>
+          <w:color w:val="1A1A1A"/>
+          <w:sz w:val="22"/>
+          <w:szCs w:val="22"/>
+        </w:rPr>
+        <w:t>). Approving lowers the stock and adds the cost to the project's expenses.</w:t>
+      </w:r>
+    </w:p>
+    <w:p>
+      <w:pPr>
+        <w:pStyle w:val="NormalWeb"/>
+        <w:rPr>
+          <w:rFonts w:ascii="Calibri" w:hAnsi="Calibri" w:cs="Calibri"/>
+          <w:color w:val="1A1A1A"/>
+          <w:sz w:val="22"/>
+          <w:szCs w:val="22"/>
+        </w:rPr>
+      </w:pPr>
+      <w:r>
+        <w:rPr>
+          <w:rFonts w:ascii="Calibri" w:hAnsi="Calibri" w:cs="Calibri"/>
+          <w:color w:val="1A1A1A"/>
+          <w:sz w:val="22"/>
+          <w:szCs w:val="22"/>
+        </w:rPr>
+        <w:t>At the bottom, pick a project to see all the material it has used and the total cost.</w:t>
+      </w:r>
+    </w:p>
+    <w:p>
+      <w:pPr>
+        <w:pStyle w:val="Heading2"/>
+        <w:rPr>
+          <w:rFonts w:ascii="Calibri" w:eastAsia="Times New Roman" w:hAnsi="Calibri" w:cs="Calibri"/>
+        </w:rPr>
+      </w:pPr>
+      <w:r>
+        <w:rPr>
+          <w:rFonts w:ascii="Calibri" w:eastAsia="Times New Roman" w:hAnsi="Calibri" w:cs="Calibri"/>
+        </w:rPr>
+        <w:t>Price Comparison</w:t>
+      </w:r>
+    </w:p>
+    <w:p>
+      <w:pPr>
+        <w:numPr>
+          <w:ilvl w:val="0"/>
+          <w:numId w:val="16"/>
+        </w:numPr>
+        <w:spacing w:before="100" w:beforeAutospacing="1" w:after="100" w:afterAutospacing="1"/>
+        <w:rPr>
+          <w:rFonts w:ascii="Calibri" w:eastAsia="Times New Roman" w:hAnsi="Calibri" w:cs="Calibri"/>
+          <w:color w:val="1A1A1A"/>
+          <w:sz w:val="22"/>
+          <w:szCs w:val="22"/>
+        </w:rPr>
+      </w:pPr>
+      <w:r>
+        <w:rPr>
+          <w:rFonts w:ascii="Calibri" w:eastAsia="Times New Roman" w:hAnsi="Calibri" w:cs="Calibri"/>
+          <w:color w:val="1A1A1A"/>
+          <w:sz w:val="22"/>
+          <w:szCs w:val="22"/>
+        </w:rPr>
+        <w:t xml:space="preserve">Choose the </w:t>
+      </w:r>
+      <w:r>
+        <w:rPr>
+          <w:rStyle w:val="Strong"/>
+          <w:rFonts w:ascii="Calibri" w:eastAsia="Times New Roman" w:hAnsi="Calibri" w:cs="Calibri"/>
+          <w:color w:val="1A1A1A"/>
+          <w:sz w:val="22"/>
+          <w:szCs w:val="22"/>
+        </w:rPr>
+        <w:t>material to buy</w:t>
+      </w:r>
+      <w:r>
+        <w:rPr>
+          <w:rFonts w:ascii="Calibri" w:eastAsia="Times New Roman" w:hAnsi="Calibri" w:cs="Calibri"/>
+          <w:color w:val="1A1A1A"/>
+          <w:sz w:val="22"/>
+          <w:szCs w:val="22"/>
+        </w:rPr>
+        <w:t>.</w:t>
+      </w:r>
+    </w:p>
+    <w:p>
+      <w:pPr>
+        <w:numPr>
+          <w:ilvl w:val="0"/>
+          <w:numId w:val="16"/>
+        </w:numPr>
+        <w:spacing w:before="100" w:beforeAutospacing="1" w:after="100" w:afterAutospacing="1"/>
+        <w:rPr>
+          <w:rFonts w:ascii="Calibri" w:eastAsia="Times New Roman" w:hAnsi="Calibri" w:cs="Calibri"/>
+          <w:color w:val="1A1A1A"/>
+          <w:sz w:val="22"/>
+          <w:szCs w:val="22"/>
+        </w:rPr>
+      </w:pPr>
+      <w:r>
+        <w:rPr>
+          <w:rFonts w:ascii="Calibri" w:eastAsia="Times New Roman" w:hAnsi="Calibri" w:cs="Calibri"/>
+          <w:color w:val="1A1A1A"/>
+          <w:sz w:val="22"/>
+          <w:szCs w:val="22"/>
+        </w:rPr>
+        <w:t xml:space="preserve">Add a </w:t>
+      </w:r>
+      <w:r>
+        <w:rPr>
+          <w:rStyle w:val="Strong"/>
+          <w:rFonts w:ascii="Calibri" w:eastAsia="Times New Roman" w:hAnsi="Calibri" w:cs="Calibri"/>
+          <w:color w:val="1A1A1A"/>
+          <w:sz w:val="22"/>
+          <w:szCs w:val="22"/>
+        </w:rPr>
+        <w:t>quote</w:t>
+      </w:r>
+      <w:r>
+        <w:rPr>
+          <w:rFonts w:ascii="Calibri" w:eastAsia="Times New Roman" w:hAnsi="Calibri" w:cs="Calibri"/>
+          <w:color w:val="1A1A1A"/>
+          <w:sz w:val="22"/>
+          <w:szCs w:val="22"/>
+        </w:rPr>
+        <w:t xml:space="preserve"> from each vendor (product, price, quantity). The cheapest open quote is highlighted.</w:t>
+      </w:r>
+    </w:p>
+    <w:p>
+      <w:pPr>
+        <w:numPr>
+          <w:ilvl w:val="0"/>
+          <w:numId w:val="16"/>
+        </w:numPr>
+        <w:spacing w:before="100" w:beforeAutospacing="1" w:after="100" w:afterAutospacing="1"/>
+        <w:rPr>
+          <w:rFonts w:ascii="Calibri" w:eastAsia="Times New Roman" w:hAnsi="Calibri" w:cs="Calibri"/>
+          <w:color w:val="1A1A1A"/>
+          <w:sz w:val="22"/>
+          <w:szCs w:val="22"/>
+        </w:rPr>
+      </w:pPr>
+      <w:r>
+        <w:rPr>
+          <w:rFonts w:ascii="Calibri" w:eastAsia="Times New Roman" w:hAnsi="Calibri" w:cs="Calibri"/>
+          <w:color w:val="1A1A1A"/>
+          <w:sz w:val="22"/>
+          <w:szCs w:val="22"/>
+        </w:rPr>
+        <w:t xml:space="preserve">The Supervisor selects one and clicks </w:t>
+      </w:r>
+      <w:r>
+        <w:rPr>
+          <w:rStyle w:val="Strong"/>
+          <w:rFonts w:ascii="Calibri" w:eastAsia="Times New Roman" w:hAnsi="Calibri" w:cs="Calibri"/>
+          <w:color w:val="1A1A1A"/>
+          <w:sz w:val="22"/>
+          <w:szCs w:val="22"/>
+        </w:rPr>
+        <w:t>Approve as Purchase</w:t>
+      </w:r>
+      <w:r>
+        <w:rPr>
+          <w:rFonts w:ascii="Calibri" w:eastAsia="Times New Roman" w:hAnsi="Calibri" w:cs="Calibri"/>
+          <w:color w:val="1A1A1A"/>
+          <w:sz w:val="22"/>
+          <w:szCs w:val="22"/>
+        </w:rPr>
+        <w:t>. The other quotes for that material close.</w:t>
+      </w:r>
+    </w:p>
+    <w:p>
+      <w:pPr>
+        <w:pStyle w:val="Heading2"/>
+        <w:rPr>
+          <w:rFonts w:ascii="Calibri" w:eastAsia="Times New Roman" w:hAnsi="Calibri" w:cs="Calibri"/>
+        </w:rPr>
+      </w:pPr>
+      <w:r>
+        <w:rPr>
+          <w:rFonts w:ascii="Calibri" w:eastAsia="Times New Roman" w:hAnsi="Calibri" w:cs="Calibri"/>
+        </w:rPr>
+        <w:t>Deliveries</w:t>
+      </w:r>
+    </w:p>
+    <w:p>
+      <w:pPr>
+        <w:numPr>
+          <w:ilvl w:val="0"/>
+          <w:numId w:val="17"/>
+        </w:numPr>
+        <w:spacing w:before="100" w:beforeAutospacing="1" w:after="100" w:afterAutospacing="1"/>
+        <w:rPr>
+          <w:rFonts w:ascii="Calibri" w:eastAsia="Times New Roman" w:hAnsi="Calibri" w:cs="Calibri"/>
+          <w:color w:val="1A1A1A"/>
+          <w:sz w:val="22"/>
+          <w:szCs w:val="22"/>
+        </w:rPr>
+      </w:pPr>
+      <w:r>
+        <w:rPr>
+          <w:rFonts w:ascii="Calibri" w:eastAsia="Times New Roman" w:hAnsi="Calibri" w:cs="Calibri"/>
+          <w:color w:val="1A1A1A"/>
+          <w:sz w:val="22"/>
+          <w:szCs w:val="22"/>
+        </w:rPr>
+        <w:t xml:space="preserve">Pick the </w:t>
+      </w:r>
+      <w:r>
+        <w:rPr>
+          <w:rStyle w:val="Strong"/>
+          <w:rFonts w:ascii="Calibri" w:eastAsia="Times New Roman" w:hAnsi="Calibri" w:cs="Calibri"/>
+          <w:color w:val="1A1A1A"/>
+          <w:sz w:val="22"/>
+          <w:szCs w:val="22"/>
+        </w:rPr>
+        <w:t>approved purchase</w:t>
+      </w:r>
+      <w:r>
+        <w:rPr>
+          <w:rFonts w:ascii="Calibri" w:eastAsia="Times New Roman" w:hAnsi="Calibri" w:cs="Calibri"/>
+          <w:color w:val="1A1A1A"/>
+          <w:sz w:val="22"/>
+          <w:szCs w:val="22"/>
+        </w:rPr>
+        <w:t xml:space="preserve"> (or "no approved purchase"); vendor, material and price fill in.</w:t>
+      </w:r>
+    </w:p>
+    <w:p>
+      <w:pPr>
+        <w:numPr>
+          <w:ilvl w:val="0"/>
+          <w:numId w:val="17"/>
+        </w:numPr>
+        <w:spacing w:before="100" w:beforeAutospacing="1" w:after="100" w:afterAutospacing="1"/>
+        <w:rPr>
+          <w:rFonts w:ascii="Calibri" w:eastAsia="Times New Roman" w:hAnsi="Calibri" w:cs="Calibri"/>
+          <w:color w:val="1A1A1A"/>
+          <w:sz w:val="22"/>
+          <w:szCs w:val="22"/>
+        </w:rPr>
+      </w:pPr>
+      <w:r>
+        <w:rPr>
+          <w:rFonts w:ascii="Calibri" w:eastAsia="Times New Roman" w:hAnsi="Calibri" w:cs="Calibri"/>
+          <w:color w:val="1A1A1A"/>
+          <w:sz w:val="22"/>
+          <w:szCs w:val="22"/>
+        </w:rPr>
+        <w:t xml:space="preserve">Type the quantity received and the </w:t>
+      </w:r>
+      <w:r>
+        <w:rPr>
+          <w:rStyle w:val="Strong"/>
+          <w:rFonts w:ascii="Calibri" w:eastAsia="Times New Roman" w:hAnsi="Calibri" w:cs="Calibri"/>
+          <w:color w:val="1A1A1A"/>
+          <w:sz w:val="22"/>
+          <w:szCs w:val="22"/>
+        </w:rPr>
+        <w:t>receipt number</w:t>
+      </w:r>
+      <w:r>
+        <w:rPr>
+          <w:rFonts w:ascii="Calibri" w:eastAsia="Times New Roman" w:hAnsi="Calibri" w:cs="Calibri"/>
+          <w:color w:val="1A1A1A"/>
+          <w:sz w:val="22"/>
+          <w:szCs w:val="22"/>
+        </w:rPr>
+        <w:t>.</w:t>
+      </w:r>
+    </w:p>
+    <w:p>
+      <w:pPr>
+        <w:numPr>
+          <w:ilvl w:val="0"/>
+          <w:numId w:val="17"/>
+        </w:numPr>
+        <w:spacing w:before="100" w:beforeAutospacing="1" w:after="100" w:afterAutospacing="1"/>
+        <w:rPr>
+          <w:rFonts w:ascii="Calibri" w:eastAsia="Times New Roman" w:hAnsi="Calibri" w:cs="Calibri"/>
+          <w:color w:val="1A1A1A"/>
+          <w:sz w:val="22"/>
+          <w:szCs w:val="22"/>
+        </w:rPr>
+      </w:pPr>
+      <w:r>
+        <w:rPr>
+          <w:rStyle w:val="Strong"/>
+          <w:rFonts w:ascii="Calibri" w:eastAsia="Times New Roman" w:hAnsi="Calibri" w:cs="Calibri"/>
+          <w:color w:val="1A1A1A"/>
+          <w:sz w:val="22"/>
+          <w:szCs w:val="22"/>
+        </w:rPr>
+        <w:t>Attach Scan</w:t>
+      </w:r>
+      <w:r>
+        <w:rPr>
+          <w:rFonts w:ascii="Calibri" w:eastAsia="Times New Roman" w:hAnsi="Calibri" w:cs="Calibri"/>
+          <w:color w:val="1A1A1A"/>
+          <w:sz w:val="22"/>
+          <w:szCs w:val="22"/>
+        </w:rPr>
+        <w:t xml:space="preserve"> </w:t>
+      </w:r>
+      <w:r>
+        <w:rPr>
+          <w:rFonts w:ascii="Calibri" w:eastAsia="Times New Roman" w:hAnsi="Calibri" w:cs="Calibri"/>
+          <w:color w:val="1A1A1A"/>
+          <w:sz w:val="22"/>
+          <w:szCs w:val="22"/>
+        </w:rPr>
+        <w:t xml:space="preserve">of the receipt, or tick </w:t>
+      </w:r>
+      <w:r>
+        <w:rPr>
+          <w:rStyle w:val="Strong"/>
+          <w:rFonts w:ascii="Calibri" w:eastAsia="Times New Roman" w:hAnsi="Calibri" w:cs="Calibri"/>
+          <w:color w:val="1A1A1A"/>
+          <w:sz w:val="22"/>
+          <w:szCs w:val="22"/>
+        </w:rPr>
+        <w:t>Physical copy only</w:t>
+      </w:r>
+      <w:r>
+        <w:rPr>
+          <w:rFonts w:ascii="Calibri" w:eastAsia="Times New Roman" w:hAnsi="Calibri" w:cs="Calibri"/>
+          <w:color w:val="1A1A1A"/>
+          <w:sz w:val="22"/>
+          <w:szCs w:val="22"/>
+        </w:rPr>
+        <w:t xml:space="preserve"> and type where the paper is filed.</w:t>
+      </w:r>
+    </w:p>
+    <w:p>
+      <w:pPr>
+        <w:numPr>
+          <w:ilvl w:val="0"/>
+          <w:numId w:val="17"/>
+        </w:numPr>
+        <w:spacing w:before="100" w:beforeAutospacing="1" w:after="100" w:afterAutospacing="1"/>
+        <w:rPr>
+          <w:rFonts w:ascii="Calibri" w:eastAsia="Times New Roman" w:hAnsi="Calibri" w:cs="Calibri"/>
+          <w:color w:val="1A1A1A"/>
+          <w:sz w:val="22"/>
+          <w:szCs w:val="22"/>
+        </w:rPr>
+      </w:pPr>
+      <w:r>
+        <w:rPr>
+          <w:rFonts w:ascii="Calibri" w:eastAsia="Times New Roman" w:hAnsi="Calibri" w:cs="Calibri"/>
+          <w:color w:val="1A1A1A"/>
+          <w:sz w:val="22"/>
+          <w:szCs w:val="22"/>
+        </w:rPr>
+        <w:t xml:space="preserve">Click </w:t>
+      </w:r>
+      <w:r>
+        <w:rPr>
+          <w:rStyle w:val="Strong"/>
+          <w:rFonts w:ascii="Calibri" w:eastAsia="Times New Roman" w:hAnsi="Calibri" w:cs="Calibri"/>
+          <w:color w:val="1A1A1A"/>
+          <w:sz w:val="22"/>
+          <w:szCs w:val="22"/>
+        </w:rPr>
+        <w:t>Save Delivery</w:t>
+      </w:r>
+      <w:r>
+        <w:rPr>
+          <w:rFonts w:ascii="Calibri" w:eastAsia="Times New Roman" w:hAnsi="Calibri" w:cs="Calibri"/>
+          <w:color w:val="1A1A1A"/>
+          <w:sz w:val="22"/>
+          <w:szCs w:val="22"/>
+        </w:rPr>
+        <w:t>. The stock goes up.</w:t>
+      </w:r>
+    </w:p>
+    <w:p>
+      <w:pPr>
+        <w:pStyle w:val="NormalWeb"/>
+        <w:rPr>
+          <w:rFonts w:ascii="Calibri" w:hAnsi="Calibri" w:cs="Calibri"/>
+          <w:color w:val="1A1A1A"/>
+          <w:sz w:val="22"/>
+          <w:szCs w:val="22"/>
+        </w:rPr>
+      </w:pPr>
+      <w:r>
+        <w:rPr>
+          <w:rStyle w:val="Strong"/>
+          <w:rFonts w:ascii="Calibri" w:hAnsi="Calibri" w:cs="Calibri"/>
+          <w:color w:val="1A1A1A"/>
+          <w:sz w:val="22"/>
+          <w:szCs w:val="22"/>
+        </w:rPr>
+        <w:t>Open Receipt Scan</w:t>
+      </w:r>
+      <w:r>
+        <w:rPr>
+          <w:rFonts w:ascii="Calibri" w:hAnsi="Calibri" w:cs="Calibri"/>
+          <w:color w:val="1A1A1A"/>
+          <w:sz w:val="22"/>
+          <w:szCs w:val="22"/>
+        </w:rPr>
+        <w:t xml:space="preserve"> shows a saved scan.</w:t>
+      </w:r>
+    </w:p>
+    <w:p>
+      <w:pPr>
+        <w:pStyle w:val="Heading2"/>
+        <w:rPr>
+          <w:rFonts w:ascii="Calibri" w:eastAsia="Times New Roman" w:hAnsi="Calibri" w:cs="Calibri"/>
+        </w:rPr>
+      </w:pPr>
+      <w:r>
+        <w:rPr>
+          <w:rFonts w:ascii="Calibri" w:eastAsia="Times New Roman" w:hAnsi="Calibri" w:cs="Calibri"/>
+        </w:rPr>
+        <w:t>Equipment</w:t>
+      </w:r>
+    </w:p>
+    <w:p>
+      <w:pPr>
+        <w:pStyle w:val="NormalWeb"/>
+        <w:rPr>
+          <w:rFonts w:ascii="Calibri" w:hAnsi="Calibri" w:cs="Calibri"/>
+          <w:color w:val="1A1A1A"/>
+          <w:sz w:val="22"/>
+          <w:szCs w:val="22"/>
+        </w:rPr>
+      </w:pPr>
+      <w:r>
+        <w:rPr>
+          <w:rFonts w:ascii="Calibri" w:hAnsi="Calibri" w:cs="Calibri"/>
+          <w:color w:val="1A1A1A"/>
+          <w:sz w:val="22"/>
+          <w:szCs w:val="22"/>
+        </w:rPr>
+        <w:t xml:space="preserve">Tools, heavy equipment and vehicles, owned or rented (rented needs the company and rate). Set the </w:t>
+      </w:r>
+      <w:r>
+        <w:rPr>
+          <w:rStyle w:val="Strong"/>
+          <w:rFonts w:ascii="Calibri" w:hAnsi="Calibri" w:cs="Calibri"/>
+          <w:color w:val="1A1A1A"/>
+          <w:sz w:val="22"/>
+          <w:szCs w:val="22"/>
+        </w:rPr>
+        <w:t>next maintenance</w:t>
+      </w:r>
+      <w:r>
+        <w:rPr>
+          <w:rFonts w:ascii="Calibri" w:hAnsi="Calibri" w:cs="Calibri"/>
+          <w:color w:val="1A1A1A"/>
+          <w:sz w:val="22"/>
+          <w:szCs w:val="22"/>
+        </w:rPr>
+        <w:t xml:space="preserve"> date; when it arrives the row turns </w:t>
+      </w:r>
+      <w:r>
+        <w:rPr>
+          <w:rStyle w:val="Strong"/>
+          <w:rFonts w:ascii="Calibri" w:hAnsi="Calibri" w:cs="Calibri"/>
+          <w:color w:val="1A1A1A"/>
+          <w:sz w:val="22"/>
+          <w:szCs w:val="22"/>
+        </w:rPr>
+        <w:t>yellow</w:t>
+      </w:r>
+      <w:r>
+        <w:rPr>
+          <w:rFonts w:ascii="Calibri" w:hAnsi="Calibri" w:cs="Calibri"/>
+          <w:color w:val="1A1A1A"/>
+          <w:sz w:val="22"/>
+          <w:szCs w:val="22"/>
+        </w:rPr>
+        <w:t xml:space="preserve"> and the tab says </w:t>
+      </w:r>
+      <w:r>
+        <w:rPr>
+          <w:rStyle w:val="Emphasis"/>
+          <w:rFonts w:ascii="Calibri" w:hAnsi="Calibri" w:cs="Calibri"/>
+          <w:color w:val="1A1A1A"/>
+          <w:sz w:val="22"/>
+          <w:szCs w:val="22"/>
+        </w:rPr>
+        <w:t>Equipment (N due)</w:t>
+      </w:r>
+      <w:r>
+        <w:rPr>
+          <w:rFonts w:ascii="Calibri" w:hAnsi="Calibri" w:cs="Calibri"/>
+          <w:color w:val="1A1A1A"/>
+          <w:sz w:val="22"/>
+          <w:szCs w:val="22"/>
+        </w:rPr>
+        <w:t xml:space="preserve">. Use </w:t>
+      </w:r>
+      <w:r>
+        <w:rPr>
+          <w:rStyle w:val="Strong"/>
+          <w:rFonts w:ascii="Calibri" w:hAnsi="Calibri" w:cs="Calibri"/>
+          <w:color w:val="1A1A1A"/>
+          <w:sz w:val="22"/>
+          <w:szCs w:val="22"/>
+        </w:rPr>
+        <w:t>Add Log Entry</w:t>
+      </w:r>
+      <w:r>
+        <w:rPr>
+          <w:rFonts w:ascii="Calibri" w:hAnsi="Calibri" w:cs="Calibri"/>
+          <w:color w:val="1A1A1A"/>
+          <w:sz w:val="22"/>
+          <w:szCs w:val="22"/>
+        </w:rPr>
+        <w:t xml:space="preserve"> after maintenance or a repair; it can set the next date. Retired equipment keeps its history.</w:t>
+      </w:r>
+    </w:p>
+    <w:p>
+      <w:pPr>
+        <w:pStyle w:val="Heading2"/>
+        <w:rPr>
+          <w:rFonts w:ascii="Calibri" w:eastAsia="Times New Roman" w:hAnsi="Calibri" w:cs="Calibri"/>
+        </w:rPr>
+      </w:pPr>
+      <w:r>
+        <w:rPr>
+          <w:rFonts w:ascii="Calibri" w:eastAsia="Times New Roman" w:hAnsi="Calibri" w:cs="Calibri"/>
+        </w:rPr>
+        <w:t>Vendors</w:t>
+      </w:r>
+    </w:p>
+    <w:p>
+      <w:pPr>
+        <w:pStyle w:val="NormalWeb"/>
+        <w:rPr>
+          <w:rFonts w:ascii="Calibri" w:hAnsi="Calibri" w:cs="Calibri"/>
+          <w:color w:val="1A1A1A"/>
+          <w:sz w:val="22"/>
+          <w:szCs w:val="22"/>
+        </w:rPr>
+      </w:pPr>
+      <w:r>
+        <w:rPr>
+          <w:rFonts w:ascii="Calibri" w:hAnsi="Calibri" w:cs="Calibri"/>
+          <w:color w:val="1A1A1A"/>
+          <w:sz w:val="22"/>
+          <w:szCs w:val="22"/>
+        </w:rPr>
+        <w:t xml:space="preserve">Supplier details, bank details and VAT status. After saving a vendor, upload their papers (company profile, bank details, certificate of registration) and open them with </w:t>
+      </w:r>
+      <w:r>
+        <w:rPr>
+          <w:rStyle w:val="Strong"/>
+          <w:rFonts w:ascii="Calibri" w:hAnsi="Calibri" w:cs="Calibri"/>
+          <w:color w:val="1A1A1A"/>
+          <w:sz w:val="22"/>
+          <w:szCs w:val="22"/>
+        </w:rPr>
+        <w:t>View</w:t>
+      </w:r>
+      <w:r>
+        <w:rPr>
+          <w:rFonts w:ascii="Calibri" w:hAnsi="Calibri" w:cs="Calibri"/>
+          <w:color w:val="1A1A1A"/>
+          <w:sz w:val="22"/>
+          <w:szCs w:val="22"/>
+        </w:rPr>
+        <w:t>.</w:t>
       </w:r>
     </w:p>
     <w:p>
@@ -6045,9 +6991,9 @@
 <file path=word/numbering.xml><?xml version="1.0" encoding="utf-8"?>
 <w:numbering xmlns:wpc="http://schemas.microsoft.com/office/word/2010/wordprocessingCanvas" xmlns:cx="http://schemas.microsoft.com/office/drawing/2014/chartex" xmlns:cx1="http://schemas.microsoft.com/office/drawing/2015/9/8/chartex" xmlns:cx2="http://schemas.microsoft.com/office/drawing/2015/10/21/chartex" xmlns:cx3="http://schemas.microsoft.com/office/drawing/2016/5/9/chartex" xmlns:cx4="http://schemas.microsoft.com/office/drawing/2016/5/10/chartex" xmlns:cx5="http://schemas.microsoft.com/office/drawing/2016/5/11/chartex" xmlns:cx6="http://schemas.microsoft.com/office/drawing/2016/5/12/chartex" xmlns:cx7="http://schemas.microsoft.com/office/drawing/2016/5/13/chartex" xmlns:cx8="http://schemas.microsoft.com/office/drawing/2016/5/14/chartex" xmlns:mc="http://schemas.openxmlformats.org/markup-compatibility/2006" xmlns:aink="http://schemas.microsoft.com/office/drawing/2016/ink" xmlns:am3d="http://schemas.microsoft.com/office/drawing/2017/model3d" xmlns:o="urn:schemas-microsoft-com:office:office" xmlns:oel="http://schemas.microsoft.com/office/2019/extlst" xmlns:r="http://schemas.openxmlformats.org/officeDocument/2006/relationships" xmlns:m="http://schemas.openxmlformats.org/officeDocument/2006/math" xmlns:v="urn:schemas-microsoft-com:vml" xmlns:wp14="http://schemas.microsoft.com/office/word/2010/wordprocessingDrawing" xmlns:wp="http://schemas.openxmlformats.org/drawingml/2006/wordprocessingDrawing" xmlns:w10="urn:schemas-microsoft-com:office:word" xmlns:w="http://schemas.openxmlformats.org/wordprocessingml/2006/main" xmlns:w14="http://schemas.microsoft.com/office/word/2010/wordml" xmlns:w15="http://schemas.microsoft.com/office/word/2012/wordml" xmlns:w16cex="http://schemas.microsoft.com/office/word/2018/wordml/cex" xmlns:w16cid="http://schemas.microsoft.com/office/word/2016/wordml/cid" xmlns:w16="http://schemas.microsoft.com/office/word/2018/wordml" xmlns:w16du="http://schemas.microsoft.com/office/word/2023/wordml/word16du" xmlns:w16sdtdh="http://schemas.microsoft.com/office/word/2020/wordml/sdtdatahash" xmlns:w16sdtfl="http://schemas.microsoft.com/office/word/2024/wordml/sdtformatlock" xmlns:w16se="http://schemas.microsoft.com/office/word/2015/wordml/symex" xmlns:wpg="http://schemas.microsoft.com/office/word/2010/wordprocessingGroup" xmlns:wpi="http://schemas.microsoft.com/office/word/2010/wordprocessingInk" xmlns:wne="http://schemas.microsoft.com/office/word/2006/wordml" xmlns:wps="http://schemas.microsoft.com/office/word/2010/wordprocessingShape" mc:Ignorable="w14 w15 w16se w16cid w16 w16cex w16sdtdh w16sdtfl w16du wp14">
   <w:abstractNum w:abstractNumId="0" w15:restartNumberingAfterBreak="0">
-    <w:nsid w:val="00A32D50"/>
+    <w:nsid w:val="05680B94"/>
     <w:multiLevelType w:val="multilevel"/>
-    <w:tmpl w:val="45D6B1A2"/>
+    <w:tmpl w:val="B6AC70FC"/>
     <w:lvl w:ilvl="0">
       <w:start w:val="1"/>
       <w:numFmt w:val="decimal"/>
@@ -6158,9 +7104,9 @@
     </w:lvl>
   </w:abstractNum>
   <w:abstractNum w:abstractNumId="1" w15:restartNumberingAfterBreak="0">
-    <w:nsid w:val="05425D9E"/>
+    <w:nsid w:val="10B469D1"/>
     <w:multiLevelType w:val="multilevel"/>
-    <w:tmpl w:val="8DA6C074"/>
+    <w:tmpl w:val="6CAC990C"/>
     <w:lvl w:ilvl="0">
       <w:start w:val="1"/>
       <w:numFmt w:val="bullet"/>
@@ -6307,9 +7253,9 @@
     </w:lvl>
   </w:abstractNum>
   <w:abstractNum w:abstractNumId="2" w15:restartNumberingAfterBreak="0">
-    <w:nsid w:val="12C71771"/>
+    <w:nsid w:val="17513F5D"/>
     <w:multiLevelType w:val="multilevel"/>
-    <w:tmpl w:val="22BC0C02"/>
+    <w:tmpl w:val="0F56D128"/>
     <w:lvl w:ilvl="0">
       <w:start w:val="1"/>
       <w:numFmt w:val="decimal"/>
@@ -6420,9 +7366,348 @@
     </w:lvl>
   </w:abstractNum>
   <w:abstractNum w:abstractNumId="3" w15:restartNumberingAfterBreak="0">
-    <w:nsid w:val="151D2EB5"/>
+    <w:nsid w:val="222A5786"/>
     <w:multiLevelType w:val="multilevel"/>
-    <w:tmpl w:val="1BD082F6"/>
+    <w:tmpl w:val="D8C0D46C"/>
+    <w:lvl w:ilvl="0">
+      <w:start w:val="1"/>
+      <w:numFmt w:val="decimal"/>
+      <w:lvlText w:val="%1."/>
+      <w:lvlJc w:val="left"/>
+      <w:pPr>
+        <w:tabs>
+          <w:tab w:val="num" w:pos="720"/>
+        </w:tabs>
+        <w:ind w:left="720" w:hanging="360"/>
+      </w:pPr>
+    </w:lvl>
+    <w:lvl w:ilvl="1" w:tentative="1">
+      <w:start w:val="1"/>
+      <w:numFmt w:val="decimal"/>
+      <w:lvlText w:val="%2."/>
+      <w:lvlJc w:val="left"/>
+      <w:pPr>
+        <w:tabs>
+          <w:tab w:val="num" w:pos="1440"/>
+        </w:tabs>
+        <w:ind w:left="1440" w:hanging="360"/>
+      </w:pPr>
+    </w:lvl>
+    <w:lvl w:ilvl="2" w:tentative="1">
+      <w:start w:val="1"/>
+      <w:numFmt w:val="decimal"/>
+      <w:lvlText w:val="%3."/>
+      <w:lvlJc w:val="left"/>
+      <w:pPr>
+        <w:tabs>
+          <w:tab w:val="num" w:pos="2160"/>
+        </w:tabs>
+        <w:ind w:left="2160" w:hanging="360"/>
+      </w:pPr>
+    </w:lvl>
+    <w:lvl w:ilvl="3" w:tentative="1">
+      <w:start w:val="1"/>
+      <w:numFmt w:val="decimal"/>
+      <w:lvlText w:val="%4."/>
+      <w:lvlJc w:val="left"/>
+      <w:pPr>
+        <w:tabs>
+          <w:tab w:val="num" w:pos="2880"/>
+        </w:tabs>
+        <w:ind w:left="2880" w:hanging="360"/>
+      </w:pPr>
+    </w:lvl>
+    <w:lvl w:ilvl="4" w:tentative="1">
+      <w:start w:val="1"/>
+      <w:numFmt w:val="decimal"/>
+      <w:lvlText w:val="%5."/>
+      <w:lvlJc w:val="left"/>
+      <w:pPr>
+        <w:tabs>
+          <w:tab w:val="num" w:pos="3600"/>
+        </w:tabs>
+        <w:ind w:left="3600" w:hanging="360"/>
+      </w:pPr>
+    </w:lvl>
+    <w:lvl w:ilvl="5" w:tentative="1">
+      <w:start w:val="1"/>
+      <w:numFmt w:val="decimal"/>
+      <w:lvlText w:val="%6."/>
+      <w:lvlJc w:val="left"/>
+      <w:pPr>
+        <w:tabs>
+          <w:tab w:val="num" w:pos="4320"/>
+        </w:tabs>
+        <w:ind w:left="4320" w:hanging="360"/>
+      </w:pPr>
+    </w:lvl>
+    <w:lvl w:ilvl="6" w:tentative="1">
+      <w:start w:val="1"/>
+      <w:numFmt w:val="decimal"/>
+      <w:lvlText w:val="%7."/>
+      <w:lvlJc w:val="left"/>
+      <w:pPr>
+        <w:tabs>
+          <w:tab w:val="num" w:pos="5040"/>
+        </w:tabs>
+        <w:ind w:left="5040" w:hanging="360"/>
+      </w:pPr>
+    </w:lvl>
+    <w:lvl w:ilvl="7" w:tentative="1">
+      <w:start w:val="1"/>
+      <w:numFmt w:val="decimal"/>
+      <w:lvlText w:val="%8."/>
+      <w:lvlJc w:val="left"/>
+      <w:pPr>
+        <w:tabs>
+          <w:tab w:val="num" w:pos="5760"/>
+        </w:tabs>
+        <w:ind w:left="5760" w:hanging="360"/>
+      </w:pPr>
+    </w:lvl>
+    <w:lvl w:ilvl="8" w:tentative="1">
+      <w:start w:val="1"/>
+      <w:numFmt w:val="decimal"/>
+      <w:lvlText w:val="%9."/>
+      <w:lvlJc w:val="left"/>
+      <w:pPr>
+        <w:tabs>
+          <w:tab w:val="num" w:pos="6480"/>
+        </w:tabs>
+        <w:ind w:left="6480" w:hanging="360"/>
+      </w:pPr>
+    </w:lvl>
+  </w:abstractNum>
+  <w:abstractNum w:abstractNumId="4" w15:restartNumberingAfterBreak="0">
+    <w:nsid w:val="28991DAA"/>
+    <w:multiLevelType w:val="multilevel"/>
+    <w:tmpl w:val="845E9140"/>
+    <w:lvl w:ilvl="0">
+      <w:start w:val="1"/>
+      <w:numFmt w:val="decimal"/>
+      <w:lvlText w:val="%1."/>
+      <w:lvlJc w:val="left"/>
+      <w:pPr>
+        <w:tabs>
+          <w:tab w:val="num" w:pos="720"/>
+        </w:tabs>
+        <w:ind w:left="720" w:hanging="360"/>
+      </w:pPr>
+    </w:lvl>
+    <w:lvl w:ilvl="1" w:tentative="1">
+      <w:start w:val="1"/>
+      <w:numFmt w:val="decimal"/>
+      <w:lvlText w:val="%2."/>
+      <w:lvlJc w:val="left"/>
+      <w:pPr>
+        <w:tabs>
+          <w:tab w:val="num" w:pos="1440"/>
+        </w:tabs>
+        <w:ind w:left="1440" w:hanging="360"/>
+      </w:pPr>
+    </w:lvl>
+    <w:lvl w:ilvl="2" w:tentative="1">
+      <w:start w:val="1"/>
+      <w:numFmt w:val="decimal"/>
+      <w:lvlText w:val="%3."/>
+      <w:lvlJc w:val="left"/>
+      <w:pPr>
+        <w:tabs>
+          <w:tab w:val="num" w:pos="2160"/>
+        </w:tabs>
+        <w:ind w:left="2160" w:hanging="360"/>
+      </w:pPr>
+    </w:lvl>
+    <w:lvl w:ilvl="3" w:tentative="1">
+      <w:start w:val="1"/>
+      <w:numFmt w:val="decimal"/>
+      <w:lvlText w:val="%4."/>
+      <w:lvlJc w:val="left"/>
+      <w:pPr>
+        <w:tabs>
+          <w:tab w:val="num" w:pos="2880"/>
+        </w:tabs>
+        <w:ind w:left="2880" w:hanging="360"/>
+      </w:pPr>
+    </w:lvl>
+    <w:lvl w:ilvl="4" w:tentative="1">
+      <w:start w:val="1"/>
+      <w:numFmt w:val="decimal"/>
+      <w:lvlText w:val="%5."/>
+      <w:lvlJc w:val="left"/>
+      <w:pPr>
+        <w:tabs>
+          <w:tab w:val="num" w:pos="3600"/>
+        </w:tabs>
+        <w:ind w:left="3600" w:hanging="360"/>
+      </w:pPr>
+    </w:lvl>
+    <w:lvl w:ilvl="5" w:tentative="1">
+      <w:start w:val="1"/>
+      <w:numFmt w:val="decimal"/>
+      <w:lvlText w:val="%6."/>
+      <w:lvlJc w:val="left"/>
+      <w:pPr>
+        <w:tabs>
+          <w:tab w:val="num" w:pos="4320"/>
+        </w:tabs>
+        <w:ind w:left="4320" w:hanging="360"/>
+      </w:pPr>
+    </w:lvl>
+    <w:lvl w:ilvl="6" w:tentative="1">
+      <w:start w:val="1"/>
+      <w:numFmt w:val="decimal"/>
+      <w:lvlText w:val="%7."/>
+      <w:lvlJc w:val="left"/>
+      <w:pPr>
+        <w:tabs>
+          <w:tab w:val="num" w:pos="5040"/>
+        </w:tabs>
+        <w:ind w:left="5040" w:hanging="360"/>
+      </w:pPr>
+    </w:lvl>
+    <w:lvl w:ilvl="7" w:tentative="1">
+      <w:start w:val="1"/>
+      <w:numFmt w:val="decimal"/>
+      <w:lvlText w:val="%8."/>
+      <w:lvlJc w:val="left"/>
+      <w:pPr>
+        <w:tabs>
+          <w:tab w:val="num" w:pos="5760"/>
+        </w:tabs>
+        <w:ind w:left="5760" w:hanging="360"/>
+      </w:pPr>
+    </w:lvl>
+    <w:lvl w:ilvl="8" w:tentative="1">
+      <w:start w:val="1"/>
+      <w:numFmt w:val="decimal"/>
+      <w:lvlText w:val="%9."/>
+      <w:lvlJc w:val="left"/>
+      <w:pPr>
+        <w:tabs>
+          <w:tab w:val="num" w:pos="6480"/>
+        </w:tabs>
+        <w:ind w:left="6480" w:hanging="360"/>
+      </w:pPr>
+    </w:lvl>
+  </w:abstractNum>
+  <w:abstractNum w:abstractNumId="5" w15:restartNumberingAfterBreak="0">
+    <w:nsid w:val="2B7434BA"/>
+    <w:multiLevelType w:val="multilevel"/>
+    <w:tmpl w:val="1F36E1D4"/>
+    <w:lvl w:ilvl="0">
+      <w:start w:val="1"/>
+      <w:numFmt w:val="decimal"/>
+      <w:lvlText w:val="%1."/>
+      <w:lvlJc w:val="left"/>
+      <w:pPr>
+        <w:tabs>
+          <w:tab w:val="num" w:pos="720"/>
+        </w:tabs>
+        <w:ind w:left="720" w:hanging="360"/>
+      </w:pPr>
+    </w:lvl>
+    <w:lvl w:ilvl="1" w:tentative="1">
+      <w:start w:val="1"/>
+      <w:numFmt w:val="decimal"/>
+      <w:lvlText w:val="%2."/>
+      <w:lvlJc w:val="left"/>
+      <w:pPr>
+        <w:tabs>
+          <w:tab w:val="num" w:pos="1440"/>
+        </w:tabs>
+        <w:ind w:left="1440" w:hanging="360"/>
+      </w:pPr>
+    </w:lvl>
+    <w:lvl w:ilvl="2" w:tentative="1">
+      <w:start w:val="1"/>
+      <w:numFmt w:val="decimal"/>
+      <w:lvlText w:val="%3."/>
+      <w:lvlJc w:val="left"/>
+      <w:pPr>
+        <w:tabs>
+          <w:tab w:val="num" w:pos="2160"/>
+        </w:tabs>
+        <w:ind w:left="2160" w:hanging="360"/>
+      </w:pPr>
+    </w:lvl>
+    <w:lvl w:ilvl="3" w:tentative="1">
+      <w:start w:val="1"/>
+      <w:numFmt w:val="decimal"/>
+      <w:lvlText w:val="%4."/>
+      <w:lvlJc w:val="left"/>
+      <w:pPr>
+        <w:tabs>
+          <w:tab w:val="num" w:pos="2880"/>
+        </w:tabs>
+        <w:ind w:left="2880" w:hanging="360"/>
+      </w:pPr>
+    </w:lvl>
+    <w:lvl w:ilvl="4" w:tentative="1">
+      <w:start w:val="1"/>
+      <w:numFmt w:val="decimal"/>
+      <w:lvlText w:val="%5."/>
+      <w:lvlJc w:val="left"/>
+      <w:pPr>
+        <w:tabs>
+          <w:tab w:val="num" w:pos="3600"/>
+        </w:tabs>
+        <w:ind w:left="3600" w:hanging="360"/>
+      </w:pPr>
+    </w:lvl>
+    <w:lvl w:ilvl="5" w:tentative="1">
+      <w:start w:val="1"/>
+      <w:numFmt w:val="decimal"/>
+      <w:lvlText w:val="%6."/>
+      <w:lvlJc w:val="left"/>
+      <w:pPr>
+        <w:tabs>
+          <w:tab w:val="num" w:pos="4320"/>
+        </w:tabs>
+        <w:ind w:left="4320" w:hanging="360"/>
+      </w:pPr>
+    </w:lvl>
+    <w:lvl w:ilvl="6" w:tentative="1">
+      <w:start w:val="1"/>
+      <w:numFmt w:val="decimal"/>
+      <w:lvlText w:val="%7."/>
+      <w:lvlJc w:val="left"/>
+      <w:pPr>
+        <w:tabs>
+          <w:tab w:val="num" w:pos="5040"/>
+        </w:tabs>
+        <w:ind w:left="5040" w:hanging="360"/>
+      </w:pPr>
+    </w:lvl>
+    <w:lvl w:ilvl="7" w:tentative="1">
+      <w:start w:val="1"/>
+      <w:numFmt w:val="decimal"/>
+      <w:lvlText w:val="%8."/>
+      <w:lvlJc w:val="left"/>
+      <w:pPr>
+        <w:tabs>
+          <w:tab w:val="num" w:pos="5760"/>
+        </w:tabs>
+        <w:ind w:left="5760" w:hanging="360"/>
+      </w:pPr>
+    </w:lvl>
+    <w:lvl w:ilvl="8" w:tentative="1">
+      <w:start w:val="1"/>
+      <w:numFmt w:val="decimal"/>
+      <w:lvlText w:val="%9."/>
+      <w:lvlJc w:val="left"/>
+      <w:pPr>
+        <w:tabs>
+          <w:tab w:val="num" w:pos="6480"/>
+        </w:tabs>
+        <w:ind w:left="6480" w:hanging="360"/>
+      </w:pPr>
+    </w:lvl>
+  </w:abstractNum>
+  <w:abstractNum w:abstractNumId="6" w15:restartNumberingAfterBreak="0">
+    <w:nsid w:val="2C131AA3"/>
+    <w:multiLevelType w:val="multilevel"/>
+    <w:tmpl w:val="4C7C8866"/>
     <w:lvl w:ilvl="0">
       <w:start w:val="1"/>
       <w:numFmt w:val="bullet"/>
@@ -6568,10 +7853,236 @@
       </w:rPr>
     </w:lvl>
   </w:abstractNum>
-  <w:abstractNum w:abstractNumId="4" w15:restartNumberingAfterBreak="0">
-    <w:nsid w:val="20D82971"/>
+  <w:abstractNum w:abstractNumId="7" w15:restartNumberingAfterBreak="0">
+    <w:nsid w:val="2EE4225A"/>
     <w:multiLevelType w:val="multilevel"/>
-    <w:tmpl w:val="101C81C8"/>
+    <w:tmpl w:val="402410F0"/>
+    <w:lvl w:ilvl="0">
+      <w:start w:val="1"/>
+      <w:numFmt w:val="decimal"/>
+      <w:lvlText w:val="%1."/>
+      <w:lvlJc w:val="left"/>
+      <w:pPr>
+        <w:tabs>
+          <w:tab w:val="num" w:pos="720"/>
+        </w:tabs>
+        <w:ind w:left="720" w:hanging="360"/>
+      </w:pPr>
+    </w:lvl>
+    <w:lvl w:ilvl="1" w:tentative="1">
+      <w:start w:val="1"/>
+      <w:numFmt w:val="decimal"/>
+      <w:lvlText w:val="%2."/>
+      <w:lvlJc w:val="left"/>
+      <w:pPr>
+        <w:tabs>
+          <w:tab w:val="num" w:pos="1440"/>
+        </w:tabs>
+        <w:ind w:left="1440" w:hanging="360"/>
+      </w:pPr>
+    </w:lvl>
+    <w:lvl w:ilvl="2" w:tentative="1">
+      <w:start w:val="1"/>
+      <w:numFmt w:val="decimal"/>
+      <w:lvlText w:val="%3."/>
+      <w:lvlJc w:val="left"/>
+      <w:pPr>
+        <w:tabs>
+          <w:tab w:val="num" w:pos="2160"/>
+        </w:tabs>
+        <w:ind w:left="2160" w:hanging="360"/>
+      </w:pPr>
+    </w:lvl>
+    <w:lvl w:ilvl="3" w:tentative="1">
+      <w:start w:val="1"/>
+      <w:numFmt w:val="decimal"/>
+      <w:lvlText w:val="%4."/>
+      <w:lvlJc w:val="left"/>
+      <w:pPr>
+        <w:tabs>
+          <w:tab w:val="num" w:pos="2880"/>
+        </w:tabs>
+        <w:ind w:left="2880" w:hanging="360"/>
+      </w:pPr>
+    </w:lvl>
+    <w:lvl w:ilvl="4" w:tentative="1">
+      <w:start w:val="1"/>
+      <w:numFmt w:val="decimal"/>
+      <w:lvlText w:val="%5."/>
+      <w:lvlJc w:val="left"/>
+      <w:pPr>
+        <w:tabs>
+          <w:tab w:val="num" w:pos="3600"/>
+        </w:tabs>
+        <w:ind w:left="3600" w:hanging="360"/>
+      </w:pPr>
+    </w:lvl>
+    <w:lvl w:ilvl="5" w:tentative="1">
+      <w:start w:val="1"/>
+      <w:numFmt w:val="decimal"/>
+      <w:lvlText w:val="%6."/>
+      <w:lvlJc w:val="left"/>
+      <w:pPr>
+        <w:tabs>
+          <w:tab w:val="num" w:pos="4320"/>
+        </w:tabs>
+        <w:ind w:left="4320" w:hanging="360"/>
+      </w:pPr>
+    </w:lvl>
+    <w:lvl w:ilvl="6" w:tentative="1">
+      <w:start w:val="1"/>
+      <w:numFmt w:val="decimal"/>
+      <w:lvlText w:val="%7."/>
+      <w:lvlJc w:val="left"/>
+      <w:pPr>
+        <w:tabs>
+          <w:tab w:val="num" w:pos="5040"/>
+        </w:tabs>
+        <w:ind w:left="5040" w:hanging="360"/>
+      </w:pPr>
+    </w:lvl>
+    <w:lvl w:ilvl="7" w:tentative="1">
+      <w:start w:val="1"/>
+      <w:numFmt w:val="decimal"/>
+      <w:lvlText w:val="%8."/>
+      <w:lvlJc w:val="left"/>
+      <w:pPr>
+        <w:tabs>
+          <w:tab w:val="num" w:pos="5760"/>
+        </w:tabs>
+        <w:ind w:left="5760" w:hanging="360"/>
+      </w:pPr>
+    </w:lvl>
+    <w:lvl w:ilvl="8" w:tentative="1">
+      <w:start w:val="1"/>
+      <w:numFmt w:val="decimal"/>
+      <w:lvlText w:val="%9."/>
+      <w:lvlJc w:val="left"/>
+      <w:pPr>
+        <w:tabs>
+          <w:tab w:val="num" w:pos="6480"/>
+        </w:tabs>
+        <w:ind w:left="6480" w:hanging="360"/>
+      </w:pPr>
+    </w:lvl>
+  </w:abstractNum>
+  <w:abstractNum w:abstractNumId="8" w15:restartNumberingAfterBreak="0">
+    <w:nsid w:val="3C930968"/>
+    <w:multiLevelType w:val="multilevel"/>
+    <w:tmpl w:val="1B6EBE18"/>
+    <w:lvl w:ilvl="0">
+      <w:start w:val="1"/>
+      <w:numFmt w:val="decimal"/>
+      <w:lvlText w:val="%1."/>
+      <w:lvlJc w:val="left"/>
+      <w:pPr>
+        <w:tabs>
+          <w:tab w:val="num" w:pos="720"/>
+        </w:tabs>
+        <w:ind w:left="720" w:hanging="360"/>
+      </w:pPr>
+    </w:lvl>
+    <w:lvl w:ilvl="1" w:tentative="1">
+      <w:start w:val="1"/>
+      <w:numFmt w:val="decimal"/>
+      <w:lvlText w:val="%2."/>
+      <w:lvlJc w:val="left"/>
+      <w:pPr>
+        <w:tabs>
+          <w:tab w:val="num" w:pos="1440"/>
+        </w:tabs>
+        <w:ind w:left="1440" w:hanging="360"/>
+      </w:pPr>
+    </w:lvl>
+    <w:lvl w:ilvl="2" w:tentative="1">
+      <w:start w:val="1"/>
+      <w:numFmt w:val="decimal"/>
+      <w:lvlText w:val="%3."/>
+      <w:lvlJc w:val="left"/>
+      <w:pPr>
+        <w:tabs>
+          <w:tab w:val="num" w:pos="2160"/>
+        </w:tabs>
+        <w:ind w:left="2160" w:hanging="360"/>
+      </w:pPr>
+    </w:lvl>
+    <w:lvl w:ilvl="3" w:tentative="1">
+      <w:start w:val="1"/>
+      <w:numFmt w:val="decimal"/>
+      <w:lvlText w:val="%4."/>
+      <w:lvlJc w:val="left"/>
+      <w:pPr>
+        <w:tabs>
+          <w:tab w:val="num" w:pos="2880"/>
+        </w:tabs>
+        <w:ind w:left="2880" w:hanging="360"/>
+      </w:pPr>
+    </w:lvl>
+    <w:lvl w:ilvl="4" w:tentative="1">
+      <w:start w:val="1"/>
+      <w:numFmt w:val="decimal"/>
+      <w:lvlText w:val="%5."/>
+      <w:lvlJc w:val="left"/>
+      <w:pPr>
+        <w:tabs>
+          <w:tab w:val="num" w:pos="3600"/>
+        </w:tabs>
+        <w:ind w:left="3600" w:hanging="360"/>
+      </w:pPr>
+    </w:lvl>
+    <w:lvl w:ilvl="5" w:tentative="1">
+      <w:start w:val="1"/>
+      <w:numFmt w:val="decimal"/>
+      <w:lvlText w:val="%6."/>
+      <w:lvlJc w:val="left"/>
+      <w:pPr>
+        <w:tabs>
+          <w:tab w:val="num" w:pos="4320"/>
+        </w:tabs>
+        <w:ind w:left="4320" w:hanging="360"/>
+      </w:pPr>
+    </w:lvl>
+    <w:lvl w:ilvl="6" w:tentative="1">
+      <w:start w:val="1"/>
+      <w:numFmt w:val="decimal"/>
+      <w:lvlText w:val="%7."/>
+      <w:lvlJc w:val="left"/>
+      <w:pPr>
+        <w:tabs>
+          <w:tab w:val="num" w:pos="5040"/>
+        </w:tabs>
+        <w:ind w:left="5040" w:hanging="360"/>
+      </w:pPr>
+    </w:lvl>
+    <w:lvl w:ilvl="7" w:tentative="1">
+      <w:start w:val="1"/>
+      <w:numFmt w:val="decimal"/>
+      <w:lvlText w:val="%8."/>
+      <w:lvlJc w:val="left"/>
+      <w:pPr>
+        <w:tabs>
+          <w:tab w:val="num" w:pos="5760"/>
+        </w:tabs>
+        <w:ind w:left="5760" w:hanging="360"/>
+      </w:pPr>
+    </w:lvl>
+    <w:lvl w:ilvl="8" w:tentative="1">
+      <w:start w:val="1"/>
+      <w:numFmt w:val="decimal"/>
+      <w:lvlText w:val="%9."/>
+      <w:lvlJc w:val="left"/>
+      <w:pPr>
+        <w:tabs>
+          <w:tab w:val="num" w:pos="6480"/>
+        </w:tabs>
+        <w:ind w:left="6480" w:hanging="360"/>
+      </w:pPr>
+    </w:lvl>
+  </w:abstractNum>
+  <w:abstractNum w:abstractNumId="9" w15:restartNumberingAfterBreak="0">
+    <w:nsid w:val="56C80F49"/>
+    <w:multiLevelType w:val="multilevel"/>
+    <w:tmpl w:val="4F4CA6CE"/>
     <w:lvl w:ilvl="0">
       <w:start w:val="1"/>
       <w:numFmt w:val="bullet"/>
@@ -6717,10 +8228,236 @@
       </w:rPr>
     </w:lvl>
   </w:abstractNum>
-  <w:abstractNum w:abstractNumId="5" w15:restartNumberingAfterBreak="0">
-    <w:nsid w:val="40E559CE"/>
+  <w:abstractNum w:abstractNumId="10" w15:restartNumberingAfterBreak="0">
+    <w:nsid w:val="585918CE"/>
     <w:multiLevelType w:val="multilevel"/>
-    <w:tmpl w:val="1892E94E"/>
+    <w:tmpl w:val="ABD0FFF0"/>
+    <w:lvl w:ilvl="0">
+      <w:start w:val="1"/>
+      <w:numFmt w:val="decimal"/>
+      <w:lvlText w:val="%1."/>
+      <w:lvlJc w:val="left"/>
+      <w:pPr>
+        <w:tabs>
+          <w:tab w:val="num" w:pos="720"/>
+        </w:tabs>
+        <w:ind w:left="720" w:hanging="360"/>
+      </w:pPr>
+    </w:lvl>
+    <w:lvl w:ilvl="1" w:tentative="1">
+      <w:start w:val="1"/>
+      <w:numFmt w:val="decimal"/>
+      <w:lvlText w:val="%2."/>
+      <w:lvlJc w:val="left"/>
+      <w:pPr>
+        <w:tabs>
+          <w:tab w:val="num" w:pos="1440"/>
+        </w:tabs>
+        <w:ind w:left="1440" w:hanging="360"/>
+      </w:pPr>
+    </w:lvl>
+    <w:lvl w:ilvl="2" w:tentative="1">
+      <w:start w:val="1"/>
+      <w:numFmt w:val="decimal"/>
+      <w:lvlText w:val="%3."/>
+      <w:lvlJc w:val="left"/>
+      <w:pPr>
+        <w:tabs>
+          <w:tab w:val="num" w:pos="2160"/>
+        </w:tabs>
+        <w:ind w:left="2160" w:hanging="360"/>
+      </w:pPr>
+    </w:lvl>
+    <w:lvl w:ilvl="3" w:tentative="1">
+      <w:start w:val="1"/>
+      <w:numFmt w:val="decimal"/>
+      <w:lvlText w:val="%4."/>
+      <w:lvlJc w:val="left"/>
+      <w:pPr>
+        <w:tabs>
+          <w:tab w:val="num" w:pos="2880"/>
+        </w:tabs>
+        <w:ind w:left="2880" w:hanging="360"/>
+      </w:pPr>
+    </w:lvl>
+    <w:lvl w:ilvl="4" w:tentative="1">
+      <w:start w:val="1"/>
+      <w:numFmt w:val="decimal"/>
+      <w:lvlText w:val="%5."/>
+      <w:lvlJc w:val="left"/>
+      <w:pPr>
+        <w:tabs>
+          <w:tab w:val="num" w:pos="3600"/>
+        </w:tabs>
+        <w:ind w:left="3600" w:hanging="360"/>
+      </w:pPr>
+    </w:lvl>
+    <w:lvl w:ilvl="5" w:tentative="1">
+      <w:start w:val="1"/>
+      <w:numFmt w:val="decimal"/>
+      <w:lvlText w:val="%6."/>
+      <w:lvlJc w:val="left"/>
+      <w:pPr>
+        <w:tabs>
+          <w:tab w:val="num" w:pos="4320"/>
+        </w:tabs>
+        <w:ind w:left="4320" w:hanging="360"/>
+      </w:pPr>
+    </w:lvl>
+    <w:lvl w:ilvl="6" w:tentative="1">
+      <w:start w:val="1"/>
+      <w:numFmt w:val="decimal"/>
+      <w:lvlText w:val="%7."/>
+      <w:lvlJc w:val="left"/>
+      <w:pPr>
+        <w:tabs>
+          <w:tab w:val="num" w:pos="5040"/>
+        </w:tabs>
+        <w:ind w:left="5040" w:hanging="360"/>
+      </w:pPr>
+    </w:lvl>
+    <w:lvl w:ilvl="7" w:tentative="1">
+      <w:start w:val="1"/>
+      <w:numFmt w:val="decimal"/>
+      <w:lvlText w:val="%8."/>
+      <w:lvlJc w:val="left"/>
+      <w:pPr>
+        <w:tabs>
+          <w:tab w:val="num" w:pos="5760"/>
+        </w:tabs>
+        <w:ind w:left="5760" w:hanging="360"/>
+      </w:pPr>
+    </w:lvl>
+    <w:lvl w:ilvl="8" w:tentative="1">
+      <w:start w:val="1"/>
+      <w:numFmt w:val="decimal"/>
+      <w:lvlText w:val="%9."/>
+      <w:lvlJc w:val="left"/>
+      <w:pPr>
+        <w:tabs>
+          <w:tab w:val="num" w:pos="6480"/>
+        </w:tabs>
+        <w:ind w:left="6480" w:hanging="360"/>
+      </w:pPr>
+    </w:lvl>
+  </w:abstractNum>
+  <w:abstractNum w:abstractNumId="11" w15:restartNumberingAfterBreak="0">
+    <w:nsid w:val="59706EED"/>
+    <w:multiLevelType w:val="multilevel"/>
+    <w:tmpl w:val="933E50B8"/>
+    <w:lvl w:ilvl="0">
+      <w:start w:val="1"/>
+      <w:numFmt w:val="decimal"/>
+      <w:lvlText w:val="%1."/>
+      <w:lvlJc w:val="left"/>
+      <w:pPr>
+        <w:tabs>
+          <w:tab w:val="num" w:pos="720"/>
+        </w:tabs>
+        <w:ind w:left="720" w:hanging="360"/>
+      </w:pPr>
+    </w:lvl>
+    <w:lvl w:ilvl="1" w:tentative="1">
+      <w:start w:val="1"/>
+      <w:numFmt w:val="decimal"/>
+      <w:lvlText w:val="%2."/>
+      <w:lvlJc w:val="left"/>
+      <w:pPr>
+        <w:tabs>
+          <w:tab w:val="num" w:pos="1440"/>
+        </w:tabs>
+        <w:ind w:left="1440" w:hanging="360"/>
+      </w:pPr>
+    </w:lvl>
+    <w:lvl w:ilvl="2" w:tentative="1">
+      <w:start w:val="1"/>
+      <w:numFmt w:val="decimal"/>
+      <w:lvlText w:val="%3."/>
+      <w:lvlJc w:val="left"/>
+      <w:pPr>
+        <w:tabs>
+          <w:tab w:val="num" w:pos="2160"/>
+        </w:tabs>
+        <w:ind w:left="2160" w:hanging="360"/>
+      </w:pPr>
+    </w:lvl>
+    <w:lvl w:ilvl="3" w:tentative="1">
+      <w:start w:val="1"/>
+      <w:numFmt w:val="decimal"/>
+      <w:lvlText w:val="%4."/>
+      <w:lvlJc w:val="left"/>
+      <w:pPr>
+        <w:tabs>
+          <w:tab w:val="num" w:pos="2880"/>
+        </w:tabs>
+        <w:ind w:left="2880" w:hanging="360"/>
+      </w:pPr>
+    </w:lvl>
+    <w:lvl w:ilvl="4" w:tentative="1">
+      <w:start w:val="1"/>
+      <w:numFmt w:val="decimal"/>
+      <w:lvlText w:val="%5."/>
+      <w:lvlJc w:val="left"/>
+      <w:pPr>
+        <w:tabs>
+          <w:tab w:val="num" w:pos="3600"/>
+        </w:tabs>
+        <w:ind w:left="3600" w:hanging="360"/>
+      </w:pPr>
+    </w:lvl>
+    <w:lvl w:ilvl="5" w:tentative="1">
+      <w:start w:val="1"/>
+      <w:numFmt w:val="decimal"/>
+      <w:lvlText w:val="%6."/>
+      <w:lvlJc w:val="left"/>
+      <w:pPr>
+        <w:tabs>
+          <w:tab w:val="num" w:pos="4320"/>
+        </w:tabs>
+        <w:ind w:left="4320" w:hanging="360"/>
+      </w:pPr>
+    </w:lvl>
+    <w:lvl w:ilvl="6" w:tentative="1">
+      <w:start w:val="1"/>
+      <w:numFmt w:val="decimal"/>
+      <w:lvlText w:val="%7."/>
+      <w:lvlJc w:val="left"/>
+      <w:pPr>
+        <w:tabs>
+          <w:tab w:val="num" w:pos="5040"/>
+        </w:tabs>
+        <w:ind w:left="5040" w:hanging="360"/>
+      </w:pPr>
+    </w:lvl>
+    <w:lvl w:ilvl="7" w:tentative="1">
+      <w:start w:val="1"/>
+      <w:numFmt w:val="decimal"/>
+      <w:lvlText w:val="%8."/>
+      <w:lvlJc w:val="left"/>
+      <w:pPr>
+        <w:tabs>
+          <w:tab w:val="num" w:pos="5760"/>
+        </w:tabs>
+        <w:ind w:left="5760" w:hanging="360"/>
+      </w:pPr>
+    </w:lvl>
+    <w:lvl w:ilvl="8" w:tentative="1">
+      <w:start w:val="1"/>
+      <w:numFmt w:val="decimal"/>
+      <w:lvlText w:val="%9."/>
+      <w:lvlJc w:val="left"/>
+      <w:pPr>
+        <w:tabs>
+          <w:tab w:val="num" w:pos="6480"/>
+        </w:tabs>
+        <w:ind w:left="6480" w:hanging="360"/>
+      </w:pPr>
+    </w:lvl>
+  </w:abstractNum>
+  <w:abstractNum w:abstractNumId="12" w15:restartNumberingAfterBreak="0">
+    <w:nsid w:val="682E0846"/>
+    <w:multiLevelType w:val="multilevel"/>
+    <w:tmpl w:val="265E509E"/>
     <w:lvl w:ilvl="0">
       <w:start w:val="1"/>
       <w:numFmt w:val="bullet"/>
@@ -6866,14 +8603,14 @@
       </w:rPr>
     </w:lvl>
   </w:abstractNum>
-  <w:abstractNum w:abstractNumId="6" w15:restartNumberingAfterBreak="0">
-    <w:nsid w:val="46DB071D"/>
+  <w:abstractNum w:abstractNumId="13" w15:restartNumberingAfterBreak="0">
+    <w:nsid w:val="68C5131F"/>
     <w:multiLevelType w:val="multilevel"/>
-    <w:tmpl w:val="12F82C02"/>
+    <w:tmpl w:val="60FE7E2E"/>
     <w:lvl w:ilvl="0">
       <w:start w:val="1"/>
-      <w:numFmt w:val="decimal"/>
-      <w:lvlText w:val="%1."/>
+      <w:numFmt w:val="bullet"/>
+      <w:lvlText w:val=""/>
       <w:lvlJc w:val="left"/>
       <w:pPr>
         <w:tabs>
@@ -6881,8 +8618,12 @@
         </w:tabs>
         <w:ind w:left="720" w:hanging="360"/>
       </w:pPr>
-    </w:lvl>
-    <w:lvl w:ilvl="1">
+      <w:rPr>
+        <w:rFonts w:ascii="Symbol" w:hAnsi="Symbol" w:hint="default"/>
+        <w:sz w:val="20"/>
+      </w:rPr>
+    </w:lvl>
+    <w:lvl w:ilvl="1" w:tentative="1">
       <w:start w:val="1"/>
       <w:numFmt w:val="bullet"/>
       <w:lvlText w:val="o"/>
@@ -6900,6 +8641,151 @@
     </w:lvl>
     <w:lvl w:ilvl="2" w:tentative="1">
       <w:start w:val="1"/>
+      <w:numFmt w:val="bullet"/>
+      <w:lvlText w:val=""/>
+      <w:lvlJc w:val="left"/>
+      <w:pPr>
+        <w:tabs>
+          <w:tab w:val="num" w:pos="2160"/>
+        </w:tabs>
+        <w:ind w:left="2160" w:hanging="360"/>
+      </w:pPr>
+      <w:rPr>
+        <w:rFonts w:ascii="Wingdings" w:hAnsi="Wingdings" w:hint="default"/>
+        <w:sz w:val="20"/>
+      </w:rPr>
+    </w:lvl>
+    <w:lvl w:ilvl="3" w:tentative="1">
+      <w:start w:val="1"/>
+      <w:numFmt w:val="bullet"/>
+      <w:lvlText w:val=""/>
+      <w:lvlJc w:val="left"/>
+      <w:pPr>
+        <w:tabs>
+          <w:tab w:val="num" w:pos="2880"/>
+        </w:tabs>
+        <w:ind w:left="2880" w:hanging="360"/>
+      </w:pPr>
+      <w:rPr>
+        <w:rFonts w:ascii="Wingdings" w:hAnsi="Wingdings" w:hint="default"/>
+        <w:sz w:val="20"/>
+      </w:rPr>
+    </w:lvl>
+    <w:lvl w:ilvl="4" w:tentative="1">
+      <w:start w:val="1"/>
+      <w:numFmt w:val="bullet"/>
+      <w:lvlText w:val=""/>
+      <w:lvlJc w:val="left"/>
+      <w:pPr>
+        <w:tabs>
+          <w:tab w:val="num" w:pos="3600"/>
+        </w:tabs>
+        <w:ind w:left="3600" w:hanging="360"/>
+      </w:pPr>
+      <w:rPr>
+        <w:rFonts w:ascii="Wingdings" w:hAnsi="Wingdings" w:hint="default"/>
+        <w:sz w:val="20"/>
+      </w:rPr>
+    </w:lvl>
+    <w:lvl w:ilvl="5" w:tentative="1">
+      <w:start w:val="1"/>
+      <w:numFmt w:val="bullet"/>
+      <w:lvlText w:val=""/>
+      <w:lvlJc w:val="left"/>
+      <w:pPr>
+        <w:tabs>
+          <w:tab w:val="num" w:pos="4320"/>
+        </w:tabs>
+        <w:ind w:left="4320" w:hanging="360"/>
+      </w:pPr>
+      <w:rPr>
+        <w:rFonts w:ascii="Wingdings" w:hAnsi="Wingdings" w:hint="default"/>
+        <w:sz w:val="20"/>
+      </w:rPr>
+    </w:lvl>
+    <w:lvl w:ilvl="6" w:tentative="1">
+      <w:start w:val="1"/>
+      <w:numFmt w:val="bullet"/>
+      <w:lvlText w:val=""/>
+      <w:lvlJc w:val="left"/>
+      <w:pPr>
+        <w:tabs>
+          <w:tab w:val="num" w:pos="5040"/>
+        </w:tabs>
+        <w:ind w:left="5040" w:hanging="360"/>
+      </w:pPr>
+      <w:rPr>
+        <w:rFonts w:ascii="Wingdings" w:hAnsi="Wingdings" w:hint="default"/>
+        <w:sz w:val="20"/>
+      </w:rPr>
+    </w:lvl>
+    <w:lvl w:ilvl="7" w:tentative="1">
+      <w:start w:val="1"/>
+      <w:numFmt w:val="bullet"/>
+      <w:lvlText w:val=""/>
+      <w:lvlJc w:val="left"/>
+      <w:pPr>
+        <w:tabs>
+          <w:tab w:val="num" w:pos="5760"/>
+        </w:tabs>
+        <w:ind w:left="5760" w:hanging="360"/>
+      </w:pPr>
+      <w:rPr>
+        <w:rFonts w:ascii="Wingdings" w:hAnsi="Wingdings" w:hint="default"/>
+        <w:sz w:val="20"/>
+      </w:rPr>
+    </w:lvl>
+    <w:lvl w:ilvl="8" w:tentative="1">
+      <w:start w:val="1"/>
+      <w:numFmt w:val="bullet"/>
+      <w:lvlText w:val=""/>
+      <w:lvlJc w:val="left"/>
+      <w:pPr>
+        <w:tabs>
+          <w:tab w:val="num" w:pos="6480"/>
+        </w:tabs>
+        <w:ind w:left="6480" w:hanging="360"/>
+      </w:pPr>
+      <w:rPr>
+        <w:rFonts w:ascii="Wingdings" w:hAnsi="Wingdings" w:hint="default"/>
+        <w:sz w:val="20"/>
+      </w:rPr>
+    </w:lvl>
+  </w:abstractNum>
+  <w:abstractNum w:abstractNumId="14" w15:restartNumberingAfterBreak="0">
+    <w:nsid w:val="6C84439E"/>
+    <w:multiLevelType w:val="multilevel"/>
+    <w:tmpl w:val="9E768162"/>
+    <w:lvl w:ilvl="0">
+      <w:start w:val="1"/>
+      <w:numFmt w:val="decimal"/>
+      <w:lvlText w:val="%1."/>
+      <w:lvlJc w:val="left"/>
+      <w:pPr>
+        <w:tabs>
+          <w:tab w:val="num" w:pos="720"/>
+        </w:tabs>
+        <w:ind w:left="720" w:hanging="360"/>
+      </w:pPr>
+    </w:lvl>
+    <w:lvl w:ilvl="1">
+      <w:start w:val="1"/>
+      <w:numFmt w:val="bullet"/>
+      <w:lvlText w:val="o"/>
+      <w:lvlJc w:val="left"/>
+      <w:pPr>
+        <w:tabs>
+          <w:tab w:val="num" w:pos="1440"/>
+        </w:tabs>
+        <w:ind w:left="1440" w:hanging="360"/>
+      </w:pPr>
+      <w:rPr>
+        <w:rFonts w:ascii="Courier New" w:hAnsi="Courier New" w:hint="default"/>
+        <w:sz w:val="20"/>
+      </w:rPr>
+    </w:lvl>
+    <w:lvl w:ilvl="2" w:tentative="1">
+      <w:start w:val="1"/>
       <w:numFmt w:val="decimal"/>
       <w:lvlText w:val="%3."/>
       <w:lvlJc w:val="left"/>
@@ -6983,10 +8869,10 @@
       </w:pPr>
     </w:lvl>
   </w:abstractNum>
-  <w:abstractNum w:abstractNumId="7" w15:restartNumberingAfterBreak="0">
-    <w:nsid w:val="509234FA"/>
+  <w:abstractNum w:abstractNumId="15" w15:restartNumberingAfterBreak="0">
+    <w:nsid w:val="6F723E22"/>
     <w:multiLevelType w:val="multilevel"/>
-    <w:tmpl w:val="0E4010E4"/>
+    <w:tmpl w:val="B100F56C"/>
     <w:lvl w:ilvl="0">
       <w:start w:val="1"/>
       <w:numFmt w:val="decimal"/>
@@ -7096,10 +8982,10 @@
       </w:pPr>
     </w:lvl>
   </w:abstractNum>
-  <w:abstractNum w:abstractNumId="8" w15:restartNumberingAfterBreak="0">
-    <w:nsid w:val="5AF23109"/>
+  <w:abstractNum w:abstractNumId="16" w15:restartNumberingAfterBreak="0">
+    <w:nsid w:val="72C82266"/>
     <w:multiLevelType w:val="multilevel"/>
-    <w:tmpl w:val="C61CB9E2"/>
+    <w:tmpl w:val="C9CE6DD4"/>
     <w:lvl w:ilvl="0">
       <w:start w:val="1"/>
       <w:numFmt w:val="decimal"/>
@@ -7209,496 +9095,56 @@
       </w:pPr>
     </w:lvl>
   </w:abstractNum>
-  <w:abstractNum w:abstractNumId="9" w15:restartNumberingAfterBreak="0">
-    <w:nsid w:val="63241E28"/>
-    <w:multiLevelType w:val="multilevel"/>
-    <w:tmpl w:val="20F261A4"/>
-    <w:lvl w:ilvl="0">
-      <w:start w:val="1"/>
-      <w:numFmt w:val="decimal"/>
-      <w:lvlText w:val="%1."/>
-      <w:lvlJc w:val="left"/>
-      <w:pPr>
-        <w:tabs>
-          <w:tab w:val="num" w:pos="720"/>
-        </w:tabs>
-        <w:ind w:left="720" w:hanging="360"/>
-      </w:pPr>
-    </w:lvl>
-    <w:lvl w:ilvl="1" w:tentative="1">
-      <w:start w:val="1"/>
-      <w:numFmt w:val="decimal"/>
-      <w:lvlText w:val="%2."/>
-      <w:lvlJc w:val="left"/>
-      <w:pPr>
-        <w:tabs>
-          <w:tab w:val="num" w:pos="1440"/>
-        </w:tabs>
-        <w:ind w:left="1440" w:hanging="360"/>
-      </w:pPr>
-    </w:lvl>
-    <w:lvl w:ilvl="2" w:tentative="1">
-      <w:start w:val="1"/>
-      <w:numFmt w:val="decimal"/>
-      <w:lvlText w:val="%3."/>
-      <w:lvlJc w:val="left"/>
-      <w:pPr>
-        <w:tabs>
-          <w:tab w:val="num" w:pos="2160"/>
-        </w:tabs>
-        <w:ind w:left="2160" w:hanging="360"/>
-      </w:pPr>
-    </w:lvl>
-    <w:lvl w:ilvl="3" w:tentative="1">
-      <w:start w:val="1"/>
-      <w:numFmt w:val="decimal"/>
-      <w:lvlText w:val="%4."/>
-      <w:lvlJc w:val="left"/>
-      <w:pPr>
-        <w:tabs>
-          <w:tab w:val="num" w:pos="2880"/>
-        </w:tabs>
-        <w:ind w:left="2880" w:hanging="360"/>
-      </w:pPr>
-    </w:lvl>
-    <w:lvl w:ilvl="4" w:tentative="1">
-      <w:start w:val="1"/>
-      <w:numFmt w:val="decimal"/>
-      <w:lvlText w:val="%5."/>
-      <w:lvlJc w:val="left"/>
-      <w:pPr>
-        <w:tabs>
-          <w:tab w:val="num" w:pos="3600"/>
-        </w:tabs>
-        <w:ind w:left="3600" w:hanging="360"/>
-      </w:pPr>
-    </w:lvl>
-    <w:lvl w:ilvl="5" w:tentative="1">
-      <w:start w:val="1"/>
-      <w:numFmt w:val="decimal"/>
-      <w:lvlText w:val="%6."/>
-      <w:lvlJc w:val="left"/>
-      <w:pPr>
-        <w:tabs>
-          <w:tab w:val="num" w:pos="4320"/>
-        </w:tabs>
-        <w:ind w:left="4320" w:hanging="360"/>
-      </w:pPr>
-    </w:lvl>
-    <w:lvl w:ilvl="6" w:tentative="1">
-      <w:start w:val="1"/>
-      <w:numFmt w:val="decimal"/>
-      <w:lvlText w:val="%7."/>
-      <w:lvlJc w:val="left"/>
-      <w:pPr>
-        <w:tabs>
-          <w:tab w:val="num" w:pos="5040"/>
-        </w:tabs>
-        <w:ind w:left="5040" w:hanging="360"/>
-      </w:pPr>
-    </w:lvl>
-    <w:lvl w:ilvl="7" w:tentative="1">
-      <w:start w:val="1"/>
-      <w:numFmt w:val="decimal"/>
-      <w:lvlText w:val="%8."/>
-      <w:lvlJc w:val="left"/>
-      <w:pPr>
-        <w:tabs>
-          <w:tab w:val="num" w:pos="5760"/>
-        </w:tabs>
-        <w:ind w:left="5760" w:hanging="360"/>
-      </w:pPr>
-    </w:lvl>
-    <w:lvl w:ilvl="8" w:tentative="1">
-      <w:start w:val="1"/>
-      <w:numFmt w:val="decimal"/>
-      <w:lvlText w:val="%9."/>
-      <w:lvlJc w:val="left"/>
-      <w:pPr>
-        <w:tabs>
-          <w:tab w:val="num" w:pos="6480"/>
-        </w:tabs>
-        <w:ind w:left="6480" w:hanging="360"/>
-      </w:pPr>
-    </w:lvl>
-  </w:abstractNum>
-  <w:abstractNum w:abstractNumId="10" w15:restartNumberingAfterBreak="0">
-    <w:nsid w:val="63A04ABC"/>
-    <w:multiLevelType w:val="multilevel"/>
-    <w:tmpl w:val="BE86CD38"/>
-    <w:lvl w:ilvl="0">
-      <w:start w:val="1"/>
-      <w:numFmt w:val="decimal"/>
-      <w:lvlText w:val="%1."/>
-      <w:lvlJc w:val="left"/>
-      <w:pPr>
-        <w:tabs>
-          <w:tab w:val="num" w:pos="720"/>
-        </w:tabs>
-        <w:ind w:left="720" w:hanging="360"/>
-      </w:pPr>
-    </w:lvl>
-    <w:lvl w:ilvl="1" w:tentative="1">
-      <w:start w:val="1"/>
-      <w:numFmt w:val="decimal"/>
-      <w:lvlText w:val="%2."/>
-      <w:lvlJc w:val="left"/>
-      <w:pPr>
-        <w:tabs>
-          <w:tab w:val="num" w:pos="1440"/>
-        </w:tabs>
-        <w:ind w:left="1440" w:hanging="360"/>
-      </w:pPr>
-    </w:lvl>
-    <w:lvl w:ilvl="2" w:tentative="1">
-      <w:start w:val="1"/>
-      <w:numFmt w:val="decimal"/>
-      <w:lvlText w:val="%3."/>
-      <w:lvlJc w:val="left"/>
-      <w:pPr>
-        <w:tabs>
-          <w:tab w:val="num" w:pos="2160"/>
-        </w:tabs>
-        <w:ind w:left="2160" w:hanging="360"/>
-      </w:pPr>
-    </w:lvl>
-    <w:lvl w:ilvl="3" w:tentative="1">
-      <w:start w:val="1"/>
-      <w:numFmt w:val="decimal"/>
-      <w:lvlText w:val="%4."/>
-      <w:lvlJc w:val="left"/>
-      <w:pPr>
-        <w:tabs>
-          <w:tab w:val="num" w:pos="2880"/>
-        </w:tabs>
-        <w:ind w:left="2880" w:hanging="360"/>
-      </w:pPr>
-    </w:lvl>
-    <w:lvl w:ilvl="4" w:tentative="1">
-      <w:start w:val="1"/>
-      <w:numFmt w:val="decimal"/>
-      <w:lvlText w:val="%5."/>
-      <w:lvlJc w:val="left"/>
-      <w:pPr>
-        <w:tabs>
-          <w:tab w:val="num" w:pos="3600"/>
-        </w:tabs>
-        <w:ind w:left="3600" w:hanging="360"/>
-      </w:pPr>
-    </w:lvl>
-    <w:lvl w:ilvl="5" w:tentative="1">
-      <w:start w:val="1"/>
-      <w:numFmt w:val="decimal"/>
-      <w:lvlText w:val="%6."/>
-      <w:lvlJc w:val="left"/>
-      <w:pPr>
-        <w:tabs>
-          <w:tab w:val="num" w:pos="4320"/>
-        </w:tabs>
-        <w:ind w:left="4320" w:hanging="360"/>
-      </w:pPr>
-    </w:lvl>
-    <w:lvl w:ilvl="6" w:tentative="1">
-      <w:start w:val="1"/>
-      <w:numFmt w:val="decimal"/>
-      <w:lvlText w:val="%7."/>
-      <w:lvlJc w:val="left"/>
-      <w:pPr>
-        <w:tabs>
-          <w:tab w:val="num" w:pos="5040"/>
-        </w:tabs>
-        <w:ind w:left="5040" w:hanging="360"/>
-      </w:pPr>
-    </w:lvl>
-    <w:lvl w:ilvl="7" w:tentative="1">
-      <w:start w:val="1"/>
-      <w:numFmt w:val="decimal"/>
-      <w:lvlText w:val="%8."/>
-      <w:lvlJc w:val="left"/>
-      <w:pPr>
-        <w:tabs>
-          <w:tab w:val="num" w:pos="5760"/>
-        </w:tabs>
-        <w:ind w:left="5760" w:hanging="360"/>
-      </w:pPr>
-    </w:lvl>
-    <w:lvl w:ilvl="8" w:tentative="1">
-      <w:start w:val="1"/>
-      <w:numFmt w:val="decimal"/>
-      <w:lvlText w:val="%9."/>
-      <w:lvlJc w:val="left"/>
-      <w:pPr>
-        <w:tabs>
-          <w:tab w:val="num" w:pos="6480"/>
-        </w:tabs>
-        <w:ind w:left="6480" w:hanging="360"/>
-      </w:pPr>
-    </w:lvl>
-  </w:abstractNum>
-  <w:abstractNum w:abstractNumId="11" w15:restartNumberingAfterBreak="0">
-    <w:nsid w:val="67707AA6"/>
-    <w:multiLevelType w:val="multilevel"/>
-    <w:tmpl w:val="EFBA4B66"/>
-    <w:lvl w:ilvl="0">
-      <w:start w:val="1"/>
-      <w:numFmt w:val="decimal"/>
-      <w:lvlText w:val="%1."/>
-      <w:lvlJc w:val="left"/>
-      <w:pPr>
-        <w:tabs>
-          <w:tab w:val="num" w:pos="720"/>
-        </w:tabs>
-        <w:ind w:left="720" w:hanging="360"/>
-      </w:pPr>
-    </w:lvl>
-    <w:lvl w:ilvl="1" w:tentative="1">
-      <w:start w:val="1"/>
-      <w:numFmt w:val="decimal"/>
-      <w:lvlText w:val="%2."/>
-      <w:lvlJc w:val="left"/>
-      <w:pPr>
-        <w:tabs>
-          <w:tab w:val="num" w:pos="1440"/>
-        </w:tabs>
-        <w:ind w:left="1440" w:hanging="360"/>
-      </w:pPr>
-    </w:lvl>
-    <w:lvl w:ilvl="2" w:tentative="1">
-      <w:start w:val="1"/>
-      <w:numFmt w:val="decimal"/>
-      <w:lvlText w:val="%3."/>
-      <w:lvlJc w:val="left"/>
-      <w:pPr>
-        <w:tabs>
-          <w:tab w:val="num" w:pos="2160"/>
-        </w:tabs>
-        <w:ind w:left="2160" w:hanging="360"/>
-      </w:pPr>
-    </w:lvl>
-    <w:lvl w:ilvl="3" w:tentative="1">
-      <w:start w:val="1"/>
-      <w:numFmt w:val="decimal"/>
-      <w:lvlText w:val="%4."/>
-      <w:lvlJc w:val="left"/>
-      <w:pPr>
-        <w:tabs>
-          <w:tab w:val="num" w:pos="2880"/>
-        </w:tabs>
-        <w:ind w:left="2880" w:hanging="360"/>
-      </w:pPr>
-    </w:lvl>
-    <w:lvl w:ilvl="4" w:tentative="1">
-      <w:start w:val="1"/>
-      <w:numFmt w:val="decimal"/>
-      <w:lvlText w:val="%5."/>
-      <w:lvlJc w:val="left"/>
-      <w:pPr>
-        <w:tabs>
-          <w:tab w:val="num" w:pos="3600"/>
-        </w:tabs>
-        <w:ind w:left="3600" w:hanging="360"/>
-      </w:pPr>
-    </w:lvl>
-    <w:lvl w:ilvl="5" w:tentative="1">
-      <w:start w:val="1"/>
-      <w:numFmt w:val="decimal"/>
-      <w:lvlText w:val="%6."/>
-      <w:lvlJc w:val="left"/>
-      <w:pPr>
-        <w:tabs>
-          <w:tab w:val="num" w:pos="4320"/>
-        </w:tabs>
-        <w:ind w:left="4320" w:hanging="360"/>
-      </w:pPr>
-    </w:lvl>
-    <w:lvl w:ilvl="6" w:tentative="1">
-      <w:start w:val="1"/>
-      <w:numFmt w:val="decimal"/>
-      <w:lvlText w:val="%7."/>
-      <w:lvlJc w:val="left"/>
-      <w:pPr>
-        <w:tabs>
-          <w:tab w:val="num" w:pos="5040"/>
-        </w:tabs>
-        <w:ind w:left="5040" w:hanging="360"/>
-      </w:pPr>
-    </w:lvl>
-    <w:lvl w:ilvl="7" w:tentative="1">
-      <w:start w:val="1"/>
-      <w:numFmt w:val="decimal"/>
-      <w:lvlText w:val="%8."/>
-      <w:lvlJc w:val="left"/>
-      <w:pPr>
-        <w:tabs>
-          <w:tab w:val="num" w:pos="5760"/>
-        </w:tabs>
-        <w:ind w:left="5760" w:hanging="360"/>
-      </w:pPr>
-    </w:lvl>
-    <w:lvl w:ilvl="8" w:tentative="1">
-      <w:start w:val="1"/>
-      <w:numFmt w:val="decimal"/>
-      <w:lvlText w:val="%9."/>
-      <w:lvlJc w:val="left"/>
-      <w:pPr>
-        <w:tabs>
-          <w:tab w:val="num" w:pos="6480"/>
-        </w:tabs>
-        <w:ind w:left="6480" w:hanging="360"/>
-      </w:pPr>
-    </w:lvl>
-  </w:abstractNum>
-  <w:abstractNum w:abstractNumId="12" w15:restartNumberingAfterBreak="0">
-    <w:nsid w:val="75231453"/>
-    <w:multiLevelType w:val="multilevel"/>
-    <w:tmpl w:val="ADF4D728"/>
-    <w:lvl w:ilvl="0">
-      <w:start w:val="1"/>
-      <w:numFmt w:val="decimal"/>
-      <w:lvlText w:val="%1."/>
-      <w:lvlJc w:val="left"/>
-      <w:pPr>
-        <w:tabs>
-          <w:tab w:val="num" w:pos="720"/>
-        </w:tabs>
-        <w:ind w:left="720" w:hanging="360"/>
-      </w:pPr>
-    </w:lvl>
-    <w:lvl w:ilvl="1" w:tentative="1">
-      <w:start w:val="1"/>
-      <w:numFmt w:val="decimal"/>
-      <w:lvlText w:val="%2."/>
-      <w:lvlJc w:val="left"/>
-      <w:pPr>
-        <w:tabs>
-          <w:tab w:val="num" w:pos="1440"/>
-        </w:tabs>
-        <w:ind w:left="1440" w:hanging="360"/>
-      </w:pPr>
-    </w:lvl>
-    <w:lvl w:ilvl="2" w:tentative="1">
-      <w:start w:val="1"/>
-      <w:numFmt w:val="decimal"/>
-      <w:lvlText w:val="%3."/>
-      <w:lvlJc w:val="left"/>
-      <w:pPr>
-        <w:tabs>
-          <w:tab w:val="num" w:pos="2160"/>
-        </w:tabs>
-        <w:ind w:left="2160" w:hanging="360"/>
-      </w:pPr>
-    </w:lvl>
-    <w:lvl w:ilvl="3" w:tentative="1">
-      <w:start w:val="1"/>
-      <w:numFmt w:val="decimal"/>
-      <w:lvlText w:val="%4."/>
-      <w:lvlJc w:val="left"/>
-      <w:pPr>
-        <w:tabs>
-          <w:tab w:val="num" w:pos="2880"/>
-        </w:tabs>
-        <w:ind w:left="2880" w:hanging="360"/>
-      </w:pPr>
-    </w:lvl>
-    <w:lvl w:ilvl="4" w:tentative="1">
-      <w:start w:val="1"/>
-      <w:numFmt w:val="decimal"/>
-      <w:lvlText w:val="%5."/>
-      <w:lvlJc w:val="left"/>
-      <w:pPr>
-        <w:tabs>
-          <w:tab w:val="num" w:pos="3600"/>
-        </w:tabs>
-        <w:ind w:left="3600" w:hanging="360"/>
-      </w:pPr>
-    </w:lvl>
-    <w:lvl w:ilvl="5" w:tentative="1">
-      <w:start w:val="1"/>
-      <w:numFmt w:val="decimal"/>
-      <w:lvlText w:val="%6."/>
-      <w:lvlJc w:val="left"/>
-      <w:pPr>
-        <w:tabs>
-          <w:tab w:val="num" w:pos="4320"/>
-        </w:tabs>
-        <w:ind w:left="4320" w:hanging="360"/>
-      </w:pPr>
-    </w:lvl>
-    <w:lvl w:ilvl="6" w:tentative="1">
-      <w:start w:val="1"/>
-      <w:numFmt w:val="decimal"/>
-      <w:lvlText w:val="%7."/>
-      <w:lvlJc w:val="left"/>
-      <w:pPr>
-        <w:tabs>
-          <w:tab w:val="num" w:pos="5040"/>
-        </w:tabs>
-        <w:ind w:left="5040" w:hanging="360"/>
-      </w:pPr>
-    </w:lvl>
-    <w:lvl w:ilvl="7" w:tentative="1">
-      <w:start w:val="1"/>
-      <w:numFmt w:val="decimal"/>
-      <w:lvlText w:val="%8."/>
-      <w:lvlJc w:val="left"/>
-      <w:pPr>
-        <w:tabs>
-          <w:tab w:val="num" w:pos="5760"/>
-        </w:tabs>
-        <w:ind w:left="5760" w:hanging="360"/>
-      </w:pPr>
-    </w:lvl>
-    <w:lvl w:ilvl="8" w:tentative="1">
-      <w:start w:val="1"/>
-      <w:numFmt w:val="decimal"/>
-      <w:lvlText w:val="%9."/>
-      <w:lvlJc w:val="left"/>
-      <w:pPr>
-        <w:tabs>
-          <w:tab w:val="num" w:pos="6480"/>
-        </w:tabs>
-        <w:ind w:left="6480" w:hanging="360"/>
-      </w:pPr>
-    </w:lvl>
-  </w:abstractNum>
-  <w:num w:numId="1" w16cid:durableId="1398747181">
+  <w:num w:numId="1" w16cid:durableId="588658421">
+    <w:abstractNumId w:val="7"/>
+  </w:num>
+  <w:num w:numId="2" w16cid:durableId="77287500">
+    <w:abstractNumId w:val="0"/>
+  </w:num>
+  <w:num w:numId="3" w16cid:durableId="1976179768">
+    <w:abstractNumId w:val="16"/>
+  </w:num>
+  <w:num w:numId="4" w16cid:durableId="447093566">
+    <w:abstractNumId w:val="11"/>
+  </w:num>
+  <w:num w:numId="5" w16cid:durableId="386145168">
+    <w:abstractNumId w:val="10"/>
+  </w:num>
+  <w:num w:numId="6" w16cid:durableId="1755396889">
+    <w:abstractNumId w:val="1"/>
+  </w:num>
+  <w:num w:numId="7" w16cid:durableId="348219532">
+    <w:abstractNumId w:val="13"/>
+  </w:num>
+  <w:num w:numId="8" w16cid:durableId="2053311935">
+    <w:abstractNumId w:val="3"/>
+  </w:num>
+  <w:num w:numId="9" w16cid:durableId="425227820">
+    <w:abstractNumId w:val="6"/>
+  </w:num>
+  <w:num w:numId="10" w16cid:durableId="1888103644">
+    <w:abstractNumId w:val="9"/>
+  </w:num>
+  <w:num w:numId="11" w16cid:durableId="398946144">
+    <w:abstractNumId w:val="5"/>
+  </w:num>
+  <w:num w:numId="12" w16cid:durableId="1964071382">
+    <w:abstractNumId w:val="14"/>
+  </w:num>
+  <w:num w:numId="13" w16cid:durableId="445152200">
+    <w:abstractNumId w:val="8"/>
+  </w:num>
+  <w:num w:numId="14" w16cid:durableId="345135903">
     <w:abstractNumId w:val="12"/>
   </w:num>
-  <w:num w:numId="2" w16cid:durableId="243347253">
-    <w:abstractNumId w:val="11"/>
+  <w:num w:numId="15" w16cid:durableId="2076269531">
+    <w:abstractNumId w:val="15"/>
   </w:num>
-  <w:num w:numId="3" w16cid:durableId="492717753">
-    <w:abstractNumId w:val="0"/>
-  </w:num>
-  <w:num w:numId="4" w16cid:durableId="1532065568">
-    <w:abstractNumId w:val="8"/>
-  </w:num>
-  <w:num w:numId="5" w16cid:durableId="566263579">
-    <w:abstractNumId w:val="7"/>
-  </w:num>
-  <w:num w:numId="6" w16cid:durableId="1830826241">
-    <w:abstractNumId w:val="1"/>
-  </w:num>
-  <w:num w:numId="7" w16cid:durableId="775028855">
-    <w:abstractNumId w:val="4"/>
-  </w:num>
-  <w:num w:numId="8" w16cid:durableId="1969312000">
+  <w:num w:numId="16" w16cid:durableId="962882768">
     <w:abstractNumId w:val="2"/>
   </w:num>
-  <w:num w:numId="9" w16cid:durableId="1784180193">
-    <w:abstractNumId w:val="5"/>
-  </w:num>
-  <w:num w:numId="10" w16cid:durableId="1435859751">
-    <w:abstractNumId w:val="3"/>
-  </w:num>
-  <w:num w:numId="11" w16cid:durableId="649939187">
-    <w:abstractNumId w:val="9"/>
-  </w:num>
-  <w:num w:numId="12" w16cid:durableId="1212155799">
-    <w:abstractNumId w:val="6"/>
-  </w:num>
-  <w:num w:numId="13" w16cid:durableId="1129132168">
-    <w:abstractNumId w:val="10"/>
+  <w:num w:numId="17" w16cid:durableId="1635913980">
+    <w:abstractNumId w:val="4"/>
   </w:num>
 </w:numbering>
 </file>

--- a/docs/User Manual.docx
+++ b/docs/User Manual.docx
@@ -6926,14 +6926,1010 @@
         <w:rPr>
           <w:rFonts w:ascii="Calibri" w:eastAsia="Times New Roman" w:hAnsi="Calibri" w:cs="Calibri"/>
         </w:rPr>
-        <w:t xml:space="preserve">8. Subcontractors </w:t>
+        <w:t>8. Subcontractors</w:t>
+      </w:r>
+    </w:p>
+    <w:p>
+      <w:pPr>
+        <w:pStyle w:val="NormalWeb"/>
+        <w:rPr>
+          <w:rFonts w:ascii="Calibri" w:hAnsi="Calibri" w:cs="Calibri"/>
+          <w:color w:val="1A1A1A"/>
+          <w:sz w:val="22"/>
+          <w:szCs w:val="22"/>
+        </w:rPr>
+      </w:pPr>
+      <w:r>
+        <w:rPr>
+          <w:rFonts w:ascii="Calibri" w:hAnsi="Calibri" w:cs="Calibri"/>
+          <w:color w:val="1A1A1A"/>
+          <w:sz w:val="22"/>
+          <w:szCs w:val="22"/>
+        </w:rPr>
+        <w:t xml:space="preserve">For Admins and the Subcontractors department. Approve buttons are for the </w:t>
+      </w:r>
+      <w:r>
+        <w:rPr>
+          <w:rStyle w:val="Strong"/>
+          <w:rFonts w:ascii="Calibri" w:hAnsi="Calibri" w:cs="Calibri"/>
+          <w:color w:val="1A1A1A"/>
+          <w:sz w:val="22"/>
+          <w:szCs w:val="22"/>
+        </w:rPr>
+        <w:t>Subcontractors Supervisor</w:t>
+      </w:r>
+      <w:r>
+        <w:rPr>
+          <w:rFonts w:ascii="Calibri" w:hAnsi="Calibri" w:cs="Calibri"/>
+          <w:color w:val="1A1A1A"/>
+          <w:sz w:val="22"/>
+          <w:szCs w:val="22"/>
+        </w:rPr>
+        <w:t xml:space="preserve"> and Admins. Tabs: Directory, Jobs &amp; Progress, Billing &amp; Payouts, Edit History (Supervisor and Admins).</w:t>
+      </w:r>
+    </w:p>
+    <w:p>
+      <w:pPr>
+        <w:pStyle w:val="Heading2"/>
+        <w:rPr>
+          <w:rFonts w:ascii="Calibri" w:eastAsia="Times New Roman" w:hAnsi="Calibri" w:cs="Calibri"/>
+        </w:rPr>
+      </w:pPr>
+      <w:r>
+        <w:rPr>
+          <w:rFonts w:ascii="Calibri" w:eastAsia="Times New Roman" w:hAnsi="Calibri" w:cs="Calibri"/>
+        </w:rPr>
+        <w:t>Directory</w:t>
+      </w:r>
+    </w:p>
+    <w:p>
+      <w:pPr>
+        <w:pStyle w:val="NormalWeb"/>
+        <w:rPr>
+          <w:rFonts w:ascii="Calibri" w:hAnsi="Calibri" w:cs="Calibri"/>
+          <w:color w:val="1A1A1A"/>
+          <w:sz w:val="22"/>
+          <w:szCs w:val="22"/>
+        </w:rPr>
+      </w:pPr>
+      <w:r>
+        <w:rPr>
+          <w:rFonts w:ascii="Calibri" w:hAnsi="Calibri" w:cs="Calibri"/>
+          <w:color w:val="1A1A1A"/>
+          <w:sz w:val="22"/>
+          <w:szCs w:val="22"/>
+        </w:rPr>
+        <w:t>Your subcontractors: company details, two contact people, addresses, bank details (printed on vouchers), trade categories and PCAB license.</w:t>
+      </w:r>
+    </w:p>
+    <w:p>
+      <w:pPr>
+        <w:numPr>
+          <w:ilvl w:val="0"/>
+          <w:numId w:val="18"/>
+        </w:numPr>
+        <w:spacing w:before="100" w:beforeAutospacing="1" w:after="100" w:afterAutospacing="1"/>
+        <w:rPr>
+          <w:rFonts w:ascii="Calibri" w:eastAsia="Times New Roman" w:hAnsi="Calibri" w:cs="Calibri"/>
+          <w:color w:val="1A1A1A"/>
+          <w:sz w:val="22"/>
+          <w:szCs w:val="22"/>
+        </w:rPr>
+      </w:pPr>
+      <w:r>
+        <w:rPr>
+          <w:rStyle w:val="Strong"/>
+          <w:rFonts w:ascii="Calibri" w:eastAsia="Times New Roman" w:hAnsi="Calibri" w:cs="Calibri"/>
+          <w:color w:val="1A1A1A"/>
+          <w:sz w:val="22"/>
+          <w:szCs w:val="22"/>
+        </w:rPr>
+        <w:t>Add Subcontractor</w:t>
+      </w:r>
+      <w:r>
+        <w:rPr>
+          <w:rFonts w:ascii="Calibri" w:eastAsia="Times New Roman" w:hAnsi="Calibri" w:cs="Calibri"/>
+          <w:color w:val="1A1A1A"/>
+          <w:sz w:val="22"/>
+          <w:szCs w:val="22"/>
+        </w:rPr>
+        <w:t xml:space="preserve">, fill in the form, tick at least one trade, click </w:t>
+      </w:r>
+      <w:r>
+        <w:rPr>
+          <w:rStyle w:val="Strong"/>
+          <w:rFonts w:ascii="Calibri" w:eastAsia="Times New Roman" w:hAnsi="Calibri" w:cs="Calibri"/>
+          <w:color w:val="1A1A1A"/>
+          <w:sz w:val="22"/>
+          <w:szCs w:val="22"/>
+        </w:rPr>
+        <w:t>Save</w:t>
+      </w:r>
+      <w:r>
+        <w:rPr>
+          <w:rFonts w:ascii="Calibri" w:eastAsia="Times New Roman" w:hAnsi="Calibri" w:cs="Calibri"/>
+          <w:color w:val="1A1A1A"/>
+          <w:sz w:val="22"/>
+          <w:szCs w:val="22"/>
+        </w:rPr>
+        <w:t>.</w:t>
+      </w:r>
+    </w:p>
+    <w:p>
+      <w:pPr>
+        <w:numPr>
+          <w:ilvl w:val="0"/>
+          <w:numId w:val="18"/>
+        </w:numPr>
+        <w:spacing w:before="100" w:beforeAutospacing="1" w:after="100" w:afterAutospacing="1"/>
+        <w:rPr>
+          <w:rFonts w:ascii="Calibri" w:eastAsia="Times New Roman" w:hAnsi="Calibri" w:cs="Calibri"/>
+          <w:color w:val="1A1A1A"/>
+          <w:sz w:val="22"/>
+          <w:szCs w:val="22"/>
+        </w:rPr>
+      </w:pPr>
+      <w:r>
+        <w:rPr>
+          <w:rFonts w:ascii="Calibri" w:eastAsia="Times New Roman" w:hAnsi="Calibri" w:cs="Calibri"/>
+          <w:color w:val="1A1A1A"/>
+          <w:sz w:val="22"/>
+          <w:szCs w:val="22"/>
+        </w:rPr>
+        <w:t xml:space="preserve">PCAB reminder: a row turns </w:t>
+      </w:r>
+      <w:r>
+        <w:rPr>
+          <w:rStyle w:val="Strong"/>
+          <w:rFonts w:ascii="Calibri" w:eastAsia="Times New Roman" w:hAnsi="Calibri" w:cs="Calibri"/>
+          <w:color w:val="1A1A1A"/>
+          <w:sz w:val="22"/>
+          <w:szCs w:val="22"/>
+        </w:rPr>
+        <w:t>yellow</w:t>
+      </w:r>
+      <w:r>
+        <w:rPr>
+          <w:rFonts w:ascii="Calibri" w:eastAsia="Times New Roman" w:hAnsi="Calibri" w:cs="Calibri"/>
+          <w:color w:val="1A1A1A"/>
+          <w:sz w:val="22"/>
+          <w:szCs w:val="22"/>
+        </w:rPr>
+        <w:t xml:space="preserve"> when the license expires within 30 days and </w:t>
+      </w:r>
+      <w:r>
+        <w:rPr>
+          <w:rStyle w:val="Strong"/>
+          <w:rFonts w:ascii="Calibri" w:eastAsia="Times New Roman" w:hAnsi="Calibri" w:cs="Calibri"/>
+          <w:color w:val="1A1A1A"/>
+          <w:sz w:val="22"/>
+          <w:szCs w:val="22"/>
+        </w:rPr>
+        <w:t>light red</w:t>
+      </w:r>
+      <w:r>
+        <w:rPr>
+          <w:rFonts w:ascii="Calibri" w:eastAsia="Times New Roman" w:hAnsi="Calibri" w:cs="Calibri"/>
+          <w:color w:val="1A1A1A"/>
+          <w:sz w:val="22"/>
+          <w:szCs w:val="22"/>
+        </w:rPr>
+        <w:t xml:space="preserve"> once it has expired. The tab title says </w:t>
       </w:r>
       <w:r>
         <w:rPr>
           <w:rStyle w:val="Emphasis"/>
           <w:rFonts w:ascii="Calibri" w:eastAsia="Times New Roman" w:hAnsi="Calibri" w:cs="Calibri"/>
-        </w:rPr>
-        <w:t>(coming soon)</w:t>
+          <w:color w:val="1A1A1A"/>
+          <w:sz w:val="22"/>
+          <w:szCs w:val="22"/>
+        </w:rPr>
+        <w:t>Directory (N PCAB expiring)</w:t>
+      </w:r>
+      <w:r>
+        <w:rPr>
+          <w:rFonts w:ascii="Calibri" w:eastAsia="Times New Roman" w:hAnsi="Calibri" w:cs="Calibri"/>
+          <w:color w:val="1A1A1A"/>
+          <w:sz w:val="22"/>
+          <w:szCs w:val="22"/>
+        </w:rPr>
+        <w:t>.</w:t>
+      </w:r>
+    </w:p>
+    <w:p>
+      <w:pPr>
+        <w:numPr>
+          <w:ilvl w:val="0"/>
+          <w:numId w:val="18"/>
+        </w:numPr>
+        <w:spacing w:before="100" w:beforeAutospacing="1" w:after="100" w:afterAutospacing="1"/>
+        <w:rPr>
+          <w:rFonts w:ascii="Calibri" w:eastAsia="Times New Roman" w:hAnsi="Calibri" w:cs="Calibri"/>
+          <w:color w:val="1A1A1A"/>
+          <w:sz w:val="22"/>
+          <w:szCs w:val="22"/>
+        </w:rPr>
+      </w:pPr>
+      <w:r>
+        <w:rPr>
+          <w:rFonts w:ascii="Calibri" w:eastAsia="Times New Roman" w:hAnsi="Calibri" w:cs="Calibri"/>
+          <w:color w:val="1A1A1A"/>
+          <w:sz w:val="22"/>
+          <w:szCs w:val="22"/>
+        </w:rPr>
+        <w:t>A subcontractor with jobs can't be deleted.</w:t>
+      </w:r>
+    </w:p>
+    <w:p>
+      <w:pPr>
+        <w:pStyle w:val="Heading2"/>
+        <w:rPr>
+          <w:rFonts w:ascii="Calibri" w:eastAsia="Times New Roman" w:hAnsi="Calibri" w:cs="Calibri"/>
+        </w:rPr>
+      </w:pPr>
+      <w:r>
+        <w:rPr>
+          <w:rFonts w:ascii="Calibri" w:eastAsia="Times New Roman" w:hAnsi="Calibri" w:cs="Calibri"/>
+        </w:rPr>
+        <w:t>Jobs &amp; Progress</w:t>
+      </w:r>
+    </w:p>
+    <w:p>
+      <w:pPr>
+        <w:numPr>
+          <w:ilvl w:val="0"/>
+          <w:numId w:val="19"/>
+        </w:numPr>
+        <w:spacing w:before="100" w:beforeAutospacing="1" w:after="100" w:afterAutospacing="1"/>
+        <w:rPr>
+          <w:rFonts w:ascii="Calibri" w:eastAsia="Times New Roman" w:hAnsi="Calibri" w:cs="Calibri"/>
+          <w:color w:val="1A1A1A"/>
+          <w:sz w:val="22"/>
+          <w:szCs w:val="22"/>
+        </w:rPr>
+      </w:pPr>
+      <w:r>
+        <w:rPr>
+          <w:rFonts w:ascii="Calibri" w:eastAsia="Times New Roman" w:hAnsi="Calibri" w:cs="Calibri"/>
+          <w:color w:val="1A1A1A"/>
+          <w:sz w:val="22"/>
+          <w:szCs w:val="22"/>
+        </w:rPr>
+        <w:t xml:space="preserve">Click </w:t>
+      </w:r>
+      <w:r>
+        <w:rPr>
+          <w:rStyle w:val="Strong"/>
+          <w:rFonts w:ascii="Calibri" w:eastAsia="Times New Roman" w:hAnsi="Calibri" w:cs="Calibri"/>
+          <w:color w:val="1A1A1A"/>
+          <w:sz w:val="22"/>
+          <w:szCs w:val="22"/>
+        </w:rPr>
+        <w:t>New Job</w:t>
+      </w:r>
+      <w:r>
+        <w:rPr>
+          <w:rFonts w:ascii="Calibri" w:eastAsia="Times New Roman" w:hAnsi="Calibri" w:cs="Calibri"/>
+          <w:color w:val="1A1A1A"/>
+          <w:sz w:val="22"/>
+          <w:szCs w:val="22"/>
+        </w:rPr>
+        <w:t xml:space="preserve">. Choose the </w:t>
+      </w:r>
+      <w:r>
+        <w:rPr>
+          <w:rStyle w:val="Strong"/>
+          <w:rFonts w:ascii="Calibri" w:eastAsia="Times New Roman" w:hAnsi="Calibri" w:cs="Calibri"/>
+          <w:color w:val="1A1A1A"/>
+          <w:sz w:val="22"/>
+          <w:szCs w:val="22"/>
+        </w:rPr>
+        <w:t>subcontractor</w:t>
+      </w:r>
+      <w:r>
+        <w:rPr>
+          <w:rFonts w:ascii="Calibri" w:eastAsia="Times New Roman" w:hAnsi="Calibri" w:cs="Calibri"/>
+          <w:color w:val="1A1A1A"/>
+          <w:sz w:val="22"/>
+          <w:szCs w:val="22"/>
+        </w:rPr>
+        <w:t xml:space="preserve"> and the </w:t>
+      </w:r>
+      <w:r>
+        <w:rPr>
+          <w:rStyle w:val="Strong"/>
+          <w:rFonts w:ascii="Calibri" w:eastAsia="Times New Roman" w:hAnsi="Calibri" w:cs="Calibri"/>
+          <w:color w:val="1A1A1A"/>
+          <w:sz w:val="22"/>
+          <w:szCs w:val="22"/>
+        </w:rPr>
+        <w:t>project</w:t>
+      </w:r>
+      <w:r>
+        <w:rPr>
+          <w:rFonts w:ascii="Calibri" w:eastAsia="Times New Roman" w:hAnsi="Calibri" w:cs="Calibri"/>
+          <w:color w:val="1A1A1A"/>
+          <w:sz w:val="22"/>
+          <w:szCs w:val="22"/>
+        </w:rPr>
+        <w:t xml:space="preserve">, type the </w:t>
+      </w:r>
+      <w:r>
+        <w:rPr>
+          <w:rStyle w:val="Strong"/>
+          <w:rFonts w:ascii="Calibri" w:eastAsia="Times New Roman" w:hAnsi="Calibri" w:cs="Calibri"/>
+          <w:color w:val="1A1A1A"/>
+          <w:sz w:val="22"/>
+          <w:szCs w:val="22"/>
+        </w:rPr>
+        <w:t>scope</w:t>
+      </w:r>
+      <w:r>
+        <w:rPr>
+          <w:rFonts w:ascii="Calibri" w:eastAsia="Times New Roman" w:hAnsi="Calibri" w:cs="Calibri"/>
+          <w:color w:val="1A1A1A"/>
+          <w:sz w:val="22"/>
+          <w:szCs w:val="22"/>
+        </w:rPr>
+        <w:t xml:space="preserve">, </w:t>
+      </w:r>
+      <w:r>
+        <w:rPr>
+          <w:rStyle w:val="Strong"/>
+          <w:rFonts w:ascii="Calibri" w:eastAsia="Times New Roman" w:hAnsi="Calibri" w:cs="Calibri"/>
+          <w:color w:val="1A1A1A"/>
+          <w:sz w:val="22"/>
+          <w:szCs w:val="22"/>
+        </w:rPr>
+        <w:t>contract amount</w:t>
+      </w:r>
+      <w:r>
+        <w:rPr>
+          <w:rFonts w:ascii="Calibri" w:eastAsia="Times New Roman" w:hAnsi="Calibri" w:cs="Calibri"/>
+          <w:color w:val="1A1A1A"/>
+          <w:sz w:val="22"/>
+          <w:szCs w:val="22"/>
+        </w:rPr>
+        <w:t xml:space="preserve"> and dates.</w:t>
+      </w:r>
+    </w:p>
+    <w:p>
+      <w:pPr>
+        <w:numPr>
+          <w:ilvl w:val="0"/>
+          <w:numId w:val="19"/>
+        </w:numPr>
+        <w:spacing w:before="100" w:beforeAutospacing="1" w:after="100" w:afterAutospacing="1"/>
+        <w:rPr>
+          <w:rFonts w:ascii="Calibri" w:eastAsia="Times New Roman" w:hAnsi="Calibri" w:cs="Calibri"/>
+          <w:color w:val="1A1A1A"/>
+          <w:sz w:val="22"/>
+          <w:szCs w:val="22"/>
+        </w:rPr>
+      </w:pPr>
+      <w:r>
+        <w:rPr>
+          <w:rFonts w:ascii="Calibri" w:eastAsia="Times New Roman" w:hAnsi="Calibri" w:cs="Calibri"/>
+          <w:color w:val="1A1A1A"/>
+          <w:sz w:val="22"/>
+          <w:szCs w:val="22"/>
+        </w:rPr>
+        <w:t xml:space="preserve">Set the </w:t>
+      </w:r>
+      <w:r>
+        <w:rPr>
+          <w:rStyle w:val="Strong"/>
+          <w:rFonts w:ascii="Calibri" w:eastAsia="Times New Roman" w:hAnsi="Calibri" w:cs="Calibri"/>
+          <w:color w:val="1A1A1A"/>
+          <w:sz w:val="22"/>
+          <w:szCs w:val="22"/>
+        </w:rPr>
+        <w:t>retention %</w:t>
+      </w:r>
+      <w:r>
+        <w:rPr>
+          <w:rFonts w:ascii="Calibri" w:eastAsia="Times New Roman" w:hAnsi="Calibri" w:cs="Calibri"/>
+          <w:color w:val="1A1A1A"/>
+          <w:sz w:val="22"/>
+          <w:szCs w:val="22"/>
+        </w:rPr>
+        <w:t xml:space="preserve"> (default 10, can be 0). It is held back from every payment.</w:t>
+      </w:r>
+    </w:p>
+    <w:p>
+      <w:pPr>
+        <w:numPr>
+          <w:ilvl w:val="0"/>
+          <w:numId w:val="19"/>
+        </w:numPr>
+        <w:spacing w:before="100" w:beforeAutospacing="1" w:after="100" w:afterAutospacing="1"/>
+        <w:rPr>
+          <w:rFonts w:ascii="Calibri" w:eastAsia="Times New Roman" w:hAnsi="Calibri" w:cs="Calibri"/>
+          <w:color w:val="1A1A1A"/>
+          <w:sz w:val="22"/>
+          <w:szCs w:val="22"/>
+        </w:rPr>
+      </w:pPr>
+      <w:r>
+        <w:rPr>
+          <w:rFonts w:ascii="Calibri" w:eastAsia="Times New Roman" w:hAnsi="Calibri" w:cs="Calibri"/>
+          <w:color w:val="1A1A1A"/>
+          <w:sz w:val="22"/>
+          <w:szCs w:val="22"/>
+        </w:rPr>
+        <w:t xml:space="preserve">Set the </w:t>
+      </w:r>
+      <w:r>
+        <w:rPr>
+          <w:rStyle w:val="Strong"/>
+          <w:rFonts w:ascii="Calibri" w:eastAsia="Times New Roman" w:hAnsi="Calibri" w:cs="Calibri"/>
+          <w:color w:val="1A1A1A"/>
+          <w:sz w:val="22"/>
+          <w:szCs w:val="22"/>
+        </w:rPr>
+        <w:t>payment stages</w:t>
+      </w:r>
+      <w:r>
+        <w:rPr>
+          <w:rFonts w:ascii="Calibri" w:eastAsia="Times New Roman" w:hAnsi="Calibri" w:cs="Calibri"/>
+          <w:color w:val="1A1A1A"/>
+          <w:sz w:val="22"/>
+          <w:szCs w:val="22"/>
+        </w:rPr>
+        <w:t xml:space="preserve"> (default: Down payment 30%, Midway 40%, Completion 30%). Edit the names and %s in the table; </w:t>
+      </w:r>
+      <w:r>
+        <w:rPr>
+          <w:rStyle w:val="Strong"/>
+          <w:rFonts w:ascii="Calibri" w:eastAsia="Times New Roman" w:hAnsi="Calibri" w:cs="Calibri"/>
+          <w:color w:val="1A1A1A"/>
+          <w:sz w:val="22"/>
+          <w:szCs w:val="22"/>
+        </w:rPr>
+        <w:t>Add Stage</w:t>
+      </w:r>
+      <w:r>
+        <w:rPr>
+          <w:rFonts w:ascii="Calibri" w:eastAsia="Times New Roman" w:hAnsi="Calibri" w:cs="Calibri"/>
+          <w:color w:val="1A1A1A"/>
+          <w:sz w:val="22"/>
+          <w:szCs w:val="22"/>
+        </w:rPr>
+        <w:t xml:space="preserve"> / </w:t>
+      </w:r>
+      <w:r>
+        <w:rPr>
+          <w:rStyle w:val="Strong"/>
+          <w:rFonts w:ascii="Calibri" w:eastAsia="Times New Roman" w:hAnsi="Calibri" w:cs="Calibri"/>
+          <w:color w:val="1A1A1A"/>
+          <w:sz w:val="22"/>
+          <w:szCs w:val="22"/>
+        </w:rPr>
+        <w:t>Remove Stage</w:t>
+      </w:r>
+      <w:r>
+        <w:rPr>
+          <w:rFonts w:ascii="Calibri" w:eastAsia="Times New Roman" w:hAnsi="Calibri" w:cs="Calibri"/>
+          <w:color w:val="1A1A1A"/>
+          <w:sz w:val="22"/>
+          <w:szCs w:val="22"/>
+        </w:rPr>
+        <w:t xml:space="preserve">. They must add up to </w:t>
+      </w:r>
+      <w:r>
+        <w:rPr>
+          <w:rStyle w:val="Strong"/>
+          <w:rFonts w:ascii="Calibri" w:eastAsia="Times New Roman" w:hAnsi="Calibri" w:cs="Calibri"/>
+          <w:color w:val="1A1A1A"/>
+          <w:sz w:val="22"/>
+          <w:szCs w:val="22"/>
+        </w:rPr>
+        <w:t>100%</w:t>
+      </w:r>
+      <w:r>
+        <w:rPr>
+          <w:rFonts w:ascii="Calibri" w:eastAsia="Times New Roman" w:hAnsi="Calibri" w:cs="Calibri"/>
+          <w:color w:val="1A1A1A"/>
+          <w:sz w:val="22"/>
+          <w:szCs w:val="22"/>
+        </w:rPr>
+        <w:t>.</w:t>
+      </w:r>
+    </w:p>
+    <w:p>
+      <w:pPr>
+        <w:numPr>
+          <w:ilvl w:val="0"/>
+          <w:numId w:val="19"/>
+        </w:numPr>
+        <w:spacing w:before="100" w:beforeAutospacing="1" w:after="100" w:afterAutospacing="1"/>
+        <w:rPr>
+          <w:rFonts w:ascii="Calibri" w:eastAsia="Times New Roman" w:hAnsi="Calibri" w:cs="Calibri"/>
+          <w:color w:val="1A1A1A"/>
+          <w:sz w:val="22"/>
+          <w:szCs w:val="22"/>
+        </w:rPr>
+      </w:pPr>
+      <w:r>
+        <w:rPr>
+          <w:rFonts w:ascii="Calibri" w:eastAsia="Times New Roman" w:hAnsi="Calibri" w:cs="Calibri"/>
+          <w:color w:val="1A1A1A"/>
+          <w:sz w:val="22"/>
+          <w:szCs w:val="22"/>
+        </w:rPr>
+        <w:t xml:space="preserve">Click </w:t>
+      </w:r>
+      <w:r>
+        <w:rPr>
+          <w:rStyle w:val="Strong"/>
+          <w:rFonts w:ascii="Calibri" w:eastAsia="Times New Roman" w:hAnsi="Calibri" w:cs="Calibri"/>
+          <w:color w:val="1A1A1A"/>
+          <w:sz w:val="22"/>
+          <w:szCs w:val="22"/>
+        </w:rPr>
+        <w:t>Save Job</w:t>
+      </w:r>
+      <w:r>
+        <w:rPr>
+          <w:rFonts w:ascii="Calibri" w:eastAsia="Times New Roman" w:hAnsi="Calibri" w:cs="Calibri"/>
+          <w:color w:val="1A1A1A"/>
+          <w:sz w:val="22"/>
+          <w:szCs w:val="22"/>
+        </w:rPr>
+        <w:t xml:space="preserve">. Then </w:t>
+      </w:r>
+      <w:r>
+        <w:rPr>
+          <w:rStyle w:val="Strong"/>
+          <w:rFonts w:ascii="Calibri" w:eastAsia="Times New Roman" w:hAnsi="Calibri" w:cs="Calibri"/>
+          <w:color w:val="1A1A1A"/>
+          <w:sz w:val="22"/>
+          <w:szCs w:val="22"/>
+        </w:rPr>
+        <w:t>Upload Document</w:t>
+      </w:r>
+      <w:r>
+        <w:rPr>
+          <w:rFonts w:ascii="Calibri" w:eastAsia="Times New Roman" w:hAnsi="Calibri" w:cs="Calibri"/>
+          <w:color w:val="1A1A1A"/>
+          <w:sz w:val="22"/>
+          <w:szCs w:val="22"/>
+        </w:rPr>
+        <w:t xml:space="preserve"> for the contract or scope papers.</w:t>
+      </w:r>
+    </w:p>
+    <w:p>
+      <w:pPr>
+        <w:pStyle w:val="NormalWeb"/>
+        <w:rPr>
+          <w:rFonts w:ascii="Calibri" w:hAnsi="Calibri" w:cs="Calibri"/>
+          <w:color w:val="1A1A1A"/>
+          <w:sz w:val="22"/>
+          <w:szCs w:val="22"/>
+        </w:rPr>
+      </w:pPr>
+      <w:r>
+        <w:rPr>
+          <w:rFonts w:ascii="Calibri" w:hAnsi="Calibri" w:cs="Calibri"/>
+          <w:color w:val="1A1A1A"/>
+          <w:sz w:val="22"/>
+          <w:szCs w:val="22"/>
+        </w:rPr>
+        <w:t>Once billing starts, only the scope and dates can change.</w:t>
+      </w:r>
+    </w:p>
+    <w:p>
+      <w:pPr>
+        <w:pStyle w:val="NormalWeb"/>
+        <w:rPr>
+          <w:rFonts w:ascii="Calibri" w:hAnsi="Calibri" w:cs="Calibri"/>
+          <w:color w:val="1A1A1A"/>
+          <w:sz w:val="22"/>
+          <w:szCs w:val="22"/>
+        </w:rPr>
+      </w:pPr>
+      <w:r>
+        <w:rPr>
+          <w:rStyle w:val="Strong"/>
+          <w:rFonts w:ascii="Calibri" w:hAnsi="Calibri" w:cs="Calibri"/>
+          <w:color w:val="1A1A1A"/>
+          <w:sz w:val="22"/>
+          <w:szCs w:val="22"/>
+        </w:rPr>
+        <w:t>Progress:</w:t>
+      </w:r>
+      <w:r>
+        <w:rPr>
+          <w:rFonts w:ascii="Calibri" w:hAnsi="Calibri" w:cs="Calibri"/>
+          <w:color w:val="1A1A1A"/>
+          <w:sz w:val="22"/>
+          <w:szCs w:val="22"/>
+        </w:rPr>
+        <w:t xml:space="preserve"> type the </w:t>
+      </w:r>
+      <w:r>
+        <w:rPr>
+          <w:rStyle w:val="Strong"/>
+          <w:rFonts w:ascii="Calibri" w:hAnsi="Calibri" w:cs="Calibri"/>
+          <w:color w:val="1A1A1A"/>
+          <w:sz w:val="22"/>
+          <w:szCs w:val="22"/>
+        </w:rPr>
+        <w:t>% completed</w:t>
+      </w:r>
+      <w:r>
+        <w:rPr>
+          <w:rFonts w:ascii="Calibri" w:hAnsi="Calibri" w:cs="Calibri"/>
+          <w:color w:val="1A1A1A"/>
+          <w:sz w:val="22"/>
+          <w:szCs w:val="22"/>
+        </w:rPr>
+        <w:t xml:space="preserve">, the date and notes, optionally </w:t>
+      </w:r>
+      <w:r>
+        <w:rPr>
+          <w:rStyle w:val="Strong"/>
+          <w:rFonts w:ascii="Calibri" w:hAnsi="Calibri" w:cs="Calibri"/>
+          <w:color w:val="1A1A1A"/>
+          <w:sz w:val="22"/>
+          <w:szCs w:val="22"/>
+        </w:rPr>
+        <w:t>Attach Photo / File</w:t>
+      </w:r>
+      <w:r>
+        <w:rPr>
+          <w:rFonts w:ascii="Calibri" w:hAnsi="Calibri" w:cs="Calibri"/>
+          <w:color w:val="1A1A1A"/>
+          <w:sz w:val="22"/>
+          <w:szCs w:val="22"/>
+        </w:rPr>
+        <w:t xml:space="preserve">, then </w:t>
+      </w:r>
+      <w:r>
+        <w:rPr>
+          <w:rStyle w:val="Strong"/>
+          <w:rFonts w:ascii="Calibri" w:hAnsi="Calibri" w:cs="Calibri"/>
+          <w:color w:val="1A1A1A"/>
+          <w:sz w:val="22"/>
+          <w:szCs w:val="22"/>
+        </w:rPr>
+        <w:t>Add Update</w:t>
+      </w:r>
+      <w:r>
+        <w:rPr>
+          <w:rFonts w:ascii="Calibri" w:hAnsi="Calibri" w:cs="Calibri"/>
+          <w:color w:val="1A1A1A"/>
+          <w:sz w:val="22"/>
+          <w:szCs w:val="22"/>
+        </w:rPr>
+        <w:t>. Double-click an update to open its file.</w:t>
+      </w:r>
+    </w:p>
+    <w:p>
+      <w:pPr>
+        <w:pStyle w:val="Heading2"/>
+        <w:rPr>
+          <w:rFonts w:ascii="Calibri" w:eastAsia="Times New Roman" w:hAnsi="Calibri" w:cs="Calibri"/>
+        </w:rPr>
+      </w:pPr>
+      <w:r>
+        <w:rPr>
+          <w:rFonts w:ascii="Calibri" w:eastAsia="Times New Roman" w:hAnsi="Calibri" w:cs="Calibri"/>
+        </w:rPr>
+        <w:t>Billing &amp; Payouts</w:t>
+      </w:r>
+    </w:p>
+    <w:p>
+      <w:pPr>
+        <w:numPr>
+          <w:ilvl w:val="0"/>
+          <w:numId w:val="20"/>
+        </w:numPr>
+        <w:spacing w:before="100" w:beforeAutospacing="1" w:after="100" w:afterAutospacing="1"/>
+        <w:rPr>
+          <w:rFonts w:ascii="Calibri" w:eastAsia="Times New Roman" w:hAnsi="Calibri" w:cs="Calibri"/>
+          <w:color w:val="1A1A1A"/>
+          <w:sz w:val="22"/>
+          <w:szCs w:val="22"/>
+        </w:rPr>
+      </w:pPr>
+      <w:r>
+        <w:rPr>
+          <w:rFonts w:ascii="Calibri" w:eastAsia="Times New Roman" w:hAnsi="Calibri" w:cs="Calibri"/>
+          <w:color w:val="1A1A1A"/>
+          <w:sz w:val="22"/>
+          <w:szCs w:val="22"/>
+        </w:rPr>
+        <w:t xml:space="preserve">Choose the </w:t>
+      </w:r>
+      <w:r>
+        <w:rPr>
+          <w:rStyle w:val="Strong"/>
+          <w:rFonts w:ascii="Calibri" w:eastAsia="Times New Roman" w:hAnsi="Calibri" w:cs="Calibri"/>
+          <w:color w:val="1A1A1A"/>
+          <w:sz w:val="22"/>
+          <w:szCs w:val="22"/>
+        </w:rPr>
+        <w:t>job</w:t>
+      </w:r>
+      <w:r>
+        <w:rPr>
+          <w:rFonts w:ascii="Calibri" w:eastAsia="Times New Roman" w:hAnsi="Calibri" w:cs="Calibri"/>
+          <w:color w:val="1A1A1A"/>
+          <w:sz w:val="22"/>
+          <w:szCs w:val="22"/>
+        </w:rPr>
+        <w:t>. The top line shows the contract, paid so far, retention held and remaining balance.</w:t>
+      </w:r>
+    </w:p>
+    <w:p>
+      <w:pPr>
+        <w:numPr>
+          <w:ilvl w:val="0"/>
+          <w:numId w:val="20"/>
+        </w:numPr>
+        <w:spacing w:before="100" w:beforeAutospacing="1" w:after="100" w:afterAutospacing="1"/>
+        <w:rPr>
+          <w:rFonts w:ascii="Calibri" w:eastAsia="Times New Roman" w:hAnsi="Calibri" w:cs="Calibri"/>
+          <w:color w:val="1A1A1A"/>
+          <w:sz w:val="22"/>
+          <w:szCs w:val="22"/>
+        </w:rPr>
+      </w:pPr>
+      <w:r>
+        <w:rPr>
+          <w:rFonts w:ascii="Calibri" w:eastAsia="Times New Roman" w:hAnsi="Calibri" w:cs="Calibri"/>
+          <w:color w:val="1A1A1A"/>
+          <w:sz w:val="22"/>
+          <w:szCs w:val="22"/>
+        </w:rPr>
+        <w:t xml:space="preserve">Select a stage and click </w:t>
+      </w:r>
+      <w:r>
+        <w:rPr>
+          <w:rStyle w:val="Strong"/>
+          <w:rFonts w:ascii="Calibri" w:eastAsia="Times New Roman" w:hAnsi="Calibri" w:cs="Calibri"/>
+          <w:color w:val="1A1A1A"/>
+          <w:sz w:val="22"/>
+          <w:szCs w:val="22"/>
+        </w:rPr>
+        <w:t>Mark Stage Reached</w:t>
+      </w:r>
+      <w:r>
+        <w:rPr>
+          <w:rFonts w:ascii="Calibri" w:eastAsia="Times New Roman" w:hAnsi="Calibri" w:cs="Calibri"/>
+          <w:color w:val="1A1A1A"/>
+          <w:sz w:val="22"/>
+          <w:szCs w:val="22"/>
+        </w:rPr>
+        <w:t xml:space="preserve">, then </w:t>
+      </w:r>
+      <w:r>
+        <w:rPr>
+          <w:rStyle w:val="Strong"/>
+          <w:rFonts w:ascii="Calibri" w:eastAsia="Times New Roman" w:hAnsi="Calibri" w:cs="Calibri"/>
+          <w:color w:val="1A1A1A"/>
+          <w:sz w:val="22"/>
+          <w:szCs w:val="22"/>
+        </w:rPr>
+        <w:t>Prepare Voucher</w:t>
+      </w:r>
+      <w:r>
+        <w:rPr>
+          <w:rFonts w:ascii="Calibri" w:eastAsia="Times New Roman" w:hAnsi="Calibri" w:cs="Calibri"/>
+          <w:color w:val="1A1A1A"/>
+          <w:sz w:val="22"/>
+          <w:szCs w:val="22"/>
+        </w:rPr>
+        <w:t>.</w:t>
+      </w:r>
+    </w:p>
+    <w:p>
+      <w:pPr>
+        <w:numPr>
+          <w:ilvl w:val="0"/>
+          <w:numId w:val="20"/>
+        </w:numPr>
+        <w:spacing w:before="100" w:beforeAutospacing="1" w:after="100" w:afterAutospacing="1"/>
+        <w:rPr>
+          <w:rFonts w:ascii="Calibri" w:eastAsia="Times New Roman" w:hAnsi="Calibri" w:cs="Calibri"/>
+          <w:color w:val="1A1A1A"/>
+          <w:sz w:val="22"/>
+          <w:szCs w:val="22"/>
+        </w:rPr>
+      </w:pPr>
+      <w:r>
+        <w:rPr>
+          <w:rFonts w:ascii="Calibri" w:eastAsia="Times New Roman" w:hAnsi="Calibri" w:cs="Calibri"/>
+          <w:color w:val="1A1A1A"/>
+          <w:sz w:val="22"/>
+          <w:szCs w:val="22"/>
+        </w:rPr>
+        <w:t xml:space="preserve">The Supervisor selects it and clicks </w:t>
+      </w:r>
+      <w:r>
+        <w:rPr>
+          <w:rStyle w:val="Strong"/>
+          <w:rFonts w:ascii="Calibri" w:eastAsia="Times New Roman" w:hAnsi="Calibri" w:cs="Calibri"/>
+          <w:color w:val="1A1A1A"/>
+          <w:sz w:val="22"/>
+          <w:szCs w:val="22"/>
+        </w:rPr>
+        <w:t>Approve Voucher</w:t>
+      </w:r>
+      <w:r>
+        <w:rPr>
+          <w:rFonts w:ascii="Calibri" w:eastAsia="Times New Roman" w:hAnsi="Calibri" w:cs="Calibri"/>
+          <w:color w:val="1A1A1A"/>
+          <w:sz w:val="22"/>
+          <w:szCs w:val="22"/>
+        </w:rPr>
+        <w:t xml:space="preserve"> (or </w:t>
+      </w:r>
+      <w:r>
+        <w:rPr>
+          <w:rStyle w:val="Strong"/>
+          <w:rFonts w:ascii="Calibri" w:eastAsia="Times New Roman" w:hAnsi="Calibri" w:cs="Calibri"/>
+          <w:color w:val="1A1A1A"/>
+          <w:sz w:val="22"/>
+          <w:szCs w:val="22"/>
+        </w:rPr>
+        <w:t>Reject Voucher</w:t>
+      </w:r>
+      <w:r>
+        <w:rPr>
+          <w:rFonts w:ascii="Calibri" w:eastAsia="Times New Roman" w:hAnsi="Calibri" w:cs="Calibri"/>
+          <w:color w:val="1A1A1A"/>
+          <w:sz w:val="22"/>
+          <w:szCs w:val="22"/>
+        </w:rPr>
+        <w:t>; the Employee can then prepare a new one).</w:t>
+      </w:r>
+    </w:p>
+    <w:p>
+      <w:pPr>
+        <w:numPr>
+          <w:ilvl w:val="0"/>
+          <w:numId w:val="20"/>
+        </w:numPr>
+        <w:spacing w:before="100" w:beforeAutospacing="1" w:after="100" w:afterAutospacing="1"/>
+        <w:rPr>
+          <w:rFonts w:ascii="Calibri" w:eastAsia="Times New Roman" w:hAnsi="Calibri" w:cs="Calibri"/>
+          <w:color w:val="1A1A1A"/>
+          <w:sz w:val="22"/>
+          <w:szCs w:val="22"/>
+        </w:rPr>
+      </w:pPr>
+      <w:r>
+        <w:rPr>
+          <w:rStyle w:val="Strong"/>
+          <w:rFonts w:ascii="Calibri" w:eastAsia="Times New Roman" w:hAnsi="Calibri" w:cs="Calibri"/>
+          <w:color w:val="1A1A1A"/>
+          <w:sz w:val="22"/>
+          <w:szCs w:val="22"/>
+        </w:rPr>
+        <w:t>Print Voucher</w:t>
+      </w:r>
+      <w:r>
+        <w:rPr>
+          <w:rFonts w:ascii="Calibri" w:eastAsia="Times New Roman" w:hAnsi="Calibri" w:cs="Calibri"/>
+          <w:color w:val="1A1A1A"/>
+          <w:sz w:val="22"/>
+          <w:szCs w:val="22"/>
+        </w:rPr>
+        <w:t xml:space="preserve"> shows it with the subcontractor's bank details (choose "Microsoft Print to PDF" for a PDF).</w:t>
+      </w:r>
+    </w:p>
+    <w:p>
+      <w:pPr>
+        <w:numPr>
+          <w:ilvl w:val="0"/>
+          <w:numId w:val="20"/>
+        </w:numPr>
+        <w:spacing w:before="100" w:beforeAutospacing="1" w:after="100" w:afterAutospacing="1"/>
+        <w:rPr>
+          <w:rFonts w:ascii="Calibri" w:eastAsia="Times New Roman" w:hAnsi="Calibri" w:cs="Calibri"/>
+          <w:color w:val="1A1A1A"/>
+          <w:sz w:val="22"/>
+          <w:szCs w:val="22"/>
+        </w:rPr>
+      </w:pPr>
+      <w:r>
+        <w:rPr>
+          <w:rFonts w:ascii="Calibri" w:eastAsia="Times New Roman" w:hAnsi="Calibri" w:cs="Calibri"/>
+          <w:color w:val="1A1A1A"/>
+          <w:sz w:val="22"/>
+          <w:szCs w:val="22"/>
+        </w:rPr>
+        <w:t xml:space="preserve">After paying, select the approved voucher, enter the date, method and reference number, and click </w:t>
+      </w:r>
+      <w:r>
+        <w:rPr>
+          <w:rStyle w:val="Strong"/>
+          <w:rFonts w:ascii="Calibri" w:eastAsia="Times New Roman" w:hAnsi="Calibri" w:cs="Calibri"/>
+          <w:color w:val="1A1A1A"/>
+          <w:sz w:val="22"/>
+          <w:szCs w:val="22"/>
+        </w:rPr>
+        <w:t>Record Payout</w:t>
+      </w:r>
+      <w:r>
+        <w:rPr>
+          <w:rFonts w:ascii="Calibri" w:eastAsia="Times New Roman" w:hAnsi="Calibri" w:cs="Calibri"/>
+          <w:color w:val="1A1A1A"/>
+          <w:sz w:val="22"/>
+          <w:szCs w:val="22"/>
+        </w:rPr>
+        <w:t>. The amount must match the voucher.</w:t>
+      </w:r>
+    </w:p>
+    <w:p>
+      <w:pPr>
+        <w:pStyle w:val="NormalWeb"/>
+        <w:rPr>
+          <w:rFonts w:ascii="Calibri" w:hAnsi="Calibri" w:cs="Calibri"/>
+          <w:color w:val="1A1A1A"/>
+          <w:sz w:val="22"/>
+          <w:szCs w:val="22"/>
+        </w:rPr>
+      </w:pPr>
+      <w:r>
+        <w:rPr>
+          <w:rStyle w:val="Strong"/>
+          <w:rFonts w:ascii="Calibri" w:hAnsi="Calibri" w:cs="Calibri"/>
+          <w:color w:val="1A1A1A"/>
+          <w:sz w:val="22"/>
+          <w:szCs w:val="22"/>
+        </w:rPr>
+        <w:t>Retention:</w:t>
+      </w:r>
+      <w:r>
+        <w:rPr>
+          <w:rFonts w:ascii="Calibri" w:hAnsi="Calibri" w:cs="Calibri"/>
+          <w:color w:val="1A1A1A"/>
+          <w:sz w:val="22"/>
+          <w:szCs w:val="22"/>
+        </w:rPr>
+        <w:t xml:space="preserve"> when the job is 100% done (progress update) and every stage is paid, click </w:t>
+      </w:r>
+      <w:r>
+        <w:rPr>
+          <w:rStyle w:val="Strong"/>
+          <w:rFonts w:ascii="Calibri" w:hAnsi="Calibri" w:cs="Calibri"/>
+          <w:color w:val="1A1A1A"/>
+          <w:sz w:val="22"/>
+          <w:szCs w:val="22"/>
+        </w:rPr>
+        <w:t>Release Retention</w:t>
+      </w:r>
+      <w:r>
+        <w:rPr>
+          <w:rFonts w:ascii="Calibri" w:hAnsi="Calibri" w:cs="Calibri"/>
+          <w:color w:val="1A1A1A"/>
+          <w:sz w:val="22"/>
+          <w:szCs w:val="22"/>
+        </w:rPr>
+        <w:t>. That voucher is approved and paid the same way.</w:t>
+      </w:r>
+    </w:p>
+    <w:p>
+      <w:pPr>
+        <w:pStyle w:val="NormalWeb"/>
+        <w:rPr>
+          <w:rFonts w:ascii="Calibri" w:hAnsi="Calibri" w:cs="Calibri"/>
+          <w:color w:val="1A1A1A"/>
+          <w:sz w:val="22"/>
+          <w:szCs w:val="22"/>
+        </w:rPr>
+      </w:pPr>
+      <w:r>
+        <w:rPr>
+          <w:rFonts w:ascii="Calibri" w:hAnsi="Calibri" w:cs="Calibri"/>
+          <w:color w:val="1A1A1A"/>
+          <w:sz w:val="22"/>
+          <w:szCs w:val="22"/>
+        </w:rPr>
+        <w:t>Payouts count as the project's expenses on the Projects page and Dashboard.</w:t>
       </w:r>
     </w:p>
     <w:p>
@@ -6991,9 +7987,9 @@
 <file path=word/numbering.xml><?xml version="1.0" encoding="utf-8"?>
 <w:numbering xmlns:wpc="http://schemas.microsoft.com/office/word/2010/wordprocessingCanvas" xmlns:cx="http://schemas.microsoft.com/office/drawing/2014/chartex" xmlns:cx1="http://schemas.microsoft.com/office/drawing/2015/9/8/chartex" xmlns:cx2="http://schemas.microsoft.com/office/drawing/2015/10/21/chartex" xmlns:cx3="http://schemas.microsoft.com/office/drawing/2016/5/9/chartex" xmlns:cx4="http://schemas.microsoft.com/office/drawing/2016/5/10/chartex" xmlns:cx5="http://schemas.microsoft.com/office/drawing/2016/5/11/chartex" xmlns:cx6="http://schemas.microsoft.com/office/drawing/2016/5/12/chartex" xmlns:cx7="http://schemas.microsoft.com/office/drawing/2016/5/13/chartex" xmlns:cx8="http://schemas.microsoft.com/office/drawing/2016/5/14/chartex" xmlns:mc="http://schemas.openxmlformats.org/markup-compatibility/2006" xmlns:aink="http://schemas.microsoft.com/office/drawing/2016/ink" xmlns:am3d="http://schemas.microsoft.com/office/drawing/2017/model3d" xmlns:o="urn:schemas-microsoft-com:office:office" xmlns:oel="http://schemas.microsoft.com/office/2019/extlst" xmlns:r="http://schemas.openxmlformats.org/officeDocument/2006/relationships" xmlns:m="http://schemas.openxmlformats.org/officeDocument/2006/math" xmlns:v="urn:schemas-microsoft-com:vml" xmlns:wp14="http://schemas.microsoft.com/office/word/2010/wordprocessingDrawing" xmlns:wp="http://schemas.openxmlformats.org/drawingml/2006/wordprocessingDrawing" xmlns:w10="urn:schemas-microsoft-com:office:word" xmlns:w="http://schemas.openxmlformats.org/wordprocessingml/2006/main" xmlns:w14="http://schemas.microsoft.com/office/word/2010/wordml" xmlns:w15="http://schemas.microsoft.com/office/word/2012/wordml" xmlns:w16cex="http://schemas.microsoft.com/office/word/2018/wordml/cex" xmlns:w16cid="http://schemas.microsoft.com/office/word/2016/wordml/cid" xmlns:w16="http://schemas.microsoft.com/office/word/2018/wordml" xmlns:w16du="http://schemas.microsoft.com/office/word/2023/wordml/word16du" xmlns:w16sdtdh="http://schemas.microsoft.com/office/word/2020/wordml/sdtdatahash" xmlns:w16sdtfl="http://schemas.microsoft.com/office/word/2024/wordml/sdtformatlock" xmlns:w16se="http://schemas.microsoft.com/office/word/2015/wordml/symex" xmlns:wpg="http://schemas.microsoft.com/office/word/2010/wordprocessingGroup" xmlns:wpi="http://schemas.microsoft.com/office/word/2010/wordprocessingInk" xmlns:wne="http://schemas.microsoft.com/office/word/2006/wordml" xmlns:wps="http://schemas.microsoft.com/office/word/2010/wordprocessingShape" mc:Ignorable="w14 w15 w16se w16cid w16 w16cex w16sdtdh w16sdtfl w16du wp14">
   <w:abstractNum w:abstractNumId="0" w15:restartNumberingAfterBreak="0">
-    <w:nsid w:val="05680B94"/>
+    <w:nsid w:val="0C4B3804"/>
     <w:multiLevelType w:val="multilevel"/>
-    <w:tmpl w:val="B6AC70FC"/>
+    <w:tmpl w:val="558C5D04"/>
     <w:lvl w:ilvl="0">
       <w:start w:val="1"/>
       <w:numFmt w:val="decimal"/>
@@ -7104,9 +8100,9 @@
     </w:lvl>
   </w:abstractNum>
   <w:abstractNum w:abstractNumId="1" w15:restartNumberingAfterBreak="0">
-    <w:nsid w:val="10B469D1"/>
+    <w:nsid w:val="0DE66782"/>
     <w:multiLevelType w:val="multilevel"/>
-    <w:tmpl w:val="6CAC990C"/>
+    <w:tmpl w:val="47F882C8"/>
     <w:lvl w:ilvl="0">
       <w:start w:val="1"/>
       <w:numFmt w:val="bullet"/>
@@ -7253,9 +8249,9 @@
     </w:lvl>
   </w:abstractNum>
   <w:abstractNum w:abstractNumId="2" w15:restartNumberingAfterBreak="0">
-    <w:nsid w:val="17513F5D"/>
+    <w:nsid w:val="104C749B"/>
     <w:multiLevelType w:val="multilevel"/>
-    <w:tmpl w:val="0F56D128"/>
+    <w:tmpl w:val="38EAB934"/>
     <w:lvl w:ilvl="0">
       <w:start w:val="1"/>
       <w:numFmt w:val="decimal"/>
@@ -7366,9 +8362,9 @@
     </w:lvl>
   </w:abstractNum>
   <w:abstractNum w:abstractNumId="3" w15:restartNumberingAfterBreak="0">
-    <w:nsid w:val="222A5786"/>
+    <w:nsid w:val="111E5777"/>
     <w:multiLevelType w:val="multilevel"/>
-    <w:tmpl w:val="D8C0D46C"/>
+    <w:tmpl w:val="6816720A"/>
     <w:lvl w:ilvl="0">
       <w:start w:val="1"/>
       <w:numFmt w:val="decimal"/>
@@ -7479,9 +8475,9 @@
     </w:lvl>
   </w:abstractNum>
   <w:abstractNum w:abstractNumId="4" w15:restartNumberingAfterBreak="0">
-    <w:nsid w:val="28991DAA"/>
+    <w:nsid w:val="141B7E22"/>
     <w:multiLevelType w:val="multilevel"/>
-    <w:tmpl w:val="845E9140"/>
+    <w:tmpl w:val="538EE7D8"/>
     <w:lvl w:ilvl="0">
       <w:start w:val="1"/>
       <w:numFmt w:val="decimal"/>
@@ -7592,9 +8588,9 @@
     </w:lvl>
   </w:abstractNum>
   <w:abstractNum w:abstractNumId="5" w15:restartNumberingAfterBreak="0">
-    <w:nsid w:val="2B7434BA"/>
+    <w:nsid w:val="14A53377"/>
     <w:multiLevelType w:val="multilevel"/>
-    <w:tmpl w:val="1F36E1D4"/>
+    <w:tmpl w:val="13E23122"/>
     <w:lvl w:ilvl="0">
       <w:start w:val="1"/>
       <w:numFmt w:val="decimal"/>
@@ -7705,9 +8701,235 @@
     </w:lvl>
   </w:abstractNum>
   <w:abstractNum w:abstractNumId="6" w15:restartNumberingAfterBreak="0">
-    <w:nsid w:val="2C131AA3"/>
+    <w:nsid w:val="224201AE"/>
     <w:multiLevelType w:val="multilevel"/>
-    <w:tmpl w:val="4C7C8866"/>
+    <w:tmpl w:val="23968EC6"/>
+    <w:lvl w:ilvl="0">
+      <w:start w:val="1"/>
+      <w:numFmt w:val="decimal"/>
+      <w:lvlText w:val="%1."/>
+      <w:lvlJc w:val="left"/>
+      <w:pPr>
+        <w:tabs>
+          <w:tab w:val="num" w:pos="720"/>
+        </w:tabs>
+        <w:ind w:left="720" w:hanging="360"/>
+      </w:pPr>
+    </w:lvl>
+    <w:lvl w:ilvl="1" w:tentative="1">
+      <w:start w:val="1"/>
+      <w:numFmt w:val="decimal"/>
+      <w:lvlText w:val="%2."/>
+      <w:lvlJc w:val="left"/>
+      <w:pPr>
+        <w:tabs>
+          <w:tab w:val="num" w:pos="1440"/>
+        </w:tabs>
+        <w:ind w:left="1440" w:hanging="360"/>
+      </w:pPr>
+    </w:lvl>
+    <w:lvl w:ilvl="2" w:tentative="1">
+      <w:start w:val="1"/>
+      <w:numFmt w:val="decimal"/>
+      <w:lvlText w:val="%3."/>
+      <w:lvlJc w:val="left"/>
+      <w:pPr>
+        <w:tabs>
+          <w:tab w:val="num" w:pos="2160"/>
+        </w:tabs>
+        <w:ind w:left="2160" w:hanging="360"/>
+      </w:pPr>
+    </w:lvl>
+    <w:lvl w:ilvl="3" w:tentative="1">
+      <w:start w:val="1"/>
+      <w:numFmt w:val="decimal"/>
+      <w:lvlText w:val="%4."/>
+      <w:lvlJc w:val="left"/>
+      <w:pPr>
+        <w:tabs>
+          <w:tab w:val="num" w:pos="2880"/>
+        </w:tabs>
+        <w:ind w:left="2880" w:hanging="360"/>
+      </w:pPr>
+    </w:lvl>
+    <w:lvl w:ilvl="4" w:tentative="1">
+      <w:start w:val="1"/>
+      <w:numFmt w:val="decimal"/>
+      <w:lvlText w:val="%5."/>
+      <w:lvlJc w:val="left"/>
+      <w:pPr>
+        <w:tabs>
+          <w:tab w:val="num" w:pos="3600"/>
+        </w:tabs>
+        <w:ind w:left="3600" w:hanging="360"/>
+      </w:pPr>
+    </w:lvl>
+    <w:lvl w:ilvl="5" w:tentative="1">
+      <w:start w:val="1"/>
+      <w:numFmt w:val="decimal"/>
+      <w:lvlText w:val="%6."/>
+      <w:lvlJc w:val="left"/>
+      <w:pPr>
+        <w:tabs>
+          <w:tab w:val="num" w:pos="4320"/>
+        </w:tabs>
+        <w:ind w:left="4320" w:hanging="360"/>
+      </w:pPr>
+    </w:lvl>
+    <w:lvl w:ilvl="6" w:tentative="1">
+      <w:start w:val="1"/>
+      <w:numFmt w:val="decimal"/>
+      <w:lvlText w:val="%7."/>
+      <w:lvlJc w:val="left"/>
+      <w:pPr>
+        <w:tabs>
+          <w:tab w:val="num" w:pos="5040"/>
+        </w:tabs>
+        <w:ind w:left="5040" w:hanging="360"/>
+      </w:pPr>
+    </w:lvl>
+    <w:lvl w:ilvl="7" w:tentative="1">
+      <w:start w:val="1"/>
+      <w:numFmt w:val="decimal"/>
+      <w:lvlText w:val="%8."/>
+      <w:lvlJc w:val="left"/>
+      <w:pPr>
+        <w:tabs>
+          <w:tab w:val="num" w:pos="5760"/>
+        </w:tabs>
+        <w:ind w:left="5760" w:hanging="360"/>
+      </w:pPr>
+    </w:lvl>
+    <w:lvl w:ilvl="8" w:tentative="1">
+      <w:start w:val="1"/>
+      <w:numFmt w:val="decimal"/>
+      <w:lvlText w:val="%9."/>
+      <w:lvlJc w:val="left"/>
+      <w:pPr>
+        <w:tabs>
+          <w:tab w:val="num" w:pos="6480"/>
+        </w:tabs>
+        <w:ind w:left="6480" w:hanging="360"/>
+      </w:pPr>
+    </w:lvl>
+  </w:abstractNum>
+  <w:abstractNum w:abstractNumId="7" w15:restartNumberingAfterBreak="0">
+    <w:nsid w:val="29071ACB"/>
+    <w:multiLevelType w:val="multilevel"/>
+    <w:tmpl w:val="43127C02"/>
+    <w:lvl w:ilvl="0">
+      <w:start w:val="1"/>
+      <w:numFmt w:val="decimal"/>
+      <w:lvlText w:val="%1."/>
+      <w:lvlJc w:val="left"/>
+      <w:pPr>
+        <w:tabs>
+          <w:tab w:val="num" w:pos="720"/>
+        </w:tabs>
+        <w:ind w:left="720" w:hanging="360"/>
+      </w:pPr>
+    </w:lvl>
+    <w:lvl w:ilvl="1" w:tentative="1">
+      <w:start w:val="1"/>
+      <w:numFmt w:val="decimal"/>
+      <w:lvlText w:val="%2."/>
+      <w:lvlJc w:val="left"/>
+      <w:pPr>
+        <w:tabs>
+          <w:tab w:val="num" w:pos="1440"/>
+        </w:tabs>
+        <w:ind w:left="1440" w:hanging="360"/>
+      </w:pPr>
+    </w:lvl>
+    <w:lvl w:ilvl="2" w:tentative="1">
+      <w:start w:val="1"/>
+      <w:numFmt w:val="decimal"/>
+      <w:lvlText w:val="%3."/>
+      <w:lvlJc w:val="left"/>
+      <w:pPr>
+        <w:tabs>
+          <w:tab w:val="num" w:pos="2160"/>
+        </w:tabs>
+        <w:ind w:left="2160" w:hanging="360"/>
+      </w:pPr>
+    </w:lvl>
+    <w:lvl w:ilvl="3" w:tentative="1">
+      <w:start w:val="1"/>
+      <w:numFmt w:val="decimal"/>
+      <w:lvlText w:val="%4."/>
+      <w:lvlJc w:val="left"/>
+      <w:pPr>
+        <w:tabs>
+          <w:tab w:val="num" w:pos="2880"/>
+        </w:tabs>
+        <w:ind w:left="2880" w:hanging="360"/>
+      </w:pPr>
+    </w:lvl>
+    <w:lvl w:ilvl="4" w:tentative="1">
+      <w:start w:val="1"/>
+      <w:numFmt w:val="decimal"/>
+      <w:lvlText w:val="%5."/>
+      <w:lvlJc w:val="left"/>
+      <w:pPr>
+        <w:tabs>
+          <w:tab w:val="num" w:pos="3600"/>
+        </w:tabs>
+        <w:ind w:left="3600" w:hanging="360"/>
+      </w:pPr>
+    </w:lvl>
+    <w:lvl w:ilvl="5" w:tentative="1">
+      <w:start w:val="1"/>
+      <w:numFmt w:val="decimal"/>
+      <w:lvlText w:val="%6."/>
+      <w:lvlJc w:val="left"/>
+      <w:pPr>
+        <w:tabs>
+          <w:tab w:val="num" w:pos="4320"/>
+        </w:tabs>
+        <w:ind w:left="4320" w:hanging="360"/>
+      </w:pPr>
+    </w:lvl>
+    <w:lvl w:ilvl="6" w:tentative="1">
+      <w:start w:val="1"/>
+      <w:numFmt w:val="decimal"/>
+      <w:lvlText w:val="%7."/>
+      <w:lvlJc w:val="left"/>
+      <w:pPr>
+        <w:tabs>
+          <w:tab w:val="num" w:pos="5040"/>
+        </w:tabs>
+        <w:ind w:left="5040" w:hanging="360"/>
+      </w:pPr>
+    </w:lvl>
+    <w:lvl w:ilvl="7" w:tentative="1">
+      <w:start w:val="1"/>
+      <w:numFmt w:val="decimal"/>
+      <w:lvlText w:val="%8."/>
+      <w:lvlJc w:val="left"/>
+      <w:pPr>
+        <w:tabs>
+          <w:tab w:val="num" w:pos="5760"/>
+        </w:tabs>
+        <w:ind w:left="5760" w:hanging="360"/>
+      </w:pPr>
+    </w:lvl>
+    <w:lvl w:ilvl="8" w:tentative="1">
+      <w:start w:val="1"/>
+      <w:numFmt w:val="decimal"/>
+      <w:lvlText w:val="%9."/>
+      <w:lvlJc w:val="left"/>
+      <w:pPr>
+        <w:tabs>
+          <w:tab w:val="num" w:pos="6480"/>
+        </w:tabs>
+        <w:ind w:left="6480" w:hanging="360"/>
+      </w:pPr>
+    </w:lvl>
+  </w:abstractNum>
+  <w:abstractNum w:abstractNumId="8" w15:restartNumberingAfterBreak="0">
+    <w:nsid w:val="2B534A1F"/>
+    <w:multiLevelType w:val="multilevel"/>
+    <w:tmpl w:val="83585102"/>
     <w:lvl w:ilvl="0">
       <w:start w:val="1"/>
       <w:numFmt w:val="bullet"/>
@@ -7853,10 +9075,10 @@
       </w:rPr>
     </w:lvl>
   </w:abstractNum>
-  <w:abstractNum w:abstractNumId="7" w15:restartNumberingAfterBreak="0">
-    <w:nsid w:val="2EE4225A"/>
+  <w:abstractNum w:abstractNumId="9" w15:restartNumberingAfterBreak="0">
+    <w:nsid w:val="35B64F83"/>
     <w:multiLevelType w:val="multilevel"/>
-    <w:tmpl w:val="402410F0"/>
+    <w:tmpl w:val="4DAC1DEE"/>
     <w:lvl w:ilvl="0">
       <w:start w:val="1"/>
       <w:numFmt w:val="decimal"/>
@@ -7966,10 +9188,10 @@
       </w:pPr>
     </w:lvl>
   </w:abstractNum>
-  <w:abstractNum w:abstractNumId="8" w15:restartNumberingAfterBreak="0">
-    <w:nsid w:val="3C930968"/>
+  <w:abstractNum w:abstractNumId="10" w15:restartNumberingAfterBreak="0">
+    <w:nsid w:val="36522989"/>
     <w:multiLevelType w:val="multilevel"/>
-    <w:tmpl w:val="1B6EBE18"/>
+    <w:tmpl w:val="352683C4"/>
     <w:lvl w:ilvl="0">
       <w:start w:val="1"/>
       <w:numFmt w:val="decimal"/>
@@ -8079,10 +9301,236 @@
       </w:pPr>
     </w:lvl>
   </w:abstractNum>
-  <w:abstractNum w:abstractNumId="9" w15:restartNumberingAfterBreak="0">
-    <w:nsid w:val="56C80F49"/>
+  <w:abstractNum w:abstractNumId="11" w15:restartNumberingAfterBreak="0">
+    <w:nsid w:val="3AFA462D"/>
     <w:multiLevelType w:val="multilevel"/>
-    <w:tmpl w:val="4F4CA6CE"/>
+    <w:tmpl w:val="E56A9DE0"/>
+    <w:lvl w:ilvl="0">
+      <w:start w:val="1"/>
+      <w:numFmt w:val="decimal"/>
+      <w:lvlText w:val="%1."/>
+      <w:lvlJc w:val="left"/>
+      <w:pPr>
+        <w:tabs>
+          <w:tab w:val="num" w:pos="720"/>
+        </w:tabs>
+        <w:ind w:left="720" w:hanging="360"/>
+      </w:pPr>
+    </w:lvl>
+    <w:lvl w:ilvl="1" w:tentative="1">
+      <w:start w:val="1"/>
+      <w:numFmt w:val="decimal"/>
+      <w:lvlText w:val="%2."/>
+      <w:lvlJc w:val="left"/>
+      <w:pPr>
+        <w:tabs>
+          <w:tab w:val="num" w:pos="1440"/>
+        </w:tabs>
+        <w:ind w:left="1440" w:hanging="360"/>
+      </w:pPr>
+    </w:lvl>
+    <w:lvl w:ilvl="2" w:tentative="1">
+      <w:start w:val="1"/>
+      <w:numFmt w:val="decimal"/>
+      <w:lvlText w:val="%3."/>
+      <w:lvlJc w:val="left"/>
+      <w:pPr>
+        <w:tabs>
+          <w:tab w:val="num" w:pos="2160"/>
+        </w:tabs>
+        <w:ind w:left="2160" w:hanging="360"/>
+      </w:pPr>
+    </w:lvl>
+    <w:lvl w:ilvl="3" w:tentative="1">
+      <w:start w:val="1"/>
+      <w:numFmt w:val="decimal"/>
+      <w:lvlText w:val="%4."/>
+      <w:lvlJc w:val="left"/>
+      <w:pPr>
+        <w:tabs>
+          <w:tab w:val="num" w:pos="2880"/>
+        </w:tabs>
+        <w:ind w:left="2880" w:hanging="360"/>
+      </w:pPr>
+    </w:lvl>
+    <w:lvl w:ilvl="4" w:tentative="1">
+      <w:start w:val="1"/>
+      <w:numFmt w:val="decimal"/>
+      <w:lvlText w:val="%5."/>
+      <w:lvlJc w:val="left"/>
+      <w:pPr>
+        <w:tabs>
+          <w:tab w:val="num" w:pos="3600"/>
+        </w:tabs>
+        <w:ind w:left="3600" w:hanging="360"/>
+      </w:pPr>
+    </w:lvl>
+    <w:lvl w:ilvl="5" w:tentative="1">
+      <w:start w:val="1"/>
+      <w:numFmt w:val="decimal"/>
+      <w:lvlText w:val="%6."/>
+      <w:lvlJc w:val="left"/>
+      <w:pPr>
+        <w:tabs>
+          <w:tab w:val="num" w:pos="4320"/>
+        </w:tabs>
+        <w:ind w:left="4320" w:hanging="360"/>
+      </w:pPr>
+    </w:lvl>
+    <w:lvl w:ilvl="6" w:tentative="1">
+      <w:start w:val="1"/>
+      <w:numFmt w:val="decimal"/>
+      <w:lvlText w:val="%7."/>
+      <w:lvlJc w:val="left"/>
+      <w:pPr>
+        <w:tabs>
+          <w:tab w:val="num" w:pos="5040"/>
+        </w:tabs>
+        <w:ind w:left="5040" w:hanging="360"/>
+      </w:pPr>
+    </w:lvl>
+    <w:lvl w:ilvl="7" w:tentative="1">
+      <w:start w:val="1"/>
+      <w:numFmt w:val="decimal"/>
+      <w:lvlText w:val="%8."/>
+      <w:lvlJc w:val="left"/>
+      <w:pPr>
+        <w:tabs>
+          <w:tab w:val="num" w:pos="5760"/>
+        </w:tabs>
+        <w:ind w:left="5760" w:hanging="360"/>
+      </w:pPr>
+    </w:lvl>
+    <w:lvl w:ilvl="8" w:tentative="1">
+      <w:start w:val="1"/>
+      <w:numFmt w:val="decimal"/>
+      <w:lvlText w:val="%9."/>
+      <w:lvlJc w:val="left"/>
+      <w:pPr>
+        <w:tabs>
+          <w:tab w:val="num" w:pos="6480"/>
+        </w:tabs>
+        <w:ind w:left="6480" w:hanging="360"/>
+      </w:pPr>
+    </w:lvl>
+  </w:abstractNum>
+  <w:abstractNum w:abstractNumId="12" w15:restartNumberingAfterBreak="0">
+    <w:nsid w:val="3B781A01"/>
+    <w:multiLevelType w:val="multilevel"/>
+    <w:tmpl w:val="ABC677E2"/>
+    <w:lvl w:ilvl="0">
+      <w:start w:val="1"/>
+      <w:numFmt w:val="decimal"/>
+      <w:lvlText w:val="%1."/>
+      <w:lvlJc w:val="left"/>
+      <w:pPr>
+        <w:tabs>
+          <w:tab w:val="num" w:pos="720"/>
+        </w:tabs>
+        <w:ind w:left="720" w:hanging="360"/>
+      </w:pPr>
+    </w:lvl>
+    <w:lvl w:ilvl="1" w:tentative="1">
+      <w:start w:val="1"/>
+      <w:numFmt w:val="decimal"/>
+      <w:lvlText w:val="%2."/>
+      <w:lvlJc w:val="left"/>
+      <w:pPr>
+        <w:tabs>
+          <w:tab w:val="num" w:pos="1440"/>
+        </w:tabs>
+        <w:ind w:left="1440" w:hanging="360"/>
+      </w:pPr>
+    </w:lvl>
+    <w:lvl w:ilvl="2" w:tentative="1">
+      <w:start w:val="1"/>
+      <w:numFmt w:val="decimal"/>
+      <w:lvlText w:val="%3."/>
+      <w:lvlJc w:val="left"/>
+      <w:pPr>
+        <w:tabs>
+          <w:tab w:val="num" w:pos="2160"/>
+        </w:tabs>
+        <w:ind w:left="2160" w:hanging="360"/>
+      </w:pPr>
+    </w:lvl>
+    <w:lvl w:ilvl="3" w:tentative="1">
+      <w:start w:val="1"/>
+      <w:numFmt w:val="decimal"/>
+      <w:lvlText w:val="%4."/>
+      <w:lvlJc w:val="left"/>
+      <w:pPr>
+        <w:tabs>
+          <w:tab w:val="num" w:pos="2880"/>
+        </w:tabs>
+        <w:ind w:left="2880" w:hanging="360"/>
+      </w:pPr>
+    </w:lvl>
+    <w:lvl w:ilvl="4" w:tentative="1">
+      <w:start w:val="1"/>
+      <w:numFmt w:val="decimal"/>
+      <w:lvlText w:val="%5."/>
+      <w:lvlJc w:val="left"/>
+      <w:pPr>
+        <w:tabs>
+          <w:tab w:val="num" w:pos="3600"/>
+        </w:tabs>
+        <w:ind w:left="3600" w:hanging="360"/>
+      </w:pPr>
+    </w:lvl>
+    <w:lvl w:ilvl="5" w:tentative="1">
+      <w:start w:val="1"/>
+      <w:numFmt w:val="decimal"/>
+      <w:lvlText w:val="%6."/>
+      <w:lvlJc w:val="left"/>
+      <w:pPr>
+        <w:tabs>
+          <w:tab w:val="num" w:pos="4320"/>
+        </w:tabs>
+        <w:ind w:left="4320" w:hanging="360"/>
+      </w:pPr>
+    </w:lvl>
+    <w:lvl w:ilvl="6" w:tentative="1">
+      <w:start w:val="1"/>
+      <w:numFmt w:val="decimal"/>
+      <w:lvlText w:val="%7."/>
+      <w:lvlJc w:val="left"/>
+      <w:pPr>
+        <w:tabs>
+          <w:tab w:val="num" w:pos="5040"/>
+        </w:tabs>
+        <w:ind w:left="5040" w:hanging="360"/>
+      </w:pPr>
+    </w:lvl>
+    <w:lvl w:ilvl="7" w:tentative="1">
+      <w:start w:val="1"/>
+      <w:numFmt w:val="decimal"/>
+      <w:lvlText w:val="%8."/>
+      <w:lvlJc w:val="left"/>
+      <w:pPr>
+        <w:tabs>
+          <w:tab w:val="num" w:pos="5760"/>
+        </w:tabs>
+        <w:ind w:left="5760" w:hanging="360"/>
+      </w:pPr>
+    </w:lvl>
+    <w:lvl w:ilvl="8" w:tentative="1">
+      <w:start w:val="1"/>
+      <w:numFmt w:val="decimal"/>
+      <w:lvlText w:val="%9."/>
+      <w:lvlJc w:val="left"/>
+      <w:pPr>
+        <w:tabs>
+          <w:tab w:val="num" w:pos="6480"/>
+        </w:tabs>
+        <w:ind w:left="6480" w:hanging="360"/>
+      </w:pPr>
+    </w:lvl>
+  </w:abstractNum>
+  <w:abstractNum w:abstractNumId="13" w15:restartNumberingAfterBreak="0">
+    <w:nsid w:val="41C67CF2"/>
+    <w:multiLevelType w:val="multilevel"/>
+    <w:tmpl w:val="341A5868"/>
     <w:lvl w:ilvl="0">
       <w:start w:val="1"/>
       <w:numFmt w:val="bullet"/>
@@ -8228,236 +9676,10 @@
       </w:rPr>
     </w:lvl>
   </w:abstractNum>
-  <w:abstractNum w:abstractNumId="10" w15:restartNumberingAfterBreak="0">
-    <w:nsid w:val="585918CE"/>
+  <w:abstractNum w:abstractNumId="14" w15:restartNumberingAfterBreak="0">
+    <w:nsid w:val="4E4A3197"/>
     <w:multiLevelType w:val="multilevel"/>
-    <w:tmpl w:val="ABD0FFF0"/>
-    <w:lvl w:ilvl="0">
-      <w:start w:val="1"/>
-      <w:numFmt w:val="decimal"/>
-      <w:lvlText w:val="%1."/>
-      <w:lvlJc w:val="left"/>
-      <w:pPr>
-        <w:tabs>
-          <w:tab w:val="num" w:pos="720"/>
-        </w:tabs>
-        <w:ind w:left="720" w:hanging="360"/>
-      </w:pPr>
-    </w:lvl>
-    <w:lvl w:ilvl="1" w:tentative="1">
-      <w:start w:val="1"/>
-      <w:numFmt w:val="decimal"/>
-      <w:lvlText w:val="%2."/>
-      <w:lvlJc w:val="left"/>
-      <w:pPr>
-        <w:tabs>
-          <w:tab w:val="num" w:pos="1440"/>
-        </w:tabs>
-        <w:ind w:left="1440" w:hanging="360"/>
-      </w:pPr>
-    </w:lvl>
-    <w:lvl w:ilvl="2" w:tentative="1">
-      <w:start w:val="1"/>
-      <w:numFmt w:val="decimal"/>
-      <w:lvlText w:val="%3."/>
-      <w:lvlJc w:val="left"/>
-      <w:pPr>
-        <w:tabs>
-          <w:tab w:val="num" w:pos="2160"/>
-        </w:tabs>
-        <w:ind w:left="2160" w:hanging="360"/>
-      </w:pPr>
-    </w:lvl>
-    <w:lvl w:ilvl="3" w:tentative="1">
-      <w:start w:val="1"/>
-      <w:numFmt w:val="decimal"/>
-      <w:lvlText w:val="%4."/>
-      <w:lvlJc w:val="left"/>
-      <w:pPr>
-        <w:tabs>
-          <w:tab w:val="num" w:pos="2880"/>
-        </w:tabs>
-        <w:ind w:left="2880" w:hanging="360"/>
-      </w:pPr>
-    </w:lvl>
-    <w:lvl w:ilvl="4" w:tentative="1">
-      <w:start w:val="1"/>
-      <w:numFmt w:val="decimal"/>
-      <w:lvlText w:val="%5."/>
-      <w:lvlJc w:val="left"/>
-      <w:pPr>
-        <w:tabs>
-          <w:tab w:val="num" w:pos="3600"/>
-        </w:tabs>
-        <w:ind w:left="3600" w:hanging="360"/>
-      </w:pPr>
-    </w:lvl>
-    <w:lvl w:ilvl="5" w:tentative="1">
-      <w:start w:val="1"/>
-      <w:numFmt w:val="decimal"/>
-      <w:lvlText w:val="%6."/>
-      <w:lvlJc w:val="left"/>
-      <w:pPr>
-        <w:tabs>
-          <w:tab w:val="num" w:pos="4320"/>
-        </w:tabs>
-        <w:ind w:left="4320" w:hanging="360"/>
-      </w:pPr>
-    </w:lvl>
-    <w:lvl w:ilvl="6" w:tentative="1">
-      <w:start w:val="1"/>
-      <w:numFmt w:val="decimal"/>
-      <w:lvlText w:val="%7."/>
-      <w:lvlJc w:val="left"/>
-      <w:pPr>
-        <w:tabs>
-          <w:tab w:val="num" w:pos="5040"/>
-        </w:tabs>
-        <w:ind w:left="5040" w:hanging="360"/>
-      </w:pPr>
-    </w:lvl>
-    <w:lvl w:ilvl="7" w:tentative="1">
-      <w:start w:val="1"/>
-      <w:numFmt w:val="decimal"/>
-      <w:lvlText w:val="%8."/>
-      <w:lvlJc w:val="left"/>
-      <w:pPr>
-        <w:tabs>
-          <w:tab w:val="num" w:pos="5760"/>
-        </w:tabs>
-        <w:ind w:left="5760" w:hanging="360"/>
-      </w:pPr>
-    </w:lvl>
-    <w:lvl w:ilvl="8" w:tentative="1">
-      <w:start w:val="1"/>
-      <w:numFmt w:val="decimal"/>
-      <w:lvlText w:val="%9."/>
-      <w:lvlJc w:val="left"/>
-      <w:pPr>
-        <w:tabs>
-          <w:tab w:val="num" w:pos="6480"/>
-        </w:tabs>
-        <w:ind w:left="6480" w:hanging="360"/>
-      </w:pPr>
-    </w:lvl>
-  </w:abstractNum>
-  <w:abstractNum w:abstractNumId="11" w15:restartNumberingAfterBreak="0">
-    <w:nsid w:val="59706EED"/>
-    <w:multiLevelType w:val="multilevel"/>
-    <w:tmpl w:val="933E50B8"/>
-    <w:lvl w:ilvl="0">
-      <w:start w:val="1"/>
-      <w:numFmt w:val="decimal"/>
-      <w:lvlText w:val="%1."/>
-      <w:lvlJc w:val="left"/>
-      <w:pPr>
-        <w:tabs>
-          <w:tab w:val="num" w:pos="720"/>
-        </w:tabs>
-        <w:ind w:left="720" w:hanging="360"/>
-      </w:pPr>
-    </w:lvl>
-    <w:lvl w:ilvl="1" w:tentative="1">
-      <w:start w:val="1"/>
-      <w:numFmt w:val="decimal"/>
-      <w:lvlText w:val="%2."/>
-      <w:lvlJc w:val="left"/>
-      <w:pPr>
-        <w:tabs>
-          <w:tab w:val="num" w:pos="1440"/>
-        </w:tabs>
-        <w:ind w:left="1440" w:hanging="360"/>
-      </w:pPr>
-    </w:lvl>
-    <w:lvl w:ilvl="2" w:tentative="1">
-      <w:start w:val="1"/>
-      <w:numFmt w:val="decimal"/>
-      <w:lvlText w:val="%3."/>
-      <w:lvlJc w:val="left"/>
-      <w:pPr>
-        <w:tabs>
-          <w:tab w:val="num" w:pos="2160"/>
-        </w:tabs>
-        <w:ind w:left="2160" w:hanging="360"/>
-      </w:pPr>
-    </w:lvl>
-    <w:lvl w:ilvl="3" w:tentative="1">
-      <w:start w:val="1"/>
-      <w:numFmt w:val="decimal"/>
-      <w:lvlText w:val="%4."/>
-      <w:lvlJc w:val="left"/>
-      <w:pPr>
-        <w:tabs>
-          <w:tab w:val="num" w:pos="2880"/>
-        </w:tabs>
-        <w:ind w:left="2880" w:hanging="360"/>
-      </w:pPr>
-    </w:lvl>
-    <w:lvl w:ilvl="4" w:tentative="1">
-      <w:start w:val="1"/>
-      <w:numFmt w:val="decimal"/>
-      <w:lvlText w:val="%5."/>
-      <w:lvlJc w:val="left"/>
-      <w:pPr>
-        <w:tabs>
-          <w:tab w:val="num" w:pos="3600"/>
-        </w:tabs>
-        <w:ind w:left="3600" w:hanging="360"/>
-      </w:pPr>
-    </w:lvl>
-    <w:lvl w:ilvl="5" w:tentative="1">
-      <w:start w:val="1"/>
-      <w:numFmt w:val="decimal"/>
-      <w:lvlText w:val="%6."/>
-      <w:lvlJc w:val="left"/>
-      <w:pPr>
-        <w:tabs>
-          <w:tab w:val="num" w:pos="4320"/>
-        </w:tabs>
-        <w:ind w:left="4320" w:hanging="360"/>
-      </w:pPr>
-    </w:lvl>
-    <w:lvl w:ilvl="6" w:tentative="1">
-      <w:start w:val="1"/>
-      <w:numFmt w:val="decimal"/>
-      <w:lvlText w:val="%7."/>
-      <w:lvlJc w:val="left"/>
-      <w:pPr>
-        <w:tabs>
-          <w:tab w:val="num" w:pos="5040"/>
-        </w:tabs>
-        <w:ind w:left="5040" w:hanging="360"/>
-      </w:pPr>
-    </w:lvl>
-    <w:lvl w:ilvl="7" w:tentative="1">
-      <w:start w:val="1"/>
-      <w:numFmt w:val="decimal"/>
-      <w:lvlText w:val="%8."/>
-      <w:lvlJc w:val="left"/>
-      <w:pPr>
-        <w:tabs>
-          <w:tab w:val="num" w:pos="5760"/>
-        </w:tabs>
-        <w:ind w:left="5760" w:hanging="360"/>
-      </w:pPr>
-    </w:lvl>
-    <w:lvl w:ilvl="8" w:tentative="1">
-      <w:start w:val="1"/>
-      <w:numFmt w:val="decimal"/>
-      <w:lvlText w:val="%9."/>
-      <w:lvlJc w:val="left"/>
-      <w:pPr>
-        <w:tabs>
-          <w:tab w:val="num" w:pos="6480"/>
-        </w:tabs>
-        <w:ind w:left="6480" w:hanging="360"/>
-      </w:pPr>
-    </w:lvl>
-  </w:abstractNum>
-  <w:abstractNum w:abstractNumId="12" w15:restartNumberingAfterBreak="0">
-    <w:nsid w:val="682E0846"/>
-    <w:multiLevelType w:val="multilevel"/>
-    <w:tmpl w:val="265E509E"/>
+    <w:tmpl w:val="4D2C0B3E"/>
     <w:lvl w:ilvl="0">
       <w:start w:val="1"/>
       <w:numFmt w:val="bullet"/>
@@ -8603,10 +9825,236 @@
       </w:rPr>
     </w:lvl>
   </w:abstractNum>
-  <w:abstractNum w:abstractNumId="13" w15:restartNumberingAfterBreak="0">
-    <w:nsid w:val="68C5131F"/>
+  <w:abstractNum w:abstractNumId="15" w15:restartNumberingAfterBreak="0">
+    <w:nsid w:val="58A152EC"/>
     <w:multiLevelType w:val="multilevel"/>
-    <w:tmpl w:val="60FE7E2E"/>
+    <w:tmpl w:val="FC74B74E"/>
+    <w:lvl w:ilvl="0">
+      <w:start w:val="1"/>
+      <w:numFmt w:val="decimal"/>
+      <w:lvlText w:val="%1."/>
+      <w:lvlJc w:val="left"/>
+      <w:pPr>
+        <w:tabs>
+          <w:tab w:val="num" w:pos="720"/>
+        </w:tabs>
+        <w:ind w:left="720" w:hanging="360"/>
+      </w:pPr>
+    </w:lvl>
+    <w:lvl w:ilvl="1" w:tentative="1">
+      <w:start w:val="1"/>
+      <w:numFmt w:val="decimal"/>
+      <w:lvlText w:val="%2."/>
+      <w:lvlJc w:val="left"/>
+      <w:pPr>
+        <w:tabs>
+          <w:tab w:val="num" w:pos="1440"/>
+        </w:tabs>
+        <w:ind w:left="1440" w:hanging="360"/>
+      </w:pPr>
+    </w:lvl>
+    <w:lvl w:ilvl="2" w:tentative="1">
+      <w:start w:val="1"/>
+      <w:numFmt w:val="decimal"/>
+      <w:lvlText w:val="%3."/>
+      <w:lvlJc w:val="left"/>
+      <w:pPr>
+        <w:tabs>
+          <w:tab w:val="num" w:pos="2160"/>
+        </w:tabs>
+        <w:ind w:left="2160" w:hanging="360"/>
+      </w:pPr>
+    </w:lvl>
+    <w:lvl w:ilvl="3" w:tentative="1">
+      <w:start w:val="1"/>
+      <w:numFmt w:val="decimal"/>
+      <w:lvlText w:val="%4."/>
+      <w:lvlJc w:val="left"/>
+      <w:pPr>
+        <w:tabs>
+          <w:tab w:val="num" w:pos="2880"/>
+        </w:tabs>
+        <w:ind w:left="2880" w:hanging="360"/>
+      </w:pPr>
+    </w:lvl>
+    <w:lvl w:ilvl="4" w:tentative="1">
+      <w:start w:val="1"/>
+      <w:numFmt w:val="decimal"/>
+      <w:lvlText w:val="%5."/>
+      <w:lvlJc w:val="left"/>
+      <w:pPr>
+        <w:tabs>
+          <w:tab w:val="num" w:pos="3600"/>
+        </w:tabs>
+        <w:ind w:left="3600" w:hanging="360"/>
+      </w:pPr>
+    </w:lvl>
+    <w:lvl w:ilvl="5" w:tentative="1">
+      <w:start w:val="1"/>
+      <w:numFmt w:val="decimal"/>
+      <w:lvlText w:val="%6."/>
+      <w:lvlJc w:val="left"/>
+      <w:pPr>
+        <w:tabs>
+          <w:tab w:val="num" w:pos="4320"/>
+        </w:tabs>
+        <w:ind w:left="4320" w:hanging="360"/>
+      </w:pPr>
+    </w:lvl>
+    <w:lvl w:ilvl="6" w:tentative="1">
+      <w:start w:val="1"/>
+      <w:numFmt w:val="decimal"/>
+      <w:lvlText w:val="%7."/>
+      <w:lvlJc w:val="left"/>
+      <w:pPr>
+        <w:tabs>
+          <w:tab w:val="num" w:pos="5040"/>
+        </w:tabs>
+        <w:ind w:left="5040" w:hanging="360"/>
+      </w:pPr>
+    </w:lvl>
+    <w:lvl w:ilvl="7" w:tentative="1">
+      <w:start w:val="1"/>
+      <w:numFmt w:val="decimal"/>
+      <w:lvlText w:val="%8."/>
+      <w:lvlJc w:val="left"/>
+      <w:pPr>
+        <w:tabs>
+          <w:tab w:val="num" w:pos="5760"/>
+        </w:tabs>
+        <w:ind w:left="5760" w:hanging="360"/>
+      </w:pPr>
+    </w:lvl>
+    <w:lvl w:ilvl="8" w:tentative="1">
+      <w:start w:val="1"/>
+      <w:numFmt w:val="decimal"/>
+      <w:lvlText w:val="%9."/>
+      <w:lvlJc w:val="left"/>
+      <w:pPr>
+        <w:tabs>
+          <w:tab w:val="num" w:pos="6480"/>
+        </w:tabs>
+        <w:ind w:left="6480" w:hanging="360"/>
+      </w:pPr>
+    </w:lvl>
+  </w:abstractNum>
+  <w:abstractNum w:abstractNumId="16" w15:restartNumberingAfterBreak="0">
+    <w:nsid w:val="59AA2026"/>
+    <w:multiLevelType w:val="multilevel"/>
+    <w:tmpl w:val="2CEA7688"/>
+    <w:lvl w:ilvl="0">
+      <w:start w:val="1"/>
+      <w:numFmt w:val="decimal"/>
+      <w:lvlText w:val="%1."/>
+      <w:lvlJc w:val="left"/>
+      <w:pPr>
+        <w:tabs>
+          <w:tab w:val="num" w:pos="720"/>
+        </w:tabs>
+        <w:ind w:left="720" w:hanging="360"/>
+      </w:pPr>
+    </w:lvl>
+    <w:lvl w:ilvl="1" w:tentative="1">
+      <w:start w:val="1"/>
+      <w:numFmt w:val="decimal"/>
+      <w:lvlText w:val="%2."/>
+      <w:lvlJc w:val="left"/>
+      <w:pPr>
+        <w:tabs>
+          <w:tab w:val="num" w:pos="1440"/>
+        </w:tabs>
+        <w:ind w:left="1440" w:hanging="360"/>
+      </w:pPr>
+    </w:lvl>
+    <w:lvl w:ilvl="2" w:tentative="1">
+      <w:start w:val="1"/>
+      <w:numFmt w:val="decimal"/>
+      <w:lvlText w:val="%3."/>
+      <w:lvlJc w:val="left"/>
+      <w:pPr>
+        <w:tabs>
+          <w:tab w:val="num" w:pos="2160"/>
+        </w:tabs>
+        <w:ind w:left="2160" w:hanging="360"/>
+      </w:pPr>
+    </w:lvl>
+    <w:lvl w:ilvl="3" w:tentative="1">
+      <w:start w:val="1"/>
+      <w:numFmt w:val="decimal"/>
+      <w:lvlText w:val="%4."/>
+      <w:lvlJc w:val="left"/>
+      <w:pPr>
+        <w:tabs>
+          <w:tab w:val="num" w:pos="2880"/>
+        </w:tabs>
+        <w:ind w:left="2880" w:hanging="360"/>
+      </w:pPr>
+    </w:lvl>
+    <w:lvl w:ilvl="4" w:tentative="1">
+      <w:start w:val="1"/>
+      <w:numFmt w:val="decimal"/>
+      <w:lvlText w:val="%5."/>
+      <w:lvlJc w:val="left"/>
+      <w:pPr>
+        <w:tabs>
+          <w:tab w:val="num" w:pos="3600"/>
+        </w:tabs>
+        <w:ind w:left="3600" w:hanging="360"/>
+      </w:pPr>
+    </w:lvl>
+    <w:lvl w:ilvl="5" w:tentative="1">
+      <w:start w:val="1"/>
+      <w:numFmt w:val="decimal"/>
+      <w:lvlText w:val="%6."/>
+      <w:lvlJc w:val="left"/>
+      <w:pPr>
+        <w:tabs>
+          <w:tab w:val="num" w:pos="4320"/>
+        </w:tabs>
+        <w:ind w:left="4320" w:hanging="360"/>
+      </w:pPr>
+    </w:lvl>
+    <w:lvl w:ilvl="6" w:tentative="1">
+      <w:start w:val="1"/>
+      <w:numFmt w:val="decimal"/>
+      <w:lvlText w:val="%7."/>
+      <w:lvlJc w:val="left"/>
+      <w:pPr>
+        <w:tabs>
+          <w:tab w:val="num" w:pos="5040"/>
+        </w:tabs>
+        <w:ind w:left="5040" w:hanging="360"/>
+      </w:pPr>
+    </w:lvl>
+    <w:lvl w:ilvl="7" w:tentative="1">
+      <w:start w:val="1"/>
+      <w:numFmt w:val="decimal"/>
+      <w:lvlText w:val="%8."/>
+      <w:lvlJc w:val="left"/>
+      <w:pPr>
+        <w:tabs>
+          <w:tab w:val="num" w:pos="5760"/>
+        </w:tabs>
+        <w:ind w:left="5760" w:hanging="360"/>
+      </w:pPr>
+    </w:lvl>
+    <w:lvl w:ilvl="8" w:tentative="1">
+      <w:start w:val="1"/>
+      <w:numFmt w:val="decimal"/>
+      <w:lvlText w:val="%9."/>
+      <w:lvlJc w:val="left"/>
+      <w:pPr>
+        <w:tabs>
+          <w:tab w:val="num" w:pos="6480"/>
+        </w:tabs>
+        <w:ind w:left="6480" w:hanging="360"/>
+      </w:pPr>
+    </w:lvl>
+  </w:abstractNum>
+  <w:abstractNum w:abstractNumId="17" w15:restartNumberingAfterBreak="0">
+    <w:nsid w:val="5AAC4C14"/>
+    <w:multiLevelType w:val="multilevel"/>
+    <w:tmpl w:val="C57A759A"/>
     <w:lvl w:ilvl="0">
       <w:start w:val="1"/>
       <w:numFmt w:val="bullet"/>
@@ -8752,14 +10200,14 @@
       </w:rPr>
     </w:lvl>
   </w:abstractNum>
-  <w:abstractNum w:abstractNumId="14" w15:restartNumberingAfterBreak="0">
-    <w:nsid w:val="6C84439E"/>
+  <w:abstractNum w:abstractNumId="18" w15:restartNumberingAfterBreak="0">
+    <w:nsid w:val="62B91924"/>
     <w:multiLevelType w:val="multilevel"/>
-    <w:tmpl w:val="9E768162"/>
+    <w:tmpl w:val="5E38F778"/>
     <w:lvl w:ilvl="0">
       <w:start w:val="1"/>
-      <w:numFmt w:val="decimal"/>
-      <w:lvlText w:val="%1."/>
+      <w:numFmt w:val="bullet"/>
+      <w:lvlText w:val=""/>
       <w:lvlJc w:val="left"/>
       <w:pPr>
         <w:tabs>
@@ -8767,8 +10215,12 @@
         </w:tabs>
         <w:ind w:left="720" w:hanging="360"/>
       </w:pPr>
-    </w:lvl>
-    <w:lvl w:ilvl="1">
+      <w:rPr>
+        <w:rFonts w:ascii="Symbol" w:hAnsi="Symbol" w:hint="default"/>
+        <w:sz w:val="20"/>
+      </w:rPr>
+    </w:lvl>
+    <w:lvl w:ilvl="1" w:tentative="1">
       <w:start w:val="1"/>
       <w:numFmt w:val="bullet"/>
       <w:lvlText w:val="o"/>
@@ -8786,6 +10238,151 @@
     </w:lvl>
     <w:lvl w:ilvl="2" w:tentative="1">
       <w:start w:val="1"/>
+      <w:numFmt w:val="bullet"/>
+      <w:lvlText w:val=""/>
+      <w:lvlJc w:val="left"/>
+      <w:pPr>
+        <w:tabs>
+          <w:tab w:val="num" w:pos="2160"/>
+        </w:tabs>
+        <w:ind w:left="2160" w:hanging="360"/>
+      </w:pPr>
+      <w:rPr>
+        <w:rFonts w:ascii="Wingdings" w:hAnsi="Wingdings" w:hint="default"/>
+        <w:sz w:val="20"/>
+      </w:rPr>
+    </w:lvl>
+    <w:lvl w:ilvl="3" w:tentative="1">
+      <w:start w:val="1"/>
+      <w:numFmt w:val="bullet"/>
+      <w:lvlText w:val=""/>
+      <w:lvlJc w:val="left"/>
+      <w:pPr>
+        <w:tabs>
+          <w:tab w:val="num" w:pos="2880"/>
+        </w:tabs>
+        <w:ind w:left="2880" w:hanging="360"/>
+      </w:pPr>
+      <w:rPr>
+        <w:rFonts w:ascii="Wingdings" w:hAnsi="Wingdings" w:hint="default"/>
+        <w:sz w:val="20"/>
+      </w:rPr>
+    </w:lvl>
+    <w:lvl w:ilvl="4" w:tentative="1">
+      <w:start w:val="1"/>
+      <w:numFmt w:val="bullet"/>
+      <w:lvlText w:val=""/>
+      <w:lvlJc w:val="left"/>
+      <w:pPr>
+        <w:tabs>
+          <w:tab w:val="num" w:pos="3600"/>
+        </w:tabs>
+        <w:ind w:left="3600" w:hanging="360"/>
+      </w:pPr>
+      <w:rPr>
+        <w:rFonts w:ascii="Wingdings" w:hAnsi="Wingdings" w:hint="default"/>
+        <w:sz w:val="20"/>
+      </w:rPr>
+    </w:lvl>
+    <w:lvl w:ilvl="5" w:tentative="1">
+      <w:start w:val="1"/>
+      <w:numFmt w:val="bullet"/>
+      <w:lvlText w:val=""/>
+      <w:lvlJc w:val="left"/>
+      <w:pPr>
+        <w:tabs>
+          <w:tab w:val="num" w:pos="4320"/>
+        </w:tabs>
+        <w:ind w:left="4320" w:hanging="360"/>
+      </w:pPr>
+      <w:rPr>
+        <w:rFonts w:ascii="Wingdings" w:hAnsi="Wingdings" w:hint="default"/>
+        <w:sz w:val="20"/>
+      </w:rPr>
+    </w:lvl>
+    <w:lvl w:ilvl="6" w:tentative="1">
+      <w:start w:val="1"/>
+      <w:numFmt w:val="bullet"/>
+      <w:lvlText w:val=""/>
+      <w:lvlJc w:val="left"/>
+      <w:pPr>
+        <w:tabs>
+          <w:tab w:val="num" w:pos="5040"/>
+        </w:tabs>
+        <w:ind w:left="5040" w:hanging="360"/>
+      </w:pPr>
+      <w:rPr>
+        <w:rFonts w:ascii="Wingdings" w:hAnsi="Wingdings" w:hint="default"/>
+        <w:sz w:val="20"/>
+      </w:rPr>
+    </w:lvl>
+    <w:lvl w:ilvl="7" w:tentative="1">
+      <w:start w:val="1"/>
+      <w:numFmt w:val="bullet"/>
+      <w:lvlText w:val=""/>
+      <w:lvlJc w:val="left"/>
+      <w:pPr>
+        <w:tabs>
+          <w:tab w:val="num" w:pos="5760"/>
+        </w:tabs>
+        <w:ind w:left="5760" w:hanging="360"/>
+      </w:pPr>
+      <w:rPr>
+        <w:rFonts w:ascii="Wingdings" w:hAnsi="Wingdings" w:hint="default"/>
+        <w:sz w:val="20"/>
+      </w:rPr>
+    </w:lvl>
+    <w:lvl w:ilvl="8" w:tentative="1">
+      <w:start w:val="1"/>
+      <w:numFmt w:val="bullet"/>
+      <w:lvlText w:val=""/>
+      <w:lvlJc w:val="left"/>
+      <w:pPr>
+        <w:tabs>
+          <w:tab w:val="num" w:pos="6480"/>
+        </w:tabs>
+        <w:ind w:left="6480" w:hanging="360"/>
+      </w:pPr>
+      <w:rPr>
+        <w:rFonts w:ascii="Wingdings" w:hAnsi="Wingdings" w:hint="default"/>
+        <w:sz w:val="20"/>
+      </w:rPr>
+    </w:lvl>
+  </w:abstractNum>
+  <w:abstractNum w:abstractNumId="19" w15:restartNumberingAfterBreak="0">
+    <w:nsid w:val="7BAC3E75"/>
+    <w:multiLevelType w:val="multilevel"/>
+    <w:tmpl w:val="BEBCD31C"/>
+    <w:lvl w:ilvl="0">
+      <w:start w:val="1"/>
+      <w:numFmt w:val="decimal"/>
+      <w:lvlText w:val="%1."/>
+      <w:lvlJc w:val="left"/>
+      <w:pPr>
+        <w:tabs>
+          <w:tab w:val="num" w:pos="720"/>
+        </w:tabs>
+        <w:ind w:left="720" w:hanging="360"/>
+      </w:pPr>
+    </w:lvl>
+    <w:lvl w:ilvl="1">
+      <w:start w:val="1"/>
+      <w:numFmt w:val="bullet"/>
+      <w:lvlText w:val="o"/>
+      <w:lvlJc w:val="left"/>
+      <w:pPr>
+        <w:tabs>
+          <w:tab w:val="num" w:pos="1440"/>
+        </w:tabs>
+        <w:ind w:left="1440" w:hanging="360"/>
+      </w:pPr>
+      <w:rPr>
+        <w:rFonts w:ascii="Courier New" w:hAnsi="Courier New" w:hint="default"/>
+        <w:sz w:val="20"/>
+      </w:rPr>
+    </w:lvl>
+    <w:lvl w:ilvl="2" w:tentative="1">
+      <w:start w:val="1"/>
       <w:numFmt w:val="decimal"/>
       <w:lvlText w:val="%3."/>
       <w:lvlJc w:val="left"/>
@@ -8869,282 +10466,65 @@
       </w:pPr>
     </w:lvl>
   </w:abstractNum>
-  <w:abstractNum w:abstractNumId="15" w15:restartNumberingAfterBreak="0">
-    <w:nsid w:val="6F723E22"/>
-    <w:multiLevelType w:val="multilevel"/>
-    <w:tmpl w:val="B100F56C"/>
-    <w:lvl w:ilvl="0">
-      <w:start w:val="1"/>
-      <w:numFmt w:val="decimal"/>
-      <w:lvlText w:val="%1."/>
-      <w:lvlJc w:val="left"/>
-      <w:pPr>
-        <w:tabs>
-          <w:tab w:val="num" w:pos="720"/>
-        </w:tabs>
-        <w:ind w:left="720" w:hanging="360"/>
-      </w:pPr>
-    </w:lvl>
-    <w:lvl w:ilvl="1" w:tentative="1">
-      <w:start w:val="1"/>
-      <w:numFmt w:val="decimal"/>
-      <w:lvlText w:val="%2."/>
-      <w:lvlJc w:val="left"/>
-      <w:pPr>
-        <w:tabs>
-          <w:tab w:val="num" w:pos="1440"/>
-        </w:tabs>
-        <w:ind w:left="1440" w:hanging="360"/>
-      </w:pPr>
-    </w:lvl>
-    <w:lvl w:ilvl="2" w:tentative="1">
-      <w:start w:val="1"/>
-      <w:numFmt w:val="decimal"/>
-      <w:lvlText w:val="%3."/>
-      <w:lvlJc w:val="left"/>
-      <w:pPr>
-        <w:tabs>
-          <w:tab w:val="num" w:pos="2160"/>
-        </w:tabs>
-        <w:ind w:left="2160" w:hanging="360"/>
-      </w:pPr>
-    </w:lvl>
-    <w:lvl w:ilvl="3" w:tentative="1">
-      <w:start w:val="1"/>
-      <w:numFmt w:val="decimal"/>
-      <w:lvlText w:val="%4."/>
-      <w:lvlJc w:val="left"/>
-      <w:pPr>
-        <w:tabs>
-          <w:tab w:val="num" w:pos="2880"/>
-        </w:tabs>
-        <w:ind w:left="2880" w:hanging="360"/>
-      </w:pPr>
-    </w:lvl>
-    <w:lvl w:ilvl="4" w:tentative="1">
-      <w:start w:val="1"/>
-      <w:numFmt w:val="decimal"/>
-      <w:lvlText w:val="%5."/>
-      <w:lvlJc w:val="left"/>
-      <w:pPr>
-        <w:tabs>
-          <w:tab w:val="num" w:pos="3600"/>
-        </w:tabs>
-        <w:ind w:left="3600" w:hanging="360"/>
-      </w:pPr>
-    </w:lvl>
-    <w:lvl w:ilvl="5" w:tentative="1">
-      <w:start w:val="1"/>
-      <w:numFmt w:val="decimal"/>
-      <w:lvlText w:val="%6."/>
-      <w:lvlJc w:val="left"/>
-      <w:pPr>
-        <w:tabs>
-          <w:tab w:val="num" w:pos="4320"/>
-        </w:tabs>
-        <w:ind w:left="4320" w:hanging="360"/>
-      </w:pPr>
-    </w:lvl>
-    <w:lvl w:ilvl="6" w:tentative="1">
-      <w:start w:val="1"/>
-      <w:numFmt w:val="decimal"/>
-      <w:lvlText w:val="%7."/>
-      <w:lvlJc w:val="left"/>
-      <w:pPr>
-        <w:tabs>
-          <w:tab w:val="num" w:pos="5040"/>
-        </w:tabs>
-        <w:ind w:left="5040" w:hanging="360"/>
-      </w:pPr>
-    </w:lvl>
-    <w:lvl w:ilvl="7" w:tentative="1">
-      <w:start w:val="1"/>
-      <w:numFmt w:val="decimal"/>
-      <w:lvlText w:val="%8."/>
-      <w:lvlJc w:val="left"/>
-      <w:pPr>
-        <w:tabs>
-          <w:tab w:val="num" w:pos="5760"/>
-        </w:tabs>
-        <w:ind w:left="5760" w:hanging="360"/>
-      </w:pPr>
-    </w:lvl>
-    <w:lvl w:ilvl="8" w:tentative="1">
-      <w:start w:val="1"/>
-      <w:numFmt w:val="decimal"/>
-      <w:lvlText w:val="%9."/>
-      <w:lvlJc w:val="left"/>
-      <w:pPr>
-        <w:tabs>
-          <w:tab w:val="num" w:pos="6480"/>
-        </w:tabs>
-        <w:ind w:left="6480" w:hanging="360"/>
-      </w:pPr>
-    </w:lvl>
-  </w:abstractNum>
-  <w:abstractNum w:abstractNumId="16" w15:restartNumberingAfterBreak="0">
-    <w:nsid w:val="72C82266"/>
-    <w:multiLevelType w:val="multilevel"/>
-    <w:tmpl w:val="C9CE6DD4"/>
-    <w:lvl w:ilvl="0">
-      <w:start w:val="1"/>
-      <w:numFmt w:val="decimal"/>
-      <w:lvlText w:val="%1."/>
-      <w:lvlJc w:val="left"/>
-      <w:pPr>
-        <w:tabs>
-          <w:tab w:val="num" w:pos="720"/>
-        </w:tabs>
-        <w:ind w:left="720" w:hanging="360"/>
-      </w:pPr>
-    </w:lvl>
-    <w:lvl w:ilvl="1" w:tentative="1">
-      <w:start w:val="1"/>
-      <w:numFmt w:val="decimal"/>
-      <w:lvlText w:val="%2."/>
-      <w:lvlJc w:val="left"/>
-      <w:pPr>
-        <w:tabs>
-          <w:tab w:val="num" w:pos="1440"/>
-        </w:tabs>
-        <w:ind w:left="1440" w:hanging="360"/>
-      </w:pPr>
-    </w:lvl>
-    <w:lvl w:ilvl="2" w:tentative="1">
-      <w:start w:val="1"/>
-      <w:numFmt w:val="decimal"/>
-      <w:lvlText w:val="%3."/>
-      <w:lvlJc w:val="left"/>
-      <w:pPr>
-        <w:tabs>
-          <w:tab w:val="num" w:pos="2160"/>
-        </w:tabs>
-        <w:ind w:left="2160" w:hanging="360"/>
-      </w:pPr>
-    </w:lvl>
-    <w:lvl w:ilvl="3" w:tentative="1">
-      <w:start w:val="1"/>
-      <w:numFmt w:val="decimal"/>
-      <w:lvlText w:val="%4."/>
-      <w:lvlJc w:val="left"/>
-      <w:pPr>
-        <w:tabs>
-          <w:tab w:val="num" w:pos="2880"/>
-        </w:tabs>
-        <w:ind w:left="2880" w:hanging="360"/>
-      </w:pPr>
-    </w:lvl>
-    <w:lvl w:ilvl="4" w:tentative="1">
-      <w:start w:val="1"/>
-      <w:numFmt w:val="decimal"/>
-      <w:lvlText w:val="%5."/>
-      <w:lvlJc w:val="left"/>
-      <w:pPr>
-        <w:tabs>
-          <w:tab w:val="num" w:pos="3600"/>
-        </w:tabs>
-        <w:ind w:left="3600" w:hanging="360"/>
-      </w:pPr>
-    </w:lvl>
-    <w:lvl w:ilvl="5" w:tentative="1">
-      <w:start w:val="1"/>
-      <w:numFmt w:val="decimal"/>
-      <w:lvlText w:val="%6."/>
-      <w:lvlJc w:val="left"/>
-      <w:pPr>
-        <w:tabs>
-          <w:tab w:val="num" w:pos="4320"/>
-        </w:tabs>
-        <w:ind w:left="4320" w:hanging="360"/>
-      </w:pPr>
-    </w:lvl>
-    <w:lvl w:ilvl="6" w:tentative="1">
-      <w:start w:val="1"/>
-      <w:numFmt w:val="decimal"/>
-      <w:lvlText w:val="%7."/>
-      <w:lvlJc w:val="left"/>
-      <w:pPr>
-        <w:tabs>
-          <w:tab w:val="num" w:pos="5040"/>
-        </w:tabs>
-        <w:ind w:left="5040" w:hanging="360"/>
-      </w:pPr>
-    </w:lvl>
-    <w:lvl w:ilvl="7" w:tentative="1">
-      <w:start w:val="1"/>
-      <w:numFmt w:val="decimal"/>
-      <w:lvlText w:val="%8."/>
-      <w:lvlJc w:val="left"/>
-      <w:pPr>
-        <w:tabs>
-          <w:tab w:val="num" w:pos="5760"/>
-        </w:tabs>
-        <w:ind w:left="5760" w:hanging="360"/>
-      </w:pPr>
-    </w:lvl>
-    <w:lvl w:ilvl="8" w:tentative="1">
-      <w:start w:val="1"/>
-      <w:numFmt w:val="decimal"/>
-      <w:lvlText w:val="%9."/>
-      <w:lvlJc w:val="left"/>
-      <w:pPr>
-        <w:tabs>
-          <w:tab w:val="num" w:pos="6480"/>
-        </w:tabs>
-        <w:ind w:left="6480" w:hanging="360"/>
-      </w:pPr>
-    </w:lvl>
-  </w:abstractNum>
-  <w:num w:numId="1" w16cid:durableId="588658421">
+  <w:num w:numId="1" w16cid:durableId="1005790333">
+    <w:abstractNumId w:val="12"/>
+  </w:num>
+  <w:num w:numId="2" w16cid:durableId="1552185558">
+    <w:abstractNumId w:val="2"/>
+  </w:num>
+  <w:num w:numId="3" w16cid:durableId="1404138574">
+    <w:abstractNumId w:val="6"/>
+  </w:num>
+  <w:num w:numId="4" w16cid:durableId="2147114299">
     <w:abstractNumId w:val="7"/>
   </w:num>
-  <w:num w:numId="2" w16cid:durableId="77287500">
+  <w:num w:numId="5" w16cid:durableId="1836604046">
+    <w:abstractNumId w:val="15"/>
+  </w:num>
+  <w:num w:numId="6" w16cid:durableId="1532108955">
+    <w:abstractNumId w:val="14"/>
+  </w:num>
+  <w:num w:numId="7" w16cid:durableId="1634362345">
+    <w:abstractNumId w:val="1"/>
+  </w:num>
+  <w:num w:numId="8" w16cid:durableId="1218125718">
+    <w:abstractNumId w:val="10"/>
+  </w:num>
+  <w:num w:numId="9" w16cid:durableId="545988728">
+    <w:abstractNumId w:val="8"/>
+  </w:num>
+  <w:num w:numId="10" w16cid:durableId="903218102">
+    <w:abstractNumId w:val="18"/>
+  </w:num>
+  <w:num w:numId="11" w16cid:durableId="799112040">
+    <w:abstractNumId w:val="3"/>
+  </w:num>
+  <w:num w:numId="12" w16cid:durableId="1029602983">
+    <w:abstractNumId w:val="19"/>
+  </w:num>
+  <w:num w:numId="13" w16cid:durableId="2036495369">
+    <w:abstractNumId w:val="4"/>
+  </w:num>
+  <w:num w:numId="14" w16cid:durableId="2024085498">
+    <w:abstractNumId w:val="13"/>
+  </w:num>
+  <w:num w:numId="15" w16cid:durableId="2043361117">
     <w:abstractNumId w:val="0"/>
   </w:num>
-  <w:num w:numId="3" w16cid:durableId="1976179768">
+  <w:num w:numId="16" w16cid:durableId="152989485">
+    <w:abstractNumId w:val="11"/>
+  </w:num>
+  <w:num w:numId="17" w16cid:durableId="1295215038">
     <w:abstractNumId w:val="16"/>
   </w:num>
-  <w:num w:numId="4" w16cid:durableId="447093566">
-    <w:abstractNumId w:val="11"/>
+  <w:num w:numId="18" w16cid:durableId="469909168">
+    <w:abstractNumId w:val="17"/>
   </w:num>
-  <w:num w:numId="5" w16cid:durableId="386145168">
-    <w:abstractNumId w:val="10"/>
-  </w:num>
-  <w:num w:numId="6" w16cid:durableId="1755396889">
-    <w:abstractNumId w:val="1"/>
-  </w:num>
-  <w:num w:numId="7" w16cid:durableId="348219532">
-    <w:abstractNumId w:val="13"/>
-  </w:num>
-  <w:num w:numId="8" w16cid:durableId="2053311935">
-    <w:abstractNumId w:val="3"/>
-  </w:num>
-  <w:num w:numId="9" w16cid:durableId="425227820">
-    <w:abstractNumId w:val="6"/>
-  </w:num>
-  <w:num w:numId="10" w16cid:durableId="1888103644">
+  <w:num w:numId="19" w16cid:durableId="1378772618">
     <w:abstractNumId w:val="9"/>
   </w:num>
-  <w:num w:numId="11" w16cid:durableId="398946144">
+  <w:num w:numId="20" w16cid:durableId="838428163">
     <w:abstractNumId w:val="5"/>
-  </w:num>
-  <w:num w:numId="12" w16cid:durableId="1964071382">
-    <w:abstractNumId w:val="14"/>
-  </w:num>
-  <w:num w:numId="13" w16cid:durableId="445152200">
-    <w:abstractNumId w:val="8"/>
-  </w:num>
-  <w:num w:numId="14" w16cid:durableId="345135903">
-    <w:abstractNumId w:val="12"/>
-  </w:num>
-  <w:num w:numId="15" w16cid:durableId="2076269531">
-    <w:abstractNumId w:val="15"/>
-  </w:num>
-  <w:num w:numId="16" w16cid:durableId="962882768">
-    <w:abstractNumId w:val="2"/>
-  </w:num>
-  <w:num w:numId="17" w16cid:durableId="1635913980">
-    <w:abstractNumId w:val="4"/>
   </w:num>
 </w:numbering>
 </file>

--- a/docs/User Manual.docx
+++ b/docs/User Manual.docx
@@ -7943,14 +7943,1101 @@
         <w:rPr>
           <w:rFonts w:ascii="Calibri" w:eastAsia="Times New Roman" w:hAnsi="Calibri" w:cs="Calibri"/>
         </w:rPr>
-        <w:t xml:space="preserve">9. Receipts </w:t>
+        <w:t>9. Receipts &amp; Change Orders</w:t>
+      </w:r>
+    </w:p>
+    <w:p>
+      <w:pPr>
+        <w:pStyle w:val="NormalWeb"/>
+        <w:rPr>
+          <w:rFonts w:ascii="Calibri" w:hAnsi="Calibri" w:cs="Calibri"/>
+          <w:color w:val="1A1A1A"/>
+          <w:sz w:val="22"/>
+          <w:szCs w:val="22"/>
+        </w:rPr>
+      </w:pPr>
+      <w:r>
+        <w:rPr>
+          <w:rFonts w:ascii="Calibri" w:hAnsi="Calibri" w:cs="Calibri"/>
+          <w:color w:val="1A1A1A"/>
+          <w:sz w:val="22"/>
+          <w:szCs w:val="22"/>
+        </w:rPr>
+        <w:t xml:space="preserve">For Admins and the Receipts department. Approve buttons for receipts are for the </w:t>
+      </w:r>
+      <w:r>
+        <w:rPr>
+          <w:rStyle w:val="Strong"/>
+          <w:rFonts w:ascii="Calibri" w:hAnsi="Calibri" w:cs="Calibri"/>
+          <w:color w:val="1A1A1A"/>
+          <w:sz w:val="22"/>
+          <w:szCs w:val="22"/>
+        </w:rPr>
+        <w:t>Receipts Supervisor</w:t>
+      </w:r>
+      <w:r>
+        <w:rPr>
+          <w:rFonts w:ascii="Calibri" w:hAnsi="Calibri" w:cs="Calibri"/>
+          <w:color w:val="1A1A1A"/>
+          <w:sz w:val="22"/>
+          <w:szCs w:val="22"/>
+        </w:rPr>
+        <w:t xml:space="preserve"> </w:t>
+      </w:r>
+      <w:r>
+        <w:rPr>
+          <w:rFonts w:ascii="Calibri" w:hAnsi="Calibri" w:cs="Calibri"/>
+          <w:color w:val="1A1A1A"/>
+          <w:sz w:val="22"/>
+          <w:szCs w:val="22"/>
+        </w:rPr>
+        <w:t xml:space="preserve">and Admins; change orders are approved by an </w:t>
+      </w:r>
+      <w:r>
+        <w:rPr>
+          <w:rStyle w:val="Strong"/>
+          <w:rFonts w:ascii="Calibri" w:hAnsi="Calibri" w:cs="Calibri"/>
+          <w:color w:val="1A1A1A"/>
+          <w:sz w:val="22"/>
+          <w:szCs w:val="22"/>
+        </w:rPr>
+        <w:t>Admin</w:t>
+      </w:r>
+      <w:r>
+        <w:rPr>
+          <w:rFonts w:ascii="Calibri" w:hAnsi="Calibri" w:cs="Calibri"/>
+          <w:color w:val="1A1A1A"/>
+          <w:sz w:val="22"/>
+          <w:szCs w:val="22"/>
+        </w:rPr>
+        <w:t xml:space="preserve"> only. Tabs: Receipt Vault, Needs Review, Change Orders, Reports, Edit History (Supervisor and Admins).</w:t>
+      </w:r>
+    </w:p>
+    <w:p>
+      <w:pPr>
+        <w:pStyle w:val="Heading2"/>
+        <w:rPr>
+          <w:rFonts w:ascii="Calibri" w:eastAsia="Times New Roman" w:hAnsi="Calibri" w:cs="Calibri"/>
+        </w:rPr>
+      </w:pPr>
+      <w:r>
+        <w:rPr>
+          <w:rFonts w:ascii="Calibri" w:eastAsia="Times New Roman" w:hAnsi="Calibri" w:cs="Calibri"/>
+        </w:rPr>
+        <w:t>Receipt Vault</w:t>
+      </w:r>
+    </w:p>
+    <w:p>
+      <w:pPr>
+        <w:pStyle w:val="NormalWeb"/>
+        <w:rPr>
+          <w:rFonts w:ascii="Calibri" w:hAnsi="Calibri" w:cs="Calibri"/>
+          <w:color w:val="1A1A1A"/>
+          <w:sz w:val="22"/>
+          <w:szCs w:val="22"/>
+        </w:rPr>
+      </w:pPr>
+      <w:r>
+        <w:rPr>
+          <w:rFonts w:ascii="Calibri" w:hAnsi="Calibri" w:cs="Calibri"/>
+          <w:color w:val="1A1A1A"/>
+          <w:sz w:val="22"/>
+          <w:szCs w:val="22"/>
+        </w:rPr>
+        <w:t xml:space="preserve">All receipts. Filter by project (or Company Overhead), dates, category, status, or search by receipt number / merchant. Material delivery receipts from Inventory also appear here marked </w:t>
+      </w:r>
+      <w:r>
+        <w:rPr>
+          <w:rStyle w:val="Strong"/>
+          <w:rFonts w:ascii="Calibri" w:hAnsi="Calibri" w:cs="Calibri"/>
+          <w:color w:val="1A1A1A"/>
+          <w:sz w:val="22"/>
+          <w:szCs w:val="22"/>
+        </w:rPr>
+        <w:t>Stock purchase</w:t>
+      </w:r>
+      <w:r>
+        <w:rPr>
+          <w:rFonts w:ascii="Calibri" w:hAnsi="Calibri" w:cs="Calibri"/>
+          <w:color w:val="1A1A1A"/>
+          <w:sz w:val="22"/>
+          <w:szCs w:val="22"/>
+        </w:rPr>
+        <w:t xml:space="preserve"> (read only; they are counted when the material is used, not twice).</w:t>
+      </w:r>
+    </w:p>
+    <w:p>
+      <w:pPr>
+        <w:pStyle w:val="NormalWeb"/>
+        <w:rPr>
+          <w:rFonts w:ascii="Calibri" w:hAnsi="Calibri" w:cs="Calibri"/>
+          <w:color w:val="1A1A1A"/>
+          <w:sz w:val="22"/>
+          <w:szCs w:val="22"/>
+        </w:rPr>
+      </w:pPr>
+      <w:r>
+        <w:rPr>
+          <w:rStyle w:val="Strong"/>
+          <w:rFonts w:ascii="Calibri" w:hAnsi="Calibri" w:cs="Calibri"/>
+          <w:color w:val="1A1A1A"/>
+          <w:sz w:val="22"/>
+          <w:szCs w:val="22"/>
+        </w:rPr>
+        <w:t>Add a receipt:</w:t>
+      </w:r>
+      <w:r>
+        <w:rPr>
+          <w:rFonts w:ascii="Calibri" w:hAnsi="Calibri" w:cs="Calibri"/>
+          <w:color w:val="1A1A1A"/>
+          <w:sz w:val="22"/>
+          <w:szCs w:val="22"/>
+        </w:rPr>
+        <w:t xml:space="preserve"> click </w:t>
+      </w:r>
+      <w:r>
+        <w:rPr>
+          <w:rStyle w:val="Strong"/>
+          <w:rFonts w:ascii="Calibri" w:hAnsi="Calibri" w:cs="Calibri"/>
+          <w:color w:val="1A1A1A"/>
+          <w:sz w:val="22"/>
+          <w:szCs w:val="22"/>
+        </w:rPr>
+        <w:t>Add Receipt</w:t>
+      </w:r>
+      <w:r>
+        <w:rPr>
+          <w:rFonts w:ascii="Calibri" w:hAnsi="Calibri" w:cs="Calibri"/>
+          <w:color w:val="1A1A1A"/>
+          <w:sz w:val="22"/>
+          <w:szCs w:val="22"/>
+        </w:rPr>
+        <w:t>, then:</w:t>
+      </w:r>
+    </w:p>
+    <w:p>
+      <w:pPr>
+        <w:numPr>
+          <w:ilvl w:val="0"/>
+          <w:numId w:val="21"/>
+        </w:numPr>
+        <w:spacing w:before="100" w:beforeAutospacing="1" w:after="100" w:afterAutospacing="1"/>
+        <w:rPr>
+          <w:rFonts w:ascii="Calibri" w:eastAsia="Times New Roman" w:hAnsi="Calibri" w:cs="Calibri"/>
+          <w:color w:val="1A1A1A"/>
+          <w:sz w:val="22"/>
+          <w:szCs w:val="22"/>
+        </w:rPr>
+      </w:pPr>
+      <w:r>
+        <w:rPr>
+          <w:rFonts w:ascii="Calibri" w:eastAsia="Times New Roman" w:hAnsi="Calibri" w:cs="Calibri"/>
+          <w:color w:val="1A1A1A"/>
+          <w:sz w:val="22"/>
+          <w:szCs w:val="22"/>
+        </w:rPr>
+        <w:t>Receipt number, date, merchant, amount and category.</w:t>
+      </w:r>
+    </w:p>
+    <w:p>
+      <w:pPr>
+        <w:numPr>
+          <w:ilvl w:val="0"/>
+          <w:numId w:val="21"/>
+        </w:numPr>
+        <w:spacing w:before="100" w:beforeAutospacing="1" w:after="100" w:afterAutospacing="1"/>
+        <w:rPr>
+          <w:rFonts w:ascii="Calibri" w:eastAsia="Times New Roman" w:hAnsi="Calibri" w:cs="Calibri"/>
+          <w:color w:val="1A1A1A"/>
+          <w:sz w:val="22"/>
+          <w:szCs w:val="22"/>
+        </w:rPr>
+      </w:pPr>
+      <w:r>
+        <w:rPr>
+          <w:rStyle w:val="Strong"/>
+          <w:rFonts w:ascii="Calibri" w:eastAsia="Times New Roman" w:hAnsi="Calibri" w:cs="Calibri"/>
+          <w:color w:val="1A1A1A"/>
+          <w:sz w:val="22"/>
+          <w:szCs w:val="22"/>
+        </w:rPr>
+        <w:t>Project expense</w:t>
+      </w:r>
+      <w:r>
+        <w:rPr>
+          <w:rFonts w:ascii="Calibri" w:eastAsia="Times New Roman" w:hAnsi="Calibri" w:cs="Calibri"/>
+          <w:color w:val="1A1A1A"/>
+          <w:sz w:val="22"/>
+          <w:szCs w:val="22"/>
+        </w:rPr>
+        <w:t xml:space="preserve"> (choose the project) or </w:t>
+      </w:r>
+      <w:r>
+        <w:rPr>
+          <w:rStyle w:val="Strong"/>
+          <w:rFonts w:ascii="Calibri" w:eastAsia="Times New Roman" w:hAnsi="Calibri" w:cs="Calibri"/>
+          <w:color w:val="1A1A1A"/>
+          <w:sz w:val="22"/>
+          <w:szCs w:val="22"/>
+        </w:rPr>
+        <w:t>Company overhead</w:t>
+      </w:r>
+      <w:r>
+        <w:rPr>
+          <w:rFonts w:ascii="Calibri" w:eastAsia="Times New Roman" w:hAnsi="Calibri" w:cs="Calibri"/>
+          <w:color w:val="1A1A1A"/>
+          <w:sz w:val="22"/>
+          <w:szCs w:val="22"/>
+        </w:rPr>
+        <w:t xml:space="preserve"> (rent, electricity, internet, office supplies...).</w:t>
+      </w:r>
+    </w:p>
+    <w:p>
+      <w:pPr>
+        <w:numPr>
+          <w:ilvl w:val="0"/>
+          <w:numId w:val="21"/>
+        </w:numPr>
+        <w:spacing w:before="100" w:beforeAutospacing="1" w:after="100" w:afterAutospacing="1"/>
+        <w:rPr>
+          <w:rFonts w:ascii="Calibri" w:eastAsia="Times New Roman" w:hAnsi="Calibri" w:cs="Calibri"/>
+          <w:color w:val="1A1A1A"/>
+          <w:sz w:val="22"/>
+          <w:szCs w:val="22"/>
+        </w:rPr>
+      </w:pPr>
+      <w:r>
+        <w:rPr>
+          <w:rFonts w:ascii="Calibri" w:eastAsia="Times New Roman" w:hAnsi="Calibri" w:cs="Calibri"/>
+          <w:color w:val="1A1A1A"/>
+          <w:sz w:val="22"/>
+          <w:szCs w:val="22"/>
+        </w:rPr>
+        <w:t xml:space="preserve">The copy: </w:t>
+      </w:r>
+      <w:r>
+        <w:rPr>
+          <w:rStyle w:val="Strong"/>
+          <w:rFonts w:ascii="Calibri" w:eastAsia="Times New Roman" w:hAnsi="Calibri" w:cs="Calibri"/>
+          <w:color w:val="1A1A1A"/>
+          <w:sz w:val="22"/>
+          <w:szCs w:val="22"/>
+        </w:rPr>
+        <w:t>Attach Scan</w:t>
+      </w:r>
+      <w:r>
+        <w:rPr>
+          <w:rFonts w:ascii="Calibri" w:eastAsia="Times New Roman" w:hAnsi="Calibri" w:cs="Calibri"/>
+          <w:color w:val="1A1A1A"/>
+          <w:sz w:val="22"/>
+          <w:szCs w:val="22"/>
+        </w:rPr>
+        <w:t xml:space="preserve"> (image, PDF or Word), or tick </w:t>
+      </w:r>
+      <w:r>
+        <w:rPr>
+          <w:rStyle w:val="Strong"/>
+          <w:rFonts w:ascii="Calibri" w:eastAsia="Times New Roman" w:hAnsi="Calibri" w:cs="Calibri"/>
+          <w:color w:val="1A1A1A"/>
+          <w:sz w:val="22"/>
+          <w:szCs w:val="22"/>
+        </w:rPr>
+        <w:t>Physical copy only</w:t>
+      </w:r>
+      <w:r>
+        <w:rPr>
+          <w:rFonts w:ascii="Calibri" w:eastAsia="Times New Roman" w:hAnsi="Calibri" w:cs="Calibri"/>
+          <w:color w:val="1A1A1A"/>
+          <w:sz w:val="22"/>
+          <w:szCs w:val="22"/>
+        </w:rPr>
+        <w:t xml:space="preserve"> and type where the paper is filed, or tick </w:t>
+      </w:r>
+      <w:r>
+        <w:rPr>
+          <w:rStyle w:val="Strong"/>
+          <w:rFonts w:ascii="Calibri" w:eastAsia="Times New Roman" w:hAnsi="Calibri" w:cs="Calibri"/>
+          <w:color w:val="1A1A1A"/>
+          <w:sz w:val="22"/>
+          <w:szCs w:val="22"/>
+        </w:rPr>
+        <w:t>No receipt at all</w:t>
+      </w:r>
+      <w:r>
+        <w:rPr>
+          <w:rFonts w:ascii="Calibri" w:eastAsia="Times New Roman" w:hAnsi="Calibri" w:cs="Calibri"/>
+          <w:color w:val="1A1A1A"/>
+          <w:sz w:val="22"/>
+          <w:szCs w:val="22"/>
+        </w:rPr>
+        <w:t xml:space="preserve"> and type why.</w:t>
+      </w:r>
+    </w:p>
+    <w:p>
+      <w:pPr>
+        <w:numPr>
+          <w:ilvl w:val="0"/>
+          <w:numId w:val="21"/>
+        </w:numPr>
+        <w:spacing w:before="100" w:beforeAutospacing="1" w:after="100" w:afterAutospacing="1"/>
+        <w:rPr>
+          <w:rFonts w:ascii="Calibri" w:eastAsia="Times New Roman" w:hAnsi="Calibri" w:cs="Calibri"/>
+          <w:color w:val="1A1A1A"/>
+          <w:sz w:val="22"/>
+          <w:szCs w:val="22"/>
+        </w:rPr>
+      </w:pPr>
+      <w:r>
+        <w:rPr>
+          <w:rFonts w:ascii="Calibri" w:eastAsia="Times New Roman" w:hAnsi="Calibri" w:cs="Calibri"/>
+          <w:color w:val="1A1A1A"/>
+          <w:sz w:val="22"/>
+          <w:szCs w:val="22"/>
+        </w:rPr>
+        <w:t xml:space="preserve">Click </w:t>
+      </w:r>
+      <w:r>
+        <w:rPr>
+          <w:rStyle w:val="Strong"/>
+          <w:rFonts w:ascii="Calibri" w:eastAsia="Times New Roman" w:hAnsi="Calibri" w:cs="Calibri"/>
+          <w:color w:val="1A1A1A"/>
+          <w:sz w:val="22"/>
+          <w:szCs w:val="22"/>
+        </w:rPr>
+        <w:t>Save</w:t>
+      </w:r>
+      <w:r>
+        <w:rPr>
+          <w:rFonts w:ascii="Calibri" w:eastAsia="Times New Roman" w:hAnsi="Calibri" w:cs="Calibri"/>
+          <w:color w:val="1A1A1A"/>
+          <w:sz w:val="22"/>
+          <w:szCs w:val="22"/>
+        </w:rPr>
+        <w:t>. It waits for the Supervisor's approval.</w:t>
+      </w:r>
+    </w:p>
+    <w:p>
+      <w:pPr>
+        <w:pStyle w:val="NormalWeb"/>
+        <w:rPr>
+          <w:rFonts w:ascii="Calibri" w:hAnsi="Calibri" w:cs="Calibri"/>
+          <w:color w:val="1A1A1A"/>
+          <w:sz w:val="22"/>
+          <w:szCs w:val="22"/>
+        </w:rPr>
+      </w:pPr>
+      <w:r>
+        <w:rPr>
+          <w:rStyle w:val="Strong"/>
+          <w:rFonts w:ascii="Calibri" w:hAnsi="Calibri" w:cs="Calibri"/>
+          <w:color w:val="1A1A1A"/>
+          <w:sz w:val="22"/>
+          <w:szCs w:val="22"/>
+        </w:rPr>
+        <w:t>Approve:</w:t>
+      </w:r>
+      <w:r>
+        <w:rPr>
+          <w:rFonts w:ascii="Calibri" w:hAnsi="Calibri" w:cs="Calibri"/>
+          <w:color w:val="1A1A1A"/>
+          <w:sz w:val="22"/>
+          <w:szCs w:val="22"/>
+        </w:rPr>
+        <w:t xml:space="preserve"> the Supervisor selects one or more waiting receipts (Ctrl+click) and clicks </w:t>
+      </w:r>
+      <w:r>
+        <w:rPr>
+          <w:rStyle w:val="Strong"/>
+          <w:rFonts w:ascii="Calibri" w:hAnsi="Calibri" w:cs="Calibri"/>
+          <w:color w:val="1A1A1A"/>
+          <w:sz w:val="22"/>
+          <w:szCs w:val="22"/>
+        </w:rPr>
+        <w:t>Approve</w:t>
+      </w:r>
+      <w:r>
+        <w:rPr>
+          <w:rFonts w:ascii="Calibri" w:hAnsi="Calibri" w:cs="Calibri"/>
+          <w:color w:val="1A1A1A"/>
+          <w:sz w:val="22"/>
+          <w:szCs w:val="22"/>
+        </w:rPr>
+        <w:t xml:space="preserve"> (or </w:t>
+      </w:r>
+      <w:r>
+        <w:rPr>
+          <w:rStyle w:val="Strong"/>
+          <w:rFonts w:ascii="Calibri" w:hAnsi="Calibri" w:cs="Calibri"/>
+          <w:color w:val="1A1A1A"/>
+          <w:sz w:val="22"/>
+          <w:szCs w:val="22"/>
+        </w:rPr>
+        <w:t>Reject</w:t>
+      </w:r>
+      <w:r>
+        <w:rPr>
+          <w:rFonts w:ascii="Calibri" w:hAnsi="Calibri" w:cs="Calibri"/>
+          <w:color w:val="1A1A1A"/>
+          <w:sz w:val="22"/>
+          <w:szCs w:val="22"/>
+        </w:rPr>
+        <w:t xml:space="preserve">). Only approved receipts count as expenses. A waiting or rejected receipt can be fixed with </w:t>
+      </w:r>
+      <w:r>
+        <w:rPr>
+          <w:rStyle w:val="Strong"/>
+          <w:rFonts w:ascii="Calibri" w:hAnsi="Calibri" w:cs="Calibri"/>
+          <w:color w:val="1A1A1A"/>
+          <w:sz w:val="22"/>
+          <w:szCs w:val="22"/>
+        </w:rPr>
+        <w:t>Edit</w:t>
+      </w:r>
+      <w:r>
+        <w:rPr>
+          <w:rFonts w:ascii="Calibri" w:hAnsi="Calibri" w:cs="Calibri"/>
+          <w:color w:val="1A1A1A"/>
+          <w:sz w:val="22"/>
+          <w:szCs w:val="22"/>
+        </w:rPr>
+        <w:t>; saving sends it back for approval.</w:t>
+      </w:r>
+    </w:p>
+    <w:p>
+      <w:pPr>
+        <w:pStyle w:val="NormalWeb"/>
+        <w:rPr>
+          <w:rFonts w:ascii="Calibri" w:hAnsi="Calibri" w:cs="Calibri"/>
+          <w:color w:val="1A1A1A"/>
+          <w:sz w:val="22"/>
+          <w:szCs w:val="22"/>
+        </w:rPr>
+      </w:pPr>
+      <w:r>
+        <w:rPr>
+          <w:rStyle w:val="Strong"/>
+          <w:rFonts w:ascii="Calibri" w:hAnsi="Calibri" w:cs="Calibri"/>
+          <w:color w:val="1A1A1A"/>
+          <w:sz w:val="22"/>
+          <w:szCs w:val="22"/>
+        </w:rPr>
+        <w:t>Open</w:t>
+      </w:r>
+      <w:r>
+        <w:rPr>
+          <w:rFonts w:ascii="Calibri" w:hAnsi="Calibri" w:cs="Calibri"/>
+          <w:color w:val="1A1A1A"/>
+          <w:sz w:val="22"/>
+          <w:szCs w:val="22"/>
+        </w:rPr>
+        <w:t xml:space="preserve"> (or double-click) shows the scan and details; </w:t>
+      </w:r>
+      <w:r>
+        <w:rPr>
+          <w:rStyle w:val="Strong"/>
+          <w:rFonts w:ascii="Calibri" w:hAnsi="Calibri" w:cs="Calibri"/>
+          <w:color w:val="1A1A1A"/>
+          <w:sz w:val="22"/>
+          <w:szCs w:val="22"/>
+        </w:rPr>
+        <w:t>Zoom In / Out</w:t>
+      </w:r>
+      <w:r>
+        <w:rPr>
+          <w:rFonts w:ascii="Calibri" w:hAnsi="Calibri" w:cs="Calibri"/>
+          <w:color w:val="1A1A1A"/>
+          <w:sz w:val="22"/>
+          <w:szCs w:val="22"/>
+        </w:rPr>
+        <w:t xml:space="preserve">, </w:t>
+      </w:r>
+      <w:r>
+        <w:rPr>
+          <w:rStyle w:val="Strong"/>
+          <w:rFonts w:ascii="Calibri" w:hAnsi="Calibri" w:cs="Calibri"/>
+          <w:color w:val="1A1A1A"/>
+          <w:sz w:val="22"/>
+          <w:szCs w:val="22"/>
+        </w:rPr>
+        <w:t>Open Original</w:t>
+      </w:r>
+      <w:r>
+        <w:rPr>
+          <w:rFonts w:ascii="Calibri" w:hAnsi="Calibri" w:cs="Calibri"/>
+          <w:color w:val="1A1A1A"/>
+          <w:sz w:val="22"/>
+          <w:szCs w:val="22"/>
+        </w:rPr>
+        <w:t xml:space="preserve"> for PDF/Word, </w:t>
+      </w:r>
+      <w:r>
+        <w:rPr>
+          <w:rStyle w:val="Strong"/>
+          <w:rFonts w:ascii="Calibri" w:hAnsi="Calibri" w:cs="Calibri"/>
+          <w:color w:val="1A1A1A"/>
+          <w:sz w:val="22"/>
+          <w:szCs w:val="22"/>
+        </w:rPr>
+        <w:t>Print</w:t>
+      </w:r>
+      <w:r>
+        <w:rPr>
+          <w:rFonts w:ascii="Calibri" w:hAnsi="Calibri" w:cs="Calibri"/>
+          <w:color w:val="1A1A1A"/>
+          <w:sz w:val="22"/>
+          <w:szCs w:val="22"/>
+        </w:rPr>
+        <w:t xml:space="preserve"> for a summary sheet. </w:t>
+      </w:r>
+      <w:r>
+        <w:rPr>
+          <w:rStyle w:val="Strong"/>
+          <w:rFonts w:ascii="Calibri" w:hAnsi="Calibri" w:cs="Calibri"/>
+          <w:color w:val="1A1A1A"/>
+          <w:sz w:val="22"/>
+          <w:szCs w:val="22"/>
+        </w:rPr>
+        <w:t>Print Selected</w:t>
+      </w:r>
+      <w:r>
+        <w:rPr>
+          <w:rFonts w:ascii="Calibri" w:hAnsi="Calibri" w:cs="Calibri"/>
+          <w:color w:val="1A1A1A"/>
+          <w:sz w:val="22"/>
+          <w:szCs w:val="22"/>
+        </w:rPr>
+        <w:t xml:space="preserve"> prints a sheet for each selected receipt.</w:t>
+      </w:r>
+    </w:p>
+    <w:p>
+      <w:pPr>
+        <w:pStyle w:val="Heading2"/>
+        <w:rPr>
+          <w:rFonts w:ascii="Calibri" w:eastAsia="Times New Roman" w:hAnsi="Calibri" w:cs="Calibri"/>
+        </w:rPr>
+      </w:pPr>
+      <w:r>
+        <w:rPr>
+          <w:rFonts w:ascii="Calibri" w:eastAsia="Times New Roman" w:hAnsi="Calibri" w:cs="Calibri"/>
+        </w:rPr>
+        <w:t>Needs Review</w:t>
+      </w:r>
+    </w:p>
+    <w:p>
+      <w:pPr>
+        <w:pStyle w:val="NormalWeb"/>
+        <w:rPr>
+          <w:rFonts w:ascii="Calibri" w:hAnsi="Calibri" w:cs="Calibri"/>
+          <w:color w:val="1A1A1A"/>
+          <w:sz w:val="22"/>
+          <w:szCs w:val="22"/>
+        </w:rPr>
+      </w:pPr>
+      <w:r>
+        <w:rPr>
+          <w:rFonts w:ascii="Calibri" w:hAnsi="Calibri" w:cs="Calibri"/>
+          <w:color w:val="1A1A1A"/>
+          <w:sz w:val="22"/>
+          <w:szCs w:val="22"/>
+        </w:rPr>
+        <w:t xml:space="preserve">Expenses with no receipt (the tab title shows how many are waiting, e.g. </w:t>
       </w:r>
       <w:r>
         <w:rPr>
           <w:rStyle w:val="Emphasis"/>
-          <w:rFonts w:ascii="Calibri" w:eastAsia="Times New Roman" w:hAnsi="Calibri" w:cs="Calibri"/>
-        </w:rPr>
-        <w:t>(coming soon)</w:t>
+          <w:rFonts w:ascii="Calibri" w:hAnsi="Calibri" w:cs="Calibri"/>
+          <w:color w:val="1A1A1A"/>
+          <w:sz w:val="22"/>
+          <w:szCs w:val="22"/>
+        </w:rPr>
+        <w:t>Needs Review (2)</w:t>
+      </w:r>
+      <w:r>
+        <w:rPr>
+          <w:rFonts w:ascii="Calibri" w:hAnsi="Calibri" w:cs="Calibri"/>
+          <w:color w:val="1A1A1A"/>
+          <w:sz w:val="22"/>
+          <w:szCs w:val="22"/>
+        </w:rPr>
+        <w:t xml:space="preserve">). The Supervisor approves or rejects them. If the receipt turns up later, select the expense and click </w:t>
+      </w:r>
+      <w:r>
+        <w:rPr>
+          <w:rStyle w:val="Strong"/>
+          <w:rFonts w:ascii="Calibri" w:hAnsi="Calibri" w:cs="Calibri"/>
+          <w:color w:val="1A1A1A"/>
+          <w:sz w:val="22"/>
+          <w:szCs w:val="22"/>
+        </w:rPr>
+        <w:t>Attach Receipt</w:t>
+      </w:r>
+      <w:r>
+        <w:rPr>
+          <w:rFonts w:ascii="Calibri" w:hAnsi="Calibri" w:cs="Calibri"/>
+          <w:color w:val="1A1A1A"/>
+          <w:sz w:val="22"/>
+          <w:szCs w:val="22"/>
+        </w:rPr>
+        <w:t>: type its number and attach the scan (or paper location). It moves to the vault and keeps its approval.</w:t>
+      </w:r>
+    </w:p>
+    <w:p>
+      <w:pPr>
+        <w:pStyle w:val="Heading2"/>
+        <w:rPr>
+          <w:rFonts w:ascii="Calibri" w:eastAsia="Times New Roman" w:hAnsi="Calibri" w:cs="Calibri"/>
+        </w:rPr>
+      </w:pPr>
+      <w:r>
+        <w:rPr>
+          <w:rFonts w:ascii="Calibri" w:eastAsia="Times New Roman" w:hAnsi="Calibri" w:cs="Calibri"/>
+        </w:rPr>
+        <w:t>Change Orders</w:t>
+      </w:r>
+    </w:p>
+    <w:p>
+      <w:pPr>
+        <w:numPr>
+          <w:ilvl w:val="0"/>
+          <w:numId w:val="22"/>
+        </w:numPr>
+        <w:spacing w:before="100" w:beforeAutospacing="1" w:after="100" w:afterAutospacing="1"/>
+        <w:rPr>
+          <w:rFonts w:ascii="Calibri" w:eastAsia="Times New Roman" w:hAnsi="Calibri" w:cs="Calibri"/>
+          <w:color w:val="1A1A1A"/>
+          <w:sz w:val="22"/>
+          <w:szCs w:val="22"/>
+        </w:rPr>
+      </w:pPr>
+      <w:r>
+        <w:rPr>
+          <w:rFonts w:ascii="Calibri" w:eastAsia="Times New Roman" w:hAnsi="Calibri" w:cs="Calibri"/>
+          <w:color w:val="1A1A1A"/>
+          <w:sz w:val="22"/>
+          <w:szCs w:val="22"/>
+        </w:rPr>
+        <w:t xml:space="preserve">Click </w:t>
+      </w:r>
+      <w:r>
+        <w:rPr>
+          <w:rStyle w:val="Strong"/>
+          <w:rFonts w:ascii="Calibri" w:eastAsia="Times New Roman" w:hAnsi="Calibri" w:cs="Calibri"/>
+          <w:color w:val="1A1A1A"/>
+          <w:sz w:val="22"/>
+          <w:szCs w:val="22"/>
+        </w:rPr>
+        <w:t>New Change Order</w:t>
+      </w:r>
+      <w:r>
+        <w:rPr>
+          <w:rFonts w:ascii="Calibri" w:eastAsia="Times New Roman" w:hAnsi="Calibri" w:cs="Calibri"/>
+          <w:color w:val="1A1A1A"/>
+          <w:sz w:val="22"/>
+          <w:szCs w:val="22"/>
+        </w:rPr>
+        <w:t xml:space="preserve">. Choose the project, the date the client asked, describe the change, and type the </w:t>
+      </w:r>
+      <w:r>
+        <w:rPr>
+          <w:rStyle w:val="Strong"/>
+          <w:rFonts w:ascii="Calibri" w:eastAsia="Times New Roman" w:hAnsi="Calibri" w:cs="Calibri"/>
+          <w:color w:val="1A1A1A"/>
+          <w:sz w:val="22"/>
+          <w:szCs w:val="22"/>
+        </w:rPr>
+        <w:t>cost change</w:t>
+      </w:r>
+      <w:r>
+        <w:rPr>
+          <w:rFonts w:ascii="Calibri" w:eastAsia="Times New Roman" w:hAnsi="Calibri" w:cs="Calibri"/>
+          <w:color w:val="1A1A1A"/>
+          <w:sz w:val="22"/>
+          <w:szCs w:val="22"/>
+        </w:rPr>
+        <w:t xml:space="preserve"> and/or </w:t>
+      </w:r>
+      <w:r>
+        <w:rPr>
+          <w:rStyle w:val="Strong"/>
+          <w:rFonts w:ascii="Calibri" w:eastAsia="Times New Roman" w:hAnsi="Calibri" w:cs="Calibri"/>
+          <w:color w:val="1A1A1A"/>
+          <w:sz w:val="22"/>
+          <w:szCs w:val="22"/>
+        </w:rPr>
+        <w:t>days change</w:t>
+      </w:r>
+      <w:r>
+        <w:rPr>
+          <w:rFonts w:ascii="Calibri" w:eastAsia="Times New Roman" w:hAnsi="Calibri" w:cs="Calibri"/>
+          <w:color w:val="1A1A1A"/>
+          <w:sz w:val="22"/>
+          <w:szCs w:val="22"/>
+        </w:rPr>
+        <w:t xml:space="preserve"> (use minus for less).</w:t>
+      </w:r>
+    </w:p>
+    <w:p>
+      <w:pPr>
+        <w:numPr>
+          <w:ilvl w:val="0"/>
+          <w:numId w:val="22"/>
+        </w:numPr>
+        <w:spacing w:before="100" w:beforeAutospacing="1" w:after="100" w:afterAutospacing="1"/>
+        <w:rPr>
+          <w:rFonts w:ascii="Calibri" w:eastAsia="Times New Roman" w:hAnsi="Calibri" w:cs="Calibri"/>
+          <w:color w:val="1A1A1A"/>
+          <w:sz w:val="22"/>
+          <w:szCs w:val="22"/>
+        </w:rPr>
+      </w:pPr>
+      <w:r>
+        <w:rPr>
+          <w:rFonts w:ascii="Calibri" w:eastAsia="Times New Roman" w:hAnsi="Calibri" w:cs="Calibri"/>
+          <w:color w:val="1A1A1A"/>
+          <w:sz w:val="22"/>
+          <w:szCs w:val="22"/>
+        </w:rPr>
+        <w:t xml:space="preserve">The </w:t>
+      </w:r>
+      <w:r>
+        <w:rPr>
+          <w:rStyle w:val="Strong"/>
+          <w:rFonts w:ascii="Calibri" w:eastAsia="Times New Roman" w:hAnsi="Calibri" w:cs="Calibri"/>
+          <w:color w:val="1A1A1A"/>
+          <w:sz w:val="22"/>
+          <w:szCs w:val="22"/>
+        </w:rPr>
+        <w:t>budget impact</w:t>
+      </w:r>
+      <w:r>
+        <w:rPr>
+          <w:rFonts w:ascii="Calibri" w:eastAsia="Times New Roman" w:hAnsi="Calibri" w:cs="Calibri"/>
+          <w:color w:val="1A1A1A"/>
+          <w:sz w:val="22"/>
+          <w:szCs w:val="22"/>
+        </w:rPr>
+        <w:t xml:space="preserve"> shows the contract price and end date now and after.</w:t>
+      </w:r>
+    </w:p>
+    <w:p>
+      <w:pPr>
+        <w:numPr>
+          <w:ilvl w:val="0"/>
+          <w:numId w:val="22"/>
+        </w:numPr>
+        <w:spacing w:before="100" w:beforeAutospacing="1" w:after="100" w:afterAutospacing="1"/>
+        <w:rPr>
+          <w:rFonts w:ascii="Calibri" w:eastAsia="Times New Roman" w:hAnsi="Calibri" w:cs="Calibri"/>
+          <w:color w:val="1A1A1A"/>
+          <w:sz w:val="22"/>
+          <w:szCs w:val="22"/>
+        </w:rPr>
+      </w:pPr>
+      <w:r>
+        <w:rPr>
+          <w:rStyle w:val="Strong"/>
+          <w:rFonts w:ascii="Calibri" w:eastAsia="Times New Roman" w:hAnsi="Calibri" w:cs="Calibri"/>
+          <w:color w:val="1A1A1A"/>
+          <w:sz w:val="22"/>
+          <w:szCs w:val="22"/>
+        </w:rPr>
+        <w:t>Attach Signed Document</w:t>
+      </w:r>
+      <w:r>
+        <w:rPr>
+          <w:rFonts w:ascii="Calibri" w:eastAsia="Times New Roman" w:hAnsi="Calibri" w:cs="Calibri"/>
+          <w:color w:val="1A1A1A"/>
+          <w:sz w:val="22"/>
+          <w:szCs w:val="22"/>
+        </w:rPr>
+        <w:t xml:space="preserve"> (the client'</w:t>
+      </w:r>
+      <w:r>
+        <w:rPr>
+          <w:rFonts w:ascii="Calibri" w:eastAsia="Times New Roman" w:hAnsi="Calibri" w:cs="Calibri"/>
+          <w:color w:val="1A1A1A"/>
+          <w:sz w:val="22"/>
+          <w:szCs w:val="22"/>
+        </w:rPr>
+        <w:t xml:space="preserve">s signed paper), then </w:t>
+      </w:r>
+      <w:r>
+        <w:rPr>
+          <w:rStyle w:val="Strong"/>
+          <w:rFonts w:ascii="Calibri" w:eastAsia="Times New Roman" w:hAnsi="Calibri" w:cs="Calibri"/>
+          <w:color w:val="1A1A1A"/>
+          <w:sz w:val="22"/>
+          <w:szCs w:val="22"/>
+        </w:rPr>
+        <w:t>Submit</w:t>
+      </w:r>
+      <w:r>
+        <w:rPr>
+          <w:rFonts w:ascii="Calibri" w:eastAsia="Times New Roman" w:hAnsi="Calibri" w:cs="Calibri"/>
+          <w:color w:val="1A1A1A"/>
+          <w:sz w:val="22"/>
+          <w:szCs w:val="22"/>
+        </w:rPr>
+        <w:t>. It waits for an Admin.</w:t>
+      </w:r>
+    </w:p>
+    <w:p>
+      <w:pPr>
+        <w:numPr>
+          <w:ilvl w:val="0"/>
+          <w:numId w:val="22"/>
+        </w:numPr>
+        <w:spacing w:before="100" w:beforeAutospacing="1" w:after="100" w:afterAutospacing="1"/>
+        <w:rPr>
+          <w:rFonts w:ascii="Calibri" w:eastAsia="Times New Roman" w:hAnsi="Calibri" w:cs="Calibri"/>
+          <w:color w:val="1A1A1A"/>
+          <w:sz w:val="22"/>
+          <w:szCs w:val="22"/>
+        </w:rPr>
+      </w:pPr>
+      <w:r>
+        <w:rPr>
+          <w:rFonts w:ascii="Calibri" w:eastAsia="Times New Roman" w:hAnsi="Calibri" w:cs="Calibri"/>
+          <w:color w:val="1A1A1A"/>
+          <w:sz w:val="22"/>
+          <w:szCs w:val="22"/>
+        </w:rPr>
+        <w:t xml:space="preserve">An Admin selects it and clicks </w:t>
+      </w:r>
+      <w:r>
+        <w:rPr>
+          <w:rStyle w:val="Strong"/>
+          <w:rFonts w:ascii="Calibri" w:eastAsia="Times New Roman" w:hAnsi="Calibri" w:cs="Calibri"/>
+          <w:color w:val="1A1A1A"/>
+          <w:sz w:val="22"/>
+          <w:szCs w:val="22"/>
+        </w:rPr>
+        <w:t>Approve</w:t>
+      </w:r>
+      <w:r>
+        <w:rPr>
+          <w:rFonts w:ascii="Calibri" w:eastAsia="Times New Roman" w:hAnsi="Calibri" w:cs="Calibri"/>
+          <w:color w:val="1A1A1A"/>
+          <w:sz w:val="22"/>
+          <w:szCs w:val="22"/>
+        </w:rPr>
+        <w:t xml:space="preserve"> (or </w:t>
+      </w:r>
+      <w:r>
+        <w:rPr>
+          <w:rStyle w:val="Strong"/>
+          <w:rFonts w:ascii="Calibri" w:eastAsia="Times New Roman" w:hAnsi="Calibri" w:cs="Calibri"/>
+          <w:color w:val="1A1A1A"/>
+          <w:sz w:val="22"/>
+          <w:szCs w:val="22"/>
+        </w:rPr>
+        <w:t>Reject</w:t>
+      </w:r>
+      <w:r>
+        <w:rPr>
+          <w:rFonts w:ascii="Calibri" w:eastAsia="Times New Roman" w:hAnsi="Calibri" w:cs="Calibri"/>
+          <w:color w:val="1A1A1A"/>
+          <w:sz w:val="22"/>
+          <w:szCs w:val="22"/>
+        </w:rPr>
+        <w:t>). Once approved, the project's revenue and target end date change everywhere.</w:t>
+      </w:r>
+    </w:p>
+    <w:p>
+      <w:pPr>
+        <w:pStyle w:val="NormalWeb"/>
+        <w:rPr>
+          <w:rFonts w:ascii="Calibri" w:hAnsi="Calibri" w:cs="Calibri"/>
+          <w:color w:val="1A1A1A"/>
+          <w:sz w:val="22"/>
+          <w:szCs w:val="22"/>
+        </w:rPr>
+      </w:pPr>
+      <w:r>
+        <w:rPr>
+          <w:rStyle w:val="Strong"/>
+          <w:rFonts w:ascii="Calibri" w:hAnsi="Calibri" w:cs="Calibri"/>
+          <w:color w:val="1A1A1A"/>
+          <w:sz w:val="22"/>
+          <w:szCs w:val="22"/>
+        </w:rPr>
+        <w:t>Print Form</w:t>
+      </w:r>
+      <w:r>
+        <w:rPr>
+          <w:rFonts w:ascii="Calibri" w:hAnsi="Calibri" w:cs="Calibri"/>
+          <w:color w:val="1A1A1A"/>
+          <w:sz w:val="22"/>
+          <w:szCs w:val="22"/>
+        </w:rPr>
+        <w:t xml:space="preserve"> gives the change order form for signing (choose "Microsoft Print to PDF" for a PDF). Numbers are given automatically: CO-001, CO-002...</w:t>
+      </w:r>
+    </w:p>
+    <w:p>
+      <w:pPr>
+        <w:pStyle w:val="Heading2"/>
+        <w:rPr>
+          <w:rFonts w:ascii="Calibri" w:eastAsia="Times New Roman" w:hAnsi="Calibri" w:cs="Calibri"/>
+        </w:rPr>
+      </w:pPr>
+      <w:r>
+        <w:rPr>
+          <w:rFonts w:ascii="Calibri" w:eastAsia="Times New Roman" w:hAnsi="Calibri" w:cs="Calibri"/>
+        </w:rPr>
+        <w:t>Reports</w:t>
+      </w:r>
+    </w:p>
+    <w:p>
+      <w:pPr>
+        <w:pStyle w:val="NormalWeb"/>
+        <w:rPr>
+          <w:rFonts w:ascii="Calibri" w:hAnsi="Calibri" w:cs="Calibri"/>
+          <w:color w:val="1A1A1A"/>
+          <w:sz w:val="22"/>
+          <w:szCs w:val="22"/>
+        </w:rPr>
+      </w:pPr>
+      <w:r>
+        <w:rPr>
+          <w:rFonts w:ascii="Calibri" w:hAnsi="Calibri" w:cs="Calibri"/>
+          <w:color w:val="1A1A1A"/>
+          <w:sz w:val="22"/>
+          <w:szCs w:val="22"/>
+        </w:rPr>
+        <w:t>Choose the report (</w:t>
+      </w:r>
+      <w:r>
+        <w:rPr>
+          <w:rStyle w:val="Strong"/>
+          <w:rFonts w:ascii="Calibri" w:hAnsi="Calibri" w:cs="Calibri"/>
+          <w:color w:val="1A1A1A"/>
+          <w:sz w:val="22"/>
+          <w:szCs w:val="22"/>
+        </w:rPr>
+        <w:t>Expense &amp; Receipt Report</w:t>
+      </w:r>
+      <w:r>
+        <w:rPr>
+          <w:rFonts w:ascii="Calibri" w:hAnsi="Calibri" w:cs="Calibri"/>
+          <w:color w:val="1A1A1A"/>
+          <w:sz w:val="22"/>
+          <w:szCs w:val="22"/>
+        </w:rPr>
+        <w:t xml:space="preserve">, </w:t>
+      </w:r>
+      <w:r>
+        <w:rPr>
+          <w:rStyle w:val="Strong"/>
+          <w:rFonts w:ascii="Calibri" w:hAnsi="Calibri" w:cs="Calibri"/>
+          <w:color w:val="1A1A1A"/>
+          <w:sz w:val="22"/>
+          <w:szCs w:val="22"/>
+        </w:rPr>
+        <w:t>Weekly</w:t>
+      </w:r>
+      <w:r>
+        <w:rPr>
+          <w:rFonts w:ascii="Calibri" w:hAnsi="Calibri" w:cs="Calibri"/>
+          <w:color w:val="1A1A1A"/>
+          <w:sz w:val="22"/>
+          <w:szCs w:val="22"/>
+        </w:rPr>
+        <w:t xml:space="preserve"> or </w:t>
+      </w:r>
+      <w:r>
+        <w:rPr>
+          <w:rStyle w:val="Strong"/>
+          <w:rFonts w:ascii="Calibri" w:hAnsi="Calibri" w:cs="Calibri"/>
+          <w:color w:val="1A1A1A"/>
+          <w:sz w:val="22"/>
+          <w:szCs w:val="22"/>
+        </w:rPr>
+        <w:t>Monthly Expense Summary</w:t>
+      </w:r>
+      <w:r>
+        <w:rPr>
+          <w:rFonts w:ascii="Calibri" w:hAnsi="Calibri" w:cs="Calibri"/>
+          <w:color w:val="1A1A1A"/>
+          <w:sz w:val="22"/>
+          <w:szCs w:val="22"/>
+        </w:rPr>
+        <w:t xml:space="preserve">), the project (or All / Company Overhead) and the dates. Then </w:t>
+      </w:r>
+      <w:r>
+        <w:rPr>
+          <w:rStyle w:val="Strong"/>
+          <w:rFonts w:ascii="Calibri" w:hAnsi="Calibri" w:cs="Calibri"/>
+          <w:color w:val="1A1A1A"/>
+          <w:sz w:val="22"/>
+          <w:szCs w:val="22"/>
+        </w:rPr>
+        <w:t>Preview</w:t>
+      </w:r>
+      <w:r>
+        <w:rPr>
+          <w:rFonts w:ascii="Calibri" w:hAnsi="Calibri" w:cs="Calibri"/>
+          <w:color w:val="1A1A1A"/>
+          <w:sz w:val="22"/>
+          <w:szCs w:val="22"/>
+        </w:rPr>
+        <w:t xml:space="preserve">, </w:t>
+      </w:r>
+      <w:r>
+        <w:rPr>
+          <w:rStyle w:val="Strong"/>
+          <w:rFonts w:ascii="Calibri" w:hAnsi="Calibri" w:cs="Calibri"/>
+          <w:color w:val="1A1A1A"/>
+          <w:sz w:val="22"/>
+          <w:szCs w:val="22"/>
+        </w:rPr>
+        <w:t>Print</w:t>
+      </w:r>
+      <w:r>
+        <w:rPr>
+          <w:rFonts w:ascii="Calibri" w:hAnsi="Calibri" w:cs="Calibri"/>
+          <w:color w:val="1A1A1A"/>
+          <w:sz w:val="22"/>
+          <w:szCs w:val="22"/>
+        </w:rPr>
+        <w:t xml:space="preserve">, </w:t>
+      </w:r>
+      <w:r>
+        <w:rPr>
+          <w:rStyle w:val="Strong"/>
+          <w:rFonts w:ascii="Calibri" w:hAnsi="Calibri" w:cs="Calibri"/>
+          <w:color w:val="1A1A1A"/>
+          <w:sz w:val="22"/>
+          <w:szCs w:val="22"/>
+        </w:rPr>
+        <w:t>Save as PDF</w:t>
+      </w:r>
+      <w:r>
+        <w:rPr>
+          <w:rFonts w:ascii="Calibri" w:hAnsi="Calibri" w:cs="Calibri"/>
+          <w:color w:val="1A1A1A"/>
+          <w:sz w:val="22"/>
+          <w:szCs w:val="22"/>
+        </w:rPr>
+        <w:t xml:space="preserve"> or </w:t>
+      </w:r>
+      <w:r>
+        <w:rPr>
+          <w:rStyle w:val="Strong"/>
+          <w:rFonts w:ascii="Calibri" w:hAnsi="Calibri" w:cs="Calibri"/>
+          <w:color w:val="1A1A1A"/>
+          <w:sz w:val="22"/>
+          <w:szCs w:val="22"/>
+        </w:rPr>
+        <w:t>Export Excel</w:t>
+      </w:r>
+      <w:r>
+        <w:rPr>
+          <w:rFonts w:ascii="Calibri" w:hAnsi="Calibri" w:cs="Calibri"/>
+          <w:color w:val="1A1A1A"/>
+          <w:sz w:val="22"/>
+          <w:szCs w:val="22"/>
+        </w:rPr>
+        <w:t>. Reports include approved expenses only.</w:t>
       </w:r>
     </w:p>
     <w:p>
@@ -7987,9 +9074,9 @@
 <file path=word/numbering.xml><?xml version="1.0" encoding="utf-8"?>
 <w:numbering xmlns:wpc="http://schemas.microsoft.com/office/word/2010/wordprocessingCanvas" xmlns:cx="http://schemas.microsoft.com/office/drawing/2014/chartex" xmlns:cx1="http://schemas.microsoft.com/office/drawing/2015/9/8/chartex" xmlns:cx2="http://schemas.microsoft.com/office/drawing/2015/10/21/chartex" xmlns:cx3="http://schemas.microsoft.com/office/drawing/2016/5/9/chartex" xmlns:cx4="http://schemas.microsoft.com/office/drawing/2016/5/10/chartex" xmlns:cx5="http://schemas.microsoft.com/office/drawing/2016/5/11/chartex" xmlns:cx6="http://schemas.microsoft.com/office/drawing/2016/5/12/chartex" xmlns:cx7="http://schemas.microsoft.com/office/drawing/2016/5/13/chartex" xmlns:cx8="http://schemas.microsoft.com/office/drawing/2016/5/14/chartex" xmlns:mc="http://schemas.openxmlformats.org/markup-compatibility/2006" xmlns:aink="http://schemas.microsoft.com/office/drawing/2016/ink" xmlns:am3d="http://schemas.microsoft.com/office/drawing/2017/model3d" xmlns:o="urn:schemas-microsoft-com:office:office" xmlns:oel="http://schemas.microsoft.com/office/2019/extlst" xmlns:r="http://schemas.openxmlformats.org/officeDocument/2006/relationships" xmlns:m="http://schemas.openxmlformats.org/officeDocument/2006/math" xmlns:v="urn:schemas-microsoft-com:vml" xmlns:wp14="http://schemas.microsoft.com/office/word/2010/wordprocessingDrawing" xmlns:wp="http://schemas.openxmlformats.org/drawingml/2006/wordprocessingDrawing" xmlns:w10="urn:schemas-microsoft-com:office:word" xmlns:w="http://schemas.openxmlformats.org/wordprocessingml/2006/main" xmlns:w14="http://schemas.microsoft.com/office/word/2010/wordml" xmlns:w15="http://schemas.microsoft.com/office/word/2012/wordml" xmlns:w16cex="http://schemas.microsoft.com/office/word/2018/wordml/cex" xmlns:w16cid="http://schemas.microsoft.com/office/word/2016/wordml/cid" xmlns:w16="http://schemas.microsoft.com/office/word/2018/wordml" xmlns:w16du="http://schemas.microsoft.com/office/word/2023/wordml/word16du" xmlns:w16sdtdh="http://schemas.microsoft.com/office/word/2020/wordml/sdtdatahash" xmlns:w16sdtfl="http://schemas.microsoft.com/office/word/2024/wordml/sdtformatlock" xmlns:w16se="http://schemas.microsoft.com/office/word/2015/wordml/symex" xmlns:wpg="http://schemas.microsoft.com/office/word/2010/wordprocessingGroup" xmlns:wpi="http://schemas.microsoft.com/office/word/2010/wordprocessingInk" xmlns:wne="http://schemas.microsoft.com/office/word/2006/wordml" xmlns:wps="http://schemas.microsoft.com/office/word/2010/wordprocessingShape" mc:Ignorable="w14 w15 w16se w16cid w16 w16cex w16sdtdh w16sdtfl w16du wp14">
   <w:abstractNum w:abstractNumId="0" w15:restartNumberingAfterBreak="0">
-    <w:nsid w:val="0C4B3804"/>
+    <w:nsid w:val="00641F73"/>
     <w:multiLevelType w:val="multilevel"/>
-    <w:tmpl w:val="558C5D04"/>
+    <w:tmpl w:val="6E120656"/>
     <w:lvl w:ilvl="0">
       <w:start w:val="1"/>
       <w:numFmt w:val="decimal"/>
@@ -8100,9 +9187,122 @@
     </w:lvl>
   </w:abstractNum>
   <w:abstractNum w:abstractNumId="1" w15:restartNumberingAfterBreak="0">
-    <w:nsid w:val="0DE66782"/>
+    <w:nsid w:val="0C0553C1"/>
     <w:multiLevelType w:val="multilevel"/>
-    <w:tmpl w:val="47F882C8"/>
+    <w:tmpl w:val="C6DC5DB0"/>
+    <w:lvl w:ilvl="0">
+      <w:start w:val="1"/>
+      <w:numFmt w:val="decimal"/>
+      <w:lvlText w:val="%1."/>
+      <w:lvlJc w:val="left"/>
+      <w:pPr>
+        <w:tabs>
+          <w:tab w:val="num" w:pos="720"/>
+        </w:tabs>
+        <w:ind w:left="720" w:hanging="360"/>
+      </w:pPr>
+    </w:lvl>
+    <w:lvl w:ilvl="1" w:tentative="1">
+      <w:start w:val="1"/>
+      <w:numFmt w:val="decimal"/>
+      <w:lvlText w:val="%2."/>
+      <w:lvlJc w:val="left"/>
+      <w:pPr>
+        <w:tabs>
+          <w:tab w:val="num" w:pos="1440"/>
+        </w:tabs>
+        <w:ind w:left="1440" w:hanging="360"/>
+      </w:pPr>
+    </w:lvl>
+    <w:lvl w:ilvl="2" w:tentative="1">
+      <w:start w:val="1"/>
+      <w:numFmt w:val="decimal"/>
+      <w:lvlText w:val="%3."/>
+      <w:lvlJc w:val="left"/>
+      <w:pPr>
+        <w:tabs>
+          <w:tab w:val="num" w:pos="2160"/>
+        </w:tabs>
+        <w:ind w:left="2160" w:hanging="360"/>
+      </w:pPr>
+    </w:lvl>
+    <w:lvl w:ilvl="3" w:tentative="1">
+      <w:start w:val="1"/>
+      <w:numFmt w:val="decimal"/>
+      <w:lvlText w:val="%4."/>
+      <w:lvlJc w:val="left"/>
+      <w:pPr>
+        <w:tabs>
+          <w:tab w:val="num" w:pos="2880"/>
+        </w:tabs>
+        <w:ind w:left="2880" w:hanging="360"/>
+      </w:pPr>
+    </w:lvl>
+    <w:lvl w:ilvl="4" w:tentative="1">
+      <w:start w:val="1"/>
+      <w:numFmt w:val="decimal"/>
+      <w:lvlText w:val="%5."/>
+      <w:lvlJc w:val="left"/>
+      <w:pPr>
+        <w:tabs>
+          <w:tab w:val="num" w:pos="3600"/>
+        </w:tabs>
+        <w:ind w:left="3600" w:hanging="360"/>
+      </w:pPr>
+    </w:lvl>
+    <w:lvl w:ilvl="5" w:tentative="1">
+      <w:start w:val="1"/>
+      <w:numFmt w:val="decimal"/>
+      <w:lvlText w:val="%6."/>
+      <w:lvlJc w:val="left"/>
+      <w:pPr>
+        <w:tabs>
+          <w:tab w:val="num" w:pos="4320"/>
+        </w:tabs>
+        <w:ind w:left="4320" w:hanging="360"/>
+      </w:pPr>
+    </w:lvl>
+    <w:lvl w:ilvl="6" w:tentative="1">
+      <w:start w:val="1"/>
+      <w:numFmt w:val="decimal"/>
+      <w:lvlText w:val="%7."/>
+      <w:lvlJc w:val="left"/>
+      <w:pPr>
+        <w:tabs>
+          <w:tab w:val="num" w:pos="5040"/>
+        </w:tabs>
+        <w:ind w:left="5040" w:hanging="360"/>
+      </w:pPr>
+    </w:lvl>
+    <w:lvl w:ilvl="7" w:tentative="1">
+      <w:start w:val="1"/>
+      <w:numFmt w:val="decimal"/>
+      <w:lvlText w:val="%8."/>
+      <w:lvlJc w:val="left"/>
+      <w:pPr>
+        <w:tabs>
+          <w:tab w:val="num" w:pos="5760"/>
+        </w:tabs>
+        <w:ind w:left="5760" w:hanging="360"/>
+      </w:pPr>
+    </w:lvl>
+    <w:lvl w:ilvl="8" w:tentative="1">
+      <w:start w:val="1"/>
+      <w:numFmt w:val="decimal"/>
+      <w:lvlText w:val="%9."/>
+      <w:lvlJc w:val="left"/>
+      <w:pPr>
+        <w:tabs>
+          <w:tab w:val="num" w:pos="6480"/>
+        </w:tabs>
+        <w:ind w:left="6480" w:hanging="360"/>
+      </w:pPr>
+    </w:lvl>
+  </w:abstractNum>
+  <w:abstractNum w:abstractNumId="2" w15:restartNumberingAfterBreak="0">
+    <w:nsid w:val="0F5A23B4"/>
+    <w:multiLevelType w:val="multilevel"/>
+    <w:tmpl w:val="DE60B1B2"/>
     <w:lvl w:ilvl="0">
       <w:start w:val="1"/>
       <w:numFmt w:val="bullet"/>
@@ -8248,123 +9448,10 @@
       </w:rPr>
     </w:lvl>
   </w:abstractNum>
-  <w:abstractNum w:abstractNumId="2" w15:restartNumberingAfterBreak="0">
-    <w:nsid w:val="104C749B"/>
+  <w:abstractNum w:abstractNumId="3" w15:restartNumberingAfterBreak="0">
+    <w:nsid w:val="13334A28"/>
     <w:multiLevelType w:val="multilevel"/>
-    <w:tmpl w:val="38EAB934"/>
-    <w:lvl w:ilvl="0">
-      <w:start w:val="1"/>
-      <w:numFmt w:val="decimal"/>
-      <w:lvlText w:val="%1."/>
-      <w:lvlJc w:val="left"/>
-      <w:pPr>
-        <w:tabs>
-          <w:tab w:val="num" w:pos="720"/>
-        </w:tabs>
-        <w:ind w:left="720" w:hanging="360"/>
-      </w:pPr>
-    </w:lvl>
-    <w:lvl w:ilvl="1" w:tentative="1">
-      <w:start w:val="1"/>
-      <w:numFmt w:val="decimal"/>
-      <w:lvlText w:val="%2."/>
-      <w:lvlJc w:val="left"/>
-      <w:pPr>
-        <w:tabs>
-          <w:tab w:val="num" w:pos="1440"/>
-        </w:tabs>
-        <w:ind w:left="1440" w:hanging="360"/>
-      </w:pPr>
-    </w:lvl>
-    <w:lvl w:ilvl="2" w:tentative="1">
-      <w:start w:val="1"/>
-      <w:numFmt w:val="decimal"/>
-      <w:lvlText w:val="%3."/>
-      <w:lvlJc w:val="left"/>
-      <w:pPr>
-        <w:tabs>
-          <w:tab w:val="num" w:pos="2160"/>
-        </w:tabs>
-        <w:ind w:left="2160" w:hanging="360"/>
-      </w:pPr>
-    </w:lvl>
-    <w:lvl w:ilvl="3" w:tentative="1">
-      <w:start w:val="1"/>
-      <w:numFmt w:val="decimal"/>
-      <w:lvlText w:val="%4."/>
-      <w:lvlJc w:val="left"/>
-      <w:pPr>
-        <w:tabs>
-          <w:tab w:val="num" w:pos="2880"/>
-        </w:tabs>
-        <w:ind w:left="2880" w:hanging="360"/>
-      </w:pPr>
-    </w:lvl>
-    <w:lvl w:ilvl="4" w:tentative="1">
-      <w:start w:val="1"/>
-      <w:numFmt w:val="decimal"/>
-      <w:lvlText w:val="%5."/>
-      <w:lvlJc w:val="left"/>
-      <w:pPr>
-        <w:tabs>
-          <w:tab w:val="num" w:pos="3600"/>
-        </w:tabs>
-        <w:ind w:left="3600" w:hanging="360"/>
-      </w:pPr>
-    </w:lvl>
-    <w:lvl w:ilvl="5" w:tentative="1">
-      <w:start w:val="1"/>
-      <w:numFmt w:val="decimal"/>
-      <w:lvlText w:val="%6."/>
-      <w:lvlJc w:val="left"/>
-      <w:pPr>
-        <w:tabs>
-          <w:tab w:val="num" w:pos="4320"/>
-        </w:tabs>
-        <w:ind w:left="4320" w:hanging="360"/>
-      </w:pPr>
-    </w:lvl>
-    <w:lvl w:ilvl="6" w:tentative="1">
-      <w:start w:val="1"/>
-      <w:numFmt w:val="decimal"/>
-      <w:lvlText w:val="%7."/>
-      <w:lvlJc w:val="left"/>
-      <w:pPr>
-        <w:tabs>
-          <w:tab w:val="num" w:pos="5040"/>
-        </w:tabs>
-        <w:ind w:left="5040" w:hanging="360"/>
-      </w:pPr>
-    </w:lvl>
-    <w:lvl w:ilvl="7" w:tentative="1">
-      <w:start w:val="1"/>
-      <w:numFmt w:val="decimal"/>
-      <w:lvlText w:val="%8."/>
-      <w:lvlJc w:val="left"/>
-      <w:pPr>
-        <w:tabs>
-          <w:tab w:val="num" w:pos="5760"/>
-        </w:tabs>
-        <w:ind w:left="5760" w:hanging="360"/>
-      </w:pPr>
-    </w:lvl>
-    <w:lvl w:ilvl="8" w:tentative="1">
-      <w:start w:val="1"/>
-      <w:numFmt w:val="decimal"/>
-      <w:lvlText w:val="%9."/>
-      <w:lvlJc w:val="left"/>
-      <w:pPr>
-        <w:tabs>
-          <w:tab w:val="num" w:pos="6480"/>
-        </w:tabs>
-        <w:ind w:left="6480" w:hanging="360"/>
-      </w:pPr>
-    </w:lvl>
-  </w:abstractNum>
-  <w:abstractNum w:abstractNumId="3" w15:restartNumberingAfterBreak="0">
-    <w:nsid w:val="111E5777"/>
-    <w:multiLevelType w:val="multilevel"/>
-    <w:tmpl w:val="6816720A"/>
+    <w:tmpl w:val="30268536"/>
     <w:lvl w:ilvl="0">
       <w:start w:val="1"/>
       <w:numFmt w:val="decimal"/>
@@ -8475,9 +9562,9 @@
     </w:lvl>
   </w:abstractNum>
   <w:abstractNum w:abstractNumId="4" w15:restartNumberingAfterBreak="0">
-    <w:nsid w:val="141B7E22"/>
+    <w:nsid w:val="20BF6DC1"/>
     <w:multiLevelType w:val="multilevel"/>
-    <w:tmpl w:val="538EE7D8"/>
+    <w:tmpl w:val="83944212"/>
     <w:lvl w:ilvl="0">
       <w:start w:val="1"/>
       <w:numFmt w:val="decimal"/>
@@ -8588,348 +9675,9 @@
     </w:lvl>
   </w:abstractNum>
   <w:abstractNum w:abstractNumId="5" w15:restartNumberingAfterBreak="0">
-    <w:nsid w:val="14A53377"/>
+    <w:nsid w:val="221824EF"/>
     <w:multiLevelType w:val="multilevel"/>
-    <w:tmpl w:val="13E23122"/>
-    <w:lvl w:ilvl="0">
-      <w:start w:val="1"/>
-      <w:numFmt w:val="decimal"/>
-      <w:lvlText w:val="%1."/>
-      <w:lvlJc w:val="left"/>
-      <w:pPr>
-        <w:tabs>
-          <w:tab w:val="num" w:pos="720"/>
-        </w:tabs>
-        <w:ind w:left="720" w:hanging="360"/>
-      </w:pPr>
-    </w:lvl>
-    <w:lvl w:ilvl="1" w:tentative="1">
-      <w:start w:val="1"/>
-      <w:numFmt w:val="decimal"/>
-      <w:lvlText w:val="%2."/>
-      <w:lvlJc w:val="left"/>
-      <w:pPr>
-        <w:tabs>
-          <w:tab w:val="num" w:pos="1440"/>
-        </w:tabs>
-        <w:ind w:left="1440" w:hanging="360"/>
-      </w:pPr>
-    </w:lvl>
-    <w:lvl w:ilvl="2" w:tentative="1">
-      <w:start w:val="1"/>
-      <w:numFmt w:val="decimal"/>
-      <w:lvlText w:val="%3."/>
-      <w:lvlJc w:val="left"/>
-      <w:pPr>
-        <w:tabs>
-          <w:tab w:val="num" w:pos="2160"/>
-        </w:tabs>
-        <w:ind w:left="2160" w:hanging="360"/>
-      </w:pPr>
-    </w:lvl>
-    <w:lvl w:ilvl="3" w:tentative="1">
-      <w:start w:val="1"/>
-      <w:numFmt w:val="decimal"/>
-      <w:lvlText w:val="%4."/>
-      <w:lvlJc w:val="left"/>
-      <w:pPr>
-        <w:tabs>
-          <w:tab w:val="num" w:pos="2880"/>
-        </w:tabs>
-        <w:ind w:left="2880" w:hanging="360"/>
-      </w:pPr>
-    </w:lvl>
-    <w:lvl w:ilvl="4" w:tentative="1">
-      <w:start w:val="1"/>
-      <w:numFmt w:val="decimal"/>
-      <w:lvlText w:val="%5."/>
-      <w:lvlJc w:val="left"/>
-      <w:pPr>
-        <w:tabs>
-          <w:tab w:val="num" w:pos="3600"/>
-        </w:tabs>
-        <w:ind w:left="3600" w:hanging="360"/>
-      </w:pPr>
-    </w:lvl>
-    <w:lvl w:ilvl="5" w:tentative="1">
-      <w:start w:val="1"/>
-      <w:numFmt w:val="decimal"/>
-      <w:lvlText w:val="%6."/>
-      <w:lvlJc w:val="left"/>
-      <w:pPr>
-        <w:tabs>
-          <w:tab w:val="num" w:pos="4320"/>
-        </w:tabs>
-        <w:ind w:left="4320" w:hanging="360"/>
-      </w:pPr>
-    </w:lvl>
-    <w:lvl w:ilvl="6" w:tentative="1">
-      <w:start w:val="1"/>
-      <w:numFmt w:val="decimal"/>
-      <w:lvlText w:val="%7."/>
-      <w:lvlJc w:val="left"/>
-      <w:pPr>
-        <w:tabs>
-          <w:tab w:val="num" w:pos="5040"/>
-        </w:tabs>
-        <w:ind w:left="5040" w:hanging="360"/>
-      </w:pPr>
-    </w:lvl>
-    <w:lvl w:ilvl="7" w:tentative="1">
-      <w:start w:val="1"/>
-      <w:numFmt w:val="decimal"/>
-      <w:lvlText w:val="%8."/>
-      <w:lvlJc w:val="left"/>
-      <w:pPr>
-        <w:tabs>
-          <w:tab w:val="num" w:pos="5760"/>
-        </w:tabs>
-        <w:ind w:left="5760" w:hanging="360"/>
-      </w:pPr>
-    </w:lvl>
-    <w:lvl w:ilvl="8" w:tentative="1">
-      <w:start w:val="1"/>
-      <w:numFmt w:val="decimal"/>
-      <w:lvlText w:val="%9."/>
-      <w:lvlJc w:val="left"/>
-      <w:pPr>
-        <w:tabs>
-          <w:tab w:val="num" w:pos="6480"/>
-        </w:tabs>
-        <w:ind w:left="6480" w:hanging="360"/>
-      </w:pPr>
-    </w:lvl>
-  </w:abstractNum>
-  <w:abstractNum w:abstractNumId="6" w15:restartNumberingAfterBreak="0">
-    <w:nsid w:val="224201AE"/>
-    <w:multiLevelType w:val="multilevel"/>
-    <w:tmpl w:val="23968EC6"/>
-    <w:lvl w:ilvl="0">
-      <w:start w:val="1"/>
-      <w:numFmt w:val="decimal"/>
-      <w:lvlText w:val="%1."/>
-      <w:lvlJc w:val="left"/>
-      <w:pPr>
-        <w:tabs>
-          <w:tab w:val="num" w:pos="720"/>
-        </w:tabs>
-        <w:ind w:left="720" w:hanging="360"/>
-      </w:pPr>
-    </w:lvl>
-    <w:lvl w:ilvl="1" w:tentative="1">
-      <w:start w:val="1"/>
-      <w:numFmt w:val="decimal"/>
-      <w:lvlText w:val="%2."/>
-      <w:lvlJc w:val="left"/>
-      <w:pPr>
-        <w:tabs>
-          <w:tab w:val="num" w:pos="1440"/>
-        </w:tabs>
-        <w:ind w:left="1440" w:hanging="360"/>
-      </w:pPr>
-    </w:lvl>
-    <w:lvl w:ilvl="2" w:tentative="1">
-      <w:start w:val="1"/>
-      <w:numFmt w:val="decimal"/>
-      <w:lvlText w:val="%3."/>
-      <w:lvlJc w:val="left"/>
-      <w:pPr>
-        <w:tabs>
-          <w:tab w:val="num" w:pos="2160"/>
-        </w:tabs>
-        <w:ind w:left="2160" w:hanging="360"/>
-      </w:pPr>
-    </w:lvl>
-    <w:lvl w:ilvl="3" w:tentative="1">
-      <w:start w:val="1"/>
-      <w:numFmt w:val="decimal"/>
-      <w:lvlText w:val="%4."/>
-      <w:lvlJc w:val="left"/>
-      <w:pPr>
-        <w:tabs>
-          <w:tab w:val="num" w:pos="2880"/>
-        </w:tabs>
-        <w:ind w:left="2880" w:hanging="360"/>
-      </w:pPr>
-    </w:lvl>
-    <w:lvl w:ilvl="4" w:tentative="1">
-      <w:start w:val="1"/>
-      <w:numFmt w:val="decimal"/>
-      <w:lvlText w:val="%5."/>
-      <w:lvlJc w:val="left"/>
-      <w:pPr>
-        <w:tabs>
-          <w:tab w:val="num" w:pos="3600"/>
-        </w:tabs>
-        <w:ind w:left="3600" w:hanging="360"/>
-      </w:pPr>
-    </w:lvl>
-    <w:lvl w:ilvl="5" w:tentative="1">
-      <w:start w:val="1"/>
-      <w:numFmt w:val="decimal"/>
-      <w:lvlText w:val="%6."/>
-      <w:lvlJc w:val="left"/>
-      <w:pPr>
-        <w:tabs>
-          <w:tab w:val="num" w:pos="4320"/>
-        </w:tabs>
-        <w:ind w:left="4320" w:hanging="360"/>
-      </w:pPr>
-    </w:lvl>
-    <w:lvl w:ilvl="6" w:tentative="1">
-      <w:start w:val="1"/>
-      <w:numFmt w:val="decimal"/>
-      <w:lvlText w:val="%7."/>
-      <w:lvlJc w:val="left"/>
-      <w:pPr>
-        <w:tabs>
-          <w:tab w:val="num" w:pos="5040"/>
-        </w:tabs>
-        <w:ind w:left="5040" w:hanging="360"/>
-      </w:pPr>
-    </w:lvl>
-    <w:lvl w:ilvl="7" w:tentative="1">
-      <w:start w:val="1"/>
-      <w:numFmt w:val="decimal"/>
-      <w:lvlText w:val="%8."/>
-      <w:lvlJc w:val="left"/>
-      <w:pPr>
-        <w:tabs>
-          <w:tab w:val="num" w:pos="5760"/>
-        </w:tabs>
-        <w:ind w:left="5760" w:hanging="360"/>
-      </w:pPr>
-    </w:lvl>
-    <w:lvl w:ilvl="8" w:tentative="1">
-      <w:start w:val="1"/>
-      <w:numFmt w:val="decimal"/>
-      <w:lvlText w:val="%9."/>
-      <w:lvlJc w:val="left"/>
-      <w:pPr>
-        <w:tabs>
-          <w:tab w:val="num" w:pos="6480"/>
-        </w:tabs>
-        <w:ind w:left="6480" w:hanging="360"/>
-      </w:pPr>
-    </w:lvl>
-  </w:abstractNum>
-  <w:abstractNum w:abstractNumId="7" w15:restartNumberingAfterBreak="0">
-    <w:nsid w:val="29071ACB"/>
-    <w:multiLevelType w:val="multilevel"/>
-    <w:tmpl w:val="43127C02"/>
-    <w:lvl w:ilvl="0">
-      <w:start w:val="1"/>
-      <w:numFmt w:val="decimal"/>
-      <w:lvlText w:val="%1."/>
-      <w:lvlJc w:val="left"/>
-      <w:pPr>
-        <w:tabs>
-          <w:tab w:val="num" w:pos="720"/>
-        </w:tabs>
-        <w:ind w:left="720" w:hanging="360"/>
-      </w:pPr>
-    </w:lvl>
-    <w:lvl w:ilvl="1" w:tentative="1">
-      <w:start w:val="1"/>
-      <w:numFmt w:val="decimal"/>
-      <w:lvlText w:val="%2."/>
-      <w:lvlJc w:val="left"/>
-      <w:pPr>
-        <w:tabs>
-          <w:tab w:val="num" w:pos="1440"/>
-        </w:tabs>
-        <w:ind w:left="1440" w:hanging="360"/>
-      </w:pPr>
-    </w:lvl>
-    <w:lvl w:ilvl="2" w:tentative="1">
-      <w:start w:val="1"/>
-      <w:numFmt w:val="decimal"/>
-      <w:lvlText w:val="%3."/>
-      <w:lvlJc w:val="left"/>
-      <w:pPr>
-        <w:tabs>
-          <w:tab w:val="num" w:pos="2160"/>
-        </w:tabs>
-        <w:ind w:left="2160" w:hanging="360"/>
-      </w:pPr>
-    </w:lvl>
-    <w:lvl w:ilvl="3" w:tentative="1">
-      <w:start w:val="1"/>
-      <w:numFmt w:val="decimal"/>
-      <w:lvlText w:val="%4."/>
-      <w:lvlJc w:val="left"/>
-      <w:pPr>
-        <w:tabs>
-          <w:tab w:val="num" w:pos="2880"/>
-        </w:tabs>
-        <w:ind w:left="2880" w:hanging="360"/>
-      </w:pPr>
-    </w:lvl>
-    <w:lvl w:ilvl="4" w:tentative="1">
-      <w:start w:val="1"/>
-      <w:numFmt w:val="decimal"/>
-      <w:lvlText w:val="%5."/>
-      <w:lvlJc w:val="left"/>
-      <w:pPr>
-        <w:tabs>
-          <w:tab w:val="num" w:pos="3600"/>
-        </w:tabs>
-        <w:ind w:left="3600" w:hanging="360"/>
-      </w:pPr>
-    </w:lvl>
-    <w:lvl w:ilvl="5" w:tentative="1">
-      <w:start w:val="1"/>
-      <w:numFmt w:val="decimal"/>
-      <w:lvlText w:val="%6."/>
-      <w:lvlJc w:val="left"/>
-      <w:pPr>
-        <w:tabs>
-          <w:tab w:val="num" w:pos="4320"/>
-        </w:tabs>
-        <w:ind w:left="4320" w:hanging="360"/>
-      </w:pPr>
-    </w:lvl>
-    <w:lvl w:ilvl="6" w:tentative="1">
-      <w:start w:val="1"/>
-      <w:numFmt w:val="decimal"/>
-      <w:lvlText w:val="%7."/>
-      <w:lvlJc w:val="left"/>
-      <w:pPr>
-        <w:tabs>
-          <w:tab w:val="num" w:pos="5040"/>
-        </w:tabs>
-        <w:ind w:left="5040" w:hanging="360"/>
-      </w:pPr>
-    </w:lvl>
-    <w:lvl w:ilvl="7" w:tentative="1">
-      <w:start w:val="1"/>
-      <w:numFmt w:val="decimal"/>
-      <w:lvlText w:val="%8."/>
-      <w:lvlJc w:val="left"/>
-      <w:pPr>
-        <w:tabs>
-          <w:tab w:val="num" w:pos="5760"/>
-        </w:tabs>
-        <w:ind w:left="5760" w:hanging="360"/>
-      </w:pPr>
-    </w:lvl>
-    <w:lvl w:ilvl="8" w:tentative="1">
-      <w:start w:val="1"/>
-      <w:numFmt w:val="decimal"/>
-      <w:lvlText w:val="%9."/>
-      <w:lvlJc w:val="left"/>
-      <w:pPr>
-        <w:tabs>
-          <w:tab w:val="num" w:pos="6480"/>
-        </w:tabs>
-        <w:ind w:left="6480" w:hanging="360"/>
-      </w:pPr>
-    </w:lvl>
-  </w:abstractNum>
-  <w:abstractNum w:abstractNumId="8" w15:restartNumberingAfterBreak="0">
-    <w:nsid w:val="2B534A1F"/>
-    <w:multiLevelType w:val="multilevel"/>
-    <w:tmpl w:val="83585102"/>
+    <w:tmpl w:val="5EA41248"/>
     <w:lvl w:ilvl="0">
       <w:start w:val="1"/>
       <w:numFmt w:val="bullet"/>
@@ -9075,462 +9823,10 @@
       </w:rPr>
     </w:lvl>
   </w:abstractNum>
-  <w:abstractNum w:abstractNumId="9" w15:restartNumberingAfterBreak="0">
-    <w:nsid w:val="35B64F83"/>
+  <w:abstractNum w:abstractNumId="6" w15:restartNumberingAfterBreak="0">
+    <w:nsid w:val="228E59CD"/>
     <w:multiLevelType w:val="multilevel"/>
-    <w:tmpl w:val="4DAC1DEE"/>
-    <w:lvl w:ilvl="0">
-      <w:start w:val="1"/>
-      <w:numFmt w:val="decimal"/>
-      <w:lvlText w:val="%1."/>
-      <w:lvlJc w:val="left"/>
-      <w:pPr>
-        <w:tabs>
-          <w:tab w:val="num" w:pos="720"/>
-        </w:tabs>
-        <w:ind w:left="720" w:hanging="360"/>
-      </w:pPr>
-    </w:lvl>
-    <w:lvl w:ilvl="1" w:tentative="1">
-      <w:start w:val="1"/>
-      <w:numFmt w:val="decimal"/>
-      <w:lvlText w:val="%2."/>
-      <w:lvlJc w:val="left"/>
-      <w:pPr>
-        <w:tabs>
-          <w:tab w:val="num" w:pos="1440"/>
-        </w:tabs>
-        <w:ind w:left="1440" w:hanging="360"/>
-      </w:pPr>
-    </w:lvl>
-    <w:lvl w:ilvl="2" w:tentative="1">
-      <w:start w:val="1"/>
-      <w:numFmt w:val="decimal"/>
-      <w:lvlText w:val="%3."/>
-      <w:lvlJc w:val="left"/>
-      <w:pPr>
-        <w:tabs>
-          <w:tab w:val="num" w:pos="2160"/>
-        </w:tabs>
-        <w:ind w:left="2160" w:hanging="360"/>
-      </w:pPr>
-    </w:lvl>
-    <w:lvl w:ilvl="3" w:tentative="1">
-      <w:start w:val="1"/>
-      <w:numFmt w:val="decimal"/>
-      <w:lvlText w:val="%4."/>
-      <w:lvlJc w:val="left"/>
-      <w:pPr>
-        <w:tabs>
-          <w:tab w:val="num" w:pos="2880"/>
-        </w:tabs>
-        <w:ind w:left="2880" w:hanging="360"/>
-      </w:pPr>
-    </w:lvl>
-    <w:lvl w:ilvl="4" w:tentative="1">
-      <w:start w:val="1"/>
-      <w:numFmt w:val="decimal"/>
-      <w:lvlText w:val="%5."/>
-      <w:lvlJc w:val="left"/>
-      <w:pPr>
-        <w:tabs>
-          <w:tab w:val="num" w:pos="3600"/>
-        </w:tabs>
-        <w:ind w:left="3600" w:hanging="360"/>
-      </w:pPr>
-    </w:lvl>
-    <w:lvl w:ilvl="5" w:tentative="1">
-      <w:start w:val="1"/>
-      <w:numFmt w:val="decimal"/>
-      <w:lvlText w:val="%6."/>
-      <w:lvlJc w:val="left"/>
-      <w:pPr>
-        <w:tabs>
-          <w:tab w:val="num" w:pos="4320"/>
-        </w:tabs>
-        <w:ind w:left="4320" w:hanging="360"/>
-      </w:pPr>
-    </w:lvl>
-    <w:lvl w:ilvl="6" w:tentative="1">
-      <w:start w:val="1"/>
-      <w:numFmt w:val="decimal"/>
-      <w:lvlText w:val="%7."/>
-      <w:lvlJc w:val="left"/>
-      <w:pPr>
-        <w:tabs>
-          <w:tab w:val="num" w:pos="5040"/>
-        </w:tabs>
-        <w:ind w:left="5040" w:hanging="360"/>
-      </w:pPr>
-    </w:lvl>
-    <w:lvl w:ilvl="7" w:tentative="1">
-      <w:start w:val="1"/>
-      <w:numFmt w:val="decimal"/>
-      <w:lvlText w:val="%8."/>
-      <w:lvlJc w:val="left"/>
-      <w:pPr>
-        <w:tabs>
-          <w:tab w:val="num" w:pos="5760"/>
-        </w:tabs>
-        <w:ind w:left="5760" w:hanging="360"/>
-      </w:pPr>
-    </w:lvl>
-    <w:lvl w:ilvl="8" w:tentative="1">
-      <w:start w:val="1"/>
-      <w:numFmt w:val="decimal"/>
-      <w:lvlText w:val="%9."/>
-      <w:lvlJc w:val="left"/>
-      <w:pPr>
-        <w:tabs>
-          <w:tab w:val="num" w:pos="6480"/>
-        </w:tabs>
-        <w:ind w:left="6480" w:hanging="360"/>
-      </w:pPr>
-    </w:lvl>
-  </w:abstractNum>
-  <w:abstractNum w:abstractNumId="10" w15:restartNumberingAfterBreak="0">
-    <w:nsid w:val="36522989"/>
-    <w:multiLevelType w:val="multilevel"/>
-    <w:tmpl w:val="352683C4"/>
-    <w:lvl w:ilvl="0">
-      <w:start w:val="1"/>
-      <w:numFmt w:val="decimal"/>
-      <w:lvlText w:val="%1."/>
-      <w:lvlJc w:val="left"/>
-      <w:pPr>
-        <w:tabs>
-          <w:tab w:val="num" w:pos="720"/>
-        </w:tabs>
-        <w:ind w:left="720" w:hanging="360"/>
-      </w:pPr>
-    </w:lvl>
-    <w:lvl w:ilvl="1" w:tentative="1">
-      <w:start w:val="1"/>
-      <w:numFmt w:val="decimal"/>
-      <w:lvlText w:val="%2."/>
-      <w:lvlJc w:val="left"/>
-      <w:pPr>
-        <w:tabs>
-          <w:tab w:val="num" w:pos="1440"/>
-        </w:tabs>
-        <w:ind w:left="1440" w:hanging="360"/>
-      </w:pPr>
-    </w:lvl>
-    <w:lvl w:ilvl="2" w:tentative="1">
-      <w:start w:val="1"/>
-      <w:numFmt w:val="decimal"/>
-      <w:lvlText w:val="%3."/>
-      <w:lvlJc w:val="left"/>
-      <w:pPr>
-        <w:tabs>
-          <w:tab w:val="num" w:pos="2160"/>
-        </w:tabs>
-        <w:ind w:left="2160" w:hanging="360"/>
-      </w:pPr>
-    </w:lvl>
-    <w:lvl w:ilvl="3" w:tentative="1">
-      <w:start w:val="1"/>
-      <w:numFmt w:val="decimal"/>
-      <w:lvlText w:val="%4."/>
-      <w:lvlJc w:val="left"/>
-      <w:pPr>
-        <w:tabs>
-          <w:tab w:val="num" w:pos="2880"/>
-        </w:tabs>
-        <w:ind w:left="2880" w:hanging="360"/>
-      </w:pPr>
-    </w:lvl>
-    <w:lvl w:ilvl="4" w:tentative="1">
-      <w:start w:val="1"/>
-      <w:numFmt w:val="decimal"/>
-      <w:lvlText w:val="%5."/>
-      <w:lvlJc w:val="left"/>
-      <w:pPr>
-        <w:tabs>
-          <w:tab w:val="num" w:pos="3600"/>
-        </w:tabs>
-        <w:ind w:left="3600" w:hanging="360"/>
-      </w:pPr>
-    </w:lvl>
-    <w:lvl w:ilvl="5" w:tentative="1">
-      <w:start w:val="1"/>
-      <w:numFmt w:val="decimal"/>
-      <w:lvlText w:val="%6."/>
-      <w:lvlJc w:val="left"/>
-      <w:pPr>
-        <w:tabs>
-          <w:tab w:val="num" w:pos="4320"/>
-        </w:tabs>
-        <w:ind w:left="4320" w:hanging="360"/>
-      </w:pPr>
-    </w:lvl>
-    <w:lvl w:ilvl="6" w:tentative="1">
-      <w:start w:val="1"/>
-      <w:numFmt w:val="decimal"/>
-      <w:lvlText w:val="%7."/>
-      <w:lvlJc w:val="left"/>
-      <w:pPr>
-        <w:tabs>
-          <w:tab w:val="num" w:pos="5040"/>
-        </w:tabs>
-        <w:ind w:left="5040" w:hanging="360"/>
-      </w:pPr>
-    </w:lvl>
-    <w:lvl w:ilvl="7" w:tentative="1">
-      <w:start w:val="1"/>
-      <w:numFmt w:val="decimal"/>
-      <w:lvlText w:val="%8."/>
-      <w:lvlJc w:val="left"/>
-      <w:pPr>
-        <w:tabs>
-          <w:tab w:val="num" w:pos="5760"/>
-        </w:tabs>
-        <w:ind w:left="5760" w:hanging="360"/>
-      </w:pPr>
-    </w:lvl>
-    <w:lvl w:ilvl="8" w:tentative="1">
-      <w:start w:val="1"/>
-      <w:numFmt w:val="decimal"/>
-      <w:lvlText w:val="%9."/>
-      <w:lvlJc w:val="left"/>
-      <w:pPr>
-        <w:tabs>
-          <w:tab w:val="num" w:pos="6480"/>
-        </w:tabs>
-        <w:ind w:left="6480" w:hanging="360"/>
-      </w:pPr>
-    </w:lvl>
-  </w:abstractNum>
-  <w:abstractNum w:abstractNumId="11" w15:restartNumberingAfterBreak="0">
-    <w:nsid w:val="3AFA462D"/>
-    <w:multiLevelType w:val="multilevel"/>
-    <w:tmpl w:val="E56A9DE0"/>
-    <w:lvl w:ilvl="0">
-      <w:start w:val="1"/>
-      <w:numFmt w:val="decimal"/>
-      <w:lvlText w:val="%1."/>
-      <w:lvlJc w:val="left"/>
-      <w:pPr>
-        <w:tabs>
-          <w:tab w:val="num" w:pos="720"/>
-        </w:tabs>
-        <w:ind w:left="720" w:hanging="360"/>
-      </w:pPr>
-    </w:lvl>
-    <w:lvl w:ilvl="1" w:tentative="1">
-      <w:start w:val="1"/>
-      <w:numFmt w:val="decimal"/>
-      <w:lvlText w:val="%2."/>
-      <w:lvlJc w:val="left"/>
-      <w:pPr>
-        <w:tabs>
-          <w:tab w:val="num" w:pos="1440"/>
-        </w:tabs>
-        <w:ind w:left="1440" w:hanging="360"/>
-      </w:pPr>
-    </w:lvl>
-    <w:lvl w:ilvl="2" w:tentative="1">
-      <w:start w:val="1"/>
-      <w:numFmt w:val="decimal"/>
-      <w:lvlText w:val="%3."/>
-      <w:lvlJc w:val="left"/>
-      <w:pPr>
-        <w:tabs>
-          <w:tab w:val="num" w:pos="2160"/>
-        </w:tabs>
-        <w:ind w:left="2160" w:hanging="360"/>
-      </w:pPr>
-    </w:lvl>
-    <w:lvl w:ilvl="3" w:tentative="1">
-      <w:start w:val="1"/>
-      <w:numFmt w:val="decimal"/>
-      <w:lvlText w:val="%4."/>
-      <w:lvlJc w:val="left"/>
-      <w:pPr>
-        <w:tabs>
-          <w:tab w:val="num" w:pos="2880"/>
-        </w:tabs>
-        <w:ind w:left="2880" w:hanging="360"/>
-      </w:pPr>
-    </w:lvl>
-    <w:lvl w:ilvl="4" w:tentative="1">
-      <w:start w:val="1"/>
-      <w:numFmt w:val="decimal"/>
-      <w:lvlText w:val="%5."/>
-      <w:lvlJc w:val="left"/>
-      <w:pPr>
-        <w:tabs>
-          <w:tab w:val="num" w:pos="3600"/>
-        </w:tabs>
-        <w:ind w:left="3600" w:hanging="360"/>
-      </w:pPr>
-    </w:lvl>
-    <w:lvl w:ilvl="5" w:tentative="1">
-      <w:start w:val="1"/>
-      <w:numFmt w:val="decimal"/>
-      <w:lvlText w:val="%6."/>
-      <w:lvlJc w:val="left"/>
-      <w:pPr>
-        <w:tabs>
-          <w:tab w:val="num" w:pos="4320"/>
-        </w:tabs>
-        <w:ind w:left="4320" w:hanging="360"/>
-      </w:pPr>
-    </w:lvl>
-    <w:lvl w:ilvl="6" w:tentative="1">
-      <w:start w:val="1"/>
-      <w:numFmt w:val="decimal"/>
-      <w:lvlText w:val="%7."/>
-      <w:lvlJc w:val="left"/>
-      <w:pPr>
-        <w:tabs>
-          <w:tab w:val="num" w:pos="5040"/>
-        </w:tabs>
-        <w:ind w:left="5040" w:hanging="360"/>
-      </w:pPr>
-    </w:lvl>
-    <w:lvl w:ilvl="7" w:tentative="1">
-      <w:start w:val="1"/>
-      <w:numFmt w:val="decimal"/>
-      <w:lvlText w:val="%8."/>
-      <w:lvlJc w:val="left"/>
-      <w:pPr>
-        <w:tabs>
-          <w:tab w:val="num" w:pos="5760"/>
-        </w:tabs>
-        <w:ind w:left="5760" w:hanging="360"/>
-      </w:pPr>
-    </w:lvl>
-    <w:lvl w:ilvl="8" w:tentative="1">
-      <w:start w:val="1"/>
-      <w:numFmt w:val="decimal"/>
-      <w:lvlText w:val="%9."/>
-      <w:lvlJc w:val="left"/>
-      <w:pPr>
-        <w:tabs>
-          <w:tab w:val="num" w:pos="6480"/>
-        </w:tabs>
-        <w:ind w:left="6480" w:hanging="360"/>
-      </w:pPr>
-    </w:lvl>
-  </w:abstractNum>
-  <w:abstractNum w:abstractNumId="12" w15:restartNumberingAfterBreak="0">
-    <w:nsid w:val="3B781A01"/>
-    <w:multiLevelType w:val="multilevel"/>
-    <w:tmpl w:val="ABC677E2"/>
-    <w:lvl w:ilvl="0">
-      <w:start w:val="1"/>
-      <w:numFmt w:val="decimal"/>
-      <w:lvlText w:val="%1."/>
-      <w:lvlJc w:val="left"/>
-      <w:pPr>
-        <w:tabs>
-          <w:tab w:val="num" w:pos="720"/>
-        </w:tabs>
-        <w:ind w:left="720" w:hanging="360"/>
-      </w:pPr>
-    </w:lvl>
-    <w:lvl w:ilvl="1" w:tentative="1">
-      <w:start w:val="1"/>
-      <w:numFmt w:val="decimal"/>
-      <w:lvlText w:val="%2."/>
-      <w:lvlJc w:val="left"/>
-      <w:pPr>
-        <w:tabs>
-          <w:tab w:val="num" w:pos="1440"/>
-        </w:tabs>
-        <w:ind w:left="1440" w:hanging="360"/>
-      </w:pPr>
-    </w:lvl>
-    <w:lvl w:ilvl="2" w:tentative="1">
-      <w:start w:val="1"/>
-      <w:numFmt w:val="decimal"/>
-      <w:lvlText w:val="%3."/>
-      <w:lvlJc w:val="left"/>
-      <w:pPr>
-        <w:tabs>
-          <w:tab w:val="num" w:pos="2160"/>
-        </w:tabs>
-        <w:ind w:left="2160" w:hanging="360"/>
-      </w:pPr>
-    </w:lvl>
-    <w:lvl w:ilvl="3" w:tentative="1">
-      <w:start w:val="1"/>
-      <w:numFmt w:val="decimal"/>
-      <w:lvlText w:val="%4."/>
-      <w:lvlJc w:val="left"/>
-      <w:pPr>
-        <w:tabs>
-          <w:tab w:val="num" w:pos="2880"/>
-        </w:tabs>
-        <w:ind w:left="2880" w:hanging="360"/>
-      </w:pPr>
-    </w:lvl>
-    <w:lvl w:ilvl="4" w:tentative="1">
-      <w:start w:val="1"/>
-      <w:numFmt w:val="decimal"/>
-      <w:lvlText w:val="%5."/>
-      <w:lvlJc w:val="left"/>
-      <w:pPr>
-        <w:tabs>
-          <w:tab w:val="num" w:pos="3600"/>
-        </w:tabs>
-        <w:ind w:left="3600" w:hanging="360"/>
-      </w:pPr>
-    </w:lvl>
-    <w:lvl w:ilvl="5" w:tentative="1">
-      <w:start w:val="1"/>
-      <w:numFmt w:val="decimal"/>
-      <w:lvlText w:val="%6."/>
-      <w:lvlJc w:val="left"/>
-      <w:pPr>
-        <w:tabs>
-          <w:tab w:val="num" w:pos="4320"/>
-        </w:tabs>
-        <w:ind w:left="4320" w:hanging="360"/>
-      </w:pPr>
-    </w:lvl>
-    <w:lvl w:ilvl="6" w:tentative="1">
-      <w:start w:val="1"/>
-      <w:numFmt w:val="decimal"/>
-      <w:lvlText w:val="%7."/>
-      <w:lvlJc w:val="left"/>
-      <w:pPr>
-        <w:tabs>
-          <w:tab w:val="num" w:pos="5040"/>
-        </w:tabs>
-        <w:ind w:left="5040" w:hanging="360"/>
-      </w:pPr>
-    </w:lvl>
-    <w:lvl w:ilvl="7" w:tentative="1">
-      <w:start w:val="1"/>
-      <w:numFmt w:val="decimal"/>
-      <w:lvlText w:val="%8."/>
-      <w:lvlJc w:val="left"/>
-      <w:pPr>
-        <w:tabs>
-          <w:tab w:val="num" w:pos="5760"/>
-        </w:tabs>
-        <w:ind w:left="5760" w:hanging="360"/>
-      </w:pPr>
-    </w:lvl>
-    <w:lvl w:ilvl="8" w:tentative="1">
-      <w:start w:val="1"/>
-      <w:numFmt w:val="decimal"/>
-      <w:lvlText w:val="%9."/>
-      <w:lvlJc w:val="left"/>
-      <w:pPr>
-        <w:tabs>
-          <w:tab w:val="num" w:pos="6480"/>
-        </w:tabs>
-        <w:ind w:left="6480" w:hanging="360"/>
-      </w:pPr>
-    </w:lvl>
-  </w:abstractNum>
-  <w:abstractNum w:abstractNumId="13" w15:restartNumberingAfterBreak="0">
-    <w:nsid w:val="41C67CF2"/>
-    <w:multiLevelType w:val="multilevel"/>
-    <w:tmpl w:val="341A5868"/>
+    <w:tmpl w:val="9A98533A"/>
     <w:lvl w:ilvl="0">
       <w:start w:val="1"/>
       <w:numFmt w:val="bullet"/>
@@ -9676,10 +9972,123 @@
       </w:rPr>
     </w:lvl>
   </w:abstractNum>
-  <w:abstractNum w:abstractNumId="14" w15:restartNumberingAfterBreak="0">
-    <w:nsid w:val="4E4A3197"/>
+  <w:abstractNum w:abstractNumId="7" w15:restartNumberingAfterBreak="0">
+    <w:nsid w:val="2D9C6BA5"/>
     <w:multiLevelType w:val="multilevel"/>
-    <w:tmpl w:val="4D2C0B3E"/>
+    <w:tmpl w:val="DD8E2C86"/>
+    <w:lvl w:ilvl="0">
+      <w:start w:val="1"/>
+      <w:numFmt w:val="decimal"/>
+      <w:lvlText w:val="%1."/>
+      <w:lvlJc w:val="left"/>
+      <w:pPr>
+        <w:tabs>
+          <w:tab w:val="num" w:pos="720"/>
+        </w:tabs>
+        <w:ind w:left="720" w:hanging="360"/>
+      </w:pPr>
+    </w:lvl>
+    <w:lvl w:ilvl="1" w:tentative="1">
+      <w:start w:val="1"/>
+      <w:numFmt w:val="decimal"/>
+      <w:lvlText w:val="%2."/>
+      <w:lvlJc w:val="left"/>
+      <w:pPr>
+        <w:tabs>
+          <w:tab w:val="num" w:pos="1440"/>
+        </w:tabs>
+        <w:ind w:left="1440" w:hanging="360"/>
+      </w:pPr>
+    </w:lvl>
+    <w:lvl w:ilvl="2" w:tentative="1">
+      <w:start w:val="1"/>
+      <w:numFmt w:val="decimal"/>
+      <w:lvlText w:val="%3."/>
+      <w:lvlJc w:val="left"/>
+      <w:pPr>
+        <w:tabs>
+          <w:tab w:val="num" w:pos="2160"/>
+        </w:tabs>
+        <w:ind w:left="2160" w:hanging="360"/>
+      </w:pPr>
+    </w:lvl>
+    <w:lvl w:ilvl="3" w:tentative="1">
+      <w:start w:val="1"/>
+      <w:numFmt w:val="decimal"/>
+      <w:lvlText w:val="%4."/>
+      <w:lvlJc w:val="left"/>
+      <w:pPr>
+        <w:tabs>
+          <w:tab w:val="num" w:pos="2880"/>
+        </w:tabs>
+        <w:ind w:left="2880" w:hanging="360"/>
+      </w:pPr>
+    </w:lvl>
+    <w:lvl w:ilvl="4" w:tentative="1">
+      <w:start w:val="1"/>
+      <w:numFmt w:val="decimal"/>
+      <w:lvlText w:val="%5."/>
+      <w:lvlJc w:val="left"/>
+      <w:pPr>
+        <w:tabs>
+          <w:tab w:val="num" w:pos="3600"/>
+        </w:tabs>
+        <w:ind w:left="3600" w:hanging="360"/>
+      </w:pPr>
+    </w:lvl>
+    <w:lvl w:ilvl="5" w:tentative="1">
+      <w:start w:val="1"/>
+      <w:numFmt w:val="decimal"/>
+      <w:lvlText w:val="%6."/>
+      <w:lvlJc w:val="left"/>
+      <w:pPr>
+        <w:tabs>
+          <w:tab w:val="num" w:pos="4320"/>
+        </w:tabs>
+        <w:ind w:left="4320" w:hanging="360"/>
+      </w:pPr>
+    </w:lvl>
+    <w:lvl w:ilvl="6" w:tentative="1">
+      <w:start w:val="1"/>
+      <w:numFmt w:val="decimal"/>
+      <w:lvlText w:val="%7."/>
+      <w:lvlJc w:val="left"/>
+      <w:pPr>
+        <w:tabs>
+          <w:tab w:val="num" w:pos="5040"/>
+        </w:tabs>
+        <w:ind w:left="5040" w:hanging="360"/>
+      </w:pPr>
+    </w:lvl>
+    <w:lvl w:ilvl="7" w:tentative="1">
+      <w:start w:val="1"/>
+      <w:numFmt w:val="decimal"/>
+      <w:lvlText w:val="%8."/>
+      <w:lvlJc w:val="left"/>
+      <w:pPr>
+        <w:tabs>
+          <w:tab w:val="num" w:pos="5760"/>
+        </w:tabs>
+        <w:ind w:left="5760" w:hanging="360"/>
+      </w:pPr>
+    </w:lvl>
+    <w:lvl w:ilvl="8" w:tentative="1">
+      <w:start w:val="1"/>
+      <w:numFmt w:val="decimal"/>
+      <w:lvlText w:val="%9."/>
+      <w:lvlJc w:val="left"/>
+      <w:pPr>
+        <w:tabs>
+          <w:tab w:val="num" w:pos="6480"/>
+        </w:tabs>
+        <w:ind w:left="6480" w:hanging="360"/>
+      </w:pPr>
+    </w:lvl>
+  </w:abstractNum>
+  <w:abstractNum w:abstractNumId="8" w15:restartNumberingAfterBreak="0">
+    <w:nsid w:val="315012D0"/>
+    <w:multiLevelType w:val="multilevel"/>
+    <w:tmpl w:val="E5048090"/>
     <w:lvl w:ilvl="0">
       <w:start w:val="1"/>
       <w:numFmt w:val="bullet"/>
@@ -9825,10 +10234,10 @@
       </w:rPr>
     </w:lvl>
   </w:abstractNum>
-  <w:abstractNum w:abstractNumId="15" w15:restartNumberingAfterBreak="0">
-    <w:nsid w:val="58A152EC"/>
+  <w:abstractNum w:abstractNumId="9" w15:restartNumberingAfterBreak="0">
+    <w:nsid w:val="38583CD5"/>
     <w:multiLevelType w:val="multilevel"/>
-    <w:tmpl w:val="FC74B74E"/>
+    <w:tmpl w:val="FF064244"/>
     <w:lvl w:ilvl="0">
       <w:start w:val="1"/>
       <w:numFmt w:val="decimal"/>
@@ -9938,10 +10347,10 @@
       </w:pPr>
     </w:lvl>
   </w:abstractNum>
-  <w:abstractNum w:abstractNumId="16" w15:restartNumberingAfterBreak="0">
-    <w:nsid w:val="59AA2026"/>
+  <w:abstractNum w:abstractNumId="10" w15:restartNumberingAfterBreak="0">
+    <w:nsid w:val="42514DED"/>
     <w:multiLevelType w:val="multilevel"/>
-    <w:tmpl w:val="2CEA7688"/>
+    <w:tmpl w:val="8C12366A"/>
     <w:lvl w:ilvl="0">
       <w:start w:val="1"/>
       <w:numFmt w:val="decimal"/>
@@ -10051,10 +10460,10 @@
       </w:pPr>
     </w:lvl>
   </w:abstractNum>
-  <w:abstractNum w:abstractNumId="17" w15:restartNumberingAfterBreak="0">
-    <w:nsid w:val="5AAC4C14"/>
+  <w:abstractNum w:abstractNumId="11" w15:restartNumberingAfterBreak="0">
+    <w:nsid w:val="49A75AF2"/>
     <w:multiLevelType w:val="multilevel"/>
-    <w:tmpl w:val="C57A759A"/>
+    <w:tmpl w:val="5B1475D6"/>
     <w:lvl w:ilvl="0">
       <w:start w:val="1"/>
       <w:numFmt w:val="bullet"/>
@@ -10200,10 +10609,692 @@
       </w:rPr>
     </w:lvl>
   </w:abstractNum>
+  <w:abstractNum w:abstractNumId="12" w15:restartNumberingAfterBreak="0">
+    <w:nsid w:val="49E177ED"/>
+    <w:multiLevelType w:val="multilevel"/>
+    <w:tmpl w:val="3392C370"/>
+    <w:lvl w:ilvl="0">
+      <w:start w:val="1"/>
+      <w:numFmt w:val="decimal"/>
+      <w:lvlText w:val="%1."/>
+      <w:lvlJc w:val="left"/>
+      <w:pPr>
+        <w:tabs>
+          <w:tab w:val="num" w:pos="720"/>
+        </w:tabs>
+        <w:ind w:left="720" w:hanging="360"/>
+      </w:pPr>
+    </w:lvl>
+    <w:lvl w:ilvl="1" w:tentative="1">
+      <w:start w:val="1"/>
+      <w:numFmt w:val="decimal"/>
+      <w:lvlText w:val="%2."/>
+      <w:lvlJc w:val="left"/>
+      <w:pPr>
+        <w:tabs>
+          <w:tab w:val="num" w:pos="1440"/>
+        </w:tabs>
+        <w:ind w:left="1440" w:hanging="360"/>
+      </w:pPr>
+    </w:lvl>
+    <w:lvl w:ilvl="2" w:tentative="1">
+      <w:start w:val="1"/>
+      <w:numFmt w:val="decimal"/>
+      <w:lvlText w:val="%3."/>
+      <w:lvlJc w:val="left"/>
+      <w:pPr>
+        <w:tabs>
+          <w:tab w:val="num" w:pos="2160"/>
+        </w:tabs>
+        <w:ind w:left="2160" w:hanging="360"/>
+      </w:pPr>
+    </w:lvl>
+    <w:lvl w:ilvl="3" w:tentative="1">
+      <w:start w:val="1"/>
+      <w:numFmt w:val="decimal"/>
+      <w:lvlText w:val="%4."/>
+      <w:lvlJc w:val="left"/>
+      <w:pPr>
+        <w:tabs>
+          <w:tab w:val="num" w:pos="2880"/>
+        </w:tabs>
+        <w:ind w:left="2880" w:hanging="360"/>
+      </w:pPr>
+    </w:lvl>
+    <w:lvl w:ilvl="4" w:tentative="1">
+      <w:start w:val="1"/>
+      <w:numFmt w:val="decimal"/>
+      <w:lvlText w:val="%5."/>
+      <w:lvlJc w:val="left"/>
+      <w:pPr>
+        <w:tabs>
+          <w:tab w:val="num" w:pos="3600"/>
+        </w:tabs>
+        <w:ind w:left="3600" w:hanging="360"/>
+      </w:pPr>
+    </w:lvl>
+    <w:lvl w:ilvl="5" w:tentative="1">
+      <w:start w:val="1"/>
+      <w:numFmt w:val="decimal"/>
+      <w:lvlText w:val="%6."/>
+      <w:lvlJc w:val="left"/>
+      <w:pPr>
+        <w:tabs>
+          <w:tab w:val="num" w:pos="4320"/>
+        </w:tabs>
+        <w:ind w:left="4320" w:hanging="360"/>
+      </w:pPr>
+    </w:lvl>
+    <w:lvl w:ilvl="6" w:tentative="1">
+      <w:start w:val="1"/>
+      <w:numFmt w:val="decimal"/>
+      <w:lvlText w:val="%7."/>
+      <w:lvlJc w:val="left"/>
+      <w:pPr>
+        <w:tabs>
+          <w:tab w:val="num" w:pos="5040"/>
+        </w:tabs>
+        <w:ind w:left="5040" w:hanging="360"/>
+      </w:pPr>
+    </w:lvl>
+    <w:lvl w:ilvl="7" w:tentative="1">
+      <w:start w:val="1"/>
+      <w:numFmt w:val="decimal"/>
+      <w:lvlText w:val="%8."/>
+      <w:lvlJc w:val="left"/>
+      <w:pPr>
+        <w:tabs>
+          <w:tab w:val="num" w:pos="5760"/>
+        </w:tabs>
+        <w:ind w:left="5760" w:hanging="360"/>
+      </w:pPr>
+    </w:lvl>
+    <w:lvl w:ilvl="8" w:tentative="1">
+      <w:start w:val="1"/>
+      <w:numFmt w:val="decimal"/>
+      <w:lvlText w:val="%9."/>
+      <w:lvlJc w:val="left"/>
+      <w:pPr>
+        <w:tabs>
+          <w:tab w:val="num" w:pos="6480"/>
+        </w:tabs>
+        <w:ind w:left="6480" w:hanging="360"/>
+      </w:pPr>
+    </w:lvl>
+  </w:abstractNum>
+  <w:abstractNum w:abstractNumId="13" w15:restartNumberingAfterBreak="0">
+    <w:nsid w:val="4AB53752"/>
+    <w:multiLevelType w:val="multilevel"/>
+    <w:tmpl w:val="0FC44BD0"/>
+    <w:lvl w:ilvl="0">
+      <w:start w:val="1"/>
+      <w:numFmt w:val="decimal"/>
+      <w:lvlText w:val="%1."/>
+      <w:lvlJc w:val="left"/>
+      <w:pPr>
+        <w:tabs>
+          <w:tab w:val="num" w:pos="720"/>
+        </w:tabs>
+        <w:ind w:left="720" w:hanging="360"/>
+      </w:pPr>
+    </w:lvl>
+    <w:lvl w:ilvl="1">
+      <w:start w:val="1"/>
+      <w:numFmt w:val="bullet"/>
+      <w:lvlText w:val="o"/>
+      <w:lvlJc w:val="left"/>
+      <w:pPr>
+        <w:tabs>
+          <w:tab w:val="num" w:pos="1440"/>
+        </w:tabs>
+        <w:ind w:left="1440" w:hanging="360"/>
+      </w:pPr>
+      <w:rPr>
+        <w:rFonts w:ascii="Courier New" w:hAnsi="Courier New" w:hint="default"/>
+        <w:sz w:val="20"/>
+      </w:rPr>
+    </w:lvl>
+    <w:lvl w:ilvl="2" w:tentative="1">
+      <w:start w:val="1"/>
+      <w:numFmt w:val="decimal"/>
+      <w:lvlText w:val="%3."/>
+      <w:lvlJc w:val="left"/>
+      <w:pPr>
+        <w:tabs>
+          <w:tab w:val="num" w:pos="2160"/>
+        </w:tabs>
+        <w:ind w:left="2160" w:hanging="360"/>
+      </w:pPr>
+    </w:lvl>
+    <w:lvl w:ilvl="3" w:tentative="1">
+      <w:start w:val="1"/>
+      <w:numFmt w:val="decimal"/>
+      <w:lvlText w:val="%4."/>
+      <w:lvlJc w:val="left"/>
+      <w:pPr>
+        <w:tabs>
+          <w:tab w:val="num" w:pos="2880"/>
+        </w:tabs>
+        <w:ind w:left="2880" w:hanging="360"/>
+      </w:pPr>
+    </w:lvl>
+    <w:lvl w:ilvl="4" w:tentative="1">
+      <w:start w:val="1"/>
+      <w:numFmt w:val="decimal"/>
+      <w:lvlText w:val="%5."/>
+      <w:lvlJc w:val="left"/>
+      <w:pPr>
+        <w:tabs>
+          <w:tab w:val="num" w:pos="3600"/>
+        </w:tabs>
+        <w:ind w:left="3600" w:hanging="360"/>
+      </w:pPr>
+    </w:lvl>
+    <w:lvl w:ilvl="5" w:tentative="1">
+      <w:start w:val="1"/>
+      <w:numFmt w:val="decimal"/>
+      <w:lvlText w:val="%6."/>
+      <w:lvlJc w:val="left"/>
+      <w:pPr>
+        <w:tabs>
+          <w:tab w:val="num" w:pos="4320"/>
+        </w:tabs>
+        <w:ind w:left="4320" w:hanging="360"/>
+      </w:pPr>
+    </w:lvl>
+    <w:lvl w:ilvl="6" w:tentative="1">
+      <w:start w:val="1"/>
+      <w:numFmt w:val="decimal"/>
+      <w:lvlText w:val="%7."/>
+      <w:lvlJc w:val="left"/>
+      <w:pPr>
+        <w:tabs>
+          <w:tab w:val="num" w:pos="5040"/>
+        </w:tabs>
+        <w:ind w:left="5040" w:hanging="360"/>
+      </w:pPr>
+    </w:lvl>
+    <w:lvl w:ilvl="7" w:tentative="1">
+      <w:start w:val="1"/>
+      <w:numFmt w:val="decimal"/>
+      <w:lvlText w:val="%8."/>
+      <w:lvlJc w:val="left"/>
+      <w:pPr>
+        <w:tabs>
+          <w:tab w:val="num" w:pos="5760"/>
+        </w:tabs>
+        <w:ind w:left="5760" w:hanging="360"/>
+      </w:pPr>
+    </w:lvl>
+    <w:lvl w:ilvl="8" w:tentative="1">
+      <w:start w:val="1"/>
+      <w:numFmt w:val="decimal"/>
+      <w:lvlText w:val="%9."/>
+      <w:lvlJc w:val="left"/>
+      <w:pPr>
+        <w:tabs>
+          <w:tab w:val="num" w:pos="6480"/>
+        </w:tabs>
+        <w:ind w:left="6480" w:hanging="360"/>
+      </w:pPr>
+    </w:lvl>
+  </w:abstractNum>
+  <w:abstractNum w:abstractNumId="14" w15:restartNumberingAfterBreak="0">
+    <w:nsid w:val="553C3814"/>
+    <w:multiLevelType w:val="multilevel"/>
+    <w:tmpl w:val="31F023E6"/>
+    <w:lvl w:ilvl="0">
+      <w:start w:val="1"/>
+      <w:numFmt w:val="decimal"/>
+      <w:lvlText w:val="%1."/>
+      <w:lvlJc w:val="left"/>
+      <w:pPr>
+        <w:tabs>
+          <w:tab w:val="num" w:pos="720"/>
+        </w:tabs>
+        <w:ind w:left="720" w:hanging="360"/>
+      </w:pPr>
+    </w:lvl>
+    <w:lvl w:ilvl="1" w:tentative="1">
+      <w:start w:val="1"/>
+      <w:numFmt w:val="decimal"/>
+      <w:lvlText w:val="%2."/>
+      <w:lvlJc w:val="left"/>
+      <w:pPr>
+        <w:tabs>
+          <w:tab w:val="num" w:pos="1440"/>
+        </w:tabs>
+        <w:ind w:left="1440" w:hanging="360"/>
+      </w:pPr>
+    </w:lvl>
+    <w:lvl w:ilvl="2" w:tentative="1">
+      <w:start w:val="1"/>
+      <w:numFmt w:val="decimal"/>
+      <w:lvlText w:val="%3."/>
+      <w:lvlJc w:val="left"/>
+      <w:pPr>
+        <w:tabs>
+          <w:tab w:val="num" w:pos="2160"/>
+        </w:tabs>
+        <w:ind w:left="2160" w:hanging="360"/>
+      </w:pPr>
+    </w:lvl>
+    <w:lvl w:ilvl="3" w:tentative="1">
+      <w:start w:val="1"/>
+      <w:numFmt w:val="decimal"/>
+      <w:lvlText w:val="%4."/>
+      <w:lvlJc w:val="left"/>
+      <w:pPr>
+        <w:tabs>
+          <w:tab w:val="num" w:pos="2880"/>
+        </w:tabs>
+        <w:ind w:left="2880" w:hanging="360"/>
+      </w:pPr>
+    </w:lvl>
+    <w:lvl w:ilvl="4" w:tentative="1">
+      <w:start w:val="1"/>
+      <w:numFmt w:val="decimal"/>
+      <w:lvlText w:val="%5."/>
+      <w:lvlJc w:val="left"/>
+      <w:pPr>
+        <w:tabs>
+          <w:tab w:val="num" w:pos="3600"/>
+        </w:tabs>
+        <w:ind w:left="3600" w:hanging="360"/>
+      </w:pPr>
+    </w:lvl>
+    <w:lvl w:ilvl="5" w:tentative="1">
+      <w:start w:val="1"/>
+      <w:numFmt w:val="decimal"/>
+      <w:lvlText w:val="%6."/>
+      <w:lvlJc w:val="left"/>
+      <w:pPr>
+        <w:tabs>
+          <w:tab w:val="num" w:pos="4320"/>
+        </w:tabs>
+        <w:ind w:left="4320" w:hanging="360"/>
+      </w:pPr>
+    </w:lvl>
+    <w:lvl w:ilvl="6" w:tentative="1">
+      <w:start w:val="1"/>
+      <w:numFmt w:val="decimal"/>
+      <w:lvlText w:val="%7."/>
+      <w:lvlJc w:val="left"/>
+      <w:pPr>
+        <w:tabs>
+          <w:tab w:val="num" w:pos="5040"/>
+        </w:tabs>
+        <w:ind w:left="5040" w:hanging="360"/>
+      </w:pPr>
+    </w:lvl>
+    <w:lvl w:ilvl="7" w:tentative="1">
+      <w:start w:val="1"/>
+      <w:numFmt w:val="decimal"/>
+      <w:lvlText w:val="%8."/>
+      <w:lvlJc w:val="left"/>
+      <w:pPr>
+        <w:tabs>
+          <w:tab w:val="num" w:pos="5760"/>
+        </w:tabs>
+        <w:ind w:left="5760" w:hanging="360"/>
+      </w:pPr>
+    </w:lvl>
+    <w:lvl w:ilvl="8" w:tentative="1">
+      <w:start w:val="1"/>
+      <w:numFmt w:val="decimal"/>
+      <w:lvlText w:val="%9."/>
+      <w:lvlJc w:val="left"/>
+      <w:pPr>
+        <w:tabs>
+          <w:tab w:val="num" w:pos="6480"/>
+        </w:tabs>
+        <w:ind w:left="6480" w:hanging="360"/>
+      </w:pPr>
+    </w:lvl>
+  </w:abstractNum>
+  <w:abstractNum w:abstractNumId="15" w15:restartNumberingAfterBreak="0">
+    <w:nsid w:val="56233E59"/>
+    <w:multiLevelType w:val="multilevel"/>
+    <w:tmpl w:val="573AE0B2"/>
+    <w:lvl w:ilvl="0">
+      <w:start w:val="1"/>
+      <w:numFmt w:val="decimal"/>
+      <w:lvlText w:val="%1."/>
+      <w:lvlJc w:val="left"/>
+      <w:pPr>
+        <w:tabs>
+          <w:tab w:val="num" w:pos="720"/>
+        </w:tabs>
+        <w:ind w:left="720" w:hanging="360"/>
+      </w:pPr>
+    </w:lvl>
+    <w:lvl w:ilvl="1" w:tentative="1">
+      <w:start w:val="1"/>
+      <w:numFmt w:val="decimal"/>
+      <w:lvlText w:val="%2."/>
+      <w:lvlJc w:val="left"/>
+      <w:pPr>
+        <w:tabs>
+          <w:tab w:val="num" w:pos="1440"/>
+        </w:tabs>
+        <w:ind w:left="1440" w:hanging="360"/>
+      </w:pPr>
+    </w:lvl>
+    <w:lvl w:ilvl="2" w:tentative="1">
+      <w:start w:val="1"/>
+      <w:numFmt w:val="decimal"/>
+      <w:lvlText w:val="%3."/>
+      <w:lvlJc w:val="left"/>
+      <w:pPr>
+        <w:tabs>
+          <w:tab w:val="num" w:pos="2160"/>
+        </w:tabs>
+        <w:ind w:left="2160" w:hanging="360"/>
+      </w:pPr>
+    </w:lvl>
+    <w:lvl w:ilvl="3" w:tentative="1">
+      <w:start w:val="1"/>
+      <w:numFmt w:val="decimal"/>
+      <w:lvlText w:val="%4."/>
+      <w:lvlJc w:val="left"/>
+      <w:pPr>
+        <w:tabs>
+          <w:tab w:val="num" w:pos="2880"/>
+        </w:tabs>
+        <w:ind w:left="2880" w:hanging="360"/>
+      </w:pPr>
+    </w:lvl>
+    <w:lvl w:ilvl="4" w:tentative="1">
+      <w:start w:val="1"/>
+      <w:numFmt w:val="decimal"/>
+      <w:lvlText w:val="%5."/>
+      <w:lvlJc w:val="left"/>
+      <w:pPr>
+        <w:tabs>
+          <w:tab w:val="num" w:pos="3600"/>
+        </w:tabs>
+        <w:ind w:left="3600" w:hanging="360"/>
+      </w:pPr>
+    </w:lvl>
+    <w:lvl w:ilvl="5" w:tentative="1">
+      <w:start w:val="1"/>
+      <w:numFmt w:val="decimal"/>
+      <w:lvlText w:val="%6."/>
+      <w:lvlJc w:val="left"/>
+      <w:pPr>
+        <w:tabs>
+          <w:tab w:val="num" w:pos="4320"/>
+        </w:tabs>
+        <w:ind w:left="4320" w:hanging="360"/>
+      </w:pPr>
+    </w:lvl>
+    <w:lvl w:ilvl="6" w:tentative="1">
+      <w:start w:val="1"/>
+      <w:numFmt w:val="decimal"/>
+      <w:lvlText w:val="%7."/>
+      <w:lvlJc w:val="left"/>
+      <w:pPr>
+        <w:tabs>
+          <w:tab w:val="num" w:pos="5040"/>
+        </w:tabs>
+        <w:ind w:left="5040" w:hanging="360"/>
+      </w:pPr>
+    </w:lvl>
+    <w:lvl w:ilvl="7" w:tentative="1">
+      <w:start w:val="1"/>
+      <w:numFmt w:val="decimal"/>
+      <w:lvlText w:val="%8."/>
+      <w:lvlJc w:val="left"/>
+      <w:pPr>
+        <w:tabs>
+          <w:tab w:val="num" w:pos="5760"/>
+        </w:tabs>
+        <w:ind w:left="5760" w:hanging="360"/>
+      </w:pPr>
+    </w:lvl>
+    <w:lvl w:ilvl="8" w:tentative="1">
+      <w:start w:val="1"/>
+      <w:numFmt w:val="decimal"/>
+      <w:lvlText w:val="%9."/>
+      <w:lvlJc w:val="left"/>
+      <w:pPr>
+        <w:tabs>
+          <w:tab w:val="num" w:pos="6480"/>
+        </w:tabs>
+        <w:ind w:left="6480" w:hanging="360"/>
+      </w:pPr>
+    </w:lvl>
+  </w:abstractNum>
+  <w:abstractNum w:abstractNumId="16" w15:restartNumberingAfterBreak="0">
+    <w:nsid w:val="5ADF5CFA"/>
+    <w:multiLevelType w:val="multilevel"/>
+    <w:tmpl w:val="588425A0"/>
+    <w:lvl w:ilvl="0">
+      <w:start w:val="1"/>
+      <w:numFmt w:val="decimal"/>
+      <w:lvlText w:val="%1."/>
+      <w:lvlJc w:val="left"/>
+      <w:pPr>
+        <w:tabs>
+          <w:tab w:val="num" w:pos="720"/>
+        </w:tabs>
+        <w:ind w:left="720" w:hanging="360"/>
+      </w:pPr>
+    </w:lvl>
+    <w:lvl w:ilvl="1" w:tentative="1">
+      <w:start w:val="1"/>
+      <w:numFmt w:val="decimal"/>
+      <w:lvlText w:val="%2."/>
+      <w:lvlJc w:val="left"/>
+      <w:pPr>
+        <w:tabs>
+          <w:tab w:val="num" w:pos="1440"/>
+        </w:tabs>
+        <w:ind w:left="1440" w:hanging="360"/>
+      </w:pPr>
+    </w:lvl>
+    <w:lvl w:ilvl="2" w:tentative="1">
+      <w:start w:val="1"/>
+      <w:numFmt w:val="decimal"/>
+      <w:lvlText w:val="%3."/>
+      <w:lvlJc w:val="left"/>
+      <w:pPr>
+        <w:tabs>
+          <w:tab w:val="num" w:pos="2160"/>
+        </w:tabs>
+        <w:ind w:left="2160" w:hanging="360"/>
+      </w:pPr>
+    </w:lvl>
+    <w:lvl w:ilvl="3" w:tentative="1">
+      <w:start w:val="1"/>
+      <w:numFmt w:val="decimal"/>
+      <w:lvlText w:val="%4."/>
+      <w:lvlJc w:val="left"/>
+      <w:pPr>
+        <w:tabs>
+          <w:tab w:val="num" w:pos="2880"/>
+        </w:tabs>
+        <w:ind w:left="2880" w:hanging="360"/>
+      </w:pPr>
+    </w:lvl>
+    <w:lvl w:ilvl="4" w:tentative="1">
+      <w:start w:val="1"/>
+      <w:numFmt w:val="decimal"/>
+      <w:lvlText w:val="%5."/>
+      <w:lvlJc w:val="left"/>
+      <w:pPr>
+        <w:tabs>
+          <w:tab w:val="num" w:pos="3600"/>
+        </w:tabs>
+        <w:ind w:left="3600" w:hanging="360"/>
+      </w:pPr>
+    </w:lvl>
+    <w:lvl w:ilvl="5" w:tentative="1">
+      <w:start w:val="1"/>
+      <w:numFmt w:val="decimal"/>
+      <w:lvlText w:val="%6."/>
+      <w:lvlJc w:val="left"/>
+      <w:pPr>
+        <w:tabs>
+          <w:tab w:val="num" w:pos="4320"/>
+        </w:tabs>
+        <w:ind w:left="4320" w:hanging="360"/>
+      </w:pPr>
+    </w:lvl>
+    <w:lvl w:ilvl="6" w:tentative="1">
+      <w:start w:val="1"/>
+      <w:numFmt w:val="decimal"/>
+      <w:lvlText w:val="%7."/>
+      <w:lvlJc w:val="left"/>
+      <w:pPr>
+        <w:tabs>
+          <w:tab w:val="num" w:pos="5040"/>
+        </w:tabs>
+        <w:ind w:left="5040" w:hanging="360"/>
+      </w:pPr>
+    </w:lvl>
+    <w:lvl w:ilvl="7" w:tentative="1">
+      <w:start w:val="1"/>
+      <w:numFmt w:val="decimal"/>
+      <w:lvlText w:val="%8."/>
+      <w:lvlJc w:val="left"/>
+      <w:pPr>
+        <w:tabs>
+          <w:tab w:val="num" w:pos="5760"/>
+        </w:tabs>
+        <w:ind w:left="5760" w:hanging="360"/>
+      </w:pPr>
+    </w:lvl>
+    <w:lvl w:ilvl="8" w:tentative="1">
+      <w:start w:val="1"/>
+      <w:numFmt w:val="decimal"/>
+      <w:lvlText w:val="%9."/>
+      <w:lvlJc w:val="left"/>
+      <w:pPr>
+        <w:tabs>
+          <w:tab w:val="num" w:pos="6480"/>
+        </w:tabs>
+        <w:ind w:left="6480" w:hanging="360"/>
+      </w:pPr>
+    </w:lvl>
+  </w:abstractNum>
+  <w:abstractNum w:abstractNumId="17" w15:restartNumberingAfterBreak="0">
+    <w:nsid w:val="5E48339B"/>
+    <w:multiLevelType w:val="multilevel"/>
+    <w:tmpl w:val="E11688D4"/>
+    <w:lvl w:ilvl="0">
+      <w:start w:val="1"/>
+      <w:numFmt w:val="decimal"/>
+      <w:lvlText w:val="%1."/>
+      <w:lvlJc w:val="left"/>
+      <w:pPr>
+        <w:tabs>
+          <w:tab w:val="num" w:pos="720"/>
+        </w:tabs>
+        <w:ind w:left="720" w:hanging="360"/>
+      </w:pPr>
+    </w:lvl>
+    <w:lvl w:ilvl="1" w:tentative="1">
+      <w:start w:val="1"/>
+      <w:numFmt w:val="decimal"/>
+      <w:lvlText w:val="%2."/>
+      <w:lvlJc w:val="left"/>
+      <w:pPr>
+        <w:tabs>
+          <w:tab w:val="num" w:pos="1440"/>
+        </w:tabs>
+        <w:ind w:left="1440" w:hanging="360"/>
+      </w:pPr>
+    </w:lvl>
+    <w:lvl w:ilvl="2" w:tentative="1">
+      <w:start w:val="1"/>
+      <w:numFmt w:val="decimal"/>
+      <w:lvlText w:val="%3."/>
+      <w:lvlJc w:val="left"/>
+      <w:pPr>
+        <w:tabs>
+          <w:tab w:val="num" w:pos="2160"/>
+        </w:tabs>
+        <w:ind w:left="2160" w:hanging="360"/>
+      </w:pPr>
+    </w:lvl>
+    <w:lvl w:ilvl="3" w:tentative="1">
+      <w:start w:val="1"/>
+      <w:numFmt w:val="decimal"/>
+      <w:lvlText w:val="%4."/>
+      <w:lvlJc w:val="left"/>
+      <w:pPr>
+        <w:tabs>
+          <w:tab w:val="num" w:pos="2880"/>
+        </w:tabs>
+        <w:ind w:left="2880" w:hanging="360"/>
+      </w:pPr>
+    </w:lvl>
+    <w:lvl w:ilvl="4" w:tentative="1">
+      <w:start w:val="1"/>
+      <w:numFmt w:val="decimal"/>
+      <w:lvlText w:val="%5."/>
+      <w:lvlJc w:val="left"/>
+      <w:pPr>
+        <w:tabs>
+          <w:tab w:val="num" w:pos="3600"/>
+        </w:tabs>
+        <w:ind w:left="3600" w:hanging="360"/>
+      </w:pPr>
+    </w:lvl>
+    <w:lvl w:ilvl="5" w:tentative="1">
+      <w:start w:val="1"/>
+      <w:numFmt w:val="decimal"/>
+      <w:lvlText w:val="%6."/>
+      <w:lvlJc w:val="left"/>
+      <w:pPr>
+        <w:tabs>
+          <w:tab w:val="num" w:pos="4320"/>
+        </w:tabs>
+        <w:ind w:left="4320" w:hanging="360"/>
+      </w:pPr>
+    </w:lvl>
+    <w:lvl w:ilvl="6" w:tentative="1">
+      <w:start w:val="1"/>
+      <w:numFmt w:val="decimal"/>
+      <w:lvlText w:val="%7."/>
+      <w:lvlJc w:val="left"/>
+      <w:pPr>
+        <w:tabs>
+          <w:tab w:val="num" w:pos="5040"/>
+        </w:tabs>
+        <w:ind w:left="5040" w:hanging="360"/>
+      </w:pPr>
+    </w:lvl>
+    <w:lvl w:ilvl="7" w:tentative="1">
+      <w:start w:val="1"/>
+      <w:numFmt w:val="decimal"/>
+      <w:lvlText w:val="%8."/>
+      <w:lvlJc w:val="left"/>
+      <w:pPr>
+        <w:tabs>
+          <w:tab w:val="num" w:pos="5760"/>
+        </w:tabs>
+        <w:ind w:left="5760" w:hanging="360"/>
+      </w:pPr>
+    </w:lvl>
+    <w:lvl w:ilvl="8" w:tentative="1">
+      <w:start w:val="1"/>
+      <w:numFmt w:val="decimal"/>
+      <w:lvlText w:val="%9."/>
+      <w:lvlJc w:val="left"/>
+      <w:pPr>
+        <w:tabs>
+          <w:tab w:val="num" w:pos="6480"/>
+        </w:tabs>
+        <w:ind w:left="6480" w:hanging="360"/>
+      </w:pPr>
+    </w:lvl>
+  </w:abstractNum>
   <w:abstractNum w:abstractNumId="18" w15:restartNumberingAfterBreak="0">
-    <w:nsid w:val="62B91924"/>
+    <w:nsid w:val="66993605"/>
     <w:multiLevelType w:val="multilevel"/>
-    <w:tmpl w:val="5E38F778"/>
+    <w:tmpl w:val="4528618C"/>
     <w:lvl w:ilvl="0">
       <w:start w:val="1"/>
       <w:numFmt w:val="bullet"/>
@@ -10350,9 +11441,9 @@
     </w:lvl>
   </w:abstractNum>
   <w:abstractNum w:abstractNumId="19" w15:restartNumberingAfterBreak="0">
-    <w:nsid w:val="7BAC3E75"/>
+    <w:nsid w:val="6FF72E84"/>
     <w:multiLevelType w:val="multilevel"/>
-    <w:tmpl w:val="BEBCD31C"/>
+    <w:tmpl w:val="90382B30"/>
     <w:lvl w:ilvl="0">
       <w:start w:val="1"/>
       <w:numFmt w:val="decimal"/>
@@ -10365,10 +11456,10 @@
         <w:ind w:left="720" w:hanging="360"/>
       </w:pPr>
     </w:lvl>
-    <w:lvl w:ilvl="1">
-      <w:start w:val="1"/>
-      <w:numFmt w:val="bullet"/>
-      <w:lvlText w:val="o"/>
+    <w:lvl w:ilvl="1" w:tentative="1">
+      <w:start w:val="1"/>
+      <w:numFmt w:val="decimal"/>
+      <w:lvlText w:val="%2."/>
       <w:lvlJc w:val="left"/>
       <w:pPr>
         <w:tabs>
@@ -10376,10 +11467,6 @@
         </w:tabs>
         <w:ind w:left="1440" w:hanging="360"/>
       </w:pPr>
-      <w:rPr>
-        <w:rFonts w:ascii="Courier New" w:hAnsi="Courier New" w:hint="default"/>
-        <w:sz w:val="20"/>
-      </w:rPr>
     </w:lvl>
     <w:lvl w:ilvl="2" w:tentative="1">
       <w:start w:val="1"/>
@@ -10466,65 +11553,297 @@
       </w:pPr>
     </w:lvl>
   </w:abstractNum>
-  <w:num w:numId="1" w16cid:durableId="1005790333">
+  <w:abstractNum w:abstractNumId="20" w15:restartNumberingAfterBreak="0">
+    <w:nsid w:val="73AB4981"/>
+    <w:multiLevelType w:val="multilevel"/>
+    <w:tmpl w:val="5C3CDA86"/>
+    <w:lvl w:ilvl="0">
+      <w:start w:val="1"/>
+      <w:numFmt w:val="decimal"/>
+      <w:lvlText w:val="%1."/>
+      <w:lvlJc w:val="left"/>
+      <w:pPr>
+        <w:tabs>
+          <w:tab w:val="num" w:pos="720"/>
+        </w:tabs>
+        <w:ind w:left="720" w:hanging="360"/>
+      </w:pPr>
+    </w:lvl>
+    <w:lvl w:ilvl="1" w:tentative="1">
+      <w:start w:val="1"/>
+      <w:numFmt w:val="decimal"/>
+      <w:lvlText w:val="%2."/>
+      <w:lvlJc w:val="left"/>
+      <w:pPr>
+        <w:tabs>
+          <w:tab w:val="num" w:pos="1440"/>
+        </w:tabs>
+        <w:ind w:left="1440" w:hanging="360"/>
+      </w:pPr>
+    </w:lvl>
+    <w:lvl w:ilvl="2" w:tentative="1">
+      <w:start w:val="1"/>
+      <w:numFmt w:val="decimal"/>
+      <w:lvlText w:val="%3."/>
+      <w:lvlJc w:val="left"/>
+      <w:pPr>
+        <w:tabs>
+          <w:tab w:val="num" w:pos="2160"/>
+        </w:tabs>
+        <w:ind w:left="2160" w:hanging="360"/>
+      </w:pPr>
+    </w:lvl>
+    <w:lvl w:ilvl="3" w:tentative="1">
+      <w:start w:val="1"/>
+      <w:numFmt w:val="decimal"/>
+      <w:lvlText w:val="%4."/>
+      <w:lvlJc w:val="left"/>
+      <w:pPr>
+        <w:tabs>
+          <w:tab w:val="num" w:pos="2880"/>
+        </w:tabs>
+        <w:ind w:left="2880" w:hanging="360"/>
+      </w:pPr>
+    </w:lvl>
+    <w:lvl w:ilvl="4" w:tentative="1">
+      <w:start w:val="1"/>
+      <w:numFmt w:val="decimal"/>
+      <w:lvlText w:val="%5."/>
+      <w:lvlJc w:val="left"/>
+      <w:pPr>
+        <w:tabs>
+          <w:tab w:val="num" w:pos="3600"/>
+        </w:tabs>
+        <w:ind w:left="3600" w:hanging="360"/>
+      </w:pPr>
+    </w:lvl>
+    <w:lvl w:ilvl="5" w:tentative="1">
+      <w:start w:val="1"/>
+      <w:numFmt w:val="decimal"/>
+      <w:lvlText w:val="%6."/>
+      <w:lvlJc w:val="left"/>
+      <w:pPr>
+        <w:tabs>
+          <w:tab w:val="num" w:pos="4320"/>
+        </w:tabs>
+        <w:ind w:left="4320" w:hanging="360"/>
+      </w:pPr>
+    </w:lvl>
+    <w:lvl w:ilvl="6" w:tentative="1">
+      <w:start w:val="1"/>
+      <w:numFmt w:val="decimal"/>
+      <w:lvlText w:val="%7."/>
+      <w:lvlJc w:val="left"/>
+      <w:pPr>
+        <w:tabs>
+          <w:tab w:val="num" w:pos="5040"/>
+        </w:tabs>
+        <w:ind w:left="5040" w:hanging="360"/>
+      </w:pPr>
+    </w:lvl>
+    <w:lvl w:ilvl="7" w:tentative="1">
+      <w:start w:val="1"/>
+      <w:numFmt w:val="decimal"/>
+      <w:lvlText w:val="%8."/>
+      <w:lvlJc w:val="left"/>
+      <w:pPr>
+        <w:tabs>
+          <w:tab w:val="num" w:pos="5760"/>
+        </w:tabs>
+        <w:ind w:left="5760" w:hanging="360"/>
+      </w:pPr>
+    </w:lvl>
+    <w:lvl w:ilvl="8" w:tentative="1">
+      <w:start w:val="1"/>
+      <w:numFmt w:val="decimal"/>
+      <w:lvlText w:val="%9."/>
+      <w:lvlJc w:val="left"/>
+      <w:pPr>
+        <w:tabs>
+          <w:tab w:val="num" w:pos="6480"/>
+        </w:tabs>
+        <w:ind w:left="6480" w:hanging="360"/>
+      </w:pPr>
+    </w:lvl>
+  </w:abstractNum>
+  <w:abstractNum w:abstractNumId="21" w15:restartNumberingAfterBreak="0">
+    <w:nsid w:val="787B46CD"/>
+    <w:multiLevelType w:val="multilevel"/>
+    <w:tmpl w:val="BE02EDDE"/>
+    <w:lvl w:ilvl="0">
+      <w:start w:val="1"/>
+      <w:numFmt w:val="decimal"/>
+      <w:lvlText w:val="%1."/>
+      <w:lvlJc w:val="left"/>
+      <w:pPr>
+        <w:tabs>
+          <w:tab w:val="num" w:pos="720"/>
+        </w:tabs>
+        <w:ind w:left="720" w:hanging="360"/>
+      </w:pPr>
+    </w:lvl>
+    <w:lvl w:ilvl="1" w:tentative="1">
+      <w:start w:val="1"/>
+      <w:numFmt w:val="decimal"/>
+      <w:lvlText w:val="%2."/>
+      <w:lvlJc w:val="left"/>
+      <w:pPr>
+        <w:tabs>
+          <w:tab w:val="num" w:pos="1440"/>
+        </w:tabs>
+        <w:ind w:left="1440" w:hanging="360"/>
+      </w:pPr>
+    </w:lvl>
+    <w:lvl w:ilvl="2" w:tentative="1">
+      <w:start w:val="1"/>
+      <w:numFmt w:val="decimal"/>
+      <w:lvlText w:val="%3."/>
+      <w:lvlJc w:val="left"/>
+      <w:pPr>
+        <w:tabs>
+          <w:tab w:val="num" w:pos="2160"/>
+        </w:tabs>
+        <w:ind w:left="2160" w:hanging="360"/>
+      </w:pPr>
+    </w:lvl>
+    <w:lvl w:ilvl="3" w:tentative="1">
+      <w:start w:val="1"/>
+      <w:numFmt w:val="decimal"/>
+      <w:lvlText w:val="%4."/>
+      <w:lvlJc w:val="left"/>
+      <w:pPr>
+        <w:tabs>
+          <w:tab w:val="num" w:pos="2880"/>
+        </w:tabs>
+        <w:ind w:left="2880" w:hanging="360"/>
+      </w:pPr>
+    </w:lvl>
+    <w:lvl w:ilvl="4" w:tentative="1">
+      <w:start w:val="1"/>
+      <w:numFmt w:val="decimal"/>
+      <w:lvlText w:val="%5."/>
+      <w:lvlJc w:val="left"/>
+      <w:pPr>
+        <w:tabs>
+          <w:tab w:val="num" w:pos="3600"/>
+        </w:tabs>
+        <w:ind w:left="3600" w:hanging="360"/>
+      </w:pPr>
+    </w:lvl>
+    <w:lvl w:ilvl="5" w:tentative="1">
+      <w:start w:val="1"/>
+      <w:numFmt w:val="decimal"/>
+      <w:lvlText w:val="%6."/>
+      <w:lvlJc w:val="left"/>
+      <w:pPr>
+        <w:tabs>
+          <w:tab w:val="num" w:pos="4320"/>
+        </w:tabs>
+        <w:ind w:left="4320" w:hanging="360"/>
+      </w:pPr>
+    </w:lvl>
+    <w:lvl w:ilvl="6" w:tentative="1">
+      <w:start w:val="1"/>
+      <w:numFmt w:val="decimal"/>
+      <w:lvlText w:val="%7."/>
+      <w:lvlJc w:val="left"/>
+      <w:pPr>
+        <w:tabs>
+          <w:tab w:val="num" w:pos="5040"/>
+        </w:tabs>
+        <w:ind w:left="5040" w:hanging="360"/>
+      </w:pPr>
+    </w:lvl>
+    <w:lvl w:ilvl="7" w:tentative="1">
+      <w:start w:val="1"/>
+      <w:numFmt w:val="decimal"/>
+      <w:lvlText w:val="%8."/>
+      <w:lvlJc w:val="left"/>
+      <w:pPr>
+        <w:tabs>
+          <w:tab w:val="num" w:pos="5760"/>
+        </w:tabs>
+        <w:ind w:left="5760" w:hanging="360"/>
+      </w:pPr>
+    </w:lvl>
+    <w:lvl w:ilvl="8" w:tentative="1">
+      <w:start w:val="1"/>
+      <w:numFmt w:val="decimal"/>
+      <w:lvlText w:val="%9."/>
+      <w:lvlJc w:val="left"/>
+      <w:pPr>
+        <w:tabs>
+          <w:tab w:val="num" w:pos="6480"/>
+        </w:tabs>
+        <w:ind w:left="6480" w:hanging="360"/>
+      </w:pPr>
+    </w:lvl>
+  </w:abstractNum>
+  <w:num w:numId="1" w16cid:durableId="1538158871">
+    <w:abstractNumId w:val="14"/>
+  </w:num>
+  <w:num w:numId="2" w16cid:durableId="1385718588">
+    <w:abstractNumId w:val="17"/>
+  </w:num>
+  <w:num w:numId="3" w16cid:durableId="1173380547">
+    <w:abstractNumId w:val="15"/>
+  </w:num>
+  <w:num w:numId="4" w16cid:durableId="1817914157">
+    <w:abstractNumId w:val="16"/>
+  </w:num>
+  <w:num w:numId="5" w16cid:durableId="1417285880">
+    <w:abstractNumId w:val="1"/>
+  </w:num>
+  <w:num w:numId="6" w16cid:durableId="502090727">
+    <w:abstractNumId w:val="6"/>
+  </w:num>
+  <w:num w:numId="7" w16cid:durableId="1333144529">
+    <w:abstractNumId w:val="2"/>
+  </w:num>
+  <w:num w:numId="8" w16cid:durableId="167983847">
+    <w:abstractNumId w:val="4"/>
+  </w:num>
+  <w:num w:numId="9" w16cid:durableId="1200388431">
+    <w:abstractNumId w:val="18"/>
+  </w:num>
+  <w:num w:numId="10" w16cid:durableId="1201362272">
+    <w:abstractNumId w:val="8"/>
+  </w:num>
+  <w:num w:numId="11" w16cid:durableId="1932350309">
+    <w:abstractNumId w:val="3"/>
+  </w:num>
+  <w:num w:numId="12" w16cid:durableId="2098206200">
+    <w:abstractNumId w:val="13"/>
+  </w:num>
+  <w:num w:numId="13" w16cid:durableId="298725603">
+    <w:abstractNumId w:val="19"/>
+  </w:num>
+  <w:num w:numId="14" w16cid:durableId="1253315910">
+    <w:abstractNumId w:val="5"/>
+  </w:num>
+  <w:num w:numId="15" w16cid:durableId="1716157516">
+    <w:abstractNumId w:val="10"/>
+  </w:num>
+  <w:num w:numId="16" w16cid:durableId="746149424">
     <w:abstractNumId w:val="12"/>
   </w:num>
-  <w:num w:numId="2" w16cid:durableId="1552185558">
-    <w:abstractNumId w:val="2"/>
-  </w:num>
-  <w:num w:numId="3" w16cid:durableId="1404138574">
-    <w:abstractNumId w:val="6"/>
-  </w:num>
-  <w:num w:numId="4" w16cid:durableId="2147114299">
+  <w:num w:numId="17" w16cid:durableId="1201279578">
     <w:abstractNumId w:val="7"/>
   </w:num>
-  <w:num w:numId="5" w16cid:durableId="1836604046">
-    <w:abstractNumId w:val="15"/>
-  </w:num>
-  <w:num w:numId="6" w16cid:durableId="1532108955">
-    <w:abstractNumId w:val="14"/>
-  </w:num>
-  <w:num w:numId="7" w16cid:durableId="1634362345">
-    <w:abstractNumId w:val="1"/>
-  </w:num>
-  <w:num w:numId="8" w16cid:durableId="1218125718">
-    <w:abstractNumId w:val="10"/>
-  </w:num>
-  <w:num w:numId="9" w16cid:durableId="545988728">
-    <w:abstractNumId w:val="8"/>
-  </w:num>
-  <w:num w:numId="10" w16cid:durableId="903218102">
-    <w:abstractNumId w:val="18"/>
-  </w:num>
-  <w:num w:numId="11" w16cid:durableId="799112040">
-    <w:abstractNumId w:val="3"/>
-  </w:num>
-  <w:num w:numId="12" w16cid:durableId="1029602983">
-    <w:abstractNumId w:val="19"/>
-  </w:num>
-  <w:num w:numId="13" w16cid:durableId="2036495369">
-    <w:abstractNumId w:val="4"/>
-  </w:num>
-  <w:num w:numId="14" w16cid:durableId="2024085498">
-    <w:abstractNumId w:val="13"/>
-  </w:num>
-  <w:num w:numId="15" w16cid:durableId="2043361117">
-    <w:abstractNumId w:val="0"/>
-  </w:num>
-  <w:num w:numId="16" w16cid:durableId="152989485">
+  <w:num w:numId="18" w16cid:durableId="80612288">
     <w:abstractNumId w:val="11"/>
   </w:num>
-  <w:num w:numId="17" w16cid:durableId="1295215038">
-    <w:abstractNumId w:val="16"/>
+  <w:num w:numId="19" w16cid:durableId="69618098">
+    <w:abstractNumId w:val="20"/>
   </w:num>
-  <w:num w:numId="18" w16cid:durableId="469909168">
-    <w:abstractNumId w:val="17"/>
+  <w:num w:numId="20" w16cid:durableId="220213142">
+    <w:abstractNumId w:val="21"/>
   </w:num>
-  <w:num w:numId="19" w16cid:durableId="1378772618">
+  <w:num w:numId="21" w16cid:durableId="1506626934">
     <w:abstractNumId w:val="9"/>
   </w:num>
-  <w:num w:numId="20" w16cid:durableId="838428163">
-    <w:abstractNumId w:val="5"/>
+  <w:num w:numId="22" w16cid:durableId="1086926747">
+    <w:abstractNumId w:val="0"/>
   </w:num>
 </w:numbering>
 </file>

--- a/docs/User Manual.docx
+++ b/docs/User Manual.docx
@@ -2172,7 +2172,26 @@
           <w:sz w:val="22"/>
           <w:szCs w:val="22"/>
         </w:rPr>
-        <w:t>The app opens full screen. On big monitors, lists grow to show more rows; on small laptop screens, scroll down to see the rest of a page. Search boxes update the list when you stop typing.</w:t>
+        <w:t xml:space="preserve">The app always fills the whole screen (above the taskbar). It has no title bar or minimize / maximize / close buttons, so it can't be resized or closed by accident. To leave, click </w:t>
+      </w:r>
+      <w:r>
+        <w:rPr>
+          <w:rStyle w:val="Strong"/>
+          <w:rFonts w:ascii="Calibri" w:hAnsi="Calibri" w:cs="Calibri"/>
+          <w:color w:val="1A1A1A"/>
+          <w:sz w:val="22"/>
+          <w:szCs w:val="22"/>
+        </w:rPr>
+        <w:t>Sign Out</w:t>
+      </w:r>
+      <w:r>
+        <w:rPr>
+          <w:rFonts w:ascii="Calibri" w:hAnsi="Calibri" w:cs="Calibri"/>
+          <w:color w:val="1A1A1A"/>
+          <w:sz w:val="22"/>
+          <w:szCs w:val="22"/>
+        </w:rPr>
+        <w:t>. On big monitors, lists grow to show more rows; on small laptop screens, scroll down to see the rest of a page. Search boxes update the list when you stop typing.</w:t>
       </w:r>
     </w:p>
     <w:p>
@@ -2225,16 +2244,7 @@
           <w:sz w:val="22"/>
           <w:szCs w:val="22"/>
         </w:rPr>
-        <w:t xml:space="preserve"> </w:t>
-      </w:r>
-      <w:r>
-        <w:rPr>
-          <w:rFonts w:ascii="Calibri" w:hAnsi="Calibri" w:cs="Calibri"/>
-          <w:color w:val="1A1A1A"/>
-          <w:sz w:val="22"/>
-          <w:szCs w:val="22"/>
-        </w:rPr>
-        <w:t>at the bottom of the left sidebar, or close the window. Both are recorded.</w:t>
+        <w:t xml:space="preserve"> at the bottom of the left sidebar. It is recorded, and the Sign In window comes back. To close the app completely, close the Sign In window.</w:t>
       </w:r>
     </w:p>
     <w:p>
@@ -2335,7 +2345,16 @@
           <w:sz w:val="22"/>
           <w:szCs w:val="22"/>
         </w:rPr>
-        <w:t xml:space="preserve"> the page name, your name, and your department and level. Admins also see </w:t>
+        <w:t xml:space="preserve"> </w:t>
+      </w:r>
+      <w:r>
+        <w:rPr>
+          <w:rFonts w:ascii="Calibri" w:eastAsia="Times New Roman" w:hAnsi="Calibri" w:cs="Calibri"/>
+          <w:color w:val="1A1A1A"/>
+          <w:sz w:val="22"/>
+          <w:szCs w:val="22"/>
+        </w:rPr>
+        <w:t xml:space="preserve">the page name, your name, and your department and level. Admins also see </w:t>
       </w:r>
       <w:r>
         <w:rPr>
@@ -2496,16 +2515,7 @@
           <w:sz w:val="22"/>
           <w:szCs w:val="22"/>
         </w:rPr>
-        <w:t xml:space="preserve"> </w:t>
-      </w:r>
-      <w:r>
-        <w:rPr>
-          <w:rFonts w:ascii="Calibri" w:eastAsia="Times New Roman" w:hAnsi="Calibri" w:cs="Calibri"/>
-          <w:color w:val="1A1A1A"/>
-          <w:sz w:val="22"/>
-          <w:szCs w:val="22"/>
-        </w:rPr>
-        <w:t xml:space="preserve">type your current password, then the new one twice (at least 8 characters, with a letter and a number), and click </w:t>
+        <w:t xml:space="preserve"> type your current password, then the new one twice (at least 8 characters, with a letter and a number), and click </w:t>
       </w:r>
       <w:r>
         <w:rPr>
@@ -2617,7 +2627,6 @@
           <w:sz w:val="22"/>
           <w:szCs w:val="22"/>
         </w:rPr>
-        <w:lastRenderedPageBreak/>
         <w:t>Set your security question as soon as you get an Admin account.</w:t>
       </w:r>
       <w:r>
@@ -2647,16 +2656,7 @@
           <w:sz w:val="22"/>
           <w:szCs w:val="22"/>
         </w:rPr>
-        <w:t>Employees and Supervisors can'</w:t>
-      </w:r>
-      <w:r>
-        <w:rPr>
-          <w:rFonts w:ascii="Calibri" w:hAnsi="Calibri" w:cs="Calibri"/>
-          <w:color w:val="1A1A1A"/>
-          <w:sz w:val="22"/>
-          <w:szCs w:val="22"/>
-        </w:rPr>
-        <w:t>t change their password here; ask an Admin.</w:t>
+        <w:t>Employees and Supervisors can't change their password here; ask an Admin.</w:t>
       </w:r>
     </w:p>
     <w:p>
@@ -3066,7 +3066,16 @@
           <w:sz w:val="22"/>
           <w:szCs w:val="22"/>
         </w:rPr>
-        <w:t>The login's name and department follow the employee record. If HR renames someone or moves them to another department, their login updates too.</w:t>
+        <w:t>The login'</w:t>
+      </w:r>
+      <w:r>
+        <w:rPr>
+          <w:rFonts w:ascii="Calibri" w:hAnsi="Calibri" w:cs="Calibri"/>
+          <w:color w:val="1A1A1A"/>
+          <w:sz w:val="22"/>
+          <w:szCs w:val="22"/>
+        </w:rPr>
+        <w:t>s name and department follow the employee record. If HR renames someone or moves them to another department, their login updates too.</w:t>
       </w:r>
     </w:p>
     <w:p>
@@ -3116,16 +3125,7 @@
           <w:sz w:val="22"/>
           <w:szCs w:val="22"/>
         </w:rPr>
-        <w:t xml:space="preserve"> </w:t>
-      </w:r>
-      <w:r>
-        <w:rPr>
-          <w:rFonts w:ascii="Calibri" w:hAnsi="Calibri" w:cs="Calibri"/>
-          <w:color w:val="1A1A1A"/>
-          <w:sz w:val="22"/>
-          <w:szCs w:val="22"/>
-        </w:rPr>
-        <w:t xml:space="preserve">click it in the list, change the username or level (or which employee it's for), and click </w:t>
+        <w:t xml:space="preserve"> click it in the list, change the username or level (or which employee it's for), and click </w:t>
       </w:r>
       <w:r>
         <w:rPr>
@@ -3634,16 +3634,7 @@
           <w:sz w:val="22"/>
           <w:szCs w:val="22"/>
         </w:rPr>
-        <w:t>You can'</w:t>
-      </w:r>
-      <w:r>
-        <w:rPr>
-          <w:rFonts w:ascii="Calibri" w:hAnsi="Calibri" w:cs="Calibri"/>
-          <w:color w:val="1A1A1A"/>
-          <w:sz w:val="22"/>
-          <w:szCs w:val="22"/>
-        </w:rPr>
-        <w:t>t disable your own account, and the last active Admin can't be disabled or changed to another level.</w:t>
+        <w:t>You can't disable your own account, and the last active Admin can't be disabled or changed to another level.</w:t>
       </w:r>
     </w:p>
     <w:p>
@@ -3657,7 +3648,6 @@
         <w:rPr>
           <w:rFonts w:ascii="Calibri" w:eastAsia="Times New Roman" w:hAnsi="Calibri" w:cs="Calibri"/>
         </w:rPr>
-        <w:lastRenderedPageBreak/>
         <w:t>"Still there?"</w:t>
       </w:r>
     </w:p>
@@ -3942,16 +3932,7 @@
           <w:sz w:val="22"/>
           <w:szCs w:val="22"/>
         </w:rPr>
-        <w:t xml:space="preserve"> </w:t>
-      </w:r>
-      <w:r>
-        <w:rPr>
-          <w:rFonts w:ascii="Calibri" w:eastAsia="Times New Roman" w:hAnsi="Calibri" w:cs="Calibri"/>
-          <w:color w:val="1A1A1A"/>
-          <w:sz w:val="22"/>
-          <w:szCs w:val="22"/>
-        </w:rPr>
-        <w:t xml:space="preserve">Click </w:t>
+        <w:t xml:space="preserve"> Click </w:t>
       </w:r>
       <w:r>
         <w:rPr>
@@ -4038,7 +4019,16 @@
           <w:sz w:val="22"/>
           <w:szCs w:val="22"/>
         </w:rPr>
-        <w:t xml:space="preserve"> after 5 minutes without using the app, a </w:t>
+        <w:t xml:space="preserve"> </w:t>
+      </w:r>
+      <w:r>
+        <w:rPr>
+          <w:rFonts w:ascii="Calibri" w:eastAsia="Times New Roman" w:hAnsi="Calibri" w:cs="Calibri"/>
+          <w:color w:val="1A1A1A"/>
+          <w:sz w:val="22"/>
+          <w:szCs w:val="22"/>
+        </w:rPr>
+        <w:t xml:space="preserve">after 5 minutes without using the app, a </w:t>
       </w:r>
       <w:r>
         <w:rPr>
@@ -4125,16 +4115,7 @@
           <w:sz w:val="22"/>
           <w:szCs w:val="22"/>
         </w:rPr>
-        <w:t xml:space="preserve"> </w:t>
-      </w:r>
-      <w:r>
-        <w:rPr>
-          <w:rFonts w:ascii="Calibri" w:eastAsia="Times New Roman" w:hAnsi="Calibri" w:cs="Calibri"/>
-          <w:color w:val="1A1A1A"/>
-          <w:sz w:val="22"/>
-          <w:szCs w:val="22"/>
-        </w:rPr>
-        <w:t xml:space="preserve">This Month, This Quarter, This Year, All Time, or Custom (then pick From and To). Click </w:t>
+        <w:t xml:space="preserve"> This Month, This Quarter, This Year, All Time, or Custom (then pick From and To). Click </w:t>
       </w:r>
       <w:r>
         <w:rPr>
@@ -4242,7 +4223,16 @@
           <w:sz w:val="22"/>
           <w:szCs w:val="22"/>
         </w:rPr>
-        <w:t xml:space="preserve"> projects set to Done in the period.</w:t>
+        <w:t xml:space="preserve"> </w:t>
+      </w:r>
+      <w:r>
+        <w:rPr>
+          <w:rFonts w:ascii="Calibri" w:eastAsia="Times New Roman" w:hAnsi="Calibri" w:cs="Calibri"/>
+          <w:color w:val="1A1A1A"/>
+          <w:sz w:val="22"/>
+          <w:szCs w:val="22"/>
+        </w:rPr>
+        <w:t>projects set to Done in the period.</w:t>
       </w:r>
     </w:p>
     <w:p>
@@ -4310,16 +4300,7 @@
           <w:sz w:val="22"/>
           <w:szCs w:val="22"/>
         </w:rPr>
-        <w:t xml:space="preserve"> those projects' </w:t>
-      </w:r>
-      <w:r>
-        <w:rPr>
-          <w:rFonts w:ascii="Calibri" w:eastAsia="Times New Roman" w:hAnsi="Calibri" w:cs="Calibri"/>
-          <w:color w:val="1A1A1A"/>
-          <w:sz w:val="22"/>
-          <w:szCs w:val="22"/>
-        </w:rPr>
-        <w:t>expenses (materials used, project receipts, subcontractor payouts) plus company overhead in the period (overhead receipts, equipment repairs; payroll once it is built). The line under the cards shows the breakdown.</w:t>
+        <w:t xml:space="preserve"> those projects' expenses (materials used, project receipts, subcontractor payouts) plus company overhead in the period (overhead receipts, equipment repairs; payroll once it is built). The line under the cards shows the breakdown.</w:t>
       </w:r>
     </w:p>
     <w:p>
@@ -4373,7 +4354,16 @@
           <w:sz w:val="22"/>
           <w:szCs w:val="22"/>
         </w:rPr>
-        <w:t>A project's money counts when it is finished, so a period with no finished projects shows no revenue. A department view shows only that department's expenses (Revenue and Net are hidden).</w:t>
+        <w:t>A project'</w:t>
+      </w:r>
+      <w:r>
+        <w:rPr>
+          <w:rFonts w:ascii="Calibri" w:hAnsi="Calibri" w:cs="Calibri"/>
+          <w:color w:val="1A1A1A"/>
+          <w:sz w:val="22"/>
+          <w:szCs w:val="22"/>
+        </w:rPr>
+        <w:t>s money counts when it is finished, so a period with no finished projects shows no revenue. A department view shows only that department's expenses (Revenue and Net are hidden).</w:t>
       </w:r>
     </w:p>
     <w:p>
@@ -4403,6 +4393,85 @@
           <w:sz w:val="22"/>
           <w:szCs w:val="22"/>
         </w:rPr>
+        <w:t xml:space="preserve"> how many projects are Done, Ongoing, Cancelled and Pending right now.</w:t>
+      </w:r>
+    </w:p>
+    <w:p>
+      <w:pPr>
+        <w:pStyle w:val="NormalWeb"/>
+        <w:rPr>
+          <w:rFonts w:ascii="Calibri" w:hAnsi="Calibri" w:cs="Calibri"/>
+          <w:color w:val="1A1A1A"/>
+          <w:sz w:val="22"/>
+          <w:szCs w:val="22"/>
+        </w:rPr>
+      </w:pPr>
+      <w:r>
+        <w:rPr>
+          <w:rStyle w:val="Strong"/>
+          <w:rFonts w:ascii="Calibri" w:hAnsi="Calibri" w:cs="Calibri"/>
+          <w:color w:val="1A1A1A"/>
+          <w:sz w:val="22"/>
+          <w:szCs w:val="22"/>
+        </w:rPr>
+        <w:t>Top performing projects:</w:t>
+      </w:r>
+      <w:r>
+        <w:rPr>
+          <w:rFonts w:ascii="Calibri" w:hAnsi="Calibri" w:cs="Calibri"/>
+          <w:color w:val="1A1A1A"/>
+          <w:sz w:val="22"/>
+          <w:szCs w:val="22"/>
+        </w:rPr>
+        <w:t xml:space="preserve"> projects active in the period with revenue, expenses, profit and margin so far, highest profit first. Click a column title to sort; </w:t>
+      </w:r>
+      <w:r>
+        <w:rPr>
+          <w:rStyle w:val="Strong"/>
+          <w:rFonts w:ascii="Calibri" w:hAnsi="Calibri" w:cs="Calibri"/>
+          <w:color w:val="1A1A1A"/>
+          <w:sz w:val="22"/>
+          <w:szCs w:val="22"/>
+        </w:rPr>
+        <w:t>Export</w:t>
+      </w:r>
+      <w:r>
+        <w:rPr>
+          <w:rFonts w:ascii="Calibri" w:hAnsi="Calibri" w:cs="Calibri"/>
+          <w:color w:val="1A1A1A"/>
+          <w:sz w:val="22"/>
+          <w:szCs w:val="22"/>
+        </w:rPr>
+        <w:t xml:space="preserve"> saves it to Excel.</w:t>
+      </w:r>
+    </w:p>
+    <w:p>
+      <w:pPr>
+        <w:pStyle w:val="NormalWeb"/>
+        <w:rPr>
+          <w:rFonts w:ascii="Calibri" w:hAnsi="Calibri" w:cs="Calibri"/>
+          <w:color w:val="1A1A1A"/>
+          <w:sz w:val="22"/>
+          <w:szCs w:val="22"/>
+        </w:rPr>
+      </w:pPr>
+      <w:r>
+        <w:rPr>
+          <w:rStyle w:val="Strong"/>
+          <w:rFonts w:ascii="Calibri" w:hAnsi="Calibri" w:cs="Calibri"/>
+          <w:color w:val="1A1A1A"/>
+          <w:sz w:val="22"/>
+          <w:szCs w:val="22"/>
+        </w:rPr>
+        <w:t>Log history</w:t>
+      </w:r>
+      <w:r>
+        <w:rPr>
+          <w:rFonts w:ascii="Calibri" w:hAnsi="Calibri" w:cs="Calibri"/>
+          <w:color w:val="1A1A1A"/>
+          <w:sz w:val="22"/>
+          <w:szCs w:val="22"/>
+        </w:rPr>
         <w:t xml:space="preserve"> </w:t>
       </w:r>
       <w:r>
@@ -4412,7 +4481,40 @@
           <w:sz w:val="22"/>
           <w:szCs w:val="22"/>
         </w:rPr>
-        <w:t>how many projects are Done, Ongoing, Cancelled and Pending right now.</w:t>
+        <w:t xml:space="preserve">(Admins only): sign-ins, sign-outs, failed attempts, account locks, password changes and password requests in the period. Filter by activity or search a name or username; </w:t>
+      </w:r>
+      <w:r>
+        <w:rPr>
+          <w:rStyle w:val="Strong"/>
+          <w:rFonts w:ascii="Calibri" w:hAnsi="Calibri" w:cs="Calibri"/>
+          <w:color w:val="1A1A1A"/>
+          <w:sz w:val="22"/>
+          <w:szCs w:val="22"/>
+        </w:rPr>
+        <w:t>Export</w:t>
+      </w:r>
+      <w:r>
+        <w:rPr>
+          <w:rFonts w:ascii="Calibri" w:hAnsi="Calibri" w:cs="Calibri"/>
+          <w:color w:val="1A1A1A"/>
+          <w:sz w:val="22"/>
+          <w:szCs w:val="22"/>
+        </w:rPr>
+        <w:t xml:space="preserve"> saves it to Excel.</w:t>
+      </w:r>
+    </w:p>
+    <w:p>
+      <w:pPr>
+        <w:pStyle w:val="Heading1"/>
+        <w:rPr>
+          <w:rFonts w:ascii="Calibri" w:eastAsia="Times New Roman" w:hAnsi="Calibri" w:cs="Calibri"/>
+        </w:rPr>
+      </w:pPr>
+      <w:r>
+        <w:rPr>
+          <w:rFonts w:ascii="Calibri" w:eastAsia="Times New Roman" w:hAnsi="Calibri" w:cs="Calibri"/>
+        </w:rPr>
+        <w:t>5. Projects</w:t>
       </w:r>
     </w:p>
     <w:p>
@@ -4433,119 +4535,6 @@
           <w:sz w:val="22"/>
           <w:szCs w:val="22"/>
         </w:rPr>
-        <w:lastRenderedPageBreak/>
-        <w:t>Top performing projects:</w:t>
-      </w:r>
-      <w:r>
-        <w:rPr>
-          <w:rFonts w:ascii="Calibri" w:hAnsi="Calibri" w:cs="Calibri"/>
-          <w:color w:val="1A1A1A"/>
-          <w:sz w:val="22"/>
-          <w:szCs w:val="22"/>
-        </w:rPr>
-        <w:t xml:space="preserve"> projects active in the period with revenue, expenses, profit and margin so far, highest profit first. Click a column title to sort; </w:t>
-      </w:r>
-      <w:r>
-        <w:rPr>
-          <w:rStyle w:val="Strong"/>
-          <w:rFonts w:ascii="Calibri" w:hAnsi="Calibri" w:cs="Calibri"/>
-          <w:color w:val="1A1A1A"/>
-          <w:sz w:val="22"/>
-          <w:szCs w:val="22"/>
-        </w:rPr>
-        <w:t>Export</w:t>
-      </w:r>
-      <w:r>
-        <w:rPr>
-          <w:rFonts w:ascii="Calibri" w:hAnsi="Calibri" w:cs="Calibri"/>
-          <w:color w:val="1A1A1A"/>
-          <w:sz w:val="22"/>
-          <w:szCs w:val="22"/>
-        </w:rPr>
-        <w:t xml:space="preserve"> saves it to Excel.</w:t>
-      </w:r>
-    </w:p>
-    <w:p>
-      <w:pPr>
-        <w:pStyle w:val="NormalWeb"/>
-        <w:rPr>
-          <w:rFonts w:ascii="Calibri" w:hAnsi="Calibri" w:cs="Calibri"/>
-          <w:color w:val="1A1A1A"/>
-          <w:sz w:val="22"/>
-          <w:szCs w:val="22"/>
-        </w:rPr>
-      </w:pPr>
-      <w:r>
-        <w:rPr>
-          <w:rStyle w:val="Strong"/>
-          <w:rFonts w:ascii="Calibri" w:hAnsi="Calibri" w:cs="Calibri"/>
-          <w:color w:val="1A1A1A"/>
-          <w:sz w:val="22"/>
-          <w:szCs w:val="22"/>
-        </w:rPr>
-        <w:t>Log history</w:t>
-      </w:r>
-      <w:r>
-        <w:rPr>
-          <w:rFonts w:ascii="Calibri" w:hAnsi="Calibri" w:cs="Calibri"/>
-          <w:color w:val="1A1A1A"/>
-          <w:sz w:val="22"/>
-          <w:szCs w:val="22"/>
-        </w:rPr>
-        <w:t xml:space="preserve"> (Admins only): sign-ins, sign-outs, failed attempts, account locks, password changes and password requests in the period. Filter by activity or search a name or username; </w:t>
-      </w:r>
-      <w:r>
-        <w:rPr>
-          <w:rStyle w:val="Strong"/>
-          <w:rFonts w:ascii="Calibri" w:hAnsi="Calibri" w:cs="Calibri"/>
-          <w:color w:val="1A1A1A"/>
-          <w:sz w:val="22"/>
-          <w:szCs w:val="22"/>
-        </w:rPr>
-        <w:t>Export</w:t>
-      </w:r>
-      <w:r>
-        <w:rPr>
-          <w:rFonts w:ascii="Calibri" w:hAnsi="Calibri" w:cs="Calibri"/>
-          <w:color w:val="1A1A1A"/>
-          <w:sz w:val="22"/>
-          <w:szCs w:val="22"/>
-        </w:rPr>
-        <w:t xml:space="preserve"> saves it to Excel.</w:t>
-      </w:r>
-    </w:p>
-    <w:p>
-      <w:pPr>
-        <w:pStyle w:val="Heading1"/>
-        <w:rPr>
-          <w:rFonts w:ascii="Calibri" w:eastAsia="Times New Roman" w:hAnsi="Calibri" w:cs="Calibri"/>
-        </w:rPr>
-      </w:pPr>
-      <w:r>
-        <w:rPr>
-          <w:rFonts w:ascii="Calibri" w:eastAsia="Times New Roman" w:hAnsi="Calibri" w:cs="Calibri"/>
-        </w:rPr>
-        <w:t>5. Projects</w:t>
-      </w:r>
-    </w:p>
-    <w:p>
-      <w:pPr>
-        <w:pStyle w:val="NormalWeb"/>
-        <w:rPr>
-          <w:rFonts w:ascii="Calibri" w:hAnsi="Calibri" w:cs="Calibri"/>
-          <w:color w:val="1A1A1A"/>
-          <w:sz w:val="22"/>
-          <w:szCs w:val="22"/>
-        </w:rPr>
-      </w:pPr>
-      <w:r>
-        <w:rPr>
-          <w:rStyle w:val="Strong"/>
-          <w:rFonts w:ascii="Calibri" w:hAnsi="Calibri" w:cs="Calibri"/>
-          <w:color w:val="1A1A1A"/>
-          <w:sz w:val="22"/>
-          <w:szCs w:val="22"/>
-        </w:rPr>
         <w:t>Admins only.</w:t>
       </w:r>
       <w:r>
@@ -4555,16 +4544,7 @@
           <w:sz w:val="22"/>
           <w:szCs w:val="22"/>
         </w:rPr>
-        <w:t xml:space="preserve"> The company'</w:t>
-      </w:r>
-      <w:r>
-        <w:rPr>
-          <w:rFonts w:ascii="Calibri" w:hAnsi="Calibri" w:cs="Calibri"/>
-          <w:color w:val="1A1A1A"/>
-          <w:sz w:val="22"/>
-          <w:szCs w:val="22"/>
-        </w:rPr>
-        <w:t>s one project list. Other departments pick projects from it.</w:t>
+        <w:t xml:space="preserve"> The company's one project list. Other departments pick projects from it.</w:t>
       </w:r>
     </w:p>
     <w:p>
@@ -5669,7 +5649,26 @@
           <w:sz w:val="22"/>
           <w:szCs w:val="22"/>
         </w:rPr>
-        <w:t>.</w:t>
+        <w:t xml:space="preserve">. A separate </w:t>
+      </w:r>
+      <w:r>
+        <w:rPr>
+          <w:rStyle w:val="Strong"/>
+          <w:rFonts w:ascii="Calibri" w:eastAsia="Times New Roman" w:hAnsi="Calibri" w:cs="Calibri"/>
+          <w:color w:val="1A1A1A"/>
+          <w:sz w:val="22"/>
+          <w:szCs w:val="22"/>
+        </w:rPr>
+        <w:t>Add Employee</w:t>
+      </w:r>
+      <w:r>
+        <w:rPr>
+          <w:rFonts w:ascii="Calibri" w:eastAsia="Times New Roman" w:hAnsi="Calibri" w:cs="Calibri"/>
+          <w:color w:val="1A1A1A"/>
+          <w:sz w:val="22"/>
+          <w:szCs w:val="22"/>
+        </w:rPr>
+        <w:t xml:space="preserve"> window opens.</w:t>
       </w:r>
     </w:p>
     <w:p>
@@ -5774,7 +5773,16 @@
           <w:sz w:val="22"/>
           <w:szCs w:val="22"/>
         </w:rPr>
-        <w:t xml:space="preserve"> for site workers. The pay schedule follows automatically:</w:t>
+        <w:t xml:space="preserve"> </w:t>
+      </w:r>
+      <w:r>
+        <w:rPr>
+          <w:rFonts w:ascii="Calibri" w:eastAsia="Times New Roman" w:hAnsi="Calibri" w:cs="Calibri"/>
+          <w:color w:val="1A1A1A"/>
+          <w:sz w:val="22"/>
+          <w:szCs w:val="22"/>
+        </w:rPr>
+        <w:t>for site workers. The pay schedule follows automatically:</w:t>
       </w:r>
     </w:p>
     <w:p>
@@ -6024,7 +6032,7 @@
           <w:sz w:val="22"/>
           <w:szCs w:val="22"/>
         </w:rPr>
-        <w:t>.</w:t>
+        <w:t>. The window closes and the new employee is selected in the list.</w:t>
       </w:r>
     </w:p>
     <w:p>
@@ -6045,7 +6053,46 @@
           <w:sz w:val="22"/>
           <w:szCs w:val="22"/>
         </w:rPr>
-        <w:t>Give someone a raise</w:t>
+        <w:t>Change an employee's details</w:t>
+      </w:r>
+    </w:p>
+    <w:p>
+      <w:pPr>
+        <w:pStyle w:val="NormalWeb"/>
+        <w:rPr>
+          <w:rFonts w:ascii="Calibri" w:hAnsi="Calibri" w:cs="Calibri"/>
+          <w:color w:val="1A1A1A"/>
+          <w:sz w:val="22"/>
+          <w:szCs w:val="22"/>
+        </w:rPr>
+      </w:pPr>
+      <w:r>
+        <w:rPr>
+          <w:rFonts w:ascii="Calibri" w:hAnsi="Calibri" w:cs="Calibri"/>
+          <w:color w:val="1A1A1A"/>
+          <w:sz w:val="22"/>
+          <w:szCs w:val="22"/>
+        </w:rPr>
+        <w:t xml:space="preserve">The form under the list is only for </w:t>
+      </w:r>
+      <w:r>
+        <w:rPr>
+          <w:rStyle w:val="Strong"/>
+          <w:rFonts w:ascii="Calibri" w:hAnsi="Calibri" w:cs="Calibri"/>
+          <w:color w:val="1A1A1A"/>
+          <w:sz w:val="22"/>
+          <w:szCs w:val="22"/>
+        </w:rPr>
+        <w:t>changing</w:t>
+      </w:r>
+      <w:r>
+        <w:rPr>
+          <w:rFonts w:ascii="Calibri" w:hAnsi="Calibri" w:cs="Calibri"/>
+          <w:color w:val="1A1A1A"/>
+          <w:sz w:val="22"/>
+          <w:szCs w:val="22"/>
+        </w:rPr>
+        <w:t xml:space="preserve"> someone. It stays empty and greyed out until you click an employee.</w:t>
       </w:r>
     </w:p>
     <w:p>
@@ -6069,7 +6116,7 @@
           <w:sz w:val="22"/>
           <w:szCs w:val="22"/>
         </w:rPr>
-        <w:t>Click the employee.</w:t>
+        <w:t>Click the employee in the list.</w:t>
       </w:r>
     </w:p>
     <w:p>
@@ -6093,45 +6140,7 @@
           <w:sz w:val="22"/>
           <w:szCs w:val="22"/>
         </w:rPr>
-        <w:t xml:space="preserve">Type the new </w:t>
-      </w:r>
-      <w:r>
-        <w:rPr>
-          <w:rStyle w:val="Strong"/>
-          <w:rFonts w:ascii="Calibri" w:eastAsia="Times New Roman" w:hAnsi="Calibri" w:cs="Calibri"/>
-          <w:color w:val="1A1A1A"/>
-          <w:sz w:val="22"/>
-          <w:szCs w:val="22"/>
-        </w:rPr>
-        <w:t>daily rate</w:t>
-      </w:r>
-      <w:r>
-        <w:rPr>
-          <w:rFonts w:ascii="Calibri" w:eastAsia="Times New Roman" w:hAnsi="Calibri" w:cs="Calibri"/>
-          <w:color w:val="1A1A1A"/>
-          <w:sz w:val="22"/>
-          <w:szCs w:val="22"/>
-        </w:rPr>
-        <w:t xml:space="preserve">, and set </w:t>
-      </w:r>
-      <w:r>
-        <w:rPr>
-          <w:rStyle w:val="Strong"/>
-          <w:rFonts w:ascii="Calibri" w:eastAsia="Times New Roman" w:hAnsi="Calibri" w:cs="Calibri"/>
-          <w:color w:val="1A1A1A"/>
-          <w:sz w:val="22"/>
-          <w:szCs w:val="22"/>
-        </w:rPr>
-        <w:t>Rate applies from</w:t>
-      </w:r>
-      <w:r>
-        <w:rPr>
-          <w:rFonts w:ascii="Calibri" w:eastAsia="Times New Roman" w:hAnsi="Calibri" w:cs="Calibri"/>
-          <w:color w:val="1A1A1A"/>
-          <w:sz w:val="22"/>
-          <w:szCs w:val="22"/>
-        </w:rPr>
-        <w:t xml:space="preserve"> to the day it starts. It can be a future date.</w:t>
+        <w:t>Change what you need.</w:t>
       </w:r>
     </w:p>
     <w:p>
@@ -6174,7 +6183,98 @@
           <w:sz w:val="22"/>
           <w:szCs w:val="22"/>
         </w:rPr>
-        <w:t>.</w:t>
+        <w:t xml:space="preserve">. A message lists every change (for example </w:t>
+      </w:r>
+      <w:r>
+        <w:rPr>
+          <w:rStyle w:val="Emphasis"/>
+          <w:rFonts w:ascii="Calibri" w:eastAsia="Times New Roman" w:hAnsi="Calibri" w:cs="Calibri"/>
+          <w:color w:val="1A1A1A"/>
+          <w:sz w:val="22"/>
+          <w:szCs w:val="22"/>
+        </w:rPr>
+        <w:t>Position: Mason -&gt; Foreman</w:t>
+      </w:r>
+      <w:r>
+        <w:rPr>
+          <w:rFonts w:ascii="Calibri" w:eastAsia="Times New Roman" w:hAnsi="Calibri" w:cs="Calibri"/>
+          <w:color w:val="1A1A1A"/>
+          <w:sz w:val="22"/>
+          <w:szCs w:val="22"/>
+        </w:rPr>
+        <w:t xml:space="preserve">). Click </w:t>
+      </w:r>
+      <w:r>
+        <w:rPr>
+          <w:rStyle w:val="Strong"/>
+          <w:rFonts w:ascii="Calibri" w:eastAsia="Times New Roman" w:hAnsi="Calibri" w:cs="Calibri"/>
+          <w:color w:val="1A1A1A"/>
+          <w:sz w:val="22"/>
+          <w:szCs w:val="22"/>
+        </w:rPr>
+        <w:t>Yes</w:t>
+      </w:r>
+      <w:r>
+        <w:rPr>
+          <w:rFonts w:ascii="Calibri" w:eastAsia="Times New Roman" w:hAnsi="Calibri" w:cs="Calibri"/>
+          <w:color w:val="1A1A1A"/>
+          <w:sz w:val="22"/>
+          <w:szCs w:val="22"/>
+        </w:rPr>
+        <w:t xml:space="preserve"> to save, or </w:t>
+      </w:r>
+      <w:r>
+        <w:rPr>
+          <w:rStyle w:val="Strong"/>
+          <w:rFonts w:ascii="Calibri" w:eastAsia="Times New Roman" w:hAnsi="Calibri" w:cs="Calibri"/>
+          <w:color w:val="1A1A1A"/>
+          <w:sz w:val="22"/>
+          <w:szCs w:val="22"/>
+        </w:rPr>
+        <w:t>No</w:t>
+      </w:r>
+      <w:r>
+        <w:rPr>
+          <w:rFonts w:ascii="Calibri" w:eastAsia="Times New Roman" w:hAnsi="Calibri" w:cs="Calibri"/>
+          <w:color w:val="1A1A1A"/>
+          <w:sz w:val="22"/>
+          <w:szCs w:val="22"/>
+        </w:rPr>
+        <w:t xml:space="preserve"> to go back.</w:t>
+      </w:r>
+    </w:p>
+    <w:p>
+      <w:pPr>
+        <w:numPr>
+          <w:ilvl w:val="0"/>
+          <w:numId w:val="15"/>
+        </w:numPr>
+        <w:spacing w:before="100" w:beforeAutospacing="1" w:after="100" w:afterAutospacing="1"/>
+        <w:rPr>
+          <w:rFonts w:ascii="Calibri" w:eastAsia="Times New Roman" w:hAnsi="Calibri" w:cs="Calibri"/>
+          <w:color w:val="1A1A1A"/>
+          <w:sz w:val="22"/>
+          <w:szCs w:val="22"/>
+        </w:rPr>
+      </w:pPr>
+      <w:r>
+        <w:rPr>
+          <w:rStyle w:val="Strong"/>
+          <w:rFonts w:ascii="Calibri" w:eastAsia="Times New Roman" w:hAnsi="Calibri" w:cs="Calibri"/>
+          <w:color w:val="1A1A1A"/>
+          <w:sz w:val="22"/>
+          <w:szCs w:val="22"/>
+        </w:rPr>
+        <w:t>Cancel</w:t>
+      </w:r>
+      <w:r>
+        <w:rPr>
+          <w:rFonts w:ascii="Calibri" w:eastAsia="Times New Roman" w:hAnsi="Calibri" w:cs="Calibri"/>
+          <w:color w:val="1A1A1A"/>
+          <w:sz w:val="22"/>
+          <w:szCs w:val="22"/>
+        </w:rPr>
+        <w:t xml:space="preserve"> puts back what's saved.</w:t>
       </w:r>
     </w:p>
     <w:p>
@@ -6189,348 +6289,13 @@
       </w:pPr>
       <w:r>
         <w:rPr>
-          <w:rFonts w:ascii="Calibri" w:hAnsi="Calibri" w:cs="Calibri"/>
-          <w:color w:val="1A1A1A"/>
-          <w:sz w:val="22"/>
-          <w:szCs w:val="22"/>
-        </w:rPr>
-        <w:t xml:space="preserve">Past payslips keep the old rate. The </w:t>
-      </w:r>
-      <w:r>
-        <w:rPr>
-          <w:rStyle w:val="Strong"/>
-          <w:rFonts w:ascii="Calibri" w:hAnsi="Calibri" w:cs="Calibri"/>
-          <w:color w:val="1A1A1A"/>
-          <w:sz w:val="22"/>
-          <w:szCs w:val="22"/>
-        </w:rPr>
-        <w:t>Daily rate history</w:t>
-      </w:r>
-      <w:r>
-        <w:rPr>
-          <w:rFonts w:ascii="Calibri" w:hAnsi="Calibri" w:cs="Calibri"/>
-          <w:color w:val="1A1A1A"/>
-          <w:sz w:val="22"/>
-          <w:szCs w:val="22"/>
-        </w:rPr>
-        <w:t xml:space="preserve"> table lists every rate.</w:t>
-      </w:r>
-    </w:p>
-    <w:p>
-      <w:pPr>
-        <w:pStyle w:val="NormalWeb"/>
-        <w:rPr>
-          <w:rFonts w:ascii="Calibri" w:hAnsi="Calibri" w:cs="Calibri"/>
-          <w:color w:val="1A1A1A"/>
-          <w:sz w:val="22"/>
-          <w:szCs w:val="22"/>
-        </w:rPr>
-      </w:pPr>
-      <w:r>
-        <w:rPr>
-          <w:rStyle w:val="Strong"/>
-          <w:rFonts w:ascii="Calibri" w:hAnsi="Calibri" w:cs="Calibri"/>
-          <w:color w:val="1A1A1A"/>
-          <w:sz w:val="22"/>
-          <w:szCs w:val="22"/>
-        </w:rPr>
-        <w:t>When someone leaves:</w:t>
-      </w:r>
-      <w:r>
-        <w:rPr>
-          <w:rFonts w:ascii="Calibri" w:hAnsi="Calibri" w:cs="Calibri"/>
-          <w:color w:val="1A1A1A"/>
-          <w:sz w:val="22"/>
-          <w:szCs w:val="22"/>
-        </w:rPr>
-        <w:t xml:space="preserve"> click </w:t>
-      </w:r>
-      <w:r>
-        <w:rPr>
-          <w:rStyle w:val="Strong"/>
-          <w:rFonts w:ascii="Calibri" w:hAnsi="Calibri" w:cs="Calibri"/>
-          <w:color w:val="1A1A1A"/>
-          <w:sz w:val="22"/>
-          <w:szCs w:val="22"/>
-        </w:rPr>
-        <w:t>Mark Inactive</w:t>
-      </w:r>
-      <w:r>
-        <w:rPr>
-          <w:rFonts w:ascii="Calibri" w:hAnsi="Calibri" w:cs="Calibri"/>
-          <w:color w:val="1A1A1A"/>
-          <w:sz w:val="22"/>
-          <w:szCs w:val="22"/>
-        </w:rPr>
-        <w:t xml:space="preserve">. Their records stay, and if they have a login, it's turned off. </w:t>
-      </w:r>
-      <w:r>
-        <w:rPr>
-          <w:rStyle w:val="Strong"/>
-          <w:rFonts w:ascii="Calibri" w:hAnsi="Calibri" w:cs="Calibri"/>
-          <w:color w:val="1A1A1A"/>
-          <w:sz w:val="22"/>
-          <w:szCs w:val="22"/>
-        </w:rPr>
-        <w:t>Reactivate</w:t>
-      </w:r>
-      <w:r>
-        <w:rPr>
-          <w:rFonts w:ascii="Calibri" w:hAnsi="Calibri" w:cs="Calibri"/>
-          <w:color w:val="1A1A1A"/>
-          <w:sz w:val="22"/>
-          <w:szCs w:val="22"/>
-        </w:rPr>
-        <w:t xml:space="preserve"> brings them back. An Admin then has to turn their login on again in User Accounts.</w:t>
-      </w:r>
-    </w:p>
-    <w:p>
-      <w:pPr>
-        <w:pStyle w:val="NormalWeb"/>
-        <w:rPr>
-          <w:rFonts w:ascii="Calibri" w:hAnsi="Calibri" w:cs="Calibri"/>
-          <w:color w:val="1A1A1A"/>
-          <w:sz w:val="22"/>
-          <w:szCs w:val="22"/>
-        </w:rPr>
-      </w:pPr>
-      <w:r>
-        <w:rPr>
-          <w:rFonts w:ascii="Calibri" w:hAnsi="Calibri" w:cs="Calibri"/>
-          <w:color w:val="1A1A1A"/>
-          <w:sz w:val="22"/>
-          <w:szCs w:val="22"/>
-        </w:rPr>
-        <w:t xml:space="preserve">Use </w:t>
-      </w:r>
-      <w:r>
-        <w:rPr>
-          <w:rStyle w:val="Strong"/>
-          <w:rFonts w:ascii="Calibri" w:hAnsi="Calibri" w:cs="Calibri"/>
-          <w:color w:val="1A1A1A"/>
-          <w:sz w:val="22"/>
-          <w:szCs w:val="22"/>
-        </w:rPr>
-        <w:t>Search</w:t>
-      </w:r>
-      <w:r>
-        <w:rPr>
-          <w:rFonts w:ascii="Calibri" w:hAnsi="Calibri" w:cs="Calibri"/>
-          <w:color w:val="1A1A1A"/>
-          <w:sz w:val="22"/>
-          <w:szCs w:val="22"/>
-        </w:rPr>
-        <w:t xml:space="preserve"> (name or Biometric ID), the </w:t>
-      </w:r>
-      <w:r>
-        <w:rPr>
-          <w:rStyle w:val="Strong"/>
-          <w:rFonts w:ascii="Calibri" w:hAnsi="Calibri" w:cs="Calibri"/>
-          <w:color w:val="1A1A1A"/>
-          <w:sz w:val="22"/>
-          <w:szCs w:val="22"/>
-        </w:rPr>
-        <w:t>Status</w:t>
-      </w:r>
-      <w:r>
-        <w:rPr>
-          <w:rFonts w:ascii="Calibri" w:hAnsi="Calibri" w:cs="Calibri"/>
-          <w:color w:val="1A1A1A"/>
-          <w:sz w:val="22"/>
-          <w:szCs w:val="22"/>
-        </w:rPr>
-        <w:t xml:space="preserve"> </w:t>
-      </w:r>
-      <w:r>
-        <w:rPr>
-          <w:rFonts w:ascii="Calibri" w:hAnsi="Calibri" w:cs="Calibri"/>
-          <w:color w:val="1A1A1A"/>
-          <w:sz w:val="22"/>
-          <w:szCs w:val="22"/>
-        </w:rPr>
-        <w:t xml:space="preserve">filter (Active by default) and the </w:t>
-      </w:r>
-      <w:r>
-        <w:rPr>
-          <w:rStyle w:val="Strong"/>
-          <w:rFonts w:ascii="Calibri" w:hAnsi="Calibri" w:cs="Calibri"/>
-          <w:color w:val="1A1A1A"/>
-          <w:sz w:val="22"/>
-          <w:szCs w:val="22"/>
-        </w:rPr>
-        <w:t>Pay schedule</w:t>
-      </w:r>
-      <w:r>
-        <w:rPr>
-          <w:rFonts w:ascii="Calibri" w:hAnsi="Calibri" w:cs="Calibri"/>
-          <w:color w:val="1A1A1A"/>
-          <w:sz w:val="22"/>
-          <w:szCs w:val="22"/>
-        </w:rPr>
-        <w:t xml:space="preserve"> filter. </w:t>
-      </w:r>
-      <w:r>
-        <w:rPr>
-          <w:rStyle w:val="Strong"/>
-          <w:rFonts w:ascii="Calibri" w:hAnsi="Calibri" w:cs="Calibri"/>
-          <w:color w:val="1A1A1A"/>
-          <w:sz w:val="22"/>
-          <w:szCs w:val="22"/>
-        </w:rPr>
-        <w:t>Export</w:t>
-      </w:r>
-      <w:r>
-        <w:rPr>
-          <w:rFonts w:ascii="Calibri" w:hAnsi="Calibri" w:cs="Calibri"/>
-          <w:color w:val="1A1A1A"/>
-          <w:sz w:val="22"/>
-          <w:szCs w:val="22"/>
-        </w:rPr>
-        <w:t xml:space="preserve"> saves the list to Excel.</w:t>
-      </w:r>
-    </w:p>
-    <w:p>
-      <w:pPr>
-        <w:pStyle w:val="Heading1"/>
-        <w:rPr>
-          <w:rFonts w:ascii="Calibri" w:eastAsia="Times New Roman" w:hAnsi="Calibri" w:cs="Calibri"/>
-        </w:rPr>
-      </w:pPr>
-      <w:r>
-        <w:rPr>
-          <w:rFonts w:ascii="Calibri" w:eastAsia="Times New Roman" w:hAnsi="Calibri" w:cs="Calibri"/>
-        </w:rPr>
-        <w:t>7. Inventory &amp; Vendors</w:t>
-      </w:r>
-    </w:p>
-    <w:p>
-      <w:pPr>
-        <w:pStyle w:val="NormalWeb"/>
-        <w:rPr>
-          <w:rFonts w:ascii="Calibri" w:hAnsi="Calibri" w:cs="Calibri"/>
-          <w:color w:val="1A1A1A"/>
-          <w:sz w:val="22"/>
-          <w:szCs w:val="22"/>
-        </w:rPr>
-      </w:pPr>
-      <w:r>
-        <w:rPr>
-          <w:rFonts w:ascii="Calibri" w:hAnsi="Calibri" w:cs="Calibri"/>
-          <w:color w:val="1A1A1A"/>
-          <w:sz w:val="22"/>
-          <w:szCs w:val="22"/>
-        </w:rPr>
-        <w:t xml:space="preserve">For Admins and the Inventory department. Approve buttons are for the </w:t>
-      </w:r>
-      <w:r>
-        <w:rPr>
-          <w:rStyle w:val="Strong"/>
-          <w:rFonts w:ascii="Calibri" w:hAnsi="Calibri" w:cs="Calibri"/>
-          <w:color w:val="1A1A1A"/>
-          <w:sz w:val="22"/>
-          <w:szCs w:val="22"/>
-        </w:rPr>
-        <w:t>Inventory Supervisor</w:t>
-      </w:r>
-      <w:r>
-        <w:rPr>
-          <w:rFonts w:ascii="Calibri" w:hAnsi="Calibri" w:cs="Calibri"/>
-          <w:color w:val="1A1A1A"/>
-          <w:sz w:val="22"/>
-          <w:szCs w:val="22"/>
-        </w:rPr>
-        <w:t xml:space="preserve"> and Admins. Tabs: Materials, Material Usage, Deliveries, Equipment, Vendors, Price Comparison, Edit History (Supervisor and Admins).</w:t>
-      </w:r>
-    </w:p>
-    <w:p>
-      <w:pPr>
-        <w:pStyle w:val="Heading2"/>
-        <w:rPr>
-          <w:rFonts w:ascii="Calibri" w:eastAsia="Times New Roman" w:hAnsi="Calibri" w:cs="Calibri"/>
-        </w:rPr>
-      </w:pPr>
-      <w:r>
-        <w:rPr>
-          <w:rFonts w:ascii="Calibri" w:eastAsia="Times New Roman" w:hAnsi="Calibri" w:cs="Calibri"/>
-        </w:rPr>
-        <w:t>Materials</w:t>
-      </w:r>
-    </w:p>
-    <w:p>
-      <w:pPr>
-        <w:pStyle w:val="NormalWeb"/>
-        <w:rPr>
-          <w:rFonts w:ascii="Calibri" w:hAnsi="Calibri" w:cs="Calibri"/>
-          <w:color w:val="1A1A1A"/>
-          <w:sz w:val="22"/>
-          <w:szCs w:val="22"/>
-        </w:rPr>
-      </w:pPr>
-      <w:r>
-        <w:rPr>
-          <w:rFonts w:ascii="Calibri" w:hAnsi="Calibri" w:cs="Calibri"/>
-          <w:color w:val="1A1A1A"/>
-          <w:sz w:val="22"/>
-          <w:szCs w:val="22"/>
-        </w:rPr>
-        <w:t xml:space="preserve">The list of construction materials. Rows turn </w:t>
-      </w:r>
-      <w:r>
-        <w:rPr>
-          <w:rStyle w:val="Strong"/>
-          <w:rFonts w:ascii="Calibri" w:hAnsi="Calibri" w:cs="Calibri"/>
-          <w:color w:val="1A1A1A"/>
-          <w:sz w:val="22"/>
-          <w:szCs w:val="22"/>
-        </w:rPr>
-        <w:t>light red</w:t>
-      </w:r>
-      <w:r>
-        <w:rPr>
-          <w:rFonts w:ascii="Calibri" w:hAnsi="Calibri" w:cs="Calibri"/>
-          <w:color w:val="1A1A1A"/>
-          <w:sz w:val="22"/>
-          <w:szCs w:val="22"/>
-        </w:rPr>
-        <w:t xml:space="preserve"> when stock is below the minimum and </w:t>
-      </w:r>
-      <w:r>
-        <w:rPr>
-          <w:rStyle w:val="Strong"/>
-          <w:rFonts w:ascii="Calibri" w:hAnsi="Calibri" w:cs="Calibri"/>
-          <w:color w:val="1A1A1A"/>
-          <w:sz w:val="22"/>
-          <w:szCs w:val="22"/>
-        </w:rPr>
-        <w:t>red</w:t>
-      </w:r>
-      <w:r>
-        <w:rPr>
-          <w:rFonts w:ascii="Calibri" w:hAnsi="Calibri" w:cs="Calibri"/>
-          <w:color w:val="1A1A1A"/>
-          <w:sz w:val="22"/>
-          <w:szCs w:val="22"/>
-        </w:rPr>
-        <w:t xml:space="preserve"> when it runs out; the tab title shows how many are low, e.g. </w:t>
-      </w:r>
-      <w:r>
-        <w:rPr>
-          <w:rStyle w:val="Emphasis"/>
-          <w:rFonts w:ascii="Calibri" w:hAnsi="Calibri" w:cs="Calibri"/>
-          <w:color w:val="1A1A1A"/>
-          <w:sz w:val="22"/>
-          <w:szCs w:val="22"/>
-        </w:rPr>
-        <w:t>Materials (2 low)</w:t>
-      </w:r>
-      <w:r>
-        <w:rPr>
-          <w:rFonts w:ascii="Calibri" w:hAnsi="Calibri" w:cs="Calibri"/>
-          <w:color w:val="1A1A1A"/>
-          <w:sz w:val="22"/>
-          <w:szCs w:val="22"/>
-        </w:rPr>
-        <w:t>.</w:t>
+          <w:rStyle w:val="Strong"/>
+          <w:rFonts w:ascii="Calibri" w:hAnsi="Calibri" w:cs="Calibri"/>
+          <w:color w:val="1A1A1A"/>
+          <w:sz w:val="22"/>
+          <w:szCs w:val="22"/>
+        </w:rPr>
+        <w:t>Give someone a raise</w:t>
       </w:r>
     </w:p>
     <w:p>
@@ -6549,41 +6314,12 @@
       </w:pPr>
       <w:r>
         <w:rPr>
-          <w:rStyle w:val="Strong"/>
-          <w:rFonts w:ascii="Calibri" w:eastAsia="Times New Roman" w:hAnsi="Calibri" w:cs="Calibri"/>
-          <w:color w:val="1A1A1A"/>
-          <w:sz w:val="22"/>
-          <w:szCs w:val="22"/>
-        </w:rPr>
-        <w:t>Add Material:</w:t>
-      </w:r>
-      <w:r>
-        <w:rPr>
-          <w:rFonts w:ascii="Calibri" w:eastAsia="Times New Roman" w:hAnsi="Calibri" w:cs="Calibri"/>
-          <w:color w:val="1A1A1A"/>
-          <w:sz w:val="22"/>
-          <w:szCs w:val="22"/>
-        </w:rPr>
-        <w:t xml:space="preserve"> name, category, unit, price, starting stock, minimum stock. Click </w:t>
-      </w:r>
-      <w:r>
-        <w:rPr>
-          <w:rStyle w:val="Strong"/>
-          <w:rFonts w:ascii="Calibri" w:eastAsia="Times New Roman" w:hAnsi="Calibri" w:cs="Calibri"/>
-          <w:color w:val="1A1A1A"/>
-          <w:sz w:val="22"/>
-          <w:szCs w:val="22"/>
-        </w:rPr>
-        <w:t>Save</w:t>
-      </w:r>
-      <w:r>
-        <w:rPr>
-          <w:rFonts w:ascii="Calibri" w:eastAsia="Times New Roman" w:hAnsi="Calibri" w:cs="Calibri"/>
-          <w:color w:val="1A1A1A"/>
-          <w:sz w:val="22"/>
-          <w:szCs w:val="22"/>
-        </w:rPr>
-        <w:t>.</w:t>
+          <w:rFonts w:ascii="Calibri" w:eastAsia="Times New Roman" w:hAnsi="Calibri" w:cs="Calibri"/>
+          <w:color w:val="1A1A1A"/>
+          <w:sz w:val="22"/>
+          <w:szCs w:val="22"/>
+        </w:rPr>
+        <w:t>Click the employee.</w:t>
       </w:r>
     </w:p>
     <w:p>
@@ -6607,7 +6343,363 @@
           <w:sz w:val="22"/>
           <w:szCs w:val="22"/>
         </w:rPr>
-        <w:t>After that, the stock changes only by itself: down when usage is approved, up when a delivery is recorded.</w:t>
+        <w:t xml:space="preserve">Type the new </w:t>
+      </w:r>
+      <w:r>
+        <w:rPr>
+          <w:rStyle w:val="Strong"/>
+          <w:rFonts w:ascii="Calibri" w:eastAsia="Times New Roman" w:hAnsi="Calibri" w:cs="Calibri"/>
+          <w:color w:val="1A1A1A"/>
+          <w:sz w:val="22"/>
+          <w:szCs w:val="22"/>
+        </w:rPr>
+        <w:t>daily rate</w:t>
+      </w:r>
+      <w:r>
+        <w:rPr>
+          <w:rFonts w:ascii="Calibri" w:eastAsia="Times New Roman" w:hAnsi="Calibri" w:cs="Calibri"/>
+          <w:color w:val="1A1A1A"/>
+          <w:sz w:val="22"/>
+          <w:szCs w:val="22"/>
+        </w:rPr>
+        <w:t xml:space="preserve">, and set </w:t>
+      </w:r>
+      <w:r>
+        <w:rPr>
+          <w:rStyle w:val="Strong"/>
+          <w:rFonts w:ascii="Calibri" w:eastAsia="Times New Roman" w:hAnsi="Calibri" w:cs="Calibri"/>
+          <w:color w:val="1A1A1A"/>
+          <w:sz w:val="22"/>
+          <w:szCs w:val="22"/>
+        </w:rPr>
+        <w:t>Rate applies from</w:t>
+      </w:r>
+      <w:r>
+        <w:rPr>
+          <w:rFonts w:ascii="Calibri" w:eastAsia="Times New Roman" w:hAnsi="Calibri" w:cs="Calibri"/>
+          <w:color w:val="1A1A1A"/>
+          <w:sz w:val="22"/>
+          <w:szCs w:val="22"/>
+        </w:rPr>
+        <w:t xml:space="preserve"> to the day it starts. It can be a future date.</w:t>
+      </w:r>
+    </w:p>
+    <w:p>
+      <w:pPr>
+        <w:numPr>
+          <w:ilvl w:val="0"/>
+          <w:numId w:val="16"/>
+        </w:numPr>
+        <w:spacing w:before="100" w:beforeAutospacing="1" w:after="100" w:afterAutospacing="1"/>
+        <w:rPr>
+          <w:rFonts w:ascii="Calibri" w:eastAsia="Times New Roman" w:hAnsi="Calibri" w:cs="Calibri"/>
+          <w:color w:val="1A1A1A"/>
+          <w:sz w:val="22"/>
+          <w:szCs w:val="22"/>
+        </w:rPr>
+      </w:pPr>
+      <w:r>
+        <w:rPr>
+          <w:rFonts w:ascii="Calibri" w:eastAsia="Times New Roman" w:hAnsi="Calibri" w:cs="Calibri"/>
+          <w:color w:val="1A1A1A"/>
+          <w:sz w:val="22"/>
+          <w:szCs w:val="22"/>
+        </w:rPr>
+        <w:t xml:space="preserve">Click </w:t>
+      </w:r>
+      <w:r>
+        <w:rPr>
+          <w:rStyle w:val="Strong"/>
+          <w:rFonts w:ascii="Calibri" w:eastAsia="Times New Roman" w:hAnsi="Calibri" w:cs="Calibri"/>
+          <w:color w:val="1A1A1A"/>
+          <w:sz w:val="22"/>
+          <w:szCs w:val="22"/>
+        </w:rPr>
+        <w:t>Save</w:t>
+      </w:r>
+      <w:r>
+        <w:rPr>
+          <w:rFonts w:ascii="Calibri" w:eastAsia="Times New Roman" w:hAnsi="Calibri" w:cs="Calibri"/>
+          <w:color w:val="1A1A1A"/>
+          <w:sz w:val="22"/>
+          <w:szCs w:val="22"/>
+        </w:rPr>
+        <w:t xml:space="preserve">, check the change in the message, and click </w:t>
+      </w:r>
+      <w:r>
+        <w:rPr>
+          <w:rStyle w:val="Strong"/>
+          <w:rFonts w:ascii="Calibri" w:eastAsia="Times New Roman" w:hAnsi="Calibri" w:cs="Calibri"/>
+          <w:color w:val="1A1A1A"/>
+          <w:sz w:val="22"/>
+          <w:szCs w:val="22"/>
+        </w:rPr>
+        <w:t>Yes</w:t>
+      </w:r>
+      <w:r>
+        <w:rPr>
+          <w:rFonts w:ascii="Calibri" w:eastAsia="Times New Roman" w:hAnsi="Calibri" w:cs="Calibri"/>
+          <w:color w:val="1A1A1A"/>
+          <w:sz w:val="22"/>
+          <w:szCs w:val="22"/>
+        </w:rPr>
+        <w:t>.</w:t>
+      </w:r>
+    </w:p>
+    <w:p>
+      <w:pPr>
+        <w:pStyle w:val="NormalWeb"/>
+        <w:rPr>
+          <w:rFonts w:ascii="Calibri" w:hAnsi="Calibri" w:cs="Calibri"/>
+          <w:color w:val="1A1A1A"/>
+          <w:sz w:val="22"/>
+          <w:szCs w:val="22"/>
+        </w:rPr>
+      </w:pPr>
+      <w:r>
+        <w:rPr>
+          <w:rFonts w:ascii="Calibri" w:hAnsi="Calibri" w:cs="Calibri"/>
+          <w:color w:val="1A1A1A"/>
+          <w:sz w:val="22"/>
+          <w:szCs w:val="22"/>
+        </w:rPr>
+        <w:t xml:space="preserve">Past payslips keep the old rate. The </w:t>
+      </w:r>
+      <w:r>
+        <w:rPr>
+          <w:rStyle w:val="Strong"/>
+          <w:rFonts w:ascii="Calibri" w:hAnsi="Calibri" w:cs="Calibri"/>
+          <w:color w:val="1A1A1A"/>
+          <w:sz w:val="22"/>
+          <w:szCs w:val="22"/>
+        </w:rPr>
+        <w:t>Daily rate history</w:t>
+      </w:r>
+      <w:r>
+        <w:rPr>
+          <w:rFonts w:ascii="Calibri" w:hAnsi="Calibri" w:cs="Calibri"/>
+          <w:color w:val="1A1A1A"/>
+          <w:sz w:val="22"/>
+          <w:szCs w:val="22"/>
+        </w:rPr>
+        <w:t xml:space="preserve"> table lists every rate.</w:t>
+      </w:r>
+    </w:p>
+    <w:p>
+      <w:pPr>
+        <w:pStyle w:val="NormalWeb"/>
+        <w:rPr>
+          <w:rFonts w:ascii="Calibri" w:hAnsi="Calibri" w:cs="Calibri"/>
+          <w:color w:val="1A1A1A"/>
+          <w:sz w:val="22"/>
+          <w:szCs w:val="22"/>
+        </w:rPr>
+      </w:pPr>
+      <w:r>
+        <w:rPr>
+          <w:rStyle w:val="Strong"/>
+          <w:rFonts w:ascii="Calibri" w:hAnsi="Calibri" w:cs="Calibri"/>
+          <w:color w:val="1A1A1A"/>
+          <w:sz w:val="22"/>
+          <w:szCs w:val="22"/>
+        </w:rPr>
+        <w:t>When someone leaves:</w:t>
+      </w:r>
+      <w:r>
+        <w:rPr>
+          <w:rFonts w:ascii="Calibri" w:hAnsi="Calibri" w:cs="Calibri"/>
+          <w:color w:val="1A1A1A"/>
+          <w:sz w:val="22"/>
+          <w:szCs w:val="22"/>
+        </w:rPr>
+        <w:t xml:space="preserve"> click </w:t>
+      </w:r>
+      <w:r>
+        <w:rPr>
+          <w:rStyle w:val="Strong"/>
+          <w:rFonts w:ascii="Calibri" w:hAnsi="Calibri" w:cs="Calibri"/>
+          <w:color w:val="1A1A1A"/>
+          <w:sz w:val="22"/>
+          <w:szCs w:val="22"/>
+        </w:rPr>
+        <w:t>Mark Inactive</w:t>
+      </w:r>
+      <w:r>
+        <w:rPr>
+          <w:rFonts w:ascii="Calibri" w:hAnsi="Calibri" w:cs="Calibri"/>
+          <w:color w:val="1A1A1A"/>
+          <w:sz w:val="22"/>
+          <w:szCs w:val="22"/>
+        </w:rPr>
+        <w:t xml:space="preserve">. Their records stay, and if they have a login, it's turned off. </w:t>
+      </w:r>
+      <w:r>
+        <w:rPr>
+          <w:rStyle w:val="Strong"/>
+          <w:rFonts w:ascii="Calibri" w:hAnsi="Calibri" w:cs="Calibri"/>
+          <w:color w:val="1A1A1A"/>
+          <w:sz w:val="22"/>
+          <w:szCs w:val="22"/>
+        </w:rPr>
+        <w:t>Reactivate</w:t>
+      </w:r>
+      <w:r>
+        <w:rPr>
+          <w:rFonts w:ascii="Calibri" w:hAnsi="Calibri" w:cs="Calibri"/>
+          <w:color w:val="1A1A1A"/>
+          <w:sz w:val="22"/>
+          <w:szCs w:val="22"/>
+        </w:rPr>
+        <w:t xml:space="preserve"> brings them back. An Admin then has to turn their login on again in User Accounts.</w:t>
+      </w:r>
+    </w:p>
+    <w:p>
+      <w:pPr>
+        <w:pStyle w:val="NormalWeb"/>
+        <w:rPr>
+          <w:rFonts w:ascii="Calibri" w:hAnsi="Calibri" w:cs="Calibri"/>
+          <w:color w:val="1A1A1A"/>
+          <w:sz w:val="22"/>
+          <w:szCs w:val="22"/>
+        </w:rPr>
+      </w:pPr>
+      <w:r>
+        <w:rPr>
+          <w:rFonts w:ascii="Calibri" w:hAnsi="Calibri" w:cs="Calibri"/>
+          <w:color w:val="1A1A1A"/>
+          <w:sz w:val="22"/>
+          <w:szCs w:val="22"/>
+        </w:rPr>
+        <w:t xml:space="preserve">Use </w:t>
+      </w:r>
+      <w:r>
+        <w:rPr>
+          <w:rStyle w:val="Strong"/>
+          <w:rFonts w:ascii="Calibri" w:hAnsi="Calibri" w:cs="Calibri"/>
+          <w:color w:val="1A1A1A"/>
+          <w:sz w:val="22"/>
+          <w:szCs w:val="22"/>
+        </w:rPr>
+        <w:t>Search</w:t>
+      </w:r>
+      <w:r>
+        <w:rPr>
+          <w:rFonts w:ascii="Calibri" w:hAnsi="Calibri" w:cs="Calibri"/>
+          <w:color w:val="1A1A1A"/>
+          <w:sz w:val="22"/>
+          <w:szCs w:val="22"/>
+        </w:rPr>
+        <w:t xml:space="preserve"> (name or Biometric ID), the </w:t>
+      </w:r>
+      <w:r>
+        <w:rPr>
+          <w:rStyle w:val="Strong"/>
+          <w:rFonts w:ascii="Calibri" w:hAnsi="Calibri" w:cs="Calibri"/>
+          <w:color w:val="1A1A1A"/>
+          <w:sz w:val="22"/>
+          <w:szCs w:val="22"/>
+        </w:rPr>
+        <w:t>Status</w:t>
+      </w:r>
+      <w:r>
+        <w:rPr>
+          <w:rFonts w:ascii="Calibri" w:hAnsi="Calibri" w:cs="Calibri"/>
+          <w:color w:val="1A1A1A"/>
+          <w:sz w:val="22"/>
+          <w:szCs w:val="22"/>
+        </w:rPr>
+        <w:t xml:space="preserve"> filter (Active by default) and the </w:t>
+      </w:r>
+      <w:r>
+        <w:rPr>
+          <w:rStyle w:val="Strong"/>
+          <w:rFonts w:ascii="Calibri" w:hAnsi="Calibri" w:cs="Calibri"/>
+          <w:color w:val="1A1A1A"/>
+          <w:sz w:val="22"/>
+          <w:szCs w:val="22"/>
+        </w:rPr>
+        <w:t>Pay schedule</w:t>
+      </w:r>
+      <w:r>
+        <w:rPr>
+          <w:rFonts w:ascii="Calibri" w:hAnsi="Calibri" w:cs="Calibri"/>
+          <w:color w:val="1A1A1A"/>
+          <w:sz w:val="22"/>
+          <w:szCs w:val="22"/>
+        </w:rPr>
+        <w:t xml:space="preserve"> filter. </w:t>
+      </w:r>
+      <w:r>
+        <w:rPr>
+          <w:rStyle w:val="Strong"/>
+          <w:rFonts w:ascii="Calibri" w:hAnsi="Calibri" w:cs="Calibri"/>
+          <w:color w:val="1A1A1A"/>
+          <w:sz w:val="22"/>
+          <w:szCs w:val="22"/>
+        </w:rPr>
+        <w:t>Export</w:t>
+      </w:r>
+      <w:r>
+        <w:rPr>
+          <w:rFonts w:ascii="Calibri" w:hAnsi="Calibri" w:cs="Calibri"/>
+          <w:color w:val="1A1A1A"/>
+          <w:sz w:val="22"/>
+          <w:szCs w:val="22"/>
+        </w:rPr>
+        <w:t xml:space="preserve"> saves the list to Excel.</w:t>
+      </w:r>
+    </w:p>
+    <w:p>
+      <w:pPr>
+        <w:pStyle w:val="Heading1"/>
+        <w:rPr>
+          <w:rFonts w:ascii="Calibri" w:eastAsia="Times New Roman" w:hAnsi="Calibri" w:cs="Calibri"/>
+        </w:rPr>
+      </w:pPr>
+      <w:r>
+        <w:rPr>
+          <w:rFonts w:ascii="Calibri" w:eastAsia="Times New Roman" w:hAnsi="Calibri" w:cs="Calibri"/>
+        </w:rPr>
+        <w:t>7. Inventory &amp; Vendors</w:t>
+      </w:r>
+    </w:p>
+    <w:p>
+      <w:pPr>
+        <w:pStyle w:val="NormalWeb"/>
+        <w:rPr>
+          <w:rFonts w:ascii="Calibri" w:hAnsi="Calibri" w:cs="Calibri"/>
+          <w:color w:val="1A1A1A"/>
+          <w:sz w:val="22"/>
+          <w:szCs w:val="22"/>
+        </w:rPr>
+      </w:pPr>
+      <w:r>
+        <w:rPr>
+          <w:rFonts w:ascii="Calibri" w:hAnsi="Calibri" w:cs="Calibri"/>
+          <w:color w:val="1A1A1A"/>
+          <w:sz w:val="22"/>
+          <w:szCs w:val="22"/>
+        </w:rPr>
+        <w:t xml:space="preserve">For Admins and the Inventory department. Approve buttons are for the </w:t>
+      </w:r>
+      <w:r>
+        <w:rPr>
+          <w:rStyle w:val="Strong"/>
+          <w:rFonts w:ascii="Calibri" w:hAnsi="Calibri" w:cs="Calibri"/>
+          <w:color w:val="1A1A1A"/>
+          <w:sz w:val="22"/>
+          <w:szCs w:val="22"/>
+        </w:rPr>
+        <w:t>Inventory Supervisor</w:t>
+      </w:r>
+      <w:r>
+        <w:rPr>
+          <w:rFonts w:ascii="Calibri" w:hAnsi="Calibri" w:cs="Calibri"/>
+          <w:color w:val="1A1A1A"/>
+          <w:sz w:val="22"/>
+          <w:szCs w:val="22"/>
+        </w:rPr>
+        <w:t xml:space="preserve"> and Admins. Tabs: Materials, Material Usage, Deliveries, Equipment, Vendors, Price Comparison, Edit History (Supervisor and Admins).</w:t>
       </w:r>
     </w:p>
     <w:p>
@@ -6621,7 +6713,84 @@
         <w:rPr>
           <w:rFonts w:ascii="Calibri" w:eastAsia="Times New Roman" w:hAnsi="Calibri" w:cs="Calibri"/>
         </w:rPr>
-        <w:t>Material Usage</w:t>
+        <w:t>Materials</w:t>
+      </w:r>
+    </w:p>
+    <w:p>
+      <w:pPr>
+        <w:pStyle w:val="NormalWeb"/>
+        <w:rPr>
+          <w:rFonts w:ascii="Calibri" w:hAnsi="Calibri" w:cs="Calibri"/>
+          <w:color w:val="1A1A1A"/>
+          <w:sz w:val="22"/>
+          <w:szCs w:val="22"/>
+        </w:rPr>
+      </w:pPr>
+      <w:r>
+        <w:rPr>
+          <w:rFonts w:ascii="Calibri" w:hAnsi="Calibri" w:cs="Calibri"/>
+          <w:color w:val="1A1A1A"/>
+          <w:sz w:val="22"/>
+          <w:szCs w:val="22"/>
+        </w:rPr>
+        <w:t xml:space="preserve">The list of construction materials. Rows turn </w:t>
+      </w:r>
+      <w:r>
+        <w:rPr>
+          <w:rStyle w:val="Strong"/>
+          <w:rFonts w:ascii="Calibri" w:hAnsi="Calibri" w:cs="Calibri"/>
+          <w:color w:val="1A1A1A"/>
+          <w:sz w:val="22"/>
+          <w:szCs w:val="22"/>
+        </w:rPr>
+        <w:t>light red</w:t>
+      </w:r>
+      <w:r>
+        <w:rPr>
+          <w:rFonts w:ascii="Calibri" w:hAnsi="Calibri" w:cs="Calibri"/>
+          <w:color w:val="1A1A1A"/>
+          <w:sz w:val="22"/>
+          <w:szCs w:val="22"/>
+        </w:rPr>
+        <w:t xml:space="preserve"> when stock is below the minimum and </w:t>
+      </w:r>
+      <w:r>
+        <w:rPr>
+          <w:rStyle w:val="Strong"/>
+          <w:rFonts w:ascii="Calibri" w:hAnsi="Calibri" w:cs="Calibri"/>
+          <w:color w:val="1A1A1A"/>
+          <w:sz w:val="22"/>
+          <w:szCs w:val="22"/>
+        </w:rPr>
+        <w:t>red</w:t>
+      </w:r>
+      <w:r>
+        <w:rPr>
+          <w:rFonts w:ascii="Calibri" w:hAnsi="Calibri" w:cs="Calibri"/>
+          <w:color w:val="1A1A1A"/>
+          <w:sz w:val="22"/>
+          <w:szCs w:val="22"/>
+        </w:rPr>
+        <w:t xml:space="preserve"> when it runs out; the tab title shows how many are low, e.g. </w:t>
+      </w:r>
+      <w:r>
+        <w:rPr>
+          <w:rStyle w:val="Emphasis"/>
+          <w:rFonts w:ascii="Calibri" w:hAnsi="Calibri" w:cs="Calibri"/>
+          <w:color w:val="1A1A1A"/>
+          <w:sz w:val="22"/>
+          <w:szCs w:val="22"/>
+        </w:rPr>
+        <w:t>Materials (2 low)</w:t>
+      </w:r>
+      <w:r>
+        <w:rPr>
+          <w:rFonts w:ascii="Calibri" w:hAnsi="Calibri" w:cs="Calibri"/>
+          <w:color w:val="1A1A1A"/>
+          <w:sz w:val="22"/>
+          <w:szCs w:val="22"/>
+        </w:rPr>
+        <w:t>.</w:t>
       </w:r>
     </w:p>
     <w:p>
@@ -6640,88 +6809,41 @@
       </w:pPr>
       <w:r>
         <w:rPr>
-          <w:rFonts w:ascii="Calibri" w:eastAsia="Times New Roman" w:hAnsi="Calibri" w:cs="Calibri"/>
-          <w:color w:val="1A1A1A"/>
-          <w:sz w:val="22"/>
-          <w:szCs w:val="22"/>
-        </w:rPr>
-        <w:t xml:space="preserve">Choose the </w:t>
-      </w:r>
-      <w:r>
-        <w:rPr>
-          <w:rStyle w:val="Strong"/>
-          <w:rFonts w:ascii="Calibri" w:eastAsia="Times New Roman" w:hAnsi="Calibri" w:cs="Calibri"/>
-          <w:color w:val="1A1A1A"/>
-          <w:sz w:val="22"/>
-          <w:szCs w:val="22"/>
-        </w:rPr>
-        <w:t>project</w:t>
-      </w:r>
-      <w:r>
-        <w:rPr>
-          <w:rFonts w:ascii="Calibri" w:eastAsia="Times New Roman" w:hAnsi="Calibri" w:cs="Calibri"/>
-          <w:color w:val="1A1A1A"/>
-          <w:sz w:val="22"/>
-          <w:szCs w:val="22"/>
-        </w:rPr>
-        <w:t xml:space="preserve"> and the </w:t>
-      </w:r>
-      <w:r>
-        <w:rPr>
-          <w:rStyle w:val="Strong"/>
-          <w:rFonts w:ascii="Calibri" w:eastAsia="Times New Roman" w:hAnsi="Calibri" w:cs="Calibri"/>
-          <w:color w:val="1A1A1A"/>
-          <w:sz w:val="22"/>
-          <w:szCs w:val="22"/>
-        </w:rPr>
-        <w:t>material</w:t>
-      </w:r>
-      <w:r>
-        <w:rPr>
-          <w:rFonts w:ascii="Calibri" w:eastAsia="Times New Roman" w:hAnsi="Calibri" w:cs="Calibri"/>
-          <w:color w:val="1A1A1A"/>
-          <w:sz w:val="22"/>
-          <w:szCs w:val="22"/>
-        </w:rPr>
-        <w:t xml:space="preserve">, type the </w:t>
-      </w:r>
-      <w:r>
-        <w:rPr>
-          <w:rStyle w:val="Strong"/>
-          <w:rFonts w:ascii="Calibri" w:eastAsia="Times New Roman" w:hAnsi="Calibri" w:cs="Calibri"/>
-          <w:color w:val="1A1A1A"/>
-          <w:sz w:val="22"/>
-          <w:szCs w:val="22"/>
-        </w:rPr>
-        <w:t>quantity</w:t>
-      </w:r>
-      <w:r>
-        <w:rPr>
-          <w:rFonts w:ascii="Calibri" w:eastAsia="Times New Roman" w:hAnsi="Calibri" w:cs="Calibri"/>
-          <w:color w:val="1A1A1A"/>
-          <w:sz w:val="22"/>
-          <w:szCs w:val="22"/>
-        </w:rPr>
-        <w:t xml:space="preserve"> and date, and click </w:t>
-      </w:r>
-      <w:r>
-        <w:rPr>
-          <w:rStyle w:val="Strong"/>
-          <w:rFonts w:ascii="Calibri" w:eastAsia="Times New Roman" w:hAnsi="Calibri" w:cs="Calibri"/>
-          <w:color w:val="1A1A1A"/>
-          <w:sz w:val="22"/>
-          <w:szCs w:val="22"/>
-        </w:rPr>
-        <w:t>Submit</w:t>
-      </w:r>
-      <w:r>
-        <w:rPr>
-          <w:rFonts w:ascii="Calibri" w:eastAsia="Times New Roman" w:hAnsi="Calibri" w:cs="Calibri"/>
-          <w:color w:val="1A1A1A"/>
-          <w:sz w:val="22"/>
-          <w:szCs w:val="22"/>
-        </w:rPr>
-        <w:t>. It waits for approval.</w:t>
+          <w:rStyle w:val="Strong"/>
+          <w:rFonts w:ascii="Calibri" w:eastAsia="Times New Roman" w:hAnsi="Calibri" w:cs="Calibri"/>
+          <w:color w:val="1A1A1A"/>
+          <w:sz w:val="22"/>
+          <w:szCs w:val="22"/>
+        </w:rPr>
+        <w:t>Add Material:</w:t>
+      </w:r>
+      <w:r>
+        <w:rPr>
+          <w:rFonts w:ascii="Calibri" w:eastAsia="Times New Roman" w:hAnsi="Calibri" w:cs="Calibri"/>
+          <w:color w:val="1A1A1A"/>
+          <w:sz w:val="22"/>
+          <w:szCs w:val="22"/>
+        </w:rPr>
+        <w:t xml:space="preserve"> name, category, unit, price, starting stock, minimum stock. Click </w:t>
+      </w:r>
+      <w:r>
+        <w:rPr>
+          <w:rStyle w:val="Strong"/>
+          <w:rFonts w:ascii="Calibri" w:eastAsia="Times New Roman" w:hAnsi="Calibri" w:cs="Calibri"/>
+          <w:color w:val="1A1A1A"/>
+          <w:sz w:val="22"/>
+          <w:szCs w:val="22"/>
+        </w:rPr>
+        <w:t>Save</w:t>
+      </w:r>
+      <w:r>
+        <w:rPr>
+          <w:rFonts w:ascii="Calibri" w:eastAsia="Times New Roman" w:hAnsi="Calibri" w:cs="Calibri"/>
+          <w:color w:val="1A1A1A"/>
+          <w:sz w:val="22"/>
+          <w:szCs w:val="22"/>
+        </w:rPr>
+        <w:t>.</w:t>
       </w:r>
     </w:p>
     <w:p>
@@ -6745,65 +6867,7 @@
           <w:sz w:val="22"/>
           <w:szCs w:val="22"/>
         </w:rPr>
-        <w:t xml:space="preserve">The Supervisor selects it in the list and clicks </w:t>
-      </w:r>
-      <w:r>
-        <w:rPr>
-          <w:rStyle w:val="Strong"/>
-          <w:rFonts w:ascii="Calibri" w:eastAsia="Times New Roman" w:hAnsi="Calibri" w:cs="Calibri"/>
-          <w:color w:val="1A1A1A"/>
-          <w:sz w:val="22"/>
-          <w:szCs w:val="22"/>
-        </w:rPr>
-        <w:t>Approve</w:t>
-      </w:r>
-      <w:r>
-        <w:rPr>
-          <w:rFonts w:ascii="Calibri" w:eastAsia="Times New Roman" w:hAnsi="Calibri" w:cs="Calibri"/>
-          <w:color w:val="1A1A1A"/>
-          <w:sz w:val="22"/>
-          <w:szCs w:val="22"/>
-        </w:rPr>
-        <w:t xml:space="preserve"> (or </w:t>
-      </w:r>
-      <w:r>
-        <w:rPr>
-          <w:rStyle w:val="Strong"/>
-          <w:rFonts w:ascii="Calibri" w:eastAsia="Times New Roman" w:hAnsi="Calibri" w:cs="Calibri"/>
-          <w:color w:val="1A1A1A"/>
-          <w:sz w:val="22"/>
-          <w:szCs w:val="22"/>
-        </w:rPr>
-        <w:t>Reject</w:t>
-      </w:r>
-      <w:r>
-        <w:rPr>
-          <w:rFonts w:ascii="Calibri" w:eastAsia="Times New Roman" w:hAnsi="Calibri" w:cs="Calibri"/>
-          <w:color w:val="1A1A1A"/>
-          <w:sz w:val="22"/>
-          <w:szCs w:val="22"/>
-        </w:rPr>
-        <w:t>). Approving lowers the stock and adds the cost to the project's expenses.</w:t>
-      </w:r>
-    </w:p>
-    <w:p>
-      <w:pPr>
-        <w:pStyle w:val="NormalWeb"/>
-        <w:rPr>
-          <w:rFonts w:ascii="Calibri" w:hAnsi="Calibri" w:cs="Calibri"/>
-          <w:color w:val="1A1A1A"/>
-          <w:sz w:val="22"/>
-          <w:szCs w:val="22"/>
-        </w:rPr>
-      </w:pPr>
-      <w:r>
-        <w:rPr>
-          <w:rFonts w:ascii="Calibri" w:hAnsi="Calibri" w:cs="Calibri"/>
-          <w:color w:val="1A1A1A"/>
-          <w:sz w:val="22"/>
-          <w:szCs w:val="22"/>
-        </w:rPr>
-        <w:t>At the bottom, pick a project to see all the material it has used and the total cost.</w:t>
+        <w:t>After that, the stock changes only by itself: down when usage is approved, up when a delivery is recorded.</w:t>
       </w:r>
     </w:p>
     <w:p>
@@ -6817,7 +6881,7 @@
         <w:rPr>
           <w:rFonts w:ascii="Calibri" w:eastAsia="Times New Roman" w:hAnsi="Calibri" w:cs="Calibri"/>
         </w:rPr>
-        <w:t>Price Comparison</w:t>
+        <w:t>Material Usage</w:t>
       </w:r>
     </w:p>
     <w:p>
@@ -6851,16 +6915,73 @@
           <w:sz w:val="22"/>
           <w:szCs w:val="22"/>
         </w:rPr>
-        <w:t>material to buy</w:t>
-      </w:r>
-      <w:r>
-        <w:rPr>
-          <w:rFonts w:ascii="Calibri" w:eastAsia="Times New Roman" w:hAnsi="Calibri" w:cs="Calibri"/>
-          <w:color w:val="1A1A1A"/>
-          <w:sz w:val="22"/>
-          <w:szCs w:val="22"/>
-        </w:rPr>
-        <w:t>.</w:t>
+        <w:t>project</w:t>
+      </w:r>
+      <w:r>
+        <w:rPr>
+          <w:rFonts w:ascii="Calibri" w:eastAsia="Times New Roman" w:hAnsi="Calibri" w:cs="Calibri"/>
+          <w:color w:val="1A1A1A"/>
+          <w:sz w:val="22"/>
+          <w:szCs w:val="22"/>
+        </w:rPr>
+        <w:t xml:space="preserve"> and the </w:t>
+      </w:r>
+      <w:r>
+        <w:rPr>
+          <w:rStyle w:val="Strong"/>
+          <w:rFonts w:ascii="Calibri" w:eastAsia="Times New Roman" w:hAnsi="Calibri" w:cs="Calibri"/>
+          <w:color w:val="1A1A1A"/>
+          <w:sz w:val="22"/>
+          <w:szCs w:val="22"/>
+        </w:rPr>
+        <w:t>material</w:t>
+      </w:r>
+      <w:r>
+        <w:rPr>
+          <w:rFonts w:ascii="Calibri" w:eastAsia="Times New Roman" w:hAnsi="Calibri" w:cs="Calibri"/>
+          <w:color w:val="1A1A1A"/>
+          <w:sz w:val="22"/>
+          <w:szCs w:val="22"/>
+        </w:rPr>
+        <w:t xml:space="preserve">, type the </w:t>
+      </w:r>
+      <w:r>
+        <w:rPr>
+          <w:rStyle w:val="Strong"/>
+          <w:rFonts w:ascii="Calibri" w:eastAsia="Times New Roman" w:hAnsi="Calibri" w:cs="Calibri"/>
+          <w:color w:val="1A1A1A"/>
+          <w:sz w:val="22"/>
+          <w:szCs w:val="22"/>
+        </w:rPr>
+        <w:t>quantity</w:t>
+      </w:r>
+      <w:r>
+        <w:rPr>
+          <w:rFonts w:ascii="Calibri" w:eastAsia="Times New Roman" w:hAnsi="Calibri" w:cs="Calibri"/>
+          <w:color w:val="1A1A1A"/>
+          <w:sz w:val="22"/>
+          <w:szCs w:val="22"/>
+        </w:rPr>
+        <w:t xml:space="preserve"> and date, and click </w:t>
+      </w:r>
+      <w:r>
+        <w:rPr>
+          <w:rStyle w:val="Strong"/>
+          <w:rFonts w:ascii="Calibri" w:eastAsia="Times New Roman" w:hAnsi="Calibri" w:cs="Calibri"/>
+          <w:color w:val="1A1A1A"/>
+          <w:sz w:val="22"/>
+          <w:szCs w:val="22"/>
+        </w:rPr>
+        <w:t>Submit</w:t>
+      </w:r>
+      <w:r>
+        <w:rPr>
+          <w:rFonts w:ascii="Calibri" w:eastAsia="Times New Roman" w:hAnsi="Calibri" w:cs="Calibri"/>
+          <w:color w:val="1A1A1A"/>
+          <w:sz w:val="22"/>
+          <w:szCs w:val="22"/>
+        </w:rPr>
+        <w:t>. It waits for approval.</w:t>
       </w:r>
     </w:p>
     <w:p>
@@ -6884,69 +7005,65 @@
           <w:sz w:val="22"/>
           <w:szCs w:val="22"/>
         </w:rPr>
-        <w:t xml:space="preserve">Add a </w:t>
-      </w:r>
-      <w:r>
-        <w:rPr>
-          <w:rStyle w:val="Strong"/>
-          <w:rFonts w:ascii="Calibri" w:eastAsia="Times New Roman" w:hAnsi="Calibri" w:cs="Calibri"/>
-          <w:color w:val="1A1A1A"/>
-          <w:sz w:val="22"/>
-          <w:szCs w:val="22"/>
-        </w:rPr>
-        <w:t>quote</w:t>
-      </w:r>
-      <w:r>
-        <w:rPr>
-          <w:rFonts w:ascii="Calibri" w:eastAsia="Times New Roman" w:hAnsi="Calibri" w:cs="Calibri"/>
-          <w:color w:val="1A1A1A"/>
-          <w:sz w:val="22"/>
-          <w:szCs w:val="22"/>
-        </w:rPr>
-        <w:t xml:space="preserve"> from each vendor (product, price, quantity). The cheapest open quote is highlighted.</w:t>
-      </w:r>
-    </w:p>
-    <w:p>
-      <w:pPr>
-        <w:numPr>
-          <w:ilvl w:val="0"/>
-          <w:numId w:val="18"/>
-        </w:numPr>
-        <w:spacing w:before="100" w:beforeAutospacing="1" w:after="100" w:afterAutospacing="1"/>
-        <w:rPr>
-          <w:rFonts w:ascii="Calibri" w:eastAsia="Times New Roman" w:hAnsi="Calibri" w:cs="Calibri"/>
-          <w:color w:val="1A1A1A"/>
-          <w:sz w:val="22"/>
-          <w:szCs w:val="22"/>
-        </w:rPr>
-      </w:pPr>
-      <w:r>
-        <w:rPr>
-          <w:rFonts w:ascii="Calibri" w:eastAsia="Times New Roman" w:hAnsi="Calibri" w:cs="Calibri"/>
-          <w:color w:val="1A1A1A"/>
-          <w:sz w:val="22"/>
-          <w:szCs w:val="22"/>
-        </w:rPr>
-        <w:t xml:space="preserve">The Supervisor selects one and clicks </w:t>
-      </w:r>
-      <w:r>
-        <w:rPr>
-          <w:rStyle w:val="Strong"/>
-          <w:rFonts w:ascii="Calibri" w:eastAsia="Times New Roman" w:hAnsi="Calibri" w:cs="Calibri"/>
-          <w:color w:val="1A1A1A"/>
-          <w:sz w:val="22"/>
-          <w:szCs w:val="22"/>
-        </w:rPr>
-        <w:t>Approve as Purchase</w:t>
-      </w:r>
-      <w:r>
-        <w:rPr>
-          <w:rFonts w:ascii="Calibri" w:eastAsia="Times New Roman" w:hAnsi="Calibri" w:cs="Calibri"/>
-          <w:color w:val="1A1A1A"/>
-          <w:sz w:val="22"/>
-          <w:szCs w:val="22"/>
-        </w:rPr>
-        <w:t>. The other quotes for that material close.</w:t>
+        <w:t xml:space="preserve">The Supervisor selects it in the list and clicks </w:t>
+      </w:r>
+      <w:r>
+        <w:rPr>
+          <w:rStyle w:val="Strong"/>
+          <w:rFonts w:ascii="Calibri" w:eastAsia="Times New Roman" w:hAnsi="Calibri" w:cs="Calibri"/>
+          <w:color w:val="1A1A1A"/>
+          <w:sz w:val="22"/>
+          <w:szCs w:val="22"/>
+        </w:rPr>
+        <w:t>Approve</w:t>
+      </w:r>
+      <w:r>
+        <w:rPr>
+          <w:rFonts w:ascii="Calibri" w:eastAsia="Times New Roman" w:hAnsi="Calibri" w:cs="Calibri"/>
+          <w:color w:val="1A1A1A"/>
+          <w:sz w:val="22"/>
+          <w:szCs w:val="22"/>
+        </w:rPr>
+        <w:t xml:space="preserve"> (or </w:t>
+      </w:r>
+      <w:r>
+        <w:rPr>
+          <w:rStyle w:val="Strong"/>
+          <w:rFonts w:ascii="Calibri" w:eastAsia="Times New Roman" w:hAnsi="Calibri" w:cs="Calibri"/>
+          <w:color w:val="1A1A1A"/>
+          <w:sz w:val="22"/>
+          <w:szCs w:val="22"/>
+        </w:rPr>
+        <w:t>Reject</w:t>
+      </w:r>
+      <w:r>
+        <w:rPr>
+          <w:rFonts w:ascii="Calibri" w:eastAsia="Times New Roman" w:hAnsi="Calibri" w:cs="Calibri"/>
+          <w:color w:val="1A1A1A"/>
+          <w:sz w:val="22"/>
+          <w:szCs w:val="22"/>
+        </w:rPr>
+        <w:t>). Approving lowers the stock and adds the cost to the project's expenses.</w:t>
+      </w:r>
+    </w:p>
+    <w:p>
+      <w:pPr>
+        <w:pStyle w:val="NormalWeb"/>
+        <w:rPr>
+          <w:rFonts w:ascii="Calibri" w:hAnsi="Calibri" w:cs="Calibri"/>
+          <w:color w:val="1A1A1A"/>
+          <w:sz w:val="22"/>
+          <w:szCs w:val="22"/>
+        </w:rPr>
+      </w:pPr>
+      <w:r>
+        <w:rPr>
+          <w:rFonts w:ascii="Calibri" w:hAnsi="Calibri" w:cs="Calibri"/>
+          <w:color w:val="1A1A1A"/>
+          <w:sz w:val="22"/>
+          <w:szCs w:val="22"/>
+        </w:rPr>
+        <w:t>At the bottom, pick a project to see all the material it has used and the total cost.</w:t>
       </w:r>
     </w:p>
     <w:p>
@@ -6960,7 +7077,7 @@
         <w:rPr>
           <w:rFonts w:ascii="Calibri" w:eastAsia="Times New Roman" w:hAnsi="Calibri" w:cs="Calibri"/>
         </w:rPr>
-        <w:t>Deliveries</w:t>
+        <w:t>Price Comparison</w:t>
       </w:r>
     </w:p>
     <w:p>
@@ -6984,26 +7101,26 @@
           <w:sz w:val="22"/>
           <w:szCs w:val="22"/>
         </w:rPr>
-        <w:t xml:space="preserve">Pick the </w:t>
-      </w:r>
-      <w:r>
-        <w:rPr>
-          <w:rStyle w:val="Strong"/>
-          <w:rFonts w:ascii="Calibri" w:eastAsia="Times New Roman" w:hAnsi="Calibri" w:cs="Calibri"/>
-          <w:color w:val="1A1A1A"/>
-          <w:sz w:val="22"/>
-          <w:szCs w:val="22"/>
-        </w:rPr>
-        <w:t>approved purchase</w:t>
-      </w:r>
-      <w:r>
-        <w:rPr>
-          <w:rFonts w:ascii="Calibri" w:eastAsia="Times New Roman" w:hAnsi="Calibri" w:cs="Calibri"/>
-          <w:color w:val="1A1A1A"/>
-          <w:sz w:val="22"/>
-          <w:szCs w:val="22"/>
-        </w:rPr>
-        <w:t xml:space="preserve"> (or "no approved purchase"); vendor, material and price fill in.</w:t>
+        <w:t xml:space="preserve">Choose the </w:t>
+      </w:r>
+      <w:r>
+        <w:rPr>
+          <w:rStyle w:val="Strong"/>
+          <w:rFonts w:ascii="Calibri" w:eastAsia="Times New Roman" w:hAnsi="Calibri" w:cs="Calibri"/>
+          <w:color w:val="1A1A1A"/>
+          <w:sz w:val="22"/>
+          <w:szCs w:val="22"/>
+        </w:rPr>
+        <w:t>material to buy</w:t>
+      </w:r>
+      <w:r>
+        <w:rPr>
+          <w:rFonts w:ascii="Calibri" w:eastAsia="Times New Roman" w:hAnsi="Calibri" w:cs="Calibri"/>
+          <w:color w:val="1A1A1A"/>
+          <w:sz w:val="22"/>
+          <w:szCs w:val="22"/>
+        </w:rPr>
+        <w:t>.</w:t>
       </w:r>
     </w:p>
     <w:p>
@@ -7027,26 +7144,26 @@
           <w:sz w:val="22"/>
           <w:szCs w:val="22"/>
         </w:rPr>
-        <w:t xml:space="preserve">Type the quantity received and the </w:t>
-      </w:r>
-      <w:r>
-        <w:rPr>
-          <w:rStyle w:val="Strong"/>
-          <w:rFonts w:ascii="Calibri" w:eastAsia="Times New Roman" w:hAnsi="Calibri" w:cs="Calibri"/>
-          <w:color w:val="1A1A1A"/>
-          <w:sz w:val="22"/>
-          <w:szCs w:val="22"/>
-        </w:rPr>
-        <w:t>receipt number</w:t>
-      </w:r>
-      <w:r>
-        <w:rPr>
-          <w:rFonts w:ascii="Calibri" w:eastAsia="Times New Roman" w:hAnsi="Calibri" w:cs="Calibri"/>
-          <w:color w:val="1A1A1A"/>
-          <w:sz w:val="22"/>
-          <w:szCs w:val="22"/>
-        </w:rPr>
-        <w:t>.</w:t>
+        <w:t xml:space="preserve">Add a </w:t>
+      </w:r>
+      <w:r>
+        <w:rPr>
+          <w:rStyle w:val="Strong"/>
+          <w:rFonts w:ascii="Calibri" w:eastAsia="Times New Roman" w:hAnsi="Calibri" w:cs="Calibri"/>
+          <w:color w:val="1A1A1A"/>
+          <w:sz w:val="22"/>
+          <w:szCs w:val="22"/>
+        </w:rPr>
+        <w:t>quote</w:t>
+      </w:r>
+      <w:r>
+        <w:rPr>
+          <w:rFonts w:ascii="Calibri" w:eastAsia="Times New Roman" w:hAnsi="Calibri" w:cs="Calibri"/>
+          <w:color w:val="1A1A1A"/>
+          <w:sz w:val="22"/>
+          <w:szCs w:val="22"/>
+        </w:rPr>
+        <w:t xml:space="preserve"> from each vendor (product, price, quantity). The cheapest open quote is highlighted.</w:t>
       </w:r>
     </w:p>
     <w:p>
@@ -7065,123 +7182,31 @@
       </w:pPr>
       <w:r>
         <w:rPr>
-          <w:rStyle w:val="Strong"/>
-          <w:rFonts w:ascii="Calibri" w:eastAsia="Times New Roman" w:hAnsi="Calibri" w:cs="Calibri"/>
-          <w:color w:val="1A1A1A"/>
-          <w:sz w:val="22"/>
-          <w:szCs w:val="22"/>
-        </w:rPr>
-        <w:t>Attach Scan</w:t>
-      </w:r>
-      <w:r>
-        <w:rPr>
-          <w:rFonts w:ascii="Calibri" w:eastAsia="Times New Roman" w:hAnsi="Calibri" w:cs="Calibri"/>
-          <w:color w:val="1A1A1A"/>
-          <w:sz w:val="22"/>
-          <w:szCs w:val="22"/>
-        </w:rPr>
-        <w:t xml:space="preserve"> </w:t>
-      </w:r>
-      <w:r>
-        <w:rPr>
-          <w:rFonts w:ascii="Calibri" w:eastAsia="Times New Roman" w:hAnsi="Calibri" w:cs="Calibri"/>
-          <w:color w:val="1A1A1A"/>
-          <w:sz w:val="22"/>
-          <w:szCs w:val="22"/>
-        </w:rPr>
-        <w:t xml:space="preserve">of the receipt, or tick </w:t>
-      </w:r>
-      <w:r>
-        <w:rPr>
-          <w:rStyle w:val="Strong"/>
-          <w:rFonts w:ascii="Calibri" w:eastAsia="Times New Roman" w:hAnsi="Calibri" w:cs="Calibri"/>
-          <w:color w:val="1A1A1A"/>
-          <w:sz w:val="22"/>
-          <w:szCs w:val="22"/>
-        </w:rPr>
-        <w:t>Physical copy only</w:t>
-      </w:r>
-      <w:r>
-        <w:rPr>
-          <w:rFonts w:ascii="Calibri" w:eastAsia="Times New Roman" w:hAnsi="Calibri" w:cs="Calibri"/>
-          <w:color w:val="1A1A1A"/>
-          <w:sz w:val="22"/>
-          <w:szCs w:val="22"/>
-        </w:rPr>
-        <w:t xml:space="preserve"> and type where the paper is filed.</w:t>
-      </w:r>
-    </w:p>
-    <w:p>
-      <w:pPr>
-        <w:numPr>
-          <w:ilvl w:val="0"/>
-          <w:numId w:val="19"/>
-        </w:numPr>
-        <w:spacing w:before="100" w:beforeAutospacing="1" w:after="100" w:afterAutospacing="1"/>
-        <w:rPr>
-          <w:rFonts w:ascii="Calibri" w:eastAsia="Times New Roman" w:hAnsi="Calibri" w:cs="Calibri"/>
-          <w:color w:val="1A1A1A"/>
-          <w:sz w:val="22"/>
-          <w:szCs w:val="22"/>
-        </w:rPr>
-      </w:pPr>
-      <w:r>
-        <w:rPr>
-          <w:rFonts w:ascii="Calibri" w:eastAsia="Times New Roman" w:hAnsi="Calibri" w:cs="Calibri"/>
-          <w:color w:val="1A1A1A"/>
-          <w:sz w:val="22"/>
-          <w:szCs w:val="22"/>
-        </w:rPr>
-        <w:t xml:space="preserve">Click </w:t>
-      </w:r>
-      <w:r>
-        <w:rPr>
-          <w:rStyle w:val="Strong"/>
-          <w:rFonts w:ascii="Calibri" w:eastAsia="Times New Roman" w:hAnsi="Calibri" w:cs="Calibri"/>
-          <w:color w:val="1A1A1A"/>
-          <w:sz w:val="22"/>
-          <w:szCs w:val="22"/>
-        </w:rPr>
-        <w:t>Save Delivery</w:t>
-      </w:r>
-      <w:r>
-        <w:rPr>
-          <w:rFonts w:ascii="Calibri" w:eastAsia="Times New Roman" w:hAnsi="Calibri" w:cs="Calibri"/>
-          <w:color w:val="1A1A1A"/>
-          <w:sz w:val="22"/>
-          <w:szCs w:val="22"/>
-        </w:rPr>
-        <w:t>. The stock goes up.</w:t>
-      </w:r>
-    </w:p>
-    <w:p>
-      <w:pPr>
-        <w:pStyle w:val="NormalWeb"/>
-        <w:rPr>
-          <w:rFonts w:ascii="Calibri" w:hAnsi="Calibri" w:cs="Calibri"/>
-          <w:color w:val="1A1A1A"/>
-          <w:sz w:val="22"/>
-          <w:szCs w:val="22"/>
-        </w:rPr>
-      </w:pPr>
-      <w:r>
-        <w:rPr>
-          <w:rStyle w:val="Strong"/>
-          <w:rFonts w:ascii="Calibri" w:hAnsi="Calibri" w:cs="Calibri"/>
-          <w:color w:val="1A1A1A"/>
-          <w:sz w:val="22"/>
-          <w:szCs w:val="22"/>
-        </w:rPr>
-        <w:t>Open Receipt Scan</w:t>
-      </w:r>
-      <w:r>
-        <w:rPr>
-          <w:rFonts w:ascii="Calibri" w:hAnsi="Calibri" w:cs="Calibri"/>
-          <w:color w:val="1A1A1A"/>
-          <w:sz w:val="22"/>
-          <w:szCs w:val="22"/>
-        </w:rPr>
-        <w:t xml:space="preserve"> shows a saved scan.</w:t>
+          <w:rFonts w:ascii="Calibri" w:eastAsia="Times New Roman" w:hAnsi="Calibri" w:cs="Calibri"/>
+          <w:color w:val="1A1A1A"/>
+          <w:sz w:val="22"/>
+          <w:szCs w:val="22"/>
+        </w:rPr>
+        <w:t xml:space="preserve">The Supervisor selects one and clicks </w:t>
+      </w:r>
+      <w:r>
+        <w:rPr>
+          <w:rStyle w:val="Strong"/>
+          <w:rFonts w:ascii="Calibri" w:eastAsia="Times New Roman" w:hAnsi="Calibri" w:cs="Calibri"/>
+          <w:color w:val="1A1A1A"/>
+          <w:sz w:val="22"/>
+          <w:szCs w:val="22"/>
+        </w:rPr>
+        <w:t>Approve as Purchase</w:t>
+      </w:r>
+      <w:r>
+        <w:rPr>
+          <w:rFonts w:ascii="Calibri" w:eastAsia="Times New Roman" w:hAnsi="Calibri" w:cs="Calibri"/>
+          <w:color w:val="1A1A1A"/>
+          <w:sz w:val="22"/>
+          <w:szCs w:val="22"/>
+        </w:rPr>
+        <w:t>. The other quotes for that material close.</w:t>
       </w:r>
     </w:p>
     <w:p>
@@ -7195,243 +7220,7 @@
         <w:rPr>
           <w:rFonts w:ascii="Calibri" w:eastAsia="Times New Roman" w:hAnsi="Calibri" w:cs="Calibri"/>
         </w:rPr>
-        <w:t>Equipment</w:t>
-      </w:r>
-    </w:p>
-    <w:p>
-      <w:pPr>
-        <w:pStyle w:val="NormalWeb"/>
-        <w:rPr>
-          <w:rFonts w:ascii="Calibri" w:hAnsi="Calibri" w:cs="Calibri"/>
-          <w:color w:val="1A1A1A"/>
-          <w:sz w:val="22"/>
-          <w:szCs w:val="22"/>
-        </w:rPr>
-      </w:pPr>
-      <w:r>
-        <w:rPr>
-          <w:rFonts w:ascii="Calibri" w:hAnsi="Calibri" w:cs="Calibri"/>
-          <w:color w:val="1A1A1A"/>
-          <w:sz w:val="22"/>
-          <w:szCs w:val="22"/>
-        </w:rPr>
-        <w:t xml:space="preserve">Tools, heavy equipment and vehicles, owned or rented (rented needs the company and rate). Set the </w:t>
-      </w:r>
-      <w:r>
-        <w:rPr>
-          <w:rStyle w:val="Strong"/>
-          <w:rFonts w:ascii="Calibri" w:hAnsi="Calibri" w:cs="Calibri"/>
-          <w:color w:val="1A1A1A"/>
-          <w:sz w:val="22"/>
-          <w:szCs w:val="22"/>
-        </w:rPr>
-        <w:t>next maintenance</w:t>
-      </w:r>
-      <w:r>
-        <w:rPr>
-          <w:rFonts w:ascii="Calibri" w:hAnsi="Calibri" w:cs="Calibri"/>
-          <w:color w:val="1A1A1A"/>
-          <w:sz w:val="22"/>
-          <w:szCs w:val="22"/>
-        </w:rPr>
-        <w:t xml:space="preserve"> date; when it arrives the row turns </w:t>
-      </w:r>
-      <w:r>
-        <w:rPr>
-          <w:rStyle w:val="Strong"/>
-          <w:rFonts w:ascii="Calibri" w:hAnsi="Calibri" w:cs="Calibri"/>
-          <w:color w:val="1A1A1A"/>
-          <w:sz w:val="22"/>
-          <w:szCs w:val="22"/>
-        </w:rPr>
-        <w:t>yellow</w:t>
-      </w:r>
-      <w:r>
-        <w:rPr>
-          <w:rFonts w:ascii="Calibri" w:hAnsi="Calibri" w:cs="Calibri"/>
-          <w:color w:val="1A1A1A"/>
-          <w:sz w:val="22"/>
-          <w:szCs w:val="22"/>
-        </w:rPr>
-        <w:t xml:space="preserve"> and the tab says </w:t>
-      </w:r>
-      <w:r>
-        <w:rPr>
-          <w:rStyle w:val="Emphasis"/>
-          <w:rFonts w:ascii="Calibri" w:hAnsi="Calibri" w:cs="Calibri"/>
-          <w:color w:val="1A1A1A"/>
-          <w:sz w:val="22"/>
-          <w:szCs w:val="22"/>
-        </w:rPr>
-        <w:t>Equipment (N due)</w:t>
-      </w:r>
-      <w:r>
-        <w:rPr>
-          <w:rFonts w:ascii="Calibri" w:hAnsi="Calibri" w:cs="Calibri"/>
-          <w:color w:val="1A1A1A"/>
-          <w:sz w:val="22"/>
-          <w:szCs w:val="22"/>
-        </w:rPr>
-        <w:t xml:space="preserve">. Use </w:t>
-      </w:r>
-      <w:r>
-        <w:rPr>
-          <w:rStyle w:val="Strong"/>
-          <w:rFonts w:ascii="Calibri" w:hAnsi="Calibri" w:cs="Calibri"/>
-          <w:color w:val="1A1A1A"/>
-          <w:sz w:val="22"/>
-          <w:szCs w:val="22"/>
-        </w:rPr>
-        <w:t>Add Log Entry</w:t>
-      </w:r>
-      <w:r>
-        <w:rPr>
-          <w:rFonts w:ascii="Calibri" w:hAnsi="Calibri" w:cs="Calibri"/>
-          <w:color w:val="1A1A1A"/>
-          <w:sz w:val="22"/>
-          <w:szCs w:val="22"/>
-        </w:rPr>
-        <w:t xml:space="preserve"> after maintenance or a repair; it can set the next date. Retired equipment keeps its history.</w:t>
-      </w:r>
-    </w:p>
-    <w:p>
-      <w:pPr>
-        <w:pStyle w:val="Heading2"/>
-        <w:rPr>
-          <w:rFonts w:ascii="Calibri" w:eastAsia="Times New Roman" w:hAnsi="Calibri" w:cs="Calibri"/>
-        </w:rPr>
-      </w:pPr>
-      <w:r>
-        <w:rPr>
-          <w:rFonts w:ascii="Calibri" w:eastAsia="Times New Roman" w:hAnsi="Calibri" w:cs="Calibri"/>
-        </w:rPr>
-        <w:t>Vendors</w:t>
-      </w:r>
-    </w:p>
-    <w:p>
-      <w:pPr>
-        <w:pStyle w:val="NormalWeb"/>
-        <w:rPr>
-          <w:rFonts w:ascii="Calibri" w:hAnsi="Calibri" w:cs="Calibri"/>
-          <w:color w:val="1A1A1A"/>
-          <w:sz w:val="22"/>
-          <w:szCs w:val="22"/>
-        </w:rPr>
-      </w:pPr>
-      <w:r>
-        <w:rPr>
-          <w:rFonts w:ascii="Calibri" w:hAnsi="Calibri" w:cs="Calibri"/>
-          <w:color w:val="1A1A1A"/>
-          <w:sz w:val="22"/>
-          <w:szCs w:val="22"/>
-        </w:rPr>
-        <w:t xml:space="preserve">Supplier details, bank details and VAT status. After saving a vendor, upload their papers (company profile, bank details, certificate of registration) and open them with </w:t>
-      </w:r>
-      <w:r>
-        <w:rPr>
-          <w:rStyle w:val="Strong"/>
-          <w:rFonts w:ascii="Calibri" w:hAnsi="Calibri" w:cs="Calibri"/>
-          <w:color w:val="1A1A1A"/>
-          <w:sz w:val="22"/>
-          <w:szCs w:val="22"/>
-        </w:rPr>
-        <w:t>View</w:t>
-      </w:r>
-      <w:r>
-        <w:rPr>
-          <w:rFonts w:ascii="Calibri" w:hAnsi="Calibri" w:cs="Calibri"/>
-          <w:color w:val="1A1A1A"/>
-          <w:sz w:val="22"/>
-          <w:szCs w:val="22"/>
-        </w:rPr>
-        <w:t>.</w:t>
-      </w:r>
-    </w:p>
-    <w:p>
-      <w:pPr>
-        <w:pStyle w:val="Heading1"/>
-        <w:rPr>
-          <w:rFonts w:ascii="Calibri" w:eastAsia="Times New Roman" w:hAnsi="Calibri" w:cs="Calibri"/>
-        </w:rPr>
-      </w:pPr>
-      <w:r>
-        <w:rPr>
-          <w:rFonts w:ascii="Calibri" w:eastAsia="Times New Roman" w:hAnsi="Calibri" w:cs="Calibri"/>
-        </w:rPr>
-        <w:t>8. Subcontractors</w:t>
-      </w:r>
-    </w:p>
-    <w:p>
-      <w:pPr>
-        <w:pStyle w:val="NormalWeb"/>
-        <w:rPr>
-          <w:rFonts w:ascii="Calibri" w:hAnsi="Calibri" w:cs="Calibri"/>
-          <w:color w:val="1A1A1A"/>
-          <w:sz w:val="22"/>
-          <w:szCs w:val="22"/>
-        </w:rPr>
-      </w:pPr>
-      <w:r>
-        <w:rPr>
-          <w:rFonts w:ascii="Calibri" w:hAnsi="Calibri" w:cs="Calibri"/>
-          <w:color w:val="1A1A1A"/>
-          <w:sz w:val="22"/>
-          <w:szCs w:val="22"/>
-        </w:rPr>
-        <w:t xml:space="preserve">For Admins and the Subcontractors department. Approve buttons are for the </w:t>
-      </w:r>
-      <w:r>
-        <w:rPr>
-          <w:rStyle w:val="Strong"/>
-          <w:rFonts w:ascii="Calibri" w:hAnsi="Calibri" w:cs="Calibri"/>
-          <w:color w:val="1A1A1A"/>
-          <w:sz w:val="22"/>
-          <w:szCs w:val="22"/>
-        </w:rPr>
-        <w:t>Subcontractors Supervisor</w:t>
-      </w:r>
-      <w:r>
-        <w:rPr>
-          <w:rFonts w:ascii="Calibri" w:hAnsi="Calibri" w:cs="Calibri"/>
-          <w:color w:val="1A1A1A"/>
-          <w:sz w:val="22"/>
-          <w:szCs w:val="22"/>
-        </w:rPr>
-        <w:t xml:space="preserve"> and Admins. Tabs: Directory, Jobs &amp; Progress, Billing &amp; Payouts, Edit History (Supervisor and Admins).</w:t>
-      </w:r>
-    </w:p>
-    <w:p>
-      <w:pPr>
-        <w:pStyle w:val="Heading2"/>
-        <w:rPr>
-          <w:rFonts w:ascii="Calibri" w:eastAsia="Times New Roman" w:hAnsi="Calibri" w:cs="Calibri"/>
-        </w:rPr>
-      </w:pPr>
-      <w:r>
-        <w:rPr>
-          <w:rFonts w:ascii="Calibri" w:eastAsia="Times New Roman" w:hAnsi="Calibri" w:cs="Calibri"/>
-        </w:rPr>
-        <w:t>Directory</w:t>
-      </w:r>
-    </w:p>
-    <w:p>
-      <w:pPr>
-        <w:pStyle w:val="NormalWeb"/>
-        <w:rPr>
-          <w:rFonts w:ascii="Calibri" w:hAnsi="Calibri" w:cs="Calibri"/>
-          <w:color w:val="1A1A1A"/>
-          <w:sz w:val="22"/>
-          <w:szCs w:val="22"/>
-        </w:rPr>
-      </w:pPr>
-      <w:r>
-        <w:rPr>
-          <w:rFonts w:ascii="Calibri" w:hAnsi="Calibri" w:cs="Calibri"/>
-          <w:color w:val="1A1A1A"/>
-          <w:sz w:val="22"/>
-          <w:szCs w:val="22"/>
-        </w:rPr>
-        <w:t>Your subcontractors: company details, two contact people, addresses, bank details (printed on vouchers), trade categories and PCAB license.</w:t>
+        <w:t>Deliveries</w:t>
       </w:r>
     </w:p>
     <w:p>
@@ -7450,41 +7239,31 @@
       </w:pPr>
       <w:r>
         <w:rPr>
-          <w:rStyle w:val="Strong"/>
-          <w:rFonts w:ascii="Calibri" w:eastAsia="Times New Roman" w:hAnsi="Calibri" w:cs="Calibri"/>
-          <w:color w:val="1A1A1A"/>
-          <w:sz w:val="22"/>
-          <w:szCs w:val="22"/>
-        </w:rPr>
-        <w:t>Add Subcontractor</w:t>
-      </w:r>
-      <w:r>
-        <w:rPr>
-          <w:rFonts w:ascii="Calibri" w:eastAsia="Times New Roman" w:hAnsi="Calibri" w:cs="Calibri"/>
-          <w:color w:val="1A1A1A"/>
-          <w:sz w:val="22"/>
-          <w:szCs w:val="22"/>
-        </w:rPr>
-        <w:t xml:space="preserve">, fill in the form, tick at least one trade, click </w:t>
-      </w:r>
-      <w:r>
-        <w:rPr>
-          <w:rStyle w:val="Strong"/>
-          <w:rFonts w:ascii="Calibri" w:eastAsia="Times New Roman" w:hAnsi="Calibri" w:cs="Calibri"/>
-          <w:color w:val="1A1A1A"/>
-          <w:sz w:val="22"/>
-          <w:szCs w:val="22"/>
-        </w:rPr>
-        <w:t>Save</w:t>
-      </w:r>
-      <w:r>
-        <w:rPr>
-          <w:rFonts w:ascii="Calibri" w:eastAsia="Times New Roman" w:hAnsi="Calibri" w:cs="Calibri"/>
-          <w:color w:val="1A1A1A"/>
-          <w:sz w:val="22"/>
-          <w:szCs w:val="22"/>
-        </w:rPr>
-        <w:t>.</w:t>
+          <w:rFonts w:ascii="Calibri" w:eastAsia="Times New Roman" w:hAnsi="Calibri" w:cs="Calibri"/>
+          <w:color w:val="1A1A1A"/>
+          <w:sz w:val="22"/>
+          <w:szCs w:val="22"/>
+        </w:rPr>
+        <w:t xml:space="preserve">Pick the </w:t>
+      </w:r>
+      <w:r>
+        <w:rPr>
+          <w:rStyle w:val="Strong"/>
+          <w:rFonts w:ascii="Calibri" w:eastAsia="Times New Roman" w:hAnsi="Calibri" w:cs="Calibri"/>
+          <w:color w:val="1A1A1A"/>
+          <w:sz w:val="22"/>
+          <w:szCs w:val="22"/>
+        </w:rPr>
+        <w:t>approved purchase</w:t>
+      </w:r>
+      <w:r>
+        <w:rPr>
+          <w:rFonts w:ascii="Calibri" w:eastAsia="Times New Roman" w:hAnsi="Calibri" w:cs="Calibri"/>
+          <w:color w:val="1A1A1A"/>
+          <w:sz w:val="22"/>
+          <w:szCs w:val="22"/>
+        </w:rPr>
+        <w:t xml:space="preserve"> (or "no approved purchase"); vendor, material and price fill in.</w:t>
       </w:r>
     </w:p>
     <w:p>
@@ -7508,55 +7287,17 @@
           <w:sz w:val="22"/>
           <w:szCs w:val="22"/>
         </w:rPr>
-        <w:t xml:space="preserve">PCAB reminder: a row turns </w:t>
-      </w:r>
-      <w:r>
-        <w:rPr>
-          <w:rStyle w:val="Strong"/>
-          <w:rFonts w:ascii="Calibri" w:eastAsia="Times New Roman" w:hAnsi="Calibri" w:cs="Calibri"/>
-          <w:color w:val="1A1A1A"/>
-          <w:sz w:val="22"/>
-          <w:szCs w:val="22"/>
-        </w:rPr>
-        <w:t>yellow</w:t>
-      </w:r>
-      <w:r>
-        <w:rPr>
-          <w:rFonts w:ascii="Calibri" w:eastAsia="Times New Roman" w:hAnsi="Calibri" w:cs="Calibri"/>
-          <w:color w:val="1A1A1A"/>
-          <w:sz w:val="22"/>
-          <w:szCs w:val="22"/>
-        </w:rPr>
-        <w:t xml:space="preserve"> when the license expires within 30 days and </w:t>
-      </w:r>
-      <w:r>
-        <w:rPr>
-          <w:rStyle w:val="Strong"/>
-          <w:rFonts w:ascii="Calibri" w:eastAsia="Times New Roman" w:hAnsi="Calibri" w:cs="Calibri"/>
-          <w:color w:val="1A1A1A"/>
-          <w:sz w:val="22"/>
-          <w:szCs w:val="22"/>
-        </w:rPr>
-        <w:t>light red</w:t>
-      </w:r>
-      <w:r>
-        <w:rPr>
-          <w:rFonts w:ascii="Calibri" w:eastAsia="Times New Roman" w:hAnsi="Calibri" w:cs="Calibri"/>
-          <w:color w:val="1A1A1A"/>
-          <w:sz w:val="22"/>
-          <w:szCs w:val="22"/>
-        </w:rPr>
-        <w:t xml:space="preserve"> once it has expired. The tab title says </w:t>
-      </w:r>
-      <w:r>
-        <w:rPr>
-          <w:rStyle w:val="Emphasis"/>
-          <w:rFonts w:ascii="Calibri" w:eastAsia="Times New Roman" w:hAnsi="Calibri" w:cs="Calibri"/>
-          <w:color w:val="1A1A1A"/>
-          <w:sz w:val="22"/>
-          <w:szCs w:val="22"/>
-        </w:rPr>
-        <w:t>Directory (N PCAB expiring)</w:t>
+        <w:t xml:space="preserve">Type the quantity received and the </w:t>
+      </w:r>
+      <w:r>
+        <w:rPr>
+          <w:rStyle w:val="Strong"/>
+          <w:rFonts w:ascii="Calibri" w:eastAsia="Times New Roman" w:hAnsi="Calibri" w:cs="Calibri"/>
+          <w:color w:val="1A1A1A"/>
+          <w:sz w:val="22"/>
+          <w:szCs w:val="22"/>
+        </w:rPr>
+        <w:t>receipt number</w:t>
       </w:r>
       <w:r>
         <w:rPr>
@@ -7584,12 +7325,114 @@
       </w:pPr>
       <w:r>
         <w:rPr>
-          <w:rFonts w:ascii="Calibri" w:eastAsia="Times New Roman" w:hAnsi="Calibri" w:cs="Calibri"/>
-          <w:color w:val="1A1A1A"/>
-          <w:sz w:val="22"/>
-          <w:szCs w:val="22"/>
-        </w:rPr>
-        <w:t>A subcontractor with jobs can't be deleted.</w:t>
+          <w:rStyle w:val="Strong"/>
+          <w:rFonts w:ascii="Calibri" w:eastAsia="Times New Roman" w:hAnsi="Calibri" w:cs="Calibri"/>
+          <w:color w:val="1A1A1A"/>
+          <w:sz w:val="22"/>
+          <w:szCs w:val="22"/>
+        </w:rPr>
+        <w:t>Attach Scan</w:t>
+      </w:r>
+      <w:r>
+        <w:rPr>
+          <w:rFonts w:ascii="Calibri" w:eastAsia="Times New Roman" w:hAnsi="Calibri" w:cs="Calibri"/>
+          <w:color w:val="1A1A1A"/>
+          <w:sz w:val="22"/>
+          <w:szCs w:val="22"/>
+        </w:rPr>
+        <w:t xml:space="preserve"> of the receipt, or tick </w:t>
+      </w:r>
+      <w:r>
+        <w:rPr>
+          <w:rStyle w:val="Strong"/>
+          <w:rFonts w:ascii="Calibri" w:eastAsia="Times New Roman" w:hAnsi="Calibri" w:cs="Calibri"/>
+          <w:color w:val="1A1A1A"/>
+          <w:sz w:val="22"/>
+          <w:szCs w:val="22"/>
+        </w:rPr>
+        <w:t>Physical copy only</w:t>
+      </w:r>
+      <w:r>
+        <w:rPr>
+          <w:rFonts w:ascii="Calibri" w:eastAsia="Times New Roman" w:hAnsi="Calibri" w:cs="Calibri"/>
+          <w:color w:val="1A1A1A"/>
+          <w:sz w:val="22"/>
+          <w:szCs w:val="22"/>
+        </w:rPr>
+        <w:t xml:space="preserve"> and type where the paper is filed.</w:t>
+      </w:r>
+    </w:p>
+    <w:p>
+      <w:pPr>
+        <w:numPr>
+          <w:ilvl w:val="0"/>
+          <w:numId w:val="20"/>
+        </w:numPr>
+        <w:spacing w:before="100" w:beforeAutospacing="1" w:after="100" w:afterAutospacing="1"/>
+        <w:rPr>
+          <w:rFonts w:ascii="Calibri" w:eastAsia="Times New Roman" w:hAnsi="Calibri" w:cs="Calibri"/>
+          <w:color w:val="1A1A1A"/>
+          <w:sz w:val="22"/>
+          <w:szCs w:val="22"/>
+        </w:rPr>
+      </w:pPr>
+      <w:r>
+        <w:rPr>
+          <w:rFonts w:ascii="Calibri" w:eastAsia="Times New Roman" w:hAnsi="Calibri" w:cs="Calibri"/>
+          <w:color w:val="1A1A1A"/>
+          <w:sz w:val="22"/>
+          <w:szCs w:val="22"/>
+        </w:rPr>
+        <w:t xml:space="preserve">Click </w:t>
+      </w:r>
+      <w:r>
+        <w:rPr>
+          <w:rStyle w:val="Strong"/>
+          <w:rFonts w:ascii="Calibri" w:eastAsia="Times New Roman" w:hAnsi="Calibri" w:cs="Calibri"/>
+          <w:color w:val="1A1A1A"/>
+          <w:sz w:val="22"/>
+          <w:szCs w:val="22"/>
+        </w:rPr>
+        <w:t>Save Delivery</w:t>
+      </w:r>
+      <w:r>
+        <w:rPr>
+          <w:rFonts w:ascii="Calibri" w:eastAsia="Times New Roman" w:hAnsi="Calibri" w:cs="Calibri"/>
+          <w:color w:val="1A1A1A"/>
+          <w:sz w:val="22"/>
+          <w:szCs w:val="22"/>
+        </w:rPr>
+        <w:t>. The stock goes up.</w:t>
+      </w:r>
+    </w:p>
+    <w:p>
+      <w:pPr>
+        <w:pStyle w:val="NormalWeb"/>
+        <w:rPr>
+          <w:rFonts w:ascii="Calibri" w:hAnsi="Calibri" w:cs="Calibri"/>
+          <w:color w:val="1A1A1A"/>
+          <w:sz w:val="22"/>
+          <w:szCs w:val="22"/>
+        </w:rPr>
+      </w:pPr>
+      <w:r>
+        <w:rPr>
+          <w:rStyle w:val="Strong"/>
+          <w:rFonts w:ascii="Calibri" w:hAnsi="Calibri" w:cs="Calibri"/>
+          <w:color w:val="1A1A1A"/>
+          <w:sz w:val="22"/>
+          <w:szCs w:val="22"/>
+        </w:rPr>
+        <w:t>Open Receipt Scan</w:t>
+      </w:r>
+      <w:r>
+        <w:rPr>
+          <w:rFonts w:ascii="Calibri" w:hAnsi="Calibri" w:cs="Calibri"/>
+          <w:color w:val="1A1A1A"/>
+          <w:sz w:val="22"/>
+          <w:szCs w:val="22"/>
+        </w:rPr>
+        <w:t xml:space="preserve"> shows a saved scan.</w:t>
       </w:r>
     </w:p>
     <w:p>
@@ -7603,7 +7446,243 @@
         <w:rPr>
           <w:rFonts w:ascii="Calibri" w:eastAsia="Times New Roman" w:hAnsi="Calibri" w:cs="Calibri"/>
         </w:rPr>
-        <w:t>Jobs &amp; Progress</w:t>
+        <w:t>Equipment</w:t>
+      </w:r>
+    </w:p>
+    <w:p>
+      <w:pPr>
+        <w:pStyle w:val="NormalWeb"/>
+        <w:rPr>
+          <w:rFonts w:ascii="Calibri" w:hAnsi="Calibri" w:cs="Calibri"/>
+          <w:color w:val="1A1A1A"/>
+          <w:sz w:val="22"/>
+          <w:szCs w:val="22"/>
+        </w:rPr>
+      </w:pPr>
+      <w:r>
+        <w:rPr>
+          <w:rFonts w:ascii="Calibri" w:hAnsi="Calibri" w:cs="Calibri"/>
+          <w:color w:val="1A1A1A"/>
+          <w:sz w:val="22"/>
+          <w:szCs w:val="22"/>
+        </w:rPr>
+        <w:t xml:space="preserve">Tools, heavy equipment and vehicles, owned or rented (rented needs the company and rate). Set the </w:t>
+      </w:r>
+      <w:r>
+        <w:rPr>
+          <w:rStyle w:val="Strong"/>
+          <w:rFonts w:ascii="Calibri" w:hAnsi="Calibri" w:cs="Calibri"/>
+          <w:color w:val="1A1A1A"/>
+          <w:sz w:val="22"/>
+          <w:szCs w:val="22"/>
+        </w:rPr>
+        <w:t>next maintenance</w:t>
+      </w:r>
+      <w:r>
+        <w:rPr>
+          <w:rFonts w:ascii="Calibri" w:hAnsi="Calibri" w:cs="Calibri"/>
+          <w:color w:val="1A1A1A"/>
+          <w:sz w:val="22"/>
+          <w:szCs w:val="22"/>
+        </w:rPr>
+        <w:t xml:space="preserve"> date; when it arrives the row turns </w:t>
+      </w:r>
+      <w:r>
+        <w:rPr>
+          <w:rStyle w:val="Strong"/>
+          <w:rFonts w:ascii="Calibri" w:hAnsi="Calibri" w:cs="Calibri"/>
+          <w:color w:val="1A1A1A"/>
+          <w:sz w:val="22"/>
+          <w:szCs w:val="22"/>
+        </w:rPr>
+        <w:t>yellow</w:t>
+      </w:r>
+      <w:r>
+        <w:rPr>
+          <w:rFonts w:ascii="Calibri" w:hAnsi="Calibri" w:cs="Calibri"/>
+          <w:color w:val="1A1A1A"/>
+          <w:sz w:val="22"/>
+          <w:szCs w:val="22"/>
+        </w:rPr>
+        <w:t xml:space="preserve"> and the tab says </w:t>
+      </w:r>
+      <w:r>
+        <w:rPr>
+          <w:rStyle w:val="Emphasis"/>
+          <w:rFonts w:ascii="Calibri" w:hAnsi="Calibri" w:cs="Calibri"/>
+          <w:color w:val="1A1A1A"/>
+          <w:sz w:val="22"/>
+          <w:szCs w:val="22"/>
+        </w:rPr>
+        <w:t>Equipment (N due)</w:t>
+      </w:r>
+      <w:r>
+        <w:rPr>
+          <w:rFonts w:ascii="Calibri" w:hAnsi="Calibri" w:cs="Calibri"/>
+          <w:color w:val="1A1A1A"/>
+          <w:sz w:val="22"/>
+          <w:szCs w:val="22"/>
+        </w:rPr>
+        <w:t xml:space="preserve">. Use </w:t>
+      </w:r>
+      <w:r>
+        <w:rPr>
+          <w:rStyle w:val="Strong"/>
+          <w:rFonts w:ascii="Calibri" w:hAnsi="Calibri" w:cs="Calibri"/>
+          <w:color w:val="1A1A1A"/>
+          <w:sz w:val="22"/>
+          <w:szCs w:val="22"/>
+        </w:rPr>
+        <w:t>Add Log Entry</w:t>
+      </w:r>
+      <w:r>
+        <w:rPr>
+          <w:rFonts w:ascii="Calibri" w:hAnsi="Calibri" w:cs="Calibri"/>
+          <w:color w:val="1A1A1A"/>
+          <w:sz w:val="22"/>
+          <w:szCs w:val="22"/>
+        </w:rPr>
+        <w:t xml:space="preserve"> after maintenance or a repair; it can set the next date. Retired equipment keeps its history.</w:t>
+      </w:r>
+    </w:p>
+    <w:p>
+      <w:pPr>
+        <w:pStyle w:val="Heading2"/>
+        <w:rPr>
+          <w:rFonts w:ascii="Calibri" w:eastAsia="Times New Roman" w:hAnsi="Calibri" w:cs="Calibri"/>
+        </w:rPr>
+      </w:pPr>
+      <w:r>
+        <w:rPr>
+          <w:rFonts w:ascii="Calibri" w:eastAsia="Times New Roman" w:hAnsi="Calibri" w:cs="Calibri"/>
+        </w:rPr>
+        <w:t>Vendors</w:t>
+      </w:r>
+    </w:p>
+    <w:p>
+      <w:pPr>
+        <w:pStyle w:val="NormalWeb"/>
+        <w:rPr>
+          <w:rFonts w:ascii="Calibri" w:hAnsi="Calibri" w:cs="Calibri"/>
+          <w:color w:val="1A1A1A"/>
+          <w:sz w:val="22"/>
+          <w:szCs w:val="22"/>
+        </w:rPr>
+      </w:pPr>
+      <w:r>
+        <w:rPr>
+          <w:rFonts w:ascii="Calibri" w:hAnsi="Calibri" w:cs="Calibri"/>
+          <w:color w:val="1A1A1A"/>
+          <w:sz w:val="22"/>
+          <w:szCs w:val="22"/>
+        </w:rPr>
+        <w:t xml:space="preserve">Supplier details, bank details and VAT status. After saving a vendor, upload their papers (company profile, bank details, certificate of registration) and open them with </w:t>
+      </w:r>
+      <w:r>
+        <w:rPr>
+          <w:rStyle w:val="Strong"/>
+          <w:rFonts w:ascii="Calibri" w:hAnsi="Calibri" w:cs="Calibri"/>
+          <w:color w:val="1A1A1A"/>
+          <w:sz w:val="22"/>
+          <w:szCs w:val="22"/>
+        </w:rPr>
+        <w:t>View</w:t>
+      </w:r>
+      <w:r>
+        <w:rPr>
+          <w:rFonts w:ascii="Calibri" w:hAnsi="Calibri" w:cs="Calibri"/>
+          <w:color w:val="1A1A1A"/>
+          <w:sz w:val="22"/>
+          <w:szCs w:val="22"/>
+        </w:rPr>
+        <w:t>.</w:t>
+      </w:r>
+    </w:p>
+    <w:p>
+      <w:pPr>
+        <w:pStyle w:val="Heading1"/>
+        <w:rPr>
+          <w:rFonts w:ascii="Calibri" w:eastAsia="Times New Roman" w:hAnsi="Calibri" w:cs="Calibri"/>
+        </w:rPr>
+      </w:pPr>
+      <w:r>
+        <w:rPr>
+          <w:rFonts w:ascii="Calibri" w:eastAsia="Times New Roman" w:hAnsi="Calibri" w:cs="Calibri"/>
+        </w:rPr>
+        <w:t>8. Subcontractors</w:t>
+      </w:r>
+    </w:p>
+    <w:p>
+      <w:pPr>
+        <w:pStyle w:val="NormalWeb"/>
+        <w:rPr>
+          <w:rFonts w:ascii="Calibri" w:hAnsi="Calibri" w:cs="Calibri"/>
+          <w:color w:val="1A1A1A"/>
+          <w:sz w:val="22"/>
+          <w:szCs w:val="22"/>
+        </w:rPr>
+      </w:pPr>
+      <w:r>
+        <w:rPr>
+          <w:rFonts w:ascii="Calibri" w:hAnsi="Calibri" w:cs="Calibri"/>
+          <w:color w:val="1A1A1A"/>
+          <w:sz w:val="22"/>
+          <w:szCs w:val="22"/>
+        </w:rPr>
+        <w:t xml:space="preserve">For Admins and the Subcontractors department. Approve buttons are for the </w:t>
+      </w:r>
+      <w:r>
+        <w:rPr>
+          <w:rStyle w:val="Strong"/>
+          <w:rFonts w:ascii="Calibri" w:hAnsi="Calibri" w:cs="Calibri"/>
+          <w:color w:val="1A1A1A"/>
+          <w:sz w:val="22"/>
+          <w:szCs w:val="22"/>
+        </w:rPr>
+        <w:t>Subcontractors Supervisor</w:t>
+      </w:r>
+      <w:r>
+        <w:rPr>
+          <w:rFonts w:ascii="Calibri" w:hAnsi="Calibri" w:cs="Calibri"/>
+          <w:color w:val="1A1A1A"/>
+          <w:sz w:val="22"/>
+          <w:szCs w:val="22"/>
+        </w:rPr>
+        <w:t xml:space="preserve"> and Admins. Tabs: Directory, Jobs &amp; Progress, Billing &amp; Payouts, Edit History (Supervisor and Admins).</w:t>
+      </w:r>
+    </w:p>
+    <w:p>
+      <w:pPr>
+        <w:pStyle w:val="Heading2"/>
+        <w:rPr>
+          <w:rFonts w:ascii="Calibri" w:eastAsia="Times New Roman" w:hAnsi="Calibri" w:cs="Calibri"/>
+        </w:rPr>
+      </w:pPr>
+      <w:r>
+        <w:rPr>
+          <w:rFonts w:ascii="Calibri" w:eastAsia="Times New Roman" w:hAnsi="Calibri" w:cs="Calibri"/>
+        </w:rPr>
+        <w:t>Directory</w:t>
+      </w:r>
+    </w:p>
+    <w:p>
+      <w:pPr>
+        <w:pStyle w:val="NormalWeb"/>
+        <w:rPr>
+          <w:rFonts w:ascii="Calibri" w:hAnsi="Calibri" w:cs="Calibri"/>
+          <w:color w:val="1A1A1A"/>
+          <w:sz w:val="22"/>
+          <w:szCs w:val="22"/>
+        </w:rPr>
+      </w:pPr>
+      <w:r>
+        <w:rPr>
+          <w:rFonts w:ascii="Calibri" w:hAnsi="Calibri" w:cs="Calibri"/>
+          <w:color w:val="1A1A1A"/>
+          <w:sz w:val="22"/>
+          <w:szCs w:val="22"/>
+        </w:rPr>
+        <w:t>Your subcontractors: company details, two contact people, addresses, bank details (printed on vouchers), trade categories and PCAB license.</w:t>
       </w:r>
     </w:p>
     <w:p>
@@ -7622,107 +7701,41 @@
       </w:pPr>
       <w:r>
         <w:rPr>
-          <w:rFonts w:ascii="Calibri" w:eastAsia="Times New Roman" w:hAnsi="Calibri" w:cs="Calibri"/>
-          <w:color w:val="1A1A1A"/>
-          <w:sz w:val="22"/>
-          <w:szCs w:val="22"/>
-        </w:rPr>
-        <w:t xml:space="preserve">Click </w:t>
-      </w:r>
-      <w:r>
-        <w:rPr>
-          <w:rStyle w:val="Strong"/>
-          <w:rFonts w:ascii="Calibri" w:eastAsia="Times New Roman" w:hAnsi="Calibri" w:cs="Calibri"/>
-          <w:color w:val="1A1A1A"/>
-          <w:sz w:val="22"/>
-          <w:szCs w:val="22"/>
-        </w:rPr>
-        <w:t>New Job</w:t>
-      </w:r>
-      <w:r>
-        <w:rPr>
-          <w:rFonts w:ascii="Calibri" w:eastAsia="Times New Roman" w:hAnsi="Calibri" w:cs="Calibri"/>
-          <w:color w:val="1A1A1A"/>
-          <w:sz w:val="22"/>
-          <w:szCs w:val="22"/>
-        </w:rPr>
-        <w:t xml:space="preserve">. Choose the </w:t>
-      </w:r>
-      <w:r>
-        <w:rPr>
-          <w:rStyle w:val="Strong"/>
-          <w:rFonts w:ascii="Calibri" w:eastAsia="Times New Roman" w:hAnsi="Calibri" w:cs="Calibri"/>
-          <w:color w:val="1A1A1A"/>
-          <w:sz w:val="22"/>
-          <w:szCs w:val="22"/>
-        </w:rPr>
-        <w:t>subcontractor</w:t>
-      </w:r>
-      <w:r>
-        <w:rPr>
-          <w:rFonts w:ascii="Calibri" w:eastAsia="Times New Roman" w:hAnsi="Calibri" w:cs="Calibri"/>
-          <w:color w:val="1A1A1A"/>
-          <w:sz w:val="22"/>
-          <w:szCs w:val="22"/>
-        </w:rPr>
-        <w:t xml:space="preserve"> and the </w:t>
-      </w:r>
-      <w:r>
-        <w:rPr>
-          <w:rStyle w:val="Strong"/>
-          <w:rFonts w:ascii="Calibri" w:eastAsia="Times New Roman" w:hAnsi="Calibri" w:cs="Calibri"/>
-          <w:color w:val="1A1A1A"/>
-          <w:sz w:val="22"/>
-          <w:szCs w:val="22"/>
-        </w:rPr>
-        <w:t>project</w:t>
-      </w:r>
-      <w:r>
-        <w:rPr>
-          <w:rFonts w:ascii="Calibri" w:eastAsia="Times New Roman" w:hAnsi="Calibri" w:cs="Calibri"/>
-          <w:color w:val="1A1A1A"/>
-          <w:sz w:val="22"/>
-          <w:szCs w:val="22"/>
-        </w:rPr>
-        <w:t xml:space="preserve">, type the </w:t>
-      </w:r>
-      <w:r>
-        <w:rPr>
-          <w:rStyle w:val="Strong"/>
-          <w:rFonts w:ascii="Calibri" w:eastAsia="Times New Roman" w:hAnsi="Calibri" w:cs="Calibri"/>
-          <w:color w:val="1A1A1A"/>
-          <w:sz w:val="22"/>
-          <w:szCs w:val="22"/>
-        </w:rPr>
-        <w:t>scope</w:t>
-      </w:r>
-      <w:r>
-        <w:rPr>
-          <w:rFonts w:ascii="Calibri" w:eastAsia="Times New Roman" w:hAnsi="Calibri" w:cs="Calibri"/>
-          <w:color w:val="1A1A1A"/>
-          <w:sz w:val="22"/>
-          <w:szCs w:val="22"/>
-        </w:rPr>
-        <w:t xml:space="preserve">, </w:t>
-      </w:r>
-      <w:r>
-        <w:rPr>
-          <w:rStyle w:val="Strong"/>
-          <w:rFonts w:ascii="Calibri" w:eastAsia="Times New Roman" w:hAnsi="Calibri" w:cs="Calibri"/>
-          <w:color w:val="1A1A1A"/>
-          <w:sz w:val="22"/>
-          <w:szCs w:val="22"/>
-        </w:rPr>
-        <w:t>contract amount</w:t>
-      </w:r>
-      <w:r>
-        <w:rPr>
-          <w:rFonts w:ascii="Calibri" w:eastAsia="Times New Roman" w:hAnsi="Calibri" w:cs="Calibri"/>
-          <w:color w:val="1A1A1A"/>
-          <w:sz w:val="22"/>
-          <w:szCs w:val="22"/>
-        </w:rPr>
-        <w:t xml:space="preserve"> and dates.</w:t>
+          <w:rStyle w:val="Strong"/>
+          <w:rFonts w:ascii="Calibri" w:eastAsia="Times New Roman" w:hAnsi="Calibri" w:cs="Calibri"/>
+          <w:color w:val="1A1A1A"/>
+          <w:sz w:val="22"/>
+          <w:szCs w:val="22"/>
+        </w:rPr>
+        <w:t>Add Subcontractor</w:t>
+      </w:r>
+      <w:r>
+        <w:rPr>
+          <w:rFonts w:ascii="Calibri" w:eastAsia="Times New Roman" w:hAnsi="Calibri" w:cs="Calibri"/>
+          <w:color w:val="1A1A1A"/>
+          <w:sz w:val="22"/>
+          <w:szCs w:val="22"/>
+        </w:rPr>
+        <w:t xml:space="preserve">, fill in the form, tick at least one trade, click </w:t>
+      </w:r>
+      <w:r>
+        <w:rPr>
+          <w:rStyle w:val="Strong"/>
+          <w:rFonts w:ascii="Calibri" w:eastAsia="Times New Roman" w:hAnsi="Calibri" w:cs="Calibri"/>
+          <w:color w:val="1A1A1A"/>
+          <w:sz w:val="22"/>
+          <w:szCs w:val="22"/>
+        </w:rPr>
+        <w:t>Save</w:t>
+      </w:r>
+      <w:r>
+        <w:rPr>
+          <w:rFonts w:ascii="Calibri" w:eastAsia="Times New Roman" w:hAnsi="Calibri" w:cs="Calibri"/>
+          <w:color w:val="1A1A1A"/>
+          <w:sz w:val="22"/>
+          <w:szCs w:val="22"/>
+        </w:rPr>
+        <w:t>.</w:t>
       </w:r>
     </w:p>
     <w:p>
@@ -7746,26 +7759,73 @@
           <w:sz w:val="22"/>
           <w:szCs w:val="22"/>
         </w:rPr>
-        <w:t xml:space="preserve">Set the </w:t>
-      </w:r>
-      <w:r>
-        <w:rPr>
-          <w:rStyle w:val="Strong"/>
-          <w:rFonts w:ascii="Calibri" w:eastAsia="Times New Roman" w:hAnsi="Calibri" w:cs="Calibri"/>
-          <w:color w:val="1A1A1A"/>
-          <w:sz w:val="22"/>
-          <w:szCs w:val="22"/>
-        </w:rPr>
-        <w:t>retention %</w:t>
-      </w:r>
-      <w:r>
-        <w:rPr>
-          <w:rFonts w:ascii="Calibri" w:eastAsia="Times New Roman" w:hAnsi="Calibri" w:cs="Calibri"/>
-          <w:color w:val="1A1A1A"/>
-          <w:sz w:val="22"/>
-          <w:szCs w:val="22"/>
-        </w:rPr>
-        <w:t xml:space="preserve"> (default 10, can be 0). It is held back from every payment.</w:t>
+        <w:t xml:space="preserve">PCAB reminder: a row turns </w:t>
+      </w:r>
+      <w:r>
+        <w:rPr>
+          <w:rStyle w:val="Strong"/>
+          <w:rFonts w:ascii="Calibri" w:eastAsia="Times New Roman" w:hAnsi="Calibri" w:cs="Calibri"/>
+          <w:color w:val="1A1A1A"/>
+          <w:sz w:val="22"/>
+          <w:szCs w:val="22"/>
+        </w:rPr>
+        <w:t>yellow</w:t>
+      </w:r>
+      <w:r>
+        <w:rPr>
+          <w:rFonts w:ascii="Calibri" w:eastAsia="Times New Roman" w:hAnsi="Calibri" w:cs="Calibri"/>
+          <w:color w:val="1A1A1A"/>
+          <w:sz w:val="22"/>
+          <w:szCs w:val="22"/>
+        </w:rPr>
+        <w:t xml:space="preserve"> </w:t>
+      </w:r>
+      <w:r>
+        <w:rPr>
+          <w:rFonts w:ascii="Calibri" w:eastAsia="Times New Roman" w:hAnsi="Calibri" w:cs="Calibri"/>
+          <w:color w:val="1A1A1A"/>
+          <w:sz w:val="22"/>
+          <w:szCs w:val="22"/>
+        </w:rPr>
+        <w:t xml:space="preserve">when the license expires within 30 days and </w:t>
+      </w:r>
+      <w:r>
+        <w:rPr>
+          <w:rStyle w:val="Strong"/>
+          <w:rFonts w:ascii="Calibri" w:eastAsia="Times New Roman" w:hAnsi="Calibri" w:cs="Calibri"/>
+          <w:color w:val="1A1A1A"/>
+          <w:sz w:val="22"/>
+          <w:szCs w:val="22"/>
+        </w:rPr>
+        <w:t>light red</w:t>
+      </w:r>
+      <w:r>
+        <w:rPr>
+          <w:rFonts w:ascii="Calibri" w:eastAsia="Times New Roman" w:hAnsi="Calibri" w:cs="Calibri"/>
+          <w:color w:val="1A1A1A"/>
+          <w:sz w:val="22"/>
+          <w:szCs w:val="22"/>
+        </w:rPr>
+        <w:t xml:space="preserve"> once it has expired. The tab title says </w:t>
+      </w:r>
+      <w:r>
+        <w:rPr>
+          <w:rStyle w:val="Emphasis"/>
+          <w:rFonts w:ascii="Calibri" w:eastAsia="Times New Roman" w:hAnsi="Calibri" w:cs="Calibri"/>
+          <w:color w:val="1A1A1A"/>
+          <w:sz w:val="22"/>
+          <w:szCs w:val="22"/>
+        </w:rPr>
+        <w:t>Directory (N PCAB expiring)</w:t>
+      </w:r>
+      <w:r>
+        <w:rPr>
+          <w:rFonts w:ascii="Calibri" w:eastAsia="Times New Roman" w:hAnsi="Calibri" w:cs="Calibri"/>
+          <w:color w:val="1A1A1A"/>
+          <w:sz w:val="22"/>
+          <w:szCs w:val="22"/>
+        </w:rPr>
+        <w:t>.</w:t>
       </w:r>
     </w:p>
     <w:p>
@@ -7789,252 +7849,7 @@
           <w:sz w:val="22"/>
           <w:szCs w:val="22"/>
         </w:rPr>
-        <w:t xml:space="preserve">Set the </w:t>
-      </w:r>
-      <w:r>
-        <w:rPr>
-          <w:rStyle w:val="Strong"/>
-          <w:rFonts w:ascii="Calibri" w:eastAsia="Times New Roman" w:hAnsi="Calibri" w:cs="Calibri"/>
-          <w:color w:val="1A1A1A"/>
-          <w:sz w:val="22"/>
-          <w:szCs w:val="22"/>
-        </w:rPr>
-        <w:t>payment stages</w:t>
-      </w:r>
-      <w:r>
-        <w:rPr>
-          <w:rFonts w:ascii="Calibri" w:eastAsia="Times New Roman" w:hAnsi="Calibri" w:cs="Calibri"/>
-          <w:color w:val="1A1A1A"/>
-          <w:sz w:val="22"/>
-          <w:szCs w:val="22"/>
-        </w:rPr>
-        <w:t xml:space="preserve"> (default: Down payment 30%, Midway 40%, Completion 30%). Edit the names and %s in the table; </w:t>
-      </w:r>
-      <w:r>
-        <w:rPr>
-          <w:rStyle w:val="Strong"/>
-          <w:rFonts w:ascii="Calibri" w:eastAsia="Times New Roman" w:hAnsi="Calibri" w:cs="Calibri"/>
-          <w:color w:val="1A1A1A"/>
-          <w:sz w:val="22"/>
-          <w:szCs w:val="22"/>
-        </w:rPr>
-        <w:t>Add Stage</w:t>
-      </w:r>
-      <w:r>
-        <w:rPr>
-          <w:rFonts w:ascii="Calibri" w:eastAsia="Times New Roman" w:hAnsi="Calibri" w:cs="Calibri"/>
-          <w:color w:val="1A1A1A"/>
-          <w:sz w:val="22"/>
-          <w:szCs w:val="22"/>
-        </w:rPr>
-        <w:t xml:space="preserve"> / </w:t>
-      </w:r>
-      <w:r>
-        <w:rPr>
-          <w:rStyle w:val="Strong"/>
-          <w:rFonts w:ascii="Calibri" w:eastAsia="Times New Roman" w:hAnsi="Calibri" w:cs="Calibri"/>
-          <w:color w:val="1A1A1A"/>
-          <w:sz w:val="22"/>
-          <w:szCs w:val="22"/>
-        </w:rPr>
-        <w:t>Remove Stage</w:t>
-      </w:r>
-      <w:r>
-        <w:rPr>
-          <w:rFonts w:ascii="Calibri" w:eastAsia="Times New Roman" w:hAnsi="Calibri" w:cs="Calibri"/>
-          <w:color w:val="1A1A1A"/>
-          <w:sz w:val="22"/>
-          <w:szCs w:val="22"/>
-        </w:rPr>
-        <w:t xml:space="preserve">. They must add up to </w:t>
-      </w:r>
-      <w:r>
-        <w:rPr>
-          <w:rStyle w:val="Strong"/>
-          <w:rFonts w:ascii="Calibri" w:eastAsia="Times New Roman" w:hAnsi="Calibri" w:cs="Calibri"/>
-          <w:color w:val="1A1A1A"/>
-          <w:sz w:val="22"/>
-          <w:szCs w:val="22"/>
-        </w:rPr>
-        <w:t>100%</w:t>
-      </w:r>
-      <w:r>
-        <w:rPr>
-          <w:rFonts w:ascii="Calibri" w:eastAsia="Times New Roman" w:hAnsi="Calibri" w:cs="Calibri"/>
-          <w:color w:val="1A1A1A"/>
-          <w:sz w:val="22"/>
-          <w:szCs w:val="22"/>
-        </w:rPr>
-        <w:t>.</w:t>
-      </w:r>
-    </w:p>
-    <w:p>
-      <w:pPr>
-        <w:numPr>
-          <w:ilvl w:val="0"/>
-          <w:numId w:val="21"/>
-        </w:numPr>
-        <w:spacing w:before="100" w:beforeAutospacing="1" w:after="100" w:afterAutospacing="1"/>
-        <w:rPr>
-          <w:rFonts w:ascii="Calibri" w:eastAsia="Times New Roman" w:hAnsi="Calibri" w:cs="Calibri"/>
-          <w:color w:val="1A1A1A"/>
-          <w:sz w:val="22"/>
-          <w:szCs w:val="22"/>
-        </w:rPr>
-      </w:pPr>
-      <w:r>
-        <w:rPr>
-          <w:rFonts w:ascii="Calibri" w:eastAsia="Times New Roman" w:hAnsi="Calibri" w:cs="Calibri"/>
-          <w:color w:val="1A1A1A"/>
-          <w:sz w:val="22"/>
-          <w:szCs w:val="22"/>
-        </w:rPr>
-        <w:t xml:space="preserve">Click </w:t>
-      </w:r>
-      <w:r>
-        <w:rPr>
-          <w:rStyle w:val="Strong"/>
-          <w:rFonts w:ascii="Calibri" w:eastAsia="Times New Roman" w:hAnsi="Calibri" w:cs="Calibri"/>
-          <w:color w:val="1A1A1A"/>
-          <w:sz w:val="22"/>
-          <w:szCs w:val="22"/>
-        </w:rPr>
-        <w:t>Save Job</w:t>
-      </w:r>
-      <w:r>
-        <w:rPr>
-          <w:rFonts w:ascii="Calibri" w:eastAsia="Times New Roman" w:hAnsi="Calibri" w:cs="Calibri"/>
-          <w:color w:val="1A1A1A"/>
-          <w:sz w:val="22"/>
-          <w:szCs w:val="22"/>
-        </w:rPr>
-        <w:t xml:space="preserve">. Then </w:t>
-      </w:r>
-      <w:r>
-        <w:rPr>
-          <w:rStyle w:val="Strong"/>
-          <w:rFonts w:ascii="Calibri" w:eastAsia="Times New Roman" w:hAnsi="Calibri" w:cs="Calibri"/>
-          <w:color w:val="1A1A1A"/>
-          <w:sz w:val="22"/>
-          <w:szCs w:val="22"/>
-        </w:rPr>
-        <w:t>Upload Document</w:t>
-      </w:r>
-      <w:r>
-        <w:rPr>
-          <w:rFonts w:ascii="Calibri" w:eastAsia="Times New Roman" w:hAnsi="Calibri" w:cs="Calibri"/>
-          <w:color w:val="1A1A1A"/>
-          <w:sz w:val="22"/>
-          <w:szCs w:val="22"/>
-        </w:rPr>
-        <w:t xml:space="preserve"> for the contract or scope papers.</w:t>
-      </w:r>
-    </w:p>
-    <w:p>
-      <w:pPr>
-        <w:pStyle w:val="NormalWeb"/>
-        <w:rPr>
-          <w:rFonts w:ascii="Calibri" w:hAnsi="Calibri" w:cs="Calibri"/>
-          <w:color w:val="1A1A1A"/>
-          <w:sz w:val="22"/>
-          <w:szCs w:val="22"/>
-        </w:rPr>
-      </w:pPr>
-      <w:r>
-        <w:rPr>
-          <w:rFonts w:ascii="Calibri" w:hAnsi="Calibri" w:cs="Calibri"/>
-          <w:color w:val="1A1A1A"/>
-          <w:sz w:val="22"/>
-          <w:szCs w:val="22"/>
-        </w:rPr>
-        <w:t>Once billing starts, only the scope and dates can change.</w:t>
-      </w:r>
-    </w:p>
-    <w:p>
-      <w:pPr>
-        <w:pStyle w:val="NormalWeb"/>
-        <w:rPr>
-          <w:rFonts w:ascii="Calibri" w:hAnsi="Calibri" w:cs="Calibri"/>
-          <w:color w:val="1A1A1A"/>
-          <w:sz w:val="22"/>
-          <w:szCs w:val="22"/>
-        </w:rPr>
-      </w:pPr>
-      <w:r>
-        <w:rPr>
-          <w:rStyle w:val="Strong"/>
-          <w:rFonts w:ascii="Calibri" w:hAnsi="Calibri" w:cs="Calibri"/>
-          <w:color w:val="1A1A1A"/>
-          <w:sz w:val="22"/>
-          <w:szCs w:val="22"/>
-        </w:rPr>
-        <w:t>Progress:</w:t>
-      </w:r>
-      <w:r>
-        <w:rPr>
-          <w:rFonts w:ascii="Calibri" w:hAnsi="Calibri" w:cs="Calibri"/>
-          <w:color w:val="1A1A1A"/>
-          <w:sz w:val="22"/>
-          <w:szCs w:val="22"/>
-        </w:rPr>
-        <w:t xml:space="preserve"> type the </w:t>
-      </w:r>
-      <w:r>
-        <w:rPr>
-          <w:rStyle w:val="Strong"/>
-          <w:rFonts w:ascii="Calibri" w:hAnsi="Calibri" w:cs="Calibri"/>
-          <w:color w:val="1A1A1A"/>
-          <w:sz w:val="22"/>
-          <w:szCs w:val="22"/>
-        </w:rPr>
-        <w:t>% completed</w:t>
-      </w:r>
-      <w:r>
-        <w:rPr>
-          <w:rFonts w:ascii="Calibri" w:hAnsi="Calibri" w:cs="Calibri"/>
-          <w:color w:val="1A1A1A"/>
-          <w:sz w:val="22"/>
-          <w:szCs w:val="22"/>
-        </w:rPr>
-        <w:t xml:space="preserve">, the date and notes, optionally </w:t>
-      </w:r>
-      <w:r>
-        <w:rPr>
-          <w:rStyle w:val="Strong"/>
-          <w:rFonts w:ascii="Calibri" w:hAnsi="Calibri" w:cs="Calibri"/>
-          <w:color w:val="1A1A1A"/>
-          <w:sz w:val="22"/>
-          <w:szCs w:val="22"/>
-        </w:rPr>
-        <w:t>Attach Photo / File</w:t>
-      </w:r>
-      <w:r>
-        <w:rPr>
-          <w:rFonts w:ascii="Calibri" w:hAnsi="Calibri" w:cs="Calibri"/>
-          <w:color w:val="1A1A1A"/>
-          <w:sz w:val="22"/>
-          <w:szCs w:val="22"/>
-        </w:rPr>
-        <w:t xml:space="preserve">, then </w:t>
-      </w:r>
-      <w:r>
-        <w:rPr>
-          <w:rStyle w:val="Strong"/>
-          <w:rFonts w:ascii="Calibri" w:hAnsi="Calibri" w:cs="Calibri"/>
-          <w:color w:val="1A1A1A"/>
-          <w:sz w:val="22"/>
-          <w:szCs w:val="22"/>
-        </w:rPr>
-        <w:t>Add Update</w:t>
-      </w:r>
-      <w:r>
-        <w:rPr>
-          <w:rFonts w:ascii="Calibri" w:hAnsi="Calibri" w:cs="Calibri"/>
-          <w:color w:val="1A1A1A"/>
-          <w:sz w:val="22"/>
-          <w:szCs w:val="22"/>
-        </w:rPr>
-        <w:t>. Double-click an update to open its file.</w:t>
+        <w:t>A subcontractor with jobs can't be deleted.</w:t>
       </w:r>
     </w:p>
     <w:p>
@@ -8048,7 +7863,7 @@
         <w:rPr>
           <w:rFonts w:ascii="Calibri" w:eastAsia="Times New Roman" w:hAnsi="Calibri" w:cs="Calibri"/>
         </w:rPr>
-        <w:t>Billing &amp; Payouts</w:t>
+        <w:t>Jobs &amp; Progress</w:t>
       </w:r>
     </w:p>
     <w:p>
@@ -8072,26 +7887,102 @@
           <w:sz w:val="22"/>
           <w:szCs w:val="22"/>
         </w:rPr>
-        <w:t xml:space="preserve">Choose the </w:t>
-      </w:r>
-      <w:r>
-        <w:rPr>
-          <w:rStyle w:val="Strong"/>
-          <w:rFonts w:ascii="Calibri" w:eastAsia="Times New Roman" w:hAnsi="Calibri" w:cs="Calibri"/>
-          <w:color w:val="1A1A1A"/>
-          <w:sz w:val="22"/>
-          <w:szCs w:val="22"/>
-        </w:rPr>
-        <w:t>job</w:t>
-      </w:r>
-      <w:r>
-        <w:rPr>
-          <w:rFonts w:ascii="Calibri" w:eastAsia="Times New Roman" w:hAnsi="Calibri" w:cs="Calibri"/>
-          <w:color w:val="1A1A1A"/>
-          <w:sz w:val="22"/>
-          <w:szCs w:val="22"/>
-        </w:rPr>
-        <w:t>. The top line shows the contract, paid so far, retention held and remaining balance.</w:t>
+        <w:t xml:space="preserve">Click </w:t>
+      </w:r>
+      <w:r>
+        <w:rPr>
+          <w:rStyle w:val="Strong"/>
+          <w:rFonts w:ascii="Calibri" w:eastAsia="Times New Roman" w:hAnsi="Calibri" w:cs="Calibri"/>
+          <w:color w:val="1A1A1A"/>
+          <w:sz w:val="22"/>
+          <w:szCs w:val="22"/>
+        </w:rPr>
+        <w:t>New Job</w:t>
+      </w:r>
+      <w:r>
+        <w:rPr>
+          <w:rFonts w:ascii="Calibri" w:eastAsia="Times New Roman" w:hAnsi="Calibri" w:cs="Calibri"/>
+          <w:color w:val="1A1A1A"/>
+          <w:sz w:val="22"/>
+          <w:szCs w:val="22"/>
+        </w:rPr>
+        <w:t xml:space="preserve">. Choose the </w:t>
+      </w:r>
+      <w:r>
+        <w:rPr>
+          <w:rStyle w:val="Strong"/>
+          <w:rFonts w:ascii="Calibri" w:eastAsia="Times New Roman" w:hAnsi="Calibri" w:cs="Calibri"/>
+          <w:color w:val="1A1A1A"/>
+          <w:sz w:val="22"/>
+          <w:szCs w:val="22"/>
+        </w:rPr>
+        <w:t>subcontractor</w:t>
+      </w:r>
+      <w:r>
+        <w:rPr>
+          <w:rFonts w:ascii="Calibri" w:eastAsia="Times New Roman" w:hAnsi="Calibri" w:cs="Calibri"/>
+          <w:color w:val="1A1A1A"/>
+          <w:sz w:val="22"/>
+          <w:szCs w:val="22"/>
+        </w:rPr>
+        <w:t xml:space="preserve"> and the </w:t>
+      </w:r>
+      <w:r>
+        <w:rPr>
+          <w:rStyle w:val="Strong"/>
+          <w:rFonts w:ascii="Calibri" w:eastAsia="Times New Roman" w:hAnsi="Calibri" w:cs="Calibri"/>
+          <w:color w:val="1A1A1A"/>
+          <w:sz w:val="22"/>
+          <w:szCs w:val="22"/>
+        </w:rPr>
+        <w:t>project</w:t>
+      </w:r>
+      <w:r>
+        <w:rPr>
+          <w:rFonts w:ascii="Calibri" w:eastAsia="Times New Roman" w:hAnsi="Calibri" w:cs="Calibri"/>
+          <w:color w:val="1A1A1A"/>
+          <w:sz w:val="22"/>
+          <w:szCs w:val="22"/>
+        </w:rPr>
+        <w:t xml:space="preserve">, type the </w:t>
+      </w:r>
+      <w:r>
+        <w:rPr>
+          <w:rStyle w:val="Strong"/>
+          <w:rFonts w:ascii="Calibri" w:eastAsia="Times New Roman" w:hAnsi="Calibri" w:cs="Calibri"/>
+          <w:color w:val="1A1A1A"/>
+          <w:sz w:val="22"/>
+          <w:szCs w:val="22"/>
+        </w:rPr>
+        <w:t>scope</w:t>
+      </w:r>
+      <w:r>
+        <w:rPr>
+          <w:rFonts w:ascii="Calibri" w:eastAsia="Times New Roman" w:hAnsi="Calibri" w:cs="Calibri"/>
+          <w:color w:val="1A1A1A"/>
+          <w:sz w:val="22"/>
+          <w:szCs w:val="22"/>
+        </w:rPr>
+        <w:t xml:space="preserve">, </w:t>
+      </w:r>
+      <w:r>
+        <w:rPr>
+          <w:rStyle w:val="Strong"/>
+          <w:rFonts w:ascii="Calibri" w:eastAsia="Times New Roman" w:hAnsi="Calibri" w:cs="Calibri"/>
+          <w:color w:val="1A1A1A"/>
+          <w:sz w:val="22"/>
+          <w:szCs w:val="22"/>
+        </w:rPr>
+        <w:t>contract amount</w:t>
+      </w:r>
+      <w:r>
+        <w:rPr>
+          <w:rFonts w:ascii="Calibri" w:eastAsia="Times New Roman" w:hAnsi="Calibri" w:cs="Calibri"/>
+          <w:color w:val="1A1A1A"/>
+          <w:sz w:val="22"/>
+          <w:szCs w:val="22"/>
+        </w:rPr>
+        <w:t xml:space="preserve"> and dates.</w:t>
       </w:r>
     </w:p>
     <w:p>
@@ -8115,45 +8006,26 @@
           <w:sz w:val="22"/>
           <w:szCs w:val="22"/>
         </w:rPr>
-        <w:t xml:space="preserve">Select a stage and click </w:t>
-      </w:r>
-      <w:r>
-        <w:rPr>
-          <w:rStyle w:val="Strong"/>
-          <w:rFonts w:ascii="Calibri" w:eastAsia="Times New Roman" w:hAnsi="Calibri" w:cs="Calibri"/>
-          <w:color w:val="1A1A1A"/>
-          <w:sz w:val="22"/>
-          <w:szCs w:val="22"/>
-        </w:rPr>
-        <w:t>Mark Stage Reached</w:t>
-      </w:r>
-      <w:r>
-        <w:rPr>
-          <w:rFonts w:ascii="Calibri" w:eastAsia="Times New Roman" w:hAnsi="Calibri" w:cs="Calibri"/>
-          <w:color w:val="1A1A1A"/>
-          <w:sz w:val="22"/>
-          <w:szCs w:val="22"/>
-        </w:rPr>
-        <w:t xml:space="preserve">, then </w:t>
-      </w:r>
-      <w:r>
-        <w:rPr>
-          <w:rStyle w:val="Strong"/>
-          <w:rFonts w:ascii="Calibri" w:eastAsia="Times New Roman" w:hAnsi="Calibri" w:cs="Calibri"/>
-          <w:color w:val="1A1A1A"/>
-          <w:sz w:val="22"/>
-          <w:szCs w:val="22"/>
-        </w:rPr>
-        <w:t>Prepare Voucher</w:t>
-      </w:r>
-      <w:r>
-        <w:rPr>
-          <w:rFonts w:ascii="Calibri" w:eastAsia="Times New Roman" w:hAnsi="Calibri" w:cs="Calibri"/>
-          <w:color w:val="1A1A1A"/>
-          <w:sz w:val="22"/>
-          <w:szCs w:val="22"/>
-        </w:rPr>
-        <w:t>.</w:t>
+        <w:t xml:space="preserve">Set the </w:t>
+      </w:r>
+      <w:r>
+        <w:rPr>
+          <w:rStyle w:val="Strong"/>
+          <w:rFonts w:ascii="Calibri" w:eastAsia="Times New Roman" w:hAnsi="Calibri" w:cs="Calibri"/>
+          <w:color w:val="1A1A1A"/>
+          <w:sz w:val="22"/>
+          <w:szCs w:val="22"/>
+        </w:rPr>
+        <w:t>retention %</w:t>
+      </w:r>
+      <w:r>
+        <w:rPr>
+          <w:rFonts w:ascii="Calibri" w:eastAsia="Times New Roman" w:hAnsi="Calibri" w:cs="Calibri"/>
+          <w:color w:val="1A1A1A"/>
+          <w:sz w:val="22"/>
+          <w:szCs w:val="22"/>
+        </w:rPr>
+        <w:t xml:space="preserve"> (default 10, can be 0). It is held back from every payment.</w:t>
       </w:r>
     </w:p>
     <w:p>
@@ -8177,45 +8049,83 @@
           <w:sz w:val="22"/>
           <w:szCs w:val="22"/>
         </w:rPr>
-        <w:t xml:space="preserve">The Supervisor selects it and clicks </w:t>
-      </w:r>
-      <w:r>
-        <w:rPr>
-          <w:rStyle w:val="Strong"/>
-          <w:rFonts w:ascii="Calibri" w:eastAsia="Times New Roman" w:hAnsi="Calibri" w:cs="Calibri"/>
-          <w:color w:val="1A1A1A"/>
-          <w:sz w:val="22"/>
-          <w:szCs w:val="22"/>
-        </w:rPr>
-        <w:t>Approve Voucher</w:t>
-      </w:r>
-      <w:r>
-        <w:rPr>
-          <w:rFonts w:ascii="Calibri" w:eastAsia="Times New Roman" w:hAnsi="Calibri" w:cs="Calibri"/>
-          <w:color w:val="1A1A1A"/>
-          <w:sz w:val="22"/>
-          <w:szCs w:val="22"/>
-        </w:rPr>
-        <w:t xml:space="preserve"> (or </w:t>
-      </w:r>
-      <w:r>
-        <w:rPr>
-          <w:rStyle w:val="Strong"/>
-          <w:rFonts w:ascii="Calibri" w:eastAsia="Times New Roman" w:hAnsi="Calibri" w:cs="Calibri"/>
-          <w:color w:val="1A1A1A"/>
-          <w:sz w:val="22"/>
-          <w:szCs w:val="22"/>
-        </w:rPr>
-        <w:t>Reject Voucher</w:t>
-      </w:r>
-      <w:r>
-        <w:rPr>
-          <w:rFonts w:ascii="Calibri" w:eastAsia="Times New Roman" w:hAnsi="Calibri" w:cs="Calibri"/>
-          <w:color w:val="1A1A1A"/>
-          <w:sz w:val="22"/>
-          <w:szCs w:val="22"/>
-        </w:rPr>
-        <w:t>; the Employee can then prepare a new one).</w:t>
+        <w:t xml:space="preserve">Set the </w:t>
+      </w:r>
+      <w:r>
+        <w:rPr>
+          <w:rStyle w:val="Strong"/>
+          <w:rFonts w:ascii="Calibri" w:eastAsia="Times New Roman" w:hAnsi="Calibri" w:cs="Calibri"/>
+          <w:color w:val="1A1A1A"/>
+          <w:sz w:val="22"/>
+          <w:szCs w:val="22"/>
+        </w:rPr>
+        <w:t>payment stages</w:t>
+      </w:r>
+      <w:r>
+        <w:rPr>
+          <w:rFonts w:ascii="Calibri" w:eastAsia="Times New Roman" w:hAnsi="Calibri" w:cs="Calibri"/>
+          <w:color w:val="1A1A1A"/>
+          <w:sz w:val="22"/>
+          <w:szCs w:val="22"/>
+        </w:rPr>
+        <w:t xml:space="preserve"> (default: Down payment 30%, Midway 40%, Completion 30%). Edit the names and %s in the table; </w:t>
+      </w:r>
+      <w:r>
+        <w:rPr>
+          <w:rStyle w:val="Strong"/>
+          <w:rFonts w:ascii="Calibri" w:eastAsia="Times New Roman" w:hAnsi="Calibri" w:cs="Calibri"/>
+          <w:color w:val="1A1A1A"/>
+          <w:sz w:val="22"/>
+          <w:szCs w:val="22"/>
+        </w:rPr>
+        <w:t>Add Stage</w:t>
+      </w:r>
+      <w:r>
+        <w:rPr>
+          <w:rFonts w:ascii="Calibri" w:eastAsia="Times New Roman" w:hAnsi="Calibri" w:cs="Calibri"/>
+          <w:color w:val="1A1A1A"/>
+          <w:sz w:val="22"/>
+          <w:szCs w:val="22"/>
+        </w:rPr>
+        <w:t xml:space="preserve"> / </w:t>
+      </w:r>
+      <w:r>
+        <w:rPr>
+          <w:rStyle w:val="Strong"/>
+          <w:rFonts w:ascii="Calibri" w:eastAsia="Times New Roman" w:hAnsi="Calibri" w:cs="Calibri"/>
+          <w:color w:val="1A1A1A"/>
+          <w:sz w:val="22"/>
+          <w:szCs w:val="22"/>
+        </w:rPr>
+        <w:t>Remove Stage</w:t>
+      </w:r>
+      <w:r>
+        <w:rPr>
+          <w:rFonts w:ascii="Calibri" w:eastAsia="Times New Roman" w:hAnsi="Calibri" w:cs="Calibri"/>
+          <w:color w:val="1A1A1A"/>
+          <w:sz w:val="22"/>
+          <w:szCs w:val="22"/>
+        </w:rPr>
+        <w:t xml:space="preserve">. They must add up to </w:t>
+      </w:r>
+      <w:r>
+        <w:rPr>
+          <w:rStyle w:val="Strong"/>
+          <w:rFonts w:ascii="Calibri" w:eastAsia="Times New Roman" w:hAnsi="Calibri" w:cs="Calibri"/>
+          <w:color w:val="1A1A1A"/>
+          <w:sz w:val="22"/>
+          <w:szCs w:val="22"/>
+        </w:rPr>
+        <w:t>100%</w:t>
+      </w:r>
+      <w:r>
+        <w:rPr>
+          <w:rFonts w:ascii="Calibri" w:eastAsia="Times New Roman" w:hAnsi="Calibri" w:cs="Calibri"/>
+          <w:color w:val="1A1A1A"/>
+          <w:sz w:val="22"/>
+          <w:szCs w:val="22"/>
+        </w:rPr>
+        <w:t>.</w:t>
       </w:r>
     </w:p>
     <w:p>
@@ -8234,65 +8144,50 @@
       </w:pPr>
       <w:r>
         <w:rPr>
-          <w:rStyle w:val="Strong"/>
-          <w:rFonts w:ascii="Calibri" w:eastAsia="Times New Roman" w:hAnsi="Calibri" w:cs="Calibri"/>
-          <w:color w:val="1A1A1A"/>
-          <w:sz w:val="22"/>
-          <w:szCs w:val="22"/>
-        </w:rPr>
-        <w:t>Print Voucher</w:t>
-      </w:r>
-      <w:r>
-        <w:rPr>
-          <w:rFonts w:ascii="Calibri" w:eastAsia="Times New Roman" w:hAnsi="Calibri" w:cs="Calibri"/>
-          <w:color w:val="1A1A1A"/>
-          <w:sz w:val="22"/>
-          <w:szCs w:val="22"/>
-        </w:rPr>
-        <w:t xml:space="preserve"> shows it with the subcontractor's bank details (choose "Microsoft Print to PDF" for a PDF).</w:t>
-      </w:r>
-    </w:p>
-    <w:p>
-      <w:pPr>
-        <w:numPr>
-          <w:ilvl w:val="0"/>
-          <w:numId w:val="22"/>
-        </w:numPr>
-        <w:spacing w:before="100" w:beforeAutospacing="1" w:after="100" w:afterAutospacing="1"/>
-        <w:rPr>
-          <w:rFonts w:ascii="Calibri" w:eastAsia="Times New Roman" w:hAnsi="Calibri" w:cs="Calibri"/>
-          <w:color w:val="1A1A1A"/>
-          <w:sz w:val="22"/>
-          <w:szCs w:val="22"/>
-        </w:rPr>
-      </w:pPr>
-      <w:r>
-        <w:rPr>
-          <w:rFonts w:ascii="Calibri" w:eastAsia="Times New Roman" w:hAnsi="Calibri" w:cs="Calibri"/>
-          <w:color w:val="1A1A1A"/>
-          <w:sz w:val="22"/>
-          <w:szCs w:val="22"/>
-        </w:rPr>
-        <w:t xml:space="preserve">After paying, select the approved voucher, enter the date, method and reference number, and click </w:t>
-      </w:r>
-      <w:r>
-        <w:rPr>
-          <w:rStyle w:val="Strong"/>
-          <w:rFonts w:ascii="Calibri" w:eastAsia="Times New Roman" w:hAnsi="Calibri" w:cs="Calibri"/>
-          <w:color w:val="1A1A1A"/>
-          <w:sz w:val="22"/>
-          <w:szCs w:val="22"/>
-        </w:rPr>
-        <w:t>Record Payout</w:t>
-      </w:r>
-      <w:r>
-        <w:rPr>
-          <w:rFonts w:ascii="Calibri" w:eastAsia="Times New Roman" w:hAnsi="Calibri" w:cs="Calibri"/>
-          <w:color w:val="1A1A1A"/>
-          <w:sz w:val="22"/>
-          <w:szCs w:val="22"/>
-        </w:rPr>
-        <w:t>. The amount must match the voucher.</w:t>
+          <w:rFonts w:ascii="Calibri" w:eastAsia="Times New Roman" w:hAnsi="Calibri" w:cs="Calibri"/>
+          <w:color w:val="1A1A1A"/>
+          <w:sz w:val="22"/>
+          <w:szCs w:val="22"/>
+        </w:rPr>
+        <w:t xml:space="preserve">Click </w:t>
+      </w:r>
+      <w:r>
+        <w:rPr>
+          <w:rStyle w:val="Strong"/>
+          <w:rFonts w:ascii="Calibri" w:eastAsia="Times New Roman" w:hAnsi="Calibri" w:cs="Calibri"/>
+          <w:color w:val="1A1A1A"/>
+          <w:sz w:val="22"/>
+          <w:szCs w:val="22"/>
+        </w:rPr>
+        <w:t>Save Job</w:t>
+      </w:r>
+      <w:r>
+        <w:rPr>
+          <w:rFonts w:ascii="Calibri" w:eastAsia="Times New Roman" w:hAnsi="Calibri" w:cs="Calibri"/>
+          <w:color w:val="1A1A1A"/>
+          <w:sz w:val="22"/>
+          <w:szCs w:val="22"/>
+        </w:rPr>
+        <w:t xml:space="preserve">. Then </w:t>
+      </w:r>
+      <w:r>
+        <w:rPr>
+          <w:rStyle w:val="Strong"/>
+          <w:rFonts w:ascii="Calibri" w:eastAsia="Times New Roman" w:hAnsi="Calibri" w:cs="Calibri"/>
+          <w:color w:val="1A1A1A"/>
+          <w:sz w:val="22"/>
+          <w:szCs w:val="22"/>
+        </w:rPr>
+        <w:t>Upload Document</w:t>
+      </w:r>
+      <w:r>
+        <w:rPr>
+          <w:rFonts w:ascii="Calibri" w:eastAsia="Times New Roman" w:hAnsi="Calibri" w:cs="Calibri"/>
+          <w:color w:val="1A1A1A"/>
+          <w:sz w:val="22"/>
+          <w:szCs w:val="22"/>
+        </w:rPr>
+        <w:t xml:space="preserve"> for the contract or scope papers.</w:t>
       </w:r>
     </w:p>
     <w:p>
@@ -8307,41 +8202,12 @@
       </w:pPr>
       <w:r>
         <w:rPr>
-          <w:rStyle w:val="Strong"/>
-          <w:rFonts w:ascii="Calibri" w:hAnsi="Calibri" w:cs="Calibri"/>
-          <w:color w:val="1A1A1A"/>
-          <w:sz w:val="22"/>
-          <w:szCs w:val="22"/>
-        </w:rPr>
-        <w:t>Retention:</w:t>
-      </w:r>
-      <w:r>
-        <w:rPr>
-          <w:rFonts w:ascii="Calibri" w:hAnsi="Calibri" w:cs="Calibri"/>
-          <w:color w:val="1A1A1A"/>
-          <w:sz w:val="22"/>
-          <w:szCs w:val="22"/>
-        </w:rPr>
-        <w:t xml:space="preserve"> when the job is 100% done (progress update) and every stage is paid, click </w:t>
-      </w:r>
-      <w:r>
-        <w:rPr>
-          <w:rStyle w:val="Strong"/>
-          <w:rFonts w:ascii="Calibri" w:hAnsi="Calibri" w:cs="Calibri"/>
-          <w:color w:val="1A1A1A"/>
-          <w:sz w:val="22"/>
-          <w:szCs w:val="22"/>
-        </w:rPr>
-        <w:t>Release Retention</w:t>
-      </w:r>
-      <w:r>
-        <w:rPr>
-          <w:rFonts w:ascii="Calibri" w:hAnsi="Calibri" w:cs="Calibri"/>
-          <w:color w:val="1A1A1A"/>
-          <w:sz w:val="22"/>
-          <w:szCs w:val="22"/>
-        </w:rPr>
-        <w:t>. That voucher is approved and paid the same way.</w:t>
+          <w:rFonts w:ascii="Calibri" w:hAnsi="Calibri" w:cs="Calibri"/>
+          <w:color w:val="1A1A1A"/>
+          <w:sz w:val="22"/>
+          <w:szCs w:val="22"/>
+        </w:rPr>
+        <w:t>Once billing starts, only the scope and dates can change.</w:t>
       </w:r>
     </w:p>
     <w:p>
@@ -8356,93 +8222,79 @@
       </w:pPr>
       <w:r>
         <w:rPr>
-          <w:rFonts w:ascii="Calibri" w:hAnsi="Calibri" w:cs="Calibri"/>
-          <w:color w:val="1A1A1A"/>
-          <w:sz w:val="22"/>
-          <w:szCs w:val="22"/>
-        </w:rPr>
-        <w:t>Payouts count as the project's expenses on the Projects page and Dashboard.</w:t>
-      </w:r>
-    </w:p>
-    <w:p>
-      <w:pPr>
-        <w:pStyle w:val="Heading1"/>
-        <w:rPr>
-          <w:rFonts w:ascii="Calibri" w:eastAsia="Times New Roman" w:hAnsi="Calibri" w:cs="Calibri"/>
-        </w:rPr>
-      </w:pPr>
-      <w:r>
-        <w:rPr>
-          <w:rFonts w:ascii="Calibri" w:eastAsia="Times New Roman" w:hAnsi="Calibri" w:cs="Calibri"/>
-        </w:rPr>
-        <w:t>9. Receipts &amp; Change Orders</w:t>
-      </w:r>
-    </w:p>
-    <w:p>
-      <w:pPr>
-        <w:pStyle w:val="NormalWeb"/>
-        <w:rPr>
-          <w:rFonts w:ascii="Calibri" w:hAnsi="Calibri" w:cs="Calibri"/>
-          <w:color w:val="1A1A1A"/>
-          <w:sz w:val="22"/>
-          <w:szCs w:val="22"/>
-        </w:rPr>
-      </w:pPr>
-      <w:r>
-        <w:rPr>
-          <w:rFonts w:ascii="Calibri" w:hAnsi="Calibri" w:cs="Calibri"/>
-          <w:color w:val="1A1A1A"/>
-          <w:sz w:val="22"/>
-          <w:szCs w:val="22"/>
-        </w:rPr>
-        <w:t xml:space="preserve">For Admins and the Receipts department. Approve buttons for receipts are for the </w:t>
-      </w:r>
-      <w:r>
-        <w:rPr>
-          <w:rStyle w:val="Strong"/>
-          <w:rFonts w:ascii="Calibri" w:hAnsi="Calibri" w:cs="Calibri"/>
-          <w:color w:val="1A1A1A"/>
-          <w:sz w:val="22"/>
-          <w:szCs w:val="22"/>
-        </w:rPr>
-        <w:t>Receipts Supervisor</w:t>
-      </w:r>
-      <w:r>
-        <w:rPr>
-          <w:rFonts w:ascii="Calibri" w:hAnsi="Calibri" w:cs="Calibri"/>
-          <w:color w:val="1A1A1A"/>
-          <w:sz w:val="22"/>
-          <w:szCs w:val="22"/>
-        </w:rPr>
-        <w:t xml:space="preserve"> </w:t>
-      </w:r>
-      <w:r>
-        <w:rPr>
-          <w:rFonts w:ascii="Calibri" w:hAnsi="Calibri" w:cs="Calibri"/>
-          <w:color w:val="1A1A1A"/>
-          <w:sz w:val="22"/>
-          <w:szCs w:val="22"/>
-        </w:rPr>
-        <w:t xml:space="preserve">and Admins; change orders are approved by an </w:t>
-      </w:r>
-      <w:r>
-        <w:rPr>
-          <w:rStyle w:val="Strong"/>
-          <w:rFonts w:ascii="Calibri" w:hAnsi="Calibri" w:cs="Calibri"/>
-          <w:color w:val="1A1A1A"/>
-          <w:sz w:val="22"/>
-          <w:szCs w:val="22"/>
-        </w:rPr>
-        <w:t>Admin</w:t>
-      </w:r>
-      <w:r>
-        <w:rPr>
-          <w:rFonts w:ascii="Calibri" w:hAnsi="Calibri" w:cs="Calibri"/>
-          <w:color w:val="1A1A1A"/>
-          <w:sz w:val="22"/>
-          <w:szCs w:val="22"/>
-        </w:rPr>
-        <w:t xml:space="preserve"> only. Tabs: Receipt Vault, Needs Review, Change Orders, Reports, Edit History (Supervisor and Admins).</w:t>
+          <w:rStyle w:val="Strong"/>
+          <w:rFonts w:ascii="Calibri" w:hAnsi="Calibri" w:cs="Calibri"/>
+          <w:color w:val="1A1A1A"/>
+          <w:sz w:val="22"/>
+          <w:szCs w:val="22"/>
+        </w:rPr>
+        <w:t>Progress:</w:t>
+      </w:r>
+      <w:r>
+        <w:rPr>
+          <w:rFonts w:ascii="Calibri" w:hAnsi="Calibri" w:cs="Calibri"/>
+          <w:color w:val="1A1A1A"/>
+          <w:sz w:val="22"/>
+          <w:szCs w:val="22"/>
+        </w:rPr>
+        <w:t xml:space="preserve"> type the </w:t>
+      </w:r>
+      <w:r>
+        <w:rPr>
+          <w:rStyle w:val="Strong"/>
+          <w:rFonts w:ascii="Calibri" w:hAnsi="Calibri" w:cs="Calibri"/>
+          <w:color w:val="1A1A1A"/>
+          <w:sz w:val="22"/>
+          <w:szCs w:val="22"/>
+        </w:rPr>
+        <w:t>% completed</w:t>
+      </w:r>
+      <w:r>
+        <w:rPr>
+          <w:rFonts w:ascii="Calibri" w:hAnsi="Calibri" w:cs="Calibri"/>
+          <w:color w:val="1A1A1A"/>
+          <w:sz w:val="22"/>
+          <w:szCs w:val="22"/>
+        </w:rPr>
+        <w:t xml:space="preserve">, the date and notes, optionally </w:t>
+      </w:r>
+      <w:r>
+        <w:rPr>
+          <w:rStyle w:val="Strong"/>
+          <w:rFonts w:ascii="Calibri" w:hAnsi="Calibri" w:cs="Calibri"/>
+          <w:color w:val="1A1A1A"/>
+          <w:sz w:val="22"/>
+          <w:szCs w:val="22"/>
+        </w:rPr>
+        <w:t>Attach Photo / File</w:t>
+      </w:r>
+      <w:r>
+        <w:rPr>
+          <w:rFonts w:ascii="Calibri" w:hAnsi="Calibri" w:cs="Calibri"/>
+          <w:color w:val="1A1A1A"/>
+          <w:sz w:val="22"/>
+          <w:szCs w:val="22"/>
+        </w:rPr>
+        <w:t xml:space="preserve">, then </w:t>
+      </w:r>
+      <w:r>
+        <w:rPr>
+          <w:rStyle w:val="Strong"/>
+          <w:rFonts w:ascii="Calibri" w:hAnsi="Calibri" w:cs="Calibri"/>
+          <w:color w:val="1A1A1A"/>
+          <w:sz w:val="22"/>
+          <w:szCs w:val="22"/>
+        </w:rPr>
+        <w:t>Add Update</w:t>
+      </w:r>
+      <w:r>
+        <w:rPr>
+          <w:rFonts w:ascii="Calibri" w:hAnsi="Calibri" w:cs="Calibri"/>
+          <w:color w:val="1A1A1A"/>
+          <w:sz w:val="22"/>
+          <w:szCs w:val="22"/>
+        </w:rPr>
+        <w:t>. Double-click an update to open its file.</w:t>
       </w:r>
     </w:p>
     <w:p>
@@ -8456,95 +8308,7 @@
         <w:rPr>
           <w:rFonts w:ascii="Calibri" w:eastAsia="Times New Roman" w:hAnsi="Calibri" w:cs="Calibri"/>
         </w:rPr>
-        <w:t>Receipt Vault</w:t>
-      </w:r>
-    </w:p>
-    <w:p>
-      <w:pPr>
-        <w:pStyle w:val="NormalWeb"/>
-        <w:rPr>
-          <w:rFonts w:ascii="Calibri" w:hAnsi="Calibri" w:cs="Calibri"/>
-          <w:color w:val="1A1A1A"/>
-          <w:sz w:val="22"/>
-          <w:szCs w:val="22"/>
-        </w:rPr>
-      </w:pPr>
-      <w:r>
-        <w:rPr>
-          <w:rFonts w:ascii="Calibri" w:hAnsi="Calibri" w:cs="Calibri"/>
-          <w:color w:val="1A1A1A"/>
-          <w:sz w:val="22"/>
-          <w:szCs w:val="22"/>
-        </w:rPr>
-        <w:t xml:space="preserve">All receipts. Filter by project (or Company Overhead), dates, category, status, or search by receipt number / merchant. Material delivery receipts from Inventory also appear here marked </w:t>
-      </w:r>
-      <w:r>
-        <w:rPr>
-          <w:rStyle w:val="Strong"/>
-          <w:rFonts w:ascii="Calibri" w:hAnsi="Calibri" w:cs="Calibri"/>
-          <w:color w:val="1A1A1A"/>
-          <w:sz w:val="22"/>
-          <w:szCs w:val="22"/>
-        </w:rPr>
-        <w:t>Stock purchase</w:t>
-      </w:r>
-      <w:r>
-        <w:rPr>
-          <w:rFonts w:ascii="Calibri" w:hAnsi="Calibri" w:cs="Calibri"/>
-          <w:color w:val="1A1A1A"/>
-          <w:sz w:val="22"/>
-          <w:szCs w:val="22"/>
-        </w:rPr>
-        <w:t xml:space="preserve"> (read only; they are counted when the material is used, not twice).</w:t>
-      </w:r>
-    </w:p>
-    <w:p>
-      <w:pPr>
-        <w:pStyle w:val="NormalWeb"/>
-        <w:rPr>
-          <w:rFonts w:ascii="Calibri" w:hAnsi="Calibri" w:cs="Calibri"/>
-          <w:color w:val="1A1A1A"/>
-          <w:sz w:val="22"/>
-          <w:szCs w:val="22"/>
-        </w:rPr>
-      </w:pPr>
-      <w:r>
-        <w:rPr>
-          <w:rStyle w:val="Strong"/>
-          <w:rFonts w:ascii="Calibri" w:hAnsi="Calibri" w:cs="Calibri"/>
-          <w:color w:val="1A1A1A"/>
-          <w:sz w:val="22"/>
-          <w:szCs w:val="22"/>
-        </w:rPr>
-        <w:t>Add a receipt:</w:t>
-      </w:r>
-      <w:r>
-        <w:rPr>
-          <w:rFonts w:ascii="Calibri" w:hAnsi="Calibri" w:cs="Calibri"/>
-          <w:color w:val="1A1A1A"/>
-          <w:sz w:val="22"/>
-          <w:szCs w:val="22"/>
-        </w:rPr>
-        <w:t xml:space="preserve"> click </w:t>
-      </w:r>
-      <w:r>
-        <w:rPr>
-          <w:rStyle w:val="Strong"/>
-          <w:rFonts w:ascii="Calibri" w:hAnsi="Calibri" w:cs="Calibri"/>
-          <w:color w:val="1A1A1A"/>
-          <w:sz w:val="22"/>
-          <w:szCs w:val="22"/>
-        </w:rPr>
-        <w:t>Add Receipt</w:t>
-      </w:r>
-      <w:r>
-        <w:rPr>
-          <w:rFonts w:ascii="Calibri" w:hAnsi="Calibri" w:cs="Calibri"/>
-          <w:color w:val="1A1A1A"/>
-          <w:sz w:val="22"/>
-          <w:szCs w:val="22"/>
-        </w:rPr>
-        <w:t>, then:</w:t>
+        <w:t>Billing &amp; Payouts</w:t>
       </w:r>
     </w:p>
     <w:p>
@@ -8568,7 +8332,26 @@
           <w:sz w:val="22"/>
           <w:szCs w:val="22"/>
         </w:rPr>
-        <w:t>Receipt number, date, merchant, amount and category.</w:t>
+        <w:t xml:space="preserve">Choose the </w:t>
+      </w:r>
+      <w:r>
+        <w:rPr>
+          <w:rStyle w:val="Strong"/>
+          <w:rFonts w:ascii="Calibri" w:eastAsia="Times New Roman" w:hAnsi="Calibri" w:cs="Calibri"/>
+          <w:color w:val="1A1A1A"/>
+          <w:sz w:val="22"/>
+          <w:szCs w:val="22"/>
+        </w:rPr>
+        <w:t>job</w:t>
+      </w:r>
+      <w:r>
+        <w:rPr>
+          <w:rFonts w:ascii="Calibri" w:eastAsia="Times New Roman" w:hAnsi="Calibri" w:cs="Calibri"/>
+          <w:color w:val="1A1A1A"/>
+          <w:sz w:val="22"/>
+          <w:szCs w:val="22"/>
+        </w:rPr>
+        <w:t>. The top line shows the contract, paid so far, retention held and remaining balance.</w:t>
       </w:r>
     </w:p>
     <w:p>
@@ -8587,41 +8370,50 @@
       </w:pPr>
       <w:r>
         <w:rPr>
-          <w:rStyle w:val="Strong"/>
-          <w:rFonts w:ascii="Calibri" w:eastAsia="Times New Roman" w:hAnsi="Calibri" w:cs="Calibri"/>
-          <w:color w:val="1A1A1A"/>
-          <w:sz w:val="22"/>
-          <w:szCs w:val="22"/>
-        </w:rPr>
-        <w:t>Project expense</w:t>
-      </w:r>
-      <w:r>
-        <w:rPr>
-          <w:rFonts w:ascii="Calibri" w:eastAsia="Times New Roman" w:hAnsi="Calibri" w:cs="Calibri"/>
-          <w:color w:val="1A1A1A"/>
-          <w:sz w:val="22"/>
-          <w:szCs w:val="22"/>
-        </w:rPr>
-        <w:t xml:space="preserve"> (choose the project) or </w:t>
-      </w:r>
-      <w:r>
-        <w:rPr>
-          <w:rStyle w:val="Strong"/>
-          <w:rFonts w:ascii="Calibri" w:eastAsia="Times New Roman" w:hAnsi="Calibri" w:cs="Calibri"/>
-          <w:color w:val="1A1A1A"/>
-          <w:sz w:val="22"/>
-          <w:szCs w:val="22"/>
-        </w:rPr>
-        <w:t>Company overhead</w:t>
-      </w:r>
-      <w:r>
-        <w:rPr>
-          <w:rFonts w:ascii="Calibri" w:eastAsia="Times New Roman" w:hAnsi="Calibri" w:cs="Calibri"/>
-          <w:color w:val="1A1A1A"/>
-          <w:sz w:val="22"/>
-          <w:szCs w:val="22"/>
-        </w:rPr>
-        <w:t xml:space="preserve"> (rent, electricity, internet, office supplies...).</w:t>
+          <w:rFonts w:ascii="Calibri" w:eastAsia="Times New Roman" w:hAnsi="Calibri" w:cs="Calibri"/>
+          <w:color w:val="1A1A1A"/>
+          <w:sz w:val="22"/>
+          <w:szCs w:val="22"/>
+        </w:rPr>
+        <w:t xml:space="preserve">Select a stage and click </w:t>
+      </w:r>
+      <w:r>
+        <w:rPr>
+          <w:rStyle w:val="Strong"/>
+          <w:rFonts w:ascii="Calibri" w:eastAsia="Times New Roman" w:hAnsi="Calibri" w:cs="Calibri"/>
+          <w:color w:val="1A1A1A"/>
+          <w:sz w:val="22"/>
+          <w:szCs w:val="22"/>
+        </w:rPr>
+        <w:t>Mark Stage Reached</w:t>
+      </w:r>
+      <w:r>
+        <w:rPr>
+          <w:rFonts w:ascii="Calibri" w:eastAsia="Times New Roman" w:hAnsi="Calibri" w:cs="Calibri"/>
+          <w:color w:val="1A1A1A"/>
+          <w:sz w:val="22"/>
+          <w:szCs w:val="22"/>
+        </w:rPr>
+        <w:t xml:space="preserve">, then </w:t>
+      </w:r>
+      <w:r>
+        <w:rPr>
+          <w:rStyle w:val="Strong"/>
+          <w:rFonts w:ascii="Calibri" w:eastAsia="Times New Roman" w:hAnsi="Calibri" w:cs="Calibri"/>
+          <w:color w:val="1A1A1A"/>
+          <w:sz w:val="22"/>
+          <w:szCs w:val="22"/>
+        </w:rPr>
+        <w:t>Prepare Voucher</w:t>
+      </w:r>
+      <w:r>
+        <w:rPr>
+          <w:rFonts w:ascii="Calibri" w:eastAsia="Times New Roman" w:hAnsi="Calibri" w:cs="Calibri"/>
+          <w:color w:val="1A1A1A"/>
+          <w:sz w:val="22"/>
+          <w:szCs w:val="22"/>
+        </w:rPr>
+        <w:t>.</w:t>
       </w:r>
     </w:p>
     <w:p>
@@ -8645,64 +8437,45 @@
           <w:sz w:val="22"/>
           <w:szCs w:val="22"/>
         </w:rPr>
-        <w:t xml:space="preserve">The copy: </w:t>
-      </w:r>
-      <w:r>
-        <w:rPr>
-          <w:rStyle w:val="Strong"/>
-          <w:rFonts w:ascii="Calibri" w:eastAsia="Times New Roman" w:hAnsi="Calibri" w:cs="Calibri"/>
-          <w:color w:val="1A1A1A"/>
-          <w:sz w:val="22"/>
-          <w:szCs w:val="22"/>
-        </w:rPr>
-        <w:t>Attach Scan</w:t>
-      </w:r>
-      <w:r>
-        <w:rPr>
-          <w:rFonts w:ascii="Calibri" w:eastAsia="Times New Roman" w:hAnsi="Calibri" w:cs="Calibri"/>
-          <w:color w:val="1A1A1A"/>
-          <w:sz w:val="22"/>
-          <w:szCs w:val="22"/>
-        </w:rPr>
-        <w:t xml:space="preserve"> (image, PDF or Word), or tick </w:t>
-      </w:r>
-      <w:r>
-        <w:rPr>
-          <w:rStyle w:val="Strong"/>
-          <w:rFonts w:ascii="Calibri" w:eastAsia="Times New Roman" w:hAnsi="Calibri" w:cs="Calibri"/>
-          <w:color w:val="1A1A1A"/>
-          <w:sz w:val="22"/>
-          <w:szCs w:val="22"/>
-        </w:rPr>
-        <w:t>Physical copy only</w:t>
-      </w:r>
-      <w:r>
-        <w:rPr>
-          <w:rFonts w:ascii="Calibri" w:eastAsia="Times New Roman" w:hAnsi="Calibri" w:cs="Calibri"/>
-          <w:color w:val="1A1A1A"/>
-          <w:sz w:val="22"/>
-          <w:szCs w:val="22"/>
-        </w:rPr>
-        <w:t xml:space="preserve"> and type where the paper is filed, or tick </w:t>
-      </w:r>
-      <w:r>
-        <w:rPr>
-          <w:rStyle w:val="Strong"/>
-          <w:rFonts w:ascii="Calibri" w:eastAsia="Times New Roman" w:hAnsi="Calibri" w:cs="Calibri"/>
-          <w:color w:val="1A1A1A"/>
-          <w:sz w:val="22"/>
-          <w:szCs w:val="22"/>
-        </w:rPr>
-        <w:t>No receipt at all</w:t>
-      </w:r>
-      <w:r>
-        <w:rPr>
-          <w:rFonts w:ascii="Calibri" w:eastAsia="Times New Roman" w:hAnsi="Calibri" w:cs="Calibri"/>
-          <w:color w:val="1A1A1A"/>
-          <w:sz w:val="22"/>
-          <w:szCs w:val="22"/>
-        </w:rPr>
-        <w:t xml:space="preserve"> and type why.</w:t>
+        <w:t xml:space="preserve">The Supervisor selects it and clicks </w:t>
+      </w:r>
+      <w:r>
+        <w:rPr>
+          <w:rStyle w:val="Strong"/>
+          <w:rFonts w:ascii="Calibri" w:eastAsia="Times New Roman" w:hAnsi="Calibri" w:cs="Calibri"/>
+          <w:color w:val="1A1A1A"/>
+          <w:sz w:val="22"/>
+          <w:szCs w:val="22"/>
+        </w:rPr>
+        <w:t>Approve Voucher</w:t>
+      </w:r>
+      <w:r>
+        <w:rPr>
+          <w:rFonts w:ascii="Calibri" w:eastAsia="Times New Roman" w:hAnsi="Calibri" w:cs="Calibri"/>
+          <w:color w:val="1A1A1A"/>
+          <w:sz w:val="22"/>
+          <w:szCs w:val="22"/>
+        </w:rPr>
+        <w:t xml:space="preserve"> (or </w:t>
+      </w:r>
+      <w:r>
+        <w:rPr>
+          <w:rStyle w:val="Strong"/>
+          <w:rFonts w:ascii="Calibri" w:eastAsia="Times New Roman" w:hAnsi="Calibri" w:cs="Calibri"/>
+          <w:color w:val="1A1A1A"/>
+          <w:sz w:val="22"/>
+          <w:szCs w:val="22"/>
+        </w:rPr>
+        <w:t>Reject Voucher</w:t>
+      </w:r>
+      <w:r>
+        <w:rPr>
+          <w:rFonts w:ascii="Calibri" w:eastAsia="Times New Roman" w:hAnsi="Calibri" w:cs="Calibri"/>
+          <w:color w:val="1A1A1A"/>
+          <w:sz w:val="22"/>
+          <w:szCs w:val="22"/>
+        </w:rPr>
+        <w:t>; the Employee can then prepare a new one).</w:t>
       </w:r>
     </w:p>
     <w:p>
@@ -8721,31 +8494,65 @@
       </w:pPr>
       <w:r>
         <w:rPr>
-          <w:rFonts w:ascii="Calibri" w:eastAsia="Times New Roman" w:hAnsi="Calibri" w:cs="Calibri"/>
-          <w:color w:val="1A1A1A"/>
-          <w:sz w:val="22"/>
-          <w:szCs w:val="22"/>
-        </w:rPr>
-        <w:t xml:space="preserve">Click </w:t>
-      </w:r>
-      <w:r>
-        <w:rPr>
-          <w:rStyle w:val="Strong"/>
-          <w:rFonts w:ascii="Calibri" w:eastAsia="Times New Roman" w:hAnsi="Calibri" w:cs="Calibri"/>
-          <w:color w:val="1A1A1A"/>
-          <w:sz w:val="22"/>
-          <w:szCs w:val="22"/>
-        </w:rPr>
-        <w:t>Save</w:t>
-      </w:r>
-      <w:r>
-        <w:rPr>
-          <w:rFonts w:ascii="Calibri" w:eastAsia="Times New Roman" w:hAnsi="Calibri" w:cs="Calibri"/>
-          <w:color w:val="1A1A1A"/>
-          <w:sz w:val="22"/>
-          <w:szCs w:val="22"/>
-        </w:rPr>
-        <w:t>. It waits for the Supervisor's approval.</w:t>
+          <w:rStyle w:val="Strong"/>
+          <w:rFonts w:ascii="Calibri" w:eastAsia="Times New Roman" w:hAnsi="Calibri" w:cs="Calibri"/>
+          <w:color w:val="1A1A1A"/>
+          <w:sz w:val="22"/>
+          <w:szCs w:val="22"/>
+        </w:rPr>
+        <w:t>Print Voucher</w:t>
+      </w:r>
+      <w:r>
+        <w:rPr>
+          <w:rFonts w:ascii="Calibri" w:eastAsia="Times New Roman" w:hAnsi="Calibri" w:cs="Calibri"/>
+          <w:color w:val="1A1A1A"/>
+          <w:sz w:val="22"/>
+          <w:szCs w:val="22"/>
+        </w:rPr>
+        <w:t xml:space="preserve"> shows it with the subcontractor's bank details (choose "Microsoft Print to PDF" for a PDF).</w:t>
+      </w:r>
+    </w:p>
+    <w:p>
+      <w:pPr>
+        <w:numPr>
+          <w:ilvl w:val="0"/>
+          <w:numId w:val="23"/>
+        </w:numPr>
+        <w:spacing w:before="100" w:beforeAutospacing="1" w:after="100" w:afterAutospacing="1"/>
+        <w:rPr>
+          <w:rFonts w:ascii="Calibri" w:eastAsia="Times New Roman" w:hAnsi="Calibri" w:cs="Calibri"/>
+          <w:color w:val="1A1A1A"/>
+          <w:sz w:val="22"/>
+          <w:szCs w:val="22"/>
+        </w:rPr>
+      </w:pPr>
+      <w:r>
+        <w:rPr>
+          <w:rFonts w:ascii="Calibri" w:eastAsia="Times New Roman" w:hAnsi="Calibri" w:cs="Calibri"/>
+          <w:color w:val="1A1A1A"/>
+          <w:sz w:val="22"/>
+          <w:szCs w:val="22"/>
+        </w:rPr>
+        <w:t xml:space="preserve">After paying, select the approved voucher, enter the date, method and reference number, and click </w:t>
+      </w:r>
+      <w:r>
+        <w:rPr>
+          <w:rStyle w:val="Strong"/>
+          <w:rFonts w:ascii="Calibri" w:eastAsia="Times New Roman" w:hAnsi="Calibri" w:cs="Calibri"/>
+          <w:color w:val="1A1A1A"/>
+          <w:sz w:val="22"/>
+          <w:szCs w:val="22"/>
+        </w:rPr>
+        <w:t>Record Payout</w:t>
+      </w:r>
+      <w:r>
+        <w:rPr>
+          <w:rFonts w:ascii="Calibri" w:eastAsia="Times New Roman" w:hAnsi="Calibri" w:cs="Calibri"/>
+          <w:color w:val="1A1A1A"/>
+          <w:sz w:val="22"/>
+          <w:szCs w:val="22"/>
+        </w:rPr>
+        <w:t>. The amount must match the voucher.</w:t>
       </w:r>
     </w:p>
     <w:p>
@@ -8766,73 +8573,35 @@
           <w:sz w:val="22"/>
           <w:szCs w:val="22"/>
         </w:rPr>
-        <w:t>Approve:</w:t>
-      </w:r>
-      <w:r>
-        <w:rPr>
-          <w:rFonts w:ascii="Calibri" w:hAnsi="Calibri" w:cs="Calibri"/>
-          <w:color w:val="1A1A1A"/>
-          <w:sz w:val="22"/>
-          <w:szCs w:val="22"/>
-        </w:rPr>
-        <w:t xml:space="preserve"> the Supervisor selects one or more waiting receipts (Ctrl+click) and clicks </w:t>
-      </w:r>
-      <w:r>
-        <w:rPr>
-          <w:rStyle w:val="Strong"/>
-          <w:rFonts w:ascii="Calibri" w:hAnsi="Calibri" w:cs="Calibri"/>
-          <w:color w:val="1A1A1A"/>
-          <w:sz w:val="22"/>
-          <w:szCs w:val="22"/>
-        </w:rPr>
-        <w:t>Approve</w:t>
-      </w:r>
-      <w:r>
-        <w:rPr>
-          <w:rFonts w:ascii="Calibri" w:hAnsi="Calibri" w:cs="Calibri"/>
-          <w:color w:val="1A1A1A"/>
-          <w:sz w:val="22"/>
-          <w:szCs w:val="22"/>
-        </w:rPr>
-        <w:t xml:space="preserve"> (or </w:t>
-      </w:r>
-      <w:r>
-        <w:rPr>
-          <w:rStyle w:val="Strong"/>
-          <w:rFonts w:ascii="Calibri" w:hAnsi="Calibri" w:cs="Calibri"/>
-          <w:color w:val="1A1A1A"/>
-          <w:sz w:val="22"/>
-          <w:szCs w:val="22"/>
-        </w:rPr>
-        <w:t>Reject</w:t>
-      </w:r>
-      <w:r>
-        <w:rPr>
-          <w:rFonts w:ascii="Calibri" w:hAnsi="Calibri" w:cs="Calibri"/>
-          <w:color w:val="1A1A1A"/>
-          <w:sz w:val="22"/>
-          <w:szCs w:val="22"/>
-        </w:rPr>
-        <w:t xml:space="preserve">). Only approved receipts count as expenses. A waiting or rejected receipt can be fixed with </w:t>
-      </w:r>
-      <w:r>
-        <w:rPr>
-          <w:rStyle w:val="Strong"/>
-          <w:rFonts w:ascii="Calibri" w:hAnsi="Calibri" w:cs="Calibri"/>
-          <w:color w:val="1A1A1A"/>
-          <w:sz w:val="22"/>
-          <w:szCs w:val="22"/>
-        </w:rPr>
-        <w:t>Edit</w:t>
-      </w:r>
-      <w:r>
-        <w:rPr>
-          <w:rFonts w:ascii="Calibri" w:hAnsi="Calibri" w:cs="Calibri"/>
-          <w:color w:val="1A1A1A"/>
-          <w:sz w:val="22"/>
-          <w:szCs w:val="22"/>
-        </w:rPr>
-        <w:t>; saving sends it back for approval.</w:t>
+        <w:t>Retention:</w:t>
+      </w:r>
+      <w:r>
+        <w:rPr>
+          <w:rFonts w:ascii="Calibri" w:hAnsi="Calibri" w:cs="Calibri"/>
+          <w:color w:val="1A1A1A"/>
+          <w:sz w:val="22"/>
+          <w:szCs w:val="22"/>
+        </w:rPr>
+        <w:t xml:space="preserve"> when the job is 100% done (progress update) and every stage is paid, click </w:t>
+      </w:r>
+      <w:r>
+        <w:rPr>
+          <w:rStyle w:val="Strong"/>
+          <w:rFonts w:ascii="Calibri" w:hAnsi="Calibri" w:cs="Calibri"/>
+          <w:color w:val="1A1A1A"/>
+          <w:sz w:val="22"/>
+          <w:szCs w:val="22"/>
+        </w:rPr>
+        <w:t>Release Retention</w:t>
+      </w:r>
+      <w:r>
+        <w:rPr>
+          <w:rFonts w:ascii="Calibri" w:hAnsi="Calibri" w:cs="Calibri"/>
+          <w:color w:val="1A1A1A"/>
+          <w:sz w:val="22"/>
+          <w:szCs w:val="22"/>
+        </w:rPr>
+        <w:t>. That voucher is approved and paid the same way.</w:t>
       </w:r>
     </w:p>
     <w:p>
@@ -8847,98 +8616,84 @@
       </w:pPr>
       <w:r>
         <w:rPr>
-          <w:rStyle w:val="Strong"/>
-          <w:rFonts w:ascii="Calibri" w:hAnsi="Calibri" w:cs="Calibri"/>
-          <w:color w:val="1A1A1A"/>
-          <w:sz w:val="22"/>
-          <w:szCs w:val="22"/>
-        </w:rPr>
-        <w:t>Open</w:t>
-      </w:r>
-      <w:r>
-        <w:rPr>
-          <w:rFonts w:ascii="Calibri" w:hAnsi="Calibri" w:cs="Calibri"/>
-          <w:color w:val="1A1A1A"/>
-          <w:sz w:val="22"/>
-          <w:szCs w:val="22"/>
-        </w:rPr>
-        <w:t xml:space="preserve"> (or double-click) shows the scan and details; </w:t>
-      </w:r>
-      <w:r>
-        <w:rPr>
-          <w:rStyle w:val="Strong"/>
-          <w:rFonts w:ascii="Calibri" w:hAnsi="Calibri" w:cs="Calibri"/>
-          <w:color w:val="1A1A1A"/>
-          <w:sz w:val="22"/>
-          <w:szCs w:val="22"/>
-        </w:rPr>
-        <w:t>Zoom In / Out</w:t>
-      </w:r>
-      <w:r>
-        <w:rPr>
-          <w:rFonts w:ascii="Calibri" w:hAnsi="Calibri" w:cs="Calibri"/>
-          <w:color w:val="1A1A1A"/>
-          <w:sz w:val="22"/>
-          <w:szCs w:val="22"/>
-        </w:rPr>
-        <w:t xml:space="preserve">, </w:t>
-      </w:r>
-      <w:r>
-        <w:rPr>
-          <w:rStyle w:val="Strong"/>
-          <w:rFonts w:ascii="Calibri" w:hAnsi="Calibri" w:cs="Calibri"/>
-          <w:color w:val="1A1A1A"/>
-          <w:sz w:val="22"/>
-          <w:szCs w:val="22"/>
-        </w:rPr>
-        <w:t>Open Original</w:t>
-      </w:r>
-      <w:r>
-        <w:rPr>
-          <w:rFonts w:ascii="Calibri" w:hAnsi="Calibri" w:cs="Calibri"/>
-          <w:color w:val="1A1A1A"/>
-          <w:sz w:val="22"/>
-          <w:szCs w:val="22"/>
-        </w:rPr>
-        <w:t xml:space="preserve"> for PDF/Word, </w:t>
-      </w:r>
-      <w:r>
-        <w:rPr>
-          <w:rStyle w:val="Strong"/>
-          <w:rFonts w:ascii="Calibri" w:hAnsi="Calibri" w:cs="Calibri"/>
-          <w:color w:val="1A1A1A"/>
-          <w:sz w:val="22"/>
-          <w:szCs w:val="22"/>
-        </w:rPr>
-        <w:t>Print</w:t>
-      </w:r>
-      <w:r>
-        <w:rPr>
-          <w:rFonts w:ascii="Calibri" w:hAnsi="Calibri" w:cs="Calibri"/>
-          <w:color w:val="1A1A1A"/>
-          <w:sz w:val="22"/>
-          <w:szCs w:val="22"/>
-        </w:rPr>
-        <w:t xml:space="preserve"> for a summary sheet. </w:t>
-      </w:r>
-      <w:r>
-        <w:rPr>
-          <w:rStyle w:val="Strong"/>
-          <w:rFonts w:ascii="Calibri" w:hAnsi="Calibri" w:cs="Calibri"/>
-          <w:color w:val="1A1A1A"/>
-          <w:sz w:val="22"/>
-          <w:szCs w:val="22"/>
-        </w:rPr>
-        <w:t>Print Selected</w:t>
-      </w:r>
-      <w:r>
-        <w:rPr>
-          <w:rFonts w:ascii="Calibri" w:hAnsi="Calibri" w:cs="Calibri"/>
-          <w:color w:val="1A1A1A"/>
-          <w:sz w:val="22"/>
-          <w:szCs w:val="22"/>
-        </w:rPr>
-        <w:t xml:space="preserve"> prints a sheet for each selected receipt.</w:t>
+          <w:rFonts w:ascii="Calibri" w:hAnsi="Calibri" w:cs="Calibri"/>
+          <w:color w:val="1A1A1A"/>
+          <w:sz w:val="22"/>
+          <w:szCs w:val="22"/>
+        </w:rPr>
+        <w:t>Payouts count as the project's expenses on the Projects page and Dashboard.</w:t>
+      </w:r>
+    </w:p>
+    <w:p>
+      <w:pPr>
+        <w:pStyle w:val="Heading1"/>
+        <w:rPr>
+          <w:rFonts w:ascii="Calibri" w:eastAsia="Times New Roman" w:hAnsi="Calibri" w:cs="Calibri"/>
+        </w:rPr>
+      </w:pPr>
+      <w:r>
+        <w:rPr>
+          <w:rFonts w:ascii="Calibri" w:eastAsia="Times New Roman" w:hAnsi="Calibri" w:cs="Calibri"/>
+        </w:rPr>
+        <w:t>9. Receipts &amp; Change Orders</w:t>
+      </w:r>
+    </w:p>
+    <w:p>
+      <w:pPr>
+        <w:pStyle w:val="NormalWeb"/>
+        <w:rPr>
+          <w:rFonts w:ascii="Calibri" w:hAnsi="Calibri" w:cs="Calibri"/>
+          <w:color w:val="1A1A1A"/>
+          <w:sz w:val="22"/>
+          <w:szCs w:val="22"/>
+        </w:rPr>
+      </w:pPr>
+      <w:r>
+        <w:rPr>
+          <w:rFonts w:ascii="Calibri" w:hAnsi="Calibri" w:cs="Calibri"/>
+          <w:color w:val="1A1A1A"/>
+          <w:sz w:val="22"/>
+          <w:szCs w:val="22"/>
+        </w:rPr>
+        <w:t xml:space="preserve">For Admins and the Receipts department. Approve buttons for receipts are for the </w:t>
+      </w:r>
+      <w:r>
+        <w:rPr>
+          <w:rStyle w:val="Strong"/>
+          <w:rFonts w:ascii="Calibri" w:hAnsi="Calibri" w:cs="Calibri"/>
+          <w:color w:val="1A1A1A"/>
+          <w:sz w:val="22"/>
+          <w:szCs w:val="22"/>
+        </w:rPr>
+        <w:t>Receipts Supervisor</w:t>
+      </w:r>
+      <w:r>
+        <w:rPr>
+          <w:rFonts w:ascii="Calibri" w:hAnsi="Calibri" w:cs="Calibri"/>
+          <w:color w:val="1A1A1A"/>
+          <w:sz w:val="22"/>
+          <w:szCs w:val="22"/>
+        </w:rPr>
+        <w:t xml:space="preserve"> and Admins; change orders are approved by an </w:t>
+      </w:r>
+      <w:r>
+        <w:rPr>
+          <w:rStyle w:val="Strong"/>
+          <w:rFonts w:ascii="Calibri" w:hAnsi="Calibri" w:cs="Calibri"/>
+          <w:color w:val="1A1A1A"/>
+          <w:sz w:val="22"/>
+          <w:szCs w:val="22"/>
+        </w:rPr>
+        <w:t>Admin</w:t>
+      </w:r>
+      <w:r>
+        <w:rPr>
+          <w:rFonts w:ascii="Calibri" w:hAnsi="Calibri" w:cs="Calibri"/>
+          <w:color w:val="1A1A1A"/>
+          <w:sz w:val="22"/>
+          <w:szCs w:val="22"/>
+        </w:rPr>
+        <w:t xml:space="preserve"> only. Tabs: Receipt Vault, Needs Review, Change Orders, Reports, Edit History (Supervisor and Admins).</w:t>
       </w:r>
     </w:p>
     <w:p>
@@ -8952,7 +8707,7 @@
         <w:rPr>
           <w:rFonts w:ascii="Calibri" w:eastAsia="Times New Roman" w:hAnsi="Calibri" w:cs="Calibri"/>
         </w:rPr>
-        <w:t>Needs Review</w:t>
+        <w:t>Receipt Vault</w:t>
       </w:r>
     </w:p>
     <w:p>
@@ -8972,59 +8727,75 @@
           <w:sz w:val="22"/>
           <w:szCs w:val="22"/>
         </w:rPr>
-        <w:t xml:space="preserve">Expenses with no receipt (the tab title shows how many are waiting, e.g. </w:t>
-      </w:r>
-      <w:r>
-        <w:rPr>
-          <w:rStyle w:val="Emphasis"/>
-          <w:rFonts w:ascii="Calibri" w:hAnsi="Calibri" w:cs="Calibri"/>
-          <w:color w:val="1A1A1A"/>
-          <w:sz w:val="22"/>
-          <w:szCs w:val="22"/>
-        </w:rPr>
-        <w:t>Needs Review (2)</w:t>
-      </w:r>
-      <w:r>
-        <w:rPr>
-          <w:rFonts w:ascii="Calibri" w:hAnsi="Calibri" w:cs="Calibri"/>
-          <w:color w:val="1A1A1A"/>
-          <w:sz w:val="22"/>
-          <w:szCs w:val="22"/>
-        </w:rPr>
-        <w:t xml:space="preserve">). The Supervisor approves or rejects them. If the receipt turns up later, select the expense and click </w:t>
-      </w:r>
-      <w:r>
-        <w:rPr>
-          <w:rStyle w:val="Strong"/>
-          <w:rFonts w:ascii="Calibri" w:hAnsi="Calibri" w:cs="Calibri"/>
-          <w:color w:val="1A1A1A"/>
-          <w:sz w:val="22"/>
-          <w:szCs w:val="22"/>
-        </w:rPr>
-        <w:t>Attach Receipt</w:t>
-      </w:r>
-      <w:r>
-        <w:rPr>
-          <w:rFonts w:ascii="Calibri" w:hAnsi="Calibri" w:cs="Calibri"/>
-          <w:color w:val="1A1A1A"/>
-          <w:sz w:val="22"/>
-          <w:szCs w:val="22"/>
-        </w:rPr>
-        <w:t>: type its number and attach the scan (or paper location). It moves to the vault and keeps its approval.</w:t>
-      </w:r>
-    </w:p>
-    <w:p>
-      <w:pPr>
-        <w:pStyle w:val="Heading2"/>
-        <w:rPr>
-          <w:rFonts w:ascii="Calibri" w:eastAsia="Times New Roman" w:hAnsi="Calibri" w:cs="Calibri"/>
-        </w:rPr>
-      </w:pPr>
-      <w:r>
-        <w:rPr>
-          <w:rFonts w:ascii="Calibri" w:eastAsia="Times New Roman" w:hAnsi="Calibri" w:cs="Calibri"/>
-        </w:rPr>
-        <w:t>Change Orders</w:t>
+        <w:t xml:space="preserve">All receipts. Filter by project (or Company Overhead), dates, category, status, or search by receipt number / merchant. Material delivery receipts from Inventory also appear here marked </w:t>
+      </w:r>
+      <w:r>
+        <w:rPr>
+          <w:rStyle w:val="Strong"/>
+          <w:rFonts w:ascii="Calibri" w:hAnsi="Calibri" w:cs="Calibri"/>
+          <w:color w:val="1A1A1A"/>
+          <w:sz w:val="22"/>
+          <w:szCs w:val="22"/>
+        </w:rPr>
+        <w:t>Stock purchase</w:t>
+      </w:r>
+      <w:r>
+        <w:rPr>
+          <w:rFonts w:ascii="Calibri" w:hAnsi="Calibri" w:cs="Calibri"/>
+          <w:color w:val="1A1A1A"/>
+          <w:sz w:val="22"/>
+          <w:szCs w:val="22"/>
+        </w:rPr>
+        <w:t xml:space="preserve"> (read only; they are counted when the material is used, not twice).</w:t>
+      </w:r>
+    </w:p>
+    <w:p>
+      <w:pPr>
+        <w:pStyle w:val="NormalWeb"/>
+        <w:rPr>
+          <w:rFonts w:ascii="Calibri" w:hAnsi="Calibri" w:cs="Calibri"/>
+          <w:color w:val="1A1A1A"/>
+          <w:sz w:val="22"/>
+          <w:szCs w:val="22"/>
+        </w:rPr>
+      </w:pPr>
+      <w:r>
+        <w:rPr>
+          <w:rStyle w:val="Strong"/>
+          <w:rFonts w:ascii="Calibri" w:hAnsi="Calibri" w:cs="Calibri"/>
+          <w:color w:val="1A1A1A"/>
+          <w:sz w:val="22"/>
+          <w:szCs w:val="22"/>
+        </w:rPr>
+        <w:t>Add a receipt:</w:t>
+      </w:r>
+      <w:r>
+        <w:rPr>
+          <w:rFonts w:ascii="Calibri" w:hAnsi="Calibri" w:cs="Calibri"/>
+          <w:color w:val="1A1A1A"/>
+          <w:sz w:val="22"/>
+          <w:szCs w:val="22"/>
+        </w:rPr>
+        <w:t xml:space="preserve"> click </w:t>
+      </w:r>
+      <w:r>
+        <w:rPr>
+          <w:rStyle w:val="Strong"/>
+          <w:rFonts w:ascii="Calibri" w:hAnsi="Calibri" w:cs="Calibri"/>
+          <w:color w:val="1A1A1A"/>
+          <w:sz w:val="22"/>
+          <w:szCs w:val="22"/>
+        </w:rPr>
+        <w:t>Add Receipt</w:t>
+      </w:r>
+      <w:r>
+        <w:rPr>
+          <w:rFonts w:ascii="Calibri" w:hAnsi="Calibri" w:cs="Calibri"/>
+          <w:color w:val="1A1A1A"/>
+          <w:sz w:val="22"/>
+          <w:szCs w:val="22"/>
+        </w:rPr>
+        <w:t>, then:</w:t>
       </w:r>
     </w:p>
     <w:p>
@@ -9048,64 +8819,7 @@
           <w:sz w:val="22"/>
           <w:szCs w:val="22"/>
         </w:rPr>
-        <w:t xml:space="preserve">Click </w:t>
-      </w:r>
-      <w:r>
-        <w:rPr>
-          <w:rStyle w:val="Strong"/>
-          <w:rFonts w:ascii="Calibri" w:eastAsia="Times New Roman" w:hAnsi="Calibri" w:cs="Calibri"/>
-          <w:color w:val="1A1A1A"/>
-          <w:sz w:val="22"/>
-          <w:szCs w:val="22"/>
-        </w:rPr>
-        <w:t>New Change Order</w:t>
-      </w:r>
-      <w:r>
-        <w:rPr>
-          <w:rFonts w:ascii="Calibri" w:eastAsia="Times New Roman" w:hAnsi="Calibri" w:cs="Calibri"/>
-          <w:color w:val="1A1A1A"/>
-          <w:sz w:val="22"/>
-          <w:szCs w:val="22"/>
-        </w:rPr>
-        <w:t xml:space="preserve">. Choose the project, the date the client asked, describe the change, and type the </w:t>
-      </w:r>
-      <w:r>
-        <w:rPr>
-          <w:rStyle w:val="Strong"/>
-          <w:rFonts w:ascii="Calibri" w:eastAsia="Times New Roman" w:hAnsi="Calibri" w:cs="Calibri"/>
-          <w:color w:val="1A1A1A"/>
-          <w:sz w:val="22"/>
-          <w:szCs w:val="22"/>
-        </w:rPr>
-        <w:t>cost change</w:t>
-      </w:r>
-      <w:r>
-        <w:rPr>
-          <w:rFonts w:ascii="Calibri" w:eastAsia="Times New Roman" w:hAnsi="Calibri" w:cs="Calibri"/>
-          <w:color w:val="1A1A1A"/>
-          <w:sz w:val="22"/>
-          <w:szCs w:val="22"/>
-        </w:rPr>
-        <w:t xml:space="preserve"> and/or </w:t>
-      </w:r>
-      <w:r>
-        <w:rPr>
-          <w:rStyle w:val="Strong"/>
-          <w:rFonts w:ascii="Calibri" w:eastAsia="Times New Roman" w:hAnsi="Calibri" w:cs="Calibri"/>
-          <w:color w:val="1A1A1A"/>
-          <w:sz w:val="22"/>
-          <w:szCs w:val="22"/>
-        </w:rPr>
-        <w:t>days change</w:t>
-      </w:r>
-      <w:r>
-        <w:rPr>
-          <w:rFonts w:ascii="Calibri" w:eastAsia="Times New Roman" w:hAnsi="Calibri" w:cs="Calibri"/>
-          <w:color w:val="1A1A1A"/>
-          <w:sz w:val="22"/>
-          <w:szCs w:val="22"/>
-        </w:rPr>
-        <w:t xml:space="preserve"> (use minus for less).</w:t>
+        <w:t>Receipt number, date, merchant, amount and category.</w:t>
       </w:r>
     </w:p>
     <w:p>
@@ -9124,31 +8838,41 @@
       </w:pPr>
       <w:r>
         <w:rPr>
-          <w:rFonts w:ascii="Calibri" w:eastAsia="Times New Roman" w:hAnsi="Calibri" w:cs="Calibri"/>
-          <w:color w:val="1A1A1A"/>
-          <w:sz w:val="22"/>
-          <w:szCs w:val="22"/>
-        </w:rPr>
-        <w:t xml:space="preserve">The </w:t>
-      </w:r>
-      <w:r>
-        <w:rPr>
-          <w:rStyle w:val="Strong"/>
-          <w:rFonts w:ascii="Calibri" w:eastAsia="Times New Roman" w:hAnsi="Calibri" w:cs="Calibri"/>
-          <w:color w:val="1A1A1A"/>
-          <w:sz w:val="22"/>
-          <w:szCs w:val="22"/>
-        </w:rPr>
-        <w:t>budget impact</w:t>
-      </w:r>
-      <w:r>
-        <w:rPr>
-          <w:rFonts w:ascii="Calibri" w:eastAsia="Times New Roman" w:hAnsi="Calibri" w:cs="Calibri"/>
-          <w:color w:val="1A1A1A"/>
-          <w:sz w:val="22"/>
-          <w:szCs w:val="22"/>
-        </w:rPr>
-        <w:t xml:space="preserve"> shows the contract price and end date now and after.</w:t>
+          <w:rStyle w:val="Strong"/>
+          <w:rFonts w:ascii="Calibri" w:eastAsia="Times New Roman" w:hAnsi="Calibri" w:cs="Calibri"/>
+          <w:color w:val="1A1A1A"/>
+          <w:sz w:val="22"/>
+          <w:szCs w:val="22"/>
+        </w:rPr>
+        <w:t>Project expense</w:t>
+      </w:r>
+      <w:r>
+        <w:rPr>
+          <w:rFonts w:ascii="Calibri" w:eastAsia="Times New Roman" w:hAnsi="Calibri" w:cs="Calibri"/>
+          <w:color w:val="1A1A1A"/>
+          <w:sz w:val="22"/>
+          <w:szCs w:val="22"/>
+        </w:rPr>
+        <w:t xml:space="preserve"> (choose the project) or </w:t>
+      </w:r>
+      <w:r>
+        <w:rPr>
+          <w:rStyle w:val="Strong"/>
+          <w:rFonts w:ascii="Calibri" w:eastAsia="Times New Roman" w:hAnsi="Calibri" w:cs="Calibri"/>
+          <w:color w:val="1A1A1A"/>
+          <w:sz w:val="22"/>
+          <w:szCs w:val="22"/>
+        </w:rPr>
+        <w:t>Company overhead</w:t>
+      </w:r>
+      <w:r>
+        <w:rPr>
+          <w:rFonts w:ascii="Calibri" w:eastAsia="Times New Roman" w:hAnsi="Calibri" w:cs="Calibri"/>
+          <w:color w:val="1A1A1A"/>
+          <w:sz w:val="22"/>
+          <w:szCs w:val="22"/>
+        </w:rPr>
+        <w:t xml:space="preserve"> (rent, electricity, internet, office supplies...).</w:t>
       </w:r>
     </w:p>
     <w:p>
@@ -9167,50 +8891,78 @@
       </w:pPr>
       <w:r>
         <w:rPr>
-          <w:rStyle w:val="Strong"/>
-          <w:rFonts w:ascii="Calibri" w:eastAsia="Times New Roman" w:hAnsi="Calibri" w:cs="Calibri"/>
-          <w:color w:val="1A1A1A"/>
-          <w:sz w:val="22"/>
-          <w:szCs w:val="22"/>
-        </w:rPr>
-        <w:t>Attach Signed Document</w:t>
-      </w:r>
-      <w:r>
-        <w:rPr>
-          <w:rFonts w:ascii="Calibri" w:eastAsia="Times New Roman" w:hAnsi="Calibri" w:cs="Calibri"/>
-          <w:color w:val="1A1A1A"/>
-          <w:sz w:val="22"/>
-          <w:szCs w:val="22"/>
-        </w:rPr>
-        <w:t xml:space="preserve"> (the client'</w:t>
-      </w:r>
-      <w:r>
-        <w:rPr>
-          <w:rFonts w:ascii="Calibri" w:eastAsia="Times New Roman" w:hAnsi="Calibri" w:cs="Calibri"/>
-          <w:color w:val="1A1A1A"/>
-          <w:sz w:val="22"/>
-          <w:szCs w:val="22"/>
-        </w:rPr>
-        <w:t xml:space="preserve">s signed paper), then </w:t>
-      </w:r>
-      <w:r>
-        <w:rPr>
-          <w:rStyle w:val="Strong"/>
-          <w:rFonts w:ascii="Calibri" w:eastAsia="Times New Roman" w:hAnsi="Calibri" w:cs="Calibri"/>
-          <w:color w:val="1A1A1A"/>
-          <w:sz w:val="22"/>
-          <w:szCs w:val="22"/>
-        </w:rPr>
-        <w:t>Submit</w:t>
-      </w:r>
-      <w:r>
-        <w:rPr>
-          <w:rFonts w:ascii="Calibri" w:eastAsia="Times New Roman" w:hAnsi="Calibri" w:cs="Calibri"/>
-          <w:color w:val="1A1A1A"/>
-          <w:sz w:val="22"/>
-          <w:szCs w:val="22"/>
-        </w:rPr>
-        <w:t>. It waits for an Admin.</w:t>
+          <w:rFonts w:ascii="Calibri" w:eastAsia="Times New Roman" w:hAnsi="Calibri" w:cs="Calibri"/>
+          <w:color w:val="1A1A1A"/>
+          <w:sz w:val="22"/>
+          <w:szCs w:val="22"/>
+        </w:rPr>
+        <w:t xml:space="preserve">The copy: </w:t>
+      </w:r>
+      <w:r>
+        <w:rPr>
+          <w:rStyle w:val="Strong"/>
+          <w:rFonts w:ascii="Calibri" w:eastAsia="Times New Roman" w:hAnsi="Calibri" w:cs="Calibri"/>
+          <w:color w:val="1A1A1A"/>
+          <w:sz w:val="22"/>
+          <w:szCs w:val="22"/>
+        </w:rPr>
+        <w:t>Attach Scan</w:t>
+      </w:r>
+      <w:r>
+        <w:rPr>
+          <w:rFonts w:ascii="Calibri" w:eastAsia="Times New Roman" w:hAnsi="Calibri" w:cs="Calibri"/>
+          <w:color w:val="1A1A1A"/>
+          <w:sz w:val="22"/>
+          <w:szCs w:val="22"/>
+        </w:rPr>
+        <w:t xml:space="preserve"> </w:t>
+      </w:r>
+      <w:r>
+        <w:rPr>
+          <w:rFonts w:ascii="Calibri" w:eastAsia="Times New Roman" w:hAnsi="Calibri" w:cs="Calibri"/>
+          <w:color w:val="1A1A1A"/>
+          <w:sz w:val="22"/>
+          <w:szCs w:val="22"/>
+        </w:rPr>
+        <w:t xml:space="preserve">(image, PDF or Word), or tick </w:t>
+      </w:r>
+      <w:r>
+        <w:rPr>
+          <w:rStyle w:val="Strong"/>
+          <w:rFonts w:ascii="Calibri" w:eastAsia="Times New Roman" w:hAnsi="Calibri" w:cs="Calibri"/>
+          <w:color w:val="1A1A1A"/>
+          <w:sz w:val="22"/>
+          <w:szCs w:val="22"/>
+        </w:rPr>
+        <w:t>Physical copy only</w:t>
+      </w:r>
+      <w:r>
+        <w:rPr>
+          <w:rFonts w:ascii="Calibri" w:eastAsia="Times New Roman" w:hAnsi="Calibri" w:cs="Calibri"/>
+          <w:color w:val="1A1A1A"/>
+          <w:sz w:val="22"/>
+          <w:szCs w:val="22"/>
+        </w:rPr>
+        <w:t xml:space="preserve"> and type where the paper is filed, or tick </w:t>
+      </w:r>
+      <w:r>
+        <w:rPr>
+          <w:rStyle w:val="Strong"/>
+          <w:rFonts w:ascii="Calibri" w:eastAsia="Times New Roman" w:hAnsi="Calibri" w:cs="Calibri"/>
+          <w:color w:val="1A1A1A"/>
+          <w:sz w:val="22"/>
+          <w:szCs w:val="22"/>
+        </w:rPr>
+        <w:t>No receipt at all</w:t>
+      </w:r>
+      <w:r>
+        <w:rPr>
+          <w:rFonts w:ascii="Calibri" w:eastAsia="Times New Roman" w:hAnsi="Calibri" w:cs="Calibri"/>
+          <w:color w:val="1A1A1A"/>
+          <w:sz w:val="22"/>
+          <w:szCs w:val="22"/>
+        </w:rPr>
+        <w:t xml:space="preserve"> and type why.</w:t>
       </w:r>
     </w:p>
     <w:p>
@@ -9234,6 +8986,505 @@
           <w:sz w:val="22"/>
           <w:szCs w:val="22"/>
         </w:rPr>
+        <w:t xml:space="preserve">Click </w:t>
+      </w:r>
+      <w:r>
+        <w:rPr>
+          <w:rStyle w:val="Strong"/>
+          <w:rFonts w:ascii="Calibri" w:eastAsia="Times New Roman" w:hAnsi="Calibri" w:cs="Calibri"/>
+          <w:color w:val="1A1A1A"/>
+          <w:sz w:val="22"/>
+          <w:szCs w:val="22"/>
+        </w:rPr>
+        <w:t>Save</w:t>
+      </w:r>
+      <w:r>
+        <w:rPr>
+          <w:rFonts w:ascii="Calibri" w:eastAsia="Times New Roman" w:hAnsi="Calibri" w:cs="Calibri"/>
+          <w:color w:val="1A1A1A"/>
+          <w:sz w:val="22"/>
+          <w:szCs w:val="22"/>
+        </w:rPr>
+        <w:t>. It waits for the Supervisor's approval.</w:t>
+      </w:r>
+    </w:p>
+    <w:p>
+      <w:pPr>
+        <w:pStyle w:val="NormalWeb"/>
+        <w:rPr>
+          <w:rFonts w:ascii="Calibri" w:hAnsi="Calibri" w:cs="Calibri"/>
+          <w:color w:val="1A1A1A"/>
+          <w:sz w:val="22"/>
+          <w:szCs w:val="22"/>
+        </w:rPr>
+      </w:pPr>
+      <w:r>
+        <w:rPr>
+          <w:rStyle w:val="Strong"/>
+          <w:rFonts w:ascii="Calibri" w:hAnsi="Calibri" w:cs="Calibri"/>
+          <w:color w:val="1A1A1A"/>
+          <w:sz w:val="22"/>
+          <w:szCs w:val="22"/>
+        </w:rPr>
+        <w:t>Approve:</w:t>
+      </w:r>
+      <w:r>
+        <w:rPr>
+          <w:rFonts w:ascii="Calibri" w:hAnsi="Calibri" w:cs="Calibri"/>
+          <w:color w:val="1A1A1A"/>
+          <w:sz w:val="22"/>
+          <w:szCs w:val="22"/>
+        </w:rPr>
+        <w:t xml:space="preserve"> the Supervisor selects one or more waiting receipts (Ctrl+click) and clicks </w:t>
+      </w:r>
+      <w:r>
+        <w:rPr>
+          <w:rStyle w:val="Strong"/>
+          <w:rFonts w:ascii="Calibri" w:hAnsi="Calibri" w:cs="Calibri"/>
+          <w:color w:val="1A1A1A"/>
+          <w:sz w:val="22"/>
+          <w:szCs w:val="22"/>
+        </w:rPr>
+        <w:t>Approve</w:t>
+      </w:r>
+      <w:r>
+        <w:rPr>
+          <w:rFonts w:ascii="Calibri" w:hAnsi="Calibri" w:cs="Calibri"/>
+          <w:color w:val="1A1A1A"/>
+          <w:sz w:val="22"/>
+          <w:szCs w:val="22"/>
+        </w:rPr>
+        <w:t xml:space="preserve"> (or </w:t>
+      </w:r>
+      <w:r>
+        <w:rPr>
+          <w:rStyle w:val="Strong"/>
+          <w:rFonts w:ascii="Calibri" w:hAnsi="Calibri" w:cs="Calibri"/>
+          <w:color w:val="1A1A1A"/>
+          <w:sz w:val="22"/>
+          <w:szCs w:val="22"/>
+        </w:rPr>
+        <w:t>Reject</w:t>
+      </w:r>
+      <w:r>
+        <w:rPr>
+          <w:rFonts w:ascii="Calibri" w:hAnsi="Calibri" w:cs="Calibri"/>
+          <w:color w:val="1A1A1A"/>
+          <w:sz w:val="22"/>
+          <w:szCs w:val="22"/>
+        </w:rPr>
+        <w:t xml:space="preserve">). Only approved receipts count as expenses. A waiting or rejected receipt can be fixed with </w:t>
+      </w:r>
+      <w:r>
+        <w:rPr>
+          <w:rStyle w:val="Strong"/>
+          <w:rFonts w:ascii="Calibri" w:hAnsi="Calibri" w:cs="Calibri"/>
+          <w:color w:val="1A1A1A"/>
+          <w:sz w:val="22"/>
+          <w:szCs w:val="22"/>
+        </w:rPr>
+        <w:t>Edit</w:t>
+      </w:r>
+      <w:r>
+        <w:rPr>
+          <w:rFonts w:ascii="Calibri" w:hAnsi="Calibri" w:cs="Calibri"/>
+          <w:color w:val="1A1A1A"/>
+          <w:sz w:val="22"/>
+          <w:szCs w:val="22"/>
+        </w:rPr>
+        <w:t>; saving sends it back for approval.</w:t>
+      </w:r>
+    </w:p>
+    <w:p>
+      <w:pPr>
+        <w:pStyle w:val="NormalWeb"/>
+        <w:rPr>
+          <w:rFonts w:ascii="Calibri" w:hAnsi="Calibri" w:cs="Calibri"/>
+          <w:color w:val="1A1A1A"/>
+          <w:sz w:val="22"/>
+          <w:szCs w:val="22"/>
+        </w:rPr>
+      </w:pPr>
+      <w:r>
+        <w:rPr>
+          <w:rStyle w:val="Strong"/>
+          <w:rFonts w:ascii="Calibri" w:hAnsi="Calibri" w:cs="Calibri"/>
+          <w:color w:val="1A1A1A"/>
+          <w:sz w:val="22"/>
+          <w:szCs w:val="22"/>
+        </w:rPr>
+        <w:t>Open</w:t>
+      </w:r>
+      <w:r>
+        <w:rPr>
+          <w:rFonts w:ascii="Calibri" w:hAnsi="Calibri" w:cs="Calibri"/>
+          <w:color w:val="1A1A1A"/>
+          <w:sz w:val="22"/>
+          <w:szCs w:val="22"/>
+        </w:rPr>
+        <w:t xml:space="preserve"> (or double-click) shows the scan and details; </w:t>
+      </w:r>
+      <w:r>
+        <w:rPr>
+          <w:rStyle w:val="Strong"/>
+          <w:rFonts w:ascii="Calibri" w:hAnsi="Calibri" w:cs="Calibri"/>
+          <w:color w:val="1A1A1A"/>
+          <w:sz w:val="22"/>
+          <w:szCs w:val="22"/>
+        </w:rPr>
+        <w:t>Zoom In / Out</w:t>
+      </w:r>
+      <w:r>
+        <w:rPr>
+          <w:rFonts w:ascii="Calibri" w:hAnsi="Calibri" w:cs="Calibri"/>
+          <w:color w:val="1A1A1A"/>
+          <w:sz w:val="22"/>
+          <w:szCs w:val="22"/>
+        </w:rPr>
+        <w:t xml:space="preserve">, </w:t>
+      </w:r>
+      <w:r>
+        <w:rPr>
+          <w:rStyle w:val="Strong"/>
+          <w:rFonts w:ascii="Calibri" w:hAnsi="Calibri" w:cs="Calibri"/>
+          <w:color w:val="1A1A1A"/>
+          <w:sz w:val="22"/>
+          <w:szCs w:val="22"/>
+        </w:rPr>
+        <w:t>Open Original</w:t>
+      </w:r>
+      <w:r>
+        <w:rPr>
+          <w:rFonts w:ascii="Calibri" w:hAnsi="Calibri" w:cs="Calibri"/>
+          <w:color w:val="1A1A1A"/>
+          <w:sz w:val="22"/>
+          <w:szCs w:val="22"/>
+        </w:rPr>
+        <w:t xml:space="preserve"> for PDF/Word, </w:t>
+      </w:r>
+      <w:r>
+        <w:rPr>
+          <w:rStyle w:val="Strong"/>
+          <w:rFonts w:ascii="Calibri" w:hAnsi="Calibri" w:cs="Calibri"/>
+          <w:color w:val="1A1A1A"/>
+          <w:sz w:val="22"/>
+          <w:szCs w:val="22"/>
+        </w:rPr>
+        <w:t>Print</w:t>
+      </w:r>
+      <w:r>
+        <w:rPr>
+          <w:rFonts w:ascii="Calibri" w:hAnsi="Calibri" w:cs="Calibri"/>
+          <w:color w:val="1A1A1A"/>
+          <w:sz w:val="22"/>
+          <w:szCs w:val="22"/>
+        </w:rPr>
+        <w:t xml:space="preserve"> for a summary sheet. </w:t>
+      </w:r>
+      <w:r>
+        <w:rPr>
+          <w:rStyle w:val="Strong"/>
+          <w:rFonts w:ascii="Calibri" w:hAnsi="Calibri" w:cs="Calibri"/>
+          <w:color w:val="1A1A1A"/>
+          <w:sz w:val="22"/>
+          <w:szCs w:val="22"/>
+        </w:rPr>
+        <w:t>Print Selected</w:t>
+      </w:r>
+      <w:r>
+        <w:rPr>
+          <w:rFonts w:ascii="Calibri" w:hAnsi="Calibri" w:cs="Calibri"/>
+          <w:color w:val="1A1A1A"/>
+          <w:sz w:val="22"/>
+          <w:szCs w:val="22"/>
+        </w:rPr>
+        <w:t xml:space="preserve"> prints a sheet for each selected receipt.</w:t>
+      </w:r>
+    </w:p>
+    <w:p>
+      <w:pPr>
+        <w:pStyle w:val="Heading2"/>
+        <w:rPr>
+          <w:rFonts w:ascii="Calibri" w:eastAsia="Times New Roman" w:hAnsi="Calibri" w:cs="Calibri"/>
+        </w:rPr>
+      </w:pPr>
+      <w:r>
+        <w:rPr>
+          <w:rFonts w:ascii="Calibri" w:eastAsia="Times New Roman" w:hAnsi="Calibri" w:cs="Calibri"/>
+        </w:rPr>
+        <w:t>Needs Review</w:t>
+      </w:r>
+    </w:p>
+    <w:p>
+      <w:pPr>
+        <w:pStyle w:val="NormalWeb"/>
+        <w:rPr>
+          <w:rFonts w:ascii="Calibri" w:hAnsi="Calibri" w:cs="Calibri"/>
+          <w:color w:val="1A1A1A"/>
+          <w:sz w:val="22"/>
+          <w:szCs w:val="22"/>
+        </w:rPr>
+      </w:pPr>
+      <w:r>
+        <w:rPr>
+          <w:rFonts w:ascii="Calibri" w:hAnsi="Calibri" w:cs="Calibri"/>
+          <w:color w:val="1A1A1A"/>
+          <w:sz w:val="22"/>
+          <w:szCs w:val="22"/>
+        </w:rPr>
+        <w:t xml:space="preserve">Expenses with no receipt (the tab title shows how many are waiting, e.g. </w:t>
+      </w:r>
+      <w:r>
+        <w:rPr>
+          <w:rStyle w:val="Emphasis"/>
+          <w:rFonts w:ascii="Calibri" w:hAnsi="Calibri" w:cs="Calibri"/>
+          <w:color w:val="1A1A1A"/>
+          <w:sz w:val="22"/>
+          <w:szCs w:val="22"/>
+        </w:rPr>
+        <w:t>Needs Review (2)</w:t>
+      </w:r>
+      <w:r>
+        <w:rPr>
+          <w:rFonts w:ascii="Calibri" w:hAnsi="Calibri" w:cs="Calibri"/>
+          <w:color w:val="1A1A1A"/>
+          <w:sz w:val="22"/>
+          <w:szCs w:val="22"/>
+        </w:rPr>
+        <w:t xml:space="preserve">). The Supervisor approves or rejects them. If the receipt turns up later, select the expense and click </w:t>
+      </w:r>
+      <w:r>
+        <w:rPr>
+          <w:rStyle w:val="Strong"/>
+          <w:rFonts w:ascii="Calibri" w:hAnsi="Calibri" w:cs="Calibri"/>
+          <w:color w:val="1A1A1A"/>
+          <w:sz w:val="22"/>
+          <w:szCs w:val="22"/>
+        </w:rPr>
+        <w:t>Attach Receipt</w:t>
+      </w:r>
+      <w:r>
+        <w:rPr>
+          <w:rFonts w:ascii="Calibri" w:hAnsi="Calibri" w:cs="Calibri"/>
+          <w:color w:val="1A1A1A"/>
+          <w:sz w:val="22"/>
+          <w:szCs w:val="22"/>
+        </w:rPr>
+        <w:t>: type its number and attach the scan (or paper location). It moves to the vault and keeps its approval.</w:t>
+      </w:r>
+    </w:p>
+    <w:p>
+      <w:pPr>
+        <w:pStyle w:val="Heading2"/>
+        <w:rPr>
+          <w:rFonts w:ascii="Calibri" w:eastAsia="Times New Roman" w:hAnsi="Calibri" w:cs="Calibri"/>
+        </w:rPr>
+      </w:pPr>
+      <w:r>
+        <w:rPr>
+          <w:rFonts w:ascii="Calibri" w:eastAsia="Times New Roman" w:hAnsi="Calibri" w:cs="Calibri"/>
+        </w:rPr>
+        <w:t>Change Orders</w:t>
+      </w:r>
+    </w:p>
+    <w:p>
+      <w:pPr>
+        <w:numPr>
+          <w:ilvl w:val="0"/>
+          <w:numId w:val="25"/>
+        </w:numPr>
+        <w:spacing w:before="100" w:beforeAutospacing="1" w:after="100" w:afterAutospacing="1"/>
+        <w:rPr>
+          <w:rFonts w:ascii="Calibri" w:eastAsia="Times New Roman" w:hAnsi="Calibri" w:cs="Calibri"/>
+          <w:color w:val="1A1A1A"/>
+          <w:sz w:val="22"/>
+          <w:szCs w:val="22"/>
+        </w:rPr>
+      </w:pPr>
+      <w:r>
+        <w:rPr>
+          <w:rFonts w:ascii="Calibri" w:eastAsia="Times New Roman" w:hAnsi="Calibri" w:cs="Calibri"/>
+          <w:color w:val="1A1A1A"/>
+          <w:sz w:val="22"/>
+          <w:szCs w:val="22"/>
+        </w:rPr>
+        <w:t xml:space="preserve">Click </w:t>
+      </w:r>
+      <w:r>
+        <w:rPr>
+          <w:rStyle w:val="Strong"/>
+          <w:rFonts w:ascii="Calibri" w:eastAsia="Times New Roman" w:hAnsi="Calibri" w:cs="Calibri"/>
+          <w:color w:val="1A1A1A"/>
+          <w:sz w:val="22"/>
+          <w:szCs w:val="22"/>
+        </w:rPr>
+        <w:t>New Change Order</w:t>
+      </w:r>
+      <w:r>
+        <w:rPr>
+          <w:rFonts w:ascii="Calibri" w:eastAsia="Times New Roman" w:hAnsi="Calibri" w:cs="Calibri"/>
+          <w:color w:val="1A1A1A"/>
+          <w:sz w:val="22"/>
+          <w:szCs w:val="22"/>
+        </w:rPr>
+        <w:t xml:space="preserve">. Choose the project, the date the client asked, describe the change, and type the </w:t>
+      </w:r>
+      <w:r>
+        <w:rPr>
+          <w:rStyle w:val="Strong"/>
+          <w:rFonts w:ascii="Calibri" w:eastAsia="Times New Roman" w:hAnsi="Calibri" w:cs="Calibri"/>
+          <w:color w:val="1A1A1A"/>
+          <w:sz w:val="22"/>
+          <w:szCs w:val="22"/>
+        </w:rPr>
+        <w:t>cost change</w:t>
+      </w:r>
+      <w:r>
+        <w:rPr>
+          <w:rFonts w:ascii="Calibri" w:eastAsia="Times New Roman" w:hAnsi="Calibri" w:cs="Calibri"/>
+          <w:color w:val="1A1A1A"/>
+          <w:sz w:val="22"/>
+          <w:szCs w:val="22"/>
+        </w:rPr>
+        <w:t xml:space="preserve"> and/or </w:t>
+      </w:r>
+      <w:r>
+        <w:rPr>
+          <w:rStyle w:val="Strong"/>
+          <w:rFonts w:ascii="Calibri" w:eastAsia="Times New Roman" w:hAnsi="Calibri" w:cs="Calibri"/>
+          <w:color w:val="1A1A1A"/>
+          <w:sz w:val="22"/>
+          <w:szCs w:val="22"/>
+        </w:rPr>
+        <w:t>days change</w:t>
+      </w:r>
+      <w:r>
+        <w:rPr>
+          <w:rFonts w:ascii="Calibri" w:eastAsia="Times New Roman" w:hAnsi="Calibri" w:cs="Calibri"/>
+          <w:color w:val="1A1A1A"/>
+          <w:sz w:val="22"/>
+          <w:szCs w:val="22"/>
+        </w:rPr>
+        <w:t xml:space="preserve"> (use minus for less).</w:t>
+      </w:r>
+    </w:p>
+    <w:p>
+      <w:pPr>
+        <w:numPr>
+          <w:ilvl w:val="0"/>
+          <w:numId w:val="25"/>
+        </w:numPr>
+        <w:spacing w:before="100" w:beforeAutospacing="1" w:after="100" w:afterAutospacing="1"/>
+        <w:rPr>
+          <w:rFonts w:ascii="Calibri" w:eastAsia="Times New Roman" w:hAnsi="Calibri" w:cs="Calibri"/>
+          <w:color w:val="1A1A1A"/>
+          <w:sz w:val="22"/>
+          <w:szCs w:val="22"/>
+        </w:rPr>
+      </w:pPr>
+      <w:r>
+        <w:rPr>
+          <w:rFonts w:ascii="Calibri" w:eastAsia="Times New Roman" w:hAnsi="Calibri" w:cs="Calibri"/>
+          <w:color w:val="1A1A1A"/>
+          <w:sz w:val="22"/>
+          <w:szCs w:val="22"/>
+        </w:rPr>
+        <w:t xml:space="preserve">The </w:t>
+      </w:r>
+      <w:r>
+        <w:rPr>
+          <w:rStyle w:val="Strong"/>
+          <w:rFonts w:ascii="Calibri" w:eastAsia="Times New Roman" w:hAnsi="Calibri" w:cs="Calibri"/>
+          <w:color w:val="1A1A1A"/>
+          <w:sz w:val="22"/>
+          <w:szCs w:val="22"/>
+        </w:rPr>
+        <w:t>budget impact</w:t>
+      </w:r>
+      <w:r>
+        <w:rPr>
+          <w:rFonts w:ascii="Calibri" w:eastAsia="Times New Roman" w:hAnsi="Calibri" w:cs="Calibri"/>
+          <w:color w:val="1A1A1A"/>
+          <w:sz w:val="22"/>
+          <w:szCs w:val="22"/>
+        </w:rPr>
+        <w:t xml:space="preserve"> shows the contract price and end date now and after.</w:t>
+      </w:r>
+    </w:p>
+    <w:p>
+      <w:pPr>
+        <w:numPr>
+          <w:ilvl w:val="0"/>
+          <w:numId w:val="25"/>
+        </w:numPr>
+        <w:spacing w:before="100" w:beforeAutospacing="1" w:after="100" w:afterAutospacing="1"/>
+        <w:rPr>
+          <w:rFonts w:ascii="Calibri" w:eastAsia="Times New Roman" w:hAnsi="Calibri" w:cs="Calibri"/>
+          <w:color w:val="1A1A1A"/>
+          <w:sz w:val="22"/>
+          <w:szCs w:val="22"/>
+        </w:rPr>
+      </w:pPr>
+      <w:r>
+        <w:rPr>
+          <w:rStyle w:val="Strong"/>
+          <w:rFonts w:ascii="Calibri" w:eastAsia="Times New Roman" w:hAnsi="Calibri" w:cs="Calibri"/>
+          <w:color w:val="1A1A1A"/>
+          <w:sz w:val="22"/>
+          <w:szCs w:val="22"/>
+        </w:rPr>
+        <w:t>Attach Signed Document</w:t>
+      </w:r>
+      <w:r>
+        <w:rPr>
+          <w:rFonts w:ascii="Calibri" w:eastAsia="Times New Roman" w:hAnsi="Calibri" w:cs="Calibri"/>
+          <w:color w:val="1A1A1A"/>
+          <w:sz w:val="22"/>
+          <w:szCs w:val="22"/>
+        </w:rPr>
+        <w:t xml:space="preserve"> (the client's signed paper), then </w:t>
+      </w:r>
+      <w:r>
+        <w:rPr>
+          <w:rStyle w:val="Strong"/>
+          <w:rFonts w:ascii="Calibri" w:eastAsia="Times New Roman" w:hAnsi="Calibri" w:cs="Calibri"/>
+          <w:color w:val="1A1A1A"/>
+          <w:sz w:val="22"/>
+          <w:szCs w:val="22"/>
+        </w:rPr>
+        <w:t>Submit</w:t>
+      </w:r>
+      <w:r>
+        <w:rPr>
+          <w:rFonts w:ascii="Calibri" w:eastAsia="Times New Roman" w:hAnsi="Calibri" w:cs="Calibri"/>
+          <w:color w:val="1A1A1A"/>
+          <w:sz w:val="22"/>
+          <w:szCs w:val="22"/>
+        </w:rPr>
+        <w:t>. It waits for an Admin.</w:t>
+      </w:r>
+    </w:p>
+    <w:p>
+      <w:pPr>
+        <w:numPr>
+          <w:ilvl w:val="0"/>
+          <w:numId w:val="25"/>
+        </w:numPr>
+        <w:spacing w:before="100" w:beforeAutospacing="1" w:after="100" w:afterAutospacing="1"/>
+        <w:rPr>
+          <w:rFonts w:ascii="Calibri" w:eastAsia="Times New Roman" w:hAnsi="Calibri" w:cs="Calibri"/>
+          <w:color w:val="1A1A1A"/>
+          <w:sz w:val="22"/>
+          <w:szCs w:val="22"/>
+        </w:rPr>
+      </w:pPr>
+      <w:r>
+        <w:rPr>
+          <w:rFonts w:ascii="Calibri" w:eastAsia="Times New Roman" w:hAnsi="Calibri" w:cs="Calibri"/>
+          <w:color w:val="1A1A1A"/>
+          <w:sz w:val="22"/>
+          <w:szCs w:val="22"/>
+        </w:rPr>
         <w:t xml:space="preserve">An Admin selects it and clicks </w:t>
       </w:r>
       <w:r>
@@ -9302,7 +9553,16 @@
           <w:sz w:val="22"/>
           <w:szCs w:val="22"/>
         </w:rPr>
-        <w:t xml:space="preserve"> gives the change order form for signing (choose "Microsoft Print to PDF" for a PDF). Numbers are given automatically: CO-001, CO-002...</w:t>
+        <w:t xml:space="preserve"> gives the change order form for signing (choose "Microsoft Print to PDF" </w:t>
+      </w:r>
+      <w:r>
+        <w:rPr>
+          <w:rFonts w:ascii="Calibri" w:hAnsi="Calibri" w:cs="Calibri"/>
+          <w:color w:val="1A1A1A"/>
+          <w:sz w:val="22"/>
+          <w:szCs w:val="22"/>
+        </w:rPr>
+        <w:t>for a PDF). Numbers are given automatically: CO-001, CO-002...</w:t>
       </w:r>
     </w:p>
     <w:p>
@@ -9506,9 +9766,578 @@
 <file path=word/numbering.xml><?xml version="1.0" encoding="utf-8"?>
 <w:numbering xmlns:wpc="http://schemas.microsoft.com/office/word/2010/wordprocessingCanvas" xmlns:cx="http://schemas.microsoft.com/office/drawing/2014/chartex" xmlns:cx1="http://schemas.microsoft.com/office/drawing/2015/9/8/chartex" xmlns:cx2="http://schemas.microsoft.com/office/drawing/2015/10/21/chartex" xmlns:cx3="http://schemas.microsoft.com/office/drawing/2016/5/9/chartex" xmlns:cx4="http://schemas.microsoft.com/office/drawing/2016/5/10/chartex" xmlns:cx5="http://schemas.microsoft.com/office/drawing/2016/5/11/chartex" xmlns:cx6="http://schemas.microsoft.com/office/drawing/2016/5/12/chartex" xmlns:cx7="http://schemas.microsoft.com/office/drawing/2016/5/13/chartex" xmlns:cx8="http://schemas.microsoft.com/office/drawing/2016/5/14/chartex" xmlns:mc="http://schemas.openxmlformats.org/markup-compatibility/2006" xmlns:aink="http://schemas.microsoft.com/office/drawing/2016/ink" xmlns:am3d="http://schemas.microsoft.com/office/drawing/2017/model3d" xmlns:o="urn:schemas-microsoft-com:office:office" xmlns:oel="http://schemas.microsoft.com/office/2019/extlst" xmlns:r="http://schemas.openxmlformats.org/officeDocument/2006/relationships" xmlns:m="http://schemas.openxmlformats.org/officeDocument/2006/math" xmlns:v="urn:schemas-microsoft-com:vml" xmlns:wp14="http://schemas.microsoft.com/office/word/2010/wordprocessingDrawing" xmlns:wp="http://schemas.openxmlformats.org/drawingml/2006/wordprocessingDrawing" xmlns:w10="urn:schemas-microsoft-com:office:word" xmlns:w="http://schemas.openxmlformats.org/wordprocessingml/2006/main" xmlns:w14="http://schemas.microsoft.com/office/word/2010/wordml" xmlns:w15="http://schemas.microsoft.com/office/word/2012/wordml" xmlns:w16cex="http://schemas.microsoft.com/office/word/2018/wordml/cex" xmlns:w16cid="http://schemas.microsoft.com/office/word/2016/wordml/cid" xmlns:w16="http://schemas.microsoft.com/office/word/2018/wordml" xmlns:w16du="http://schemas.microsoft.com/office/word/2023/wordml/word16du" xmlns:w16sdtdh="http://schemas.microsoft.com/office/word/2020/wordml/sdtdatahash" xmlns:w16sdtfl="http://schemas.microsoft.com/office/word/2024/wordml/sdtformatlock" xmlns:w16se="http://schemas.microsoft.com/office/word/2015/wordml/symex" xmlns:wpg="http://schemas.microsoft.com/office/word/2010/wordprocessingGroup" xmlns:wpi="http://schemas.microsoft.com/office/word/2010/wordprocessingInk" xmlns:wne="http://schemas.microsoft.com/office/word/2006/wordml" xmlns:wps="http://schemas.microsoft.com/office/word/2010/wordprocessingShape" mc:Ignorable="w14 w15 w16se w16cid w16 w16cex w16sdtdh w16sdtfl w16du wp14">
   <w:abstractNum w:abstractNumId="0" w15:restartNumberingAfterBreak="0">
-    <w:nsid w:val="01596159"/>
+    <w:nsid w:val="01123B40"/>
     <w:multiLevelType w:val="multilevel"/>
-    <w:tmpl w:val="BE787792"/>
+    <w:tmpl w:val="6E701BA8"/>
+    <w:lvl w:ilvl="0">
+      <w:start w:val="1"/>
+      <w:numFmt w:val="decimal"/>
+      <w:lvlText w:val="%1."/>
+      <w:lvlJc w:val="left"/>
+      <w:pPr>
+        <w:tabs>
+          <w:tab w:val="num" w:pos="720"/>
+        </w:tabs>
+        <w:ind w:left="720" w:hanging="360"/>
+      </w:pPr>
+    </w:lvl>
+    <w:lvl w:ilvl="1">
+      <w:start w:val="1"/>
+      <w:numFmt w:val="bullet"/>
+      <w:lvlText w:val="o"/>
+      <w:lvlJc w:val="left"/>
+      <w:pPr>
+        <w:tabs>
+          <w:tab w:val="num" w:pos="1440"/>
+        </w:tabs>
+        <w:ind w:left="1440" w:hanging="360"/>
+      </w:pPr>
+      <w:rPr>
+        <w:rFonts w:ascii="Courier New" w:hAnsi="Courier New" w:hint="default"/>
+        <w:sz w:val="20"/>
+      </w:rPr>
+    </w:lvl>
+    <w:lvl w:ilvl="2" w:tentative="1">
+      <w:start w:val="1"/>
+      <w:numFmt w:val="decimal"/>
+      <w:lvlText w:val="%3."/>
+      <w:lvlJc w:val="left"/>
+      <w:pPr>
+        <w:tabs>
+          <w:tab w:val="num" w:pos="2160"/>
+        </w:tabs>
+        <w:ind w:left="2160" w:hanging="360"/>
+      </w:pPr>
+    </w:lvl>
+    <w:lvl w:ilvl="3" w:tentative="1">
+      <w:start w:val="1"/>
+      <w:numFmt w:val="decimal"/>
+      <w:lvlText w:val="%4."/>
+      <w:lvlJc w:val="left"/>
+      <w:pPr>
+        <w:tabs>
+          <w:tab w:val="num" w:pos="2880"/>
+        </w:tabs>
+        <w:ind w:left="2880" w:hanging="360"/>
+      </w:pPr>
+    </w:lvl>
+    <w:lvl w:ilvl="4" w:tentative="1">
+      <w:start w:val="1"/>
+      <w:numFmt w:val="decimal"/>
+      <w:lvlText w:val="%5."/>
+      <w:lvlJc w:val="left"/>
+      <w:pPr>
+        <w:tabs>
+          <w:tab w:val="num" w:pos="3600"/>
+        </w:tabs>
+        <w:ind w:left="3600" w:hanging="360"/>
+      </w:pPr>
+    </w:lvl>
+    <w:lvl w:ilvl="5" w:tentative="1">
+      <w:start w:val="1"/>
+      <w:numFmt w:val="decimal"/>
+      <w:lvlText w:val="%6."/>
+      <w:lvlJc w:val="left"/>
+      <w:pPr>
+        <w:tabs>
+          <w:tab w:val="num" w:pos="4320"/>
+        </w:tabs>
+        <w:ind w:left="4320" w:hanging="360"/>
+      </w:pPr>
+    </w:lvl>
+    <w:lvl w:ilvl="6" w:tentative="1">
+      <w:start w:val="1"/>
+      <w:numFmt w:val="decimal"/>
+      <w:lvlText w:val="%7."/>
+      <w:lvlJc w:val="left"/>
+      <w:pPr>
+        <w:tabs>
+          <w:tab w:val="num" w:pos="5040"/>
+        </w:tabs>
+        <w:ind w:left="5040" w:hanging="360"/>
+      </w:pPr>
+    </w:lvl>
+    <w:lvl w:ilvl="7" w:tentative="1">
+      <w:start w:val="1"/>
+      <w:numFmt w:val="decimal"/>
+      <w:lvlText w:val="%8."/>
+      <w:lvlJc w:val="left"/>
+      <w:pPr>
+        <w:tabs>
+          <w:tab w:val="num" w:pos="5760"/>
+        </w:tabs>
+        <w:ind w:left="5760" w:hanging="360"/>
+      </w:pPr>
+    </w:lvl>
+    <w:lvl w:ilvl="8" w:tentative="1">
+      <w:start w:val="1"/>
+      <w:numFmt w:val="decimal"/>
+      <w:lvlText w:val="%9."/>
+      <w:lvlJc w:val="left"/>
+      <w:pPr>
+        <w:tabs>
+          <w:tab w:val="num" w:pos="6480"/>
+        </w:tabs>
+        <w:ind w:left="6480" w:hanging="360"/>
+      </w:pPr>
+    </w:lvl>
+  </w:abstractNum>
+  <w:abstractNum w:abstractNumId="1" w15:restartNumberingAfterBreak="0">
+    <w:nsid w:val="169B65F2"/>
+    <w:multiLevelType w:val="multilevel"/>
+    <w:tmpl w:val="A7304520"/>
+    <w:lvl w:ilvl="0">
+      <w:start w:val="1"/>
+      <w:numFmt w:val="decimal"/>
+      <w:lvlText w:val="%1."/>
+      <w:lvlJc w:val="left"/>
+      <w:pPr>
+        <w:tabs>
+          <w:tab w:val="num" w:pos="720"/>
+        </w:tabs>
+        <w:ind w:left="720" w:hanging="360"/>
+      </w:pPr>
+    </w:lvl>
+    <w:lvl w:ilvl="1" w:tentative="1">
+      <w:start w:val="1"/>
+      <w:numFmt w:val="decimal"/>
+      <w:lvlText w:val="%2."/>
+      <w:lvlJc w:val="left"/>
+      <w:pPr>
+        <w:tabs>
+          <w:tab w:val="num" w:pos="1440"/>
+        </w:tabs>
+        <w:ind w:left="1440" w:hanging="360"/>
+      </w:pPr>
+    </w:lvl>
+    <w:lvl w:ilvl="2" w:tentative="1">
+      <w:start w:val="1"/>
+      <w:numFmt w:val="decimal"/>
+      <w:lvlText w:val="%3."/>
+      <w:lvlJc w:val="left"/>
+      <w:pPr>
+        <w:tabs>
+          <w:tab w:val="num" w:pos="2160"/>
+        </w:tabs>
+        <w:ind w:left="2160" w:hanging="360"/>
+      </w:pPr>
+    </w:lvl>
+    <w:lvl w:ilvl="3" w:tentative="1">
+      <w:start w:val="1"/>
+      <w:numFmt w:val="decimal"/>
+      <w:lvlText w:val="%4."/>
+      <w:lvlJc w:val="left"/>
+      <w:pPr>
+        <w:tabs>
+          <w:tab w:val="num" w:pos="2880"/>
+        </w:tabs>
+        <w:ind w:left="2880" w:hanging="360"/>
+      </w:pPr>
+    </w:lvl>
+    <w:lvl w:ilvl="4" w:tentative="1">
+      <w:start w:val="1"/>
+      <w:numFmt w:val="decimal"/>
+      <w:lvlText w:val="%5."/>
+      <w:lvlJc w:val="left"/>
+      <w:pPr>
+        <w:tabs>
+          <w:tab w:val="num" w:pos="3600"/>
+        </w:tabs>
+        <w:ind w:left="3600" w:hanging="360"/>
+      </w:pPr>
+    </w:lvl>
+    <w:lvl w:ilvl="5" w:tentative="1">
+      <w:start w:val="1"/>
+      <w:numFmt w:val="decimal"/>
+      <w:lvlText w:val="%6."/>
+      <w:lvlJc w:val="left"/>
+      <w:pPr>
+        <w:tabs>
+          <w:tab w:val="num" w:pos="4320"/>
+        </w:tabs>
+        <w:ind w:left="4320" w:hanging="360"/>
+      </w:pPr>
+    </w:lvl>
+    <w:lvl w:ilvl="6" w:tentative="1">
+      <w:start w:val="1"/>
+      <w:numFmt w:val="decimal"/>
+      <w:lvlText w:val="%7."/>
+      <w:lvlJc w:val="left"/>
+      <w:pPr>
+        <w:tabs>
+          <w:tab w:val="num" w:pos="5040"/>
+        </w:tabs>
+        <w:ind w:left="5040" w:hanging="360"/>
+      </w:pPr>
+    </w:lvl>
+    <w:lvl w:ilvl="7" w:tentative="1">
+      <w:start w:val="1"/>
+      <w:numFmt w:val="decimal"/>
+      <w:lvlText w:val="%8."/>
+      <w:lvlJc w:val="left"/>
+      <w:pPr>
+        <w:tabs>
+          <w:tab w:val="num" w:pos="5760"/>
+        </w:tabs>
+        <w:ind w:left="5760" w:hanging="360"/>
+      </w:pPr>
+    </w:lvl>
+    <w:lvl w:ilvl="8" w:tentative="1">
+      <w:start w:val="1"/>
+      <w:numFmt w:val="decimal"/>
+      <w:lvlText w:val="%9."/>
+      <w:lvlJc w:val="left"/>
+      <w:pPr>
+        <w:tabs>
+          <w:tab w:val="num" w:pos="6480"/>
+        </w:tabs>
+        <w:ind w:left="6480" w:hanging="360"/>
+      </w:pPr>
+    </w:lvl>
+  </w:abstractNum>
+  <w:abstractNum w:abstractNumId="2" w15:restartNumberingAfterBreak="0">
+    <w:nsid w:val="1BAD6AA4"/>
+    <w:multiLevelType w:val="multilevel"/>
+    <w:tmpl w:val="E8CEED68"/>
+    <w:lvl w:ilvl="0">
+      <w:start w:val="1"/>
+      <w:numFmt w:val="decimal"/>
+      <w:lvlText w:val="%1."/>
+      <w:lvlJc w:val="left"/>
+      <w:pPr>
+        <w:tabs>
+          <w:tab w:val="num" w:pos="720"/>
+        </w:tabs>
+        <w:ind w:left="720" w:hanging="360"/>
+      </w:pPr>
+    </w:lvl>
+    <w:lvl w:ilvl="1" w:tentative="1">
+      <w:start w:val="1"/>
+      <w:numFmt w:val="decimal"/>
+      <w:lvlText w:val="%2."/>
+      <w:lvlJc w:val="left"/>
+      <w:pPr>
+        <w:tabs>
+          <w:tab w:val="num" w:pos="1440"/>
+        </w:tabs>
+        <w:ind w:left="1440" w:hanging="360"/>
+      </w:pPr>
+    </w:lvl>
+    <w:lvl w:ilvl="2" w:tentative="1">
+      <w:start w:val="1"/>
+      <w:numFmt w:val="decimal"/>
+      <w:lvlText w:val="%3."/>
+      <w:lvlJc w:val="left"/>
+      <w:pPr>
+        <w:tabs>
+          <w:tab w:val="num" w:pos="2160"/>
+        </w:tabs>
+        <w:ind w:left="2160" w:hanging="360"/>
+      </w:pPr>
+    </w:lvl>
+    <w:lvl w:ilvl="3" w:tentative="1">
+      <w:start w:val="1"/>
+      <w:numFmt w:val="decimal"/>
+      <w:lvlText w:val="%4."/>
+      <w:lvlJc w:val="left"/>
+      <w:pPr>
+        <w:tabs>
+          <w:tab w:val="num" w:pos="2880"/>
+        </w:tabs>
+        <w:ind w:left="2880" w:hanging="360"/>
+      </w:pPr>
+    </w:lvl>
+    <w:lvl w:ilvl="4" w:tentative="1">
+      <w:start w:val="1"/>
+      <w:numFmt w:val="decimal"/>
+      <w:lvlText w:val="%5."/>
+      <w:lvlJc w:val="left"/>
+      <w:pPr>
+        <w:tabs>
+          <w:tab w:val="num" w:pos="3600"/>
+        </w:tabs>
+        <w:ind w:left="3600" w:hanging="360"/>
+      </w:pPr>
+    </w:lvl>
+    <w:lvl w:ilvl="5" w:tentative="1">
+      <w:start w:val="1"/>
+      <w:numFmt w:val="decimal"/>
+      <w:lvlText w:val="%6."/>
+      <w:lvlJc w:val="left"/>
+      <w:pPr>
+        <w:tabs>
+          <w:tab w:val="num" w:pos="4320"/>
+        </w:tabs>
+        <w:ind w:left="4320" w:hanging="360"/>
+      </w:pPr>
+    </w:lvl>
+    <w:lvl w:ilvl="6" w:tentative="1">
+      <w:start w:val="1"/>
+      <w:numFmt w:val="decimal"/>
+      <w:lvlText w:val="%7."/>
+      <w:lvlJc w:val="left"/>
+      <w:pPr>
+        <w:tabs>
+          <w:tab w:val="num" w:pos="5040"/>
+        </w:tabs>
+        <w:ind w:left="5040" w:hanging="360"/>
+      </w:pPr>
+    </w:lvl>
+    <w:lvl w:ilvl="7" w:tentative="1">
+      <w:start w:val="1"/>
+      <w:numFmt w:val="decimal"/>
+      <w:lvlText w:val="%8."/>
+      <w:lvlJc w:val="left"/>
+      <w:pPr>
+        <w:tabs>
+          <w:tab w:val="num" w:pos="5760"/>
+        </w:tabs>
+        <w:ind w:left="5760" w:hanging="360"/>
+      </w:pPr>
+    </w:lvl>
+    <w:lvl w:ilvl="8" w:tentative="1">
+      <w:start w:val="1"/>
+      <w:numFmt w:val="decimal"/>
+      <w:lvlText w:val="%9."/>
+      <w:lvlJc w:val="left"/>
+      <w:pPr>
+        <w:tabs>
+          <w:tab w:val="num" w:pos="6480"/>
+        </w:tabs>
+        <w:ind w:left="6480" w:hanging="360"/>
+      </w:pPr>
+    </w:lvl>
+  </w:abstractNum>
+  <w:abstractNum w:abstractNumId="3" w15:restartNumberingAfterBreak="0">
+    <w:nsid w:val="22AF45C0"/>
+    <w:multiLevelType w:val="multilevel"/>
+    <w:tmpl w:val="3C5049F4"/>
+    <w:lvl w:ilvl="0">
+      <w:start w:val="1"/>
+      <w:numFmt w:val="decimal"/>
+      <w:lvlText w:val="%1."/>
+      <w:lvlJc w:val="left"/>
+      <w:pPr>
+        <w:tabs>
+          <w:tab w:val="num" w:pos="720"/>
+        </w:tabs>
+        <w:ind w:left="720" w:hanging="360"/>
+      </w:pPr>
+    </w:lvl>
+    <w:lvl w:ilvl="1" w:tentative="1">
+      <w:start w:val="1"/>
+      <w:numFmt w:val="decimal"/>
+      <w:lvlText w:val="%2."/>
+      <w:lvlJc w:val="left"/>
+      <w:pPr>
+        <w:tabs>
+          <w:tab w:val="num" w:pos="1440"/>
+        </w:tabs>
+        <w:ind w:left="1440" w:hanging="360"/>
+      </w:pPr>
+    </w:lvl>
+    <w:lvl w:ilvl="2" w:tentative="1">
+      <w:start w:val="1"/>
+      <w:numFmt w:val="decimal"/>
+      <w:lvlText w:val="%3."/>
+      <w:lvlJc w:val="left"/>
+      <w:pPr>
+        <w:tabs>
+          <w:tab w:val="num" w:pos="2160"/>
+        </w:tabs>
+        <w:ind w:left="2160" w:hanging="360"/>
+      </w:pPr>
+    </w:lvl>
+    <w:lvl w:ilvl="3" w:tentative="1">
+      <w:start w:val="1"/>
+      <w:numFmt w:val="decimal"/>
+      <w:lvlText w:val="%4."/>
+      <w:lvlJc w:val="left"/>
+      <w:pPr>
+        <w:tabs>
+          <w:tab w:val="num" w:pos="2880"/>
+        </w:tabs>
+        <w:ind w:left="2880" w:hanging="360"/>
+      </w:pPr>
+    </w:lvl>
+    <w:lvl w:ilvl="4" w:tentative="1">
+      <w:start w:val="1"/>
+      <w:numFmt w:val="decimal"/>
+      <w:lvlText w:val="%5."/>
+      <w:lvlJc w:val="left"/>
+      <w:pPr>
+        <w:tabs>
+          <w:tab w:val="num" w:pos="3600"/>
+        </w:tabs>
+        <w:ind w:left="3600" w:hanging="360"/>
+      </w:pPr>
+    </w:lvl>
+    <w:lvl w:ilvl="5" w:tentative="1">
+      <w:start w:val="1"/>
+      <w:numFmt w:val="decimal"/>
+      <w:lvlText w:val="%6."/>
+      <w:lvlJc w:val="left"/>
+      <w:pPr>
+        <w:tabs>
+          <w:tab w:val="num" w:pos="4320"/>
+        </w:tabs>
+        <w:ind w:left="4320" w:hanging="360"/>
+      </w:pPr>
+    </w:lvl>
+    <w:lvl w:ilvl="6" w:tentative="1">
+      <w:start w:val="1"/>
+      <w:numFmt w:val="decimal"/>
+      <w:lvlText w:val="%7."/>
+      <w:lvlJc w:val="left"/>
+      <w:pPr>
+        <w:tabs>
+          <w:tab w:val="num" w:pos="5040"/>
+        </w:tabs>
+        <w:ind w:left="5040" w:hanging="360"/>
+      </w:pPr>
+    </w:lvl>
+    <w:lvl w:ilvl="7" w:tentative="1">
+      <w:start w:val="1"/>
+      <w:numFmt w:val="decimal"/>
+      <w:lvlText w:val="%8."/>
+      <w:lvlJc w:val="left"/>
+      <w:pPr>
+        <w:tabs>
+          <w:tab w:val="num" w:pos="5760"/>
+        </w:tabs>
+        <w:ind w:left="5760" w:hanging="360"/>
+      </w:pPr>
+    </w:lvl>
+    <w:lvl w:ilvl="8" w:tentative="1">
+      <w:start w:val="1"/>
+      <w:numFmt w:val="decimal"/>
+      <w:lvlText w:val="%9."/>
+      <w:lvlJc w:val="left"/>
+      <w:pPr>
+        <w:tabs>
+          <w:tab w:val="num" w:pos="6480"/>
+        </w:tabs>
+        <w:ind w:left="6480" w:hanging="360"/>
+      </w:pPr>
+    </w:lvl>
+  </w:abstractNum>
+  <w:abstractNum w:abstractNumId="4" w15:restartNumberingAfterBreak="0">
+    <w:nsid w:val="268D1F36"/>
+    <w:multiLevelType w:val="multilevel"/>
+    <w:tmpl w:val="20B42224"/>
+    <w:lvl w:ilvl="0">
+      <w:start w:val="1"/>
+      <w:numFmt w:val="decimal"/>
+      <w:lvlText w:val="%1."/>
+      <w:lvlJc w:val="left"/>
+      <w:pPr>
+        <w:tabs>
+          <w:tab w:val="num" w:pos="720"/>
+        </w:tabs>
+        <w:ind w:left="720" w:hanging="360"/>
+      </w:pPr>
+    </w:lvl>
+    <w:lvl w:ilvl="1" w:tentative="1">
+      <w:start w:val="1"/>
+      <w:numFmt w:val="decimal"/>
+      <w:lvlText w:val="%2."/>
+      <w:lvlJc w:val="left"/>
+      <w:pPr>
+        <w:tabs>
+          <w:tab w:val="num" w:pos="1440"/>
+        </w:tabs>
+        <w:ind w:left="1440" w:hanging="360"/>
+      </w:pPr>
+    </w:lvl>
+    <w:lvl w:ilvl="2" w:tentative="1">
+      <w:start w:val="1"/>
+      <w:numFmt w:val="decimal"/>
+      <w:lvlText w:val="%3."/>
+      <w:lvlJc w:val="left"/>
+      <w:pPr>
+        <w:tabs>
+          <w:tab w:val="num" w:pos="2160"/>
+        </w:tabs>
+        <w:ind w:left="2160" w:hanging="360"/>
+      </w:pPr>
+    </w:lvl>
+    <w:lvl w:ilvl="3" w:tentative="1">
+      <w:start w:val="1"/>
+      <w:numFmt w:val="decimal"/>
+      <w:lvlText w:val="%4."/>
+      <w:lvlJc w:val="left"/>
+      <w:pPr>
+        <w:tabs>
+          <w:tab w:val="num" w:pos="2880"/>
+        </w:tabs>
+        <w:ind w:left="2880" w:hanging="360"/>
+      </w:pPr>
+    </w:lvl>
+    <w:lvl w:ilvl="4" w:tentative="1">
+      <w:start w:val="1"/>
+      <w:numFmt w:val="decimal"/>
+      <w:lvlText w:val="%5."/>
+      <w:lvlJc w:val="left"/>
+      <w:pPr>
+        <w:tabs>
+          <w:tab w:val="num" w:pos="3600"/>
+        </w:tabs>
+        <w:ind w:left="3600" w:hanging="360"/>
+      </w:pPr>
+    </w:lvl>
+    <w:lvl w:ilvl="5" w:tentative="1">
+      <w:start w:val="1"/>
+      <w:numFmt w:val="decimal"/>
+      <w:lvlText w:val="%6."/>
+      <w:lvlJc w:val="left"/>
+      <w:pPr>
+        <w:tabs>
+          <w:tab w:val="num" w:pos="4320"/>
+        </w:tabs>
+        <w:ind w:left="4320" w:hanging="360"/>
+      </w:pPr>
+    </w:lvl>
+    <w:lvl w:ilvl="6" w:tentative="1">
+      <w:start w:val="1"/>
+      <w:numFmt w:val="decimal"/>
+      <w:lvlText w:val="%7."/>
+      <w:lvlJc w:val="left"/>
+      <w:pPr>
+        <w:tabs>
+          <w:tab w:val="num" w:pos="5040"/>
+        </w:tabs>
+        <w:ind w:left="5040" w:hanging="360"/>
+      </w:pPr>
+    </w:lvl>
+    <w:lvl w:ilvl="7" w:tentative="1">
+      <w:start w:val="1"/>
+      <w:numFmt w:val="decimal"/>
+      <w:lvlText w:val="%8."/>
+      <w:lvlJc w:val="left"/>
+      <w:pPr>
+        <w:tabs>
+          <w:tab w:val="num" w:pos="5760"/>
+        </w:tabs>
+        <w:ind w:left="5760" w:hanging="360"/>
+      </w:pPr>
+    </w:lvl>
+    <w:lvl w:ilvl="8" w:tentative="1">
+      <w:start w:val="1"/>
+      <w:numFmt w:val="decimal"/>
+      <w:lvlText w:val="%9."/>
+      <w:lvlJc w:val="left"/>
+      <w:pPr>
+        <w:tabs>
+          <w:tab w:val="num" w:pos="6480"/>
+        </w:tabs>
+        <w:ind w:left="6480" w:hanging="360"/>
+      </w:pPr>
+    </w:lvl>
+  </w:abstractNum>
+  <w:abstractNum w:abstractNumId="5" w15:restartNumberingAfterBreak="0">
+    <w:nsid w:val="2BB758DB"/>
+    <w:multiLevelType w:val="multilevel"/>
+    <w:tmpl w:val="489E61BE"/>
     <w:lvl w:ilvl="0">
       <w:start w:val="1"/>
       <w:numFmt w:val="bullet"/>
@@ -9654,10 +10483,10 @@
       </w:rPr>
     </w:lvl>
   </w:abstractNum>
-  <w:abstractNum w:abstractNumId="1" w15:restartNumberingAfterBreak="0">
-    <w:nsid w:val="07CE2147"/>
+  <w:abstractNum w:abstractNumId="6" w15:restartNumberingAfterBreak="0">
+    <w:nsid w:val="37B7267C"/>
     <w:multiLevelType w:val="multilevel"/>
-    <w:tmpl w:val="D7881612"/>
+    <w:tmpl w:val="47668C24"/>
     <w:lvl w:ilvl="0">
       <w:start w:val="1"/>
       <w:numFmt w:val="decimal"/>
@@ -9767,10 +10596,236 @@
       </w:pPr>
     </w:lvl>
   </w:abstractNum>
-  <w:abstractNum w:abstractNumId="2" w15:restartNumberingAfterBreak="0">
-    <w:nsid w:val="0B961F08"/>
+  <w:abstractNum w:abstractNumId="7" w15:restartNumberingAfterBreak="0">
+    <w:nsid w:val="384730FD"/>
     <w:multiLevelType w:val="multilevel"/>
-    <w:tmpl w:val="796A61C4"/>
+    <w:tmpl w:val="234EDF6E"/>
+    <w:lvl w:ilvl="0">
+      <w:start w:val="1"/>
+      <w:numFmt w:val="decimal"/>
+      <w:lvlText w:val="%1."/>
+      <w:lvlJc w:val="left"/>
+      <w:pPr>
+        <w:tabs>
+          <w:tab w:val="num" w:pos="720"/>
+        </w:tabs>
+        <w:ind w:left="720" w:hanging="360"/>
+      </w:pPr>
+    </w:lvl>
+    <w:lvl w:ilvl="1" w:tentative="1">
+      <w:start w:val="1"/>
+      <w:numFmt w:val="decimal"/>
+      <w:lvlText w:val="%2."/>
+      <w:lvlJc w:val="left"/>
+      <w:pPr>
+        <w:tabs>
+          <w:tab w:val="num" w:pos="1440"/>
+        </w:tabs>
+        <w:ind w:left="1440" w:hanging="360"/>
+      </w:pPr>
+    </w:lvl>
+    <w:lvl w:ilvl="2" w:tentative="1">
+      <w:start w:val="1"/>
+      <w:numFmt w:val="decimal"/>
+      <w:lvlText w:val="%3."/>
+      <w:lvlJc w:val="left"/>
+      <w:pPr>
+        <w:tabs>
+          <w:tab w:val="num" w:pos="2160"/>
+        </w:tabs>
+        <w:ind w:left="2160" w:hanging="360"/>
+      </w:pPr>
+    </w:lvl>
+    <w:lvl w:ilvl="3" w:tentative="1">
+      <w:start w:val="1"/>
+      <w:numFmt w:val="decimal"/>
+      <w:lvlText w:val="%4."/>
+      <w:lvlJc w:val="left"/>
+      <w:pPr>
+        <w:tabs>
+          <w:tab w:val="num" w:pos="2880"/>
+        </w:tabs>
+        <w:ind w:left="2880" w:hanging="360"/>
+      </w:pPr>
+    </w:lvl>
+    <w:lvl w:ilvl="4" w:tentative="1">
+      <w:start w:val="1"/>
+      <w:numFmt w:val="decimal"/>
+      <w:lvlText w:val="%5."/>
+      <w:lvlJc w:val="left"/>
+      <w:pPr>
+        <w:tabs>
+          <w:tab w:val="num" w:pos="3600"/>
+        </w:tabs>
+        <w:ind w:left="3600" w:hanging="360"/>
+      </w:pPr>
+    </w:lvl>
+    <w:lvl w:ilvl="5" w:tentative="1">
+      <w:start w:val="1"/>
+      <w:numFmt w:val="decimal"/>
+      <w:lvlText w:val="%6."/>
+      <w:lvlJc w:val="left"/>
+      <w:pPr>
+        <w:tabs>
+          <w:tab w:val="num" w:pos="4320"/>
+        </w:tabs>
+        <w:ind w:left="4320" w:hanging="360"/>
+      </w:pPr>
+    </w:lvl>
+    <w:lvl w:ilvl="6" w:tentative="1">
+      <w:start w:val="1"/>
+      <w:numFmt w:val="decimal"/>
+      <w:lvlText w:val="%7."/>
+      <w:lvlJc w:val="left"/>
+      <w:pPr>
+        <w:tabs>
+          <w:tab w:val="num" w:pos="5040"/>
+        </w:tabs>
+        <w:ind w:left="5040" w:hanging="360"/>
+      </w:pPr>
+    </w:lvl>
+    <w:lvl w:ilvl="7" w:tentative="1">
+      <w:start w:val="1"/>
+      <w:numFmt w:val="decimal"/>
+      <w:lvlText w:val="%8."/>
+      <w:lvlJc w:val="left"/>
+      <w:pPr>
+        <w:tabs>
+          <w:tab w:val="num" w:pos="5760"/>
+        </w:tabs>
+        <w:ind w:left="5760" w:hanging="360"/>
+      </w:pPr>
+    </w:lvl>
+    <w:lvl w:ilvl="8" w:tentative="1">
+      <w:start w:val="1"/>
+      <w:numFmt w:val="decimal"/>
+      <w:lvlText w:val="%9."/>
+      <w:lvlJc w:val="left"/>
+      <w:pPr>
+        <w:tabs>
+          <w:tab w:val="num" w:pos="6480"/>
+        </w:tabs>
+        <w:ind w:left="6480" w:hanging="360"/>
+      </w:pPr>
+    </w:lvl>
+  </w:abstractNum>
+  <w:abstractNum w:abstractNumId="8" w15:restartNumberingAfterBreak="0">
+    <w:nsid w:val="3B5038A1"/>
+    <w:multiLevelType w:val="multilevel"/>
+    <w:tmpl w:val="5A32C5DE"/>
+    <w:lvl w:ilvl="0">
+      <w:start w:val="1"/>
+      <w:numFmt w:val="decimal"/>
+      <w:lvlText w:val="%1."/>
+      <w:lvlJc w:val="left"/>
+      <w:pPr>
+        <w:tabs>
+          <w:tab w:val="num" w:pos="720"/>
+        </w:tabs>
+        <w:ind w:left="720" w:hanging="360"/>
+      </w:pPr>
+    </w:lvl>
+    <w:lvl w:ilvl="1" w:tentative="1">
+      <w:start w:val="1"/>
+      <w:numFmt w:val="decimal"/>
+      <w:lvlText w:val="%2."/>
+      <w:lvlJc w:val="left"/>
+      <w:pPr>
+        <w:tabs>
+          <w:tab w:val="num" w:pos="1440"/>
+        </w:tabs>
+        <w:ind w:left="1440" w:hanging="360"/>
+      </w:pPr>
+    </w:lvl>
+    <w:lvl w:ilvl="2" w:tentative="1">
+      <w:start w:val="1"/>
+      <w:numFmt w:val="decimal"/>
+      <w:lvlText w:val="%3."/>
+      <w:lvlJc w:val="left"/>
+      <w:pPr>
+        <w:tabs>
+          <w:tab w:val="num" w:pos="2160"/>
+        </w:tabs>
+        <w:ind w:left="2160" w:hanging="360"/>
+      </w:pPr>
+    </w:lvl>
+    <w:lvl w:ilvl="3" w:tentative="1">
+      <w:start w:val="1"/>
+      <w:numFmt w:val="decimal"/>
+      <w:lvlText w:val="%4."/>
+      <w:lvlJc w:val="left"/>
+      <w:pPr>
+        <w:tabs>
+          <w:tab w:val="num" w:pos="2880"/>
+        </w:tabs>
+        <w:ind w:left="2880" w:hanging="360"/>
+      </w:pPr>
+    </w:lvl>
+    <w:lvl w:ilvl="4" w:tentative="1">
+      <w:start w:val="1"/>
+      <w:numFmt w:val="decimal"/>
+      <w:lvlText w:val="%5."/>
+      <w:lvlJc w:val="left"/>
+      <w:pPr>
+        <w:tabs>
+          <w:tab w:val="num" w:pos="3600"/>
+        </w:tabs>
+        <w:ind w:left="3600" w:hanging="360"/>
+      </w:pPr>
+    </w:lvl>
+    <w:lvl w:ilvl="5" w:tentative="1">
+      <w:start w:val="1"/>
+      <w:numFmt w:val="decimal"/>
+      <w:lvlText w:val="%6."/>
+      <w:lvlJc w:val="left"/>
+      <w:pPr>
+        <w:tabs>
+          <w:tab w:val="num" w:pos="4320"/>
+        </w:tabs>
+        <w:ind w:left="4320" w:hanging="360"/>
+      </w:pPr>
+    </w:lvl>
+    <w:lvl w:ilvl="6" w:tentative="1">
+      <w:start w:val="1"/>
+      <w:numFmt w:val="decimal"/>
+      <w:lvlText w:val="%7."/>
+      <w:lvlJc w:val="left"/>
+      <w:pPr>
+        <w:tabs>
+          <w:tab w:val="num" w:pos="5040"/>
+        </w:tabs>
+        <w:ind w:left="5040" w:hanging="360"/>
+      </w:pPr>
+    </w:lvl>
+    <w:lvl w:ilvl="7" w:tentative="1">
+      <w:start w:val="1"/>
+      <w:numFmt w:val="decimal"/>
+      <w:lvlText w:val="%8."/>
+      <w:lvlJc w:val="left"/>
+      <w:pPr>
+        <w:tabs>
+          <w:tab w:val="num" w:pos="5760"/>
+        </w:tabs>
+        <w:ind w:left="5760" w:hanging="360"/>
+      </w:pPr>
+    </w:lvl>
+    <w:lvl w:ilvl="8" w:tentative="1">
+      <w:start w:val="1"/>
+      <w:numFmt w:val="decimal"/>
+      <w:lvlText w:val="%9."/>
+      <w:lvlJc w:val="left"/>
+      <w:pPr>
+        <w:tabs>
+          <w:tab w:val="num" w:pos="6480"/>
+        </w:tabs>
+        <w:ind w:left="6480" w:hanging="360"/>
+      </w:pPr>
+    </w:lvl>
+  </w:abstractNum>
+  <w:abstractNum w:abstractNumId="9" w15:restartNumberingAfterBreak="0">
+    <w:nsid w:val="45F348EA"/>
+    <w:multiLevelType w:val="multilevel"/>
+    <w:tmpl w:val="160050FE"/>
     <w:lvl w:ilvl="0">
       <w:start w:val="1"/>
       <w:numFmt w:val="bullet"/>
@@ -9916,10 +10971,10 @@
       </w:rPr>
     </w:lvl>
   </w:abstractNum>
-  <w:abstractNum w:abstractNumId="3" w15:restartNumberingAfterBreak="0">
-    <w:nsid w:val="16660017"/>
+  <w:abstractNum w:abstractNumId="10" w15:restartNumberingAfterBreak="0">
+    <w:nsid w:val="518D5225"/>
     <w:multiLevelType w:val="multilevel"/>
-    <w:tmpl w:val="47784DAE"/>
+    <w:tmpl w:val="3E2801D0"/>
     <w:lvl w:ilvl="0">
       <w:start w:val="1"/>
       <w:numFmt w:val="bullet"/>
@@ -10065,10 +11120,462 @@
       </w:rPr>
     </w:lvl>
   </w:abstractNum>
-  <w:abstractNum w:abstractNumId="4" w15:restartNumberingAfterBreak="0">
-    <w:nsid w:val="17641501"/>
+  <w:abstractNum w:abstractNumId="11" w15:restartNumberingAfterBreak="0">
+    <w:nsid w:val="564670F9"/>
     <w:multiLevelType w:val="multilevel"/>
-    <w:tmpl w:val="EEA85B80"/>
+    <w:tmpl w:val="AED6F7FA"/>
+    <w:lvl w:ilvl="0">
+      <w:start w:val="1"/>
+      <w:numFmt w:val="decimal"/>
+      <w:lvlText w:val="%1."/>
+      <w:lvlJc w:val="left"/>
+      <w:pPr>
+        <w:tabs>
+          <w:tab w:val="num" w:pos="720"/>
+        </w:tabs>
+        <w:ind w:left="720" w:hanging="360"/>
+      </w:pPr>
+    </w:lvl>
+    <w:lvl w:ilvl="1" w:tentative="1">
+      <w:start w:val="1"/>
+      <w:numFmt w:val="decimal"/>
+      <w:lvlText w:val="%2."/>
+      <w:lvlJc w:val="left"/>
+      <w:pPr>
+        <w:tabs>
+          <w:tab w:val="num" w:pos="1440"/>
+        </w:tabs>
+        <w:ind w:left="1440" w:hanging="360"/>
+      </w:pPr>
+    </w:lvl>
+    <w:lvl w:ilvl="2" w:tentative="1">
+      <w:start w:val="1"/>
+      <w:numFmt w:val="decimal"/>
+      <w:lvlText w:val="%3."/>
+      <w:lvlJc w:val="left"/>
+      <w:pPr>
+        <w:tabs>
+          <w:tab w:val="num" w:pos="2160"/>
+        </w:tabs>
+        <w:ind w:left="2160" w:hanging="360"/>
+      </w:pPr>
+    </w:lvl>
+    <w:lvl w:ilvl="3" w:tentative="1">
+      <w:start w:val="1"/>
+      <w:numFmt w:val="decimal"/>
+      <w:lvlText w:val="%4."/>
+      <w:lvlJc w:val="left"/>
+      <w:pPr>
+        <w:tabs>
+          <w:tab w:val="num" w:pos="2880"/>
+        </w:tabs>
+        <w:ind w:left="2880" w:hanging="360"/>
+      </w:pPr>
+    </w:lvl>
+    <w:lvl w:ilvl="4" w:tentative="1">
+      <w:start w:val="1"/>
+      <w:numFmt w:val="decimal"/>
+      <w:lvlText w:val="%5."/>
+      <w:lvlJc w:val="left"/>
+      <w:pPr>
+        <w:tabs>
+          <w:tab w:val="num" w:pos="3600"/>
+        </w:tabs>
+        <w:ind w:left="3600" w:hanging="360"/>
+      </w:pPr>
+    </w:lvl>
+    <w:lvl w:ilvl="5" w:tentative="1">
+      <w:start w:val="1"/>
+      <w:numFmt w:val="decimal"/>
+      <w:lvlText w:val="%6."/>
+      <w:lvlJc w:val="left"/>
+      <w:pPr>
+        <w:tabs>
+          <w:tab w:val="num" w:pos="4320"/>
+        </w:tabs>
+        <w:ind w:left="4320" w:hanging="360"/>
+      </w:pPr>
+    </w:lvl>
+    <w:lvl w:ilvl="6" w:tentative="1">
+      <w:start w:val="1"/>
+      <w:numFmt w:val="decimal"/>
+      <w:lvlText w:val="%7."/>
+      <w:lvlJc w:val="left"/>
+      <w:pPr>
+        <w:tabs>
+          <w:tab w:val="num" w:pos="5040"/>
+        </w:tabs>
+        <w:ind w:left="5040" w:hanging="360"/>
+      </w:pPr>
+    </w:lvl>
+    <w:lvl w:ilvl="7" w:tentative="1">
+      <w:start w:val="1"/>
+      <w:numFmt w:val="decimal"/>
+      <w:lvlText w:val="%8."/>
+      <w:lvlJc w:val="left"/>
+      <w:pPr>
+        <w:tabs>
+          <w:tab w:val="num" w:pos="5760"/>
+        </w:tabs>
+        <w:ind w:left="5760" w:hanging="360"/>
+      </w:pPr>
+    </w:lvl>
+    <w:lvl w:ilvl="8" w:tentative="1">
+      <w:start w:val="1"/>
+      <w:numFmt w:val="decimal"/>
+      <w:lvlText w:val="%9."/>
+      <w:lvlJc w:val="left"/>
+      <w:pPr>
+        <w:tabs>
+          <w:tab w:val="num" w:pos="6480"/>
+        </w:tabs>
+        <w:ind w:left="6480" w:hanging="360"/>
+      </w:pPr>
+    </w:lvl>
+  </w:abstractNum>
+  <w:abstractNum w:abstractNumId="12" w15:restartNumberingAfterBreak="0">
+    <w:nsid w:val="58EF0A00"/>
+    <w:multiLevelType w:val="multilevel"/>
+    <w:tmpl w:val="ADD69C54"/>
+    <w:lvl w:ilvl="0">
+      <w:start w:val="1"/>
+      <w:numFmt w:val="decimal"/>
+      <w:lvlText w:val="%1."/>
+      <w:lvlJc w:val="left"/>
+      <w:pPr>
+        <w:tabs>
+          <w:tab w:val="num" w:pos="720"/>
+        </w:tabs>
+        <w:ind w:left="720" w:hanging="360"/>
+      </w:pPr>
+    </w:lvl>
+    <w:lvl w:ilvl="1" w:tentative="1">
+      <w:start w:val="1"/>
+      <w:numFmt w:val="decimal"/>
+      <w:lvlText w:val="%2."/>
+      <w:lvlJc w:val="left"/>
+      <w:pPr>
+        <w:tabs>
+          <w:tab w:val="num" w:pos="1440"/>
+        </w:tabs>
+        <w:ind w:left="1440" w:hanging="360"/>
+      </w:pPr>
+    </w:lvl>
+    <w:lvl w:ilvl="2" w:tentative="1">
+      <w:start w:val="1"/>
+      <w:numFmt w:val="decimal"/>
+      <w:lvlText w:val="%3."/>
+      <w:lvlJc w:val="left"/>
+      <w:pPr>
+        <w:tabs>
+          <w:tab w:val="num" w:pos="2160"/>
+        </w:tabs>
+        <w:ind w:left="2160" w:hanging="360"/>
+      </w:pPr>
+    </w:lvl>
+    <w:lvl w:ilvl="3" w:tentative="1">
+      <w:start w:val="1"/>
+      <w:numFmt w:val="decimal"/>
+      <w:lvlText w:val="%4."/>
+      <w:lvlJc w:val="left"/>
+      <w:pPr>
+        <w:tabs>
+          <w:tab w:val="num" w:pos="2880"/>
+        </w:tabs>
+        <w:ind w:left="2880" w:hanging="360"/>
+      </w:pPr>
+    </w:lvl>
+    <w:lvl w:ilvl="4" w:tentative="1">
+      <w:start w:val="1"/>
+      <w:numFmt w:val="decimal"/>
+      <w:lvlText w:val="%5."/>
+      <w:lvlJc w:val="left"/>
+      <w:pPr>
+        <w:tabs>
+          <w:tab w:val="num" w:pos="3600"/>
+        </w:tabs>
+        <w:ind w:left="3600" w:hanging="360"/>
+      </w:pPr>
+    </w:lvl>
+    <w:lvl w:ilvl="5" w:tentative="1">
+      <w:start w:val="1"/>
+      <w:numFmt w:val="decimal"/>
+      <w:lvlText w:val="%6."/>
+      <w:lvlJc w:val="left"/>
+      <w:pPr>
+        <w:tabs>
+          <w:tab w:val="num" w:pos="4320"/>
+        </w:tabs>
+        <w:ind w:left="4320" w:hanging="360"/>
+      </w:pPr>
+    </w:lvl>
+    <w:lvl w:ilvl="6" w:tentative="1">
+      <w:start w:val="1"/>
+      <w:numFmt w:val="decimal"/>
+      <w:lvlText w:val="%7."/>
+      <w:lvlJc w:val="left"/>
+      <w:pPr>
+        <w:tabs>
+          <w:tab w:val="num" w:pos="5040"/>
+        </w:tabs>
+        <w:ind w:left="5040" w:hanging="360"/>
+      </w:pPr>
+    </w:lvl>
+    <w:lvl w:ilvl="7" w:tentative="1">
+      <w:start w:val="1"/>
+      <w:numFmt w:val="decimal"/>
+      <w:lvlText w:val="%8."/>
+      <w:lvlJc w:val="left"/>
+      <w:pPr>
+        <w:tabs>
+          <w:tab w:val="num" w:pos="5760"/>
+        </w:tabs>
+        <w:ind w:left="5760" w:hanging="360"/>
+      </w:pPr>
+    </w:lvl>
+    <w:lvl w:ilvl="8" w:tentative="1">
+      <w:start w:val="1"/>
+      <w:numFmt w:val="decimal"/>
+      <w:lvlText w:val="%9."/>
+      <w:lvlJc w:val="left"/>
+      <w:pPr>
+        <w:tabs>
+          <w:tab w:val="num" w:pos="6480"/>
+        </w:tabs>
+        <w:ind w:left="6480" w:hanging="360"/>
+      </w:pPr>
+    </w:lvl>
+  </w:abstractNum>
+  <w:abstractNum w:abstractNumId="13" w15:restartNumberingAfterBreak="0">
+    <w:nsid w:val="5A5534F0"/>
+    <w:multiLevelType w:val="multilevel"/>
+    <w:tmpl w:val="512A2900"/>
+    <w:lvl w:ilvl="0">
+      <w:start w:val="1"/>
+      <w:numFmt w:val="decimal"/>
+      <w:lvlText w:val="%1."/>
+      <w:lvlJc w:val="left"/>
+      <w:pPr>
+        <w:tabs>
+          <w:tab w:val="num" w:pos="720"/>
+        </w:tabs>
+        <w:ind w:left="720" w:hanging="360"/>
+      </w:pPr>
+    </w:lvl>
+    <w:lvl w:ilvl="1" w:tentative="1">
+      <w:start w:val="1"/>
+      <w:numFmt w:val="decimal"/>
+      <w:lvlText w:val="%2."/>
+      <w:lvlJc w:val="left"/>
+      <w:pPr>
+        <w:tabs>
+          <w:tab w:val="num" w:pos="1440"/>
+        </w:tabs>
+        <w:ind w:left="1440" w:hanging="360"/>
+      </w:pPr>
+    </w:lvl>
+    <w:lvl w:ilvl="2" w:tentative="1">
+      <w:start w:val="1"/>
+      <w:numFmt w:val="decimal"/>
+      <w:lvlText w:val="%3."/>
+      <w:lvlJc w:val="left"/>
+      <w:pPr>
+        <w:tabs>
+          <w:tab w:val="num" w:pos="2160"/>
+        </w:tabs>
+        <w:ind w:left="2160" w:hanging="360"/>
+      </w:pPr>
+    </w:lvl>
+    <w:lvl w:ilvl="3" w:tentative="1">
+      <w:start w:val="1"/>
+      <w:numFmt w:val="decimal"/>
+      <w:lvlText w:val="%4."/>
+      <w:lvlJc w:val="left"/>
+      <w:pPr>
+        <w:tabs>
+          <w:tab w:val="num" w:pos="2880"/>
+        </w:tabs>
+        <w:ind w:left="2880" w:hanging="360"/>
+      </w:pPr>
+    </w:lvl>
+    <w:lvl w:ilvl="4" w:tentative="1">
+      <w:start w:val="1"/>
+      <w:numFmt w:val="decimal"/>
+      <w:lvlText w:val="%5."/>
+      <w:lvlJc w:val="left"/>
+      <w:pPr>
+        <w:tabs>
+          <w:tab w:val="num" w:pos="3600"/>
+        </w:tabs>
+        <w:ind w:left="3600" w:hanging="360"/>
+      </w:pPr>
+    </w:lvl>
+    <w:lvl w:ilvl="5" w:tentative="1">
+      <w:start w:val="1"/>
+      <w:numFmt w:val="decimal"/>
+      <w:lvlText w:val="%6."/>
+      <w:lvlJc w:val="left"/>
+      <w:pPr>
+        <w:tabs>
+          <w:tab w:val="num" w:pos="4320"/>
+        </w:tabs>
+        <w:ind w:left="4320" w:hanging="360"/>
+      </w:pPr>
+    </w:lvl>
+    <w:lvl w:ilvl="6" w:tentative="1">
+      <w:start w:val="1"/>
+      <w:numFmt w:val="decimal"/>
+      <w:lvlText w:val="%7."/>
+      <w:lvlJc w:val="left"/>
+      <w:pPr>
+        <w:tabs>
+          <w:tab w:val="num" w:pos="5040"/>
+        </w:tabs>
+        <w:ind w:left="5040" w:hanging="360"/>
+      </w:pPr>
+    </w:lvl>
+    <w:lvl w:ilvl="7" w:tentative="1">
+      <w:start w:val="1"/>
+      <w:numFmt w:val="decimal"/>
+      <w:lvlText w:val="%8."/>
+      <w:lvlJc w:val="left"/>
+      <w:pPr>
+        <w:tabs>
+          <w:tab w:val="num" w:pos="5760"/>
+        </w:tabs>
+        <w:ind w:left="5760" w:hanging="360"/>
+      </w:pPr>
+    </w:lvl>
+    <w:lvl w:ilvl="8" w:tentative="1">
+      <w:start w:val="1"/>
+      <w:numFmt w:val="decimal"/>
+      <w:lvlText w:val="%9."/>
+      <w:lvlJc w:val="left"/>
+      <w:pPr>
+        <w:tabs>
+          <w:tab w:val="num" w:pos="6480"/>
+        </w:tabs>
+        <w:ind w:left="6480" w:hanging="360"/>
+      </w:pPr>
+    </w:lvl>
+  </w:abstractNum>
+  <w:abstractNum w:abstractNumId="14" w15:restartNumberingAfterBreak="0">
+    <w:nsid w:val="5A972761"/>
+    <w:multiLevelType w:val="multilevel"/>
+    <w:tmpl w:val="FC46B748"/>
+    <w:lvl w:ilvl="0">
+      <w:start w:val="1"/>
+      <w:numFmt w:val="decimal"/>
+      <w:lvlText w:val="%1."/>
+      <w:lvlJc w:val="left"/>
+      <w:pPr>
+        <w:tabs>
+          <w:tab w:val="num" w:pos="720"/>
+        </w:tabs>
+        <w:ind w:left="720" w:hanging="360"/>
+      </w:pPr>
+    </w:lvl>
+    <w:lvl w:ilvl="1" w:tentative="1">
+      <w:start w:val="1"/>
+      <w:numFmt w:val="decimal"/>
+      <w:lvlText w:val="%2."/>
+      <w:lvlJc w:val="left"/>
+      <w:pPr>
+        <w:tabs>
+          <w:tab w:val="num" w:pos="1440"/>
+        </w:tabs>
+        <w:ind w:left="1440" w:hanging="360"/>
+      </w:pPr>
+    </w:lvl>
+    <w:lvl w:ilvl="2" w:tentative="1">
+      <w:start w:val="1"/>
+      <w:numFmt w:val="decimal"/>
+      <w:lvlText w:val="%3."/>
+      <w:lvlJc w:val="left"/>
+      <w:pPr>
+        <w:tabs>
+          <w:tab w:val="num" w:pos="2160"/>
+        </w:tabs>
+        <w:ind w:left="2160" w:hanging="360"/>
+      </w:pPr>
+    </w:lvl>
+    <w:lvl w:ilvl="3" w:tentative="1">
+      <w:start w:val="1"/>
+      <w:numFmt w:val="decimal"/>
+      <w:lvlText w:val="%4."/>
+      <w:lvlJc w:val="left"/>
+      <w:pPr>
+        <w:tabs>
+          <w:tab w:val="num" w:pos="2880"/>
+        </w:tabs>
+        <w:ind w:left="2880" w:hanging="360"/>
+      </w:pPr>
+    </w:lvl>
+    <w:lvl w:ilvl="4" w:tentative="1">
+      <w:start w:val="1"/>
+      <w:numFmt w:val="decimal"/>
+      <w:lvlText w:val="%5."/>
+      <w:lvlJc w:val="left"/>
+      <w:pPr>
+        <w:tabs>
+          <w:tab w:val="num" w:pos="3600"/>
+        </w:tabs>
+        <w:ind w:left="3600" w:hanging="360"/>
+      </w:pPr>
+    </w:lvl>
+    <w:lvl w:ilvl="5" w:tentative="1">
+      <w:start w:val="1"/>
+      <w:numFmt w:val="decimal"/>
+      <w:lvlText w:val="%6."/>
+      <w:lvlJc w:val="left"/>
+      <w:pPr>
+        <w:tabs>
+          <w:tab w:val="num" w:pos="4320"/>
+        </w:tabs>
+        <w:ind w:left="4320" w:hanging="360"/>
+      </w:pPr>
+    </w:lvl>
+    <w:lvl w:ilvl="6" w:tentative="1">
+      <w:start w:val="1"/>
+      <w:numFmt w:val="decimal"/>
+      <w:lvlText w:val="%7."/>
+      <w:lvlJc w:val="left"/>
+      <w:pPr>
+        <w:tabs>
+          <w:tab w:val="num" w:pos="5040"/>
+        </w:tabs>
+        <w:ind w:left="5040" w:hanging="360"/>
+      </w:pPr>
+    </w:lvl>
+    <w:lvl w:ilvl="7" w:tentative="1">
+      <w:start w:val="1"/>
+      <w:numFmt w:val="decimal"/>
+      <w:lvlText w:val="%8."/>
+      <w:lvlJc w:val="left"/>
+      <w:pPr>
+        <w:tabs>
+          <w:tab w:val="num" w:pos="5760"/>
+        </w:tabs>
+        <w:ind w:left="5760" w:hanging="360"/>
+      </w:pPr>
+    </w:lvl>
+    <w:lvl w:ilvl="8" w:tentative="1">
+      <w:start w:val="1"/>
+      <w:numFmt w:val="decimal"/>
+      <w:lvlText w:val="%9."/>
+      <w:lvlJc w:val="left"/>
+      <w:pPr>
+        <w:tabs>
+          <w:tab w:val="num" w:pos="6480"/>
+        </w:tabs>
+        <w:ind w:left="6480" w:hanging="360"/>
+      </w:pPr>
+    </w:lvl>
+  </w:abstractNum>
+  <w:abstractNum w:abstractNumId="15" w15:restartNumberingAfterBreak="0">
+    <w:nsid w:val="5D110C23"/>
+    <w:multiLevelType w:val="multilevel"/>
+    <w:tmpl w:val="AB765F1E"/>
     <w:lvl w:ilvl="0">
       <w:start w:val="1"/>
       <w:numFmt w:val="bullet"/>
@@ -10214,10 +11721,10 @@
       </w:rPr>
     </w:lvl>
   </w:abstractNum>
-  <w:abstractNum w:abstractNumId="5" w15:restartNumberingAfterBreak="0">
-    <w:nsid w:val="1B210A49"/>
+  <w:abstractNum w:abstractNumId="16" w15:restartNumberingAfterBreak="0">
+    <w:nsid w:val="5E274EED"/>
     <w:multiLevelType w:val="multilevel"/>
-    <w:tmpl w:val="6B7CFB96"/>
+    <w:tmpl w:val="5330E230"/>
     <w:lvl w:ilvl="0">
       <w:start w:val="1"/>
       <w:numFmt w:val="decimal"/>
@@ -10327,10 +11834,10 @@
       </w:pPr>
     </w:lvl>
   </w:abstractNum>
-  <w:abstractNum w:abstractNumId="6" w15:restartNumberingAfterBreak="0">
-    <w:nsid w:val="1D213A8F"/>
+  <w:abstractNum w:abstractNumId="17" w15:restartNumberingAfterBreak="0">
+    <w:nsid w:val="625A5E6C"/>
     <w:multiLevelType w:val="multilevel"/>
-    <w:tmpl w:val="8D880EEC"/>
+    <w:tmpl w:val="46C2D1DC"/>
     <w:lvl w:ilvl="0">
       <w:start w:val="1"/>
       <w:numFmt w:val="decimal"/>
@@ -10440,10 +11947,10 @@
       </w:pPr>
     </w:lvl>
   </w:abstractNum>
-  <w:abstractNum w:abstractNumId="7" w15:restartNumberingAfterBreak="0">
-    <w:nsid w:val="22C93A72"/>
+  <w:abstractNum w:abstractNumId="18" w15:restartNumberingAfterBreak="0">
+    <w:nsid w:val="63980042"/>
     <w:multiLevelType w:val="multilevel"/>
-    <w:tmpl w:val="E28487A4"/>
+    <w:tmpl w:val="3D0EAAEC"/>
     <w:lvl w:ilvl="0">
       <w:start w:val="1"/>
       <w:numFmt w:val="decimal"/>
@@ -10553,10 +12060,10 @@
       </w:pPr>
     </w:lvl>
   </w:abstractNum>
-  <w:abstractNum w:abstractNumId="8" w15:restartNumberingAfterBreak="0">
-    <w:nsid w:val="2CCC49C5"/>
+  <w:abstractNum w:abstractNumId="19" w15:restartNumberingAfterBreak="0">
+    <w:nsid w:val="65634379"/>
     <w:multiLevelType w:val="multilevel"/>
-    <w:tmpl w:val="7AE66D7C"/>
+    <w:tmpl w:val="7DF8FB64"/>
     <w:lvl w:ilvl="0">
       <w:start w:val="1"/>
       <w:numFmt w:val="decimal"/>
@@ -10666,10 +12173,10 @@
       </w:pPr>
     </w:lvl>
   </w:abstractNum>
-  <w:abstractNum w:abstractNumId="9" w15:restartNumberingAfterBreak="0">
-    <w:nsid w:val="37592243"/>
+  <w:abstractNum w:abstractNumId="20" w15:restartNumberingAfterBreak="0">
+    <w:nsid w:val="68C63F50"/>
     <w:multiLevelType w:val="multilevel"/>
-    <w:tmpl w:val="3DD0D0F8"/>
+    <w:tmpl w:val="50CE483E"/>
     <w:lvl w:ilvl="0">
       <w:start w:val="1"/>
       <w:numFmt w:val="decimal"/>
@@ -10682,7 +12189,124 @@
         <w:ind w:left="720" w:hanging="360"/>
       </w:pPr>
     </w:lvl>
-    <w:lvl w:ilvl="1">
+    <w:lvl w:ilvl="1" w:tentative="1">
+      <w:start w:val="1"/>
+      <w:numFmt w:val="decimal"/>
+      <w:lvlText w:val="%2."/>
+      <w:lvlJc w:val="left"/>
+      <w:pPr>
+        <w:tabs>
+          <w:tab w:val="num" w:pos="1440"/>
+        </w:tabs>
+        <w:ind w:left="1440" w:hanging="360"/>
+      </w:pPr>
+    </w:lvl>
+    <w:lvl w:ilvl="2" w:tentative="1">
+      <w:start w:val="1"/>
+      <w:numFmt w:val="decimal"/>
+      <w:lvlText w:val="%3."/>
+      <w:lvlJc w:val="left"/>
+      <w:pPr>
+        <w:tabs>
+          <w:tab w:val="num" w:pos="2160"/>
+        </w:tabs>
+        <w:ind w:left="2160" w:hanging="360"/>
+      </w:pPr>
+    </w:lvl>
+    <w:lvl w:ilvl="3" w:tentative="1">
+      <w:start w:val="1"/>
+      <w:numFmt w:val="decimal"/>
+      <w:lvlText w:val="%4."/>
+      <w:lvlJc w:val="left"/>
+      <w:pPr>
+        <w:tabs>
+          <w:tab w:val="num" w:pos="2880"/>
+        </w:tabs>
+        <w:ind w:left="2880" w:hanging="360"/>
+      </w:pPr>
+    </w:lvl>
+    <w:lvl w:ilvl="4" w:tentative="1">
+      <w:start w:val="1"/>
+      <w:numFmt w:val="decimal"/>
+      <w:lvlText w:val="%5."/>
+      <w:lvlJc w:val="left"/>
+      <w:pPr>
+        <w:tabs>
+          <w:tab w:val="num" w:pos="3600"/>
+        </w:tabs>
+        <w:ind w:left="3600" w:hanging="360"/>
+      </w:pPr>
+    </w:lvl>
+    <w:lvl w:ilvl="5" w:tentative="1">
+      <w:start w:val="1"/>
+      <w:numFmt w:val="decimal"/>
+      <w:lvlText w:val="%6."/>
+      <w:lvlJc w:val="left"/>
+      <w:pPr>
+        <w:tabs>
+          <w:tab w:val="num" w:pos="4320"/>
+        </w:tabs>
+        <w:ind w:left="4320" w:hanging="360"/>
+      </w:pPr>
+    </w:lvl>
+    <w:lvl w:ilvl="6" w:tentative="1">
+      <w:start w:val="1"/>
+      <w:numFmt w:val="decimal"/>
+      <w:lvlText w:val="%7."/>
+      <w:lvlJc w:val="left"/>
+      <w:pPr>
+        <w:tabs>
+          <w:tab w:val="num" w:pos="5040"/>
+        </w:tabs>
+        <w:ind w:left="5040" w:hanging="360"/>
+      </w:pPr>
+    </w:lvl>
+    <w:lvl w:ilvl="7" w:tentative="1">
+      <w:start w:val="1"/>
+      <w:numFmt w:val="decimal"/>
+      <w:lvlText w:val="%8."/>
+      <w:lvlJc w:val="left"/>
+      <w:pPr>
+        <w:tabs>
+          <w:tab w:val="num" w:pos="5760"/>
+        </w:tabs>
+        <w:ind w:left="5760" w:hanging="360"/>
+      </w:pPr>
+    </w:lvl>
+    <w:lvl w:ilvl="8" w:tentative="1">
+      <w:start w:val="1"/>
+      <w:numFmt w:val="decimal"/>
+      <w:lvlText w:val="%9."/>
+      <w:lvlJc w:val="left"/>
+      <w:pPr>
+        <w:tabs>
+          <w:tab w:val="num" w:pos="6480"/>
+        </w:tabs>
+        <w:ind w:left="6480" w:hanging="360"/>
+      </w:pPr>
+    </w:lvl>
+  </w:abstractNum>
+  <w:abstractNum w:abstractNumId="21" w15:restartNumberingAfterBreak="0">
+    <w:nsid w:val="6CA25A5A"/>
+    <w:multiLevelType w:val="multilevel"/>
+    <w:tmpl w:val="EE9ECF4E"/>
+    <w:lvl w:ilvl="0">
+      <w:start w:val="1"/>
+      <w:numFmt w:val="bullet"/>
+      <w:lvlText w:val=""/>
+      <w:lvlJc w:val="left"/>
+      <w:pPr>
+        <w:tabs>
+          <w:tab w:val="num" w:pos="720"/>
+        </w:tabs>
+        <w:ind w:left="720" w:hanging="360"/>
+      </w:pPr>
+      <w:rPr>
+        <w:rFonts w:ascii="Symbol" w:hAnsi="Symbol" w:hint="default"/>
+        <w:sz w:val="20"/>
+      </w:rPr>
+    </w:lvl>
+    <w:lvl w:ilvl="1" w:tentative="1">
       <w:start w:val="1"/>
       <w:numFmt w:val="bullet"/>
       <w:lvlText w:val="o"/>
@@ -10700,8 +12324,8 @@
     </w:lvl>
     <w:lvl w:ilvl="2" w:tentative="1">
       <w:start w:val="1"/>
-      <w:numFmt w:val="decimal"/>
-      <w:lvlText w:val="%3."/>
+      <w:numFmt w:val="bullet"/>
+      <w:lvlText w:val=""/>
       <w:lvlJc w:val="left"/>
       <w:pPr>
         <w:tabs>
@@ -10709,11 +12333,15 @@
         </w:tabs>
         <w:ind w:left="2160" w:hanging="360"/>
       </w:pPr>
+      <w:rPr>
+        <w:rFonts w:ascii="Wingdings" w:hAnsi="Wingdings" w:hint="default"/>
+        <w:sz w:val="20"/>
+      </w:rPr>
     </w:lvl>
     <w:lvl w:ilvl="3" w:tentative="1">
       <w:start w:val="1"/>
-      <w:numFmt w:val="decimal"/>
-      <w:lvlText w:val="%4."/>
+      <w:numFmt w:val="bullet"/>
+      <w:lvlText w:val=""/>
       <w:lvlJc w:val="left"/>
       <w:pPr>
         <w:tabs>
@@ -10721,11 +12349,15 @@
         </w:tabs>
         <w:ind w:left="2880" w:hanging="360"/>
       </w:pPr>
+      <w:rPr>
+        <w:rFonts w:ascii="Wingdings" w:hAnsi="Wingdings" w:hint="default"/>
+        <w:sz w:val="20"/>
+      </w:rPr>
     </w:lvl>
     <w:lvl w:ilvl="4" w:tentative="1">
       <w:start w:val="1"/>
-      <w:numFmt w:val="decimal"/>
-      <w:lvlText w:val="%5."/>
+      <w:numFmt w:val="bullet"/>
+      <w:lvlText w:val=""/>
       <w:lvlJc w:val="left"/>
       <w:pPr>
         <w:tabs>
@@ -10733,11 +12365,15 @@
         </w:tabs>
         <w:ind w:left="3600" w:hanging="360"/>
       </w:pPr>
+      <w:rPr>
+        <w:rFonts w:ascii="Wingdings" w:hAnsi="Wingdings" w:hint="default"/>
+        <w:sz w:val="20"/>
+      </w:rPr>
     </w:lvl>
     <w:lvl w:ilvl="5" w:tentative="1">
       <w:start w:val="1"/>
-      <w:numFmt w:val="decimal"/>
-      <w:lvlText w:val="%6."/>
+      <w:numFmt w:val="bullet"/>
+      <w:lvlText w:val=""/>
       <w:lvlJc w:val="left"/>
       <w:pPr>
         <w:tabs>
@@ -10745,11 +12381,15 @@
         </w:tabs>
         <w:ind w:left="4320" w:hanging="360"/>
       </w:pPr>
+      <w:rPr>
+        <w:rFonts w:ascii="Wingdings" w:hAnsi="Wingdings" w:hint="default"/>
+        <w:sz w:val="20"/>
+      </w:rPr>
     </w:lvl>
     <w:lvl w:ilvl="6" w:tentative="1">
       <w:start w:val="1"/>
-      <w:numFmt w:val="decimal"/>
-      <w:lvlText w:val="%7."/>
+      <w:numFmt w:val="bullet"/>
+      <w:lvlText w:val=""/>
       <w:lvlJc w:val="left"/>
       <w:pPr>
         <w:tabs>
@@ -10757,11 +12397,15 @@
         </w:tabs>
         <w:ind w:left="5040" w:hanging="360"/>
       </w:pPr>
+      <w:rPr>
+        <w:rFonts w:ascii="Wingdings" w:hAnsi="Wingdings" w:hint="default"/>
+        <w:sz w:val="20"/>
+      </w:rPr>
     </w:lvl>
     <w:lvl w:ilvl="7" w:tentative="1">
       <w:start w:val="1"/>
-      <w:numFmt w:val="decimal"/>
-      <w:lvlText w:val="%8."/>
+      <w:numFmt w:val="bullet"/>
+      <w:lvlText w:val=""/>
       <w:lvlJc w:val="left"/>
       <w:pPr>
         <w:tabs>
@@ -10769,11 +12413,15 @@
         </w:tabs>
         <w:ind w:left="5760" w:hanging="360"/>
       </w:pPr>
+      <w:rPr>
+        <w:rFonts w:ascii="Wingdings" w:hAnsi="Wingdings" w:hint="default"/>
+        <w:sz w:val="20"/>
+      </w:rPr>
     </w:lvl>
     <w:lvl w:ilvl="8" w:tentative="1">
       <w:start w:val="1"/>
-      <w:numFmt w:val="decimal"/>
-      <w:lvlText w:val="%9."/>
+      <w:numFmt w:val="bullet"/>
+      <w:lvlText w:val=""/>
       <w:lvlJc w:val="left"/>
       <w:pPr>
         <w:tabs>
@@ -10781,803 +12429,16 @@
         </w:tabs>
         <w:ind w:left="6480" w:hanging="360"/>
       </w:pPr>
+      <w:rPr>
+        <w:rFonts w:ascii="Wingdings" w:hAnsi="Wingdings" w:hint="default"/>
+        <w:sz w:val="20"/>
+      </w:rPr>
     </w:lvl>
   </w:abstractNum>
-  <w:abstractNum w:abstractNumId="10" w15:restartNumberingAfterBreak="0">
-    <w:nsid w:val="3F2477B9"/>
+  <w:abstractNum w:abstractNumId="22" w15:restartNumberingAfterBreak="0">
+    <w:nsid w:val="6DE41A96"/>
     <w:multiLevelType w:val="multilevel"/>
-    <w:tmpl w:val="67CC9468"/>
-    <w:lvl w:ilvl="0">
-      <w:start w:val="1"/>
-      <w:numFmt w:val="decimal"/>
-      <w:lvlText w:val="%1."/>
-      <w:lvlJc w:val="left"/>
-      <w:pPr>
-        <w:tabs>
-          <w:tab w:val="num" w:pos="720"/>
-        </w:tabs>
-        <w:ind w:left="720" w:hanging="360"/>
-      </w:pPr>
-    </w:lvl>
-    <w:lvl w:ilvl="1" w:tentative="1">
-      <w:start w:val="1"/>
-      <w:numFmt w:val="decimal"/>
-      <w:lvlText w:val="%2."/>
-      <w:lvlJc w:val="left"/>
-      <w:pPr>
-        <w:tabs>
-          <w:tab w:val="num" w:pos="1440"/>
-        </w:tabs>
-        <w:ind w:left="1440" w:hanging="360"/>
-      </w:pPr>
-    </w:lvl>
-    <w:lvl w:ilvl="2" w:tentative="1">
-      <w:start w:val="1"/>
-      <w:numFmt w:val="decimal"/>
-      <w:lvlText w:val="%3."/>
-      <w:lvlJc w:val="left"/>
-      <w:pPr>
-        <w:tabs>
-          <w:tab w:val="num" w:pos="2160"/>
-        </w:tabs>
-        <w:ind w:left="2160" w:hanging="360"/>
-      </w:pPr>
-    </w:lvl>
-    <w:lvl w:ilvl="3" w:tentative="1">
-      <w:start w:val="1"/>
-      <w:numFmt w:val="decimal"/>
-      <w:lvlText w:val="%4."/>
-      <w:lvlJc w:val="left"/>
-      <w:pPr>
-        <w:tabs>
-          <w:tab w:val="num" w:pos="2880"/>
-        </w:tabs>
-        <w:ind w:left="2880" w:hanging="360"/>
-      </w:pPr>
-    </w:lvl>
-    <w:lvl w:ilvl="4" w:tentative="1">
-      <w:start w:val="1"/>
-      <w:numFmt w:val="decimal"/>
-      <w:lvlText w:val="%5."/>
-      <w:lvlJc w:val="left"/>
-      <w:pPr>
-        <w:tabs>
-          <w:tab w:val="num" w:pos="3600"/>
-        </w:tabs>
-        <w:ind w:left="3600" w:hanging="360"/>
-      </w:pPr>
-    </w:lvl>
-    <w:lvl w:ilvl="5" w:tentative="1">
-      <w:start w:val="1"/>
-      <w:numFmt w:val="decimal"/>
-      <w:lvlText w:val="%6."/>
-      <w:lvlJc w:val="left"/>
-      <w:pPr>
-        <w:tabs>
-          <w:tab w:val="num" w:pos="4320"/>
-        </w:tabs>
-        <w:ind w:left="4320" w:hanging="360"/>
-      </w:pPr>
-    </w:lvl>
-    <w:lvl w:ilvl="6" w:tentative="1">
-      <w:start w:val="1"/>
-      <w:numFmt w:val="decimal"/>
-      <w:lvlText w:val="%7."/>
-      <w:lvlJc w:val="left"/>
-      <w:pPr>
-        <w:tabs>
-          <w:tab w:val="num" w:pos="5040"/>
-        </w:tabs>
-        <w:ind w:left="5040" w:hanging="360"/>
-      </w:pPr>
-    </w:lvl>
-    <w:lvl w:ilvl="7" w:tentative="1">
-      <w:start w:val="1"/>
-      <w:numFmt w:val="decimal"/>
-      <w:lvlText w:val="%8."/>
-      <w:lvlJc w:val="left"/>
-      <w:pPr>
-        <w:tabs>
-          <w:tab w:val="num" w:pos="5760"/>
-        </w:tabs>
-        <w:ind w:left="5760" w:hanging="360"/>
-      </w:pPr>
-    </w:lvl>
-    <w:lvl w:ilvl="8" w:tentative="1">
-      <w:start w:val="1"/>
-      <w:numFmt w:val="decimal"/>
-      <w:lvlText w:val="%9."/>
-      <w:lvlJc w:val="left"/>
-      <w:pPr>
-        <w:tabs>
-          <w:tab w:val="num" w:pos="6480"/>
-        </w:tabs>
-        <w:ind w:left="6480" w:hanging="360"/>
-      </w:pPr>
-    </w:lvl>
-  </w:abstractNum>
-  <w:abstractNum w:abstractNumId="11" w15:restartNumberingAfterBreak="0">
-    <w:nsid w:val="409134BD"/>
-    <w:multiLevelType w:val="multilevel"/>
-    <w:tmpl w:val="0A363C56"/>
-    <w:lvl w:ilvl="0">
-      <w:start w:val="1"/>
-      <w:numFmt w:val="decimal"/>
-      <w:lvlText w:val="%1."/>
-      <w:lvlJc w:val="left"/>
-      <w:pPr>
-        <w:tabs>
-          <w:tab w:val="num" w:pos="720"/>
-        </w:tabs>
-        <w:ind w:left="720" w:hanging="360"/>
-      </w:pPr>
-    </w:lvl>
-    <w:lvl w:ilvl="1" w:tentative="1">
-      <w:start w:val="1"/>
-      <w:numFmt w:val="decimal"/>
-      <w:lvlText w:val="%2."/>
-      <w:lvlJc w:val="left"/>
-      <w:pPr>
-        <w:tabs>
-          <w:tab w:val="num" w:pos="1440"/>
-        </w:tabs>
-        <w:ind w:left="1440" w:hanging="360"/>
-      </w:pPr>
-    </w:lvl>
-    <w:lvl w:ilvl="2" w:tentative="1">
-      <w:start w:val="1"/>
-      <w:numFmt w:val="decimal"/>
-      <w:lvlText w:val="%3."/>
-      <w:lvlJc w:val="left"/>
-      <w:pPr>
-        <w:tabs>
-          <w:tab w:val="num" w:pos="2160"/>
-        </w:tabs>
-        <w:ind w:left="2160" w:hanging="360"/>
-      </w:pPr>
-    </w:lvl>
-    <w:lvl w:ilvl="3" w:tentative="1">
-      <w:start w:val="1"/>
-      <w:numFmt w:val="decimal"/>
-      <w:lvlText w:val="%4."/>
-      <w:lvlJc w:val="left"/>
-      <w:pPr>
-        <w:tabs>
-          <w:tab w:val="num" w:pos="2880"/>
-        </w:tabs>
-        <w:ind w:left="2880" w:hanging="360"/>
-      </w:pPr>
-    </w:lvl>
-    <w:lvl w:ilvl="4" w:tentative="1">
-      <w:start w:val="1"/>
-      <w:numFmt w:val="decimal"/>
-      <w:lvlText w:val="%5."/>
-      <w:lvlJc w:val="left"/>
-      <w:pPr>
-        <w:tabs>
-          <w:tab w:val="num" w:pos="3600"/>
-        </w:tabs>
-        <w:ind w:left="3600" w:hanging="360"/>
-      </w:pPr>
-    </w:lvl>
-    <w:lvl w:ilvl="5" w:tentative="1">
-      <w:start w:val="1"/>
-      <w:numFmt w:val="decimal"/>
-      <w:lvlText w:val="%6."/>
-      <w:lvlJc w:val="left"/>
-      <w:pPr>
-        <w:tabs>
-          <w:tab w:val="num" w:pos="4320"/>
-        </w:tabs>
-        <w:ind w:left="4320" w:hanging="360"/>
-      </w:pPr>
-    </w:lvl>
-    <w:lvl w:ilvl="6" w:tentative="1">
-      <w:start w:val="1"/>
-      <w:numFmt w:val="decimal"/>
-      <w:lvlText w:val="%7."/>
-      <w:lvlJc w:val="left"/>
-      <w:pPr>
-        <w:tabs>
-          <w:tab w:val="num" w:pos="5040"/>
-        </w:tabs>
-        <w:ind w:left="5040" w:hanging="360"/>
-      </w:pPr>
-    </w:lvl>
-    <w:lvl w:ilvl="7" w:tentative="1">
-      <w:start w:val="1"/>
-      <w:numFmt w:val="decimal"/>
-      <w:lvlText w:val="%8."/>
-      <w:lvlJc w:val="left"/>
-      <w:pPr>
-        <w:tabs>
-          <w:tab w:val="num" w:pos="5760"/>
-        </w:tabs>
-        <w:ind w:left="5760" w:hanging="360"/>
-      </w:pPr>
-    </w:lvl>
-    <w:lvl w:ilvl="8" w:tentative="1">
-      <w:start w:val="1"/>
-      <w:numFmt w:val="decimal"/>
-      <w:lvlText w:val="%9."/>
-      <w:lvlJc w:val="left"/>
-      <w:pPr>
-        <w:tabs>
-          <w:tab w:val="num" w:pos="6480"/>
-        </w:tabs>
-        <w:ind w:left="6480" w:hanging="360"/>
-      </w:pPr>
-    </w:lvl>
-  </w:abstractNum>
-  <w:abstractNum w:abstractNumId="12" w15:restartNumberingAfterBreak="0">
-    <w:nsid w:val="42A031B4"/>
-    <w:multiLevelType w:val="multilevel"/>
-    <w:tmpl w:val="24EE216A"/>
-    <w:lvl w:ilvl="0">
-      <w:start w:val="1"/>
-      <w:numFmt w:val="decimal"/>
-      <w:lvlText w:val="%1."/>
-      <w:lvlJc w:val="left"/>
-      <w:pPr>
-        <w:tabs>
-          <w:tab w:val="num" w:pos="720"/>
-        </w:tabs>
-        <w:ind w:left="720" w:hanging="360"/>
-      </w:pPr>
-    </w:lvl>
-    <w:lvl w:ilvl="1" w:tentative="1">
-      <w:start w:val="1"/>
-      <w:numFmt w:val="decimal"/>
-      <w:lvlText w:val="%2."/>
-      <w:lvlJc w:val="left"/>
-      <w:pPr>
-        <w:tabs>
-          <w:tab w:val="num" w:pos="1440"/>
-        </w:tabs>
-        <w:ind w:left="1440" w:hanging="360"/>
-      </w:pPr>
-    </w:lvl>
-    <w:lvl w:ilvl="2" w:tentative="1">
-      <w:start w:val="1"/>
-      <w:numFmt w:val="decimal"/>
-      <w:lvlText w:val="%3."/>
-      <w:lvlJc w:val="left"/>
-      <w:pPr>
-        <w:tabs>
-          <w:tab w:val="num" w:pos="2160"/>
-        </w:tabs>
-        <w:ind w:left="2160" w:hanging="360"/>
-      </w:pPr>
-    </w:lvl>
-    <w:lvl w:ilvl="3" w:tentative="1">
-      <w:start w:val="1"/>
-      <w:numFmt w:val="decimal"/>
-      <w:lvlText w:val="%4."/>
-      <w:lvlJc w:val="left"/>
-      <w:pPr>
-        <w:tabs>
-          <w:tab w:val="num" w:pos="2880"/>
-        </w:tabs>
-        <w:ind w:left="2880" w:hanging="360"/>
-      </w:pPr>
-    </w:lvl>
-    <w:lvl w:ilvl="4" w:tentative="1">
-      <w:start w:val="1"/>
-      <w:numFmt w:val="decimal"/>
-      <w:lvlText w:val="%5."/>
-      <w:lvlJc w:val="left"/>
-      <w:pPr>
-        <w:tabs>
-          <w:tab w:val="num" w:pos="3600"/>
-        </w:tabs>
-        <w:ind w:left="3600" w:hanging="360"/>
-      </w:pPr>
-    </w:lvl>
-    <w:lvl w:ilvl="5" w:tentative="1">
-      <w:start w:val="1"/>
-      <w:numFmt w:val="decimal"/>
-      <w:lvlText w:val="%6."/>
-      <w:lvlJc w:val="left"/>
-      <w:pPr>
-        <w:tabs>
-          <w:tab w:val="num" w:pos="4320"/>
-        </w:tabs>
-        <w:ind w:left="4320" w:hanging="360"/>
-      </w:pPr>
-    </w:lvl>
-    <w:lvl w:ilvl="6" w:tentative="1">
-      <w:start w:val="1"/>
-      <w:numFmt w:val="decimal"/>
-      <w:lvlText w:val="%7."/>
-      <w:lvlJc w:val="left"/>
-      <w:pPr>
-        <w:tabs>
-          <w:tab w:val="num" w:pos="5040"/>
-        </w:tabs>
-        <w:ind w:left="5040" w:hanging="360"/>
-      </w:pPr>
-    </w:lvl>
-    <w:lvl w:ilvl="7" w:tentative="1">
-      <w:start w:val="1"/>
-      <w:numFmt w:val="decimal"/>
-      <w:lvlText w:val="%8."/>
-      <w:lvlJc w:val="left"/>
-      <w:pPr>
-        <w:tabs>
-          <w:tab w:val="num" w:pos="5760"/>
-        </w:tabs>
-        <w:ind w:left="5760" w:hanging="360"/>
-      </w:pPr>
-    </w:lvl>
-    <w:lvl w:ilvl="8" w:tentative="1">
-      <w:start w:val="1"/>
-      <w:numFmt w:val="decimal"/>
-      <w:lvlText w:val="%9."/>
-      <w:lvlJc w:val="left"/>
-      <w:pPr>
-        <w:tabs>
-          <w:tab w:val="num" w:pos="6480"/>
-        </w:tabs>
-        <w:ind w:left="6480" w:hanging="360"/>
-      </w:pPr>
-    </w:lvl>
-  </w:abstractNum>
-  <w:abstractNum w:abstractNumId="13" w15:restartNumberingAfterBreak="0">
-    <w:nsid w:val="54440BA3"/>
-    <w:multiLevelType w:val="multilevel"/>
-    <w:tmpl w:val="30DA6138"/>
-    <w:lvl w:ilvl="0">
-      <w:start w:val="1"/>
-      <w:numFmt w:val="decimal"/>
-      <w:lvlText w:val="%1."/>
-      <w:lvlJc w:val="left"/>
-      <w:pPr>
-        <w:tabs>
-          <w:tab w:val="num" w:pos="720"/>
-        </w:tabs>
-        <w:ind w:left="720" w:hanging="360"/>
-      </w:pPr>
-    </w:lvl>
-    <w:lvl w:ilvl="1" w:tentative="1">
-      <w:start w:val="1"/>
-      <w:numFmt w:val="decimal"/>
-      <w:lvlText w:val="%2."/>
-      <w:lvlJc w:val="left"/>
-      <w:pPr>
-        <w:tabs>
-          <w:tab w:val="num" w:pos="1440"/>
-        </w:tabs>
-        <w:ind w:left="1440" w:hanging="360"/>
-      </w:pPr>
-    </w:lvl>
-    <w:lvl w:ilvl="2" w:tentative="1">
-      <w:start w:val="1"/>
-      <w:numFmt w:val="decimal"/>
-      <w:lvlText w:val="%3."/>
-      <w:lvlJc w:val="left"/>
-      <w:pPr>
-        <w:tabs>
-          <w:tab w:val="num" w:pos="2160"/>
-        </w:tabs>
-        <w:ind w:left="2160" w:hanging="360"/>
-      </w:pPr>
-    </w:lvl>
-    <w:lvl w:ilvl="3" w:tentative="1">
-      <w:start w:val="1"/>
-      <w:numFmt w:val="decimal"/>
-      <w:lvlText w:val="%4."/>
-      <w:lvlJc w:val="left"/>
-      <w:pPr>
-        <w:tabs>
-          <w:tab w:val="num" w:pos="2880"/>
-        </w:tabs>
-        <w:ind w:left="2880" w:hanging="360"/>
-      </w:pPr>
-    </w:lvl>
-    <w:lvl w:ilvl="4" w:tentative="1">
-      <w:start w:val="1"/>
-      <w:numFmt w:val="decimal"/>
-      <w:lvlText w:val="%5."/>
-      <w:lvlJc w:val="left"/>
-      <w:pPr>
-        <w:tabs>
-          <w:tab w:val="num" w:pos="3600"/>
-        </w:tabs>
-        <w:ind w:left="3600" w:hanging="360"/>
-      </w:pPr>
-    </w:lvl>
-    <w:lvl w:ilvl="5" w:tentative="1">
-      <w:start w:val="1"/>
-      <w:numFmt w:val="decimal"/>
-      <w:lvlText w:val="%6."/>
-      <w:lvlJc w:val="left"/>
-      <w:pPr>
-        <w:tabs>
-          <w:tab w:val="num" w:pos="4320"/>
-        </w:tabs>
-        <w:ind w:left="4320" w:hanging="360"/>
-      </w:pPr>
-    </w:lvl>
-    <w:lvl w:ilvl="6" w:tentative="1">
-      <w:start w:val="1"/>
-      <w:numFmt w:val="decimal"/>
-      <w:lvlText w:val="%7."/>
-      <w:lvlJc w:val="left"/>
-      <w:pPr>
-        <w:tabs>
-          <w:tab w:val="num" w:pos="5040"/>
-        </w:tabs>
-        <w:ind w:left="5040" w:hanging="360"/>
-      </w:pPr>
-    </w:lvl>
-    <w:lvl w:ilvl="7" w:tentative="1">
-      <w:start w:val="1"/>
-      <w:numFmt w:val="decimal"/>
-      <w:lvlText w:val="%8."/>
-      <w:lvlJc w:val="left"/>
-      <w:pPr>
-        <w:tabs>
-          <w:tab w:val="num" w:pos="5760"/>
-        </w:tabs>
-        <w:ind w:left="5760" w:hanging="360"/>
-      </w:pPr>
-    </w:lvl>
-    <w:lvl w:ilvl="8" w:tentative="1">
-      <w:start w:val="1"/>
-      <w:numFmt w:val="decimal"/>
-      <w:lvlText w:val="%9."/>
-      <w:lvlJc w:val="left"/>
-      <w:pPr>
-        <w:tabs>
-          <w:tab w:val="num" w:pos="6480"/>
-        </w:tabs>
-        <w:ind w:left="6480" w:hanging="360"/>
-      </w:pPr>
-    </w:lvl>
-  </w:abstractNum>
-  <w:abstractNum w:abstractNumId="14" w15:restartNumberingAfterBreak="0">
-    <w:nsid w:val="553F25CB"/>
-    <w:multiLevelType w:val="multilevel"/>
-    <w:tmpl w:val="16529B06"/>
-    <w:lvl w:ilvl="0">
-      <w:start w:val="1"/>
-      <w:numFmt w:val="decimal"/>
-      <w:lvlText w:val="%1."/>
-      <w:lvlJc w:val="left"/>
-      <w:pPr>
-        <w:tabs>
-          <w:tab w:val="num" w:pos="720"/>
-        </w:tabs>
-        <w:ind w:left="720" w:hanging="360"/>
-      </w:pPr>
-    </w:lvl>
-    <w:lvl w:ilvl="1" w:tentative="1">
-      <w:start w:val="1"/>
-      <w:numFmt w:val="decimal"/>
-      <w:lvlText w:val="%2."/>
-      <w:lvlJc w:val="left"/>
-      <w:pPr>
-        <w:tabs>
-          <w:tab w:val="num" w:pos="1440"/>
-        </w:tabs>
-        <w:ind w:left="1440" w:hanging="360"/>
-      </w:pPr>
-    </w:lvl>
-    <w:lvl w:ilvl="2" w:tentative="1">
-      <w:start w:val="1"/>
-      <w:numFmt w:val="decimal"/>
-      <w:lvlText w:val="%3."/>
-      <w:lvlJc w:val="left"/>
-      <w:pPr>
-        <w:tabs>
-          <w:tab w:val="num" w:pos="2160"/>
-        </w:tabs>
-        <w:ind w:left="2160" w:hanging="360"/>
-      </w:pPr>
-    </w:lvl>
-    <w:lvl w:ilvl="3" w:tentative="1">
-      <w:start w:val="1"/>
-      <w:numFmt w:val="decimal"/>
-      <w:lvlText w:val="%4."/>
-      <w:lvlJc w:val="left"/>
-      <w:pPr>
-        <w:tabs>
-          <w:tab w:val="num" w:pos="2880"/>
-        </w:tabs>
-        <w:ind w:left="2880" w:hanging="360"/>
-      </w:pPr>
-    </w:lvl>
-    <w:lvl w:ilvl="4" w:tentative="1">
-      <w:start w:val="1"/>
-      <w:numFmt w:val="decimal"/>
-      <w:lvlText w:val="%5."/>
-      <w:lvlJc w:val="left"/>
-      <w:pPr>
-        <w:tabs>
-          <w:tab w:val="num" w:pos="3600"/>
-        </w:tabs>
-        <w:ind w:left="3600" w:hanging="360"/>
-      </w:pPr>
-    </w:lvl>
-    <w:lvl w:ilvl="5" w:tentative="1">
-      <w:start w:val="1"/>
-      <w:numFmt w:val="decimal"/>
-      <w:lvlText w:val="%6."/>
-      <w:lvlJc w:val="left"/>
-      <w:pPr>
-        <w:tabs>
-          <w:tab w:val="num" w:pos="4320"/>
-        </w:tabs>
-        <w:ind w:left="4320" w:hanging="360"/>
-      </w:pPr>
-    </w:lvl>
-    <w:lvl w:ilvl="6" w:tentative="1">
-      <w:start w:val="1"/>
-      <w:numFmt w:val="decimal"/>
-      <w:lvlText w:val="%7."/>
-      <w:lvlJc w:val="left"/>
-      <w:pPr>
-        <w:tabs>
-          <w:tab w:val="num" w:pos="5040"/>
-        </w:tabs>
-        <w:ind w:left="5040" w:hanging="360"/>
-      </w:pPr>
-    </w:lvl>
-    <w:lvl w:ilvl="7" w:tentative="1">
-      <w:start w:val="1"/>
-      <w:numFmt w:val="decimal"/>
-      <w:lvlText w:val="%8."/>
-      <w:lvlJc w:val="left"/>
-      <w:pPr>
-        <w:tabs>
-          <w:tab w:val="num" w:pos="5760"/>
-        </w:tabs>
-        <w:ind w:left="5760" w:hanging="360"/>
-      </w:pPr>
-    </w:lvl>
-    <w:lvl w:ilvl="8" w:tentative="1">
-      <w:start w:val="1"/>
-      <w:numFmt w:val="decimal"/>
-      <w:lvlText w:val="%9."/>
-      <w:lvlJc w:val="left"/>
-      <w:pPr>
-        <w:tabs>
-          <w:tab w:val="num" w:pos="6480"/>
-        </w:tabs>
-        <w:ind w:left="6480" w:hanging="360"/>
-      </w:pPr>
-    </w:lvl>
-  </w:abstractNum>
-  <w:abstractNum w:abstractNumId="15" w15:restartNumberingAfterBreak="0">
-    <w:nsid w:val="58DD5CC8"/>
-    <w:multiLevelType w:val="multilevel"/>
-    <w:tmpl w:val="72B27318"/>
-    <w:lvl w:ilvl="0">
-      <w:start w:val="1"/>
-      <w:numFmt w:val="decimal"/>
-      <w:lvlText w:val="%1."/>
-      <w:lvlJc w:val="left"/>
-      <w:pPr>
-        <w:tabs>
-          <w:tab w:val="num" w:pos="720"/>
-        </w:tabs>
-        <w:ind w:left="720" w:hanging="360"/>
-      </w:pPr>
-    </w:lvl>
-    <w:lvl w:ilvl="1" w:tentative="1">
-      <w:start w:val="1"/>
-      <w:numFmt w:val="decimal"/>
-      <w:lvlText w:val="%2."/>
-      <w:lvlJc w:val="left"/>
-      <w:pPr>
-        <w:tabs>
-          <w:tab w:val="num" w:pos="1440"/>
-        </w:tabs>
-        <w:ind w:left="1440" w:hanging="360"/>
-      </w:pPr>
-    </w:lvl>
-    <w:lvl w:ilvl="2" w:tentative="1">
-      <w:start w:val="1"/>
-      <w:numFmt w:val="decimal"/>
-      <w:lvlText w:val="%3."/>
-      <w:lvlJc w:val="left"/>
-      <w:pPr>
-        <w:tabs>
-          <w:tab w:val="num" w:pos="2160"/>
-        </w:tabs>
-        <w:ind w:left="2160" w:hanging="360"/>
-      </w:pPr>
-    </w:lvl>
-    <w:lvl w:ilvl="3" w:tentative="1">
-      <w:start w:val="1"/>
-      <w:numFmt w:val="decimal"/>
-      <w:lvlText w:val="%4."/>
-      <w:lvlJc w:val="left"/>
-      <w:pPr>
-        <w:tabs>
-          <w:tab w:val="num" w:pos="2880"/>
-        </w:tabs>
-        <w:ind w:left="2880" w:hanging="360"/>
-      </w:pPr>
-    </w:lvl>
-    <w:lvl w:ilvl="4" w:tentative="1">
-      <w:start w:val="1"/>
-      <w:numFmt w:val="decimal"/>
-      <w:lvlText w:val="%5."/>
-      <w:lvlJc w:val="left"/>
-      <w:pPr>
-        <w:tabs>
-          <w:tab w:val="num" w:pos="3600"/>
-        </w:tabs>
-        <w:ind w:left="3600" w:hanging="360"/>
-      </w:pPr>
-    </w:lvl>
-    <w:lvl w:ilvl="5" w:tentative="1">
-      <w:start w:val="1"/>
-      <w:numFmt w:val="decimal"/>
-      <w:lvlText w:val="%6."/>
-      <w:lvlJc w:val="left"/>
-      <w:pPr>
-        <w:tabs>
-          <w:tab w:val="num" w:pos="4320"/>
-        </w:tabs>
-        <w:ind w:left="4320" w:hanging="360"/>
-      </w:pPr>
-    </w:lvl>
-    <w:lvl w:ilvl="6" w:tentative="1">
-      <w:start w:val="1"/>
-      <w:numFmt w:val="decimal"/>
-      <w:lvlText w:val="%7."/>
-      <w:lvlJc w:val="left"/>
-      <w:pPr>
-        <w:tabs>
-          <w:tab w:val="num" w:pos="5040"/>
-        </w:tabs>
-        <w:ind w:left="5040" w:hanging="360"/>
-      </w:pPr>
-    </w:lvl>
-    <w:lvl w:ilvl="7" w:tentative="1">
-      <w:start w:val="1"/>
-      <w:numFmt w:val="decimal"/>
-      <w:lvlText w:val="%8."/>
-      <w:lvlJc w:val="left"/>
-      <w:pPr>
-        <w:tabs>
-          <w:tab w:val="num" w:pos="5760"/>
-        </w:tabs>
-        <w:ind w:left="5760" w:hanging="360"/>
-      </w:pPr>
-    </w:lvl>
-    <w:lvl w:ilvl="8" w:tentative="1">
-      <w:start w:val="1"/>
-      <w:numFmt w:val="decimal"/>
-      <w:lvlText w:val="%9."/>
-      <w:lvlJc w:val="left"/>
-      <w:pPr>
-        <w:tabs>
-          <w:tab w:val="num" w:pos="6480"/>
-        </w:tabs>
-        <w:ind w:left="6480" w:hanging="360"/>
-      </w:pPr>
-    </w:lvl>
-  </w:abstractNum>
-  <w:abstractNum w:abstractNumId="16" w15:restartNumberingAfterBreak="0">
-    <w:nsid w:val="5EBE65A8"/>
-    <w:multiLevelType w:val="multilevel"/>
-    <w:tmpl w:val="430468DC"/>
-    <w:lvl w:ilvl="0">
-      <w:start w:val="1"/>
-      <w:numFmt w:val="decimal"/>
-      <w:lvlText w:val="%1."/>
-      <w:lvlJc w:val="left"/>
-      <w:pPr>
-        <w:tabs>
-          <w:tab w:val="num" w:pos="720"/>
-        </w:tabs>
-        <w:ind w:left="720" w:hanging="360"/>
-      </w:pPr>
-    </w:lvl>
-    <w:lvl w:ilvl="1" w:tentative="1">
-      <w:start w:val="1"/>
-      <w:numFmt w:val="decimal"/>
-      <w:lvlText w:val="%2."/>
-      <w:lvlJc w:val="left"/>
-      <w:pPr>
-        <w:tabs>
-          <w:tab w:val="num" w:pos="1440"/>
-        </w:tabs>
-        <w:ind w:left="1440" w:hanging="360"/>
-      </w:pPr>
-    </w:lvl>
-    <w:lvl w:ilvl="2" w:tentative="1">
-      <w:start w:val="1"/>
-      <w:numFmt w:val="decimal"/>
-      <w:lvlText w:val="%3."/>
-      <w:lvlJc w:val="left"/>
-      <w:pPr>
-        <w:tabs>
-          <w:tab w:val="num" w:pos="2160"/>
-        </w:tabs>
-        <w:ind w:left="2160" w:hanging="360"/>
-      </w:pPr>
-    </w:lvl>
-    <w:lvl w:ilvl="3" w:tentative="1">
-      <w:start w:val="1"/>
-      <w:numFmt w:val="decimal"/>
-      <w:lvlText w:val="%4."/>
-      <w:lvlJc w:val="left"/>
-      <w:pPr>
-        <w:tabs>
-          <w:tab w:val="num" w:pos="2880"/>
-        </w:tabs>
-        <w:ind w:left="2880" w:hanging="360"/>
-      </w:pPr>
-    </w:lvl>
-    <w:lvl w:ilvl="4" w:tentative="1">
-      <w:start w:val="1"/>
-      <w:numFmt w:val="decimal"/>
-      <w:lvlText w:val="%5."/>
-      <w:lvlJc w:val="left"/>
-      <w:pPr>
-        <w:tabs>
-          <w:tab w:val="num" w:pos="3600"/>
-        </w:tabs>
-        <w:ind w:left="3600" w:hanging="360"/>
-      </w:pPr>
-    </w:lvl>
-    <w:lvl w:ilvl="5" w:tentative="1">
-      <w:start w:val="1"/>
-      <w:numFmt w:val="decimal"/>
-      <w:lvlText w:val="%6."/>
-      <w:lvlJc w:val="left"/>
-      <w:pPr>
-        <w:tabs>
-          <w:tab w:val="num" w:pos="4320"/>
-        </w:tabs>
-        <w:ind w:left="4320" w:hanging="360"/>
-      </w:pPr>
-    </w:lvl>
-    <w:lvl w:ilvl="6" w:tentative="1">
-      <w:start w:val="1"/>
-      <w:numFmt w:val="decimal"/>
-      <w:lvlText w:val="%7."/>
-      <w:lvlJc w:val="left"/>
-      <w:pPr>
-        <w:tabs>
-          <w:tab w:val="num" w:pos="5040"/>
-        </w:tabs>
-        <w:ind w:left="5040" w:hanging="360"/>
-      </w:pPr>
-    </w:lvl>
-    <w:lvl w:ilvl="7" w:tentative="1">
-      <w:start w:val="1"/>
-      <w:numFmt w:val="decimal"/>
-      <w:lvlText w:val="%8."/>
-      <w:lvlJc w:val="left"/>
-      <w:pPr>
-        <w:tabs>
-          <w:tab w:val="num" w:pos="5760"/>
-        </w:tabs>
-        <w:ind w:left="5760" w:hanging="360"/>
-      </w:pPr>
-    </w:lvl>
-    <w:lvl w:ilvl="8" w:tentative="1">
-      <w:start w:val="1"/>
-      <w:numFmt w:val="decimal"/>
-      <w:lvlText w:val="%9."/>
-      <w:lvlJc w:val="left"/>
-      <w:pPr>
-        <w:tabs>
-          <w:tab w:val="num" w:pos="6480"/>
-        </w:tabs>
-        <w:ind w:left="6480" w:hanging="360"/>
-      </w:pPr>
-    </w:lvl>
-  </w:abstractNum>
-  <w:abstractNum w:abstractNumId="17" w15:restartNumberingAfterBreak="0">
-    <w:nsid w:val="61A538D0"/>
-    <w:multiLevelType w:val="multilevel"/>
-    <w:tmpl w:val="8A4270E6"/>
+    <w:tmpl w:val="596CE88C"/>
     <w:lvl w:ilvl="0">
       <w:start w:val="1"/>
       <w:numFmt w:val="bullet"/>
@@ -11723,10 +12584,10 @@
       </w:rPr>
     </w:lvl>
   </w:abstractNum>
-  <w:abstractNum w:abstractNumId="18" w15:restartNumberingAfterBreak="0">
-    <w:nsid w:val="61D57D5F"/>
+  <w:abstractNum w:abstractNumId="23" w15:restartNumberingAfterBreak="0">
+    <w:nsid w:val="6EF50B91"/>
     <w:multiLevelType w:val="multilevel"/>
-    <w:tmpl w:val="00840C24"/>
+    <w:tmpl w:val="BC9E9D38"/>
     <w:lvl w:ilvl="0">
       <w:start w:val="1"/>
       <w:numFmt w:val="bullet"/>
@@ -11872,10 +12733,10 @@
       </w:rPr>
     </w:lvl>
   </w:abstractNum>
-  <w:abstractNum w:abstractNumId="19" w15:restartNumberingAfterBreak="0">
-    <w:nsid w:val="6D6B642F"/>
+  <w:abstractNum w:abstractNumId="24" w15:restartNumberingAfterBreak="0">
+    <w:nsid w:val="7C4710D9"/>
     <w:multiLevelType w:val="multilevel"/>
-    <w:tmpl w:val="54A497C6"/>
+    <w:tmpl w:val="04629B1C"/>
     <w:lvl w:ilvl="0">
       <w:start w:val="1"/>
       <w:numFmt w:val="bullet"/>
@@ -12021,565 +12882,80 @@
       </w:rPr>
     </w:lvl>
   </w:abstractNum>
-  <w:abstractNum w:abstractNumId="20" w15:restartNumberingAfterBreak="0">
-    <w:nsid w:val="72700E8A"/>
-    <w:multiLevelType w:val="multilevel"/>
-    <w:tmpl w:val="E31C3594"/>
-    <w:lvl w:ilvl="0">
-      <w:start w:val="1"/>
-      <w:numFmt w:val="bullet"/>
-      <w:lvlText w:val=""/>
-      <w:lvlJc w:val="left"/>
-      <w:pPr>
-        <w:tabs>
-          <w:tab w:val="num" w:pos="720"/>
-        </w:tabs>
-        <w:ind w:left="720" w:hanging="360"/>
-      </w:pPr>
-      <w:rPr>
-        <w:rFonts w:ascii="Symbol" w:hAnsi="Symbol" w:hint="default"/>
-        <w:sz w:val="20"/>
-      </w:rPr>
-    </w:lvl>
-    <w:lvl w:ilvl="1" w:tentative="1">
-      <w:start w:val="1"/>
-      <w:numFmt w:val="bullet"/>
-      <w:lvlText w:val="o"/>
-      <w:lvlJc w:val="left"/>
-      <w:pPr>
-        <w:tabs>
-          <w:tab w:val="num" w:pos="1440"/>
-        </w:tabs>
-        <w:ind w:left="1440" w:hanging="360"/>
-      </w:pPr>
-      <w:rPr>
-        <w:rFonts w:ascii="Courier New" w:hAnsi="Courier New" w:hint="default"/>
-        <w:sz w:val="20"/>
-      </w:rPr>
-    </w:lvl>
-    <w:lvl w:ilvl="2" w:tentative="1">
-      <w:start w:val="1"/>
-      <w:numFmt w:val="bullet"/>
-      <w:lvlText w:val=""/>
-      <w:lvlJc w:val="left"/>
-      <w:pPr>
-        <w:tabs>
-          <w:tab w:val="num" w:pos="2160"/>
-        </w:tabs>
-        <w:ind w:left="2160" w:hanging="360"/>
-      </w:pPr>
-      <w:rPr>
-        <w:rFonts w:ascii="Wingdings" w:hAnsi="Wingdings" w:hint="default"/>
-        <w:sz w:val="20"/>
-      </w:rPr>
-    </w:lvl>
-    <w:lvl w:ilvl="3" w:tentative="1">
-      <w:start w:val="1"/>
-      <w:numFmt w:val="bullet"/>
-      <w:lvlText w:val=""/>
-      <w:lvlJc w:val="left"/>
-      <w:pPr>
-        <w:tabs>
-          <w:tab w:val="num" w:pos="2880"/>
-        </w:tabs>
-        <w:ind w:left="2880" w:hanging="360"/>
-      </w:pPr>
-      <w:rPr>
-        <w:rFonts w:ascii="Wingdings" w:hAnsi="Wingdings" w:hint="default"/>
-        <w:sz w:val="20"/>
-      </w:rPr>
-    </w:lvl>
-    <w:lvl w:ilvl="4" w:tentative="1">
-      <w:start w:val="1"/>
-      <w:numFmt w:val="bullet"/>
-      <w:lvlText w:val=""/>
-      <w:lvlJc w:val="left"/>
-      <w:pPr>
-        <w:tabs>
-          <w:tab w:val="num" w:pos="3600"/>
-        </w:tabs>
-        <w:ind w:left="3600" w:hanging="360"/>
-      </w:pPr>
-      <w:rPr>
-        <w:rFonts w:ascii="Wingdings" w:hAnsi="Wingdings" w:hint="default"/>
-        <w:sz w:val="20"/>
-      </w:rPr>
-    </w:lvl>
-    <w:lvl w:ilvl="5" w:tentative="1">
-      <w:start w:val="1"/>
-      <w:numFmt w:val="bullet"/>
-      <w:lvlText w:val=""/>
-      <w:lvlJc w:val="left"/>
-      <w:pPr>
-        <w:tabs>
-          <w:tab w:val="num" w:pos="4320"/>
-        </w:tabs>
-        <w:ind w:left="4320" w:hanging="360"/>
-      </w:pPr>
-      <w:rPr>
-        <w:rFonts w:ascii="Wingdings" w:hAnsi="Wingdings" w:hint="default"/>
-        <w:sz w:val="20"/>
-      </w:rPr>
-    </w:lvl>
-    <w:lvl w:ilvl="6" w:tentative="1">
-      <w:start w:val="1"/>
-      <w:numFmt w:val="bullet"/>
-      <w:lvlText w:val=""/>
-      <w:lvlJc w:val="left"/>
-      <w:pPr>
-        <w:tabs>
-          <w:tab w:val="num" w:pos="5040"/>
-        </w:tabs>
-        <w:ind w:left="5040" w:hanging="360"/>
-      </w:pPr>
-      <w:rPr>
-        <w:rFonts w:ascii="Wingdings" w:hAnsi="Wingdings" w:hint="default"/>
-        <w:sz w:val="20"/>
-      </w:rPr>
-    </w:lvl>
-    <w:lvl w:ilvl="7" w:tentative="1">
-      <w:start w:val="1"/>
-      <w:numFmt w:val="bullet"/>
-      <w:lvlText w:val=""/>
-      <w:lvlJc w:val="left"/>
-      <w:pPr>
-        <w:tabs>
-          <w:tab w:val="num" w:pos="5760"/>
-        </w:tabs>
-        <w:ind w:left="5760" w:hanging="360"/>
-      </w:pPr>
-      <w:rPr>
-        <w:rFonts w:ascii="Wingdings" w:hAnsi="Wingdings" w:hint="default"/>
-        <w:sz w:val="20"/>
-      </w:rPr>
-    </w:lvl>
-    <w:lvl w:ilvl="8" w:tentative="1">
-      <w:start w:val="1"/>
-      <w:numFmt w:val="bullet"/>
-      <w:lvlText w:val=""/>
-      <w:lvlJc w:val="left"/>
-      <w:pPr>
-        <w:tabs>
-          <w:tab w:val="num" w:pos="6480"/>
-        </w:tabs>
-        <w:ind w:left="6480" w:hanging="360"/>
-      </w:pPr>
-      <w:rPr>
-        <w:rFonts w:ascii="Wingdings" w:hAnsi="Wingdings" w:hint="default"/>
-        <w:sz w:val="20"/>
-      </w:rPr>
-    </w:lvl>
-  </w:abstractNum>
-  <w:abstractNum w:abstractNumId="21" w15:restartNumberingAfterBreak="0">
-    <w:nsid w:val="7D600F8F"/>
-    <w:multiLevelType w:val="multilevel"/>
-    <w:tmpl w:val="438A56E4"/>
-    <w:lvl w:ilvl="0">
-      <w:start w:val="1"/>
-      <w:numFmt w:val="decimal"/>
-      <w:lvlText w:val="%1."/>
-      <w:lvlJc w:val="left"/>
-      <w:pPr>
-        <w:tabs>
-          <w:tab w:val="num" w:pos="720"/>
-        </w:tabs>
-        <w:ind w:left="720" w:hanging="360"/>
-      </w:pPr>
-    </w:lvl>
-    <w:lvl w:ilvl="1" w:tentative="1">
-      <w:start w:val="1"/>
-      <w:numFmt w:val="decimal"/>
-      <w:lvlText w:val="%2."/>
-      <w:lvlJc w:val="left"/>
-      <w:pPr>
-        <w:tabs>
-          <w:tab w:val="num" w:pos="1440"/>
-        </w:tabs>
-        <w:ind w:left="1440" w:hanging="360"/>
-      </w:pPr>
-    </w:lvl>
-    <w:lvl w:ilvl="2" w:tentative="1">
-      <w:start w:val="1"/>
-      <w:numFmt w:val="decimal"/>
-      <w:lvlText w:val="%3."/>
-      <w:lvlJc w:val="left"/>
-      <w:pPr>
-        <w:tabs>
-          <w:tab w:val="num" w:pos="2160"/>
-        </w:tabs>
-        <w:ind w:left="2160" w:hanging="360"/>
-      </w:pPr>
-    </w:lvl>
-    <w:lvl w:ilvl="3" w:tentative="1">
-      <w:start w:val="1"/>
-      <w:numFmt w:val="decimal"/>
-      <w:lvlText w:val="%4."/>
-      <w:lvlJc w:val="left"/>
-      <w:pPr>
-        <w:tabs>
-          <w:tab w:val="num" w:pos="2880"/>
-        </w:tabs>
-        <w:ind w:left="2880" w:hanging="360"/>
-      </w:pPr>
-    </w:lvl>
-    <w:lvl w:ilvl="4" w:tentative="1">
-      <w:start w:val="1"/>
-      <w:numFmt w:val="decimal"/>
-      <w:lvlText w:val="%5."/>
-      <w:lvlJc w:val="left"/>
-      <w:pPr>
-        <w:tabs>
-          <w:tab w:val="num" w:pos="3600"/>
-        </w:tabs>
-        <w:ind w:left="3600" w:hanging="360"/>
-      </w:pPr>
-    </w:lvl>
-    <w:lvl w:ilvl="5" w:tentative="1">
-      <w:start w:val="1"/>
-      <w:numFmt w:val="decimal"/>
-      <w:lvlText w:val="%6."/>
-      <w:lvlJc w:val="left"/>
-      <w:pPr>
-        <w:tabs>
-          <w:tab w:val="num" w:pos="4320"/>
-        </w:tabs>
-        <w:ind w:left="4320" w:hanging="360"/>
-      </w:pPr>
-    </w:lvl>
-    <w:lvl w:ilvl="6" w:tentative="1">
-      <w:start w:val="1"/>
-      <w:numFmt w:val="decimal"/>
-      <w:lvlText w:val="%7."/>
-      <w:lvlJc w:val="left"/>
-      <w:pPr>
-        <w:tabs>
-          <w:tab w:val="num" w:pos="5040"/>
-        </w:tabs>
-        <w:ind w:left="5040" w:hanging="360"/>
-      </w:pPr>
-    </w:lvl>
-    <w:lvl w:ilvl="7" w:tentative="1">
-      <w:start w:val="1"/>
-      <w:numFmt w:val="decimal"/>
-      <w:lvlText w:val="%8."/>
-      <w:lvlJc w:val="left"/>
-      <w:pPr>
-        <w:tabs>
-          <w:tab w:val="num" w:pos="5760"/>
-        </w:tabs>
-        <w:ind w:left="5760" w:hanging="360"/>
-      </w:pPr>
-    </w:lvl>
-    <w:lvl w:ilvl="8" w:tentative="1">
-      <w:start w:val="1"/>
-      <w:numFmt w:val="decimal"/>
-      <w:lvlText w:val="%9."/>
-      <w:lvlJc w:val="left"/>
-      <w:pPr>
-        <w:tabs>
-          <w:tab w:val="num" w:pos="6480"/>
-        </w:tabs>
-        <w:ind w:left="6480" w:hanging="360"/>
-      </w:pPr>
-    </w:lvl>
-  </w:abstractNum>
-  <w:abstractNum w:abstractNumId="22" w15:restartNumberingAfterBreak="0">
-    <w:nsid w:val="7D8520D8"/>
-    <w:multiLevelType w:val="multilevel"/>
-    <w:tmpl w:val="805E1788"/>
-    <w:lvl w:ilvl="0">
-      <w:start w:val="1"/>
-      <w:numFmt w:val="decimal"/>
-      <w:lvlText w:val="%1."/>
-      <w:lvlJc w:val="left"/>
-      <w:pPr>
-        <w:tabs>
-          <w:tab w:val="num" w:pos="720"/>
-        </w:tabs>
-        <w:ind w:left="720" w:hanging="360"/>
-      </w:pPr>
-    </w:lvl>
-    <w:lvl w:ilvl="1" w:tentative="1">
-      <w:start w:val="1"/>
-      <w:numFmt w:val="decimal"/>
-      <w:lvlText w:val="%2."/>
-      <w:lvlJc w:val="left"/>
-      <w:pPr>
-        <w:tabs>
-          <w:tab w:val="num" w:pos="1440"/>
-        </w:tabs>
-        <w:ind w:left="1440" w:hanging="360"/>
-      </w:pPr>
-    </w:lvl>
-    <w:lvl w:ilvl="2" w:tentative="1">
-      <w:start w:val="1"/>
-      <w:numFmt w:val="decimal"/>
-      <w:lvlText w:val="%3."/>
-      <w:lvlJc w:val="left"/>
-      <w:pPr>
-        <w:tabs>
-          <w:tab w:val="num" w:pos="2160"/>
-        </w:tabs>
-        <w:ind w:left="2160" w:hanging="360"/>
-      </w:pPr>
-    </w:lvl>
-    <w:lvl w:ilvl="3" w:tentative="1">
-      <w:start w:val="1"/>
-      <w:numFmt w:val="decimal"/>
-      <w:lvlText w:val="%4."/>
-      <w:lvlJc w:val="left"/>
-      <w:pPr>
-        <w:tabs>
-          <w:tab w:val="num" w:pos="2880"/>
-        </w:tabs>
-        <w:ind w:left="2880" w:hanging="360"/>
-      </w:pPr>
-    </w:lvl>
-    <w:lvl w:ilvl="4" w:tentative="1">
-      <w:start w:val="1"/>
-      <w:numFmt w:val="decimal"/>
-      <w:lvlText w:val="%5."/>
-      <w:lvlJc w:val="left"/>
-      <w:pPr>
-        <w:tabs>
-          <w:tab w:val="num" w:pos="3600"/>
-        </w:tabs>
-        <w:ind w:left="3600" w:hanging="360"/>
-      </w:pPr>
-    </w:lvl>
-    <w:lvl w:ilvl="5" w:tentative="1">
-      <w:start w:val="1"/>
-      <w:numFmt w:val="decimal"/>
-      <w:lvlText w:val="%6."/>
-      <w:lvlJc w:val="left"/>
-      <w:pPr>
-        <w:tabs>
-          <w:tab w:val="num" w:pos="4320"/>
-        </w:tabs>
-        <w:ind w:left="4320" w:hanging="360"/>
-      </w:pPr>
-    </w:lvl>
-    <w:lvl w:ilvl="6" w:tentative="1">
-      <w:start w:val="1"/>
-      <w:numFmt w:val="decimal"/>
-      <w:lvlText w:val="%7."/>
-      <w:lvlJc w:val="left"/>
-      <w:pPr>
-        <w:tabs>
-          <w:tab w:val="num" w:pos="5040"/>
-        </w:tabs>
-        <w:ind w:left="5040" w:hanging="360"/>
-      </w:pPr>
-    </w:lvl>
-    <w:lvl w:ilvl="7" w:tentative="1">
-      <w:start w:val="1"/>
-      <w:numFmt w:val="decimal"/>
-      <w:lvlText w:val="%8."/>
-      <w:lvlJc w:val="left"/>
-      <w:pPr>
-        <w:tabs>
-          <w:tab w:val="num" w:pos="5760"/>
-        </w:tabs>
-        <w:ind w:left="5760" w:hanging="360"/>
-      </w:pPr>
-    </w:lvl>
-    <w:lvl w:ilvl="8" w:tentative="1">
-      <w:start w:val="1"/>
-      <w:numFmt w:val="decimal"/>
-      <w:lvlText w:val="%9."/>
-      <w:lvlJc w:val="left"/>
-      <w:pPr>
-        <w:tabs>
-          <w:tab w:val="num" w:pos="6480"/>
-        </w:tabs>
-        <w:ind w:left="6480" w:hanging="360"/>
-      </w:pPr>
-    </w:lvl>
-  </w:abstractNum>
-  <w:abstractNum w:abstractNumId="23" w15:restartNumberingAfterBreak="0">
-    <w:nsid w:val="7F786BFB"/>
-    <w:multiLevelType w:val="multilevel"/>
-    <w:tmpl w:val="87E02324"/>
-    <w:lvl w:ilvl="0">
-      <w:start w:val="1"/>
-      <w:numFmt w:val="decimal"/>
-      <w:lvlText w:val="%1."/>
-      <w:lvlJc w:val="left"/>
-      <w:pPr>
-        <w:tabs>
-          <w:tab w:val="num" w:pos="720"/>
-        </w:tabs>
-        <w:ind w:left="720" w:hanging="360"/>
-      </w:pPr>
-    </w:lvl>
-    <w:lvl w:ilvl="1" w:tentative="1">
-      <w:start w:val="1"/>
-      <w:numFmt w:val="decimal"/>
-      <w:lvlText w:val="%2."/>
-      <w:lvlJc w:val="left"/>
-      <w:pPr>
-        <w:tabs>
-          <w:tab w:val="num" w:pos="1440"/>
-        </w:tabs>
-        <w:ind w:left="1440" w:hanging="360"/>
-      </w:pPr>
-    </w:lvl>
-    <w:lvl w:ilvl="2" w:tentative="1">
-      <w:start w:val="1"/>
-      <w:numFmt w:val="decimal"/>
-      <w:lvlText w:val="%3."/>
-      <w:lvlJc w:val="left"/>
-      <w:pPr>
-        <w:tabs>
-          <w:tab w:val="num" w:pos="2160"/>
-        </w:tabs>
-        <w:ind w:left="2160" w:hanging="360"/>
-      </w:pPr>
-    </w:lvl>
-    <w:lvl w:ilvl="3" w:tentative="1">
-      <w:start w:val="1"/>
-      <w:numFmt w:val="decimal"/>
-      <w:lvlText w:val="%4."/>
-      <w:lvlJc w:val="left"/>
-      <w:pPr>
-        <w:tabs>
-          <w:tab w:val="num" w:pos="2880"/>
-        </w:tabs>
-        <w:ind w:left="2880" w:hanging="360"/>
-      </w:pPr>
-    </w:lvl>
-    <w:lvl w:ilvl="4" w:tentative="1">
-      <w:start w:val="1"/>
-      <w:numFmt w:val="decimal"/>
-      <w:lvlText w:val="%5."/>
-      <w:lvlJc w:val="left"/>
-      <w:pPr>
-        <w:tabs>
-          <w:tab w:val="num" w:pos="3600"/>
-        </w:tabs>
-        <w:ind w:left="3600" w:hanging="360"/>
-      </w:pPr>
-    </w:lvl>
-    <w:lvl w:ilvl="5" w:tentative="1">
-      <w:start w:val="1"/>
-      <w:numFmt w:val="decimal"/>
-      <w:lvlText w:val="%6."/>
-      <w:lvlJc w:val="left"/>
-      <w:pPr>
-        <w:tabs>
-          <w:tab w:val="num" w:pos="4320"/>
-        </w:tabs>
-        <w:ind w:left="4320" w:hanging="360"/>
-      </w:pPr>
-    </w:lvl>
-    <w:lvl w:ilvl="6" w:tentative="1">
-      <w:start w:val="1"/>
-      <w:numFmt w:val="decimal"/>
-      <w:lvlText w:val="%7."/>
-      <w:lvlJc w:val="left"/>
-      <w:pPr>
-        <w:tabs>
-          <w:tab w:val="num" w:pos="5040"/>
-        </w:tabs>
-        <w:ind w:left="5040" w:hanging="360"/>
-      </w:pPr>
-    </w:lvl>
-    <w:lvl w:ilvl="7" w:tentative="1">
-      <w:start w:val="1"/>
-      <w:numFmt w:val="decimal"/>
-      <w:lvlText w:val="%8."/>
-      <w:lvlJc w:val="left"/>
-      <w:pPr>
-        <w:tabs>
-          <w:tab w:val="num" w:pos="5760"/>
-        </w:tabs>
-        <w:ind w:left="5760" w:hanging="360"/>
-      </w:pPr>
-    </w:lvl>
-    <w:lvl w:ilvl="8" w:tentative="1">
-      <w:start w:val="1"/>
-      <w:numFmt w:val="decimal"/>
-      <w:lvlText w:val="%9."/>
-      <w:lvlJc w:val="left"/>
-      <w:pPr>
-        <w:tabs>
-          <w:tab w:val="num" w:pos="6480"/>
-        </w:tabs>
-        <w:ind w:left="6480" w:hanging="360"/>
-      </w:pPr>
-    </w:lvl>
-  </w:abstractNum>
-  <w:num w:numId="1" w16cid:durableId="1828130344">
+  <w:num w:numId="1" w16cid:durableId="683477284">
+    <w:abstractNumId w:val="1"/>
+  </w:num>
+  <w:num w:numId="2" w16cid:durableId="1231845342">
+    <w:abstractNumId w:val="18"/>
+  </w:num>
+  <w:num w:numId="3" w16cid:durableId="1658343271">
+    <w:abstractNumId w:val="20"/>
+  </w:num>
+  <w:num w:numId="4" w16cid:durableId="1844540671">
+    <w:abstractNumId w:val="12"/>
+  </w:num>
+  <w:num w:numId="5" w16cid:durableId="620040768">
+    <w:abstractNumId w:val="4"/>
+  </w:num>
+  <w:num w:numId="6" w16cid:durableId="867261568">
+    <w:abstractNumId w:val="15"/>
+  </w:num>
+  <w:num w:numId="7" w16cid:durableId="41682535">
     <w:abstractNumId w:val="10"/>
   </w:num>
-  <w:num w:numId="2" w16cid:durableId="78210557">
+  <w:num w:numId="8" w16cid:durableId="2143887860">
+    <w:abstractNumId w:val="16"/>
+  </w:num>
+  <w:num w:numId="9" w16cid:durableId="987785647">
+    <w:abstractNumId w:val="21"/>
+  </w:num>
+  <w:num w:numId="10" w16cid:durableId="713045598">
+    <w:abstractNumId w:val="5"/>
+  </w:num>
+  <w:num w:numId="11" w16cid:durableId="2117477570">
+    <w:abstractNumId w:val="24"/>
+  </w:num>
+  <w:num w:numId="12" w16cid:durableId="1871799016">
+    <w:abstractNumId w:val="23"/>
+  </w:num>
+  <w:num w:numId="13" w16cid:durableId="299774889">
+    <w:abstractNumId w:val="7"/>
+  </w:num>
+  <w:num w:numId="14" w16cid:durableId="1127504460">
+    <w:abstractNumId w:val="0"/>
+  </w:num>
+  <w:num w:numId="15" w16cid:durableId="2014331309">
     <w:abstractNumId w:val="11"/>
   </w:num>
-  <w:num w:numId="3" w16cid:durableId="275798626">
-    <w:abstractNumId w:val="13"/>
+  <w:num w:numId="16" w16cid:durableId="1553349777">
+    <w:abstractNumId w:val="14"/>
   </w:num>
-  <w:num w:numId="4" w16cid:durableId="57948487">
-    <w:abstractNumId w:val="7"/>
+  <w:num w:numId="17" w16cid:durableId="1264339998">
+    <w:abstractNumId w:val="9"/>
   </w:num>
-  <w:num w:numId="5" w16cid:durableId="20664465">
-    <w:abstractNumId w:val="1"/>
+  <w:num w:numId="18" w16cid:durableId="1675187926">
+    <w:abstractNumId w:val="19"/>
   </w:num>
-  <w:num w:numId="6" w16cid:durableId="1340542932">
-    <w:abstractNumId w:val="4"/>
-  </w:num>
-  <w:num w:numId="7" w16cid:durableId="1585920611">
-    <w:abstractNumId w:val="20"/>
-  </w:num>
-  <w:num w:numId="8" w16cid:durableId="370809562">
-    <w:abstractNumId w:val="5"/>
-  </w:num>
-  <w:num w:numId="9" w16cid:durableId="226305540">
-    <w:abstractNumId w:val="18"/>
-  </w:num>
-  <w:num w:numId="10" w16cid:durableId="1241207866">
+  <w:num w:numId="19" w16cid:durableId="1361659969">
     <w:abstractNumId w:val="3"/>
   </w:num>
-  <w:num w:numId="11" w16cid:durableId="1981962192">
-    <w:abstractNumId w:val="19"/>
-  </w:num>
-  <w:num w:numId="12" w16cid:durableId="1444038907">
-    <w:abstractNumId w:val="0"/>
-  </w:num>
-  <w:num w:numId="13" w16cid:durableId="2035879888">
-    <w:abstractNumId w:val="21"/>
-  </w:num>
-  <w:num w:numId="14" w16cid:durableId="640379721">
-    <w:abstractNumId w:val="9"/>
-  </w:num>
-  <w:num w:numId="15" w16cid:durableId="1464154399">
+  <w:num w:numId="20" w16cid:durableId="999390222">
     <w:abstractNumId w:val="8"/>
   </w:num>
-  <w:num w:numId="16" w16cid:durableId="226192197">
+  <w:num w:numId="21" w16cid:durableId="2126607176">
+    <w:abstractNumId w:val="22"/>
+  </w:num>
+  <w:num w:numId="22" w16cid:durableId="777142196">
+    <w:abstractNumId w:val="17"/>
+  </w:num>
+  <w:num w:numId="23" w16cid:durableId="717977519">
     <w:abstractNumId w:val="2"/>
   </w:num>
-  <w:num w:numId="17" w16cid:durableId="220017273">
-    <w:abstractNumId w:val="22"/>
+  <w:num w:numId="24" w16cid:durableId="1850828612">
+    <w:abstractNumId w:val="6"/>
   </w:num>
-  <w:num w:numId="18" w16cid:durableId="1338115530">
-    <w:abstractNumId w:val="23"/>
-  </w:num>
-  <w:num w:numId="19" w16cid:durableId="1751732908">
-    <w:abstractNumId w:val="14"/>
-  </w:num>
-  <w:num w:numId="20" w16cid:durableId="1098253921">
-    <w:abstractNumId w:val="17"/>
-  </w:num>
-  <w:num w:numId="21" w16cid:durableId="187135643">
-    <w:abstractNumId w:val="16"/>
-  </w:num>
-  <w:num w:numId="22" w16cid:durableId="1635602782">
-    <w:abstractNumId w:val="15"/>
-  </w:num>
-  <w:num w:numId="23" w16cid:durableId="334260708">
-    <w:abstractNumId w:val="12"/>
-  </w:num>
-  <w:num w:numId="24" w16cid:durableId="1606307006">
-    <w:abstractNumId w:val="6"/>
+  <w:num w:numId="25" w16cid:durableId="495076270">
+    <w:abstractNumId w:val="13"/>
   </w:num>
 </w:numbering>
 </file>
@@ -13087,7 +13463,7 @@
     <w:uiPriority w:val="9"/>
     <w:rPr>
       <w:rFonts w:asciiTheme="majorHAnsi" w:eastAsiaTheme="majorEastAsia" w:hAnsiTheme="majorHAnsi" w:cstheme="majorBidi"/>
-      <w:color w:val="2F5496" w:themeColor="accent1" w:themeShade="BF"/>
+      <w:color w:val="0F4761" w:themeColor="accent1" w:themeShade="BF"/>
       <w:sz w:val="40"/>
       <w:szCs w:val="40"/>
     </w:rPr>
@@ -13100,7 +13476,7 @@
     <w:semiHidden/>
     <w:rPr>
       <w:rFonts w:asciiTheme="majorHAnsi" w:eastAsiaTheme="majorEastAsia" w:hAnsiTheme="majorHAnsi" w:cstheme="majorBidi"/>
-      <w:color w:val="2F5496" w:themeColor="accent1" w:themeShade="BF"/>
+      <w:color w:val="0F4761" w:themeColor="accent1" w:themeShade="BF"/>
       <w:sz w:val="32"/>
       <w:szCs w:val="32"/>
     </w:rPr>
@@ -13113,7 +13489,7 @@
     <w:semiHidden/>
     <w:rPr>
       <w:rFonts w:asciiTheme="minorHAnsi" w:eastAsiaTheme="majorEastAsia" w:hAnsiTheme="minorHAnsi" w:cstheme="majorBidi"/>
-      <w:color w:val="2F5496" w:themeColor="accent1" w:themeShade="BF"/>
+      <w:color w:val="0F4761" w:themeColor="accent1" w:themeShade="BF"/>
       <w:sz w:val="28"/>
       <w:szCs w:val="28"/>
     </w:rPr>
@@ -13219,39 +13595,39 @@
         <a:sysClr val="window" lastClr="FFFFFF"/>
       </a:lt1>
       <a:dk2>
-        <a:srgbClr val="44546A"/>
+        <a:srgbClr val="0E2841"/>
       </a:dk2>
       <a:lt2>
-        <a:srgbClr val="E7E6E6"/>
+        <a:srgbClr val="E8E8E8"/>
       </a:lt2>
       <a:accent1>
-        <a:srgbClr val="4472C4"/>
+        <a:srgbClr val="156082"/>
       </a:accent1>
       <a:accent2>
-        <a:srgbClr val="ED7D31"/>
+        <a:srgbClr val="E97132"/>
       </a:accent2>
       <a:accent3>
-        <a:srgbClr val="A5A5A5"/>
+        <a:srgbClr val="196B24"/>
       </a:accent3>
       <a:accent4>
-        <a:srgbClr val="FFC000"/>
+        <a:srgbClr val="0F9ED5"/>
       </a:accent4>
       <a:accent5>
-        <a:srgbClr val="5B9BD5"/>
+        <a:srgbClr val="A02B93"/>
       </a:accent5>
       <a:accent6>
-        <a:srgbClr val="70AD47"/>
+        <a:srgbClr val="4EA72E"/>
       </a:accent6>
       <a:hlink>
-        <a:srgbClr val="0563C1"/>
+        <a:srgbClr val="467886"/>
       </a:hlink>
       <a:folHlink>
-        <a:srgbClr val="954F72"/>
+        <a:srgbClr val="96607D"/>
       </a:folHlink>
     </a:clrScheme>
     <a:fontScheme name="Office">
       <a:majorFont>
-        <a:latin typeface="Calibri Light" panose="020F0302020204030204"/>
+        <a:latin typeface="Aptos Display" panose="02110004020202020204"/>
         <a:ea typeface=""/>
         <a:cs typeface=""/>
         <a:font script="Jpan" typeface="游ゴシック Light"/>
@@ -13303,7 +13679,7 @@
         <a:font script="Tfng" typeface="Ebrima"/>
       </a:majorFont>
       <a:minorFont>
-        <a:latin typeface="Calibri" panose="020F0502020204030204"/>
+        <a:latin typeface="Aptos" panose="02110004020202020204"/>
         <a:ea typeface=""/>
         <a:cs typeface=""/>
         <a:font script="Jpan" typeface="游明朝"/>
@@ -13414,13 +13790,6 @@
         </a:gradFill>
       </a:fillStyleLst>
       <a:lnStyleLst>
-        <a:ln w="6350" cap="flat" cmpd="sng" algn="ctr">
-          <a:solidFill>
-            <a:schemeClr val="phClr"/>
-          </a:solidFill>
-          <a:prstDash val="solid"/>
-          <a:miter lim="800000"/>
-        </a:ln>
         <a:ln w="12700" cap="flat" cmpd="sng" algn="ctr">
           <a:solidFill>
             <a:schemeClr val="phClr"/>
@@ -13429,6 +13798,13 @@
           <a:miter lim="800000"/>
         </a:ln>
         <a:ln w="19050" cap="flat" cmpd="sng" algn="ctr">
+          <a:solidFill>
+            <a:schemeClr val="phClr"/>
+          </a:solidFill>
+          <a:prstDash val="solid"/>
+          <a:miter lim="800000"/>
+        </a:ln>
+        <a:ln w="25400" cap="flat" cmpd="sng" algn="ctr">
           <a:solidFill>
             <a:schemeClr val="phClr"/>
           </a:solidFill>
@@ -13493,11 +13869,31 @@
       </a:bgFillStyleLst>
     </a:fmtScheme>
   </a:themeElements>
-  <a:objectDefaults/>
+  <a:objectDefaults>
+    <a:lnDef>
+      <a:spPr/>
+      <a:bodyPr/>
+      <a:lstStyle/>
+      <a:style>
+        <a:lnRef idx="2">
+          <a:schemeClr val="accent1"/>
+        </a:lnRef>
+        <a:fillRef idx="0">
+          <a:schemeClr val="accent1"/>
+        </a:fillRef>
+        <a:effectRef idx="1">
+          <a:schemeClr val="accent1"/>
+        </a:effectRef>
+        <a:fontRef idx="minor">
+          <a:schemeClr val="tx1"/>
+        </a:fontRef>
+      </a:style>
+    </a:lnDef>
+  </a:objectDefaults>
   <a:extraClrSchemeLst/>
   <a:extLst>
     <a:ext uri="{05A4C25C-085E-4340-85A3-A5531E510DB2}">
-      <thm15:themeFamily xmlns:thm15="http://schemas.microsoft.com/office/thememl/2012/main" name="Office Theme" id="{62F939B6-93AF-4DB8-9C6B-D6C7DFDC589F}" vid="{4A3C46E8-61CC-4603-A589-7422A47A8E4A}"/>
+      <thm15:themeFamily xmlns:thm15="http://schemas.microsoft.com/office/thememl/2012/main" name="Office Theme" id="{2E142A2C-CD16-42D6-873A-C26D2A0506FA}" vid="{1BDDFF52-6CD6-40A5-AB3C-68EB2F1E4D0A}"/>
     </a:ext>
   </a:extLst>
 </a:theme>

--- a/docs/User Manual.docx
+++ b/docs/User Manual.docx
@@ -5208,7 +5208,7 @@
           <w:sz w:val="22"/>
           <w:szCs w:val="22"/>
         </w:rPr>
-        <w:t xml:space="preserve"> if it should appear on the public website. You add photos and details later in Website Admin.</w:t>
+        <w:t xml:space="preserve"> if it should appear on the public website. You add photos and details later in the Website Admin app.</w:t>
       </w:r>
     </w:p>
     <w:p>
@@ -10162,7 +10162,7 @@
           <w:rStyle w:val="Emphasis"/>
           <w:rFonts w:ascii="Calibri" w:eastAsia="Times New Roman" w:hAnsi="Calibri" w:cs="Calibri"/>
         </w:rPr>
-        <w:t>(coming soon)</w:t>
+        <w:t>(coming soon: a separate app with its own sign-in, not part of the office app)</w:t>
       </w:r>
     </w:p>
     <w:sectPr>
@@ -10178,9 +10178,9 @@
 <file path=word/numbering.xml><?xml version="1.0" encoding="utf-8"?>
 <w:numbering xmlns:wpc="http://schemas.microsoft.com/office/word/2010/wordprocessingCanvas" xmlns:cx="http://schemas.microsoft.com/office/drawing/2014/chartex" xmlns:cx1="http://schemas.microsoft.com/office/drawing/2015/9/8/chartex" xmlns:cx2="http://schemas.microsoft.com/office/drawing/2015/10/21/chartex" xmlns:cx3="http://schemas.microsoft.com/office/drawing/2016/5/9/chartex" xmlns:cx4="http://schemas.microsoft.com/office/drawing/2016/5/10/chartex" xmlns:cx5="http://schemas.microsoft.com/office/drawing/2016/5/11/chartex" xmlns:cx6="http://schemas.microsoft.com/office/drawing/2016/5/12/chartex" xmlns:cx7="http://schemas.microsoft.com/office/drawing/2016/5/13/chartex" xmlns:cx8="http://schemas.microsoft.com/office/drawing/2016/5/14/chartex" xmlns:mc="http://schemas.openxmlformats.org/markup-compatibility/2006" xmlns:aink="http://schemas.microsoft.com/office/drawing/2016/ink" xmlns:am3d="http://schemas.microsoft.com/office/drawing/2017/model3d" xmlns:o="urn:schemas-microsoft-com:office:office" xmlns:oel="http://schemas.microsoft.com/office/2019/extlst" xmlns:r="http://schemas.openxmlformats.org/officeDocument/2006/relationships" xmlns:m="http://schemas.openxmlformats.org/officeDocument/2006/math" xmlns:v="urn:schemas-microsoft-com:vml" xmlns:wp14="http://schemas.microsoft.com/office/word/2010/wordprocessingDrawing" xmlns:wp="http://schemas.openxmlformats.org/drawingml/2006/wordprocessingDrawing" xmlns:w10="urn:schemas-microsoft-com:office:word" xmlns:w="http://schemas.openxmlformats.org/wordprocessingml/2006/main" xmlns:w14="http://schemas.microsoft.com/office/word/2010/wordml" xmlns:w15="http://schemas.microsoft.com/office/word/2012/wordml" xmlns:w16cex="http://schemas.microsoft.com/office/word/2018/wordml/cex" xmlns:w16cid="http://schemas.microsoft.com/office/word/2016/wordml/cid" xmlns:w16="http://schemas.microsoft.com/office/word/2018/wordml" xmlns:w16du="http://schemas.microsoft.com/office/word/2023/wordml/word16du" xmlns:w16sdtdh="http://schemas.microsoft.com/office/word/2020/wordml/sdtdatahash" xmlns:w16sdtfl="http://schemas.microsoft.com/office/word/2024/wordml/sdtformatlock" xmlns:w16se="http://schemas.microsoft.com/office/word/2015/wordml/symex" xmlns:wpg="http://schemas.microsoft.com/office/word/2010/wordprocessingGroup" xmlns:wpi="http://schemas.microsoft.com/office/word/2010/wordprocessingInk" xmlns:wne="http://schemas.microsoft.com/office/word/2006/wordml" xmlns:wps="http://schemas.microsoft.com/office/word/2010/wordprocessingShape" mc:Ignorable="w14 w15 w16se w16cid w16 w16cex w16sdtdh w16sdtfl w16du wp14">
   <w:abstractNum w:abstractNumId="0" w15:restartNumberingAfterBreak="0">
-    <w:nsid w:val="0360344A"/>
+    <w:nsid w:val="01467608"/>
     <w:multiLevelType w:val="multilevel"/>
-    <w:tmpl w:val="6AF4864A"/>
+    <w:tmpl w:val="BC4AE4E4"/>
     <w:lvl w:ilvl="0">
       <w:start w:val="1"/>
       <w:numFmt w:val="bullet"/>
@@ -10327,9 +10327,9 @@
     </w:lvl>
   </w:abstractNum>
   <w:abstractNum w:abstractNumId="1" w15:restartNumberingAfterBreak="0">
-    <w:nsid w:val="0BAD2330"/>
+    <w:nsid w:val="0CF42CB4"/>
     <w:multiLevelType w:val="multilevel"/>
-    <w:tmpl w:val="2CF880A4"/>
+    <w:tmpl w:val="637293D2"/>
     <w:lvl w:ilvl="0">
       <w:start w:val="1"/>
       <w:numFmt w:val="decimal"/>
@@ -10440,9 +10440,122 @@
     </w:lvl>
   </w:abstractNum>
   <w:abstractNum w:abstractNumId="2" w15:restartNumberingAfterBreak="0">
-    <w:nsid w:val="0CFD0942"/>
+    <w:nsid w:val="0EF57F15"/>
     <w:multiLevelType w:val="multilevel"/>
-    <w:tmpl w:val="D212B572"/>
+    <w:tmpl w:val="43882DF6"/>
+    <w:lvl w:ilvl="0">
+      <w:start w:val="1"/>
+      <w:numFmt w:val="decimal"/>
+      <w:lvlText w:val="%1."/>
+      <w:lvlJc w:val="left"/>
+      <w:pPr>
+        <w:tabs>
+          <w:tab w:val="num" w:pos="720"/>
+        </w:tabs>
+        <w:ind w:left="720" w:hanging="360"/>
+      </w:pPr>
+    </w:lvl>
+    <w:lvl w:ilvl="1" w:tentative="1">
+      <w:start w:val="1"/>
+      <w:numFmt w:val="decimal"/>
+      <w:lvlText w:val="%2."/>
+      <w:lvlJc w:val="left"/>
+      <w:pPr>
+        <w:tabs>
+          <w:tab w:val="num" w:pos="1440"/>
+        </w:tabs>
+        <w:ind w:left="1440" w:hanging="360"/>
+      </w:pPr>
+    </w:lvl>
+    <w:lvl w:ilvl="2" w:tentative="1">
+      <w:start w:val="1"/>
+      <w:numFmt w:val="decimal"/>
+      <w:lvlText w:val="%3."/>
+      <w:lvlJc w:val="left"/>
+      <w:pPr>
+        <w:tabs>
+          <w:tab w:val="num" w:pos="2160"/>
+        </w:tabs>
+        <w:ind w:left="2160" w:hanging="360"/>
+      </w:pPr>
+    </w:lvl>
+    <w:lvl w:ilvl="3" w:tentative="1">
+      <w:start w:val="1"/>
+      <w:numFmt w:val="decimal"/>
+      <w:lvlText w:val="%4."/>
+      <w:lvlJc w:val="left"/>
+      <w:pPr>
+        <w:tabs>
+          <w:tab w:val="num" w:pos="2880"/>
+        </w:tabs>
+        <w:ind w:left="2880" w:hanging="360"/>
+      </w:pPr>
+    </w:lvl>
+    <w:lvl w:ilvl="4" w:tentative="1">
+      <w:start w:val="1"/>
+      <w:numFmt w:val="decimal"/>
+      <w:lvlText w:val="%5."/>
+      <w:lvlJc w:val="left"/>
+      <w:pPr>
+        <w:tabs>
+          <w:tab w:val="num" w:pos="3600"/>
+        </w:tabs>
+        <w:ind w:left="3600" w:hanging="360"/>
+      </w:pPr>
+    </w:lvl>
+    <w:lvl w:ilvl="5" w:tentative="1">
+      <w:start w:val="1"/>
+      <w:numFmt w:val="decimal"/>
+      <w:lvlText w:val="%6."/>
+      <w:lvlJc w:val="left"/>
+      <w:pPr>
+        <w:tabs>
+          <w:tab w:val="num" w:pos="4320"/>
+        </w:tabs>
+        <w:ind w:left="4320" w:hanging="360"/>
+      </w:pPr>
+    </w:lvl>
+    <w:lvl w:ilvl="6" w:tentative="1">
+      <w:start w:val="1"/>
+      <w:numFmt w:val="decimal"/>
+      <w:lvlText w:val="%7."/>
+      <w:lvlJc w:val="left"/>
+      <w:pPr>
+        <w:tabs>
+          <w:tab w:val="num" w:pos="5040"/>
+        </w:tabs>
+        <w:ind w:left="5040" w:hanging="360"/>
+      </w:pPr>
+    </w:lvl>
+    <w:lvl w:ilvl="7" w:tentative="1">
+      <w:start w:val="1"/>
+      <w:numFmt w:val="decimal"/>
+      <w:lvlText w:val="%8."/>
+      <w:lvlJc w:val="left"/>
+      <w:pPr>
+        <w:tabs>
+          <w:tab w:val="num" w:pos="5760"/>
+        </w:tabs>
+        <w:ind w:left="5760" w:hanging="360"/>
+      </w:pPr>
+    </w:lvl>
+    <w:lvl w:ilvl="8" w:tentative="1">
+      <w:start w:val="1"/>
+      <w:numFmt w:val="decimal"/>
+      <w:lvlText w:val="%9."/>
+      <w:lvlJc w:val="left"/>
+      <w:pPr>
+        <w:tabs>
+          <w:tab w:val="num" w:pos="6480"/>
+        </w:tabs>
+        <w:ind w:left="6480" w:hanging="360"/>
+      </w:pPr>
+    </w:lvl>
+  </w:abstractNum>
+  <w:abstractNum w:abstractNumId="3" w15:restartNumberingAfterBreak="0">
+    <w:nsid w:val="1E640EC3"/>
+    <w:multiLevelType w:val="multilevel"/>
+    <w:tmpl w:val="F5FA0740"/>
     <w:lvl w:ilvl="0">
       <w:start w:val="1"/>
       <w:numFmt w:val="bullet"/>
@@ -10588,10 +10701,10 @@
       </w:rPr>
     </w:lvl>
   </w:abstractNum>
-  <w:abstractNum w:abstractNumId="3" w15:restartNumberingAfterBreak="0">
-    <w:nsid w:val="0D6B70EB"/>
+  <w:abstractNum w:abstractNumId="4" w15:restartNumberingAfterBreak="0">
+    <w:nsid w:val="25B96DE3"/>
     <w:multiLevelType w:val="multilevel"/>
-    <w:tmpl w:val="8200B73C"/>
+    <w:tmpl w:val="E6F4B53C"/>
     <w:lvl w:ilvl="0">
       <w:start w:val="1"/>
       <w:numFmt w:val="decimal"/>
@@ -10701,10 +10814,10 @@
       </w:pPr>
     </w:lvl>
   </w:abstractNum>
-  <w:abstractNum w:abstractNumId="4" w15:restartNumberingAfterBreak="0">
-    <w:nsid w:val="0FFD1A7C"/>
+  <w:abstractNum w:abstractNumId="5" w15:restartNumberingAfterBreak="0">
+    <w:nsid w:val="2F0A5E95"/>
     <w:multiLevelType w:val="multilevel"/>
-    <w:tmpl w:val="98AA4710"/>
+    <w:tmpl w:val="6B225572"/>
     <w:lvl w:ilvl="0">
       <w:start w:val="1"/>
       <w:numFmt w:val="bullet"/>
@@ -10850,123 +10963,10 @@
       </w:rPr>
     </w:lvl>
   </w:abstractNum>
-  <w:abstractNum w:abstractNumId="5" w15:restartNumberingAfterBreak="0">
-    <w:nsid w:val="11C866E6"/>
+  <w:abstractNum w:abstractNumId="6" w15:restartNumberingAfterBreak="0">
+    <w:nsid w:val="339520EC"/>
     <w:multiLevelType w:val="multilevel"/>
-    <w:tmpl w:val="909C51D4"/>
-    <w:lvl w:ilvl="0">
-      <w:start w:val="1"/>
-      <w:numFmt w:val="decimal"/>
-      <w:lvlText w:val="%1."/>
-      <w:lvlJc w:val="left"/>
-      <w:pPr>
-        <w:tabs>
-          <w:tab w:val="num" w:pos="720"/>
-        </w:tabs>
-        <w:ind w:left="720" w:hanging="360"/>
-      </w:pPr>
-    </w:lvl>
-    <w:lvl w:ilvl="1" w:tentative="1">
-      <w:start w:val="1"/>
-      <w:numFmt w:val="decimal"/>
-      <w:lvlText w:val="%2."/>
-      <w:lvlJc w:val="left"/>
-      <w:pPr>
-        <w:tabs>
-          <w:tab w:val="num" w:pos="1440"/>
-        </w:tabs>
-        <w:ind w:left="1440" w:hanging="360"/>
-      </w:pPr>
-    </w:lvl>
-    <w:lvl w:ilvl="2" w:tentative="1">
-      <w:start w:val="1"/>
-      <w:numFmt w:val="decimal"/>
-      <w:lvlText w:val="%3."/>
-      <w:lvlJc w:val="left"/>
-      <w:pPr>
-        <w:tabs>
-          <w:tab w:val="num" w:pos="2160"/>
-        </w:tabs>
-        <w:ind w:left="2160" w:hanging="360"/>
-      </w:pPr>
-    </w:lvl>
-    <w:lvl w:ilvl="3" w:tentative="1">
-      <w:start w:val="1"/>
-      <w:numFmt w:val="decimal"/>
-      <w:lvlText w:val="%4."/>
-      <w:lvlJc w:val="left"/>
-      <w:pPr>
-        <w:tabs>
-          <w:tab w:val="num" w:pos="2880"/>
-        </w:tabs>
-        <w:ind w:left="2880" w:hanging="360"/>
-      </w:pPr>
-    </w:lvl>
-    <w:lvl w:ilvl="4" w:tentative="1">
-      <w:start w:val="1"/>
-      <w:numFmt w:val="decimal"/>
-      <w:lvlText w:val="%5."/>
-      <w:lvlJc w:val="left"/>
-      <w:pPr>
-        <w:tabs>
-          <w:tab w:val="num" w:pos="3600"/>
-        </w:tabs>
-        <w:ind w:left="3600" w:hanging="360"/>
-      </w:pPr>
-    </w:lvl>
-    <w:lvl w:ilvl="5" w:tentative="1">
-      <w:start w:val="1"/>
-      <w:numFmt w:val="decimal"/>
-      <w:lvlText w:val="%6."/>
-      <w:lvlJc w:val="left"/>
-      <w:pPr>
-        <w:tabs>
-          <w:tab w:val="num" w:pos="4320"/>
-        </w:tabs>
-        <w:ind w:left="4320" w:hanging="360"/>
-      </w:pPr>
-    </w:lvl>
-    <w:lvl w:ilvl="6" w:tentative="1">
-      <w:start w:val="1"/>
-      <w:numFmt w:val="decimal"/>
-      <w:lvlText w:val="%7."/>
-      <w:lvlJc w:val="left"/>
-      <w:pPr>
-        <w:tabs>
-          <w:tab w:val="num" w:pos="5040"/>
-        </w:tabs>
-        <w:ind w:left="5040" w:hanging="360"/>
-      </w:pPr>
-    </w:lvl>
-    <w:lvl w:ilvl="7" w:tentative="1">
-      <w:start w:val="1"/>
-      <w:numFmt w:val="decimal"/>
-      <w:lvlText w:val="%8."/>
-      <w:lvlJc w:val="left"/>
-      <w:pPr>
-        <w:tabs>
-          <w:tab w:val="num" w:pos="5760"/>
-        </w:tabs>
-        <w:ind w:left="5760" w:hanging="360"/>
-      </w:pPr>
-    </w:lvl>
-    <w:lvl w:ilvl="8" w:tentative="1">
-      <w:start w:val="1"/>
-      <w:numFmt w:val="decimal"/>
-      <w:lvlText w:val="%9."/>
-      <w:lvlJc w:val="left"/>
-      <w:pPr>
-        <w:tabs>
-          <w:tab w:val="num" w:pos="6480"/>
-        </w:tabs>
-        <w:ind w:left="6480" w:hanging="360"/>
-      </w:pPr>
-    </w:lvl>
-  </w:abstractNum>
-  <w:abstractNum w:abstractNumId="6" w15:restartNumberingAfterBreak="0">
-    <w:nsid w:val="17F37EC2"/>
-    <w:multiLevelType w:val="multilevel"/>
-    <w:tmpl w:val="42C4A606"/>
+    <w:tmpl w:val="8C424B00"/>
     <w:lvl w:ilvl="0">
       <w:start w:val="1"/>
       <w:numFmt w:val="decimal"/>
@@ -11077,122 +11077,9 @@
     </w:lvl>
   </w:abstractNum>
   <w:abstractNum w:abstractNumId="7" w15:restartNumberingAfterBreak="0">
-    <w:nsid w:val="19F5744A"/>
+    <w:nsid w:val="33A870E7"/>
     <w:multiLevelType w:val="multilevel"/>
-    <w:tmpl w:val="2A44D69E"/>
-    <w:lvl w:ilvl="0">
-      <w:start w:val="1"/>
-      <w:numFmt w:val="decimal"/>
-      <w:lvlText w:val="%1."/>
-      <w:lvlJc w:val="left"/>
-      <w:pPr>
-        <w:tabs>
-          <w:tab w:val="num" w:pos="720"/>
-        </w:tabs>
-        <w:ind w:left="720" w:hanging="360"/>
-      </w:pPr>
-    </w:lvl>
-    <w:lvl w:ilvl="1" w:tentative="1">
-      <w:start w:val="1"/>
-      <w:numFmt w:val="decimal"/>
-      <w:lvlText w:val="%2."/>
-      <w:lvlJc w:val="left"/>
-      <w:pPr>
-        <w:tabs>
-          <w:tab w:val="num" w:pos="1440"/>
-        </w:tabs>
-        <w:ind w:left="1440" w:hanging="360"/>
-      </w:pPr>
-    </w:lvl>
-    <w:lvl w:ilvl="2" w:tentative="1">
-      <w:start w:val="1"/>
-      <w:numFmt w:val="decimal"/>
-      <w:lvlText w:val="%3."/>
-      <w:lvlJc w:val="left"/>
-      <w:pPr>
-        <w:tabs>
-          <w:tab w:val="num" w:pos="2160"/>
-        </w:tabs>
-        <w:ind w:left="2160" w:hanging="360"/>
-      </w:pPr>
-    </w:lvl>
-    <w:lvl w:ilvl="3" w:tentative="1">
-      <w:start w:val="1"/>
-      <w:numFmt w:val="decimal"/>
-      <w:lvlText w:val="%4."/>
-      <w:lvlJc w:val="left"/>
-      <w:pPr>
-        <w:tabs>
-          <w:tab w:val="num" w:pos="2880"/>
-        </w:tabs>
-        <w:ind w:left="2880" w:hanging="360"/>
-      </w:pPr>
-    </w:lvl>
-    <w:lvl w:ilvl="4" w:tentative="1">
-      <w:start w:val="1"/>
-      <w:numFmt w:val="decimal"/>
-      <w:lvlText w:val="%5."/>
-      <w:lvlJc w:val="left"/>
-      <w:pPr>
-        <w:tabs>
-          <w:tab w:val="num" w:pos="3600"/>
-        </w:tabs>
-        <w:ind w:left="3600" w:hanging="360"/>
-      </w:pPr>
-    </w:lvl>
-    <w:lvl w:ilvl="5" w:tentative="1">
-      <w:start w:val="1"/>
-      <w:numFmt w:val="decimal"/>
-      <w:lvlText w:val="%6."/>
-      <w:lvlJc w:val="left"/>
-      <w:pPr>
-        <w:tabs>
-          <w:tab w:val="num" w:pos="4320"/>
-        </w:tabs>
-        <w:ind w:left="4320" w:hanging="360"/>
-      </w:pPr>
-    </w:lvl>
-    <w:lvl w:ilvl="6" w:tentative="1">
-      <w:start w:val="1"/>
-      <w:numFmt w:val="decimal"/>
-      <w:lvlText w:val="%7."/>
-      <w:lvlJc w:val="left"/>
-      <w:pPr>
-        <w:tabs>
-          <w:tab w:val="num" w:pos="5040"/>
-        </w:tabs>
-        <w:ind w:left="5040" w:hanging="360"/>
-      </w:pPr>
-    </w:lvl>
-    <w:lvl w:ilvl="7" w:tentative="1">
-      <w:start w:val="1"/>
-      <w:numFmt w:val="decimal"/>
-      <w:lvlText w:val="%8."/>
-      <w:lvlJc w:val="left"/>
-      <w:pPr>
-        <w:tabs>
-          <w:tab w:val="num" w:pos="5760"/>
-        </w:tabs>
-        <w:ind w:left="5760" w:hanging="360"/>
-      </w:pPr>
-    </w:lvl>
-    <w:lvl w:ilvl="8" w:tentative="1">
-      <w:start w:val="1"/>
-      <w:numFmt w:val="decimal"/>
-      <w:lvlText w:val="%9."/>
-      <w:lvlJc w:val="left"/>
-      <w:pPr>
-        <w:tabs>
-          <w:tab w:val="num" w:pos="6480"/>
-        </w:tabs>
-        <w:ind w:left="6480" w:hanging="360"/>
-      </w:pPr>
-    </w:lvl>
-  </w:abstractNum>
-  <w:abstractNum w:abstractNumId="8" w15:restartNumberingAfterBreak="0">
-    <w:nsid w:val="21380DD4"/>
-    <w:multiLevelType w:val="multilevel"/>
-    <w:tmpl w:val="7D800168"/>
+    <w:tmpl w:val="58DA0260"/>
     <w:lvl w:ilvl="0">
       <w:start w:val="1"/>
       <w:numFmt w:val="bullet"/>
@@ -11338,349 +11225,123 @@
       </w:rPr>
     </w:lvl>
   </w:abstractNum>
+  <w:abstractNum w:abstractNumId="8" w15:restartNumberingAfterBreak="0">
+    <w:nsid w:val="34AA16DD"/>
+    <w:multiLevelType w:val="multilevel"/>
+    <w:tmpl w:val="94004DBA"/>
+    <w:lvl w:ilvl="0">
+      <w:start w:val="1"/>
+      <w:numFmt w:val="decimal"/>
+      <w:lvlText w:val="%1."/>
+      <w:lvlJc w:val="left"/>
+      <w:pPr>
+        <w:tabs>
+          <w:tab w:val="num" w:pos="720"/>
+        </w:tabs>
+        <w:ind w:left="720" w:hanging="360"/>
+      </w:pPr>
+    </w:lvl>
+    <w:lvl w:ilvl="1" w:tentative="1">
+      <w:start w:val="1"/>
+      <w:numFmt w:val="decimal"/>
+      <w:lvlText w:val="%2."/>
+      <w:lvlJc w:val="left"/>
+      <w:pPr>
+        <w:tabs>
+          <w:tab w:val="num" w:pos="1440"/>
+        </w:tabs>
+        <w:ind w:left="1440" w:hanging="360"/>
+      </w:pPr>
+    </w:lvl>
+    <w:lvl w:ilvl="2" w:tentative="1">
+      <w:start w:val="1"/>
+      <w:numFmt w:val="decimal"/>
+      <w:lvlText w:val="%3."/>
+      <w:lvlJc w:val="left"/>
+      <w:pPr>
+        <w:tabs>
+          <w:tab w:val="num" w:pos="2160"/>
+        </w:tabs>
+        <w:ind w:left="2160" w:hanging="360"/>
+      </w:pPr>
+    </w:lvl>
+    <w:lvl w:ilvl="3" w:tentative="1">
+      <w:start w:val="1"/>
+      <w:numFmt w:val="decimal"/>
+      <w:lvlText w:val="%4."/>
+      <w:lvlJc w:val="left"/>
+      <w:pPr>
+        <w:tabs>
+          <w:tab w:val="num" w:pos="2880"/>
+        </w:tabs>
+        <w:ind w:left="2880" w:hanging="360"/>
+      </w:pPr>
+    </w:lvl>
+    <w:lvl w:ilvl="4" w:tentative="1">
+      <w:start w:val="1"/>
+      <w:numFmt w:val="decimal"/>
+      <w:lvlText w:val="%5."/>
+      <w:lvlJc w:val="left"/>
+      <w:pPr>
+        <w:tabs>
+          <w:tab w:val="num" w:pos="3600"/>
+        </w:tabs>
+        <w:ind w:left="3600" w:hanging="360"/>
+      </w:pPr>
+    </w:lvl>
+    <w:lvl w:ilvl="5" w:tentative="1">
+      <w:start w:val="1"/>
+      <w:numFmt w:val="decimal"/>
+      <w:lvlText w:val="%6."/>
+      <w:lvlJc w:val="left"/>
+      <w:pPr>
+        <w:tabs>
+          <w:tab w:val="num" w:pos="4320"/>
+        </w:tabs>
+        <w:ind w:left="4320" w:hanging="360"/>
+      </w:pPr>
+    </w:lvl>
+    <w:lvl w:ilvl="6" w:tentative="1">
+      <w:start w:val="1"/>
+      <w:numFmt w:val="decimal"/>
+      <w:lvlText w:val="%7."/>
+      <w:lvlJc w:val="left"/>
+      <w:pPr>
+        <w:tabs>
+          <w:tab w:val="num" w:pos="5040"/>
+        </w:tabs>
+        <w:ind w:left="5040" w:hanging="360"/>
+      </w:pPr>
+    </w:lvl>
+    <w:lvl w:ilvl="7" w:tentative="1">
+      <w:start w:val="1"/>
+      <w:numFmt w:val="decimal"/>
+      <w:lvlText w:val="%8."/>
+      <w:lvlJc w:val="left"/>
+      <w:pPr>
+        <w:tabs>
+          <w:tab w:val="num" w:pos="5760"/>
+        </w:tabs>
+        <w:ind w:left="5760" w:hanging="360"/>
+      </w:pPr>
+    </w:lvl>
+    <w:lvl w:ilvl="8" w:tentative="1">
+      <w:start w:val="1"/>
+      <w:numFmt w:val="decimal"/>
+      <w:lvlText w:val="%9."/>
+      <w:lvlJc w:val="left"/>
+      <w:pPr>
+        <w:tabs>
+          <w:tab w:val="num" w:pos="6480"/>
+        </w:tabs>
+        <w:ind w:left="6480" w:hanging="360"/>
+      </w:pPr>
+    </w:lvl>
+  </w:abstractNum>
   <w:abstractNum w:abstractNumId="9" w15:restartNumberingAfterBreak="0">
-    <w:nsid w:val="2257221C"/>
+    <w:nsid w:val="35A41F5D"/>
     <w:multiLevelType w:val="multilevel"/>
-    <w:tmpl w:val="ABEC12D8"/>
-    <w:lvl w:ilvl="0">
-      <w:start w:val="1"/>
-      <w:numFmt w:val="decimal"/>
-      <w:lvlText w:val="%1."/>
-      <w:lvlJc w:val="left"/>
-      <w:pPr>
-        <w:tabs>
-          <w:tab w:val="num" w:pos="720"/>
-        </w:tabs>
-        <w:ind w:left="720" w:hanging="360"/>
-      </w:pPr>
-    </w:lvl>
-    <w:lvl w:ilvl="1" w:tentative="1">
-      <w:start w:val="1"/>
-      <w:numFmt w:val="decimal"/>
-      <w:lvlText w:val="%2."/>
-      <w:lvlJc w:val="left"/>
-      <w:pPr>
-        <w:tabs>
-          <w:tab w:val="num" w:pos="1440"/>
-        </w:tabs>
-        <w:ind w:left="1440" w:hanging="360"/>
-      </w:pPr>
-    </w:lvl>
-    <w:lvl w:ilvl="2" w:tentative="1">
-      <w:start w:val="1"/>
-      <w:numFmt w:val="decimal"/>
-      <w:lvlText w:val="%3."/>
-      <w:lvlJc w:val="left"/>
-      <w:pPr>
-        <w:tabs>
-          <w:tab w:val="num" w:pos="2160"/>
-        </w:tabs>
-        <w:ind w:left="2160" w:hanging="360"/>
-      </w:pPr>
-    </w:lvl>
-    <w:lvl w:ilvl="3" w:tentative="1">
-      <w:start w:val="1"/>
-      <w:numFmt w:val="decimal"/>
-      <w:lvlText w:val="%4."/>
-      <w:lvlJc w:val="left"/>
-      <w:pPr>
-        <w:tabs>
-          <w:tab w:val="num" w:pos="2880"/>
-        </w:tabs>
-        <w:ind w:left="2880" w:hanging="360"/>
-      </w:pPr>
-    </w:lvl>
-    <w:lvl w:ilvl="4" w:tentative="1">
-      <w:start w:val="1"/>
-      <w:numFmt w:val="decimal"/>
-      <w:lvlText w:val="%5."/>
-      <w:lvlJc w:val="left"/>
-      <w:pPr>
-        <w:tabs>
-          <w:tab w:val="num" w:pos="3600"/>
-        </w:tabs>
-        <w:ind w:left="3600" w:hanging="360"/>
-      </w:pPr>
-    </w:lvl>
-    <w:lvl w:ilvl="5" w:tentative="1">
-      <w:start w:val="1"/>
-      <w:numFmt w:val="decimal"/>
-      <w:lvlText w:val="%6."/>
-      <w:lvlJc w:val="left"/>
-      <w:pPr>
-        <w:tabs>
-          <w:tab w:val="num" w:pos="4320"/>
-        </w:tabs>
-        <w:ind w:left="4320" w:hanging="360"/>
-      </w:pPr>
-    </w:lvl>
-    <w:lvl w:ilvl="6" w:tentative="1">
-      <w:start w:val="1"/>
-      <w:numFmt w:val="decimal"/>
-      <w:lvlText w:val="%7."/>
-      <w:lvlJc w:val="left"/>
-      <w:pPr>
-        <w:tabs>
-          <w:tab w:val="num" w:pos="5040"/>
-        </w:tabs>
-        <w:ind w:left="5040" w:hanging="360"/>
-      </w:pPr>
-    </w:lvl>
-    <w:lvl w:ilvl="7" w:tentative="1">
-      <w:start w:val="1"/>
-      <w:numFmt w:val="decimal"/>
-      <w:lvlText w:val="%8."/>
-      <w:lvlJc w:val="left"/>
-      <w:pPr>
-        <w:tabs>
-          <w:tab w:val="num" w:pos="5760"/>
-        </w:tabs>
-        <w:ind w:left="5760" w:hanging="360"/>
-      </w:pPr>
-    </w:lvl>
-    <w:lvl w:ilvl="8" w:tentative="1">
-      <w:start w:val="1"/>
-      <w:numFmt w:val="decimal"/>
-      <w:lvlText w:val="%9."/>
-      <w:lvlJc w:val="left"/>
-      <w:pPr>
-        <w:tabs>
-          <w:tab w:val="num" w:pos="6480"/>
-        </w:tabs>
-        <w:ind w:left="6480" w:hanging="360"/>
-      </w:pPr>
-    </w:lvl>
-  </w:abstractNum>
-  <w:abstractNum w:abstractNumId="10" w15:restartNumberingAfterBreak="0">
-    <w:nsid w:val="29EC0F70"/>
-    <w:multiLevelType w:val="multilevel"/>
-    <w:tmpl w:val="E4F8B986"/>
-    <w:lvl w:ilvl="0">
-      <w:start w:val="1"/>
-      <w:numFmt w:val="decimal"/>
-      <w:lvlText w:val="%1."/>
-      <w:lvlJc w:val="left"/>
-      <w:pPr>
-        <w:tabs>
-          <w:tab w:val="num" w:pos="720"/>
-        </w:tabs>
-        <w:ind w:left="720" w:hanging="360"/>
-      </w:pPr>
-    </w:lvl>
-    <w:lvl w:ilvl="1" w:tentative="1">
-      <w:start w:val="1"/>
-      <w:numFmt w:val="decimal"/>
-      <w:lvlText w:val="%2."/>
-      <w:lvlJc w:val="left"/>
-      <w:pPr>
-        <w:tabs>
-          <w:tab w:val="num" w:pos="1440"/>
-        </w:tabs>
-        <w:ind w:left="1440" w:hanging="360"/>
-      </w:pPr>
-    </w:lvl>
-    <w:lvl w:ilvl="2" w:tentative="1">
-      <w:start w:val="1"/>
-      <w:numFmt w:val="decimal"/>
-      <w:lvlText w:val="%3."/>
-      <w:lvlJc w:val="left"/>
-      <w:pPr>
-        <w:tabs>
-          <w:tab w:val="num" w:pos="2160"/>
-        </w:tabs>
-        <w:ind w:left="2160" w:hanging="360"/>
-      </w:pPr>
-    </w:lvl>
-    <w:lvl w:ilvl="3" w:tentative="1">
-      <w:start w:val="1"/>
-      <w:numFmt w:val="decimal"/>
-      <w:lvlText w:val="%4."/>
-      <w:lvlJc w:val="left"/>
-      <w:pPr>
-        <w:tabs>
-          <w:tab w:val="num" w:pos="2880"/>
-        </w:tabs>
-        <w:ind w:left="2880" w:hanging="360"/>
-      </w:pPr>
-    </w:lvl>
-    <w:lvl w:ilvl="4" w:tentative="1">
-      <w:start w:val="1"/>
-      <w:numFmt w:val="decimal"/>
-      <w:lvlText w:val="%5."/>
-      <w:lvlJc w:val="left"/>
-      <w:pPr>
-        <w:tabs>
-          <w:tab w:val="num" w:pos="3600"/>
-        </w:tabs>
-        <w:ind w:left="3600" w:hanging="360"/>
-      </w:pPr>
-    </w:lvl>
-    <w:lvl w:ilvl="5" w:tentative="1">
-      <w:start w:val="1"/>
-      <w:numFmt w:val="decimal"/>
-      <w:lvlText w:val="%6."/>
-      <w:lvlJc w:val="left"/>
-      <w:pPr>
-        <w:tabs>
-          <w:tab w:val="num" w:pos="4320"/>
-        </w:tabs>
-        <w:ind w:left="4320" w:hanging="360"/>
-      </w:pPr>
-    </w:lvl>
-    <w:lvl w:ilvl="6" w:tentative="1">
-      <w:start w:val="1"/>
-      <w:numFmt w:val="decimal"/>
-      <w:lvlText w:val="%7."/>
-      <w:lvlJc w:val="left"/>
-      <w:pPr>
-        <w:tabs>
-          <w:tab w:val="num" w:pos="5040"/>
-        </w:tabs>
-        <w:ind w:left="5040" w:hanging="360"/>
-      </w:pPr>
-    </w:lvl>
-    <w:lvl w:ilvl="7" w:tentative="1">
-      <w:start w:val="1"/>
-      <w:numFmt w:val="decimal"/>
-      <w:lvlText w:val="%8."/>
-      <w:lvlJc w:val="left"/>
-      <w:pPr>
-        <w:tabs>
-          <w:tab w:val="num" w:pos="5760"/>
-        </w:tabs>
-        <w:ind w:left="5760" w:hanging="360"/>
-      </w:pPr>
-    </w:lvl>
-    <w:lvl w:ilvl="8" w:tentative="1">
-      <w:start w:val="1"/>
-      <w:numFmt w:val="decimal"/>
-      <w:lvlText w:val="%9."/>
-      <w:lvlJc w:val="left"/>
-      <w:pPr>
-        <w:tabs>
-          <w:tab w:val="num" w:pos="6480"/>
-        </w:tabs>
-        <w:ind w:left="6480" w:hanging="360"/>
-      </w:pPr>
-    </w:lvl>
-  </w:abstractNum>
-  <w:abstractNum w:abstractNumId="11" w15:restartNumberingAfterBreak="0">
-    <w:nsid w:val="2E2A2E18"/>
-    <w:multiLevelType w:val="multilevel"/>
-    <w:tmpl w:val="2018B678"/>
-    <w:lvl w:ilvl="0">
-      <w:start w:val="1"/>
-      <w:numFmt w:val="decimal"/>
-      <w:lvlText w:val="%1."/>
-      <w:lvlJc w:val="left"/>
-      <w:pPr>
-        <w:tabs>
-          <w:tab w:val="num" w:pos="720"/>
-        </w:tabs>
-        <w:ind w:left="720" w:hanging="360"/>
-      </w:pPr>
-    </w:lvl>
-    <w:lvl w:ilvl="1" w:tentative="1">
-      <w:start w:val="1"/>
-      <w:numFmt w:val="decimal"/>
-      <w:lvlText w:val="%2."/>
-      <w:lvlJc w:val="left"/>
-      <w:pPr>
-        <w:tabs>
-          <w:tab w:val="num" w:pos="1440"/>
-        </w:tabs>
-        <w:ind w:left="1440" w:hanging="360"/>
-      </w:pPr>
-    </w:lvl>
-    <w:lvl w:ilvl="2" w:tentative="1">
-      <w:start w:val="1"/>
-      <w:numFmt w:val="decimal"/>
-      <w:lvlText w:val="%3."/>
-      <w:lvlJc w:val="left"/>
-      <w:pPr>
-        <w:tabs>
-          <w:tab w:val="num" w:pos="2160"/>
-        </w:tabs>
-        <w:ind w:left="2160" w:hanging="360"/>
-      </w:pPr>
-    </w:lvl>
-    <w:lvl w:ilvl="3" w:tentative="1">
-      <w:start w:val="1"/>
-      <w:numFmt w:val="decimal"/>
-      <w:lvlText w:val="%4."/>
-      <w:lvlJc w:val="left"/>
-      <w:pPr>
-        <w:tabs>
-          <w:tab w:val="num" w:pos="2880"/>
-        </w:tabs>
-        <w:ind w:left="2880" w:hanging="360"/>
-      </w:pPr>
-    </w:lvl>
-    <w:lvl w:ilvl="4" w:tentative="1">
-      <w:start w:val="1"/>
-      <w:numFmt w:val="decimal"/>
-      <w:lvlText w:val="%5."/>
-      <w:lvlJc w:val="left"/>
-      <w:pPr>
-        <w:tabs>
-          <w:tab w:val="num" w:pos="3600"/>
-        </w:tabs>
-        <w:ind w:left="3600" w:hanging="360"/>
-      </w:pPr>
-    </w:lvl>
-    <w:lvl w:ilvl="5" w:tentative="1">
-      <w:start w:val="1"/>
-      <w:numFmt w:val="decimal"/>
-      <w:lvlText w:val="%6."/>
-      <w:lvlJc w:val="left"/>
-      <w:pPr>
-        <w:tabs>
-          <w:tab w:val="num" w:pos="4320"/>
-        </w:tabs>
-        <w:ind w:left="4320" w:hanging="360"/>
-      </w:pPr>
-    </w:lvl>
-    <w:lvl w:ilvl="6" w:tentative="1">
-      <w:start w:val="1"/>
-      <w:numFmt w:val="decimal"/>
-      <w:lvlText w:val="%7."/>
-      <w:lvlJc w:val="left"/>
-      <w:pPr>
-        <w:tabs>
-          <w:tab w:val="num" w:pos="5040"/>
-        </w:tabs>
-        <w:ind w:left="5040" w:hanging="360"/>
-      </w:pPr>
-    </w:lvl>
-    <w:lvl w:ilvl="7" w:tentative="1">
-      <w:start w:val="1"/>
-      <w:numFmt w:val="decimal"/>
-      <w:lvlText w:val="%8."/>
-      <w:lvlJc w:val="left"/>
-      <w:pPr>
-        <w:tabs>
-          <w:tab w:val="num" w:pos="5760"/>
-        </w:tabs>
-        <w:ind w:left="5760" w:hanging="360"/>
-      </w:pPr>
-    </w:lvl>
-    <w:lvl w:ilvl="8" w:tentative="1">
-      <w:start w:val="1"/>
-      <w:numFmt w:val="decimal"/>
-      <w:lvlText w:val="%9."/>
-      <w:lvlJc w:val="left"/>
-      <w:pPr>
-        <w:tabs>
-          <w:tab w:val="num" w:pos="6480"/>
-        </w:tabs>
-        <w:ind w:left="6480" w:hanging="360"/>
-      </w:pPr>
-    </w:lvl>
-  </w:abstractNum>
-  <w:abstractNum w:abstractNumId="12" w15:restartNumberingAfterBreak="0">
-    <w:nsid w:val="2FDB111D"/>
-    <w:multiLevelType w:val="multilevel"/>
-    <w:tmpl w:val="53F41482"/>
+    <w:tmpl w:val="B62087AC"/>
     <w:lvl w:ilvl="0">
       <w:start w:val="1"/>
       <w:numFmt w:val="bullet"/>
@@ -11826,10 +11487,349 @@
       </w:rPr>
     </w:lvl>
   </w:abstractNum>
+  <w:abstractNum w:abstractNumId="10" w15:restartNumberingAfterBreak="0">
+    <w:nsid w:val="38F24873"/>
+    <w:multiLevelType w:val="multilevel"/>
+    <w:tmpl w:val="2ABCCE1C"/>
+    <w:lvl w:ilvl="0">
+      <w:start w:val="1"/>
+      <w:numFmt w:val="decimal"/>
+      <w:lvlText w:val="%1."/>
+      <w:lvlJc w:val="left"/>
+      <w:pPr>
+        <w:tabs>
+          <w:tab w:val="num" w:pos="720"/>
+        </w:tabs>
+        <w:ind w:left="720" w:hanging="360"/>
+      </w:pPr>
+    </w:lvl>
+    <w:lvl w:ilvl="1" w:tentative="1">
+      <w:start w:val="1"/>
+      <w:numFmt w:val="decimal"/>
+      <w:lvlText w:val="%2."/>
+      <w:lvlJc w:val="left"/>
+      <w:pPr>
+        <w:tabs>
+          <w:tab w:val="num" w:pos="1440"/>
+        </w:tabs>
+        <w:ind w:left="1440" w:hanging="360"/>
+      </w:pPr>
+    </w:lvl>
+    <w:lvl w:ilvl="2" w:tentative="1">
+      <w:start w:val="1"/>
+      <w:numFmt w:val="decimal"/>
+      <w:lvlText w:val="%3."/>
+      <w:lvlJc w:val="left"/>
+      <w:pPr>
+        <w:tabs>
+          <w:tab w:val="num" w:pos="2160"/>
+        </w:tabs>
+        <w:ind w:left="2160" w:hanging="360"/>
+      </w:pPr>
+    </w:lvl>
+    <w:lvl w:ilvl="3" w:tentative="1">
+      <w:start w:val="1"/>
+      <w:numFmt w:val="decimal"/>
+      <w:lvlText w:val="%4."/>
+      <w:lvlJc w:val="left"/>
+      <w:pPr>
+        <w:tabs>
+          <w:tab w:val="num" w:pos="2880"/>
+        </w:tabs>
+        <w:ind w:left="2880" w:hanging="360"/>
+      </w:pPr>
+    </w:lvl>
+    <w:lvl w:ilvl="4" w:tentative="1">
+      <w:start w:val="1"/>
+      <w:numFmt w:val="decimal"/>
+      <w:lvlText w:val="%5."/>
+      <w:lvlJc w:val="left"/>
+      <w:pPr>
+        <w:tabs>
+          <w:tab w:val="num" w:pos="3600"/>
+        </w:tabs>
+        <w:ind w:left="3600" w:hanging="360"/>
+      </w:pPr>
+    </w:lvl>
+    <w:lvl w:ilvl="5" w:tentative="1">
+      <w:start w:val="1"/>
+      <w:numFmt w:val="decimal"/>
+      <w:lvlText w:val="%6."/>
+      <w:lvlJc w:val="left"/>
+      <w:pPr>
+        <w:tabs>
+          <w:tab w:val="num" w:pos="4320"/>
+        </w:tabs>
+        <w:ind w:left="4320" w:hanging="360"/>
+      </w:pPr>
+    </w:lvl>
+    <w:lvl w:ilvl="6" w:tentative="1">
+      <w:start w:val="1"/>
+      <w:numFmt w:val="decimal"/>
+      <w:lvlText w:val="%7."/>
+      <w:lvlJc w:val="left"/>
+      <w:pPr>
+        <w:tabs>
+          <w:tab w:val="num" w:pos="5040"/>
+        </w:tabs>
+        <w:ind w:left="5040" w:hanging="360"/>
+      </w:pPr>
+    </w:lvl>
+    <w:lvl w:ilvl="7" w:tentative="1">
+      <w:start w:val="1"/>
+      <w:numFmt w:val="decimal"/>
+      <w:lvlText w:val="%8."/>
+      <w:lvlJc w:val="left"/>
+      <w:pPr>
+        <w:tabs>
+          <w:tab w:val="num" w:pos="5760"/>
+        </w:tabs>
+        <w:ind w:left="5760" w:hanging="360"/>
+      </w:pPr>
+    </w:lvl>
+    <w:lvl w:ilvl="8" w:tentative="1">
+      <w:start w:val="1"/>
+      <w:numFmt w:val="decimal"/>
+      <w:lvlText w:val="%9."/>
+      <w:lvlJc w:val="left"/>
+      <w:pPr>
+        <w:tabs>
+          <w:tab w:val="num" w:pos="6480"/>
+        </w:tabs>
+        <w:ind w:left="6480" w:hanging="360"/>
+      </w:pPr>
+    </w:lvl>
+  </w:abstractNum>
+  <w:abstractNum w:abstractNumId="11" w15:restartNumberingAfterBreak="0">
+    <w:nsid w:val="3B4740F2"/>
+    <w:multiLevelType w:val="multilevel"/>
+    <w:tmpl w:val="A442F67A"/>
+    <w:lvl w:ilvl="0">
+      <w:start w:val="1"/>
+      <w:numFmt w:val="decimal"/>
+      <w:lvlText w:val="%1."/>
+      <w:lvlJc w:val="left"/>
+      <w:pPr>
+        <w:tabs>
+          <w:tab w:val="num" w:pos="720"/>
+        </w:tabs>
+        <w:ind w:left="720" w:hanging="360"/>
+      </w:pPr>
+    </w:lvl>
+    <w:lvl w:ilvl="1" w:tentative="1">
+      <w:start w:val="1"/>
+      <w:numFmt w:val="decimal"/>
+      <w:lvlText w:val="%2."/>
+      <w:lvlJc w:val="left"/>
+      <w:pPr>
+        <w:tabs>
+          <w:tab w:val="num" w:pos="1440"/>
+        </w:tabs>
+        <w:ind w:left="1440" w:hanging="360"/>
+      </w:pPr>
+    </w:lvl>
+    <w:lvl w:ilvl="2" w:tentative="1">
+      <w:start w:val="1"/>
+      <w:numFmt w:val="decimal"/>
+      <w:lvlText w:val="%3."/>
+      <w:lvlJc w:val="left"/>
+      <w:pPr>
+        <w:tabs>
+          <w:tab w:val="num" w:pos="2160"/>
+        </w:tabs>
+        <w:ind w:left="2160" w:hanging="360"/>
+      </w:pPr>
+    </w:lvl>
+    <w:lvl w:ilvl="3" w:tentative="1">
+      <w:start w:val="1"/>
+      <w:numFmt w:val="decimal"/>
+      <w:lvlText w:val="%4."/>
+      <w:lvlJc w:val="left"/>
+      <w:pPr>
+        <w:tabs>
+          <w:tab w:val="num" w:pos="2880"/>
+        </w:tabs>
+        <w:ind w:left="2880" w:hanging="360"/>
+      </w:pPr>
+    </w:lvl>
+    <w:lvl w:ilvl="4" w:tentative="1">
+      <w:start w:val="1"/>
+      <w:numFmt w:val="decimal"/>
+      <w:lvlText w:val="%5."/>
+      <w:lvlJc w:val="left"/>
+      <w:pPr>
+        <w:tabs>
+          <w:tab w:val="num" w:pos="3600"/>
+        </w:tabs>
+        <w:ind w:left="3600" w:hanging="360"/>
+      </w:pPr>
+    </w:lvl>
+    <w:lvl w:ilvl="5" w:tentative="1">
+      <w:start w:val="1"/>
+      <w:numFmt w:val="decimal"/>
+      <w:lvlText w:val="%6."/>
+      <w:lvlJc w:val="left"/>
+      <w:pPr>
+        <w:tabs>
+          <w:tab w:val="num" w:pos="4320"/>
+        </w:tabs>
+        <w:ind w:left="4320" w:hanging="360"/>
+      </w:pPr>
+    </w:lvl>
+    <w:lvl w:ilvl="6" w:tentative="1">
+      <w:start w:val="1"/>
+      <w:numFmt w:val="decimal"/>
+      <w:lvlText w:val="%7."/>
+      <w:lvlJc w:val="left"/>
+      <w:pPr>
+        <w:tabs>
+          <w:tab w:val="num" w:pos="5040"/>
+        </w:tabs>
+        <w:ind w:left="5040" w:hanging="360"/>
+      </w:pPr>
+    </w:lvl>
+    <w:lvl w:ilvl="7" w:tentative="1">
+      <w:start w:val="1"/>
+      <w:numFmt w:val="decimal"/>
+      <w:lvlText w:val="%8."/>
+      <w:lvlJc w:val="left"/>
+      <w:pPr>
+        <w:tabs>
+          <w:tab w:val="num" w:pos="5760"/>
+        </w:tabs>
+        <w:ind w:left="5760" w:hanging="360"/>
+      </w:pPr>
+    </w:lvl>
+    <w:lvl w:ilvl="8" w:tentative="1">
+      <w:start w:val="1"/>
+      <w:numFmt w:val="decimal"/>
+      <w:lvlText w:val="%9."/>
+      <w:lvlJc w:val="left"/>
+      <w:pPr>
+        <w:tabs>
+          <w:tab w:val="num" w:pos="6480"/>
+        </w:tabs>
+        <w:ind w:left="6480" w:hanging="360"/>
+      </w:pPr>
+    </w:lvl>
+  </w:abstractNum>
+  <w:abstractNum w:abstractNumId="12" w15:restartNumberingAfterBreak="0">
+    <w:nsid w:val="3DD13D9B"/>
+    <w:multiLevelType w:val="multilevel"/>
+    <w:tmpl w:val="5B1A6EFC"/>
+    <w:lvl w:ilvl="0">
+      <w:start w:val="1"/>
+      <w:numFmt w:val="decimal"/>
+      <w:lvlText w:val="%1."/>
+      <w:lvlJc w:val="left"/>
+      <w:pPr>
+        <w:tabs>
+          <w:tab w:val="num" w:pos="720"/>
+        </w:tabs>
+        <w:ind w:left="720" w:hanging="360"/>
+      </w:pPr>
+    </w:lvl>
+    <w:lvl w:ilvl="1" w:tentative="1">
+      <w:start w:val="1"/>
+      <w:numFmt w:val="decimal"/>
+      <w:lvlText w:val="%2."/>
+      <w:lvlJc w:val="left"/>
+      <w:pPr>
+        <w:tabs>
+          <w:tab w:val="num" w:pos="1440"/>
+        </w:tabs>
+        <w:ind w:left="1440" w:hanging="360"/>
+      </w:pPr>
+    </w:lvl>
+    <w:lvl w:ilvl="2" w:tentative="1">
+      <w:start w:val="1"/>
+      <w:numFmt w:val="decimal"/>
+      <w:lvlText w:val="%3."/>
+      <w:lvlJc w:val="left"/>
+      <w:pPr>
+        <w:tabs>
+          <w:tab w:val="num" w:pos="2160"/>
+        </w:tabs>
+        <w:ind w:left="2160" w:hanging="360"/>
+      </w:pPr>
+    </w:lvl>
+    <w:lvl w:ilvl="3" w:tentative="1">
+      <w:start w:val="1"/>
+      <w:numFmt w:val="decimal"/>
+      <w:lvlText w:val="%4."/>
+      <w:lvlJc w:val="left"/>
+      <w:pPr>
+        <w:tabs>
+          <w:tab w:val="num" w:pos="2880"/>
+        </w:tabs>
+        <w:ind w:left="2880" w:hanging="360"/>
+      </w:pPr>
+    </w:lvl>
+    <w:lvl w:ilvl="4" w:tentative="1">
+      <w:start w:val="1"/>
+      <w:numFmt w:val="decimal"/>
+      <w:lvlText w:val="%5."/>
+      <w:lvlJc w:val="left"/>
+      <w:pPr>
+        <w:tabs>
+          <w:tab w:val="num" w:pos="3600"/>
+        </w:tabs>
+        <w:ind w:left="3600" w:hanging="360"/>
+      </w:pPr>
+    </w:lvl>
+    <w:lvl w:ilvl="5" w:tentative="1">
+      <w:start w:val="1"/>
+      <w:numFmt w:val="decimal"/>
+      <w:lvlText w:val="%6."/>
+      <w:lvlJc w:val="left"/>
+      <w:pPr>
+        <w:tabs>
+          <w:tab w:val="num" w:pos="4320"/>
+        </w:tabs>
+        <w:ind w:left="4320" w:hanging="360"/>
+      </w:pPr>
+    </w:lvl>
+    <w:lvl w:ilvl="6" w:tentative="1">
+      <w:start w:val="1"/>
+      <w:numFmt w:val="decimal"/>
+      <w:lvlText w:val="%7."/>
+      <w:lvlJc w:val="left"/>
+      <w:pPr>
+        <w:tabs>
+          <w:tab w:val="num" w:pos="5040"/>
+        </w:tabs>
+        <w:ind w:left="5040" w:hanging="360"/>
+      </w:pPr>
+    </w:lvl>
+    <w:lvl w:ilvl="7" w:tentative="1">
+      <w:start w:val="1"/>
+      <w:numFmt w:val="decimal"/>
+      <w:lvlText w:val="%8."/>
+      <w:lvlJc w:val="left"/>
+      <w:pPr>
+        <w:tabs>
+          <w:tab w:val="num" w:pos="5760"/>
+        </w:tabs>
+        <w:ind w:left="5760" w:hanging="360"/>
+      </w:pPr>
+    </w:lvl>
+    <w:lvl w:ilvl="8" w:tentative="1">
+      <w:start w:val="1"/>
+      <w:numFmt w:val="decimal"/>
+      <w:lvlText w:val="%9."/>
+      <w:lvlJc w:val="left"/>
+      <w:pPr>
+        <w:tabs>
+          <w:tab w:val="num" w:pos="6480"/>
+        </w:tabs>
+        <w:ind w:left="6480" w:hanging="360"/>
+      </w:pPr>
+    </w:lvl>
+  </w:abstractNum>
   <w:abstractNum w:abstractNumId="13" w15:restartNumberingAfterBreak="0">
-    <w:nsid w:val="36743C51"/>
+    <w:nsid w:val="41174EAB"/>
     <w:multiLevelType w:val="multilevel"/>
-    <w:tmpl w:val="73089436"/>
+    <w:tmpl w:val="8C8C7164"/>
     <w:lvl w:ilvl="0">
       <w:start w:val="1"/>
       <w:numFmt w:val="bullet"/>
@@ -11976,9 +11976,9 @@
     </w:lvl>
   </w:abstractNum>
   <w:abstractNum w:abstractNumId="14" w15:restartNumberingAfterBreak="0">
-    <w:nsid w:val="3C362AD7"/>
+    <w:nsid w:val="42BC7A3F"/>
     <w:multiLevelType w:val="multilevel"/>
-    <w:tmpl w:val="71FC625C"/>
+    <w:tmpl w:val="06401596"/>
     <w:lvl w:ilvl="0">
       <w:start w:val="1"/>
       <w:numFmt w:val="decimal"/>
@@ -12089,9 +12089,691 @@
     </w:lvl>
   </w:abstractNum>
   <w:abstractNum w:abstractNumId="15" w15:restartNumberingAfterBreak="0">
-    <w:nsid w:val="3F5C7B28"/>
+    <w:nsid w:val="49186B17"/>
     <w:multiLevelType w:val="multilevel"/>
-    <w:tmpl w:val="2562A426"/>
+    <w:tmpl w:val="20C2299C"/>
+    <w:lvl w:ilvl="0">
+      <w:start w:val="1"/>
+      <w:numFmt w:val="decimal"/>
+      <w:lvlText w:val="%1."/>
+      <w:lvlJc w:val="left"/>
+      <w:pPr>
+        <w:tabs>
+          <w:tab w:val="num" w:pos="720"/>
+        </w:tabs>
+        <w:ind w:left="720" w:hanging="360"/>
+      </w:pPr>
+    </w:lvl>
+    <w:lvl w:ilvl="1" w:tentative="1">
+      <w:start w:val="1"/>
+      <w:numFmt w:val="decimal"/>
+      <w:lvlText w:val="%2."/>
+      <w:lvlJc w:val="left"/>
+      <w:pPr>
+        <w:tabs>
+          <w:tab w:val="num" w:pos="1440"/>
+        </w:tabs>
+        <w:ind w:left="1440" w:hanging="360"/>
+      </w:pPr>
+    </w:lvl>
+    <w:lvl w:ilvl="2" w:tentative="1">
+      <w:start w:val="1"/>
+      <w:numFmt w:val="decimal"/>
+      <w:lvlText w:val="%3."/>
+      <w:lvlJc w:val="left"/>
+      <w:pPr>
+        <w:tabs>
+          <w:tab w:val="num" w:pos="2160"/>
+        </w:tabs>
+        <w:ind w:left="2160" w:hanging="360"/>
+      </w:pPr>
+    </w:lvl>
+    <w:lvl w:ilvl="3" w:tentative="1">
+      <w:start w:val="1"/>
+      <w:numFmt w:val="decimal"/>
+      <w:lvlText w:val="%4."/>
+      <w:lvlJc w:val="left"/>
+      <w:pPr>
+        <w:tabs>
+          <w:tab w:val="num" w:pos="2880"/>
+        </w:tabs>
+        <w:ind w:left="2880" w:hanging="360"/>
+      </w:pPr>
+    </w:lvl>
+    <w:lvl w:ilvl="4" w:tentative="1">
+      <w:start w:val="1"/>
+      <w:numFmt w:val="decimal"/>
+      <w:lvlText w:val="%5."/>
+      <w:lvlJc w:val="left"/>
+      <w:pPr>
+        <w:tabs>
+          <w:tab w:val="num" w:pos="3600"/>
+        </w:tabs>
+        <w:ind w:left="3600" w:hanging="360"/>
+      </w:pPr>
+    </w:lvl>
+    <w:lvl w:ilvl="5" w:tentative="1">
+      <w:start w:val="1"/>
+      <w:numFmt w:val="decimal"/>
+      <w:lvlText w:val="%6."/>
+      <w:lvlJc w:val="left"/>
+      <w:pPr>
+        <w:tabs>
+          <w:tab w:val="num" w:pos="4320"/>
+        </w:tabs>
+        <w:ind w:left="4320" w:hanging="360"/>
+      </w:pPr>
+    </w:lvl>
+    <w:lvl w:ilvl="6" w:tentative="1">
+      <w:start w:val="1"/>
+      <w:numFmt w:val="decimal"/>
+      <w:lvlText w:val="%7."/>
+      <w:lvlJc w:val="left"/>
+      <w:pPr>
+        <w:tabs>
+          <w:tab w:val="num" w:pos="5040"/>
+        </w:tabs>
+        <w:ind w:left="5040" w:hanging="360"/>
+      </w:pPr>
+    </w:lvl>
+    <w:lvl w:ilvl="7" w:tentative="1">
+      <w:start w:val="1"/>
+      <w:numFmt w:val="decimal"/>
+      <w:lvlText w:val="%8."/>
+      <w:lvlJc w:val="left"/>
+      <w:pPr>
+        <w:tabs>
+          <w:tab w:val="num" w:pos="5760"/>
+        </w:tabs>
+        <w:ind w:left="5760" w:hanging="360"/>
+      </w:pPr>
+    </w:lvl>
+    <w:lvl w:ilvl="8" w:tentative="1">
+      <w:start w:val="1"/>
+      <w:numFmt w:val="decimal"/>
+      <w:lvlText w:val="%9."/>
+      <w:lvlJc w:val="left"/>
+      <w:pPr>
+        <w:tabs>
+          <w:tab w:val="num" w:pos="6480"/>
+        </w:tabs>
+        <w:ind w:left="6480" w:hanging="360"/>
+      </w:pPr>
+    </w:lvl>
+  </w:abstractNum>
+  <w:abstractNum w:abstractNumId="16" w15:restartNumberingAfterBreak="0">
+    <w:nsid w:val="56C80B0B"/>
+    <w:multiLevelType w:val="multilevel"/>
+    <w:tmpl w:val="AD88D4BA"/>
+    <w:lvl w:ilvl="0">
+      <w:start w:val="1"/>
+      <w:numFmt w:val="decimal"/>
+      <w:lvlText w:val="%1."/>
+      <w:lvlJc w:val="left"/>
+      <w:pPr>
+        <w:tabs>
+          <w:tab w:val="num" w:pos="720"/>
+        </w:tabs>
+        <w:ind w:left="720" w:hanging="360"/>
+      </w:pPr>
+    </w:lvl>
+    <w:lvl w:ilvl="1" w:tentative="1">
+      <w:start w:val="1"/>
+      <w:numFmt w:val="decimal"/>
+      <w:lvlText w:val="%2."/>
+      <w:lvlJc w:val="left"/>
+      <w:pPr>
+        <w:tabs>
+          <w:tab w:val="num" w:pos="1440"/>
+        </w:tabs>
+        <w:ind w:left="1440" w:hanging="360"/>
+      </w:pPr>
+    </w:lvl>
+    <w:lvl w:ilvl="2" w:tentative="1">
+      <w:start w:val="1"/>
+      <w:numFmt w:val="decimal"/>
+      <w:lvlText w:val="%3."/>
+      <w:lvlJc w:val="left"/>
+      <w:pPr>
+        <w:tabs>
+          <w:tab w:val="num" w:pos="2160"/>
+        </w:tabs>
+        <w:ind w:left="2160" w:hanging="360"/>
+      </w:pPr>
+    </w:lvl>
+    <w:lvl w:ilvl="3" w:tentative="1">
+      <w:start w:val="1"/>
+      <w:numFmt w:val="decimal"/>
+      <w:lvlText w:val="%4."/>
+      <w:lvlJc w:val="left"/>
+      <w:pPr>
+        <w:tabs>
+          <w:tab w:val="num" w:pos="2880"/>
+        </w:tabs>
+        <w:ind w:left="2880" w:hanging="360"/>
+      </w:pPr>
+    </w:lvl>
+    <w:lvl w:ilvl="4" w:tentative="1">
+      <w:start w:val="1"/>
+      <w:numFmt w:val="decimal"/>
+      <w:lvlText w:val="%5."/>
+      <w:lvlJc w:val="left"/>
+      <w:pPr>
+        <w:tabs>
+          <w:tab w:val="num" w:pos="3600"/>
+        </w:tabs>
+        <w:ind w:left="3600" w:hanging="360"/>
+      </w:pPr>
+    </w:lvl>
+    <w:lvl w:ilvl="5" w:tentative="1">
+      <w:start w:val="1"/>
+      <w:numFmt w:val="decimal"/>
+      <w:lvlText w:val="%6."/>
+      <w:lvlJc w:val="left"/>
+      <w:pPr>
+        <w:tabs>
+          <w:tab w:val="num" w:pos="4320"/>
+        </w:tabs>
+        <w:ind w:left="4320" w:hanging="360"/>
+      </w:pPr>
+    </w:lvl>
+    <w:lvl w:ilvl="6" w:tentative="1">
+      <w:start w:val="1"/>
+      <w:numFmt w:val="decimal"/>
+      <w:lvlText w:val="%7."/>
+      <w:lvlJc w:val="left"/>
+      <w:pPr>
+        <w:tabs>
+          <w:tab w:val="num" w:pos="5040"/>
+        </w:tabs>
+        <w:ind w:left="5040" w:hanging="360"/>
+      </w:pPr>
+    </w:lvl>
+    <w:lvl w:ilvl="7" w:tentative="1">
+      <w:start w:val="1"/>
+      <w:numFmt w:val="decimal"/>
+      <w:lvlText w:val="%8."/>
+      <w:lvlJc w:val="left"/>
+      <w:pPr>
+        <w:tabs>
+          <w:tab w:val="num" w:pos="5760"/>
+        </w:tabs>
+        <w:ind w:left="5760" w:hanging="360"/>
+      </w:pPr>
+    </w:lvl>
+    <w:lvl w:ilvl="8" w:tentative="1">
+      <w:start w:val="1"/>
+      <w:numFmt w:val="decimal"/>
+      <w:lvlText w:val="%9."/>
+      <w:lvlJc w:val="left"/>
+      <w:pPr>
+        <w:tabs>
+          <w:tab w:val="num" w:pos="6480"/>
+        </w:tabs>
+        <w:ind w:left="6480" w:hanging="360"/>
+      </w:pPr>
+    </w:lvl>
+  </w:abstractNum>
+  <w:abstractNum w:abstractNumId="17" w15:restartNumberingAfterBreak="0">
+    <w:nsid w:val="6807196A"/>
+    <w:multiLevelType w:val="multilevel"/>
+    <w:tmpl w:val="69A8D040"/>
+    <w:lvl w:ilvl="0">
+      <w:start w:val="1"/>
+      <w:numFmt w:val="decimal"/>
+      <w:lvlText w:val="%1."/>
+      <w:lvlJc w:val="left"/>
+      <w:pPr>
+        <w:tabs>
+          <w:tab w:val="num" w:pos="720"/>
+        </w:tabs>
+        <w:ind w:left="720" w:hanging="360"/>
+      </w:pPr>
+    </w:lvl>
+    <w:lvl w:ilvl="1" w:tentative="1">
+      <w:start w:val="1"/>
+      <w:numFmt w:val="decimal"/>
+      <w:lvlText w:val="%2."/>
+      <w:lvlJc w:val="left"/>
+      <w:pPr>
+        <w:tabs>
+          <w:tab w:val="num" w:pos="1440"/>
+        </w:tabs>
+        <w:ind w:left="1440" w:hanging="360"/>
+      </w:pPr>
+    </w:lvl>
+    <w:lvl w:ilvl="2" w:tentative="1">
+      <w:start w:val="1"/>
+      <w:numFmt w:val="decimal"/>
+      <w:lvlText w:val="%3."/>
+      <w:lvlJc w:val="left"/>
+      <w:pPr>
+        <w:tabs>
+          <w:tab w:val="num" w:pos="2160"/>
+        </w:tabs>
+        <w:ind w:left="2160" w:hanging="360"/>
+      </w:pPr>
+    </w:lvl>
+    <w:lvl w:ilvl="3" w:tentative="1">
+      <w:start w:val="1"/>
+      <w:numFmt w:val="decimal"/>
+      <w:lvlText w:val="%4."/>
+      <w:lvlJc w:val="left"/>
+      <w:pPr>
+        <w:tabs>
+          <w:tab w:val="num" w:pos="2880"/>
+        </w:tabs>
+        <w:ind w:left="2880" w:hanging="360"/>
+      </w:pPr>
+    </w:lvl>
+    <w:lvl w:ilvl="4" w:tentative="1">
+      <w:start w:val="1"/>
+      <w:numFmt w:val="decimal"/>
+      <w:lvlText w:val="%5."/>
+      <w:lvlJc w:val="left"/>
+      <w:pPr>
+        <w:tabs>
+          <w:tab w:val="num" w:pos="3600"/>
+        </w:tabs>
+        <w:ind w:left="3600" w:hanging="360"/>
+      </w:pPr>
+    </w:lvl>
+    <w:lvl w:ilvl="5" w:tentative="1">
+      <w:start w:val="1"/>
+      <w:numFmt w:val="decimal"/>
+      <w:lvlText w:val="%6."/>
+      <w:lvlJc w:val="left"/>
+      <w:pPr>
+        <w:tabs>
+          <w:tab w:val="num" w:pos="4320"/>
+        </w:tabs>
+        <w:ind w:left="4320" w:hanging="360"/>
+      </w:pPr>
+    </w:lvl>
+    <w:lvl w:ilvl="6" w:tentative="1">
+      <w:start w:val="1"/>
+      <w:numFmt w:val="decimal"/>
+      <w:lvlText w:val="%7."/>
+      <w:lvlJc w:val="left"/>
+      <w:pPr>
+        <w:tabs>
+          <w:tab w:val="num" w:pos="5040"/>
+        </w:tabs>
+        <w:ind w:left="5040" w:hanging="360"/>
+      </w:pPr>
+    </w:lvl>
+    <w:lvl w:ilvl="7" w:tentative="1">
+      <w:start w:val="1"/>
+      <w:numFmt w:val="decimal"/>
+      <w:lvlText w:val="%8."/>
+      <w:lvlJc w:val="left"/>
+      <w:pPr>
+        <w:tabs>
+          <w:tab w:val="num" w:pos="5760"/>
+        </w:tabs>
+        <w:ind w:left="5760" w:hanging="360"/>
+      </w:pPr>
+    </w:lvl>
+    <w:lvl w:ilvl="8" w:tentative="1">
+      <w:start w:val="1"/>
+      <w:numFmt w:val="decimal"/>
+      <w:lvlText w:val="%9."/>
+      <w:lvlJc w:val="left"/>
+      <w:pPr>
+        <w:tabs>
+          <w:tab w:val="num" w:pos="6480"/>
+        </w:tabs>
+        <w:ind w:left="6480" w:hanging="360"/>
+      </w:pPr>
+    </w:lvl>
+  </w:abstractNum>
+  <w:abstractNum w:abstractNumId="18" w15:restartNumberingAfterBreak="0">
+    <w:nsid w:val="6B306962"/>
+    <w:multiLevelType w:val="multilevel"/>
+    <w:tmpl w:val="2A789278"/>
+    <w:lvl w:ilvl="0">
+      <w:start w:val="1"/>
+      <w:numFmt w:val="decimal"/>
+      <w:lvlText w:val="%1."/>
+      <w:lvlJc w:val="left"/>
+      <w:pPr>
+        <w:tabs>
+          <w:tab w:val="num" w:pos="720"/>
+        </w:tabs>
+        <w:ind w:left="720" w:hanging="360"/>
+      </w:pPr>
+    </w:lvl>
+    <w:lvl w:ilvl="1" w:tentative="1">
+      <w:start w:val="1"/>
+      <w:numFmt w:val="decimal"/>
+      <w:lvlText w:val="%2."/>
+      <w:lvlJc w:val="left"/>
+      <w:pPr>
+        <w:tabs>
+          <w:tab w:val="num" w:pos="1440"/>
+        </w:tabs>
+        <w:ind w:left="1440" w:hanging="360"/>
+      </w:pPr>
+    </w:lvl>
+    <w:lvl w:ilvl="2" w:tentative="1">
+      <w:start w:val="1"/>
+      <w:numFmt w:val="decimal"/>
+      <w:lvlText w:val="%3."/>
+      <w:lvlJc w:val="left"/>
+      <w:pPr>
+        <w:tabs>
+          <w:tab w:val="num" w:pos="2160"/>
+        </w:tabs>
+        <w:ind w:left="2160" w:hanging="360"/>
+      </w:pPr>
+    </w:lvl>
+    <w:lvl w:ilvl="3" w:tentative="1">
+      <w:start w:val="1"/>
+      <w:numFmt w:val="decimal"/>
+      <w:lvlText w:val="%4."/>
+      <w:lvlJc w:val="left"/>
+      <w:pPr>
+        <w:tabs>
+          <w:tab w:val="num" w:pos="2880"/>
+        </w:tabs>
+        <w:ind w:left="2880" w:hanging="360"/>
+      </w:pPr>
+    </w:lvl>
+    <w:lvl w:ilvl="4" w:tentative="1">
+      <w:start w:val="1"/>
+      <w:numFmt w:val="decimal"/>
+      <w:lvlText w:val="%5."/>
+      <w:lvlJc w:val="left"/>
+      <w:pPr>
+        <w:tabs>
+          <w:tab w:val="num" w:pos="3600"/>
+        </w:tabs>
+        <w:ind w:left="3600" w:hanging="360"/>
+      </w:pPr>
+    </w:lvl>
+    <w:lvl w:ilvl="5" w:tentative="1">
+      <w:start w:val="1"/>
+      <w:numFmt w:val="decimal"/>
+      <w:lvlText w:val="%6."/>
+      <w:lvlJc w:val="left"/>
+      <w:pPr>
+        <w:tabs>
+          <w:tab w:val="num" w:pos="4320"/>
+        </w:tabs>
+        <w:ind w:left="4320" w:hanging="360"/>
+      </w:pPr>
+    </w:lvl>
+    <w:lvl w:ilvl="6" w:tentative="1">
+      <w:start w:val="1"/>
+      <w:numFmt w:val="decimal"/>
+      <w:lvlText w:val="%7."/>
+      <w:lvlJc w:val="left"/>
+      <w:pPr>
+        <w:tabs>
+          <w:tab w:val="num" w:pos="5040"/>
+        </w:tabs>
+        <w:ind w:left="5040" w:hanging="360"/>
+      </w:pPr>
+    </w:lvl>
+    <w:lvl w:ilvl="7" w:tentative="1">
+      <w:start w:val="1"/>
+      <w:numFmt w:val="decimal"/>
+      <w:lvlText w:val="%8."/>
+      <w:lvlJc w:val="left"/>
+      <w:pPr>
+        <w:tabs>
+          <w:tab w:val="num" w:pos="5760"/>
+        </w:tabs>
+        <w:ind w:left="5760" w:hanging="360"/>
+      </w:pPr>
+    </w:lvl>
+    <w:lvl w:ilvl="8" w:tentative="1">
+      <w:start w:val="1"/>
+      <w:numFmt w:val="decimal"/>
+      <w:lvlText w:val="%9."/>
+      <w:lvlJc w:val="left"/>
+      <w:pPr>
+        <w:tabs>
+          <w:tab w:val="num" w:pos="6480"/>
+        </w:tabs>
+        <w:ind w:left="6480" w:hanging="360"/>
+      </w:pPr>
+    </w:lvl>
+  </w:abstractNum>
+  <w:abstractNum w:abstractNumId="19" w15:restartNumberingAfterBreak="0">
+    <w:nsid w:val="725C1089"/>
+    <w:multiLevelType w:val="multilevel"/>
+    <w:tmpl w:val="F8B01004"/>
+    <w:lvl w:ilvl="0">
+      <w:start w:val="1"/>
+      <w:numFmt w:val="decimal"/>
+      <w:lvlText w:val="%1."/>
+      <w:lvlJc w:val="left"/>
+      <w:pPr>
+        <w:tabs>
+          <w:tab w:val="num" w:pos="720"/>
+        </w:tabs>
+        <w:ind w:left="720" w:hanging="360"/>
+      </w:pPr>
+    </w:lvl>
+    <w:lvl w:ilvl="1">
+      <w:start w:val="1"/>
+      <w:numFmt w:val="bullet"/>
+      <w:lvlText w:val="o"/>
+      <w:lvlJc w:val="left"/>
+      <w:pPr>
+        <w:tabs>
+          <w:tab w:val="num" w:pos="1440"/>
+        </w:tabs>
+        <w:ind w:left="1440" w:hanging="360"/>
+      </w:pPr>
+      <w:rPr>
+        <w:rFonts w:ascii="Courier New" w:hAnsi="Courier New" w:hint="default"/>
+        <w:sz w:val="20"/>
+      </w:rPr>
+    </w:lvl>
+    <w:lvl w:ilvl="2" w:tentative="1">
+      <w:start w:val="1"/>
+      <w:numFmt w:val="decimal"/>
+      <w:lvlText w:val="%3."/>
+      <w:lvlJc w:val="left"/>
+      <w:pPr>
+        <w:tabs>
+          <w:tab w:val="num" w:pos="2160"/>
+        </w:tabs>
+        <w:ind w:left="2160" w:hanging="360"/>
+      </w:pPr>
+    </w:lvl>
+    <w:lvl w:ilvl="3" w:tentative="1">
+      <w:start w:val="1"/>
+      <w:numFmt w:val="decimal"/>
+      <w:lvlText w:val="%4."/>
+      <w:lvlJc w:val="left"/>
+      <w:pPr>
+        <w:tabs>
+          <w:tab w:val="num" w:pos="2880"/>
+        </w:tabs>
+        <w:ind w:left="2880" w:hanging="360"/>
+      </w:pPr>
+    </w:lvl>
+    <w:lvl w:ilvl="4" w:tentative="1">
+      <w:start w:val="1"/>
+      <w:numFmt w:val="decimal"/>
+      <w:lvlText w:val="%5."/>
+      <w:lvlJc w:val="left"/>
+      <w:pPr>
+        <w:tabs>
+          <w:tab w:val="num" w:pos="3600"/>
+        </w:tabs>
+        <w:ind w:left="3600" w:hanging="360"/>
+      </w:pPr>
+    </w:lvl>
+    <w:lvl w:ilvl="5" w:tentative="1">
+      <w:start w:val="1"/>
+      <w:numFmt w:val="decimal"/>
+      <w:lvlText w:val="%6."/>
+      <w:lvlJc w:val="left"/>
+      <w:pPr>
+        <w:tabs>
+          <w:tab w:val="num" w:pos="4320"/>
+        </w:tabs>
+        <w:ind w:left="4320" w:hanging="360"/>
+      </w:pPr>
+    </w:lvl>
+    <w:lvl w:ilvl="6" w:tentative="1">
+      <w:start w:val="1"/>
+      <w:numFmt w:val="decimal"/>
+      <w:lvlText w:val="%7."/>
+      <w:lvlJc w:val="left"/>
+      <w:pPr>
+        <w:tabs>
+          <w:tab w:val="num" w:pos="5040"/>
+        </w:tabs>
+        <w:ind w:left="5040" w:hanging="360"/>
+      </w:pPr>
+    </w:lvl>
+    <w:lvl w:ilvl="7" w:tentative="1">
+      <w:start w:val="1"/>
+      <w:numFmt w:val="decimal"/>
+      <w:lvlText w:val="%8."/>
+      <w:lvlJc w:val="left"/>
+      <w:pPr>
+        <w:tabs>
+          <w:tab w:val="num" w:pos="5760"/>
+        </w:tabs>
+        <w:ind w:left="5760" w:hanging="360"/>
+      </w:pPr>
+    </w:lvl>
+    <w:lvl w:ilvl="8" w:tentative="1">
+      <w:start w:val="1"/>
+      <w:numFmt w:val="decimal"/>
+      <w:lvlText w:val="%9."/>
+      <w:lvlJc w:val="left"/>
+      <w:pPr>
+        <w:tabs>
+          <w:tab w:val="num" w:pos="6480"/>
+        </w:tabs>
+        <w:ind w:left="6480" w:hanging="360"/>
+      </w:pPr>
+    </w:lvl>
+  </w:abstractNum>
+  <w:abstractNum w:abstractNumId="20" w15:restartNumberingAfterBreak="0">
+    <w:nsid w:val="730E37EE"/>
+    <w:multiLevelType w:val="multilevel"/>
+    <w:tmpl w:val="E5F8EB80"/>
+    <w:lvl w:ilvl="0">
+      <w:start w:val="1"/>
+      <w:numFmt w:val="decimal"/>
+      <w:lvlText w:val="%1."/>
+      <w:lvlJc w:val="left"/>
+      <w:pPr>
+        <w:tabs>
+          <w:tab w:val="num" w:pos="720"/>
+        </w:tabs>
+        <w:ind w:left="720" w:hanging="360"/>
+      </w:pPr>
+    </w:lvl>
+    <w:lvl w:ilvl="1" w:tentative="1">
+      <w:start w:val="1"/>
+      <w:numFmt w:val="decimal"/>
+      <w:lvlText w:val="%2."/>
+      <w:lvlJc w:val="left"/>
+      <w:pPr>
+        <w:tabs>
+          <w:tab w:val="num" w:pos="1440"/>
+        </w:tabs>
+        <w:ind w:left="1440" w:hanging="360"/>
+      </w:pPr>
+    </w:lvl>
+    <w:lvl w:ilvl="2" w:tentative="1">
+      <w:start w:val="1"/>
+      <w:numFmt w:val="decimal"/>
+      <w:lvlText w:val="%3."/>
+      <w:lvlJc w:val="left"/>
+      <w:pPr>
+        <w:tabs>
+          <w:tab w:val="num" w:pos="2160"/>
+        </w:tabs>
+        <w:ind w:left="2160" w:hanging="360"/>
+      </w:pPr>
+    </w:lvl>
+    <w:lvl w:ilvl="3" w:tentative="1">
+      <w:start w:val="1"/>
+      <w:numFmt w:val="decimal"/>
+      <w:lvlText w:val="%4."/>
+      <w:lvlJc w:val="left"/>
+      <w:pPr>
+        <w:tabs>
+          <w:tab w:val="num" w:pos="2880"/>
+        </w:tabs>
+        <w:ind w:left="2880" w:hanging="360"/>
+      </w:pPr>
+    </w:lvl>
+    <w:lvl w:ilvl="4" w:tentative="1">
+      <w:start w:val="1"/>
+      <w:numFmt w:val="decimal"/>
+      <w:lvlText w:val="%5."/>
+      <w:lvlJc w:val="left"/>
+      <w:pPr>
+        <w:tabs>
+          <w:tab w:val="num" w:pos="3600"/>
+        </w:tabs>
+        <w:ind w:left="3600" w:hanging="360"/>
+      </w:pPr>
+    </w:lvl>
+    <w:lvl w:ilvl="5" w:tentative="1">
+      <w:start w:val="1"/>
+      <w:numFmt w:val="decimal"/>
+      <w:lvlText w:val="%6."/>
+      <w:lvlJc w:val="left"/>
+      <w:pPr>
+        <w:tabs>
+          <w:tab w:val="num" w:pos="4320"/>
+        </w:tabs>
+        <w:ind w:left="4320" w:hanging="360"/>
+      </w:pPr>
+    </w:lvl>
+    <w:lvl w:ilvl="6" w:tentative="1">
+      <w:start w:val="1"/>
+      <w:numFmt w:val="decimal"/>
+      <w:lvlText w:val="%7."/>
+      <w:lvlJc w:val="left"/>
+      <w:pPr>
+        <w:tabs>
+          <w:tab w:val="num" w:pos="5040"/>
+        </w:tabs>
+        <w:ind w:left="5040" w:hanging="360"/>
+      </w:pPr>
+    </w:lvl>
+    <w:lvl w:ilvl="7" w:tentative="1">
+      <w:start w:val="1"/>
+      <w:numFmt w:val="decimal"/>
+      <w:lvlText w:val="%8."/>
+      <w:lvlJc w:val="left"/>
+      <w:pPr>
+        <w:tabs>
+          <w:tab w:val="num" w:pos="5760"/>
+        </w:tabs>
+        <w:ind w:left="5760" w:hanging="360"/>
+      </w:pPr>
+    </w:lvl>
+    <w:lvl w:ilvl="8" w:tentative="1">
+      <w:start w:val="1"/>
+      <w:numFmt w:val="decimal"/>
+      <w:lvlText w:val="%9."/>
+      <w:lvlJc w:val="left"/>
+      <w:pPr>
+        <w:tabs>
+          <w:tab w:val="num" w:pos="6480"/>
+        </w:tabs>
+        <w:ind w:left="6480" w:hanging="360"/>
+      </w:pPr>
+    </w:lvl>
+  </w:abstractNum>
+  <w:abstractNum w:abstractNumId="21" w15:restartNumberingAfterBreak="0">
+    <w:nsid w:val="73862BE7"/>
+    <w:multiLevelType w:val="multilevel"/>
+    <w:tmpl w:val="FFB68480"/>
     <w:lvl w:ilvl="0">
       <w:start w:val="1"/>
       <w:numFmt w:val="bullet"/>
@@ -12237,14 +12919,14 @@
       </w:rPr>
     </w:lvl>
   </w:abstractNum>
-  <w:abstractNum w:abstractNumId="16" w15:restartNumberingAfterBreak="0">
-    <w:nsid w:val="3FF255FB"/>
+  <w:abstractNum w:abstractNumId="22" w15:restartNumberingAfterBreak="0">
+    <w:nsid w:val="73DE5B7A"/>
     <w:multiLevelType w:val="multilevel"/>
-    <w:tmpl w:val="AA644DD0"/>
+    <w:tmpl w:val="2E3ABCC6"/>
     <w:lvl w:ilvl="0">
       <w:start w:val="1"/>
-      <w:numFmt w:val="decimal"/>
-      <w:lvlText w:val="%1."/>
+      <w:numFmt w:val="bullet"/>
+      <w:lvlText w:val=""/>
       <w:lvlJc w:val="left"/>
       <w:pPr>
         <w:tabs>
@@ -12252,8 +12934,12 @@
         </w:tabs>
         <w:ind w:left="720" w:hanging="360"/>
       </w:pPr>
-    </w:lvl>
-    <w:lvl w:ilvl="1">
+      <w:rPr>
+        <w:rFonts w:ascii="Symbol" w:hAnsi="Symbol" w:hint="default"/>
+        <w:sz w:val="20"/>
+      </w:rPr>
+    </w:lvl>
+    <w:lvl w:ilvl="1" w:tentative="1">
       <w:start w:val="1"/>
       <w:numFmt w:val="bullet"/>
       <w:lvlText w:val="o"/>
@@ -12271,6 +12957,147 @@
     </w:lvl>
     <w:lvl w:ilvl="2" w:tentative="1">
       <w:start w:val="1"/>
+      <w:numFmt w:val="bullet"/>
+      <w:lvlText w:val=""/>
+      <w:lvlJc w:val="left"/>
+      <w:pPr>
+        <w:tabs>
+          <w:tab w:val="num" w:pos="2160"/>
+        </w:tabs>
+        <w:ind w:left="2160" w:hanging="360"/>
+      </w:pPr>
+      <w:rPr>
+        <w:rFonts w:ascii="Wingdings" w:hAnsi="Wingdings" w:hint="default"/>
+        <w:sz w:val="20"/>
+      </w:rPr>
+    </w:lvl>
+    <w:lvl w:ilvl="3" w:tentative="1">
+      <w:start w:val="1"/>
+      <w:numFmt w:val="bullet"/>
+      <w:lvlText w:val=""/>
+      <w:lvlJc w:val="left"/>
+      <w:pPr>
+        <w:tabs>
+          <w:tab w:val="num" w:pos="2880"/>
+        </w:tabs>
+        <w:ind w:left="2880" w:hanging="360"/>
+      </w:pPr>
+      <w:rPr>
+        <w:rFonts w:ascii="Wingdings" w:hAnsi="Wingdings" w:hint="default"/>
+        <w:sz w:val="20"/>
+      </w:rPr>
+    </w:lvl>
+    <w:lvl w:ilvl="4" w:tentative="1">
+      <w:start w:val="1"/>
+      <w:numFmt w:val="bullet"/>
+      <w:lvlText w:val=""/>
+      <w:lvlJc w:val="left"/>
+      <w:pPr>
+        <w:tabs>
+          <w:tab w:val="num" w:pos="3600"/>
+        </w:tabs>
+        <w:ind w:left="3600" w:hanging="360"/>
+      </w:pPr>
+      <w:rPr>
+        <w:rFonts w:ascii="Wingdings" w:hAnsi="Wingdings" w:hint="default"/>
+        <w:sz w:val="20"/>
+      </w:rPr>
+    </w:lvl>
+    <w:lvl w:ilvl="5" w:tentative="1">
+      <w:start w:val="1"/>
+      <w:numFmt w:val="bullet"/>
+      <w:lvlText w:val=""/>
+      <w:lvlJc w:val="left"/>
+      <w:pPr>
+        <w:tabs>
+          <w:tab w:val="num" w:pos="4320"/>
+        </w:tabs>
+        <w:ind w:left="4320" w:hanging="360"/>
+      </w:pPr>
+      <w:rPr>
+        <w:rFonts w:ascii="Wingdings" w:hAnsi="Wingdings" w:hint="default"/>
+        <w:sz w:val="20"/>
+      </w:rPr>
+    </w:lvl>
+    <w:lvl w:ilvl="6" w:tentative="1">
+      <w:start w:val="1"/>
+      <w:numFmt w:val="bullet"/>
+      <w:lvlText w:val=""/>
+      <w:lvlJc w:val="left"/>
+      <w:pPr>
+        <w:tabs>
+          <w:tab w:val="num" w:pos="5040"/>
+        </w:tabs>
+        <w:ind w:left="5040" w:hanging="360"/>
+      </w:pPr>
+      <w:rPr>
+        <w:rFonts w:ascii="Wingdings" w:hAnsi="Wingdings" w:hint="default"/>
+        <w:sz w:val="20"/>
+      </w:rPr>
+    </w:lvl>
+    <w:lvl w:ilvl="7" w:tentative="1">
+      <w:start w:val="1"/>
+      <w:numFmt w:val="bullet"/>
+      <w:lvlText w:val=""/>
+      <w:lvlJc w:val="left"/>
+      <w:pPr>
+        <w:tabs>
+          <w:tab w:val="num" w:pos="5760"/>
+        </w:tabs>
+        <w:ind w:left="5760" w:hanging="360"/>
+      </w:pPr>
+      <w:rPr>
+        <w:rFonts w:ascii="Wingdings" w:hAnsi="Wingdings" w:hint="default"/>
+        <w:sz w:val="20"/>
+      </w:rPr>
+    </w:lvl>
+    <w:lvl w:ilvl="8" w:tentative="1">
+      <w:start w:val="1"/>
+      <w:numFmt w:val="bullet"/>
+      <w:lvlText w:val=""/>
+      <w:lvlJc w:val="left"/>
+      <w:pPr>
+        <w:tabs>
+          <w:tab w:val="num" w:pos="6480"/>
+        </w:tabs>
+        <w:ind w:left="6480" w:hanging="360"/>
+      </w:pPr>
+      <w:rPr>
+        <w:rFonts w:ascii="Wingdings" w:hAnsi="Wingdings" w:hint="default"/>
+        <w:sz w:val="20"/>
+      </w:rPr>
+    </w:lvl>
+  </w:abstractNum>
+  <w:abstractNum w:abstractNumId="23" w15:restartNumberingAfterBreak="0">
+    <w:nsid w:val="769453EE"/>
+    <w:multiLevelType w:val="multilevel"/>
+    <w:tmpl w:val="2F0EA7D4"/>
+    <w:lvl w:ilvl="0">
+      <w:start w:val="1"/>
+      <w:numFmt w:val="decimal"/>
+      <w:lvlText w:val="%1."/>
+      <w:lvlJc w:val="left"/>
+      <w:pPr>
+        <w:tabs>
+          <w:tab w:val="num" w:pos="720"/>
+        </w:tabs>
+        <w:ind w:left="720" w:hanging="360"/>
+      </w:pPr>
+    </w:lvl>
+    <w:lvl w:ilvl="1" w:tentative="1">
+      <w:start w:val="1"/>
+      <w:numFmt w:val="decimal"/>
+      <w:lvlText w:val="%2."/>
+      <w:lvlJc w:val="left"/>
+      <w:pPr>
+        <w:tabs>
+          <w:tab w:val="num" w:pos="1440"/>
+        </w:tabs>
+        <w:ind w:left="1440" w:hanging="360"/>
+      </w:pPr>
+    </w:lvl>
+    <w:lvl w:ilvl="2" w:tentative="1">
+      <w:start w:val="1"/>
       <w:numFmt w:val="decimal"/>
       <w:lvlText w:val="%3."/>
       <w:lvlJc w:val="left"/>
@@ -12354,10 +13181,10 @@
       </w:pPr>
     </w:lvl>
   </w:abstractNum>
-  <w:abstractNum w:abstractNumId="17" w15:restartNumberingAfterBreak="0">
-    <w:nsid w:val="410C3AF0"/>
+  <w:abstractNum w:abstractNumId="24" w15:restartNumberingAfterBreak="0">
+    <w:nsid w:val="77733B08"/>
     <w:multiLevelType w:val="multilevel"/>
-    <w:tmpl w:val="B6C4F39A"/>
+    <w:tmpl w:val="DED41798"/>
     <w:lvl w:ilvl="0">
       <w:start w:val="1"/>
       <w:numFmt w:val="decimal"/>
@@ -12467,123 +13294,10 @@
       </w:pPr>
     </w:lvl>
   </w:abstractNum>
-  <w:abstractNum w:abstractNumId="18" w15:restartNumberingAfterBreak="0">
-    <w:nsid w:val="45F934DD"/>
+  <w:abstractNum w:abstractNumId="25" w15:restartNumberingAfterBreak="0">
+    <w:nsid w:val="7D2714DF"/>
     <w:multiLevelType w:val="multilevel"/>
-    <w:tmpl w:val="8AF66534"/>
-    <w:lvl w:ilvl="0">
-      <w:start w:val="1"/>
-      <w:numFmt w:val="decimal"/>
-      <w:lvlText w:val="%1."/>
-      <w:lvlJc w:val="left"/>
-      <w:pPr>
-        <w:tabs>
-          <w:tab w:val="num" w:pos="720"/>
-        </w:tabs>
-        <w:ind w:left="720" w:hanging="360"/>
-      </w:pPr>
-    </w:lvl>
-    <w:lvl w:ilvl="1" w:tentative="1">
-      <w:start w:val="1"/>
-      <w:numFmt w:val="decimal"/>
-      <w:lvlText w:val="%2."/>
-      <w:lvlJc w:val="left"/>
-      <w:pPr>
-        <w:tabs>
-          <w:tab w:val="num" w:pos="1440"/>
-        </w:tabs>
-        <w:ind w:left="1440" w:hanging="360"/>
-      </w:pPr>
-    </w:lvl>
-    <w:lvl w:ilvl="2" w:tentative="1">
-      <w:start w:val="1"/>
-      <w:numFmt w:val="decimal"/>
-      <w:lvlText w:val="%3."/>
-      <w:lvlJc w:val="left"/>
-      <w:pPr>
-        <w:tabs>
-          <w:tab w:val="num" w:pos="2160"/>
-        </w:tabs>
-        <w:ind w:left="2160" w:hanging="360"/>
-      </w:pPr>
-    </w:lvl>
-    <w:lvl w:ilvl="3" w:tentative="1">
-      <w:start w:val="1"/>
-      <w:numFmt w:val="decimal"/>
-      <w:lvlText w:val="%4."/>
-      <w:lvlJc w:val="left"/>
-      <w:pPr>
-        <w:tabs>
-          <w:tab w:val="num" w:pos="2880"/>
-        </w:tabs>
-        <w:ind w:left="2880" w:hanging="360"/>
-      </w:pPr>
-    </w:lvl>
-    <w:lvl w:ilvl="4" w:tentative="1">
-      <w:start w:val="1"/>
-      <w:numFmt w:val="decimal"/>
-      <w:lvlText w:val="%5."/>
-      <w:lvlJc w:val="left"/>
-      <w:pPr>
-        <w:tabs>
-          <w:tab w:val="num" w:pos="3600"/>
-        </w:tabs>
-        <w:ind w:left="3600" w:hanging="360"/>
-      </w:pPr>
-    </w:lvl>
-    <w:lvl w:ilvl="5" w:tentative="1">
-      <w:start w:val="1"/>
-      <w:numFmt w:val="decimal"/>
-      <w:lvlText w:val="%6."/>
-      <w:lvlJc w:val="left"/>
-      <w:pPr>
-        <w:tabs>
-          <w:tab w:val="num" w:pos="4320"/>
-        </w:tabs>
-        <w:ind w:left="4320" w:hanging="360"/>
-      </w:pPr>
-    </w:lvl>
-    <w:lvl w:ilvl="6" w:tentative="1">
-      <w:start w:val="1"/>
-      <w:numFmt w:val="decimal"/>
-      <w:lvlText w:val="%7."/>
-      <w:lvlJc w:val="left"/>
-      <w:pPr>
-        <w:tabs>
-          <w:tab w:val="num" w:pos="5040"/>
-        </w:tabs>
-        <w:ind w:left="5040" w:hanging="360"/>
-      </w:pPr>
-    </w:lvl>
-    <w:lvl w:ilvl="7" w:tentative="1">
-      <w:start w:val="1"/>
-      <w:numFmt w:val="decimal"/>
-      <w:lvlText w:val="%8."/>
-      <w:lvlJc w:val="left"/>
-      <w:pPr>
-        <w:tabs>
-          <w:tab w:val="num" w:pos="5760"/>
-        </w:tabs>
-        <w:ind w:left="5760" w:hanging="360"/>
-      </w:pPr>
-    </w:lvl>
-    <w:lvl w:ilvl="8" w:tentative="1">
-      <w:start w:val="1"/>
-      <w:numFmt w:val="decimal"/>
-      <w:lvlText w:val="%9."/>
-      <w:lvlJc w:val="left"/>
-      <w:pPr>
-        <w:tabs>
-          <w:tab w:val="num" w:pos="6480"/>
-        </w:tabs>
-        <w:ind w:left="6480" w:hanging="360"/>
-      </w:pPr>
-    </w:lvl>
-  </w:abstractNum>
-  <w:abstractNum w:abstractNumId="19" w15:restartNumberingAfterBreak="0">
-    <w:nsid w:val="4EEF615E"/>
-    <w:multiLevelType w:val="multilevel"/>
-    <w:tmpl w:val="532E958C"/>
+    <w:tmpl w:val="E74AB532"/>
     <w:lvl w:ilvl="0">
       <w:start w:val="1"/>
       <w:numFmt w:val="bullet"/>
@@ -12729,797 +13443,83 @@
       </w:rPr>
     </w:lvl>
   </w:abstractNum>
-  <w:abstractNum w:abstractNumId="20" w15:restartNumberingAfterBreak="0">
-    <w:nsid w:val="560005DB"/>
-    <w:multiLevelType w:val="multilevel"/>
-    <w:tmpl w:val="96386C00"/>
-    <w:lvl w:ilvl="0">
-      <w:start w:val="1"/>
-      <w:numFmt w:val="decimal"/>
-      <w:lvlText w:val="%1."/>
-      <w:lvlJc w:val="left"/>
-      <w:pPr>
-        <w:tabs>
-          <w:tab w:val="num" w:pos="720"/>
-        </w:tabs>
-        <w:ind w:left="720" w:hanging="360"/>
-      </w:pPr>
-    </w:lvl>
-    <w:lvl w:ilvl="1" w:tentative="1">
-      <w:start w:val="1"/>
-      <w:numFmt w:val="decimal"/>
-      <w:lvlText w:val="%2."/>
-      <w:lvlJc w:val="left"/>
-      <w:pPr>
-        <w:tabs>
-          <w:tab w:val="num" w:pos="1440"/>
-        </w:tabs>
-        <w:ind w:left="1440" w:hanging="360"/>
-      </w:pPr>
-    </w:lvl>
-    <w:lvl w:ilvl="2" w:tentative="1">
-      <w:start w:val="1"/>
-      <w:numFmt w:val="decimal"/>
-      <w:lvlText w:val="%3."/>
-      <w:lvlJc w:val="left"/>
-      <w:pPr>
-        <w:tabs>
-          <w:tab w:val="num" w:pos="2160"/>
-        </w:tabs>
-        <w:ind w:left="2160" w:hanging="360"/>
-      </w:pPr>
-    </w:lvl>
-    <w:lvl w:ilvl="3" w:tentative="1">
-      <w:start w:val="1"/>
-      <w:numFmt w:val="decimal"/>
-      <w:lvlText w:val="%4."/>
-      <w:lvlJc w:val="left"/>
-      <w:pPr>
-        <w:tabs>
-          <w:tab w:val="num" w:pos="2880"/>
-        </w:tabs>
-        <w:ind w:left="2880" w:hanging="360"/>
-      </w:pPr>
-    </w:lvl>
-    <w:lvl w:ilvl="4" w:tentative="1">
-      <w:start w:val="1"/>
-      <w:numFmt w:val="decimal"/>
-      <w:lvlText w:val="%5."/>
-      <w:lvlJc w:val="left"/>
-      <w:pPr>
-        <w:tabs>
-          <w:tab w:val="num" w:pos="3600"/>
-        </w:tabs>
-        <w:ind w:left="3600" w:hanging="360"/>
-      </w:pPr>
-    </w:lvl>
-    <w:lvl w:ilvl="5" w:tentative="1">
-      <w:start w:val="1"/>
-      <w:numFmt w:val="decimal"/>
-      <w:lvlText w:val="%6."/>
-      <w:lvlJc w:val="left"/>
-      <w:pPr>
-        <w:tabs>
-          <w:tab w:val="num" w:pos="4320"/>
-        </w:tabs>
-        <w:ind w:left="4320" w:hanging="360"/>
-      </w:pPr>
-    </w:lvl>
-    <w:lvl w:ilvl="6" w:tentative="1">
-      <w:start w:val="1"/>
-      <w:numFmt w:val="decimal"/>
-      <w:lvlText w:val="%7."/>
-      <w:lvlJc w:val="left"/>
-      <w:pPr>
-        <w:tabs>
-          <w:tab w:val="num" w:pos="5040"/>
-        </w:tabs>
-        <w:ind w:left="5040" w:hanging="360"/>
-      </w:pPr>
-    </w:lvl>
-    <w:lvl w:ilvl="7" w:tentative="1">
-      <w:start w:val="1"/>
-      <w:numFmt w:val="decimal"/>
-      <w:lvlText w:val="%8."/>
-      <w:lvlJc w:val="left"/>
-      <w:pPr>
-        <w:tabs>
-          <w:tab w:val="num" w:pos="5760"/>
-        </w:tabs>
-        <w:ind w:left="5760" w:hanging="360"/>
-      </w:pPr>
-    </w:lvl>
-    <w:lvl w:ilvl="8" w:tentative="1">
-      <w:start w:val="1"/>
-      <w:numFmt w:val="decimal"/>
-      <w:lvlText w:val="%9."/>
-      <w:lvlJc w:val="left"/>
-      <w:pPr>
-        <w:tabs>
-          <w:tab w:val="num" w:pos="6480"/>
-        </w:tabs>
-        <w:ind w:left="6480" w:hanging="360"/>
-      </w:pPr>
-    </w:lvl>
-  </w:abstractNum>
-  <w:abstractNum w:abstractNumId="21" w15:restartNumberingAfterBreak="0">
-    <w:nsid w:val="5E814482"/>
-    <w:multiLevelType w:val="multilevel"/>
-    <w:tmpl w:val="DA28BCEE"/>
-    <w:lvl w:ilvl="0">
-      <w:start w:val="1"/>
-      <w:numFmt w:val="decimal"/>
-      <w:lvlText w:val="%1."/>
-      <w:lvlJc w:val="left"/>
-      <w:pPr>
-        <w:tabs>
-          <w:tab w:val="num" w:pos="720"/>
-        </w:tabs>
-        <w:ind w:left="720" w:hanging="360"/>
-      </w:pPr>
-    </w:lvl>
-    <w:lvl w:ilvl="1" w:tentative="1">
-      <w:start w:val="1"/>
-      <w:numFmt w:val="decimal"/>
-      <w:lvlText w:val="%2."/>
-      <w:lvlJc w:val="left"/>
-      <w:pPr>
-        <w:tabs>
-          <w:tab w:val="num" w:pos="1440"/>
-        </w:tabs>
-        <w:ind w:left="1440" w:hanging="360"/>
-      </w:pPr>
-    </w:lvl>
-    <w:lvl w:ilvl="2" w:tentative="1">
-      <w:start w:val="1"/>
-      <w:numFmt w:val="decimal"/>
-      <w:lvlText w:val="%3."/>
-      <w:lvlJc w:val="left"/>
-      <w:pPr>
-        <w:tabs>
-          <w:tab w:val="num" w:pos="2160"/>
-        </w:tabs>
-        <w:ind w:left="2160" w:hanging="360"/>
-      </w:pPr>
-    </w:lvl>
-    <w:lvl w:ilvl="3" w:tentative="1">
-      <w:start w:val="1"/>
-      <w:numFmt w:val="decimal"/>
-      <w:lvlText w:val="%4."/>
-      <w:lvlJc w:val="left"/>
-      <w:pPr>
-        <w:tabs>
-          <w:tab w:val="num" w:pos="2880"/>
-        </w:tabs>
-        <w:ind w:left="2880" w:hanging="360"/>
-      </w:pPr>
-    </w:lvl>
-    <w:lvl w:ilvl="4" w:tentative="1">
-      <w:start w:val="1"/>
-      <w:numFmt w:val="decimal"/>
-      <w:lvlText w:val="%5."/>
-      <w:lvlJc w:val="left"/>
-      <w:pPr>
-        <w:tabs>
-          <w:tab w:val="num" w:pos="3600"/>
-        </w:tabs>
-        <w:ind w:left="3600" w:hanging="360"/>
-      </w:pPr>
-    </w:lvl>
-    <w:lvl w:ilvl="5" w:tentative="1">
-      <w:start w:val="1"/>
-      <w:numFmt w:val="decimal"/>
-      <w:lvlText w:val="%6."/>
-      <w:lvlJc w:val="left"/>
-      <w:pPr>
-        <w:tabs>
-          <w:tab w:val="num" w:pos="4320"/>
-        </w:tabs>
-        <w:ind w:left="4320" w:hanging="360"/>
-      </w:pPr>
-    </w:lvl>
-    <w:lvl w:ilvl="6" w:tentative="1">
-      <w:start w:val="1"/>
-      <w:numFmt w:val="decimal"/>
-      <w:lvlText w:val="%7."/>
-      <w:lvlJc w:val="left"/>
-      <w:pPr>
-        <w:tabs>
-          <w:tab w:val="num" w:pos="5040"/>
-        </w:tabs>
-        <w:ind w:left="5040" w:hanging="360"/>
-      </w:pPr>
-    </w:lvl>
-    <w:lvl w:ilvl="7" w:tentative="1">
-      <w:start w:val="1"/>
-      <w:numFmt w:val="decimal"/>
-      <w:lvlText w:val="%8."/>
-      <w:lvlJc w:val="left"/>
-      <w:pPr>
-        <w:tabs>
-          <w:tab w:val="num" w:pos="5760"/>
-        </w:tabs>
-        <w:ind w:left="5760" w:hanging="360"/>
-      </w:pPr>
-    </w:lvl>
-    <w:lvl w:ilvl="8" w:tentative="1">
-      <w:start w:val="1"/>
-      <w:numFmt w:val="decimal"/>
-      <w:lvlText w:val="%9."/>
-      <w:lvlJc w:val="left"/>
-      <w:pPr>
-        <w:tabs>
-          <w:tab w:val="num" w:pos="6480"/>
-        </w:tabs>
-        <w:ind w:left="6480" w:hanging="360"/>
-      </w:pPr>
-    </w:lvl>
-  </w:abstractNum>
-  <w:abstractNum w:abstractNumId="22" w15:restartNumberingAfterBreak="0">
-    <w:nsid w:val="601965E1"/>
-    <w:multiLevelType w:val="multilevel"/>
-    <w:tmpl w:val="8D2C7540"/>
-    <w:lvl w:ilvl="0">
-      <w:start w:val="1"/>
-      <w:numFmt w:val="decimal"/>
-      <w:lvlText w:val="%1."/>
-      <w:lvlJc w:val="left"/>
-      <w:pPr>
-        <w:tabs>
-          <w:tab w:val="num" w:pos="720"/>
-        </w:tabs>
-        <w:ind w:left="720" w:hanging="360"/>
-      </w:pPr>
-    </w:lvl>
-    <w:lvl w:ilvl="1" w:tentative="1">
-      <w:start w:val="1"/>
-      <w:numFmt w:val="decimal"/>
-      <w:lvlText w:val="%2."/>
-      <w:lvlJc w:val="left"/>
-      <w:pPr>
-        <w:tabs>
-          <w:tab w:val="num" w:pos="1440"/>
-        </w:tabs>
-        <w:ind w:left="1440" w:hanging="360"/>
-      </w:pPr>
-    </w:lvl>
-    <w:lvl w:ilvl="2" w:tentative="1">
-      <w:start w:val="1"/>
-      <w:numFmt w:val="decimal"/>
-      <w:lvlText w:val="%3."/>
-      <w:lvlJc w:val="left"/>
-      <w:pPr>
-        <w:tabs>
-          <w:tab w:val="num" w:pos="2160"/>
-        </w:tabs>
-        <w:ind w:left="2160" w:hanging="360"/>
-      </w:pPr>
-    </w:lvl>
-    <w:lvl w:ilvl="3" w:tentative="1">
-      <w:start w:val="1"/>
-      <w:numFmt w:val="decimal"/>
-      <w:lvlText w:val="%4."/>
-      <w:lvlJc w:val="left"/>
-      <w:pPr>
-        <w:tabs>
-          <w:tab w:val="num" w:pos="2880"/>
-        </w:tabs>
-        <w:ind w:left="2880" w:hanging="360"/>
-      </w:pPr>
-    </w:lvl>
-    <w:lvl w:ilvl="4" w:tentative="1">
-      <w:start w:val="1"/>
-      <w:numFmt w:val="decimal"/>
-      <w:lvlText w:val="%5."/>
-      <w:lvlJc w:val="left"/>
-      <w:pPr>
-        <w:tabs>
-          <w:tab w:val="num" w:pos="3600"/>
-        </w:tabs>
-        <w:ind w:left="3600" w:hanging="360"/>
-      </w:pPr>
-    </w:lvl>
-    <w:lvl w:ilvl="5" w:tentative="1">
-      <w:start w:val="1"/>
-      <w:numFmt w:val="decimal"/>
-      <w:lvlText w:val="%6."/>
-      <w:lvlJc w:val="left"/>
-      <w:pPr>
-        <w:tabs>
-          <w:tab w:val="num" w:pos="4320"/>
-        </w:tabs>
-        <w:ind w:left="4320" w:hanging="360"/>
-      </w:pPr>
-    </w:lvl>
-    <w:lvl w:ilvl="6" w:tentative="1">
-      <w:start w:val="1"/>
-      <w:numFmt w:val="decimal"/>
-      <w:lvlText w:val="%7."/>
-      <w:lvlJc w:val="left"/>
-      <w:pPr>
-        <w:tabs>
-          <w:tab w:val="num" w:pos="5040"/>
-        </w:tabs>
-        <w:ind w:left="5040" w:hanging="360"/>
-      </w:pPr>
-    </w:lvl>
-    <w:lvl w:ilvl="7" w:tentative="1">
-      <w:start w:val="1"/>
-      <w:numFmt w:val="decimal"/>
-      <w:lvlText w:val="%8."/>
-      <w:lvlJc w:val="left"/>
-      <w:pPr>
-        <w:tabs>
-          <w:tab w:val="num" w:pos="5760"/>
-        </w:tabs>
-        <w:ind w:left="5760" w:hanging="360"/>
-      </w:pPr>
-    </w:lvl>
-    <w:lvl w:ilvl="8" w:tentative="1">
-      <w:start w:val="1"/>
-      <w:numFmt w:val="decimal"/>
-      <w:lvlText w:val="%9."/>
-      <w:lvlJc w:val="left"/>
-      <w:pPr>
-        <w:tabs>
-          <w:tab w:val="num" w:pos="6480"/>
-        </w:tabs>
-        <w:ind w:left="6480" w:hanging="360"/>
-      </w:pPr>
-    </w:lvl>
-  </w:abstractNum>
-  <w:abstractNum w:abstractNumId="23" w15:restartNumberingAfterBreak="0">
-    <w:nsid w:val="720E55D8"/>
-    <w:multiLevelType w:val="multilevel"/>
-    <w:tmpl w:val="32927A46"/>
-    <w:lvl w:ilvl="0">
-      <w:start w:val="1"/>
-      <w:numFmt w:val="decimal"/>
-      <w:lvlText w:val="%1."/>
-      <w:lvlJc w:val="left"/>
-      <w:pPr>
-        <w:tabs>
-          <w:tab w:val="num" w:pos="720"/>
-        </w:tabs>
-        <w:ind w:left="720" w:hanging="360"/>
-      </w:pPr>
-    </w:lvl>
-    <w:lvl w:ilvl="1" w:tentative="1">
-      <w:start w:val="1"/>
-      <w:numFmt w:val="decimal"/>
-      <w:lvlText w:val="%2."/>
-      <w:lvlJc w:val="left"/>
-      <w:pPr>
-        <w:tabs>
-          <w:tab w:val="num" w:pos="1440"/>
-        </w:tabs>
-        <w:ind w:left="1440" w:hanging="360"/>
-      </w:pPr>
-    </w:lvl>
-    <w:lvl w:ilvl="2" w:tentative="1">
-      <w:start w:val="1"/>
-      <w:numFmt w:val="decimal"/>
-      <w:lvlText w:val="%3."/>
-      <w:lvlJc w:val="left"/>
-      <w:pPr>
-        <w:tabs>
-          <w:tab w:val="num" w:pos="2160"/>
-        </w:tabs>
-        <w:ind w:left="2160" w:hanging="360"/>
-      </w:pPr>
-    </w:lvl>
-    <w:lvl w:ilvl="3" w:tentative="1">
-      <w:start w:val="1"/>
-      <w:numFmt w:val="decimal"/>
-      <w:lvlText w:val="%4."/>
-      <w:lvlJc w:val="left"/>
-      <w:pPr>
-        <w:tabs>
-          <w:tab w:val="num" w:pos="2880"/>
-        </w:tabs>
-        <w:ind w:left="2880" w:hanging="360"/>
-      </w:pPr>
-    </w:lvl>
-    <w:lvl w:ilvl="4" w:tentative="1">
-      <w:start w:val="1"/>
-      <w:numFmt w:val="decimal"/>
-      <w:lvlText w:val="%5."/>
-      <w:lvlJc w:val="left"/>
-      <w:pPr>
-        <w:tabs>
-          <w:tab w:val="num" w:pos="3600"/>
-        </w:tabs>
-        <w:ind w:left="3600" w:hanging="360"/>
-      </w:pPr>
-    </w:lvl>
-    <w:lvl w:ilvl="5" w:tentative="1">
-      <w:start w:val="1"/>
-      <w:numFmt w:val="decimal"/>
-      <w:lvlText w:val="%6."/>
-      <w:lvlJc w:val="left"/>
-      <w:pPr>
-        <w:tabs>
-          <w:tab w:val="num" w:pos="4320"/>
-        </w:tabs>
-        <w:ind w:left="4320" w:hanging="360"/>
-      </w:pPr>
-    </w:lvl>
-    <w:lvl w:ilvl="6" w:tentative="1">
-      <w:start w:val="1"/>
-      <w:numFmt w:val="decimal"/>
-      <w:lvlText w:val="%7."/>
-      <w:lvlJc w:val="left"/>
-      <w:pPr>
-        <w:tabs>
-          <w:tab w:val="num" w:pos="5040"/>
-        </w:tabs>
-        <w:ind w:left="5040" w:hanging="360"/>
-      </w:pPr>
-    </w:lvl>
-    <w:lvl w:ilvl="7" w:tentative="1">
-      <w:start w:val="1"/>
-      <w:numFmt w:val="decimal"/>
-      <w:lvlText w:val="%8."/>
-      <w:lvlJc w:val="left"/>
-      <w:pPr>
-        <w:tabs>
-          <w:tab w:val="num" w:pos="5760"/>
-        </w:tabs>
-        <w:ind w:left="5760" w:hanging="360"/>
-      </w:pPr>
-    </w:lvl>
-    <w:lvl w:ilvl="8" w:tentative="1">
-      <w:start w:val="1"/>
-      <w:numFmt w:val="decimal"/>
-      <w:lvlText w:val="%9."/>
-      <w:lvlJc w:val="left"/>
-      <w:pPr>
-        <w:tabs>
-          <w:tab w:val="num" w:pos="6480"/>
-        </w:tabs>
-        <w:ind w:left="6480" w:hanging="360"/>
-      </w:pPr>
-    </w:lvl>
-  </w:abstractNum>
-  <w:abstractNum w:abstractNumId="24" w15:restartNumberingAfterBreak="0">
-    <w:nsid w:val="7EA26E87"/>
-    <w:multiLevelType w:val="multilevel"/>
-    <w:tmpl w:val="FE90A53E"/>
-    <w:lvl w:ilvl="0">
-      <w:start w:val="1"/>
-      <w:numFmt w:val="bullet"/>
-      <w:lvlText w:val=""/>
-      <w:lvlJc w:val="left"/>
-      <w:pPr>
-        <w:tabs>
-          <w:tab w:val="num" w:pos="720"/>
-        </w:tabs>
-        <w:ind w:left="720" w:hanging="360"/>
-      </w:pPr>
-      <w:rPr>
-        <w:rFonts w:ascii="Symbol" w:hAnsi="Symbol" w:hint="default"/>
-        <w:sz w:val="20"/>
-      </w:rPr>
-    </w:lvl>
-    <w:lvl w:ilvl="1" w:tentative="1">
-      <w:start w:val="1"/>
-      <w:numFmt w:val="bullet"/>
-      <w:lvlText w:val="o"/>
-      <w:lvlJc w:val="left"/>
-      <w:pPr>
-        <w:tabs>
-          <w:tab w:val="num" w:pos="1440"/>
-        </w:tabs>
-        <w:ind w:left="1440" w:hanging="360"/>
-      </w:pPr>
-      <w:rPr>
-        <w:rFonts w:ascii="Courier New" w:hAnsi="Courier New" w:hint="default"/>
-        <w:sz w:val="20"/>
-      </w:rPr>
-    </w:lvl>
-    <w:lvl w:ilvl="2" w:tentative="1">
-      <w:start w:val="1"/>
-      <w:numFmt w:val="bullet"/>
-      <w:lvlText w:val=""/>
-      <w:lvlJc w:val="left"/>
-      <w:pPr>
-        <w:tabs>
-          <w:tab w:val="num" w:pos="2160"/>
-        </w:tabs>
-        <w:ind w:left="2160" w:hanging="360"/>
-      </w:pPr>
-      <w:rPr>
-        <w:rFonts w:ascii="Wingdings" w:hAnsi="Wingdings" w:hint="default"/>
-        <w:sz w:val="20"/>
-      </w:rPr>
-    </w:lvl>
-    <w:lvl w:ilvl="3" w:tentative="1">
-      <w:start w:val="1"/>
-      <w:numFmt w:val="bullet"/>
-      <w:lvlText w:val=""/>
-      <w:lvlJc w:val="left"/>
-      <w:pPr>
-        <w:tabs>
-          <w:tab w:val="num" w:pos="2880"/>
-        </w:tabs>
-        <w:ind w:left="2880" w:hanging="360"/>
-      </w:pPr>
-      <w:rPr>
-        <w:rFonts w:ascii="Wingdings" w:hAnsi="Wingdings" w:hint="default"/>
-        <w:sz w:val="20"/>
-      </w:rPr>
-    </w:lvl>
-    <w:lvl w:ilvl="4" w:tentative="1">
-      <w:start w:val="1"/>
-      <w:numFmt w:val="bullet"/>
-      <w:lvlText w:val=""/>
-      <w:lvlJc w:val="left"/>
-      <w:pPr>
-        <w:tabs>
-          <w:tab w:val="num" w:pos="3600"/>
-        </w:tabs>
-        <w:ind w:left="3600" w:hanging="360"/>
-      </w:pPr>
-      <w:rPr>
-        <w:rFonts w:ascii="Wingdings" w:hAnsi="Wingdings" w:hint="default"/>
-        <w:sz w:val="20"/>
-      </w:rPr>
-    </w:lvl>
-    <w:lvl w:ilvl="5" w:tentative="1">
-      <w:start w:val="1"/>
-      <w:numFmt w:val="bullet"/>
-      <w:lvlText w:val=""/>
-      <w:lvlJc w:val="left"/>
-      <w:pPr>
-        <w:tabs>
-          <w:tab w:val="num" w:pos="4320"/>
-        </w:tabs>
-        <w:ind w:left="4320" w:hanging="360"/>
-      </w:pPr>
-      <w:rPr>
-        <w:rFonts w:ascii="Wingdings" w:hAnsi="Wingdings" w:hint="default"/>
-        <w:sz w:val="20"/>
-      </w:rPr>
-    </w:lvl>
-    <w:lvl w:ilvl="6" w:tentative="1">
-      <w:start w:val="1"/>
-      <w:numFmt w:val="bullet"/>
-      <w:lvlText w:val=""/>
-      <w:lvlJc w:val="left"/>
-      <w:pPr>
-        <w:tabs>
-          <w:tab w:val="num" w:pos="5040"/>
-        </w:tabs>
-        <w:ind w:left="5040" w:hanging="360"/>
-      </w:pPr>
-      <w:rPr>
-        <w:rFonts w:ascii="Wingdings" w:hAnsi="Wingdings" w:hint="default"/>
-        <w:sz w:val="20"/>
-      </w:rPr>
-    </w:lvl>
-    <w:lvl w:ilvl="7" w:tentative="1">
-      <w:start w:val="1"/>
-      <w:numFmt w:val="bullet"/>
-      <w:lvlText w:val=""/>
-      <w:lvlJc w:val="left"/>
-      <w:pPr>
-        <w:tabs>
-          <w:tab w:val="num" w:pos="5760"/>
-        </w:tabs>
-        <w:ind w:left="5760" w:hanging="360"/>
-      </w:pPr>
-      <w:rPr>
-        <w:rFonts w:ascii="Wingdings" w:hAnsi="Wingdings" w:hint="default"/>
-        <w:sz w:val="20"/>
-      </w:rPr>
-    </w:lvl>
-    <w:lvl w:ilvl="8" w:tentative="1">
-      <w:start w:val="1"/>
-      <w:numFmt w:val="bullet"/>
-      <w:lvlText w:val=""/>
-      <w:lvlJc w:val="left"/>
-      <w:pPr>
-        <w:tabs>
-          <w:tab w:val="num" w:pos="6480"/>
-        </w:tabs>
-        <w:ind w:left="6480" w:hanging="360"/>
-      </w:pPr>
-      <w:rPr>
-        <w:rFonts w:ascii="Wingdings" w:hAnsi="Wingdings" w:hint="default"/>
-        <w:sz w:val="20"/>
-      </w:rPr>
-    </w:lvl>
-  </w:abstractNum>
-  <w:abstractNum w:abstractNumId="25" w15:restartNumberingAfterBreak="0">
-    <w:nsid w:val="7ED16B5B"/>
-    <w:multiLevelType w:val="multilevel"/>
-    <w:tmpl w:val="86561C88"/>
-    <w:lvl w:ilvl="0">
-      <w:start w:val="1"/>
-      <w:numFmt w:val="decimal"/>
-      <w:lvlText w:val="%1."/>
-      <w:lvlJc w:val="left"/>
-      <w:pPr>
-        <w:tabs>
-          <w:tab w:val="num" w:pos="720"/>
-        </w:tabs>
-        <w:ind w:left="720" w:hanging="360"/>
-      </w:pPr>
-    </w:lvl>
-    <w:lvl w:ilvl="1" w:tentative="1">
-      <w:start w:val="1"/>
-      <w:numFmt w:val="decimal"/>
-      <w:lvlText w:val="%2."/>
-      <w:lvlJc w:val="left"/>
-      <w:pPr>
-        <w:tabs>
-          <w:tab w:val="num" w:pos="1440"/>
-        </w:tabs>
-        <w:ind w:left="1440" w:hanging="360"/>
-      </w:pPr>
-    </w:lvl>
-    <w:lvl w:ilvl="2" w:tentative="1">
-      <w:start w:val="1"/>
-      <w:numFmt w:val="decimal"/>
-      <w:lvlText w:val="%3."/>
-      <w:lvlJc w:val="left"/>
-      <w:pPr>
-        <w:tabs>
-          <w:tab w:val="num" w:pos="2160"/>
-        </w:tabs>
-        <w:ind w:left="2160" w:hanging="360"/>
-      </w:pPr>
-    </w:lvl>
-    <w:lvl w:ilvl="3" w:tentative="1">
-      <w:start w:val="1"/>
-      <w:numFmt w:val="decimal"/>
-      <w:lvlText w:val="%4."/>
-      <w:lvlJc w:val="left"/>
-      <w:pPr>
-        <w:tabs>
-          <w:tab w:val="num" w:pos="2880"/>
-        </w:tabs>
-        <w:ind w:left="2880" w:hanging="360"/>
-      </w:pPr>
-    </w:lvl>
-    <w:lvl w:ilvl="4" w:tentative="1">
-      <w:start w:val="1"/>
-      <w:numFmt w:val="decimal"/>
-      <w:lvlText w:val="%5."/>
-      <w:lvlJc w:val="left"/>
-      <w:pPr>
-        <w:tabs>
-          <w:tab w:val="num" w:pos="3600"/>
-        </w:tabs>
-        <w:ind w:left="3600" w:hanging="360"/>
-      </w:pPr>
-    </w:lvl>
-    <w:lvl w:ilvl="5" w:tentative="1">
-      <w:start w:val="1"/>
-      <w:numFmt w:val="decimal"/>
-      <w:lvlText w:val="%6."/>
-      <w:lvlJc w:val="left"/>
-      <w:pPr>
-        <w:tabs>
-          <w:tab w:val="num" w:pos="4320"/>
-        </w:tabs>
-        <w:ind w:left="4320" w:hanging="360"/>
-      </w:pPr>
-    </w:lvl>
-    <w:lvl w:ilvl="6" w:tentative="1">
-      <w:start w:val="1"/>
-      <w:numFmt w:val="decimal"/>
-      <w:lvlText w:val="%7."/>
-      <w:lvlJc w:val="left"/>
-      <w:pPr>
-        <w:tabs>
-          <w:tab w:val="num" w:pos="5040"/>
-        </w:tabs>
-        <w:ind w:left="5040" w:hanging="360"/>
-      </w:pPr>
-    </w:lvl>
-    <w:lvl w:ilvl="7" w:tentative="1">
-      <w:start w:val="1"/>
-      <w:numFmt w:val="decimal"/>
-      <w:lvlText w:val="%8."/>
-      <w:lvlJc w:val="left"/>
-      <w:pPr>
-        <w:tabs>
-          <w:tab w:val="num" w:pos="5760"/>
-        </w:tabs>
-        <w:ind w:left="5760" w:hanging="360"/>
-      </w:pPr>
-    </w:lvl>
-    <w:lvl w:ilvl="8" w:tentative="1">
-      <w:start w:val="1"/>
-      <w:numFmt w:val="decimal"/>
-      <w:lvlText w:val="%9."/>
-      <w:lvlJc w:val="left"/>
-      <w:pPr>
-        <w:tabs>
-          <w:tab w:val="num" w:pos="6480"/>
-        </w:tabs>
-        <w:ind w:left="6480" w:hanging="360"/>
-      </w:pPr>
-    </w:lvl>
-  </w:abstractNum>
-  <w:num w:numId="1" w16cid:durableId="1868181444">
+  <w:num w:numId="1" w16cid:durableId="1233925544">
+    <w:abstractNumId w:val="24"/>
+  </w:num>
+  <w:num w:numId="2" w16cid:durableId="401873547">
+    <w:abstractNumId w:val="4"/>
+  </w:num>
+  <w:num w:numId="3" w16cid:durableId="1528526648">
     <w:abstractNumId w:val="6"/>
   </w:num>
-  <w:num w:numId="2" w16cid:durableId="2047245374">
+  <w:num w:numId="4" w16cid:durableId="134225775">
+    <w:abstractNumId w:val="20"/>
+  </w:num>
+  <w:num w:numId="5" w16cid:durableId="616253562">
+    <w:abstractNumId w:val="1"/>
+  </w:num>
+  <w:num w:numId="6" w16cid:durableId="500854477">
+    <w:abstractNumId w:val="9"/>
+  </w:num>
+  <w:num w:numId="7" w16cid:durableId="1079518079">
+    <w:abstractNumId w:val="0"/>
+  </w:num>
+  <w:num w:numId="8" w16cid:durableId="1673948051">
+    <w:abstractNumId w:val="21"/>
+  </w:num>
+  <w:num w:numId="9" w16cid:durableId="956180831">
+    <w:abstractNumId w:val="14"/>
+  </w:num>
+  <w:num w:numId="10" w16cid:durableId="1093017379">
+    <w:abstractNumId w:val="3"/>
+  </w:num>
+  <w:num w:numId="11" w16cid:durableId="841435865">
+    <w:abstractNumId w:val="7"/>
+  </w:num>
+  <w:num w:numId="12" w16cid:durableId="1007976414">
+    <w:abstractNumId w:val="5"/>
+  </w:num>
+  <w:num w:numId="13" w16cid:durableId="1367559726">
+    <w:abstractNumId w:val="13"/>
+  </w:num>
+  <w:num w:numId="14" w16cid:durableId="298724443">
+    <w:abstractNumId w:val="23"/>
+  </w:num>
+  <w:num w:numId="15" w16cid:durableId="1616591931">
+    <w:abstractNumId w:val="19"/>
+  </w:num>
+  <w:num w:numId="16" w16cid:durableId="839345316">
+    <w:abstractNumId w:val="16"/>
+  </w:num>
+  <w:num w:numId="17" w16cid:durableId="879830010">
+    <w:abstractNumId w:val="8"/>
+  </w:num>
+  <w:num w:numId="18" w16cid:durableId="1473672367">
+    <w:abstractNumId w:val="22"/>
+  </w:num>
+  <w:num w:numId="19" w16cid:durableId="1041369242">
+    <w:abstractNumId w:val="10"/>
+  </w:num>
+  <w:num w:numId="20" w16cid:durableId="520440002">
+    <w:abstractNumId w:val="11"/>
+  </w:num>
+  <w:num w:numId="21" w16cid:durableId="1290093582">
+    <w:abstractNumId w:val="2"/>
+  </w:num>
+  <w:num w:numId="22" w16cid:durableId="1676108782">
+    <w:abstractNumId w:val="25"/>
+  </w:num>
+  <w:num w:numId="23" w16cid:durableId="1641298622">
     <w:abstractNumId w:val="17"/>
   </w:num>
-  <w:num w:numId="3" w16cid:durableId="2046564489">
+  <w:num w:numId="24" w16cid:durableId="553927026">
+    <w:abstractNumId w:val="12"/>
+  </w:num>
+  <w:num w:numId="25" w16cid:durableId="1221281331">
     <w:abstractNumId w:val="18"/>
   </w:num>
-  <w:num w:numId="4" w16cid:durableId="390616997">
-    <w:abstractNumId w:val="23"/>
-  </w:num>
-  <w:num w:numId="5" w16cid:durableId="1300770832">
-    <w:abstractNumId w:val="5"/>
-  </w:num>
-  <w:num w:numId="6" w16cid:durableId="838886656">
-    <w:abstractNumId w:val="8"/>
-  </w:num>
-  <w:num w:numId="7" w16cid:durableId="1804227365">
-    <w:abstractNumId w:val="24"/>
-  </w:num>
-  <w:num w:numId="8" w16cid:durableId="322243348">
-    <w:abstractNumId w:val="0"/>
-  </w:num>
-  <w:num w:numId="9" w16cid:durableId="847910278">
-    <w:abstractNumId w:val="9"/>
-  </w:num>
-  <w:num w:numId="10" w16cid:durableId="1513109671">
-    <w:abstractNumId w:val="4"/>
-  </w:num>
-  <w:num w:numId="11" w16cid:durableId="646011050">
-    <w:abstractNumId w:val="2"/>
-  </w:num>
-  <w:num w:numId="12" w16cid:durableId="1546334398">
+  <w:num w:numId="26" w16cid:durableId="1494756698">
     <w:abstractNumId w:val="15"/>
-  </w:num>
-  <w:num w:numId="13" w16cid:durableId="279263130">
-    <w:abstractNumId w:val="12"/>
-  </w:num>
-  <w:num w:numId="14" w16cid:durableId="1702052612">
-    <w:abstractNumId w:val="14"/>
-  </w:num>
-  <w:num w:numId="15" w16cid:durableId="1049494648">
-    <w:abstractNumId w:val="16"/>
-  </w:num>
-  <w:num w:numId="16" w16cid:durableId="409349993">
-    <w:abstractNumId w:val="3"/>
-  </w:num>
-  <w:num w:numId="17" w16cid:durableId="384715752">
-    <w:abstractNumId w:val="7"/>
-  </w:num>
-  <w:num w:numId="18" w16cid:durableId="662273989">
-    <w:abstractNumId w:val="13"/>
-  </w:num>
-  <w:num w:numId="19" w16cid:durableId="1848787221">
-    <w:abstractNumId w:val="25"/>
-  </w:num>
-  <w:num w:numId="20" w16cid:durableId="1118598042">
-    <w:abstractNumId w:val="1"/>
-  </w:num>
-  <w:num w:numId="21" w16cid:durableId="1711417371">
-    <w:abstractNumId w:val="10"/>
-  </w:num>
-  <w:num w:numId="22" w16cid:durableId="1296594593">
-    <w:abstractNumId w:val="19"/>
-  </w:num>
-  <w:num w:numId="23" w16cid:durableId="972439780">
-    <w:abstractNumId w:val="22"/>
-  </w:num>
-  <w:num w:numId="24" w16cid:durableId="1375078041">
-    <w:abstractNumId w:val="11"/>
-  </w:num>
-  <w:num w:numId="25" w16cid:durableId="1116633711">
-    <w:abstractNumId w:val="21"/>
-  </w:num>
-  <w:num w:numId="26" w16cid:durableId="1322927846">
-    <w:abstractNumId w:val="20"/>
   </w:num>
 </w:numbering>
 </file>

--- a/docs/User Manual.docx
+++ b/docs/User Manual.docx
@@ -10155,14 +10155,293 @@
         <w:rPr>
           <w:rFonts w:ascii="Calibri" w:eastAsia="Times New Roman" w:hAnsi="Calibri" w:cs="Calibri"/>
         </w:rPr>
-        <w:t xml:space="preserve">10. Website Admin </w:t>
-      </w:r>
-      <w:r>
-        <w:rPr>
-          <w:rStyle w:val="Emphasis"/>
-          <w:rFonts w:ascii="Calibri" w:eastAsia="Times New Roman" w:hAnsi="Calibri" w:cs="Calibri"/>
-        </w:rPr>
-        <w:t>(coming soon: a separate app with its own sign-in, not part of the office app)</w:t>
+        <w:t>10. Website Admin (separate app)</w:t>
+      </w:r>
+    </w:p>
+    <w:p>
+      <w:pPr>
+        <w:pStyle w:val="NormalWeb"/>
+        <w:rPr>
+          <w:rFonts w:ascii="Calibri" w:hAnsi="Calibri" w:cs="Calibri"/>
+          <w:color w:val="1A1A1A"/>
+          <w:sz w:val="22"/>
+          <w:szCs w:val="22"/>
+        </w:rPr>
+      </w:pPr>
+      <w:r>
+        <w:rPr>
+          <w:rFonts w:ascii="Calibri" w:hAnsi="Calibri" w:cs="Calibri"/>
+          <w:color w:val="1A1A1A"/>
+          <w:sz w:val="22"/>
+          <w:szCs w:val="22"/>
+        </w:rPr>
+        <w:t xml:space="preserve">The public website is managed in a </w:t>
+      </w:r>
+      <w:r>
+        <w:rPr>
+          <w:rStyle w:val="Strong"/>
+          <w:rFonts w:ascii="Calibri" w:hAnsi="Calibri" w:cs="Calibri"/>
+          <w:color w:val="1A1A1A"/>
+          <w:sz w:val="22"/>
+          <w:szCs w:val="22"/>
+        </w:rPr>
+        <w:t>separate program</w:t>
+      </w:r>
+      <w:r>
+        <w:rPr>
+          <w:rFonts w:ascii="Calibri" w:hAnsi="Calibri" w:cs="Calibri"/>
+          <w:color w:val="1A1A1A"/>
+          <w:sz w:val="22"/>
+          <w:szCs w:val="22"/>
+        </w:rPr>
+        <w:t xml:space="preserve">, Tri-Stone Website Admin, not in the office app. It has </w:t>
+      </w:r>
+      <w:r>
+        <w:rPr>
+          <w:rStyle w:val="Strong"/>
+          <w:rFonts w:ascii="Calibri" w:hAnsi="Calibri" w:cs="Calibri"/>
+          <w:color w:val="1A1A1A"/>
+          <w:sz w:val="22"/>
+          <w:szCs w:val="22"/>
+        </w:rPr>
+        <w:t>its own accounts</w:t>
+      </w:r>
+      <w:r>
+        <w:rPr>
+          <w:rFonts w:ascii="Calibri" w:hAnsi="Calibri" w:cs="Calibri"/>
+          <w:color w:val="1A1A1A"/>
+          <w:sz w:val="22"/>
+          <w:szCs w:val="22"/>
+        </w:rPr>
+        <w:t>: your office login doesn't work there.</w:t>
+      </w:r>
+    </w:p>
+    <w:p>
+      <w:pPr>
+        <w:pStyle w:val="NormalWeb"/>
+        <w:rPr>
+          <w:rFonts w:ascii="Calibri" w:hAnsi="Calibri" w:cs="Calibri"/>
+          <w:color w:val="1A1A1A"/>
+          <w:sz w:val="22"/>
+          <w:szCs w:val="22"/>
+        </w:rPr>
+      </w:pPr>
+      <w:r>
+        <w:rPr>
+          <w:rStyle w:val="Strong"/>
+          <w:rFonts w:ascii="Calibri" w:hAnsi="Calibri" w:cs="Calibri"/>
+          <w:color w:val="1A1A1A"/>
+          <w:sz w:val="22"/>
+          <w:szCs w:val="22"/>
+        </w:rPr>
+        <w:t>Signing in</w:t>
+      </w:r>
+    </w:p>
+    <w:p>
+      <w:pPr>
+        <w:numPr>
+          <w:ilvl w:val="0"/>
+          <w:numId w:val="27"/>
+        </w:numPr>
+        <w:spacing w:before="100" w:beforeAutospacing="1" w:after="100" w:afterAutospacing="1"/>
+        <w:rPr>
+          <w:rFonts w:ascii="Calibri" w:eastAsia="Times New Roman" w:hAnsi="Calibri" w:cs="Calibri"/>
+          <w:color w:val="1A1A1A"/>
+          <w:sz w:val="22"/>
+          <w:szCs w:val="22"/>
+        </w:rPr>
+      </w:pPr>
+      <w:r>
+        <w:rPr>
+          <w:rFonts w:ascii="Calibri" w:eastAsia="Times New Roman" w:hAnsi="Calibri" w:cs="Calibri"/>
+          <w:color w:val="1A1A1A"/>
+          <w:sz w:val="22"/>
+          <w:szCs w:val="22"/>
+        </w:rPr>
+        <w:t xml:space="preserve">Open </w:t>
+      </w:r>
+      <w:r>
+        <w:rPr>
+          <w:rStyle w:val="Strong"/>
+          <w:rFonts w:ascii="Calibri" w:eastAsia="Times New Roman" w:hAnsi="Calibri" w:cs="Calibri"/>
+          <w:color w:val="1A1A1A"/>
+          <w:sz w:val="22"/>
+          <w:szCs w:val="22"/>
+        </w:rPr>
+        <w:t>Tri-Stone Website Admin</w:t>
+      </w:r>
+      <w:r>
+        <w:rPr>
+          <w:rFonts w:ascii="Calibri" w:eastAsia="Times New Roman" w:hAnsi="Calibri" w:cs="Calibri"/>
+          <w:color w:val="1A1A1A"/>
+          <w:sz w:val="22"/>
+          <w:szCs w:val="22"/>
+        </w:rPr>
+        <w:t>.</w:t>
+      </w:r>
+    </w:p>
+    <w:p>
+      <w:pPr>
+        <w:numPr>
+          <w:ilvl w:val="0"/>
+          <w:numId w:val="27"/>
+        </w:numPr>
+        <w:spacing w:before="100" w:beforeAutospacing="1" w:after="100" w:afterAutospacing="1"/>
+        <w:rPr>
+          <w:rFonts w:ascii="Calibri" w:eastAsia="Times New Roman" w:hAnsi="Calibri" w:cs="Calibri"/>
+          <w:color w:val="1A1A1A"/>
+          <w:sz w:val="22"/>
+          <w:szCs w:val="22"/>
+        </w:rPr>
+      </w:pPr>
+      <w:r>
+        <w:rPr>
+          <w:rFonts w:ascii="Calibri" w:eastAsia="Times New Roman" w:hAnsi="Calibri" w:cs="Calibri"/>
+          <w:color w:val="1A1A1A"/>
+          <w:sz w:val="22"/>
+          <w:szCs w:val="22"/>
+        </w:rPr>
+        <w:t xml:space="preserve">Type your Website Admin </w:t>
+      </w:r>
+      <w:r>
+        <w:rPr>
+          <w:rStyle w:val="Strong"/>
+          <w:rFonts w:ascii="Calibri" w:eastAsia="Times New Roman" w:hAnsi="Calibri" w:cs="Calibri"/>
+          <w:color w:val="1A1A1A"/>
+          <w:sz w:val="22"/>
+          <w:szCs w:val="22"/>
+        </w:rPr>
+        <w:t>username</w:t>
+      </w:r>
+      <w:r>
+        <w:rPr>
+          <w:rFonts w:ascii="Calibri" w:eastAsia="Times New Roman" w:hAnsi="Calibri" w:cs="Calibri"/>
+          <w:color w:val="1A1A1A"/>
+          <w:sz w:val="22"/>
+          <w:szCs w:val="22"/>
+        </w:rPr>
+        <w:t xml:space="preserve"> and </w:t>
+      </w:r>
+      <w:r>
+        <w:rPr>
+          <w:rStyle w:val="Strong"/>
+          <w:rFonts w:ascii="Calibri" w:eastAsia="Times New Roman" w:hAnsi="Calibri" w:cs="Calibri"/>
+          <w:color w:val="1A1A1A"/>
+          <w:sz w:val="22"/>
+          <w:szCs w:val="22"/>
+        </w:rPr>
+        <w:t>password</w:t>
+      </w:r>
+      <w:r>
+        <w:rPr>
+          <w:rFonts w:ascii="Calibri" w:eastAsia="Times New Roman" w:hAnsi="Calibri" w:cs="Calibri"/>
+          <w:color w:val="1A1A1A"/>
+          <w:sz w:val="22"/>
+          <w:szCs w:val="22"/>
+        </w:rPr>
+        <w:t xml:space="preserve">, then click </w:t>
+      </w:r>
+      <w:r>
+        <w:rPr>
+          <w:rStyle w:val="Strong"/>
+          <w:rFonts w:ascii="Calibri" w:eastAsia="Times New Roman" w:hAnsi="Calibri" w:cs="Calibri"/>
+          <w:color w:val="1A1A1A"/>
+          <w:sz w:val="22"/>
+          <w:szCs w:val="22"/>
+        </w:rPr>
+        <w:t>Sign In</w:t>
+      </w:r>
+      <w:r>
+        <w:rPr>
+          <w:rFonts w:ascii="Calibri" w:eastAsia="Times New Roman" w:hAnsi="Calibri" w:cs="Calibri"/>
+          <w:color w:val="1A1A1A"/>
+          <w:sz w:val="22"/>
+          <w:szCs w:val="22"/>
+        </w:rPr>
+        <w:t>.</w:t>
+      </w:r>
+    </w:p>
+    <w:p>
+      <w:pPr>
+        <w:numPr>
+          <w:ilvl w:val="0"/>
+          <w:numId w:val="27"/>
+        </w:numPr>
+        <w:spacing w:before="100" w:beforeAutospacing="1" w:after="100" w:afterAutospacing="1"/>
+        <w:rPr>
+          <w:rFonts w:ascii="Calibri" w:eastAsia="Times New Roman" w:hAnsi="Calibri" w:cs="Calibri"/>
+          <w:color w:val="1A1A1A"/>
+          <w:sz w:val="22"/>
+          <w:szCs w:val="22"/>
+        </w:rPr>
+      </w:pPr>
+      <w:r>
+        <w:rPr>
+          <w:rFonts w:ascii="Calibri" w:eastAsia="Times New Roman" w:hAnsi="Calibri" w:cs="Calibri"/>
+          <w:color w:val="1A1A1A"/>
+          <w:sz w:val="22"/>
+          <w:szCs w:val="22"/>
+        </w:rPr>
+        <w:t>The rules are the same as the office app: capital letters in the username don't matter, and 5 wrong passwords lock the account.</w:t>
+      </w:r>
+    </w:p>
+    <w:p>
+      <w:pPr>
+        <w:pStyle w:val="NormalWeb"/>
+        <w:rPr>
+          <w:rFonts w:ascii="Calibri" w:hAnsi="Calibri" w:cs="Calibri"/>
+          <w:color w:val="1A1A1A"/>
+          <w:sz w:val="22"/>
+          <w:szCs w:val="22"/>
+        </w:rPr>
+      </w:pPr>
+      <w:r>
+        <w:rPr>
+          <w:rFonts w:ascii="Calibri" w:hAnsi="Calibri" w:cs="Calibri"/>
+          <w:color w:val="1A1A1A"/>
+          <w:sz w:val="22"/>
+          <w:szCs w:val="22"/>
+        </w:rPr>
+        <w:t>Forgot your password? Ask another Website Admin to set a new one.</w:t>
+      </w:r>
+    </w:p>
+    <w:p>
+      <w:pPr>
+        <w:pStyle w:val="NormalWeb"/>
+        <w:rPr>
+          <w:rFonts w:ascii="Calibri" w:hAnsi="Calibri" w:cs="Calibri"/>
+          <w:color w:val="1A1A1A"/>
+          <w:sz w:val="22"/>
+          <w:szCs w:val="22"/>
+        </w:rPr>
+      </w:pPr>
+      <w:r>
+        <w:rPr>
+          <w:rFonts w:ascii="Calibri" w:hAnsi="Calibri" w:cs="Calibri"/>
+          <w:color w:val="1A1A1A"/>
+          <w:sz w:val="22"/>
+          <w:szCs w:val="22"/>
+        </w:rPr>
+        <w:t xml:space="preserve">The main window fills the screen and shows who is signed in. Click </w:t>
+      </w:r>
+      <w:r>
+        <w:rPr>
+          <w:rStyle w:val="Strong"/>
+          <w:rFonts w:ascii="Calibri" w:hAnsi="Calibri" w:cs="Calibri"/>
+          <w:color w:val="1A1A1A"/>
+          <w:sz w:val="22"/>
+          <w:szCs w:val="22"/>
+        </w:rPr>
+        <w:t>Sign Out</w:t>
+      </w:r>
+      <w:r>
+        <w:rPr>
+          <w:rFonts w:ascii="Calibri" w:hAnsi="Calibri" w:cs="Calibri"/>
+          <w:color w:val="1A1A1A"/>
+          <w:sz w:val="22"/>
+          <w:szCs w:val="22"/>
+        </w:rPr>
+        <w:t xml:space="preserve"> (top right) to leave. Its six tabs (Page Content, Announcements, Website Projects, Document Vault, Inquiries, Website Traffic) are being built one by one.</w:t>
       </w:r>
     </w:p>
     <w:sectPr>
@@ -10178,9 +10457,9 @@
 <file path=word/numbering.xml><?xml version="1.0" encoding="utf-8"?>
 <w:numbering xmlns:wpc="http://schemas.microsoft.com/office/word/2010/wordprocessingCanvas" xmlns:cx="http://schemas.microsoft.com/office/drawing/2014/chartex" xmlns:cx1="http://schemas.microsoft.com/office/drawing/2015/9/8/chartex" xmlns:cx2="http://schemas.microsoft.com/office/drawing/2015/10/21/chartex" xmlns:cx3="http://schemas.microsoft.com/office/drawing/2016/5/9/chartex" xmlns:cx4="http://schemas.microsoft.com/office/drawing/2016/5/10/chartex" xmlns:cx5="http://schemas.microsoft.com/office/drawing/2016/5/11/chartex" xmlns:cx6="http://schemas.microsoft.com/office/drawing/2016/5/12/chartex" xmlns:cx7="http://schemas.microsoft.com/office/drawing/2016/5/13/chartex" xmlns:cx8="http://schemas.microsoft.com/office/drawing/2016/5/14/chartex" xmlns:mc="http://schemas.openxmlformats.org/markup-compatibility/2006" xmlns:aink="http://schemas.microsoft.com/office/drawing/2016/ink" xmlns:am3d="http://schemas.microsoft.com/office/drawing/2017/model3d" xmlns:o="urn:schemas-microsoft-com:office:office" xmlns:oel="http://schemas.microsoft.com/office/2019/extlst" xmlns:r="http://schemas.openxmlformats.org/officeDocument/2006/relationships" xmlns:m="http://schemas.openxmlformats.org/officeDocument/2006/math" xmlns:v="urn:schemas-microsoft-com:vml" xmlns:wp14="http://schemas.microsoft.com/office/word/2010/wordprocessingDrawing" xmlns:wp="http://schemas.openxmlformats.org/drawingml/2006/wordprocessingDrawing" xmlns:w10="urn:schemas-microsoft-com:office:word" xmlns:w="http://schemas.openxmlformats.org/wordprocessingml/2006/main" xmlns:w14="http://schemas.microsoft.com/office/word/2010/wordml" xmlns:w15="http://schemas.microsoft.com/office/word/2012/wordml" xmlns:w16cex="http://schemas.microsoft.com/office/word/2018/wordml/cex" xmlns:w16cid="http://schemas.microsoft.com/office/word/2016/wordml/cid" xmlns:w16="http://schemas.microsoft.com/office/word/2018/wordml" xmlns:w16du="http://schemas.microsoft.com/office/word/2023/wordml/word16du" xmlns:w16sdtdh="http://schemas.microsoft.com/office/word/2020/wordml/sdtdatahash" xmlns:w16sdtfl="http://schemas.microsoft.com/office/word/2024/wordml/sdtformatlock" xmlns:w16se="http://schemas.microsoft.com/office/word/2015/wordml/symex" xmlns:wpg="http://schemas.microsoft.com/office/word/2010/wordprocessingGroup" xmlns:wpi="http://schemas.microsoft.com/office/word/2010/wordprocessingInk" xmlns:wne="http://schemas.microsoft.com/office/word/2006/wordml" xmlns:wps="http://schemas.microsoft.com/office/word/2010/wordprocessingShape" mc:Ignorable="w14 w15 w16se w16cid w16 w16cex w16sdtdh w16sdtfl w16du wp14">
   <w:abstractNum w:abstractNumId="0" w15:restartNumberingAfterBreak="0">
-    <w:nsid w:val="01467608"/>
+    <w:nsid w:val="027D2219"/>
     <w:multiLevelType w:val="multilevel"/>
-    <w:tmpl w:val="BC4AE4E4"/>
+    <w:tmpl w:val="A266BDBE"/>
     <w:lvl w:ilvl="0">
       <w:start w:val="1"/>
       <w:numFmt w:val="bullet"/>
@@ -10327,235 +10606,9 @@
     </w:lvl>
   </w:abstractNum>
   <w:abstractNum w:abstractNumId="1" w15:restartNumberingAfterBreak="0">
-    <w:nsid w:val="0CF42CB4"/>
+    <w:nsid w:val="04C94F92"/>
     <w:multiLevelType w:val="multilevel"/>
-    <w:tmpl w:val="637293D2"/>
-    <w:lvl w:ilvl="0">
-      <w:start w:val="1"/>
-      <w:numFmt w:val="decimal"/>
-      <w:lvlText w:val="%1."/>
-      <w:lvlJc w:val="left"/>
-      <w:pPr>
-        <w:tabs>
-          <w:tab w:val="num" w:pos="720"/>
-        </w:tabs>
-        <w:ind w:left="720" w:hanging="360"/>
-      </w:pPr>
-    </w:lvl>
-    <w:lvl w:ilvl="1" w:tentative="1">
-      <w:start w:val="1"/>
-      <w:numFmt w:val="decimal"/>
-      <w:lvlText w:val="%2."/>
-      <w:lvlJc w:val="left"/>
-      <w:pPr>
-        <w:tabs>
-          <w:tab w:val="num" w:pos="1440"/>
-        </w:tabs>
-        <w:ind w:left="1440" w:hanging="360"/>
-      </w:pPr>
-    </w:lvl>
-    <w:lvl w:ilvl="2" w:tentative="1">
-      <w:start w:val="1"/>
-      <w:numFmt w:val="decimal"/>
-      <w:lvlText w:val="%3."/>
-      <w:lvlJc w:val="left"/>
-      <w:pPr>
-        <w:tabs>
-          <w:tab w:val="num" w:pos="2160"/>
-        </w:tabs>
-        <w:ind w:left="2160" w:hanging="360"/>
-      </w:pPr>
-    </w:lvl>
-    <w:lvl w:ilvl="3" w:tentative="1">
-      <w:start w:val="1"/>
-      <w:numFmt w:val="decimal"/>
-      <w:lvlText w:val="%4."/>
-      <w:lvlJc w:val="left"/>
-      <w:pPr>
-        <w:tabs>
-          <w:tab w:val="num" w:pos="2880"/>
-        </w:tabs>
-        <w:ind w:left="2880" w:hanging="360"/>
-      </w:pPr>
-    </w:lvl>
-    <w:lvl w:ilvl="4" w:tentative="1">
-      <w:start w:val="1"/>
-      <w:numFmt w:val="decimal"/>
-      <w:lvlText w:val="%5."/>
-      <w:lvlJc w:val="left"/>
-      <w:pPr>
-        <w:tabs>
-          <w:tab w:val="num" w:pos="3600"/>
-        </w:tabs>
-        <w:ind w:left="3600" w:hanging="360"/>
-      </w:pPr>
-    </w:lvl>
-    <w:lvl w:ilvl="5" w:tentative="1">
-      <w:start w:val="1"/>
-      <w:numFmt w:val="decimal"/>
-      <w:lvlText w:val="%6."/>
-      <w:lvlJc w:val="left"/>
-      <w:pPr>
-        <w:tabs>
-          <w:tab w:val="num" w:pos="4320"/>
-        </w:tabs>
-        <w:ind w:left="4320" w:hanging="360"/>
-      </w:pPr>
-    </w:lvl>
-    <w:lvl w:ilvl="6" w:tentative="1">
-      <w:start w:val="1"/>
-      <w:numFmt w:val="decimal"/>
-      <w:lvlText w:val="%7."/>
-      <w:lvlJc w:val="left"/>
-      <w:pPr>
-        <w:tabs>
-          <w:tab w:val="num" w:pos="5040"/>
-        </w:tabs>
-        <w:ind w:left="5040" w:hanging="360"/>
-      </w:pPr>
-    </w:lvl>
-    <w:lvl w:ilvl="7" w:tentative="1">
-      <w:start w:val="1"/>
-      <w:numFmt w:val="decimal"/>
-      <w:lvlText w:val="%8."/>
-      <w:lvlJc w:val="left"/>
-      <w:pPr>
-        <w:tabs>
-          <w:tab w:val="num" w:pos="5760"/>
-        </w:tabs>
-        <w:ind w:left="5760" w:hanging="360"/>
-      </w:pPr>
-    </w:lvl>
-    <w:lvl w:ilvl="8" w:tentative="1">
-      <w:start w:val="1"/>
-      <w:numFmt w:val="decimal"/>
-      <w:lvlText w:val="%9."/>
-      <w:lvlJc w:val="left"/>
-      <w:pPr>
-        <w:tabs>
-          <w:tab w:val="num" w:pos="6480"/>
-        </w:tabs>
-        <w:ind w:left="6480" w:hanging="360"/>
-      </w:pPr>
-    </w:lvl>
-  </w:abstractNum>
-  <w:abstractNum w:abstractNumId="2" w15:restartNumberingAfterBreak="0">
-    <w:nsid w:val="0EF57F15"/>
-    <w:multiLevelType w:val="multilevel"/>
-    <w:tmpl w:val="43882DF6"/>
-    <w:lvl w:ilvl="0">
-      <w:start w:val="1"/>
-      <w:numFmt w:val="decimal"/>
-      <w:lvlText w:val="%1."/>
-      <w:lvlJc w:val="left"/>
-      <w:pPr>
-        <w:tabs>
-          <w:tab w:val="num" w:pos="720"/>
-        </w:tabs>
-        <w:ind w:left="720" w:hanging="360"/>
-      </w:pPr>
-    </w:lvl>
-    <w:lvl w:ilvl="1" w:tentative="1">
-      <w:start w:val="1"/>
-      <w:numFmt w:val="decimal"/>
-      <w:lvlText w:val="%2."/>
-      <w:lvlJc w:val="left"/>
-      <w:pPr>
-        <w:tabs>
-          <w:tab w:val="num" w:pos="1440"/>
-        </w:tabs>
-        <w:ind w:left="1440" w:hanging="360"/>
-      </w:pPr>
-    </w:lvl>
-    <w:lvl w:ilvl="2" w:tentative="1">
-      <w:start w:val="1"/>
-      <w:numFmt w:val="decimal"/>
-      <w:lvlText w:val="%3."/>
-      <w:lvlJc w:val="left"/>
-      <w:pPr>
-        <w:tabs>
-          <w:tab w:val="num" w:pos="2160"/>
-        </w:tabs>
-        <w:ind w:left="2160" w:hanging="360"/>
-      </w:pPr>
-    </w:lvl>
-    <w:lvl w:ilvl="3" w:tentative="1">
-      <w:start w:val="1"/>
-      <w:numFmt w:val="decimal"/>
-      <w:lvlText w:val="%4."/>
-      <w:lvlJc w:val="left"/>
-      <w:pPr>
-        <w:tabs>
-          <w:tab w:val="num" w:pos="2880"/>
-        </w:tabs>
-        <w:ind w:left="2880" w:hanging="360"/>
-      </w:pPr>
-    </w:lvl>
-    <w:lvl w:ilvl="4" w:tentative="1">
-      <w:start w:val="1"/>
-      <w:numFmt w:val="decimal"/>
-      <w:lvlText w:val="%5."/>
-      <w:lvlJc w:val="left"/>
-      <w:pPr>
-        <w:tabs>
-          <w:tab w:val="num" w:pos="3600"/>
-        </w:tabs>
-        <w:ind w:left="3600" w:hanging="360"/>
-      </w:pPr>
-    </w:lvl>
-    <w:lvl w:ilvl="5" w:tentative="1">
-      <w:start w:val="1"/>
-      <w:numFmt w:val="decimal"/>
-      <w:lvlText w:val="%6."/>
-      <w:lvlJc w:val="left"/>
-      <w:pPr>
-        <w:tabs>
-          <w:tab w:val="num" w:pos="4320"/>
-        </w:tabs>
-        <w:ind w:left="4320" w:hanging="360"/>
-      </w:pPr>
-    </w:lvl>
-    <w:lvl w:ilvl="6" w:tentative="1">
-      <w:start w:val="1"/>
-      <w:numFmt w:val="decimal"/>
-      <w:lvlText w:val="%7."/>
-      <w:lvlJc w:val="left"/>
-      <w:pPr>
-        <w:tabs>
-          <w:tab w:val="num" w:pos="5040"/>
-        </w:tabs>
-        <w:ind w:left="5040" w:hanging="360"/>
-      </w:pPr>
-    </w:lvl>
-    <w:lvl w:ilvl="7" w:tentative="1">
-      <w:start w:val="1"/>
-      <w:numFmt w:val="decimal"/>
-      <w:lvlText w:val="%8."/>
-      <w:lvlJc w:val="left"/>
-      <w:pPr>
-        <w:tabs>
-          <w:tab w:val="num" w:pos="5760"/>
-        </w:tabs>
-        <w:ind w:left="5760" w:hanging="360"/>
-      </w:pPr>
-    </w:lvl>
-    <w:lvl w:ilvl="8" w:tentative="1">
-      <w:start w:val="1"/>
-      <w:numFmt w:val="decimal"/>
-      <w:lvlText w:val="%9."/>
-      <w:lvlJc w:val="left"/>
-      <w:pPr>
-        <w:tabs>
-          <w:tab w:val="num" w:pos="6480"/>
-        </w:tabs>
-        <w:ind w:left="6480" w:hanging="360"/>
-      </w:pPr>
-    </w:lvl>
-  </w:abstractNum>
-  <w:abstractNum w:abstractNumId="3" w15:restartNumberingAfterBreak="0">
-    <w:nsid w:val="1E640EC3"/>
-    <w:multiLevelType w:val="multilevel"/>
-    <w:tmpl w:val="F5FA0740"/>
+    <w:tmpl w:val="96744CCA"/>
     <w:lvl w:ilvl="0">
       <w:start w:val="1"/>
       <w:numFmt w:val="bullet"/>
@@ -10701,10 +10754,10 @@
       </w:rPr>
     </w:lvl>
   </w:abstractNum>
-  <w:abstractNum w:abstractNumId="4" w15:restartNumberingAfterBreak="0">
-    <w:nsid w:val="25B96DE3"/>
+  <w:abstractNum w:abstractNumId="2" w15:restartNumberingAfterBreak="0">
+    <w:nsid w:val="06C01629"/>
     <w:multiLevelType w:val="multilevel"/>
-    <w:tmpl w:val="E6F4B53C"/>
+    <w:tmpl w:val="950C7B6E"/>
     <w:lvl w:ilvl="0">
       <w:start w:val="1"/>
       <w:numFmt w:val="decimal"/>
@@ -10814,10 +10867,10 @@
       </w:pPr>
     </w:lvl>
   </w:abstractNum>
-  <w:abstractNum w:abstractNumId="5" w15:restartNumberingAfterBreak="0">
-    <w:nsid w:val="2F0A5E95"/>
+  <w:abstractNum w:abstractNumId="3" w15:restartNumberingAfterBreak="0">
+    <w:nsid w:val="097D2804"/>
     <w:multiLevelType w:val="multilevel"/>
-    <w:tmpl w:val="6B225572"/>
+    <w:tmpl w:val="CDB0678E"/>
     <w:lvl w:ilvl="0">
       <w:start w:val="1"/>
       <w:numFmt w:val="bullet"/>
@@ -10963,10 +11016,10 @@
       </w:rPr>
     </w:lvl>
   </w:abstractNum>
-  <w:abstractNum w:abstractNumId="6" w15:restartNumberingAfterBreak="0">
-    <w:nsid w:val="339520EC"/>
+  <w:abstractNum w:abstractNumId="4" w15:restartNumberingAfterBreak="0">
+    <w:nsid w:val="0B3B7F75"/>
     <w:multiLevelType w:val="multilevel"/>
-    <w:tmpl w:val="8C424B00"/>
+    <w:tmpl w:val="FC7EF806"/>
     <w:lvl w:ilvl="0">
       <w:start w:val="1"/>
       <w:numFmt w:val="decimal"/>
@@ -11076,10 +11129,10 @@
       </w:pPr>
     </w:lvl>
   </w:abstractNum>
-  <w:abstractNum w:abstractNumId="7" w15:restartNumberingAfterBreak="0">
-    <w:nsid w:val="33A870E7"/>
+  <w:abstractNum w:abstractNumId="5" w15:restartNumberingAfterBreak="0">
+    <w:nsid w:val="1065270E"/>
     <w:multiLevelType w:val="multilevel"/>
-    <w:tmpl w:val="58DA0260"/>
+    <w:tmpl w:val="DAB4C332"/>
     <w:lvl w:ilvl="0">
       <w:start w:val="1"/>
       <w:numFmt w:val="bullet"/>
@@ -11225,10 +11278,10 @@
       </w:rPr>
     </w:lvl>
   </w:abstractNum>
-  <w:abstractNum w:abstractNumId="8" w15:restartNumberingAfterBreak="0">
-    <w:nsid w:val="34AA16DD"/>
+  <w:abstractNum w:abstractNumId="6" w15:restartNumberingAfterBreak="0">
+    <w:nsid w:val="1448443A"/>
     <w:multiLevelType w:val="multilevel"/>
-    <w:tmpl w:val="94004DBA"/>
+    <w:tmpl w:val="617AF256"/>
     <w:lvl w:ilvl="0">
       <w:start w:val="1"/>
       <w:numFmt w:val="decimal"/>
@@ -11241,10 +11294,10 @@
         <w:ind w:left="720" w:hanging="360"/>
       </w:pPr>
     </w:lvl>
-    <w:lvl w:ilvl="1" w:tentative="1">
-      <w:start w:val="1"/>
-      <w:numFmt w:val="decimal"/>
-      <w:lvlText w:val="%2."/>
+    <w:lvl w:ilvl="1">
+      <w:start w:val="1"/>
+      <w:numFmt w:val="bullet"/>
+      <w:lvlText w:val="o"/>
       <w:lvlJc w:val="left"/>
       <w:pPr>
         <w:tabs>
@@ -11252,6 +11305,10 @@
         </w:tabs>
         <w:ind w:left="1440" w:hanging="360"/>
       </w:pPr>
+      <w:rPr>
+        <w:rFonts w:ascii="Courier New" w:hAnsi="Courier New" w:hint="default"/>
+        <w:sz w:val="20"/>
+      </w:rPr>
     </w:lvl>
     <w:lvl w:ilvl="2" w:tentative="1">
       <w:start w:val="1"/>
@@ -11338,10 +11395,10 @@
       </w:pPr>
     </w:lvl>
   </w:abstractNum>
-  <w:abstractNum w:abstractNumId="9" w15:restartNumberingAfterBreak="0">
-    <w:nsid w:val="35A41F5D"/>
+  <w:abstractNum w:abstractNumId="7" w15:restartNumberingAfterBreak="0">
+    <w:nsid w:val="14856951"/>
     <w:multiLevelType w:val="multilevel"/>
-    <w:tmpl w:val="B62087AC"/>
+    <w:tmpl w:val="41B4F150"/>
     <w:lvl w:ilvl="0">
       <w:start w:val="1"/>
       <w:numFmt w:val="bullet"/>
@@ -11487,10 +11544,10 @@
       </w:rPr>
     </w:lvl>
   </w:abstractNum>
-  <w:abstractNum w:abstractNumId="10" w15:restartNumberingAfterBreak="0">
-    <w:nsid w:val="38F24873"/>
+  <w:abstractNum w:abstractNumId="8" w15:restartNumberingAfterBreak="0">
+    <w:nsid w:val="239A018B"/>
     <w:multiLevelType w:val="multilevel"/>
-    <w:tmpl w:val="2ABCCE1C"/>
+    <w:tmpl w:val="C3F40B6C"/>
     <w:lvl w:ilvl="0">
       <w:start w:val="1"/>
       <w:numFmt w:val="decimal"/>
@@ -11600,236 +11657,10 @@
       </w:pPr>
     </w:lvl>
   </w:abstractNum>
-  <w:abstractNum w:abstractNumId="11" w15:restartNumberingAfterBreak="0">
-    <w:nsid w:val="3B4740F2"/>
+  <w:abstractNum w:abstractNumId="9" w15:restartNumberingAfterBreak="0">
+    <w:nsid w:val="29F8499E"/>
     <w:multiLevelType w:val="multilevel"/>
-    <w:tmpl w:val="A442F67A"/>
-    <w:lvl w:ilvl="0">
-      <w:start w:val="1"/>
-      <w:numFmt w:val="decimal"/>
-      <w:lvlText w:val="%1."/>
-      <w:lvlJc w:val="left"/>
-      <w:pPr>
-        <w:tabs>
-          <w:tab w:val="num" w:pos="720"/>
-        </w:tabs>
-        <w:ind w:left="720" w:hanging="360"/>
-      </w:pPr>
-    </w:lvl>
-    <w:lvl w:ilvl="1" w:tentative="1">
-      <w:start w:val="1"/>
-      <w:numFmt w:val="decimal"/>
-      <w:lvlText w:val="%2."/>
-      <w:lvlJc w:val="left"/>
-      <w:pPr>
-        <w:tabs>
-          <w:tab w:val="num" w:pos="1440"/>
-        </w:tabs>
-        <w:ind w:left="1440" w:hanging="360"/>
-      </w:pPr>
-    </w:lvl>
-    <w:lvl w:ilvl="2" w:tentative="1">
-      <w:start w:val="1"/>
-      <w:numFmt w:val="decimal"/>
-      <w:lvlText w:val="%3."/>
-      <w:lvlJc w:val="left"/>
-      <w:pPr>
-        <w:tabs>
-          <w:tab w:val="num" w:pos="2160"/>
-        </w:tabs>
-        <w:ind w:left="2160" w:hanging="360"/>
-      </w:pPr>
-    </w:lvl>
-    <w:lvl w:ilvl="3" w:tentative="1">
-      <w:start w:val="1"/>
-      <w:numFmt w:val="decimal"/>
-      <w:lvlText w:val="%4."/>
-      <w:lvlJc w:val="left"/>
-      <w:pPr>
-        <w:tabs>
-          <w:tab w:val="num" w:pos="2880"/>
-        </w:tabs>
-        <w:ind w:left="2880" w:hanging="360"/>
-      </w:pPr>
-    </w:lvl>
-    <w:lvl w:ilvl="4" w:tentative="1">
-      <w:start w:val="1"/>
-      <w:numFmt w:val="decimal"/>
-      <w:lvlText w:val="%5."/>
-      <w:lvlJc w:val="left"/>
-      <w:pPr>
-        <w:tabs>
-          <w:tab w:val="num" w:pos="3600"/>
-        </w:tabs>
-        <w:ind w:left="3600" w:hanging="360"/>
-      </w:pPr>
-    </w:lvl>
-    <w:lvl w:ilvl="5" w:tentative="1">
-      <w:start w:val="1"/>
-      <w:numFmt w:val="decimal"/>
-      <w:lvlText w:val="%6."/>
-      <w:lvlJc w:val="left"/>
-      <w:pPr>
-        <w:tabs>
-          <w:tab w:val="num" w:pos="4320"/>
-        </w:tabs>
-        <w:ind w:left="4320" w:hanging="360"/>
-      </w:pPr>
-    </w:lvl>
-    <w:lvl w:ilvl="6" w:tentative="1">
-      <w:start w:val="1"/>
-      <w:numFmt w:val="decimal"/>
-      <w:lvlText w:val="%7."/>
-      <w:lvlJc w:val="left"/>
-      <w:pPr>
-        <w:tabs>
-          <w:tab w:val="num" w:pos="5040"/>
-        </w:tabs>
-        <w:ind w:left="5040" w:hanging="360"/>
-      </w:pPr>
-    </w:lvl>
-    <w:lvl w:ilvl="7" w:tentative="1">
-      <w:start w:val="1"/>
-      <w:numFmt w:val="decimal"/>
-      <w:lvlText w:val="%8."/>
-      <w:lvlJc w:val="left"/>
-      <w:pPr>
-        <w:tabs>
-          <w:tab w:val="num" w:pos="5760"/>
-        </w:tabs>
-        <w:ind w:left="5760" w:hanging="360"/>
-      </w:pPr>
-    </w:lvl>
-    <w:lvl w:ilvl="8" w:tentative="1">
-      <w:start w:val="1"/>
-      <w:numFmt w:val="decimal"/>
-      <w:lvlText w:val="%9."/>
-      <w:lvlJc w:val="left"/>
-      <w:pPr>
-        <w:tabs>
-          <w:tab w:val="num" w:pos="6480"/>
-        </w:tabs>
-        <w:ind w:left="6480" w:hanging="360"/>
-      </w:pPr>
-    </w:lvl>
-  </w:abstractNum>
-  <w:abstractNum w:abstractNumId="12" w15:restartNumberingAfterBreak="0">
-    <w:nsid w:val="3DD13D9B"/>
-    <w:multiLevelType w:val="multilevel"/>
-    <w:tmpl w:val="5B1A6EFC"/>
-    <w:lvl w:ilvl="0">
-      <w:start w:val="1"/>
-      <w:numFmt w:val="decimal"/>
-      <w:lvlText w:val="%1."/>
-      <w:lvlJc w:val="left"/>
-      <w:pPr>
-        <w:tabs>
-          <w:tab w:val="num" w:pos="720"/>
-        </w:tabs>
-        <w:ind w:left="720" w:hanging="360"/>
-      </w:pPr>
-    </w:lvl>
-    <w:lvl w:ilvl="1" w:tentative="1">
-      <w:start w:val="1"/>
-      <w:numFmt w:val="decimal"/>
-      <w:lvlText w:val="%2."/>
-      <w:lvlJc w:val="left"/>
-      <w:pPr>
-        <w:tabs>
-          <w:tab w:val="num" w:pos="1440"/>
-        </w:tabs>
-        <w:ind w:left="1440" w:hanging="360"/>
-      </w:pPr>
-    </w:lvl>
-    <w:lvl w:ilvl="2" w:tentative="1">
-      <w:start w:val="1"/>
-      <w:numFmt w:val="decimal"/>
-      <w:lvlText w:val="%3."/>
-      <w:lvlJc w:val="left"/>
-      <w:pPr>
-        <w:tabs>
-          <w:tab w:val="num" w:pos="2160"/>
-        </w:tabs>
-        <w:ind w:left="2160" w:hanging="360"/>
-      </w:pPr>
-    </w:lvl>
-    <w:lvl w:ilvl="3" w:tentative="1">
-      <w:start w:val="1"/>
-      <w:numFmt w:val="decimal"/>
-      <w:lvlText w:val="%4."/>
-      <w:lvlJc w:val="left"/>
-      <w:pPr>
-        <w:tabs>
-          <w:tab w:val="num" w:pos="2880"/>
-        </w:tabs>
-        <w:ind w:left="2880" w:hanging="360"/>
-      </w:pPr>
-    </w:lvl>
-    <w:lvl w:ilvl="4" w:tentative="1">
-      <w:start w:val="1"/>
-      <w:numFmt w:val="decimal"/>
-      <w:lvlText w:val="%5."/>
-      <w:lvlJc w:val="left"/>
-      <w:pPr>
-        <w:tabs>
-          <w:tab w:val="num" w:pos="3600"/>
-        </w:tabs>
-        <w:ind w:left="3600" w:hanging="360"/>
-      </w:pPr>
-    </w:lvl>
-    <w:lvl w:ilvl="5" w:tentative="1">
-      <w:start w:val="1"/>
-      <w:numFmt w:val="decimal"/>
-      <w:lvlText w:val="%6."/>
-      <w:lvlJc w:val="left"/>
-      <w:pPr>
-        <w:tabs>
-          <w:tab w:val="num" w:pos="4320"/>
-        </w:tabs>
-        <w:ind w:left="4320" w:hanging="360"/>
-      </w:pPr>
-    </w:lvl>
-    <w:lvl w:ilvl="6" w:tentative="1">
-      <w:start w:val="1"/>
-      <w:numFmt w:val="decimal"/>
-      <w:lvlText w:val="%7."/>
-      <w:lvlJc w:val="left"/>
-      <w:pPr>
-        <w:tabs>
-          <w:tab w:val="num" w:pos="5040"/>
-        </w:tabs>
-        <w:ind w:left="5040" w:hanging="360"/>
-      </w:pPr>
-    </w:lvl>
-    <w:lvl w:ilvl="7" w:tentative="1">
-      <w:start w:val="1"/>
-      <w:numFmt w:val="decimal"/>
-      <w:lvlText w:val="%8."/>
-      <w:lvlJc w:val="left"/>
-      <w:pPr>
-        <w:tabs>
-          <w:tab w:val="num" w:pos="5760"/>
-        </w:tabs>
-        <w:ind w:left="5760" w:hanging="360"/>
-      </w:pPr>
-    </w:lvl>
-    <w:lvl w:ilvl="8" w:tentative="1">
-      <w:start w:val="1"/>
-      <w:numFmt w:val="decimal"/>
-      <w:lvlText w:val="%9."/>
-      <w:lvlJc w:val="left"/>
-      <w:pPr>
-        <w:tabs>
-          <w:tab w:val="num" w:pos="6480"/>
-        </w:tabs>
-        <w:ind w:left="6480" w:hanging="360"/>
-      </w:pPr>
-    </w:lvl>
-  </w:abstractNum>
-  <w:abstractNum w:abstractNumId="13" w15:restartNumberingAfterBreak="0">
-    <w:nsid w:val="41174EAB"/>
-    <w:multiLevelType w:val="multilevel"/>
-    <w:tmpl w:val="8C8C7164"/>
+    <w:tmpl w:val="13866F8A"/>
     <w:lvl w:ilvl="0">
       <w:start w:val="1"/>
       <w:numFmt w:val="bullet"/>
@@ -11975,10 +11806,10 @@
       </w:rPr>
     </w:lvl>
   </w:abstractNum>
-  <w:abstractNum w:abstractNumId="14" w15:restartNumberingAfterBreak="0">
-    <w:nsid w:val="42BC7A3F"/>
+  <w:abstractNum w:abstractNumId="10" w15:restartNumberingAfterBreak="0">
+    <w:nsid w:val="2A66366B"/>
     <w:multiLevelType w:val="multilevel"/>
-    <w:tmpl w:val="06401596"/>
+    <w:tmpl w:val="BCE4F5A8"/>
     <w:lvl w:ilvl="0">
       <w:start w:val="1"/>
       <w:numFmt w:val="decimal"/>
@@ -12088,10 +11919,10 @@
       </w:pPr>
     </w:lvl>
   </w:abstractNum>
-  <w:abstractNum w:abstractNumId="15" w15:restartNumberingAfterBreak="0">
-    <w:nsid w:val="49186B17"/>
+  <w:abstractNum w:abstractNumId="11" w15:restartNumberingAfterBreak="0">
+    <w:nsid w:val="304912AF"/>
     <w:multiLevelType w:val="multilevel"/>
-    <w:tmpl w:val="20C2299C"/>
+    <w:tmpl w:val="FAA059E6"/>
     <w:lvl w:ilvl="0">
       <w:start w:val="1"/>
       <w:numFmt w:val="decimal"/>
@@ -12201,10 +12032,10 @@
       </w:pPr>
     </w:lvl>
   </w:abstractNum>
-  <w:abstractNum w:abstractNumId="16" w15:restartNumberingAfterBreak="0">
-    <w:nsid w:val="56C80B0B"/>
+  <w:abstractNum w:abstractNumId="12" w15:restartNumberingAfterBreak="0">
+    <w:nsid w:val="32C331C8"/>
     <w:multiLevelType w:val="multilevel"/>
-    <w:tmpl w:val="AD88D4BA"/>
+    <w:tmpl w:val="E7985BF0"/>
     <w:lvl w:ilvl="0">
       <w:start w:val="1"/>
       <w:numFmt w:val="decimal"/>
@@ -12314,14 +12145,14 @@
       </w:pPr>
     </w:lvl>
   </w:abstractNum>
-  <w:abstractNum w:abstractNumId="17" w15:restartNumberingAfterBreak="0">
-    <w:nsid w:val="6807196A"/>
+  <w:abstractNum w:abstractNumId="13" w15:restartNumberingAfterBreak="0">
+    <w:nsid w:val="38F13957"/>
     <w:multiLevelType w:val="multilevel"/>
-    <w:tmpl w:val="69A8D040"/>
+    <w:tmpl w:val="E5768F24"/>
     <w:lvl w:ilvl="0">
       <w:start w:val="1"/>
-      <w:numFmt w:val="decimal"/>
-      <w:lvlText w:val="%1."/>
+      <w:numFmt w:val="bullet"/>
+      <w:lvlText w:val=""/>
       <w:lvlJc w:val="left"/>
       <w:pPr>
         <w:tabs>
@@ -12329,234 +12160,12 @@
         </w:tabs>
         <w:ind w:left="720" w:hanging="360"/>
       </w:pPr>
+      <w:rPr>
+        <w:rFonts w:ascii="Symbol" w:hAnsi="Symbol" w:hint="default"/>
+        <w:sz w:val="20"/>
+      </w:rPr>
     </w:lvl>
     <w:lvl w:ilvl="1" w:tentative="1">
-      <w:start w:val="1"/>
-      <w:numFmt w:val="decimal"/>
-      <w:lvlText w:val="%2."/>
-      <w:lvlJc w:val="left"/>
-      <w:pPr>
-        <w:tabs>
-          <w:tab w:val="num" w:pos="1440"/>
-        </w:tabs>
-        <w:ind w:left="1440" w:hanging="360"/>
-      </w:pPr>
-    </w:lvl>
-    <w:lvl w:ilvl="2" w:tentative="1">
-      <w:start w:val="1"/>
-      <w:numFmt w:val="decimal"/>
-      <w:lvlText w:val="%3."/>
-      <w:lvlJc w:val="left"/>
-      <w:pPr>
-        <w:tabs>
-          <w:tab w:val="num" w:pos="2160"/>
-        </w:tabs>
-        <w:ind w:left="2160" w:hanging="360"/>
-      </w:pPr>
-    </w:lvl>
-    <w:lvl w:ilvl="3" w:tentative="1">
-      <w:start w:val="1"/>
-      <w:numFmt w:val="decimal"/>
-      <w:lvlText w:val="%4."/>
-      <w:lvlJc w:val="left"/>
-      <w:pPr>
-        <w:tabs>
-          <w:tab w:val="num" w:pos="2880"/>
-        </w:tabs>
-        <w:ind w:left="2880" w:hanging="360"/>
-      </w:pPr>
-    </w:lvl>
-    <w:lvl w:ilvl="4" w:tentative="1">
-      <w:start w:val="1"/>
-      <w:numFmt w:val="decimal"/>
-      <w:lvlText w:val="%5."/>
-      <w:lvlJc w:val="left"/>
-      <w:pPr>
-        <w:tabs>
-          <w:tab w:val="num" w:pos="3600"/>
-        </w:tabs>
-        <w:ind w:left="3600" w:hanging="360"/>
-      </w:pPr>
-    </w:lvl>
-    <w:lvl w:ilvl="5" w:tentative="1">
-      <w:start w:val="1"/>
-      <w:numFmt w:val="decimal"/>
-      <w:lvlText w:val="%6."/>
-      <w:lvlJc w:val="left"/>
-      <w:pPr>
-        <w:tabs>
-          <w:tab w:val="num" w:pos="4320"/>
-        </w:tabs>
-        <w:ind w:left="4320" w:hanging="360"/>
-      </w:pPr>
-    </w:lvl>
-    <w:lvl w:ilvl="6" w:tentative="1">
-      <w:start w:val="1"/>
-      <w:numFmt w:val="decimal"/>
-      <w:lvlText w:val="%7."/>
-      <w:lvlJc w:val="left"/>
-      <w:pPr>
-        <w:tabs>
-          <w:tab w:val="num" w:pos="5040"/>
-        </w:tabs>
-        <w:ind w:left="5040" w:hanging="360"/>
-      </w:pPr>
-    </w:lvl>
-    <w:lvl w:ilvl="7" w:tentative="1">
-      <w:start w:val="1"/>
-      <w:numFmt w:val="decimal"/>
-      <w:lvlText w:val="%8."/>
-      <w:lvlJc w:val="left"/>
-      <w:pPr>
-        <w:tabs>
-          <w:tab w:val="num" w:pos="5760"/>
-        </w:tabs>
-        <w:ind w:left="5760" w:hanging="360"/>
-      </w:pPr>
-    </w:lvl>
-    <w:lvl w:ilvl="8" w:tentative="1">
-      <w:start w:val="1"/>
-      <w:numFmt w:val="decimal"/>
-      <w:lvlText w:val="%9."/>
-      <w:lvlJc w:val="left"/>
-      <w:pPr>
-        <w:tabs>
-          <w:tab w:val="num" w:pos="6480"/>
-        </w:tabs>
-        <w:ind w:left="6480" w:hanging="360"/>
-      </w:pPr>
-    </w:lvl>
-  </w:abstractNum>
-  <w:abstractNum w:abstractNumId="18" w15:restartNumberingAfterBreak="0">
-    <w:nsid w:val="6B306962"/>
-    <w:multiLevelType w:val="multilevel"/>
-    <w:tmpl w:val="2A789278"/>
-    <w:lvl w:ilvl="0">
-      <w:start w:val="1"/>
-      <w:numFmt w:val="decimal"/>
-      <w:lvlText w:val="%1."/>
-      <w:lvlJc w:val="left"/>
-      <w:pPr>
-        <w:tabs>
-          <w:tab w:val="num" w:pos="720"/>
-        </w:tabs>
-        <w:ind w:left="720" w:hanging="360"/>
-      </w:pPr>
-    </w:lvl>
-    <w:lvl w:ilvl="1" w:tentative="1">
-      <w:start w:val="1"/>
-      <w:numFmt w:val="decimal"/>
-      <w:lvlText w:val="%2."/>
-      <w:lvlJc w:val="left"/>
-      <w:pPr>
-        <w:tabs>
-          <w:tab w:val="num" w:pos="1440"/>
-        </w:tabs>
-        <w:ind w:left="1440" w:hanging="360"/>
-      </w:pPr>
-    </w:lvl>
-    <w:lvl w:ilvl="2" w:tentative="1">
-      <w:start w:val="1"/>
-      <w:numFmt w:val="decimal"/>
-      <w:lvlText w:val="%3."/>
-      <w:lvlJc w:val="left"/>
-      <w:pPr>
-        <w:tabs>
-          <w:tab w:val="num" w:pos="2160"/>
-        </w:tabs>
-        <w:ind w:left="2160" w:hanging="360"/>
-      </w:pPr>
-    </w:lvl>
-    <w:lvl w:ilvl="3" w:tentative="1">
-      <w:start w:val="1"/>
-      <w:numFmt w:val="decimal"/>
-      <w:lvlText w:val="%4."/>
-      <w:lvlJc w:val="left"/>
-      <w:pPr>
-        <w:tabs>
-          <w:tab w:val="num" w:pos="2880"/>
-        </w:tabs>
-        <w:ind w:left="2880" w:hanging="360"/>
-      </w:pPr>
-    </w:lvl>
-    <w:lvl w:ilvl="4" w:tentative="1">
-      <w:start w:val="1"/>
-      <w:numFmt w:val="decimal"/>
-      <w:lvlText w:val="%5."/>
-      <w:lvlJc w:val="left"/>
-      <w:pPr>
-        <w:tabs>
-          <w:tab w:val="num" w:pos="3600"/>
-        </w:tabs>
-        <w:ind w:left="3600" w:hanging="360"/>
-      </w:pPr>
-    </w:lvl>
-    <w:lvl w:ilvl="5" w:tentative="1">
-      <w:start w:val="1"/>
-      <w:numFmt w:val="decimal"/>
-      <w:lvlText w:val="%6."/>
-      <w:lvlJc w:val="left"/>
-      <w:pPr>
-        <w:tabs>
-          <w:tab w:val="num" w:pos="4320"/>
-        </w:tabs>
-        <w:ind w:left="4320" w:hanging="360"/>
-      </w:pPr>
-    </w:lvl>
-    <w:lvl w:ilvl="6" w:tentative="1">
-      <w:start w:val="1"/>
-      <w:numFmt w:val="decimal"/>
-      <w:lvlText w:val="%7."/>
-      <w:lvlJc w:val="left"/>
-      <w:pPr>
-        <w:tabs>
-          <w:tab w:val="num" w:pos="5040"/>
-        </w:tabs>
-        <w:ind w:left="5040" w:hanging="360"/>
-      </w:pPr>
-    </w:lvl>
-    <w:lvl w:ilvl="7" w:tentative="1">
-      <w:start w:val="1"/>
-      <w:numFmt w:val="decimal"/>
-      <w:lvlText w:val="%8."/>
-      <w:lvlJc w:val="left"/>
-      <w:pPr>
-        <w:tabs>
-          <w:tab w:val="num" w:pos="5760"/>
-        </w:tabs>
-        <w:ind w:left="5760" w:hanging="360"/>
-      </w:pPr>
-    </w:lvl>
-    <w:lvl w:ilvl="8" w:tentative="1">
-      <w:start w:val="1"/>
-      <w:numFmt w:val="decimal"/>
-      <w:lvlText w:val="%9."/>
-      <w:lvlJc w:val="left"/>
-      <w:pPr>
-        <w:tabs>
-          <w:tab w:val="num" w:pos="6480"/>
-        </w:tabs>
-        <w:ind w:left="6480" w:hanging="360"/>
-      </w:pPr>
-    </w:lvl>
-  </w:abstractNum>
-  <w:abstractNum w:abstractNumId="19" w15:restartNumberingAfterBreak="0">
-    <w:nsid w:val="725C1089"/>
-    <w:multiLevelType w:val="multilevel"/>
-    <w:tmpl w:val="F8B01004"/>
-    <w:lvl w:ilvl="0">
-      <w:start w:val="1"/>
-      <w:numFmt w:val="decimal"/>
-      <w:lvlText w:val="%1."/>
-      <w:lvlJc w:val="left"/>
-      <w:pPr>
-        <w:tabs>
-          <w:tab w:val="num" w:pos="720"/>
-        </w:tabs>
-        <w:ind w:left="720" w:hanging="360"/>
-      </w:pPr>
-    </w:lvl>
-    <w:lvl w:ilvl="1">
       <w:start w:val="1"/>
       <w:numFmt w:val="bullet"/>
       <w:lvlText w:val="o"/>
@@ -12574,6 +12183,147 @@
     </w:lvl>
     <w:lvl w:ilvl="2" w:tentative="1">
       <w:start w:val="1"/>
+      <w:numFmt w:val="bullet"/>
+      <w:lvlText w:val=""/>
+      <w:lvlJc w:val="left"/>
+      <w:pPr>
+        <w:tabs>
+          <w:tab w:val="num" w:pos="2160"/>
+        </w:tabs>
+        <w:ind w:left="2160" w:hanging="360"/>
+      </w:pPr>
+      <w:rPr>
+        <w:rFonts w:ascii="Wingdings" w:hAnsi="Wingdings" w:hint="default"/>
+        <w:sz w:val="20"/>
+      </w:rPr>
+    </w:lvl>
+    <w:lvl w:ilvl="3" w:tentative="1">
+      <w:start w:val="1"/>
+      <w:numFmt w:val="bullet"/>
+      <w:lvlText w:val=""/>
+      <w:lvlJc w:val="left"/>
+      <w:pPr>
+        <w:tabs>
+          <w:tab w:val="num" w:pos="2880"/>
+        </w:tabs>
+        <w:ind w:left="2880" w:hanging="360"/>
+      </w:pPr>
+      <w:rPr>
+        <w:rFonts w:ascii="Wingdings" w:hAnsi="Wingdings" w:hint="default"/>
+        <w:sz w:val="20"/>
+      </w:rPr>
+    </w:lvl>
+    <w:lvl w:ilvl="4" w:tentative="1">
+      <w:start w:val="1"/>
+      <w:numFmt w:val="bullet"/>
+      <w:lvlText w:val=""/>
+      <w:lvlJc w:val="left"/>
+      <w:pPr>
+        <w:tabs>
+          <w:tab w:val="num" w:pos="3600"/>
+        </w:tabs>
+        <w:ind w:left="3600" w:hanging="360"/>
+      </w:pPr>
+      <w:rPr>
+        <w:rFonts w:ascii="Wingdings" w:hAnsi="Wingdings" w:hint="default"/>
+        <w:sz w:val="20"/>
+      </w:rPr>
+    </w:lvl>
+    <w:lvl w:ilvl="5" w:tentative="1">
+      <w:start w:val="1"/>
+      <w:numFmt w:val="bullet"/>
+      <w:lvlText w:val=""/>
+      <w:lvlJc w:val="left"/>
+      <w:pPr>
+        <w:tabs>
+          <w:tab w:val="num" w:pos="4320"/>
+        </w:tabs>
+        <w:ind w:left="4320" w:hanging="360"/>
+      </w:pPr>
+      <w:rPr>
+        <w:rFonts w:ascii="Wingdings" w:hAnsi="Wingdings" w:hint="default"/>
+        <w:sz w:val="20"/>
+      </w:rPr>
+    </w:lvl>
+    <w:lvl w:ilvl="6" w:tentative="1">
+      <w:start w:val="1"/>
+      <w:numFmt w:val="bullet"/>
+      <w:lvlText w:val=""/>
+      <w:lvlJc w:val="left"/>
+      <w:pPr>
+        <w:tabs>
+          <w:tab w:val="num" w:pos="5040"/>
+        </w:tabs>
+        <w:ind w:left="5040" w:hanging="360"/>
+      </w:pPr>
+      <w:rPr>
+        <w:rFonts w:ascii="Wingdings" w:hAnsi="Wingdings" w:hint="default"/>
+        <w:sz w:val="20"/>
+      </w:rPr>
+    </w:lvl>
+    <w:lvl w:ilvl="7" w:tentative="1">
+      <w:start w:val="1"/>
+      <w:numFmt w:val="bullet"/>
+      <w:lvlText w:val=""/>
+      <w:lvlJc w:val="left"/>
+      <w:pPr>
+        <w:tabs>
+          <w:tab w:val="num" w:pos="5760"/>
+        </w:tabs>
+        <w:ind w:left="5760" w:hanging="360"/>
+      </w:pPr>
+      <w:rPr>
+        <w:rFonts w:ascii="Wingdings" w:hAnsi="Wingdings" w:hint="default"/>
+        <w:sz w:val="20"/>
+      </w:rPr>
+    </w:lvl>
+    <w:lvl w:ilvl="8" w:tentative="1">
+      <w:start w:val="1"/>
+      <w:numFmt w:val="bullet"/>
+      <w:lvlText w:val=""/>
+      <w:lvlJc w:val="left"/>
+      <w:pPr>
+        <w:tabs>
+          <w:tab w:val="num" w:pos="6480"/>
+        </w:tabs>
+        <w:ind w:left="6480" w:hanging="360"/>
+      </w:pPr>
+      <w:rPr>
+        <w:rFonts w:ascii="Wingdings" w:hAnsi="Wingdings" w:hint="default"/>
+        <w:sz w:val="20"/>
+      </w:rPr>
+    </w:lvl>
+  </w:abstractNum>
+  <w:abstractNum w:abstractNumId="14" w15:restartNumberingAfterBreak="0">
+    <w:nsid w:val="3CE43BBC"/>
+    <w:multiLevelType w:val="multilevel"/>
+    <w:tmpl w:val="CA7CA6FA"/>
+    <w:lvl w:ilvl="0">
+      <w:start w:val="1"/>
+      <w:numFmt w:val="decimal"/>
+      <w:lvlText w:val="%1."/>
+      <w:lvlJc w:val="left"/>
+      <w:pPr>
+        <w:tabs>
+          <w:tab w:val="num" w:pos="720"/>
+        </w:tabs>
+        <w:ind w:left="720" w:hanging="360"/>
+      </w:pPr>
+    </w:lvl>
+    <w:lvl w:ilvl="1" w:tentative="1">
+      <w:start w:val="1"/>
+      <w:numFmt w:val="decimal"/>
+      <w:lvlText w:val="%2."/>
+      <w:lvlJc w:val="left"/>
+      <w:pPr>
+        <w:tabs>
+          <w:tab w:val="num" w:pos="1440"/>
+        </w:tabs>
+        <w:ind w:left="1440" w:hanging="360"/>
+      </w:pPr>
+    </w:lvl>
+    <w:lvl w:ilvl="2" w:tentative="1">
+      <w:start w:val="1"/>
       <w:numFmt w:val="decimal"/>
       <w:lvlText w:val="%3."/>
       <w:lvlJc w:val="left"/>
@@ -12657,10 +12407,10 @@
       </w:pPr>
     </w:lvl>
   </w:abstractNum>
-  <w:abstractNum w:abstractNumId="20" w15:restartNumberingAfterBreak="0">
-    <w:nsid w:val="730E37EE"/>
+  <w:abstractNum w:abstractNumId="15" w15:restartNumberingAfterBreak="0">
+    <w:nsid w:val="42353AA5"/>
     <w:multiLevelType w:val="multilevel"/>
-    <w:tmpl w:val="E5F8EB80"/>
+    <w:tmpl w:val="FCD41C8A"/>
     <w:lvl w:ilvl="0">
       <w:start w:val="1"/>
       <w:numFmt w:val="decimal"/>
@@ -12770,10 +12520,349 @@
       </w:pPr>
     </w:lvl>
   </w:abstractNum>
-  <w:abstractNum w:abstractNumId="21" w15:restartNumberingAfterBreak="0">
-    <w:nsid w:val="73862BE7"/>
+  <w:abstractNum w:abstractNumId="16" w15:restartNumberingAfterBreak="0">
+    <w:nsid w:val="477E6DD7"/>
     <w:multiLevelType w:val="multilevel"/>
-    <w:tmpl w:val="FFB68480"/>
+    <w:tmpl w:val="37201716"/>
+    <w:lvl w:ilvl="0">
+      <w:start w:val="1"/>
+      <w:numFmt w:val="decimal"/>
+      <w:lvlText w:val="%1."/>
+      <w:lvlJc w:val="left"/>
+      <w:pPr>
+        <w:tabs>
+          <w:tab w:val="num" w:pos="720"/>
+        </w:tabs>
+        <w:ind w:left="720" w:hanging="360"/>
+      </w:pPr>
+    </w:lvl>
+    <w:lvl w:ilvl="1" w:tentative="1">
+      <w:start w:val="1"/>
+      <w:numFmt w:val="decimal"/>
+      <w:lvlText w:val="%2."/>
+      <w:lvlJc w:val="left"/>
+      <w:pPr>
+        <w:tabs>
+          <w:tab w:val="num" w:pos="1440"/>
+        </w:tabs>
+        <w:ind w:left="1440" w:hanging="360"/>
+      </w:pPr>
+    </w:lvl>
+    <w:lvl w:ilvl="2" w:tentative="1">
+      <w:start w:val="1"/>
+      <w:numFmt w:val="decimal"/>
+      <w:lvlText w:val="%3."/>
+      <w:lvlJc w:val="left"/>
+      <w:pPr>
+        <w:tabs>
+          <w:tab w:val="num" w:pos="2160"/>
+        </w:tabs>
+        <w:ind w:left="2160" w:hanging="360"/>
+      </w:pPr>
+    </w:lvl>
+    <w:lvl w:ilvl="3" w:tentative="1">
+      <w:start w:val="1"/>
+      <w:numFmt w:val="decimal"/>
+      <w:lvlText w:val="%4."/>
+      <w:lvlJc w:val="left"/>
+      <w:pPr>
+        <w:tabs>
+          <w:tab w:val="num" w:pos="2880"/>
+        </w:tabs>
+        <w:ind w:left="2880" w:hanging="360"/>
+      </w:pPr>
+    </w:lvl>
+    <w:lvl w:ilvl="4" w:tentative="1">
+      <w:start w:val="1"/>
+      <w:numFmt w:val="decimal"/>
+      <w:lvlText w:val="%5."/>
+      <w:lvlJc w:val="left"/>
+      <w:pPr>
+        <w:tabs>
+          <w:tab w:val="num" w:pos="3600"/>
+        </w:tabs>
+        <w:ind w:left="3600" w:hanging="360"/>
+      </w:pPr>
+    </w:lvl>
+    <w:lvl w:ilvl="5" w:tentative="1">
+      <w:start w:val="1"/>
+      <w:numFmt w:val="decimal"/>
+      <w:lvlText w:val="%6."/>
+      <w:lvlJc w:val="left"/>
+      <w:pPr>
+        <w:tabs>
+          <w:tab w:val="num" w:pos="4320"/>
+        </w:tabs>
+        <w:ind w:left="4320" w:hanging="360"/>
+      </w:pPr>
+    </w:lvl>
+    <w:lvl w:ilvl="6" w:tentative="1">
+      <w:start w:val="1"/>
+      <w:numFmt w:val="decimal"/>
+      <w:lvlText w:val="%7."/>
+      <w:lvlJc w:val="left"/>
+      <w:pPr>
+        <w:tabs>
+          <w:tab w:val="num" w:pos="5040"/>
+        </w:tabs>
+        <w:ind w:left="5040" w:hanging="360"/>
+      </w:pPr>
+    </w:lvl>
+    <w:lvl w:ilvl="7" w:tentative="1">
+      <w:start w:val="1"/>
+      <w:numFmt w:val="decimal"/>
+      <w:lvlText w:val="%8."/>
+      <w:lvlJc w:val="left"/>
+      <w:pPr>
+        <w:tabs>
+          <w:tab w:val="num" w:pos="5760"/>
+        </w:tabs>
+        <w:ind w:left="5760" w:hanging="360"/>
+      </w:pPr>
+    </w:lvl>
+    <w:lvl w:ilvl="8" w:tentative="1">
+      <w:start w:val="1"/>
+      <w:numFmt w:val="decimal"/>
+      <w:lvlText w:val="%9."/>
+      <w:lvlJc w:val="left"/>
+      <w:pPr>
+        <w:tabs>
+          <w:tab w:val="num" w:pos="6480"/>
+        </w:tabs>
+        <w:ind w:left="6480" w:hanging="360"/>
+      </w:pPr>
+    </w:lvl>
+  </w:abstractNum>
+  <w:abstractNum w:abstractNumId="17" w15:restartNumberingAfterBreak="0">
+    <w:nsid w:val="4BD7374C"/>
+    <w:multiLevelType w:val="multilevel"/>
+    <w:tmpl w:val="17544768"/>
+    <w:lvl w:ilvl="0">
+      <w:start w:val="1"/>
+      <w:numFmt w:val="decimal"/>
+      <w:lvlText w:val="%1."/>
+      <w:lvlJc w:val="left"/>
+      <w:pPr>
+        <w:tabs>
+          <w:tab w:val="num" w:pos="720"/>
+        </w:tabs>
+        <w:ind w:left="720" w:hanging="360"/>
+      </w:pPr>
+    </w:lvl>
+    <w:lvl w:ilvl="1" w:tentative="1">
+      <w:start w:val="1"/>
+      <w:numFmt w:val="decimal"/>
+      <w:lvlText w:val="%2."/>
+      <w:lvlJc w:val="left"/>
+      <w:pPr>
+        <w:tabs>
+          <w:tab w:val="num" w:pos="1440"/>
+        </w:tabs>
+        <w:ind w:left="1440" w:hanging="360"/>
+      </w:pPr>
+    </w:lvl>
+    <w:lvl w:ilvl="2" w:tentative="1">
+      <w:start w:val="1"/>
+      <w:numFmt w:val="decimal"/>
+      <w:lvlText w:val="%3."/>
+      <w:lvlJc w:val="left"/>
+      <w:pPr>
+        <w:tabs>
+          <w:tab w:val="num" w:pos="2160"/>
+        </w:tabs>
+        <w:ind w:left="2160" w:hanging="360"/>
+      </w:pPr>
+    </w:lvl>
+    <w:lvl w:ilvl="3" w:tentative="1">
+      <w:start w:val="1"/>
+      <w:numFmt w:val="decimal"/>
+      <w:lvlText w:val="%4."/>
+      <w:lvlJc w:val="left"/>
+      <w:pPr>
+        <w:tabs>
+          <w:tab w:val="num" w:pos="2880"/>
+        </w:tabs>
+        <w:ind w:left="2880" w:hanging="360"/>
+      </w:pPr>
+    </w:lvl>
+    <w:lvl w:ilvl="4" w:tentative="1">
+      <w:start w:val="1"/>
+      <w:numFmt w:val="decimal"/>
+      <w:lvlText w:val="%5."/>
+      <w:lvlJc w:val="left"/>
+      <w:pPr>
+        <w:tabs>
+          <w:tab w:val="num" w:pos="3600"/>
+        </w:tabs>
+        <w:ind w:left="3600" w:hanging="360"/>
+      </w:pPr>
+    </w:lvl>
+    <w:lvl w:ilvl="5" w:tentative="1">
+      <w:start w:val="1"/>
+      <w:numFmt w:val="decimal"/>
+      <w:lvlText w:val="%6."/>
+      <w:lvlJc w:val="left"/>
+      <w:pPr>
+        <w:tabs>
+          <w:tab w:val="num" w:pos="4320"/>
+        </w:tabs>
+        <w:ind w:left="4320" w:hanging="360"/>
+      </w:pPr>
+    </w:lvl>
+    <w:lvl w:ilvl="6" w:tentative="1">
+      <w:start w:val="1"/>
+      <w:numFmt w:val="decimal"/>
+      <w:lvlText w:val="%7."/>
+      <w:lvlJc w:val="left"/>
+      <w:pPr>
+        <w:tabs>
+          <w:tab w:val="num" w:pos="5040"/>
+        </w:tabs>
+        <w:ind w:left="5040" w:hanging="360"/>
+      </w:pPr>
+    </w:lvl>
+    <w:lvl w:ilvl="7" w:tentative="1">
+      <w:start w:val="1"/>
+      <w:numFmt w:val="decimal"/>
+      <w:lvlText w:val="%8."/>
+      <w:lvlJc w:val="left"/>
+      <w:pPr>
+        <w:tabs>
+          <w:tab w:val="num" w:pos="5760"/>
+        </w:tabs>
+        <w:ind w:left="5760" w:hanging="360"/>
+      </w:pPr>
+    </w:lvl>
+    <w:lvl w:ilvl="8" w:tentative="1">
+      <w:start w:val="1"/>
+      <w:numFmt w:val="decimal"/>
+      <w:lvlText w:val="%9."/>
+      <w:lvlJc w:val="left"/>
+      <w:pPr>
+        <w:tabs>
+          <w:tab w:val="num" w:pos="6480"/>
+        </w:tabs>
+        <w:ind w:left="6480" w:hanging="360"/>
+      </w:pPr>
+    </w:lvl>
+  </w:abstractNum>
+  <w:abstractNum w:abstractNumId="18" w15:restartNumberingAfterBreak="0">
+    <w:nsid w:val="53F40D21"/>
+    <w:multiLevelType w:val="multilevel"/>
+    <w:tmpl w:val="BCAECF32"/>
+    <w:lvl w:ilvl="0">
+      <w:start w:val="1"/>
+      <w:numFmt w:val="decimal"/>
+      <w:lvlText w:val="%1."/>
+      <w:lvlJc w:val="left"/>
+      <w:pPr>
+        <w:tabs>
+          <w:tab w:val="num" w:pos="720"/>
+        </w:tabs>
+        <w:ind w:left="720" w:hanging="360"/>
+      </w:pPr>
+    </w:lvl>
+    <w:lvl w:ilvl="1" w:tentative="1">
+      <w:start w:val="1"/>
+      <w:numFmt w:val="decimal"/>
+      <w:lvlText w:val="%2."/>
+      <w:lvlJc w:val="left"/>
+      <w:pPr>
+        <w:tabs>
+          <w:tab w:val="num" w:pos="1440"/>
+        </w:tabs>
+        <w:ind w:left="1440" w:hanging="360"/>
+      </w:pPr>
+    </w:lvl>
+    <w:lvl w:ilvl="2" w:tentative="1">
+      <w:start w:val="1"/>
+      <w:numFmt w:val="decimal"/>
+      <w:lvlText w:val="%3."/>
+      <w:lvlJc w:val="left"/>
+      <w:pPr>
+        <w:tabs>
+          <w:tab w:val="num" w:pos="2160"/>
+        </w:tabs>
+        <w:ind w:left="2160" w:hanging="360"/>
+      </w:pPr>
+    </w:lvl>
+    <w:lvl w:ilvl="3" w:tentative="1">
+      <w:start w:val="1"/>
+      <w:numFmt w:val="decimal"/>
+      <w:lvlText w:val="%4."/>
+      <w:lvlJc w:val="left"/>
+      <w:pPr>
+        <w:tabs>
+          <w:tab w:val="num" w:pos="2880"/>
+        </w:tabs>
+        <w:ind w:left="2880" w:hanging="360"/>
+      </w:pPr>
+    </w:lvl>
+    <w:lvl w:ilvl="4" w:tentative="1">
+      <w:start w:val="1"/>
+      <w:numFmt w:val="decimal"/>
+      <w:lvlText w:val="%5."/>
+      <w:lvlJc w:val="left"/>
+      <w:pPr>
+        <w:tabs>
+          <w:tab w:val="num" w:pos="3600"/>
+        </w:tabs>
+        <w:ind w:left="3600" w:hanging="360"/>
+      </w:pPr>
+    </w:lvl>
+    <w:lvl w:ilvl="5" w:tentative="1">
+      <w:start w:val="1"/>
+      <w:numFmt w:val="decimal"/>
+      <w:lvlText w:val="%6."/>
+      <w:lvlJc w:val="left"/>
+      <w:pPr>
+        <w:tabs>
+          <w:tab w:val="num" w:pos="4320"/>
+        </w:tabs>
+        <w:ind w:left="4320" w:hanging="360"/>
+      </w:pPr>
+    </w:lvl>
+    <w:lvl w:ilvl="6" w:tentative="1">
+      <w:start w:val="1"/>
+      <w:numFmt w:val="decimal"/>
+      <w:lvlText w:val="%7."/>
+      <w:lvlJc w:val="left"/>
+      <w:pPr>
+        <w:tabs>
+          <w:tab w:val="num" w:pos="5040"/>
+        </w:tabs>
+        <w:ind w:left="5040" w:hanging="360"/>
+      </w:pPr>
+    </w:lvl>
+    <w:lvl w:ilvl="7" w:tentative="1">
+      <w:start w:val="1"/>
+      <w:numFmt w:val="decimal"/>
+      <w:lvlText w:val="%8."/>
+      <w:lvlJc w:val="left"/>
+      <w:pPr>
+        <w:tabs>
+          <w:tab w:val="num" w:pos="5760"/>
+        </w:tabs>
+        <w:ind w:left="5760" w:hanging="360"/>
+      </w:pPr>
+    </w:lvl>
+    <w:lvl w:ilvl="8" w:tentative="1">
+      <w:start w:val="1"/>
+      <w:numFmt w:val="decimal"/>
+      <w:lvlText w:val="%9."/>
+      <w:lvlJc w:val="left"/>
+      <w:pPr>
+        <w:tabs>
+          <w:tab w:val="num" w:pos="6480"/>
+        </w:tabs>
+        <w:ind w:left="6480" w:hanging="360"/>
+      </w:pPr>
+    </w:lvl>
+  </w:abstractNum>
+  <w:abstractNum w:abstractNumId="19" w15:restartNumberingAfterBreak="0">
+    <w:nsid w:val="58CF3592"/>
+    <w:multiLevelType w:val="multilevel"/>
+    <w:tmpl w:val="E370C644"/>
     <w:lvl w:ilvl="0">
       <w:start w:val="1"/>
       <w:numFmt w:val="bullet"/>
@@ -12919,10 +13008,236 @@
       </w:rPr>
     </w:lvl>
   </w:abstractNum>
+  <w:abstractNum w:abstractNumId="20" w15:restartNumberingAfterBreak="0">
+    <w:nsid w:val="63BC7459"/>
+    <w:multiLevelType w:val="multilevel"/>
+    <w:tmpl w:val="74847BC6"/>
+    <w:lvl w:ilvl="0">
+      <w:start w:val="1"/>
+      <w:numFmt w:val="decimal"/>
+      <w:lvlText w:val="%1."/>
+      <w:lvlJc w:val="left"/>
+      <w:pPr>
+        <w:tabs>
+          <w:tab w:val="num" w:pos="720"/>
+        </w:tabs>
+        <w:ind w:left="720" w:hanging="360"/>
+      </w:pPr>
+    </w:lvl>
+    <w:lvl w:ilvl="1" w:tentative="1">
+      <w:start w:val="1"/>
+      <w:numFmt w:val="decimal"/>
+      <w:lvlText w:val="%2."/>
+      <w:lvlJc w:val="left"/>
+      <w:pPr>
+        <w:tabs>
+          <w:tab w:val="num" w:pos="1440"/>
+        </w:tabs>
+        <w:ind w:left="1440" w:hanging="360"/>
+      </w:pPr>
+    </w:lvl>
+    <w:lvl w:ilvl="2" w:tentative="1">
+      <w:start w:val="1"/>
+      <w:numFmt w:val="decimal"/>
+      <w:lvlText w:val="%3."/>
+      <w:lvlJc w:val="left"/>
+      <w:pPr>
+        <w:tabs>
+          <w:tab w:val="num" w:pos="2160"/>
+        </w:tabs>
+        <w:ind w:left="2160" w:hanging="360"/>
+      </w:pPr>
+    </w:lvl>
+    <w:lvl w:ilvl="3" w:tentative="1">
+      <w:start w:val="1"/>
+      <w:numFmt w:val="decimal"/>
+      <w:lvlText w:val="%4."/>
+      <w:lvlJc w:val="left"/>
+      <w:pPr>
+        <w:tabs>
+          <w:tab w:val="num" w:pos="2880"/>
+        </w:tabs>
+        <w:ind w:left="2880" w:hanging="360"/>
+      </w:pPr>
+    </w:lvl>
+    <w:lvl w:ilvl="4" w:tentative="1">
+      <w:start w:val="1"/>
+      <w:numFmt w:val="decimal"/>
+      <w:lvlText w:val="%5."/>
+      <w:lvlJc w:val="left"/>
+      <w:pPr>
+        <w:tabs>
+          <w:tab w:val="num" w:pos="3600"/>
+        </w:tabs>
+        <w:ind w:left="3600" w:hanging="360"/>
+      </w:pPr>
+    </w:lvl>
+    <w:lvl w:ilvl="5" w:tentative="1">
+      <w:start w:val="1"/>
+      <w:numFmt w:val="decimal"/>
+      <w:lvlText w:val="%6."/>
+      <w:lvlJc w:val="left"/>
+      <w:pPr>
+        <w:tabs>
+          <w:tab w:val="num" w:pos="4320"/>
+        </w:tabs>
+        <w:ind w:left="4320" w:hanging="360"/>
+      </w:pPr>
+    </w:lvl>
+    <w:lvl w:ilvl="6" w:tentative="1">
+      <w:start w:val="1"/>
+      <w:numFmt w:val="decimal"/>
+      <w:lvlText w:val="%7."/>
+      <w:lvlJc w:val="left"/>
+      <w:pPr>
+        <w:tabs>
+          <w:tab w:val="num" w:pos="5040"/>
+        </w:tabs>
+        <w:ind w:left="5040" w:hanging="360"/>
+      </w:pPr>
+    </w:lvl>
+    <w:lvl w:ilvl="7" w:tentative="1">
+      <w:start w:val="1"/>
+      <w:numFmt w:val="decimal"/>
+      <w:lvlText w:val="%8."/>
+      <w:lvlJc w:val="left"/>
+      <w:pPr>
+        <w:tabs>
+          <w:tab w:val="num" w:pos="5760"/>
+        </w:tabs>
+        <w:ind w:left="5760" w:hanging="360"/>
+      </w:pPr>
+    </w:lvl>
+    <w:lvl w:ilvl="8" w:tentative="1">
+      <w:start w:val="1"/>
+      <w:numFmt w:val="decimal"/>
+      <w:lvlText w:val="%9."/>
+      <w:lvlJc w:val="left"/>
+      <w:pPr>
+        <w:tabs>
+          <w:tab w:val="num" w:pos="6480"/>
+        </w:tabs>
+        <w:ind w:left="6480" w:hanging="360"/>
+      </w:pPr>
+    </w:lvl>
+  </w:abstractNum>
+  <w:abstractNum w:abstractNumId="21" w15:restartNumberingAfterBreak="0">
+    <w:nsid w:val="6525047E"/>
+    <w:multiLevelType w:val="multilevel"/>
+    <w:tmpl w:val="F80A555E"/>
+    <w:lvl w:ilvl="0">
+      <w:start w:val="1"/>
+      <w:numFmt w:val="decimal"/>
+      <w:lvlText w:val="%1."/>
+      <w:lvlJc w:val="left"/>
+      <w:pPr>
+        <w:tabs>
+          <w:tab w:val="num" w:pos="720"/>
+        </w:tabs>
+        <w:ind w:left="720" w:hanging="360"/>
+      </w:pPr>
+    </w:lvl>
+    <w:lvl w:ilvl="1" w:tentative="1">
+      <w:start w:val="1"/>
+      <w:numFmt w:val="decimal"/>
+      <w:lvlText w:val="%2."/>
+      <w:lvlJc w:val="left"/>
+      <w:pPr>
+        <w:tabs>
+          <w:tab w:val="num" w:pos="1440"/>
+        </w:tabs>
+        <w:ind w:left="1440" w:hanging="360"/>
+      </w:pPr>
+    </w:lvl>
+    <w:lvl w:ilvl="2" w:tentative="1">
+      <w:start w:val="1"/>
+      <w:numFmt w:val="decimal"/>
+      <w:lvlText w:val="%3."/>
+      <w:lvlJc w:val="left"/>
+      <w:pPr>
+        <w:tabs>
+          <w:tab w:val="num" w:pos="2160"/>
+        </w:tabs>
+        <w:ind w:left="2160" w:hanging="360"/>
+      </w:pPr>
+    </w:lvl>
+    <w:lvl w:ilvl="3" w:tentative="1">
+      <w:start w:val="1"/>
+      <w:numFmt w:val="decimal"/>
+      <w:lvlText w:val="%4."/>
+      <w:lvlJc w:val="left"/>
+      <w:pPr>
+        <w:tabs>
+          <w:tab w:val="num" w:pos="2880"/>
+        </w:tabs>
+        <w:ind w:left="2880" w:hanging="360"/>
+      </w:pPr>
+    </w:lvl>
+    <w:lvl w:ilvl="4" w:tentative="1">
+      <w:start w:val="1"/>
+      <w:numFmt w:val="decimal"/>
+      <w:lvlText w:val="%5."/>
+      <w:lvlJc w:val="left"/>
+      <w:pPr>
+        <w:tabs>
+          <w:tab w:val="num" w:pos="3600"/>
+        </w:tabs>
+        <w:ind w:left="3600" w:hanging="360"/>
+      </w:pPr>
+    </w:lvl>
+    <w:lvl w:ilvl="5" w:tentative="1">
+      <w:start w:val="1"/>
+      <w:numFmt w:val="decimal"/>
+      <w:lvlText w:val="%6."/>
+      <w:lvlJc w:val="left"/>
+      <w:pPr>
+        <w:tabs>
+          <w:tab w:val="num" w:pos="4320"/>
+        </w:tabs>
+        <w:ind w:left="4320" w:hanging="360"/>
+      </w:pPr>
+    </w:lvl>
+    <w:lvl w:ilvl="6" w:tentative="1">
+      <w:start w:val="1"/>
+      <w:numFmt w:val="decimal"/>
+      <w:lvlText w:val="%7."/>
+      <w:lvlJc w:val="left"/>
+      <w:pPr>
+        <w:tabs>
+          <w:tab w:val="num" w:pos="5040"/>
+        </w:tabs>
+        <w:ind w:left="5040" w:hanging="360"/>
+      </w:pPr>
+    </w:lvl>
+    <w:lvl w:ilvl="7" w:tentative="1">
+      <w:start w:val="1"/>
+      <w:numFmt w:val="decimal"/>
+      <w:lvlText w:val="%8."/>
+      <w:lvlJc w:val="left"/>
+      <w:pPr>
+        <w:tabs>
+          <w:tab w:val="num" w:pos="5760"/>
+        </w:tabs>
+        <w:ind w:left="5760" w:hanging="360"/>
+      </w:pPr>
+    </w:lvl>
+    <w:lvl w:ilvl="8" w:tentative="1">
+      <w:start w:val="1"/>
+      <w:numFmt w:val="decimal"/>
+      <w:lvlText w:val="%9."/>
+      <w:lvlJc w:val="left"/>
+      <w:pPr>
+        <w:tabs>
+          <w:tab w:val="num" w:pos="6480"/>
+        </w:tabs>
+        <w:ind w:left="6480" w:hanging="360"/>
+      </w:pPr>
+    </w:lvl>
+  </w:abstractNum>
   <w:abstractNum w:abstractNumId="22" w15:restartNumberingAfterBreak="0">
-    <w:nsid w:val="73DE5B7A"/>
+    <w:nsid w:val="6D442B97"/>
     <w:multiLevelType w:val="multilevel"/>
-    <w:tmpl w:val="2E3ABCC6"/>
+    <w:tmpl w:val="EA7C3E9E"/>
     <w:lvl w:ilvl="0">
       <w:start w:val="1"/>
       <w:numFmt w:val="bullet"/>
@@ -13069,9 +13384,9 @@
     </w:lvl>
   </w:abstractNum>
   <w:abstractNum w:abstractNumId="23" w15:restartNumberingAfterBreak="0">
-    <w:nsid w:val="769453EE"/>
+    <w:nsid w:val="775F39B7"/>
     <w:multiLevelType w:val="multilevel"/>
-    <w:tmpl w:val="2F0EA7D4"/>
+    <w:tmpl w:val="E83E4BE2"/>
     <w:lvl w:ilvl="0">
       <w:start w:val="1"/>
       <w:numFmt w:val="decimal"/>
@@ -13182,9 +13497,9 @@
     </w:lvl>
   </w:abstractNum>
   <w:abstractNum w:abstractNumId="24" w15:restartNumberingAfterBreak="0">
-    <w:nsid w:val="77733B08"/>
+    <w:nsid w:val="7CDF4DD2"/>
     <w:multiLevelType w:val="multilevel"/>
-    <w:tmpl w:val="DED41798"/>
+    <w:tmpl w:val="830AA856"/>
     <w:lvl w:ilvl="0">
       <w:start w:val="1"/>
       <w:numFmt w:val="decimal"/>
@@ -13295,13 +13610,13 @@
     </w:lvl>
   </w:abstractNum>
   <w:abstractNum w:abstractNumId="25" w15:restartNumberingAfterBreak="0">
-    <w:nsid w:val="7D2714DF"/>
+    <w:nsid w:val="7F511217"/>
     <w:multiLevelType w:val="multilevel"/>
-    <w:tmpl w:val="E74AB532"/>
+    <w:tmpl w:val="7AAC9CD8"/>
     <w:lvl w:ilvl="0">
       <w:start w:val="1"/>
-      <w:numFmt w:val="bullet"/>
-      <w:lvlText w:val=""/>
+      <w:numFmt w:val="decimal"/>
+      <w:lvlText w:val="%1."/>
       <w:lvlJc w:val="left"/>
       <w:pPr>
         <w:tabs>
@@ -13309,15 +13624,11 @@
         </w:tabs>
         <w:ind w:left="720" w:hanging="360"/>
       </w:pPr>
-      <w:rPr>
-        <w:rFonts w:ascii="Symbol" w:hAnsi="Symbol" w:hint="default"/>
-        <w:sz w:val="20"/>
-      </w:rPr>
     </w:lvl>
     <w:lvl w:ilvl="1" w:tentative="1">
       <w:start w:val="1"/>
-      <w:numFmt w:val="bullet"/>
-      <w:lvlText w:val="o"/>
+      <w:numFmt w:val="decimal"/>
+      <w:lvlText w:val="%2."/>
       <w:lvlJc w:val="left"/>
       <w:pPr>
         <w:tabs>
@@ -13325,15 +13636,11 @@
         </w:tabs>
         <w:ind w:left="1440" w:hanging="360"/>
       </w:pPr>
-      <w:rPr>
-        <w:rFonts w:ascii="Courier New" w:hAnsi="Courier New" w:hint="default"/>
-        <w:sz w:val="20"/>
-      </w:rPr>
     </w:lvl>
     <w:lvl w:ilvl="2" w:tentative="1">
       <w:start w:val="1"/>
-      <w:numFmt w:val="bullet"/>
-      <w:lvlText w:val=""/>
+      <w:numFmt w:val="decimal"/>
+      <w:lvlText w:val="%3."/>
       <w:lvlJc w:val="left"/>
       <w:pPr>
         <w:tabs>
@@ -13341,15 +13648,11 @@
         </w:tabs>
         <w:ind w:left="2160" w:hanging="360"/>
       </w:pPr>
-      <w:rPr>
-        <w:rFonts w:ascii="Wingdings" w:hAnsi="Wingdings" w:hint="default"/>
-        <w:sz w:val="20"/>
-      </w:rPr>
     </w:lvl>
     <w:lvl w:ilvl="3" w:tentative="1">
       <w:start w:val="1"/>
-      <w:numFmt w:val="bullet"/>
-      <w:lvlText w:val=""/>
+      <w:numFmt w:val="decimal"/>
+      <w:lvlText w:val="%4."/>
       <w:lvlJc w:val="left"/>
       <w:pPr>
         <w:tabs>
@@ -13357,15 +13660,11 @@
         </w:tabs>
         <w:ind w:left="2880" w:hanging="360"/>
       </w:pPr>
-      <w:rPr>
-        <w:rFonts w:ascii="Wingdings" w:hAnsi="Wingdings" w:hint="default"/>
-        <w:sz w:val="20"/>
-      </w:rPr>
     </w:lvl>
     <w:lvl w:ilvl="4" w:tentative="1">
       <w:start w:val="1"/>
-      <w:numFmt w:val="bullet"/>
-      <w:lvlText w:val=""/>
+      <w:numFmt w:val="decimal"/>
+      <w:lvlText w:val="%5."/>
       <w:lvlJc w:val="left"/>
       <w:pPr>
         <w:tabs>
@@ -13373,15 +13672,11 @@
         </w:tabs>
         <w:ind w:left="3600" w:hanging="360"/>
       </w:pPr>
-      <w:rPr>
-        <w:rFonts w:ascii="Wingdings" w:hAnsi="Wingdings" w:hint="default"/>
-        <w:sz w:val="20"/>
-      </w:rPr>
     </w:lvl>
     <w:lvl w:ilvl="5" w:tentative="1">
       <w:start w:val="1"/>
-      <w:numFmt w:val="bullet"/>
-      <w:lvlText w:val=""/>
+      <w:numFmt w:val="decimal"/>
+      <w:lvlText w:val="%6."/>
       <w:lvlJc w:val="left"/>
       <w:pPr>
         <w:tabs>
@@ -13389,15 +13684,11 @@
         </w:tabs>
         <w:ind w:left="4320" w:hanging="360"/>
       </w:pPr>
-      <w:rPr>
-        <w:rFonts w:ascii="Wingdings" w:hAnsi="Wingdings" w:hint="default"/>
-        <w:sz w:val="20"/>
-      </w:rPr>
     </w:lvl>
     <w:lvl w:ilvl="6" w:tentative="1">
       <w:start w:val="1"/>
-      <w:numFmt w:val="bullet"/>
-      <w:lvlText w:val=""/>
+      <w:numFmt w:val="decimal"/>
+      <w:lvlText w:val="%7."/>
       <w:lvlJc w:val="left"/>
       <w:pPr>
         <w:tabs>
@@ -13405,15 +13696,11 @@
         </w:tabs>
         <w:ind w:left="5040" w:hanging="360"/>
       </w:pPr>
-      <w:rPr>
-        <w:rFonts w:ascii="Wingdings" w:hAnsi="Wingdings" w:hint="default"/>
-        <w:sz w:val="20"/>
-      </w:rPr>
     </w:lvl>
     <w:lvl w:ilvl="7" w:tentative="1">
       <w:start w:val="1"/>
-      <w:numFmt w:val="bullet"/>
-      <w:lvlText w:val=""/>
+      <w:numFmt w:val="decimal"/>
+      <w:lvlText w:val="%8."/>
       <w:lvlJc w:val="left"/>
       <w:pPr>
         <w:tabs>
@@ -13421,15 +13708,11 @@
         </w:tabs>
         <w:ind w:left="5760" w:hanging="360"/>
       </w:pPr>
-      <w:rPr>
-        <w:rFonts w:ascii="Wingdings" w:hAnsi="Wingdings" w:hint="default"/>
-        <w:sz w:val="20"/>
-      </w:rPr>
     </w:lvl>
     <w:lvl w:ilvl="8" w:tentative="1">
       <w:start w:val="1"/>
-      <w:numFmt w:val="bullet"/>
-      <w:lvlText w:val=""/>
+      <w:numFmt w:val="decimal"/>
+      <w:lvlText w:val="%9."/>
       <w:lvlJc w:val="left"/>
       <w:pPr>
         <w:tabs>
@@ -13437,89 +13720,201 @@
         </w:tabs>
         <w:ind w:left="6480" w:hanging="360"/>
       </w:pPr>
-      <w:rPr>
-        <w:rFonts w:ascii="Wingdings" w:hAnsi="Wingdings" w:hint="default"/>
-        <w:sz w:val="20"/>
-      </w:rPr>
     </w:lvl>
   </w:abstractNum>
-  <w:num w:numId="1" w16cid:durableId="1233925544">
+  <w:abstractNum w:abstractNumId="26" w15:restartNumberingAfterBreak="0">
+    <w:nsid w:val="7F78738C"/>
+    <w:multiLevelType w:val="multilevel"/>
+    <w:tmpl w:val="4AA29C72"/>
+    <w:lvl w:ilvl="0">
+      <w:start w:val="1"/>
+      <w:numFmt w:val="decimal"/>
+      <w:lvlText w:val="%1."/>
+      <w:lvlJc w:val="left"/>
+      <w:pPr>
+        <w:tabs>
+          <w:tab w:val="num" w:pos="720"/>
+        </w:tabs>
+        <w:ind w:left="720" w:hanging="360"/>
+      </w:pPr>
+    </w:lvl>
+    <w:lvl w:ilvl="1" w:tentative="1">
+      <w:start w:val="1"/>
+      <w:numFmt w:val="decimal"/>
+      <w:lvlText w:val="%2."/>
+      <w:lvlJc w:val="left"/>
+      <w:pPr>
+        <w:tabs>
+          <w:tab w:val="num" w:pos="1440"/>
+        </w:tabs>
+        <w:ind w:left="1440" w:hanging="360"/>
+      </w:pPr>
+    </w:lvl>
+    <w:lvl w:ilvl="2" w:tentative="1">
+      <w:start w:val="1"/>
+      <w:numFmt w:val="decimal"/>
+      <w:lvlText w:val="%3."/>
+      <w:lvlJc w:val="left"/>
+      <w:pPr>
+        <w:tabs>
+          <w:tab w:val="num" w:pos="2160"/>
+        </w:tabs>
+        <w:ind w:left="2160" w:hanging="360"/>
+      </w:pPr>
+    </w:lvl>
+    <w:lvl w:ilvl="3" w:tentative="1">
+      <w:start w:val="1"/>
+      <w:numFmt w:val="decimal"/>
+      <w:lvlText w:val="%4."/>
+      <w:lvlJc w:val="left"/>
+      <w:pPr>
+        <w:tabs>
+          <w:tab w:val="num" w:pos="2880"/>
+        </w:tabs>
+        <w:ind w:left="2880" w:hanging="360"/>
+      </w:pPr>
+    </w:lvl>
+    <w:lvl w:ilvl="4" w:tentative="1">
+      <w:start w:val="1"/>
+      <w:numFmt w:val="decimal"/>
+      <w:lvlText w:val="%5."/>
+      <w:lvlJc w:val="left"/>
+      <w:pPr>
+        <w:tabs>
+          <w:tab w:val="num" w:pos="3600"/>
+        </w:tabs>
+        <w:ind w:left="3600" w:hanging="360"/>
+      </w:pPr>
+    </w:lvl>
+    <w:lvl w:ilvl="5" w:tentative="1">
+      <w:start w:val="1"/>
+      <w:numFmt w:val="decimal"/>
+      <w:lvlText w:val="%6."/>
+      <w:lvlJc w:val="left"/>
+      <w:pPr>
+        <w:tabs>
+          <w:tab w:val="num" w:pos="4320"/>
+        </w:tabs>
+        <w:ind w:left="4320" w:hanging="360"/>
+      </w:pPr>
+    </w:lvl>
+    <w:lvl w:ilvl="6" w:tentative="1">
+      <w:start w:val="1"/>
+      <w:numFmt w:val="decimal"/>
+      <w:lvlText w:val="%7."/>
+      <w:lvlJc w:val="left"/>
+      <w:pPr>
+        <w:tabs>
+          <w:tab w:val="num" w:pos="5040"/>
+        </w:tabs>
+        <w:ind w:left="5040" w:hanging="360"/>
+      </w:pPr>
+    </w:lvl>
+    <w:lvl w:ilvl="7" w:tentative="1">
+      <w:start w:val="1"/>
+      <w:numFmt w:val="decimal"/>
+      <w:lvlText w:val="%8."/>
+      <w:lvlJc w:val="left"/>
+      <w:pPr>
+        <w:tabs>
+          <w:tab w:val="num" w:pos="5760"/>
+        </w:tabs>
+        <w:ind w:left="5760" w:hanging="360"/>
+      </w:pPr>
+    </w:lvl>
+    <w:lvl w:ilvl="8" w:tentative="1">
+      <w:start w:val="1"/>
+      <w:numFmt w:val="decimal"/>
+      <w:lvlText w:val="%9."/>
+      <w:lvlJc w:val="left"/>
+      <w:pPr>
+        <w:tabs>
+          <w:tab w:val="num" w:pos="6480"/>
+        </w:tabs>
+        <w:ind w:left="6480" w:hanging="360"/>
+      </w:pPr>
+    </w:lvl>
+  </w:abstractNum>
+  <w:num w:numId="1" w16cid:durableId="528642265">
+    <w:abstractNumId w:val="18"/>
+  </w:num>
+  <w:num w:numId="2" w16cid:durableId="1310593934">
     <w:abstractNumId w:val="24"/>
   </w:num>
-  <w:num w:numId="2" w16cid:durableId="401873547">
+  <w:num w:numId="3" w16cid:durableId="1193959356">
+    <w:abstractNumId w:val="23"/>
+  </w:num>
+  <w:num w:numId="4" w16cid:durableId="1213929841">
     <w:abstractNumId w:val="4"/>
   </w:num>
-  <w:num w:numId="3" w16cid:durableId="1528526648">
+  <w:num w:numId="5" w16cid:durableId="1993411951">
+    <w:abstractNumId w:val="16"/>
+  </w:num>
+  <w:num w:numId="6" w16cid:durableId="1581449639">
+    <w:abstractNumId w:val="0"/>
+  </w:num>
+  <w:num w:numId="7" w16cid:durableId="606231173">
+    <w:abstractNumId w:val="3"/>
+  </w:num>
+  <w:num w:numId="8" w16cid:durableId="1624925553">
+    <w:abstractNumId w:val="22"/>
+  </w:num>
+  <w:num w:numId="9" w16cid:durableId="688604016">
+    <w:abstractNumId w:val="26"/>
+  </w:num>
+  <w:num w:numId="10" w16cid:durableId="234246246">
+    <w:abstractNumId w:val="7"/>
+  </w:num>
+  <w:num w:numId="11" w16cid:durableId="933636728">
+    <w:abstractNumId w:val="9"/>
+  </w:num>
+  <w:num w:numId="12" w16cid:durableId="947661966">
+    <w:abstractNumId w:val="1"/>
+  </w:num>
+  <w:num w:numId="13" w16cid:durableId="1742869772">
+    <w:abstractNumId w:val="5"/>
+  </w:num>
+  <w:num w:numId="14" w16cid:durableId="1650133250">
+    <w:abstractNumId w:val="10"/>
+  </w:num>
+  <w:num w:numId="15" w16cid:durableId="841972885">
     <w:abstractNumId w:val="6"/>
   </w:num>
-  <w:num w:numId="4" w16cid:durableId="134225775">
+  <w:num w:numId="16" w16cid:durableId="656569522">
+    <w:abstractNumId w:val="15"/>
+  </w:num>
+  <w:num w:numId="17" w16cid:durableId="1137838983">
+    <w:abstractNumId w:val="8"/>
+  </w:num>
+  <w:num w:numId="18" w16cid:durableId="1816676693">
+    <w:abstractNumId w:val="19"/>
+  </w:num>
+  <w:num w:numId="19" w16cid:durableId="1466896496">
+    <w:abstractNumId w:val="25"/>
+  </w:num>
+  <w:num w:numId="20" w16cid:durableId="953900374">
+    <w:abstractNumId w:val="14"/>
+  </w:num>
+  <w:num w:numId="21" w16cid:durableId="1666470361">
     <w:abstractNumId w:val="20"/>
   </w:num>
-  <w:num w:numId="5" w16cid:durableId="616253562">
-    <w:abstractNumId w:val="1"/>
+  <w:num w:numId="22" w16cid:durableId="1738433011">
+    <w:abstractNumId w:val="13"/>
   </w:num>
-  <w:num w:numId="6" w16cid:durableId="500854477">
-    <w:abstractNumId w:val="9"/>
-  </w:num>
-  <w:num w:numId="7" w16cid:durableId="1079518079">
-    <w:abstractNumId w:val="0"/>
-  </w:num>
-  <w:num w:numId="8" w16cid:durableId="1673948051">
+  <w:num w:numId="23" w16cid:durableId="1093353344">
     <w:abstractNumId w:val="21"/>
   </w:num>
-  <w:num w:numId="9" w16cid:durableId="956180831">
-    <w:abstractNumId w:val="14"/>
+  <w:num w:numId="24" w16cid:durableId="1449276813">
+    <w:abstractNumId w:val="17"/>
   </w:num>
-  <w:num w:numId="10" w16cid:durableId="1093017379">
-    <w:abstractNumId w:val="3"/>
-  </w:num>
-  <w:num w:numId="11" w16cid:durableId="841435865">
-    <w:abstractNumId w:val="7"/>
-  </w:num>
-  <w:num w:numId="12" w16cid:durableId="1007976414">
-    <w:abstractNumId w:val="5"/>
-  </w:num>
-  <w:num w:numId="13" w16cid:durableId="1367559726">
-    <w:abstractNumId w:val="13"/>
-  </w:num>
-  <w:num w:numId="14" w16cid:durableId="298724443">
-    <w:abstractNumId w:val="23"/>
-  </w:num>
-  <w:num w:numId="15" w16cid:durableId="1616591931">
-    <w:abstractNumId w:val="19"/>
-  </w:num>
-  <w:num w:numId="16" w16cid:durableId="839345316">
-    <w:abstractNumId w:val="16"/>
-  </w:num>
-  <w:num w:numId="17" w16cid:durableId="879830010">
-    <w:abstractNumId w:val="8"/>
-  </w:num>
-  <w:num w:numId="18" w16cid:durableId="1473672367">
-    <w:abstractNumId w:val="22"/>
-  </w:num>
-  <w:num w:numId="19" w16cid:durableId="1041369242">
-    <w:abstractNumId w:val="10"/>
-  </w:num>
-  <w:num w:numId="20" w16cid:durableId="520440002">
+  <w:num w:numId="25" w16cid:durableId="647369029">
     <w:abstractNumId w:val="11"/>
   </w:num>
-  <w:num w:numId="21" w16cid:durableId="1290093582">
-    <w:abstractNumId w:val="2"/>
-  </w:num>
-  <w:num w:numId="22" w16cid:durableId="1676108782">
-    <w:abstractNumId w:val="25"/>
-  </w:num>
-  <w:num w:numId="23" w16cid:durableId="1641298622">
-    <w:abstractNumId w:val="17"/>
-  </w:num>
-  <w:num w:numId="24" w16cid:durableId="553927026">
+  <w:num w:numId="26" w16cid:durableId="1196120146">
     <w:abstractNumId w:val="12"/>
   </w:num>
-  <w:num w:numId="25" w16cid:durableId="1221281331">
-    <w:abstractNumId w:val="18"/>
-  </w:num>
-  <w:num w:numId="26" w16cid:durableId="1494756698">
-    <w:abstractNumId w:val="15"/>
+  <w:num w:numId="27" w16cid:durableId="1412042210">
+    <w:abstractNumId w:val="2"/>
   </w:num>
 </w:numbering>
 </file>

--- a/docs/User Manual.docx
+++ b/docs/User Manual.docx
@@ -10402,7 +10402,7 @@
           <w:sz w:val="22"/>
           <w:szCs w:val="22"/>
         </w:rPr>
-        <w:t>Forgot your password? Ask another Website Admin to set a new one.</w:t>
+        <w:t>Forgot your password? Ask a main Website Admin account to set a new one.</w:t>
       </w:r>
     </w:p>
     <w:p>
@@ -10442,6 +10442,430 @@
           <w:szCs w:val="22"/>
         </w:rPr>
         <w:t xml:space="preserve"> (top right) to leave. Its six tabs (Page Content, Announcements, Website Projects, Document Vault, Inquiries, Website Traffic) are being built one by one.</w:t>
+      </w:r>
+    </w:p>
+    <w:p>
+      <w:pPr>
+        <w:pStyle w:val="NormalWeb"/>
+        <w:rPr>
+          <w:rFonts w:ascii="Calibri" w:hAnsi="Calibri" w:cs="Calibri"/>
+          <w:color w:val="1A1A1A"/>
+          <w:sz w:val="22"/>
+          <w:szCs w:val="22"/>
+        </w:rPr>
+      </w:pPr>
+      <w:r>
+        <w:rPr>
+          <w:rStyle w:val="Strong"/>
+          <w:rFonts w:ascii="Calibri" w:hAnsi="Calibri" w:cs="Calibri"/>
+          <w:color w:val="1A1A1A"/>
+          <w:sz w:val="22"/>
+          <w:szCs w:val="22"/>
+        </w:rPr>
+        <w:t>Accounts (main accounts only)</w:t>
+      </w:r>
+    </w:p>
+    <w:p>
+      <w:pPr>
+        <w:pStyle w:val="NormalWeb"/>
+        <w:rPr>
+          <w:rFonts w:ascii="Calibri" w:hAnsi="Calibri" w:cs="Calibri"/>
+          <w:color w:val="1A1A1A"/>
+          <w:sz w:val="22"/>
+          <w:szCs w:val="22"/>
+        </w:rPr>
+      </w:pPr>
+      <w:r>
+        <w:rPr>
+          <w:rFonts w:ascii="Calibri" w:hAnsi="Calibri" w:cs="Calibri"/>
+          <w:color w:val="1A1A1A"/>
+          <w:sz w:val="22"/>
+          <w:szCs w:val="22"/>
+        </w:rPr>
+        <w:t xml:space="preserve">Only a </w:t>
+      </w:r>
+      <w:r>
+        <w:rPr>
+          <w:rStyle w:val="Strong"/>
+          <w:rFonts w:ascii="Calibri" w:hAnsi="Calibri" w:cs="Calibri"/>
+          <w:color w:val="1A1A1A"/>
+          <w:sz w:val="22"/>
+          <w:szCs w:val="22"/>
+        </w:rPr>
+        <w:t>main</w:t>
+      </w:r>
+      <w:r>
+        <w:rPr>
+          <w:rFonts w:ascii="Calibri" w:hAnsi="Calibri" w:cs="Calibri"/>
+          <w:color w:val="1A1A1A"/>
+          <w:sz w:val="22"/>
+          <w:szCs w:val="22"/>
+        </w:rPr>
+        <w:t xml:space="preserve"> Website Admin account sees the </w:t>
+      </w:r>
+      <w:r>
+        <w:rPr>
+          <w:rStyle w:val="Strong"/>
+          <w:rFonts w:ascii="Calibri" w:hAnsi="Calibri" w:cs="Calibri"/>
+          <w:color w:val="1A1A1A"/>
+          <w:sz w:val="22"/>
+          <w:szCs w:val="22"/>
+        </w:rPr>
+        <w:t>Accounts</w:t>
+      </w:r>
+      <w:r>
+        <w:rPr>
+          <w:rFonts w:ascii="Calibri" w:hAnsi="Calibri" w:cs="Calibri"/>
+          <w:color w:val="1A1A1A"/>
+          <w:sz w:val="22"/>
+          <w:szCs w:val="22"/>
+        </w:rPr>
+        <w:t xml:space="preserve"> tab and can manage the other accounts.</w:t>
+      </w:r>
+    </w:p>
+    <w:p>
+      <w:pPr>
+        <w:numPr>
+          <w:ilvl w:val="0"/>
+          <w:numId w:val="28"/>
+        </w:numPr>
+        <w:spacing w:before="100" w:beforeAutospacing="1" w:after="100" w:afterAutospacing="1"/>
+        <w:rPr>
+          <w:rFonts w:ascii="Calibri" w:eastAsia="Times New Roman" w:hAnsi="Calibri" w:cs="Calibri"/>
+          <w:color w:val="1A1A1A"/>
+          <w:sz w:val="22"/>
+          <w:szCs w:val="22"/>
+        </w:rPr>
+      </w:pPr>
+      <w:r>
+        <w:rPr>
+          <w:rStyle w:val="Strong"/>
+          <w:rFonts w:ascii="Calibri" w:eastAsia="Times New Roman" w:hAnsi="Calibri" w:cs="Calibri"/>
+          <w:color w:val="1A1A1A"/>
+          <w:sz w:val="22"/>
+          <w:szCs w:val="22"/>
+        </w:rPr>
+        <w:t>Create Account</w:t>
+      </w:r>
+      <w:r>
+        <w:rPr>
+          <w:rFonts w:ascii="Calibri" w:eastAsia="Times New Roman" w:hAnsi="Calibri" w:cs="Calibri"/>
+          <w:color w:val="1A1A1A"/>
+          <w:sz w:val="22"/>
+          <w:szCs w:val="22"/>
+        </w:rPr>
+        <w:t xml:space="preserve"> opens a window: type the full name and a username, click </w:t>
+      </w:r>
+      <w:r>
+        <w:rPr>
+          <w:rStyle w:val="Strong"/>
+          <w:rFonts w:ascii="Calibri" w:eastAsia="Times New Roman" w:hAnsi="Calibri" w:cs="Calibri"/>
+          <w:color w:val="1A1A1A"/>
+          <w:sz w:val="22"/>
+          <w:szCs w:val="22"/>
+        </w:rPr>
+        <w:t>Generate</w:t>
+      </w:r>
+      <w:r>
+        <w:rPr>
+          <w:rFonts w:ascii="Calibri" w:eastAsia="Times New Roman" w:hAnsi="Calibri" w:cs="Calibri"/>
+          <w:color w:val="1A1A1A"/>
+          <w:sz w:val="22"/>
+          <w:szCs w:val="22"/>
+        </w:rPr>
+        <w:t xml:space="preserve"> </w:t>
+      </w:r>
+      <w:r>
+        <w:rPr>
+          <w:rFonts w:ascii="Calibri" w:eastAsia="Times New Roman" w:hAnsi="Calibri" w:cs="Calibri"/>
+          <w:color w:val="1A1A1A"/>
+          <w:sz w:val="22"/>
+          <w:szCs w:val="22"/>
+        </w:rPr>
+        <w:t xml:space="preserve">(or type a first password), tick </w:t>
+      </w:r>
+      <w:r>
+        <w:rPr>
+          <w:rStyle w:val="Strong"/>
+          <w:rFonts w:ascii="Calibri" w:eastAsia="Times New Roman" w:hAnsi="Calibri" w:cs="Calibri"/>
+          <w:color w:val="1A1A1A"/>
+          <w:sz w:val="22"/>
+          <w:szCs w:val="22"/>
+        </w:rPr>
+        <w:t>Main account</w:t>
+      </w:r>
+      <w:r>
+        <w:rPr>
+          <w:rFonts w:ascii="Calibri" w:eastAsia="Times New Roman" w:hAnsi="Calibri" w:cs="Calibri"/>
+          <w:color w:val="1A1A1A"/>
+          <w:sz w:val="22"/>
+          <w:szCs w:val="22"/>
+        </w:rPr>
+        <w:t xml:space="preserve"> only if this person should manage accounts too, and click </w:t>
+      </w:r>
+      <w:r>
+        <w:rPr>
+          <w:rStyle w:val="Strong"/>
+          <w:rFonts w:ascii="Calibri" w:eastAsia="Times New Roman" w:hAnsi="Calibri" w:cs="Calibri"/>
+          <w:color w:val="1A1A1A"/>
+          <w:sz w:val="22"/>
+          <w:szCs w:val="22"/>
+        </w:rPr>
+        <w:t>Save</w:t>
+      </w:r>
+      <w:r>
+        <w:rPr>
+          <w:rFonts w:ascii="Calibri" w:eastAsia="Times New Roman" w:hAnsi="Calibri" w:cs="Calibri"/>
+          <w:color w:val="1A1A1A"/>
+          <w:sz w:val="22"/>
+          <w:szCs w:val="22"/>
+        </w:rPr>
+        <w:t>. Give the username and password to the person in person.</w:t>
+      </w:r>
+    </w:p>
+    <w:p>
+      <w:pPr>
+        <w:numPr>
+          <w:ilvl w:val="0"/>
+          <w:numId w:val="28"/>
+        </w:numPr>
+        <w:spacing w:before="100" w:beforeAutospacing="1" w:after="100" w:afterAutospacing="1"/>
+        <w:rPr>
+          <w:rFonts w:ascii="Calibri" w:eastAsia="Times New Roman" w:hAnsi="Calibri" w:cs="Calibri"/>
+          <w:color w:val="1A1A1A"/>
+          <w:sz w:val="22"/>
+          <w:szCs w:val="22"/>
+        </w:rPr>
+      </w:pPr>
+      <w:r>
+        <w:rPr>
+          <w:rFonts w:ascii="Calibri" w:eastAsia="Times New Roman" w:hAnsi="Calibri" w:cs="Calibri"/>
+          <w:color w:val="1A1A1A"/>
+          <w:sz w:val="22"/>
+          <w:szCs w:val="22"/>
+        </w:rPr>
+        <w:t xml:space="preserve">To change someone: click them in the list, change the name, username or main tick, click </w:t>
+      </w:r>
+      <w:r>
+        <w:rPr>
+          <w:rStyle w:val="Strong"/>
+          <w:rFonts w:ascii="Calibri" w:eastAsia="Times New Roman" w:hAnsi="Calibri" w:cs="Calibri"/>
+          <w:color w:val="1A1A1A"/>
+          <w:sz w:val="22"/>
+          <w:szCs w:val="22"/>
+        </w:rPr>
+        <w:t>Save</w:t>
+      </w:r>
+      <w:r>
+        <w:rPr>
+          <w:rFonts w:ascii="Calibri" w:eastAsia="Times New Roman" w:hAnsi="Calibri" w:cs="Calibri"/>
+          <w:color w:val="1A1A1A"/>
+          <w:sz w:val="22"/>
+          <w:szCs w:val="22"/>
+        </w:rPr>
+        <w:t xml:space="preserve">, check the changes in the message and click </w:t>
+      </w:r>
+      <w:r>
+        <w:rPr>
+          <w:rStyle w:val="Strong"/>
+          <w:rFonts w:ascii="Calibri" w:eastAsia="Times New Roman" w:hAnsi="Calibri" w:cs="Calibri"/>
+          <w:color w:val="1A1A1A"/>
+          <w:sz w:val="22"/>
+          <w:szCs w:val="22"/>
+        </w:rPr>
+        <w:t>Yes</w:t>
+      </w:r>
+      <w:r>
+        <w:rPr>
+          <w:rFonts w:ascii="Calibri" w:eastAsia="Times New Roman" w:hAnsi="Calibri" w:cs="Calibri"/>
+          <w:color w:val="1A1A1A"/>
+          <w:sz w:val="22"/>
+          <w:szCs w:val="22"/>
+        </w:rPr>
+        <w:t>.</w:t>
+      </w:r>
+    </w:p>
+    <w:p>
+      <w:pPr>
+        <w:numPr>
+          <w:ilvl w:val="0"/>
+          <w:numId w:val="28"/>
+        </w:numPr>
+        <w:spacing w:before="100" w:beforeAutospacing="1" w:after="100" w:afterAutospacing="1"/>
+        <w:rPr>
+          <w:rFonts w:ascii="Calibri" w:eastAsia="Times New Roman" w:hAnsi="Calibri" w:cs="Calibri"/>
+          <w:color w:val="1A1A1A"/>
+          <w:sz w:val="22"/>
+          <w:szCs w:val="22"/>
+        </w:rPr>
+      </w:pPr>
+      <w:r>
+        <w:rPr>
+          <w:rStyle w:val="Strong"/>
+          <w:rFonts w:ascii="Calibri" w:eastAsia="Times New Roman" w:hAnsi="Calibri" w:cs="Calibri"/>
+          <w:color w:val="1A1A1A"/>
+          <w:sz w:val="22"/>
+          <w:szCs w:val="22"/>
+        </w:rPr>
+        <w:t>Set New Password</w:t>
+      </w:r>
+      <w:r>
+        <w:rPr>
+          <w:rFonts w:ascii="Calibri" w:eastAsia="Times New Roman" w:hAnsi="Calibri" w:cs="Calibri"/>
+          <w:color w:val="1A1A1A"/>
+          <w:sz w:val="22"/>
+          <w:szCs w:val="22"/>
+        </w:rPr>
+        <w:t xml:space="preserve"> gives a new password (click </w:t>
+      </w:r>
+      <w:r>
+        <w:rPr>
+          <w:rStyle w:val="Strong"/>
+          <w:rFonts w:ascii="Calibri" w:eastAsia="Times New Roman" w:hAnsi="Calibri" w:cs="Calibri"/>
+          <w:color w:val="1A1A1A"/>
+          <w:sz w:val="22"/>
+          <w:szCs w:val="22"/>
+        </w:rPr>
+        <w:t>Generate</w:t>
+      </w:r>
+      <w:r>
+        <w:rPr>
+          <w:rFonts w:ascii="Calibri" w:eastAsia="Times New Roman" w:hAnsi="Calibri" w:cs="Calibri"/>
+          <w:color w:val="1A1A1A"/>
+          <w:sz w:val="22"/>
+          <w:szCs w:val="22"/>
+        </w:rPr>
+        <w:t xml:space="preserve">, then </w:t>
+      </w:r>
+      <w:r>
+        <w:rPr>
+          <w:rStyle w:val="Strong"/>
+          <w:rFonts w:ascii="Calibri" w:eastAsia="Times New Roman" w:hAnsi="Calibri" w:cs="Calibri"/>
+          <w:color w:val="1A1A1A"/>
+          <w:sz w:val="22"/>
+          <w:szCs w:val="22"/>
+        </w:rPr>
+        <w:t>Copy</w:t>
+      </w:r>
+      <w:r>
+        <w:rPr>
+          <w:rFonts w:ascii="Calibri" w:eastAsia="Times New Roman" w:hAnsi="Calibri" w:cs="Calibri"/>
+          <w:color w:val="1A1A1A"/>
+          <w:sz w:val="22"/>
+          <w:szCs w:val="22"/>
+        </w:rPr>
+        <w:t xml:space="preserve">, then </w:t>
+      </w:r>
+      <w:r>
+        <w:rPr>
+          <w:rStyle w:val="Strong"/>
+          <w:rFonts w:ascii="Calibri" w:eastAsia="Times New Roman" w:hAnsi="Calibri" w:cs="Calibri"/>
+          <w:color w:val="1A1A1A"/>
+          <w:sz w:val="22"/>
+          <w:szCs w:val="22"/>
+        </w:rPr>
+        <w:t>Save</w:t>
+      </w:r>
+      <w:r>
+        <w:rPr>
+          <w:rFonts w:ascii="Calibri" w:eastAsia="Times New Roman" w:hAnsi="Calibri" w:cs="Calibri"/>
+          <w:color w:val="1A1A1A"/>
+          <w:sz w:val="22"/>
+          <w:szCs w:val="22"/>
+        </w:rPr>
+        <w:t>). It also unlocks a locked account.</w:t>
+      </w:r>
+    </w:p>
+    <w:p>
+      <w:pPr>
+        <w:numPr>
+          <w:ilvl w:val="0"/>
+          <w:numId w:val="28"/>
+        </w:numPr>
+        <w:spacing w:before="100" w:beforeAutospacing="1" w:after="100" w:afterAutospacing="1"/>
+        <w:rPr>
+          <w:rFonts w:ascii="Calibri" w:eastAsia="Times New Roman" w:hAnsi="Calibri" w:cs="Calibri"/>
+          <w:color w:val="1A1A1A"/>
+          <w:sz w:val="22"/>
+          <w:szCs w:val="22"/>
+        </w:rPr>
+      </w:pPr>
+      <w:r>
+        <w:rPr>
+          <w:rStyle w:val="Strong"/>
+          <w:rFonts w:ascii="Calibri" w:eastAsia="Times New Roman" w:hAnsi="Calibri" w:cs="Calibri"/>
+          <w:color w:val="1A1A1A"/>
+          <w:sz w:val="22"/>
+          <w:szCs w:val="22"/>
+        </w:rPr>
+        <w:t>Unlock</w:t>
+      </w:r>
+      <w:r>
+        <w:rPr>
+          <w:rFonts w:ascii="Calibri" w:eastAsia="Times New Roman" w:hAnsi="Calibri" w:cs="Calibri"/>
+          <w:color w:val="1A1A1A"/>
+          <w:sz w:val="22"/>
+          <w:szCs w:val="22"/>
+        </w:rPr>
+        <w:t xml:space="preserve"> is for accounts locked after 5 wrong passwords. </w:t>
+      </w:r>
+      <w:r>
+        <w:rPr>
+          <w:rStyle w:val="Strong"/>
+          <w:rFonts w:ascii="Calibri" w:eastAsia="Times New Roman" w:hAnsi="Calibri" w:cs="Calibri"/>
+          <w:color w:val="1A1A1A"/>
+          <w:sz w:val="22"/>
+          <w:szCs w:val="22"/>
+        </w:rPr>
+        <w:t>Disable</w:t>
+      </w:r>
+      <w:r>
+        <w:rPr>
+          <w:rFonts w:ascii="Calibri" w:eastAsia="Times New Roman" w:hAnsi="Calibri" w:cs="Calibri"/>
+          <w:color w:val="1A1A1A"/>
+          <w:sz w:val="22"/>
+          <w:szCs w:val="22"/>
+        </w:rPr>
+        <w:t xml:space="preserve"> turns an account off; </w:t>
+      </w:r>
+      <w:r>
+        <w:rPr>
+          <w:rStyle w:val="Strong"/>
+          <w:rFonts w:ascii="Calibri" w:eastAsia="Times New Roman" w:hAnsi="Calibri" w:cs="Calibri"/>
+          <w:color w:val="1A1A1A"/>
+          <w:sz w:val="22"/>
+          <w:szCs w:val="22"/>
+        </w:rPr>
+        <w:t>Enable</w:t>
+      </w:r>
+      <w:r>
+        <w:rPr>
+          <w:rFonts w:ascii="Calibri" w:eastAsia="Times New Roman" w:hAnsi="Calibri" w:cs="Calibri"/>
+          <w:color w:val="1A1A1A"/>
+          <w:sz w:val="22"/>
+          <w:szCs w:val="22"/>
+        </w:rPr>
+        <w:t xml:space="preserve"> turns it back on.</w:t>
+      </w:r>
+    </w:p>
+    <w:p>
+      <w:pPr>
+        <w:pStyle w:val="NormalWeb"/>
+        <w:rPr>
+          <w:rFonts w:ascii="Calibri" w:hAnsi="Calibri" w:cs="Calibri"/>
+          <w:color w:val="1A1A1A"/>
+          <w:sz w:val="22"/>
+          <w:szCs w:val="22"/>
+        </w:rPr>
+      </w:pPr>
+      <w:r>
+        <w:rPr>
+          <w:rFonts w:ascii="Calibri" w:hAnsi="Calibri" w:cs="Calibri"/>
+          <w:color w:val="1A1A1A"/>
+          <w:sz w:val="22"/>
+          <w:szCs w:val="22"/>
+        </w:rPr>
+        <w:t>You can't turn off your own account or remove your own main status, and the last active main account is protected.</w:t>
       </w:r>
     </w:p>
     <w:sectPr>
@@ -10457,9 +10881,9 @@
 <file path=word/numbering.xml><?xml version="1.0" encoding="utf-8"?>
 <w:numbering xmlns:wpc="http://schemas.microsoft.com/office/word/2010/wordprocessingCanvas" xmlns:cx="http://schemas.microsoft.com/office/drawing/2014/chartex" xmlns:cx1="http://schemas.microsoft.com/office/drawing/2015/9/8/chartex" xmlns:cx2="http://schemas.microsoft.com/office/drawing/2015/10/21/chartex" xmlns:cx3="http://schemas.microsoft.com/office/drawing/2016/5/9/chartex" xmlns:cx4="http://schemas.microsoft.com/office/drawing/2016/5/10/chartex" xmlns:cx5="http://schemas.microsoft.com/office/drawing/2016/5/11/chartex" xmlns:cx6="http://schemas.microsoft.com/office/drawing/2016/5/12/chartex" xmlns:cx7="http://schemas.microsoft.com/office/drawing/2016/5/13/chartex" xmlns:cx8="http://schemas.microsoft.com/office/drawing/2016/5/14/chartex" xmlns:mc="http://schemas.openxmlformats.org/markup-compatibility/2006" xmlns:aink="http://schemas.microsoft.com/office/drawing/2016/ink" xmlns:am3d="http://schemas.microsoft.com/office/drawing/2017/model3d" xmlns:o="urn:schemas-microsoft-com:office:office" xmlns:oel="http://schemas.microsoft.com/office/2019/extlst" xmlns:r="http://schemas.openxmlformats.org/officeDocument/2006/relationships" xmlns:m="http://schemas.openxmlformats.org/officeDocument/2006/math" xmlns:v="urn:schemas-microsoft-com:vml" xmlns:wp14="http://schemas.microsoft.com/office/word/2010/wordprocessingDrawing" xmlns:wp="http://schemas.openxmlformats.org/drawingml/2006/wordprocessingDrawing" xmlns:w10="urn:schemas-microsoft-com:office:word" xmlns:w="http://schemas.openxmlformats.org/wordprocessingml/2006/main" xmlns:w14="http://schemas.microsoft.com/office/word/2010/wordml" xmlns:w15="http://schemas.microsoft.com/office/word/2012/wordml" xmlns:w16cex="http://schemas.microsoft.com/office/word/2018/wordml/cex" xmlns:w16cid="http://schemas.microsoft.com/office/word/2016/wordml/cid" xmlns:w16="http://schemas.microsoft.com/office/word/2018/wordml" xmlns:w16du="http://schemas.microsoft.com/office/word/2023/wordml/word16du" xmlns:w16sdtdh="http://schemas.microsoft.com/office/word/2020/wordml/sdtdatahash" xmlns:w16sdtfl="http://schemas.microsoft.com/office/word/2024/wordml/sdtformatlock" xmlns:w16se="http://schemas.microsoft.com/office/word/2015/wordml/symex" xmlns:wpg="http://schemas.microsoft.com/office/word/2010/wordprocessingGroup" xmlns:wpi="http://schemas.microsoft.com/office/word/2010/wordprocessingInk" xmlns:wne="http://schemas.microsoft.com/office/word/2006/wordml" xmlns:wps="http://schemas.microsoft.com/office/word/2010/wordprocessingShape" mc:Ignorable="w14 w15 w16se w16cid w16 w16cex w16sdtdh w16sdtfl w16du wp14">
   <w:abstractNum w:abstractNumId="0" w15:restartNumberingAfterBreak="0">
-    <w:nsid w:val="027D2219"/>
+    <w:nsid w:val="087D4B71"/>
     <w:multiLevelType w:val="multilevel"/>
-    <w:tmpl w:val="A266BDBE"/>
+    <w:tmpl w:val="C0A64674"/>
     <w:lvl w:ilvl="0">
       <w:start w:val="1"/>
       <w:numFmt w:val="bullet"/>
@@ -10606,9 +11030,122 @@
     </w:lvl>
   </w:abstractNum>
   <w:abstractNum w:abstractNumId="1" w15:restartNumberingAfterBreak="0">
-    <w:nsid w:val="04C94F92"/>
+    <w:nsid w:val="0A6F0194"/>
     <w:multiLevelType w:val="multilevel"/>
-    <w:tmpl w:val="96744CCA"/>
+    <w:tmpl w:val="7C508840"/>
+    <w:lvl w:ilvl="0">
+      <w:start w:val="1"/>
+      <w:numFmt w:val="decimal"/>
+      <w:lvlText w:val="%1."/>
+      <w:lvlJc w:val="left"/>
+      <w:pPr>
+        <w:tabs>
+          <w:tab w:val="num" w:pos="720"/>
+        </w:tabs>
+        <w:ind w:left="720" w:hanging="360"/>
+      </w:pPr>
+    </w:lvl>
+    <w:lvl w:ilvl="1" w:tentative="1">
+      <w:start w:val="1"/>
+      <w:numFmt w:val="decimal"/>
+      <w:lvlText w:val="%2."/>
+      <w:lvlJc w:val="left"/>
+      <w:pPr>
+        <w:tabs>
+          <w:tab w:val="num" w:pos="1440"/>
+        </w:tabs>
+        <w:ind w:left="1440" w:hanging="360"/>
+      </w:pPr>
+    </w:lvl>
+    <w:lvl w:ilvl="2" w:tentative="1">
+      <w:start w:val="1"/>
+      <w:numFmt w:val="decimal"/>
+      <w:lvlText w:val="%3."/>
+      <w:lvlJc w:val="left"/>
+      <w:pPr>
+        <w:tabs>
+          <w:tab w:val="num" w:pos="2160"/>
+        </w:tabs>
+        <w:ind w:left="2160" w:hanging="360"/>
+      </w:pPr>
+    </w:lvl>
+    <w:lvl w:ilvl="3" w:tentative="1">
+      <w:start w:val="1"/>
+      <w:numFmt w:val="decimal"/>
+      <w:lvlText w:val="%4."/>
+      <w:lvlJc w:val="left"/>
+      <w:pPr>
+        <w:tabs>
+          <w:tab w:val="num" w:pos="2880"/>
+        </w:tabs>
+        <w:ind w:left="2880" w:hanging="360"/>
+      </w:pPr>
+    </w:lvl>
+    <w:lvl w:ilvl="4" w:tentative="1">
+      <w:start w:val="1"/>
+      <w:numFmt w:val="decimal"/>
+      <w:lvlText w:val="%5."/>
+      <w:lvlJc w:val="left"/>
+      <w:pPr>
+        <w:tabs>
+          <w:tab w:val="num" w:pos="3600"/>
+        </w:tabs>
+        <w:ind w:left="3600" w:hanging="360"/>
+      </w:pPr>
+    </w:lvl>
+    <w:lvl w:ilvl="5" w:tentative="1">
+      <w:start w:val="1"/>
+      <w:numFmt w:val="decimal"/>
+      <w:lvlText w:val="%6."/>
+      <w:lvlJc w:val="left"/>
+      <w:pPr>
+        <w:tabs>
+          <w:tab w:val="num" w:pos="4320"/>
+        </w:tabs>
+        <w:ind w:left="4320" w:hanging="360"/>
+      </w:pPr>
+    </w:lvl>
+    <w:lvl w:ilvl="6" w:tentative="1">
+      <w:start w:val="1"/>
+      <w:numFmt w:val="decimal"/>
+      <w:lvlText w:val="%7."/>
+      <w:lvlJc w:val="left"/>
+      <w:pPr>
+        <w:tabs>
+          <w:tab w:val="num" w:pos="5040"/>
+        </w:tabs>
+        <w:ind w:left="5040" w:hanging="360"/>
+      </w:pPr>
+    </w:lvl>
+    <w:lvl w:ilvl="7" w:tentative="1">
+      <w:start w:val="1"/>
+      <w:numFmt w:val="decimal"/>
+      <w:lvlText w:val="%8."/>
+      <w:lvlJc w:val="left"/>
+      <w:pPr>
+        <w:tabs>
+          <w:tab w:val="num" w:pos="5760"/>
+        </w:tabs>
+        <w:ind w:left="5760" w:hanging="360"/>
+      </w:pPr>
+    </w:lvl>
+    <w:lvl w:ilvl="8" w:tentative="1">
+      <w:start w:val="1"/>
+      <w:numFmt w:val="decimal"/>
+      <w:lvlText w:val="%9."/>
+      <w:lvlJc w:val="left"/>
+      <w:pPr>
+        <w:tabs>
+          <w:tab w:val="num" w:pos="6480"/>
+        </w:tabs>
+        <w:ind w:left="6480" w:hanging="360"/>
+      </w:pPr>
+    </w:lvl>
+  </w:abstractNum>
+  <w:abstractNum w:abstractNumId="2" w15:restartNumberingAfterBreak="0">
+    <w:nsid w:val="141220D1"/>
+    <w:multiLevelType w:val="multilevel"/>
+    <w:tmpl w:val="4FDAF1EE"/>
     <w:lvl w:ilvl="0">
       <w:start w:val="1"/>
       <w:numFmt w:val="bullet"/>
@@ -10754,10 +11291,10 @@
       </w:rPr>
     </w:lvl>
   </w:abstractNum>
-  <w:abstractNum w:abstractNumId="2" w15:restartNumberingAfterBreak="0">
-    <w:nsid w:val="06C01629"/>
+  <w:abstractNum w:abstractNumId="3" w15:restartNumberingAfterBreak="0">
+    <w:nsid w:val="22F433DD"/>
     <w:multiLevelType w:val="multilevel"/>
-    <w:tmpl w:val="950C7B6E"/>
+    <w:tmpl w:val="C50871B6"/>
     <w:lvl w:ilvl="0">
       <w:start w:val="1"/>
       <w:numFmt w:val="decimal"/>
@@ -10867,10 +11404,236 @@
       </w:pPr>
     </w:lvl>
   </w:abstractNum>
-  <w:abstractNum w:abstractNumId="3" w15:restartNumberingAfterBreak="0">
-    <w:nsid w:val="097D2804"/>
+  <w:abstractNum w:abstractNumId="4" w15:restartNumberingAfterBreak="0">
+    <w:nsid w:val="308473C8"/>
     <w:multiLevelType w:val="multilevel"/>
-    <w:tmpl w:val="CDB0678E"/>
+    <w:tmpl w:val="2962E1E4"/>
+    <w:lvl w:ilvl="0">
+      <w:start w:val="1"/>
+      <w:numFmt w:val="decimal"/>
+      <w:lvlText w:val="%1."/>
+      <w:lvlJc w:val="left"/>
+      <w:pPr>
+        <w:tabs>
+          <w:tab w:val="num" w:pos="720"/>
+        </w:tabs>
+        <w:ind w:left="720" w:hanging="360"/>
+      </w:pPr>
+    </w:lvl>
+    <w:lvl w:ilvl="1" w:tentative="1">
+      <w:start w:val="1"/>
+      <w:numFmt w:val="decimal"/>
+      <w:lvlText w:val="%2."/>
+      <w:lvlJc w:val="left"/>
+      <w:pPr>
+        <w:tabs>
+          <w:tab w:val="num" w:pos="1440"/>
+        </w:tabs>
+        <w:ind w:left="1440" w:hanging="360"/>
+      </w:pPr>
+    </w:lvl>
+    <w:lvl w:ilvl="2" w:tentative="1">
+      <w:start w:val="1"/>
+      <w:numFmt w:val="decimal"/>
+      <w:lvlText w:val="%3."/>
+      <w:lvlJc w:val="left"/>
+      <w:pPr>
+        <w:tabs>
+          <w:tab w:val="num" w:pos="2160"/>
+        </w:tabs>
+        <w:ind w:left="2160" w:hanging="360"/>
+      </w:pPr>
+    </w:lvl>
+    <w:lvl w:ilvl="3" w:tentative="1">
+      <w:start w:val="1"/>
+      <w:numFmt w:val="decimal"/>
+      <w:lvlText w:val="%4."/>
+      <w:lvlJc w:val="left"/>
+      <w:pPr>
+        <w:tabs>
+          <w:tab w:val="num" w:pos="2880"/>
+        </w:tabs>
+        <w:ind w:left="2880" w:hanging="360"/>
+      </w:pPr>
+    </w:lvl>
+    <w:lvl w:ilvl="4" w:tentative="1">
+      <w:start w:val="1"/>
+      <w:numFmt w:val="decimal"/>
+      <w:lvlText w:val="%5."/>
+      <w:lvlJc w:val="left"/>
+      <w:pPr>
+        <w:tabs>
+          <w:tab w:val="num" w:pos="3600"/>
+        </w:tabs>
+        <w:ind w:left="3600" w:hanging="360"/>
+      </w:pPr>
+    </w:lvl>
+    <w:lvl w:ilvl="5" w:tentative="1">
+      <w:start w:val="1"/>
+      <w:numFmt w:val="decimal"/>
+      <w:lvlText w:val="%6."/>
+      <w:lvlJc w:val="left"/>
+      <w:pPr>
+        <w:tabs>
+          <w:tab w:val="num" w:pos="4320"/>
+        </w:tabs>
+        <w:ind w:left="4320" w:hanging="360"/>
+      </w:pPr>
+    </w:lvl>
+    <w:lvl w:ilvl="6" w:tentative="1">
+      <w:start w:val="1"/>
+      <w:numFmt w:val="decimal"/>
+      <w:lvlText w:val="%7."/>
+      <w:lvlJc w:val="left"/>
+      <w:pPr>
+        <w:tabs>
+          <w:tab w:val="num" w:pos="5040"/>
+        </w:tabs>
+        <w:ind w:left="5040" w:hanging="360"/>
+      </w:pPr>
+    </w:lvl>
+    <w:lvl w:ilvl="7" w:tentative="1">
+      <w:start w:val="1"/>
+      <w:numFmt w:val="decimal"/>
+      <w:lvlText w:val="%8."/>
+      <w:lvlJc w:val="left"/>
+      <w:pPr>
+        <w:tabs>
+          <w:tab w:val="num" w:pos="5760"/>
+        </w:tabs>
+        <w:ind w:left="5760" w:hanging="360"/>
+      </w:pPr>
+    </w:lvl>
+    <w:lvl w:ilvl="8" w:tentative="1">
+      <w:start w:val="1"/>
+      <w:numFmt w:val="decimal"/>
+      <w:lvlText w:val="%9."/>
+      <w:lvlJc w:val="left"/>
+      <w:pPr>
+        <w:tabs>
+          <w:tab w:val="num" w:pos="6480"/>
+        </w:tabs>
+        <w:ind w:left="6480" w:hanging="360"/>
+      </w:pPr>
+    </w:lvl>
+  </w:abstractNum>
+  <w:abstractNum w:abstractNumId="5" w15:restartNumberingAfterBreak="0">
+    <w:nsid w:val="364667C8"/>
+    <w:multiLevelType w:val="multilevel"/>
+    <w:tmpl w:val="42700DC0"/>
+    <w:lvl w:ilvl="0">
+      <w:start w:val="1"/>
+      <w:numFmt w:val="decimal"/>
+      <w:lvlText w:val="%1."/>
+      <w:lvlJc w:val="left"/>
+      <w:pPr>
+        <w:tabs>
+          <w:tab w:val="num" w:pos="720"/>
+        </w:tabs>
+        <w:ind w:left="720" w:hanging="360"/>
+      </w:pPr>
+    </w:lvl>
+    <w:lvl w:ilvl="1" w:tentative="1">
+      <w:start w:val="1"/>
+      <w:numFmt w:val="decimal"/>
+      <w:lvlText w:val="%2."/>
+      <w:lvlJc w:val="left"/>
+      <w:pPr>
+        <w:tabs>
+          <w:tab w:val="num" w:pos="1440"/>
+        </w:tabs>
+        <w:ind w:left="1440" w:hanging="360"/>
+      </w:pPr>
+    </w:lvl>
+    <w:lvl w:ilvl="2" w:tentative="1">
+      <w:start w:val="1"/>
+      <w:numFmt w:val="decimal"/>
+      <w:lvlText w:val="%3."/>
+      <w:lvlJc w:val="left"/>
+      <w:pPr>
+        <w:tabs>
+          <w:tab w:val="num" w:pos="2160"/>
+        </w:tabs>
+        <w:ind w:left="2160" w:hanging="360"/>
+      </w:pPr>
+    </w:lvl>
+    <w:lvl w:ilvl="3" w:tentative="1">
+      <w:start w:val="1"/>
+      <w:numFmt w:val="decimal"/>
+      <w:lvlText w:val="%4."/>
+      <w:lvlJc w:val="left"/>
+      <w:pPr>
+        <w:tabs>
+          <w:tab w:val="num" w:pos="2880"/>
+        </w:tabs>
+        <w:ind w:left="2880" w:hanging="360"/>
+      </w:pPr>
+    </w:lvl>
+    <w:lvl w:ilvl="4" w:tentative="1">
+      <w:start w:val="1"/>
+      <w:numFmt w:val="decimal"/>
+      <w:lvlText w:val="%5."/>
+      <w:lvlJc w:val="left"/>
+      <w:pPr>
+        <w:tabs>
+          <w:tab w:val="num" w:pos="3600"/>
+        </w:tabs>
+        <w:ind w:left="3600" w:hanging="360"/>
+      </w:pPr>
+    </w:lvl>
+    <w:lvl w:ilvl="5" w:tentative="1">
+      <w:start w:val="1"/>
+      <w:numFmt w:val="decimal"/>
+      <w:lvlText w:val="%6."/>
+      <w:lvlJc w:val="left"/>
+      <w:pPr>
+        <w:tabs>
+          <w:tab w:val="num" w:pos="4320"/>
+        </w:tabs>
+        <w:ind w:left="4320" w:hanging="360"/>
+      </w:pPr>
+    </w:lvl>
+    <w:lvl w:ilvl="6" w:tentative="1">
+      <w:start w:val="1"/>
+      <w:numFmt w:val="decimal"/>
+      <w:lvlText w:val="%7."/>
+      <w:lvlJc w:val="left"/>
+      <w:pPr>
+        <w:tabs>
+          <w:tab w:val="num" w:pos="5040"/>
+        </w:tabs>
+        <w:ind w:left="5040" w:hanging="360"/>
+      </w:pPr>
+    </w:lvl>
+    <w:lvl w:ilvl="7" w:tentative="1">
+      <w:start w:val="1"/>
+      <w:numFmt w:val="decimal"/>
+      <w:lvlText w:val="%8."/>
+      <w:lvlJc w:val="left"/>
+      <w:pPr>
+        <w:tabs>
+          <w:tab w:val="num" w:pos="5760"/>
+        </w:tabs>
+        <w:ind w:left="5760" w:hanging="360"/>
+      </w:pPr>
+    </w:lvl>
+    <w:lvl w:ilvl="8" w:tentative="1">
+      <w:start w:val="1"/>
+      <w:numFmt w:val="decimal"/>
+      <w:lvlText w:val="%9."/>
+      <w:lvlJc w:val="left"/>
+      <w:pPr>
+        <w:tabs>
+          <w:tab w:val="num" w:pos="6480"/>
+        </w:tabs>
+        <w:ind w:left="6480" w:hanging="360"/>
+      </w:pPr>
+    </w:lvl>
+  </w:abstractNum>
+  <w:abstractNum w:abstractNumId="6" w15:restartNumberingAfterBreak="0">
+    <w:nsid w:val="38A421C2"/>
+    <w:multiLevelType w:val="multilevel"/>
+    <w:tmpl w:val="97E24B08"/>
     <w:lvl w:ilvl="0">
       <w:start w:val="1"/>
       <w:numFmt w:val="bullet"/>
@@ -11016,10 +11779,10 @@
       </w:rPr>
     </w:lvl>
   </w:abstractNum>
-  <w:abstractNum w:abstractNumId="4" w15:restartNumberingAfterBreak="0">
-    <w:nsid w:val="0B3B7F75"/>
+  <w:abstractNum w:abstractNumId="7" w15:restartNumberingAfterBreak="0">
+    <w:nsid w:val="39F82982"/>
     <w:multiLevelType w:val="multilevel"/>
-    <w:tmpl w:val="FC7EF806"/>
+    <w:tmpl w:val="1D989316"/>
     <w:lvl w:ilvl="0">
       <w:start w:val="1"/>
       <w:numFmt w:val="decimal"/>
@@ -11129,10 +11892,10 @@
       </w:pPr>
     </w:lvl>
   </w:abstractNum>
-  <w:abstractNum w:abstractNumId="5" w15:restartNumberingAfterBreak="0">
-    <w:nsid w:val="1065270E"/>
+  <w:abstractNum w:abstractNumId="8" w15:restartNumberingAfterBreak="0">
+    <w:nsid w:val="3BFC65F2"/>
     <w:multiLevelType w:val="multilevel"/>
-    <w:tmpl w:val="DAB4C332"/>
+    <w:tmpl w:val="75BAC12A"/>
     <w:lvl w:ilvl="0">
       <w:start w:val="1"/>
       <w:numFmt w:val="bullet"/>
@@ -11278,14 +12041,14 @@
       </w:rPr>
     </w:lvl>
   </w:abstractNum>
-  <w:abstractNum w:abstractNumId="6" w15:restartNumberingAfterBreak="0">
-    <w:nsid w:val="1448443A"/>
+  <w:abstractNum w:abstractNumId="9" w15:restartNumberingAfterBreak="0">
+    <w:nsid w:val="3DF059EE"/>
     <w:multiLevelType w:val="multilevel"/>
-    <w:tmpl w:val="617AF256"/>
+    <w:tmpl w:val="A12A3A94"/>
     <w:lvl w:ilvl="0">
       <w:start w:val="1"/>
-      <w:numFmt w:val="decimal"/>
-      <w:lvlText w:val="%1."/>
+      <w:numFmt w:val="bullet"/>
+      <w:lvlText w:val=""/>
       <w:lvlJc w:val="left"/>
       <w:pPr>
         <w:tabs>
@@ -11293,8 +12056,12 @@
         </w:tabs>
         <w:ind w:left="720" w:hanging="360"/>
       </w:pPr>
-    </w:lvl>
-    <w:lvl w:ilvl="1">
+      <w:rPr>
+        <w:rFonts w:ascii="Symbol" w:hAnsi="Symbol" w:hint="default"/>
+        <w:sz w:val="20"/>
+      </w:rPr>
+    </w:lvl>
+    <w:lvl w:ilvl="1" w:tentative="1">
       <w:start w:val="1"/>
       <w:numFmt w:val="bullet"/>
       <w:lvlText w:val="o"/>
@@ -11312,6 +12079,147 @@
     </w:lvl>
     <w:lvl w:ilvl="2" w:tentative="1">
       <w:start w:val="1"/>
+      <w:numFmt w:val="bullet"/>
+      <w:lvlText w:val=""/>
+      <w:lvlJc w:val="left"/>
+      <w:pPr>
+        <w:tabs>
+          <w:tab w:val="num" w:pos="2160"/>
+        </w:tabs>
+        <w:ind w:left="2160" w:hanging="360"/>
+      </w:pPr>
+      <w:rPr>
+        <w:rFonts w:ascii="Wingdings" w:hAnsi="Wingdings" w:hint="default"/>
+        <w:sz w:val="20"/>
+      </w:rPr>
+    </w:lvl>
+    <w:lvl w:ilvl="3" w:tentative="1">
+      <w:start w:val="1"/>
+      <w:numFmt w:val="bullet"/>
+      <w:lvlText w:val=""/>
+      <w:lvlJc w:val="left"/>
+      <w:pPr>
+        <w:tabs>
+          <w:tab w:val="num" w:pos="2880"/>
+        </w:tabs>
+        <w:ind w:left="2880" w:hanging="360"/>
+      </w:pPr>
+      <w:rPr>
+        <w:rFonts w:ascii="Wingdings" w:hAnsi="Wingdings" w:hint="default"/>
+        <w:sz w:val="20"/>
+      </w:rPr>
+    </w:lvl>
+    <w:lvl w:ilvl="4" w:tentative="1">
+      <w:start w:val="1"/>
+      <w:numFmt w:val="bullet"/>
+      <w:lvlText w:val=""/>
+      <w:lvlJc w:val="left"/>
+      <w:pPr>
+        <w:tabs>
+          <w:tab w:val="num" w:pos="3600"/>
+        </w:tabs>
+        <w:ind w:left="3600" w:hanging="360"/>
+      </w:pPr>
+      <w:rPr>
+        <w:rFonts w:ascii="Wingdings" w:hAnsi="Wingdings" w:hint="default"/>
+        <w:sz w:val="20"/>
+      </w:rPr>
+    </w:lvl>
+    <w:lvl w:ilvl="5" w:tentative="1">
+      <w:start w:val="1"/>
+      <w:numFmt w:val="bullet"/>
+      <w:lvlText w:val=""/>
+      <w:lvlJc w:val="left"/>
+      <w:pPr>
+        <w:tabs>
+          <w:tab w:val="num" w:pos="4320"/>
+        </w:tabs>
+        <w:ind w:left="4320" w:hanging="360"/>
+      </w:pPr>
+      <w:rPr>
+        <w:rFonts w:ascii="Wingdings" w:hAnsi="Wingdings" w:hint="default"/>
+        <w:sz w:val="20"/>
+      </w:rPr>
+    </w:lvl>
+    <w:lvl w:ilvl="6" w:tentative="1">
+      <w:start w:val="1"/>
+      <w:numFmt w:val="bullet"/>
+      <w:lvlText w:val=""/>
+      <w:lvlJc w:val="left"/>
+      <w:pPr>
+        <w:tabs>
+          <w:tab w:val="num" w:pos="5040"/>
+        </w:tabs>
+        <w:ind w:left="5040" w:hanging="360"/>
+      </w:pPr>
+      <w:rPr>
+        <w:rFonts w:ascii="Wingdings" w:hAnsi="Wingdings" w:hint="default"/>
+        <w:sz w:val="20"/>
+      </w:rPr>
+    </w:lvl>
+    <w:lvl w:ilvl="7" w:tentative="1">
+      <w:start w:val="1"/>
+      <w:numFmt w:val="bullet"/>
+      <w:lvlText w:val=""/>
+      <w:lvlJc w:val="left"/>
+      <w:pPr>
+        <w:tabs>
+          <w:tab w:val="num" w:pos="5760"/>
+        </w:tabs>
+        <w:ind w:left="5760" w:hanging="360"/>
+      </w:pPr>
+      <w:rPr>
+        <w:rFonts w:ascii="Wingdings" w:hAnsi="Wingdings" w:hint="default"/>
+        <w:sz w:val="20"/>
+      </w:rPr>
+    </w:lvl>
+    <w:lvl w:ilvl="8" w:tentative="1">
+      <w:start w:val="1"/>
+      <w:numFmt w:val="bullet"/>
+      <w:lvlText w:val=""/>
+      <w:lvlJc w:val="left"/>
+      <w:pPr>
+        <w:tabs>
+          <w:tab w:val="num" w:pos="6480"/>
+        </w:tabs>
+        <w:ind w:left="6480" w:hanging="360"/>
+      </w:pPr>
+      <w:rPr>
+        <w:rFonts w:ascii="Wingdings" w:hAnsi="Wingdings" w:hint="default"/>
+        <w:sz w:val="20"/>
+      </w:rPr>
+    </w:lvl>
+  </w:abstractNum>
+  <w:abstractNum w:abstractNumId="10" w15:restartNumberingAfterBreak="0">
+    <w:nsid w:val="40A367A9"/>
+    <w:multiLevelType w:val="multilevel"/>
+    <w:tmpl w:val="35D82964"/>
+    <w:lvl w:ilvl="0">
+      <w:start w:val="1"/>
+      <w:numFmt w:val="decimal"/>
+      <w:lvlText w:val="%1."/>
+      <w:lvlJc w:val="left"/>
+      <w:pPr>
+        <w:tabs>
+          <w:tab w:val="num" w:pos="720"/>
+        </w:tabs>
+        <w:ind w:left="720" w:hanging="360"/>
+      </w:pPr>
+    </w:lvl>
+    <w:lvl w:ilvl="1" w:tentative="1">
+      <w:start w:val="1"/>
+      <w:numFmt w:val="decimal"/>
+      <w:lvlText w:val="%2."/>
+      <w:lvlJc w:val="left"/>
+      <w:pPr>
+        <w:tabs>
+          <w:tab w:val="num" w:pos="1440"/>
+        </w:tabs>
+        <w:ind w:left="1440" w:hanging="360"/>
+      </w:pPr>
+    </w:lvl>
+    <w:lvl w:ilvl="2" w:tentative="1">
+      <w:start w:val="1"/>
       <w:numFmt w:val="decimal"/>
       <w:lvlText w:val="%3."/>
       <w:lvlJc w:val="left"/>
@@ -11395,10 +12303,575 @@
       </w:pPr>
     </w:lvl>
   </w:abstractNum>
-  <w:abstractNum w:abstractNumId="7" w15:restartNumberingAfterBreak="0">
-    <w:nsid w:val="14856951"/>
+  <w:abstractNum w:abstractNumId="11" w15:restartNumberingAfterBreak="0">
+    <w:nsid w:val="43711318"/>
     <w:multiLevelType w:val="multilevel"/>
-    <w:tmpl w:val="41B4F150"/>
+    <w:tmpl w:val="719E14CE"/>
+    <w:lvl w:ilvl="0">
+      <w:start w:val="1"/>
+      <w:numFmt w:val="decimal"/>
+      <w:lvlText w:val="%1."/>
+      <w:lvlJc w:val="left"/>
+      <w:pPr>
+        <w:tabs>
+          <w:tab w:val="num" w:pos="720"/>
+        </w:tabs>
+        <w:ind w:left="720" w:hanging="360"/>
+      </w:pPr>
+    </w:lvl>
+    <w:lvl w:ilvl="1" w:tentative="1">
+      <w:start w:val="1"/>
+      <w:numFmt w:val="decimal"/>
+      <w:lvlText w:val="%2."/>
+      <w:lvlJc w:val="left"/>
+      <w:pPr>
+        <w:tabs>
+          <w:tab w:val="num" w:pos="1440"/>
+        </w:tabs>
+        <w:ind w:left="1440" w:hanging="360"/>
+      </w:pPr>
+    </w:lvl>
+    <w:lvl w:ilvl="2" w:tentative="1">
+      <w:start w:val="1"/>
+      <w:numFmt w:val="decimal"/>
+      <w:lvlText w:val="%3."/>
+      <w:lvlJc w:val="left"/>
+      <w:pPr>
+        <w:tabs>
+          <w:tab w:val="num" w:pos="2160"/>
+        </w:tabs>
+        <w:ind w:left="2160" w:hanging="360"/>
+      </w:pPr>
+    </w:lvl>
+    <w:lvl w:ilvl="3" w:tentative="1">
+      <w:start w:val="1"/>
+      <w:numFmt w:val="decimal"/>
+      <w:lvlText w:val="%4."/>
+      <w:lvlJc w:val="left"/>
+      <w:pPr>
+        <w:tabs>
+          <w:tab w:val="num" w:pos="2880"/>
+        </w:tabs>
+        <w:ind w:left="2880" w:hanging="360"/>
+      </w:pPr>
+    </w:lvl>
+    <w:lvl w:ilvl="4" w:tentative="1">
+      <w:start w:val="1"/>
+      <w:numFmt w:val="decimal"/>
+      <w:lvlText w:val="%5."/>
+      <w:lvlJc w:val="left"/>
+      <w:pPr>
+        <w:tabs>
+          <w:tab w:val="num" w:pos="3600"/>
+        </w:tabs>
+        <w:ind w:left="3600" w:hanging="360"/>
+      </w:pPr>
+    </w:lvl>
+    <w:lvl w:ilvl="5" w:tentative="1">
+      <w:start w:val="1"/>
+      <w:numFmt w:val="decimal"/>
+      <w:lvlText w:val="%6."/>
+      <w:lvlJc w:val="left"/>
+      <w:pPr>
+        <w:tabs>
+          <w:tab w:val="num" w:pos="4320"/>
+        </w:tabs>
+        <w:ind w:left="4320" w:hanging="360"/>
+      </w:pPr>
+    </w:lvl>
+    <w:lvl w:ilvl="6" w:tentative="1">
+      <w:start w:val="1"/>
+      <w:numFmt w:val="decimal"/>
+      <w:lvlText w:val="%7."/>
+      <w:lvlJc w:val="left"/>
+      <w:pPr>
+        <w:tabs>
+          <w:tab w:val="num" w:pos="5040"/>
+        </w:tabs>
+        <w:ind w:left="5040" w:hanging="360"/>
+      </w:pPr>
+    </w:lvl>
+    <w:lvl w:ilvl="7" w:tentative="1">
+      <w:start w:val="1"/>
+      <w:numFmt w:val="decimal"/>
+      <w:lvlText w:val="%8."/>
+      <w:lvlJc w:val="left"/>
+      <w:pPr>
+        <w:tabs>
+          <w:tab w:val="num" w:pos="5760"/>
+        </w:tabs>
+        <w:ind w:left="5760" w:hanging="360"/>
+      </w:pPr>
+    </w:lvl>
+    <w:lvl w:ilvl="8" w:tentative="1">
+      <w:start w:val="1"/>
+      <w:numFmt w:val="decimal"/>
+      <w:lvlText w:val="%9."/>
+      <w:lvlJc w:val="left"/>
+      <w:pPr>
+        <w:tabs>
+          <w:tab w:val="num" w:pos="6480"/>
+        </w:tabs>
+        <w:ind w:left="6480" w:hanging="360"/>
+      </w:pPr>
+    </w:lvl>
+  </w:abstractNum>
+  <w:abstractNum w:abstractNumId="12" w15:restartNumberingAfterBreak="0">
+    <w:nsid w:val="464F7D17"/>
+    <w:multiLevelType w:val="multilevel"/>
+    <w:tmpl w:val="40F0C516"/>
+    <w:lvl w:ilvl="0">
+      <w:start w:val="1"/>
+      <w:numFmt w:val="decimal"/>
+      <w:lvlText w:val="%1."/>
+      <w:lvlJc w:val="left"/>
+      <w:pPr>
+        <w:tabs>
+          <w:tab w:val="num" w:pos="720"/>
+        </w:tabs>
+        <w:ind w:left="720" w:hanging="360"/>
+      </w:pPr>
+    </w:lvl>
+    <w:lvl w:ilvl="1" w:tentative="1">
+      <w:start w:val="1"/>
+      <w:numFmt w:val="decimal"/>
+      <w:lvlText w:val="%2."/>
+      <w:lvlJc w:val="left"/>
+      <w:pPr>
+        <w:tabs>
+          <w:tab w:val="num" w:pos="1440"/>
+        </w:tabs>
+        <w:ind w:left="1440" w:hanging="360"/>
+      </w:pPr>
+    </w:lvl>
+    <w:lvl w:ilvl="2" w:tentative="1">
+      <w:start w:val="1"/>
+      <w:numFmt w:val="decimal"/>
+      <w:lvlText w:val="%3."/>
+      <w:lvlJc w:val="left"/>
+      <w:pPr>
+        <w:tabs>
+          <w:tab w:val="num" w:pos="2160"/>
+        </w:tabs>
+        <w:ind w:left="2160" w:hanging="360"/>
+      </w:pPr>
+    </w:lvl>
+    <w:lvl w:ilvl="3" w:tentative="1">
+      <w:start w:val="1"/>
+      <w:numFmt w:val="decimal"/>
+      <w:lvlText w:val="%4."/>
+      <w:lvlJc w:val="left"/>
+      <w:pPr>
+        <w:tabs>
+          <w:tab w:val="num" w:pos="2880"/>
+        </w:tabs>
+        <w:ind w:left="2880" w:hanging="360"/>
+      </w:pPr>
+    </w:lvl>
+    <w:lvl w:ilvl="4" w:tentative="1">
+      <w:start w:val="1"/>
+      <w:numFmt w:val="decimal"/>
+      <w:lvlText w:val="%5."/>
+      <w:lvlJc w:val="left"/>
+      <w:pPr>
+        <w:tabs>
+          <w:tab w:val="num" w:pos="3600"/>
+        </w:tabs>
+        <w:ind w:left="3600" w:hanging="360"/>
+      </w:pPr>
+    </w:lvl>
+    <w:lvl w:ilvl="5" w:tentative="1">
+      <w:start w:val="1"/>
+      <w:numFmt w:val="decimal"/>
+      <w:lvlText w:val="%6."/>
+      <w:lvlJc w:val="left"/>
+      <w:pPr>
+        <w:tabs>
+          <w:tab w:val="num" w:pos="4320"/>
+        </w:tabs>
+        <w:ind w:left="4320" w:hanging="360"/>
+      </w:pPr>
+    </w:lvl>
+    <w:lvl w:ilvl="6" w:tentative="1">
+      <w:start w:val="1"/>
+      <w:numFmt w:val="decimal"/>
+      <w:lvlText w:val="%7."/>
+      <w:lvlJc w:val="left"/>
+      <w:pPr>
+        <w:tabs>
+          <w:tab w:val="num" w:pos="5040"/>
+        </w:tabs>
+        <w:ind w:left="5040" w:hanging="360"/>
+      </w:pPr>
+    </w:lvl>
+    <w:lvl w:ilvl="7" w:tentative="1">
+      <w:start w:val="1"/>
+      <w:numFmt w:val="decimal"/>
+      <w:lvlText w:val="%8."/>
+      <w:lvlJc w:val="left"/>
+      <w:pPr>
+        <w:tabs>
+          <w:tab w:val="num" w:pos="5760"/>
+        </w:tabs>
+        <w:ind w:left="5760" w:hanging="360"/>
+      </w:pPr>
+    </w:lvl>
+    <w:lvl w:ilvl="8" w:tentative="1">
+      <w:start w:val="1"/>
+      <w:numFmt w:val="decimal"/>
+      <w:lvlText w:val="%9."/>
+      <w:lvlJc w:val="left"/>
+      <w:pPr>
+        <w:tabs>
+          <w:tab w:val="num" w:pos="6480"/>
+        </w:tabs>
+        <w:ind w:left="6480" w:hanging="360"/>
+      </w:pPr>
+    </w:lvl>
+  </w:abstractNum>
+  <w:abstractNum w:abstractNumId="13" w15:restartNumberingAfterBreak="0">
+    <w:nsid w:val="4B21047D"/>
+    <w:multiLevelType w:val="multilevel"/>
+    <w:tmpl w:val="AC62ACA0"/>
+    <w:lvl w:ilvl="0">
+      <w:start w:val="1"/>
+      <w:numFmt w:val="decimal"/>
+      <w:lvlText w:val="%1."/>
+      <w:lvlJc w:val="left"/>
+      <w:pPr>
+        <w:tabs>
+          <w:tab w:val="num" w:pos="720"/>
+        </w:tabs>
+        <w:ind w:left="720" w:hanging="360"/>
+      </w:pPr>
+    </w:lvl>
+    <w:lvl w:ilvl="1" w:tentative="1">
+      <w:start w:val="1"/>
+      <w:numFmt w:val="decimal"/>
+      <w:lvlText w:val="%2."/>
+      <w:lvlJc w:val="left"/>
+      <w:pPr>
+        <w:tabs>
+          <w:tab w:val="num" w:pos="1440"/>
+        </w:tabs>
+        <w:ind w:left="1440" w:hanging="360"/>
+      </w:pPr>
+    </w:lvl>
+    <w:lvl w:ilvl="2" w:tentative="1">
+      <w:start w:val="1"/>
+      <w:numFmt w:val="decimal"/>
+      <w:lvlText w:val="%3."/>
+      <w:lvlJc w:val="left"/>
+      <w:pPr>
+        <w:tabs>
+          <w:tab w:val="num" w:pos="2160"/>
+        </w:tabs>
+        <w:ind w:left="2160" w:hanging="360"/>
+      </w:pPr>
+    </w:lvl>
+    <w:lvl w:ilvl="3" w:tentative="1">
+      <w:start w:val="1"/>
+      <w:numFmt w:val="decimal"/>
+      <w:lvlText w:val="%4."/>
+      <w:lvlJc w:val="left"/>
+      <w:pPr>
+        <w:tabs>
+          <w:tab w:val="num" w:pos="2880"/>
+        </w:tabs>
+        <w:ind w:left="2880" w:hanging="360"/>
+      </w:pPr>
+    </w:lvl>
+    <w:lvl w:ilvl="4" w:tentative="1">
+      <w:start w:val="1"/>
+      <w:numFmt w:val="decimal"/>
+      <w:lvlText w:val="%5."/>
+      <w:lvlJc w:val="left"/>
+      <w:pPr>
+        <w:tabs>
+          <w:tab w:val="num" w:pos="3600"/>
+        </w:tabs>
+        <w:ind w:left="3600" w:hanging="360"/>
+      </w:pPr>
+    </w:lvl>
+    <w:lvl w:ilvl="5" w:tentative="1">
+      <w:start w:val="1"/>
+      <w:numFmt w:val="decimal"/>
+      <w:lvlText w:val="%6."/>
+      <w:lvlJc w:val="left"/>
+      <w:pPr>
+        <w:tabs>
+          <w:tab w:val="num" w:pos="4320"/>
+        </w:tabs>
+        <w:ind w:left="4320" w:hanging="360"/>
+      </w:pPr>
+    </w:lvl>
+    <w:lvl w:ilvl="6" w:tentative="1">
+      <w:start w:val="1"/>
+      <w:numFmt w:val="decimal"/>
+      <w:lvlText w:val="%7."/>
+      <w:lvlJc w:val="left"/>
+      <w:pPr>
+        <w:tabs>
+          <w:tab w:val="num" w:pos="5040"/>
+        </w:tabs>
+        <w:ind w:left="5040" w:hanging="360"/>
+      </w:pPr>
+    </w:lvl>
+    <w:lvl w:ilvl="7" w:tentative="1">
+      <w:start w:val="1"/>
+      <w:numFmt w:val="decimal"/>
+      <w:lvlText w:val="%8."/>
+      <w:lvlJc w:val="left"/>
+      <w:pPr>
+        <w:tabs>
+          <w:tab w:val="num" w:pos="5760"/>
+        </w:tabs>
+        <w:ind w:left="5760" w:hanging="360"/>
+      </w:pPr>
+    </w:lvl>
+    <w:lvl w:ilvl="8" w:tentative="1">
+      <w:start w:val="1"/>
+      <w:numFmt w:val="decimal"/>
+      <w:lvlText w:val="%9."/>
+      <w:lvlJc w:val="left"/>
+      <w:pPr>
+        <w:tabs>
+          <w:tab w:val="num" w:pos="6480"/>
+        </w:tabs>
+        <w:ind w:left="6480" w:hanging="360"/>
+      </w:pPr>
+    </w:lvl>
+  </w:abstractNum>
+  <w:abstractNum w:abstractNumId="14" w15:restartNumberingAfterBreak="0">
+    <w:nsid w:val="4CCD0BFE"/>
+    <w:multiLevelType w:val="multilevel"/>
+    <w:tmpl w:val="86AE5BB0"/>
+    <w:lvl w:ilvl="0">
+      <w:start w:val="1"/>
+      <w:numFmt w:val="decimal"/>
+      <w:lvlText w:val="%1."/>
+      <w:lvlJc w:val="left"/>
+      <w:pPr>
+        <w:tabs>
+          <w:tab w:val="num" w:pos="720"/>
+        </w:tabs>
+        <w:ind w:left="720" w:hanging="360"/>
+      </w:pPr>
+    </w:lvl>
+    <w:lvl w:ilvl="1" w:tentative="1">
+      <w:start w:val="1"/>
+      <w:numFmt w:val="decimal"/>
+      <w:lvlText w:val="%2."/>
+      <w:lvlJc w:val="left"/>
+      <w:pPr>
+        <w:tabs>
+          <w:tab w:val="num" w:pos="1440"/>
+        </w:tabs>
+        <w:ind w:left="1440" w:hanging="360"/>
+      </w:pPr>
+    </w:lvl>
+    <w:lvl w:ilvl="2" w:tentative="1">
+      <w:start w:val="1"/>
+      <w:numFmt w:val="decimal"/>
+      <w:lvlText w:val="%3."/>
+      <w:lvlJc w:val="left"/>
+      <w:pPr>
+        <w:tabs>
+          <w:tab w:val="num" w:pos="2160"/>
+        </w:tabs>
+        <w:ind w:left="2160" w:hanging="360"/>
+      </w:pPr>
+    </w:lvl>
+    <w:lvl w:ilvl="3" w:tentative="1">
+      <w:start w:val="1"/>
+      <w:numFmt w:val="decimal"/>
+      <w:lvlText w:val="%4."/>
+      <w:lvlJc w:val="left"/>
+      <w:pPr>
+        <w:tabs>
+          <w:tab w:val="num" w:pos="2880"/>
+        </w:tabs>
+        <w:ind w:left="2880" w:hanging="360"/>
+      </w:pPr>
+    </w:lvl>
+    <w:lvl w:ilvl="4" w:tentative="1">
+      <w:start w:val="1"/>
+      <w:numFmt w:val="decimal"/>
+      <w:lvlText w:val="%5."/>
+      <w:lvlJc w:val="left"/>
+      <w:pPr>
+        <w:tabs>
+          <w:tab w:val="num" w:pos="3600"/>
+        </w:tabs>
+        <w:ind w:left="3600" w:hanging="360"/>
+      </w:pPr>
+    </w:lvl>
+    <w:lvl w:ilvl="5" w:tentative="1">
+      <w:start w:val="1"/>
+      <w:numFmt w:val="decimal"/>
+      <w:lvlText w:val="%6."/>
+      <w:lvlJc w:val="left"/>
+      <w:pPr>
+        <w:tabs>
+          <w:tab w:val="num" w:pos="4320"/>
+        </w:tabs>
+        <w:ind w:left="4320" w:hanging="360"/>
+      </w:pPr>
+    </w:lvl>
+    <w:lvl w:ilvl="6" w:tentative="1">
+      <w:start w:val="1"/>
+      <w:numFmt w:val="decimal"/>
+      <w:lvlText w:val="%7."/>
+      <w:lvlJc w:val="left"/>
+      <w:pPr>
+        <w:tabs>
+          <w:tab w:val="num" w:pos="5040"/>
+        </w:tabs>
+        <w:ind w:left="5040" w:hanging="360"/>
+      </w:pPr>
+    </w:lvl>
+    <w:lvl w:ilvl="7" w:tentative="1">
+      <w:start w:val="1"/>
+      <w:numFmt w:val="decimal"/>
+      <w:lvlText w:val="%8."/>
+      <w:lvlJc w:val="left"/>
+      <w:pPr>
+        <w:tabs>
+          <w:tab w:val="num" w:pos="5760"/>
+        </w:tabs>
+        <w:ind w:left="5760" w:hanging="360"/>
+      </w:pPr>
+    </w:lvl>
+    <w:lvl w:ilvl="8" w:tentative="1">
+      <w:start w:val="1"/>
+      <w:numFmt w:val="decimal"/>
+      <w:lvlText w:val="%9."/>
+      <w:lvlJc w:val="left"/>
+      <w:pPr>
+        <w:tabs>
+          <w:tab w:val="num" w:pos="6480"/>
+        </w:tabs>
+        <w:ind w:left="6480" w:hanging="360"/>
+      </w:pPr>
+    </w:lvl>
+  </w:abstractNum>
+  <w:abstractNum w:abstractNumId="15" w15:restartNumberingAfterBreak="0">
+    <w:nsid w:val="4E281A10"/>
+    <w:multiLevelType w:val="multilevel"/>
+    <w:tmpl w:val="37425E50"/>
+    <w:lvl w:ilvl="0">
+      <w:start w:val="1"/>
+      <w:numFmt w:val="decimal"/>
+      <w:lvlText w:val="%1."/>
+      <w:lvlJc w:val="left"/>
+      <w:pPr>
+        <w:tabs>
+          <w:tab w:val="num" w:pos="720"/>
+        </w:tabs>
+        <w:ind w:left="720" w:hanging="360"/>
+      </w:pPr>
+    </w:lvl>
+    <w:lvl w:ilvl="1" w:tentative="1">
+      <w:start w:val="1"/>
+      <w:numFmt w:val="decimal"/>
+      <w:lvlText w:val="%2."/>
+      <w:lvlJc w:val="left"/>
+      <w:pPr>
+        <w:tabs>
+          <w:tab w:val="num" w:pos="1440"/>
+        </w:tabs>
+        <w:ind w:left="1440" w:hanging="360"/>
+      </w:pPr>
+    </w:lvl>
+    <w:lvl w:ilvl="2" w:tentative="1">
+      <w:start w:val="1"/>
+      <w:numFmt w:val="decimal"/>
+      <w:lvlText w:val="%3."/>
+      <w:lvlJc w:val="left"/>
+      <w:pPr>
+        <w:tabs>
+          <w:tab w:val="num" w:pos="2160"/>
+        </w:tabs>
+        <w:ind w:left="2160" w:hanging="360"/>
+      </w:pPr>
+    </w:lvl>
+    <w:lvl w:ilvl="3" w:tentative="1">
+      <w:start w:val="1"/>
+      <w:numFmt w:val="decimal"/>
+      <w:lvlText w:val="%4."/>
+      <w:lvlJc w:val="left"/>
+      <w:pPr>
+        <w:tabs>
+          <w:tab w:val="num" w:pos="2880"/>
+        </w:tabs>
+        <w:ind w:left="2880" w:hanging="360"/>
+      </w:pPr>
+    </w:lvl>
+    <w:lvl w:ilvl="4" w:tentative="1">
+      <w:start w:val="1"/>
+      <w:numFmt w:val="decimal"/>
+      <w:lvlText w:val="%5."/>
+      <w:lvlJc w:val="left"/>
+      <w:pPr>
+        <w:tabs>
+          <w:tab w:val="num" w:pos="3600"/>
+        </w:tabs>
+        <w:ind w:left="3600" w:hanging="360"/>
+      </w:pPr>
+    </w:lvl>
+    <w:lvl w:ilvl="5" w:tentative="1">
+      <w:start w:val="1"/>
+      <w:numFmt w:val="decimal"/>
+      <w:lvlText w:val="%6."/>
+      <w:lvlJc w:val="left"/>
+      <w:pPr>
+        <w:tabs>
+          <w:tab w:val="num" w:pos="4320"/>
+        </w:tabs>
+        <w:ind w:left="4320" w:hanging="360"/>
+      </w:pPr>
+    </w:lvl>
+    <w:lvl w:ilvl="6" w:tentative="1">
+      <w:start w:val="1"/>
+      <w:numFmt w:val="decimal"/>
+      <w:lvlText w:val="%7."/>
+      <w:lvlJc w:val="left"/>
+      <w:pPr>
+        <w:tabs>
+          <w:tab w:val="num" w:pos="5040"/>
+        </w:tabs>
+        <w:ind w:left="5040" w:hanging="360"/>
+      </w:pPr>
+    </w:lvl>
+    <w:lvl w:ilvl="7" w:tentative="1">
+      <w:start w:val="1"/>
+      <w:numFmt w:val="decimal"/>
+      <w:lvlText w:val="%8."/>
+      <w:lvlJc w:val="left"/>
+      <w:pPr>
+        <w:tabs>
+          <w:tab w:val="num" w:pos="5760"/>
+        </w:tabs>
+        <w:ind w:left="5760" w:hanging="360"/>
+      </w:pPr>
+    </w:lvl>
+    <w:lvl w:ilvl="8" w:tentative="1">
+      <w:start w:val="1"/>
+      <w:numFmt w:val="decimal"/>
+      <w:lvlText w:val="%9."/>
+      <w:lvlJc w:val="left"/>
+      <w:pPr>
+        <w:tabs>
+          <w:tab w:val="num" w:pos="6480"/>
+        </w:tabs>
+        <w:ind w:left="6480" w:hanging="360"/>
+      </w:pPr>
+    </w:lvl>
+  </w:abstractNum>
+  <w:abstractNum w:abstractNumId="16" w15:restartNumberingAfterBreak="0">
+    <w:nsid w:val="50C0273D"/>
+    <w:multiLevelType w:val="multilevel"/>
+    <w:tmpl w:val="0A18A558"/>
     <w:lvl w:ilvl="0">
       <w:start w:val="1"/>
       <w:numFmt w:val="bullet"/>
@@ -11544,10 +13017,10 @@
       </w:rPr>
     </w:lvl>
   </w:abstractNum>
-  <w:abstractNum w:abstractNumId="8" w15:restartNumberingAfterBreak="0">
-    <w:nsid w:val="239A018B"/>
+  <w:abstractNum w:abstractNumId="17" w15:restartNumberingAfterBreak="0">
+    <w:nsid w:val="542C6A9E"/>
     <w:multiLevelType w:val="multilevel"/>
-    <w:tmpl w:val="C3F40B6C"/>
+    <w:tmpl w:val="FA32D808"/>
     <w:lvl w:ilvl="0">
       <w:start w:val="1"/>
       <w:numFmt w:val="decimal"/>
@@ -11657,10 +13130,236 @@
       </w:pPr>
     </w:lvl>
   </w:abstractNum>
-  <w:abstractNum w:abstractNumId="9" w15:restartNumberingAfterBreak="0">
-    <w:nsid w:val="29F8499E"/>
+  <w:abstractNum w:abstractNumId="18" w15:restartNumberingAfterBreak="0">
+    <w:nsid w:val="5C7F3977"/>
     <w:multiLevelType w:val="multilevel"/>
-    <w:tmpl w:val="13866F8A"/>
+    <w:tmpl w:val="81A4141C"/>
+    <w:lvl w:ilvl="0">
+      <w:start w:val="1"/>
+      <w:numFmt w:val="decimal"/>
+      <w:lvlText w:val="%1."/>
+      <w:lvlJc w:val="left"/>
+      <w:pPr>
+        <w:tabs>
+          <w:tab w:val="num" w:pos="720"/>
+        </w:tabs>
+        <w:ind w:left="720" w:hanging="360"/>
+      </w:pPr>
+    </w:lvl>
+    <w:lvl w:ilvl="1" w:tentative="1">
+      <w:start w:val="1"/>
+      <w:numFmt w:val="decimal"/>
+      <w:lvlText w:val="%2."/>
+      <w:lvlJc w:val="left"/>
+      <w:pPr>
+        <w:tabs>
+          <w:tab w:val="num" w:pos="1440"/>
+        </w:tabs>
+        <w:ind w:left="1440" w:hanging="360"/>
+      </w:pPr>
+    </w:lvl>
+    <w:lvl w:ilvl="2" w:tentative="1">
+      <w:start w:val="1"/>
+      <w:numFmt w:val="decimal"/>
+      <w:lvlText w:val="%3."/>
+      <w:lvlJc w:val="left"/>
+      <w:pPr>
+        <w:tabs>
+          <w:tab w:val="num" w:pos="2160"/>
+        </w:tabs>
+        <w:ind w:left="2160" w:hanging="360"/>
+      </w:pPr>
+    </w:lvl>
+    <w:lvl w:ilvl="3" w:tentative="1">
+      <w:start w:val="1"/>
+      <w:numFmt w:val="decimal"/>
+      <w:lvlText w:val="%4."/>
+      <w:lvlJc w:val="left"/>
+      <w:pPr>
+        <w:tabs>
+          <w:tab w:val="num" w:pos="2880"/>
+        </w:tabs>
+        <w:ind w:left="2880" w:hanging="360"/>
+      </w:pPr>
+    </w:lvl>
+    <w:lvl w:ilvl="4" w:tentative="1">
+      <w:start w:val="1"/>
+      <w:numFmt w:val="decimal"/>
+      <w:lvlText w:val="%5."/>
+      <w:lvlJc w:val="left"/>
+      <w:pPr>
+        <w:tabs>
+          <w:tab w:val="num" w:pos="3600"/>
+        </w:tabs>
+        <w:ind w:left="3600" w:hanging="360"/>
+      </w:pPr>
+    </w:lvl>
+    <w:lvl w:ilvl="5" w:tentative="1">
+      <w:start w:val="1"/>
+      <w:numFmt w:val="decimal"/>
+      <w:lvlText w:val="%6."/>
+      <w:lvlJc w:val="left"/>
+      <w:pPr>
+        <w:tabs>
+          <w:tab w:val="num" w:pos="4320"/>
+        </w:tabs>
+        <w:ind w:left="4320" w:hanging="360"/>
+      </w:pPr>
+    </w:lvl>
+    <w:lvl w:ilvl="6" w:tentative="1">
+      <w:start w:val="1"/>
+      <w:numFmt w:val="decimal"/>
+      <w:lvlText w:val="%7."/>
+      <w:lvlJc w:val="left"/>
+      <w:pPr>
+        <w:tabs>
+          <w:tab w:val="num" w:pos="5040"/>
+        </w:tabs>
+        <w:ind w:left="5040" w:hanging="360"/>
+      </w:pPr>
+    </w:lvl>
+    <w:lvl w:ilvl="7" w:tentative="1">
+      <w:start w:val="1"/>
+      <w:numFmt w:val="decimal"/>
+      <w:lvlText w:val="%8."/>
+      <w:lvlJc w:val="left"/>
+      <w:pPr>
+        <w:tabs>
+          <w:tab w:val="num" w:pos="5760"/>
+        </w:tabs>
+        <w:ind w:left="5760" w:hanging="360"/>
+      </w:pPr>
+    </w:lvl>
+    <w:lvl w:ilvl="8" w:tentative="1">
+      <w:start w:val="1"/>
+      <w:numFmt w:val="decimal"/>
+      <w:lvlText w:val="%9."/>
+      <w:lvlJc w:val="left"/>
+      <w:pPr>
+        <w:tabs>
+          <w:tab w:val="num" w:pos="6480"/>
+        </w:tabs>
+        <w:ind w:left="6480" w:hanging="360"/>
+      </w:pPr>
+    </w:lvl>
+  </w:abstractNum>
+  <w:abstractNum w:abstractNumId="19" w15:restartNumberingAfterBreak="0">
+    <w:nsid w:val="669071D0"/>
+    <w:multiLevelType w:val="multilevel"/>
+    <w:tmpl w:val="018495F0"/>
+    <w:lvl w:ilvl="0">
+      <w:start w:val="1"/>
+      <w:numFmt w:val="decimal"/>
+      <w:lvlText w:val="%1."/>
+      <w:lvlJc w:val="left"/>
+      <w:pPr>
+        <w:tabs>
+          <w:tab w:val="num" w:pos="720"/>
+        </w:tabs>
+        <w:ind w:left="720" w:hanging="360"/>
+      </w:pPr>
+    </w:lvl>
+    <w:lvl w:ilvl="1" w:tentative="1">
+      <w:start w:val="1"/>
+      <w:numFmt w:val="decimal"/>
+      <w:lvlText w:val="%2."/>
+      <w:lvlJc w:val="left"/>
+      <w:pPr>
+        <w:tabs>
+          <w:tab w:val="num" w:pos="1440"/>
+        </w:tabs>
+        <w:ind w:left="1440" w:hanging="360"/>
+      </w:pPr>
+    </w:lvl>
+    <w:lvl w:ilvl="2" w:tentative="1">
+      <w:start w:val="1"/>
+      <w:numFmt w:val="decimal"/>
+      <w:lvlText w:val="%3."/>
+      <w:lvlJc w:val="left"/>
+      <w:pPr>
+        <w:tabs>
+          <w:tab w:val="num" w:pos="2160"/>
+        </w:tabs>
+        <w:ind w:left="2160" w:hanging="360"/>
+      </w:pPr>
+    </w:lvl>
+    <w:lvl w:ilvl="3" w:tentative="1">
+      <w:start w:val="1"/>
+      <w:numFmt w:val="decimal"/>
+      <w:lvlText w:val="%4."/>
+      <w:lvlJc w:val="left"/>
+      <w:pPr>
+        <w:tabs>
+          <w:tab w:val="num" w:pos="2880"/>
+        </w:tabs>
+        <w:ind w:left="2880" w:hanging="360"/>
+      </w:pPr>
+    </w:lvl>
+    <w:lvl w:ilvl="4" w:tentative="1">
+      <w:start w:val="1"/>
+      <w:numFmt w:val="decimal"/>
+      <w:lvlText w:val="%5."/>
+      <w:lvlJc w:val="left"/>
+      <w:pPr>
+        <w:tabs>
+          <w:tab w:val="num" w:pos="3600"/>
+        </w:tabs>
+        <w:ind w:left="3600" w:hanging="360"/>
+      </w:pPr>
+    </w:lvl>
+    <w:lvl w:ilvl="5" w:tentative="1">
+      <w:start w:val="1"/>
+      <w:numFmt w:val="decimal"/>
+      <w:lvlText w:val="%6."/>
+      <w:lvlJc w:val="left"/>
+      <w:pPr>
+        <w:tabs>
+          <w:tab w:val="num" w:pos="4320"/>
+        </w:tabs>
+        <w:ind w:left="4320" w:hanging="360"/>
+      </w:pPr>
+    </w:lvl>
+    <w:lvl w:ilvl="6" w:tentative="1">
+      <w:start w:val="1"/>
+      <w:numFmt w:val="decimal"/>
+      <w:lvlText w:val="%7."/>
+      <w:lvlJc w:val="left"/>
+      <w:pPr>
+        <w:tabs>
+          <w:tab w:val="num" w:pos="5040"/>
+        </w:tabs>
+        <w:ind w:left="5040" w:hanging="360"/>
+      </w:pPr>
+    </w:lvl>
+    <w:lvl w:ilvl="7" w:tentative="1">
+      <w:start w:val="1"/>
+      <w:numFmt w:val="decimal"/>
+      <w:lvlText w:val="%8."/>
+      <w:lvlJc w:val="left"/>
+      <w:pPr>
+        <w:tabs>
+          <w:tab w:val="num" w:pos="5760"/>
+        </w:tabs>
+        <w:ind w:left="5760" w:hanging="360"/>
+      </w:pPr>
+    </w:lvl>
+    <w:lvl w:ilvl="8" w:tentative="1">
+      <w:start w:val="1"/>
+      <w:numFmt w:val="decimal"/>
+      <w:lvlText w:val="%9."/>
+      <w:lvlJc w:val="left"/>
+      <w:pPr>
+        <w:tabs>
+          <w:tab w:val="num" w:pos="6480"/>
+        </w:tabs>
+        <w:ind w:left="6480" w:hanging="360"/>
+      </w:pPr>
+    </w:lvl>
+  </w:abstractNum>
+  <w:abstractNum w:abstractNumId="20" w15:restartNumberingAfterBreak="0">
+    <w:nsid w:val="6BA13B0C"/>
+    <w:multiLevelType w:val="multilevel"/>
+    <w:tmpl w:val="163EA918"/>
     <w:lvl w:ilvl="0">
       <w:start w:val="1"/>
       <w:numFmt w:val="bullet"/>
@@ -11806,10 +13505,10 @@
       </w:rPr>
     </w:lvl>
   </w:abstractNum>
-  <w:abstractNum w:abstractNumId="10" w15:restartNumberingAfterBreak="0">
-    <w:nsid w:val="2A66366B"/>
+  <w:abstractNum w:abstractNumId="21" w15:restartNumberingAfterBreak="0">
+    <w:nsid w:val="6C387A86"/>
     <w:multiLevelType w:val="multilevel"/>
-    <w:tmpl w:val="BCE4F5A8"/>
+    <w:tmpl w:val="8DD815AC"/>
     <w:lvl w:ilvl="0">
       <w:start w:val="1"/>
       <w:numFmt w:val="decimal"/>
@@ -11919,236 +13618,10 @@
       </w:pPr>
     </w:lvl>
   </w:abstractNum>
-  <w:abstractNum w:abstractNumId="11" w15:restartNumberingAfterBreak="0">
-    <w:nsid w:val="304912AF"/>
+  <w:abstractNum w:abstractNumId="22" w15:restartNumberingAfterBreak="0">
+    <w:nsid w:val="6DB86D09"/>
     <w:multiLevelType w:val="multilevel"/>
-    <w:tmpl w:val="FAA059E6"/>
-    <w:lvl w:ilvl="0">
-      <w:start w:val="1"/>
-      <w:numFmt w:val="decimal"/>
-      <w:lvlText w:val="%1."/>
-      <w:lvlJc w:val="left"/>
-      <w:pPr>
-        <w:tabs>
-          <w:tab w:val="num" w:pos="720"/>
-        </w:tabs>
-        <w:ind w:left="720" w:hanging="360"/>
-      </w:pPr>
-    </w:lvl>
-    <w:lvl w:ilvl="1" w:tentative="1">
-      <w:start w:val="1"/>
-      <w:numFmt w:val="decimal"/>
-      <w:lvlText w:val="%2."/>
-      <w:lvlJc w:val="left"/>
-      <w:pPr>
-        <w:tabs>
-          <w:tab w:val="num" w:pos="1440"/>
-        </w:tabs>
-        <w:ind w:left="1440" w:hanging="360"/>
-      </w:pPr>
-    </w:lvl>
-    <w:lvl w:ilvl="2" w:tentative="1">
-      <w:start w:val="1"/>
-      <w:numFmt w:val="decimal"/>
-      <w:lvlText w:val="%3."/>
-      <w:lvlJc w:val="left"/>
-      <w:pPr>
-        <w:tabs>
-          <w:tab w:val="num" w:pos="2160"/>
-        </w:tabs>
-        <w:ind w:left="2160" w:hanging="360"/>
-      </w:pPr>
-    </w:lvl>
-    <w:lvl w:ilvl="3" w:tentative="1">
-      <w:start w:val="1"/>
-      <w:numFmt w:val="decimal"/>
-      <w:lvlText w:val="%4."/>
-      <w:lvlJc w:val="left"/>
-      <w:pPr>
-        <w:tabs>
-          <w:tab w:val="num" w:pos="2880"/>
-        </w:tabs>
-        <w:ind w:left="2880" w:hanging="360"/>
-      </w:pPr>
-    </w:lvl>
-    <w:lvl w:ilvl="4" w:tentative="1">
-      <w:start w:val="1"/>
-      <w:numFmt w:val="decimal"/>
-      <w:lvlText w:val="%5."/>
-      <w:lvlJc w:val="left"/>
-      <w:pPr>
-        <w:tabs>
-          <w:tab w:val="num" w:pos="3600"/>
-        </w:tabs>
-        <w:ind w:left="3600" w:hanging="360"/>
-      </w:pPr>
-    </w:lvl>
-    <w:lvl w:ilvl="5" w:tentative="1">
-      <w:start w:val="1"/>
-      <w:numFmt w:val="decimal"/>
-      <w:lvlText w:val="%6."/>
-      <w:lvlJc w:val="left"/>
-      <w:pPr>
-        <w:tabs>
-          <w:tab w:val="num" w:pos="4320"/>
-        </w:tabs>
-        <w:ind w:left="4320" w:hanging="360"/>
-      </w:pPr>
-    </w:lvl>
-    <w:lvl w:ilvl="6" w:tentative="1">
-      <w:start w:val="1"/>
-      <w:numFmt w:val="decimal"/>
-      <w:lvlText w:val="%7."/>
-      <w:lvlJc w:val="left"/>
-      <w:pPr>
-        <w:tabs>
-          <w:tab w:val="num" w:pos="5040"/>
-        </w:tabs>
-        <w:ind w:left="5040" w:hanging="360"/>
-      </w:pPr>
-    </w:lvl>
-    <w:lvl w:ilvl="7" w:tentative="1">
-      <w:start w:val="1"/>
-      <w:numFmt w:val="decimal"/>
-      <w:lvlText w:val="%8."/>
-      <w:lvlJc w:val="left"/>
-      <w:pPr>
-        <w:tabs>
-          <w:tab w:val="num" w:pos="5760"/>
-        </w:tabs>
-        <w:ind w:left="5760" w:hanging="360"/>
-      </w:pPr>
-    </w:lvl>
-    <w:lvl w:ilvl="8" w:tentative="1">
-      <w:start w:val="1"/>
-      <w:numFmt w:val="decimal"/>
-      <w:lvlText w:val="%9."/>
-      <w:lvlJc w:val="left"/>
-      <w:pPr>
-        <w:tabs>
-          <w:tab w:val="num" w:pos="6480"/>
-        </w:tabs>
-        <w:ind w:left="6480" w:hanging="360"/>
-      </w:pPr>
-    </w:lvl>
-  </w:abstractNum>
-  <w:abstractNum w:abstractNumId="12" w15:restartNumberingAfterBreak="0">
-    <w:nsid w:val="32C331C8"/>
-    <w:multiLevelType w:val="multilevel"/>
-    <w:tmpl w:val="E7985BF0"/>
-    <w:lvl w:ilvl="0">
-      <w:start w:val="1"/>
-      <w:numFmt w:val="decimal"/>
-      <w:lvlText w:val="%1."/>
-      <w:lvlJc w:val="left"/>
-      <w:pPr>
-        <w:tabs>
-          <w:tab w:val="num" w:pos="720"/>
-        </w:tabs>
-        <w:ind w:left="720" w:hanging="360"/>
-      </w:pPr>
-    </w:lvl>
-    <w:lvl w:ilvl="1" w:tentative="1">
-      <w:start w:val="1"/>
-      <w:numFmt w:val="decimal"/>
-      <w:lvlText w:val="%2."/>
-      <w:lvlJc w:val="left"/>
-      <w:pPr>
-        <w:tabs>
-          <w:tab w:val="num" w:pos="1440"/>
-        </w:tabs>
-        <w:ind w:left="1440" w:hanging="360"/>
-      </w:pPr>
-    </w:lvl>
-    <w:lvl w:ilvl="2" w:tentative="1">
-      <w:start w:val="1"/>
-      <w:numFmt w:val="decimal"/>
-      <w:lvlText w:val="%3."/>
-      <w:lvlJc w:val="left"/>
-      <w:pPr>
-        <w:tabs>
-          <w:tab w:val="num" w:pos="2160"/>
-        </w:tabs>
-        <w:ind w:left="2160" w:hanging="360"/>
-      </w:pPr>
-    </w:lvl>
-    <w:lvl w:ilvl="3" w:tentative="1">
-      <w:start w:val="1"/>
-      <w:numFmt w:val="decimal"/>
-      <w:lvlText w:val="%4."/>
-      <w:lvlJc w:val="left"/>
-      <w:pPr>
-        <w:tabs>
-          <w:tab w:val="num" w:pos="2880"/>
-        </w:tabs>
-        <w:ind w:left="2880" w:hanging="360"/>
-      </w:pPr>
-    </w:lvl>
-    <w:lvl w:ilvl="4" w:tentative="1">
-      <w:start w:val="1"/>
-      <w:numFmt w:val="decimal"/>
-      <w:lvlText w:val="%5."/>
-      <w:lvlJc w:val="left"/>
-      <w:pPr>
-        <w:tabs>
-          <w:tab w:val="num" w:pos="3600"/>
-        </w:tabs>
-        <w:ind w:left="3600" w:hanging="360"/>
-      </w:pPr>
-    </w:lvl>
-    <w:lvl w:ilvl="5" w:tentative="1">
-      <w:start w:val="1"/>
-      <w:numFmt w:val="decimal"/>
-      <w:lvlText w:val="%6."/>
-      <w:lvlJc w:val="left"/>
-      <w:pPr>
-        <w:tabs>
-          <w:tab w:val="num" w:pos="4320"/>
-        </w:tabs>
-        <w:ind w:left="4320" w:hanging="360"/>
-      </w:pPr>
-    </w:lvl>
-    <w:lvl w:ilvl="6" w:tentative="1">
-      <w:start w:val="1"/>
-      <w:numFmt w:val="decimal"/>
-      <w:lvlText w:val="%7."/>
-      <w:lvlJc w:val="left"/>
-      <w:pPr>
-        <w:tabs>
-          <w:tab w:val="num" w:pos="5040"/>
-        </w:tabs>
-        <w:ind w:left="5040" w:hanging="360"/>
-      </w:pPr>
-    </w:lvl>
-    <w:lvl w:ilvl="7" w:tentative="1">
-      <w:start w:val="1"/>
-      <w:numFmt w:val="decimal"/>
-      <w:lvlText w:val="%8."/>
-      <w:lvlJc w:val="left"/>
-      <w:pPr>
-        <w:tabs>
-          <w:tab w:val="num" w:pos="5760"/>
-        </w:tabs>
-        <w:ind w:left="5760" w:hanging="360"/>
-      </w:pPr>
-    </w:lvl>
-    <w:lvl w:ilvl="8" w:tentative="1">
-      <w:start w:val="1"/>
-      <w:numFmt w:val="decimal"/>
-      <w:lvlText w:val="%9."/>
-      <w:lvlJc w:val="left"/>
-      <w:pPr>
-        <w:tabs>
-          <w:tab w:val="num" w:pos="6480"/>
-        </w:tabs>
-        <w:ind w:left="6480" w:hanging="360"/>
-      </w:pPr>
-    </w:lvl>
-  </w:abstractNum>
-  <w:abstractNum w:abstractNumId="13" w15:restartNumberingAfterBreak="0">
-    <w:nsid w:val="38F13957"/>
-    <w:multiLevelType w:val="multilevel"/>
-    <w:tmpl w:val="E5768F24"/>
+    <w:tmpl w:val="8084DA58"/>
     <w:lvl w:ilvl="0">
       <w:start w:val="1"/>
       <w:numFmt w:val="bullet"/>
@@ -12294,10 +13767,10 @@
       </w:rPr>
     </w:lvl>
   </w:abstractNum>
-  <w:abstractNum w:abstractNumId="14" w15:restartNumberingAfterBreak="0">
-    <w:nsid w:val="3CE43BBC"/>
+  <w:abstractNum w:abstractNumId="23" w15:restartNumberingAfterBreak="0">
+    <w:nsid w:val="6F1D0801"/>
     <w:multiLevelType w:val="multilevel"/>
-    <w:tmpl w:val="CA7CA6FA"/>
+    <w:tmpl w:val="76B80B9C"/>
     <w:lvl w:ilvl="0">
       <w:start w:val="1"/>
       <w:numFmt w:val="decimal"/>
@@ -12407,10 +13880,10 @@
       </w:pPr>
     </w:lvl>
   </w:abstractNum>
-  <w:abstractNum w:abstractNumId="15" w15:restartNumberingAfterBreak="0">
-    <w:nsid w:val="42353AA5"/>
+  <w:abstractNum w:abstractNumId="24" w15:restartNumberingAfterBreak="0">
+    <w:nsid w:val="70647D78"/>
     <w:multiLevelType w:val="multilevel"/>
-    <w:tmpl w:val="FCD41C8A"/>
+    <w:tmpl w:val="519AFC6A"/>
     <w:lvl w:ilvl="0">
       <w:start w:val="1"/>
       <w:numFmt w:val="decimal"/>
@@ -12423,6 +13896,123 @@
         <w:ind w:left="720" w:hanging="360"/>
       </w:pPr>
     </w:lvl>
+    <w:lvl w:ilvl="1">
+      <w:start w:val="1"/>
+      <w:numFmt w:val="bullet"/>
+      <w:lvlText w:val="o"/>
+      <w:lvlJc w:val="left"/>
+      <w:pPr>
+        <w:tabs>
+          <w:tab w:val="num" w:pos="1440"/>
+        </w:tabs>
+        <w:ind w:left="1440" w:hanging="360"/>
+      </w:pPr>
+      <w:rPr>
+        <w:rFonts w:ascii="Courier New" w:hAnsi="Courier New" w:hint="default"/>
+        <w:sz w:val="20"/>
+      </w:rPr>
+    </w:lvl>
+    <w:lvl w:ilvl="2" w:tentative="1">
+      <w:start w:val="1"/>
+      <w:numFmt w:val="decimal"/>
+      <w:lvlText w:val="%3."/>
+      <w:lvlJc w:val="left"/>
+      <w:pPr>
+        <w:tabs>
+          <w:tab w:val="num" w:pos="2160"/>
+        </w:tabs>
+        <w:ind w:left="2160" w:hanging="360"/>
+      </w:pPr>
+    </w:lvl>
+    <w:lvl w:ilvl="3" w:tentative="1">
+      <w:start w:val="1"/>
+      <w:numFmt w:val="decimal"/>
+      <w:lvlText w:val="%4."/>
+      <w:lvlJc w:val="left"/>
+      <w:pPr>
+        <w:tabs>
+          <w:tab w:val="num" w:pos="2880"/>
+        </w:tabs>
+        <w:ind w:left="2880" w:hanging="360"/>
+      </w:pPr>
+    </w:lvl>
+    <w:lvl w:ilvl="4" w:tentative="1">
+      <w:start w:val="1"/>
+      <w:numFmt w:val="decimal"/>
+      <w:lvlText w:val="%5."/>
+      <w:lvlJc w:val="left"/>
+      <w:pPr>
+        <w:tabs>
+          <w:tab w:val="num" w:pos="3600"/>
+        </w:tabs>
+        <w:ind w:left="3600" w:hanging="360"/>
+      </w:pPr>
+    </w:lvl>
+    <w:lvl w:ilvl="5" w:tentative="1">
+      <w:start w:val="1"/>
+      <w:numFmt w:val="decimal"/>
+      <w:lvlText w:val="%6."/>
+      <w:lvlJc w:val="left"/>
+      <w:pPr>
+        <w:tabs>
+          <w:tab w:val="num" w:pos="4320"/>
+        </w:tabs>
+        <w:ind w:left="4320" w:hanging="360"/>
+      </w:pPr>
+    </w:lvl>
+    <w:lvl w:ilvl="6" w:tentative="1">
+      <w:start w:val="1"/>
+      <w:numFmt w:val="decimal"/>
+      <w:lvlText w:val="%7."/>
+      <w:lvlJc w:val="left"/>
+      <w:pPr>
+        <w:tabs>
+          <w:tab w:val="num" w:pos="5040"/>
+        </w:tabs>
+        <w:ind w:left="5040" w:hanging="360"/>
+      </w:pPr>
+    </w:lvl>
+    <w:lvl w:ilvl="7" w:tentative="1">
+      <w:start w:val="1"/>
+      <w:numFmt w:val="decimal"/>
+      <w:lvlText w:val="%8."/>
+      <w:lvlJc w:val="left"/>
+      <w:pPr>
+        <w:tabs>
+          <w:tab w:val="num" w:pos="5760"/>
+        </w:tabs>
+        <w:ind w:left="5760" w:hanging="360"/>
+      </w:pPr>
+    </w:lvl>
+    <w:lvl w:ilvl="8" w:tentative="1">
+      <w:start w:val="1"/>
+      <w:numFmt w:val="decimal"/>
+      <w:lvlText w:val="%9."/>
+      <w:lvlJc w:val="left"/>
+      <w:pPr>
+        <w:tabs>
+          <w:tab w:val="num" w:pos="6480"/>
+        </w:tabs>
+        <w:ind w:left="6480" w:hanging="360"/>
+      </w:pPr>
+    </w:lvl>
+  </w:abstractNum>
+  <w:abstractNum w:abstractNumId="25" w15:restartNumberingAfterBreak="0">
+    <w:nsid w:val="76DB77B5"/>
+    <w:multiLevelType w:val="multilevel"/>
+    <w:tmpl w:val="343EB076"/>
+    <w:lvl w:ilvl="0">
+      <w:start w:val="1"/>
+      <w:numFmt w:val="decimal"/>
+      <w:lvlText w:val="%1."/>
+      <w:lvlJc w:val="left"/>
+      <w:pPr>
+        <w:tabs>
+          <w:tab w:val="num" w:pos="720"/>
+        </w:tabs>
+        <w:ind w:left="720" w:hanging="360"/>
+      </w:pPr>
+    </w:lvl>
     <w:lvl w:ilvl="1" w:tentative="1">
       <w:start w:val="1"/>
       <w:numFmt w:val="decimal"/>
@@ -12520,10 +14110,10 @@
       </w:pPr>
     </w:lvl>
   </w:abstractNum>
-  <w:abstractNum w:abstractNumId="16" w15:restartNumberingAfterBreak="0">
-    <w:nsid w:val="477E6DD7"/>
+  <w:abstractNum w:abstractNumId="26" w15:restartNumberingAfterBreak="0">
+    <w:nsid w:val="779F5BCA"/>
     <w:multiLevelType w:val="multilevel"/>
-    <w:tmpl w:val="37201716"/>
+    <w:tmpl w:val="572E0442"/>
     <w:lvl w:ilvl="0">
       <w:start w:val="1"/>
       <w:numFmt w:val="decimal"/>
@@ -12633,236 +14223,10 @@
       </w:pPr>
     </w:lvl>
   </w:abstractNum>
-  <w:abstractNum w:abstractNumId="17" w15:restartNumberingAfterBreak="0">
-    <w:nsid w:val="4BD7374C"/>
+  <w:abstractNum w:abstractNumId="27" w15:restartNumberingAfterBreak="0">
+    <w:nsid w:val="7FFB01BB"/>
     <w:multiLevelType w:val="multilevel"/>
-    <w:tmpl w:val="17544768"/>
-    <w:lvl w:ilvl="0">
-      <w:start w:val="1"/>
-      <w:numFmt w:val="decimal"/>
-      <w:lvlText w:val="%1."/>
-      <w:lvlJc w:val="left"/>
-      <w:pPr>
-        <w:tabs>
-          <w:tab w:val="num" w:pos="720"/>
-        </w:tabs>
-        <w:ind w:left="720" w:hanging="360"/>
-      </w:pPr>
-    </w:lvl>
-    <w:lvl w:ilvl="1" w:tentative="1">
-      <w:start w:val="1"/>
-      <w:numFmt w:val="decimal"/>
-      <w:lvlText w:val="%2."/>
-      <w:lvlJc w:val="left"/>
-      <w:pPr>
-        <w:tabs>
-          <w:tab w:val="num" w:pos="1440"/>
-        </w:tabs>
-        <w:ind w:left="1440" w:hanging="360"/>
-      </w:pPr>
-    </w:lvl>
-    <w:lvl w:ilvl="2" w:tentative="1">
-      <w:start w:val="1"/>
-      <w:numFmt w:val="decimal"/>
-      <w:lvlText w:val="%3."/>
-      <w:lvlJc w:val="left"/>
-      <w:pPr>
-        <w:tabs>
-          <w:tab w:val="num" w:pos="2160"/>
-        </w:tabs>
-        <w:ind w:left="2160" w:hanging="360"/>
-      </w:pPr>
-    </w:lvl>
-    <w:lvl w:ilvl="3" w:tentative="1">
-      <w:start w:val="1"/>
-      <w:numFmt w:val="decimal"/>
-      <w:lvlText w:val="%4."/>
-      <w:lvlJc w:val="left"/>
-      <w:pPr>
-        <w:tabs>
-          <w:tab w:val="num" w:pos="2880"/>
-        </w:tabs>
-        <w:ind w:left="2880" w:hanging="360"/>
-      </w:pPr>
-    </w:lvl>
-    <w:lvl w:ilvl="4" w:tentative="1">
-      <w:start w:val="1"/>
-      <w:numFmt w:val="decimal"/>
-      <w:lvlText w:val="%5."/>
-      <w:lvlJc w:val="left"/>
-      <w:pPr>
-        <w:tabs>
-          <w:tab w:val="num" w:pos="3600"/>
-        </w:tabs>
-        <w:ind w:left="3600" w:hanging="360"/>
-      </w:pPr>
-    </w:lvl>
-    <w:lvl w:ilvl="5" w:tentative="1">
-      <w:start w:val="1"/>
-      <w:numFmt w:val="decimal"/>
-      <w:lvlText w:val="%6."/>
-      <w:lvlJc w:val="left"/>
-      <w:pPr>
-        <w:tabs>
-          <w:tab w:val="num" w:pos="4320"/>
-        </w:tabs>
-        <w:ind w:left="4320" w:hanging="360"/>
-      </w:pPr>
-    </w:lvl>
-    <w:lvl w:ilvl="6" w:tentative="1">
-      <w:start w:val="1"/>
-      <w:numFmt w:val="decimal"/>
-      <w:lvlText w:val="%7."/>
-      <w:lvlJc w:val="left"/>
-      <w:pPr>
-        <w:tabs>
-          <w:tab w:val="num" w:pos="5040"/>
-        </w:tabs>
-        <w:ind w:left="5040" w:hanging="360"/>
-      </w:pPr>
-    </w:lvl>
-    <w:lvl w:ilvl="7" w:tentative="1">
-      <w:start w:val="1"/>
-      <w:numFmt w:val="decimal"/>
-      <w:lvlText w:val="%8."/>
-      <w:lvlJc w:val="left"/>
-      <w:pPr>
-        <w:tabs>
-          <w:tab w:val="num" w:pos="5760"/>
-        </w:tabs>
-        <w:ind w:left="5760" w:hanging="360"/>
-      </w:pPr>
-    </w:lvl>
-    <w:lvl w:ilvl="8" w:tentative="1">
-      <w:start w:val="1"/>
-      <w:numFmt w:val="decimal"/>
-      <w:lvlText w:val="%9."/>
-      <w:lvlJc w:val="left"/>
-      <w:pPr>
-        <w:tabs>
-          <w:tab w:val="num" w:pos="6480"/>
-        </w:tabs>
-        <w:ind w:left="6480" w:hanging="360"/>
-      </w:pPr>
-    </w:lvl>
-  </w:abstractNum>
-  <w:abstractNum w:abstractNumId="18" w15:restartNumberingAfterBreak="0">
-    <w:nsid w:val="53F40D21"/>
-    <w:multiLevelType w:val="multilevel"/>
-    <w:tmpl w:val="BCAECF32"/>
-    <w:lvl w:ilvl="0">
-      <w:start w:val="1"/>
-      <w:numFmt w:val="decimal"/>
-      <w:lvlText w:val="%1."/>
-      <w:lvlJc w:val="left"/>
-      <w:pPr>
-        <w:tabs>
-          <w:tab w:val="num" w:pos="720"/>
-        </w:tabs>
-        <w:ind w:left="720" w:hanging="360"/>
-      </w:pPr>
-    </w:lvl>
-    <w:lvl w:ilvl="1" w:tentative="1">
-      <w:start w:val="1"/>
-      <w:numFmt w:val="decimal"/>
-      <w:lvlText w:val="%2."/>
-      <w:lvlJc w:val="left"/>
-      <w:pPr>
-        <w:tabs>
-          <w:tab w:val="num" w:pos="1440"/>
-        </w:tabs>
-        <w:ind w:left="1440" w:hanging="360"/>
-      </w:pPr>
-    </w:lvl>
-    <w:lvl w:ilvl="2" w:tentative="1">
-      <w:start w:val="1"/>
-      <w:numFmt w:val="decimal"/>
-      <w:lvlText w:val="%3."/>
-      <w:lvlJc w:val="left"/>
-      <w:pPr>
-        <w:tabs>
-          <w:tab w:val="num" w:pos="2160"/>
-        </w:tabs>
-        <w:ind w:left="2160" w:hanging="360"/>
-      </w:pPr>
-    </w:lvl>
-    <w:lvl w:ilvl="3" w:tentative="1">
-      <w:start w:val="1"/>
-      <w:numFmt w:val="decimal"/>
-      <w:lvlText w:val="%4."/>
-      <w:lvlJc w:val="left"/>
-      <w:pPr>
-        <w:tabs>
-          <w:tab w:val="num" w:pos="2880"/>
-        </w:tabs>
-        <w:ind w:left="2880" w:hanging="360"/>
-      </w:pPr>
-    </w:lvl>
-    <w:lvl w:ilvl="4" w:tentative="1">
-      <w:start w:val="1"/>
-      <w:numFmt w:val="decimal"/>
-      <w:lvlText w:val="%5."/>
-      <w:lvlJc w:val="left"/>
-      <w:pPr>
-        <w:tabs>
-          <w:tab w:val="num" w:pos="3600"/>
-        </w:tabs>
-        <w:ind w:left="3600" w:hanging="360"/>
-      </w:pPr>
-    </w:lvl>
-    <w:lvl w:ilvl="5" w:tentative="1">
-      <w:start w:val="1"/>
-      <w:numFmt w:val="decimal"/>
-      <w:lvlText w:val="%6."/>
-      <w:lvlJc w:val="left"/>
-      <w:pPr>
-        <w:tabs>
-          <w:tab w:val="num" w:pos="4320"/>
-        </w:tabs>
-        <w:ind w:left="4320" w:hanging="360"/>
-      </w:pPr>
-    </w:lvl>
-    <w:lvl w:ilvl="6" w:tentative="1">
-      <w:start w:val="1"/>
-      <w:numFmt w:val="decimal"/>
-      <w:lvlText w:val="%7."/>
-      <w:lvlJc w:val="left"/>
-      <w:pPr>
-        <w:tabs>
-          <w:tab w:val="num" w:pos="5040"/>
-        </w:tabs>
-        <w:ind w:left="5040" w:hanging="360"/>
-      </w:pPr>
-    </w:lvl>
-    <w:lvl w:ilvl="7" w:tentative="1">
-      <w:start w:val="1"/>
-      <w:numFmt w:val="decimal"/>
-      <w:lvlText w:val="%8."/>
-      <w:lvlJc w:val="left"/>
-      <w:pPr>
-        <w:tabs>
-          <w:tab w:val="num" w:pos="5760"/>
-        </w:tabs>
-        <w:ind w:left="5760" w:hanging="360"/>
-      </w:pPr>
-    </w:lvl>
-    <w:lvl w:ilvl="8" w:tentative="1">
-      <w:start w:val="1"/>
-      <w:numFmt w:val="decimal"/>
-      <w:lvlText w:val="%9."/>
-      <w:lvlJc w:val="left"/>
-      <w:pPr>
-        <w:tabs>
-          <w:tab w:val="num" w:pos="6480"/>
-        </w:tabs>
-        <w:ind w:left="6480" w:hanging="360"/>
-      </w:pPr>
-    </w:lvl>
-  </w:abstractNum>
-  <w:abstractNum w:abstractNumId="19" w15:restartNumberingAfterBreak="0">
-    <w:nsid w:val="58CF3592"/>
-    <w:multiLevelType w:val="multilevel"/>
-    <w:tmpl w:val="E370C644"/>
+    <w:tmpl w:val="1C7286C2"/>
     <w:lvl w:ilvl="0">
       <w:start w:val="1"/>
       <w:numFmt w:val="bullet"/>
@@ -13008,913 +14372,89 @@
       </w:rPr>
     </w:lvl>
   </w:abstractNum>
-  <w:abstractNum w:abstractNumId="20" w15:restartNumberingAfterBreak="0">
-    <w:nsid w:val="63BC7459"/>
-    <w:multiLevelType w:val="multilevel"/>
-    <w:tmpl w:val="74847BC6"/>
-    <w:lvl w:ilvl="0">
-      <w:start w:val="1"/>
-      <w:numFmt w:val="decimal"/>
-      <w:lvlText w:val="%1."/>
-      <w:lvlJc w:val="left"/>
-      <w:pPr>
-        <w:tabs>
-          <w:tab w:val="num" w:pos="720"/>
-        </w:tabs>
-        <w:ind w:left="720" w:hanging="360"/>
-      </w:pPr>
-    </w:lvl>
-    <w:lvl w:ilvl="1" w:tentative="1">
-      <w:start w:val="1"/>
-      <w:numFmt w:val="decimal"/>
-      <w:lvlText w:val="%2."/>
-      <w:lvlJc w:val="left"/>
-      <w:pPr>
-        <w:tabs>
-          <w:tab w:val="num" w:pos="1440"/>
-        </w:tabs>
-        <w:ind w:left="1440" w:hanging="360"/>
-      </w:pPr>
-    </w:lvl>
-    <w:lvl w:ilvl="2" w:tentative="1">
-      <w:start w:val="1"/>
-      <w:numFmt w:val="decimal"/>
-      <w:lvlText w:val="%3."/>
-      <w:lvlJc w:val="left"/>
-      <w:pPr>
-        <w:tabs>
-          <w:tab w:val="num" w:pos="2160"/>
-        </w:tabs>
-        <w:ind w:left="2160" w:hanging="360"/>
-      </w:pPr>
-    </w:lvl>
-    <w:lvl w:ilvl="3" w:tentative="1">
-      <w:start w:val="1"/>
-      <w:numFmt w:val="decimal"/>
-      <w:lvlText w:val="%4."/>
-      <w:lvlJc w:val="left"/>
-      <w:pPr>
-        <w:tabs>
-          <w:tab w:val="num" w:pos="2880"/>
-        </w:tabs>
-        <w:ind w:left="2880" w:hanging="360"/>
-      </w:pPr>
-    </w:lvl>
-    <w:lvl w:ilvl="4" w:tentative="1">
-      <w:start w:val="1"/>
-      <w:numFmt w:val="decimal"/>
-      <w:lvlText w:val="%5."/>
-      <w:lvlJc w:val="left"/>
-      <w:pPr>
-        <w:tabs>
-          <w:tab w:val="num" w:pos="3600"/>
-        </w:tabs>
-        <w:ind w:left="3600" w:hanging="360"/>
-      </w:pPr>
-    </w:lvl>
-    <w:lvl w:ilvl="5" w:tentative="1">
-      <w:start w:val="1"/>
-      <w:numFmt w:val="decimal"/>
-      <w:lvlText w:val="%6."/>
-      <w:lvlJc w:val="left"/>
-      <w:pPr>
-        <w:tabs>
-          <w:tab w:val="num" w:pos="4320"/>
-        </w:tabs>
-        <w:ind w:left="4320" w:hanging="360"/>
-      </w:pPr>
-    </w:lvl>
-    <w:lvl w:ilvl="6" w:tentative="1">
-      <w:start w:val="1"/>
-      <w:numFmt w:val="decimal"/>
-      <w:lvlText w:val="%7."/>
-      <w:lvlJc w:val="left"/>
-      <w:pPr>
-        <w:tabs>
-          <w:tab w:val="num" w:pos="5040"/>
-        </w:tabs>
-        <w:ind w:left="5040" w:hanging="360"/>
-      </w:pPr>
-    </w:lvl>
-    <w:lvl w:ilvl="7" w:tentative="1">
-      <w:start w:val="1"/>
-      <w:numFmt w:val="decimal"/>
-      <w:lvlText w:val="%8."/>
-      <w:lvlJc w:val="left"/>
-      <w:pPr>
-        <w:tabs>
-          <w:tab w:val="num" w:pos="5760"/>
-        </w:tabs>
-        <w:ind w:left="5760" w:hanging="360"/>
-      </w:pPr>
-    </w:lvl>
-    <w:lvl w:ilvl="8" w:tentative="1">
-      <w:start w:val="1"/>
-      <w:numFmt w:val="decimal"/>
-      <w:lvlText w:val="%9."/>
-      <w:lvlJc w:val="left"/>
-      <w:pPr>
-        <w:tabs>
-          <w:tab w:val="num" w:pos="6480"/>
-        </w:tabs>
-        <w:ind w:left="6480" w:hanging="360"/>
-      </w:pPr>
-    </w:lvl>
-  </w:abstractNum>
-  <w:abstractNum w:abstractNumId="21" w15:restartNumberingAfterBreak="0">
-    <w:nsid w:val="6525047E"/>
-    <w:multiLevelType w:val="multilevel"/>
-    <w:tmpl w:val="F80A555E"/>
-    <w:lvl w:ilvl="0">
-      <w:start w:val="1"/>
-      <w:numFmt w:val="decimal"/>
-      <w:lvlText w:val="%1."/>
-      <w:lvlJc w:val="left"/>
-      <w:pPr>
-        <w:tabs>
-          <w:tab w:val="num" w:pos="720"/>
-        </w:tabs>
-        <w:ind w:left="720" w:hanging="360"/>
-      </w:pPr>
-    </w:lvl>
-    <w:lvl w:ilvl="1" w:tentative="1">
-      <w:start w:val="1"/>
-      <w:numFmt w:val="decimal"/>
-      <w:lvlText w:val="%2."/>
-      <w:lvlJc w:val="left"/>
-      <w:pPr>
-        <w:tabs>
-          <w:tab w:val="num" w:pos="1440"/>
-        </w:tabs>
-        <w:ind w:left="1440" w:hanging="360"/>
-      </w:pPr>
-    </w:lvl>
-    <w:lvl w:ilvl="2" w:tentative="1">
-      <w:start w:val="1"/>
-      <w:numFmt w:val="decimal"/>
-      <w:lvlText w:val="%3."/>
-      <w:lvlJc w:val="left"/>
-      <w:pPr>
-        <w:tabs>
-          <w:tab w:val="num" w:pos="2160"/>
-        </w:tabs>
-        <w:ind w:left="2160" w:hanging="360"/>
-      </w:pPr>
-    </w:lvl>
-    <w:lvl w:ilvl="3" w:tentative="1">
-      <w:start w:val="1"/>
-      <w:numFmt w:val="decimal"/>
-      <w:lvlText w:val="%4."/>
-      <w:lvlJc w:val="left"/>
-      <w:pPr>
-        <w:tabs>
-          <w:tab w:val="num" w:pos="2880"/>
-        </w:tabs>
-        <w:ind w:left="2880" w:hanging="360"/>
-      </w:pPr>
-    </w:lvl>
-    <w:lvl w:ilvl="4" w:tentative="1">
-      <w:start w:val="1"/>
-      <w:numFmt w:val="decimal"/>
-      <w:lvlText w:val="%5."/>
-      <w:lvlJc w:val="left"/>
-      <w:pPr>
-        <w:tabs>
-          <w:tab w:val="num" w:pos="3600"/>
-        </w:tabs>
-        <w:ind w:left="3600" w:hanging="360"/>
-      </w:pPr>
-    </w:lvl>
-    <w:lvl w:ilvl="5" w:tentative="1">
-      <w:start w:val="1"/>
-      <w:numFmt w:val="decimal"/>
-      <w:lvlText w:val="%6."/>
-      <w:lvlJc w:val="left"/>
-      <w:pPr>
-        <w:tabs>
-          <w:tab w:val="num" w:pos="4320"/>
-        </w:tabs>
-        <w:ind w:left="4320" w:hanging="360"/>
-      </w:pPr>
-    </w:lvl>
-    <w:lvl w:ilvl="6" w:tentative="1">
-      <w:start w:val="1"/>
-      <w:numFmt w:val="decimal"/>
-      <w:lvlText w:val="%7."/>
-      <w:lvlJc w:val="left"/>
-      <w:pPr>
-        <w:tabs>
-          <w:tab w:val="num" w:pos="5040"/>
-        </w:tabs>
-        <w:ind w:left="5040" w:hanging="360"/>
-      </w:pPr>
-    </w:lvl>
-    <w:lvl w:ilvl="7" w:tentative="1">
-      <w:start w:val="1"/>
-      <w:numFmt w:val="decimal"/>
-      <w:lvlText w:val="%8."/>
-      <w:lvlJc w:val="left"/>
-      <w:pPr>
-        <w:tabs>
-          <w:tab w:val="num" w:pos="5760"/>
-        </w:tabs>
-        <w:ind w:left="5760" w:hanging="360"/>
-      </w:pPr>
-    </w:lvl>
-    <w:lvl w:ilvl="8" w:tentative="1">
-      <w:start w:val="1"/>
-      <w:numFmt w:val="decimal"/>
-      <w:lvlText w:val="%9."/>
-      <w:lvlJc w:val="left"/>
-      <w:pPr>
-        <w:tabs>
-          <w:tab w:val="num" w:pos="6480"/>
-        </w:tabs>
-        <w:ind w:left="6480" w:hanging="360"/>
-      </w:pPr>
-    </w:lvl>
-  </w:abstractNum>
-  <w:abstractNum w:abstractNumId="22" w15:restartNumberingAfterBreak="0">
-    <w:nsid w:val="6D442B97"/>
-    <w:multiLevelType w:val="multilevel"/>
-    <w:tmpl w:val="EA7C3E9E"/>
-    <w:lvl w:ilvl="0">
-      <w:start w:val="1"/>
-      <w:numFmt w:val="bullet"/>
-      <w:lvlText w:val=""/>
-      <w:lvlJc w:val="left"/>
-      <w:pPr>
-        <w:tabs>
-          <w:tab w:val="num" w:pos="720"/>
-        </w:tabs>
-        <w:ind w:left="720" w:hanging="360"/>
-      </w:pPr>
-      <w:rPr>
-        <w:rFonts w:ascii="Symbol" w:hAnsi="Symbol" w:hint="default"/>
-        <w:sz w:val="20"/>
-      </w:rPr>
-    </w:lvl>
-    <w:lvl w:ilvl="1" w:tentative="1">
-      <w:start w:val="1"/>
-      <w:numFmt w:val="bullet"/>
-      <w:lvlText w:val="o"/>
-      <w:lvlJc w:val="left"/>
-      <w:pPr>
-        <w:tabs>
-          <w:tab w:val="num" w:pos="1440"/>
-        </w:tabs>
-        <w:ind w:left="1440" w:hanging="360"/>
-      </w:pPr>
-      <w:rPr>
-        <w:rFonts w:ascii="Courier New" w:hAnsi="Courier New" w:hint="default"/>
-        <w:sz w:val="20"/>
-      </w:rPr>
-    </w:lvl>
-    <w:lvl w:ilvl="2" w:tentative="1">
-      <w:start w:val="1"/>
-      <w:numFmt w:val="bullet"/>
-      <w:lvlText w:val=""/>
-      <w:lvlJc w:val="left"/>
-      <w:pPr>
-        <w:tabs>
-          <w:tab w:val="num" w:pos="2160"/>
-        </w:tabs>
-        <w:ind w:left="2160" w:hanging="360"/>
-      </w:pPr>
-      <w:rPr>
-        <w:rFonts w:ascii="Wingdings" w:hAnsi="Wingdings" w:hint="default"/>
-        <w:sz w:val="20"/>
-      </w:rPr>
-    </w:lvl>
-    <w:lvl w:ilvl="3" w:tentative="1">
-      <w:start w:val="1"/>
-      <w:numFmt w:val="bullet"/>
-      <w:lvlText w:val=""/>
-      <w:lvlJc w:val="left"/>
-      <w:pPr>
-        <w:tabs>
-          <w:tab w:val="num" w:pos="2880"/>
-        </w:tabs>
-        <w:ind w:left="2880" w:hanging="360"/>
-      </w:pPr>
-      <w:rPr>
-        <w:rFonts w:ascii="Wingdings" w:hAnsi="Wingdings" w:hint="default"/>
-        <w:sz w:val="20"/>
-      </w:rPr>
-    </w:lvl>
-    <w:lvl w:ilvl="4" w:tentative="1">
-      <w:start w:val="1"/>
-      <w:numFmt w:val="bullet"/>
-      <w:lvlText w:val=""/>
-      <w:lvlJc w:val="left"/>
-      <w:pPr>
-        <w:tabs>
-          <w:tab w:val="num" w:pos="3600"/>
-        </w:tabs>
-        <w:ind w:left="3600" w:hanging="360"/>
-      </w:pPr>
-      <w:rPr>
-        <w:rFonts w:ascii="Wingdings" w:hAnsi="Wingdings" w:hint="default"/>
-        <w:sz w:val="20"/>
-      </w:rPr>
-    </w:lvl>
-    <w:lvl w:ilvl="5" w:tentative="1">
-      <w:start w:val="1"/>
-      <w:numFmt w:val="bullet"/>
-      <w:lvlText w:val=""/>
-      <w:lvlJc w:val="left"/>
-      <w:pPr>
-        <w:tabs>
-          <w:tab w:val="num" w:pos="4320"/>
-        </w:tabs>
-        <w:ind w:left="4320" w:hanging="360"/>
-      </w:pPr>
-      <w:rPr>
-        <w:rFonts w:ascii="Wingdings" w:hAnsi="Wingdings" w:hint="default"/>
-        <w:sz w:val="20"/>
-      </w:rPr>
-    </w:lvl>
-    <w:lvl w:ilvl="6" w:tentative="1">
-      <w:start w:val="1"/>
-      <w:numFmt w:val="bullet"/>
-      <w:lvlText w:val=""/>
-      <w:lvlJc w:val="left"/>
-      <w:pPr>
-        <w:tabs>
-          <w:tab w:val="num" w:pos="5040"/>
-        </w:tabs>
-        <w:ind w:left="5040" w:hanging="360"/>
-      </w:pPr>
-      <w:rPr>
-        <w:rFonts w:ascii="Wingdings" w:hAnsi="Wingdings" w:hint="default"/>
-        <w:sz w:val="20"/>
-      </w:rPr>
-    </w:lvl>
-    <w:lvl w:ilvl="7" w:tentative="1">
-      <w:start w:val="1"/>
-      <w:numFmt w:val="bullet"/>
-      <w:lvlText w:val=""/>
-      <w:lvlJc w:val="left"/>
-      <w:pPr>
-        <w:tabs>
-          <w:tab w:val="num" w:pos="5760"/>
-        </w:tabs>
-        <w:ind w:left="5760" w:hanging="360"/>
-      </w:pPr>
-      <w:rPr>
-        <w:rFonts w:ascii="Wingdings" w:hAnsi="Wingdings" w:hint="default"/>
-        <w:sz w:val="20"/>
-      </w:rPr>
-    </w:lvl>
-    <w:lvl w:ilvl="8" w:tentative="1">
-      <w:start w:val="1"/>
-      <w:numFmt w:val="bullet"/>
-      <w:lvlText w:val=""/>
-      <w:lvlJc w:val="left"/>
-      <w:pPr>
-        <w:tabs>
-          <w:tab w:val="num" w:pos="6480"/>
-        </w:tabs>
-        <w:ind w:left="6480" w:hanging="360"/>
-      </w:pPr>
-      <w:rPr>
-        <w:rFonts w:ascii="Wingdings" w:hAnsi="Wingdings" w:hint="default"/>
-        <w:sz w:val="20"/>
-      </w:rPr>
-    </w:lvl>
-  </w:abstractNum>
-  <w:abstractNum w:abstractNumId="23" w15:restartNumberingAfterBreak="0">
-    <w:nsid w:val="775F39B7"/>
-    <w:multiLevelType w:val="multilevel"/>
-    <w:tmpl w:val="E83E4BE2"/>
-    <w:lvl w:ilvl="0">
-      <w:start w:val="1"/>
-      <w:numFmt w:val="decimal"/>
-      <w:lvlText w:val="%1."/>
-      <w:lvlJc w:val="left"/>
-      <w:pPr>
-        <w:tabs>
-          <w:tab w:val="num" w:pos="720"/>
-        </w:tabs>
-        <w:ind w:left="720" w:hanging="360"/>
-      </w:pPr>
-    </w:lvl>
-    <w:lvl w:ilvl="1" w:tentative="1">
-      <w:start w:val="1"/>
-      <w:numFmt w:val="decimal"/>
-      <w:lvlText w:val="%2."/>
-      <w:lvlJc w:val="left"/>
-      <w:pPr>
-        <w:tabs>
-          <w:tab w:val="num" w:pos="1440"/>
-        </w:tabs>
-        <w:ind w:left="1440" w:hanging="360"/>
-      </w:pPr>
-    </w:lvl>
-    <w:lvl w:ilvl="2" w:tentative="1">
-      <w:start w:val="1"/>
-      <w:numFmt w:val="decimal"/>
-      <w:lvlText w:val="%3."/>
-      <w:lvlJc w:val="left"/>
-      <w:pPr>
-        <w:tabs>
-          <w:tab w:val="num" w:pos="2160"/>
-        </w:tabs>
-        <w:ind w:left="2160" w:hanging="360"/>
-      </w:pPr>
-    </w:lvl>
-    <w:lvl w:ilvl="3" w:tentative="1">
-      <w:start w:val="1"/>
-      <w:numFmt w:val="decimal"/>
-      <w:lvlText w:val="%4."/>
-      <w:lvlJc w:val="left"/>
-      <w:pPr>
-        <w:tabs>
-          <w:tab w:val="num" w:pos="2880"/>
-        </w:tabs>
-        <w:ind w:left="2880" w:hanging="360"/>
-      </w:pPr>
-    </w:lvl>
-    <w:lvl w:ilvl="4" w:tentative="1">
-      <w:start w:val="1"/>
-      <w:numFmt w:val="decimal"/>
-      <w:lvlText w:val="%5."/>
-      <w:lvlJc w:val="left"/>
-      <w:pPr>
-        <w:tabs>
-          <w:tab w:val="num" w:pos="3600"/>
-        </w:tabs>
-        <w:ind w:left="3600" w:hanging="360"/>
-      </w:pPr>
-    </w:lvl>
-    <w:lvl w:ilvl="5" w:tentative="1">
-      <w:start w:val="1"/>
-      <w:numFmt w:val="decimal"/>
-      <w:lvlText w:val="%6."/>
-      <w:lvlJc w:val="left"/>
-      <w:pPr>
-        <w:tabs>
-          <w:tab w:val="num" w:pos="4320"/>
-        </w:tabs>
-        <w:ind w:left="4320" w:hanging="360"/>
-      </w:pPr>
-    </w:lvl>
-    <w:lvl w:ilvl="6" w:tentative="1">
-      <w:start w:val="1"/>
-      <w:numFmt w:val="decimal"/>
-      <w:lvlText w:val="%7."/>
-      <w:lvlJc w:val="left"/>
-      <w:pPr>
-        <w:tabs>
-          <w:tab w:val="num" w:pos="5040"/>
-        </w:tabs>
-        <w:ind w:left="5040" w:hanging="360"/>
-      </w:pPr>
-    </w:lvl>
-    <w:lvl w:ilvl="7" w:tentative="1">
-      <w:start w:val="1"/>
-      <w:numFmt w:val="decimal"/>
-      <w:lvlText w:val="%8."/>
-      <w:lvlJc w:val="left"/>
-      <w:pPr>
-        <w:tabs>
-          <w:tab w:val="num" w:pos="5760"/>
-        </w:tabs>
-        <w:ind w:left="5760" w:hanging="360"/>
-      </w:pPr>
-    </w:lvl>
-    <w:lvl w:ilvl="8" w:tentative="1">
-      <w:start w:val="1"/>
-      <w:numFmt w:val="decimal"/>
-      <w:lvlText w:val="%9."/>
-      <w:lvlJc w:val="left"/>
-      <w:pPr>
-        <w:tabs>
-          <w:tab w:val="num" w:pos="6480"/>
-        </w:tabs>
-        <w:ind w:left="6480" w:hanging="360"/>
-      </w:pPr>
-    </w:lvl>
-  </w:abstractNum>
-  <w:abstractNum w:abstractNumId="24" w15:restartNumberingAfterBreak="0">
-    <w:nsid w:val="7CDF4DD2"/>
-    <w:multiLevelType w:val="multilevel"/>
-    <w:tmpl w:val="830AA856"/>
-    <w:lvl w:ilvl="0">
-      <w:start w:val="1"/>
-      <w:numFmt w:val="decimal"/>
-      <w:lvlText w:val="%1."/>
-      <w:lvlJc w:val="left"/>
-      <w:pPr>
-        <w:tabs>
-          <w:tab w:val="num" w:pos="720"/>
-        </w:tabs>
-        <w:ind w:left="720" w:hanging="360"/>
-      </w:pPr>
-    </w:lvl>
-    <w:lvl w:ilvl="1" w:tentative="1">
-      <w:start w:val="1"/>
-      <w:numFmt w:val="decimal"/>
-      <w:lvlText w:val="%2."/>
-      <w:lvlJc w:val="left"/>
-      <w:pPr>
-        <w:tabs>
-          <w:tab w:val="num" w:pos="1440"/>
-        </w:tabs>
-        <w:ind w:left="1440" w:hanging="360"/>
-      </w:pPr>
-    </w:lvl>
-    <w:lvl w:ilvl="2" w:tentative="1">
-      <w:start w:val="1"/>
-      <w:numFmt w:val="decimal"/>
-      <w:lvlText w:val="%3."/>
-      <w:lvlJc w:val="left"/>
-      <w:pPr>
-        <w:tabs>
-          <w:tab w:val="num" w:pos="2160"/>
-        </w:tabs>
-        <w:ind w:left="2160" w:hanging="360"/>
-      </w:pPr>
-    </w:lvl>
-    <w:lvl w:ilvl="3" w:tentative="1">
-      <w:start w:val="1"/>
-      <w:numFmt w:val="decimal"/>
-      <w:lvlText w:val="%4."/>
-      <w:lvlJc w:val="left"/>
-      <w:pPr>
-        <w:tabs>
-          <w:tab w:val="num" w:pos="2880"/>
-        </w:tabs>
-        <w:ind w:left="2880" w:hanging="360"/>
-      </w:pPr>
-    </w:lvl>
-    <w:lvl w:ilvl="4" w:tentative="1">
-      <w:start w:val="1"/>
-      <w:numFmt w:val="decimal"/>
-      <w:lvlText w:val="%5."/>
-      <w:lvlJc w:val="left"/>
-      <w:pPr>
-        <w:tabs>
-          <w:tab w:val="num" w:pos="3600"/>
-        </w:tabs>
-        <w:ind w:left="3600" w:hanging="360"/>
-      </w:pPr>
-    </w:lvl>
-    <w:lvl w:ilvl="5" w:tentative="1">
-      <w:start w:val="1"/>
-      <w:numFmt w:val="decimal"/>
-      <w:lvlText w:val="%6."/>
-      <w:lvlJc w:val="left"/>
-      <w:pPr>
-        <w:tabs>
-          <w:tab w:val="num" w:pos="4320"/>
-        </w:tabs>
-        <w:ind w:left="4320" w:hanging="360"/>
-      </w:pPr>
-    </w:lvl>
-    <w:lvl w:ilvl="6" w:tentative="1">
-      <w:start w:val="1"/>
-      <w:numFmt w:val="decimal"/>
-      <w:lvlText w:val="%7."/>
-      <w:lvlJc w:val="left"/>
-      <w:pPr>
-        <w:tabs>
-          <w:tab w:val="num" w:pos="5040"/>
-        </w:tabs>
-        <w:ind w:left="5040" w:hanging="360"/>
-      </w:pPr>
-    </w:lvl>
-    <w:lvl w:ilvl="7" w:tentative="1">
-      <w:start w:val="1"/>
-      <w:numFmt w:val="decimal"/>
-      <w:lvlText w:val="%8."/>
-      <w:lvlJc w:val="left"/>
-      <w:pPr>
-        <w:tabs>
-          <w:tab w:val="num" w:pos="5760"/>
-        </w:tabs>
-        <w:ind w:left="5760" w:hanging="360"/>
-      </w:pPr>
-    </w:lvl>
-    <w:lvl w:ilvl="8" w:tentative="1">
-      <w:start w:val="1"/>
-      <w:numFmt w:val="decimal"/>
-      <w:lvlText w:val="%9."/>
-      <w:lvlJc w:val="left"/>
-      <w:pPr>
-        <w:tabs>
-          <w:tab w:val="num" w:pos="6480"/>
-        </w:tabs>
-        <w:ind w:left="6480" w:hanging="360"/>
-      </w:pPr>
-    </w:lvl>
-  </w:abstractNum>
-  <w:abstractNum w:abstractNumId="25" w15:restartNumberingAfterBreak="0">
-    <w:nsid w:val="7F511217"/>
-    <w:multiLevelType w:val="multilevel"/>
-    <w:tmpl w:val="7AAC9CD8"/>
-    <w:lvl w:ilvl="0">
-      <w:start w:val="1"/>
-      <w:numFmt w:val="decimal"/>
-      <w:lvlText w:val="%1."/>
-      <w:lvlJc w:val="left"/>
-      <w:pPr>
-        <w:tabs>
-          <w:tab w:val="num" w:pos="720"/>
-        </w:tabs>
-        <w:ind w:left="720" w:hanging="360"/>
-      </w:pPr>
-    </w:lvl>
-    <w:lvl w:ilvl="1" w:tentative="1">
-      <w:start w:val="1"/>
-      <w:numFmt w:val="decimal"/>
-      <w:lvlText w:val="%2."/>
-      <w:lvlJc w:val="left"/>
-      <w:pPr>
-        <w:tabs>
-          <w:tab w:val="num" w:pos="1440"/>
-        </w:tabs>
-        <w:ind w:left="1440" w:hanging="360"/>
-      </w:pPr>
-    </w:lvl>
-    <w:lvl w:ilvl="2" w:tentative="1">
-      <w:start w:val="1"/>
-      <w:numFmt w:val="decimal"/>
-      <w:lvlText w:val="%3."/>
-      <w:lvlJc w:val="left"/>
-      <w:pPr>
-        <w:tabs>
-          <w:tab w:val="num" w:pos="2160"/>
-        </w:tabs>
-        <w:ind w:left="2160" w:hanging="360"/>
-      </w:pPr>
-    </w:lvl>
-    <w:lvl w:ilvl="3" w:tentative="1">
-      <w:start w:val="1"/>
-      <w:numFmt w:val="decimal"/>
-      <w:lvlText w:val="%4."/>
-      <w:lvlJc w:val="left"/>
-      <w:pPr>
-        <w:tabs>
-          <w:tab w:val="num" w:pos="2880"/>
-        </w:tabs>
-        <w:ind w:left="2880" w:hanging="360"/>
-      </w:pPr>
-    </w:lvl>
-    <w:lvl w:ilvl="4" w:tentative="1">
-      <w:start w:val="1"/>
-      <w:numFmt w:val="decimal"/>
-      <w:lvlText w:val="%5."/>
-      <w:lvlJc w:val="left"/>
-      <w:pPr>
-        <w:tabs>
-          <w:tab w:val="num" w:pos="3600"/>
-        </w:tabs>
-        <w:ind w:left="3600" w:hanging="360"/>
-      </w:pPr>
-    </w:lvl>
-    <w:lvl w:ilvl="5" w:tentative="1">
-      <w:start w:val="1"/>
-      <w:numFmt w:val="decimal"/>
-      <w:lvlText w:val="%6."/>
-      <w:lvlJc w:val="left"/>
-      <w:pPr>
-        <w:tabs>
-          <w:tab w:val="num" w:pos="4320"/>
-        </w:tabs>
-        <w:ind w:left="4320" w:hanging="360"/>
-      </w:pPr>
-    </w:lvl>
-    <w:lvl w:ilvl="6" w:tentative="1">
-      <w:start w:val="1"/>
-      <w:numFmt w:val="decimal"/>
-      <w:lvlText w:val="%7."/>
-      <w:lvlJc w:val="left"/>
-      <w:pPr>
-        <w:tabs>
-          <w:tab w:val="num" w:pos="5040"/>
-        </w:tabs>
-        <w:ind w:left="5040" w:hanging="360"/>
-      </w:pPr>
-    </w:lvl>
-    <w:lvl w:ilvl="7" w:tentative="1">
-      <w:start w:val="1"/>
-      <w:numFmt w:val="decimal"/>
-      <w:lvlText w:val="%8."/>
-      <w:lvlJc w:val="left"/>
-      <w:pPr>
-        <w:tabs>
-          <w:tab w:val="num" w:pos="5760"/>
-        </w:tabs>
-        <w:ind w:left="5760" w:hanging="360"/>
-      </w:pPr>
-    </w:lvl>
-    <w:lvl w:ilvl="8" w:tentative="1">
-      <w:start w:val="1"/>
-      <w:numFmt w:val="decimal"/>
-      <w:lvlText w:val="%9."/>
-      <w:lvlJc w:val="left"/>
-      <w:pPr>
-        <w:tabs>
-          <w:tab w:val="num" w:pos="6480"/>
-        </w:tabs>
-        <w:ind w:left="6480" w:hanging="360"/>
-      </w:pPr>
-    </w:lvl>
-  </w:abstractNum>
-  <w:abstractNum w:abstractNumId="26" w15:restartNumberingAfterBreak="0">
-    <w:nsid w:val="7F78738C"/>
-    <w:multiLevelType w:val="multilevel"/>
-    <w:tmpl w:val="4AA29C72"/>
-    <w:lvl w:ilvl="0">
-      <w:start w:val="1"/>
-      <w:numFmt w:val="decimal"/>
-      <w:lvlText w:val="%1."/>
-      <w:lvlJc w:val="left"/>
-      <w:pPr>
-        <w:tabs>
-          <w:tab w:val="num" w:pos="720"/>
-        </w:tabs>
-        <w:ind w:left="720" w:hanging="360"/>
-      </w:pPr>
-    </w:lvl>
-    <w:lvl w:ilvl="1" w:tentative="1">
-      <w:start w:val="1"/>
-      <w:numFmt w:val="decimal"/>
-      <w:lvlText w:val="%2."/>
-      <w:lvlJc w:val="left"/>
-      <w:pPr>
-        <w:tabs>
-          <w:tab w:val="num" w:pos="1440"/>
-        </w:tabs>
-        <w:ind w:left="1440" w:hanging="360"/>
-      </w:pPr>
-    </w:lvl>
-    <w:lvl w:ilvl="2" w:tentative="1">
-      <w:start w:val="1"/>
-      <w:numFmt w:val="decimal"/>
-      <w:lvlText w:val="%3."/>
-      <w:lvlJc w:val="left"/>
-      <w:pPr>
-        <w:tabs>
-          <w:tab w:val="num" w:pos="2160"/>
-        </w:tabs>
-        <w:ind w:left="2160" w:hanging="360"/>
-      </w:pPr>
-    </w:lvl>
-    <w:lvl w:ilvl="3" w:tentative="1">
-      <w:start w:val="1"/>
-      <w:numFmt w:val="decimal"/>
-      <w:lvlText w:val="%4."/>
-      <w:lvlJc w:val="left"/>
-      <w:pPr>
-        <w:tabs>
-          <w:tab w:val="num" w:pos="2880"/>
-        </w:tabs>
-        <w:ind w:left="2880" w:hanging="360"/>
-      </w:pPr>
-    </w:lvl>
-    <w:lvl w:ilvl="4" w:tentative="1">
-      <w:start w:val="1"/>
-      <w:numFmt w:val="decimal"/>
-      <w:lvlText w:val="%5."/>
-      <w:lvlJc w:val="left"/>
-      <w:pPr>
-        <w:tabs>
-          <w:tab w:val="num" w:pos="3600"/>
-        </w:tabs>
-        <w:ind w:left="3600" w:hanging="360"/>
-      </w:pPr>
-    </w:lvl>
-    <w:lvl w:ilvl="5" w:tentative="1">
-      <w:start w:val="1"/>
-      <w:numFmt w:val="decimal"/>
-      <w:lvlText w:val="%6."/>
-      <w:lvlJc w:val="left"/>
-      <w:pPr>
-        <w:tabs>
-          <w:tab w:val="num" w:pos="4320"/>
-        </w:tabs>
-        <w:ind w:left="4320" w:hanging="360"/>
-      </w:pPr>
-    </w:lvl>
-    <w:lvl w:ilvl="6" w:tentative="1">
-      <w:start w:val="1"/>
-      <w:numFmt w:val="decimal"/>
-      <w:lvlText w:val="%7."/>
-      <w:lvlJc w:val="left"/>
-      <w:pPr>
-        <w:tabs>
-          <w:tab w:val="num" w:pos="5040"/>
-        </w:tabs>
-        <w:ind w:left="5040" w:hanging="360"/>
-      </w:pPr>
-    </w:lvl>
-    <w:lvl w:ilvl="7" w:tentative="1">
-      <w:start w:val="1"/>
-      <w:numFmt w:val="decimal"/>
-      <w:lvlText w:val="%8."/>
-      <w:lvlJc w:val="left"/>
-      <w:pPr>
-        <w:tabs>
-          <w:tab w:val="num" w:pos="5760"/>
-        </w:tabs>
-        <w:ind w:left="5760" w:hanging="360"/>
-      </w:pPr>
-    </w:lvl>
-    <w:lvl w:ilvl="8" w:tentative="1">
-      <w:start w:val="1"/>
-      <w:numFmt w:val="decimal"/>
-      <w:lvlText w:val="%9."/>
-      <w:lvlJc w:val="left"/>
-      <w:pPr>
-        <w:tabs>
-          <w:tab w:val="num" w:pos="6480"/>
-        </w:tabs>
-        <w:ind w:left="6480" w:hanging="360"/>
-      </w:pPr>
-    </w:lvl>
-  </w:abstractNum>
-  <w:num w:numId="1" w16cid:durableId="528642265">
+  <w:num w:numId="1" w16cid:durableId="1202981096">
+    <w:abstractNumId w:val="12"/>
+  </w:num>
+  <w:num w:numId="2" w16cid:durableId="797453472">
+    <w:abstractNumId w:val="17"/>
+  </w:num>
+  <w:num w:numId="3" w16cid:durableId="1526602625">
+    <w:abstractNumId w:val="26"/>
+  </w:num>
+  <w:num w:numId="4" w16cid:durableId="1441683856">
+    <w:abstractNumId w:val="21"/>
+  </w:num>
+  <w:num w:numId="5" w16cid:durableId="1689059610">
+    <w:abstractNumId w:val="3"/>
+  </w:num>
+  <w:num w:numId="6" w16cid:durableId="1288463243">
+    <w:abstractNumId w:val="20"/>
+  </w:num>
+  <w:num w:numId="7" w16cid:durableId="406418272">
+    <w:abstractNumId w:val="0"/>
+  </w:num>
+  <w:num w:numId="8" w16cid:durableId="130901958">
+    <w:abstractNumId w:val="22"/>
+  </w:num>
+  <w:num w:numId="9" w16cid:durableId="1498230611">
+    <w:abstractNumId w:val="23"/>
+  </w:num>
+  <w:num w:numId="10" w16cid:durableId="440539150">
+    <w:abstractNumId w:val="27"/>
+  </w:num>
+  <w:num w:numId="11" w16cid:durableId="1716924303">
+    <w:abstractNumId w:val="2"/>
+  </w:num>
+  <w:num w:numId="12" w16cid:durableId="1249970474">
+    <w:abstractNumId w:val="9"/>
+  </w:num>
+  <w:num w:numId="13" w16cid:durableId="82799024">
+    <w:abstractNumId w:val="8"/>
+  </w:num>
+  <w:num w:numId="14" w16cid:durableId="351686456">
+    <w:abstractNumId w:val="13"/>
+  </w:num>
+  <w:num w:numId="15" w16cid:durableId="176777740">
+    <w:abstractNumId w:val="24"/>
+  </w:num>
+  <w:num w:numId="16" w16cid:durableId="1198468380">
+    <w:abstractNumId w:val="1"/>
+  </w:num>
+  <w:num w:numId="17" w16cid:durableId="2079940345">
+    <w:abstractNumId w:val="14"/>
+  </w:num>
+  <w:num w:numId="18" w16cid:durableId="1816794641">
+    <w:abstractNumId w:val="6"/>
+  </w:num>
+  <w:num w:numId="19" w16cid:durableId="1323848040">
+    <w:abstractNumId w:val="4"/>
+  </w:num>
+  <w:num w:numId="20" w16cid:durableId="498231227">
+    <w:abstractNumId w:val="10"/>
+  </w:num>
+  <w:num w:numId="21" w16cid:durableId="1400596151">
+    <w:abstractNumId w:val="11"/>
+  </w:num>
+  <w:num w:numId="22" w16cid:durableId="1514491900">
+    <w:abstractNumId w:val="16"/>
+  </w:num>
+  <w:num w:numId="23" w16cid:durableId="1901672290">
+    <w:abstractNumId w:val="5"/>
+  </w:num>
+  <w:num w:numId="24" w16cid:durableId="172308585">
+    <w:abstractNumId w:val="25"/>
+  </w:num>
+  <w:num w:numId="25" w16cid:durableId="2094542823">
     <w:abstractNumId w:val="18"/>
   </w:num>
-  <w:num w:numId="2" w16cid:durableId="1310593934">
-    <w:abstractNumId w:val="24"/>
+  <w:num w:numId="26" w16cid:durableId="1435787601">
+    <w:abstractNumId w:val="19"/>
   </w:num>
-  <w:num w:numId="3" w16cid:durableId="1193959356">
-    <w:abstractNumId w:val="23"/>
-  </w:num>
-  <w:num w:numId="4" w16cid:durableId="1213929841">
-    <w:abstractNumId w:val="4"/>
-  </w:num>
-  <w:num w:numId="5" w16cid:durableId="1993411951">
-    <w:abstractNumId w:val="16"/>
-  </w:num>
-  <w:num w:numId="6" w16cid:durableId="1581449639">
-    <w:abstractNumId w:val="0"/>
-  </w:num>
-  <w:num w:numId="7" w16cid:durableId="606231173">
-    <w:abstractNumId w:val="3"/>
-  </w:num>
-  <w:num w:numId="8" w16cid:durableId="1624925553">
-    <w:abstractNumId w:val="22"/>
-  </w:num>
-  <w:num w:numId="9" w16cid:durableId="688604016">
-    <w:abstractNumId w:val="26"/>
-  </w:num>
-  <w:num w:numId="10" w16cid:durableId="234246246">
+  <w:num w:numId="27" w16cid:durableId="307905315">
     <w:abstractNumId w:val="7"/>
   </w:num>
-  <w:num w:numId="11" w16cid:durableId="933636728">
-    <w:abstractNumId w:val="9"/>
-  </w:num>
-  <w:num w:numId="12" w16cid:durableId="947661966">
-    <w:abstractNumId w:val="1"/>
-  </w:num>
-  <w:num w:numId="13" w16cid:durableId="1742869772">
-    <w:abstractNumId w:val="5"/>
-  </w:num>
-  <w:num w:numId="14" w16cid:durableId="1650133250">
-    <w:abstractNumId w:val="10"/>
-  </w:num>
-  <w:num w:numId="15" w16cid:durableId="841972885">
-    <w:abstractNumId w:val="6"/>
-  </w:num>
-  <w:num w:numId="16" w16cid:durableId="656569522">
+  <w:num w:numId="28" w16cid:durableId="1377437364">
     <w:abstractNumId w:val="15"/>
-  </w:num>
-  <w:num w:numId="17" w16cid:durableId="1137838983">
-    <w:abstractNumId w:val="8"/>
-  </w:num>
-  <w:num w:numId="18" w16cid:durableId="1816676693">
-    <w:abstractNumId w:val="19"/>
-  </w:num>
-  <w:num w:numId="19" w16cid:durableId="1466896496">
-    <w:abstractNumId w:val="25"/>
-  </w:num>
-  <w:num w:numId="20" w16cid:durableId="953900374">
-    <w:abstractNumId w:val="14"/>
-  </w:num>
-  <w:num w:numId="21" w16cid:durableId="1666470361">
-    <w:abstractNumId w:val="20"/>
-  </w:num>
-  <w:num w:numId="22" w16cid:durableId="1738433011">
-    <w:abstractNumId w:val="13"/>
-  </w:num>
-  <w:num w:numId="23" w16cid:durableId="1093353344">
-    <w:abstractNumId w:val="21"/>
-  </w:num>
-  <w:num w:numId="24" w16cid:durableId="1449276813">
-    <w:abstractNumId w:val="17"/>
-  </w:num>
-  <w:num w:numId="25" w16cid:durableId="647369029">
-    <w:abstractNumId w:val="11"/>
-  </w:num>
-  <w:num w:numId="26" w16cid:durableId="1196120146">
-    <w:abstractNumId w:val="12"/>
-  </w:num>
-  <w:num w:numId="27" w16cid:durableId="1412042210">
-    <w:abstractNumId w:val="2"/>
   </w:num>
 </w:numbering>
 </file>

--- a/docs/User Manual.docx
+++ b/docs/User Manual.docx
@@ -10868,6 +10868,416 @@
         <w:t>You can't turn off your own account or remove your own main status, and the last active main account is protected.</w:t>
       </w:r>
     </w:p>
+    <w:p>
+      <w:pPr>
+        <w:pStyle w:val="NormalWeb"/>
+        <w:rPr>
+          <w:rFonts w:ascii="Calibri" w:hAnsi="Calibri" w:cs="Calibri"/>
+          <w:color w:val="1A1A1A"/>
+          <w:sz w:val="22"/>
+          <w:szCs w:val="22"/>
+        </w:rPr>
+      </w:pPr>
+      <w:r>
+        <w:rPr>
+          <w:rStyle w:val="Strong"/>
+          <w:rFonts w:ascii="Calibri" w:hAnsi="Calibri" w:cs="Calibri"/>
+          <w:color w:val="1A1A1A"/>
+          <w:sz w:val="22"/>
+          <w:szCs w:val="22"/>
+        </w:rPr>
+        <w:t>Inquiries</w:t>
+      </w:r>
+    </w:p>
+    <w:p>
+      <w:pPr>
+        <w:pStyle w:val="NormalWeb"/>
+        <w:rPr>
+          <w:rFonts w:ascii="Calibri" w:hAnsi="Calibri" w:cs="Calibri"/>
+          <w:color w:val="1A1A1A"/>
+          <w:sz w:val="22"/>
+          <w:szCs w:val="22"/>
+        </w:rPr>
+      </w:pPr>
+      <w:r>
+        <w:rPr>
+          <w:rFonts w:ascii="Calibri" w:hAnsi="Calibri" w:cs="Calibri"/>
+          <w:color w:val="1A1A1A"/>
+          <w:sz w:val="22"/>
+          <w:szCs w:val="22"/>
+        </w:rPr>
+        <w:t xml:space="preserve">Messages from the website Contact form. The tab title shows how many are new, e.g. </w:t>
+      </w:r>
+      <w:r>
+        <w:rPr>
+          <w:rStyle w:val="Emphasis"/>
+          <w:rFonts w:ascii="Calibri" w:hAnsi="Calibri" w:cs="Calibri"/>
+          <w:color w:val="1A1A1A"/>
+          <w:sz w:val="22"/>
+          <w:szCs w:val="22"/>
+        </w:rPr>
+        <w:t>Inquiries (3 new)</w:t>
+      </w:r>
+      <w:r>
+        <w:rPr>
+          <w:rFonts w:ascii="Calibri" w:hAnsi="Calibri" w:cs="Calibri"/>
+          <w:color w:val="1A1A1A"/>
+          <w:sz w:val="22"/>
+          <w:szCs w:val="22"/>
+        </w:rPr>
+        <w:t xml:space="preserve">; new ones are in </w:t>
+      </w:r>
+      <w:r>
+        <w:rPr>
+          <w:rStyle w:val="Strong"/>
+          <w:rFonts w:ascii="Calibri" w:hAnsi="Calibri" w:cs="Calibri"/>
+          <w:color w:val="1A1A1A"/>
+          <w:sz w:val="22"/>
+          <w:szCs w:val="22"/>
+        </w:rPr>
+        <w:t>bold</w:t>
+      </w:r>
+      <w:r>
+        <w:rPr>
+          <w:rFonts w:ascii="Calibri" w:hAnsi="Calibri" w:cs="Calibri"/>
+          <w:color w:val="1A1A1A"/>
+          <w:sz w:val="22"/>
+          <w:szCs w:val="22"/>
+        </w:rPr>
+        <w:t>.</w:t>
+      </w:r>
+    </w:p>
+    <w:p>
+      <w:pPr>
+        <w:numPr>
+          <w:ilvl w:val="0"/>
+          <w:numId w:val="29"/>
+        </w:numPr>
+        <w:spacing w:before="100" w:beforeAutospacing="1" w:after="100" w:afterAutospacing="1"/>
+        <w:rPr>
+          <w:rFonts w:ascii="Calibri" w:eastAsia="Times New Roman" w:hAnsi="Calibri" w:cs="Calibri"/>
+          <w:color w:val="1A1A1A"/>
+          <w:sz w:val="22"/>
+          <w:szCs w:val="22"/>
+        </w:rPr>
+      </w:pPr>
+      <w:r>
+        <w:rPr>
+          <w:rFonts w:ascii="Calibri" w:eastAsia="Times New Roman" w:hAnsi="Calibri" w:cs="Calibri"/>
+          <w:color w:val="1A1A1A"/>
+          <w:sz w:val="22"/>
+          <w:szCs w:val="22"/>
+        </w:rPr>
+        <w:t xml:space="preserve">Use </w:t>
+      </w:r>
+      <w:r>
+        <w:rPr>
+          <w:rStyle w:val="Strong"/>
+          <w:rFonts w:ascii="Calibri" w:eastAsia="Times New Roman" w:hAnsi="Calibri" w:cs="Calibri"/>
+          <w:color w:val="1A1A1A"/>
+          <w:sz w:val="22"/>
+          <w:szCs w:val="22"/>
+        </w:rPr>
+        <w:t>Status</w:t>
+      </w:r>
+      <w:r>
+        <w:rPr>
+          <w:rFonts w:ascii="Calibri" w:eastAsia="Times New Roman" w:hAnsi="Calibri" w:cs="Calibri"/>
+          <w:color w:val="1A1A1A"/>
+          <w:sz w:val="22"/>
+          <w:szCs w:val="22"/>
+        </w:rPr>
+        <w:t xml:space="preserve">, </w:t>
+      </w:r>
+      <w:r>
+        <w:rPr>
+          <w:rStyle w:val="Strong"/>
+          <w:rFonts w:ascii="Calibri" w:eastAsia="Times New Roman" w:hAnsi="Calibri" w:cs="Calibri"/>
+          <w:color w:val="1A1A1A"/>
+          <w:sz w:val="22"/>
+          <w:szCs w:val="22"/>
+        </w:rPr>
+        <w:t>Search</w:t>
+      </w:r>
+      <w:r>
+        <w:rPr>
+          <w:rFonts w:ascii="Calibri" w:eastAsia="Times New Roman" w:hAnsi="Calibri" w:cs="Calibri"/>
+          <w:color w:val="1A1A1A"/>
+          <w:sz w:val="22"/>
+          <w:szCs w:val="22"/>
+        </w:rPr>
+        <w:t xml:space="preserve"> (name, email, phone or location) and </w:t>
+      </w:r>
+      <w:r>
+        <w:rPr>
+          <w:rStyle w:val="Strong"/>
+          <w:rFonts w:ascii="Calibri" w:eastAsia="Times New Roman" w:hAnsi="Calibri" w:cs="Calibri"/>
+          <w:color w:val="1A1A1A"/>
+          <w:sz w:val="22"/>
+          <w:szCs w:val="22"/>
+        </w:rPr>
+        <w:t>From</w:t>
+      </w:r>
+      <w:r>
+        <w:rPr>
+          <w:rFonts w:ascii="Calibri" w:eastAsia="Times New Roman" w:hAnsi="Calibri" w:cs="Calibri"/>
+          <w:color w:val="1A1A1A"/>
+          <w:sz w:val="22"/>
+          <w:szCs w:val="22"/>
+        </w:rPr>
+        <w:t xml:space="preserve"> / </w:t>
+      </w:r>
+      <w:r>
+        <w:rPr>
+          <w:rStyle w:val="Strong"/>
+          <w:rFonts w:ascii="Calibri" w:eastAsia="Times New Roman" w:hAnsi="Calibri" w:cs="Calibri"/>
+          <w:color w:val="1A1A1A"/>
+          <w:sz w:val="22"/>
+          <w:szCs w:val="22"/>
+        </w:rPr>
+        <w:t>To</w:t>
+      </w:r>
+      <w:r>
+        <w:rPr>
+          <w:rFonts w:ascii="Calibri" w:eastAsia="Times New Roman" w:hAnsi="Calibri" w:cs="Calibri"/>
+          <w:color w:val="1A1A1A"/>
+          <w:sz w:val="22"/>
+          <w:szCs w:val="22"/>
+        </w:rPr>
+        <w:t xml:space="preserve"> to find messages. </w:t>
+      </w:r>
+      <w:r>
+        <w:rPr>
+          <w:rStyle w:val="Strong"/>
+          <w:rFonts w:ascii="Calibri" w:eastAsia="Times New Roman" w:hAnsi="Calibri" w:cs="Calibri"/>
+          <w:color w:val="1A1A1A"/>
+          <w:sz w:val="22"/>
+          <w:szCs w:val="22"/>
+        </w:rPr>
+        <w:t>Refresh</w:t>
+      </w:r>
+      <w:r>
+        <w:rPr>
+          <w:rFonts w:ascii="Calibri" w:eastAsia="Times New Roman" w:hAnsi="Calibri" w:cs="Calibri"/>
+          <w:color w:val="1A1A1A"/>
+          <w:sz w:val="22"/>
+          <w:szCs w:val="22"/>
+        </w:rPr>
+        <w:t xml:space="preserve"> loads the newest.</w:t>
+      </w:r>
+    </w:p>
+    <w:p>
+      <w:pPr>
+        <w:numPr>
+          <w:ilvl w:val="0"/>
+          <w:numId w:val="29"/>
+        </w:numPr>
+        <w:spacing w:before="100" w:beforeAutospacing="1" w:after="100" w:afterAutospacing="1"/>
+        <w:rPr>
+          <w:rFonts w:ascii="Calibri" w:eastAsia="Times New Roman" w:hAnsi="Calibri" w:cs="Calibri"/>
+          <w:color w:val="1A1A1A"/>
+          <w:sz w:val="22"/>
+          <w:szCs w:val="22"/>
+        </w:rPr>
+      </w:pPr>
+      <w:r>
+        <w:rPr>
+          <w:rFonts w:ascii="Calibri" w:eastAsia="Times New Roman" w:hAnsi="Calibri" w:cs="Calibri"/>
+          <w:color w:val="1A1A1A"/>
+          <w:sz w:val="22"/>
+          <w:szCs w:val="22"/>
+        </w:rPr>
+        <w:t>Click an inquiry to read it: name, contact number, email, project location, service and the message.</w:t>
+      </w:r>
+    </w:p>
+    <w:p>
+      <w:pPr>
+        <w:numPr>
+          <w:ilvl w:val="0"/>
+          <w:numId w:val="29"/>
+        </w:numPr>
+        <w:spacing w:before="100" w:beforeAutospacing="1" w:after="100" w:afterAutospacing="1"/>
+        <w:rPr>
+          <w:rFonts w:ascii="Calibri" w:eastAsia="Times New Roman" w:hAnsi="Calibri" w:cs="Calibri"/>
+          <w:color w:val="1A1A1A"/>
+          <w:sz w:val="22"/>
+          <w:szCs w:val="22"/>
+        </w:rPr>
+      </w:pPr>
+      <w:r>
+        <w:rPr>
+          <w:rStyle w:val="Strong"/>
+          <w:rFonts w:ascii="Calibri" w:eastAsia="Times New Roman" w:hAnsi="Calibri" w:cs="Calibri"/>
+          <w:color w:val="1A1A1A"/>
+          <w:sz w:val="22"/>
+          <w:szCs w:val="22"/>
+        </w:rPr>
+        <w:t>Copy Email</w:t>
+      </w:r>
+      <w:r>
+        <w:rPr>
+          <w:rFonts w:ascii="Calibri" w:eastAsia="Times New Roman" w:hAnsi="Calibri" w:cs="Calibri"/>
+          <w:color w:val="1A1A1A"/>
+          <w:sz w:val="22"/>
+          <w:szCs w:val="22"/>
+        </w:rPr>
+        <w:t>, then paste it in Gmail to reply.</w:t>
+      </w:r>
+    </w:p>
+    <w:p>
+      <w:pPr>
+        <w:numPr>
+          <w:ilvl w:val="0"/>
+          <w:numId w:val="29"/>
+        </w:numPr>
+        <w:spacing w:before="100" w:beforeAutospacing="1" w:after="100" w:afterAutospacing="1"/>
+        <w:rPr>
+          <w:rFonts w:ascii="Calibri" w:eastAsia="Times New Roman" w:hAnsi="Calibri" w:cs="Calibri"/>
+          <w:color w:val="1A1A1A"/>
+          <w:sz w:val="22"/>
+          <w:szCs w:val="22"/>
+        </w:rPr>
+      </w:pPr>
+      <w:r>
+        <w:rPr>
+          <w:rFonts w:ascii="Calibri" w:eastAsia="Times New Roman" w:hAnsi="Calibri" w:cs="Calibri"/>
+          <w:color w:val="1A1A1A"/>
+          <w:sz w:val="22"/>
+          <w:szCs w:val="22"/>
+        </w:rPr>
+        <w:t xml:space="preserve">Set the </w:t>
+      </w:r>
+      <w:r>
+        <w:rPr>
+          <w:rStyle w:val="Strong"/>
+          <w:rFonts w:ascii="Calibri" w:eastAsia="Times New Roman" w:hAnsi="Calibri" w:cs="Calibri"/>
+          <w:color w:val="1A1A1A"/>
+          <w:sz w:val="22"/>
+          <w:szCs w:val="22"/>
+        </w:rPr>
+        <w:t>Status</w:t>
+      </w:r>
+      <w:r>
+        <w:rPr>
+          <w:rFonts w:ascii="Calibri" w:eastAsia="Times New Roman" w:hAnsi="Calibri" w:cs="Calibri"/>
+          <w:color w:val="1A1A1A"/>
+          <w:sz w:val="22"/>
+          <w:szCs w:val="22"/>
+        </w:rPr>
+        <w:t xml:space="preserve"> (New, Contacted, Closed) and write </w:t>
+      </w:r>
+      <w:r>
+        <w:rPr>
+          <w:rStyle w:val="Strong"/>
+          <w:rFonts w:ascii="Calibri" w:eastAsia="Times New Roman" w:hAnsi="Calibri" w:cs="Calibri"/>
+          <w:color w:val="1A1A1A"/>
+          <w:sz w:val="22"/>
+          <w:szCs w:val="22"/>
+        </w:rPr>
+        <w:t>Notes</w:t>
+      </w:r>
+      <w:r>
+        <w:rPr>
+          <w:rFonts w:ascii="Calibri" w:eastAsia="Times New Roman" w:hAnsi="Calibri" w:cs="Calibri"/>
+          <w:color w:val="1A1A1A"/>
+          <w:sz w:val="22"/>
+          <w:szCs w:val="22"/>
+        </w:rPr>
+        <w:t xml:space="preserve"> (only you and other Website Admins see them), then click </w:t>
+      </w:r>
+      <w:r>
+        <w:rPr>
+          <w:rStyle w:val="Strong"/>
+          <w:rFonts w:ascii="Calibri" w:eastAsia="Times New Roman" w:hAnsi="Calibri" w:cs="Calibri"/>
+          <w:color w:val="1A1A1A"/>
+          <w:sz w:val="22"/>
+          <w:szCs w:val="22"/>
+        </w:rPr>
+        <w:t>Save</w:t>
+      </w:r>
+      <w:r>
+        <w:rPr>
+          <w:rFonts w:ascii="Calibri" w:eastAsia="Times New Roman" w:hAnsi="Calibri" w:cs="Calibri"/>
+          <w:color w:val="1A1A1A"/>
+          <w:sz w:val="22"/>
+          <w:szCs w:val="22"/>
+        </w:rPr>
+        <w:t xml:space="preserve">, check the changes and click </w:t>
+      </w:r>
+      <w:r>
+        <w:rPr>
+          <w:rStyle w:val="Strong"/>
+          <w:rFonts w:ascii="Calibri" w:eastAsia="Times New Roman" w:hAnsi="Calibri" w:cs="Calibri"/>
+          <w:color w:val="1A1A1A"/>
+          <w:sz w:val="22"/>
+          <w:szCs w:val="22"/>
+        </w:rPr>
+        <w:t>Yes</w:t>
+      </w:r>
+      <w:r>
+        <w:rPr>
+          <w:rFonts w:ascii="Calibri" w:eastAsia="Times New Roman" w:hAnsi="Calibri" w:cs="Calibri"/>
+          <w:color w:val="1A1A1A"/>
+          <w:sz w:val="22"/>
+          <w:szCs w:val="22"/>
+        </w:rPr>
+        <w:t>.</w:t>
+      </w:r>
+    </w:p>
+    <w:p>
+      <w:pPr>
+        <w:numPr>
+          <w:ilvl w:val="0"/>
+          <w:numId w:val="29"/>
+        </w:numPr>
+        <w:spacing w:before="100" w:beforeAutospacing="1" w:after="100" w:afterAutospacing="1"/>
+        <w:rPr>
+          <w:rFonts w:ascii="Calibri" w:eastAsia="Times New Roman" w:hAnsi="Calibri" w:cs="Calibri"/>
+          <w:color w:val="1A1A1A"/>
+          <w:sz w:val="22"/>
+          <w:szCs w:val="22"/>
+        </w:rPr>
+      </w:pPr>
+      <w:r>
+        <w:rPr>
+          <w:rStyle w:val="Strong"/>
+          <w:rFonts w:ascii="Calibri" w:eastAsia="Times New Roman" w:hAnsi="Calibri" w:cs="Calibri"/>
+          <w:color w:val="1A1A1A"/>
+          <w:sz w:val="22"/>
+          <w:szCs w:val="22"/>
+        </w:rPr>
+        <w:t>Export</w:t>
+      </w:r>
+      <w:r>
+        <w:rPr>
+          <w:rFonts w:ascii="Calibri" w:eastAsia="Times New Roman" w:hAnsi="Calibri" w:cs="Calibri"/>
+          <w:color w:val="1A1A1A"/>
+          <w:sz w:val="22"/>
+          <w:szCs w:val="22"/>
+        </w:rPr>
+        <w:t xml:space="preserve"> saves the list to Excel.</w:t>
+      </w:r>
+    </w:p>
+    <w:p>
+      <w:pPr>
+        <w:pStyle w:val="NormalWeb"/>
+        <w:rPr>
+          <w:rFonts w:ascii="Calibri" w:hAnsi="Calibri" w:cs="Calibri"/>
+          <w:color w:val="1A1A1A"/>
+          <w:sz w:val="22"/>
+          <w:szCs w:val="22"/>
+        </w:rPr>
+      </w:pPr>
+      <w:r>
+        <w:rPr>
+          <w:rFonts w:ascii="Calibri" w:hAnsi="Calibri" w:cs="Calibri"/>
+          <w:color w:val="1A1A1A"/>
+          <w:sz w:val="22"/>
+          <w:szCs w:val="22"/>
+        </w:rPr>
+        <w:t>Inquiries are never deleted; close them instead.</w:t>
+      </w:r>
+    </w:p>
     <w:sectPr>
       <w:pgSz w:w="12240" w:h="15840"/>
       <w:pgMar w:top="1440" w:right="1440" w:bottom="1440" w:left="1440" w:header="708" w:footer="708" w:gutter="0"/>
@@ -10881,9 +11291,348 @@
 <file path=word/numbering.xml><?xml version="1.0" encoding="utf-8"?>
 <w:numbering xmlns:wpc="http://schemas.microsoft.com/office/word/2010/wordprocessingCanvas" xmlns:cx="http://schemas.microsoft.com/office/drawing/2014/chartex" xmlns:cx1="http://schemas.microsoft.com/office/drawing/2015/9/8/chartex" xmlns:cx2="http://schemas.microsoft.com/office/drawing/2015/10/21/chartex" xmlns:cx3="http://schemas.microsoft.com/office/drawing/2016/5/9/chartex" xmlns:cx4="http://schemas.microsoft.com/office/drawing/2016/5/10/chartex" xmlns:cx5="http://schemas.microsoft.com/office/drawing/2016/5/11/chartex" xmlns:cx6="http://schemas.microsoft.com/office/drawing/2016/5/12/chartex" xmlns:cx7="http://schemas.microsoft.com/office/drawing/2016/5/13/chartex" xmlns:cx8="http://schemas.microsoft.com/office/drawing/2016/5/14/chartex" xmlns:mc="http://schemas.openxmlformats.org/markup-compatibility/2006" xmlns:aink="http://schemas.microsoft.com/office/drawing/2016/ink" xmlns:am3d="http://schemas.microsoft.com/office/drawing/2017/model3d" xmlns:o="urn:schemas-microsoft-com:office:office" xmlns:oel="http://schemas.microsoft.com/office/2019/extlst" xmlns:r="http://schemas.openxmlformats.org/officeDocument/2006/relationships" xmlns:m="http://schemas.openxmlformats.org/officeDocument/2006/math" xmlns:v="urn:schemas-microsoft-com:vml" xmlns:wp14="http://schemas.microsoft.com/office/word/2010/wordprocessingDrawing" xmlns:wp="http://schemas.openxmlformats.org/drawingml/2006/wordprocessingDrawing" xmlns:w10="urn:schemas-microsoft-com:office:word" xmlns:w="http://schemas.openxmlformats.org/wordprocessingml/2006/main" xmlns:w14="http://schemas.microsoft.com/office/word/2010/wordml" xmlns:w15="http://schemas.microsoft.com/office/word/2012/wordml" xmlns:w16cex="http://schemas.microsoft.com/office/word/2018/wordml/cex" xmlns:w16cid="http://schemas.microsoft.com/office/word/2016/wordml/cid" xmlns:w16="http://schemas.microsoft.com/office/word/2018/wordml" xmlns:w16du="http://schemas.microsoft.com/office/word/2023/wordml/word16du" xmlns:w16sdtdh="http://schemas.microsoft.com/office/word/2020/wordml/sdtdatahash" xmlns:w16sdtfl="http://schemas.microsoft.com/office/word/2024/wordml/sdtformatlock" xmlns:w16se="http://schemas.microsoft.com/office/word/2015/wordml/symex" xmlns:wpg="http://schemas.microsoft.com/office/word/2010/wordprocessingGroup" xmlns:wpi="http://schemas.microsoft.com/office/word/2010/wordprocessingInk" xmlns:wne="http://schemas.microsoft.com/office/word/2006/wordml" xmlns:wps="http://schemas.microsoft.com/office/word/2010/wordprocessingShape" mc:Ignorable="w14 w15 w16se w16cid w16 w16cex w16sdtdh w16sdtfl w16du wp14">
   <w:abstractNum w:abstractNumId="0" w15:restartNumberingAfterBreak="0">
-    <w:nsid w:val="087D4B71"/>
+    <w:nsid w:val="012637BB"/>
     <w:multiLevelType w:val="multilevel"/>
-    <w:tmpl w:val="C0A64674"/>
+    <w:tmpl w:val="77C4222E"/>
+    <w:lvl w:ilvl="0">
+      <w:start w:val="1"/>
+      <w:numFmt w:val="decimal"/>
+      <w:lvlText w:val="%1."/>
+      <w:lvlJc w:val="left"/>
+      <w:pPr>
+        <w:tabs>
+          <w:tab w:val="num" w:pos="720"/>
+        </w:tabs>
+        <w:ind w:left="720" w:hanging="360"/>
+      </w:pPr>
+    </w:lvl>
+    <w:lvl w:ilvl="1" w:tentative="1">
+      <w:start w:val="1"/>
+      <w:numFmt w:val="decimal"/>
+      <w:lvlText w:val="%2."/>
+      <w:lvlJc w:val="left"/>
+      <w:pPr>
+        <w:tabs>
+          <w:tab w:val="num" w:pos="1440"/>
+        </w:tabs>
+        <w:ind w:left="1440" w:hanging="360"/>
+      </w:pPr>
+    </w:lvl>
+    <w:lvl w:ilvl="2" w:tentative="1">
+      <w:start w:val="1"/>
+      <w:numFmt w:val="decimal"/>
+      <w:lvlText w:val="%3."/>
+      <w:lvlJc w:val="left"/>
+      <w:pPr>
+        <w:tabs>
+          <w:tab w:val="num" w:pos="2160"/>
+        </w:tabs>
+        <w:ind w:left="2160" w:hanging="360"/>
+      </w:pPr>
+    </w:lvl>
+    <w:lvl w:ilvl="3" w:tentative="1">
+      <w:start w:val="1"/>
+      <w:numFmt w:val="decimal"/>
+      <w:lvlText w:val="%4."/>
+      <w:lvlJc w:val="left"/>
+      <w:pPr>
+        <w:tabs>
+          <w:tab w:val="num" w:pos="2880"/>
+        </w:tabs>
+        <w:ind w:left="2880" w:hanging="360"/>
+      </w:pPr>
+    </w:lvl>
+    <w:lvl w:ilvl="4" w:tentative="1">
+      <w:start w:val="1"/>
+      <w:numFmt w:val="decimal"/>
+      <w:lvlText w:val="%5."/>
+      <w:lvlJc w:val="left"/>
+      <w:pPr>
+        <w:tabs>
+          <w:tab w:val="num" w:pos="3600"/>
+        </w:tabs>
+        <w:ind w:left="3600" w:hanging="360"/>
+      </w:pPr>
+    </w:lvl>
+    <w:lvl w:ilvl="5" w:tentative="1">
+      <w:start w:val="1"/>
+      <w:numFmt w:val="decimal"/>
+      <w:lvlText w:val="%6."/>
+      <w:lvlJc w:val="left"/>
+      <w:pPr>
+        <w:tabs>
+          <w:tab w:val="num" w:pos="4320"/>
+        </w:tabs>
+        <w:ind w:left="4320" w:hanging="360"/>
+      </w:pPr>
+    </w:lvl>
+    <w:lvl w:ilvl="6" w:tentative="1">
+      <w:start w:val="1"/>
+      <w:numFmt w:val="decimal"/>
+      <w:lvlText w:val="%7."/>
+      <w:lvlJc w:val="left"/>
+      <w:pPr>
+        <w:tabs>
+          <w:tab w:val="num" w:pos="5040"/>
+        </w:tabs>
+        <w:ind w:left="5040" w:hanging="360"/>
+      </w:pPr>
+    </w:lvl>
+    <w:lvl w:ilvl="7" w:tentative="1">
+      <w:start w:val="1"/>
+      <w:numFmt w:val="decimal"/>
+      <w:lvlText w:val="%8."/>
+      <w:lvlJc w:val="left"/>
+      <w:pPr>
+        <w:tabs>
+          <w:tab w:val="num" w:pos="5760"/>
+        </w:tabs>
+        <w:ind w:left="5760" w:hanging="360"/>
+      </w:pPr>
+    </w:lvl>
+    <w:lvl w:ilvl="8" w:tentative="1">
+      <w:start w:val="1"/>
+      <w:numFmt w:val="decimal"/>
+      <w:lvlText w:val="%9."/>
+      <w:lvlJc w:val="left"/>
+      <w:pPr>
+        <w:tabs>
+          <w:tab w:val="num" w:pos="6480"/>
+        </w:tabs>
+        <w:ind w:left="6480" w:hanging="360"/>
+      </w:pPr>
+    </w:lvl>
+  </w:abstractNum>
+  <w:abstractNum w:abstractNumId="1" w15:restartNumberingAfterBreak="0">
+    <w:nsid w:val="03AD2241"/>
+    <w:multiLevelType w:val="multilevel"/>
+    <w:tmpl w:val="C540E0C4"/>
+    <w:lvl w:ilvl="0">
+      <w:start w:val="1"/>
+      <w:numFmt w:val="decimal"/>
+      <w:lvlText w:val="%1."/>
+      <w:lvlJc w:val="left"/>
+      <w:pPr>
+        <w:tabs>
+          <w:tab w:val="num" w:pos="720"/>
+        </w:tabs>
+        <w:ind w:left="720" w:hanging="360"/>
+      </w:pPr>
+    </w:lvl>
+    <w:lvl w:ilvl="1" w:tentative="1">
+      <w:start w:val="1"/>
+      <w:numFmt w:val="decimal"/>
+      <w:lvlText w:val="%2."/>
+      <w:lvlJc w:val="left"/>
+      <w:pPr>
+        <w:tabs>
+          <w:tab w:val="num" w:pos="1440"/>
+        </w:tabs>
+        <w:ind w:left="1440" w:hanging="360"/>
+      </w:pPr>
+    </w:lvl>
+    <w:lvl w:ilvl="2" w:tentative="1">
+      <w:start w:val="1"/>
+      <w:numFmt w:val="decimal"/>
+      <w:lvlText w:val="%3."/>
+      <w:lvlJc w:val="left"/>
+      <w:pPr>
+        <w:tabs>
+          <w:tab w:val="num" w:pos="2160"/>
+        </w:tabs>
+        <w:ind w:left="2160" w:hanging="360"/>
+      </w:pPr>
+    </w:lvl>
+    <w:lvl w:ilvl="3" w:tentative="1">
+      <w:start w:val="1"/>
+      <w:numFmt w:val="decimal"/>
+      <w:lvlText w:val="%4."/>
+      <w:lvlJc w:val="left"/>
+      <w:pPr>
+        <w:tabs>
+          <w:tab w:val="num" w:pos="2880"/>
+        </w:tabs>
+        <w:ind w:left="2880" w:hanging="360"/>
+      </w:pPr>
+    </w:lvl>
+    <w:lvl w:ilvl="4" w:tentative="1">
+      <w:start w:val="1"/>
+      <w:numFmt w:val="decimal"/>
+      <w:lvlText w:val="%5."/>
+      <w:lvlJc w:val="left"/>
+      <w:pPr>
+        <w:tabs>
+          <w:tab w:val="num" w:pos="3600"/>
+        </w:tabs>
+        <w:ind w:left="3600" w:hanging="360"/>
+      </w:pPr>
+    </w:lvl>
+    <w:lvl w:ilvl="5" w:tentative="1">
+      <w:start w:val="1"/>
+      <w:numFmt w:val="decimal"/>
+      <w:lvlText w:val="%6."/>
+      <w:lvlJc w:val="left"/>
+      <w:pPr>
+        <w:tabs>
+          <w:tab w:val="num" w:pos="4320"/>
+        </w:tabs>
+        <w:ind w:left="4320" w:hanging="360"/>
+      </w:pPr>
+    </w:lvl>
+    <w:lvl w:ilvl="6" w:tentative="1">
+      <w:start w:val="1"/>
+      <w:numFmt w:val="decimal"/>
+      <w:lvlText w:val="%7."/>
+      <w:lvlJc w:val="left"/>
+      <w:pPr>
+        <w:tabs>
+          <w:tab w:val="num" w:pos="5040"/>
+        </w:tabs>
+        <w:ind w:left="5040" w:hanging="360"/>
+      </w:pPr>
+    </w:lvl>
+    <w:lvl w:ilvl="7" w:tentative="1">
+      <w:start w:val="1"/>
+      <w:numFmt w:val="decimal"/>
+      <w:lvlText w:val="%8."/>
+      <w:lvlJc w:val="left"/>
+      <w:pPr>
+        <w:tabs>
+          <w:tab w:val="num" w:pos="5760"/>
+        </w:tabs>
+        <w:ind w:left="5760" w:hanging="360"/>
+      </w:pPr>
+    </w:lvl>
+    <w:lvl w:ilvl="8" w:tentative="1">
+      <w:start w:val="1"/>
+      <w:numFmt w:val="decimal"/>
+      <w:lvlText w:val="%9."/>
+      <w:lvlJc w:val="left"/>
+      <w:pPr>
+        <w:tabs>
+          <w:tab w:val="num" w:pos="6480"/>
+        </w:tabs>
+        <w:ind w:left="6480" w:hanging="360"/>
+      </w:pPr>
+    </w:lvl>
+  </w:abstractNum>
+  <w:abstractNum w:abstractNumId="2" w15:restartNumberingAfterBreak="0">
+    <w:nsid w:val="0BDD59DE"/>
+    <w:multiLevelType w:val="multilevel"/>
+    <w:tmpl w:val="A9D873E0"/>
+    <w:lvl w:ilvl="0">
+      <w:start w:val="1"/>
+      <w:numFmt w:val="decimal"/>
+      <w:lvlText w:val="%1."/>
+      <w:lvlJc w:val="left"/>
+      <w:pPr>
+        <w:tabs>
+          <w:tab w:val="num" w:pos="720"/>
+        </w:tabs>
+        <w:ind w:left="720" w:hanging="360"/>
+      </w:pPr>
+    </w:lvl>
+    <w:lvl w:ilvl="1" w:tentative="1">
+      <w:start w:val="1"/>
+      <w:numFmt w:val="decimal"/>
+      <w:lvlText w:val="%2."/>
+      <w:lvlJc w:val="left"/>
+      <w:pPr>
+        <w:tabs>
+          <w:tab w:val="num" w:pos="1440"/>
+        </w:tabs>
+        <w:ind w:left="1440" w:hanging="360"/>
+      </w:pPr>
+    </w:lvl>
+    <w:lvl w:ilvl="2" w:tentative="1">
+      <w:start w:val="1"/>
+      <w:numFmt w:val="decimal"/>
+      <w:lvlText w:val="%3."/>
+      <w:lvlJc w:val="left"/>
+      <w:pPr>
+        <w:tabs>
+          <w:tab w:val="num" w:pos="2160"/>
+        </w:tabs>
+        <w:ind w:left="2160" w:hanging="360"/>
+      </w:pPr>
+    </w:lvl>
+    <w:lvl w:ilvl="3" w:tentative="1">
+      <w:start w:val="1"/>
+      <w:numFmt w:val="decimal"/>
+      <w:lvlText w:val="%4."/>
+      <w:lvlJc w:val="left"/>
+      <w:pPr>
+        <w:tabs>
+          <w:tab w:val="num" w:pos="2880"/>
+        </w:tabs>
+        <w:ind w:left="2880" w:hanging="360"/>
+      </w:pPr>
+    </w:lvl>
+    <w:lvl w:ilvl="4" w:tentative="1">
+      <w:start w:val="1"/>
+      <w:numFmt w:val="decimal"/>
+      <w:lvlText w:val="%5."/>
+      <w:lvlJc w:val="left"/>
+      <w:pPr>
+        <w:tabs>
+          <w:tab w:val="num" w:pos="3600"/>
+        </w:tabs>
+        <w:ind w:left="3600" w:hanging="360"/>
+      </w:pPr>
+    </w:lvl>
+    <w:lvl w:ilvl="5" w:tentative="1">
+      <w:start w:val="1"/>
+      <w:numFmt w:val="decimal"/>
+      <w:lvlText w:val="%6."/>
+      <w:lvlJc w:val="left"/>
+      <w:pPr>
+        <w:tabs>
+          <w:tab w:val="num" w:pos="4320"/>
+        </w:tabs>
+        <w:ind w:left="4320" w:hanging="360"/>
+      </w:pPr>
+    </w:lvl>
+    <w:lvl w:ilvl="6" w:tentative="1">
+      <w:start w:val="1"/>
+      <w:numFmt w:val="decimal"/>
+      <w:lvlText w:val="%7."/>
+      <w:lvlJc w:val="left"/>
+      <w:pPr>
+        <w:tabs>
+          <w:tab w:val="num" w:pos="5040"/>
+        </w:tabs>
+        <w:ind w:left="5040" w:hanging="360"/>
+      </w:pPr>
+    </w:lvl>
+    <w:lvl w:ilvl="7" w:tentative="1">
+      <w:start w:val="1"/>
+      <w:numFmt w:val="decimal"/>
+      <w:lvlText w:val="%8."/>
+      <w:lvlJc w:val="left"/>
+      <w:pPr>
+        <w:tabs>
+          <w:tab w:val="num" w:pos="5760"/>
+        </w:tabs>
+        <w:ind w:left="5760" w:hanging="360"/>
+      </w:pPr>
+    </w:lvl>
+    <w:lvl w:ilvl="8" w:tentative="1">
+      <w:start w:val="1"/>
+      <w:numFmt w:val="decimal"/>
+      <w:lvlText w:val="%9."/>
+      <w:lvlJc w:val="left"/>
+      <w:pPr>
+        <w:tabs>
+          <w:tab w:val="num" w:pos="6480"/>
+        </w:tabs>
+        <w:ind w:left="6480" w:hanging="360"/>
+      </w:pPr>
+    </w:lvl>
+  </w:abstractNum>
+  <w:abstractNum w:abstractNumId="3" w15:restartNumberingAfterBreak="0">
+    <w:nsid w:val="134453C9"/>
+    <w:multiLevelType w:val="multilevel"/>
+    <w:tmpl w:val="F7840E42"/>
     <w:lvl w:ilvl="0">
       <w:start w:val="1"/>
       <w:numFmt w:val="bullet"/>
@@ -11029,10 +11778,10 @@
       </w:rPr>
     </w:lvl>
   </w:abstractNum>
-  <w:abstractNum w:abstractNumId="1" w15:restartNumberingAfterBreak="0">
-    <w:nsid w:val="0A6F0194"/>
+  <w:abstractNum w:abstractNumId="4" w15:restartNumberingAfterBreak="0">
+    <w:nsid w:val="14B106BA"/>
     <w:multiLevelType w:val="multilevel"/>
-    <w:tmpl w:val="7C508840"/>
+    <w:tmpl w:val="92EE22A8"/>
     <w:lvl w:ilvl="0">
       <w:start w:val="1"/>
       <w:numFmt w:val="decimal"/>
@@ -11142,10 +11891,349 @@
       </w:pPr>
     </w:lvl>
   </w:abstractNum>
-  <w:abstractNum w:abstractNumId="2" w15:restartNumberingAfterBreak="0">
-    <w:nsid w:val="141220D1"/>
+  <w:abstractNum w:abstractNumId="5" w15:restartNumberingAfterBreak="0">
+    <w:nsid w:val="16A60F0E"/>
     <w:multiLevelType w:val="multilevel"/>
-    <w:tmpl w:val="4FDAF1EE"/>
+    <w:tmpl w:val="9BAA790E"/>
+    <w:lvl w:ilvl="0">
+      <w:start w:val="1"/>
+      <w:numFmt w:val="decimal"/>
+      <w:lvlText w:val="%1."/>
+      <w:lvlJc w:val="left"/>
+      <w:pPr>
+        <w:tabs>
+          <w:tab w:val="num" w:pos="720"/>
+        </w:tabs>
+        <w:ind w:left="720" w:hanging="360"/>
+      </w:pPr>
+    </w:lvl>
+    <w:lvl w:ilvl="1" w:tentative="1">
+      <w:start w:val="1"/>
+      <w:numFmt w:val="decimal"/>
+      <w:lvlText w:val="%2."/>
+      <w:lvlJc w:val="left"/>
+      <w:pPr>
+        <w:tabs>
+          <w:tab w:val="num" w:pos="1440"/>
+        </w:tabs>
+        <w:ind w:left="1440" w:hanging="360"/>
+      </w:pPr>
+    </w:lvl>
+    <w:lvl w:ilvl="2" w:tentative="1">
+      <w:start w:val="1"/>
+      <w:numFmt w:val="decimal"/>
+      <w:lvlText w:val="%3."/>
+      <w:lvlJc w:val="left"/>
+      <w:pPr>
+        <w:tabs>
+          <w:tab w:val="num" w:pos="2160"/>
+        </w:tabs>
+        <w:ind w:left="2160" w:hanging="360"/>
+      </w:pPr>
+    </w:lvl>
+    <w:lvl w:ilvl="3" w:tentative="1">
+      <w:start w:val="1"/>
+      <w:numFmt w:val="decimal"/>
+      <w:lvlText w:val="%4."/>
+      <w:lvlJc w:val="left"/>
+      <w:pPr>
+        <w:tabs>
+          <w:tab w:val="num" w:pos="2880"/>
+        </w:tabs>
+        <w:ind w:left="2880" w:hanging="360"/>
+      </w:pPr>
+    </w:lvl>
+    <w:lvl w:ilvl="4" w:tentative="1">
+      <w:start w:val="1"/>
+      <w:numFmt w:val="decimal"/>
+      <w:lvlText w:val="%5."/>
+      <w:lvlJc w:val="left"/>
+      <w:pPr>
+        <w:tabs>
+          <w:tab w:val="num" w:pos="3600"/>
+        </w:tabs>
+        <w:ind w:left="3600" w:hanging="360"/>
+      </w:pPr>
+    </w:lvl>
+    <w:lvl w:ilvl="5" w:tentative="1">
+      <w:start w:val="1"/>
+      <w:numFmt w:val="decimal"/>
+      <w:lvlText w:val="%6."/>
+      <w:lvlJc w:val="left"/>
+      <w:pPr>
+        <w:tabs>
+          <w:tab w:val="num" w:pos="4320"/>
+        </w:tabs>
+        <w:ind w:left="4320" w:hanging="360"/>
+      </w:pPr>
+    </w:lvl>
+    <w:lvl w:ilvl="6" w:tentative="1">
+      <w:start w:val="1"/>
+      <w:numFmt w:val="decimal"/>
+      <w:lvlText w:val="%7."/>
+      <w:lvlJc w:val="left"/>
+      <w:pPr>
+        <w:tabs>
+          <w:tab w:val="num" w:pos="5040"/>
+        </w:tabs>
+        <w:ind w:left="5040" w:hanging="360"/>
+      </w:pPr>
+    </w:lvl>
+    <w:lvl w:ilvl="7" w:tentative="1">
+      <w:start w:val="1"/>
+      <w:numFmt w:val="decimal"/>
+      <w:lvlText w:val="%8."/>
+      <w:lvlJc w:val="left"/>
+      <w:pPr>
+        <w:tabs>
+          <w:tab w:val="num" w:pos="5760"/>
+        </w:tabs>
+        <w:ind w:left="5760" w:hanging="360"/>
+      </w:pPr>
+    </w:lvl>
+    <w:lvl w:ilvl="8" w:tentative="1">
+      <w:start w:val="1"/>
+      <w:numFmt w:val="decimal"/>
+      <w:lvlText w:val="%9."/>
+      <w:lvlJc w:val="left"/>
+      <w:pPr>
+        <w:tabs>
+          <w:tab w:val="num" w:pos="6480"/>
+        </w:tabs>
+        <w:ind w:left="6480" w:hanging="360"/>
+      </w:pPr>
+    </w:lvl>
+  </w:abstractNum>
+  <w:abstractNum w:abstractNumId="6" w15:restartNumberingAfterBreak="0">
+    <w:nsid w:val="17B371D1"/>
+    <w:multiLevelType w:val="multilevel"/>
+    <w:tmpl w:val="72E4EF88"/>
+    <w:lvl w:ilvl="0">
+      <w:start w:val="1"/>
+      <w:numFmt w:val="decimal"/>
+      <w:lvlText w:val="%1."/>
+      <w:lvlJc w:val="left"/>
+      <w:pPr>
+        <w:tabs>
+          <w:tab w:val="num" w:pos="720"/>
+        </w:tabs>
+        <w:ind w:left="720" w:hanging="360"/>
+      </w:pPr>
+    </w:lvl>
+    <w:lvl w:ilvl="1" w:tentative="1">
+      <w:start w:val="1"/>
+      <w:numFmt w:val="decimal"/>
+      <w:lvlText w:val="%2."/>
+      <w:lvlJc w:val="left"/>
+      <w:pPr>
+        <w:tabs>
+          <w:tab w:val="num" w:pos="1440"/>
+        </w:tabs>
+        <w:ind w:left="1440" w:hanging="360"/>
+      </w:pPr>
+    </w:lvl>
+    <w:lvl w:ilvl="2" w:tentative="1">
+      <w:start w:val="1"/>
+      <w:numFmt w:val="decimal"/>
+      <w:lvlText w:val="%3."/>
+      <w:lvlJc w:val="left"/>
+      <w:pPr>
+        <w:tabs>
+          <w:tab w:val="num" w:pos="2160"/>
+        </w:tabs>
+        <w:ind w:left="2160" w:hanging="360"/>
+      </w:pPr>
+    </w:lvl>
+    <w:lvl w:ilvl="3" w:tentative="1">
+      <w:start w:val="1"/>
+      <w:numFmt w:val="decimal"/>
+      <w:lvlText w:val="%4."/>
+      <w:lvlJc w:val="left"/>
+      <w:pPr>
+        <w:tabs>
+          <w:tab w:val="num" w:pos="2880"/>
+        </w:tabs>
+        <w:ind w:left="2880" w:hanging="360"/>
+      </w:pPr>
+    </w:lvl>
+    <w:lvl w:ilvl="4" w:tentative="1">
+      <w:start w:val="1"/>
+      <w:numFmt w:val="decimal"/>
+      <w:lvlText w:val="%5."/>
+      <w:lvlJc w:val="left"/>
+      <w:pPr>
+        <w:tabs>
+          <w:tab w:val="num" w:pos="3600"/>
+        </w:tabs>
+        <w:ind w:left="3600" w:hanging="360"/>
+      </w:pPr>
+    </w:lvl>
+    <w:lvl w:ilvl="5" w:tentative="1">
+      <w:start w:val="1"/>
+      <w:numFmt w:val="decimal"/>
+      <w:lvlText w:val="%6."/>
+      <w:lvlJc w:val="left"/>
+      <w:pPr>
+        <w:tabs>
+          <w:tab w:val="num" w:pos="4320"/>
+        </w:tabs>
+        <w:ind w:left="4320" w:hanging="360"/>
+      </w:pPr>
+    </w:lvl>
+    <w:lvl w:ilvl="6" w:tentative="1">
+      <w:start w:val="1"/>
+      <w:numFmt w:val="decimal"/>
+      <w:lvlText w:val="%7."/>
+      <w:lvlJc w:val="left"/>
+      <w:pPr>
+        <w:tabs>
+          <w:tab w:val="num" w:pos="5040"/>
+        </w:tabs>
+        <w:ind w:left="5040" w:hanging="360"/>
+      </w:pPr>
+    </w:lvl>
+    <w:lvl w:ilvl="7" w:tentative="1">
+      <w:start w:val="1"/>
+      <w:numFmt w:val="decimal"/>
+      <w:lvlText w:val="%8."/>
+      <w:lvlJc w:val="left"/>
+      <w:pPr>
+        <w:tabs>
+          <w:tab w:val="num" w:pos="5760"/>
+        </w:tabs>
+        <w:ind w:left="5760" w:hanging="360"/>
+      </w:pPr>
+    </w:lvl>
+    <w:lvl w:ilvl="8" w:tentative="1">
+      <w:start w:val="1"/>
+      <w:numFmt w:val="decimal"/>
+      <w:lvlText w:val="%9."/>
+      <w:lvlJc w:val="left"/>
+      <w:pPr>
+        <w:tabs>
+          <w:tab w:val="num" w:pos="6480"/>
+        </w:tabs>
+        <w:ind w:left="6480" w:hanging="360"/>
+      </w:pPr>
+    </w:lvl>
+  </w:abstractNum>
+  <w:abstractNum w:abstractNumId="7" w15:restartNumberingAfterBreak="0">
+    <w:nsid w:val="19DD687A"/>
+    <w:multiLevelType w:val="multilevel"/>
+    <w:tmpl w:val="D3AAB24C"/>
+    <w:lvl w:ilvl="0">
+      <w:start w:val="1"/>
+      <w:numFmt w:val="decimal"/>
+      <w:lvlText w:val="%1."/>
+      <w:lvlJc w:val="left"/>
+      <w:pPr>
+        <w:tabs>
+          <w:tab w:val="num" w:pos="720"/>
+        </w:tabs>
+        <w:ind w:left="720" w:hanging="360"/>
+      </w:pPr>
+    </w:lvl>
+    <w:lvl w:ilvl="1" w:tentative="1">
+      <w:start w:val="1"/>
+      <w:numFmt w:val="decimal"/>
+      <w:lvlText w:val="%2."/>
+      <w:lvlJc w:val="left"/>
+      <w:pPr>
+        <w:tabs>
+          <w:tab w:val="num" w:pos="1440"/>
+        </w:tabs>
+        <w:ind w:left="1440" w:hanging="360"/>
+      </w:pPr>
+    </w:lvl>
+    <w:lvl w:ilvl="2" w:tentative="1">
+      <w:start w:val="1"/>
+      <w:numFmt w:val="decimal"/>
+      <w:lvlText w:val="%3."/>
+      <w:lvlJc w:val="left"/>
+      <w:pPr>
+        <w:tabs>
+          <w:tab w:val="num" w:pos="2160"/>
+        </w:tabs>
+        <w:ind w:left="2160" w:hanging="360"/>
+      </w:pPr>
+    </w:lvl>
+    <w:lvl w:ilvl="3" w:tentative="1">
+      <w:start w:val="1"/>
+      <w:numFmt w:val="decimal"/>
+      <w:lvlText w:val="%4."/>
+      <w:lvlJc w:val="left"/>
+      <w:pPr>
+        <w:tabs>
+          <w:tab w:val="num" w:pos="2880"/>
+        </w:tabs>
+        <w:ind w:left="2880" w:hanging="360"/>
+      </w:pPr>
+    </w:lvl>
+    <w:lvl w:ilvl="4" w:tentative="1">
+      <w:start w:val="1"/>
+      <w:numFmt w:val="decimal"/>
+      <w:lvlText w:val="%5."/>
+      <w:lvlJc w:val="left"/>
+      <w:pPr>
+        <w:tabs>
+          <w:tab w:val="num" w:pos="3600"/>
+        </w:tabs>
+        <w:ind w:left="3600" w:hanging="360"/>
+      </w:pPr>
+    </w:lvl>
+    <w:lvl w:ilvl="5" w:tentative="1">
+      <w:start w:val="1"/>
+      <w:numFmt w:val="decimal"/>
+      <w:lvlText w:val="%6."/>
+      <w:lvlJc w:val="left"/>
+      <w:pPr>
+        <w:tabs>
+          <w:tab w:val="num" w:pos="4320"/>
+        </w:tabs>
+        <w:ind w:left="4320" w:hanging="360"/>
+      </w:pPr>
+    </w:lvl>
+    <w:lvl w:ilvl="6" w:tentative="1">
+      <w:start w:val="1"/>
+      <w:numFmt w:val="decimal"/>
+      <w:lvlText w:val="%7."/>
+      <w:lvlJc w:val="left"/>
+      <w:pPr>
+        <w:tabs>
+          <w:tab w:val="num" w:pos="5040"/>
+        </w:tabs>
+        <w:ind w:left="5040" w:hanging="360"/>
+      </w:pPr>
+    </w:lvl>
+    <w:lvl w:ilvl="7" w:tentative="1">
+      <w:start w:val="1"/>
+      <w:numFmt w:val="decimal"/>
+      <w:lvlText w:val="%8."/>
+      <w:lvlJc w:val="left"/>
+      <w:pPr>
+        <w:tabs>
+          <w:tab w:val="num" w:pos="5760"/>
+        </w:tabs>
+        <w:ind w:left="5760" w:hanging="360"/>
+      </w:pPr>
+    </w:lvl>
+    <w:lvl w:ilvl="8" w:tentative="1">
+      <w:start w:val="1"/>
+      <w:numFmt w:val="decimal"/>
+      <w:lvlText w:val="%9."/>
+      <w:lvlJc w:val="left"/>
+      <w:pPr>
+        <w:tabs>
+          <w:tab w:val="num" w:pos="6480"/>
+        </w:tabs>
+        <w:ind w:left="6480" w:hanging="360"/>
+      </w:pPr>
+    </w:lvl>
+  </w:abstractNum>
+  <w:abstractNum w:abstractNumId="8" w15:restartNumberingAfterBreak="0">
+    <w:nsid w:val="1A5853E4"/>
+    <w:multiLevelType w:val="multilevel"/>
+    <w:tmpl w:val="3222BF32"/>
     <w:lvl w:ilvl="0">
       <w:start w:val="1"/>
       <w:numFmt w:val="bullet"/>
@@ -11291,349 +12379,10 @@
       </w:rPr>
     </w:lvl>
   </w:abstractNum>
-  <w:abstractNum w:abstractNumId="3" w15:restartNumberingAfterBreak="0">
-    <w:nsid w:val="22F433DD"/>
+  <w:abstractNum w:abstractNumId="9" w15:restartNumberingAfterBreak="0">
+    <w:nsid w:val="1C0A5A65"/>
     <w:multiLevelType w:val="multilevel"/>
-    <w:tmpl w:val="C50871B6"/>
-    <w:lvl w:ilvl="0">
-      <w:start w:val="1"/>
-      <w:numFmt w:val="decimal"/>
-      <w:lvlText w:val="%1."/>
-      <w:lvlJc w:val="left"/>
-      <w:pPr>
-        <w:tabs>
-          <w:tab w:val="num" w:pos="720"/>
-        </w:tabs>
-        <w:ind w:left="720" w:hanging="360"/>
-      </w:pPr>
-    </w:lvl>
-    <w:lvl w:ilvl="1" w:tentative="1">
-      <w:start w:val="1"/>
-      <w:numFmt w:val="decimal"/>
-      <w:lvlText w:val="%2."/>
-      <w:lvlJc w:val="left"/>
-      <w:pPr>
-        <w:tabs>
-          <w:tab w:val="num" w:pos="1440"/>
-        </w:tabs>
-        <w:ind w:left="1440" w:hanging="360"/>
-      </w:pPr>
-    </w:lvl>
-    <w:lvl w:ilvl="2" w:tentative="1">
-      <w:start w:val="1"/>
-      <w:numFmt w:val="decimal"/>
-      <w:lvlText w:val="%3."/>
-      <w:lvlJc w:val="left"/>
-      <w:pPr>
-        <w:tabs>
-          <w:tab w:val="num" w:pos="2160"/>
-        </w:tabs>
-        <w:ind w:left="2160" w:hanging="360"/>
-      </w:pPr>
-    </w:lvl>
-    <w:lvl w:ilvl="3" w:tentative="1">
-      <w:start w:val="1"/>
-      <w:numFmt w:val="decimal"/>
-      <w:lvlText w:val="%4."/>
-      <w:lvlJc w:val="left"/>
-      <w:pPr>
-        <w:tabs>
-          <w:tab w:val="num" w:pos="2880"/>
-        </w:tabs>
-        <w:ind w:left="2880" w:hanging="360"/>
-      </w:pPr>
-    </w:lvl>
-    <w:lvl w:ilvl="4" w:tentative="1">
-      <w:start w:val="1"/>
-      <w:numFmt w:val="decimal"/>
-      <w:lvlText w:val="%5."/>
-      <w:lvlJc w:val="left"/>
-      <w:pPr>
-        <w:tabs>
-          <w:tab w:val="num" w:pos="3600"/>
-        </w:tabs>
-        <w:ind w:left="3600" w:hanging="360"/>
-      </w:pPr>
-    </w:lvl>
-    <w:lvl w:ilvl="5" w:tentative="1">
-      <w:start w:val="1"/>
-      <w:numFmt w:val="decimal"/>
-      <w:lvlText w:val="%6."/>
-      <w:lvlJc w:val="left"/>
-      <w:pPr>
-        <w:tabs>
-          <w:tab w:val="num" w:pos="4320"/>
-        </w:tabs>
-        <w:ind w:left="4320" w:hanging="360"/>
-      </w:pPr>
-    </w:lvl>
-    <w:lvl w:ilvl="6" w:tentative="1">
-      <w:start w:val="1"/>
-      <w:numFmt w:val="decimal"/>
-      <w:lvlText w:val="%7."/>
-      <w:lvlJc w:val="left"/>
-      <w:pPr>
-        <w:tabs>
-          <w:tab w:val="num" w:pos="5040"/>
-        </w:tabs>
-        <w:ind w:left="5040" w:hanging="360"/>
-      </w:pPr>
-    </w:lvl>
-    <w:lvl w:ilvl="7" w:tentative="1">
-      <w:start w:val="1"/>
-      <w:numFmt w:val="decimal"/>
-      <w:lvlText w:val="%8."/>
-      <w:lvlJc w:val="left"/>
-      <w:pPr>
-        <w:tabs>
-          <w:tab w:val="num" w:pos="5760"/>
-        </w:tabs>
-        <w:ind w:left="5760" w:hanging="360"/>
-      </w:pPr>
-    </w:lvl>
-    <w:lvl w:ilvl="8" w:tentative="1">
-      <w:start w:val="1"/>
-      <w:numFmt w:val="decimal"/>
-      <w:lvlText w:val="%9."/>
-      <w:lvlJc w:val="left"/>
-      <w:pPr>
-        <w:tabs>
-          <w:tab w:val="num" w:pos="6480"/>
-        </w:tabs>
-        <w:ind w:left="6480" w:hanging="360"/>
-      </w:pPr>
-    </w:lvl>
-  </w:abstractNum>
-  <w:abstractNum w:abstractNumId="4" w15:restartNumberingAfterBreak="0">
-    <w:nsid w:val="308473C8"/>
-    <w:multiLevelType w:val="multilevel"/>
-    <w:tmpl w:val="2962E1E4"/>
-    <w:lvl w:ilvl="0">
-      <w:start w:val="1"/>
-      <w:numFmt w:val="decimal"/>
-      <w:lvlText w:val="%1."/>
-      <w:lvlJc w:val="left"/>
-      <w:pPr>
-        <w:tabs>
-          <w:tab w:val="num" w:pos="720"/>
-        </w:tabs>
-        <w:ind w:left="720" w:hanging="360"/>
-      </w:pPr>
-    </w:lvl>
-    <w:lvl w:ilvl="1" w:tentative="1">
-      <w:start w:val="1"/>
-      <w:numFmt w:val="decimal"/>
-      <w:lvlText w:val="%2."/>
-      <w:lvlJc w:val="left"/>
-      <w:pPr>
-        <w:tabs>
-          <w:tab w:val="num" w:pos="1440"/>
-        </w:tabs>
-        <w:ind w:left="1440" w:hanging="360"/>
-      </w:pPr>
-    </w:lvl>
-    <w:lvl w:ilvl="2" w:tentative="1">
-      <w:start w:val="1"/>
-      <w:numFmt w:val="decimal"/>
-      <w:lvlText w:val="%3."/>
-      <w:lvlJc w:val="left"/>
-      <w:pPr>
-        <w:tabs>
-          <w:tab w:val="num" w:pos="2160"/>
-        </w:tabs>
-        <w:ind w:left="2160" w:hanging="360"/>
-      </w:pPr>
-    </w:lvl>
-    <w:lvl w:ilvl="3" w:tentative="1">
-      <w:start w:val="1"/>
-      <w:numFmt w:val="decimal"/>
-      <w:lvlText w:val="%4."/>
-      <w:lvlJc w:val="left"/>
-      <w:pPr>
-        <w:tabs>
-          <w:tab w:val="num" w:pos="2880"/>
-        </w:tabs>
-        <w:ind w:left="2880" w:hanging="360"/>
-      </w:pPr>
-    </w:lvl>
-    <w:lvl w:ilvl="4" w:tentative="1">
-      <w:start w:val="1"/>
-      <w:numFmt w:val="decimal"/>
-      <w:lvlText w:val="%5."/>
-      <w:lvlJc w:val="left"/>
-      <w:pPr>
-        <w:tabs>
-          <w:tab w:val="num" w:pos="3600"/>
-        </w:tabs>
-        <w:ind w:left="3600" w:hanging="360"/>
-      </w:pPr>
-    </w:lvl>
-    <w:lvl w:ilvl="5" w:tentative="1">
-      <w:start w:val="1"/>
-      <w:numFmt w:val="decimal"/>
-      <w:lvlText w:val="%6."/>
-      <w:lvlJc w:val="left"/>
-      <w:pPr>
-        <w:tabs>
-          <w:tab w:val="num" w:pos="4320"/>
-        </w:tabs>
-        <w:ind w:left="4320" w:hanging="360"/>
-      </w:pPr>
-    </w:lvl>
-    <w:lvl w:ilvl="6" w:tentative="1">
-      <w:start w:val="1"/>
-      <w:numFmt w:val="decimal"/>
-      <w:lvlText w:val="%7."/>
-      <w:lvlJc w:val="left"/>
-      <w:pPr>
-        <w:tabs>
-          <w:tab w:val="num" w:pos="5040"/>
-        </w:tabs>
-        <w:ind w:left="5040" w:hanging="360"/>
-      </w:pPr>
-    </w:lvl>
-    <w:lvl w:ilvl="7" w:tentative="1">
-      <w:start w:val="1"/>
-      <w:numFmt w:val="decimal"/>
-      <w:lvlText w:val="%8."/>
-      <w:lvlJc w:val="left"/>
-      <w:pPr>
-        <w:tabs>
-          <w:tab w:val="num" w:pos="5760"/>
-        </w:tabs>
-        <w:ind w:left="5760" w:hanging="360"/>
-      </w:pPr>
-    </w:lvl>
-    <w:lvl w:ilvl="8" w:tentative="1">
-      <w:start w:val="1"/>
-      <w:numFmt w:val="decimal"/>
-      <w:lvlText w:val="%9."/>
-      <w:lvlJc w:val="left"/>
-      <w:pPr>
-        <w:tabs>
-          <w:tab w:val="num" w:pos="6480"/>
-        </w:tabs>
-        <w:ind w:left="6480" w:hanging="360"/>
-      </w:pPr>
-    </w:lvl>
-  </w:abstractNum>
-  <w:abstractNum w:abstractNumId="5" w15:restartNumberingAfterBreak="0">
-    <w:nsid w:val="364667C8"/>
-    <w:multiLevelType w:val="multilevel"/>
-    <w:tmpl w:val="42700DC0"/>
-    <w:lvl w:ilvl="0">
-      <w:start w:val="1"/>
-      <w:numFmt w:val="decimal"/>
-      <w:lvlText w:val="%1."/>
-      <w:lvlJc w:val="left"/>
-      <w:pPr>
-        <w:tabs>
-          <w:tab w:val="num" w:pos="720"/>
-        </w:tabs>
-        <w:ind w:left="720" w:hanging="360"/>
-      </w:pPr>
-    </w:lvl>
-    <w:lvl w:ilvl="1" w:tentative="1">
-      <w:start w:val="1"/>
-      <w:numFmt w:val="decimal"/>
-      <w:lvlText w:val="%2."/>
-      <w:lvlJc w:val="left"/>
-      <w:pPr>
-        <w:tabs>
-          <w:tab w:val="num" w:pos="1440"/>
-        </w:tabs>
-        <w:ind w:left="1440" w:hanging="360"/>
-      </w:pPr>
-    </w:lvl>
-    <w:lvl w:ilvl="2" w:tentative="1">
-      <w:start w:val="1"/>
-      <w:numFmt w:val="decimal"/>
-      <w:lvlText w:val="%3."/>
-      <w:lvlJc w:val="left"/>
-      <w:pPr>
-        <w:tabs>
-          <w:tab w:val="num" w:pos="2160"/>
-        </w:tabs>
-        <w:ind w:left="2160" w:hanging="360"/>
-      </w:pPr>
-    </w:lvl>
-    <w:lvl w:ilvl="3" w:tentative="1">
-      <w:start w:val="1"/>
-      <w:numFmt w:val="decimal"/>
-      <w:lvlText w:val="%4."/>
-      <w:lvlJc w:val="left"/>
-      <w:pPr>
-        <w:tabs>
-          <w:tab w:val="num" w:pos="2880"/>
-        </w:tabs>
-        <w:ind w:left="2880" w:hanging="360"/>
-      </w:pPr>
-    </w:lvl>
-    <w:lvl w:ilvl="4" w:tentative="1">
-      <w:start w:val="1"/>
-      <w:numFmt w:val="decimal"/>
-      <w:lvlText w:val="%5."/>
-      <w:lvlJc w:val="left"/>
-      <w:pPr>
-        <w:tabs>
-          <w:tab w:val="num" w:pos="3600"/>
-        </w:tabs>
-        <w:ind w:left="3600" w:hanging="360"/>
-      </w:pPr>
-    </w:lvl>
-    <w:lvl w:ilvl="5" w:tentative="1">
-      <w:start w:val="1"/>
-      <w:numFmt w:val="decimal"/>
-      <w:lvlText w:val="%6."/>
-      <w:lvlJc w:val="left"/>
-      <w:pPr>
-        <w:tabs>
-          <w:tab w:val="num" w:pos="4320"/>
-        </w:tabs>
-        <w:ind w:left="4320" w:hanging="360"/>
-      </w:pPr>
-    </w:lvl>
-    <w:lvl w:ilvl="6" w:tentative="1">
-      <w:start w:val="1"/>
-      <w:numFmt w:val="decimal"/>
-      <w:lvlText w:val="%7."/>
-      <w:lvlJc w:val="left"/>
-      <w:pPr>
-        <w:tabs>
-          <w:tab w:val="num" w:pos="5040"/>
-        </w:tabs>
-        <w:ind w:left="5040" w:hanging="360"/>
-      </w:pPr>
-    </w:lvl>
-    <w:lvl w:ilvl="7" w:tentative="1">
-      <w:start w:val="1"/>
-      <w:numFmt w:val="decimal"/>
-      <w:lvlText w:val="%8."/>
-      <w:lvlJc w:val="left"/>
-      <w:pPr>
-        <w:tabs>
-          <w:tab w:val="num" w:pos="5760"/>
-        </w:tabs>
-        <w:ind w:left="5760" w:hanging="360"/>
-      </w:pPr>
-    </w:lvl>
-    <w:lvl w:ilvl="8" w:tentative="1">
-      <w:start w:val="1"/>
-      <w:numFmt w:val="decimal"/>
-      <w:lvlText w:val="%9."/>
-      <w:lvlJc w:val="left"/>
-      <w:pPr>
-        <w:tabs>
-          <w:tab w:val="num" w:pos="6480"/>
-        </w:tabs>
-        <w:ind w:left="6480" w:hanging="360"/>
-      </w:pPr>
-    </w:lvl>
-  </w:abstractNum>
-  <w:abstractNum w:abstractNumId="6" w15:restartNumberingAfterBreak="0">
-    <w:nsid w:val="38A421C2"/>
-    <w:multiLevelType w:val="multilevel"/>
-    <w:tmpl w:val="97E24B08"/>
+    <w:tmpl w:val="59B85A38"/>
     <w:lvl w:ilvl="0">
       <w:start w:val="1"/>
       <w:numFmt w:val="bullet"/>
@@ -11779,10 +12528,10 @@
       </w:rPr>
     </w:lvl>
   </w:abstractNum>
-  <w:abstractNum w:abstractNumId="7" w15:restartNumberingAfterBreak="0">
-    <w:nsid w:val="39F82982"/>
+  <w:abstractNum w:abstractNumId="10" w15:restartNumberingAfterBreak="0">
+    <w:nsid w:val="1C603F52"/>
     <w:multiLevelType w:val="multilevel"/>
-    <w:tmpl w:val="1D989316"/>
+    <w:tmpl w:val="B796A38E"/>
     <w:lvl w:ilvl="0">
       <w:start w:val="1"/>
       <w:numFmt w:val="decimal"/>
@@ -11892,10 +12641,10 @@
       </w:pPr>
     </w:lvl>
   </w:abstractNum>
-  <w:abstractNum w:abstractNumId="8" w15:restartNumberingAfterBreak="0">
-    <w:nsid w:val="3BFC65F2"/>
+  <w:abstractNum w:abstractNumId="11" w15:restartNumberingAfterBreak="0">
+    <w:nsid w:val="1FB806C6"/>
     <w:multiLevelType w:val="multilevel"/>
-    <w:tmpl w:val="75BAC12A"/>
+    <w:tmpl w:val="275E9FDA"/>
     <w:lvl w:ilvl="0">
       <w:start w:val="1"/>
       <w:numFmt w:val="bullet"/>
@@ -12041,10 +12790,10 @@
       </w:rPr>
     </w:lvl>
   </w:abstractNum>
-  <w:abstractNum w:abstractNumId="9" w15:restartNumberingAfterBreak="0">
-    <w:nsid w:val="3DF059EE"/>
+  <w:abstractNum w:abstractNumId="12" w15:restartNumberingAfterBreak="0">
+    <w:nsid w:val="24A342D2"/>
     <w:multiLevelType w:val="multilevel"/>
-    <w:tmpl w:val="A12A3A94"/>
+    <w:tmpl w:val="7CD0CA38"/>
     <w:lvl w:ilvl="0">
       <w:start w:val="1"/>
       <w:numFmt w:val="bullet"/>
@@ -12190,349 +12939,10 @@
       </w:rPr>
     </w:lvl>
   </w:abstractNum>
-  <w:abstractNum w:abstractNumId="10" w15:restartNumberingAfterBreak="0">
-    <w:nsid w:val="40A367A9"/>
+  <w:abstractNum w:abstractNumId="13" w15:restartNumberingAfterBreak="0">
+    <w:nsid w:val="2C3C4100"/>
     <w:multiLevelType w:val="multilevel"/>
-    <w:tmpl w:val="35D82964"/>
-    <w:lvl w:ilvl="0">
-      <w:start w:val="1"/>
-      <w:numFmt w:val="decimal"/>
-      <w:lvlText w:val="%1."/>
-      <w:lvlJc w:val="left"/>
-      <w:pPr>
-        <w:tabs>
-          <w:tab w:val="num" w:pos="720"/>
-        </w:tabs>
-        <w:ind w:left="720" w:hanging="360"/>
-      </w:pPr>
-    </w:lvl>
-    <w:lvl w:ilvl="1" w:tentative="1">
-      <w:start w:val="1"/>
-      <w:numFmt w:val="decimal"/>
-      <w:lvlText w:val="%2."/>
-      <w:lvlJc w:val="left"/>
-      <w:pPr>
-        <w:tabs>
-          <w:tab w:val="num" w:pos="1440"/>
-        </w:tabs>
-        <w:ind w:left="1440" w:hanging="360"/>
-      </w:pPr>
-    </w:lvl>
-    <w:lvl w:ilvl="2" w:tentative="1">
-      <w:start w:val="1"/>
-      <w:numFmt w:val="decimal"/>
-      <w:lvlText w:val="%3."/>
-      <w:lvlJc w:val="left"/>
-      <w:pPr>
-        <w:tabs>
-          <w:tab w:val="num" w:pos="2160"/>
-        </w:tabs>
-        <w:ind w:left="2160" w:hanging="360"/>
-      </w:pPr>
-    </w:lvl>
-    <w:lvl w:ilvl="3" w:tentative="1">
-      <w:start w:val="1"/>
-      <w:numFmt w:val="decimal"/>
-      <w:lvlText w:val="%4."/>
-      <w:lvlJc w:val="left"/>
-      <w:pPr>
-        <w:tabs>
-          <w:tab w:val="num" w:pos="2880"/>
-        </w:tabs>
-        <w:ind w:left="2880" w:hanging="360"/>
-      </w:pPr>
-    </w:lvl>
-    <w:lvl w:ilvl="4" w:tentative="1">
-      <w:start w:val="1"/>
-      <w:numFmt w:val="decimal"/>
-      <w:lvlText w:val="%5."/>
-      <w:lvlJc w:val="left"/>
-      <w:pPr>
-        <w:tabs>
-          <w:tab w:val="num" w:pos="3600"/>
-        </w:tabs>
-        <w:ind w:left="3600" w:hanging="360"/>
-      </w:pPr>
-    </w:lvl>
-    <w:lvl w:ilvl="5" w:tentative="1">
-      <w:start w:val="1"/>
-      <w:numFmt w:val="decimal"/>
-      <w:lvlText w:val="%6."/>
-      <w:lvlJc w:val="left"/>
-      <w:pPr>
-        <w:tabs>
-          <w:tab w:val="num" w:pos="4320"/>
-        </w:tabs>
-        <w:ind w:left="4320" w:hanging="360"/>
-      </w:pPr>
-    </w:lvl>
-    <w:lvl w:ilvl="6" w:tentative="1">
-      <w:start w:val="1"/>
-      <w:numFmt w:val="decimal"/>
-      <w:lvlText w:val="%7."/>
-      <w:lvlJc w:val="left"/>
-      <w:pPr>
-        <w:tabs>
-          <w:tab w:val="num" w:pos="5040"/>
-        </w:tabs>
-        <w:ind w:left="5040" w:hanging="360"/>
-      </w:pPr>
-    </w:lvl>
-    <w:lvl w:ilvl="7" w:tentative="1">
-      <w:start w:val="1"/>
-      <w:numFmt w:val="decimal"/>
-      <w:lvlText w:val="%8."/>
-      <w:lvlJc w:val="left"/>
-      <w:pPr>
-        <w:tabs>
-          <w:tab w:val="num" w:pos="5760"/>
-        </w:tabs>
-        <w:ind w:left="5760" w:hanging="360"/>
-      </w:pPr>
-    </w:lvl>
-    <w:lvl w:ilvl="8" w:tentative="1">
-      <w:start w:val="1"/>
-      <w:numFmt w:val="decimal"/>
-      <w:lvlText w:val="%9."/>
-      <w:lvlJc w:val="left"/>
-      <w:pPr>
-        <w:tabs>
-          <w:tab w:val="num" w:pos="6480"/>
-        </w:tabs>
-        <w:ind w:left="6480" w:hanging="360"/>
-      </w:pPr>
-    </w:lvl>
-  </w:abstractNum>
-  <w:abstractNum w:abstractNumId="11" w15:restartNumberingAfterBreak="0">
-    <w:nsid w:val="43711318"/>
-    <w:multiLevelType w:val="multilevel"/>
-    <w:tmpl w:val="719E14CE"/>
-    <w:lvl w:ilvl="0">
-      <w:start w:val="1"/>
-      <w:numFmt w:val="decimal"/>
-      <w:lvlText w:val="%1."/>
-      <w:lvlJc w:val="left"/>
-      <w:pPr>
-        <w:tabs>
-          <w:tab w:val="num" w:pos="720"/>
-        </w:tabs>
-        <w:ind w:left="720" w:hanging="360"/>
-      </w:pPr>
-    </w:lvl>
-    <w:lvl w:ilvl="1" w:tentative="1">
-      <w:start w:val="1"/>
-      <w:numFmt w:val="decimal"/>
-      <w:lvlText w:val="%2."/>
-      <w:lvlJc w:val="left"/>
-      <w:pPr>
-        <w:tabs>
-          <w:tab w:val="num" w:pos="1440"/>
-        </w:tabs>
-        <w:ind w:left="1440" w:hanging="360"/>
-      </w:pPr>
-    </w:lvl>
-    <w:lvl w:ilvl="2" w:tentative="1">
-      <w:start w:val="1"/>
-      <w:numFmt w:val="decimal"/>
-      <w:lvlText w:val="%3."/>
-      <w:lvlJc w:val="left"/>
-      <w:pPr>
-        <w:tabs>
-          <w:tab w:val="num" w:pos="2160"/>
-        </w:tabs>
-        <w:ind w:left="2160" w:hanging="360"/>
-      </w:pPr>
-    </w:lvl>
-    <w:lvl w:ilvl="3" w:tentative="1">
-      <w:start w:val="1"/>
-      <w:numFmt w:val="decimal"/>
-      <w:lvlText w:val="%4."/>
-      <w:lvlJc w:val="left"/>
-      <w:pPr>
-        <w:tabs>
-          <w:tab w:val="num" w:pos="2880"/>
-        </w:tabs>
-        <w:ind w:left="2880" w:hanging="360"/>
-      </w:pPr>
-    </w:lvl>
-    <w:lvl w:ilvl="4" w:tentative="1">
-      <w:start w:val="1"/>
-      <w:numFmt w:val="decimal"/>
-      <w:lvlText w:val="%5."/>
-      <w:lvlJc w:val="left"/>
-      <w:pPr>
-        <w:tabs>
-          <w:tab w:val="num" w:pos="3600"/>
-        </w:tabs>
-        <w:ind w:left="3600" w:hanging="360"/>
-      </w:pPr>
-    </w:lvl>
-    <w:lvl w:ilvl="5" w:tentative="1">
-      <w:start w:val="1"/>
-      <w:numFmt w:val="decimal"/>
-      <w:lvlText w:val="%6."/>
-      <w:lvlJc w:val="left"/>
-      <w:pPr>
-        <w:tabs>
-          <w:tab w:val="num" w:pos="4320"/>
-        </w:tabs>
-        <w:ind w:left="4320" w:hanging="360"/>
-      </w:pPr>
-    </w:lvl>
-    <w:lvl w:ilvl="6" w:tentative="1">
-      <w:start w:val="1"/>
-      <w:numFmt w:val="decimal"/>
-      <w:lvlText w:val="%7."/>
-      <w:lvlJc w:val="left"/>
-      <w:pPr>
-        <w:tabs>
-          <w:tab w:val="num" w:pos="5040"/>
-        </w:tabs>
-        <w:ind w:left="5040" w:hanging="360"/>
-      </w:pPr>
-    </w:lvl>
-    <w:lvl w:ilvl="7" w:tentative="1">
-      <w:start w:val="1"/>
-      <w:numFmt w:val="decimal"/>
-      <w:lvlText w:val="%8."/>
-      <w:lvlJc w:val="left"/>
-      <w:pPr>
-        <w:tabs>
-          <w:tab w:val="num" w:pos="5760"/>
-        </w:tabs>
-        <w:ind w:left="5760" w:hanging="360"/>
-      </w:pPr>
-    </w:lvl>
-    <w:lvl w:ilvl="8" w:tentative="1">
-      <w:start w:val="1"/>
-      <w:numFmt w:val="decimal"/>
-      <w:lvlText w:val="%9."/>
-      <w:lvlJc w:val="left"/>
-      <w:pPr>
-        <w:tabs>
-          <w:tab w:val="num" w:pos="6480"/>
-        </w:tabs>
-        <w:ind w:left="6480" w:hanging="360"/>
-      </w:pPr>
-    </w:lvl>
-  </w:abstractNum>
-  <w:abstractNum w:abstractNumId="12" w15:restartNumberingAfterBreak="0">
-    <w:nsid w:val="464F7D17"/>
-    <w:multiLevelType w:val="multilevel"/>
-    <w:tmpl w:val="40F0C516"/>
-    <w:lvl w:ilvl="0">
-      <w:start w:val="1"/>
-      <w:numFmt w:val="decimal"/>
-      <w:lvlText w:val="%1."/>
-      <w:lvlJc w:val="left"/>
-      <w:pPr>
-        <w:tabs>
-          <w:tab w:val="num" w:pos="720"/>
-        </w:tabs>
-        <w:ind w:left="720" w:hanging="360"/>
-      </w:pPr>
-    </w:lvl>
-    <w:lvl w:ilvl="1" w:tentative="1">
-      <w:start w:val="1"/>
-      <w:numFmt w:val="decimal"/>
-      <w:lvlText w:val="%2."/>
-      <w:lvlJc w:val="left"/>
-      <w:pPr>
-        <w:tabs>
-          <w:tab w:val="num" w:pos="1440"/>
-        </w:tabs>
-        <w:ind w:left="1440" w:hanging="360"/>
-      </w:pPr>
-    </w:lvl>
-    <w:lvl w:ilvl="2" w:tentative="1">
-      <w:start w:val="1"/>
-      <w:numFmt w:val="decimal"/>
-      <w:lvlText w:val="%3."/>
-      <w:lvlJc w:val="left"/>
-      <w:pPr>
-        <w:tabs>
-          <w:tab w:val="num" w:pos="2160"/>
-        </w:tabs>
-        <w:ind w:left="2160" w:hanging="360"/>
-      </w:pPr>
-    </w:lvl>
-    <w:lvl w:ilvl="3" w:tentative="1">
-      <w:start w:val="1"/>
-      <w:numFmt w:val="decimal"/>
-      <w:lvlText w:val="%4."/>
-      <w:lvlJc w:val="left"/>
-      <w:pPr>
-        <w:tabs>
-          <w:tab w:val="num" w:pos="2880"/>
-        </w:tabs>
-        <w:ind w:left="2880" w:hanging="360"/>
-      </w:pPr>
-    </w:lvl>
-    <w:lvl w:ilvl="4" w:tentative="1">
-      <w:start w:val="1"/>
-      <w:numFmt w:val="decimal"/>
-      <w:lvlText w:val="%5."/>
-      <w:lvlJc w:val="left"/>
-      <w:pPr>
-        <w:tabs>
-          <w:tab w:val="num" w:pos="3600"/>
-        </w:tabs>
-        <w:ind w:left="3600" w:hanging="360"/>
-      </w:pPr>
-    </w:lvl>
-    <w:lvl w:ilvl="5" w:tentative="1">
-      <w:start w:val="1"/>
-      <w:numFmt w:val="decimal"/>
-      <w:lvlText w:val="%6."/>
-      <w:lvlJc w:val="left"/>
-      <w:pPr>
-        <w:tabs>
-          <w:tab w:val="num" w:pos="4320"/>
-        </w:tabs>
-        <w:ind w:left="4320" w:hanging="360"/>
-      </w:pPr>
-    </w:lvl>
-    <w:lvl w:ilvl="6" w:tentative="1">
-      <w:start w:val="1"/>
-      <w:numFmt w:val="decimal"/>
-      <w:lvlText w:val="%7."/>
-      <w:lvlJc w:val="left"/>
-      <w:pPr>
-        <w:tabs>
-          <w:tab w:val="num" w:pos="5040"/>
-        </w:tabs>
-        <w:ind w:left="5040" w:hanging="360"/>
-      </w:pPr>
-    </w:lvl>
-    <w:lvl w:ilvl="7" w:tentative="1">
-      <w:start w:val="1"/>
-      <w:numFmt w:val="decimal"/>
-      <w:lvlText w:val="%8."/>
-      <w:lvlJc w:val="left"/>
-      <w:pPr>
-        <w:tabs>
-          <w:tab w:val="num" w:pos="5760"/>
-        </w:tabs>
-        <w:ind w:left="5760" w:hanging="360"/>
-      </w:pPr>
-    </w:lvl>
-    <w:lvl w:ilvl="8" w:tentative="1">
-      <w:start w:val="1"/>
-      <w:numFmt w:val="decimal"/>
-      <w:lvlText w:val="%9."/>
-      <w:lvlJc w:val="left"/>
-      <w:pPr>
-        <w:tabs>
-          <w:tab w:val="num" w:pos="6480"/>
-        </w:tabs>
-        <w:ind w:left="6480" w:hanging="360"/>
-      </w:pPr>
-    </w:lvl>
-  </w:abstractNum>
-  <w:abstractNum w:abstractNumId="13" w15:restartNumberingAfterBreak="0">
-    <w:nsid w:val="4B21047D"/>
-    <w:multiLevelType w:val="multilevel"/>
-    <w:tmpl w:val="AC62ACA0"/>
+    <w:tmpl w:val="A2A4077A"/>
     <w:lvl w:ilvl="0">
       <w:start w:val="1"/>
       <w:numFmt w:val="decimal"/>
@@ -12643,235 +13053,9 @@
     </w:lvl>
   </w:abstractNum>
   <w:abstractNum w:abstractNumId="14" w15:restartNumberingAfterBreak="0">
-    <w:nsid w:val="4CCD0BFE"/>
+    <w:nsid w:val="33BE41A5"/>
     <w:multiLevelType w:val="multilevel"/>
-    <w:tmpl w:val="86AE5BB0"/>
-    <w:lvl w:ilvl="0">
-      <w:start w:val="1"/>
-      <w:numFmt w:val="decimal"/>
-      <w:lvlText w:val="%1."/>
-      <w:lvlJc w:val="left"/>
-      <w:pPr>
-        <w:tabs>
-          <w:tab w:val="num" w:pos="720"/>
-        </w:tabs>
-        <w:ind w:left="720" w:hanging="360"/>
-      </w:pPr>
-    </w:lvl>
-    <w:lvl w:ilvl="1" w:tentative="1">
-      <w:start w:val="1"/>
-      <w:numFmt w:val="decimal"/>
-      <w:lvlText w:val="%2."/>
-      <w:lvlJc w:val="left"/>
-      <w:pPr>
-        <w:tabs>
-          <w:tab w:val="num" w:pos="1440"/>
-        </w:tabs>
-        <w:ind w:left="1440" w:hanging="360"/>
-      </w:pPr>
-    </w:lvl>
-    <w:lvl w:ilvl="2" w:tentative="1">
-      <w:start w:val="1"/>
-      <w:numFmt w:val="decimal"/>
-      <w:lvlText w:val="%3."/>
-      <w:lvlJc w:val="left"/>
-      <w:pPr>
-        <w:tabs>
-          <w:tab w:val="num" w:pos="2160"/>
-        </w:tabs>
-        <w:ind w:left="2160" w:hanging="360"/>
-      </w:pPr>
-    </w:lvl>
-    <w:lvl w:ilvl="3" w:tentative="1">
-      <w:start w:val="1"/>
-      <w:numFmt w:val="decimal"/>
-      <w:lvlText w:val="%4."/>
-      <w:lvlJc w:val="left"/>
-      <w:pPr>
-        <w:tabs>
-          <w:tab w:val="num" w:pos="2880"/>
-        </w:tabs>
-        <w:ind w:left="2880" w:hanging="360"/>
-      </w:pPr>
-    </w:lvl>
-    <w:lvl w:ilvl="4" w:tentative="1">
-      <w:start w:val="1"/>
-      <w:numFmt w:val="decimal"/>
-      <w:lvlText w:val="%5."/>
-      <w:lvlJc w:val="left"/>
-      <w:pPr>
-        <w:tabs>
-          <w:tab w:val="num" w:pos="3600"/>
-        </w:tabs>
-        <w:ind w:left="3600" w:hanging="360"/>
-      </w:pPr>
-    </w:lvl>
-    <w:lvl w:ilvl="5" w:tentative="1">
-      <w:start w:val="1"/>
-      <w:numFmt w:val="decimal"/>
-      <w:lvlText w:val="%6."/>
-      <w:lvlJc w:val="left"/>
-      <w:pPr>
-        <w:tabs>
-          <w:tab w:val="num" w:pos="4320"/>
-        </w:tabs>
-        <w:ind w:left="4320" w:hanging="360"/>
-      </w:pPr>
-    </w:lvl>
-    <w:lvl w:ilvl="6" w:tentative="1">
-      <w:start w:val="1"/>
-      <w:numFmt w:val="decimal"/>
-      <w:lvlText w:val="%7."/>
-      <w:lvlJc w:val="left"/>
-      <w:pPr>
-        <w:tabs>
-          <w:tab w:val="num" w:pos="5040"/>
-        </w:tabs>
-        <w:ind w:left="5040" w:hanging="360"/>
-      </w:pPr>
-    </w:lvl>
-    <w:lvl w:ilvl="7" w:tentative="1">
-      <w:start w:val="1"/>
-      <w:numFmt w:val="decimal"/>
-      <w:lvlText w:val="%8."/>
-      <w:lvlJc w:val="left"/>
-      <w:pPr>
-        <w:tabs>
-          <w:tab w:val="num" w:pos="5760"/>
-        </w:tabs>
-        <w:ind w:left="5760" w:hanging="360"/>
-      </w:pPr>
-    </w:lvl>
-    <w:lvl w:ilvl="8" w:tentative="1">
-      <w:start w:val="1"/>
-      <w:numFmt w:val="decimal"/>
-      <w:lvlText w:val="%9."/>
-      <w:lvlJc w:val="left"/>
-      <w:pPr>
-        <w:tabs>
-          <w:tab w:val="num" w:pos="6480"/>
-        </w:tabs>
-        <w:ind w:left="6480" w:hanging="360"/>
-      </w:pPr>
-    </w:lvl>
-  </w:abstractNum>
-  <w:abstractNum w:abstractNumId="15" w15:restartNumberingAfterBreak="0">
-    <w:nsid w:val="4E281A10"/>
-    <w:multiLevelType w:val="multilevel"/>
-    <w:tmpl w:val="37425E50"/>
-    <w:lvl w:ilvl="0">
-      <w:start w:val="1"/>
-      <w:numFmt w:val="decimal"/>
-      <w:lvlText w:val="%1."/>
-      <w:lvlJc w:val="left"/>
-      <w:pPr>
-        <w:tabs>
-          <w:tab w:val="num" w:pos="720"/>
-        </w:tabs>
-        <w:ind w:left="720" w:hanging="360"/>
-      </w:pPr>
-    </w:lvl>
-    <w:lvl w:ilvl="1" w:tentative="1">
-      <w:start w:val="1"/>
-      <w:numFmt w:val="decimal"/>
-      <w:lvlText w:val="%2."/>
-      <w:lvlJc w:val="left"/>
-      <w:pPr>
-        <w:tabs>
-          <w:tab w:val="num" w:pos="1440"/>
-        </w:tabs>
-        <w:ind w:left="1440" w:hanging="360"/>
-      </w:pPr>
-    </w:lvl>
-    <w:lvl w:ilvl="2" w:tentative="1">
-      <w:start w:val="1"/>
-      <w:numFmt w:val="decimal"/>
-      <w:lvlText w:val="%3."/>
-      <w:lvlJc w:val="left"/>
-      <w:pPr>
-        <w:tabs>
-          <w:tab w:val="num" w:pos="2160"/>
-        </w:tabs>
-        <w:ind w:left="2160" w:hanging="360"/>
-      </w:pPr>
-    </w:lvl>
-    <w:lvl w:ilvl="3" w:tentative="1">
-      <w:start w:val="1"/>
-      <w:numFmt w:val="decimal"/>
-      <w:lvlText w:val="%4."/>
-      <w:lvlJc w:val="left"/>
-      <w:pPr>
-        <w:tabs>
-          <w:tab w:val="num" w:pos="2880"/>
-        </w:tabs>
-        <w:ind w:left="2880" w:hanging="360"/>
-      </w:pPr>
-    </w:lvl>
-    <w:lvl w:ilvl="4" w:tentative="1">
-      <w:start w:val="1"/>
-      <w:numFmt w:val="decimal"/>
-      <w:lvlText w:val="%5."/>
-      <w:lvlJc w:val="left"/>
-      <w:pPr>
-        <w:tabs>
-          <w:tab w:val="num" w:pos="3600"/>
-        </w:tabs>
-        <w:ind w:left="3600" w:hanging="360"/>
-      </w:pPr>
-    </w:lvl>
-    <w:lvl w:ilvl="5" w:tentative="1">
-      <w:start w:val="1"/>
-      <w:numFmt w:val="decimal"/>
-      <w:lvlText w:val="%6."/>
-      <w:lvlJc w:val="left"/>
-      <w:pPr>
-        <w:tabs>
-          <w:tab w:val="num" w:pos="4320"/>
-        </w:tabs>
-        <w:ind w:left="4320" w:hanging="360"/>
-      </w:pPr>
-    </w:lvl>
-    <w:lvl w:ilvl="6" w:tentative="1">
-      <w:start w:val="1"/>
-      <w:numFmt w:val="decimal"/>
-      <w:lvlText w:val="%7."/>
-      <w:lvlJc w:val="left"/>
-      <w:pPr>
-        <w:tabs>
-          <w:tab w:val="num" w:pos="5040"/>
-        </w:tabs>
-        <w:ind w:left="5040" w:hanging="360"/>
-      </w:pPr>
-    </w:lvl>
-    <w:lvl w:ilvl="7" w:tentative="1">
-      <w:start w:val="1"/>
-      <w:numFmt w:val="decimal"/>
-      <w:lvlText w:val="%8."/>
-      <w:lvlJc w:val="left"/>
-      <w:pPr>
-        <w:tabs>
-          <w:tab w:val="num" w:pos="5760"/>
-        </w:tabs>
-        <w:ind w:left="5760" w:hanging="360"/>
-      </w:pPr>
-    </w:lvl>
-    <w:lvl w:ilvl="8" w:tentative="1">
-      <w:start w:val="1"/>
-      <w:numFmt w:val="decimal"/>
-      <w:lvlText w:val="%9."/>
-      <w:lvlJc w:val="left"/>
-      <w:pPr>
-        <w:tabs>
-          <w:tab w:val="num" w:pos="6480"/>
-        </w:tabs>
-        <w:ind w:left="6480" w:hanging="360"/>
-      </w:pPr>
-    </w:lvl>
-  </w:abstractNum>
-  <w:abstractNum w:abstractNumId="16" w15:restartNumberingAfterBreak="0">
-    <w:nsid w:val="50C0273D"/>
-    <w:multiLevelType w:val="multilevel"/>
-    <w:tmpl w:val="0A18A558"/>
+    <w:tmpl w:val="2FDC61E0"/>
     <w:lvl w:ilvl="0">
       <w:start w:val="1"/>
       <w:numFmt w:val="bullet"/>
@@ -13017,349 +13201,10 @@
       </w:rPr>
     </w:lvl>
   </w:abstractNum>
-  <w:abstractNum w:abstractNumId="17" w15:restartNumberingAfterBreak="0">
-    <w:nsid w:val="542C6A9E"/>
+  <w:abstractNum w:abstractNumId="15" w15:restartNumberingAfterBreak="0">
+    <w:nsid w:val="3C460BCC"/>
     <w:multiLevelType w:val="multilevel"/>
-    <w:tmpl w:val="FA32D808"/>
-    <w:lvl w:ilvl="0">
-      <w:start w:val="1"/>
-      <w:numFmt w:val="decimal"/>
-      <w:lvlText w:val="%1."/>
-      <w:lvlJc w:val="left"/>
-      <w:pPr>
-        <w:tabs>
-          <w:tab w:val="num" w:pos="720"/>
-        </w:tabs>
-        <w:ind w:left="720" w:hanging="360"/>
-      </w:pPr>
-    </w:lvl>
-    <w:lvl w:ilvl="1" w:tentative="1">
-      <w:start w:val="1"/>
-      <w:numFmt w:val="decimal"/>
-      <w:lvlText w:val="%2."/>
-      <w:lvlJc w:val="left"/>
-      <w:pPr>
-        <w:tabs>
-          <w:tab w:val="num" w:pos="1440"/>
-        </w:tabs>
-        <w:ind w:left="1440" w:hanging="360"/>
-      </w:pPr>
-    </w:lvl>
-    <w:lvl w:ilvl="2" w:tentative="1">
-      <w:start w:val="1"/>
-      <w:numFmt w:val="decimal"/>
-      <w:lvlText w:val="%3."/>
-      <w:lvlJc w:val="left"/>
-      <w:pPr>
-        <w:tabs>
-          <w:tab w:val="num" w:pos="2160"/>
-        </w:tabs>
-        <w:ind w:left="2160" w:hanging="360"/>
-      </w:pPr>
-    </w:lvl>
-    <w:lvl w:ilvl="3" w:tentative="1">
-      <w:start w:val="1"/>
-      <w:numFmt w:val="decimal"/>
-      <w:lvlText w:val="%4."/>
-      <w:lvlJc w:val="left"/>
-      <w:pPr>
-        <w:tabs>
-          <w:tab w:val="num" w:pos="2880"/>
-        </w:tabs>
-        <w:ind w:left="2880" w:hanging="360"/>
-      </w:pPr>
-    </w:lvl>
-    <w:lvl w:ilvl="4" w:tentative="1">
-      <w:start w:val="1"/>
-      <w:numFmt w:val="decimal"/>
-      <w:lvlText w:val="%5."/>
-      <w:lvlJc w:val="left"/>
-      <w:pPr>
-        <w:tabs>
-          <w:tab w:val="num" w:pos="3600"/>
-        </w:tabs>
-        <w:ind w:left="3600" w:hanging="360"/>
-      </w:pPr>
-    </w:lvl>
-    <w:lvl w:ilvl="5" w:tentative="1">
-      <w:start w:val="1"/>
-      <w:numFmt w:val="decimal"/>
-      <w:lvlText w:val="%6."/>
-      <w:lvlJc w:val="left"/>
-      <w:pPr>
-        <w:tabs>
-          <w:tab w:val="num" w:pos="4320"/>
-        </w:tabs>
-        <w:ind w:left="4320" w:hanging="360"/>
-      </w:pPr>
-    </w:lvl>
-    <w:lvl w:ilvl="6" w:tentative="1">
-      <w:start w:val="1"/>
-      <w:numFmt w:val="decimal"/>
-      <w:lvlText w:val="%7."/>
-      <w:lvlJc w:val="left"/>
-      <w:pPr>
-        <w:tabs>
-          <w:tab w:val="num" w:pos="5040"/>
-        </w:tabs>
-        <w:ind w:left="5040" w:hanging="360"/>
-      </w:pPr>
-    </w:lvl>
-    <w:lvl w:ilvl="7" w:tentative="1">
-      <w:start w:val="1"/>
-      <w:numFmt w:val="decimal"/>
-      <w:lvlText w:val="%8."/>
-      <w:lvlJc w:val="left"/>
-      <w:pPr>
-        <w:tabs>
-          <w:tab w:val="num" w:pos="5760"/>
-        </w:tabs>
-        <w:ind w:left="5760" w:hanging="360"/>
-      </w:pPr>
-    </w:lvl>
-    <w:lvl w:ilvl="8" w:tentative="1">
-      <w:start w:val="1"/>
-      <w:numFmt w:val="decimal"/>
-      <w:lvlText w:val="%9."/>
-      <w:lvlJc w:val="left"/>
-      <w:pPr>
-        <w:tabs>
-          <w:tab w:val="num" w:pos="6480"/>
-        </w:tabs>
-        <w:ind w:left="6480" w:hanging="360"/>
-      </w:pPr>
-    </w:lvl>
-  </w:abstractNum>
-  <w:abstractNum w:abstractNumId="18" w15:restartNumberingAfterBreak="0">
-    <w:nsid w:val="5C7F3977"/>
-    <w:multiLevelType w:val="multilevel"/>
-    <w:tmpl w:val="81A4141C"/>
-    <w:lvl w:ilvl="0">
-      <w:start w:val="1"/>
-      <w:numFmt w:val="decimal"/>
-      <w:lvlText w:val="%1."/>
-      <w:lvlJc w:val="left"/>
-      <w:pPr>
-        <w:tabs>
-          <w:tab w:val="num" w:pos="720"/>
-        </w:tabs>
-        <w:ind w:left="720" w:hanging="360"/>
-      </w:pPr>
-    </w:lvl>
-    <w:lvl w:ilvl="1" w:tentative="1">
-      <w:start w:val="1"/>
-      <w:numFmt w:val="decimal"/>
-      <w:lvlText w:val="%2."/>
-      <w:lvlJc w:val="left"/>
-      <w:pPr>
-        <w:tabs>
-          <w:tab w:val="num" w:pos="1440"/>
-        </w:tabs>
-        <w:ind w:left="1440" w:hanging="360"/>
-      </w:pPr>
-    </w:lvl>
-    <w:lvl w:ilvl="2" w:tentative="1">
-      <w:start w:val="1"/>
-      <w:numFmt w:val="decimal"/>
-      <w:lvlText w:val="%3."/>
-      <w:lvlJc w:val="left"/>
-      <w:pPr>
-        <w:tabs>
-          <w:tab w:val="num" w:pos="2160"/>
-        </w:tabs>
-        <w:ind w:left="2160" w:hanging="360"/>
-      </w:pPr>
-    </w:lvl>
-    <w:lvl w:ilvl="3" w:tentative="1">
-      <w:start w:val="1"/>
-      <w:numFmt w:val="decimal"/>
-      <w:lvlText w:val="%4."/>
-      <w:lvlJc w:val="left"/>
-      <w:pPr>
-        <w:tabs>
-          <w:tab w:val="num" w:pos="2880"/>
-        </w:tabs>
-        <w:ind w:left="2880" w:hanging="360"/>
-      </w:pPr>
-    </w:lvl>
-    <w:lvl w:ilvl="4" w:tentative="1">
-      <w:start w:val="1"/>
-      <w:numFmt w:val="decimal"/>
-      <w:lvlText w:val="%5."/>
-      <w:lvlJc w:val="left"/>
-      <w:pPr>
-        <w:tabs>
-          <w:tab w:val="num" w:pos="3600"/>
-        </w:tabs>
-        <w:ind w:left="3600" w:hanging="360"/>
-      </w:pPr>
-    </w:lvl>
-    <w:lvl w:ilvl="5" w:tentative="1">
-      <w:start w:val="1"/>
-      <w:numFmt w:val="decimal"/>
-      <w:lvlText w:val="%6."/>
-      <w:lvlJc w:val="left"/>
-      <w:pPr>
-        <w:tabs>
-          <w:tab w:val="num" w:pos="4320"/>
-        </w:tabs>
-        <w:ind w:left="4320" w:hanging="360"/>
-      </w:pPr>
-    </w:lvl>
-    <w:lvl w:ilvl="6" w:tentative="1">
-      <w:start w:val="1"/>
-      <w:numFmt w:val="decimal"/>
-      <w:lvlText w:val="%7."/>
-      <w:lvlJc w:val="left"/>
-      <w:pPr>
-        <w:tabs>
-          <w:tab w:val="num" w:pos="5040"/>
-        </w:tabs>
-        <w:ind w:left="5040" w:hanging="360"/>
-      </w:pPr>
-    </w:lvl>
-    <w:lvl w:ilvl="7" w:tentative="1">
-      <w:start w:val="1"/>
-      <w:numFmt w:val="decimal"/>
-      <w:lvlText w:val="%8."/>
-      <w:lvlJc w:val="left"/>
-      <w:pPr>
-        <w:tabs>
-          <w:tab w:val="num" w:pos="5760"/>
-        </w:tabs>
-        <w:ind w:left="5760" w:hanging="360"/>
-      </w:pPr>
-    </w:lvl>
-    <w:lvl w:ilvl="8" w:tentative="1">
-      <w:start w:val="1"/>
-      <w:numFmt w:val="decimal"/>
-      <w:lvlText w:val="%9."/>
-      <w:lvlJc w:val="left"/>
-      <w:pPr>
-        <w:tabs>
-          <w:tab w:val="num" w:pos="6480"/>
-        </w:tabs>
-        <w:ind w:left="6480" w:hanging="360"/>
-      </w:pPr>
-    </w:lvl>
-  </w:abstractNum>
-  <w:abstractNum w:abstractNumId="19" w15:restartNumberingAfterBreak="0">
-    <w:nsid w:val="669071D0"/>
-    <w:multiLevelType w:val="multilevel"/>
-    <w:tmpl w:val="018495F0"/>
-    <w:lvl w:ilvl="0">
-      <w:start w:val="1"/>
-      <w:numFmt w:val="decimal"/>
-      <w:lvlText w:val="%1."/>
-      <w:lvlJc w:val="left"/>
-      <w:pPr>
-        <w:tabs>
-          <w:tab w:val="num" w:pos="720"/>
-        </w:tabs>
-        <w:ind w:left="720" w:hanging="360"/>
-      </w:pPr>
-    </w:lvl>
-    <w:lvl w:ilvl="1" w:tentative="1">
-      <w:start w:val="1"/>
-      <w:numFmt w:val="decimal"/>
-      <w:lvlText w:val="%2."/>
-      <w:lvlJc w:val="left"/>
-      <w:pPr>
-        <w:tabs>
-          <w:tab w:val="num" w:pos="1440"/>
-        </w:tabs>
-        <w:ind w:left="1440" w:hanging="360"/>
-      </w:pPr>
-    </w:lvl>
-    <w:lvl w:ilvl="2" w:tentative="1">
-      <w:start w:val="1"/>
-      <w:numFmt w:val="decimal"/>
-      <w:lvlText w:val="%3."/>
-      <w:lvlJc w:val="left"/>
-      <w:pPr>
-        <w:tabs>
-          <w:tab w:val="num" w:pos="2160"/>
-        </w:tabs>
-        <w:ind w:left="2160" w:hanging="360"/>
-      </w:pPr>
-    </w:lvl>
-    <w:lvl w:ilvl="3" w:tentative="1">
-      <w:start w:val="1"/>
-      <w:numFmt w:val="decimal"/>
-      <w:lvlText w:val="%4."/>
-      <w:lvlJc w:val="left"/>
-      <w:pPr>
-        <w:tabs>
-          <w:tab w:val="num" w:pos="2880"/>
-        </w:tabs>
-        <w:ind w:left="2880" w:hanging="360"/>
-      </w:pPr>
-    </w:lvl>
-    <w:lvl w:ilvl="4" w:tentative="1">
-      <w:start w:val="1"/>
-      <w:numFmt w:val="decimal"/>
-      <w:lvlText w:val="%5."/>
-      <w:lvlJc w:val="left"/>
-      <w:pPr>
-        <w:tabs>
-          <w:tab w:val="num" w:pos="3600"/>
-        </w:tabs>
-        <w:ind w:left="3600" w:hanging="360"/>
-      </w:pPr>
-    </w:lvl>
-    <w:lvl w:ilvl="5" w:tentative="1">
-      <w:start w:val="1"/>
-      <w:numFmt w:val="decimal"/>
-      <w:lvlText w:val="%6."/>
-      <w:lvlJc w:val="left"/>
-      <w:pPr>
-        <w:tabs>
-          <w:tab w:val="num" w:pos="4320"/>
-        </w:tabs>
-        <w:ind w:left="4320" w:hanging="360"/>
-      </w:pPr>
-    </w:lvl>
-    <w:lvl w:ilvl="6" w:tentative="1">
-      <w:start w:val="1"/>
-      <w:numFmt w:val="decimal"/>
-      <w:lvlText w:val="%7."/>
-      <w:lvlJc w:val="left"/>
-      <w:pPr>
-        <w:tabs>
-          <w:tab w:val="num" w:pos="5040"/>
-        </w:tabs>
-        <w:ind w:left="5040" w:hanging="360"/>
-      </w:pPr>
-    </w:lvl>
-    <w:lvl w:ilvl="7" w:tentative="1">
-      <w:start w:val="1"/>
-      <w:numFmt w:val="decimal"/>
-      <w:lvlText w:val="%8."/>
-      <w:lvlJc w:val="left"/>
-      <w:pPr>
-        <w:tabs>
-          <w:tab w:val="num" w:pos="5760"/>
-        </w:tabs>
-        <w:ind w:left="5760" w:hanging="360"/>
-      </w:pPr>
-    </w:lvl>
-    <w:lvl w:ilvl="8" w:tentative="1">
-      <w:start w:val="1"/>
-      <w:numFmt w:val="decimal"/>
-      <w:lvlText w:val="%9."/>
-      <w:lvlJc w:val="left"/>
-      <w:pPr>
-        <w:tabs>
-          <w:tab w:val="num" w:pos="6480"/>
-        </w:tabs>
-        <w:ind w:left="6480" w:hanging="360"/>
-      </w:pPr>
-    </w:lvl>
-  </w:abstractNum>
-  <w:abstractNum w:abstractNumId="20" w15:restartNumberingAfterBreak="0">
-    <w:nsid w:val="6BA13B0C"/>
-    <w:multiLevelType w:val="multilevel"/>
-    <w:tmpl w:val="163EA918"/>
+    <w:tmpl w:val="AA76103C"/>
     <w:lvl w:ilvl="0">
       <w:start w:val="1"/>
       <w:numFmt w:val="bullet"/>
@@ -13505,123 +13350,579 @@
       </w:rPr>
     </w:lvl>
   </w:abstractNum>
+  <w:abstractNum w:abstractNumId="16" w15:restartNumberingAfterBreak="0">
+    <w:nsid w:val="3D802435"/>
+    <w:multiLevelType w:val="multilevel"/>
+    <w:tmpl w:val="9A180D56"/>
+    <w:lvl w:ilvl="0">
+      <w:start w:val="1"/>
+      <w:numFmt w:val="decimal"/>
+      <w:lvlText w:val="%1."/>
+      <w:lvlJc w:val="left"/>
+      <w:pPr>
+        <w:tabs>
+          <w:tab w:val="num" w:pos="720"/>
+        </w:tabs>
+        <w:ind w:left="720" w:hanging="360"/>
+      </w:pPr>
+    </w:lvl>
+    <w:lvl w:ilvl="1" w:tentative="1">
+      <w:start w:val="1"/>
+      <w:numFmt w:val="decimal"/>
+      <w:lvlText w:val="%2."/>
+      <w:lvlJc w:val="left"/>
+      <w:pPr>
+        <w:tabs>
+          <w:tab w:val="num" w:pos="1440"/>
+        </w:tabs>
+        <w:ind w:left="1440" w:hanging="360"/>
+      </w:pPr>
+    </w:lvl>
+    <w:lvl w:ilvl="2" w:tentative="1">
+      <w:start w:val="1"/>
+      <w:numFmt w:val="decimal"/>
+      <w:lvlText w:val="%3."/>
+      <w:lvlJc w:val="left"/>
+      <w:pPr>
+        <w:tabs>
+          <w:tab w:val="num" w:pos="2160"/>
+        </w:tabs>
+        <w:ind w:left="2160" w:hanging="360"/>
+      </w:pPr>
+    </w:lvl>
+    <w:lvl w:ilvl="3" w:tentative="1">
+      <w:start w:val="1"/>
+      <w:numFmt w:val="decimal"/>
+      <w:lvlText w:val="%4."/>
+      <w:lvlJc w:val="left"/>
+      <w:pPr>
+        <w:tabs>
+          <w:tab w:val="num" w:pos="2880"/>
+        </w:tabs>
+        <w:ind w:left="2880" w:hanging="360"/>
+      </w:pPr>
+    </w:lvl>
+    <w:lvl w:ilvl="4" w:tentative="1">
+      <w:start w:val="1"/>
+      <w:numFmt w:val="decimal"/>
+      <w:lvlText w:val="%5."/>
+      <w:lvlJc w:val="left"/>
+      <w:pPr>
+        <w:tabs>
+          <w:tab w:val="num" w:pos="3600"/>
+        </w:tabs>
+        <w:ind w:left="3600" w:hanging="360"/>
+      </w:pPr>
+    </w:lvl>
+    <w:lvl w:ilvl="5" w:tentative="1">
+      <w:start w:val="1"/>
+      <w:numFmt w:val="decimal"/>
+      <w:lvlText w:val="%6."/>
+      <w:lvlJc w:val="left"/>
+      <w:pPr>
+        <w:tabs>
+          <w:tab w:val="num" w:pos="4320"/>
+        </w:tabs>
+        <w:ind w:left="4320" w:hanging="360"/>
+      </w:pPr>
+    </w:lvl>
+    <w:lvl w:ilvl="6" w:tentative="1">
+      <w:start w:val="1"/>
+      <w:numFmt w:val="decimal"/>
+      <w:lvlText w:val="%7."/>
+      <w:lvlJc w:val="left"/>
+      <w:pPr>
+        <w:tabs>
+          <w:tab w:val="num" w:pos="5040"/>
+        </w:tabs>
+        <w:ind w:left="5040" w:hanging="360"/>
+      </w:pPr>
+    </w:lvl>
+    <w:lvl w:ilvl="7" w:tentative="1">
+      <w:start w:val="1"/>
+      <w:numFmt w:val="decimal"/>
+      <w:lvlText w:val="%8."/>
+      <w:lvlJc w:val="left"/>
+      <w:pPr>
+        <w:tabs>
+          <w:tab w:val="num" w:pos="5760"/>
+        </w:tabs>
+        <w:ind w:left="5760" w:hanging="360"/>
+      </w:pPr>
+    </w:lvl>
+    <w:lvl w:ilvl="8" w:tentative="1">
+      <w:start w:val="1"/>
+      <w:numFmt w:val="decimal"/>
+      <w:lvlText w:val="%9."/>
+      <w:lvlJc w:val="left"/>
+      <w:pPr>
+        <w:tabs>
+          <w:tab w:val="num" w:pos="6480"/>
+        </w:tabs>
+        <w:ind w:left="6480" w:hanging="360"/>
+      </w:pPr>
+    </w:lvl>
+  </w:abstractNum>
+  <w:abstractNum w:abstractNumId="17" w15:restartNumberingAfterBreak="0">
+    <w:nsid w:val="497F3EBB"/>
+    <w:multiLevelType w:val="multilevel"/>
+    <w:tmpl w:val="7F52055E"/>
+    <w:lvl w:ilvl="0">
+      <w:start w:val="1"/>
+      <w:numFmt w:val="decimal"/>
+      <w:lvlText w:val="%1."/>
+      <w:lvlJc w:val="left"/>
+      <w:pPr>
+        <w:tabs>
+          <w:tab w:val="num" w:pos="720"/>
+        </w:tabs>
+        <w:ind w:left="720" w:hanging="360"/>
+      </w:pPr>
+    </w:lvl>
+    <w:lvl w:ilvl="1" w:tentative="1">
+      <w:start w:val="1"/>
+      <w:numFmt w:val="decimal"/>
+      <w:lvlText w:val="%2."/>
+      <w:lvlJc w:val="left"/>
+      <w:pPr>
+        <w:tabs>
+          <w:tab w:val="num" w:pos="1440"/>
+        </w:tabs>
+        <w:ind w:left="1440" w:hanging="360"/>
+      </w:pPr>
+    </w:lvl>
+    <w:lvl w:ilvl="2" w:tentative="1">
+      <w:start w:val="1"/>
+      <w:numFmt w:val="decimal"/>
+      <w:lvlText w:val="%3."/>
+      <w:lvlJc w:val="left"/>
+      <w:pPr>
+        <w:tabs>
+          <w:tab w:val="num" w:pos="2160"/>
+        </w:tabs>
+        <w:ind w:left="2160" w:hanging="360"/>
+      </w:pPr>
+    </w:lvl>
+    <w:lvl w:ilvl="3" w:tentative="1">
+      <w:start w:val="1"/>
+      <w:numFmt w:val="decimal"/>
+      <w:lvlText w:val="%4."/>
+      <w:lvlJc w:val="left"/>
+      <w:pPr>
+        <w:tabs>
+          <w:tab w:val="num" w:pos="2880"/>
+        </w:tabs>
+        <w:ind w:left="2880" w:hanging="360"/>
+      </w:pPr>
+    </w:lvl>
+    <w:lvl w:ilvl="4" w:tentative="1">
+      <w:start w:val="1"/>
+      <w:numFmt w:val="decimal"/>
+      <w:lvlText w:val="%5."/>
+      <w:lvlJc w:val="left"/>
+      <w:pPr>
+        <w:tabs>
+          <w:tab w:val="num" w:pos="3600"/>
+        </w:tabs>
+        <w:ind w:left="3600" w:hanging="360"/>
+      </w:pPr>
+    </w:lvl>
+    <w:lvl w:ilvl="5" w:tentative="1">
+      <w:start w:val="1"/>
+      <w:numFmt w:val="decimal"/>
+      <w:lvlText w:val="%6."/>
+      <w:lvlJc w:val="left"/>
+      <w:pPr>
+        <w:tabs>
+          <w:tab w:val="num" w:pos="4320"/>
+        </w:tabs>
+        <w:ind w:left="4320" w:hanging="360"/>
+      </w:pPr>
+    </w:lvl>
+    <w:lvl w:ilvl="6" w:tentative="1">
+      <w:start w:val="1"/>
+      <w:numFmt w:val="decimal"/>
+      <w:lvlText w:val="%7."/>
+      <w:lvlJc w:val="left"/>
+      <w:pPr>
+        <w:tabs>
+          <w:tab w:val="num" w:pos="5040"/>
+        </w:tabs>
+        <w:ind w:left="5040" w:hanging="360"/>
+      </w:pPr>
+    </w:lvl>
+    <w:lvl w:ilvl="7" w:tentative="1">
+      <w:start w:val="1"/>
+      <w:numFmt w:val="decimal"/>
+      <w:lvlText w:val="%8."/>
+      <w:lvlJc w:val="left"/>
+      <w:pPr>
+        <w:tabs>
+          <w:tab w:val="num" w:pos="5760"/>
+        </w:tabs>
+        <w:ind w:left="5760" w:hanging="360"/>
+      </w:pPr>
+    </w:lvl>
+    <w:lvl w:ilvl="8" w:tentative="1">
+      <w:start w:val="1"/>
+      <w:numFmt w:val="decimal"/>
+      <w:lvlText w:val="%9."/>
+      <w:lvlJc w:val="left"/>
+      <w:pPr>
+        <w:tabs>
+          <w:tab w:val="num" w:pos="6480"/>
+        </w:tabs>
+        <w:ind w:left="6480" w:hanging="360"/>
+      </w:pPr>
+    </w:lvl>
+  </w:abstractNum>
+  <w:abstractNum w:abstractNumId="18" w15:restartNumberingAfterBreak="0">
+    <w:nsid w:val="4B716AD5"/>
+    <w:multiLevelType w:val="multilevel"/>
+    <w:tmpl w:val="8A6243E4"/>
+    <w:lvl w:ilvl="0">
+      <w:start w:val="1"/>
+      <w:numFmt w:val="decimal"/>
+      <w:lvlText w:val="%1."/>
+      <w:lvlJc w:val="left"/>
+      <w:pPr>
+        <w:tabs>
+          <w:tab w:val="num" w:pos="720"/>
+        </w:tabs>
+        <w:ind w:left="720" w:hanging="360"/>
+      </w:pPr>
+    </w:lvl>
+    <w:lvl w:ilvl="1" w:tentative="1">
+      <w:start w:val="1"/>
+      <w:numFmt w:val="decimal"/>
+      <w:lvlText w:val="%2."/>
+      <w:lvlJc w:val="left"/>
+      <w:pPr>
+        <w:tabs>
+          <w:tab w:val="num" w:pos="1440"/>
+        </w:tabs>
+        <w:ind w:left="1440" w:hanging="360"/>
+      </w:pPr>
+    </w:lvl>
+    <w:lvl w:ilvl="2" w:tentative="1">
+      <w:start w:val="1"/>
+      <w:numFmt w:val="decimal"/>
+      <w:lvlText w:val="%3."/>
+      <w:lvlJc w:val="left"/>
+      <w:pPr>
+        <w:tabs>
+          <w:tab w:val="num" w:pos="2160"/>
+        </w:tabs>
+        <w:ind w:left="2160" w:hanging="360"/>
+      </w:pPr>
+    </w:lvl>
+    <w:lvl w:ilvl="3" w:tentative="1">
+      <w:start w:val="1"/>
+      <w:numFmt w:val="decimal"/>
+      <w:lvlText w:val="%4."/>
+      <w:lvlJc w:val="left"/>
+      <w:pPr>
+        <w:tabs>
+          <w:tab w:val="num" w:pos="2880"/>
+        </w:tabs>
+        <w:ind w:left="2880" w:hanging="360"/>
+      </w:pPr>
+    </w:lvl>
+    <w:lvl w:ilvl="4" w:tentative="1">
+      <w:start w:val="1"/>
+      <w:numFmt w:val="decimal"/>
+      <w:lvlText w:val="%5."/>
+      <w:lvlJc w:val="left"/>
+      <w:pPr>
+        <w:tabs>
+          <w:tab w:val="num" w:pos="3600"/>
+        </w:tabs>
+        <w:ind w:left="3600" w:hanging="360"/>
+      </w:pPr>
+    </w:lvl>
+    <w:lvl w:ilvl="5" w:tentative="1">
+      <w:start w:val="1"/>
+      <w:numFmt w:val="decimal"/>
+      <w:lvlText w:val="%6."/>
+      <w:lvlJc w:val="left"/>
+      <w:pPr>
+        <w:tabs>
+          <w:tab w:val="num" w:pos="4320"/>
+        </w:tabs>
+        <w:ind w:left="4320" w:hanging="360"/>
+      </w:pPr>
+    </w:lvl>
+    <w:lvl w:ilvl="6" w:tentative="1">
+      <w:start w:val="1"/>
+      <w:numFmt w:val="decimal"/>
+      <w:lvlText w:val="%7."/>
+      <w:lvlJc w:val="left"/>
+      <w:pPr>
+        <w:tabs>
+          <w:tab w:val="num" w:pos="5040"/>
+        </w:tabs>
+        <w:ind w:left="5040" w:hanging="360"/>
+      </w:pPr>
+    </w:lvl>
+    <w:lvl w:ilvl="7" w:tentative="1">
+      <w:start w:val="1"/>
+      <w:numFmt w:val="decimal"/>
+      <w:lvlText w:val="%8."/>
+      <w:lvlJc w:val="left"/>
+      <w:pPr>
+        <w:tabs>
+          <w:tab w:val="num" w:pos="5760"/>
+        </w:tabs>
+        <w:ind w:left="5760" w:hanging="360"/>
+      </w:pPr>
+    </w:lvl>
+    <w:lvl w:ilvl="8" w:tentative="1">
+      <w:start w:val="1"/>
+      <w:numFmt w:val="decimal"/>
+      <w:lvlText w:val="%9."/>
+      <w:lvlJc w:val="left"/>
+      <w:pPr>
+        <w:tabs>
+          <w:tab w:val="num" w:pos="6480"/>
+        </w:tabs>
+        <w:ind w:left="6480" w:hanging="360"/>
+      </w:pPr>
+    </w:lvl>
+  </w:abstractNum>
+  <w:abstractNum w:abstractNumId="19" w15:restartNumberingAfterBreak="0">
+    <w:nsid w:val="4E4B6724"/>
+    <w:multiLevelType w:val="multilevel"/>
+    <w:tmpl w:val="5B624F8E"/>
+    <w:lvl w:ilvl="0">
+      <w:start w:val="1"/>
+      <w:numFmt w:val="decimal"/>
+      <w:lvlText w:val="%1."/>
+      <w:lvlJc w:val="left"/>
+      <w:pPr>
+        <w:tabs>
+          <w:tab w:val="num" w:pos="720"/>
+        </w:tabs>
+        <w:ind w:left="720" w:hanging="360"/>
+      </w:pPr>
+    </w:lvl>
+    <w:lvl w:ilvl="1">
+      <w:start w:val="1"/>
+      <w:numFmt w:val="bullet"/>
+      <w:lvlText w:val="o"/>
+      <w:lvlJc w:val="left"/>
+      <w:pPr>
+        <w:tabs>
+          <w:tab w:val="num" w:pos="1440"/>
+        </w:tabs>
+        <w:ind w:left="1440" w:hanging="360"/>
+      </w:pPr>
+      <w:rPr>
+        <w:rFonts w:ascii="Courier New" w:hAnsi="Courier New" w:hint="default"/>
+        <w:sz w:val="20"/>
+      </w:rPr>
+    </w:lvl>
+    <w:lvl w:ilvl="2" w:tentative="1">
+      <w:start w:val="1"/>
+      <w:numFmt w:val="decimal"/>
+      <w:lvlText w:val="%3."/>
+      <w:lvlJc w:val="left"/>
+      <w:pPr>
+        <w:tabs>
+          <w:tab w:val="num" w:pos="2160"/>
+        </w:tabs>
+        <w:ind w:left="2160" w:hanging="360"/>
+      </w:pPr>
+    </w:lvl>
+    <w:lvl w:ilvl="3" w:tentative="1">
+      <w:start w:val="1"/>
+      <w:numFmt w:val="decimal"/>
+      <w:lvlText w:val="%4."/>
+      <w:lvlJc w:val="left"/>
+      <w:pPr>
+        <w:tabs>
+          <w:tab w:val="num" w:pos="2880"/>
+        </w:tabs>
+        <w:ind w:left="2880" w:hanging="360"/>
+      </w:pPr>
+    </w:lvl>
+    <w:lvl w:ilvl="4" w:tentative="1">
+      <w:start w:val="1"/>
+      <w:numFmt w:val="decimal"/>
+      <w:lvlText w:val="%5."/>
+      <w:lvlJc w:val="left"/>
+      <w:pPr>
+        <w:tabs>
+          <w:tab w:val="num" w:pos="3600"/>
+        </w:tabs>
+        <w:ind w:left="3600" w:hanging="360"/>
+      </w:pPr>
+    </w:lvl>
+    <w:lvl w:ilvl="5" w:tentative="1">
+      <w:start w:val="1"/>
+      <w:numFmt w:val="decimal"/>
+      <w:lvlText w:val="%6."/>
+      <w:lvlJc w:val="left"/>
+      <w:pPr>
+        <w:tabs>
+          <w:tab w:val="num" w:pos="4320"/>
+        </w:tabs>
+        <w:ind w:left="4320" w:hanging="360"/>
+      </w:pPr>
+    </w:lvl>
+    <w:lvl w:ilvl="6" w:tentative="1">
+      <w:start w:val="1"/>
+      <w:numFmt w:val="decimal"/>
+      <w:lvlText w:val="%7."/>
+      <w:lvlJc w:val="left"/>
+      <w:pPr>
+        <w:tabs>
+          <w:tab w:val="num" w:pos="5040"/>
+        </w:tabs>
+        <w:ind w:left="5040" w:hanging="360"/>
+      </w:pPr>
+    </w:lvl>
+    <w:lvl w:ilvl="7" w:tentative="1">
+      <w:start w:val="1"/>
+      <w:numFmt w:val="decimal"/>
+      <w:lvlText w:val="%8."/>
+      <w:lvlJc w:val="left"/>
+      <w:pPr>
+        <w:tabs>
+          <w:tab w:val="num" w:pos="5760"/>
+        </w:tabs>
+        <w:ind w:left="5760" w:hanging="360"/>
+      </w:pPr>
+    </w:lvl>
+    <w:lvl w:ilvl="8" w:tentative="1">
+      <w:start w:val="1"/>
+      <w:numFmt w:val="decimal"/>
+      <w:lvlText w:val="%9."/>
+      <w:lvlJc w:val="left"/>
+      <w:pPr>
+        <w:tabs>
+          <w:tab w:val="num" w:pos="6480"/>
+        </w:tabs>
+        <w:ind w:left="6480" w:hanging="360"/>
+      </w:pPr>
+    </w:lvl>
+  </w:abstractNum>
+  <w:abstractNum w:abstractNumId="20" w15:restartNumberingAfterBreak="0">
+    <w:nsid w:val="4E666A1B"/>
+    <w:multiLevelType w:val="multilevel"/>
+    <w:tmpl w:val="DB1E867A"/>
+    <w:lvl w:ilvl="0">
+      <w:start w:val="1"/>
+      <w:numFmt w:val="decimal"/>
+      <w:lvlText w:val="%1."/>
+      <w:lvlJc w:val="left"/>
+      <w:pPr>
+        <w:tabs>
+          <w:tab w:val="num" w:pos="720"/>
+        </w:tabs>
+        <w:ind w:left="720" w:hanging="360"/>
+      </w:pPr>
+    </w:lvl>
+    <w:lvl w:ilvl="1" w:tentative="1">
+      <w:start w:val="1"/>
+      <w:numFmt w:val="decimal"/>
+      <w:lvlText w:val="%2."/>
+      <w:lvlJc w:val="left"/>
+      <w:pPr>
+        <w:tabs>
+          <w:tab w:val="num" w:pos="1440"/>
+        </w:tabs>
+        <w:ind w:left="1440" w:hanging="360"/>
+      </w:pPr>
+    </w:lvl>
+    <w:lvl w:ilvl="2" w:tentative="1">
+      <w:start w:val="1"/>
+      <w:numFmt w:val="decimal"/>
+      <w:lvlText w:val="%3."/>
+      <w:lvlJc w:val="left"/>
+      <w:pPr>
+        <w:tabs>
+          <w:tab w:val="num" w:pos="2160"/>
+        </w:tabs>
+        <w:ind w:left="2160" w:hanging="360"/>
+      </w:pPr>
+    </w:lvl>
+    <w:lvl w:ilvl="3" w:tentative="1">
+      <w:start w:val="1"/>
+      <w:numFmt w:val="decimal"/>
+      <w:lvlText w:val="%4."/>
+      <w:lvlJc w:val="left"/>
+      <w:pPr>
+        <w:tabs>
+          <w:tab w:val="num" w:pos="2880"/>
+        </w:tabs>
+        <w:ind w:left="2880" w:hanging="360"/>
+      </w:pPr>
+    </w:lvl>
+    <w:lvl w:ilvl="4" w:tentative="1">
+      <w:start w:val="1"/>
+      <w:numFmt w:val="decimal"/>
+      <w:lvlText w:val="%5."/>
+      <w:lvlJc w:val="left"/>
+      <w:pPr>
+        <w:tabs>
+          <w:tab w:val="num" w:pos="3600"/>
+        </w:tabs>
+        <w:ind w:left="3600" w:hanging="360"/>
+      </w:pPr>
+    </w:lvl>
+    <w:lvl w:ilvl="5" w:tentative="1">
+      <w:start w:val="1"/>
+      <w:numFmt w:val="decimal"/>
+      <w:lvlText w:val="%6."/>
+      <w:lvlJc w:val="left"/>
+      <w:pPr>
+        <w:tabs>
+          <w:tab w:val="num" w:pos="4320"/>
+        </w:tabs>
+        <w:ind w:left="4320" w:hanging="360"/>
+      </w:pPr>
+    </w:lvl>
+    <w:lvl w:ilvl="6" w:tentative="1">
+      <w:start w:val="1"/>
+      <w:numFmt w:val="decimal"/>
+      <w:lvlText w:val="%7."/>
+      <w:lvlJc w:val="left"/>
+      <w:pPr>
+        <w:tabs>
+          <w:tab w:val="num" w:pos="5040"/>
+        </w:tabs>
+        <w:ind w:left="5040" w:hanging="360"/>
+      </w:pPr>
+    </w:lvl>
+    <w:lvl w:ilvl="7" w:tentative="1">
+      <w:start w:val="1"/>
+      <w:numFmt w:val="decimal"/>
+      <w:lvlText w:val="%8."/>
+      <w:lvlJc w:val="left"/>
+      <w:pPr>
+        <w:tabs>
+          <w:tab w:val="num" w:pos="5760"/>
+        </w:tabs>
+        <w:ind w:left="5760" w:hanging="360"/>
+      </w:pPr>
+    </w:lvl>
+    <w:lvl w:ilvl="8" w:tentative="1">
+      <w:start w:val="1"/>
+      <w:numFmt w:val="decimal"/>
+      <w:lvlText w:val="%9."/>
+      <w:lvlJc w:val="left"/>
+      <w:pPr>
+        <w:tabs>
+          <w:tab w:val="num" w:pos="6480"/>
+        </w:tabs>
+        <w:ind w:left="6480" w:hanging="360"/>
+      </w:pPr>
+    </w:lvl>
+  </w:abstractNum>
   <w:abstractNum w:abstractNumId="21" w15:restartNumberingAfterBreak="0">
-    <w:nsid w:val="6C387A86"/>
+    <w:nsid w:val="514873E0"/>
     <w:multiLevelType w:val="multilevel"/>
-    <w:tmpl w:val="8DD815AC"/>
-    <w:lvl w:ilvl="0">
-      <w:start w:val="1"/>
-      <w:numFmt w:val="decimal"/>
-      <w:lvlText w:val="%1."/>
-      <w:lvlJc w:val="left"/>
-      <w:pPr>
-        <w:tabs>
-          <w:tab w:val="num" w:pos="720"/>
-        </w:tabs>
-        <w:ind w:left="720" w:hanging="360"/>
-      </w:pPr>
-    </w:lvl>
-    <w:lvl w:ilvl="1" w:tentative="1">
-      <w:start w:val="1"/>
-      <w:numFmt w:val="decimal"/>
-      <w:lvlText w:val="%2."/>
-      <w:lvlJc w:val="left"/>
-      <w:pPr>
-        <w:tabs>
-          <w:tab w:val="num" w:pos="1440"/>
-        </w:tabs>
-        <w:ind w:left="1440" w:hanging="360"/>
-      </w:pPr>
-    </w:lvl>
-    <w:lvl w:ilvl="2" w:tentative="1">
-      <w:start w:val="1"/>
-      <w:numFmt w:val="decimal"/>
-      <w:lvlText w:val="%3."/>
-      <w:lvlJc w:val="left"/>
-      <w:pPr>
-        <w:tabs>
-          <w:tab w:val="num" w:pos="2160"/>
-        </w:tabs>
-        <w:ind w:left="2160" w:hanging="360"/>
-      </w:pPr>
-    </w:lvl>
-    <w:lvl w:ilvl="3" w:tentative="1">
-      <w:start w:val="1"/>
-      <w:numFmt w:val="decimal"/>
-      <w:lvlText w:val="%4."/>
-      <w:lvlJc w:val="left"/>
-      <w:pPr>
-        <w:tabs>
-          <w:tab w:val="num" w:pos="2880"/>
-        </w:tabs>
-        <w:ind w:left="2880" w:hanging="360"/>
-      </w:pPr>
-    </w:lvl>
-    <w:lvl w:ilvl="4" w:tentative="1">
-      <w:start w:val="1"/>
-      <w:numFmt w:val="decimal"/>
-      <w:lvlText w:val="%5."/>
-      <w:lvlJc w:val="left"/>
-      <w:pPr>
-        <w:tabs>
-          <w:tab w:val="num" w:pos="3600"/>
-        </w:tabs>
-        <w:ind w:left="3600" w:hanging="360"/>
-      </w:pPr>
-    </w:lvl>
-    <w:lvl w:ilvl="5" w:tentative="1">
-      <w:start w:val="1"/>
-      <w:numFmt w:val="decimal"/>
-      <w:lvlText w:val="%6."/>
-      <w:lvlJc w:val="left"/>
-      <w:pPr>
-        <w:tabs>
-          <w:tab w:val="num" w:pos="4320"/>
-        </w:tabs>
-        <w:ind w:left="4320" w:hanging="360"/>
-      </w:pPr>
-    </w:lvl>
-    <w:lvl w:ilvl="6" w:tentative="1">
-      <w:start w:val="1"/>
-      <w:numFmt w:val="decimal"/>
-      <w:lvlText w:val="%7."/>
-      <w:lvlJc w:val="left"/>
-      <w:pPr>
-        <w:tabs>
-          <w:tab w:val="num" w:pos="5040"/>
-        </w:tabs>
-        <w:ind w:left="5040" w:hanging="360"/>
-      </w:pPr>
-    </w:lvl>
-    <w:lvl w:ilvl="7" w:tentative="1">
-      <w:start w:val="1"/>
-      <w:numFmt w:val="decimal"/>
-      <w:lvlText w:val="%8."/>
-      <w:lvlJc w:val="left"/>
-      <w:pPr>
-        <w:tabs>
-          <w:tab w:val="num" w:pos="5760"/>
-        </w:tabs>
-        <w:ind w:left="5760" w:hanging="360"/>
-      </w:pPr>
-    </w:lvl>
-    <w:lvl w:ilvl="8" w:tentative="1">
-      <w:start w:val="1"/>
-      <w:numFmt w:val="decimal"/>
-      <w:lvlText w:val="%9."/>
-      <w:lvlJc w:val="left"/>
-      <w:pPr>
-        <w:tabs>
-          <w:tab w:val="num" w:pos="6480"/>
-        </w:tabs>
-        <w:ind w:left="6480" w:hanging="360"/>
-      </w:pPr>
-    </w:lvl>
-  </w:abstractNum>
-  <w:abstractNum w:abstractNumId="22" w15:restartNumberingAfterBreak="0">
-    <w:nsid w:val="6DB86D09"/>
-    <w:multiLevelType w:val="multilevel"/>
-    <w:tmpl w:val="8084DA58"/>
+    <w:tmpl w:val="6B1A2D1E"/>
     <w:lvl w:ilvl="0">
       <w:start w:val="1"/>
       <w:numFmt w:val="bullet"/>
@@ -13767,10 +14068,123 @@
       </w:rPr>
     </w:lvl>
   </w:abstractNum>
+  <w:abstractNum w:abstractNumId="22" w15:restartNumberingAfterBreak="0">
+    <w:nsid w:val="54A16D6C"/>
+    <w:multiLevelType w:val="multilevel"/>
+    <w:tmpl w:val="1650467E"/>
+    <w:lvl w:ilvl="0">
+      <w:start w:val="1"/>
+      <w:numFmt w:val="decimal"/>
+      <w:lvlText w:val="%1."/>
+      <w:lvlJc w:val="left"/>
+      <w:pPr>
+        <w:tabs>
+          <w:tab w:val="num" w:pos="720"/>
+        </w:tabs>
+        <w:ind w:left="720" w:hanging="360"/>
+      </w:pPr>
+    </w:lvl>
+    <w:lvl w:ilvl="1" w:tentative="1">
+      <w:start w:val="1"/>
+      <w:numFmt w:val="decimal"/>
+      <w:lvlText w:val="%2."/>
+      <w:lvlJc w:val="left"/>
+      <w:pPr>
+        <w:tabs>
+          <w:tab w:val="num" w:pos="1440"/>
+        </w:tabs>
+        <w:ind w:left="1440" w:hanging="360"/>
+      </w:pPr>
+    </w:lvl>
+    <w:lvl w:ilvl="2" w:tentative="1">
+      <w:start w:val="1"/>
+      <w:numFmt w:val="decimal"/>
+      <w:lvlText w:val="%3."/>
+      <w:lvlJc w:val="left"/>
+      <w:pPr>
+        <w:tabs>
+          <w:tab w:val="num" w:pos="2160"/>
+        </w:tabs>
+        <w:ind w:left="2160" w:hanging="360"/>
+      </w:pPr>
+    </w:lvl>
+    <w:lvl w:ilvl="3" w:tentative="1">
+      <w:start w:val="1"/>
+      <w:numFmt w:val="decimal"/>
+      <w:lvlText w:val="%4."/>
+      <w:lvlJc w:val="left"/>
+      <w:pPr>
+        <w:tabs>
+          <w:tab w:val="num" w:pos="2880"/>
+        </w:tabs>
+        <w:ind w:left="2880" w:hanging="360"/>
+      </w:pPr>
+    </w:lvl>
+    <w:lvl w:ilvl="4" w:tentative="1">
+      <w:start w:val="1"/>
+      <w:numFmt w:val="decimal"/>
+      <w:lvlText w:val="%5."/>
+      <w:lvlJc w:val="left"/>
+      <w:pPr>
+        <w:tabs>
+          <w:tab w:val="num" w:pos="3600"/>
+        </w:tabs>
+        <w:ind w:left="3600" w:hanging="360"/>
+      </w:pPr>
+    </w:lvl>
+    <w:lvl w:ilvl="5" w:tentative="1">
+      <w:start w:val="1"/>
+      <w:numFmt w:val="decimal"/>
+      <w:lvlText w:val="%6."/>
+      <w:lvlJc w:val="left"/>
+      <w:pPr>
+        <w:tabs>
+          <w:tab w:val="num" w:pos="4320"/>
+        </w:tabs>
+        <w:ind w:left="4320" w:hanging="360"/>
+      </w:pPr>
+    </w:lvl>
+    <w:lvl w:ilvl="6" w:tentative="1">
+      <w:start w:val="1"/>
+      <w:numFmt w:val="decimal"/>
+      <w:lvlText w:val="%7."/>
+      <w:lvlJc w:val="left"/>
+      <w:pPr>
+        <w:tabs>
+          <w:tab w:val="num" w:pos="5040"/>
+        </w:tabs>
+        <w:ind w:left="5040" w:hanging="360"/>
+      </w:pPr>
+    </w:lvl>
+    <w:lvl w:ilvl="7" w:tentative="1">
+      <w:start w:val="1"/>
+      <w:numFmt w:val="decimal"/>
+      <w:lvlText w:val="%8."/>
+      <w:lvlJc w:val="left"/>
+      <w:pPr>
+        <w:tabs>
+          <w:tab w:val="num" w:pos="5760"/>
+        </w:tabs>
+        <w:ind w:left="5760" w:hanging="360"/>
+      </w:pPr>
+    </w:lvl>
+    <w:lvl w:ilvl="8" w:tentative="1">
+      <w:start w:val="1"/>
+      <w:numFmt w:val="decimal"/>
+      <w:lvlText w:val="%9."/>
+      <w:lvlJc w:val="left"/>
+      <w:pPr>
+        <w:tabs>
+          <w:tab w:val="num" w:pos="6480"/>
+        </w:tabs>
+        <w:ind w:left="6480" w:hanging="360"/>
+      </w:pPr>
+    </w:lvl>
+  </w:abstractNum>
   <w:abstractNum w:abstractNumId="23" w15:restartNumberingAfterBreak="0">
-    <w:nsid w:val="6F1D0801"/>
+    <w:nsid w:val="57076BF1"/>
     <w:multiLevelType w:val="multilevel"/>
-    <w:tmpl w:val="76B80B9C"/>
+    <w:tmpl w:val="AA0E75F8"/>
     <w:lvl w:ilvl="0">
       <w:start w:val="1"/>
       <w:numFmt w:val="decimal"/>
@@ -13881,13 +14295,13 @@
     </w:lvl>
   </w:abstractNum>
   <w:abstractNum w:abstractNumId="24" w15:restartNumberingAfterBreak="0">
-    <w:nsid w:val="70647D78"/>
+    <w:nsid w:val="59432B16"/>
     <w:multiLevelType w:val="multilevel"/>
-    <w:tmpl w:val="519AFC6A"/>
+    <w:tmpl w:val="3C725BF8"/>
     <w:lvl w:ilvl="0">
       <w:start w:val="1"/>
-      <w:numFmt w:val="decimal"/>
-      <w:lvlText w:val="%1."/>
+      <w:numFmt w:val="bullet"/>
+      <w:lvlText w:val=""/>
       <w:lvlJc w:val="left"/>
       <w:pPr>
         <w:tabs>
@@ -13895,8 +14309,12 @@
         </w:tabs>
         <w:ind w:left="720" w:hanging="360"/>
       </w:pPr>
-    </w:lvl>
-    <w:lvl w:ilvl="1">
+      <w:rPr>
+        <w:rFonts w:ascii="Symbol" w:hAnsi="Symbol" w:hint="default"/>
+        <w:sz w:val="20"/>
+      </w:rPr>
+    </w:lvl>
+    <w:lvl w:ilvl="1" w:tentative="1">
       <w:start w:val="1"/>
       <w:numFmt w:val="bullet"/>
       <w:lvlText w:val="o"/>
@@ -13914,353 +14332,6 @@
     </w:lvl>
     <w:lvl w:ilvl="2" w:tentative="1">
       <w:start w:val="1"/>
-      <w:numFmt w:val="decimal"/>
-      <w:lvlText w:val="%3."/>
-      <w:lvlJc w:val="left"/>
-      <w:pPr>
-        <w:tabs>
-          <w:tab w:val="num" w:pos="2160"/>
-        </w:tabs>
-        <w:ind w:left="2160" w:hanging="360"/>
-      </w:pPr>
-    </w:lvl>
-    <w:lvl w:ilvl="3" w:tentative="1">
-      <w:start w:val="1"/>
-      <w:numFmt w:val="decimal"/>
-      <w:lvlText w:val="%4."/>
-      <w:lvlJc w:val="left"/>
-      <w:pPr>
-        <w:tabs>
-          <w:tab w:val="num" w:pos="2880"/>
-        </w:tabs>
-        <w:ind w:left="2880" w:hanging="360"/>
-      </w:pPr>
-    </w:lvl>
-    <w:lvl w:ilvl="4" w:tentative="1">
-      <w:start w:val="1"/>
-      <w:numFmt w:val="decimal"/>
-      <w:lvlText w:val="%5."/>
-      <w:lvlJc w:val="left"/>
-      <w:pPr>
-        <w:tabs>
-          <w:tab w:val="num" w:pos="3600"/>
-        </w:tabs>
-        <w:ind w:left="3600" w:hanging="360"/>
-      </w:pPr>
-    </w:lvl>
-    <w:lvl w:ilvl="5" w:tentative="1">
-      <w:start w:val="1"/>
-      <w:numFmt w:val="decimal"/>
-      <w:lvlText w:val="%6."/>
-      <w:lvlJc w:val="left"/>
-      <w:pPr>
-        <w:tabs>
-          <w:tab w:val="num" w:pos="4320"/>
-        </w:tabs>
-        <w:ind w:left="4320" w:hanging="360"/>
-      </w:pPr>
-    </w:lvl>
-    <w:lvl w:ilvl="6" w:tentative="1">
-      <w:start w:val="1"/>
-      <w:numFmt w:val="decimal"/>
-      <w:lvlText w:val="%7."/>
-      <w:lvlJc w:val="left"/>
-      <w:pPr>
-        <w:tabs>
-          <w:tab w:val="num" w:pos="5040"/>
-        </w:tabs>
-        <w:ind w:left="5040" w:hanging="360"/>
-      </w:pPr>
-    </w:lvl>
-    <w:lvl w:ilvl="7" w:tentative="1">
-      <w:start w:val="1"/>
-      <w:numFmt w:val="decimal"/>
-      <w:lvlText w:val="%8."/>
-      <w:lvlJc w:val="left"/>
-      <w:pPr>
-        <w:tabs>
-          <w:tab w:val="num" w:pos="5760"/>
-        </w:tabs>
-        <w:ind w:left="5760" w:hanging="360"/>
-      </w:pPr>
-    </w:lvl>
-    <w:lvl w:ilvl="8" w:tentative="1">
-      <w:start w:val="1"/>
-      <w:numFmt w:val="decimal"/>
-      <w:lvlText w:val="%9."/>
-      <w:lvlJc w:val="left"/>
-      <w:pPr>
-        <w:tabs>
-          <w:tab w:val="num" w:pos="6480"/>
-        </w:tabs>
-        <w:ind w:left="6480" w:hanging="360"/>
-      </w:pPr>
-    </w:lvl>
-  </w:abstractNum>
-  <w:abstractNum w:abstractNumId="25" w15:restartNumberingAfterBreak="0">
-    <w:nsid w:val="76DB77B5"/>
-    <w:multiLevelType w:val="multilevel"/>
-    <w:tmpl w:val="343EB076"/>
-    <w:lvl w:ilvl="0">
-      <w:start w:val="1"/>
-      <w:numFmt w:val="decimal"/>
-      <w:lvlText w:val="%1."/>
-      <w:lvlJc w:val="left"/>
-      <w:pPr>
-        <w:tabs>
-          <w:tab w:val="num" w:pos="720"/>
-        </w:tabs>
-        <w:ind w:left="720" w:hanging="360"/>
-      </w:pPr>
-    </w:lvl>
-    <w:lvl w:ilvl="1" w:tentative="1">
-      <w:start w:val="1"/>
-      <w:numFmt w:val="decimal"/>
-      <w:lvlText w:val="%2."/>
-      <w:lvlJc w:val="left"/>
-      <w:pPr>
-        <w:tabs>
-          <w:tab w:val="num" w:pos="1440"/>
-        </w:tabs>
-        <w:ind w:left="1440" w:hanging="360"/>
-      </w:pPr>
-    </w:lvl>
-    <w:lvl w:ilvl="2" w:tentative="1">
-      <w:start w:val="1"/>
-      <w:numFmt w:val="decimal"/>
-      <w:lvlText w:val="%3."/>
-      <w:lvlJc w:val="left"/>
-      <w:pPr>
-        <w:tabs>
-          <w:tab w:val="num" w:pos="2160"/>
-        </w:tabs>
-        <w:ind w:left="2160" w:hanging="360"/>
-      </w:pPr>
-    </w:lvl>
-    <w:lvl w:ilvl="3" w:tentative="1">
-      <w:start w:val="1"/>
-      <w:numFmt w:val="decimal"/>
-      <w:lvlText w:val="%4."/>
-      <w:lvlJc w:val="left"/>
-      <w:pPr>
-        <w:tabs>
-          <w:tab w:val="num" w:pos="2880"/>
-        </w:tabs>
-        <w:ind w:left="2880" w:hanging="360"/>
-      </w:pPr>
-    </w:lvl>
-    <w:lvl w:ilvl="4" w:tentative="1">
-      <w:start w:val="1"/>
-      <w:numFmt w:val="decimal"/>
-      <w:lvlText w:val="%5."/>
-      <w:lvlJc w:val="left"/>
-      <w:pPr>
-        <w:tabs>
-          <w:tab w:val="num" w:pos="3600"/>
-        </w:tabs>
-        <w:ind w:left="3600" w:hanging="360"/>
-      </w:pPr>
-    </w:lvl>
-    <w:lvl w:ilvl="5" w:tentative="1">
-      <w:start w:val="1"/>
-      <w:numFmt w:val="decimal"/>
-      <w:lvlText w:val="%6."/>
-      <w:lvlJc w:val="left"/>
-      <w:pPr>
-        <w:tabs>
-          <w:tab w:val="num" w:pos="4320"/>
-        </w:tabs>
-        <w:ind w:left="4320" w:hanging="360"/>
-      </w:pPr>
-    </w:lvl>
-    <w:lvl w:ilvl="6" w:tentative="1">
-      <w:start w:val="1"/>
-      <w:numFmt w:val="decimal"/>
-      <w:lvlText w:val="%7."/>
-      <w:lvlJc w:val="left"/>
-      <w:pPr>
-        <w:tabs>
-          <w:tab w:val="num" w:pos="5040"/>
-        </w:tabs>
-        <w:ind w:left="5040" w:hanging="360"/>
-      </w:pPr>
-    </w:lvl>
-    <w:lvl w:ilvl="7" w:tentative="1">
-      <w:start w:val="1"/>
-      <w:numFmt w:val="decimal"/>
-      <w:lvlText w:val="%8."/>
-      <w:lvlJc w:val="left"/>
-      <w:pPr>
-        <w:tabs>
-          <w:tab w:val="num" w:pos="5760"/>
-        </w:tabs>
-        <w:ind w:left="5760" w:hanging="360"/>
-      </w:pPr>
-    </w:lvl>
-    <w:lvl w:ilvl="8" w:tentative="1">
-      <w:start w:val="1"/>
-      <w:numFmt w:val="decimal"/>
-      <w:lvlText w:val="%9."/>
-      <w:lvlJc w:val="left"/>
-      <w:pPr>
-        <w:tabs>
-          <w:tab w:val="num" w:pos="6480"/>
-        </w:tabs>
-        <w:ind w:left="6480" w:hanging="360"/>
-      </w:pPr>
-    </w:lvl>
-  </w:abstractNum>
-  <w:abstractNum w:abstractNumId="26" w15:restartNumberingAfterBreak="0">
-    <w:nsid w:val="779F5BCA"/>
-    <w:multiLevelType w:val="multilevel"/>
-    <w:tmpl w:val="572E0442"/>
-    <w:lvl w:ilvl="0">
-      <w:start w:val="1"/>
-      <w:numFmt w:val="decimal"/>
-      <w:lvlText w:val="%1."/>
-      <w:lvlJc w:val="left"/>
-      <w:pPr>
-        <w:tabs>
-          <w:tab w:val="num" w:pos="720"/>
-        </w:tabs>
-        <w:ind w:left="720" w:hanging="360"/>
-      </w:pPr>
-    </w:lvl>
-    <w:lvl w:ilvl="1" w:tentative="1">
-      <w:start w:val="1"/>
-      <w:numFmt w:val="decimal"/>
-      <w:lvlText w:val="%2."/>
-      <w:lvlJc w:val="left"/>
-      <w:pPr>
-        <w:tabs>
-          <w:tab w:val="num" w:pos="1440"/>
-        </w:tabs>
-        <w:ind w:left="1440" w:hanging="360"/>
-      </w:pPr>
-    </w:lvl>
-    <w:lvl w:ilvl="2" w:tentative="1">
-      <w:start w:val="1"/>
-      <w:numFmt w:val="decimal"/>
-      <w:lvlText w:val="%3."/>
-      <w:lvlJc w:val="left"/>
-      <w:pPr>
-        <w:tabs>
-          <w:tab w:val="num" w:pos="2160"/>
-        </w:tabs>
-        <w:ind w:left="2160" w:hanging="360"/>
-      </w:pPr>
-    </w:lvl>
-    <w:lvl w:ilvl="3" w:tentative="1">
-      <w:start w:val="1"/>
-      <w:numFmt w:val="decimal"/>
-      <w:lvlText w:val="%4."/>
-      <w:lvlJc w:val="left"/>
-      <w:pPr>
-        <w:tabs>
-          <w:tab w:val="num" w:pos="2880"/>
-        </w:tabs>
-        <w:ind w:left="2880" w:hanging="360"/>
-      </w:pPr>
-    </w:lvl>
-    <w:lvl w:ilvl="4" w:tentative="1">
-      <w:start w:val="1"/>
-      <w:numFmt w:val="decimal"/>
-      <w:lvlText w:val="%5."/>
-      <w:lvlJc w:val="left"/>
-      <w:pPr>
-        <w:tabs>
-          <w:tab w:val="num" w:pos="3600"/>
-        </w:tabs>
-        <w:ind w:left="3600" w:hanging="360"/>
-      </w:pPr>
-    </w:lvl>
-    <w:lvl w:ilvl="5" w:tentative="1">
-      <w:start w:val="1"/>
-      <w:numFmt w:val="decimal"/>
-      <w:lvlText w:val="%6."/>
-      <w:lvlJc w:val="left"/>
-      <w:pPr>
-        <w:tabs>
-          <w:tab w:val="num" w:pos="4320"/>
-        </w:tabs>
-        <w:ind w:left="4320" w:hanging="360"/>
-      </w:pPr>
-    </w:lvl>
-    <w:lvl w:ilvl="6" w:tentative="1">
-      <w:start w:val="1"/>
-      <w:numFmt w:val="decimal"/>
-      <w:lvlText w:val="%7."/>
-      <w:lvlJc w:val="left"/>
-      <w:pPr>
-        <w:tabs>
-          <w:tab w:val="num" w:pos="5040"/>
-        </w:tabs>
-        <w:ind w:left="5040" w:hanging="360"/>
-      </w:pPr>
-    </w:lvl>
-    <w:lvl w:ilvl="7" w:tentative="1">
-      <w:start w:val="1"/>
-      <w:numFmt w:val="decimal"/>
-      <w:lvlText w:val="%8."/>
-      <w:lvlJc w:val="left"/>
-      <w:pPr>
-        <w:tabs>
-          <w:tab w:val="num" w:pos="5760"/>
-        </w:tabs>
-        <w:ind w:left="5760" w:hanging="360"/>
-      </w:pPr>
-    </w:lvl>
-    <w:lvl w:ilvl="8" w:tentative="1">
-      <w:start w:val="1"/>
-      <w:numFmt w:val="decimal"/>
-      <w:lvlText w:val="%9."/>
-      <w:lvlJc w:val="left"/>
-      <w:pPr>
-        <w:tabs>
-          <w:tab w:val="num" w:pos="6480"/>
-        </w:tabs>
-        <w:ind w:left="6480" w:hanging="360"/>
-      </w:pPr>
-    </w:lvl>
-  </w:abstractNum>
-  <w:abstractNum w:abstractNumId="27" w15:restartNumberingAfterBreak="0">
-    <w:nsid w:val="7FFB01BB"/>
-    <w:multiLevelType w:val="multilevel"/>
-    <w:tmpl w:val="1C7286C2"/>
-    <w:lvl w:ilvl="0">
-      <w:start w:val="1"/>
-      <w:numFmt w:val="bullet"/>
-      <w:lvlText w:val=""/>
-      <w:lvlJc w:val="left"/>
-      <w:pPr>
-        <w:tabs>
-          <w:tab w:val="num" w:pos="720"/>
-        </w:tabs>
-        <w:ind w:left="720" w:hanging="360"/>
-      </w:pPr>
-      <w:rPr>
-        <w:rFonts w:ascii="Symbol" w:hAnsi="Symbol" w:hint="default"/>
-        <w:sz w:val="20"/>
-      </w:rPr>
-    </w:lvl>
-    <w:lvl w:ilvl="1" w:tentative="1">
-      <w:start w:val="1"/>
-      <w:numFmt w:val="bullet"/>
-      <w:lvlText w:val="o"/>
-      <w:lvlJc w:val="left"/>
-      <w:pPr>
-        <w:tabs>
-          <w:tab w:val="num" w:pos="1440"/>
-        </w:tabs>
-        <w:ind w:left="1440" w:hanging="360"/>
-      </w:pPr>
-      <w:rPr>
-        <w:rFonts w:ascii="Courier New" w:hAnsi="Courier New" w:hint="default"/>
-        <w:sz w:val="20"/>
-      </w:rPr>
-    </w:lvl>
-    <w:lvl w:ilvl="2" w:tentative="1">
-      <w:start w:val="1"/>
       <w:numFmt w:val="bullet"/>
       <w:lvlText w:val=""/>
       <w:lvlJc w:val="left"/>
@@ -14372,89 +14443,544 @@
       </w:rPr>
     </w:lvl>
   </w:abstractNum>
-  <w:num w:numId="1" w16cid:durableId="1202981096">
+  <w:abstractNum w:abstractNumId="25" w15:restartNumberingAfterBreak="0">
+    <w:nsid w:val="6B9749D9"/>
+    <w:multiLevelType w:val="multilevel"/>
+    <w:tmpl w:val="85DCC9DC"/>
+    <w:lvl w:ilvl="0">
+      <w:start w:val="1"/>
+      <w:numFmt w:val="decimal"/>
+      <w:lvlText w:val="%1."/>
+      <w:lvlJc w:val="left"/>
+      <w:pPr>
+        <w:tabs>
+          <w:tab w:val="num" w:pos="720"/>
+        </w:tabs>
+        <w:ind w:left="720" w:hanging="360"/>
+      </w:pPr>
+    </w:lvl>
+    <w:lvl w:ilvl="1" w:tentative="1">
+      <w:start w:val="1"/>
+      <w:numFmt w:val="decimal"/>
+      <w:lvlText w:val="%2."/>
+      <w:lvlJc w:val="left"/>
+      <w:pPr>
+        <w:tabs>
+          <w:tab w:val="num" w:pos="1440"/>
+        </w:tabs>
+        <w:ind w:left="1440" w:hanging="360"/>
+      </w:pPr>
+    </w:lvl>
+    <w:lvl w:ilvl="2" w:tentative="1">
+      <w:start w:val="1"/>
+      <w:numFmt w:val="decimal"/>
+      <w:lvlText w:val="%3."/>
+      <w:lvlJc w:val="left"/>
+      <w:pPr>
+        <w:tabs>
+          <w:tab w:val="num" w:pos="2160"/>
+        </w:tabs>
+        <w:ind w:left="2160" w:hanging="360"/>
+      </w:pPr>
+    </w:lvl>
+    <w:lvl w:ilvl="3" w:tentative="1">
+      <w:start w:val="1"/>
+      <w:numFmt w:val="decimal"/>
+      <w:lvlText w:val="%4."/>
+      <w:lvlJc w:val="left"/>
+      <w:pPr>
+        <w:tabs>
+          <w:tab w:val="num" w:pos="2880"/>
+        </w:tabs>
+        <w:ind w:left="2880" w:hanging="360"/>
+      </w:pPr>
+    </w:lvl>
+    <w:lvl w:ilvl="4" w:tentative="1">
+      <w:start w:val="1"/>
+      <w:numFmt w:val="decimal"/>
+      <w:lvlText w:val="%5."/>
+      <w:lvlJc w:val="left"/>
+      <w:pPr>
+        <w:tabs>
+          <w:tab w:val="num" w:pos="3600"/>
+        </w:tabs>
+        <w:ind w:left="3600" w:hanging="360"/>
+      </w:pPr>
+    </w:lvl>
+    <w:lvl w:ilvl="5" w:tentative="1">
+      <w:start w:val="1"/>
+      <w:numFmt w:val="decimal"/>
+      <w:lvlText w:val="%6."/>
+      <w:lvlJc w:val="left"/>
+      <w:pPr>
+        <w:tabs>
+          <w:tab w:val="num" w:pos="4320"/>
+        </w:tabs>
+        <w:ind w:left="4320" w:hanging="360"/>
+      </w:pPr>
+    </w:lvl>
+    <w:lvl w:ilvl="6" w:tentative="1">
+      <w:start w:val="1"/>
+      <w:numFmt w:val="decimal"/>
+      <w:lvlText w:val="%7."/>
+      <w:lvlJc w:val="left"/>
+      <w:pPr>
+        <w:tabs>
+          <w:tab w:val="num" w:pos="5040"/>
+        </w:tabs>
+        <w:ind w:left="5040" w:hanging="360"/>
+      </w:pPr>
+    </w:lvl>
+    <w:lvl w:ilvl="7" w:tentative="1">
+      <w:start w:val="1"/>
+      <w:numFmt w:val="decimal"/>
+      <w:lvlText w:val="%8."/>
+      <w:lvlJc w:val="left"/>
+      <w:pPr>
+        <w:tabs>
+          <w:tab w:val="num" w:pos="5760"/>
+        </w:tabs>
+        <w:ind w:left="5760" w:hanging="360"/>
+      </w:pPr>
+    </w:lvl>
+    <w:lvl w:ilvl="8" w:tentative="1">
+      <w:start w:val="1"/>
+      <w:numFmt w:val="decimal"/>
+      <w:lvlText w:val="%9."/>
+      <w:lvlJc w:val="left"/>
+      <w:pPr>
+        <w:tabs>
+          <w:tab w:val="num" w:pos="6480"/>
+        </w:tabs>
+        <w:ind w:left="6480" w:hanging="360"/>
+      </w:pPr>
+    </w:lvl>
+  </w:abstractNum>
+  <w:abstractNum w:abstractNumId="26" w15:restartNumberingAfterBreak="0">
+    <w:nsid w:val="72E62462"/>
+    <w:multiLevelType w:val="multilevel"/>
+    <w:tmpl w:val="DD98B5A4"/>
+    <w:lvl w:ilvl="0">
+      <w:start w:val="1"/>
+      <w:numFmt w:val="decimal"/>
+      <w:lvlText w:val="%1."/>
+      <w:lvlJc w:val="left"/>
+      <w:pPr>
+        <w:tabs>
+          <w:tab w:val="num" w:pos="720"/>
+        </w:tabs>
+        <w:ind w:left="720" w:hanging="360"/>
+      </w:pPr>
+    </w:lvl>
+    <w:lvl w:ilvl="1" w:tentative="1">
+      <w:start w:val="1"/>
+      <w:numFmt w:val="decimal"/>
+      <w:lvlText w:val="%2."/>
+      <w:lvlJc w:val="left"/>
+      <w:pPr>
+        <w:tabs>
+          <w:tab w:val="num" w:pos="1440"/>
+        </w:tabs>
+        <w:ind w:left="1440" w:hanging="360"/>
+      </w:pPr>
+    </w:lvl>
+    <w:lvl w:ilvl="2" w:tentative="1">
+      <w:start w:val="1"/>
+      <w:numFmt w:val="decimal"/>
+      <w:lvlText w:val="%3."/>
+      <w:lvlJc w:val="left"/>
+      <w:pPr>
+        <w:tabs>
+          <w:tab w:val="num" w:pos="2160"/>
+        </w:tabs>
+        <w:ind w:left="2160" w:hanging="360"/>
+      </w:pPr>
+    </w:lvl>
+    <w:lvl w:ilvl="3" w:tentative="1">
+      <w:start w:val="1"/>
+      <w:numFmt w:val="decimal"/>
+      <w:lvlText w:val="%4."/>
+      <w:lvlJc w:val="left"/>
+      <w:pPr>
+        <w:tabs>
+          <w:tab w:val="num" w:pos="2880"/>
+        </w:tabs>
+        <w:ind w:left="2880" w:hanging="360"/>
+      </w:pPr>
+    </w:lvl>
+    <w:lvl w:ilvl="4" w:tentative="1">
+      <w:start w:val="1"/>
+      <w:numFmt w:val="decimal"/>
+      <w:lvlText w:val="%5."/>
+      <w:lvlJc w:val="left"/>
+      <w:pPr>
+        <w:tabs>
+          <w:tab w:val="num" w:pos="3600"/>
+        </w:tabs>
+        <w:ind w:left="3600" w:hanging="360"/>
+      </w:pPr>
+    </w:lvl>
+    <w:lvl w:ilvl="5" w:tentative="1">
+      <w:start w:val="1"/>
+      <w:numFmt w:val="decimal"/>
+      <w:lvlText w:val="%6."/>
+      <w:lvlJc w:val="left"/>
+      <w:pPr>
+        <w:tabs>
+          <w:tab w:val="num" w:pos="4320"/>
+        </w:tabs>
+        <w:ind w:left="4320" w:hanging="360"/>
+      </w:pPr>
+    </w:lvl>
+    <w:lvl w:ilvl="6" w:tentative="1">
+      <w:start w:val="1"/>
+      <w:numFmt w:val="decimal"/>
+      <w:lvlText w:val="%7."/>
+      <w:lvlJc w:val="left"/>
+      <w:pPr>
+        <w:tabs>
+          <w:tab w:val="num" w:pos="5040"/>
+        </w:tabs>
+        <w:ind w:left="5040" w:hanging="360"/>
+      </w:pPr>
+    </w:lvl>
+    <w:lvl w:ilvl="7" w:tentative="1">
+      <w:start w:val="1"/>
+      <w:numFmt w:val="decimal"/>
+      <w:lvlText w:val="%8."/>
+      <w:lvlJc w:val="left"/>
+      <w:pPr>
+        <w:tabs>
+          <w:tab w:val="num" w:pos="5760"/>
+        </w:tabs>
+        <w:ind w:left="5760" w:hanging="360"/>
+      </w:pPr>
+    </w:lvl>
+    <w:lvl w:ilvl="8" w:tentative="1">
+      <w:start w:val="1"/>
+      <w:numFmt w:val="decimal"/>
+      <w:lvlText w:val="%9."/>
+      <w:lvlJc w:val="left"/>
+      <w:pPr>
+        <w:tabs>
+          <w:tab w:val="num" w:pos="6480"/>
+        </w:tabs>
+        <w:ind w:left="6480" w:hanging="360"/>
+      </w:pPr>
+    </w:lvl>
+  </w:abstractNum>
+  <w:abstractNum w:abstractNumId="27" w15:restartNumberingAfterBreak="0">
+    <w:nsid w:val="7559376C"/>
+    <w:multiLevelType w:val="multilevel"/>
+    <w:tmpl w:val="E78EE7A2"/>
+    <w:lvl w:ilvl="0">
+      <w:start w:val="1"/>
+      <w:numFmt w:val="decimal"/>
+      <w:lvlText w:val="%1."/>
+      <w:lvlJc w:val="left"/>
+      <w:pPr>
+        <w:tabs>
+          <w:tab w:val="num" w:pos="720"/>
+        </w:tabs>
+        <w:ind w:left="720" w:hanging="360"/>
+      </w:pPr>
+    </w:lvl>
+    <w:lvl w:ilvl="1" w:tentative="1">
+      <w:start w:val="1"/>
+      <w:numFmt w:val="decimal"/>
+      <w:lvlText w:val="%2."/>
+      <w:lvlJc w:val="left"/>
+      <w:pPr>
+        <w:tabs>
+          <w:tab w:val="num" w:pos="1440"/>
+        </w:tabs>
+        <w:ind w:left="1440" w:hanging="360"/>
+      </w:pPr>
+    </w:lvl>
+    <w:lvl w:ilvl="2" w:tentative="1">
+      <w:start w:val="1"/>
+      <w:numFmt w:val="decimal"/>
+      <w:lvlText w:val="%3."/>
+      <w:lvlJc w:val="left"/>
+      <w:pPr>
+        <w:tabs>
+          <w:tab w:val="num" w:pos="2160"/>
+        </w:tabs>
+        <w:ind w:left="2160" w:hanging="360"/>
+      </w:pPr>
+    </w:lvl>
+    <w:lvl w:ilvl="3" w:tentative="1">
+      <w:start w:val="1"/>
+      <w:numFmt w:val="decimal"/>
+      <w:lvlText w:val="%4."/>
+      <w:lvlJc w:val="left"/>
+      <w:pPr>
+        <w:tabs>
+          <w:tab w:val="num" w:pos="2880"/>
+        </w:tabs>
+        <w:ind w:left="2880" w:hanging="360"/>
+      </w:pPr>
+    </w:lvl>
+    <w:lvl w:ilvl="4" w:tentative="1">
+      <w:start w:val="1"/>
+      <w:numFmt w:val="decimal"/>
+      <w:lvlText w:val="%5."/>
+      <w:lvlJc w:val="left"/>
+      <w:pPr>
+        <w:tabs>
+          <w:tab w:val="num" w:pos="3600"/>
+        </w:tabs>
+        <w:ind w:left="3600" w:hanging="360"/>
+      </w:pPr>
+    </w:lvl>
+    <w:lvl w:ilvl="5" w:tentative="1">
+      <w:start w:val="1"/>
+      <w:numFmt w:val="decimal"/>
+      <w:lvlText w:val="%6."/>
+      <w:lvlJc w:val="left"/>
+      <w:pPr>
+        <w:tabs>
+          <w:tab w:val="num" w:pos="4320"/>
+        </w:tabs>
+        <w:ind w:left="4320" w:hanging="360"/>
+      </w:pPr>
+    </w:lvl>
+    <w:lvl w:ilvl="6" w:tentative="1">
+      <w:start w:val="1"/>
+      <w:numFmt w:val="decimal"/>
+      <w:lvlText w:val="%7."/>
+      <w:lvlJc w:val="left"/>
+      <w:pPr>
+        <w:tabs>
+          <w:tab w:val="num" w:pos="5040"/>
+        </w:tabs>
+        <w:ind w:left="5040" w:hanging="360"/>
+      </w:pPr>
+    </w:lvl>
+    <w:lvl w:ilvl="7" w:tentative="1">
+      <w:start w:val="1"/>
+      <w:numFmt w:val="decimal"/>
+      <w:lvlText w:val="%8."/>
+      <w:lvlJc w:val="left"/>
+      <w:pPr>
+        <w:tabs>
+          <w:tab w:val="num" w:pos="5760"/>
+        </w:tabs>
+        <w:ind w:left="5760" w:hanging="360"/>
+      </w:pPr>
+    </w:lvl>
+    <w:lvl w:ilvl="8" w:tentative="1">
+      <w:start w:val="1"/>
+      <w:numFmt w:val="decimal"/>
+      <w:lvlText w:val="%9."/>
+      <w:lvlJc w:val="left"/>
+      <w:pPr>
+        <w:tabs>
+          <w:tab w:val="num" w:pos="6480"/>
+        </w:tabs>
+        <w:ind w:left="6480" w:hanging="360"/>
+      </w:pPr>
+    </w:lvl>
+  </w:abstractNum>
+  <w:abstractNum w:abstractNumId="28" w15:restartNumberingAfterBreak="0">
+    <w:nsid w:val="78E6681E"/>
+    <w:multiLevelType w:val="multilevel"/>
+    <w:tmpl w:val="467A46C0"/>
+    <w:lvl w:ilvl="0">
+      <w:start w:val="1"/>
+      <w:numFmt w:val="decimal"/>
+      <w:lvlText w:val="%1."/>
+      <w:lvlJc w:val="left"/>
+      <w:pPr>
+        <w:tabs>
+          <w:tab w:val="num" w:pos="720"/>
+        </w:tabs>
+        <w:ind w:left="720" w:hanging="360"/>
+      </w:pPr>
+    </w:lvl>
+    <w:lvl w:ilvl="1" w:tentative="1">
+      <w:start w:val="1"/>
+      <w:numFmt w:val="decimal"/>
+      <w:lvlText w:val="%2."/>
+      <w:lvlJc w:val="left"/>
+      <w:pPr>
+        <w:tabs>
+          <w:tab w:val="num" w:pos="1440"/>
+        </w:tabs>
+        <w:ind w:left="1440" w:hanging="360"/>
+      </w:pPr>
+    </w:lvl>
+    <w:lvl w:ilvl="2" w:tentative="1">
+      <w:start w:val="1"/>
+      <w:numFmt w:val="decimal"/>
+      <w:lvlText w:val="%3."/>
+      <w:lvlJc w:val="left"/>
+      <w:pPr>
+        <w:tabs>
+          <w:tab w:val="num" w:pos="2160"/>
+        </w:tabs>
+        <w:ind w:left="2160" w:hanging="360"/>
+      </w:pPr>
+    </w:lvl>
+    <w:lvl w:ilvl="3" w:tentative="1">
+      <w:start w:val="1"/>
+      <w:numFmt w:val="decimal"/>
+      <w:lvlText w:val="%4."/>
+      <w:lvlJc w:val="left"/>
+      <w:pPr>
+        <w:tabs>
+          <w:tab w:val="num" w:pos="2880"/>
+        </w:tabs>
+        <w:ind w:left="2880" w:hanging="360"/>
+      </w:pPr>
+    </w:lvl>
+    <w:lvl w:ilvl="4" w:tentative="1">
+      <w:start w:val="1"/>
+      <w:numFmt w:val="decimal"/>
+      <w:lvlText w:val="%5."/>
+      <w:lvlJc w:val="left"/>
+      <w:pPr>
+        <w:tabs>
+          <w:tab w:val="num" w:pos="3600"/>
+        </w:tabs>
+        <w:ind w:left="3600" w:hanging="360"/>
+      </w:pPr>
+    </w:lvl>
+    <w:lvl w:ilvl="5" w:tentative="1">
+      <w:start w:val="1"/>
+      <w:numFmt w:val="decimal"/>
+      <w:lvlText w:val="%6."/>
+      <w:lvlJc w:val="left"/>
+      <w:pPr>
+        <w:tabs>
+          <w:tab w:val="num" w:pos="4320"/>
+        </w:tabs>
+        <w:ind w:left="4320" w:hanging="360"/>
+      </w:pPr>
+    </w:lvl>
+    <w:lvl w:ilvl="6" w:tentative="1">
+      <w:start w:val="1"/>
+      <w:numFmt w:val="decimal"/>
+      <w:lvlText w:val="%7."/>
+      <w:lvlJc w:val="left"/>
+      <w:pPr>
+        <w:tabs>
+          <w:tab w:val="num" w:pos="5040"/>
+        </w:tabs>
+        <w:ind w:left="5040" w:hanging="360"/>
+      </w:pPr>
+    </w:lvl>
+    <w:lvl w:ilvl="7" w:tentative="1">
+      <w:start w:val="1"/>
+      <w:numFmt w:val="decimal"/>
+      <w:lvlText w:val="%8."/>
+      <w:lvlJc w:val="left"/>
+      <w:pPr>
+        <w:tabs>
+          <w:tab w:val="num" w:pos="5760"/>
+        </w:tabs>
+        <w:ind w:left="5760" w:hanging="360"/>
+      </w:pPr>
+    </w:lvl>
+    <w:lvl w:ilvl="8" w:tentative="1">
+      <w:start w:val="1"/>
+      <w:numFmt w:val="decimal"/>
+      <w:lvlText w:val="%9."/>
+      <w:lvlJc w:val="left"/>
+      <w:pPr>
+        <w:tabs>
+          <w:tab w:val="num" w:pos="6480"/>
+        </w:tabs>
+        <w:ind w:left="6480" w:hanging="360"/>
+      </w:pPr>
+    </w:lvl>
+  </w:abstractNum>
+  <w:num w:numId="1" w16cid:durableId="1382554767">
+    <w:abstractNumId w:val="7"/>
+  </w:num>
+  <w:num w:numId="2" w16cid:durableId="1460492380">
+    <w:abstractNumId w:val="22"/>
+  </w:num>
+  <w:num w:numId="3" w16cid:durableId="718676296">
+    <w:abstractNumId w:val="20"/>
+  </w:num>
+  <w:num w:numId="4" w16cid:durableId="1598097848">
+    <w:abstractNumId w:val="2"/>
+  </w:num>
+  <w:num w:numId="5" w16cid:durableId="1680042339">
+    <w:abstractNumId w:val="0"/>
+  </w:num>
+  <w:num w:numId="6" w16cid:durableId="357774110">
+    <w:abstractNumId w:val="15"/>
+  </w:num>
+  <w:num w:numId="7" w16cid:durableId="444465285">
+    <w:abstractNumId w:val="14"/>
+  </w:num>
+  <w:num w:numId="8" w16cid:durableId="976883551">
+    <w:abstractNumId w:val="9"/>
+  </w:num>
+  <w:num w:numId="9" w16cid:durableId="590818468">
+    <w:abstractNumId w:val="23"/>
+  </w:num>
+  <w:num w:numId="10" w16cid:durableId="76245426">
+    <w:abstractNumId w:val="11"/>
+  </w:num>
+  <w:num w:numId="11" w16cid:durableId="487326463">
     <w:abstractNumId w:val="12"/>
   </w:num>
-  <w:num w:numId="2" w16cid:durableId="797453472">
+  <w:num w:numId="12" w16cid:durableId="449125776">
+    <w:abstractNumId w:val="3"/>
+  </w:num>
+  <w:num w:numId="13" w16cid:durableId="327754739">
+    <w:abstractNumId w:val="21"/>
+  </w:num>
+  <w:num w:numId="14" w16cid:durableId="509299163">
     <w:abstractNumId w:val="17"/>
   </w:num>
-  <w:num w:numId="3" w16cid:durableId="1526602625">
+  <w:num w:numId="15" w16cid:durableId="719792170">
+    <w:abstractNumId w:val="19"/>
+  </w:num>
+  <w:num w:numId="16" w16cid:durableId="1784306284">
+    <w:abstractNumId w:val="4"/>
+  </w:num>
+  <w:num w:numId="17" w16cid:durableId="258683991">
+    <w:abstractNumId w:val="13"/>
+  </w:num>
+  <w:num w:numId="18" w16cid:durableId="959268122">
+    <w:abstractNumId w:val="8"/>
+  </w:num>
+  <w:num w:numId="19" w16cid:durableId="1903566224">
+    <w:abstractNumId w:val="16"/>
+  </w:num>
+  <w:num w:numId="20" w16cid:durableId="1801608571">
+    <w:abstractNumId w:val="18"/>
+  </w:num>
+  <w:num w:numId="21" w16cid:durableId="1812094480">
+    <w:abstractNumId w:val="27"/>
+  </w:num>
+  <w:num w:numId="22" w16cid:durableId="1519584292">
+    <w:abstractNumId w:val="24"/>
+  </w:num>
+  <w:num w:numId="23" w16cid:durableId="494997780">
+    <w:abstractNumId w:val="1"/>
+  </w:num>
+  <w:num w:numId="24" w16cid:durableId="1118790843">
+    <w:abstractNumId w:val="25"/>
+  </w:num>
+  <w:num w:numId="25" w16cid:durableId="1153987384">
+    <w:abstractNumId w:val="5"/>
+  </w:num>
+  <w:num w:numId="26" w16cid:durableId="1238780004">
+    <w:abstractNumId w:val="28"/>
+  </w:num>
+  <w:num w:numId="27" w16cid:durableId="1851869115">
     <w:abstractNumId w:val="26"/>
   </w:num>
-  <w:num w:numId="4" w16cid:durableId="1441683856">
-    <w:abstractNumId w:val="21"/>
-  </w:num>
-  <w:num w:numId="5" w16cid:durableId="1689059610">
-    <w:abstractNumId w:val="3"/>
-  </w:num>
-  <w:num w:numId="6" w16cid:durableId="1288463243">
-    <w:abstractNumId w:val="20"/>
-  </w:num>
-  <w:num w:numId="7" w16cid:durableId="406418272">
-    <w:abstractNumId w:val="0"/>
-  </w:num>
-  <w:num w:numId="8" w16cid:durableId="130901958">
-    <w:abstractNumId w:val="22"/>
-  </w:num>
-  <w:num w:numId="9" w16cid:durableId="1498230611">
-    <w:abstractNumId w:val="23"/>
-  </w:num>
-  <w:num w:numId="10" w16cid:durableId="440539150">
-    <w:abstractNumId w:val="27"/>
-  </w:num>
-  <w:num w:numId="11" w16cid:durableId="1716924303">
-    <w:abstractNumId w:val="2"/>
-  </w:num>
-  <w:num w:numId="12" w16cid:durableId="1249970474">
-    <w:abstractNumId w:val="9"/>
-  </w:num>
-  <w:num w:numId="13" w16cid:durableId="82799024">
-    <w:abstractNumId w:val="8"/>
-  </w:num>
-  <w:num w:numId="14" w16cid:durableId="351686456">
-    <w:abstractNumId w:val="13"/>
-  </w:num>
-  <w:num w:numId="15" w16cid:durableId="176777740">
-    <w:abstractNumId w:val="24"/>
-  </w:num>
-  <w:num w:numId="16" w16cid:durableId="1198468380">
-    <w:abstractNumId w:val="1"/>
-  </w:num>
-  <w:num w:numId="17" w16cid:durableId="2079940345">
-    <w:abstractNumId w:val="14"/>
-  </w:num>
-  <w:num w:numId="18" w16cid:durableId="1816794641">
-    <w:abstractNumId w:val="6"/>
-  </w:num>
-  <w:num w:numId="19" w16cid:durableId="1323848040">
-    <w:abstractNumId w:val="4"/>
-  </w:num>
-  <w:num w:numId="20" w16cid:durableId="498231227">
+  <w:num w:numId="28" w16cid:durableId="2017729704">
     <w:abstractNumId w:val="10"/>
   </w:num>
-  <w:num w:numId="21" w16cid:durableId="1400596151">
-    <w:abstractNumId w:val="11"/>
-  </w:num>
-  <w:num w:numId="22" w16cid:durableId="1514491900">
-    <w:abstractNumId w:val="16"/>
-  </w:num>
-  <w:num w:numId="23" w16cid:durableId="1901672290">
-    <w:abstractNumId w:val="5"/>
-  </w:num>
-  <w:num w:numId="24" w16cid:durableId="172308585">
-    <w:abstractNumId w:val="25"/>
-  </w:num>
-  <w:num w:numId="25" w16cid:durableId="2094542823">
-    <w:abstractNumId w:val="18"/>
-  </w:num>
-  <w:num w:numId="26" w16cid:durableId="1435787601">
-    <w:abstractNumId w:val="19"/>
-  </w:num>
-  <w:num w:numId="27" w16cid:durableId="307905315">
-    <w:abstractNumId w:val="7"/>
-  </w:num>
-  <w:num w:numId="28" w16cid:durableId="1377437364">
-    <w:abstractNumId w:val="15"/>
+  <w:num w:numId="29" w16cid:durableId="1580599277">
+    <w:abstractNumId w:val="6"/>
   </w:num>
 </w:numbering>
 </file>

--- a/docs/User Manual.docx
+++ b/docs/User Manual.docx
@@ -2680,6 +2680,7 @@
           <w:sz w:val="22"/>
           <w:szCs w:val="22"/>
         </w:rPr>
+        <w:lastRenderedPageBreak/>
         <w:t>Middle:</w:t>
       </w:r>
       <w:r>
@@ -3593,6 +3594,7 @@
                 <w:sz w:val="22"/>
                 <w:szCs w:val="22"/>
               </w:rPr>
+              <w:lastRenderedPageBreak/>
               <w:t>Button</w:t>
             </w:r>
           </w:p>
@@ -4545,6 +4547,7 @@
           <w:sz w:val="22"/>
           <w:szCs w:val="22"/>
         </w:rPr>
+        <w:lastRenderedPageBreak/>
         <w:t>The four cards</w:t>
       </w:r>
     </w:p>
@@ -5439,6 +5442,7 @@
                 <w:sz w:val="22"/>
                 <w:szCs w:val="22"/>
               </w:rPr>
+              <w:lastRenderedPageBreak/>
               <w:t>Button</w:t>
             </w:r>
           </w:p>
@@ -6549,6 +6553,7 @@
           <w:sz w:val="22"/>
           <w:szCs w:val="22"/>
         </w:rPr>
+        <w:lastRenderedPageBreak/>
         <w:t xml:space="preserve">Click </w:t>
       </w:r>
       <w:r>
@@ -7489,6 +7494,7 @@
         <w:rPr>
           <w:rFonts w:ascii="Calibri" w:eastAsia="Times New Roman" w:hAnsi="Calibri" w:cs="Calibri"/>
         </w:rPr>
+        <w:lastRenderedPageBreak/>
         <w:t>Price Comparison</w:t>
       </w:r>
     </w:p>
@@ -8261,6 +8267,7 @@
           <w:sz w:val="22"/>
           <w:szCs w:val="22"/>
         </w:rPr>
+        <w:lastRenderedPageBreak/>
         <w:t>A subcontractor with jobs can't be deleted.</w:t>
       </w:r>
     </w:p>
@@ -9148,6 +9155,7 @@
           <w:sz w:val="22"/>
           <w:szCs w:val="22"/>
         </w:rPr>
+        <w:lastRenderedPageBreak/>
         <w:t xml:space="preserve">All receipts. Filter by project (or Company Overhead), dates, category, status, or search by receipt number / merchant. Material delivery receipts from Inventory also appear here marked </w:t>
       </w:r>
       <w:r>
@@ -10155,6 +10163,7 @@
         <w:rPr>
           <w:rFonts w:ascii="Calibri" w:eastAsia="Times New Roman" w:hAnsi="Calibri" w:cs="Calibri"/>
         </w:rPr>
+        <w:lastRenderedPageBreak/>
         <w:t>10. Website Admin (separate app)</w:t>
       </w:r>
     </w:p>
@@ -10422,7 +10431,45 @@
           <w:sz w:val="22"/>
           <w:szCs w:val="22"/>
         </w:rPr>
-        <w:t xml:space="preserve">The main window fills the screen and shows who is signed in. Click </w:t>
+        <w:t xml:space="preserve">The main window looks like the office app: click a button in the </w:t>
+      </w:r>
+      <w:r>
+        <w:rPr>
+          <w:rStyle w:val="Strong"/>
+          <w:rFonts w:ascii="Calibri" w:hAnsi="Calibri" w:cs="Calibri"/>
+          <w:color w:val="1A1A1A"/>
+          <w:sz w:val="22"/>
+          <w:szCs w:val="22"/>
+        </w:rPr>
+        <w:t>left sidebar</w:t>
+      </w:r>
+      <w:r>
+        <w:rPr>
+          <w:rFonts w:ascii="Calibri" w:hAnsi="Calibri" w:cs="Calibri"/>
+          <w:color w:val="1A1A1A"/>
+          <w:sz w:val="22"/>
+          <w:szCs w:val="22"/>
+        </w:rPr>
+        <w:t xml:space="preserve"> to open a page (the open one is in </w:t>
+      </w:r>
+      <w:r>
+        <w:rPr>
+          <w:rStyle w:val="Strong"/>
+          <w:rFonts w:ascii="Calibri" w:hAnsi="Calibri" w:cs="Calibri"/>
+          <w:color w:val="1A1A1A"/>
+          <w:sz w:val="22"/>
+          <w:szCs w:val="22"/>
+        </w:rPr>
+        <w:t>bold</w:t>
+      </w:r>
+      <w:r>
+        <w:rPr>
+          <w:rFonts w:ascii="Calibri" w:hAnsi="Calibri" w:cs="Calibri"/>
+          <w:color w:val="1A1A1A"/>
+          <w:sz w:val="22"/>
+          <w:szCs w:val="22"/>
+        </w:rPr>
+        <w:t xml:space="preserve">). The top shows the page name and who is signed in. Click </w:t>
       </w:r>
       <w:r>
         <w:rPr>
@@ -10441,7 +10488,7 @@
           <w:sz w:val="22"/>
           <w:szCs w:val="22"/>
         </w:rPr>
-        <w:t xml:space="preserve"> (top right) to leave. Its six tabs (Page Content, Announcements, Website Projects, Document Vault, Inquiries, Website Traffic) are being built one by one.</w:t>
+        <w:t xml:space="preserve"> at the bottom of the sidebar to leave. Pages not finished yet say "coming next".</w:t>
       </w:r>
     </w:p>
     <w:p>
@@ -10520,7 +10567,7 @@
           <w:sz w:val="22"/>
           <w:szCs w:val="22"/>
         </w:rPr>
-        <w:t xml:space="preserve"> tab and can manage the other accounts.</w:t>
+        <w:t xml:space="preserve"> button and can manage the other accounts.</w:t>
       </w:r>
     </w:p>
     <w:p>
@@ -10554,7 +10601,16 @@
           <w:sz w:val="22"/>
           <w:szCs w:val="22"/>
         </w:rPr>
-        <w:t xml:space="preserve"> opens a window: type the full name and a username, click </w:t>
+        <w:t xml:space="preserve"> </w:t>
+      </w:r>
+      <w:r>
+        <w:rPr>
+          <w:rFonts w:ascii="Calibri" w:eastAsia="Times New Roman" w:hAnsi="Calibri" w:cs="Calibri"/>
+          <w:color w:val="1A1A1A"/>
+          <w:sz w:val="22"/>
+          <w:szCs w:val="22"/>
+        </w:rPr>
+        <w:t xml:space="preserve">opens a window: type the full name and a username, click </w:t>
       </w:r>
       <w:r>
         <w:rPr>
@@ -10573,16 +10629,7 @@
           <w:sz w:val="22"/>
           <w:szCs w:val="22"/>
         </w:rPr>
-        <w:t xml:space="preserve"> </w:t>
-      </w:r>
-      <w:r>
-        <w:rPr>
-          <w:rFonts w:ascii="Calibri" w:eastAsia="Times New Roman" w:hAnsi="Calibri" w:cs="Calibri"/>
-          <w:color w:val="1A1A1A"/>
-          <w:sz w:val="22"/>
-          <w:szCs w:val="22"/>
-        </w:rPr>
-        <w:t xml:space="preserve">(or type a first password), tick </w:t>
+        <w:t xml:space="preserve"> (or type a first password), tick </w:t>
       </w:r>
       <w:r>
         <w:rPr>
@@ -10807,7 +10854,16 @@
           <w:sz w:val="22"/>
           <w:szCs w:val="22"/>
         </w:rPr>
-        <w:t xml:space="preserve"> is for accounts locked after 5 wrong passwords. </w:t>
+        <w:t xml:space="preserve"> </w:t>
+      </w:r>
+      <w:r>
+        <w:rPr>
+          <w:rFonts w:ascii="Calibri" w:eastAsia="Times New Roman" w:hAnsi="Calibri" w:cs="Calibri"/>
+          <w:color w:val="1A1A1A"/>
+          <w:sz w:val="22"/>
+          <w:szCs w:val="22"/>
+        </w:rPr>
+        <w:t xml:space="preserve">is for accounts locked after 5 wrong passwords. </w:t>
       </w:r>
       <w:r>
         <w:rPr>
@@ -10906,7 +10962,26 @@
           <w:sz w:val="22"/>
           <w:szCs w:val="22"/>
         </w:rPr>
-        <w:t xml:space="preserve">Messages from the website Contact form. The tab title shows how many are new, e.g. </w:t>
+        <w:t xml:space="preserve">Messages from the website Contact form. The </w:t>
+      </w:r>
+      <w:r>
+        <w:rPr>
+          <w:rStyle w:val="Strong"/>
+          <w:rFonts w:ascii="Calibri" w:hAnsi="Calibri" w:cs="Calibri"/>
+          <w:color w:val="1A1A1A"/>
+          <w:sz w:val="22"/>
+          <w:szCs w:val="22"/>
+        </w:rPr>
+        <w:t>Inquiries</w:t>
+      </w:r>
+      <w:r>
+        <w:rPr>
+          <w:rFonts w:ascii="Calibri" w:hAnsi="Calibri" w:cs="Calibri"/>
+          <w:color w:val="1A1A1A"/>
+          <w:sz w:val="22"/>
+          <w:szCs w:val="22"/>
+        </w:rPr>
+        <w:t xml:space="preserve"> button in the sidebar shows how many are new, e.g. </w:t>
       </w:r>
       <w:r>
         <w:rPr>
@@ -10944,7 +11019,7 @@
           <w:sz w:val="22"/>
           <w:szCs w:val="22"/>
         </w:rPr>
-        <w:t>.</w:t>
+        <w:t xml:space="preserve"> in the list.</w:t>
       </w:r>
     </w:p>
     <w:p>
@@ -11145,6 +11220,7 @@
           <w:sz w:val="22"/>
           <w:szCs w:val="22"/>
         </w:rPr>
+        <w:lastRenderedPageBreak/>
         <w:t xml:space="preserve">Set the </w:t>
       </w:r>
       <w:r>
@@ -11291,9 +11367,9 @@
 <file path=word/numbering.xml><?xml version="1.0" encoding="utf-8"?>
 <w:numbering xmlns:wpc="http://schemas.microsoft.com/office/word/2010/wordprocessingCanvas" xmlns:cx="http://schemas.microsoft.com/office/drawing/2014/chartex" xmlns:cx1="http://schemas.microsoft.com/office/drawing/2015/9/8/chartex" xmlns:cx2="http://schemas.microsoft.com/office/drawing/2015/10/21/chartex" xmlns:cx3="http://schemas.microsoft.com/office/drawing/2016/5/9/chartex" xmlns:cx4="http://schemas.microsoft.com/office/drawing/2016/5/10/chartex" xmlns:cx5="http://schemas.microsoft.com/office/drawing/2016/5/11/chartex" xmlns:cx6="http://schemas.microsoft.com/office/drawing/2016/5/12/chartex" xmlns:cx7="http://schemas.microsoft.com/office/drawing/2016/5/13/chartex" xmlns:cx8="http://schemas.microsoft.com/office/drawing/2016/5/14/chartex" xmlns:mc="http://schemas.openxmlformats.org/markup-compatibility/2006" xmlns:aink="http://schemas.microsoft.com/office/drawing/2016/ink" xmlns:am3d="http://schemas.microsoft.com/office/drawing/2017/model3d" xmlns:o="urn:schemas-microsoft-com:office:office" xmlns:oel="http://schemas.microsoft.com/office/2019/extlst" xmlns:r="http://schemas.openxmlformats.org/officeDocument/2006/relationships" xmlns:m="http://schemas.openxmlformats.org/officeDocument/2006/math" xmlns:v="urn:schemas-microsoft-com:vml" xmlns:wp14="http://schemas.microsoft.com/office/word/2010/wordprocessingDrawing" xmlns:wp="http://schemas.openxmlformats.org/drawingml/2006/wordprocessingDrawing" xmlns:w10="urn:schemas-microsoft-com:office:word" xmlns:w="http://schemas.openxmlformats.org/wordprocessingml/2006/main" xmlns:w14="http://schemas.microsoft.com/office/word/2010/wordml" xmlns:w15="http://schemas.microsoft.com/office/word/2012/wordml" xmlns:w16cex="http://schemas.microsoft.com/office/word/2018/wordml/cex" xmlns:w16cid="http://schemas.microsoft.com/office/word/2016/wordml/cid" xmlns:w16="http://schemas.microsoft.com/office/word/2018/wordml" xmlns:w16du="http://schemas.microsoft.com/office/word/2023/wordml/word16du" xmlns:w16sdtdh="http://schemas.microsoft.com/office/word/2020/wordml/sdtdatahash" xmlns:w16sdtfl="http://schemas.microsoft.com/office/word/2024/wordml/sdtformatlock" xmlns:w16se="http://schemas.microsoft.com/office/word/2015/wordml/symex" xmlns:wpg="http://schemas.microsoft.com/office/word/2010/wordprocessingGroup" xmlns:wpi="http://schemas.microsoft.com/office/word/2010/wordprocessingInk" xmlns:wne="http://schemas.microsoft.com/office/word/2006/wordml" xmlns:wps="http://schemas.microsoft.com/office/word/2010/wordprocessingShape" mc:Ignorable="w14 w15 w16se w16cid w16 w16cex w16sdtdh w16sdtfl w16du wp14">
   <w:abstractNum w:abstractNumId="0" w15:restartNumberingAfterBreak="0">
-    <w:nsid w:val="012637BB"/>
+    <w:nsid w:val="076F5F3F"/>
     <w:multiLevelType w:val="multilevel"/>
-    <w:tmpl w:val="77C4222E"/>
+    <w:tmpl w:val="602834CA"/>
     <w:lvl w:ilvl="0">
       <w:start w:val="1"/>
       <w:numFmt w:val="decimal"/>
@@ -11404,9 +11480,9 @@
     </w:lvl>
   </w:abstractNum>
   <w:abstractNum w:abstractNumId="1" w15:restartNumberingAfterBreak="0">
-    <w:nsid w:val="03AD2241"/>
+    <w:nsid w:val="083D34D6"/>
     <w:multiLevelType w:val="multilevel"/>
-    <w:tmpl w:val="C540E0C4"/>
+    <w:tmpl w:val="602292E0"/>
     <w:lvl w:ilvl="0">
       <w:start w:val="1"/>
       <w:numFmt w:val="decimal"/>
@@ -11517,9 +11593,9 @@
     </w:lvl>
   </w:abstractNum>
   <w:abstractNum w:abstractNumId="2" w15:restartNumberingAfterBreak="0">
-    <w:nsid w:val="0BDD59DE"/>
+    <w:nsid w:val="0A7F5CBA"/>
     <w:multiLevelType w:val="multilevel"/>
-    <w:tmpl w:val="A9D873E0"/>
+    <w:tmpl w:val="140C53AC"/>
     <w:lvl w:ilvl="0">
       <w:start w:val="1"/>
       <w:numFmt w:val="decimal"/>
@@ -11630,9 +11706,348 @@
     </w:lvl>
   </w:abstractNum>
   <w:abstractNum w:abstractNumId="3" w15:restartNumberingAfterBreak="0">
-    <w:nsid w:val="134453C9"/>
+    <w:nsid w:val="0CF24714"/>
     <w:multiLevelType w:val="multilevel"/>
-    <w:tmpl w:val="F7840E42"/>
+    <w:tmpl w:val="198461D4"/>
+    <w:lvl w:ilvl="0">
+      <w:start w:val="1"/>
+      <w:numFmt w:val="decimal"/>
+      <w:lvlText w:val="%1."/>
+      <w:lvlJc w:val="left"/>
+      <w:pPr>
+        <w:tabs>
+          <w:tab w:val="num" w:pos="720"/>
+        </w:tabs>
+        <w:ind w:left="720" w:hanging="360"/>
+      </w:pPr>
+    </w:lvl>
+    <w:lvl w:ilvl="1" w:tentative="1">
+      <w:start w:val="1"/>
+      <w:numFmt w:val="decimal"/>
+      <w:lvlText w:val="%2."/>
+      <w:lvlJc w:val="left"/>
+      <w:pPr>
+        <w:tabs>
+          <w:tab w:val="num" w:pos="1440"/>
+        </w:tabs>
+        <w:ind w:left="1440" w:hanging="360"/>
+      </w:pPr>
+    </w:lvl>
+    <w:lvl w:ilvl="2" w:tentative="1">
+      <w:start w:val="1"/>
+      <w:numFmt w:val="decimal"/>
+      <w:lvlText w:val="%3."/>
+      <w:lvlJc w:val="left"/>
+      <w:pPr>
+        <w:tabs>
+          <w:tab w:val="num" w:pos="2160"/>
+        </w:tabs>
+        <w:ind w:left="2160" w:hanging="360"/>
+      </w:pPr>
+    </w:lvl>
+    <w:lvl w:ilvl="3" w:tentative="1">
+      <w:start w:val="1"/>
+      <w:numFmt w:val="decimal"/>
+      <w:lvlText w:val="%4."/>
+      <w:lvlJc w:val="left"/>
+      <w:pPr>
+        <w:tabs>
+          <w:tab w:val="num" w:pos="2880"/>
+        </w:tabs>
+        <w:ind w:left="2880" w:hanging="360"/>
+      </w:pPr>
+    </w:lvl>
+    <w:lvl w:ilvl="4" w:tentative="1">
+      <w:start w:val="1"/>
+      <w:numFmt w:val="decimal"/>
+      <w:lvlText w:val="%5."/>
+      <w:lvlJc w:val="left"/>
+      <w:pPr>
+        <w:tabs>
+          <w:tab w:val="num" w:pos="3600"/>
+        </w:tabs>
+        <w:ind w:left="3600" w:hanging="360"/>
+      </w:pPr>
+    </w:lvl>
+    <w:lvl w:ilvl="5" w:tentative="1">
+      <w:start w:val="1"/>
+      <w:numFmt w:val="decimal"/>
+      <w:lvlText w:val="%6."/>
+      <w:lvlJc w:val="left"/>
+      <w:pPr>
+        <w:tabs>
+          <w:tab w:val="num" w:pos="4320"/>
+        </w:tabs>
+        <w:ind w:left="4320" w:hanging="360"/>
+      </w:pPr>
+    </w:lvl>
+    <w:lvl w:ilvl="6" w:tentative="1">
+      <w:start w:val="1"/>
+      <w:numFmt w:val="decimal"/>
+      <w:lvlText w:val="%7."/>
+      <w:lvlJc w:val="left"/>
+      <w:pPr>
+        <w:tabs>
+          <w:tab w:val="num" w:pos="5040"/>
+        </w:tabs>
+        <w:ind w:left="5040" w:hanging="360"/>
+      </w:pPr>
+    </w:lvl>
+    <w:lvl w:ilvl="7" w:tentative="1">
+      <w:start w:val="1"/>
+      <w:numFmt w:val="decimal"/>
+      <w:lvlText w:val="%8."/>
+      <w:lvlJc w:val="left"/>
+      <w:pPr>
+        <w:tabs>
+          <w:tab w:val="num" w:pos="5760"/>
+        </w:tabs>
+        <w:ind w:left="5760" w:hanging="360"/>
+      </w:pPr>
+    </w:lvl>
+    <w:lvl w:ilvl="8" w:tentative="1">
+      <w:start w:val="1"/>
+      <w:numFmt w:val="decimal"/>
+      <w:lvlText w:val="%9."/>
+      <w:lvlJc w:val="left"/>
+      <w:pPr>
+        <w:tabs>
+          <w:tab w:val="num" w:pos="6480"/>
+        </w:tabs>
+        <w:ind w:left="6480" w:hanging="360"/>
+      </w:pPr>
+    </w:lvl>
+  </w:abstractNum>
+  <w:abstractNum w:abstractNumId="4" w15:restartNumberingAfterBreak="0">
+    <w:nsid w:val="10802586"/>
+    <w:multiLevelType w:val="multilevel"/>
+    <w:tmpl w:val="643CA6F6"/>
+    <w:lvl w:ilvl="0">
+      <w:start w:val="1"/>
+      <w:numFmt w:val="decimal"/>
+      <w:lvlText w:val="%1."/>
+      <w:lvlJc w:val="left"/>
+      <w:pPr>
+        <w:tabs>
+          <w:tab w:val="num" w:pos="720"/>
+        </w:tabs>
+        <w:ind w:left="720" w:hanging="360"/>
+      </w:pPr>
+    </w:lvl>
+    <w:lvl w:ilvl="1" w:tentative="1">
+      <w:start w:val="1"/>
+      <w:numFmt w:val="decimal"/>
+      <w:lvlText w:val="%2."/>
+      <w:lvlJc w:val="left"/>
+      <w:pPr>
+        <w:tabs>
+          <w:tab w:val="num" w:pos="1440"/>
+        </w:tabs>
+        <w:ind w:left="1440" w:hanging="360"/>
+      </w:pPr>
+    </w:lvl>
+    <w:lvl w:ilvl="2" w:tentative="1">
+      <w:start w:val="1"/>
+      <w:numFmt w:val="decimal"/>
+      <w:lvlText w:val="%3."/>
+      <w:lvlJc w:val="left"/>
+      <w:pPr>
+        <w:tabs>
+          <w:tab w:val="num" w:pos="2160"/>
+        </w:tabs>
+        <w:ind w:left="2160" w:hanging="360"/>
+      </w:pPr>
+    </w:lvl>
+    <w:lvl w:ilvl="3" w:tentative="1">
+      <w:start w:val="1"/>
+      <w:numFmt w:val="decimal"/>
+      <w:lvlText w:val="%4."/>
+      <w:lvlJc w:val="left"/>
+      <w:pPr>
+        <w:tabs>
+          <w:tab w:val="num" w:pos="2880"/>
+        </w:tabs>
+        <w:ind w:left="2880" w:hanging="360"/>
+      </w:pPr>
+    </w:lvl>
+    <w:lvl w:ilvl="4" w:tentative="1">
+      <w:start w:val="1"/>
+      <w:numFmt w:val="decimal"/>
+      <w:lvlText w:val="%5."/>
+      <w:lvlJc w:val="left"/>
+      <w:pPr>
+        <w:tabs>
+          <w:tab w:val="num" w:pos="3600"/>
+        </w:tabs>
+        <w:ind w:left="3600" w:hanging="360"/>
+      </w:pPr>
+    </w:lvl>
+    <w:lvl w:ilvl="5" w:tentative="1">
+      <w:start w:val="1"/>
+      <w:numFmt w:val="decimal"/>
+      <w:lvlText w:val="%6."/>
+      <w:lvlJc w:val="left"/>
+      <w:pPr>
+        <w:tabs>
+          <w:tab w:val="num" w:pos="4320"/>
+        </w:tabs>
+        <w:ind w:left="4320" w:hanging="360"/>
+      </w:pPr>
+    </w:lvl>
+    <w:lvl w:ilvl="6" w:tentative="1">
+      <w:start w:val="1"/>
+      <w:numFmt w:val="decimal"/>
+      <w:lvlText w:val="%7."/>
+      <w:lvlJc w:val="left"/>
+      <w:pPr>
+        <w:tabs>
+          <w:tab w:val="num" w:pos="5040"/>
+        </w:tabs>
+        <w:ind w:left="5040" w:hanging="360"/>
+      </w:pPr>
+    </w:lvl>
+    <w:lvl w:ilvl="7" w:tentative="1">
+      <w:start w:val="1"/>
+      <w:numFmt w:val="decimal"/>
+      <w:lvlText w:val="%8."/>
+      <w:lvlJc w:val="left"/>
+      <w:pPr>
+        <w:tabs>
+          <w:tab w:val="num" w:pos="5760"/>
+        </w:tabs>
+        <w:ind w:left="5760" w:hanging="360"/>
+      </w:pPr>
+    </w:lvl>
+    <w:lvl w:ilvl="8" w:tentative="1">
+      <w:start w:val="1"/>
+      <w:numFmt w:val="decimal"/>
+      <w:lvlText w:val="%9."/>
+      <w:lvlJc w:val="left"/>
+      <w:pPr>
+        <w:tabs>
+          <w:tab w:val="num" w:pos="6480"/>
+        </w:tabs>
+        <w:ind w:left="6480" w:hanging="360"/>
+      </w:pPr>
+    </w:lvl>
+  </w:abstractNum>
+  <w:abstractNum w:abstractNumId="5" w15:restartNumberingAfterBreak="0">
+    <w:nsid w:val="131B1FCC"/>
+    <w:multiLevelType w:val="multilevel"/>
+    <w:tmpl w:val="12E8C400"/>
+    <w:lvl w:ilvl="0">
+      <w:start w:val="1"/>
+      <w:numFmt w:val="decimal"/>
+      <w:lvlText w:val="%1."/>
+      <w:lvlJc w:val="left"/>
+      <w:pPr>
+        <w:tabs>
+          <w:tab w:val="num" w:pos="720"/>
+        </w:tabs>
+        <w:ind w:left="720" w:hanging="360"/>
+      </w:pPr>
+    </w:lvl>
+    <w:lvl w:ilvl="1" w:tentative="1">
+      <w:start w:val="1"/>
+      <w:numFmt w:val="decimal"/>
+      <w:lvlText w:val="%2."/>
+      <w:lvlJc w:val="left"/>
+      <w:pPr>
+        <w:tabs>
+          <w:tab w:val="num" w:pos="1440"/>
+        </w:tabs>
+        <w:ind w:left="1440" w:hanging="360"/>
+      </w:pPr>
+    </w:lvl>
+    <w:lvl w:ilvl="2" w:tentative="1">
+      <w:start w:val="1"/>
+      <w:numFmt w:val="decimal"/>
+      <w:lvlText w:val="%3."/>
+      <w:lvlJc w:val="left"/>
+      <w:pPr>
+        <w:tabs>
+          <w:tab w:val="num" w:pos="2160"/>
+        </w:tabs>
+        <w:ind w:left="2160" w:hanging="360"/>
+      </w:pPr>
+    </w:lvl>
+    <w:lvl w:ilvl="3" w:tentative="1">
+      <w:start w:val="1"/>
+      <w:numFmt w:val="decimal"/>
+      <w:lvlText w:val="%4."/>
+      <w:lvlJc w:val="left"/>
+      <w:pPr>
+        <w:tabs>
+          <w:tab w:val="num" w:pos="2880"/>
+        </w:tabs>
+        <w:ind w:left="2880" w:hanging="360"/>
+      </w:pPr>
+    </w:lvl>
+    <w:lvl w:ilvl="4" w:tentative="1">
+      <w:start w:val="1"/>
+      <w:numFmt w:val="decimal"/>
+      <w:lvlText w:val="%5."/>
+      <w:lvlJc w:val="left"/>
+      <w:pPr>
+        <w:tabs>
+          <w:tab w:val="num" w:pos="3600"/>
+        </w:tabs>
+        <w:ind w:left="3600" w:hanging="360"/>
+      </w:pPr>
+    </w:lvl>
+    <w:lvl w:ilvl="5" w:tentative="1">
+      <w:start w:val="1"/>
+      <w:numFmt w:val="decimal"/>
+      <w:lvlText w:val="%6."/>
+      <w:lvlJc w:val="left"/>
+      <w:pPr>
+        <w:tabs>
+          <w:tab w:val="num" w:pos="4320"/>
+        </w:tabs>
+        <w:ind w:left="4320" w:hanging="360"/>
+      </w:pPr>
+    </w:lvl>
+    <w:lvl w:ilvl="6" w:tentative="1">
+      <w:start w:val="1"/>
+      <w:numFmt w:val="decimal"/>
+      <w:lvlText w:val="%7."/>
+      <w:lvlJc w:val="left"/>
+      <w:pPr>
+        <w:tabs>
+          <w:tab w:val="num" w:pos="5040"/>
+        </w:tabs>
+        <w:ind w:left="5040" w:hanging="360"/>
+      </w:pPr>
+    </w:lvl>
+    <w:lvl w:ilvl="7" w:tentative="1">
+      <w:start w:val="1"/>
+      <w:numFmt w:val="decimal"/>
+      <w:lvlText w:val="%8."/>
+      <w:lvlJc w:val="left"/>
+      <w:pPr>
+        <w:tabs>
+          <w:tab w:val="num" w:pos="5760"/>
+        </w:tabs>
+        <w:ind w:left="5760" w:hanging="360"/>
+      </w:pPr>
+    </w:lvl>
+    <w:lvl w:ilvl="8" w:tentative="1">
+      <w:start w:val="1"/>
+      <w:numFmt w:val="decimal"/>
+      <w:lvlText w:val="%9."/>
+      <w:lvlJc w:val="left"/>
+      <w:pPr>
+        <w:tabs>
+          <w:tab w:val="num" w:pos="6480"/>
+        </w:tabs>
+        <w:ind w:left="6480" w:hanging="360"/>
+      </w:pPr>
+    </w:lvl>
+  </w:abstractNum>
+  <w:abstractNum w:abstractNumId="6" w15:restartNumberingAfterBreak="0">
+    <w:nsid w:val="15481ABE"/>
+    <w:multiLevelType w:val="multilevel"/>
+    <w:tmpl w:val="39803912"/>
     <w:lvl w:ilvl="0">
       <w:start w:val="1"/>
       <w:numFmt w:val="bullet"/>
@@ -11778,462 +12193,10 @@
       </w:rPr>
     </w:lvl>
   </w:abstractNum>
-  <w:abstractNum w:abstractNumId="4" w15:restartNumberingAfterBreak="0">
-    <w:nsid w:val="14B106BA"/>
+  <w:abstractNum w:abstractNumId="7" w15:restartNumberingAfterBreak="0">
+    <w:nsid w:val="165F6DC4"/>
     <w:multiLevelType w:val="multilevel"/>
-    <w:tmpl w:val="92EE22A8"/>
-    <w:lvl w:ilvl="0">
-      <w:start w:val="1"/>
-      <w:numFmt w:val="decimal"/>
-      <w:lvlText w:val="%1."/>
-      <w:lvlJc w:val="left"/>
-      <w:pPr>
-        <w:tabs>
-          <w:tab w:val="num" w:pos="720"/>
-        </w:tabs>
-        <w:ind w:left="720" w:hanging="360"/>
-      </w:pPr>
-    </w:lvl>
-    <w:lvl w:ilvl="1" w:tentative="1">
-      <w:start w:val="1"/>
-      <w:numFmt w:val="decimal"/>
-      <w:lvlText w:val="%2."/>
-      <w:lvlJc w:val="left"/>
-      <w:pPr>
-        <w:tabs>
-          <w:tab w:val="num" w:pos="1440"/>
-        </w:tabs>
-        <w:ind w:left="1440" w:hanging="360"/>
-      </w:pPr>
-    </w:lvl>
-    <w:lvl w:ilvl="2" w:tentative="1">
-      <w:start w:val="1"/>
-      <w:numFmt w:val="decimal"/>
-      <w:lvlText w:val="%3."/>
-      <w:lvlJc w:val="left"/>
-      <w:pPr>
-        <w:tabs>
-          <w:tab w:val="num" w:pos="2160"/>
-        </w:tabs>
-        <w:ind w:left="2160" w:hanging="360"/>
-      </w:pPr>
-    </w:lvl>
-    <w:lvl w:ilvl="3" w:tentative="1">
-      <w:start w:val="1"/>
-      <w:numFmt w:val="decimal"/>
-      <w:lvlText w:val="%4."/>
-      <w:lvlJc w:val="left"/>
-      <w:pPr>
-        <w:tabs>
-          <w:tab w:val="num" w:pos="2880"/>
-        </w:tabs>
-        <w:ind w:left="2880" w:hanging="360"/>
-      </w:pPr>
-    </w:lvl>
-    <w:lvl w:ilvl="4" w:tentative="1">
-      <w:start w:val="1"/>
-      <w:numFmt w:val="decimal"/>
-      <w:lvlText w:val="%5."/>
-      <w:lvlJc w:val="left"/>
-      <w:pPr>
-        <w:tabs>
-          <w:tab w:val="num" w:pos="3600"/>
-        </w:tabs>
-        <w:ind w:left="3600" w:hanging="360"/>
-      </w:pPr>
-    </w:lvl>
-    <w:lvl w:ilvl="5" w:tentative="1">
-      <w:start w:val="1"/>
-      <w:numFmt w:val="decimal"/>
-      <w:lvlText w:val="%6."/>
-      <w:lvlJc w:val="left"/>
-      <w:pPr>
-        <w:tabs>
-          <w:tab w:val="num" w:pos="4320"/>
-        </w:tabs>
-        <w:ind w:left="4320" w:hanging="360"/>
-      </w:pPr>
-    </w:lvl>
-    <w:lvl w:ilvl="6" w:tentative="1">
-      <w:start w:val="1"/>
-      <w:numFmt w:val="decimal"/>
-      <w:lvlText w:val="%7."/>
-      <w:lvlJc w:val="left"/>
-      <w:pPr>
-        <w:tabs>
-          <w:tab w:val="num" w:pos="5040"/>
-        </w:tabs>
-        <w:ind w:left="5040" w:hanging="360"/>
-      </w:pPr>
-    </w:lvl>
-    <w:lvl w:ilvl="7" w:tentative="1">
-      <w:start w:val="1"/>
-      <w:numFmt w:val="decimal"/>
-      <w:lvlText w:val="%8."/>
-      <w:lvlJc w:val="left"/>
-      <w:pPr>
-        <w:tabs>
-          <w:tab w:val="num" w:pos="5760"/>
-        </w:tabs>
-        <w:ind w:left="5760" w:hanging="360"/>
-      </w:pPr>
-    </w:lvl>
-    <w:lvl w:ilvl="8" w:tentative="1">
-      <w:start w:val="1"/>
-      <w:numFmt w:val="decimal"/>
-      <w:lvlText w:val="%9."/>
-      <w:lvlJc w:val="left"/>
-      <w:pPr>
-        <w:tabs>
-          <w:tab w:val="num" w:pos="6480"/>
-        </w:tabs>
-        <w:ind w:left="6480" w:hanging="360"/>
-      </w:pPr>
-    </w:lvl>
-  </w:abstractNum>
-  <w:abstractNum w:abstractNumId="5" w15:restartNumberingAfterBreak="0">
-    <w:nsid w:val="16A60F0E"/>
-    <w:multiLevelType w:val="multilevel"/>
-    <w:tmpl w:val="9BAA790E"/>
-    <w:lvl w:ilvl="0">
-      <w:start w:val="1"/>
-      <w:numFmt w:val="decimal"/>
-      <w:lvlText w:val="%1."/>
-      <w:lvlJc w:val="left"/>
-      <w:pPr>
-        <w:tabs>
-          <w:tab w:val="num" w:pos="720"/>
-        </w:tabs>
-        <w:ind w:left="720" w:hanging="360"/>
-      </w:pPr>
-    </w:lvl>
-    <w:lvl w:ilvl="1" w:tentative="1">
-      <w:start w:val="1"/>
-      <w:numFmt w:val="decimal"/>
-      <w:lvlText w:val="%2."/>
-      <w:lvlJc w:val="left"/>
-      <w:pPr>
-        <w:tabs>
-          <w:tab w:val="num" w:pos="1440"/>
-        </w:tabs>
-        <w:ind w:left="1440" w:hanging="360"/>
-      </w:pPr>
-    </w:lvl>
-    <w:lvl w:ilvl="2" w:tentative="1">
-      <w:start w:val="1"/>
-      <w:numFmt w:val="decimal"/>
-      <w:lvlText w:val="%3."/>
-      <w:lvlJc w:val="left"/>
-      <w:pPr>
-        <w:tabs>
-          <w:tab w:val="num" w:pos="2160"/>
-        </w:tabs>
-        <w:ind w:left="2160" w:hanging="360"/>
-      </w:pPr>
-    </w:lvl>
-    <w:lvl w:ilvl="3" w:tentative="1">
-      <w:start w:val="1"/>
-      <w:numFmt w:val="decimal"/>
-      <w:lvlText w:val="%4."/>
-      <w:lvlJc w:val="left"/>
-      <w:pPr>
-        <w:tabs>
-          <w:tab w:val="num" w:pos="2880"/>
-        </w:tabs>
-        <w:ind w:left="2880" w:hanging="360"/>
-      </w:pPr>
-    </w:lvl>
-    <w:lvl w:ilvl="4" w:tentative="1">
-      <w:start w:val="1"/>
-      <w:numFmt w:val="decimal"/>
-      <w:lvlText w:val="%5."/>
-      <w:lvlJc w:val="left"/>
-      <w:pPr>
-        <w:tabs>
-          <w:tab w:val="num" w:pos="3600"/>
-        </w:tabs>
-        <w:ind w:left="3600" w:hanging="360"/>
-      </w:pPr>
-    </w:lvl>
-    <w:lvl w:ilvl="5" w:tentative="1">
-      <w:start w:val="1"/>
-      <w:numFmt w:val="decimal"/>
-      <w:lvlText w:val="%6."/>
-      <w:lvlJc w:val="left"/>
-      <w:pPr>
-        <w:tabs>
-          <w:tab w:val="num" w:pos="4320"/>
-        </w:tabs>
-        <w:ind w:left="4320" w:hanging="360"/>
-      </w:pPr>
-    </w:lvl>
-    <w:lvl w:ilvl="6" w:tentative="1">
-      <w:start w:val="1"/>
-      <w:numFmt w:val="decimal"/>
-      <w:lvlText w:val="%7."/>
-      <w:lvlJc w:val="left"/>
-      <w:pPr>
-        <w:tabs>
-          <w:tab w:val="num" w:pos="5040"/>
-        </w:tabs>
-        <w:ind w:left="5040" w:hanging="360"/>
-      </w:pPr>
-    </w:lvl>
-    <w:lvl w:ilvl="7" w:tentative="1">
-      <w:start w:val="1"/>
-      <w:numFmt w:val="decimal"/>
-      <w:lvlText w:val="%8."/>
-      <w:lvlJc w:val="left"/>
-      <w:pPr>
-        <w:tabs>
-          <w:tab w:val="num" w:pos="5760"/>
-        </w:tabs>
-        <w:ind w:left="5760" w:hanging="360"/>
-      </w:pPr>
-    </w:lvl>
-    <w:lvl w:ilvl="8" w:tentative="1">
-      <w:start w:val="1"/>
-      <w:numFmt w:val="decimal"/>
-      <w:lvlText w:val="%9."/>
-      <w:lvlJc w:val="left"/>
-      <w:pPr>
-        <w:tabs>
-          <w:tab w:val="num" w:pos="6480"/>
-        </w:tabs>
-        <w:ind w:left="6480" w:hanging="360"/>
-      </w:pPr>
-    </w:lvl>
-  </w:abstractNum>
-  <w:abstractNum w:abstractNumId="6" w15:restartNumberingAfterBreak="0">
-    <w:nsid w:val="17B371D1"/>
-    <w:multiLevelType w:val="multilevel"/>
-    <w:tmpl w:val="72E4EF88"/>
-    <w:lvl w:ilvl="0">
-      <w:start w:val="1"/>
-      <w:numFmt w:val="decimal"/>
-      <w:lvlText w:val="%1."/>
-      <w:lvlJc w:val="left"/>
-      <w:pPr>
-        <w:tabs>
-          <w:tab w:val="num" w:pos="720"/>
-        </w:tabs>
-        <w:ind w:left="720" w:hanging="360"/>
-      </w:pPr>
-    </w:lvl>
-    <w:lvl w:ilvl="1" w:tentative="1">
-      <w:start w:val="1"/>
-      <w:numFmt w:val="decimal"/>
-      <w:lvlText w:val="%2."/>
-      <w:lvlJc w:val="left"/>
-      <w:pPr>
-        <w:tabs>
-          <w:tab w:val="num" w:pos="1440"/>
-        </w:tabs>
-        <w:ind w:left="1440" w:hanging="360"/>
-      </w:pPr>
-    </w:lvl>
-    <w:lvl w:ilvl="2" w:tentative="1">
-      <w:start w:val="1"/>
-      <w:numFmt w:val="decimal"/>
-      <w:lvlText w:val="%3."/>
-      <w:lvlJc w:val="left"/>
-      <w:pPr>
-        <w:tabs>
-          <w:tab w:val="num" w:pos="2160"/>
-        </w:tabs>
-        <w:ind w:left="2160" w:hanging="360"/>
-      </w:pPr>
-    </w:lvl>
-    <w:lvl w:ilvl="3" w:tentative="1">
-      <w:start w:val="1"/>
-      <w:numFmt w:val="decimal"/>
-      <w:lvlText w:val="%4."/>
-      <w:lvlJc w:val="left"/>
-      <w:pPr>
-        <w:tabs>
-          <w:tab w:val="num" w:pos="2880"/>
-        </w:tabs>
-        <w:ind w:left="2880" w:hanging="360"/>
-      </w:pPr>
-    </w:lvl>
-    <w:lvl w:ilvl="4" w:tentative="1">
-      <w:start w:val="1"/>
-      <w:numFmt w:val="decimal"/>
-      <w:lvlText w:val="%5."/>
-      <w:lvlJc w:val="left"/>
-      <w:pPr>
-        <w:tabs>
-          <w:tab w:val="num" w:pos="3600"/>
-        </w:tabs>
-        <w:ind w:left="3600" w:hanging="360"/>
-      </w:pPr>
-    </w:lvl>
-    <w:lvl w:ilvl="5" w:tentative="1">
-      <w:start w:val="1"/>
-      <w:numFmt w:val="decimal"/>
-      <w:lvlText w:val="%6."/>
-      <w:lvlJc w:val="left"/>
-      <w:pPr>
-        <w:tabs>
-          <w:tab w:val="num" w:pos="4320"/>
-        </w:tabs>
-        <w:ind w:left="4320" w:hanging="360"/>
-      </w:pPr>
-    </w:lvl>
-    <w:lvl w:ilvl="6" w:tentative="1">
-      <w:start w:val="1"/>
-      <w:numFmt w:val="decimal"/>
-      <w:lvlText w:val="%7."/>
-      <w:lvlJc w:val="left"/>
-      <w:pPr>
-        <w:tabs>
-          <w:tab w:val="num" w:pos="5040"/>
-        </w:tabs>
-        <w:ind w:left="5040" w:hanging="360"/>
-      </w:pPr>
-    </w:lvl>
-    <w:lvl w:ilvl="7" w:tentative="1">
-      <w:start w:val="1"/>
-      <w:numFmt w:val="decimal"/>
-      <w:lvlText w:val="%8."/>
-      <w:lvlJc w:val="left"/>
-      <w:pPr>
-        <w:tabs>
-          <w:tab w:val="num" w:pos="5760"/>
-        </w:tabs>
-        <w:ind w:left="5760" w:hanging="360"/>
-      </w:pPr>
-    </w:lvl>
-    <w:lvl w:ilvl="8" w:tentative="1">
-      <w:start w:val="1"/>
-      <w:numFmt w:val="decimal"/>
-      <w:lvlText w:val="%9."/>
-      <w:lvlJc w:val="left"/>
-      <w:pPr>
-        <w:tabs>
-          <w:tab w:val="num" w:pos="6480"/>
-        </w:tabs>
-        <w:ind w:left="6480" w:hanging="360"/>
-      </w:pPr>
-    </w:lvl>
-  </w:abstractNum>
-  <w:abstractNum w:abstractNumId="7" w15:restartNumberingAfterBreak="0">
-    <w:nsid w:val="19DD687A"/>
-    <w:multiLevelType w:val="multilevel"/>
-    <w:tmpl w:val="D3AAB24C"/>
-    <w:lvl w:ilvl="0">
-      <w:start w:val="1"/>
-      <w:numFmt w:val="decimal"/>
-      <w:lvlText w:val="%1."/>
-      <w:lvlJc w:val="left"/>
-      <w:pPr>
-        <w:tabs>
-          <w:tab w:val="num" w:pos="720"/>
-        </w:tabs>
-        <w:ind w:left="720" w:hanging="360"/>
-      </w:pPr>
-    </w:lvl>
-    <w:lvl w:ilvl="1" w:tentative="1">
-      <w:start w:val="1"/>
-      <w:numFmt w:val="decimal"/>
-      <w:lvlText w:val="%2."/>
-      <w:lvlJc w:val="left"/>
-      <w:pPr>
-        <w:tabs>
-          <w:tab w:val="num" w:pos="1440"/>
-        </w:tabs>
-        <w:ind w:left="1440" w:hanging="360"/>
-      </w:pPr>
-    </w:lvl>
-    <w:lvl w:ilvl="2" w:tentative="1">
-      <w:start w:val="1"/>
-      <w:numFmt w:val="decimal"/>
-      <w:lvlText w:val="%3."/>
-      <w:lvlJc w:val="left"/>
-      <w:pPr>
-        <w:tabs>
-          <w:tab w:val="num" w:pos="2160"/>
-        </w:tabs>
-        <w:ind w:left="2160" w:hanging="360"/>
-      </w:pPr>
-    </w:lvl>
-    <w:lvl w:ilvl="3" w:tentative="1">
-      <w:start w:val="1"/>
-      <w:numFmt w:val="decimal"/>
-      <w:lvlText w:val="%4."/>
-      <w:lvlJc w:val="left"/>
-      <w:pPr>
-        <w:tabs>
-          <w:tab w:val="num" w:pos="2880"/>
-        </w:tabs>
-        <w:ind w:left="2880" w:hanging="360"/>
-      </w:pPr>
-    </w:lvl>
-    <w:lvl w:ilvl="4" w:tentative="1">
-      <w:start w:val="1"/>
-      <w:numFmt w:val="decimal"/>
-      <w:lvlText w:val="%5."/>
-      <w:lvlJc w:val="left"/>
-      <w:pPr>
-        <w:tabs>
-          <w:tab w:val="num" w:pos="3600"/>
-        </w:tabs>
-        <w:ind w:left="3600" w:hanging="360"/>
-      </w:pPr>
-    </w:lvl>
-    <w:lvl w:ilvl="5" w:tentative="1">
-      <w:start w:val="1"/>
-      <w:numFmt w:val="decimal"/>
-      <w:lvlText w:val="%6."/>
-      <w:lvlJc w:val="left"/>
-      <w:pPr>
-        <w:tabs>
-          <w:tab w:val="num" w:pos="4320"/>
-        </w:tabs>
-        <w:ind w:left="4320" w:hanging="360"/>
-      </w:pPr>
-    </w:lvl>
-    <w:lvl w:ilvl="6" w:tentative="1">
-      <w:start w:val="1"/>
-      <w:numFmt w:val="decimal"/>
-      <w:lvlText w:val="%7."/>
-      <w:lvlJc w:val="left"/>
-      <w:pPr>
-        <w:tabs>
-          <w:tab w:val="num" w:pos="5040"/>
-        </w:tabs>
-        <w:ind w:left="5040" w:hanging="360"/>
-      </w:pPr>
-    </w:lvl>
-    <w:lvl w:ilvl="7" w:tentative="1">
-      <w:start w:val="1"/>
-      <w:numFmt w:val="decimal"/>
-      <w:lvlText w:val="%8."/>
-      <w:lvlJc w:val="left"/>
-      <w:pPr>
-        <w:tabs>
-          <w:tab w:val="num" w:pos="5760"/>
-        </w:tabs>
-        <w:ind w:left="5760" w:hanging="360"/>
-      </w:pPr>
-    </w:lvl>
-    <w:lvl w:ilvl="8" w:tentative="1">
-      <w:start w:val="1"/>
-      <w:numFmt w:val="decimal"/>
-      <w:lvlText w:val="%9."/>
-      <w:lvlJc w:val="left"/>
-      <w:pPr>
-        <w:tabs>
-          <w:tab w:val="num" w:pos="6480"/>
-        </w:tabs>
-        <w:ind w:left="6480" w:hanging="360"/>
-      </w:pPr>
-    </w:lvl>
-  </w:abstractNum>
-  <w:abstractNum w:abstractNumId="8" w15:restartNumberingAfterBreak="0">
-    <w:nsid w:val="1A5853E4"/>
-    <w:multiLevelType w:val="multilevel"/>
-    <w:tmpl w:val="3222BF32"/>
+    <w:tmpl w:val="7FB262F0"/>
     <w:lvl w:ilvl="0">
       <w:start w:val="1"/>
       <w:numFmt w:val="bullet"/>
@@ -12379,10 +12342,10 @@
       </w:rPr>
     </w:lvl>
   </w:abstractNum>
-  <w:abstractNum w:abstractNumId="9" w15:restartNumberingAfterBreak="0">
-    <w:nsid w:val="1C0A5A65"/>
+  <w:abstractNum w:abstractNumId="8" w15:restartNumberingAfterBreak="0">
+    <w:nsid w:val="1AB301EF"/>
     <w:multiLevelType w:val="multilevel"/>
-    <w:tmpl w:val="59B85A38"/>
+    <w:tmpl w:val="993035A0"/>
     <w:lvl w:ilvl="0">
       <w:start w:val="1"/>
       <w:numFmt w:val="bullet"/>
@@ -12528,123 +12491,10 @@
       </w:rPr>
     </w:lvl>
   </w:abstractNum>
-  <w:abstractNum w:abstractNumId="10" w15:restartNumberingAfterBreak="0">
-    <w:nsid w:val="1C603F52"/>
+  <w:abstractNum w:abstractNumId="9" w15:restartNumberingAfterBreak="0">
+    <w:nsid w:val="1D7F362A"/>
     <w:multiLevelType w:val="multilevel"/>
-    <w:tmpl w:val="B796A38E"/>
-    <w:lvl w:ilvl="0">
-      <w:start w:val="1"/>
-      <w:numFmt w:val="decimal"/>
-      <w:lvlText w:val="%1."/>
-      <w:lvlJc w:val="left"/>
-      <w:pPr>
-        <w:tabs>
-          <w:tab w:val="num" w:pos="720"/>
-        </w:tabs>
-        <w:ind w:left="720" w:hanging="360"/>
-      </w:pPr>
-    </w:lvl>
-    <w:lvl w:ilvl="1" w:tentative="1">
-      <w:start w:val="1"/>
-      <w:numFmt w:val="decimal"/>
-      <w:lvlText w:val="%2."/>
-      <w:lvlJc w:val="left"/>
-      <w:pPr>
-        <w:tabs>
-          <w:tab w:val="num" w:pos="1440"/>
-        </w:tabs>
-        <w:ind w:left="1440" w:hanging="360"/>
-      </w:pPr>
-    </w:lvl>
-    <w:lvl w:ilvl="2" w:tentative="1">
-      <w:start w:val="1"/>
-      <w:numFmt w:val="decimal"/>
-      <w:lvlText w:val="%3."/>
-      <w:lvlJc w:val="left"/>
-      <w:pPr>
-        <w:tabs>
-          <w:tab w:val="num" w:pos="2160"/>
-        </w:tabs>
-        <w:ind w:left="2160" w:hanging="360"/>
-      </w:pPr>
-    </w:lvl>
-    <w:lvl w:ilvl="3" w:tentative="1">
-      <w:start w:val="1"/>
-      <w:numFmt w:val="decimal"/>
-      <w:lvlText w:val="%4."/>
-      <w:lvlJc w:val="left"/>
-      <w:pPr>
-        <w:tabs>
-          <w:tab w:val="num" w:pos="2880"/>
-        </w:tabs>
-        <w:ind w:left="2880" w:hanging="360"/>
-      </w:pPr>
-    </w:lvl>
-    <w:lvl w:ilvl="4" w:tentative="1">
-      <w:start w:val="1"/>
-      <w:numFmt w:val="decimal"/>
-      <w:lvlText w:val="%5."/>
-      <w:lvlJc w:val="left"/>
-      <w:pPr>
-        <w:tabs>
-          <w:tab w:val="num" w:pos="3600"/>
-        </w:tabs>
-        <w:ind w:left="3600" w:hanging="360"/>
-      </w:pPr>
-    </w:lvl>
-    <w:lvl w:ilvl="5" w:tentative="1">
-      <w:start w:val="1"/>
-      <w:numFmt w:val="decimal"/>
-      <w:lvlText w:val="%6."/>
-      <w:lvlJc w:val="left"/>
-      <w:pPr>
-        <w:tabs>
-          <w:tab w:val="num" w:pos="4320"/>
-        </w:tabs>
-        <w:ind w:left="4320" w:hanging="360"/>
-      </w:pPr>
-    </w:lvl>
-    <w:lvl w:ilvl="6" w:tentative="1">
-      <w:start w:val="1"/>
-      <w:numFmt w:val="decimal"/>
-      <w:lvlText w:val="%7."/>
-      <w:lvlJc w:val="left"/>
-      <w:pPr>
-        <w:tabs>
-          <w:tab w:val="num" w:pos="5040"/>
-        </w:tabs>
-        <w:ind w:left="5040" w:hanging="360"/>
-      </w:pPr>
-    </w:lvl>
-    <w:lvl w:ilvl="7" w:tentative="1">
-      <w:start w:val="1"/>
-      <w:numFmt w:val="decimal"/>
-      <w:lvlText w:val="%8."/>
-      <w:lvlJc w:val="left"/>
-      <w:pPr>
-        <w:tabs>
-          <w:tab w:val="num" w:pos="5760"/>
-        </w:tabs>
-        <w:ind w:left="5760" w:hanging="360"/>
-      </w:pPr>
-    </w:lvl>
-    <w:lvl w:ilvl="8" w:tentative="1">
-      <w:start w:val="1"/>
-      <w:numFmt w:val="decimal"/>
-      <w:lvlText w:val="%9."/>
-      <w:lvlJc w:val="left"/>
-      <w:pPr>
-        <w:tabs>
-          <w:tab w:val="num" w:pos="6480"/>
-        </w:tabs>
-        <w:ind w:left="6480" w:hanging="360"/>
-      </w:pPr>
-    </w:lvl>
-  </w:abstractNum>
-  <w:abstractNum w:abstractNumId="11" w15:restartNumberingAfterBreak="0">
-    <w:nsid w:val="1FB806C6"/>
-    <w:multiLevelType w:val="multilevel"/>
-    <w:tmpl w:val="275E9FDA"/>
+    <w:tmpl w:val="346A1470"/>
     <w:lvl w:ilvl="0">
       <w:start w:val="1"/>
       <w:numFmt w:val="bullet"/>
@@ -12790,10 +12640,353 @@
       </w:rPr>
     </w:lvl>
   </w:abstractNum>
+  <w:abstractNum w:abstractNumId="10" w15:restartNumberingAfterBreak="0">
+    <w:nsid w:val="2059346F"/>
+    <w:multiLevelType w:val="multilevel"/>
+    <w:tmpl w:val="811A307C"/>
+    <w:lvl w:ilvl="0">
+      <w:start w:val="1"/>
+      <w:numFmt w:val="decimal"/>
+      <w:lvlText w:val="%1."/>
+      <w:lvlJc w:val="left"/>
+      <w:pPr>
+        <w:tabs>
+          <w:tab w:val="num" w:pos="720"/>
+        </w:tabs>
+        <w:ind w:left="720" w:hanging="360"/>
+      </w:pPr>
+    </w:lvl>
+    <w:lvl w:ilvl="1">
+      <w:start w:val="1"/>
+      <w:numFmt w:val="bullet"/>
+      <w:lvlText w:val="o"/>
+      <w:lvlJc w:val="left"/>
+      <w:pPr>
+        <w:tabs>
+          <w:tab w:val="num" w:pos="1440"/>
+        </w:tabs>
+        <w:ind w:left="1440" w:hanging="360"/>
+      </w:pPr>
+      <w:rPr>
+        <w:rFonts w:ascii="Courier New" w:hAnsi="Courier New" w:hint="default"/>
+        <w:sz w:val="20"/>
+      </w:rPr>
+    </w:lvl>
+    <w:lvl w:ilvl="2" w:tentative="1">
+      <w:start w:val="1"/>
+      <w:numFmt w:val="decimal"/>
+      <w:lvlText w:val="%3."/>
+      <w:lvlJc w:val="left"/>
+      <w:pPr>
+        <w:tabs>
+          <w:tab w:val="num" w:pos="2160"/>
+        </w:tabs>
+        <w:ind w:left="2160" w:hanging="360"/>
+      </w:pPr>
+    </w:lvl>
+    <w:lvl w:ilvl="3" w:tentative="1">
+      <w:start w:val="1"/>
+      <w:numFmt w:val="decimal"/>
+      <w:lvlText w:val="%4."/>
+      <w:lvlJc w:val="left"/>
+      <w:pPr>
+        <w:tabs>
+          <w:tab w:val="num" w:pos="2880"/>
+        </w:tabs>
+        <w:ind w:left="2880" w:hanging="360"/>
+      </w:pPr>
+    </w:lvl>
+    <w:lvl w:ilvl="4" w:tentative="1">
+      <w:start w:val="1"/>
+      <w:numFmt w:val="decimal"/>
+      <w:lvlText w:val="%5."/>
+      <w:lvlJc w:val="left"/>
+      <w:pPr>
+        <w:tabs>
+          <w:tab w:val="num" w:pos="3600"/>
+        </w:tabs>
+        <w:ind w:left="3600" w:hanging="360"/>
+      </w:pPr>
+    </w:lvl>
+    <w:lvl w:ilvl="5" w:tentative="1">
+      <w:start w:val="1"/>
+      <w:numFmt w:val="decimal"/>
+      <w:lvlText w:val="%6."/>
+      <w:lvlJc w:val="left"/>
+      <w:pPr>
+        <w:tabs>
+          <w:tab w:val="num" w:pos="4320"/>
+        </w:tabs>
+        <w:ind w:left="4320" w:hanging="360"/>
+      </w:pPr>
+    </w:lvl>
+    <w:lvl w:ilvl="6" w:tentative="1">
+      <w:start w:val="1"/>
+      <w:numFmt w:val="decimal"/>
+      <w:lvlText w:val="%7."/>
+      <w:lvlJc w:val="left"/>
+      <w:pPr>
+        <w:tabs>
+          <w:tab w:val="num" w:pos="5040"/>
+        </w:tabs>
+        <w:ind w:left="5040" w:hanging="360"/>
+      </w:pPr>
+    </w:lvl>
+    <w:lvl w:ilvl="7" w:tentative="1">
+      <w:start w:val="1"/>
+      <w:numFmt w:val="decimal"/>
+      <w:lvlText w:val="%8."/>
+      <w:lvlJc w:val="left"/>
+      <w:pPr>
+        <w:tabs>
+          <w:tab w:val="num" w:pos="5760"/>
+        </w:tabs>
+        <w:ind w:left="5760" w:hanging="360"/>
+      </w:pPr>
+    </w:lvl>
+    <w:lvl w:ilvl="8" w:tentative="1">
+      <w:start w:val="1"/>
+      <w:numFmt w:val="decimal"/>
+      <w:lvlText w:val="%9."/>
+      <w:lvlJc w:val="left"/>
+      <w:pPr>
+        <w:tabs>
+          <w:tab w:val="num" w:pos="6480"/>
+        </w:tabs>
+        <w:ind w:left="6480" w:hanging="360"/>
+      </w:pPr>
+    </w:lvl>
+  </w:abstractNum>
+  <w:abstractNum w:abstractNumId="11" w15:restartNumberingAfterBreak="0">
+    <w:nsid w:val="29C81904"/>
+    <w:multiLevelType w:val="multilevel"/>
+    <w:tmpl w:val="BE240F48"/>
+    <w:lvl w:ilvl="0">
+      <w:start w:val="1"/>
+      <w:numFmt w:val="decimal"/>
+      <w:lvlText w:val="%1."/>
+      <w:lvlJc w:val="left"/>
+      <w:pPr>
+        <w:tabs>
+          <w:tab w:val="num" w:pos="720"/>
+        </w:tabs>
+        <w:ind w:left="720" w:hanging="360"/>
+      </w:pPr>
+    </w:lvl>
+    <w:lvl w:ilvl="1" w:tentative="1">
+      <w:start w:val="1"/>
+      <w:numFmt w:val="decimal"/>
+      <w:lvlText w:val="%2."/>
+      <w:lvlJc w:val="left"/>
+      <w:pPr>
+        <w:tabs>
+          <w:tab w:val="num" w:pos="1440"/>
+        </w:tabs>
+        <w:ind w:left="1440" w:hanging="360"/>
+      </w:pPr>
+    </w:lvl>
+    <w:lvl w:ilvl="2" w:tentative="1">
+      <w:start w:val="1"/>
+      <w:numFmt w:val="decimal"/>
+      <w:lvlText w:val="%3."/>
+      <w:lvlJc w:val="left"/>
+      <w:pPr>
+        <w:tabs>
+          <w:tab w:val="num" w:pos="2160"/>
+        </w:tabs>
+        <w:ind w:left="2160" w:hanging="360"/>
+      </w:pPr>
+    </w:lvl>
+    <w:lvl w:ilvl="3" w:tentative="1">
+      <w:start w:val="1"/>
+      <w:numFmt w:val="decimal"/>
+      <w:lvlText w:val="%4."/>
+      <w:lvlJc w:val="left"/>
+      <w:pPr>
+        <w:tabs>
+          <w:tab w:val="num" w:pos="2880"/>
+        </w:tabs>
+        <w:ind w:left="2880" w:hanging="360"/>
+      </w:pPr>
+    </w:lvl>
+    <w:lvl w:ilvl="4" w:tentative="1">
+      <w:start w:val="1"/>
+      <w:numFmt w:val="decimal"/>
+      <w:lvlText w:val="%5."/>
+      <w:lvlJc w:val="left"/>
+      <w:pPr>
+        <w:tabs>
+          <w:tab w:val="num" w:pos="3600"/>
+        </w:tabs>
+        <w:ind w:left="3600" w:hanging="360"/>
+      </w:pPr>
+    </w:lvl>
+    <w:lvl w:ilvl="5" w:tentative="1">
+      <w:start w:val="1"/>
+      <w:numFmt w:val="decimal"/>
+      <w:lvlText w:val="%6."/>
+      <w:lvlJc w:val="left"/>
+      <w:pPr>
+        <w:tabs>
+          <w:tab w:val="num" w:pos="4320"/>
+        </w:tabs>
+        <w:ind w:left="4320" w:hanging="360"/>
+      </w:pPr>
+    </w:lvl>
+    <w:lvl w:ilvl="6" w:tentative="1">
+      <w:start w:val="1"/>
+      <w:numFmt w:val="decimal"/>
+      <w:lvlText w:val="%7."/>
+      <w:lvlJc w:val="left"/>
+      <w:pPr>
+        <w:tabs>
+          <w:tab w:val="num" w:pos="5040"/>
+        </w:tabs>
+        <w:ind w:left="5040" w:hanging="360"/>
+      </w:pPr>
+    </w:lvl>
+    <w:lvl w:ilvl="7" w:tentative="1">
+      <w:start w:val="1"/>
+      <w:numFmt w:val="decimal"/>
+      <w:lvlText w:val="%8."/>
+      <w:lvlJc w:val="left"/>
+      <w:pPr>
+        <w:tabs>
+          <w:tab w:val="num" w:pos="5760"/>
+        </w:tabs>
+        <w:ind w:left="5760" w:hanging="360"/>
+      </w:pPr>
+    </w:lvl>
+    <w:lvl w:ilvl="8" w:tentative="1">
+      <w:start w:val="1"/>
+      <w:numFmt w:val="decimal"/>
+      <w:lvlText w:val="%9."/>
+      <w:lvlJc w:val="left"/>
+      <w:pPr>
+        <w:tabs>
+          <w:tab w:val="num" w:pos="6480"/>
+        </w:tabs>
+        <w:ind w:left="6480" w:hanging="360"/>
+      </w:pPr>
+    </w:lvl>
+  </w:abstractNum>
   <w:abstractNum w:abstractNumId="12" w15:restartNumberingAfterBreak="0">
-    <w:nsid w:val="24A342D2"/>
+    <w:nsid w:val="2EC87701"/>
     <w:multiLevelType w:val="multilevel"/>
-    <w:tmpl w:val="7CD0CA38"/>
+    <w:tmpl w:val="5BE24902"/>
+    <w:lvl w:ilvl="0">
+      <w:start w:val="1"/>
+      <w:numFmt w:val="decimal"/>
+      <w:lvlText w:val="%1."/>
+      <w:lvlJc w:val="left"/>
+      <w:pPr>
+        <w:tabs>
+          <w:tab w:val="num" w:pos="720"/>
+        </w:tabs>
+        <w:ind w:left="720" w:hanging="360"/>
+      </w:pPr>
+    </w:lvl>
+    <w:lvl w:ilvl="1" w:tentative="1">
+      <w:start w:val="1"/>
+      <w:numFmt w:val="decimal"/>
+      <w:lvlText w:val="%2."/>
+      <w:lvlJc w:val="left"/>
+      <w:pPr>
+        <w:tabs>
+          <w:tab w:val="num" w:pos="1440"/>
+        </w:tabs>
+        <w:ind w:left="1440" w:hanging="360"/>
+      </w:pPr>
+    </w:lvl>
+    <w:lvl w:ilvl="2" w:tentative="1">
+      <w:start w:val="1"/>
+      <w:numFmt w:val="decimal"/>
+      <w:lvlText w:val="%3."/>
+      <w:lvlJc w:val="left"/>
+      <w:pPr>
+        <w:tabs>
+          <w:tab w:val="num" w:pos="2160"/>
+        </w:tabs>
+        <w:ind w:left="2160" w:hanging="360"/>
+      </w:pPr>
+    </w:lvl>
+    <w:lvl w:ilvl="3" w:tentative="1">
+      <w:start w:val="1"/>
+      <w:numFmt w:val="decimal"/>
+      <w:lvlText w:val="%4."/>
+      <w:lvlJc w:val="left"/>
+      <w:pPr>
+        <w:tabs>
+          <w:tab w:val="num" w:pos="2880"/>
+        </w:tabs>
+        <w:ind w:left="2880" w:hanging="360"/>
+      </w:pPr>
+    </w:lvl>
+    <w:lvl w:ilvl="4" w:tentative="1">
+      <w:start w:val="1"/>
+      <w:numFmt w:val="decimal"/>
+      <w:lvlText w:val="%5."/>
+      <w:lvlJc w:val="left"/>
+      <w:pPr>
+        <w:tabs>
+          <w:tab w:val="num" w:pos="3600"/>
+        </w:tabs>
+        <w:ind w:left="3600" w:hanging="360"/>
+      </w:pPr>
+    </w:lvl>
+    <w:lvl w:ilvl="5" w:tentative="1">
+      <w:start w:val="1"/>
+      <w:numFmt w:val="decimal"/>
+      <w:lvlText w:val="%6."/>
+      <w:lvlJc w:val="left"/>
+      <w:pPr>
+        <w:tabs>
+          <w:tab w:val="num" w:pos="4320"/>
+        </w:tabs>
+        <w:ind w:left="4320" w:hanging="360"/>
+      </w:pPr>
+    </w:lvl>
+    <w:lvl w:ilvl="6" w:tentative="1">
+      <w:start w:val="1"/>
+      <w:numFmt w:val="decimal"/>
+      <w:lvlText w:val="%7."/>
+      <w:lvlJc w:val="left"/>
+      <w:pPr>
+        <w:tabs>
+          <w:tab w:val="num" w:pos="5040"/>
+        </w:tabs>
+        <w:ind w:left="5040" w:hanging="360"/>
+      </w:pPr>
+    </w:lvl>
+    <w:lvl w:ilvl="7" w:tentative="1">
+      <w:start w:val="1"/>
+      <w:numFmt w:val="decimal"/>
+      <w:lvlText w:val="%8."/>
+      <w:lvlJc w:val="left"/>
+      <w:pPr>
+        <w:tabs>
+          <w:tab w:val="num" w:pos="5760"/>
+        </w:tabs>
+        <w:ind w:left="5760" w:hanging="360"/>
+      </w:pPr>
+    </w:lvl>
+    <w:lvl w:ilvl="8" w:tentative="1">
+      <w:start w:val="1"/>
+      <w:numFmt w:val="decimal"/>
+      <w:lvlText w:val="%9."/>
+      <w:lvlJc w:val="left"/>
+      <w:pPr>
+        <w:tabs>
+          <w:tab w:val="num" w:pos="6480"/>
+        </w:tabs>
+        <w:ind w:left="6480" w:hanging="360"/>
+      </w:pPr>
+    </w:lvl>
+  </w:abstractNum>
+  <w:abstractNum w:abstractNumId="13" w15:restartNumberingAfterBreak="0">
+    <w:nsid w:val="36D842C8"/>
+    <w:multiLevelType w:val="multilevel"/>
+    <w:tmpl w:val="56D832AE"/>
     <w:lvl w:ilvl="0">
       <w:start w:val="1"/>
       <w:numFmt w:val="bullet"/>
@@ -12939,10 +13132,10 @@
       </w:rPr>
     </w:lvl>
   </w:abstractNum>
-  <w:abstractNum w:abstractNumId="13" w15:restartNumberingAfterBreak="0">
-    <w:nsid w:val="2C3C4100"/>
+  <w:abstractNum w:abstractNumId="14" w15:restartNumberingAfterBreak="0">
+    <w:nsid w:val="3BD10DBE"/>
     <w:multiLevelType w:val="multilevel"/>
-    <w:tmpl w:val="A2A4077A"/>
+    <w:tmpl w:val="B33A60BA"/>
     <w:lvl w:ilvl="0">
       <w:start w:val="1"/>
       <w:numFmt w:val="decimal"/>
@@ -13052,10 +13245,236 @@
       </w:pPr>
     </w:lvl>
   </w:abstractNum>
-  <w:abstractNum w:abstractNumId="14" w15:restartNumberingAfterBreak="0">
-    <w:nsid w:val="33BE41A5"/>
+  <w:abstractNum w:abstractNumId="15" w15:restartNumberingAfterBreak="0">
+    <w:nsid w:val="3CE6791A"/>
     <w:multiLevelType w:val="multilevel"/>
-    <w:tmpl w:val="2FDC61E0"/>
+    <w:tmpl w:val="65862FF6"/>
+    <w:lvl w:ilvl="0">
+      <w:start w:val="1"/>
+      <w:numFmt w:val="decimal"/>
+      <w:lvlText w:val="%1."/>
+      <w:lvlJc w:val="left"/>
+      <w:pPr>
+        <w:tabs>
+          <w:tab w:val="num" w:pos="720"/>
+        </w:tabs>
+        <w:ind w:left="720" w:hanging="360"/>
+      </w:pPr>
+    </w:lvl>
+    <w:lvl w:ilvl="1" w:tentative="1">
+      <w:start w:val="1"/>
+      <w:numFmt w:val="decimal"/>
+      <w:lvlText w:val="%2."/>
+      <w:lvlJc w:val="left"/>
+      <w:pPr>
+        <w:tabs>
+          <w:tab w:val="num" w:pos="1440"/>
+        </w:tabs>
+        <w:ind w:left="1440" w:hanging="360"/>
+      </w:pPr>
+    </w:lvl>
+    <w:lvl w:ilvl="2" w:tentative="1">
+      <w:start w:val="1"/>
+      <w:numFmt w:val="decimal"/>
+      <w:lvlText w:val="%3."/>
+      <w:lvlJc w:val="left"/>
+      <w:pPr>
+        <w:tabs>
+          <w:tab w:val="num" w:pos="2160"/>
+        </w:tabs>
+        <w:ind w:left="2160" w:hanging="360"/>
+      </w:pPr>
+    </w:lvl>
+    <w:lvl w:ilvl="3" w:tentative="1">
+      <w:start w:val="1"/>
+      <w:numFmt w:val="decimal"/>
+      <w:lvlText w:val="%4."/>
+      <w:lvlJc w:val="left"/>
+      <w:pPr>
+        <w:tabs>
+          <w:tab w:val="num" w:pos="2880"/>
+        </w:tabs>
+        <w:ind w:left="2880" w:hanging="360"/>
+      </w:pPr>
+    </w:lvl>
+    <w:lvl w:ilvl="4" w:tentative="1">
+      <w:start w:val="1"/>
+      <w:numFmt w:val="decimal"/>
+      <w:lvlText w:val="%5."/>
+      <w:lvlJc w:val="left"/>
+      <w:pPr>
+        <w:tabs>
+          <w:tab w:val="num" w:pos="3600"/>
+        </w:tabs>
+        <w:ind w:left="3600" w:hanging="360"/>
+      </w:pPr>
+    </w:lvl>
+    <w:lvl w:ilvl="5" w:tentative="1">
+      <w:start w:val="1"/>
+      <w:numFmt w:val="decimal"/>
+      <w:lvlText w:val="%6."/>
+      <w:lvlJc w:val="left"/>
+      <w:pPr>
+        <w:tabs>
+          <w:tab w:val="num" w:pos="4320"/>
+        </w:tabs>
+        <w:ind w:left="4320" w:hanging="360"/>
+      </w:pPr>
+    </w:lvl>
+    <w:lvl w:ilvl="6" w:tentative="1">
+      <w:start w:val="1"/>
+      <w:numFmt w:val="decimal"/>
+      <w:lvlText w:val="%7."/>
+      <w:lvlJc w:val="left"/>
+      <w:pPr>
+        <w:tabs>
+          <w:tab w:val="num" w:pos="5040"/>
+        </w:tabs>
+        <w:ind w:left="5040" w:hanging="360"/>
+      </w:pPr>
+    </w:lvl>
+    <w:lvl w:ilvl="7" w:tentative="1">
+      <w:start w:val="1"/>
+      <w:numFmt w:val="decimal"/>
+      <w:lvlText w:val="%8."/>
+      <w:lvlJc w:val="left"/>
+      <w:pPr>
+        <w:tabs>
+          <w:tab w:val="num" w:pos="5760"/>
+        </w:tabs>
+        <w:ind w:left="5760" w:hanging="360"/>
+      </w:pPr>
+    </w:lvl>
+    <w:lvl w:ilvl="8" w:tentative="1">
+      <w:start w:val="1"/>
+      <w:numFmt w:val="decimal"/>
+      <w:lvlText w:val="%9."/>
+      <w:lvlJc w:val="left"/>
+      <w:pPr>
+        <w:tabs>
+          <w:tab w:val="num" w:pos="6480"/>
+        </w:tabs>
+        <w:ind w:left="6480" w:hanging="360"/>
+      </w:pPr>
+    </w:lvl>
+  </w:abstractNum>
+  <w:abstractNum w:abstractNumId="16" w15:restartNumberingAfterBreak="0">
+    <w:nsid w:val="3EE75734"/>
+    <w:multiLevelType w:val="multilevel"/>
+    <w:tmpl w:val="7CE01838"/>
+    <w:lvl w:ilvl="0">
+      <w:start w:val="1"/>
+      <w:numFmt w:val="decimal"/>
+      <w:lvlText w:val="%1."/>
+      <w:lvlJc w:val="left"/>
+      <w:pPr>
+        <w:tabs>
+          <w:tab w:val="num" w:pos="720"/>
+        </w:tabs>
+        <w:ind w:left="720" w:hanging="360"/>
+      </w:pPr>
+    </w:lvl>
+    <w:lvl w:ilvl="1" w:tentative="1">
+      <w:start w:val="1"/>
+      <w:numFmt w:val="decimal"/>
+      <w:lvlText w:val="%2."/>
+      <w:lvlJc w:val="left"/>
+      <w:pPr>
+        <w:tabs>
+          <w:tab w:val="num" w:pos="1440"/>
+        </w:tabs>
+        <w:ind w:left="1440" w:hanging="360"/>
+      </w:pPr>
+    </w:lvl>
+    <w:lvl w:ilvl="2" w:tentative="1">
+      <w:start w:val="1"/>
+      <w:numFmt w:val="decimal"/>
+      <w:lvlText w:val="%3."/>
+      <w:lvlJc w:val="left"/>
+      <w:pPr>
+        <w:tabs>
+          <w:tab w:val="num" w:pos="2160"/>
+        </w:tabs>
+        <w:ind w:left="2160" w:hanging="360"/>
+      </w:pPr>
+    </w:lvl>
+    <w:lvl w:ilvl="3" w:tentative="1">
+      <w:start w:val="1"/>
+      <w:numFmt w:val="decimal"/>
+      <w:lvlText w:val="%4."/>
+      <w:lvlJc w:val="left"/>
+      <w:pPr>
+        <w:tabs>
+          <w:tab w:val="num" w:pos="2880"/>
+        </w:tabs>
+        <w:ind w:left="2880" w:hanging="360"/>
+      </w:pPr>
+    </w:lvl>
+    <w:lvl w:ilvl="4" w:tentative="1">
+      <w:start w:val="1"/>
+      <w:numFmt w:val="decimal"/>
+      <w:lvlText w:val="%5."/>
+      <w:lvlJc w:val="left"/>
+      <w:pPr>
+        <w:tabs>
+          <w:tab w:val="num" w:pos="3600"/>
+        </w:tabs>
+        <w:ind w:left="3600" w:hanging="360"/>
+      </w:pPr>
+    </w:lvl>
+    <w:lvl w:ilvl="5" w:tentative="1">
+      <w:start w:val="1"/>
+      <w:numFmt w:val="decimal"/>
+      <w:lvlText w:val="%6."/>
+      <w:lvlJc w:val="left"/>
+      <w:pPr>
+        <w:tabs>
+          <w:tab w:val="num" w:pos="4320"/>
+        </w:tabs>
+        <w:ind w:left="4320" w:hanging="360"/>
+      </w:pPr>
+    </w:lvl>
+    <w:lvl w:ilvl="6" w:tentative="1">
+      <w:start w:val="1"/>
+      <w:numFmt w:val="decimal"/>
+      <w:lvlText w:val="%7."/>
+      <w:lvlJc w:val="left"/>
+      <w:pPr>
+        <w:tabs>
+          <w:tab w:val="num" w:pos="5040"/>
+        </w:tabs>
+        <w:ind w:left="5040" w:hanging="360"/>
+      </w:pPr>
+    </w:lvl>
+    <w:lvl w:ilvl="7" w:tentative="1">
+      <w:start w:val="1"/>
+      <w:numFmt w:val="decimal"/>
+      <w:lvlText w:val="%8."/>
+      <w:lvlJc w:val="left"/>
+      <w:pPr>
+        <w:tabs>
+          <w:tab w:val="num" w:pos="5760"/>
+        </w:tabs>
+        <w:ind w:left="5760" w:hanging="360"/>
+      </w:pPr>
+    </w:lvl>
+    <w:lvl w:ilvl="8" w:tentative="1">
+      <w:start w:val="1"/>
+      <w:numFmt w:val="decimal"/>
+      <w:lvlText w:val="%9."/>
+      <w:lvlJc w:val="left"/>
+      <w:pPr>
+        <w:tabs>
+          <w:tab w:val="num" w:pos="6480"/>
+        </w:tabs>
+        <w:ind w:left="6480" w:hanging="360"/>
+      </w:pPr>
+    </w:lvl>
+  </w:abstractNum>
+  <w:abstractNum w:abstractNumId="17" w15:restartNumberingAfterBreak="0">
+    <w:nsid w:val="44472BC0"/>
+    <w:multiLevelType w:val="multilevel"/>
+    <w:tmpl w:val="21C022A6"/>
     <w:lvl w:ilvl="0">
       <w:start w:val="1"/>
       <w:numFmt w:val="bullet"/>
@@ -13201,10 +13620,462 @@
       </w:rPr>
     </w:lvl>
   </w:abstractNum>
-  <w:abstractNum w:abstractNumId="15" w15:restartNumberingAfterBreak="0">
-    <w:nsid w:val="3C460BCC"/>
+  <w:abstractNum w:abstractNumId="18" w15:restartNumberingAfterBreak="0">
+    <w:nsid w:val="4BAE1856"/>
     <w:multiLevelType w:val="multilevel"/>
-    <w:tmpl w:val="AA76103C"/>
+    <w:tmpl w:val="98849BA4"/>
+    <w:lvl w:ilvl="0">
+      <w:start w:val="1"/>
+      <w:numFmt w:val="decimal"/>
+      <w:lvlText w:val="%1."/>
+      <w:lvlJc w:val="left"/>
+      <w:pPr>
+        <w:tabs>
+          <w:tab w:val="num" w:pos="720"/>
+        </w:tabs>
+        <w:ind w:left="720" w:hanging="360"/>
+      </w:pPr>
+    </w:lvl>
+    <w:lvl w:ilvl="1" w:tentative="1">
+      <w:start w:val="1"/>
+      <w:numFmt w:val="decimal"/>
+      <w:lvlText w:val="%2."/>
+      <w:lvlJc w:val="left"/>
+      <w:pPr>
+        <w:tabs>
+          <w:tab w:val="num" w:pos="1440"/>
+        </w:tabs>
+        <w:ind w:left="1440" w:hanging="360"/>
+      </w:pPr>
+    </w:lvl>
+    <w:lvl w:ilvl="2" w:tentative="1">
+      <w:start w:val="1"/>
+      <w:numFmt w:val="decimal"/>
+      <w:lvlText w:val="%3."/>
+      <w:lvlJc w:val="left"/>
+      <w:pPr>
+        <w:tabs>
+          <w:tab w:val="num" w:pos="2160"/>
+        </w:tabs>
+        <w:ind w:left="2160" w:hanging="360"/>
+      </w:pPr>
+    </w:lvl>
+    <w:lvl w:ilvl="3" w:tentative="1">
+      <w:start w:val="1"/>
+      <w:numFmt w:val="decimal"/>
+      <w:lvlText w:val="%4."/>
+      <w:lvlJc w:val="left"/>
+      <w:pPr>
+        <w:tabs>
+          <w:tab w:val="num" w:pos="2880"/>
+        </w:tabs>
+        <w:ind w:left="2880" w:hanging="360"/>
+      </w:pPr>
+    </w:lvl>
+    <w:lvl w:ilvl="4" w:tentative="1">
+      <w:start w:val="1"/>
+      <w:numFmt w:val="decimal"/>
+      <w:lvlText w:val="%5."/>
+      <w:lvlJc w:val="left"/>
+      <w:pPr>
+        <w:tabs>
+          <w:tab w:val="num" w:pos="3600"/>
+        </w:tabs>
+        <w:ind w:left="3600" w:hanging="360"/>
+      </w:pPr>
+    </w:lvl>
+    <w:lvl w:ilvl="5" w:tentative="1">
+      <w:start w:val="1"/>
+      <w:numFmt w:val="decimal"/>
+      <w:lvlText w:val="%6."/>
+      <w:lvlJc w:val="left"/>
+      <w:pPr>
+        <w:tabs>
+          <w:tab w:val="num" w:pos="4320"/>
+        </w:tabs>
+        <w:ind w:left="4320" w:hanging="360"/>
+      </w:pPr>
+    </w:lvl>
+    <w:lvl w:ilvl="6" w:tentative="1">
+      <w:start w:val="1"/>
+      <w:numFmt w:val="decimal"/>
+      <w:lvlText w:val="%7."/>
+      <w:lvlJc w:val="left"/>
+      <w:pPr>
+        <w:tabs>
+          <w:tab w:val="num" w:pos="5040"/>
+        </w:tabs>
+        <w:ind w:left="5040" w:hanging="360"/>
+      </w:pPr>
+    </w:lvl>
+    <w:lvl w:ilvl="7" w:tentative="1">
+      <w:start w:val="1"/>
+      <w:numFmt w:val="decimal"/>
+      <w:lvlText w:val="%8."/>
+      <w:lvlJc w:val="left"/>
+      <w:pPr>
+        <w:tabs>
+          <w:tab w:val="num" w:pos="5760"/>
+        </w:tabs>
+        <w:ind w:left="5760" w:hanging="360"/>
+      </w:pPr>
+    </w:lvl>
+    <w:lvl w:ilvl="8" w:tentative="1">
+      <w:start w:val="1"/>
+      <w:numFmt w:val="decimal"/>
+      <w:lvlText w:val="%9."/>
+      <w:lvlJc w:val="left"/>
+      <w:pPr>
+        <w:tabs>
+          <w:tab w:val="num" w:pos="6480"/>
+        </w:tabs>
+        <w:ind w:left="6480" w:hanging="360"/>
+      </w:pPr>
+    </w:lvl>
+  </w:abstractNum>
+  <w:abstractNum w:abstractNumId="19" w15:restartNumberingAfterBreak="0">
+    <w:nsid w:val="4BB77DA0"/>
+    <w:multiLevelType w:val="multilevel"/>
+    <w:tmpl w:val="57F4B738"/>
+    <w:lvl w:ilvl="0">
+      <w:start w:val="1"/>
+      <w:numFmt w:val="decimal"/>
+      <w:lvlText w:val="%1."/>
+      <w:lvlJc w:val="left"/>
+      <w:pPr>
+        <w:tabs>
+          <w:tab w:val="num" w:pos="720"/>
+        </w:tabs>
+        <w:ind w:left="720" w:hanging="360"/>
+      </w:pPr>
+    </w:lvl>
+    <w:lvl w:ilvl="1" w:tentative="1">
+      <w:start w:val="1"/>
+      <w:numFmt w:val="decimal"/>
+      <w:lvlText w:val="%2."/>
+      <w:lvlJc w:val="left"/>
+      <w:pPr>
+        <w:tabs>
+          <w:tab w:val="num" w:pos="1440"/>
+        </w:tabs>
+        <w:ind w:left="1440" w:hanging="360"/>
+      </w:pPr>
+    </w:lvl>
+    <w:lvl w:ilvl="2" w:tentative="1">
+      <w:start w:val="1"/>
+      <w:numFmt w:val="decimal"/>
+      <w:lvlText w:val="%3."/>
+      <w:lvlJc w:val="left"/>
+      <w:pPr>
+        <w:tabs>
+          <w:tab w:val="num" w:pos="2160"/>
+        </w:tabs>
+        <w:ind w:left="2160" w:hanging="360"/>
+      </w:pPr>
+    </w:lvl>
+    <w:lvl w:ilvl="3" w:tentative="1">
+      <w:start w:val="1"/>
+      <w:numFmt w:val="decimal"/>
+      <w:lvlText w:val="%4."/>
+      <w:lvlJc w:val="left"/>
+      <w:pPr>
+        <w:tabs>
+          <w:tab w:val="num" w:pos="2880"/>
+        </w:tabs>
+        <w:ind w:left="2880" w:hanging="360"/>
+      </w:pPr>
+    </w:lvl>
+    <w:lvl w:ilvl="4" w:tentative="1">
+      <w:start w:val="1"/>
+      <w:numFmt w:val="decimal"/>
+      <w:lvlText w:val="%5."/>
+      <w:lvlJc w:val="left"/>
+      <w:pPr>
+        <w:tabs>
+          <w:tab w:val="num" w:pos="3600"/>
+        </w:tabs>
+        <w:ind w:left="3600" w:hanging="360"/>
+      </w:pPr>
+    </w:lvl>
+    <w:lvl w:ilvl="5" w:tentative="1">
+      <w:start w:val="1"/>
+      <w:numFmt w:val="decimal"/>
+      <w:lvlText w:val="%6."/>
+      <w:lvlJc w:val="left"/>
+      <w:pPr>
+        <w:tabs>
+          <w:tab w:val="num" w:pos="4320"/>
+        </w:tabs>
+        <w:ind w:left="4320" w:hanging="360"/>
+      </w:pPr>
+    </w:lvl>
+    <w:lvl w:ilvl="6" w:tentative="1">
+      <w:start w:val="1"/>
+      <w:numFmt w:val="decimal"/>
+      <w:lvlText w:val="%7."/>
+      <w:lvlJc w:val="left"/>
+      <w:pPr>
+        <w:tabs>
+          <w:tab w:val="num" w:pos="5040"/>
+        </w:tabs>
+        <w:ind w:left="5040" w:hanging="360"/>
+      </w:pPr>
+    </w:lvl>
+    <w:lvl w:ilvl="7" w:tentative="1">
+      <w:start w:val="1"/>
+      <w:numFmt w:val="decimal"/>
+      <w:lvlText w:val="%8."/>
+      <w:lvlJc w:val="left"/>
+      <w:pPr>
+        <w:tabs>
+          <w:tab w:val="num" w:pos="5760"/>
+        </w:tabs>
+        <w:ind w:left="5760" w:hanging="360"/>
+      </w:pPr>
+    </w:lvl>
+    <w:lvl w:ilvl="8" w:tentative="1">
+      <w:start w:val="1"/>
+      <w:numFmt w:val="decimal"/>
+      <w:lvlText w:val="%9."/>
+      <w:lvlJc w:val="left"/>
+      <w:pPr>
+        <w:tabs>
+          <w:tab w:val="num" w:pos="6480"/>
+        </w:tabs>
+        <w:ind w:left="6480" w:hanging="360"/>
+      </w:pPr>
+    </w:lvl>
+  </w:abstractNum>
+  <w:abstractNum w:abstractNumId="20" w15:restartNumberingAfterBreak="0">
+    <w:nsid w:val="51E15EFE"/>
+    <w:multiLevelType w:val="multilevel"/>
+    <w:tmpl w:val="E20EF41A"/>
+    <w:lvl w:ilvl="0">
+      <w:start w:val="1"/>
+      <w:numFmt w:val="decimal"/>
+      <w:lvlText w:val="%1."/>
+      <w:lvlJc w:val="left"/>
+      <w:pPr>
+        <w:tabs>
+          <w:tab w:val="num" w:pos="720"/>
+        </w:tabs>
+        <w:ind w:left="720" w:hanging="360"/>
+      </w:pPr>
+    </w:lvl>
+    <w:lvl w:ilvl="1" w:tentative="1">
+      <w:start w:val="1"/>
+      <w:numFmt w:val="decimal"/>
+      <w:lvlText w:val="%2."/>
+      <w:lvlJc w:val="left"/>
+      <w:pPr>
+        <w:tabs>
+          <w:tab w:val="num" w:pos="1440"/>
+        </w:tabs>
+        <w:ind w:left="1440" w:hanging="360"/>
+      </w:pPr>
+    </w:lvl>
+    <w:lvl w:ilvl="2" w:tentative="1">
+      <w:start w:val="1"/>
+      <w:numFmt w:val="decimal"/>
+      <w:lvlText w:val="%3."/>
+      <w:lvlJc w:val="left"/>
+      <w:pPr>
+        <w:tabs>
+          <w:tab w:val="num" w:pos="2160"/>
+        </w:tabs>
+        <w:ind w:left="2160" w:hanging="360"/>
+      </w:pPr>
+    </w:lvl>
+    <w:lvl w:ilvl="3" w:tentative="1">
+      <w:start w:val="1"/>
+      <w:numFmt w:val="decimal"/>
+      <w:lvlText w:val="%4."/>
+      <w:lvlJc w:val="left"/>
+      <w:pPr>
+        <w:tabs>
+          <w:tab w:val="num" w:pos="2880"/>
+        </w:tabs>
+        <w:ind w:left="2880" w:hanging="360"/>
+      </w:pPr>
+    </w:lvl>
+    <w:lvl w:ilvl="4" w:tentative="1">
+      <w:start w:val="1"/>
+      <w:numFmt w:val="decimal"/>
+      <w:lvlText w:val="%5."/>
+      <w:lvlJc w:val="left"/>
+      <w:pPr>
+        <w:tabs>
+          <w:tab w:val="num" w:pos="3600"/>
+        </w:tabs>
+        <w:ind w:left="3600" w:hanging="360"/>
+      </w:pPr>
+    </w:lvl>
+    <w:lvl w:ilvl="5" w:tentative="1">
+      <w:start w:val="1"/>
+      <w:numFmt w:val="decimal"/>
+      <w:lvlText w:val="%6."/>
+      <w:lvlJc w:val="left"/>
+      <w:pPr>
+        <w:tabs>
+          <w:tab w:val="num" w:pos="4320"/>
+        </w:tabs>
+        <w:ind w:left="4320" w:hanging="360"/>
+      </w:pPr>
+    </w:lvl>
+    <w:lvl w:ilvl="6" w:tentative="1">
+      <w:start w:val="1"/>
+      <w:numFmt w:val="decimal"/>
+      <w:lvlText w:val="%7."/>
+      <w:lvlJc w:val="left"/>
+      <w:pPr>
+        <w:tabs>
+          <w:tab w:val="num" w:pos="5040"/>
+        </w:tabs>
+        <w:ind w:left="5040" w:hanging="360"/>
+      </w:pPr>
+    </w:lvl>
+    <w:lvl w:ilvl="7" w:tentative="1">
+      <w:start w:val="1"/>
+      <w:numFmt w:val="decimal"/>
+      <w:lvlText w:val="%8."/>
+      <w:lvlJc w:val="left"/>
+      <w:pPr>
+        <w:tabs>
+          <w:tab w:val="num" w:pos="5760"/>
+        </w:tabs>
+        <w:ind w:left="5760" w:hanging="360"/>
+      </w:pPr>
+    </w:lvl>
+    <w:lvl w:ilvl="8" w:tentative="1">
+      <w:start w:val="1"/>
+      <w:numFmt w:val="decimal"/>
+      <w:lvlText w:val="%9."/>
+      <w:lvlJc w:val="left"/>
+      <w:pPr>
+        <w:tabs>
+          <w:tab w:val="num" w:pos="6480"/>
+        </w:tabs>
+        <w:ind w:left="6480" w:hanging="360"/>
+      </w:pPr>
+    </w:lvl>
+  </w:abstractNum>
+  <w:abstractNum w:abstractNumId="21" w15:restartNumberingAfterBreak="0">
+    <w:nsid w:val="55A72191"/>
+    <w:multiLevelType w:val="multilevel"/>
+    <w:tmpl w:val="D6B09C8C"/>
+    <w:lvl w:ilvl="0">
+      <w:start w:val="1"/>
+      <w:numFmt w:val="decimal"/>
+      <w:lvlText w:val="%1."/>
+      <w:lvlJc w:val="left"/>
+      <w:pPr>
+        <w:tabs>
+          <w:tab w:val="num" w:pos="720"/>
+        </w:tabs>
+        <w:ind w:left="720" w:hanging="360"/>
+      </w:pPr>
+    </w:lvl>
+    <w:lvl w:ilvl="1" w:tentative="1">
+      <w:start w:val="1"/>
+      <w:numFmt w:val="decimal"/>
+      <w:lvlText w:val="%2."/>
+      <w:lvlJc w:val="left"/>
+      <w:pPr>
+        <w:tabs>
+          <w:tab w:val="num" w:pos="1440"/>
+        </w:tabs>
+        <w:ind w:left="1440" w:hanging="360"/>
+      </w:pPr>
+    </w:lvl>
+    <w:lvl w:ilvl="2" w:tentative="1">
+      <w:start w:val="1"/>
+      <w:numFmt w:val="decimal"/>
+      <w:lvlText w:val="%3."/>
+      <w:lvlJc w:val="left"/>
+      <w:pPr>
+        <w:tabs>
+          <w:tab w:val="num" w:pos="2160"/>
+        </w:tabs>
+        <w:ind w:left="2160" w:hanging="360"/>
+      </w:pPr>
+    </w:lvl>
+    <w:lvl w:ilvl="3" w:tentative="1">
+      <w:start w:val="1"/>
+      <w:numFmt w:val="decimal"/>
+      <w:lvlText w:val="%4."/>
+      <w:lvlJc w:val="left"/>
+      <w:pPr>
+        <w:tabs>
+          <w:tab w:val="num" w:pos="2880"/>
+        </w:tabs>
+        <w:ind w:left="2880" w:hanging="360"/>
+      </w:pPr>
+    </w:lvl>
+    <w:lvl w:ilvl="4" w:tentative="1">
+      <w:start w:val="1"/>
+      <w:numFmt w:val="decimal"/>
+      <w:lvlText w:val="%5."/>
+      <w:lvlJc w:val="left"/>
+      <w:pPr>
+        <w:tabs>
+          <w:tab w:val="num" w:pos="3600"/>
+        </w:tabs>
+        <w:ind w:left="3600" w:hanging="360"/>
+      </w:pPr>
+    </w:lvl>
+    <w:lvl w:ilvl="5" w:tentative="1">
+      <w:start w:val="1"/>
+      <w:numFmt w:val="decimal"/>
+      <w:lvlText w:val="%6."/>
+      <w:lvlJc w:val="left"/>
+      <w:pPr>
+        <w:tabs>
+          <w:tab w:val="num" w:pos="4320"/>
+        </w:tabs>
+        <w:ind w:left="4320" w:hanging="360"/>
+      </w:pPr>
+    </w:lvl>
+    <w:lvl w:ilvl="6" w:tentative="1">
+      <w:start w:val="1"/>
+      <w:numFmt w:val="decimal"/>
+      <w:lvlText w:val="%7."/>
+      <w:lvlJc w:val="left"/>
+      <w:pPr>
+        <w:tabs>
+          <w:tab w:val="num" w:pos="5040"/>
+        </w:tabs>
+        <w:ind w:left="5040" w:hanging="360"/>
+      </w:pPr>
+    </w:lvl>
+    <w:lvl w:ilvl="7" w:tentative="1">
+      <w:start w:val="1"/>
+      <w:numFmt w:val="decimal"/>
+      <w:lvlText w:val="%8."/>
+      <w:lvlJc w:val="left"/>
+      <w:pPr>
+        <w:tabs>
+          <w:tab w:val="num" w:pos="5760"/>
+        </w:tabs>
+        <w:ind w:left="5760" w:hanging="360"/>
+      </w:pPr>
+    </w:lvl>
+    <w:lvl w:ilvl="8" w:tentative="1">
+      <w:start w:val="1"/>
+      <w:numFmt w:val="decimal"/>
+      <w:lvlText w:val="%9."/>
+      <w:lvlJc w:val="left"/>
+      <w:pPr>
+        <w:tabs>
+          <w:tab w:val="num" w:pos="6480"/>
+        </w:tabs>
+        <w:ind w:left="6480" w:hanging="360"/>
+      </w:pPr>
+    </w:lvl>
+  </w:abstractNum>
+  <w:abstractNum w:abstractNumId="22" w15:restartNumberingAfterBreak="0">
+    <w:nsid w:val="5648482A"/>
+    <w:multiLevelType w:val="multilevel"/>
+    <w:tmpl w:val="50BA7622"/>
     <w:lvl w:ilvl="0">
       <w:start w:val="1"/>
       <w:numFmt w:val="bullet"/>
@@ -13350,10 +14221,10 @@
       </w:rPr>
     </w:lvl>
   </w:abstractNum>
-  <w:abstractNum w:abstractNumId="16" w15:restartNumberingAfterBreak="0">
-    <w:nsid w:val="3D802435"/>
+  <w:abstractNum w:abstractNumId="23" w15:restartNumberingAfterBreak="0">
+    <w:nsid w:val="5854601D"/>
     <w:multiLevelType w:val="multilevel"/>
-    <w:tmpl w:val="9A180D56"/>
+    <w:tmpl w:val="F6FCAF64"/>
     <w:lvl w:ilvl="0">
       <w:start w:val="1"/>
       <w:numFmt w:val="decimal"/>
@@ -13463,14 +14334,14 @@
       </w:pPr>
     </w:lvl>
   </w:abstractNum>
-  <w:abstractNum w:abstractNumId="17" w15:restartNumberingAfterBreak="0">
-    <w:nsid w:val="497F3EBB"/>
+  <w:abstractNum w:abstractNumId="24" w15:restartNumberingAfterBreak="0">
+    <w:nsid w:val="594F03C2"/>
     <w:multiLevelType w:val="multilevel"/>
-    <w:tmpl w:val="7F52055E"/>
+    <w:tmpl w:val="8C68D36C"/>
     <w:lvl w:ilvl="0">
       <w:start w:val="1"/>
-      <w:numFmt w:val="decimal"/>
-      <w:lvlText w:val="%1."/>
+      <w:numFmt w:val="bullet"/>
+      <w:lvlText w:val=""/>
       <w:lvlJc w:val="left"/>
       <w:pPr>
         <w:tabs>
@@ -13478,234 +14349,12 @@
         </w:tabs>
         <w:ind w:left="720" w:hanging="360"/>
       </w:pPr>
+      <w:rPr>
+        <w:rFonts w:ascii="Symbol" w:hAnsi="Symbol" w:hint="default"/>
+        <w:sz w:val="20"/>
+      </w:rPr>
     </w:lvl>
     <w:lvl w:ilvl="1" w:tentative="1">
-      <w:start w:val="1"/>
-      <w:numFmt w:val="decimal"/>
-      <w:lvlText w:val="%2."/>
-      <w:lvlJc w:val="left"/>
-      <w:pPr>
-        <w:tabs>
-          <w:tab w:val="num" w:pos="1440"/>
-        </w:tabs>
-        <w:ind w:left="1440" w:hanging="360"/>
-      </w:pPr>
-    </w:lvl>
-    <w:lvl w:ilvl="2" w:tentative="1">
-      <w:start w:val="1"/>
-      <w:numFmt w:val="decimal"/>
-      <w:lvlText w:val="%3."/>
-      <w:lvlJc w:val="left"/>
-      <w:pPr>
-        <w:tabs>
-          <w:tab w:val="num" w:pos="2160"/>
-        </w:tabs>
-        <w:ind w:left="2160" w:hanging="360"/>
-      </w:pPr>
-    </w:lvl>
-    <w:lvl w:ilvl="3" w:tentative="1">
-      <w:start w:val="1"/>
-      <w:numFmt w:val="decimal"/>
-      <w:lvlText w:val="%4."/>
-      <w:lvlJc w:val="left"/>
-      <w:pPr>
-        <w:tabs>
-          <w:tab w:val="num" w:pos="2880"/>
-        </w:tabs>
-        <w:ind w:left="2880" w:hanging="360"/>
-      </w:pPr>
-    </w:lvl>
-    <w:lvl w:ilvl="4" w:tentative="1">
-      <w:start w:val="1"/>
-      <w:numFmt w:val="decimal"/>
-      <w:lvlText w:val="%5."/>
-      <w:lvlJc w:val="left"/>
-      <w:pPr>
-        <w:tabs>
-          <w:tab w:val="num" w:pos="3600"/>
-        </w:tabs>
-        <w:ind w:left="3600" w:hanging="360"/>
-      </w:pPr>
-    </w:lvl>
-    <w:lvl w:ilvl="5" w:tentative="1">
-      <w:start w:val="1"/>
-      <w:numFmt w:val="decimal"/>
-      <w:lvlText w:val="%6."/>
-      <w:lvlJc w:val="left"/>
-      <w:pPr>
-        <w:tabs>
-          <w:tab w:val="num" w:pos="4320"/>
-        </w:tabs>
-        <w:ind w:left="4320" w:hanging="360"/>
-      </w:pPr>
-    </w:lvl>
-    <w:lvl w:ilvl="6" w:tentative="1">
-      <w:start w:val="1"/>
-      <w:numFmt w:val="decimal"/>
-      <w:lvlText w:val="%7."/>
-      <w:lvlJc w:val="left"/>
-      <w:pPr>
-        <w:tabs>
-          <w:tab w:val="num" w:pos="5040"/>
-        </w:tabs>
-        <w:ind w:left="5040" w:hanging="360"/>
-      </w:pPr>
-    </w:lvl>
-    <w:lvl w:ilvl="7" w:tentative="1">
-      <w:start w:val="1"/>
-      <w:numFmt w:val="decimal"/>
-      <w:lvlText w:val="%8."/>
-      <w:lvlJc w:val="left"/>
-      <w:pPr>
-        <w:tabs>
-          <w:tab w:val="num" w:pos="5760"/>
-        </w:tabs>
-        <w:ind w:left="5760" w:hanging="360"/>
-      </w:pPr>
-    </w:lvl>
-    <w:lvl w:ilvl="8" w:tentative="1">
-      <w:start w:val="1"/>
-      <w:numFmt w:val="decimal"/>
-      <w:lvlText w:val="%9."/>
-      <w:lvlJc w:val="left"/>
-      <w:pPr>
-        <w:tabs>
-          <w:tab w:val="num" w:pos="6480"/>
-        </w:tabs>
-        <w:ind w:left="6480" w:hanging="360"/>
-      </w:pPr>
-    </w:lvl>
-  </w:abstractNum>
-  <w:abstractNum w:abstractNumId="18" w15:restartNumberingAfterBreak="0">
-    <w:nsid w:val="4B716AD5"/>
-    <w:multiLevelType w:val="multilevel"/>
-    <w:tmpl w:val="8A6243E4"/>
-    <w:lvl w:ilvl="0">
-      <w:start w:val="1"/>
-      <w:numFmt w:val="decimal"/>
-      <w:lvlText w:val="%1."/>
-      <w:lvlJc w:val="left"/>
-      <w:pPr>
-        <w:tabs>
-          <w:tab w:val="num" w:pos="720"/>
-        </w:tabs>
-        <w:ind w:left="720" w:hanging="360"/>
-      </w:pPr>
-    </w:lvl>
-    <w:lvl w:ilvl="1" w:tentative="1">
-      <w:start w:val="1"/>
-      <w:numFmt w:val="decimal"/>
-      <w:lvlText w:val="%2."/>
-      <w:lvlJc w:val="left"/>
-      <w:pPr>
-        <w:tabs>
-          <w:tab w:val="num" w:pos="1440"/>
-        </w:tabs>
-        <w:ind w:left="1440" w:hanging="360"/>
-      </w:pPr>
-    </w:lvl>
-    <w:lvl w:ilvl="2" w:tentative="1">
-      <w:start w:val="1"/>
-      <w:numFmt w:val="decimal"/>
-      <w:lvlText w:val="%3."/>
-      <w:lvlJc w:val="left"/>
-      <w:pPr>
-        <w:tabs>
-          <w:tab w:val="num" w:pos="2160"/>
-        </w:tabs>
-        <w:ind w:left="2160" w:hanging="360"/>
-      </w:pPr>
-    </w:lvl>
-    <w:lvl w:ilvl="3" w:tentative="1">
-      <w:start w:val="1"/>
-      <w:numFmt w:val="decimal"/>
-      <w:lvlText w:val="%4."/>
-      <w:lvlJc w:val="left"/>
-      <w:pPr>
-        <w:tabs>
-          <w:tab w:val="num" w:pos="2880"/>
-        </w:tabs>
-        <w:ind w:left="2880" w:hanging="360"/>
-      </w:pPr>
-    </w:lvl>
-    <w:lvl w:ilvl="4" w:tentative="1">
-      <w:start w:val="1"/>
-      <w:numFmt w:val="decimal"/>
-      <w:lvlText w:val="%5."/>
-      <w:lvlJc w:val="left"/>
-      <w:pPr>
-        <w:tabs>
-          <w:tab w:val="num" w:pos="3600"/>
-        </w:tabs>
-        <w:ind w:left="3600" w:hanging="360"/>
-      </w:pPr>
-    </w:lvl>
-    <w:lvl w:ilvl="5" w:tentative="1">
-      <w:start w:val="1"/>
-      <w:numFmt w:val="decimal"/>
-      <w:lvlText w:val="%6."/>
-      <w:lvlJc w:val="left"/>
-      <w:pPr>
-        <w:tabs>
-          <w:tab w:val="num" w:pos="4320"/>
-        </w:tabs>
-        <w:ind w:left="4320" w:hanging="360"/>
-      </w:pPr>
-    </w:lvl>
-    <w:lvl w:ilvl="6" w:tentative="1">
-      <w:start w:val="1"/>
-      <w:numFmt w:val="decimal"/>
-      <w:lvlText w:val="%7."/>
-      <w:lvlJc w:val="left"/>
-      <w:pPr>
-        <w:tabs>
-          <w:tab w:val="num" w:pos="5040"/>
-        </w:tabs>
-        <w:ind w:left="5040" w:hanging="360"/>
-      </w:pPr>
-    </w:lvl>
-    <w:lvl w:ilvl="7" w:tentative="1">
-      <w:start w:val="1"/>
-      <w:numFmt w:val="decimal"/>
-      <w:lvlText w:val="%8."/>
-      <w:lvlJc w:val="left"/>
-      <w:pPr>
-        <w:tabs>
-          <w:tab w:val="num" w:pos="5760"/>
-        </w:tabs>
-        <w:ind w:left="5760" w:hanging="360"/>
-      </w:pPr>
-    </w:lvl>
-    <w:lvl w:ilvl="8" w:tentative="1">
-      <w:start w:val="1"/>
-      <w:numFmt w:val="decimal"/>
-      <w:lvlText w:val="%9."/>
-      <w:lvlJc w:val="left"/>
-      <w:pPr>
-        <w:tabs>
-          <w:tab w:val="num" w:pos="6480"/>
-        </w:tabs>
-        <w:ind w:left="6480" w:hanging="360"/>
-      </w:pPr>
-    </w:lvl>
-  </w:abstractNum>
-  <w:abstractNum w:abstractNumId="19" w15:restartNumberingAfterBreak="0">
-    <w:nsid w:val="4E4B6724"/>
-    <w:multiLevelType w:val="multilevel"/>
-    <w:tmpl w:val="5B624F8E"/>
-    <w:lvl w:ilvl="0">
-      <w:start w:val="1"/>
-      <w:numFmt w:val="decimal"/>
-      <w:lvlText w:val="%1."/>
-      <w:lvlJc w:val="left"/>
-      <w:pPr>
-        <w:tabs>
-          <w:tab w:val="num" w:pos="720"/>
-        </w:tabs>
-        <w:ind w:left="720" w:hanging="360"/>
-      </w:pPr>
-    </w:lvl>
-    <w:lvl w:ilvl="1">
       <w:start w:val="1"/>
       <w:numFmt w:val="bullet"/>
       <w:lvlText w:val="o"/>
@@ -13723,6 +14372,147 @@
     </w:lvl>
     <w:lvl w:ilvl="2" w:tentative="1">
       <w:start w:val="1"/>
+      <w:numFmt w:val="bullet"/>
+      <w:lvlText w:val=""/>
+      <w:lvlJc w:val="left"/>
+      <w:pPr>
+        <w:tabs>
+          <w:tab w:val="num" w:pos="2160"/>
+        </w:tabs>
+        <w:ind w:left="2160" w:hanging="360"/>
+      </w:pPr>
+      <w:rPr>
+        <w:rFonts w:ascii="Wingdings" w:hAnsi="Wingdings" w:hint="default"/>
+        <w:sz w:val="20"/>
+      </w:rPr>
+    </w:lvl>
+    <w:lvl w:ilvl="3" w:tentative="1">
+      <w:start w:val="1"/>
+      <w:numFmt w:val="bullet"/>
+      <w:lvlText w:val=""/>
+      <w:lvlJc w:val="left"/>
+      <w:pPr>
+        <w:tabs>
+          <w:tab w:val="num" w:pos="2880"/>
+        </w:tabs>
+        <w:ind w:left="2880" w:hanging="360"/>
+      </w:pPr>
+      <w:rPr>
+        <w:rFonts w:ascii="Wingdings" w:hAnsi="Wingdings" w:hint="default"/>
+        <w:sz w:val="20"/>
+      </w:rPr>
+    </w:lvl>
+    <w:lvl w:ilvl="4" w:tentative="1">
+      <w:start w:val="1"/>
+      <w:numFmt w:val="bullet"/>
+      <w:lvlText w:val=""/>
+      <w:lvlJc w:val="left"/>
+      <w:pPr>
+        <w:tabs>
+          <w:tab w:val="num" w:pos="3600"/>
+        </w:tabs>
+        <w:ind w:left="3600" w:hanging="360"/>
+      </w:pPr>
+      <w:rPr>
+        <w:rFonts w:ascii="Wingdings" w:hAnsi="Wingdings" w:hint="default"/>
+        <w:sz w:val="20"/>
+      </w:rPr>
+    </w:lvl>
+    <w:lvl w:ilvl="5" w:tentative="1">
+      <w:start w:val="1"/>
+      <w:numFmt w:val="bullet"/>
+      <w:lvlText w:val=""/>
+      <w:lvlJc w:val="left"/>
+      <w:pPr>
+        <w:tabs>
+          <w:tab w:val="num" w:pos="4320"/>
+        </w:tabs>
+        <w:ind w:left="4320" w:hanging="360"/>
+      </w:pPr>
+      <w:rPr>
+        <w:rFonts w:ascii="Wingdings" w:hAnsi="Wingdings" w:hint="default"/>
+        <w:sz w:val="20"/>
+      </w:rPr>
+    </w:lvl>
+    <w:lvl w:ilvl="6" w:tentative="1">
+      <w:start w:val="1"/>
+      <w:numFmt w:val="bullet"/>
+      <w:lvlText w:val=""/>
+      <w:lvlJc w:val="left"/>
+      <w:pPr>
+        <w:tabs>
+          <w:tab w:val="num" w:pos="5040"/>
+        </w:tabs>
+        <w:ind w:left="5040" w:hanging="360"/>
+      </w:pPr>
+      <w:rPr>
+        <w:rFonts w:ascii="Wingdings" w:hAnsi="Wingdings" w:hint="default"/>
+        <w:sz w:val="20"/>
+      </w:rPr>
+    </w:lvl>
+    <w:lvl w:ilvl="7" w:tentative="1">
+      <w:start w:val="1"/>
+      <w:numFmt w:val="bullet"/>
+      <w:lvlText w:val=""/>
+      <w:lvlJc w:val="left"/>
+      <w:pPr>
+        <w:tabs>
+          <w:tab w:val="num" w:pos="5760"/>
+        </w:tabs>
+        <w:ind w:left="5760" w:hanging="360"/>
+      </w:pPr>
+      <w:rPr>
+        <w:rFonts w:ascii="Wingdings" w:hAnsi="Wingdings" w:hint="default"/>
+        <w:sz w:val="20"/>
+      </w:rPr>
+    </w:lvl>
+    <w:lvl w:ilvl="8" w:tentative="1">
+      <w:start w:val="1"/>
+      <w:numFmt w:val="bullet"/>
+      <w:lvlText w:val=""/>
+      <w:lvlJc w:val="left"/>
+      <w:pPr>
+        <w:tabs>
+          <w:tab w:val="num" w:pos="6480"/>
+        </w:tabs>
+        <w:ind w:left="6480" w:hanging="360"/>
+      </w:pPr>
+      <w:rPr>
+        <w:rFonts w:ascii="Wingdings" w:hAnsi="Wingdings" w:hint="default"/>
+        <w:sz w:val="20"/>
+      </w:rPr>
+    </w:lvl>
+  </w:abstractNum>
+  <w:abstractNum w:abstractNumId="25" w15:restartNumberingAfterBreak="0">
+    <w:nsid w:val="5EC02721"/>
+    <w:multiLevelType w:val="multilevel"/>
+    <w:tmpl w:val="AEDCDFC8"/>
+    <w:lvl w:ilvl="0">
+      <w:start w:val="1"/>
+      <w:numFmt w:val="decimal"/>
+      <w:lvlText w:val="%1."/>
+      <w:lvlJc w:val="left"/>
+      <w:pPr>
+        <w:tabs>
+          <w:tab w:val="num" w:pos="720"/>
+        </w:tabs>
+        <w:ind w:left="720" w:hanging="360"/>
+      </w:pPr>
+    </w:lvl>
+    <w:lvl w:ilvl="1" w:tentative="1">
+      <w:start w:val="1"/>
+      <w:numFmt w:val="decimal"/>
+      <w:lvlText w:val="%2."/>
+      <w:lvlJc w:val="left"/>
+      <w:pPr>
+        <w:tabs>
+          <w:tab w:val="num" w:pos="1440"/>
+        </w:tabs>
+        <w:ind w:left="1440" w:hanging="360"/>
+      </w:pPr>
+    </w:lvl>
+    <w:lvl w:ilvl="2" w:tentative="1">
+      <w:start w:val="1"/>
       <w:numFmt w:val="decimal"/>
       <w:lvlText w:val="%3."/>
       <w:lvlJc w:val="left"/>
@@ -13806,10 +14596,10 @@
       </w:pPr>
     </w:lvl>
   </w:abstractNum>
-  <w:abstractNum w:abstractNumId="20" w15:restartNumberingAfterBreak="0">
-    <w:nsid w:val="4E666A1B"/>
+  <w:abstractNum w:abstractNumId="26" w15:restartNumberingAfterBreak="0">
+    <w:nsid w:val="65E43752"/>
     <w:multiLevelType w:val="multilevel"/>
-    <w:tmpl w:val="DB1E867A"/>
+    <w:tmpl w:val="E2124D02"/>
     <w:lvl w:ilvl="0">
       <w:start w:val="1"/>
       <w:numFmt w:val="decimal"/>
@@ -13919,10 +14709,10 @@
       </w:pPr>
     </w:lvl>
   </w:abstractNum>
-  <w:abstractNum w:abstractNumId="21" w15:restartNumberingAfterBreak="0">
-    <w:nsid w:val="514873E0"/>
+  <w:abstractNum w:abstractNumId="27" w15:restartNumberingAfterBreak="0">
+    <w:nsid w:val="6C2A58EC"/>
     <w:multiLevelType w:val="multilevel"/>
-    <w:tmpl w:val="6B1A2D1E"/>
+    <w:tmpl w:val="25F4590E"/>
     <w:lvl w:ilvl="0">
       <w:start w:val="1"/>
       <w:numFmt w:val="bullet"/>
@@ -14068,10 +14858,10 @@
       </w:rPr>
     </w:lvl>
   </w:abstractNum>
-  <w:abstractNum w:abstractNumId="22" w15:restartNumberingAfterBreak="0">
-    <w:nsid w:val="54A16D6C"/>
+  <w:abstractNum w:abstractNumId="28" w15:restartNumberingAfterBreak="0">
+    <w:nsid w:val="6CA844ED"/>
     <w:multiLevelType w:val="multilevel"/>
-    <w:tmpl w:val="1650467E"/>
+    <w:tmpl w:val="DF36C86E"/>
     <w:lvl w:ilvl="0">
       <w:start w:val="1"/>
       <w:numFmt w:val="decimal"/>
@@ -14181,806 +14971,92 @@
       </w:pPr>
     </w:lvl>
   </w:abstractNum>
-  <w:abstractNum w:abstractNumId="23" w15:restartNumberingAfterBreak="0">
-    <w:nsid w:val="57076BF1"/>
-    <w:multiLevelType w:val="multilevel"/>
-    <w:tmpl w:val="AA0E75F8"/>
-    <w:lvl w:ilvl="0">
-      <w:start w:val="1"/>
-      <w:numFmt w:val="decimal"/>
-      <w:lvlText w:val="%1."/>
-      <w:lvlJc w:val="left"/>
-      <w:pPr>
-        <w:tabs>
-          <w:tab w:val="num" w:pos="720"/>
-        </w:tabs>
-        <w:ind w:left="720" w:hanging="360"/>
-      </w:pPr>
-    </w:lvl>
-    <w:lvl w:ilvl="1" w:tentative="1">
-      <w:start w:val="1"/>
-      <w:numFmt w:val="decimal"/>
-      <w:lvlText w:val="%2."/>
-      <w:lvlJc w:val="left"/>
-      <w:pPr>
-        <w:tabs>
-          <w:tab w:val="num" w:pos="1440"/>
-        </w:tabs>
-        <w:ind w:left="1440" w:hanging="360"/>
-      </w:pPr>
-    </w:lvl>
-    <w:lvl w:ilvl="2" w:tentative="1">
-      <w:start w:val="1"/>
-      <w:numFmt w:val="decimal"/>
-      <w:lvlText w:val="%3."/>
-      <w:lvlJc w:val="left"/>
-      <w:pPr>
-        <w:tabs>
-          <w:tab w:val="num" w:pos="2160"/>
-        </w:tabs>
-        <w:ind w:left="2160" w:hanging="360"/>
-      </w:pPr>
-    </w:lvl>
-    <w:lvl w:ilvl="3" w:tentative="1">
-      <w:start w:val="1"/>
-      <w:numFmt w:val="decimal"/>
-      <w:lvlText w:val="%4."/>
-      <w:lvlJc w:val="left"/>
-      <w:pPr>
-        <w:tabs>
-          <w:tab w:val="num" w:pos="2880"/>
-        </w:tabs>
-        <w:ind w:left="2880" w:hanging="360"/>
-      </w:pPr>
-    </w:lvl>
-    <w:lvl w:ilvl="4" w:tentative="1">
-      <w:start w:val="1"/>
-      <w:numFmt w:val="decimal"/>
-      <w:lvlText w:val="%5."/>
-      <w:lvlJc w:val="left"/>
-      <w:pPr>
-        <w:tabs>
-          <w:tab w:val="num" w:pos="3600"/>
-        </w:tabs>
-        <w:ind w:left="3600" w:hanging="360"/>
-      </w:pPr>
-    </w:lvl>
-    <w:lvl w:ilvl="5" w:tentative="1">
-      <w:start w:val="1"/>
-      <w:numFmt w:val="decimal"/>
-      <w:lvlText w:val="%6."/>
-      <w:lvlJc w:val="left"/>
-      <w:pPr>
-        <w:tabs>
-          <w:tab w:val="num" w:pos="4320"/>
-        </w:tabs>
-        <w:ind w:left="4320" w:hanging="360"/>
-      </w:pPr>
-    </w:lvl>
-    <w:lvl w:ilvl="6" w:tentative="1">
-      <w:start w:val="1"/>
-      <w:numFmt w:val="decimal"/>
-      <w:lvlText w:val="%7."/>
-      <w:lvlJc w:val="left"/>
-      <w:pPr>
-        <w:tabs>
-          <w:tab w:val="num" w:pos="5040"/>
-        </w:tabs>
-        <w:ind w:left="5040" w:hanging="360"/>
-      </w:pPr>
-    </w:lvl>
-    <w:lvl w:ilvl="7" w:tentative="1">
-      <w:start w:val="1"/>
-      <w:numFmt w:val="decimal"/>
-      <w:lvlText w:val="%8."/>
-      <w:lvlJc w:val="left"/>
-      <w:pPr>
-        <w:tabs>
-          <w:tab w:val="num" w:pos="5760"/>
-        </w:tabs>
-        <w:ind w:left="5760" w:hanging="360"/>
-      </w:pPr>
-    </w:lvl>
-    <w:lvl w:ilvl="8" w:tentative="1">
-      <w:start w:val="1"/>
-      <w:numFmt w:val="decimal"/>
-      <w:lvlText w:val="%9."/>
-      <w:lvlJc w:val="left"/>
-      <w:pPr>
-        <w:tabs>
-          <w:tab w:val="num" w:pos="6480"/>
-        </w:tabs>
-        <w:ind w:left="6480" w:hanging="360"/>
-      </w:pPr>
-    </w:lvl>
-  </w:abstractNum>
-  <w:abstractNum w:abstractNumId="24" w15:restartNumberingAfterBreak="0">
-    <w:nsid w:val="59432B16"/>
-    <w:multiLevelType w:val="multilevel"/>
-    <w:tmpl w:val="3C725BF8"/>
-    <w:lvl w:ilvl="0">
-      <w:start w:val="1"/>
-      <w:numFmt w:val="bullet"/>
-      <w:lvlText w:val=""/>
-      <w:lvlJc w:val="left"/>
-      <w:pPr>
-        <w:tabs>
-          <w:tab w:val="num" w:pos="720"/>
-        </w:tabs>
-        <w:ind w:left="720" w:hanging="360"/>
-      </w:pPr>
-      <w:rPr>
-        <w:rFonts w:ascii="Symbol" w:hAnsi="Symbol" w:hint="default"/>
-        <w:sz w:val="20"/>
-      </w:rPr>
-    </w:lvl>
-    <w:lvl w:ilvl="1" w:tentative="1">
-      <w:start w:val="1"/>
-      <w:numFmt w:val="bullet"/>
-      <w:lvlText w:val="o"/>
-      <w:lvlJc w:val="left"/>
-      <w:pPr>
-        <w:tabs>
-          <w:tab w:val="num" w:pos="1440"/>
-        </w:tabs>
-        <w:ind w:left="1440" w:hanging="360"/>
-      </w:pPr>
-      <w:rPr>
-        <w:rFonts w:ascii="Courier New" w:hAnsi="Courier New" w:hint="default"/>
-        <w:sz w:val="20"/>
-      </w:rPr>
-    </w:lvl>
-    <w:lvl w:ilvl="2" w:tentative="1">
-      <w:start w:val="1"/>
-      <w:numFmt w:val="bullet"/>
-      <w:lvlText w:val=""/>
-      <w:lvlJc w:val="left"/>
-      <w:pPr>
-        <w:tabs>
-          <w:tab w:val="num" w:pos="2160"/>
-        </w:tabs>
-        <w:ind w:left="2160" w:hanging="360"/>
-      </w:pPr>
-      <w:rPr>
-        <w:rFonts w:ascii="Wingdings" w:hAnsi="Wingdings" w:hint="default"/>
-        <w:sz w:val="20"/>
-      </w:rPr>
-    </w:lvl>
-    <w:lvl w:ilvl="3" w:tentative="1">
-      <w:start w:val="1"/>
-      <w:numFmt w:val="bullet"/>
-      <w:lvlText w:val=""/>
-      <w:lvlJc w:val="left"/>
-      <w:pPr>
-        <w:tabs>
-          <w:tab w:val="num" w:pos="2880"/>
-        </w:tabs>
-        <w:ind w:left="2880" w:hanging="360"/>
-      </w:pPr>
-      <w:rPr>
-        <w:rFonts w:ascii="Wingdings" w:hAnsi="Wingdings" w:hint="default"/>
-        <w:sz w:val="20"/>
-      </w:rPr>
-    </w:lvl>
-    <w:lvl w:ilvl="4" w:tentative="1">
-      <w:start w:val="1"/>
-      <w:numFmt w:val="bullet"/>
-      <w:lvlText w:val=""/>
-      <w:lvlJc w:val="left"/>
-      <w:pPr>
-        <w:tabs>
-          <w:tab w:val="num" w:pos="3600"/>
-        </w:tabs>
-        <w:ind w:left="3600" w:hanging="360"/>
-      </w:pPr>
-      <w:rPr>
-        <w:rFonts w:ascii="Wingdings" w:hAnsi="Wingdings" w:hint="default"/>
-        <w:sz w:val="20"/>
-      </w:rPr>
-    </w:lvl>
-    <w:lvl w:ilvl="5" w:tentative="1">
-      <w:start w:val="1"/>
-      <w:numFmt w:val="bullet"/>
-      <w:lvlText w:val=""/>
-      <w:lvlJc w:val="left"/>
-      <w:pPr>
-        <w:tabs>
-          <w:tab w:val="num" w:pos="4320"/>
-        </w:tabs>
-        <w:ind w:left="4320" w:hanging="360"/>
-      </w:pPr>
-      <w:rPr>
-        <w:rFonts w:ascii="Wingdings" w:hAnsi="Wingdings" w:hint="default"/>
-        <w:sz w:val="20"/>
-      </w:rPr>
-    </w:lvl>
-    <w:lvl w:ilvl="6" w:tentative="1">
-      <w:start w:val="1"/>
-      <w:numFmt w:val="bullet"/>
-      <w:lvlText w:val=""/>
-      <w:lvlJc w:val="left"/>
-      <w:pPr>
-        <w:tabs>
-          <w:tab w:val="num" w:pos="5040"/>
-        </w:tabs>
-        <w:ind w:left="5040" w:hanging="360"/>
-      </w:pPr>
-      <w:rPr>
-        <w:rFonts w:ascii="Wingdings" w:hAnsi="Wingdings" w:hint="default"/>
-        <w:sz w:val="20"/>
-      </w:rPr>
-    </w:lvl>
-    <w:lvl w:ilvl="7" w:tentative="1">
-      <w:start w:val="1"/>
-      <w:numFmt w:val="bullet"/>
-      <w:lvlText w:val=""/>
-      <w:lvlJc w:val="left"/>
-      <w:pPr>
-        <w:tabs>
-          <w:tab w:val="num" w:pos="5760"/>
-        </w:tabs>
-        <w:ind w:left="5760" w:hanging="360"/>
-      </w:pPr>
-      <w:rPr>
-        <w:rFonts w:ascii="Wingdings" w:hAnsi="Wingdings" w:hint="default"/>
-        <w:sz w:val="20"/>
-      </w:rPr>
-    </w:lvl>
-    <w:lvl w:ilvl="8" w:tentative="1">
-      <w:start w:val="1"/>
-      <w:numFmt w:val="bullet"/>
-      <w:lvlText w:val=""/>
-      <w:lvlJc w:val="left"/>
-      <w:pPr>
-        <w:tabs>
-          <w:tab w:val="num" w:pos="6480"/>
-        </w:tabs>
-        <w:ind w:left="6480" w:hanging="360"/>
-      </w:pPr>
-      <w:rPr>
-        <w:rFonts w:ascii="Wingdings" w:hAnsi="Wingdings" w:hint="default"/>
-        <w:sz w:val="20"/>
-      </w:rPr>
-    </w:lvl>
-  </w:abstractNum>
-  <w:abstractNum w:abstractNumId="25" w15:restartNumberingAfterBreak="0">
-    <w:nsid w:val="6B9749D9"/>
-    <w:multiLevelType w:val="multilevel"/>
-    <w:tmpl w:val="85DCC9DC"/>
-    <w:lvl w:ilvl="0">
-      <w:start w:val="1"/>
-      <w:numFmt w:val="decimal"/>
-      <w:lvlText w:val="%1."/>
-      <w:lvlJc w:val="left"/>
-      <w:pPr>
-        <w:tabs>
-          <w:tab w:val="num" w:pos="720"/>
-        </w:tabs>
-        <w:ind w:left="720" w:hanging="360"/>
-      </w:pPr>
-    </w:lvl>
-    <w:lvl w:ilvl="1" w:tentative="1">
-      <w:start w:val="1"/>
-      <w:numFmt w:val="decimal"/>
-      <w:lvlText w:val="%2."/>
-      <w:lvlJc w:val="left"/>
-      <w:pPr>
-        <w:tabs>
-          <w:tab w:val="num" w:pos="1440"/>
-        </w:tabs>
-        <w:ind w:left="1440" w:hanging="360"/>
-      </w:pPr>
-    </w:lvl>
-    <w:lvl w:ilvl="2" w:tentative="1">
-      <w:start w:val="1"/>
-      <w:numFmt w:val="decimal"/>
-      <w:lvlText w:val="%3."/>
-      <w:lvlJc w:val="left"/>
-      <w:pPr>
-        <w:tabs>
-          <w:tab w:val="num" w:pos="2160"/>
-        </w:tabs>
-        <w:ind w:left="2160" w:hanging="360"/>
-      </w:pPr>
-    </w:lvl>
-    <w:lvl w:ilvl="3" w:tentative="1">
-      <w:start w:val="1"/>
-      <w:numFmt w:val="decimal"/>
-      <w:lvlText w:val="%4."/>
-      <w:lvlJc w:val="left"/>
-      <w:pPr>
-        <w:tabs>
-          <w:tab w:val="num" w:pos="2880"/>
-        </w:tabs>
-        <w:ind w:left="2880" w:hanging="360"/>
-      </w:pPr>
-    </w:lvl>
-    <w:lvl w:ilvl="4" w:tentative="1">
-      <w:start w:val="1"/>
-      <w:numFmt w:val="decimal"/>
-      <w:lvlText w:val="%5."/>
-      <w:lvlJc w:val="left"/>
-      <w:pPr>
-        <w:tabs>
-          <w:tab w:val="num" w:pos="3600"/>
-        </w:tabs>
-        <w:ind w:left="3600" w:hanging="360"/>
-      </w:pPr>
-    </w:lvl>
-    <w:lvl w:ilvl="5" w:tentative="1">
-      <w:start w:val="1"/>
-      <w:numFmt w:val="decimal"/>
-      <w:lvlText w:val="%6."/>
-      <w:lvlJc w:val="left"/>
-      <w:pPr>
-        <w:tabs>
-          <w:tab w:val="num" w:pos="4320"/>
-        </w:tabs>
-        <w:ind w:left="4320" w:hanging="360"/>
-      </w:pPr>
-    </w:lvl>
-    <w:lvl w:ilvl="6" w:tentative="1">
-      <w:start w:val="1"/>
-      <w:numFmt w:val="decimal"/>
-      <w:lvlText w:val="%7."/>
-      <w:lvlJc w:val="left"/>
-      <w:pPr>
-        <w:tabs>
-          <w:tab w:val="num" w:pos="5040"/>
-        </w:tabs>
-        <w:ind w:left="5040" w:hanging="360"/>
-      </w:pPr>
-    </w:lvl>
-    <w:lvl w:ilvl="7" w:tentative="1">
-      <w:start w:val="1"/>
-      <w:numFmt w:val="decimal"/>
-      <w:lvlText w:val="%8."/>
-      <w:lvlJc w:val="left"/>
-      <w:pPr>
-        <w:tabs>
-          <w:tab w:val="num" w:pos="5760"/>
-        </w:tabs>
-        <w:ind w:left="5760" w:hanging="360"/>
-      </w:pPr>
-    </w:lvl>
-    <w:lvl w:ilvl="8" w:tentative="1">
-      <w:start w:val="1"/>
-      <w:numFmt w:val="decimal"/>
-      <w:lvlText w:val="%9."/>
-      <w:lvlJc w:val="left"/>
-      <w:pPr>
-        <w:tabs>
-          <w:tab w:val="num" w:pos="6480"/>
-        </w:tabs>
-        <w:ind w:left="6480" w:hanging="360"/>
-      </w:pPr>
-    </w:lvl>
-  </w:abstractNum>
-  <w:abstractNum w:abstractNumId="26" w15:restartNumberingAfterBreak="0">
-    <w:nsid w:val="72E62462"/>
-    <w:multiLevelType w:val="multilevel"/>
-    <w:tmpl w:val="DD98B5A4"/>
-    <w:lvl w:ilvl="0">
-      <w:start w:val="1"/>
-      <w:numFmt w:val="decimal"/>
-      <w:lvlText w:val="%1."/>
-      <w:lvlJc w:val="left"/>
-      <w:pPr>
-        <w:tabs>
-          <w:tab w:val="num" w:pos="720"/>
-        </w:tabs>
-        <w:ind w:left="720" w:hanging="360"/>
-      </w:pPr>
-    </w:lvl>
-    <w:lvl w:ilvl="1" w:tentative="1">
-      <w:start w:val="1"/>
-      <w:numFmt w:val="decimal"/>
-      <w:lvlText w:val="%2."/>
-      <w:lvlJc w:val="left"/>
-      <w:pPr>
-        <w:tabs>
-          <w:tab w:val="num" w:pos="1440"/>
-        </w:tabs>
-        <w:ind w:left="1440" w:hanging="360"/>
-      </w:pPr>
-    </w:lvl>
-    <w:lvl w:ilvl="2" w:tentative="1">
-      <w:start w:val="1"/>
-      <w:numFmt w:val="decimal"/>
-      <w:lvlText w:val="%3."/>
-      <w:lvlJc w:val="left"/>
-      <w:pPr>
-        <w:tabs>
-          <w:tab w:val="num" w:pos="2160"/>
-        </w:tabs>
-        <w:ind w:left="2160" w:hanging="360"/>
-      </w:pPr>
-    </w:lvl>
-    <w:lvl w:ilvl="3" w:tentative="1">
-      <w:start w:val="1"/>
-      <w:numFmt w:val="decimal"/>
-      <w:lvlText w:val="%4."/>
-      <w:lvlJc w:val="left"/>
-      <w:pPr>
-        <w:tabs>
-          <w:tab w:val="num" w:pos="2880"/>
-        </w:tabs>
-        <w:ind w:left="2880" w:hanging="360"/>
-      </w:pPr>
-    </w:lvl>
-    <w:lvl w:ilvl="4" w:tentative="1">
-      <w:start w:val="1"/>
-      <w:numFmt w:val="decimal"/>
-      <w:lvlText w:val="%5."/>
-      <w:lvlJc w:val="left"/>
-      <w:pPr>
-        <w:tabs>
-          <w:tab w:val="num" w:pos="3600"/>
-        </w:tabs>
-        <w:ind w:left="3600" w:hanging="360"/>
-      </w:pPr>
-    </w:lvl>
-    <w:lvl w:ilvl="5" w:tentative="1">
-      <w:start w:val="1"/>
-      <w:numFmt w:val="decimal"/>
-      <w:lvlText w:val="%6."/>
-      <w:lvlJc w:val="left"/>
-      <w:pPr>
-        <w:tabs>
-          <w:tab w:val="num" w:pos="4320"/>
-        </w:tabs>
-        <w:ind w:left="4320" w:hanging="360"/>
-      </w:pPr>
-    </w:lvl>
-    <w:lvl w:ilvl="6" w:tentative="1">
-      <w:start w:val="1"/>
-      <w:numFmt w:val="decimal"/>
-      <w:lvlText w:val="%7."/>
-      <w:lvlJc w:val="left"/>
-      <w:pPr>
-        <w:tabs>
-          <w:tab w:val="num" w:pos="5040"/>
-        </w:tabs>
-        <w:ind w:left="5040" w:hanging="360"/>
-      </w:pPr>
-    </w:lvl>
-    <w:lvl w:ilvl="7" w:tentative="1">
-      <w:start w:val="1"/>
-      <w:numFmt w:val="decimal"/>
-      <w:lvlText w:val="%8."/>
-      <w:lvlJc w:val="left"/>
-      <w:pPr>
-        <w:tabs>
-          <w:tab w:val="num" w:pos="5760"/>
-        </w:tabs>
-        <w:ind w:left="5760" w:hanging="360"/>
-      </w:pPr>
-    </w:lvl>
-    <w:lvl w:ilvl="8" w:tentative="1">
-      <w:start w:val="1"/>
-      <w:numFmt w:val="decimal"/>
-      <w:lvlText w:val="%9."/>
-      <w:lvlJc w:val="left"/>
-      <w:pPr>
-        <w:tabs>
-          <w:tab w:val="num" w:pos="6480"/>
-        </w:tabs>
-        <w:ind w:left="6480" w:hanging="360"/>
-      </w:pPr>
-    </w:lvl>
-  </w:abstractNum>
-  <w:abstractNum w:abstractNumId="27" w15:restartNumberingAfterBreak="0">
-    <w:nsid w:val="7559376C"/>
-    <w:multiLevelType w:val="multilevel"/>
-    <w:tmpl w:val="E78EE7A2"/>
-    <w:lvl w:ilvl="0">
-      <w:start w:val="1"/>
-      <w:numFmt w:val="decimal"/>
-      <w:lvlText w:val="%1."/>
-      <w:lvlJc w:val="left"/>
-      <w:pPr>
-        <w:tabs>
-          <w:tab w:val="num" w:pos="720"/>
-        </w:tabs>
-        <w:ind w:left="720" w:hanging="360"/>
-      </w:pPr>
-    </w:lvl>
-    <w:lvl w:ilvl="1" w:tentative="1">
-      <w:start w:val="1"/>
-      <w:numFmt w:val="decimal"/>
-      <w:lvlText w:val="%2."/>
-      <w:lvlJc w:val="left"/>
-      <w:pPr>
-        <w:tabs>
-          <w:tab w:val="num" w:pos="1440"/>
-        </w:tabs>
-        <w:ind w:left="1440" w:hanging="360"/>
-      </w:pPr>
-    </w:lvl>
-    <w:lvl w:ilvl="2" w:tentative="1">
-      <w:start w:val="1"/>
-      <w:numFmt w:val="decimal"/>
-      <w:lvlText w:val="%3."/>
-      <w:lvlJc w:val="left"/>
-      <w:pPr>
-        <w:tabs>
-          <w:tab w:val="num" w:pos="2160"/>
-        </w:tabs>
-        <w:ind w:left="2160" w:hanging="360"/>
-      </w:pPr>
-    </w:lvl>
-    <w:lvl w:ilvl="3" w:tentative="1">
-      <w:start w:val="1"/>
-      <w:numFmt w:val="decimal"/>
-      <w:lvlText w:val="%4."/>
-      <w:lvlJc w:val="left"/>
-      <w:pPr>
-        <w:tabs>
-          <w:tab w:val="num" w:pos="2880"/>
-        </w:tabs>
-        <w:ind w:left="2880" w:hanging="360"/>
-      </w:pPr>
-    </w:lvl>
-    <w:lvl w:ilvl="4" w:tentative="1">
-      <w:start w:val="1"/>
-      <w:numFmt w:val="decimal"/>
-      <w:lvlText w:val="%5."/>
-      <w:lvlJc w:val="left"/>
-      <w:pPr>
-        <w:tabs>
-          <w:tab w:val="num" w:pos="3600"/>
-        </w:tabs>
-        <w:ind w:left="3600" w:hanging="360"/>
-      </w:pPr>
-    </w:lvl>
-    <w:lvl w:ilvl="5" w:tentative="1">
-      <w:start w:val="1"/>
-      <w:numFmt w:val="decimal"/>
-      <w:lvlText w:val="%6."/>
-      <w:lvlJc w:val="left"/>
-      <w:pPr>
-        <w:tabs>
-          <w:tab w:val="num" w:pos="4320"/>
-        </w:tabs>
-        <w:ind w:left="4320" w:hanging="360"/>
-      </w:pPr>
-    </w:lvl>
-    <w:lvl w:ilvl="6" w:tentative="1">
-      <w:start w:val="1"/>
-      <w:numFmt w:val="decimal"/>
-      <w:lvlText w:val="%7."/>
-      <w:lvlJc w:val="left"/>
-      <w:pPr>
-        <w:tabs>
-          <w:tab w:val="num" w:pos="5040"/>
-        </w:tabs>
-        <w:ind w:left="5040" w:hanging="360"/>
-      </w:pPr>
-    </w:lvl>
-    <w:lvl w:ilvl="7" w:tentative="1">
-      <w:start w:val="1"/>
-      <w:numFmt w:val="decimal"/>
-      <w:lvlText w:val="%8."/>
-      <w:lvlJc w:val="left"/>
-      <w:pPr>
-        <w:tabs>
-          <w:tab w:val="num" w:pos="5760"/>
-        </w:tabs>
-        <w:ind w:left="5760" w:hanging="360"/>
-      </w:pPr>
-    </w:lvl>
-    <w:lvl w:ilvl="8" w:tentative="1">
-      <w:start w:val="1"/>
-      <w:numFmt w:val="decimal"/>
-      <w:lvlText w:val="%9."/>
-      <w:lvlJc w:val="left"/>
-      <w:pPr>
-        <w:tabs>
-          <w:tab w:val="num" w:pos="6480"/>
-        </w:tabs>
-        <w:ind w:left="6480" w:hanging="360"/>
-      </w:pPr>
-    </w:lvl>
-  </w:abstractNum>
-  <w:abstractNum w:abstractNumId="28" w15:restartNumberingAfterBreak="0">
-    <w:nsid w:val="78E6681E"/>
-    <w:multiLevelType w:val="multilevel"/>
-    <w:tmpl w:val="467A46C0"/>
-    <w:lvl w:ilvl="0">
-      <w:start w:val="1"/>
-      <w:numFmt w:val="decimal"/>
-      <w:lvlText w:val="%1."/>
-      <w:lvlJc w:val="left"/>
-      <w:pPr>
-        <w:tabs>
-          <w:tab w:val="num" w:pos="720"/>
-        </w:tabs>
-        <w:ind w:left="720" w:hanging="360"/>
-      </w:pPr>
-    </w:lvl>
-    <w:lvl w:ilvl="1" w:tentative="1">
-      <w:start w:val="1"/>
-      <w:numFmt w:val="decimal"/>
-      <w:lvlText w:val="%2."/>
-      <w:lvlJc w:val="left"/>
-      <w:pPr>
-        <w:tabs>
-          <w:tab w:val="num" w:pos="1440"/>
-        </w:tabs>
-        <w:ind w:left="1440" w:hanging="360"/>
-      </w:pPr>
-    </w:lvl>
-    <w:lvl w:ilvl="2" w:tentative="1">
-      <w:start w:val="1"/>
-      <w:numFmt w:val="decimal"/>
-      <w:lvlText w:val="%3."/>
-      <w:lvlJc w:val="left"/>
-      <w:pPr>
-        <w:tabs>
-          <w:tab w:val="num" w:pos="2160"/>
-        </w:tabs>
-        <w:ind w:left="2160" w:hanging="360"/>
-      </w:pPr>
-    </w:lvl>
-    <w:lvl w:ilvl="3" w:tentative="1">
-      <w:start w:val="1"/>
-      <w:numFmt w:val="decimal"/>
-      <w:lvlText w:val="%4."/>
-      <w:lvlJc w:val="left"/>
-      <w:pPr>
-        <w:tabs>
-          <w:tab w:val="num" w:pos="2880"/>
-        </w:tabs>
-        <w:ind w:left="2880" w:hanging="360"/>
-      </w:pPr>
-    </w:lvl>
-    <w:lvl w:ilvl="4" w:tentative="1">
-      <w:start w:val="1"/>
-      <w:numFmt w:val="decimal"/>
-      <w:lvlText w:val="%5."/>
-      <w:lvlJc w:val="left"/>
-      <w:pPr>
-        <w:tabs>
-          <w:tab w:val="num" w:pos="3600"/>
-        </w:tabs>
-        <w:ind w:left="3600" w:hanging="360"/>
-      </w:pPr>
-    </w:lvl>
-    <w:lvl w:ilvl="5" w:tentative="1">
-      <w:start w:val="1"/>
-      <w:numFmt w:val="decimal"/>
-      <w:lvlText w:val="%6."/>
-      <w:lvlJc w:val="left"/>
-      <w:pPr>
-        <w:tabs>
-          <w:tab w:val="num" w:pos="4320"/>
-        </w:tabs>
-        <w:ind w:left="4320" w:hanging="360"/>
-      </w:pPr>
-    </w:lvl>
-    <w:lvl w:ilvl="6" w:tentative="1">
-      <w:start w:val="1"/>
-      <w:numFmt w:val="decimal"/>
-      <w:lvlText w:val="%7."/>
-      <w:lvlJc w:val="left"/>
-      <w:pPr>
-        <w:tabs>
-          <w:tab w:val="num" w:pos="5040"/>
-        </w:tabs>
-        <w:ind w:left="5040" w:hanging="360"/>
-      </w:pPr>
-    </w:lvl>
-    <w:lvl w:ilvl="7" w:tentative="1">
-      <w:start w:val="1"/>
-      <w:numFmt w:val="decimal"/>
-      <w:lvlText w:val="%8."/>
-      <w:lvlJc w:val="left"/>
-      <w:pPr>
-        <w:tabs>
-          <w:tab w:val="num" w:pos="5760"/>
-        </w:tabs>
-        <w:ind w:left="5760" w:hanging="360"/>
-      </w:pPr>
-    </w:lvl>
-    <w:lvl w:ilvl="8" w:tentative="1">
-      <w:start w:val="1"/>
-      <w:numFmt w:val="decimal"/>
-      <w:lvlText w:val="%9."/>
-      <w:lvlJc w:val="left"/>
-      <w:pPr>
-        <w:tabs>
-          <w:tab w:val="num" w:pos="6480"/>
-        </w:tabs>
-        <w:ind w:left="6480" w:hanging="360"/>
-      </w:pPr>
-    </w:lvl>
-  </w:abstractNum>
-  <w:num w:numId="1" w16cid:durableId="1382554767">
+  <w:num w:numId="1" w16cid:durableId="776288161">
+    <w:abstractNumId w:val="14"/>
+  </w:num>
+  <w:num w:numId="2" w16cid:durableId="1752046456">
+    <w:abstractNumId w:val="26"/>
+  </w:num>
+  <w:num w:numId="3" w16cid:durableId="839739846">
+    <w:abstractNumId w:val="15"/>
+  </w:num>
+  <w:num w:numId="4" w16cid:durableId="1636644661">
+    <w:abstractNumId w:val="11"/>
+  </w:num>
+  <w:num w:numId="5" w16cid:durableId="865408976">
+    <w:abstractNumId w:val="12"/>
+  </w:num>
+  <w:num w:numId="6" w16cid:durableId="1568421599">
+    <w:abstractNumId w:val="17"/>
+  </w:num>
+  <w:num w:numId="7" w16cid:durableId="1202403952">
+    <w:abstractNumId w:val="22"/>
+  </w:num>
+  <w:num w:numId="8" w16cid:durableId="1146816570">
+    <w:abstractNumId w:val="8"/>
+  </w:num>
+  <w:num w:numId="9" w16cid:durableId="302278394">
+    <w:abstractNumId w:val="20"/>
+  </w:num>
+  <w:num w:numId="10" w16cid:durableId="2028605007">
     <w:abstractNumId w:val="7"/>
   </w:num>
-  <w:num w:numId="2" w16cid:durableId="1460492380">
-    <w:abstractNumId w:val="22"/>
+  <w:num w:numId="11" w16cid:durableId="1967200986">
+    <w:abstractNumId w:val="6"/>
   </w:num>
-  <w:num w:numId="3" w16cid:durableId="718676296">
-    <w:abstractNumId w:val="20"/>
+  <w:num w:numId="12" w16cid:durableId="702898409">
+    <w:abstractNumId w:val="24"/>
   </w:num>
-  <w:num w:numId="4" w16cid:durableId="1598097848">
+  <w:num w:numId="13" w16cid:durableId="654916123">
+    <w:abstractNumId w:val="9"/>
+  </w:num>
+  <w:num w:numId="14" w16cid:durableId="229971541">
+    <w:abstractNumId w:val="23"/>
+  </w:num>
+  <w:num w:numId="15" w16cid:durableId="1259291225">
+    <w:abstractNumId w:val="10"/>
+  </w:num>
+  <w:num w:numId="16" w16cid:durableId="1927415469">
+    <w:abstractNumId w:val="5"/>
+  </w:num>
+  <w:num w:numId="17" w16cid:durableId="1317220469">
+    <w:abstractNumId w:val="16"/>
+  </w:num>
+  <w:num w:numId="18" w16cid:durableId="1163202555">
+    <w:abstractNumId w:val="13"/>
+  </w:num>
+  <w:num w:numId="19" w16cid:durableId="677343155">
+    <w:abstractNumId w:val="21"/>
+  </w:num>
+  <w:num w:numId="20" w16cid:durableId="1588222614">
+    <w:abstractNumId w:val="28"/>
+  </w:num>
+  <w:num w:numId="21" w16cid:durableId="597719060">
+    <w:abstractNumId w:val="1"/>
+  </w:num>
+  <w:num w:numId="22" w16cid:durableId="19089682">
+    <w:abstractNumId w:val="27"/>
+  </w:num>
+  <w:num w:numId="23" w16cid:durableId="1554001193">
+    <w:abstractNumId w:val="0"/>
+  </w:num>
+  <w:num w:numId="24" w16cid:durableId="806123908">
+    <w:abstractNumId w:val="18"/>
+  </w:num>
+  <w:num w:numId="25" w16cid:durableId="851141433">
+    <w:abstractNumId w:val="3"/>
+  </w:num>
+  <w:num w:numId="26" w16cid:durableId="1128814481">
+    <w:abstractNumId w:val="25"/>
+  </w:num>
+  <w:num w:numId="27" w16cid:durableId="1386445255">
+    <w:abstractNumId w:val="4"/>
+  </w:num>
+  <w:num w:numId="28" w16cid:durableId="1099787930">
     <w:abstractNumId w:val="2"/>
   </w:num>
-  <w:num w:numId="5" w16cid:durableId="1680042339">
-    <w:abstractNumId w:val="0"/>
-  </w:num>
-  <w:num w:numId="6" w16cid:durableId="357774110">
-    <w:abstractNumId w:val="15"/>
-  </w:num>
-  <w:num w:numId="7" w16cid:durableId="444465285">
-    <w:abstractNumId w:val="14"/>
-  </w:num>
-  <w:num w:numId="8" w16cid:durableId="976883551">
-    <w:abstractNumId w:val="9"/>
-  </w:num>
-  <w:num w:numId="9" w16cid:durableId="590818468">
-    <w:abstractNumId w:val="23"/>
-  </w:num>
-  <w:num w:numId="10" w16cid:durableId="76245426">
-    <w:abstractNumId w:val="11"/>
-  </w:num>
-  <w:num w:numId="11" w16cid:durableId="487326463">
-    <w:abstractNumId w:val="12"/>
-  </w:num>
-  <w:num w:numId="12" w16cid:durableId="449125776">
-    <w:abstractNumId w:val="3"/>
-  </w:num>
-  <w:num w:numId="13" w16cid:durableId="327754739">
-    <w:abstractNumId w:val="21"/>
-  </w:num>
-  <w:num w:numId="14" w16cid:durableId="509299163">
-    <w:abstractNumId w:val="17"/>
-  </w:num>
-  <w:num w:numId="15" w16cid:durableId="719792170">
+  <w:num w:numId="29" w16cid:durableId="836580809">
     <w:abstractNumId w:val="19"/>
-  </w:num>
-  <w:num w:numId="16" w16cid:durableId="1784306284">
-    <w:abstractNumId w:val="4"/>
-  </w:num>
-  <w:num w:numId="17" w16cid:durableId="258683991">
-    <w:abstractNumId w:val="13"/>
-  </w:num>
-  <w:num w:numId="18" w16cid:durableId="959268122">
-    <w:abstractNumId w:val="8"/>
-  </w:num>
-  <w:num w:numId="19" w16cid:durableId="1903566224">
-    <w:abstractNumId w:val="16"/>
-  </w:num>
-  <w:num w:numId="20" w16cid:durableId="1801608571">
-    <w:abstractNumId w:val="18"/>
-  </w:num>
-  <w:num w:numId="21" w16cid:durableId="1812094480">
-    <w:abstractNumId w:val="27"/>
-  </w:num>
-  <w:num w:numId="22" w16cid:durableId="1519584292">
-    <w:abstractNumId w:val="24"/>
-  </w:num>
-  <w:num w:numId="23" w16cid:durableId="494997780">
-    <w:abstractNumId w:val="1"/>
-  </w:num>
-  <w:num w:numId="24" w16cid:durableId="1118790843">
-    <w:abstractNumId w:val="25"/>
-  </w:num>
-  <w:num w:numId="25" w16cid:durableId="1153987384">
-    <w:abstractNumId w:val="5"/>
-  </w:num>
-  <w:num w:numId="26" w16cid:durableId="1238780004">
-    <w:abstractNumId w:val="28"/>
-  </w:num>
-  <w:num w:numId="27" w16cid:durableId="1851869115">
-    <w:abstractNumId w:val="26"/>
-  </w:num>
-  <w:num w:numId="28" w16cid:durableId="2017729704">
-    <w:abstractNumId w:val="10"/>
-  </w:num>
-  <w:num w:numId="29" w16cid:durableId="1580599277">
-    <w:abstractNumId w:val="6"/>
   </w:num>
 </w:numbering>
 </file>

--- a/docs/User Manual.docx
+++ b/docs/User Manual.docx
@@ -105,7 +105,7 @@
           <w:sz w:val="22"/>
           <w:szCs w:val="22"/>
         </w:rPr>
-        <w:t xml:space="preserve"> and (except Admins) one </w:t>
+        <w:t xml:space="preserve"> and (except Admins and Website Admins) one </w:t>
       </w:r>
       <w:r>
         <w:rPr>
@@ -139,8 +139,8 @@
         <w:tblLook w:val="04A0" w:firstRow="1" w:lastRow="0" w:firstColumn="1" w:lastColumn="0" w:noHBand="0" w:noVBand="1"/>
       </w:tblPr>
       <w:tblGrid>
-        <w:gridCol w:w="1212"/>
-        <w:gridCol w:w="8132"/>
+        <w:gridCol w:w="1433"/>
+        <w:gridCol w:w="7911"/>
       </w:tblGrid>
       <w:tr>
         <w:trPr>
@@ -472,6 +472,85 @@
           </w:p>
         </w:tc>
       </w:tr>
+      <w:tr>
+        <w:tc>
+          <w:tcPr>
+            <w:tcW w:w="0" w:type="auto"/>
+            <w:tcBorders>
+              <w:top w:val="single" w:sz="6" w:space="0" w:color="BFBFBF"/>
+              <w:left w:val="single" w:sz="6" w:space="0" w:color="BFBFBF"/>
+              <w:bottom w:val="single" w:sz="6" w:space="0" w:color="BFBFBF"/>
+              <w:right w:val="single" w:sz="6" w:space="0" w:color="BFBFBF"/>
+            </w:tcBorders>
+            <w:tcMar>
+              <w:top w:w="60" w:type="dxa"/>
+              <w:left w:w="120" w:type="dxa"/>
+              <w:bottom w:w="60" w:type="dxa"/>
+              <w:right w:w="120" w:type="dxa"/>
+            </w:tcMar>
+            <w:hideMark/>
+          </w:tcPr>
+          <w:p>
+            <w:pPr>
+              <w:spacing w:before="120" w:after="120"/>
+              <w:rPr>
+                <w:rFonts w:ascii="Calibri" w:eastAsia="Times New Roman" w:hAnsi="Calibri" w:cs="Calibri"/>
+                <w:color w:val="1A1A1A"/>
+                <w:sz w:val="22"/>
+                <w:szCs w:val="22"/>
+              </w:rPr>
+            </w:pPr>
+            <w:r>
+              <w:rPr>
+                <w:rStyle w:val="Strong"/>
+                <w:rFonts w:ascii="Calibri" w:eastAsia="Times New Roman" w:hAnsi="Calibri" w:cs="Calibri"/>
+                <w:color w:val="1A1A1A"/>
+                <w:sz w:val="22"/>
+                <w:szCs w:val="22"/>
+              </w:rPr>
+              <w:t>Website Admin</w:t>
+            </w:r>
+          </w:p>
+        </w:tc>
+        <w:tc>
+          <w:tcPr>
+            <w:tcW w:w="0" w:type="auto"/>
+            <w:tcBorders>
+              <w:top w:val="single" w:sz="6" w:space="0" w:color="BFBFBF"/>
+              <w:left w:val="single" w:sz="6" w:space="0" w:color="BFBFBF"/>
+              <w:bottom w:val="single" w:sz="6" w:space="0" w:color="BFBFBF"/>
+              <w:right w:val="single" w:sz="6" w:space="0" w:color="BFBFBF"/>
+            </w:tcBorders>
+            <w:tcMar>
+              <w:top w:w="60" w:type="dxa"/>
+              <w:left w:w="120" w:type="dxa"/>
+              <w:bottom w:w="60" w:type="dxa"/>
+              <w:right w:w="120" w:type="dxa"/>
+            </w:tcMar>
+            <w:hideMark/>
+          </w:tcPr>
+          <w:p>
+            <w:pPr>
+              <w:spacing w:before="120" w:after="120"/>
+              <w:rPr>
+                <w:rFonts w:ascii="Calibri" w:eastAsia="Times New Roman" w:hAnsi="Calibri" w:cs="Calibri"/>
+                <w:color w:val="1A1A1A"/>
+                <w:sz w:val="22"/>
+                <w:szCs w:val="22"/>
+              </w:rPr>
+            </w:pPr>
+            <w:r>
+              <w:rPr>
+                <w:rFonts w:ascii="Calibri" w:eastAsia="Times New Roman" w:hAnsi="Calibri" w:cs="Calibri"/>
+                <w:color w:val="1A1A1A"/>
+                <w:sz w:val="22"/>
+                <w:szCs w:val="22"/>
+              </w:rPr>
+              <w:t>Manages the public website in the Website Admin screens (Tri-Stone opens them at sign-in). No office pages.</w:t>
+            </w:r>
+          </w:p>
+        </w:tc>
+      </w:tr>
     </w:tbl>
     <w:p>
       <w:pPr>
@@ -655,6 +734,7 @@
         <w:rPr>
           <w:rFonts w:ascii="Calibri" w:eastAsia="Times New Roman" w:hAnsi="Calibri" w:cs="Calibri"/>
         </w:rPr>
+        <w:lastRenderedPageBreak/>
         <w:t>First time on a computer: Database Settings</w:t>
       </w:r>
     </w:p>
@@ -675,7 +755,6 @@
           <w:sz w:val="22"/>
           <w:szCs w:val="22"/>
         </w:rPr>
-        <w:lastRenderedPageBreak/>
         <w:t xml:space="preserve">The first time the app opens on a computer (or if it can't find the database), the </w:t>
       </w:r>
       <w:r>
@@ -745,7 +824,16 @@
           <w:sz w:val="22"/>
           <w:szCs w:val="22"/>
         </w:rPr>
-        <w:t xml:space="preserve"> on the development PC; the office server address (e.g. </w:t>
+        <w:t xml:space="preserve"> </w:t>
+      </w:r>
+      <w:r>
+        <w:rPr>
+          <w:rFonts w:ascii="Calibri" w:eastAsia="Times New Roman" w:hAnsi="Calibri" w:cs="Calibri"/>
+          <w:color w:val="1A1A1A"/>
+          <w:sz w:val="22"/>
+          <w:szCs w:val="22"/>
+        </w:rPr>
+        <w:t xml:space="preserve">on the development PC; the office server address (e.g. </w:t>
       </w:r>
       <w:r>
         <w:rPr>
@@ -1053,45 +1141,42 @@
           <w:sz w:val="22"/>
           <w:szCs w:val="22"/>
         </w:rPr>
-        <w:t xml:space="preserve">Type your </w:t>
-      </w:r>
-      <w:r>
-        <w:rPr>
-          <w:rStyle w:val="Strong"/>
-          <w:rFonts w:ascii="Calibri" w:eastAsia="Times New Roman" w:hAnsi="Calibri" w:cs="Calibri"/>
-          <w:color w:val="1A1A1A"/>
-          <w:sz w:val="22"/>
-          <w:szCs w:val="22"/>
-        </w:rPr>
-        <w:t>username</w:t>
-      </w:r>
-      <w:r>
-        <w:rPr>
-          <w:rFonts w:ascii="Calibri" w:eastAsia="Times New Roman" w:hAnsi="Calibri" w:cs="Calibri"/>
-          <w:color w:val="1A1A1A"/>
-          <w:sz w:val="22"/>
-          <w:szCs w:val="22"/>
-        </w:rPr>
-        <w:t xml:space="preserve"> (capital letters don't matter) and </w:t>
-      </w:r>
-      <w:r>
-        <w:rPr>
-          <w:rStyle w:val="Strong"/>
-          <w:rFonts w:ascii="Calibri" w:eastAsia="Times New Roman" w:hAnsi="Calibri" w:cs="Calibri"/>
-          <w:color w:val="1A1A1A"/>
-          <w:sz w:val="22"/>
-          <w:szCs w:val="22"/>
-        </w:rPr>
-        <w:t>password</w:t>
-      </w:r>
-      <w:r>
-        <w:rPr>
-          <w:rFonts w:ascii="Calibri" w:eastAsia="Times New Roman" w:hAnsi="Calibri" w:cs="Calibri"/>
-          <w:color w:val="1A1A1A"/>
-          <w:sz w:val="22"/>
-          <w:szCs w:val="22"/>
-        </w:rPr>
-        <w:t>.</w:t>
+        <w:t xml:space="preserve">Open </w:t>
+      </w:r>
+      <w:r>
+        <w:rPr>
+          <w:rStyle w:val="Strong"/>
+          <w:rFonts w:ascii="Calibri" w:eastAsia="Times New Roman" w:hAnsi="Calibri" w:cs="Calibri"/>
+          <w:color w:val="1A1A1A"/>
+          <w:sz w:val="22"/>
+          <w:szCs w:val="22"/>
+        </w:rPr>
+        <w:t>Tri-Stone</w:t>
+      </w:r>
+      <w:r>
+        <w:rPr>
+          <w:rFonts w:ascii="Calibri" w:eastAsia="Times New Roman" w:hAnsi="Calibri" w:cs="Calibri"/>
+          <w:color w:val="1A1A1A"/>
+          <w:sz w:val="22"/>
+          <w:szCs w:val="22"/>
+        </w:rPr>
+        <w:t xml:space="preserve"> (</w:t>
+      </w:r>
+      <w:r>
+        <w:rPr>
+          <w:rStyle w:val="HTMLCode"/>
+          <w:color w:val="1A1A1A"/>
+        </w:rPr>
+        <w:t>Apps\Tri-Stone\TriStone.exe</w:t>
+      </w:r>
+      <w:r>
+        <w:rPr>
+          <w:rFonts w:ascii="Calibri" w:eastAsia="Times New Roman" w:hAnsi="Calibri" w:cs="Calibri"/>
+          <w:color w:val="1A1A1A"/>
+          <w:sz w:val="22"/>
+          <w:szCs w:val="22"/>
+        </w:rPr>
+        <w:t>, or its desktop shortcut). It's the one program for everyone.</w:t>
       </w:r>
     </w:p>
     <w:p>
@@ -1115,26 +1200,54 @@
           <w:sz w:val="22"/>
           <w:szCs w:val="22"/>
         </w:rPr>
-        <w:t xml:space="preserve">Tick </w:t>
-      </w:r>
-      <w:r>
-        <w:rPr>
-          <w:rStyle w:val="Strong"/>
-          <w:rFonts w:ascii="Calibri" w:eastAsia="Times New Roman" w:hAnsi="Calibri" w:cs="Calibri"/>
-          <w:color w:val="1A1A1A"/>
-          <w:sz w:val="22"/>
-          <w:szCs w:val="22"/>
-        </w:rPr>
-        <w:t>Show password</w:t>
-      </w:r>
-      <w:r>
-        <w:rPr>
-          <w:rFonts w:ascii="Calibri" w:eastAsia="Times New Roman" w:hAnsi="Calibri" w:cs="Calibri"/>
-          <w:color w:val="1A1A1A"/>
-          <w:sz w:val="22"/>
-          <w:szCs w:val="22"/>
-        </w:rPr>
-        <w:t xml:space="preserve"> if you want to check what you typed.</w:t>
+        <w:t xml:space="preserve">Type your </w:t>
+      </w:r>
+      <w:r>
+        <w:rPr>
+          <w:rStyle w:val="Strong"/>
+          <w:rFonts w:ascii="Calibri" w:eastAsia="Times New Roman" w:hAnsi="Calibri" w:cs="Calibri"/>
+          <w:color w:val="1A1A1A"/>
+          <w:sz w:val="22"/>
+          <w:szCs w:val="22"/>
+        </w:rPr>
+        <w:t>username</w:t>
+      </w:r>
+      <w:r>
+        <w:rPr>
+          <w:rFonts w:ascii="Calibri" w:eastAsia="Times New Roman" w:hAnsi="Calibri" w:cs="Calibri"/>
+          <w:color w:val="1A1A1A"/>
+          <w:sz w:val="22"/>
+          <w:szCs w:val="22"/>
+        </w:rPr>
+        <w:t xml:space="preserve"> </w:t>
+      </w:r>
+      <w:r>
+        <w:rPr>
+          <w:rFonts w:ascii="Calibri" w:eastAsia="Times New Roman" w:hAnsi="Calibri" w:cs="Calibri"/>
+          <w:color w:val="1A1A1A"/>
+          <w:sz w:val="22"/>
+          <w:szCs w:val="22"/>
+        </w:rPr>
+        <w:t xml:space="preserve">(capital letters don't matter) and </w:t>
+      </w:r>
+      <w:r>
+        <w:rPr>
+          <w:rStyle w:val="Strong"/>
+          <w:rFonts w:ascii="Calibri" w:eastAsia="Times New Roman" w:hAnsi="Calibri" w:cs="Calibri"/>
+          <w:color w:val="1A1A1A"/>
+          <w:sz w:val="22"/>
+          <w:szCs w:val="22"/>
+        </w:rPr>
+        <w:t>password</w:t>
+      </w:r>
+      <w:r>
+        <w:rPr>
+          <w:rFonts w:ascii="Calibri" w:eastAsia="Times New Roman" w:hAnsi="Calibri" w:cs="Calibri"/>
+          <w:color w:val="1A1A1A"/>
+          <w:sz w:val="22"/>
+          <w:szCs w:val="22"/>
+        </w:rPr>
+        <w:t>.</w:t>
       </w:r>
     </w:p>
     <w:p>
@@ -1158,6 +1271,49 @@
           <w:sz w:val="22"/>
           <w:szCs w:val="22"/>
         </w:rPr>
+        <w:t xml:space="preserve">Tick </w:t>
+      </w:r>
+      <w:r>
+        <w:rPr>
+          <w:rStyle w:val="Strong"/>
+          <w:rFonts w:ascii="Calibri" w:eastAsia="Times New Roman" w:hAnsi="Calibri" w:cs="Calibri"/>
+          <w:color w:val="1A1A1A"/>
+          <w:sz w:val="22"/>
+          <w:szCs w:val="22"/>
+        </w:rPr>
+        <w:t>Show password</w:t>
+      </w:r>
+      <w:r>
+        <w:rPr>
+          <w:rFonts w:ascii="Calibri" w:eastAsia="Times New Roman" w:hAnsi="Calibri" w:cs="Calibri"/>
+          <w:color w:val="1A1A1A"/>
+          <w:sz w:val="22"/>
+          <w:szCs w:val="22"/>
+        </w:rPr>
+        <w:t xml:space="preserve"> if you want to check what you typed.</w:t>
+      </w:r>
+    </w:p>
+    <w:p>
+      <w:pPr>
+        <w:numPr>
+          <w:ilvl w:val="0"/>
+          <w:numId w:val="2"/>
+        </w:numPr>
+        <w:spacing w:before="100" w:beforeAutospacing="1" w:after="100" w:afterAutospacing="1"/>
+        <w:rPr>
+          <w:rFonts w:ascii="Calibri" w:eastAsia="Times New Roman" w:hAnsi="Calibri" w:cs="Calibri"/>
+          <w:color w:val="1A1A1A"/>
+          <w:sz w:val="22"/>
+          <w:szCs w:val="22"/>
+        </w:rPr>
+      </w:pPr>
+      <w:r>
+        <w:rPr>
+          <w:rFonts w:ascii="Calibri" w:eastAsia="Times New Roman" w:hAnsi="Calibri" w:cs="Calibri"/>
+          <w:color w:val="1A1A1A"/>
+          <w:sz w:val="22"/>
+          <w:szCs w:val="22"/>
+        </w:rPr>
         <w:t xml:space="preserve">Click </w:t>
       </w:r>
       <w:r>
@@ -1177,7 +1333,7 @@
           <w:sz w:val="22"/>
           <w:szCs w:val="22"/>
         </w:rPr>
-        <w:t xml:space="preserve"> (or press Enter).</w:t>
+        <w:t xml:space="preserve"> (or press Enter). The office app opens. (Website Admin logins open the Website Admin screens; Admins are asked which one, see chapter 10.)</w:t>
       </w:r>
     </w:p>
     <w:p>
@@ -1716,6 +1872,7 @@
           <w:sz w:val="22"/>
           <w:szCs w:val="22"/>
         </w:rPr>
+        <w:lastRenderedPageBreak/>
         <w:t>Admins</w:t>
       </w:r>
     </w:p>
@@ -1845,7 +2002,6 @@
           <w:sz w:val="22"/>
           <w:szCs w:val="22"/>
         </w:rPr>
-        <w:lastRenderedPageBreak/>
         <w:t xml:space="preserve">Type a new password twice (at least 8 characters, with a letter and a number) and click </w:t>
       </w:r>
       <w:r>
@@ -2028,16 +2184,7 @@
           <w:sz w:val="22"/>
           <w:szCs w:val="22"/>
         </w:rPr>
-        <w:t xml:space="preserve"> </w:t>
-      </w:r>
-      <w:r>
-        <w:rPr>
-          <w:rFonts w:ascii="Calibri" w:eastAsia="Times New Roman" w:hAnsi="Calibri" w:cs="Calibri"/>
-          <w:color w:val="1A1A1A"/>
-          <w:sz w:val="22"/>
-          <w:szCs w:val="22"/>
-        </w:rPr>
-        <w:t xml:space="preserve">(or type one), then </w:t>
+        <w:t xml:space="preserve"> (or type one), then </w:t>
       </w:r>
       <w:r>
         <w:rPr>
@@ -2680,7 +2827,6 @@
           <w:sz w:val="22"/>
           <w:szCs w:val="22"/>
         </w:rPr>
-        <w:lastRenderedPageBreak/>
         <w:t>Middle:</w:t>
       </w:r>
       <w:r>
@@ -3295,7 +3441,7 @@
           <w:sz w:val="22"/>
           <w:szCs w:val="22"/>
         </w:rPr>
-        <w:t xml:space="preserve">. The </w:t>
+        <w:t xml:space="preserve"> (Admin, Supervisor, Employee or Website Admin). The </w:t>
       </w:r>
       <w:r>
         <w:rPr>
@@ -3314,7 +3460,7 @@
           <w:sz w:val="22"/>
           <w:szCs w:val="22"/>
         </w:rPr>
-        <w:t xml:space="preserve"> fills in by itself from the employee (Admins have none).</w:t>
+        <w:t xml:space="preserve"> fills in by itself from the employee (Admins and Website Admins have none).</w:t>
       </w:r>
     </w:p>
     <w:p>
@@ -3594,7 +3740,6 @@
                 <w:sz w:val="22"/>
                 <w:szCs w:val="22"/>
               </w:rPr>
-              <w:lastRenderedPageBreak/>
               <w:t>Button</w:t>
             </w:r>
           </w:p>
@@ -4547,7 +4692,6 @@
           <w:sz w:val="22"/>
           <w:szCs w:val="22"/>
         </w:rPr>
-        <w:lastRenderedPageBreak/>
         <w:t>The four cards</w:t>
       </w:r>
     </w:p>
@@ -5442,7 +5586,6 @@
                 <w:sz w:val="22"/>
                 <w:szCs w:val="22"/>
               </w:rPr>
-              <w:lastRenderedPageBreak/>
               <w:t>Button</w:t>
             </w:r>
           </w:p>
@@ -6553,7 +6696,6 @@
           <w:sz w:val="22"/>
           <w:szCs w:val="22"/>
         </w:rPr>
-        <w:lastRenderedPageBreak/>
         <w:t xml:space="preserve">Click </w:t>
       </w:r>
       <w:r>
@@ -7494,7 +7636,6 @@
         <w:rPr>
           <w:rFonts w:ascii="Calibri" w:eastAsia="Times New Roman" w:hAnsi="Calibri" w:cs="Calibri"/>
         </w:rPr>
-        <w:lastRenderedPageBreak/>
         <w:t>Price Comparison</w:t>
       </w:r>
     </w:p>
@@ -8267,7 +8408,6 @@
           <w:sz w:val="22"/>
           <w:szCs w:val="22"/>
         </w:rPr>
-        <w:lastRenderedPageBreak/>
         <w:t>A subcontractor with jobs can't be deleted.</w:t>
       </w:r>
     </w:p>
@@ -9155,7 +9295,6 @@
           <w:sz w:val="22"/>
           <w:szCs w:val="22"/>
         </w:rPr>
-        <w:lastRenderedPageBreak/>
         <w:t xml:space="preserve">All receipts. Filter by project (or Company Overhead), dates, category, status, or search by receipt number / merchant. Material delivery receipts from Inventory also appear here marked </w:t>
       </w:r>
       <w:r>
@@ -10163,8 +10302,7 @@
         <w:rPr>
           <w:rFonts w:ascii="Calibri" w:eastAsia="Times New Roman" w:hAnsi="Calibri" w:cs="Calibri"/>
         </w:rPr>
-        <w:lastRenderedPageBreak/>
-        <w:t>10. Website Admin (separate app)</w:t>
+        <w:t>10. Website Admin</w:t>
       </w:r>
     </w:p>
     <w:p>
@@ -10184,66 +10322,45 @@
           <w:sz w:val="22"/>
           <w:szCs w:val="22"/>
         </w:rPr>
-        <w:t xml:space="preserve">The public website is managed in a </w:t>
-      </w:r>
-      <w:r>
-        <w:rPr>
-          <w:rStyle w:val="Strong"/>
-          <w:rFonts w:ascii="Calibri" w:hAnsi="Calibri" w:cs="Calibri"/>
-          <w:color w:val="1A1A1A"/>
-          <w:sz w:val="22"/>
-          <w:szCs w:val="22"/>
-        </w:rPr>
-        <w:t>separate program</w:t>
-      </w:r>
-      <w:r>
-        <w:rPr>
-          <w:rFonts w:ascii="Calibri" w:hAnsi="Calibri" w:cs="Calibri"/>
-          <w:color w:val="1A1A1A"/>
-          <w:sz w:val="22"/>
-          <w:szCs w:val="22"/>
-        </w:rPr>
-        <w:t xml:space="preserve">, Tri-Stone Website Admin, not in the office app. It has </w:t>
-      </w:r>
-      <w:r>
-        <w:rPr>
-          <w:rStyle w:val="Strong"/>
-          <w:rFonts w:ascii="Calibri" w:hAnsi="Calibri" w:cs="Calibri"/>
-          <w:color w:val="1A1A1A"/>
-          <w:sz w:val="22"/>
-          <w:szCs w:val="22"/>
-        </w:rPr>
-        <w:t>its own accounts</w:t>
-      </w:r>
-      <w:r>
-        <w:rPr>
-          <w:rFonts w:ascii="Calibri" w:hAnsi="Calibri" w:cs="Calibri"/>
-          <w:color w:val="1A1A1A"/>
-          <w:sz w:val="22"/>
-          <w:szCs w:val="22"/>
-        </w:rPr>
-        <w:t>: your office login doesn't work there.</w:t>
-      </w:r>
-    </w:p>
-    <w:p>
-      <w:pPr>
-        <w:pStyle w:val="NormalWeb"/>
-        <w:rPr>
-          <w:rFonts w:ascii="Calibri" w:hAnsi="Calibri" w:cs="Calibri"/>
-          <w:color w:val="1A1A1A"/>
-          <w:sz w:val="22"/>
-          <w:szCs w:val="22"/>
-        </w:rPr>
-      </w:pPr>
-      <w:r>
-        <w:rPr>
-          <w:rStyle w:val="Strong"/>
-          <w:rFonts w:ascii="Calibri" w:hAnsi="Calibri" w:cs="Calibri"/>
-          <w:color w:val="1A1A1A"/>
-          <w:sz w:val="22"/>
-          <w:szCs w:val="22"/>
-        </w:rPr>
-        <w:t>Signing in</w:t>
+        <w:t xml:space="preserve">The public website is managed in the </w:t>
+      </w:r>
+      <w:r>
+        <w:rPr>
+          <w:rStyle w:val="Strong"/>
+          <w:rFonts w:ascii="Calibri" w:hAnsi="Calibri" w:cs="Calibri"/>
+          <w:color w:val="1A1A1A"/>
+          <w:sz w:val="22"/>
+          <w:szCs w:val="22"/>
+        </w:rPr>
+        <w:t>Website Admin</w:t>
+      </w:r>
+      <w:r>
+        <w:rPr>
+          <w:rFonts w:ascii="Calibri" w:hAnsi="Calibri" w:cs="Calibri"/>
+          <w:color w:val="1A1A1A"/>
+          <w:sz w:val="22"/>
+          <w:szCs w:val="22"/>
+        </w:rPr>
+        <w:t xml:space="preserve"> screens, separate from the office pages. Everyone signs in the same way, in </w:t>
+      </w:r>
+      <w:r>
+        <w:rPr>
+          <w:rStyle w:val="Strong"/>
+          <w:rFonts w:ascii="Calibri" w:hAnsi="Calibri" w:cs="Calibri"/>
+          <w:color w:val="1A1A1A"/>
+          <w:sz w:val="22"/>
+          <w:szCs w:val="22"/>
+        </w:rPr>
+        <w:t>Tri-Stone</w:t>
+      </w:r>
+      <w:r>
+        <w:rPr>
+          <w:rFonts w:ascii="Calibri" w:hAnsi="Calibri" w:cs="Calibri"/>
+          <w:color w:val="1A1A1A"/>
+          <w:sz w:val="22"/>
+          <w:szCs w:val="22"/>
+        </w:rPr>
+        <w:t>:</w:t>
       </w:r>
     </w:p>
     <w:p>
@@ -10277,16 +10394,32 @@
           <w:sz w:val="22"/>
           <w:szCs w:val="22"/>
         </w:rPr>
-        <w:t>Tri-Stone Website Admin</w:t>
-      </w:r>
-      <w:r>
-        <w:rPr>
-          <w:rFonts w:ascii="Calibri" w:eastAsia="Times New Roman" w:hAnsi="Calibri" w:cs="Calibri"/>
-          <w:color w:val="1A1A1A"/>
-          <w:sz w:val="22"/>
-          <w:szCs w:val="22"/>
-        </w:rPr>
-        <w:t>.</w:t>
+        <w:t>Tri-Stone</w:t>
+      </w:r>
+      <w:r>
+        <w:rPr>
+          <w:rFonts w:ascii="Calibri" w:eastAsia="Times New Roman" w:hAnsi="Calibri" w:cs="Calibri"/>
+          <w:color w:val="1A1A1A"/>
+          <w:sz w:val="22"/>
+          <w:szCs w:val="22"/>
+        </w:rPr>
+        <w:t xml:space="preserve"> (</w:t>
+      </w:r>
+      <w:r>
+        <w:rPr>
+          <w:rStyle w:val="HTMLCode"/>
+          <w:color w:val="1A1A1A"/>
+        </w:rPr>
+        <w:t>Apps\Tri-Stone\TriStone.exe</w:t>
+      </w:r>
+      <w:r>
+        <w:rPr>
+          <w:rFonts w:ascii="Calibri" w:eastAsia="Times New Roman" w:hAnsi="Calibri" w:cs="Calibri"/>
+          <w:color w:val="1A1A1A"/>
+          <w:sz w:val="22"/>
+          <w:szCs w:val="22"/>
+        </w:rPr>
+        <w:t>, or its desktop shortcut).</w:t>
       </w:r>
     </w:p>
     <w:p>
@@ -10310,45 +10443,7 @@
           <w:sz w:val="22"/>
           <w:szCs w:val="22"/>
         </w:rPr>
-        <w:t xml:space="preserve">Type your Website Admin </w:t>
-      </w:r>
-      <w:r>
-        <w:rPr>
-          <w:rStyle w:val="Strong"/>
-          <w:rFonts w:ascii="Calibri" w:eastAsia="Times New Roman" w:hAnsi="Calibri" w:cs="Calibri"/>
-          <w:color w:val="1A1A1A"/>
-          <w:sz w:val="22"/>
-          <w:szCs w:val="22"/>
-        </w:rPr>
-        <w:t>username</w:t>
-      </w:r>
-      <w:r>
-        <w:rPr>
-          <w:rFonts w:ascii="Calibri" w:eastAsia="Times New Roman" w:hAnsi="Calibri" w:cs="Calibri"/>
-          <w:color w:val="1A1A1A"/>
-          <w:sz w:val="22"/>
-          <w:szCs w:val="22"/>
-        </w:rPr>
-        <w:t xml:space="preserve"> and </w:t>
-      </w:r>
-      <w:r>
-        <w:rPr>
-          <w:rStyle w:val="Strong"/>
-          <w:rFonts w:ascii="Calibri" w:eastAsia="Times New Roman" w:hAnsi="Calibri" w:cs="Calibri"/>
-          <w:color w:val="1A1A1A"/>
-          <w:sz w:val="22"/>
-          <w:szCs w:val="22"/>
-        </w:rPr>
-        <w:t>password</w:t>
-      </w:r>
-      <w:r>
-        <w:rPr>
-          <w:rFonts w:ascii="Calibri" w:eastAsia="Times New Roman" w:hAnsi="Calibri" w:cs="Calibri"/>
-          <w:color w:val="1A1A1A"/>
-          <w:sz w:val="22"/>
-          <w:szCs w:val="22"/>
-        </w:rPr>
-        <w:t xml:space="preserve">, then click </w:t>
+        <w:t xml:space="preserve">Type your username and password and click </w:t>
       </w:r>
       <w:r>
         <w:rPr>
@@ -10391,7 +10486,156 @@
           <w:sz w:val="22"/>
           <w:szCs w:val="22"/>
         </w:rPr>
-        <w:t>The rules are the same as the office app: capital letters in the username don't matter, and 5 wrong passwords lock the account.</w:t>
+        <w:t>What opens depends on your login:</w:t>
+      </w:r>
+    </w:p>
+    <w:p>
+      <w:pPr>
+        <w:numPr>
+          <w:ilvl w:val="1"/>
+          <w:numId w:val="27"/>
+        </w:numPr>
+        <w:spacing w:before="100" w:beforeAutospacing="1" w:after="100" w:afterAutospacing="1"/>
+        <w:rPr>
+          <w:rFonts w:ascii="Calibri" w:eastAsia="Times New Roman" w:hAnsi="Calibri" w:cs="Calibri"/>
+          <w:color w:val="1A1A1A"/>
+          <w:sz w:val="22"/>
+          <w:szCs w:val="22"/>
+        </w:rPr>
+      </w:pPr>
+      <w:r>
+        <w:rPr>
+          <w:rStyle w:val="Strong"/>
+          <w:rFonts w:ascii="Calibri" w:eastAsia="Times New Roman" w:hAnsi="Calibri" w:cs="Calibri"/>
+          <w:color w:val="1A1A1A"/>
+          <w:sz w:val="22"/>
+          <w:szCs w:val="22"/>
+        </w:rPr>
+        <w:t>Website Admin</w:t>
+      </w:r>
+      <w:r>
+        <w:rPr>
+          <w:rFonts w:ascii="Calibri" w:eastAsia="Times New Roman" w:hAnsi="Calibri" w:cs="Calibri"/>
+          <w:color w:val="1A1A1A"/>
+          <w:sz w:val="22"/>
+          <w:szCs w:val="22"/>
+        </w:rPr>
+        <w:t xml:space="preserve"> login: the Website Admin screens.</w:t>
+      </w:r>
+    </w:p>
+    <w:p>
+      <w:pPr>
+        <w:numPr>
+          <w:ilvl w:val="1"/>
+          <w:numId w:val="27"/>
+        </w:numPr>
+        <w:spacing w:before="100" w:beforeAutospacing="1" w:after="100" w:afterAutospacing="1"/>
+        <w:rPr>
+          <w:rFonts w:ascii="Calibri" w:eastAsia="Times New Roman" w:hAnsi="Calibri" w:cs="Calibri"/>
+          <w:color w:val="1A1A1A"/>
+          <w:sz w:val="22"/>
+          <w:szCs w:val="22"/>
+        </w:rPr>
+      </w:pPr>
+      <w:r>
+        <w:rPr>
+          <w:rStyle w:val="Strong"/>
+          <w:rFonts w:ascii="Calibri" w:eastAsia="Times New Roman" w:hAnsi="Calibri" w:cs="Calibri"/>
+          <w:color w:val="1A1A1A"/>
+          <w:sz w:val="22"/>
+          <w:szCs w:val="22"/>
+        </w:rPr>
+        <w:t>Admin</w:t>
+      </w:r>
+      <w:r>
+        <w:rPr>
+          <w:rFonts w:ascii="Calibri" w:eastAsia="Times New Roman" w:hAnsi="Calibri" w:cs="Calibri"/>
+          <w:color w:val="1A1A1A"/>
+          <w:sz w:val="22"/>
+          <w:szCs w:val="22"/>
+        </w:rPr>
+        <w:t xml:space="preserve">: a small window asks </w:t>
+      </w:r>
+      <w:r>
+        <w:rPr>
+          <w:rStyle w:val="Strong"/>
+          <w:rFonts w:ascii="Calibri" w:eastAsia="Times New Roman" w:hAnsi="Calibri" w:cs="Calibri"/>
+          <w:color w:val="1A1A1A"/>
+          <w:sz w:val="22"/>
+          <w:szCs w:val="22"/>
+        </w:rPr>
+        <w:t>Office App</w:t>
+      </w:r>
+      <w:r>
+        <w:rPr>
+          <w:rFonts w:ascii="Calibri" w:eastAsia="Times New Roman" w:hAnsi="Calibri" w:cs="Calibri"/>
+          <w:color w:val="1A1A1A"/>
+          <w:sz w:val="22"/>
+          <w:szCs w:val="22"/>
+        </w:rPr>
+        <w:t xml:space="preserve"> or </w:t>
+      </w:r>
+      <w:r>
+        <w:rPr>
+          <w:rStyle w:val="Strong"/>
+          <w:rFonts w:ascii="Calibri" w:eastAsia="Times New Roman" w:hAnsi="Calibri" w:cs="Calibri"/>
+          <w:color w:val="1A1A1A"/>
+          <w:sz w:val="22"/>
+          <w:szCs w:val="22"/>
+        </w:rPr>
+        <w:t>Website Admin</w:t>
+      </w:r>
+      <w:r>
+        <w:rPr>
+          <w:rFonts w:ascii="Calibri" w:eastAsia="Times New Roman" w:hAnsi="Calibri" w:cs="Calibri"/>
+          <w:color w:val="1A1A1A"/>
+          <w:sz w:val="22"/>
+          <w:szCs w:val="22"/>
+        </w:rPr>
+        <w:t xml:space="preserve"> (or </w:t>
+      </w:r>
+      <w:r>
+        <w:rPr>
+          <w:rStyle w:val="Strong"/>
+          <w:rFonts w:ascii="Calibri" w:eastAsia="Times New Roman" w:hAnsi="Calibri" w:cs="Calibri"/>
+          <w:color w:val="1A1A1A"/>
+          <w:sz w:val="22"/>
+          <w:szCs w:val="22"/>
+        </w:rPr>
+        <w:t>Sign Out</w:t>
+      </w:r>
+      <w:r>
+        <w:rPr>
+          <w:rFonts w:ascii="Calibri" w:eastAsia="Times New Roman" w:hAnsi="Calibri" w:cs="Calibri"/>
+          <w:color w:val="1A1A1A"/>
+          <w:sz w:val="22"/>
+          <w:szCs w:val="22"/>
+        </w:rPr>
+        <w:t>).</w:t>
+      </w:r>
+    </w:p>
+    <w:p>
+      <w:pPr>
+        <w:numPr>
+          <w:ilvl w:val="1"/>
+          <w:numId w:val="27"/>
+        </w:numPr>
+        <w:spacing w:before="100" w:beforeAutospacing="1" w:after="100" w:afterAutospacing="1"/>
+        <w:rPr>
+          <w:rFonts w:ascii="Calibri" w:eastAsia="Times New Roman" w:hAnsi="Calibri" w:cs="Calibri"/>
+          <w:color w:val="1A1A1A"/>
+          <w:sz w:val="22"/>
+          <w:szCs w:val="22"/>
+        </w:rPr>
+      </w:pPr>
+      <w:r>
+        <w:rPr>
+          <w:rFonts w:ascii="Calibri" w:eastAsia="Times New Roman" w:hAnsi="Calibri" w:cs="Calibri"/>
+          <w:color w:val="1A1A1A"/>
+          <w:sz w:val="22"/>
+          <w:szCs w:val="22"/>
+        </w:rPr>
+        <w:t>Everyone else: the office app.</w:t>
       </w:r>
     </w:p>
     <w:p>
@@ -10406,12 +10650,60 @@
       </w:pPr>
       <w:r>
         <w:rPr>
-          <w:rFonts w:ascii="Calibri" w:hAnsi="Calibri" w:cs="Calibri"/>
-          <w:color w:val="1A1A1A"/>
-          <w:sz w:val="22"/>
-          <w:szCs w:val="22"/>
-        </w:rPr>
-        <w:t>Forgot your password? Ask a main Website Admin account to set a new one.</w:t>
+          <w:rStyle w:val="Strong"/>
+          <w:rFonts w:ascii="Calibri" w:hAnsi="Calibri" w:cs="Calibri"/>
+          <w:color w:val="1A1A1A"/>
+          <w:sz w:val="22"/>
+          <w:szCs w:val="22"/>
+        </w:rPr>
+        <w:t>Website Admin logins</w:t>
+      </w:r>
+      <w:r>
+        <w:rPr>
+          <w:rFonts w:ascii="Calibri" w:hAnsi="Calibri" w:cs="Calibri"/>
+          <w:color w:val="1A1A1A"/>
+          <w:sz w:val="22"/>
+          <w:szCs w:val="22"/>
+        </w:rPr>
+        <w:t xml:space="preserve"> are made by an Admin in </w:t>
+      </w:r>
+      <w:r>
+        <w:rPr>
+          <w:rStyle w:val="Strong"/>
+          <w:rFonts w:ascii="Calibri" w:hAnsi="Calibri" w:cs="Calibri"/>
+          <w:color w:val="1A1A1A"/>
+          <w:sz w:val="22"/>
+          <w:szCs w:val="22"/>
+        </w:rPr>
+        <w:t>User Accounts</w:t>
+      </w:r>
+      <w:r>
+        <w:rPr>
+          <w:rFonts w:ascii="Calibri" w:hAnsi="Calibri" w:cs="Calibri"/>
+          <w:color w:val="1A1A1A"/>
+          <w:sz w:val="22"/>
+          <w:szCs w:val="22"/>
+        </w:rPr>
+        <w:t xml:space="preserve">, like any other login: pick the employee and choose the Level </w:t>
+      </w:r>
+      <w:r>
+        <w:rPr>
+          <w:rStyle w:val="Strong"/>
+          <w:rFonts w:ascii="Calibri" w:hAnsi="Calibri" w:cs="Calibri"/>
+          <w:color w:val="1A1A1A"/>
+          <w:sz w:val="22"/>
+          <w:szCs w:val="22"/>
+        </w:rPr>
+        <w:t>Website Admin</w:t>
+      </w:r>
+      <w:r>
+        <w:rPr>
+          <w:rFonts w:ascii="Calibri" w:hAnsi="Calibri" w:cs="Calibri"/>
+          <w:color w:val="1A1A1A"/>
+          <w:sz w:val="22"/>
+          <w:szCs w:val="22"/>
+        </w:rPr>
+        <w:t xml:space="preserve"> (no department). Same rules as all logins: 5 wrong passwords lock it, and Forgot Password goes to the Admins.</w:t>
       </w:r>
     </w:p>
     <w:p>
@@ -10431,7 +10723,7 @@
           <w:sz w:val="22"/>
           <w:szCs w:val="22"/>
         </w:rPr>
-        <w:t xml:space="preserve">The main window looks like the office app: click a button in the </w:t>
+        <w:t xml:space="preserve">The Website Admin window looks like the office app: click a button in the </w:t>
       </w:r>
       <w:r>
         <w:rPr>
@@ -10488,7 +10780,16 @@
           <w:sz w:val="22"/>
           <w:szCs w:val="22"/>
         </w:rPr>
-        <w:t xml:space="preserve"> at the bottom of the sidebar to leave. Pages not finished yet say "coming next".</w:t>
+        <w:t xml:space="preserve"> </w:t>
+      </w:r>
+      <w:r>
+        <w:rPr>
+          <w:rFonts w:ascii="Calibri" w:hAnsi="Calibri" w:cs="Calibri"/>
+          <w:color w:val="1A1A1A"/>
+          <w:sz w:val="22"/>
+          <w:szCs w:val="22"/>
+        </w:rPr>
+        <w:t>at the bottom of the sidebar to go back to Sign In. Pages not finished yet say "coming next". After 5 minutes without activity, the same "Still there?" message appears.</w:t>
       </w:r>
     </w:p>
     <w:p>
@@ -10509,7 +10810,7 @@
           <w:sz w:val="22"/>
           <w:szCs w:val="22"/>
         </w:rPr>
-        <w:t>Accounts (main accounts only)</w:t>
+        <w:t>Inquiries</w:t>
       </w:r>
     </w:p>
     <w:p>
@@ -10529,45 +10830,64 @@
           <w:sz w:val="22"/>
           <w:szCs w:val="22"/>
         </w:rPr>
-        <w:t xml:space="preserve">Only a </w:t>
-      </w:r>
-      <w:r>
-        <w:rPr>
-          <w:rStyle w:val="Strong"/>
-          <w:rFonts w:ascii="Calibri" w:hAnsi="Calibri" w:cs="Calibri"/>
-          <w:color w:val="1A1A1A"/>
-          <w:sz w:val="22"/>
-          <w:szCs w:val="22"/>
-        </w:rPr>
-        <w:t>main</w:t>
-      </w:r>
-      <w:r>
-        <w:rPr>
-          <w:rFonts w:ascii="Calibri" w:hAnsi="Calibri" w:cs="Calibri"/>
-          <w:color w:val="1A1A1A"/>
-          <w:sz w:val="22"/>
-          <w:szCs w:val="22"/>
-        </w:rPr>
-        <w:t xml:space="preserve"> Website Admin account sees the </w:t>
-      </w:r>
-      <w:r>
-        <w:rPr>
-          <w:rStyle w:val="Strong"/>
-          <w:rFonts w:ascii="Calibri" w:hAnsi="Calibri" w:cs="Calibri"/>
-          <w:color w:val="1A1A1A"/>
-          <w:sz w:val="22"/>
-          <w:szCs w:val="22"/>
-        </w:rPr>
-        <w:t>Accounts</w:t>
-      </w:r>
-      <w:r>
-        <w:rPr>
-          <w:rFonts w:ascii="Calibri" w:hAnsi="Calibri" w:cs="Calibri"/>
-          <w:color w:val="1A1A1A"/>
-          <w:sz w:val="22"/>
-          <w:szCs w:val="22"/>
-        </w:rPr>
-        <w:t xml:space="preserve"> button and can manage the other accounts.</w:t>
+        <w:t xml:space="preserve">Messages from the website Contact form. The </w:t>
+      </w:r>
+      <w:r>
+        <w:rPr>
+          <w:rStyle w:val="Strong"/>
+          <w:rFonts w:ascii="Calibri" w:hAnsi="Calibri" w:cs="Calibri"/>
+          <w:color w:val="1A1A1A"/>
+          <w:sz w:val="22"/>
+          <w:szCs w:val="22"/>
+        </w:rPr>
+        <w:t>Inquiries</w:t>
+      </w:r>
+      <w:r>
+        <w:rPr>
+          <w:rFonts w:ascii="Calibri" w:hAnsi="Calibri" w:cs="Calibri"/>
+          <w:color w:val="1A1A1A"/>
+          <w:sz w:val="22"/>
+          <w:szCs w:val="22"/>
+        </w:rPr>
+        <w:t xml:space="preserve"> button in the sidebar shows how many are new, e.g. </w:t>
+      </w:r>
+      <w:r>
+        <w:rPr>
+          <w:rStyle w:val="Emphasis"/>
+          <w:rFonts w:ascii="Calibri" w:hAnsi="Calibri" w:cs="Calibri"/>
+          <w:color w:val="1A1A1A"/>
+          <w:sz w:val="22"/>
+          <w:szCs w:val="22"/>
+        </w:rPr>
+        <w:t>Inquiries (3 new)</w:t>
+      </w:r>
+      <w:r>
+        <w:rPr>
+          <w:rFonts w:ascii="Calibri" w:hAnsi="Calibri" w:cs="Calibri"/>
+          <w:color w:val="1A1A1A"/>
+          <w:sz w:val="22"/>
+          <w:szCs w:val="22"/>
+        </w:rPr>
+        <w:t xml:space="preserve">; new ones are in </w:t>
+      </w:r>
+      <w:r>
+        <w:rPr>
+          <w:rStyle w:val="Strong"/>
+          <w:rFonts w:ascii="Calibri" w:hAnsi="Calibri" w:cs="Calibri"/>
+          <w:color w:val="1A1A1A"/>
+          <w:sz w:val="22"/>
+          <w:szCs w:val="22"/>
+        </w:rPr>
+        <w:t>bold</w:t>
+      </w:r>
+      <w:r>
+        <w:rPr>
+          <w:rFonts w:ascii="Calibri" w:hAnsi="Calibri" w:cs="Calibri"/>
+          <w:color w:val="1A1A1A"/>
+          <w:sz w:val="22"/>
+          <w:szCs w:val="22"/>
+        </w:rPr>
+        <w:t xml:space="preserve"> in the list.</w:t>
       </w:r>
     </w:p>
     <w:p>
@@ -10586,88 +10906,107 @@
       </w:pPr>
       <w:r>
         <w:rPr>
-          <w:rStyle w:val="Strong"/>
-          <w:rFonts w:ascii="Calibri" w:eastAsia="Times New Roman" w:hAnsi="Calibri" w:cs="Calibri"/>
-          <w:color w:val="1A1A1A"/>
-          <w:sz w:val="22"/>
-          <w:szCs w:val="22"/>
-        </w:rPr>
-        <w:t>Create Account</w:t>
-      </w:r>
-      <w:r>
-        <w:rPr>
-          <w:rFonts w:ascii="Calibri" w:eastAsia="Times New Roman" w:hAnsi="Calibri" w:cs="Calibri"/>
-          <w:color w:val="1A1A1A"/>
-          <w:sz w:val="22"/>
-          <w:szCs w:val="22"/>
-        </w:rPr>
-        <w:t xml:space="preserve"> </w:t>
-      </w:r>
-      <w:r>
-        <w:rPr>
-          <w:rFonts w:ascii="Calibri" w:eastAsia="Times New Roman" w:hAnsi="Calibri" w:cs="Calibri"/>
-          <w:color w:val="1A1A1A"/>
-          <w:sz w:val="22"/>
-          <w:szCs w:val="22"/>
-        </w:rPr>
-        <w:t xml:space="preserve">opens a window: type the full name and a username, click </w:t>
-      </w:r>
-      <w:r>
-        <w:rPr>
-          <w:rStyle w:val="Strong"/>
-          <w:rFonts w:ascii="Calibri" w:eastAsia="Times New Roman" w:hAnsi="Calibri" w:cs="Calibri"/>
-          <w:color w:val="1A1A1A"/>
-          <w:sz w:val="22"/>
-          <w:szCs w:val="22"/>
-        </w:rPr>
-        <w:t>Generate</w:t>
-      </w:r>
-      <w:r>
-        <w:rPr>
-          <w:rFonts w:ascii="Calibri" w:eastAsia="Times New Roman" w:hAnsi="Calibri" w:cs="Calibri"/>
-          <w:color w:val="1A1A1A"/>
-          <w:sz w:val="22"/>
-          <w:szCs w:val="22"/>
-        </w:rPr>
-        <w:t xml:space="preserve"> (or type a first password), tick </w:t>
-      </w:r>
-      <w:r>
-        <w:rPr>
-          <w:rStyle w:val="Strong"/>
-          <w:rFonts w:ascii="Calibri" w:eastAsia="Times New Roman" w:hAnsi="Calibri" w:cs="Calibri"/>
-          <w:color w:val="1A1A1A"/>
-          <w:sz w:val="22"/>
-          <w:szCs w:val="22"/>
-        </w:rPr>
-        <w:t>Main account</w:t>
-      </w:r>
-      <w:r>
-        <w:rPr>
-          <w:rFonts w:ascii="Calibri" w:eastAsia="Times New Roman" w:hAnsi="Calibri" w:cs="Calibri"/>
-          <w:color w:val="1A1A1A"/>
-          <w:sz w:val="22"/>
-          <w:szCs w:val="22"/>
-        </w:rPr>
-        <w:t xml:space="preserve"> only if this person should manage accounts too, and click </w:t>
-      </w:r>
-      <w:r>
-        <w:rPr>
-          <w:rStyle w:val="Strong"/>
-          <w:rFonts w:ascii="Calibri" w:eastAsia="Times New Roman" w:hAnsi="Calibri" w:cs="Calibri"/>
-          <w:color w:val="1A1A1A"/>
-          <w:sz w:val="22"/>
-          <w:szCs w:val="22"/>
-        </w:rPr>
-        <w:t>Save</w:t>
-      </w:r>
-      <w:r>
-        <w:rPr>
-          <w:rFonts w:ascii="Calibri" w:eastAsia="Times New Roman" w:hAnsi="Calibri" w:cs="Calibri"/>
-          <w:color w:val="1A1A1A"/>
-          <w:sz w:val="22"/>
-          <w:szCs w:val="22"/>
-        </w:rPr>
-        <w:t>. Give the username and password to the person in person.</w:t>
+          <w:rFonts w:ascii="Calibri" w:eastAsia="Times New Roman" w:hAnsi="Calibri" w:cs="Calibri"/>
+          <w:color w:val="1A1A1A"/>
+          <w:sz w:val="22"/>
+          <w:szCs w:val="22"/>
+        </w:rPr>
+        <w:t xml:space="preserve">Use </w:t>
+      </w:r>
+      <w:r>
+        <w:rPr>
+          <w:rStyle w:val="Strong"/>
+          <w:rFonts w:ascii="Calibri" w:eastAsia="Times New Roman" w:hAnsi="Calibri" w:cs="Calibri"/>
+          <w:color w:val="1A1A1A"/>
+          <w:sz w:val="22"/>
+          <w:szCs w:val="22"/>
+        </w:rPr>
+        <w:t>Status</w:t>
+      </w:r>
+      <w:r>
+        <w:rPr>
+          <w:rFonts w:ascii="Calibri" w:eastAsia="Times New Roman" w:hAnsi="Calibri" w:cs="Calibri"/>
+          <w:color w:val="1A1A1A"/>
+          <w:sz w:val="22"/>
+          <w:szCs w:val="22"/>
+        </w:rPr>
+        <w:t xml:space="preserve">, </w:t>
+      </w:r>
+      <w:r>
+        <w:rPr>
+          <w:rStyle w:val="Strong"/>
+          <w:rFonts w:ascii="Calibri" w:eastAsia="Times New Roman" w:hAnsi="Calibri" w:cs="Calibri"/>
+          <w:color w:val="1A1A1A"/>
+          <w:sz w:val="22"/>
+          <w:szCs w:val="22"/>
+        </w:rPr>
+        <w:t>Search</w:t>
+      </w:r>
+      <w:r>
+        <w:rPr>
+          <w:rFonts w:ascii="Calibri" w:eastAsia="Times New Roman" w:hAnsi="Calibri" w:cs="Calibri"/>
+          <w:color w:val="1A1A1A"/>
+          <w:sz w:val="22"/>
+          <w:szCs w:val="22"/>
+        </w:rPr>
+        <w:t xml:space="preserve"> (name, email, phone or location) and </w:t>
+      </w:r>
+      <w:r>
+        <w:rPr>
+          <w:rStyle w:val="Strong"/>
+          <w:rFonts w:ascii="Calibri" w:eastAsia="Times New Roman" w:hAnsi="Calibri" w:cs="Calibri"/>
+          <w:color w:val="1A1A1A"/>
+          <w:sz w:val="22"/>
+          <w:szCs w:val="22"/>
+        </w:rPr>
+        <w:t>From</w:t>
+      </w:r>
+      <w:r>
+        <w:rPr>
+          <w:rFonts w:ascii="Calibri" w:eastAsia="Times New Roman" w:hAnsi="Calibri" w:cs="Calibri"/>
+          <w:color w:val="1A1A1A"/>
+          <w:sz w:val="22"/>
+          <w:szCs w:val="22"/>
+        </w:rPr>
+        <w:t xml:space="preserve"> / </w:t>
+      </w:r>
+      <w:r>
+        <w:rPr>
+          <w:rStyle w:val="Strong"/>
+          <w:rFonts w:ascii="Calibri" w:eastAsia="Times New Roman" w:hAnsi="Calibri" w:cs="Calibri"/>
+          <w:color w:val="1A1A1A"/>
+          <w:sz w:val="22"/>
+          <w:szCs w:val="22"/>
+        </w:rPr>
+        <w:t>To</w:t>
+      </w:r>
+      <w:r>
+        <w:rPr>
+          <w:rFonts w:ascii="Calibri" w:eastAsia="Times New Roman" w:hAnsi="Calibri" w:cs="Calibri"/>
+          <w:color w:val="1A1A1A"/>
+          <w:sz w:val="22"/>
+          <w:szCs w:val="22"/>
+        </w:rPr>
+        <w:t xml:space="preserve"> to find messages. </w:t>
+      </w:r>
+      <w:r>
+        <w:rPr>
+          <w:rStyle w:val="Strong"/>
+          <w:rFonts w:ascii="Calibri" w:eastAsia="Times New Roman" w:hAnsi="Calibri" w:cs="Calibri"/>
+          <w:color w:val="1A1A1A"/>
+          <w:sz w:val="22"/>
+          <w:szCs w:val="22"/>
+        </w:rPr>
+        <w:t>Refresh</w:t>
+      </w:r>
+      <w:r>
+        <w:rPr>
+          <w:rFonts w:ascii="Calibri" w:eastAsia="Times New Roman" w:hAnsi="Calibri" w:cs="Calibri"/>
+          <w:color w:val="1A1A1A"/>
+          <w:sz w:val="22"/>
+          <w:szCs w:val="22"/>
+        </w:rPr>
+        <w:t xml:space="preserve"> loads the newest.</w:t>
       </w:r>
     </w:p>
     <w:p>
@@ -10691,45 +11030,7 @@
           <w:sz w:val="22"/>
           <w:szCs w:val="22"/>
         </w:rPr>
-        <w:t xml:space="preserve">To change someone: click them in the list, change the name, username or main tick, click </w:t>
-      </w:r>
-      <w:r>
-        <w:rPr>
-          <w:rStyle w:val="Strong"/>
-          <w:rFonts w:ascii="Calibri" w:eastAsia="Times New Roman" w:hAnsi="Calibri" w:cs="Calibri"/>
-          <w:color w:val="1A1A1A"/>
-          <w:sz w:val="22"/>
-          <w:szCs w:val="22"/>
-        </w:rPr>
-        <w:t>Save</w:t>
-      </w:r>
-      <w:r>
-        <w:rPr>
-          <w:rFonts w:ascii="Calibri" w:eastAsia="Times New Roman" w:hAnsi="Calibri" w:cs="Calibri"/>
-          <w:color w:val="1A1A1A"/>
-          <w:sz w:val="22"/>
-          <w:szCs w:val="22"/>
-        </w:rPr>
-        <w:t xml:space="preserve">, check the changes in the message and click </w:t>
-      </w:r>
-      <w:r>
-        <w:rPr>
-          <w:rStyle w:val="Strong"/>
-          <w:rFonts w:ascii="Calibri" w:eastAsia="Times New Roman" w:hAnsi="Calibri" w:cs="Calibri"/>
-          <w:color w:val="1A1A1A"/>
-          <w:sz w:val="22"/>
-          <w:szCs w:val="22"/>
-        </w:rPr>
-        <w:t>Yes</w:t>
-      </w:r>
-      <w:r>
-        <w:rPr>
-          <w:rFonts w:ascii="Calibri" w:eastAsia="Times New Roman" w:hAnsi="Calibri" w:cs="Calibri"/>
-          <w:color w:val="1A1A1A"/>
-          <w:sz w:val="22"/>
-          <w:szCs w:val="22"/>
-        </w:rPr>
-        <w:t>.</w:t>
+        <w:t>Click an inquiry to read it: name, contact number, email, project location, service and the message.</w:t>
       </w:r>
     </w:p>
     <w:p>
@@ -10754,73 +11055,16 @@
           <w:sz w:val="22"/>
           <w:szCs w:val="22"/>
         </w:rPr>
-        <w:t>Set New Password</w:t>
-      </w:r>
-      <w:r>
-        <w:rPr>
-          <w:rFonts w:ascii="Calibri" w:eastAsia="Times New Roman" w:hAnsi="Calibri" w:cs="Calibri"/>
-          <w:color w:val="1A1A1A"/>
-          <w:sz w:val="22"/>
-          <w:szCs w:val="22"/>
-        </w:rPr>
-        <w:t xml:space="preserve"> gives a new password (click </w:t>
-      </w:r>
-      <w:r>
-        <w:rPr>
-          <w:rStyle w:val="Strong"/>
-          <w:rFonts w:ascii="Calibri" w:eastAsia="Times New Roman" w:hAnsi="Calibri" w:cs="Calibri"/>
-          <w:color w:val="1A1A1A"/>
-          <w:sz w:val="22"/>
-          <w:szCs w:val="22"/>
-        </w:rPr>
-        <w:t>Generate</w:t>
-      </w:r>
-      <w:r>
-        <w:rPr>
-          <w:rFonts w:ascii="Calibri" w:eastAsia="Times New Roman" w:hAnsi="Calibri" w:cs="Calibri"/>
-          <w:color w:val="1A1A1A"/>
-          <w:sz w:val="22"/>
-          <w:szCs w:val="22"/>
-        </w:rPr>
-        <w:t xml:space="preserve">, then </w:t>
-      </w:r>
-      <w:r>
-        <w:rPr>
-          <w:rStyle w:val="Strong"/>
-          <w:rFonts w:ascii="Calibri" w:eastAsia="Times New Roman" w:hAnsi="Calibri" w:cs="Calibri"/>
-          <w:color w:val="1A1A1A"/>
-          <w:sz w:val="22"/>
-          <w:szCs w:val="22"/>
-        </w:rPr>
-        <w:t>Copy</w:t>
-      </w:r>
-      <w:r>
-        <w:rPr>
-          <w:rFonts w:ascii="Calibri" w:eastAsia="Times New Roman" w:hAnsi="Calibri" w:cs="Calibri"/>
-          <w:color w:val="1A1A1A"/>
-          <w:sz w:val="22"/>
-          <w:szCs w:val="22"/>
-        </w:rPr>
-        <w:t xml:space="preserve">, then </w:t>
-      </w:r>
-      <w:r>
-        <w:rPr>
-          <w:rStyle w:val="Strong"/>
-          <w:rFonts w:ascii="Calibri" w:eastAsia="Times New Roman" w:hAnsi="Calibri" w:cs="Calibri"/>
-          <w:color w:val="1A1A1A"/>
-          <w:sz w:val="22"/>
-          <w:szCs w:val="22"/>
-        </w:rPr>
-        <w:t>Save</w:t>
-      </w:r>
-      <w:r>
-        <w:rPr>
-          <w:rFonts w:ascii="Calibri" w:eastAsia="Times New Roman" w:hAnsi="Calibri" w:cs="Calibri"/>
-          <w:color w:val="1A1A1A"/>
-          <w:sz w:val="22"/>
-          <w:szCs w:val="22"/>
-        </w:rPr>
-        <w:t>). It also unlocks a locked account.</w:t>
+        <w:t>Copy Email</w:t>
+      </w:r>
+      <w:r>
+        <w:rPr>
+          <w:rFonts w:ascii="Calibri" w:eastAsia="Times New Roman" w:hAnsi="Calibri" w:cs="Calibri"/>
+          <w:color w:val="1A1A1A"/>
+          <w:sz w:val="22"/>
+          <w:szCs w:val="22"/>
+        </w:rPr>
+        <w:t>, then paste it in Gmail to reply.</w:t>
       </w:r>
     </w:p>
     <w:p>
@@ -10839,472 +11083,95 @@
       </w:pPr>
       <w:r>
         <w:rPr>
-          <w:rStyle w:val="Strong"/>
-          <w:rFonts w:ascii="Calibri" w:eastAsia="Times New Roman" w:hAnsi="Calibri" w:cs="Calibri"/>
-          <w:color w:val="1A1A1A"/>
-          <w:sz w:val="22"/>
-          <w:szCs w:val="22"/>
-        </w:rPr>
-        <w:t>Unlock</w:t>
-      </w:r>
-      <w:r>
-        <w:rPr>
-          <w:rFonts w:ascii="Calibri" w:eastAsia="Times New Roman" w:hAnsi="Calibri" w:cs="Calibri"/>
-          <w:color w:val="1A1A1A"/>
-          <w:sz w:val="22"/>
-          <w:szCs w:val="22"/>
-        </w:rPr>
-        <w:t xml:space="preserve"> </w:t>
-      </w:r>
-      <w:r>
-        <w:rPr>
-          <w:rFonts w:ascii="Calibri" w:eastAsia="Times New Roman" w:hAnsi="Calibri" w:cs="Calibri"/>
-          <w:color w:val="1A1A1A"/>
-          <w:sz w:val="22"/>
-          <w:szCs w:val="22"/>
-        </w:rPr>
-        <w:t xml:space="preserve">is for accounts locked after 5 wrong passwords. </w:t>
-      </w:r>
-      <w:r>
-        <w:rPr>
-          <w:rStyle w:val="Strong"/>
-          <w:rFonts w:ascii="Calibri" w:eastAsia="Times New Roman" w:hAnsi="Calibri" w:cs="Calibri"/>
-          <w:color w:val="1A1A1A"/>
-          <w:sz w:val="22"/>
-          <w:szCs w:val="22"/>
-        </w:rPr>
-        <w:t>Disable</w:t>
-      </w:r>
-      <w:r>
-        <w:rPr>
-          <w:rFonts w:ascii="Calibri" w:eastAsia="Times New Roman" w:hAnsi="Calibri" w:cs="Calibri"/>
-          <w:color w:val="1A1A1A"/>
-          <w:sz w:val="22"/>
-          <w:szCs w:val="22"/>
-        </w:rPr>
-        <w:t xml:space="preserve"> turns an account off; </w:t>
-      </w:r>
-      <w:r>
-        <w:rPr>
-          <w:rStyle w:val="Strong"/>
-          <w:rFonts w:ascii="Calibri" w:eastAsia="Times New Roman" w:hAnsi="Calibri" w:cs="Calibri"/>
-          <w:color w:val="1A1A1A"/>
-          <w:sz w:val="22"/>
-          <w:szCs w:val="22"/>
-        </w:rPr>
-        <w:t>Enable</w:t>
-      </w:r>
-      <w:r>
-        <w:rPr>
-          <w:rFonts w:ascii="Calibri" w:eastAsia="Times New Roman" w:hAnsi="Calibri" w:cs="Calibri"/>
-          <w:color w:val="1A1A1A"/>
-          <w:sz w:val="22"/>
-          <w:szCs w:val="22"/>
-        </w:rPr>
-        <w:t xml:space="preserve"> turns it back on.</w:t>
-      </w:r>
-    </w:p>
-    <w:p>
-      <w:pPr>
-        <w:pStyle w:val="NormalWeb"/>
-        <w:rPr>
-          <w:rFonts w:ascii="Calibri" w:hAnsi="Calibri" w:cs="Calibri"/>
-          <w:color w:val="1A1A1A"/>
-          <w:sz w:val="22"/>
-          <w:szCs w:val="22"/>
-        </w:rPr>
-      </w:pPr>
-      <w:r>
-        <w:rPr>
-          <w:rFonts w:ascii="Calibri" w:hAnsi="Calibri" w:cs="Calibri"/>
-          <w:color w:val="1A1A1A"/>
-          <w:sz w:val="22"/>
-          <w:szCs w:val="22"/>
-        </w:rPr>
-        <w:t>You can't turn off your own account or remove your own main status, and the last active main account is protected.</w:t>
-      </w:r>
-    </w:p>
-    <w:p>
-      <w:pPr>
-        <w:pStyle w:val="NormalWeb"/>
-        <w:rPr>
-          <w:rFonts w:ascii="Calibri" w:hAnsi="Calibri" w:cs="Calibri"/>
-          <w:color w:val="1A1A1A"/>
-          <w:sz w:val="22"/>
-          <w:szCs w:val="22"/>
-        </w:rPr>
-      </w:pPr>
-      <w:r>
-        <w:rPr>
-          <w:rStyle w:val="Strong"/>
-          <w:rFonts w:ascii="Calibri" w:hAnsi="Calibri" w:cs="Calibri"/>
-          <w:color w:val="1A1A1A"/>
-          <w:sz w:val="22"/>
-          <w:szCs w:val="22"/>
-        </w:rPr>
-        <w:t>Inquiries</w:t>
-      </w:r>
-    </w:p>
-    <w:p>
-      <w:pPr>
-        <w:pStyle w:val="NormalWeb"/>
-        <w:rPr>
-          <w:rFonts w:ascii="Calibri" w:hAnsi="Calibri" w:cs="Calibri"/>
-          <w:color w:val="1A1A1A"/>
-          <w:sz w:val="22"/>
-          <w:szCs w:val="22"/>
-        </w:rPr>
-      </w:pPr>
-      <w:r>
-        <w:rPr>
-          <w:rFonts w:ascii="Calibri" w:hAnsi="Calibri" w:cs="Calibri"/>
-          <w:color w:val="1A1A1A"/>
-          <w:sz w:val="22"/>
-          <w:szCs w:val="22"/>
-        </w:rPr>
-        <w:t xml:space="preserve">Messages from the website Contact form. The </w:t>
-      </w:r>
-      <w:r>
-        <w:rPr>
-          <w:rStyle w:val="Strong"/>
-          <w:rFonts w:ascii="Calibri" w:hAnsi="Calibri" w:cs="Calibri"/>
-          <w:color w:val="1A1A1A"/>
-          <w:sz w:val="22"/>
-          <w:szCs w:val="22"/>
-        </w:rPr>
-        <w:t>Inquiries</w:t>
-      </w:r>
-      <w:r>
-        <w:rPr>
-          <w:rFonts w:ascii="Calibri" w:hAnsi="Calibri" w:cs="Calibri"/>
-          <w:color w:val="1A1A1A"/>
-          <w:sz w:val="22"/>
-          <w:szCs w:val="22"/>
-        </w:rPr>
-        <w:t xml:space="preserve"> button in the sidebar shows how many are new, e.g. </w:t>
-      </w:r>
-      <w:r>
-        <w:rPr>
-          <w:rStyle w:val="Emphasis"/>
-          <w:rFonts w:ascii="Calibri" w:hAnsi="Calibri" w:cs="Calibri"/>
-          <w:color w:val="1A1A1A"/>
-          <w:sz w:val="22"/>
-          <w:szCs w:val="22"/>
-        </w:rPr>
-        <w:t>Inquiries (3 new)</w:t>
-      </w:r>
-      <w:r>
-        <w:rPr>
-          <w:rFonts w:ascii="Calibri" w:hAnsi="Calibri" w:cs="Calibri"/>
-          <w:color w:val="1A1A1A"/>
-          <w:sz w:val="22"/>
-          <w:szCs w:val="22"/>
-        </w:rPr>
-        <w:t xml:space="preserve">; new ones are in </w:t>
-      </w:r>
-      <w:r>
-        <w:rPr>
-          <w:rStyle w:val="Strong"/>
-          <w:rFonts w:ascii="Calibri" w:hAnsi="Calibri" w:cs="Calibri"/>
-          <w:color w:val="1A1A1A"/>
-          <w:sz w:val="22"/>
-          <w:szCs w:val="22"/>
-        </w:rPr>
-        <w:t>bold</w:t>
-      </w:r>
-      <w:r>
-        <w:rPr>
-          <w:rFonts w:ascii="Calibri" w:hAnsi="Calibri" w:cs="Calibri"/>
-          <w:color w:val="1A1A1A"/>
-          <w:sz w:val="22"/>
-          <w:szCs w:val="22"/>
-        </w:rPr>
-        <w:t xml:space="preserve"> in the list.</w:t>
+          <w:rFonts w:ascii="Calibri" w:eastAsia="Times New Roman" w:hAnsi="Calibri" w:cs="Calibri"/>
+          <w:color w:val="1A1A1A"/>
+          <w:sz w:val="22"/>
+          <w:szCs w:val="22"/>
+        </w:rPr>
+        <w:t xml:space="preserve">Set the </w:t>
+      </w:r>
+      <w:r>
+        <w:rPr>
+          <w:rStyle w:val="Strong"/>
+          <w:rFonts w:ascii="Calibri" w:eastAsia="Times New Roman" w:hAnsi="Calibri" w:cs="Calibri"/>
+          <w:color w:val="1A1A1A"/>
+          <w:sz w:val="22"/>
+          <w:szCs w:val="22"/>
+        </w:rPr>
+        <w:t>Status</w:t>
+      </w:r>
+      <w:r>
+        <w:rPr>
+          <w:rFonts w:ascii="Calibri" w:eastAsia="Times New Roman" w:hAnsi="Calibri" w:cs="Calibri"/>
+          <w:color w:val="1A1A1A"/>
+          <w:sz w:val="22"/>
+          <w:szCs w:val="22"/>
+        </w:rPr>
+        <w:t xml:space="preserve"> (New, Contacted, Closed) and write </w:t>
+      </w:r>
+      <w:r>
+        <w:rPr>
+          <w:rStyle w:val="Strong"/>
+          <w:rFonts w:ascii="Calibri" w:eastAsia="Times New Roman" w:hAnsi="Calibri" w:cs="Calibri"/>
+          <w:color w:val="1A1A1A"/>
+          <w:sz w:val="22"/>
+          <w:szCs w:val="22"/>
+        </w:rPr>
+        <w:t>Notes</w:t>
+      </w:r>
+      <w:r>
+        <w:rPr>
+          <w:rFonts w:ascii="Calibri" w:eastAsia="Times New Roman" w:hAnsi="Calibri" w:cs="Calibri"/>
+          <w:color w:val="1A1A1A"/>
+          <w:sz w:val="22"/>
+          <w:szCs w:val="22"/>
+        </w:rPr>
+        <w:t xml:space="preserve"> (only you and other Website Admins see them), then click </w:t>
+      </w:r>
+      <w:r>
+        <w:rPr>
+          <w:rStyle w:val="Strong"/>
+          <w:rFonts w:ascii="Calibri" w:eastAsia="Times New Roman" w:hAnsi="Calibri" w:cs="Calibri"/>
+          <w:color w:val="1A1A1A"/>
+          <w:sz w:val="22"/>
+          <w:szCs w:val="22"/>
+        </w:rPr>
+        <w:t>Save</w:t>
+      </w:r>
+      <w:r>
+        <w:rPr>
+          <w:rFonts w:ascii="Calibri" w:eastAsia="Times New Roman" w:hAnsi="Calibri" w:cs="Calibri"/>
+          <w:color w:val="1A1A1A"/>
+          <w:sz w:val="22"/>
+          <w:szCs w:val="22"/>
+        </w:rPr>
+        <w:t xml:space="preserve">, check the changes and click </w:t>
+      </w:r>
+      <w:r>
+        <w:rPr>
+          <w:rStyle w:val="Strong"/>
+          <w:rFonts w:ascii="Calibri" w:eastAsia="Times New Roman" w:hAnsi="Calibri" w:cs="Calibri"/>
+          <w:color w:val="1A1A1A"/>
+          <w:sz w:val="22"/>
+          <w:szCs w:val="22"/>
+        </w:rPr>
+        <w:t>Yes</w:t>
+      </w:r>
+      <w:r>
+        <w:rPr>
+          <w:rFonts w:ascii="Calibri" w:eastAsia="Times New Roman" w:hAnsi="Calibri" w:cs="Calibri"/>
+          <w:color w:val="1A1A1A"/>
+          <w:sz w:val="22"/>
+          <w:szCs w:val="22"/>
+        </w:rPr>
+        <w:t>.</w:t>
       </w:r>
     </w:p>
     <w:p>
       <w:pPr>
         <w:numPr>
           <w:ilvl w:val="0"/>
-          <w:numId w:val="29"/>
-        </w:numPr>
-        <w:spacing w:before="100" w:beforeAutospacing="1" w:after="100" w:afterAutospacing="1"/>
-        <w:rPr>
-          <w:rFonts w:ascii="Calibri" w:eastAsia="Times New Roman" w:hAnsi="Calibri" w:cs="Calibri"/>
-          <w:color w:val="1A1A1A"/>
-          <w:sz w:val="22"/>
-          <w:szCs w:val="22"/>
-        </w:rPr>
-      </w:pPr>
-      <w:r>
-        <w:rPr>
-          <w:rFonts w:ascii="Calibri" w:eastAsia="Times New Roman" w:hAnsi="Calibri" w:cs="Calibri"/>
-          <w:color w:val="1A1A1A"/>
-          <w:sz w:val="22"/>
-          <w:szCs w:val="22"/>
-        </w:rPr>
-        <w:t xml:space="preserve">Use </w:t>
-      </w:r>
-      <w:r>
-        <w:rPr>
-          <w:rStyle w:val="Strong"/>
-          <w:rFonts w:ascii="Calibri" w:eastAsia="Times New Roman" w:hAnsi="Calibri" w:cs="Calibri"/>
-          <w:color w:val="1A1A1A"/>
-          <w:sz w:val="22"/>
-          <w:szCs w:val="22"/>
-        </w:rPr>
-        <w:t>Status</w:t>
-      </w:r>
-      <w:r>
-        <w:rPr>
-          <w:rFonts w:ascii="Calibri" w:eastAsia="Times New Roman" w:hAnsi="Calibri" w:cs="Calibri"/>
-          <w:color w:val="1A1A1A"/>
-          <w:sz w:val="22"/>
-          <w:szCs w:val="22"/>
-        </w:rPr>
-        <w:t xml:space="preserve">, </w:t>
-      </w:r>
-      <w:r>
-        <w:rPr>
-          <w:rStyle w:val="Strong"/>
-          <w:rFonts w:ascii="Calibri" w:eastAsia="Times New Roman" w:hAnsi="Calibri" w:cs="Calibri"/>
-          <w:color w:val="1A1A1A"/>
-          <w:sz w:val="22"/>
-          <w:szCs w:val="22"/>
-        </w:rPr>
-        <w:t>Search</w:t>
-      </w:r>
-      <w:r>
-        <w:rPr>
-          <w:rFonts w:ascii="Calibri" w:eastAsia="Times New Roman" w:hAnsi="Calibri" w:cs="Calibri"/>
-          <w:color w:val="1A1A1A"/>
-          <w:sz w:val="22"/>
-          <w:szCs w:val="22"/>
-        </w:rPr>
-        <w:t xml:space="preserve"> (name, email, phone or location) and </w:t>
-      </w:r>
-      <w:r>
-        <w:rPr>
-          <w:rStyle w:val="Strong"/>
-          <w:rFonts w:ascii="Calibri" w:eastAsia="Times New Roman" w:hAnsi="Calibri" w:cs="Calibri"/>
-          <w:color w:val="1A1A1A"/>
-          <w:sz w:val="22"/>
-          <w:szCs w:val="22"/>
-        </w:rPr>
-        <w:t>From</w:t>
-      </w:r>
-      <w:r>
-        <w:rPr>
-          <w:rFonts w:ascii="Calibri" w:eastAsia="Times New Roman" w:hAnsi="Calibri" w:cs="Calibri"/>
-          <w:color w:val="1A1A1A"/>
-          <w:sz w:val="22"/>
-          <w:szCs w:val="22"/>
-        </w:rPr>
-        <w:t xml:space="preserve"> / </w:t>
-      </w:r>
-      <w:r>
-        <w:rPr>
-          <w:rStyle w:val="Strong"/>
-          <w:rFonts w:ascii="Calibri" w:eastAsia="Times New Roman" w:hAnsi="Calibri" w:cs="Calibri"/>
-          <w:color w:val="1A1A1A"/>
-          <w:sz w:val="22"/>
-          <w:szCs w:val="22"/>
-        </w:rPr>
-        <w:t>To</w:t>
-      </w:r>
-      <w:r>
-        <w:rPr>
-          <w:rFonts w:ascii="Calibri" w:eastAsia="Times New Roman" w:hAnsi="Calibri" w:cs="Calibri"/>
-          <w:color w:val="1A1A1A"/>
-          <w:sz w:val="22"/>
-          <w:szCs w:val="22"/>
-        </w:rPr>
-        <w:t xml:space="preserve"> to find messages. </w:t>
-      </w:r>
-      <w:r>
-        <w:rPr>
-          <w:rStyle w:val="Strong"/>
-          <w:rFonts w:ascii="Calibri" w:eastAsia="Times New Roman" w:hAnsi="Calibri" w:cs="Calibri"/>
-          <w:color w:val="1A1A1A"/>
-          <w:sz w:val="22"/>
-          <w:szCs w:val="22"/>
-        </w:rPr>
-        <w:t>Refresh</w:t>
-      </w:r>
-      <w:r>
-        <w:rPr>
-          <w:rFonts w:ascii="Calibri" w:eastAsia="Times New Roman" w:hAnsi="Calibri" w:cs="Calibri"/>
-          <w:color w:val="1A1A1A"/>
-          <w:sz w:val="22"/>
-          <w:szCs w:val="22"/>
-        </w:rPr>
-        <w:t xml:space="preserve"> loads the newest.</w:t>
-      </w:r>
-    </w:p>
-    <w:p>
-      <w:pPr>
-        <w:numPr>
-          <w:ilvl w:val="0"/>
-          <w:numId w:val="29"/>
-        </w:numPr>
-        <w:spacing w:before="100" w:beforeAutospacing="1" w:after="100" w:afterAutospacing="1"/>
-        <w:rPr>
-          <w:rFonts w:ascii="Calibri" w:eastAsia="Times New Roman" w:hAnsi="Calibri" w:cs="Calibri"/>
-          <w:color w:val="1A1A1A"/>
-          <w:sz w:val="22"/>
-          <w:szCs w:val="22"/>
-        </w:rPr>
-      </w:pPr>
-      <w:r>
-        <w:rPr>
-          <w:rFonts w:ascii="Calibri" w:eastAsia="Times New Roman" w:hAnsi="Calibri" w:cs="Calibri"/>
-          <w:color w:val="1A1A1A"/>
-          <w:sz w:val="22"/>
-          <w:szCs w:val="22"/>
-        </w:rPr>
-        <w:t>Click an inquiry to read it: name, contact number, email, project location, service and the message.</w:t>
-      </w:r>
-    </w:p>
-    <w:p>
-      <w:pPr>
-        <w:numPr>
-          <w:ilvl w:val="0"/>
-          <w:numId w:val="29"/>
-        </w:numPr>
-        <w:spacing w:before="100" w:beforeAutospacing="1" w:after="100" w:afterAutospacing="1"/>
-        <w:rPr>
-          <w:rFonts w:ascii="Calibri" w:eastAsia="Times New Roman" w:hAnsi="Calibri" w:cs="Calibri"/>
-          <w:color w:val="1A1A1A"/>
-          <w:sz w:val="22"/>
-          <w:szCs w:val="22"/>
-        </w:rPr>
-      </w:pPr>
-      <w:r>
-        <w:rPr>
-          <w:rStyle w:val="Strong"/>
-          <w:rFonts w:ascii="Calibri" w:eastAsia="Times New Roman" w:hAnsi="Calibri" w:cs="Calibri"/>
-          <w:color w:val="1A1A1A"/>
-          <w:sz w:val="22"/>
-          <w:szCs w:val="22"/>
-        </w:rPr>
-        <w:t>Copy Email</w:t>
-      </w:r>
-      <w:r>
-        <w:rPr>
-          <w:rFonts w:ascii="Calibri" w:eastAsia="Times New Roman" w:hAnsi="Calibri" w:cs="Calibri"/>
-          <w:color w:val="1A1A1A"/>
-          <w:sz w:val="22"/>
-          <w:szCs w:val="22"/>
-        </w:rPr>
-        <w:t>, then paste it in Gmail to reply.</w:t>
-      </w:r>
-    </w:p>
-    <w:p>
-      <w:pPr>
-        <w:numPr>
-          <w:ilvl w:val="0"/>
-          <w:numId w:val="29"/>
-        </w:numPr>
-        <w:spacing w:before="100" w:beforeAutospacing="1" w:after="100" w:afterAutospacing="1"/>
-        <w:rPr>
-          <w:rFonts w:ascii="Calibri" w:eastAsia="Times New Roman" w:hAnsi="Calibri" w:cs="Calibri"/>
-          <w:color w:val="1A1A1A"/>
-          <w:sz w:val="22"/>
-          <w:szCs w:val="22"/>
-        </w:rPr>
-      </w:pPr>
-      <w:r>
-        <w:rPr>
-          <w:rFonts w:ascii="Calibri" w:eastAsia="Times New Roman" w:hAnsi="Calibri" w:cs="Calibri"/>
-          <w:color w:val="1A1A1A"/>
-          <w:sz w:val="22"/>
-          <w:szCs w:val="22"/>
-        </w:rPr>
-        <w:lastRenderedPageBreak/>
-        <w:t xml:space="preserve">Set the </w:t>
-      </w:r>
-      <w:r>
-        <w:rPr>
-          <w:rStyle w:val="Strong"/>
-          <w:rFonts w:ascii="Calibri" w:eastAsia="Times New Roman" w:hAnsi="Calibri" w:cs="Calibri"/>
-          <w:color w:val="1A1A1A"/>
-          <w:sz w:val="22"/>
-          <w:szCs w:val="22"/>
-        </w:rPr>
-        <w:t>Status</w:t>
-      </w:r>
-      <w:r>
-        <w:rPr>
-          <w:rFonts w:ascii="Calibri" w:eastAsia="Times New Roman" w:hAnsi="Calibri" w:cs="Calibri"/>
-          <w:color w:val="1A1A1A"/>
-          <w:sz w:val="22"/>
-          <w:szCs w:val="22"/>
-        </w:rPr>
-        <w:t xml:space="preserve"> (New, Contacted, Closed) and write </w:t>
-      </w:r>
-      <w:r>
-        <w:rPr>
-          <w:rStyle w:val="Strong"/>
-          <w:rFonts w:ascii="Calibri" w:eastAsia="Times New Roman" w:hAnsi="Calibri" w:cs="Calibri"/>
-          <w:color w:val="1A1A1A"/>
-          <w:sz w:val="22"/>
-          <w:szCs w:val="22"/>
-        </w:rPr>
-        <w:t>Notes</w:t>
-      </w:r>
-      <w:r>
-        <w:rPr>
-          <w:rFonts w:ascii="Calibri" w:eastAsia="Times New Roman" w:hAnsi="Calibri" w:cs="Calibri"/>
-          <w:color w:val="1A1A1A"/>
-          <w:sz w:val="22"/>
-          <w:szCs w:val="22"/>
-        </w:rPr>
-        <w:t xml:space="preserve"> (only you and other Website Admins see them), then click </w:t>
-      </w:r>
-      <w:r>
-        <w:rPr>
-          <w:rStyle w:val="Strong"/>
-          <w:rFonts w:ascii="Calibri" w:eastAsia="Times New Roman" w:hAnsi="Calibri" w:cs="Calibri"/>
-          <w:color w:val="1A1A1A"/>
-          <w:sz w:val="22"/>
-          <w:szCs w:val="22"/>
-        </w:rPr>
-        <w:t>Save</w:t>
-      </w:r>
-      <w:r>
-        <w:rPr>
-          <w:rFonts w:ascii="Calibri" w:eastAsia="Times New Roman" w:hAnsi="Calibri" w:cs="Calibri"/>
-          <w:color w:val="1A1A1A"/>
-          <w:sz w:val="22"/>
-          <w:szCs w:val="22"/>
-        </w:rPr>
-        <w:t xml:space="preserve">, check the changes and click </w:t>
-      </w:r>
-      <w:r>
-        <w:rPr>
-          <w:rStyle w:val="Strong"/>
-          <w:rFonts w:ascii="Calibri" w:eastAsia="Times New Roman" w:hAnsi="Calibri" w:cs="Calibri"/>
-          <w:color w:val="1A1A1A"/>
-          <w:sz w:val="22"/>
-          <w:szCs w:val="22"/>
-        </w:rPr>
-        <w:t>Yes</w:t>
-      </w:r>
-      <w:r>
-        <w:rPr>
-          <w:rFonts w:ascii="Calibri" w:eastAsia="Times New Roman" w:hAnsi="Calibri" w:cs="Calibri"/>
-          <w:color w:val="1A1A1A"/>
-          <w:sz w:val="22"/>
-          <w:szCs w:val="22"/>
-        </w:rPr>
-        <w:t>.</w:t>
-      </w:r>
-    </w:p>
-    <w:p>
-      <w:pPr>
-        <w:numPr>
-          <w:ilvl w:val="0"/>
-          <w:numId w:val="29"/>
+          <w:numId w:val="28"/>
         </w:numPr>
         <w:spacing w:before="100" w:beforeAutospacing="1" w:after="100" w:afterAutospacing="1"/>
         <w:rPr>
@@ -11367,9 +11234,9 @@
 <file path=word/numbering.xml><?xml version="1.0" encoding="utf-8"?>
 <w:numbering xmlns:wpc="http://schemas.microsoft.com/office/word/2010/wordprocessingCanvas" xmlns:cx="http://schemas.microsoft.com/office/drawing/2014/chartex" xmlns:cx1="http://schemas.microsoft.com/office/drawing/2015/9/8/chartex" xmlns:cx2="http://schemas.microsoft.com/office/drawing/2015/10/21/chartex" xmlns:cx3="http://schemas.microsoft.com/office/drawing/2016/5/9/chartex" xmlns:cx4="http://schemas.microsoft.com/office/drawing/2016/5/10/chartex" xmlns:cx5="http://schemas.microsoft.com/office/drawing/2016/5/11/chartex" xmlns:cx6="http://schemas.microsoft.com/office/drawing/2016/5/12/chartex" xmlns:cx7="http://schemas.microsoft.com/office/drawing/2016/5/13/chartex" xmlns:cx8="http://schemas.microsoft.com/office/drawing/2016/5/14/chartex" xmlns:mc="http://schemas.openxmlformats.org/markup-compatibility/2006" xmlns:aink="http://schemas.microsoft.com/office/drawing/2016/ink" xmlns:am3d="http://schemas.microsoft.com/office/drawing/2017/model3d" xmlns:o="urn:schemas-microsoft-com:office:office" xmlns:oel="http://schemas.microsoft.com/office/2019/extlst" xmlns:r="http://schemas.openxmlformats.org/officeDocument/2006/relationships" xmlns:m="http://schemas.openxmlformats.org/officeDocument/2006/math" xmlns:v="urn:schemas-microsoft-com:vml" xmlns:wp14="http://schemas.microsoft.com/office/word/2010/wordprocessingDrawing" xmlns:wp="http://schemas.openxmlformats.org/drawingml/2006/wordprocessingDrawing" xmlns:w10="urn:schemas-microsoft-com:office:word" xmlns:w="http://schemas.openxmlformats.org/wordprocessingml/2006/main" xmlns:w14="http://schemas.microsoft.com/office/word/2010/wordml" xmlns:w15="http://schemas.microsoft.com/office/word/2012/wordml" xmlns:w16cex="http://schemas.microsoft.com/office/word/2018/wordml/cex" xmlns:w16cid="http://schemas.microsoft.com/office/word/2016/wordml/cid" xmlns:w16="http://schemas.microsoft.com/office/word/2018/wordml" xmlns:w16du="http://schemas.microsoft.com/office/word/2023/wordml/word16du" xmlns:w16sdtdh="http://schemas.microsoft.com/office/word/2020/wordml/sdtdatahash" xmlns:w16sdtfl="http://schemas.microsoft.com/office/word/2024/wordml/sdtformatlock" xmlns:w16se="http://schemas.microsoft.com/office/word/2015/wordml/symex" xmlns:wpg="http://schemas.microsoft.com/office/word/2010/wordprocessingGroup" xmlns:wpi="http://schemas.microsoft.com/office/word/2010/wordprocessingInk" xmlns:wne="http://schemas.microsoft.com/office/word/2006/wordml" xmlns:wps="http://schemas.microsoft.com/office/word/2010/wordprocessingShape" mc:Ignorable="w14 w15 w16se w16cid w16 w16cex w16sdtdh w16sdtfl w16du wp14">
   <w:abstractNum w:abstractNumId="0" w15:restartNumberingAfterBreak="0">
-    <w:nsid w:val="076F5F3F"/>
+    <w:nsid w:val="0A353E7D"/>
     <w:multiLevelType w:val="multilevel"/>
-    <w:tmpl w:val="602834CA"/>
+    <w:tmpl w:val="FAF884EE"/>
     <w:lvl w:ilvl="0">
       <w:start w:val="1"/>
       <w:numFmt w:val="decimal"/>
@@ -11480,9 +11347,9 @@
     </w:lvl>
   </w:abstractNum>
   <w:abstractNum w:abstractNumId="1" w15:restartNumberingAfterBreak="0">
-    <w:nsid w:val="083D34D6"/>
+    <w:nsid w:val="0CE85CA7"/>
     <w:multiLevelType w:val="multilevel"/>
-    <w:tmpl w:val="602292E0"/>
+    <w:tmpl w:val="6480F08A"/>
     <w:lvl w:ilvl="0">
       <w:start w:val="1"/>
       <w:numFmt w:val="decimal"/>
@@ -11593,461 +11460,9 @@
     </w:lvl>
   </w:abstractNum>
   <w:abstractNum w:abstractNumId="2" w15:restartNumberingAfterBreak="0">
-    <w:nsid w:val="0A7F5CBA"/>
+    <w:nsid w:val="108C0007"/>
     <w:multiLevelType w:val="multilevel"/>
-    <w:tmpl w:val="140C53AC"/>
-    <w:lvl w:ilvl="0">
-      <w:start w:val="1"/>
-      <w:numFmt w:val="decimal"/>
-      <w:lvlText w:val="%1."/>
-      <w:lvlJc w:val="left"/>
-      <w:pPr>
-        <w:tabs>
-          <w:tab w:val="num" w:pos="720"/>
-        </w:tabs>
-        <w:ind w:left="720" w:hanging="360"/>
-      </w:pPr>
-    </w:lvl>
-    <w:lvl w:ilvl="1" w:tentative="1">
-      <w:start w:val="1"/>
-      <w:numFmt w:val="decimal"/>
-      <w:lvlText w:val="%2."/>
-      <w:lvlJc w:val="left"/>
-      <w:pPr>
-        <w:tabs>
-          <w:tab w:val="num" w:pos="1440"/>
-        </w:tabs>
-        <w:ind w:left="1440" w:hanging="360"/>
-      </w:pPr>
-    </w:lvl>
-    <w:lvl w:ilvl="2" w:tentative="1">
-      <w:start w:val="1"/>
-      <w:numFmt w:val="decimal"/>
-      <w:lvlText w:val="%3."/>
-      <w:lvlJc w:val="left"/>
-      <w:pPr>
-        <w:tabs>
-          <w:tab w:val="num" w:pos="2160"/>
-        </w:tabs>
-        <w:ind w:left="2160" w:hanging="360"/>
-      </w:pPr>
-    </w:lvl>
-    <w:lvl w:ilvl="3" w:tentative="1">
-      <w:start w:val="1"/>
-      <w:numFmt w:val="decimal"/>
-      <w:lvlText w:val="%4."/>
-      <w:lvlJc w:val="left"/>
-      <w:pPr>
-        <w:tabs>
-          <w:tab w:val="num" w:pos="2880"/>
-        </w:tabs>
-        <w:ind w:left="2880" w:hanging="360"/>
-      </w:pPr>
-    </w:lvl>
-    <w:lvl w:ilvl="4" w:tentative="1">
-      <w:start w:val="1"/>
-      <w:numFmt w:val="decimal"/>
-      <w:lvlText w:val="%5."/>
-      <w:lvlJc w:val="left"/>
-      <w:pPr>
-        <w:tabs>
-          <w:tab w:val="num" w:pos="3600"/>
-        </w:tabs>
-        <w:ind w:left="3600" w:hanging="360"/>
-      </w:pPr>
-    </w:lvl>
-    <w:lvl w:ilvl="5" w:tentative="1">
-      <w:start w:val="1"/>
-      <w:numFmt w:val="decimal"/>
-      <w:lvlText w:val="%6."/>
-      <w:lvlJc w:val="left"/>
-      <w:pPr>
-        <w:tabs>
-          <w:tab w:val="num" w:pos="4320"/>
-        </w:tabs>
-        <w:ind w:left="4320" w:hanging="360"/>
-      </w:pPr>
-    </w:lvl>
-    <w:lvl w:ilvl="6" w:tentative="1">
-      <w:start w:val="1"/>
-      <w:numFmt w:val="decimal"/>
-      <w:lvlText w:val="%7."/>
-      <w:lvlJc w:val="left"/>
-      <w:pPr>
-        <w:tabs>
-          <w:tab w:val="num" w:pos="5040"/>
-        </w:tabs>
-        <w:ind w:left="5040" w:hanging="360"/>
-      </w:pPr>
-    </w:lvl>
-    <w:lvl w:ilvl="7" w:tentative="1">
-      <w:start w:val="1"/>
-      <w:numFmt w:val="decimal"/>
-      <w:lvlText w:val="%8."/>
-      <w:lvlJc w:val="left"/>
-      <w:pPr>
-        <w:tabs>
-          <w:tab w:val="num" w:pos="5760"/>
-        </w:tabs>
-        <w:ind w:left="5760" w:hanging="360"/>
-      </w:pPr>
-    </w:lvl>
-    <w:lvl w:ilvl="8" w:tentative="1">
-      <w:start w:val="1"/>
-      <w:numFmt w:val="decimal"/>
-      <w:lvlText w:val="%9."/>
-      <w:lvlJc w:val="left"/>
-      <w:pPr>
-        <w:tabs>
-          <w:tab w:val="num" w:pos="6480"/>
-        </w:tabs>
-        <w:ind w:left="6480" w:hanging="360"/>
-      </w:pPr>
-    </w:lvl>
-  </w:abstractNum>
-  <w:abstractNum w:abstractNumId="3" w15:restartNumberingAfterBreak="0">
-    <w:nsid w:val="0CF24714"/>
-    <w:multiLevelType w:val="multilevel"/>
-    <w:tmpl w:val="198461D4"/>
-    <w:lvl w:ilvl="0">
-      <w:start w:val="1"/>
-      <w:numFmt w:val="decimal"/>
-      <w:lvlText w:val="%1."/>
-      <w:lvlJc w:val="left"/>
-      <w:pPr>
-        <w:tabs>
-          <w:tab w:val="num" w:pos="720"/>
-        </w:tabs>
-        <w:ind w:left="720" w:hanging="360"/>
-      </w:pPr>
-    </w:lvl>
-    <w:lvl w:ilvl="1" w:tentative="1">
-      <w:start w:val="1"/>
-      <w:numFmt w:val="decimal"/>
-      <w:lvlText w:val="%2."/>
-      <w:lvlJc w:val="left"/>
-      <w:pPr>
-        <w:tabs>
-          <w:tab w:val="num" w:pos="1440"/>
-        </w:tabs>
-        <w:ind w:left="1440" w:hanging="360"/>
-      </w:pPr>
-    </w:lvl>
-    <w:lvl w:ilvl="2" w:tentative="1">
-      <w:start w:val="1"/>
-      <w:numFmt w:val="decimal"/>
-      <w:lvlText w:val="%3."/>
-      <w:lvlJc w:val="left"/>
-      <w:pPr>
-        <w:tabs>
-          <w:tab w:val="num" w:pos="2160"/>
-        </w:tabs>
-        <w:ind w:left="2160" w:hanging="360"/>
-      </w:pPr>
-    </w:lvl>
-    <w:lvl w:ilvl="3" w:tentative="1">
-      <w:start w:val="1"/>
-      <w:numFmt w:val="decimal"/>
-      <w:lvlText w:val="%4."/>
-      <w:lvlJc w:val="left"/>
-      <w:pPr>
-        <w:tabs>
-          <w:tab w:val="num" w:pos="2880"/>
-        </w:tabs>
-        <w:ind w:left="2880" w:hanging="360"/>
-      </w:pPr>
-    </w:lvl>
-    <w:lvl w:ilvl="4" w:tentative="1">
-      <w:start w:val="1"/>
-      <w:numFmt w:val="decimal"/>
-      <w:lvlText w:val="%5."/>
-      <w:lvlJc w:val="left"/>
-      <w:pPr>
-        <w:tabs>
-          <w:tab w:val="num" w:pos="3600"/>
-        </w:tabs>
-        <w:ind w:left="3600" w:hanging="360"/>
-      </w:pPr>
-    </w:lvl>
-    <w:lvl w:ilvl="5" w:tentative="1">
-      <w:start w:val="1"/>
-      <w:numFmt w:val="decimal"/>
-      <w:lvlText w:val="%6."/>
-      <w:lvlJc w:val="left"/>
-      <w:pPr>
-        <w:tabs>
-          <w:tab w:val="num" w:pos="4320"/>
-        </w:tabs>
-        <w:ind w:left="4320" w:hanging="360"/>
-      </w:pPr>
-    </w:lvl>
-    <w:lvl w:ilvl="6" w:tentative="1">
-      <w:start w:val="1"/>
-      <w:numFmt w:val="decimal"/>
-      <w:lvlText w:val="%7."/>
-      <w:lvlJc w:val="left"/>
-      <w:pPr>
-        <w:tabs>
-          <w:tab w:val="num" w:pos="5040"/>
-        </w:tabs>
-        <w:ind w:left="5040" w:hanging="360"/>
-      </w:pPr>
-    </w:lvl>
-    <w:lvl w:ilvl="7" w:tentative="1">
-      <w:start w:val="1"/>
-      <w:numFmt w:val="decimal"/>
-      <w:lvlText w:val="%8."/>
-      <w:lvlJc w:val="left"/>
-      <w:pPr>
-        <w:tabs>
-          <w:tab w:val="num" w:pos="5760"/>
-        </w:tabs>
-        <w:ind w:left="5760" w:hanging="360"/>
-      </w:pPr>
-    </w:lvl>
-    <w:lvl w:ilvl="8" w:tentative="1">
-      <w:start w:val="1"/>
-      <w:numFmt w:val="decimal"/>
-      <w:lvlText w:val="%9."/>
-      <w:lvlJc w:val="left"/>
-      <w:pPr>
-        <w:tabs>
-          <w:tab w:val="num" w:pos="6480"/>
-        </w:tabs>
-        <w:ind w:left="6480" w:hanging="360"/>
-      </w:pPr>
-    </w:lvl>
-  </w:abstractNum>
-  <w:abstractNum w:abstractNumId="4" w15:restartNumberingAfterBreak="0">
-    <w:nsid w:val="10802586"/>
-    <w:multiLevelType w:val="multilevel"/>
-    <w:tmpl w:val="643CA6F6"/>
-    <w:lvl w:ilvl="0">
-      <w:start w:val="1"/>
-      <w:numFmt w:val="decimal"/>
-      <w:lvlText w:val="%1."/>
-      <w:lvlJc w:val="left"/>
-      <w:pPr>
-        <w:tabs>
-          <w:tab w:val="num" w:pos="720"/>
-        </w:tabs>
-        <w:ind w:left="720" w:hanging="360"/>
-      </w:pPr>
-    </w:lvl>
-    <w:lvl w:ilvl="1" w:tentative="1">
-      <w:start w:val="1"/>
-      <w:numFmt w:val="decimal"/>
-      <w:lvlText w:val="%2."/>
-      <w:lvlJc w:val="left"/>
-      <w:pPr>
-        <w:tabs>
-          <w:tab w:val="num" w:pos="1440"/>
-        </w:tabs>
-        <w:ind w:left="1440" w:hanging="360"/>
-      </w:pPr>
-    </w:lvl>
-    <w:lvl w:ilvl="2" w:tentative="1">
-      <w:start w:val="1"/>
-      <w:numFmt w:val="decimal"/>
-      <w:lvlText w:val="%3."/>
-      <w:lvlJc w:val="left"/>
-      <w:pPr>
-        <w:tabs>
-          <w:tab w:val="num" w:pos="2160"/>
-        </w:tabs>
-        <w:ind w:left="2160" w:hanging="360"/>
-      </w:pPr>
-    </w:lvl>
-    <w:lvl w:ilvl="3" w:tentative="1">
-      <w:start w:val="1"/>
-      <w:numFmt w:val="decimal"/>
-      <w:lvlText w:val="%4."/>
-      <w:lvlJc w:val="left"/>
-      <w:pPr>
-        <w:tabs>
-          <w:tab w:val="num" w:pos="2880"/>
-        </w:tabs>
-        <w:ind w:left="2880" w:hanging="360"/>
-      </w:pPr>
-    </w:lvl>
-    <w:lvl w:ilvl="4" w:tentative="1">
-      <w:start w:val="1"/>
-      <w:numFmt w:val="decimal"/>
-      <w:lvlText w:val="%5."/>
-      <w:lvlJc w:val="left"/>
-      <w:pPr>
-        <w:tabs>
-          <w:tab w:val="num" w:pos="3600"/>
-        </w:tabs>
-        <w:ind w:left="3600" w:hanging="360"/>
-      </w:pPr>
-    </w:lvl>
-    <w:lvl w:ilvl="5" w:tentative="1">
-      <w:start w:val="1"/>
-      <w:numFmt w:val="decimal"/>
-      <w:lvlText w:val="%6."/>
-      <w:lvlJc w:val="left"/>
-      <w:pPr>
-        <w:tabs>
-          <w:tab w:val="num" w:pos="4320"/>
-        </w:tabs>
-        <w:ind w:left="4320" w:hanging="360"/>
-      </w:pPr>
-    </w:lvl>
-    <w:lvl w:ilvl="6" w:tentative="1">
-      <w:start w:val="1"/>
-      <w:numFmt w:val="decimal"/>
-      <w:lvlText w:val="%7."/>
-      <w:lvlJc w:val="left"/>
-      <w:pPr>
-        <w:tabs>
-          <w:tab w:val="num" w:pos="5040"/>
-        </w:tabs>
-        <w:ind w:left="5040" w:hanging="360"/>
-      </w:pPr>
-    </w:lvl>
-    <w:lvl w:ilvl="7" w:tentative="1">
-      <w:start w:val="1"/>
-      <w:numFmt w:val="decimal"/>
-      <w:lvlText w:val="%8."/>
-      <w:lvlJc w:val="left"/>
-      <w:pPr>
-        <w:tabs>
-          <w:tab w:val="num" w:pos="5760"/>
-        </w:tabs>
-        <w:ind w:left="5760" w:hanging="360"/>
-      </w:pPr>
-    </w:lvl>
-    <w:lvl w:ilvl="8" w:tentative="1">
-      <w:start w:val="1"/>
-      <w:numFmt w:val="decimal"/>
-      <w:lvlText w:val="%9."/>
-      <w:lvlJc w:val="left"/>
-      <w:pPr>
-        <w:tabs>
-          <w:tab w:val="num" w:pos="6480"/>
-        </w:tabs>
-        <w:ind w:left="6480" w:hanging="360"/>
-      </w:pPr>
-    </w:lvl>
-  </w:abstractNum>
-  <w:abstractNum w:abstractNumId="5" w15:restartNumberingAfterBreak="0">
-    <w:nsid w:val="131B1FCC"/>
-    <w:multiLevelType w:val="multilevel"/>
-    <w:tmpl w:val="12E8C400"/>
-    <w:lvl w:ilvl="0">
-      <w:start w:val="1"/>
-      <w:numFmt w:val="decimal"/>
-      <w:lvlText w:val="%1."/>
-      <w:lvlJc w:val="left"/>
-      <w:pPr>
-        <w:tabs>
-          <w:tab w:val="num" w:pos="720"/>
-        </w:tabs>
-        <w:ind w:left="720" w:hanging="360"/>
-      </w:pPr>
-    </w:lvl>
-    <w:lvl w:ilvl="1" w:tentative="1">
-      <w:start w:val="1"/>
-      <w:numFmt w:val="decimal"/>
-      <w:lvlText w:val="%2."/>
-      <w:lvlJc w:val="left"/>
-      <w:pPr>
-        <w:tabs>
-          <w:tab w:val="num" w:pos="1440"/>
-        </w:tabs>
-        <w:ind w:left="1440" w:hanging="360"/>
-      </w:pPr>
-    </w:lvl>
-    <w:lvl w:ilvl="2" w:tentative="1">
-      <w:start w:val="1"/>
-      <w:numFmt w:val="decimal"/>
-      <w:lvlText w:val="%3."/>
-      <w:lvlJc w:val="left"/>
-      <w:pPr>
-        <w:tabs>
-          <w:tab w:val="num" w:pos="2160"/>
-        </w:tabs>
-        <w:ind w:left="2160" w:hanging="360"/>
-      </w:pPr>
-    </w:lvl>
-    <w:lvl w:ilvl="3" w:tentative="1">
-      <w:start w:val="1"/>
-      <w:numFmt w:val="decimal"/>
-      <w:lvlText w:val="%4."/>
-      <w:lvlJc w:val="left"/>
-      <w:pPr>
-        <w:tabs>
-          <w:tab w:val="num" w:pos="2880"/>
-        </w:tabs>
-        <w:ind w:left="2880" w:hanging="360"/>
-      </w:pPr>
-    </w:lvl>
-    <w:lvl w:ilvl="4" w:tentative="1">
-      <w:start w:val="1"/>
-      <w:numFmt w:val="decimal"/>
-      <w:lvlText w:val="%5."/>
-      <w:lvlJc w:val="left"/>
-      <w:pPr>
-        <w:tabs>
-          <w:tab w:val="num" w:pos="3600"/>
-        </w:tabs>
-        <w:ind w:left="3600" w:hanging="360"/>
-      </w:pPr>
-    </w:lvl>
-    <w:lvl w:ilvl="5" w:tentative="1">
-      <w:start w:val="1"/>
-      <w:numFmt w:val="decimal"/>
-      <w:lvlText w:val="%6."/>
-      <w:lvlJc w:val="left"/>
-      <w:pPr>
-        <w:tabs>
-          <w:tab w:val="num" w:pos="4320"/>
-        </w:tabs>
-        <w:ind w:left="4320" w:hanging="360"/>
-      </w:pPr>
-    </w:lvl>
-    <w:lvl w:ilvl="6" w:tentative="1">
-      <w:start w:val="1"/>
-      <w:numFmt w:val="decimal"/>
-      <w:lvlText w:val="%7."/>
-      <w:lvlJc w:val="left"/>
-      <w:pPr>
-        <w:tabs>
-          <w:tab w:val="num" w:pos="5040"/>
-        </w:tabs>
-        <w:ind w:left="5040" w:hanging="360"/>
-      </w:pPr>
-    </w:lvl>
-    <w:lvl w:ilvl="7" w:tentative="1">
-      <w:start w:val="1"/>
-      <w:numFmt w:val="decimal"/>
-      <w:lvlText w:val="%8."/>
-      <w:lvlJc w:val="left"/>
-      <w:pPr>
-        <w:tabs>
-          <w:tab w:val="num" w:pos="5760"/>
-        </w:tabs>
-        <w:ind w:left="5760" w:hanging="360"/>
-      </w:pPr>
-    </w:lvl>
-    <w:lvl w:ilvl="8" w:tentative="1">
-      <w:start w:val="1"/>
-      <w:numFmt w:val="decimal"/>
-      <w:lvlText w:val="%9."/>
-      <w:lvlJc w:val="left"/>
-      <w:pPr>
-        <w:tabs>
-          <w:tab w:val="num" w:pos="6480"/>
-        </w:tabs>
-        <w:ind w:left="6480" w:hanging="360"/>
-      </w:pPr>
-    </w:lvl>
-  </w:abstractNum>
-  <w:abstractNum w:abstractNumId="6" w15:restartNumberingAfterBreak="0">
-    <w:nsid w:val="15481ABE"/>
-    <w:multiLevelType w:val="multilevel"/>
-    <w:tmpl w:val="39803912"/>
+    <w:tmpl w:val="571AFDE4"/>
     <w:lvl w:ilvl="0">
       <w:start w:val="1"/>
       <w:numFmt w:val="bullet"/>
@@ -12193,10 +11608,123 @@
       </w:rPr>
     </w:lvl>
   </w:abstractNum>
-  <w:abstractNum w:abstractNumId="7" w15:restartNumberingAfterBreak="0">
-    <w:nsid w:val="165F6DC4"/>
+  <w:abstractNum w:abstractNumId="3" w15:restartNumberingAfterBreak="0">
+    <w:nsid w:val="124C18A5"/>
     <w:multiLevelType w:val="multilevel"/>
-    <w:tmpl w:val="7FB262F0"/>
+    <w:tmpl w:val="4BEC1CFE"/>
+    <w:lvl w:ilvl="0">
+      <w:start w:val="1"/>
+      <w:numFmt w:val="decimal"/>
+      <w:lvlText w:val="%1."/>
+      <w:lvlJc w:val="left"/>
+      <w:pPr>
+        <w:tabs>
+          <w:tab w:val="num" w:pos="720"/>
+        </w:tabs>
+        <w:ind w:left="720" w:hanging="360"/>
+      </w:pPr>
+    </w:lvl>
+    <w:lvl w:ilvl="1" w:tentative="1">
+      <w:start w:val="1"/>
+      <w:numFmt w:val="decimal"/>
+      <w:lvlText w:val="%2."/>
+      <w:lvlJc w:val="left"/>
+      <w:pPr>
+        <w:tabs>
+          <w:tab w:val="num" w:pos="1440"/>
+        </w:tabs>
+        <w:ind w:left="1440" w:hanging="360"/>
+      </w:pPr>
+    </w:lvl>
+    <w:lvl w:ilvl="2" w:tentative="1">
+      <w:start w:val="1"/>
+      <w:numFmt w:val="decimal"/>
+      <w:lvlText w:val="%3."/>
+      <w:lvlJc w:val="left"/>
+      <w:pPr>
+        <w:tabs>
+          <w:tab w:val="num" w:pos="2160"/>
+        </w:tabs>
+        <w:ind w:left="2160" w:hanging="360"/>
+      </w:pPr>
+    </w:lvl>
+    <w:lvl w:ilvl="3" w:tentative="1">
+      <w:start w:val="1"/>
+      <w:numFmt w:val="decimal"/>
+      <w:lvlText w:val="%4."/>
+      <w:lvlJc w:val="left"/>
+      <w:pPr>
+        <w:tabs>
+          <w:tab w:val="num" w:pos="2880"/>
+        </w:tabs>
+        <w:ind w:left="2880" w:hanging="360"/>
+      </w:pPr>
+    </w:lvl>
+    <w:lvl w:ilvl="4" w:tentative="1">
+      <w:start w:val="1"/>
+      <w:numFmt w:val="decimal"/>
+      <w:lvlText w:val="%5."/>
+      <w:lvlJc w:val="left"/>
+      <w:pPr>
+        <w:tabs>
+          <w:tab w:val="num" w:pos="3600"/>
+        </w:tabs>
+        <w:ind w:left="3600" w:hanging="360"/>
+      </w:pPr>
+    </w:lvl>
+    <w:lvl w:ilvl="5" w:tentative="1">
+      <w:start w:val="1"/>
+      <w:numFmt w:val="decimal"/>
+      <w:lvlText w:val="%6."/>
+      <w:lvlJc w:val="left"/>
+      <w:pPr>
+        <w:tabs>
+          <w:tab w:val="num" w:pos="4320"/>
+        </w:tabs>
+        <w:ind w:left="4320" w:hanging="360"/>
+      </w:pPr>
+    </w:lvl>
+    <w:lvl w:ilvl="6" w:tentative="1">
+      <w:start w:val="1"/>
+      <w:numFmt w:val="decimal"/>
+      <w:lvlText w:val="%7."/>
+      <w:lvlJc w:val="left"/>
+      <w:pPr>
+        <w:tabs>
+          <w:tab w:val="num" w:pos="5040"/>
+        </w:tabs>
+        <w:ind w:left="5040" w:hanging="360"/>
+      </w:pPr>
+    </w:lvl>
+    <w:lvl w:ilvl="7" w:tentative="1">
+      <w:start w:val="1"/>
+      <w:numFmt w:val="decimal"/>
+      <w:lvlText w:val="%8."/>
+      <w:lvlJc w:val="left"/>
+      <w:pPr>
+        <w:tabs>
+          <w:tab w:val="num" w:pos="5760"/>
+        </w:tabs>
+        <w:ind w:left="5760" w:hanging="360"/>
+      </w:pPr>
+    </w:lvl>
+    <w:lvl w:ilvl="8" w:tentative="1">
+      <w:start w:val="1"/>
+      <w:numFmt w:val="decimal"/>
+      <w:lvlText w:val="%9."/>
+      <w:lvlJc w:val="left"/>
+      <w:pPr>
+        <w:tabs>
+          <w:tab w:val="num" w:pos="6480"/>
+        </w:tabs>
+        <w:ind w:left="6480" w:hanging="360"/>
+      </w:pPr>
+    </w:lvl>
+  </w:abstractNum>
+  <w:abstractNum w:abstractNumId="4" w15:restartNumberingAfterBreak="0">
+    <w:nsid w:val="198D5A94"/>
+    <w:multiLevelType w:val="multilevel"/>
+    <w:tmpl w:val="2F16CE96"/>
     <w:lvl w:ilvl="0">
       <w:start w:val="1"/>
       <w:numFmt w:val="bullet"/>
@@ -12342,10 +11870,10 @@
       </w:rPr>
     </w:lvl>
   </w:abstractNum>
-  <w:abstractNum w:abstractNumId="8" w15:restartNumberingAfterBreak="0">
-    <w:nsid w:val="1AB301EF"/>
+  <w:abstractNum w:abstractNumId="5" w15:restartNumberingAfterBreak="0">
+    <w:nsid w:val="21F01D5D"/>
     <w:multiLevelType w:val="multilevel"/>
-    <w:tmpl w:val="993035A0"/>
+    <w:tmpl w:val="7D50D4B8"/>
     <w:lvl w:ilvl="0">
       <w:start w:val="1"/>
       <w:numFmt w:val="bullet"/>
@@ -12491,10 +12019,10 @@
       </w:rPr>
     </w:lvl>
   </w:abstractNum>
-  <w:abstractNum w:abstractNumId="9" w15:restartNumberingAfterBreak="0">
-    <w:nsid w:val="1D7F362A"/>
+  <w:abstractNum w:abstractNumId="6" w15:restartNumberingAfterBreak="0">
+    <w:nsid w:val="249A6974"/>
     <w:multiLevelType w:val="multilevel"/>
-    <w:tmpl w:val="346A1470"/>
+    <w:tmpl w:val="923CB5C4"/>
     <w:lvl w:ilvl="0">
       <w:start w:val="1"/>
       <w:numFmt w:val="bullet"/>
@@ -12640,10 +12168,123 @@
       </w:rPr>
     </w:lvl>
   </w:abstractNum>
-  <w:abstractNum w:abstractNumId="10" w15:restartNumberingAfterBreak="0">
-    <w:nsid w:val="2059346F"/>
+  <w:abstractNum w:abstractNumId="7" w15:restartNumberingAfterBreak="0">
+    <w:nsid w:val="26716834"/>
     <w:multiLevelType w:val="multilevel"/>
-    <w:tmpl w:val="811A307C"/>
+    <w:tmpl w:val="B1D611A0"/>
+    <w:lvl w:ilvl="0">
+      <w:start w:val="1"/>
+      <w:numFmt w:val="decimal"/>
+      <w:lvlText w:val="%1."/>
+      <w:lvlJc w:val="left"/>
+      <w:pPr>
+        <w:tabs>
+          <w:tab w:val="num" w:pos="720"/>
+        </w:tabs>
+        <w:ind w:left="720" w:hanging="360"/>
+      </w:pPr>
+    </w:lvl>
+    <w:lvl w:ilvl="1" w:tentative="1">
+      <w:start w:val="1"/>
+      <w:numFmt w:val="decimal"/>
+      <w:lvlText w:val="%2."/>
+      <w:lvlJc w:val="left"/>
+      <w:pPr>
+        <w:tabs>
+          <w:tab w:val="num" w:pos="1440"/>
+        </w:tabs>
+        <w:ind w:left="1440" w:hanging="360"/>
+      </w:pPr>
+    </w:lvl>
+    <w:lvl w:ilvl="2" w:tentative="1">
+      <w:start w:val="1"/>
+      <w:numFmt w:val="decimal"/>
+      <w:lvlText w:val="%3."/>
+      <w:lvlJc w:val="left"/>
+      <w:pPr>
+        <w:tabs>
+          <w:tab w:val="num" w:pos="2160"/>
+        </w:tabs>
+        <w:ind w:left="2160" w:hanging="360"/>
+      </w:pPr>
+    </w:lvl>
+    <w:lvl w:ilvl="3" w:tentative="1">
+      <w:start w:val="1"/>
+      <w:numFmt w:val="decimal"/>
+      <w:lvlText w:val="%4."/>
+      <w:lvlJc w:val="left"/>
+      <w:pPr>
+        <w:tabs>
+          <w:tab w:val="num" w:pos="2880"/>
+        </w:tabs>
+        <w:ind w:left="2880" w:hanging="360"/>
+      </w:pPr>
+    </w:lvl>
+    <w:lvl w:ilvl="4" w:tentative="1">
+      <w:start w:val="1"/>
+      <w:numFmt w:val="decimal"/>
+      <w:lvlText w:val="%5."/>
+      <w:lvlJc w:val="left"/>
+      <w:pPr>
+        <w:tabs>
+          <w:tab w:val="num" w:pos="3600"/>
+        </w:tabs>
+        <w:ind w:left="3600" w:hanging="360"/>
+      </w:pPr>
+    </w:lvl>
+    <w:lvl w:ilvl="5" w:tentative="1">
+      <w:start w:val="1"/>
+      <w:numFmt w:val="decimal"/>
+      <w:lvlText w:val="%6."/>
+      <w:lvlJc w:val="left"/>
+      <w:pPr>
+        <w:tabs>
+          <w:tab w:val="num" w:pos="4320"/>
+        </w:tabs>
+        <w:ind w:left="4320" w:hanging="360"/>
+      </w:pPr>
+    </w:lvl>
+    <w:lvl w:ilvl="6" w:tentative="1">
+      <w:start w:val="1"/>
+      <w:numFmt w:val="decimal"/>
+      <w:lvlText w:val="%7."/>
+      <w:lvlJc w:val="left"/>
+      <w:pPr>
+        <w:tabs>
+          <w:tab w:val="num" w:pos="5040"/>
+        </w:tabs>
+        <w:ind w:left="5040" w:hanging="360"/>
+      </w:pPr>
+    </w:lvl>
+    <w:lvl w:ilvl="7" w:tentative="1">
+      <w:start w:val="1"/>
+      <w:numFmt w:val="decimal"/>
+      <w:lvlText w:val="%8."/>
+      <w:lvlJc w:val="left"/>
+      <w:pPr>
+        <w:tabs>
+          <w:tab w:val="num" w:pos="5760"/>
+        </w:tabs>
+        <w:ind w:left="5760" w:hanging="360"/>
+      </w:pPr>
+    </w:lvl>
+    <w:lvl w:ilvl="8" w:tentative="1">
+      <w:start w:val="1"/>
+      <w:numFmt w:val="decimal"/>
+      <w:lvlText w:val="%9."/>
+      <w:lvlJc w:val="left"/>
+      <w:pPr>
+        <w:tabs>
+          <w:tab w:val="num" w:pos="6480"/>
+        </w:tabs>
+        <w:ind w:left="6480" w:hanging="360"/>
+      </w:pPr>
+    </w:lvl>
+  </w:abstractNum>
+  <w:abstractNum w:abstractNumId="8" w15:restartNumberingAfterBreak="0">
+    <w:nsid w:val="27EF4524"/>
+    <w:multiLevelType w:val="multilevel"/>
+    <w:tmpl w:val="644875F0"/>
     <w:lvl w:ilvl="0">
       <w:start w:val="1"/>
       <w:numFmt w:val="decimal"/>
@@ -12757,236 +12398,10 @@
       </w:pPr>
     </w:lvl>
   </w:abstractNum>
-  <w:abstractNum w:abstractNumId="11" w15:restartNumberingAfterBreak="0">
-    <w:nsid w:val="29C81904"/>
+  <w:abstractNum w:abstractNumId="9" w15:restartNumberingAfterBreak="0">
+    <w:nsid w:val="29736481"/>
     <w:multiLevelType w:val="multilevel"/>
-    <w:tmpl w:val="BE240F48"/>
-    <w:lvl w:ilvl="0">
-      <w:start w:val="1"/>
-      <w:numFmt w:val="decimal"/>
-      <w:lvlText w:val="%1."/>
-      <w:lvlJc w:val="left"/>
-      <w:pPr>
-        <w:tabs>
-          <w:tab w:val="num" w:pos="720"/>
-        </w:tabs>
-        <w:ind w:left="720" w:hanging="360"/>
-      </w:pPr>
-    </w:lvl>
-    <w:lvl w:ilvl="1" w:tentative="1">
-      <w:start w:val="1"/>
-      <w:numFmt w:val="decimal"/>
-      <w:lvlText w:val="%2."/>
-      <w:lvlJc w:val="left"/>
-      <w:pPr>
-        <w:tabs>
-          <w:tab w:val="num" w:pos="1440"/>
-        </w:tabs>
-        <w:ind w:left="1440" w:hanging="360"/>
-      </w:pPr>
-    </w:lvl>
-    <w:lvl w:ilvl="2" w:tentative="1">
-      <w:start w:val="1"/>
-      <w:numFmt w:val="decimal"/>
-      <w:lvlText w:val="%3."/>
-      <w:lvlJc w:val="left"/>
-      <w:pPr>
-        <w:tabs>
-          <w:tab w:val="num" w:pos="2160"/>
-        </w:tabs>
-        <w:ind w:left="2160" w:hanging="360"/>
-      </w:pPr>
-    </w:lvl>
-    <w:lvl w:ilvl="3" w:tentative="1">
-      <w:start w:val="1"/>
-      <w:numFmt w:val="decimal"/>
-      <w:lvlText w:val="%4."/>
-      <w:lvlJc w:val="left"/>
-      <w:pPr>
-        <w:tabs>
-          <w:tab w:val="num" w:pos="2880"/>
-        </w:tabs>
-        <w:ind w:left="2880" w:hanging="360"/>
-      </w:pPr>
-    </w:lvl>
-    <w:lvl w:ilvl="4" w:tentative="1">
-      <w:start w:val="1"/>
-      <w:numFmt w:val="decimal"/>
-      <w:lvlText w:val="%5."/>
-      <w:lvlJc w:val="left"/>
-      <w:pPr>
-        <w:tabs>
-          <w:tab w:val="num" w:pos="3600"/>
-        </w:tabs>
-        <w:ind w:left="3600" w:hanging="360"/>
-      </w:pPr>
-    </w:lvl>
-    <w:lvl w:ilvl="5" w:tentative="1">
-      <w:start w:val="1"/>
-      <w:numFmt w:val="decimal"/>
-      <w:lvlText w:val="%6."/>
-      <w:lvlJc w:val="left"/>
-      <w:pPr>
-        <w:tabs>
-          <w:tab w:val="num" w:pos="4320"/>
-        </w:tabs>
-        <w:ind w:left="4320" w:hanging="360"/>
-      </w:pPr>
-    </w:lvl>
-    <w:lvl w:ilvl="6" w:tentative="1">
-      <w:start w:val="1"/>
-      <w:numFmt w:val="decimal"/>
-      <w:lvlText w:val="%7."/>
-      <w:lvlJc w:val="left"/>
-      <w:pPr>
-        <w:tabs>
-          <w:tab w:val="num" w:pos="5040"/>
-        </w:tabs>
-        <w:ind w:left="5040" w:hanging="360"/>
-      </w:pPr>
-    </w:lvl>
-    <w:lvl w:ilvl="7" w:tentative="1">
-      <w:start w:val="1"/>
-      <w:numFmt w:val="decimal"/>
-      <w:lvlText w:val="%8."/>
-      <w:lvlJc w:val="left"/>
-      <w:pPr>
-        <w:tabs>
-          <w:tab w:val="num" w:pos="5760"/>
-        </w:tabs>
-        <w:ind w:left="5760" w:hanging="360"/>
-      </w:pPr>
-    </w:lvl>
-    <w:lvl w:ilvl="8" w:tentative="1">
-      <w:start w:val="1"/>
-      <w:numFmt w:val="decimal"/>
-      <w:lvlText w:val="%9."/>
-      <w:lvlJc w:val="left"/>
-      <w:pPr>
-        <w:tabs>
-          <w:tab w:val="num" w:pos="6480"/>
-        </w:tabs>
-        <w:ind w:left="6480" w:hanging="360"/>
-      </w:pPr>
-    </w:lvl>
-  </w:abstractNum>
-  <w:abstractNum w:abstractNumId="12" w15:restartNumberingAfterBreak="0">
-    <w:nsid w:val="2EC87701"/>
-    <w:multiLevelType w:val="multilevel"/>
-    <w:tmpl w:val="5BE24902"/>
-    <w:lvl w:ilvl="0">
-      <w:start w:val="1"/>
-      <w:numFmt w:val="decimal"/>
-      <w:lvlText w:val="%1."/>
-      <w:lvlJc w:val="left"/>
-      <w:pPr>
-        <w:tabs>
-          <w:tab w:val="num" w:pos="720"/>
-        </w:tabs>
-        <w:ind w:left="720" w:hanging="360"/>
-      </w:pPr>
-    </w:lvl>
-    <w:lvl w:ilvl="1" w:tentative="1">
-      <w:start w:val="1"/>
-      <w:numFmt w:val="decimal"/>
-      <w:lvlText w:val="%2."/>
-      <w:lvlJc w:val="left"/>
-      <w:pPr>
-        <w:tabs>
-          <w:tab w:val="num" w:pos="1440"/>
-        </w:tabs>
-        <w:ind w:left="1440" w:hanging="360"/>
-      </w:pPr>
-    </w:lvl>
-    <w:lvl w:ilvl="2" w:tentative="1">
-      <w:start w:val="1"/>
-      <w:numFmt w:val="decimal"/>
-      <w:lvlText w:val="%3."/>
-      <w:lvlJc w:val="left"/>
-      <w:pPr>
-        <w:tabs>
-          <w:tab w:val="num" w:pos="2160"/>
-        </w:tabs>
-        <w:ind w:left="2160" w:hanging="360"/>
-      </w:pPr>
-    </w:lvl>
-    <w:lvl w:ilvl="3" w:tentative="1">
-      <w:start w:val="1"/>
-      <w:numFmt w:val="decimal"/>
-      <w:lvlText w:val="%4."/>
-      <w:lvlJc w:val="left"/>
-      <w:pPr>
-        <w:tabs>
-          <w:tab w:val="num" w:pos="2880"/>
-        </w:tabs>
-        <w:ind w:left="2880" w:hanging="360"/>
-      </w:pPr>
-    </w:lvl>
-    <w:lvl w:ilvl="4" w:tentative="1">
-      <w:start w:val="1"/>
-      <w:numFmt w:val="decimal"/>
-      <w:lvlText w:val="%5."/>
-      <w:lvlJc w:val="left"/>
-      <w:pPr>
-        <w:tabs>
-          <w:tab w:val="num" w:pos="3600"/>
-        </w:tabs>
-        <w:ind w:left="3600" w:hanging="360"/>
-      </w:pPr>
-    </w:lvl>
-    <w:lvl w:ilvl="5" w:tentative="1">
-      <w:start w:val="1"/>
-      <w:numFmt w:val="decimal"/>
-      <w:lvlText w:val="%6."/>
-      <w:lvlJc w:val="left"/>
-      <w:pPr>
-        <w:tabs>
-          <w:tab w:val="num" w:pos="4320"/>
-        </w:tabs>
-        <w:ind w:left="4320" w:hanging="360"/>
-      </w:pPr>
-    </w:lvl>
-    <w:lvl w:ilvl="6" w:tentative="1">
-      <w:start w:val="1"/>
-      <w:numFmt w:val="decimal"/>
-      <w:lvlText w:val="%7."/>
-      <w:lvlJc w:val="left"/>
-      <w:pPr>
-        <w:tabs>
-          <w:tab w:val="num" w:pos="5040"/>
-        </w:tabs>
-        <w:ind w:left="5040" w:hanging="360"/>
-      </w:pPr>
-    </w:lvl>
-    <w:lvl w:ilvl="7" w:tentative="1">
-      <w:start w:val="1"/>
-      <w:numFmt w:val="decimal"/>
-      <w:lvlText w:val="%8."/>
-      <w:lvlJc w:val="left"/>
-      <w:pPr>
-        <w:tabs>
-          <w:tab w:val="num" w:pos="5760"/>
-        </w:tabs>
-        <w:ind w:left="5760" w:hanging="360"/>
-      </w:pPr>
-    </w:lvl>
-    <w:lvl w:ilvl="8" w:tentative="1">
-      <w:start w:val="1"/>
-      <w:numFmt w:val="decimal"/>
-      <w:lvlText w:val="%9."/>
-      <w:lvlJc w:val="left"/>
-      <w:pPr>
-        <w:tabs>
-          <w:tab w:val="num" w:pos="6480"/>
-        </w:tabs>
-        <w:ind w:left="6480" w:hanging="360"/>
-      </w:pPr>
-    </w:lvl>
-  </w:abstractNum>
-  <w:abstractNum w:abstractNumId="13" w15:restartNumberingAfterBreak="0">
-    <w:nsid w:val="36D842C8"/>
-    <w:multiLevelType w:val="multilevel"/>
-    <w:tmpl w:val="56D832AE"/>
+    <w:tmpl w:val="0272274A"/>
     <w:lvl w:ilvl="0">
       <w:start w:val="1"/>
       <w:numFmt w:val="bullet"/>
@@ -13132,10 +12547,462 @@
       </w:rPr>
     </w:lvl>
   </w:abstractNum>
+  <w:abstractNum w:abstractNumId="10" w15:restartNumberingAfterBreak="0">
+    <w:nsid w:val="30434868"/>
+    <w:multiLevelType w:val="multilevel"/>
+    <w:tmpl w:val="07686516"/>
+    <w:lvl w:ilvl="0">
+      <w:start w:val="1"/>
+      <w:numFmt w:val="decimal"/>
+      <w:lvlText w:val="%1."/>
+      <w:lvlJc w:val="left"/>
+      <w:pPr>
+        <w:tabs>
+          <w:tab w:val="num" w:pos="720"/>
+        </w:tabs>
+        <w:ind w:left="720" w:hanging="360"/>
+      </w:pPr>
+    </w:lvl>
+    <w:lvl w:ilvl="1" w:tentative="1">
+      <w:start w:val="1"/>
+      <w:numFmt w:val="decimal"/>
+      <w:lvlText w:val="%2."/>
+      <w:lvlJc w:val="left"/>
+      <w:pPr>
+        <w:tabs>
+          <w:tab w:val="num" w:pos="1440"/>
+        </w:tabs>
+        <w:ind w:left="1440" w:hanging="360"/>
+      </w:pPr>
+    </w:lvl>
+    <w:lvl w:ilvl="2" w:tentative="1">
+      <w:start w:val="1"/>
+      <w:numFmt w:val="decimal"/>
+      <w:lvlText w:val="%3."/>
+      <w:lvlJc w:val="left"/>
+      <w:pPr>
+        <w:tabs>
+          <w:tab w:val="num" w:pos="2160"/>
+        </w:tabs>
+        <w:ind w:left="2160" w:hanging="360"/>
+      </w:pPr>
+    </w:lvl>
+    <w:lvl w:ilvl="3" w:tentative="1">
+      <w:start w:val="1"/>
+      <w:numFmt w:val="decimal"/>
+      <w:lvlText w:val="%4."/>
+      <w:lvlJc w:val="left"/>
+      <w:pPr>
+        <w:tabs>
+          <w:tab w:val="num" w:pos="2880"/>
+        </w:tabs>
+        <w:ind w:left="2880" w:hanging="360"/>
+      </w:pPr>
+    </w:lvl>
+    <w:lvl w:ilvl="4" w:tentative="1">
+      <w:start w:val="1"/>
+      <w:numFmt w:val="decimal"/>
+      <w:lvlText w:val="%5."/>
+      <w:lvlJc w:val="left"/>
+      <w:pPr>
+        <w:tabs>
+          <w:tab w:val="num" w:pos="3600"/>
+        </w:tabs>
+        <w:ind w:left="3600" w:hanging="360"/>
+      </w:pPr>
+    </w:lvl>
+    <w:lvl w:ilvl="5" w:tentative="1">
+      <w:start w:val="1"/>
+      <w:numFmt w:val="decimal"/>
+      <w:lvlText w:val="%6."/>
+      <w:lvlJc w:val="left"/>
+      <w:pPr>
+        <w:tabs>
+          <w:tab w:val="num" w:pos="4320"/>
+        </w:tabs>
+        <w:ind w:left="4320" w:hanging="360"/>
+      </w:pPr>
+    </w:lvl>
+    <w:lvl w:ilvl="6" w:tentative="1">
+      <w:start w:val="1"/>
+      <w:numFmt w:val="decimal"/>
+      <w:lvlText w:val="%7."/>
+      <w:lvlJc w:val="left"/>
+      <w:pPr>
+        <w:tabs>
+          <w:tab w:val="num" w:pos="5040"/>
+        </w:tabs>
+        <w:ind w:left="5040" w:hanging="360"/>
+      </w:pPr>
+    </w:lvl>
+    <w:lvl w:ilvl="7" w:tentative="1">
+      <w:start w:val="1"/>
+      <w:numFmt w:val="decimal"/>
+      <w:lvlText w:val="%8."/>
+      <w:lvlJc w:val="left"/>
+      <w:pPr>
+        <w:tabs>
+          <w:tab w:val="num" w:pos="5760"/>
+        </w:tabs>
+        <w:ind w:left="5760" w:hanging="360"/>
+      </w:pPr>
+    </w:lvl>
+    <w:lvl w:ilvl="8" w:tentative="1">
+      <w:start w:val="1"/>
+      <w:numFmt w:val="decimal"/>
+      <w:lvlText w:val="%9."/>
+      <w:lvlJc w:val="left"/>
+      <w:pPr>
+        <w:tabs>
+          <w:tab w:val="num" w:pos="6480"/>
+        </w:tabs>
+        <w:ind w:left="6480" w:hanging="360"/>
+      </w:pPr>
+    </w:lvl>
+  </w:abstractNum>
+  <w:abstractNum w:abstractNumId="11" w15:restartNumberingAfterBreak="0">
+    <w:nsid w:val="346674A7"/>
+    <w:multiLevelType w:val="multilevel"/>
+    <w:tmpl w:val="D68E8C0A"/>
+    <w:lvl w:ilvl="0">
+      <w:start w:val="1"/>
+      <w:numFmt w:val="decimal"/>
+      <w:lvlText w:val="%1."/>
+      <w:lvlJc w:val="left"/>
+      <w:pPr>
+        <w:tabs>
+          <w:tab w:val="num" w:pos="720"/>
+        </w:tabs>
+        <w:ind w:left="720" w:hanging="360"/>
+      </w:pPr>
+    </w:lvl>
+    <w:lvl w:ilvl="1" w:tentative="1">
+      <w:start w:val="1"/>
+      <w:numFmt w:val="decimal"/>
+      <w:lvlText w:val="%2."/>
+      <w:lvlJc w:val="left"/>
+      <w:pPr>
+        <w:tabs>
+          <w:tab w:val="num" w:pos="1440"/>
+        </w:tabs>
+        <w:ind w:left="1440" w:hanging="360"/>
+      </w:pPr>
+    </w:lvl>
+    <w:lvl w:ilvl="2" w:tentative="1">
+      <w:start w:val="1"/>
+      <w:numFmt w:val="decimal"/>
+      <w:lvlText w:val="%3."/>
+      <w:lvlJc w:val="left"/>
+      <w:pPr>
+        <w:tabs>
+          <w:tab w:val="num" w:pos="2160"/>
+        </w:tabs>
+        <w:ind w:left="2160" w:hanging="360"/>
+      </w:pPr>
+    </w:lvl>
+    <w:lvl w:ilvl="3" w:tentative="1">
+      <w:start w:val="1"/>
+      <w:numFmt w:val="decimal"/>
+      <w:lvlText w:val="%4."/>
+      <w:lvlJc w:val="left"/>
+      <w:pPr>
+        <w:tabs>
+          <w:tab w:val="num" w:pos="2880"/>
+        </w:tabs>
+        <w:ind w:left="2880" w:hanging="360"/>
+      </w:pPr>
+    </w:lvl>
+    <w:lvl w:ilvl="4" w:tentative="1">
+      <w:start w:val="1"/>
+      <w:numFmt w:val="decimal"/>
+      <w:lvlText w:val="%5."/>
+      <w:lvlJc w:val="left"/>
+      <w:pPr>
+        <w:tabs>
+          <w:tab w:val="num" w:pos="3600"/>
+        </w:tabs>
+        <w:ind w:left="3600" w:hanging="360"/>
+      </w:pPr>
+    </w:lvl>
+    <w:lvl w:ilvl="5" w:tentative="1">
+      <w:start w:val="1"/>
+      <w:numFmt w:val="decimal"/>
+      <w:lvlText w:val="%6."/>
+      <w:lvlJc w:val="left"/>
+      <w:pPr>
+        <w:tabs>
+          <w:tab w:val="num" w:pos="4320"/>
+        </w:tabs>
+        <w:ind w:left="4320" w:hanging="360"/>
+      </w:pPr>
+    </w:lvl>
+    <w:lvl w:ilvl="6" w:tentative="1">
+      <w:start w:val="1"/>
+      <w:numFmt w:val="decimal"/>
+      <w:lvlText w:val="%7."/>
+      <w:lvlJc w:val="left"/>
+      <w:pPr>
+        <w:tabs>
+          <w:tab w:val="num" w:pos="5040"/>
+        </w:tabs>
+        <w:ind w:left="5040" w:hanging="360"/>
+      </w:pPr>
+    </w:lvl>
+    <w:lvl w:ilvl="7" w:tentative="1">
+      <w:start w:val="1"/>
+      <w:numFmt w:val="decimal"/>
+      <w:lvlText w:val="%8."/>
+      <w:lvlJc w:val="left"/>
+      <w:pPr>
+        <w:tabs>
+          <w:tab w:val="num" w:pos="5760"/>
+        </w:tabs>
+        <w:ind w:left="5760" w:hanging="360"/>
+      </w:pPr>
+    </w:lvl>
+    <w:lvl w:ilvl="8" w:tentative="1">
+      <w:start w:val="1"/>
+      <w:numFmt w:val="decimal"/>
+      <w:lvlText w:val="%9."/>
+      <w:lvlJc w:val="left"/>
+      <w:pPr>
+        <w:tabs>
+          <w:tab w:val="num" w:pos="6480"/>
+        </w:tabs>
+        <w:ind w:left="6480" w:hanging="360"/>
+      </w:pPr>
+    </w:lvl>
+  </w:abstractNum>
+  <w:abstractNum w:abstractNumId="12" w15:restartNumberingAfterBreak="0">
+    <w:nsid w:val="38EF73DC"/>
+    <w:multiLevelType w:val="multilevel"/>
+    <w:tmpl w:val="20BE9C20"/>
+    <w:lvl w:ilvl="0">
+      <w:start w:val="1"/>
+      <w:numFmt w:val="decimal"/>
+      <w:lvlText w:val="%1."/>
+      <w:lvlJc w:val="left"/>
+      <w:pPr>
+        <w:tabs>
+          <w:tab w:val="num" w:pos="720"/>
+        </w:tabs>
+        <w:ind w:left="720" w:hanging="360"/>
+      </w:pPr>
+    </w:lvl>
+    <w:lvl w:ilvl="1" w:tentative="1">
+      <w:start w:val="1"/>
+      <w:numFmt w:val="decimal"/>
+      <w:lvlText w:val="%2."/>
+      <w:lvlJc w:val="left"/>
+      <w:pPr>
+        <w:tabs>
+          <w:tab w:val="num" w:pos="1440"/>
+        </w:tabs>
+        <w:ind w:left="1440" w:hanging="360"/>
+      </w:pPr>
+    </w:lvl>
+    <w:lvl w:ilvl="2" w:tentative="1">
+      <w:start w:val="1"/>
+      <w:numFmt w:val="decimal"/>
+      <w:lvlText w:val="%3."/>
+      <w:lvlJc w:val="left"/>
+      <w:pPr>
+        <w:tabs>
+          <w:tab w:val="num" w:pos="2160"/>
+        </w:tabs>
+        <w:ind w:left="2160" w:hanging="360"/>
+      </w:pPr>
+    </w:lvl>
+    <w:lvl w:ilvl="3" w:tentative="1">
+      <w:start w:val="1"/>
+      <w:numFmt w:val="decimal"/>
+      <w:lvlText w:val="%4."/>
+      <w:lvlJc w:val="left"/>
+      <w:pPr>
+        <w:tabs>
+          <w:tab w:val="num" w:pos="2880"/>
+        </w:tabs>
+        <w:ind w:left="2880" w:hanging="360"/>
+      </w:pPr>
+    </w:lvl>
+    <w:lvl w:ilvl="4" w:tentative="1">
+      <w:start w:val="1"/>
+      <w:numFmt w:val="decimal"/>
+      <w:lvlText w:val="%5."/>
+      <w:lvlJc w:val="left"/>
+      <w:pPr>
+        <w:tabs>
+          <w:tab w:val="num" w:pos="3600"/>
+        </w:tabs>
+        <w:ind w:left="3600" w:hanging="360"/>
+      </w:pPr>
+    </w:lvl>
+    <w:lvl w:ilvl="5" w:tentative="1">
+      <w:start w:val="1"/>
+      <w:numFmt w:val="decimal"/>
+      <w:lvlText w:val="%6."/>
+      <w:lvlJc w:val="left"/>
+      <w:pPr>
+        <w:tabs>
+          <w:tab w:val="num" w:pos="4320"/>
+        </w:tabs>
+        <w:ind w:left="4320" w:hanging="360"/>
+      </w:pPr>
+    </w:lvl>
+    <w:lvl w:ilvl="6" w:tentative="1">
+      <w:start w:val="1"/>
+      <w:numFmt w:val="decimal"/>
+      <w:lvlText w:val="%7."/>
+      <w:lvlJc w:val="left"/>
+      <w:pPr>
+        <w:tabs>
+          <w:tab w:val="num" w:pos="5040"/>
+        </w:tabs>
+        <w:ind w:left="5040" w:hanging="360"/>
+      </w:pPr>
+    </w:lvl>
+    <w:lvl w:ilvl="7" w:tentative="1">
+      <w:start w:val="1"/>
+      <w:numFmt w:val="decimal"/>
+      <w:lvlText w:val="%8."/>
+      <w:lvlJc w:val="left"/>
+      <w:pPr>
+        <w:tabs>
+          <w:tab w:val="num" w:pos="5760"/>
+        </w:tabs>
+        <w:ind w:left="5760" w:hanging="360"/>
+      </w:pPr>
+    </w:lvl>
+    <w:lvl w:ilvl="8" w:tentative="1">
+      <w:start w:val="1"/>
+      <w:numFmt w:val="decimal"/>
+      <w:lvlText w:val="%9."/>
+      <w:lvlJc w:val="left"/>
+      <w:pPr>
+        <w:tabs>
+          <w:tab w:val="num" w:pos="6480"/>
+        </w:tabs>
+        <w:ind w:left="6480" w:hanging="360"/>
+      </w:pPr>
+    </w:lvl>
+  </w:abstractNum>
+  <w:abstractNum w:abstractNumId="13" w15:restartNumberingAfterBreak="0">
+    <w:nsid w:val="3F282726"/>
+    <w:multiLevelType w:val="multilevel"/>
+    <w:tmpl w:val="432673D4"/>
+    <w:lvl w:ilvl="0">
+      <w:start w:val="1"/>
+      <w:numFmt w:val="decimal"/>
+      <w:lvlText w:val="%1."/>
+      <w:lvlJc w:val="left"/>
+      <w:pPr>
+        <w:tabs>
+          <w:tab w:val="num" w:pos="720"/>
+        </w:tabs>
+        <w:ind w:left="720" w:hanging="360"/>
+      </w:pPr>
+    </w:lvl>
+    <w:lvl w:ilvl="1" w:tentative="1">
+      <w:start w:val="1"/>
+      <w:numFmt w:val="decimal"/>
+      <w:lvlText w:val="%2."/>
+      <w:lvlJc w:val="left"/>
+      <w:pPr>
+        <w:tabs>
+          <w:tab w:val="num" w:pos="1440"/>
+        </w:tabs>
+        <w:ind w:left="1440" w:hanging="360"/>
+      </w:pPr>
+    </w:lvl>
+    <w:lvl w:ilvl="2" w:tentative="1">
+      <w:start w:val="1"/>
+      <w:numFmt w:val="decimal"/>
+      <w:lvlText w:val="%3."/>
+      <w:lvlJc w:val="left"/>
+      <w:pPr>
+        <w:tabs>
+          <w:tab w:val="num" w:pos="2160"/>
+        </w:tabs>
+        <w:ind w:left="2160" w:hanging="360"/>
+      </w:pPr>
+    </w:lvl>
+    <w:lvl w:ilvl="3" w:tentative="1">
+      <w:start w:val="1"/>
+      <w:numFmt w:val="decimal"/>
+      <w:lvlText w:val="%4."/>
+      <w:lvlJc w:val="left"/>
+      <w:pPr>
+        <w:tabs>
+          <w:tab w:val="num" w:pos="2880"/>
+        </w:tabs>
+        <w:ind w:left="2880" w:hanging="360"/>
+      </w:pPr>
+    </w:lvl>
+    <w:lvl w:ilvl="4" w:tentative="1">
+      <w:start w:val="1"/>
+      <w:numFmt w:val="decimal"/>
+      <w:lvlText w:val="%5."/>
+      <w:lvlJc w:val="left"/>
+      <w:pPr>
+        <w:tabs>
+          <w:tab w:val="num" w:pos="3600"/>
+        </w:tabs>
+        <w:ind w:left="3600" w:hanging="360"/>
+      </w:pPr>
+    </w:lvl>
+    <w:lvl w:ilvl="5" w:tentative="1">
+      <w:start w:val="1"/>
+      <w:numFmt w:val="decimal"/>
+      <w:lvlText w:val="%6."/>
+      <w:lvlJc w:val="left"/>
+      <w:pPr>
+        <w:tabs>
+          <w:tab w:val="num" w:pos="4320"/>
+        </w:tabs>
+        <w:ind w:left="4320" w:hanging="360"/>
+      </w:pPr>
+    </w:lvl>
+    <w:lvl w:ilvl="6" w:tentative="1">
+      <w:start w:val="1"/>
+      <w:numFmt w:val="decimal"/>
+      <w:lvlText w:val="%7."/>
+      <w:lvlJc w:val="left"/>
+      <w:pPr>
+        <w:tabs>
+          <w:tab w:val="num" w:pos="5040"/>
+        </w:tabs>
+        <w:ind w:left="5040" w:hanging="360"/>
+      </w:pPr>
+    </w:lvl>
+    <w:lvl w:ilvl="7" w:tentative="1">
+      <w:start w:val="1"/>
+      <w:numFmt w:val="decimal"/>
+      <w:lvlText w:val="%8."/>
+      <w:lvlJc w:val="left"/>
+      <w:pPr>
+        <w:tabs>
+          <w:tab w:val="num" w:pos="5760"/>
+        </w:tabs>
+        <w:ind w:left="5760" w:hanging="360"/>
+      </w:pPr>
+    </w:lvl>
+    <w:lvl w:ilvl="8" w:tentative="1">
+      <w:start w:val="1"/>
+      <w:numFmt w:val="decimal"/>
+      <w:lvlText w:val="%9."/>
+      <w:lvlJc w:val="left"/>
+      <w:pPr>
+        <w:tabs>
+          <w:tab w:val="num" w:pos="6480"/>
+        </w:tabs>
+        <w:ind w:left="6480" w:hanging="360"/>
+      </w:pPr>
+    </w:lvl>
+  </w:abstractNum>
   <w:abstractNum w:abstractNumId="14" w15:restartNumberingAfterBreak="0">
-    <w:nsid w:val="3BD10DBE"/>
+    <w:nsid w:val="40A3793E"/>
     <w:multiLevelType w:val="multilevel"/>
-    <w:tmpl w:val="B33A60BA"/>
+    <w:tmpl w:val="2668C2FA"/>
     <w:lvl w:ilvl="0">
       <w:start w:val="1"/>
       <w:numFmt w:val="decimal"/>
@@ -13246,9 +13113,9 @@
     </w:lvl>
   </w:abstractNum>
   <w:abstractNum w:abstractNumId="15" w15:restartNumberingAfterBreak="0">
-    <w:nsid w:val="3CE6791A"/>
+    <w:nsid w:val="43AA0410"/>
     <w:multiLevelType w:val="multilevel"/>
-    <w:tmpl w:val="65862FF6"/>
+    <w:tmpl w:val="0D68C67E"/>
     <w:lvl w:ilvl="0">
       <w:start w:val="1"/>
       <w:numFmt w:val="decimal"/>
@@ -13359,9 +13226,9 @@
     </w:lvl>
   </w:abstractNum>
   <w:abstractNum w:abstractNumId="16" w15:restartNumberingAfterBreak="0">
-    <w:nsid w:val="3EE75734"/>
+    <w:nsid w:val="4CBE4A53"/>
     <w:multiLevelType w:val="multilevel"/>
-    <w:tmpl w:val="7CE01838"/>
+    <w:tmpl w:val="260CE18A"/>
     <w:lvl w:ilvl="0">
       <w:start w:val="1"/>
       <w:numFmt w:val="decimal"/>
@@ -13472,9 +13339,461 @@
     </w:lvl>
   </w:abstractNum>
   <w:abstractNum w:abstractNumId="17" w15:restartNumberingAfterBreak="0">
-    <w:nsid w:val="44472BC0"/>
+    <w:nsid w:val="516308BA"/>
     <w:multiLevelType w:val="multilevel"/>
-    <w:tmpl w:val="21C022A6"/>
+    <w:tmpl w:val="DE82AE86"/>
+    <w:lvl w:ilvl="0">
+      <w:start w:val="1"/>
+      <w:numFmt w:val="decimal"/>
+      <w:lvlText w:val="%1."/>
+      <w:lvlJc w:val="left"/>
+      <w:pPr>
+        <w:tabs>
+          <w:tab w:val="num" w:pos="720"/>
+        </w:tabs>
+        <w:ind w:left="720" w:hanging="360"/>
+      </w:pPr>
+    </w:lvl>
+    <w:lvl w:ilvl="1" w:tentative="1">
+      <w:start w:val="1"/>
+      <w:numFmt w:val="decimal"/>
+      <w:lvlText w:val="%2."/>
+      <w:lvlJc w:val="left"/>
+      <w:pPr>
+        <w:tabs>
+          <w:tab w:val="num" w:pos="1440"/>
+        </w:tabs>
+        <w:ind w:left="1440" w:hanging="360"/>
+      </w:pPr>
+    </w:lvl>
+    <w:lvl w:ilvl="2" w:tentative="1">
+      <w:start w:val="1"/>
+      <w:numFmt w:val="decimal"/>
+      <w:lvlText w:val="%3."/>
+      <w:lvlJc w:val="left"/>
+      <w:pPr>
+        <w:tabs>
+          <w:tab w:val="num" w:pos="2160"/>
+        </w:tabs>
+        <w:ind w:left="2160" w:hanging="360"/>
+      </w:pPr>
+    </w:lvl>
+    <w:lvl w:ilvl="3" w:tentative="1">
+      <w:start w:val="1"/>
+      <w:numFmt w:val="decimal"/>
+      <w:lvlText w:val="%4."/>
+      <w:lvlJc w:val="left"/>
+      <w:pPr>
+        <w:tabs>
+          <w:tab w:val="num" w:pos="2880"/>
+        </w:tabs>
+        <w:ind w:left="2880" w:hanging="360"/>
+      </w:pPr>
+    </w:lvl>
+    <w:lvl w:ilvl="4" w:tentative="1">
+      <w:start w:val="1"/>
+      <w:numFmt w:val="decimal"/>
+      <w:lvlText w:val="%5."/>
+      <w:lvlJc w:val="left"/>
+      <w:pPr>
+        <w:tabs>
+          <w:tab w:val="num" w:pos="3600"/>
+        </w:tabs>
+        <w:ind w:left="3600" w:hanging="360"/>
+      </w:pPr>
+    </w:lvl>
+    <w:lvl w:ilvl="5" w:tentative="1">
+      <w:start w:val="1"/>
+      <w:numFmt w:val="decimal"/>
+      <w:lvlText w:val="%6."/>
+      <w:lvlJc w:val="left"/>
+      <w:pPr>
+        <w:tabs>
+          <w:tab w:val="num" w:pos="4320"/>
+        </w:tabs>
+        <w:ind w:left="4320" w:hanging="360"/>
+      </w:pPr>
+    </w:lvl>
+    <w:lvl w:ilvl="6" w:tentative="1">
+      <w:start w:val="1"/>
+      <w:numFmt w:val="decimal"/>
+      <w:lvlText w:val="%7."/>
+      <w:lvlJc w:val="left"/>
+      <w:pPr>
+        <w:tabs>
+          <w:tab w:val="num" w:pos="5040"/>
+        </w:tabs>
+        <w:ind w:left="5040" w:hanging="360"/>
+      </w:pPr>
+    </w:lvl>
+    <w:lvl w:ilvl="7" w:tentative="1">
+      <w:start w:val="1"/>
+      <w:numFmt w:val="decimal"/>
+      <w:lvlText w:val="%8."/>
+      <w:lvlJc w:val="left"/>
+      <w:pPr>
+        <w:tabs>
+          <w:tab w:val="num" w:pos="5760"/>
+        </w:tabs>
+        <w:ind w:left="5760" w:hanging="360"/>
+      </w:pPr>
+    </w:lvl>
+    <w:lvl w:ilvl="8" w:tentative="1">
+      <w:start w:val="1"/>
+      <w:numFmt w:val="decimal"/>
+      <w:lvlText w:val="%9."/>
+      <w:lvlJc w:val="left"/>
+      <w:pPr>
+        <w:tabs>
+          <w:tab w:val="num" w:pos="6480"/>
+        </w:tabs>
+        <w:ind w:left="6480" w:hanging="360"/>
+      </w:pPr>
+    </w:lvl>
+  </w:abstractNum>
+  <w:abstractNum w:abstractNumId="18" w15:restartNumberingAfterBreak="0">
+    <w:nsid w:val="58D641F8"/>
+    <w:multiLevelType w:val="multilevel"/>
+    <w:tmpl w:val="F210DC24"/>
+    <w:lvl w:ilvl="0">
+      <w:start w:val="1"/>
+      <w:numFmt w:val="decimal"/>
+      <w:lvlText w:val="%1."/>
+      <w:lvlJc w:val="left"/>
+      <w:pPr>
+        <w:tabs>
+          <w:tab w:val="num" w:pos="720"/>
+        </w:tabs>
+        <w:ind w:left="720" w:hanging="360"/>
+      </w:pPr>
+    </w:lvl>
+    <w:lvl w:ilvl="1" w:tentative="1">
+      <w:start w:val="1"/>
+      <w:numFmt w:val="decimal"/>
+      <w:lvlText w:val="%2."/>
+      <w:lvlJc w:val="left"/>
+      <w:pPr>
+        <w:tabs>
+          <w:tab w:val="num" w:pos="1440"/>
+        </w:tabs>
+        <w:ind w:left="1440" w:hanging="360"/>
+      </w:pPr>
+    </w:lvl>
+    <w:lvl w:ilvl="2" w:tentative="1">
+      <w:start w:val="1"/>
+      <w:numFmt w:val="decimal"/>
+      <w:lvlText w:val="%3."/>
+      <w:lvlJc w:val="left"/>
+      <w:pPr>
+        <w:tabs>
+          <w:tab w:val="num" w:pos="2160"/>
+        </w:tabs>
+        <w:ind w:left="2160" w:hanging="360"/>
+      </w:pPr>
+    </w:lvl>
+    <w:lvl w:ilvl="3" w:tentative="1">
+      <w:start w:val="1"/>
+      <w:numFmt w:val="decimal"/>
+      <w:lvlText w:val="%4."/>
+      <w:lvlJc w:val="left"/>
+      <w:pPr>
+        <w:tabs>
+          <w:tab w:val="num" w:pos="2880"/>
+        </w:tabs>
+        <w:ind w:left="2880" w:hanging="360"/>
+      </w:pPr>
+    </w:lvl>
+    <w:lvl w:ilvl="4" w:tentative="1">
+      <w:start w:val="1"/>
+      <w:numFmt w:val="decimal"/>
+      <w:lvlText w:val="%5."/>
+      <w:lvlJc w:val="left"/>
+      <w:pPr>
+        <w:tabs>
+          <w:tab w:val="num" w:pos="3600"/>
+        </w:tabs>
+        <w:ind w:left="3600" w:hanging="360"/>
+      </w:pPr>
+    </w:lvl>
+    <w:lvl w:ilvl="5" w:tentative="1">
+      <w:start w:val="1"/>
+      <w:numFmt w:val="decimal"/>
+      <w:lvlText w:val="%6."/>
+      <w:lvlJc w:val="left"/>
+      <w:pPr>
+        <w:tabs>
+          <w:tab w:val="num" w:pos="4320"/>
+        </w:tabs>
+        <w:ind w:left="4320" w:hanging="360"/>
+      </w:pPr>
+    </w:lvl>
+    <w:lvl w:ilvl="6" w:tentative="1">
+      <w:start w:val="1"/>
+      <w:numFmt w:val="decimal"/>
+      <w:lvlText w:val="%7."/>
+      <w:lvlJc w:val="left"/>
+      <w:pPr>
+        <w:tabs>
+          <w:tab w:val="num" w:pos="5040"/>
+        </w:tabs>
+        <w:ind w:left="5040" w:hanging="360"/>
+      </w:pPr>
+    </w:lvl>
+    <w:lvl w:ilvl="7" w:tentative="1">
+      <w:start w:val="1"/>
+      <w:numFmt w:val="decimal"/>
+      <w:lvlText w:val="%8."/>
+      <w:lvlJc w:val="left"/>
+      <w:pPr>
+        <w:tabs>
+          <w:tab w:val="num" w:pos="5760"/>
+        </w:tabs>
+        <w:ind w:left="5760" w:hanging="360"/>
+      </w:pPr>
+    </w:lvl>
+    <w:lvl w:ilvl="8" w:tentative="1">
+      <w:start w:val="1"/>
+      <w:numFmt w:val="decimal"/>
+      <w:lvlText w:val="%9."/>
+      <w:lvlJc w:val="left"/>
+      <w:pPr>
+        <w:tabs>
+          <w:tab w:val="num" w:pos="6480"/>
+        </w:tabs>
+        <w:ind w:left="6480" w:hanging="360"/>
+      </w:pPr>
+    </w:lvl>
+  </w:abstractNum>
+  <w:abstractNum w:abstractNumId="19" w15:restartNumberingAfterBreak="0">
+    <w:nsid w:val="5A27662D"/>
+    <w:multiLevelType w:val="multilevel"/>
+    <w:tmpl w:val="46FEEAAC"/>
+    <w:lvl w:ilvl="0">
+      <w:start w:val="1"/>
+      <w:numFmt w:val="decimal"/>
+      <w:lvlText w:val="%1."/>
+      <w:lvlJc w:val="left"/>
+      <w:pPr>
+        <w:tabs>
+          <w:tab w:val="num" w:pos="720"/>
+        </w:tabs>
+        <w:ind w:left="720" w:hanging="360"/>
+      </w:pPr>
+    </w:lvl>
+    <w:lvl w:ilvl="1" w:tentative="1">
+      <w:start w:val="1"/>
+      <w:numFmt w:val="decimal"/>
+      <w:lvlText w:val="%2."/>
+      <w:lvlJc w:val="left"/>
+      <w:pPr>
+        <w:tabs>
+          <w:tab w:val="num" w:pos="1440"/>
+        </w:tabs>
+        <w:ind w:left="1440" w:hanging="360"/>
+      </w:pPr>
+    </w:lvl>
+    <w:lvl w:ilvl="2" w:tentative="1">
+      <w:start w:val="1"/>
+      <w:numFmt w:val="decimal"/>
+      <w:lvlText w:val="%3."/>
+      <w:lvlJc w:val="left"/>
+      <w:pPr>
+        <w:tabs>
+          <w:tab w:val="num" w:pos="2160"/>
+        </w:tabs>
+        <w:ind w:left="2160" w:hanging="360"/>
+      </w:pPr>
+    </w:lvl>
+    <w:lvl w:ilvl="3" w:tentative="1">
+      <w:start w:val="1"/>
+      <w:numFmt w:val="decimal"/>
+      <w:lvlText w:val="%4."/>
+      <w:lvlJc w:val="left"/>
+      <w:pPr>
+        <w:tabs>
+          <w:tab w:val="num" w:pos="2880"/>
+        </w:tabs>
+        <w:ind w:left="2880" w:hanging="360"/>
+      </w:pPr>
+    </w:lvl>
+    <w:lvl w:ilvl="4" w:tentative="1">
+      <w:start w:val="1"/>
+      <w:numFmt w:val="decimal"/>
+      <w:lvlText w:val="%5."/>
+      <w:lvlJc w:val="left"/>
+      <w:pPr>
+        <w:tabs>
+          <w:tab w:val="num" w:pos="3600"/>
+        </w:tabs>
+        <w:ind w:left="3600" w:hanging="360"/>
+      </w:pPr>
+    </w:lvl>
+    <w:lvl w:ilvl="5" w:tentative="1">
+      <w:start w:val="1"/>
+      <w:numFmt w:val="decimal"/>
+      <w:lvlText w:val="%6."/>
+      <w:lvlJc w:val="left"/>
+      <w:pPr>
+        <w:tabs>
+          <w:tab w:val="num" w:pos="4320"/>
+        </w:tabs>
+        <w:ind w:left="4320" w:hanging="360"/>
+      </w:pPr>
+    </w:lvl>
+    <w:lvl w:ilvl="6" w:tentative="1">
+      <w:start w:val="1"/>
+      <w:numFmt w:val="decimal"/>
+      <w:lvlText w:val="%7."/>
+      <w:lvlJc w:val="left"/>
+      <w:pPr>
+        <w:tabs>
+          <w:tab w:val="num" w:pos="5040"/>
+        </w:tabs>
+        <w:ind w:left="5040" w:hanging="360"/>
+      </w:pPr>
+    </w:lvl>
+    <w:lvl w:ilvl="7" w:tentative="1">
+      <w:start w:val="1"/>
+      <w:numFmt w:val="decimal"/>
+      <w:lvlText w:val="%8."/>
+      <w:lvlJc w:val="left"/>
+      <w:pPr>
+        <w:tabs>
+          <w:tab w:val="num" w:pos="5760"/>
+        </w:tabs>
+        <w:ind w:left="5760" w:hanging="360"/>
+      </w:pPr>
+    </w:lvl>
+    <w:lvl w:ilvl="8" w:tentative="1">
+      <w:start w:val="1"/>
+      <w:numFmt w:val="decimal"/>
+      <w:lvlText w:val="%9."/>
+      <w:lvlJc w:val="left"/>
+      <w:pPr>
+        <w:tabs>
+          <w:tab w:val="num" w:pos="6480"/>
+        </w:tabs>
+        <w:ind w:left="6480" w:hanging="360"/>
+      </w:pPr>
+    </w:lvl>
+  </w:abstractNum>
+  <w:abstractNum w:abstractNumId="20" w15:restartNumberingAfterBreak="0">
+    <w:nsid w:val="5E9C4740"/>
+    <w:multiLevelType w:val="multilevel"/>
+    <w:tmpl w:val="5DB41E94"/>
+    <w:lvl w:ilvl="0">
+      <w:start w:val="1"/>
+      <w:numFmt w:val="decimal"/>
+      <w:lvlText w:val="%1."/>
+      <w:lvlJc w:val="left"/>
+      <w:pPr>
+        <w:tabs>
+          <w:tab w:val="num" w:pos="720"/>
+        </w:tabs>
+        <w:ind w:left="720" w:hanging="360"/>
+      </w:pPr>
+    </w:lvl>
+    <w:lvl w:ilvl="1" w:tentative="1">
+      <w:start w:val="1"/>
+      <w:numFmt w:val="decimal"/>
+      <w:lvlText w:val="%2."/>
+      <w:lvlJc w:val="left"/>
+      <w:pPr>
+        <w:tabs>
+          <w:tab w:val="num" w:pos="1440"/>
+        </w:tabs>
+        <w:ind w:left="1440" w:hanging="360"/>
+      </w:pPr>
+    </w:lvl>
+    <w:lvl w:ilvl="2" w:tentative="1">
+      <w:start w:val="1"/>
+      <w:numFmt w:val="decimal"/>
+      <w:lvlText w:val="%3."/>
+      <w:lvlJc w:val="left"/>
+      <w:pPr>
+        <w:tabs>
+          <w:tab w:val="num" w:pos="2160"/>
+        </w:tabs>
+        <w:ind w:left="2160" w:hanging="360"/>
+      </w:pPr>
+    </w:lvl>
+    <w:lvl w:ilvl="3" w:tentative="1">
+      <w:start w:val="1"/>
+      <w:numFmt w:val="decimal"/>
+      <w:lvlText w:val="%4."/>
+      <w:lvlJc w:val="left"/>
+      <w:pPr>
+        <w:tabs>
+          <w:tab w:val="num" w:pos="2880"/>
+        </w:tabs>
+        <w:ind w:left="2880" w:hanging="360"/>
+      </w:pPr>
+    </w:lvl>
+    <w:lvl w:ilvl="4" w:tentative="1">
+      <w:start w:val="1"/>
+      <w:numFmt w:val="decimal"/>
+      <w:lvlText w:val="%5."/>
+      <w:lvlJc w:val="left"/>
+      <w:pPr>
+        <w:tabs>
+          <w:tab w:val="num" w:pos="3600"/>
+        </w:tabs>
+        <w:ind w:left="3600" w:hanging="360"/>
+      </w:pPr>
+    </w:lvl>
+    <w:lvl w:ilvl="5" w:tentative="1">
+      <w:start w:val="1"/>
+      <w:numFmt w:val="decimal"/>
+      <w:lvlText w:val="%6."/>
+      <w:lvlJc w:val="left"/>
+      <w:pPr>
+        <w:tabs>
+          <w:tab w:val="num" w:pos="4320"/>
+        </w:tabs>
+        <w:ind w:left="4320" w:hanging="360"/>
+      </w:pPr>
+    </w:lvl>
+    <w:lvl w:ilvl="6" w:tentative="1">
+      <w:start w:val="1"/>
+      <w:numFmt w:val="decimal"/>
+      <w:lvlText w:val="%7."/>
+      <w:lvlJc w:val="left"/>
+      <w:pPr>
+        <w:tabs>
+          <w:tab w:val="num" w:pos="5040"/>
+        </w:tabs>
+        <w:ind w:left="5040" w:hanging="360"/>
+      </w:pPr>
+    </w:lvl>
+    <w:lvl w:ilvl="7" w:tentative="1">
+      <w:start w:val="1"/>
+      <w:numFmt w:val="decimal"/>
+      <w:lvlText w:val="%8."/>
+      <w:lvlJc w:val="left"/>
+      <w:pPr>
+        <w:tabs>
+          <w:tab w:val="num" w:pos="5760"/>
+        </w:tabs>
+        <w:ind w:left="5760" w:hanging="360"/>
+      </w:pPr>
+    </w:lvl>
+    <w:lvl w:ilvl="8" w:tentative="1">
+      <w:start w:val="1"/>
+      <w:numFmt w:val="decimal"/>
+      <w:lvlText w:val="%9."/>
+      <w:lvlJc w:val="left"/>
+      <w:pPr>
+        <w:tabs>
+          <w:tab w:val="num" w:pos="6480"/>
+        </w:tabs>
+        <w:ind w:left="6480" w:hanging="360"/>
+      </w:pPr>
+    </w:lvl>
+  </w:abstractNum>
+  <w:abstractNum w:abstractNumId="21" w15:restartNumberingAfterBreak="0">
+    <w:nsid w:val="632B2C9A"/>
+    <w:multiLevelType w:val="multilevel"/>
+    <w:tmpl w:val="A3C2CD04"/>
     <w:lvl w:ilvl="0">
       <w:start w:val="1"/>
       <w:numFmt w:val="bullet"/>
@@ -13620,10 +13939,10 @@
       </w:rPr>
     </w:lvl>
   </w:abstractNum>
-  <w:abstractNum w:abstractNumId="18" w15:restartNumberingAfterBreak="0">
-    <w:nsid w:val="4BAE1856"/>
+  <w:abstractNum w:abstractNumId="22" w15:restartNumberingAfterBreak="0">
+    <w:nsid w:val="65D90F45"/>
     <w:multiLevelType w:val="multilevel"/>
-    <w:tmpl w:val="98849BA4"/>
+    <w:tmpl w:val="0B3C4856"/>
     <w:lvl w:ilvl="0">
       <w:start w:val="1"/>
       <w:numFmt w:val="decimal"/>
@@ -13636,6 +13955,123 @@
         <w:ind w:left="720" w:hanging="360"/>
       </w:pPr>
     </w:lvl>
+    <w:lvl w:ilvl="1">
+      <w:start w:val="1"/>
+      <w:numFmt w:val="bullet"/>
+      <w:lvlText w:val="o"/>
+      <w:lvlJc w:val="left"/>
+      <w:pPr>
+        <w:tabs>
+          <w:tab w:val="num" w:pos="1440"/>
+        </w:tabs>
+        <w:ind w:left="1440" w:hanging="360"/>
+      </w:pPr>
+      <w:rPr>
+        <w:rFonts w:ascii="Courier New" w:hAnsi="Courier New" w:hint="default"/>
+        <w:sz w:val="20"/>
+      </w:rPr>
+    </w:lvl>
+    <w:lvl w:ilvl="2" w:tentative="1">
+      <w:start w:val="1"/>
+      <w:numFmt w:val="decimal"/>
+      <w:lvlText w:val="%3."/>
+      <w:lvlJc w:val="left"/>
+      <w:pPr>
+        <w:tabs>
+          <w:tab w:val="num" w:pos="2160"/>
+        </w:tabs>
+        <w:ind w:left="2160" w:hanging="360"/>
+      </w:pPr>
+    </w:lvl>
+    <w:lvl w:ilvl="3" w:tentative="1">
+      <w:start w:val="1"/>
+      <w:numFmt w:val="decimal"/>
+      <w:lvlText w:val="%4."/>
+      <w:lvlJc w:val="left"/>
+      <w:pPr>
+        <w:tabs>
+          <w:tab w:val="num" w:pos="2880"/>
+        </w:tabs>
+        <w:ind w:left="2880" w:hanging="360"/>
+      </w:pPr>
+    </w:lvl>
+    <w:lvl w:ilvl="4" w:tentative="1">
+      <w:start w:val="1"/>
+      <w:numFmt w:val="decimal"/>
+      <w:lvlText w:val="%5."/>
+      <w:lvlJc w:val="left"/>
+      <w:pPr>
+        <w:tabs>
+          <w:tab w:val="num" w:pos="3600"/>
+        </w:tabs>
+        <w:ind w:left="3600" w:hanging="360"/>
+      </w:pPr>
+    </w:lvl>
+    <w:lvl w:ilvl="5" w:tentative="1">
+      <w:start w:val="1"/>
+      <w:numFmt w:val="decimal"/>
+      <w:lvlText w:val="%6."/>
+      <w:lvlJc w:val="left"/>
+      <w:pPr>
+        <w:tabs>
+          <w:tab w:val="num" w:pos="4320"/>
+        </w:tabs>
+        <w:ind w:left="4320" w:hanging="360"/>
+      </w:pPr>
+    </w:lvl>
+    <w:lvl w:ilvl="6" w:tentative="1">
+      <w:start w:val="1"/>
+      <w:numFmt w:val="decimal"/>
+      <w:lvlText w:val="%7."/>
+      <w:lvlJc w:val="left"/>
+      <w:pPr>
+        <w:tabs>
+          <w:tab w:val="num" w:pos="5040"/>
+        </w:tabs>
+        <w:ind w:left="5040" w:hanging="360"/>
+      </w:pPr>
+    </w:lvl>
+    <w:lvl w:ilvl="7" w:tentative="1">
+      <w:start w:val="1"/>
+      <w:numFmt w:val="decimal"/>
+      <w:lvlText w:val="%8."/>
+      <w:lvlJc w:val="left"/>
+      <w:pPr>
+        <w:tabs>
+          <w:tab w:val="num" w:pos="5760"/>
+        </w:tabs>
+        <w:ind w:left="5760" w:hanging="360"/>
+      </w:pPr>
+    </w:lvl>
+    <w:lvl w:ilvl="8" w:tentative="1">
+      <w:start w:val="1"/>
+      <w:numFmt w:val="decimal"/>
+      <w:lvlText w:val="%9."/>
+      <w:lvlJc w:val="left"/>
+      <w:pPr>
+        <w:tabs>
+          <w:tab w:val="num" w:pos="6480"/>
+        </w:tabs>
+        <w:ind w:left="6480" w:hanging="360"/>
+      </w:pPr>
+    </w:lvl>
+  </w:abstractNum>
+  <w:abstractNum w:abstractNumId="23" w15:restartNumberingAfterBreak="0">
+    <w:nsid w:val="6A033397"/>
+    <w:multiLevelType w:val="multilevel"/>
+    <w:tmpl w:val="EB5EF1E2"/>
+    <w:lvl w:ilvl="0">
+      <w:start w:val="1"/>
+      <w:numFmt w:val="decimal"/>
+      <w:lvlText w:val="%1."/>
+      <w:lvlJc w:val="left"/>
+      <w:pPr>
+        <w:tabs>
+          <w:tab w:val="num" w:pos="720"/>
+        </w:tabs>
+        <w:ind w:left="720" w:hanging="360"/>
+      </w:pPr>
+    </w:lvl>
     <w:lvl w:ilvl="1" w:tentative="1">
       <w:start w:val="1"/>
       <w:numFmt w:val="decimal"/>
@@ -13733,10 +14169,10 @@
       </w:pPr>
     </w:lvl>
   </w:abstractNum>
-  <w:abstractNum w:abstractNumId="19" w15:restartNumberingAfterBreak="0">
-    <w:nsid w:val="4BB77DA0"/>
+  <w:abstractNum w:abstractNumId="24" w15:restartNumberingAfterBreak="0">
+    <w:nsid w:val="6BDB6D88"/>
     <w:multiLevelType w:val="multilevel"/>
-    <w:tmpl w:val="57F4B738"/>
+    <w:tmpl w:val="6CBCDEC4"/>
     <w:lvl w:ilvl="0">
       <w:start w:val="1"/>
       <w:numFmt w:val="decimal"/>
@@ -13846,236 +14282,10 @@
       </w:pPr>
     </w:lvl>
   </w:abstractNum>
-  <w:abstractNum w:abstractNumId="20" w15:restartNumberingAfterBreak="0">
-    <w:nsid w:val="51E15EFE"/>
+  <w:abstractNum w:abstractNumId="25" w15:restartNumberingAfterBreak="0">
+    <w:nsid w:val="73B9619B"/>
     <w:multiLevelType w:val="multilevel"/>
-    <w:tmpl w:val="E20EF41A"/>
-    <w:lvl w:ilvl="0">
-      <w:start w:val="1"/>
-      <w:numFmt w:val="decimal"/>
-      <w:lvlText w:val="%1."/>
-      <w:lvlJc w:val="left"/>
-      <w:pPr>
-        <w:tabs>
-          <w:tab w:val="num" w:pos="720"/>
-        </w:tabs>
-        <w:ind w:left="720" w:hanging="360"/>
-      </w:pPr>
-    </w:lvl>
-    <w:lvl w:ilvl="1" w:tentative="1">
-      <w:start w:val="1"/>
-      <w:numFmt w:val="decimal"/>
-      <w:lvlText w:val="%2."/>
-      <w:lvlJc w:val="left"/>
-      <w:pPr>
-        <w:tabs>
-          <w:tab w:val="num" w:pos="1440"/>
-        </w:tabs>
-        <w:ind w:left="1440" w:hanging="360"/>
-      </w:pPr>
-    </w:lvl>
-    <w:lvl w:ilvl="2" w:tentative="1">
-      <w:start w:val="1"/>
-      <w:numFmt w:val="decimal"/>
-      <w:lvlText w:val="%3."/>
-      <w:lvlJc w:val="left"/>
-      <w:pPr>
-        <w:tabs>
-          <w:tab w:val="num" w:pos="2160"/>
-        </w:tabs>
-        <w:ind w:left="2160" w:hanging="360"/>
-      </w:pPr>
-    </w:lvl>
-    <w:lvl w:ilvl="3" w:tentative="1">
-      <w:start w:val="1"/>
-      <w:numFmt w:val="decimal"/>
-      <w:lvlText w:val="%4."/>
-      <w:lvlJc w:val="left"/>
-      <w:pPr>
-        <w:tabs>
-          <w:tab w:val="num" w:pos="2880"/>
-        </w:tabs>
-        <w:ind w:left="2880" w:hanging="360"/>
-      </w:pPr>
-    </w:lvl>
-    <w:lvl w:ilvl="4" w:tentative="1">
-      <w:start w:val="1"/>
-      <w:numFmt w:val="decimal"/>
-      <w:lvlText w:val="%5."/>
-      <w:lvlJc w:val="left"/>
-      <w:pPr>
-        <w:tabs>
-          <w:tab w:val="num" w:pos="3600"/>
-        </w:tabs>
-        <w:ind w:left="3600" w:hanging="360"/>
-      </w:pPr>
-    </w:lvl>
-    <w:lvl w:ilvl="5" w:tentative="1">
-      <w:start w:val="1"/>
-      <w:numFmt w:val="decimal"/>
-      <w:lvlText w:val="%6."/>
-      <w:lvlJc w:val="left"/>
-      <w:pPr>
-        <w:tabs>
-          <w:tab w:val="num" w:pos="4320"/>
-        </w:tabs>
-        <w:ind w:left="4320" w:hanging="360"/>
-      </w:pPr>
-    </w:lvl>
-    <w:lvl w:ilvl="6" w:tentative="1">
-      <w:start w:val="1"/>
-      <w:numFmt w:val="decimal"/>
-      <w:lvlText w:val="%7."/>
-      <w:lvlJc w:val="left"/>
-      <w:pPr>
-        <w:tabs>
-          <w:tab w:val="num" w:pos="5040"/>
-        </w:tabs>
-        <w:ind w:left="5040" w:hanging="360"/>
-      </w:pPr>
-    </w:lvl>
-    <w:lvl w:ilvl="7" w:tentative="1">
-      <w:start w:val="1"/>
-      <w:numFmt w:val="decimal"/>
-      <w:lvlText w:val="%8."/>
-      <w:lvlJc w:val="left"/>
-      <w:pPr>
-        <w:tabs>
-          <w:tab w:val="num" w:pos="5760"/>
-        </w:tabs>
-        <w:ind w:left="5760" w:hanging="360"/>
-      </w:pPr>
-    </w:lvl>
-    <w:lvl w:ilvl="8" w:tentative="1">
-      <w:start w:val="1"/>
-      <w:numFmt w:val="decimal"/>
-      <w:lvlText w:val="%9."/>
-      <w:lvlJc w:val="left"/>
-      <w:pPr>
-        <w:tabs>
-          <w:tab w:val="num" w:pos="6480"/>
-        </w:tabs>
-        <w:ind w:left="6480" w:hanging="360"/>
-      </w:pPr>
-    </w:lvl>
-  </w:abstractNum>
-  <w:abstractNum w:abstractNumId="21" w15:restartNumberingAfterBreak="0">
-    <w:nsid w:val="55A72191"/>
-    <w:multiLevelType w:val="multilevel"/>
-    <w:tmpl w:val="D6B09C8C"/>
-    <w:lvl w:ilvl="0">
-      <w:start w:val="1"/>
-      <w:numFmt w:val="decimal"/>
-      <w:lvlText w:val="%1."/>
-      <w:lvlJc w:val="left"/>
-      <w:pPr>
-        <w:tabs>
-          <w:tab w:val="num" w:pos="720"/>
-        </w:tabs>
-        <w:ind w:left="720" w:hanging="360"/>
-      </w:pPr>
-    </w:lvl>
-    <w:lvl w:ilvl="1" w:tentative="1">
-      <w:start w:val="1"/>
-      <w:numFmt w:val="decimal"/>
-      <w:lvlText w:val="%2."/>
-      <w:lvlJc w:val="left"/>
-      <w:pPr>
-        <w:tabs>
-          <w:tab w:val="num" w:pos="1440"/>
-        </w:tabs>
-        <w:ind w:left="1440" w:hanging="360"/>
-      </w:pPr>
-    </w:lvl>
-    <w:lvl w:ilvl="2" w:tentative="1">
-      <w:start w:val="1"/>
-      <w:numFmt w:val="decimal"/>
-      <w:lvlText w:val="%3."/>
-      <w:lvlJc w:val="left"/>
-      <w:pPr>
-        <w:tabs>
-          <w:tab w:val="num" w:pos="2160"/>
-        </w:tabs>
-        <w:ind w:left="2160" w:hanging="360"/>
-      </w:pPr>
-    </w:lvl>
-    <w:lvl w:ilvl="3" w:tentative="1">
-      <w:start w:val="1"/>
-      <w:numFmt w:val="decimal"/>
-      <w:lvlText w:val="%4."/>
-      <w:lvlJc w:val="left"/>
-      <w:pPr>
-        <w:tabs>
-          <w:tab w:val="num" w:pos="2880"/>
-        </w:tabs>
-        <w:ind w:left="2880" w:hanging="360"/>
-      </w:pPr>
-    </w:lvl>
-    <w:lvl w:ilvl="4" w:tentative="1">
-      <w:start w:val="1"/>
-      <w:numFmt w:val="decimal"/>
-      <w:lvlText w:val="%5."/>
-      <w:lvlJc w:val="left"/>
-      <w:pPr>
-        <w:tabs>
-          <w:tab w:val="num" w:pos="3600"/>
-        </w:tabs>
-        <w:ind w:left="3600" w:hanging="360"/>
-      </w:pPr>
-    </w:lvl>
-    <w:lvl w:ilvl="5" w:tentative="1">
-      <w:start w:val="1"/>
-      <w:numFmt w:val="decimal"/>
-      <w:lvlText w:val="%6."/>
-      <w:lvlJc w:val="left"/>
-      <w:pPr>
-        <w:tabs>
-          <w:tab w:val="num" w:pos="4320"/>
-        </w:tabs>
-        <w:ind w:left="4320" w:hanging="360"/>
-      </w:pPr>
-    </w:lvl>
-    <w:lvl w:ilvl="6" w:tentative="1">
-      <w:start w:val="1"/>
-      <w:numFmt w:val="decimal"/>
-      <w:lvlText w:val="%7."/>
-      <w:lvlJc w:val="left"/>
-      <w:pPr>
-        <w:tabs>
-          <w:tab w:val="num" w:pos="5040"/>
-        </w:tabs>
-        <w:ind w:left="5040" w:hanging="360"/>
-      </w:pPr>
-    </w:lvl>
-    <w:lvl w:ilvl="7" w:tentative="1">
-      <w:start w:val="1"/>
-      <w:numFmt w:val="decimal"/>
-      <w:lvlText w:val="%8."/>
-      <w:lvlJc w:val="left"/>
-      <w:pPr>
-        <w:tabs>
-          <w:tab w:val="num" w:pos="5760"/>
-        </w:tabs>
-        <w:ind w:left="5760" w:hanging="360"/>
-      </w:pPr>
-    </w:lvl>
-    <w:lvl w:ilvl="8" w:tentative="1">
-      <w:start w:val="1"/>
-      <w:numFmt w:val="decimal"/>
-      <w:lvlText w:val="%9."/>
-      <w:lvlJc w:val="left"/>
-      <w:pPr>
-        <w:tabs>
-          <w:tab w:val="num" w:pos="6480"/>
-        </w:tabs>
-        <w:ind w:left="6480" w:hanging="360"/>
-      </w:pPr>
-    </w:lvl>
-  </w:abstractNum>
-  <w:abstractNum w:abstractNumId="22" w15:restartNumberingAfterBreak="0">
-    <w:nsid w:val="5648482A"/>
-    <w:multiLevelType w:val="multilevel"/>
-    <w:tmpl w:val="50BA7622"/>
+    <w:tmpl w:val="67C085F6"/>
     <w:lvl w:ilvl="0">
       <w:start w:val="1"/>
       <w:numFmt w:val="bullet"/>
@@ -14221,123 +14431,10 @@
       </w:rPr>
     </w:lvl>
   </w:abstractNum>
-  <w:abstractNum w:abstractNumId="23" w15:restartNumberingAfterBreak="0">
-    <w:nsid w:val="5854601D"/>
+  <w:abstractNum w:abstractNumId="26" w15:restartNumberingAfterBreak="0">
+    <w:nsid w:val="79BB5BFA"/>
     <w:multiLevelType w:val="multilevel"/>
-    <w:tmpl w:val="F6FCAF64"/>
-    <w:lvl w:ilvl="0">
-      <w:start w:val="1"/>
-      <w:numFmt w:val="decimal"/>
-      <w:lvlText w:val="%1."/>
-      <w:lvlJc w:val="left"/>
-      <w:pPr>
-        <w:tabs>
-          <w:tab w:val="num" w:pos="720"/>
-        </w:tabs>
-        <w:ind w:left="720" w:hanging="360"/>
-      </w:pPr>
-    </w:lvl>
-    <w:lvl w:ilvl="1" w:tentative="1">
-      <w:start w:val="1"/>
-      <w:numFmt w:val="decimal"/>
-      <w:lvlText w:val="%2."/>
-      <w:lvlJc w:val="left"/>
-      <w:pPr>
-        <w:tabs>
-          <w:tab w:val="num" w:pos="1440"/>
-        </w:tabs>
-        <w:ind w:left="1440" w:hanging="360"/>
-      </w:pPr>
-    </w:lvl>
-    <w:lvl w:ilvl="2" w:tentative="1">
-      <w:start w:val="1"/>
-      <w:numFmt w:val="decimal"/>
-      <w:lvlText w:val="%3."/>
-      <w:lvlJc w:val="left"/>
-      <w:pPr>
-        <w:tabs>
-          <w:tab w:val="num" w:pos="2160"/>
-        </w:tabs>
-        <w:ind w:left="2160" w:hanging="360"/>
-      </w:pPr>
-    </w:lvl>
-    <w:lvl w:ilvl="3" w:tentative="1">
-      <w:start w:val="1"/>
-      <w:numFmt w:val="decimal"/>
-      <w:lvlText w:val="%4."/>
-      <w:lvlJc w:val="left"/>
-      <w:pPr>
-        <w:tabs>
-          <w:tab w:val="num" w:pos="2880"/>
-        </w:tabs>
-        <w:ind w:left="2880" w:hanging="360"/>
-      </w:pPr>
-    </w:lvl>
-    <w:lvl w:ilvl="4" w:tentative="1">
-      <w:start w:val="1"/>
-      <w:numFmt w:val="decimal"/>
-      <w:lvlText w:val="%5."/>
-      <w:lvlJc w:val="left"/>
-      <w:pPr>
-        <w:tabs>
-          <w:tab w:val="num" w:pos="3600"/>
-        </w:tabs>
-        <w:ind w:left="3600" w:hanging="360"/>
-      </w:pPr>
-    </w:lvl>
-    <w:lvl w:ilvl="5" w:tentative="1">
-      <w:start w:val="1"/>
-      <w:numFmt w:val="decimal"/>
-      <w:lvlText w:val="%6."/>
-      <w:lvlJc w:val="left"/>
-      <w:pPr>
-        <w:tabs>
-          <w:tab w:val="num" w:pos="4320"/>
-        </w:tabs>
-        <w:ind w:left="4320" w:hanging="360"/>
-      </w:pPr>
-    </w:lvl>
-    <w:lvl w:ilvl="6" w:tentative="1">
-      <w:start w:val="1"/>
-      <w:numFmt w:val="decimal"/>
-      <w:lvlText w:val="%7."/>
-      <w:lvlJc w:val="left"/>
-      <w:pPr>
-        <w:tabs>
-          <w:tab w:val="num" w:pos="5040"/>
-        </w:tabs>
-        <w:ind w:left="5040" w:hanging="360"/>
-      </w:pPr>
-    </w:lvl>
-    <w:lvl w:ilvl="7" w:tentative="1">
-      <w:start w:val="1"/>
-      <w:numFmt w:val="decimal"/>
-      <w:lvlText w:val="%8."/>
-      <w:lvlJc w:val="left"/>
-      <w:pPr>
-        <w:tabs>
-          <w:tab w:val="num" w:pos="5760"/>
-        </w:tabs>
-        <w:ind w:left="5760" w:hanging="360"/>
-      </w:pPr>
-    </w:lvl>
-    <w:lvl w:ilvl="8" w:tentative="1">
-      <w:start w:val="1"/>
-      <w:numFmt w:val="decimal"/>
-      <w:lvlText w:val="%9."/>
-      <w:lvlJc w:val="left"/>
-      <w:pPr>
-        <w:tabs>
-          <w:tab w:val="num" w:pos="6480"/>
-        </w:tabs>
-        <w:ind w:left="6480" w:hanging="360"/>
-      </w:pPr>
-    </w:lvl>
-  </w:abstractNum>
-  <w:abstractNum w:abstractNumId="24" w15:restartNumberingAfterBreak="0">
-    <w:nsid w:val="594F03C2"/>
-    <w:multiLevelType w:val="multilevel"/>
-    <w:tmpl w:val="8C68D36C"/>
+    <w:tmpl w:val="8E421092"/>
     <w:lvl w:ilvl="0">
       <w:start w:val="1"/>
       <w:numFmt w:val="bullet"/>
@@ -14483,236 +14580,10 @@
       </w:rPr>
     </w:lvl>
   </w:abstractNum>
-  <w:abstractNum w:abstractNumId="25" w15:restartNumberingAfterBreak="0">
-    <w:nsid w:val="5EC02721"/>
+  <w:abstractNum w:abstractNumId="27" w15:restartNumberingAfterBreak="0">
+    <w:nsid w:val="7B6F13C3"/>
     <w:multiLevelType w:val="multilevel"/>
-    <w:tmpl w:val="AEDCDFC8"/>
-    <w:lvl w:ilvl="0">
-      <w:start w:val="1"/>
-      <w:numFmt w:val="decimal"/>
-      <w:lvlText w:val="%1."/>
-      <w:lvlJc w:val="left"/>
-      <w:pPr>
-        <w:tabs>
-          <w:tab w:val="num" w:pos="720"/>
-        </w:tabs>
-        <w:ind w:left="720" w:hanging="360"/>
-      </w:pPr>
-    </w:lvl>
-    <w:lvl w:ilvl="1" w:tentative="1">
-      <w:start w:val="1"/>
-      <w:numFmt w:val="decimal"/>
-      <w:lvlText w:val="%2."/>
-      <w:lvlJc w:val="left"/>
-      <w:pPr>
-        <w:tabs>
-          <w:tab w:val="num" w:pos="1440"/>
-        </w:tabs>
-        <w:ind w:left="1440" w:hanging="360"/>
-      </w:pPr>
-    </w:lvl>
-    <w:lvl w:ilvl="2" w:tentative="1">
-      <w:start w:val="1"/>
-      <w:numFmt w:val="decimal"/>
-      <w:lvlText w:val="%3."/>
-      <w:lvlJc w:val="left"/>
-      <w:pPr>
-        <w:tabs>
-          <w:tab w:val="num" w:pos="2160"/>
-        </w:tabs>
-        <w:ind w:left="2160" w:hanging="360"/>
-      </w:pPr>
-    </w:lvl>
-    <w:lvl w:ilvl="3" w:tentative="1">
-      <w:start w:val="1"/>
-      <w:numFmt w:val="decimal"/>
-      <w:lvlText w:val="%4."/>
-      <w:lvlJc w:val="left"/>
-      <w:pPr>
-        <w:tabs>
-          <w:tab w:val="num" w:pos="2880"/>
-        </w:tabs>
-        <w:ind w:left="2880" w:hanging="360"/>
-      </w:pPr>
-    </w:lvl>
-    <w:lvl w:ilvl="4" w:tentative="1">
-      <w:start w:val="1"/>
-      <w:numFmt w:val="decimal"/>
-      <w:lvlText w:val="%5."/>
-      <w:lvlJc w:val="left"/>
-      <w:pPr>
-        <w:tabs>
-          <w:tab w:val="num" w:pos="3600"/>
-        </w:tabs>
-        <w:ind w:left="3600" w:hanging="360"/>
-      </w:pPr>
-    </w:lvl>
-    <w:lvl w:ilvl="5" w:tentative="1">
-      <w:start w:val="1"/>
-      <w:numFmt w:val="decimal"/>
-      <w:lvlText w:val="%6."/>
-      <w:lvlJc w:val="left"/>
-      <w:pPr>
-        <w:tabs>
-          <w:tab w:val="num" w:pos="4320"/>
-        </w:tabs>
-        <w:ind w:left="4320" w:hanging="360"/>
-      </w:pPr>
-    </w:lvl>
-    <w:lvl w:ilvl="6" w:tentative="1">
-      <w:start w:val="1"/>
-      <w:numFmt w:val="decimal"/>
-      <w:lvlText w:val="%7."/>
-      <w:lvlJc w:val="left"/>
-      <w:pPr>
-        <w:tabs>
-          <w:tab w:val="num" w:pos="5040"/>
-        </w:tabs>
-        <w:ind w:left="5040" w:hanging="360"/>
-      </w:pPr>
-    </w:lvl>
-    <w:lvl w:ilvl="7" w:tentative="1">
-      <w:start w:val="1"/>
-      <w:numFmt w:val="decimal"/>
-      <w:lvlText w:val="%8."/>
-      <w:lvlJc w:val="left"/>
-      <w:pPr>
-        <w:tabs>
-          <w:tab w:val="num" w:pos="5760"/>
-        </w:tabs>
-        <w:ind w:left="5760" w:hanging="360"/>
-      </w:pPr>
-    </w:lvl>
-    <w:lvl w:ilvl="8" w:tentative="1">
-      <w:start w:val="1"/>
-      <w:numFmt w:val="decimal"/>
-      <w:lvlText w:val="%9."/>
-      <w:lvlJc w:val="left"/>
-      <w:pPr>
-        <w:tabs>
-          <w:tab w:val="num" w:pos="6480"/>
-        </w:tabs>
-        <w:ind w:left="6480" w:hanging="360"/>
-      </w:pPr>
-    </w:lvl>
-  </w:abstractNum>
-  <w:abstractNum w:abstractNumId="26" w15:restartNumberingAfterBreak="0">
-    <w:nsid w:val="65E43752"/>
-    <w:multiLevelType w:val="multilevel"/>
-    <w:tmpl w:val="E2124D02"/>
-    <w:lvl w:ilvl="0">
-      <w:start w:val="1"/>
-      <w:numFmt w:val="decimal"/>
-      <w:lvlText w:val="%1."/>
-      <w:lvlJc w:val="left"/>
-      <w:pPr>
-        <w:tabs>
-          <w:tab w:val="num" w:pos="720"/>
-        </w:tabs>
-        <w:ind w:left="720" w:hanging="360"/>
-      </w:pPr>
-    </w:lvl>
-    <w:lvl w:ilvl="1" w:tentative="1">
-      <w:start w:val="1"/>
-      <w:numFmt w:val="decimal"/>
-      <w:lvlText w:val="%2."/>
-      <w:lvlJc w:val="left"/>
-      <w:pPr>
-        <w:tabs>
-          <w:tab w:val="num" w:pos="1440"/>
-        </w:tabs>
-        <w:ind w:left="1440" w:hanging="360"/>
-      </w:pPr>
-    </w:lvl>
-    <w:lvl w:ilvl="2" w:tentative="1">
-      <w:start w:val="1"/>
-      <w:numFmt w:val="decimal"/>
-      <w:lvlText w:val="%3."/>
-      <w:lvlJc w:val="left"/>
-      <w:pPr>
-        <w:tabs>
-          <w:tab w:val="num" w:pos="2160"/>
-        </w:tabs>
-        <w:ind w:left="2160" w:hanging="360"/>
-      </w:pPr>
-    </w:lvl>
-    <w:lvl w:ilvl="3" w:tentative="1">
-      <w:start w:val="1"/>
-      <w:numFmt w:val="decimal"/>
-      <w:lvlText w:val="%4."/>
-      <w:lvlJc w:val="left"/>
-      <w:pPr>
-        <w:tabs>
-          <w:tab w:val="num" w:pos="2880"/>
-        </w:tabs>
-        <w:ind w:left="2880" w:hanging="360"/>
-      </w:pPr>
-    </w:lvl>
-    <w:lvl w:ilvl="4" w:tentative="1">
-      <w:start w:val="1"/>
-      <w:numFmt w:val="decimal"/>
-      <w:lvlText w:val="%5."/>
-      <w:lvlJc w:val="left"/>
-      <w:pPr>
-        <w:tabs>
-          <w:tab w:val="num" w:pos="3600"/>
-        </w:tabs>
-        <w:ind w:left="3600" w:hanging="360"/>
-      </w:pPr>
-    </w:lvl>
-    <w:lvl w:ilvl="5" w:tentative="1">
-      <w:start w:val="1"/>
-      <w:numFmt w:val="decimal"/>
-      <w:lvlText w:val="%6."/>
-      <w:lvlJc w:val="left"/>
-      <w:pPr>
-        <w:tabs>
-          <w:tab w:val="num" w:pos="4320"/>
-        </w:tabs>
-        <w:ind w:left="4320" w:hanging="360"/>
-      </w:pPr>
-    </w:lvl>
-    <w:lvl w:ilvl="6" w:tentative="1">
-      <w:start w:val="1"/>
-      <w:numFmt w:val="decimal"/>
-      <w:lvlText w:val="%7."/>
-      <w:lvlJc w:val="left"/>
-      <w:pPr>
-        <w:tabs>
-          <w:tab w:val="num" w:pos="5040"/>
-        </w:tabs>
-        <w:ind w:left="5040" w:hanging="360"/>
-      </w:pPr>
-    </w:lvl>
-    <w:lvl w:ilvl="7" w:tentative="1">
-      <w:start w:val="1"/>
-      <w:numFmt w:val="decimal"/>
-      <w:lvlText w:val="%8."/>
-      <w:lvlJc w:val="left"/>
-      <w:pPr>
-        <w:tabs>
-          <w:tab w:val="num" w:pos="5760"/>
-        </w:tabs>
-        <w:ind w:left="5760" w:hanging="360"/>
-      </w:pPr>
-    </w:lvl>
-    <w:lvl w:ilvl="8" w:tentative="1">
-      <w:start w:val="1"/>
-      <w:numFmt w:val="decimal"/>
-      <w:lvlText w:val="%9."/>
-      <w:lvlJc w:val="left"/>
-      <w:pPr>
-        <w:tabs>
-          <w:tab w:val="num" w:pos="6480"/>
-        </w:tabs>
-        <w:ind w:left="6480" w:hanging="360"/>
-      </w:pPr>
-    </w:lvl>
-  </w:abstractNum>
-  <w:abstractNum w:abstractNumId="27" w15:restartNumberingAfterBreak="0">
-    <w:nsid w:val="6C2A58EC"/>
-    <w:multiLevelType w:val="multilevel"/>
-    <w:tmpl w:val="25F4590E"/>
+    <w:tmpl w:val="AB58BA92"/>
     <w:lvl w:ilvl="0">
       <w:start w:val="1"/>
       <w:numFmt w:val="bullet"/>
@@ -14858,205 +14729,89 @@
       </w:rPr>
     </w:lvl>
   </w:abstractNum>
-  <w:abstractNum w:abstractNumId="28" w15:restartNumberingAfterBreak="0">
-    <w:nsid w:val="6CA844ED"/>
-    <w:multiLevelType w:val="multilevel"/>
-    <w:tmpl w:val="DF36C86E"/>
-    <w:lvl w:ilvl="0">
-      <w:start w:val="1"/>
-      <w:numFmt w:val="decimal"/>
-      <w:lvlText w:val="%1."/>
-      <w:lvlJc w:val="left"/>
-      <w:pPr>
-        <w:tabs>
-          <w:tab w:val="num" w:pos="720"/>
-        </w:tabs>
-        <w:ind w:left="720" w:hanging="360"/>
-      </w:pPr>
-    </w:lvl>
-    <w:lvl w:ilvl="1" w:tentative="1">
-      <w:start w:val="1"/>
-      <w:numFmt w:val="decimal"/>
-      <w:lvlText w:val="%2."/>
-      <w:lvlJc w:val="left"/>
-      <w:pPr>
-        <w:tabs>
-          <w:tab w:val="num" w:pos="1440"/>
-        </w:tabs>
-        <w:ind w:left="1440" w:hanging="360"/>
-      </w:pPr>
-    </w:lvl>
-    <w:lvl w:ilvl="2" w:tentative="1">
-      <w:start w:val="1"/>
-      <w:numFmt w:val="decimal"/>
-      <w:lvlText w:val="%3."/>
-      <w:lvlJc w:val="left"/>
-      <w:pPr>
-        <w:tabs>
-          <w:tab w:val="num" w:pos="2160"/>
-        </w:tabs>
-        <w:ind w:left="2160" w:hanging="360"/>
-      </w:pPr>
-    </w:lvl>
-    <w:lvl w:ilvl="3" w:tentative="1">
-      <w:start w:val="1"/>
-      <w:numFmt w:val="decimal"/>
-      <w:lvlText w:val="%4."/>
-      <w:lvlJc w:val="left"/>
-      <w:pPr>
-        <w:tabs>
-          <w:tab w:val="num" w:pos="2880"/>
-        </w:tabs>
-        <w:ind w:left="2880" w:hanging="360"/>
-      </w:pPr>
-    </w:lvl>
-    <w:lvl w:ilvl="4" w:tentative="1">
-      <w:start w:val="1"/>
-      <w:numFmt w:val="decimal"/>
-      <w:lvlText w:val="%5."/>
-      <w:lvlJc w:val="left"/>
-      <w:pPr>
-        <w:tabs>
-          <w:tab w:val="num" w:pos="3600"/>
-        </w:tabs>
-        <w:ind w:left="3600" w:hanging="360"/>
-      </w:pPr>
-    </w:lvl>
-    <w:lvl w:ilvl="5" w:tentative="1">
-      <w:start w:val="1"/>
-      <w:numFmt w:val="decimal"/>
-      <w:lvlText w:val="%6."/>
-      <w:lvlJc w:val="left"/>
-      <w:pPr>
-        <w:tabs>
-          <w:tab w:val="num" w:pos="4320"/>
-        </w:tabs>
-        <w:ind w:left="4320" w:hanging="360"/>
-      </w:pPr>
-    </w:lvl>
-    <w:lvl w:ilvl="6" w:tentative="1">
-      <w:start w:val="1"/>
-      <w:numFmt w:val="decimal"/>
-      <w:lvlText w:val="%7."/>
-      <w:lvlJc w:val="left"/>
-      <w:pPr>
-        <w:tabs>
-          <w:tab w:val="num" w:pos="5040"/>
-        </w:tabs>
-        <w:ind w:left="5040" w:hanging="360"/>
-      </w:pPr>
-    </w:lvl>
-    <w:lvl w:ilvl="7" w:tentative="1">
-      <w:start w:val="1"/>
-      <w:numFmt w:val="decimal"/>
-      <w:lvlText w:val="%8."/>
-      <w:lvlJc w:val="left"/>
-      <w:pPr>
-        <w:tabs>
-          <w:tab w:val="num" w:pos="5760"/>
-        </w:tabs>
-        <w:ind w:left="5760" w:hanging="360"/>
-      </w:pPr>
-    </w:lvl>
-    <w:lvl w:ilvl="8" w:tentative="1">
-      <w:start w:val="1"/>
-      <w:numFmt w:val="decimal"/>
-      <w:lvlText w:val="%9."/>
-      <w:lvlJc w:val="left"/>
-      <w:pPr>
-        <w:tabs>
-          <w:tab w:val="num" w:pos="6480"/>
-        </w:tabs>
-        <w:ind w:left="6480" w:hanging="360"/>
-      </w:pPr>
-    </w:lvl>
-  </w:abstractNum>
-  <w:num w:numId="1" w16cid:durableId="776288161">
+  <w:num w:numId="1" w16cid:durableId="622883128">
+    <w:abstractNumId w:val="15"/>
+  </w:num>
+  <w:num w:numId="2" w16cid:durableId="342166727">
+    <w:abstractNumId w:val="16"/>
+  </w:num>
+  <w:num w:numId="3" w16cid:durableId="1186215641">
+    <w:abstractNumId w:val="20"/>
+  </w:num>
+  <w:num w:numId="4" w16cid:durableId="128784665">
+    <w:abstractNumId w:val="23"/>
+  </w:num>
+  <w:num w:numId="5" w16cid:durableId="794759995">
+    <w:abstractNumId w:val="1"/>
+  </w:num>
+  <w:num w:numId="6" w16cid:durableId="2128155746">
+    <w:abstractNumId w:val="26"/>
+  </w:num>
+  <w:num w:numId="7" w16cid:durableId="1768387135">
+    <w:abstractNumId w:val="6"/>
+  </w:num>
+  <w:num w:numId="8" w16cid:durableId="121925623">
+    <w:abstractNumId w:val="5"/>
+  </w:num>
+  <w:num w:numId="9" w16cid:durableId="1123309950">
+    <w:abstractNumId w:val="7"/>
+  </w:num>
+  <w:num w:numId="10" w16cid:durableId="1713919327">
+    <w:abstractNumId w:val="2"/>
+  </w:num>
+  <w:num w:numId="11" w16cid:durableId="1565532129">
+    <w:abstractNumId w:val="25"/>
+  </w:num>
+  <w:num w:numId="12" w16cid:durableId="1557735903">
+    <w:abstractNumId w:val="9"/>
+  </w:num>
+  <w:num w:numId="13" w16cid:durableId="91631487">
+    <w:abstractNumId w:val="4"/>
+  </w:num>
+  <w:num w:numId="14" w16cid:durableId="75057488">
+    <w:abstractNumId w:val="18"/>
+  </w:num>
+  <w:num w:numId="15" w16cid:durableId="18436696">
+    <w:abstractNumId w:val="8"/>
+  </w:num>
+  <w:num w:numId="16" w16cid:durableId="1744713673">
+    <w:abstractNumId w:val="17"/>
+  </w:num>
+  <w:num w:numId="17" w16cid:durableId="923488667">
+    <w:abstractNumId w:val="19"/>
+  </w:num>
+  <w:num w:numId="18" w16cid:durableId="2052925066">
+    <w:abstractNumId w:val="27"/>
+  </w:num>
+  <w:num w:numId="19" w16cid:durableId="151682622">
+    <w:abstractNumId w:val="13"/>
+  </w:num>
+  <w:num w:numId="20" w16cid:durableId="1401365005">
+    <w:abstractNumId w:val="24"/>
+  </w:num>
+  <w:num w:numId="21" w16cid:durableId="2144887700">
+    <w:abstractNumId w:val="0"/>
+  </w:num>
+  <w:num w:numId="22" w16cid:durableId="1614677943">
+    <w:abstractNumId w:val="21"/>
+  </w:num>
+  <w:num w:numId="23" w16cid:durableId="1776288255">
+    <w:abstractNumId w:val="11"/>
+  </w:num>
+  <w:num w:numId="24" w16cid:durableId="143547535">
+    <w:abstractNumId w:val="12"/>
+  </w:num>
+  <w:num w:numId="25" w16cid:durableId="1149201686">
+    <w:abstractNumId w:val="10"/>
+  </w:num>
+  <w:num w:numId="26" w16cid:durableId="1330324888">
     <w:abstractNumId w:val="14"/>
   </w:num>
-  <w:num w:numId="2" w16cid:durableId="1752046456">
-    <w:abstractNumId w:val="26"/>
-  </w:num>
-  <w:num w:numId="3" w16cid:durableId="839739846">
-    <w:abstractNumId w:val="15"/>
-  </w:num>
-  <w:num w:numId="4" w16cid:durableId="1636644661">
-    <w:abstractNumId w:val="11"/>
-  </w:num>
-  <w:num w:numId="5" w16cid:durableId="865408976">
-    <w:abstractNumId w:val="12"/>
-  </w:num>
-  <w:num w:numId="6" w16cid:durableId="1568421599">
-    <w:abstractNumId w:val="17"/>
-  </w:num>
-  <w:num w:numId="7" w16cid:durableId="1202403952">
+  <w:num w:numId="27" w16cid:durableId="853567041">
     <w:abstractNumId w:val="22"/>
   </w:num>
-  <w:num w:numId="8" w16cid:durableId="1146816570">
-    <w:abstractNumId w:val="8"/>
-  </w:num>
-  <w:num w:numId="9" w16cid:durableId="302278394">
-    <w:abstractNumId w:val="20"/>
-  </w:num>
-  <w:num w:numId="10" w16cid:durableId="2028605007">
-    <w:abstractNumId w:val="7"/>
-  </w:num>
-  <w:num w:numId="11" w16cid:durableId="1967200986">
-    <w:abstractNumId w:val="6"/>
-  </w:num>
-  <w:num w:numId="12" w16cid:durableId="702898409">
-    <w:abstractNumId w:val="24"/>
-  </w:num>
-  <w:num w:numId="13" w16cid:durableId="654916123">
-    <w:abstractNumId w:val="9"/>
-  </w:num>
-  <w:num w:numId="14" w16cid:durableId="229971541">
-    <w:abstractNumId w:val="23"/>
-  </w:num>
-  <w:num w:numId="15" w16cid:durableId="1259291225">
-    <w:abstractNumId w:val="10"/>
-  </w:num>
-  <w:num w:numId="16" w16cid:durableId="1927415469">
-    <w:abstractNumId w:val="5"/>
-  </w:num>
-  <w:num w:numId="17" w16cid:durableId="1317220469">
-    <w:abstractNumId w:val="16"/>
-  </w:num>
-  <w:num w:numId="18" w16cid:durableId="1163202555">
-    <w:abstractNumId w:val="13"/>
-  </w:num>
-  <w:num w:numId="19" w16cid:durableId="677343155">
-    <w:abstractNumId w:val="21"/>
-  </w:num>
-  <w:num w:numId="20" w16cid:durableId="1588222614">
-    <w:abstractNumId w:val="28"/>
-  </w:num>
-  <w:num w:numId="21" w16cid:durableId="597719060">
-    <w:abstractNumId w:val="1"/>
-  </w:num>
-  <w:num w:numId="22" w16cid:durableId="19089682">
-    <w:abstractNumId w:val="27"/>
-  </w:num>
-  <w:num w:numId="23" w16cid:durableId="1554001193">
-    <w:abstractNumId w:val="0"/>
-  </w:num>
-  <w:num w:numId="24" w16cid:durableId="806123908">
-    <w:abstractNumId w:val="18"/>
-  </w:num>
-  <w:num w:numId="25" w16cid:durableId="851141433">
+  <w:num w:numId="28" w16cid:durableId="1125197154">
     <w:abstractNumId w:val="3"/>
-  </w:num>
-  <w:num w:numId="26" w16cid:durableId="1128814481">
-    <w:abstractNumId w:val="25"/>
-  </w:num>
-  <w:num w:numId="27" w16cid:durableId="1386445255">
-    <w:abstractNumId w:val="4"/>
-  </w:num>
-  <w:num w:numId="28" w16cid:durableId="1099787930">
-    <w:abstractNumId w:val="2"/>
-  </w:num>
-  <w:num w:numId="29" w16cid:durableId="836580809">
-    <w:abstractNumId w:val="19"/>
   </w:num>
 </w:numbering>
 </file>

--- a/docs/User Manual.docx
+++ b/docs/User Manual.docx
@@ -13,7 +13,7 @@
         <w:rPr>
           <w:rFonts w:ascii="Calibri" w:eastAsia="Times New Roman" w:hAnsi="Calibri" w:cs="Calibri"/>
         </w:rPr>
-        <w:t>Tri-Stone Office App: User Manual</w:t>
+        <w:t>Tri-Stone: User Manual</w:t>
       </w:r>
     </w:p>
     <w:p>
@@ -33,7 +33,7 @@
           <w:sz w:val="22"/>
           <w:szCs w:val="22"/>
         </w:rPr>
-        <w:t xml:space="preserve">How to use the Tri-Stone office app, screen by screen. This manual grows as each screen is finished; sections marked </w:t>
+        <w:t xml:space="preserve">How to use Tri-Stone, screen by screen: the office app and the Website Admin screens. This manual grows as each screen is finished; sections marked </w:t>
       </w:r>
       <w:r>
         <w:rPr>
@@ -706,7 +706,71 @@
           <w:sz w:val="22"/>
           <w:szCs w:val="22"/>
         </w:rPr>
-        <w:t>A normal installer (Setup.exe) will be provided at the end of the project. The first time the app opens it asks for the server address once.</w:t>
+        <w:t xml:space="preserve">A normal installer (Setup.exe) will be provided at the end of the project. It installs </w:t>
+      </w:r>
+      <w:r>
+        <w:rPr>
+          <w:rStyle w:val="Strong"/>
+          <w:rFonts w:ascii="Calibri" w:hAnsi="Calibri" w:cs="Calibri"/>
+          <w:color w:val="1A1A1A"/>
+          <w:sz w:val="22"/>
+          <w:szCs w:val="22"/>
+        </w:rPr>
+        <w:t>Tri-Stone</w:t>
+      </w:r>
+      <w:r>
+        <w:rPr>
+          <w:rFonts w:ascii="Calibri" w:hAnsi="Calibri" w:cs="Calibri"/>
+          <w:color w:val="1A1A1A"/>
+          <w:sz w:val="22"/>
+          <w:szCs w:val="22"/>
+        </w:rPr>
+        <w:t>, the one program everyone opens (office staff and Website Admins alike), and puts a shortcut on the desktop. The first time it opens it asks for the server address once.</w:t>
+      </w:r>
+    </w:p>
+    <w:p>
+      <w:pPr>
+        <w:pStyle w:val="NormalWeb"/>
+        <w:rPr>
+          <w:rFonts w:ascii="Calibri" w:hAnsi="Calibri" w:cs="Calibri"/>
+          <w:color w:val="1A1A1A"/>
+          <w:sz w:val="22"/>
+          <w:szCs w:val="22"/>
+        </w:rPr>
+      </w:pPr>
+      <w:r>
+        <w:rPr>
+          <w:rFonts w:ascii="Calibri" w:hAnsi="Calibri" w:cs="Calibri"/>
+          <w:color w:val="1A1A1A"/>
+          <w:sz w:val="22"/>
+          <w:szCs w:val="22"/>
+        </w:rPr>
+        <w:t xml:space="preserve">Until then, on the development PCs, the program is </w:t>
+      </w:r>
+      <w:r>
+        <w:rPr>
+          <w:rStyle w:val="HTMLCode"/>
+          <w:color w:val="1A1A1A"/>
+        </w:rPr>
+        <w:t>Apps\Tri-Stone\TriStone.exe</w:t>
+      </w:r>
+      <w:r>
+        <w:rPr>
+          <w:rFonts w:ascii="Calibri" w:hAnsi="Calibri" w:cs="Calibri"/>
+          <w:color w:val="1A1A1A"/>
+          <w:sz w:val="22"/>
+          <w:szCs w:val="22"/>
+        </w:rPr>
+        <w:t xml:space="preserve"> </w:t>
+      </w:r>
+      <w:r>
+        <w:rPr>
+          <w:rFonts w:ascii="Calibri" w:hAnsi="Calibri" w:cs="Calibri"/>
+          <w:color w:val="1A1A1A"/>
+          <w:sz w:val="22"/>
+          <w:szCs w:val="22"/>
+        </w:rPr>
+        <w:t>inside the project folder.</w:t>
       </w:r>
     </w:p>
     <w:p>
@@ -720,6 +784,7 @@
         <w:rPr>
           <w:rFonts w:ascii="Calibri" w:eastAsia="Times New Roman" w:hAnsi="Calibri" w:cs="Calibri"/>
         </w:rPr>
+        <w:lastRenderedPageBreak/>
         <w:t>3. Signing in and out</w:t>
       </w:r>
     </w:p>
@@ -734,7 +799,6 @@
         <w:rPr>
           <w:rFonts w:ascii="Calibri" w:eastAsia="Times New Roman" w:hAnsi="Calibri" w:cs="Calibri"/>
         </w:rPr>
-        <w:lastRenderedPageBreak/>
         <w:t>First time on a computer: Database Settings</w:t>
       </w:r>
     </w:p>
@@ -824,16 +888,7 @@
           <w:sz w:val="22"/>
           <w:szCs w:val="22"/>
         </w:rPr>
-        <w:t xml:space="preserve"> </w:t>
-      </w:r>
-      <w:r>
-        <w:rPr>
-          <w:rFonts w:ascii="Calibri" w:eastAsia="Times New Roman" w:hAnsi="Calibri" w:cs="Calibri"/>
-          <w:color w:val="1A1A1A"/>
-          <w:sz w:val="22"/>
-          <w:szCs w:val="22"/>
-        </w:rPr>
-        <w:t xml:space="preserve">on the development PC; the office server address (e.g. </w:t>
+        <w:t xml:space="preserve"> on the development PC; the office server address (e.g. </w:t>
       </w:r>
       <w:r>
         <w:rPr>
@@ -1219,16 +1274,7 @@
           <w:sz w:val="22"/>
           <w:szCs w:val="22"/>
         </w:rPr>
-        <w:t xml:space="preserve"> </w:t>
-      </w:r>
-      <w:r>
-        <w:rPr>
-          <w:rFonts w:ascii="Calibri" w:eastAsia="Times New Roman" w:hAnsi="Calibri" w:cs="Calibri"/>
-          <w:color w:val="1A1A1A"/>
-          <w:sz w:val="22"/>
-          <w:szCs w:val="22"/>
-        </w:rPr>
-        <w:t xml:space="preserve">(capital letters don't matter) and </w:t>
+        <w:t xml:space="preserve"> (capital letters don't matter) and </w:t>
       </w:r>
       <w:r>
         <w:rPr>
@@ -1774,6 +1820,7 @@
           <w:sz w:val="22"/>
           <w:szCs w:val="22"/>
         </w:rPr>
+        <w:lastRenderedPageBreak/>
         <w:t xml:space="preserve">On the Sign In window, click </w:t>
       </w:r>
       <w:r>
@@ -1872,7 +1919,6 @@
           <w:sz w:val="22"/>
           <w:szCs w:val="22"/>
         </w:rPr>
-        <w:lastRenderedPageBreak/>
         <w:t>Admins</w:t>
       </w:r>
     </w:p>
@@ -2319,7 +2365,16 @@
           <w:sz w:val="22"/>
           <w:szCs w:val="22"/>
         </w:rPr>
-        <w:t xml:space="preserve">The app always fills the whole screen (above the taskbar). It has no title bar or minimize / maximize / close buttons, so it can't be resized or closed by accident. To leave, click </w:t>
+        <w:t>The app always fills the whole screen (above the taskbar). It has no title bar or minimize / maximize / close buttons, so it can'</w:t>
+      </w:r>
+      <w:r>
+        <w:rPr>
+          <w:rFonts w:ascii="Calibri" w:hAnsi="Calibri" w:cs="Calibri"/>
+          <w:color w:val="1A1A1A"/>
+          <w:sz w:val="22"/>
+          <w:szCs w:val="22"/>
+        </w:rPr>
+        <w:t xml:space="preserve">t be resized or closed by accident. To leave, click </w:t>
       </w:r>
       <w:r>
         <w:rPr>
@@ -2467,16 +2522,16 @@
           <w:sz w:val="22"/>
           <w:szCs w:val="22"/>
         </w:rPr>
-        <w:t xml:space="preserve"> the record you clicked. Until you click one, it'</w:t>
-      </w:r>
-      <w:r>
-        <w:rPr>
-          <w:rFonts w:ascii="Calibri" w:eastAsia="Times New Roman" w:hAnsi="Calibri" w:cs="Calibri"/>
-          <w:color w:val="1A1A1A"/>
-          <w:sz w:val="22"/>
-          <w:szCs w:val="22"/>
-        </w:rPr>
-        <w:t>s empty and greyed out. The list never selects anything by itself.</w:t>
+        <w:t xml:space="preserve"> </w:t>
+      </w:r>
+      <w:r>
+        <w:rPr>
+          <w:rFonts w:ascii="Calibri" w:eastAsia="Times New Roman" w:hAnsi="Calibri" w:cs="Calibri"/>
+          <w:color w:val="1A1A1A"/>
+          <w:sz w:val="22"/>
+          <w:szCs w:val="22"/>
+        </w:rPr>
+        <w:t>the record you clicked. Until you click one, it's empty and greyed out. The list never selects anything by itself.</w:t>
       </w:r>
     </w:p>
     <w:p>
@@ -11234,235 +11289,9 @@
 <file path=word/numbering.xml><?xml version="1.0" encoding="utf-8"?>
 <w:numbering xmlns:wpc="http://schemas.microsoft.com/office/word/2010/wordprocessingCanvas" xmlns:cx="http://schemas.microsoft.com/office/drawing/2014/chartex" xmlns:cx1="http://schemas.microsoft.com/office/drawing/2015/9/8/chartex" xmlns:cx2="http://schemas.microsoft.com/office/drawing/2015/10/21/chartex" xmlns:cx3="http://schemas.microsoft.com/office/drawing/2016/5/9/chartex" xmlns:cx4="http://schemas.microsoft.com/office/drawing/2016/5/10/chartex" xmlns:cx5="http://schemas.microsoft.com/office/drawing/2016/5/11/chartex" xmlns:cx6="http://schemas.microsoft.com/office/drawing/2016/5/12/chartex" xmlns:cx7="http://schemas.microsoft.com/office/drawing/2016/5/13/chartex" xmlns:cx8="http://schemas.microsoft.com/office/drawing/2016/5/14/chartex" xmlns:mc="http://schemas.openxmlformats.org/markup-compatibility/2006" xmlns:aink="http://schemas.microsoft.com/office/drawing/2016/ink" xmlns:am3d="http://schemas.microsoft.com/office/drawing/2017/model3d" xmlns:o="urn:schemas-microsoft-com:office:office" xmlns:oel="http://schemas.microsoft.com/office/2019/extlst" xmlns:r="http://schemas.openxmlformats.org/officeDocument/2006/relationships" xmlns:m="http://schemas.openxmlformats.org/officeDocument/2006/math" xmlns:v="urn:schemas-microsoft-com:vml" xmlns:wp14="http://schemas.microsoft.com/office/word/2010/wordprocessingDrawing" xmlns:wp="http://schemas.openxmlformats.org/drawingml/2006/wordprocessingDrawing" xmlns:w10="urn:schemas-microsoft-com:office:word" xmlns:w="http://schemas.openxmlformats.org/wordprocessingml/2006/main" xmlns:w14="http://schemas.microsoft.com/office/word/2010/wordml" xmlns:w15="http://schemas.microsoft.com/office/word/2012/wordml" xmlns:w16cex="http://schemas.microsoft.com/office/word/2018/wordml/cex" xmlns:w16cid="http://schemas.microsoft.com/office/word/2016/wordml/cid" xmlns:w16="http://schemas.microsoft.com/office/word/2018/wordml" xmlns:w16du="http://schemas.microsoft.com/office/word/2023/wordml/word16du" xmlns:w16sdtdh="http://schemas.microsoft.com/office/word/2020/wordml/sdtdatahash" xmlns:w16sdtfl="http://schemas.microsoft.com/office/word/2024/wordml/sdtformatlock" xmlns:w16se="http://schemas.microsoft.com/office/word/2015/wordml/symex" xmlns:wpg="http://schemas.microsoft.com/office/word/2010/wordprocessingGroup" xmlns:wpi="http://schemas.microsoft.com/office/word/2010/wordprocessingInk" xmlns:wne="http://schemas.microsoft.com/office/word/2006/wordml" xmlns:wps="http://schemas.microsoft.com/office/word/2010/wordprocessingShape" mc:Ignorable="w14 w15 w16se w16cid w16 w16cex w16sdtdh w16sdtfl w16du wp14">
   <w:abstractNum w:abstractNumId="0" w15:restartNumberingAfterBreak="0">
-    <w:nsid w:val="0A353E7D"/>
+    <w:nsid w:val="09F52830"/>
     <w:multiLevelType w:val="multilevel"/>
-    <w:tmpl w:val="FAF884EE"/>
-    <w:lvl w:ilvl="0">
-      <w:start w:val="1"/>
-      <w:numFmt w:val="decimal"/>
-      <w:lvlText w:val="%1."/>
-      <w:lvlJc w:val="left"/>
-      <w:pPr>
-        <w:tabs>
-          <w:tab w:val="num" w:pos="720"/>
-        </w:tabs>
-        <w:ind w:left="720" w:hanging="360"/>
-      </w:pPr>
-    </w:lvl>
-    <w:lvl w:ilvl="1" w:tentative="1">
-      <w:start w:val="1"/>
-      <w:numFmt w:val="decimal"/>
-      <w:lvlText w:val="%2."/>
-      <w:lvlJc w:val="left"/>
-      <w:pPr>
-        <w:tabs>
-          <w:tab w:val="num" w:pos="1440"/>
-        </w:tabs>
-        <w:ind w:left="1440" w:hanging="360"/>
-      </w:pPr>
-    </w:lvl>
-    <w:lvl w:ilvl="2" w:tentative="1">
-      <w:start w:val="1"/>
-      <w:numFmt w:val="decimal"/>
-      <w:lvlText w:val="%3."/>
-      <w:lvlJc w:val="left"/>
-      <w:pPr>
-        <w:tabs>
-          <w:tab w:val="num" w:pos="2160"/>
-        </w:tabs>
-        <w:ind w:left="2160" w:hanging="360"/>
-      </w:pPr>
-    </w:lvl>
-    <w:lvl w:ilvl="3" w:tentative="1">
-      <w:start w:val="1"/>
-      <w:numFmt w:val="decimal"/>
-      <w:lvlText w:val="%4."/>
-      <w:lvlJc w:val="left"/>
-      <w:pPr>
-        <w:tabs>
-          <w:tab w:val="num" w:pos="2880"/>
-        </w:tabs>
-        <w:ind w:left="2880" w:hanging="360"/>
-      </w:pPr>
-    </w:lvl>
-    <w:lvl w:ilvl="4" w:tentative="1">
-      <w:start w:val="1"/>
-      <w:numFmt w:val="decimal"/>
-      <w:lvlText w:val="%5."/>
-      <w:lvlJc w:val="left"/>
-      <w:pPr>
-        <w:tabs>
-          <w:tab w:val="num" w:pos="3600"/>
-        </w:tabs>
-        <w:ind w:left="3600" w:hanging="360"/>
-      </w:pPr>
-    </w:lvl>
-    <w:lvl w:ilvl="5" w:tentative="1">
-      <w:start w:val="1"/>
-      <w:numFmt w:val="decimal"/>
-      <w:lvlText w:val="%6."/>
-      <w:lvlJc w:val="left"/>
-      <w:pPr>
-        <w:tabs>
-          <w:tab w:val="num" w:pos="4320"/>
-        </w:tabs>
-        <w:ind w:left="4320" w:hanging="360"/>
-      </w:pPr>
-    </w:lvl>
-    <w:lvl w:ilvl="6" w:tentative="1">
-      <w:start w:val="1"/>
-      <w:numFmt w:val="decimal"/>
-      <w:lvlText w:val="%7."/>
-      <w:lvlJc w:val="left"/>
-      <w:pPr>
-        <w:tabs>
-          <w:tab w:val="num" w:pos="5040"/>
-        </w:tabs>
-        <w:ind w:left="5040" w:hanging="360"/>
-      </w:pPr>
-    </w:lvl>
-    <w:lvl w:ilvl="7" w:tentative="1">
-      <w:start w:val="1"/>
-      <w:numFmt w:val="decimal"/>
-      <w:lvlText w:val="%8."/>
-      <w:lvlJc w:val="left"/>
-      <w:pPr>
-        <w:tabs>
-          <w:tab w:val="num" w:pos="5760"/>
-        </w:tabs>
-        <w:ind w:left="5760" w:hanging="360"/>
-      </w:pPr>
-    </w:lvl>
-    <w:lvl w:ilvl="8" w:tentative="1">
-      <w:start w:val="1"/>
-      <w:numFmt w:val="decimal"/>
-      <w:lvlText w:val="%9."/>
-      <w:lvlJc w:val="left"/>
-      <w:pPr>
-        <w:tabs>
-          <w:tab w:val="num" w:pos="6480"/>
-        </w:tabs>
-        <w:ind w:left="6480" w:hanging="360"/>
-      </w:pPr>
-    </w:lvl>
-  </w:abstractNum>
-  <w:abstractNum w:abstractNumId="1" w15:restartNumberingAfterBreak="0">
-    <w:nsid w:val="0CE85CA7"/>
-    <w:multiLevelType w:val="multilevel"/>
-    <w:tmpl w:val="6480F08A"/>
-    <w:lvl w:ilvl="0">
-      <w:start w:val="1"/>
-      <w:numFmt w:val="decimal"/>
-      <w:lvlText w:val="%1."/>
-      <w:lvlJc w:val="left"/>
-      <w:pPr>
-        <w:tabs>
-          <w:tab w:val="num" w:pos="720"/>
-        </w:tabs>
-        <w:ind w:left="720" w:hanging="360"/>
-      </w:pPr>
-    </w:lvl>
-    <w:lvl w:ilvl="1" w:tentative="1">
-      <w:start w:val="1"/>
-      <w:numFmt w:val="decimal"/>
-      <w:lvlText w:val="%2."/>
-      <w:lvlJc w:val="left"/>
-      <w:pPr>
-        <w:tabs>
-          <w:tab w:val="num" w:pos="1440"/>
-        </w:tabs>
-        <w:ind w:left="1440" w:hanging="360"/>
-      </w:pPr>
-    </w:lvl>
-    <w:lvl w:ilvl="2" w:tentative="1">
-      <w:start w:val="1"/>
-      <w:numFmt w:val="decimal"/>
-      <w:lvlText w:val="%3."/>
-      <w:lvlJc w:val="left"/>
-      <w:pPr>
-        <w:tabs>
-          <w:tab w:val="num" w:pos="2160"/>
-        </w:tabs>
-        <w:ind w:left="2160" w:hanging="360"/>
-      </w:pPr>
-    </w:lvl>
-    <w:lvl w:ilvl="3" w:tentative="1">
-      <w:start w:val="1"/>
-      <w:numFmt w:val="decimal"/>
-      <w:lvlText w:val="%4."/>
-      <w:lvlJc w:val="left"/>
-      <w:pPr>
-        <w:tabs>
-          <w:tab w:val="num" w:pos="2880"/>
-        </w:tabs>
-        <w:ind w:left="2880" w:hanging="360"/>
-      </w:pPr>
-    </w:lvl>
-    <w:lvl w:ilvl="4" w:tentative="1">
-      <w:start w:val="1"/>
-      <w:numFmt w:val="decimal"/>
-      <w:lvlText w:val="%5."/>
-      <w:lvlJc w:val="left"/>
-      <w:pPr>
-        <w:tabs>
-          <w:tab w:val="num" w:pos="3600"/>
-        </w:tabs>
-        <w:ind w:left="3600" w:hanging="360"/>
-      </w:pPr>
-    </w:lvl>
-    <w:lvl w:ilvl="5" w:tentative="1">
-      <w:start w:val="1"/>
-      <w:numFmt w:val="decimal"/>
-      <w:lvlText w:val="%6."/>
-      <w:lvlJc w:val="left"/>
-      <w:pPr>
-        <w:tabs>
-          <w:tab w:val="num" w:pos="4320"/>
-        </w:tabs>
-        <w:ind w:left="4320" w:hanging="360"/>
-      </w:pPr>
-    </w:lvl>
-    <w:lvl w:ilvl="6" w:tentative="1">
-      <w:start w:val="1"/>
-      <w:numFmt w:val="decimal"/>
-      <w:lvlText w:val="%7."/>
-      <w:lvlJc w:val="left"/>
-      <w:pPr>
-        <w:tabs>
-          <w:tab w:val="num" w:pos="5040"/>
-        </w:tabs>
-        <w:ind w:left="5040" w:hanging="360"/>
-      </w:pPr>
-    </w:lvl>
-    <w:lvl w:ilvl="7" w:tentative="1">
-      <w:start w:val="1"/>
-      <w:numFmt w:val="decimal"/>
-      <w:lvlText w:val="%8."/>
-      <w:lvlJc w:val="left"/>
-      <w:pPr>
-        <w:tabs>
-          <w:tab w:val="num" w:pos="5760"/>
-        </w:tabs>
-        <w:ind w:left="5760" w:hanging="360"/>
-      </w:pPr>
-    </w:lvl>
-    <w:lvl w:ilvl="8" w:tentative="1">
-      <w:start w:val="1"/>
-      <w:numFmt w:val="decimal"/>
-      <w:lvlText w:val="%9."/>
-      <w:lvlJc w:val="left"/>
-      <w:pPr>
-        <w:tabs>
-          <w:tab w:val="num" w:pos="6480"/>
-        </w:tabs>
-        <w:ind w:left="6480" w:hanging="360"/>
-      </w:pPr>
-    </w:lvl>
-  </w:abstractNum>
-  <w:abstractNum w:abstractNumId="2" w15:restartNumberingAfterBreak="0">
-    <w:nsid w:val="108C0007"/>
-    <w:multiLevelType w:val="multilevel"/>
-    <w:tmpl w:val="571AFDE4"/>
+    <w:tmpl w:val="C82018B4"/>
     <w:lvl w:ilvl="0">
       <w:start w:val="1"/>
       <w:numFmt w:val="bullet"/>
@@ -11608,123 +11437,236 @@
       </w:rPr>
     </w:lvl>
   </w:abstractNum>
+  <w:abstractNum w:abstractNumId="1" w15:restartNumberingAfterBreak="0">
+    <w:nsid w:val="0B282AF6"/>
+    <w:multiLevelType w:val="multilevel"/>
+    <w:tmpl w:val="B6E60A78"/>
+    <w:lvl w:ilvl="0">
+      <w:start w:val="1"/>
+      <w:numFmt w:val="decimal"/>
+      <w:lvlText w:val="%1."/>
+      <w:lvlJc w:val="left"/>
+      <w:pPr>
+        <w:tabs>
+          <w:tab w:val="num" w:pos="720"/>
+        </w:tabs>
+        <w:ind w:left="720" w:hanging="360"/>
+      </w:pPr>
+    </w:lvl>
+    <w:lvl w:ilvl="1" w:tentative="1">
+      <w:start w:val="1"/>
+      <w:numFmt w:val="decimal"/>
+      <w:lvlText w:val="%2."/>
+      <w:lvlJc w:val="left"/>
+      <w:pPr>
+        <w:tabs>
+          <w:tab w:val="num" w:pos="1440"/>
+        </w:tabs>
+        <w:ind w:left="1440" w:hanging="360"/>
+      </w:pPr>
+    </w:lvl>
+    <w:lvl w:ilvl="2" w:tentative="1">
+      <w:start w:val="1"/>
+      <w:numFmt w:val="decimal"/>
+      <w:lvlText w:val="%3."/>
+      <w:lvlJc w:val="left"/>
+      <w:pPr>
+        <w:tabs>
+          <w:tab w:val="num" w:pos="2160"/>
+        </w:tabs>
+        <w:ind w:left="2160" w:hanging="360"/>
+      </w:pPr>
+    </w:lvl>
+    <w:lvl w:ilvl="3" w:tentative="1">
+      <w:start w:val="1"/>
+      <w:numFmt w:val="decimal"/>
+      <w:lvlText w:val="%4."/>
+      <w:lvlJc w:val="left"/>
+      <w:pPr>
+        <w:tabs>
+          <w:tab w:val="num" w:pos="2880"/>
+        </w:tabs>
+        <w:ind w:left="2880" w:hanging="360"/>
+      </w:pPr>
+    </w:lvl>
+    <w:lvl w:ilvl="4" w:tentative="1">
+      <w:start w:val="1"/>
+      <w:numFmt w:val="decimal"/>
+      <w:lvlText w:val="%5."/>
+      <w:lvlJc w:val="left"/>
+      <w:pPr>
+        <w:tabs>
+          <w:tab w:val="num" w:pos="3600"/>
+        </w:tabs>
+        <w:ind w:left="3600" w:hanging="360"/>
+      </w:pPr>
+    </w:lvl>
+    <w:lvl w:ilvl="5" w:tentative="1">
+      <w:start w:val="1"/>
+      <w:numFmt w:val="decimal"/>
+      <w:lvlText w:val="%6."/>
+      <w:lvlJc w:val="left"/>
+      <w:pPr>
+        <w:tabs>
+          <w:tab w:val="num" w:pos="4320"/>
+        </w:tabs>
+        <w:ind w:left="4320" w:hanging="360"/>
+      </w:pPr>
+    </w:lvl>
+    <w:lvl w:ilvl="6" w:tentative="1">
+      <w:start w:val="1"/>
+      <w:numFmt w:val="decimal"/>
+      <w:lvlText w:val="%7."/>
+      <w:lvlJc w:val="left"/>
+      <w:pPr>
+        <w:tabs>
+          <w:tab w:val="num" w:pos="5040"/>
+        </w:tabs>
+        <w:ind w:left="5040" w:hanging="360"/>
+      </w:pPr>
+    </w:lvl>
+    <w:lvl w:ilvl="7" w:tentative="1">
+      <w:start w:val="1"/>
+      <w:numFmt w:val="decimal"/>
+      <w:lvlText w:val="%8."/>
+      <w:lvlJc w:val="left"/>
+      <w:pPr>
+        <w:tabs>
+          <w:tab w:val="num" w:pos="5760"/>
+        </w:tabs>
+        <w:ind w:left="5760" w:hanging="360"/>
+      </w:pPr>
+    </w:lvl>
+    <w:lvl w:ilvl="8" w:tentative="1">
+      <w:start w:val="1"/>
+      <w:numFmt w:val="decimal"/>
+      <w:lvlText w:val="%9."/>
+      <w:lvlJc w:val="left"/>
+      <w:pPr>
+        <w:tabs>
+          <w:tab w:val="num" w:pos="6480"/>
+        </w:tabs>
+        <w:ind w:left="6480" w:hanging="360"/>
+      </w:pPr>
+    </w:lvl>
+  </w:abstractNum>
+  <w:abstractNum w:abstractNumId="2" w15:restartNumberingAfterBreak="0">
+    <w:nsid w:val="0EA200D5"/>
+    <w:multiLevelType w:val="multilevel"/>
+    <w:tmpl w:val="159EC124"/>
+    <w:lvl w:ilvl="0">
+      <w:start w:val="1"/>
+      <w:numFmt w:val="decimal"/>
+      <w:lvlText w:val="%1."/>
+      <w:lvlJc w:val="left"/>
+      <w:pPr>
+        <w:tabs>
+          <w:tab w:val="num" w:pos="720"/>
+        </w:tabs>
+        <w:ind w:left="720" w:hanging="360"/>
+      </w:pPr>
+    </w:lvl>
+    <w:lvl w:ilvl="1" w:tentative="1">
+      <w:start w:val="1"/>
+      <w:numFmt w:val="decimal"/>
+      <w:lvlText w:val="%2."/>
+      <w:lvlJc w:val="left"/>
+      <w:pPr>
+        <w:tabs>
+          <w:tab w:val="num" w:pos="1440"/>
+        </w:tabs>
+        <w:ind w:left="1440" w:hanging="360"/>
+      </w:pPr>
+    </w:lvl>
+    <w:lvl w:ilvl="2" w:tentative="1">
+      <w:start w:val="1"/>
+      <w:numFmt w:val="decimal"/>
+      <w:lvlText w:val="%3."/>
+      <w:lvlJc w:val="left"/>
+      <w:pPr>
+        <w:tabs>
+          <w:tab w:val="num" w:pos="2160"/>
+        </w:tabs>
+        <w:ind w:left="2160" w:hanging="360"/>
+      </w:pPr>
+    </w:lvl>
+    <w:lvl w:ilvl="3" w:tentative="1">
+      <w:start w:val="1"/>
+      <w:numFmt w:val="decimal"/>
+      <w:lvlText w:val="%4."/>
+      <w:lvlJc w:val="left"/>
+      <w:pPr>
+        <w:tabs>
+          <w:tab w:val="num" w:pos="2880"/>
+        </w:tabs>
+        <w:ind w:left="2880" w:hanging="360"/>
+      </w:pPr>
+    </w:lvl>
+    <w:lvl w:ilvl="4" w:tentative="1">
+      <w:start w:val="1"/>
+      <w:numFmt w:val="decimal"/>
+      <w:lvlText w:val="%5."/>
+      <w:lvlJc w:val="left"/>
+      <w:pPr>
+        <w:tabs>
+          <w:tab w:val="num" w:pos="3600"/>
+        </w:tabs>
+        <w:ind w:left="3600" w:hanging="360"/>
+      </w:pPr>
+    </w:lvl>
+    <w:lvl w:ilvl="5" w:tentative="1">
+      <w:start w:val="1"/>
+      <w:numFmt w:val="decimal"/>
+      <w:lvlText w:val="%6."/>
+      <w:lvlJc w:val="left"/>
+      <w:pPr>
+        <w:tabs>
+          <w:tab w:val="num" w:pos="4320"/>
+        </w:tabs>
+        <w:ind w:left="4320" w:hanging="360"/>
+      </w:pPr>
+    </w:lvl>
+    <w:lvl w:ilvl="6" w:tentative="1">
+      <w:start w:val="1"/>
+      <w:numFmt w:val="decimal"/>
+      <w:lvlText w:val="%7."/>
+      <w:lvlJc w:val="left"/>
+      <w:pPr>
+        <w:tabs>
+          <w:tab w:val="num" w:pos="5040"/>
+        </w:tabs>
+        <w:ind w:left="5040" w:hanging="360"/>
+      </w:pPr>
+    </w:lvl>
+    <w:lvl w:ilvl="7" w:tentative="1">
+      <w:start w:val="1"/>
+      <w:numFmt w:val="decimal"/>
+      <w:lvlText w:val="%8."/>
+      <w:lvlJc w:val="left"/>
+      <w:pPr>
+        <w:tabs>
+          <w:tab w:val="num" w:pos="5760"/>
+        </w:tabs>
+        <w:ind w:left="5760" w:hanging="360"/>
+      </w:pPr>
+    </w:lvl>
+    <w:lvl w:ilvl="8" w:tentative="1">
+      <w:start w:val="1"/>
+      <w:numFmt w:val="decimal"/>
+      <w:lvlText w:val="%9."/>
+      <w:lvlJc w:val="left"/>
+      <w:pPr>
+        <w:tabs>
+          <w:tab w:val="num" w:pos="6480"/>
+        </w:tabs>
+        <w:ind w:left="6480" w:hanging="360"/>
+      </w:pPr>
+    </w:lvl>
+  </w:abstractNum>
   <w:abstractNum w:abstractNumId="3" w15:restartNumberingAfterBreak="0">
-    <w:nsid w:val="124C18A5"/>
+    <w:nsid w:val="0F05596C"/>
     <w:multiLevelType w:val="multilevel"/>
-    <w:tmpl w:val="4BEC1CFE"/>
-    <w:lvl w:ilvl="0">
-      <w:start w:val="1"/>
-      <w:numFmt w:val="decimal"/>
-      <w:lvlText w:val="%1."/>
-      <w:lvlJc w:val="left"/>
-      <w:pPr>
-        <w:tabs>
-          <w:tab w:val="num" w:pos="720"/>
-        </w:tabs>
-        <w:ind w:left="720" w:hanging="360"/>
-      </w:pPr>
-    </w:lvl>
-    <w:lvl w:ilvl="1" w:tentative="1">
-      <w:start w:val="1"/>
-      <w:numFmt w:val="decimal"/>
-      <w:lvlText w:val="%2."/>
-      <w:lvlJc w:val="left"/>
-      <w:pPr>
-        <w:tabs>
-          <w:tab w:val="num" w:pos="1440"/>
-        </w:tabs>
-        <w:ind w:left="1440" w:hanging="360"/>
-      </w:pPr>
-    </w:lvl>
-    <w:lvl w:ilvl="2" w:tentative="1">
-      <w:start w:val="1"/>
-      <w:numFmt w:val="decimal"/>
-      <w:lvlText w:val="%3."/>
-      <w:lvlJc w:val="left"/>
-      <w:pPr>
-        <w:tabs>
-          <w:tab w:val="num" w:pos="2160"/>
-        </w:tabs>
-        <w:ind w:left="2160" w:hanging="360"/>
-      </w:pPr>
-    </w:lvl>
-    <w:lvl w:ilvl="3" w:tentative="1">
-      <w:start w:val="1"/>
-      <w:numFmt w:val="decimal"/>
-      <w:lvlText w:val="%4."/>
-      <w:lvlJc w:val="left"/>
-      <w:pPr>
-        <w:tabs>
-          <w:tab w:val="num" w:pos="2880"/>
-        </w:tabs>
-        <w:ind w:left="2880" w:hanging="360"/>
-      </w:pPr>
-    </w:lvl>
-    <w:lvl w:ilvl="4" w:tentative="1">
-      <w:start w:val="1"/>
-      <w:numFmt w:val="decimal"/>
-      <w:lvlText w:val="%5."/>
-      <w:lvlJc w:val="left"/>
-      <w:pPr>
-        <w:tabs>
-          <w:tab w:val="num" w:pos="3600"/>
-        </w:tabs>
-        <w:ind w:left="3600" w:hanging="360"/>
-      </w:pPr>
-    </w:lvl>
-    <w:lvl w:ilvl="5" w:tentative="1">
-      <w:start w:val="1"/>
-      <w:numFmt w:val="decimal"/>
-      <w:lvlText w:val="%6."/>
-      <w:lvlJc w:val="left"/>
-      <w:pPr>
-        <w:tabs>
-          <w:tab w:val="num" w:pos="4320"/>
-        </w:tabs>
-        <w:ind w:left="4320" w:hanging="360"/>
-      </w:pPr>
-    </w:lvl>
-    <w:lvl w:ilvl="6" w:tentative="1">
-      <w:start w:val="1"/>
-      <w:numFmt w:val="decimal"/>
-      <w:lvlText w:val="%7."/>
-      <w:lvlJc w:val="left"/>
-      <w:pPr>
-        <w:tabs>
-          <w:tab w:val="num" w:pos="5040"/>
-        </w:tabs>
-        <w:ind w:left="5040" w:hanging="360"/>
-      </w:pPr>
-    </w:lvl>
-    <w:lvl w:ilvl="7" w:tentative="1">
-      <w:start w:val="1"/>
-      <w:numFmt w:val="decimal"/>
-      <w:lvlText w:val="%8."/>
-      <w:lvlJc w:val="left"/>
-      <w:pPr>
-        <w:tabs>
-          <w:tab w:val="num" w:pos="5760"/>
-        </w:tabs>
-        <w:ind w:left="5760" w:hanging="360"/>
-      </w:pPr>
-    </w:lvl>
-    <w:lvl w:ilvl="8" w:tentative="1">
-      <w:start w:val="1"/>
-      <w:numFmt w:val="decimal"/>
-      <w:lvlText w:val="%9."/>
-      <w:lvlJc w:val="left"/>
-      <w:pPr>
-        <w:tabs>
-          <w:tab w:val="num" w:pos="6480"/>
-        </w:tabs>
-        <w:ind w:left="6480" w:hanging="360"/>
-      </w:pPr>
-    </w:lvl>
-  </w:abstractNum>
-  <w:abstractNum w:abstractNumId="4" w15:restartNumberingAfterBreak="0">
-    <w:nsid w:val="198D5A94"/>
-    <w:multiLevelType w:val="multilevel"/>
-    <w:tmpl w:val="2F16CE96"/>
+    <w:tmpl w:val="9AECE8E2"/>
     <w:lvl w:ilvl="0">
       <w:start w:val="1"/>
       <w:numFmt w:val="bullet"/>
@@ -11870,10 +11812,123 @@
       </w:rPr>
     </w:lvl>
   </w:abstractNum>
+  <w:abstractNum w:abstractNumId="4" w15:restartNumberingAfterBreak="0">
+    <w:nsid w:val="1B6E11A4"/>
+    <w:multiLevelType w:val="multilevel"/>
+    <w:tmpl w:val="D7021B04"/>
+    <w:lvl w:ilvl="0">
+      <w:start w:val="1"/>
+      <w:numFmt w:val="decimal"/>
+      <w:lvlText w:val="%1."/>
+      <w:lvlJc w:val="left"/>
+      <w:pPr>
+        <w:tabs>
+          <w:tab w:val="num" w:pos="720"/>
+        </w:tabs>
+        <w:ind w:left="720" w:hanging="360"/>
+      </w:pPr>
+    </w:lvl>
+    <w:lvl w:ilvl="1" w:tentative="1">
+      <w:start w:val="1"/>
+      <w:numFmt w:val="decimal"/>
+      <w:lvlText w:val="%2."/>
+      <w:lvlJc w:val="left"/>
+      <w:pPr>
+        <w:tabs>
+          <w:tab w:val="num" w:pos="1440"/>
+        </w:tabs>
+        <w:ind w:left="1440" w:hanging="360"/>
+      </w:pPr>
+    </w:lvl>
+    <w:lvl w:ilvl="2" w:tentative="1">
+      <w:start w:val="1"/>
+      <w:numFmt w:val="decimal"/>
+      <w:lvlText w:val="%3."/>
+      <w:lvlJc w:val="left"/>
+      <w:pPr>
+        <w:tabs>
+          <w:tab w:val="num" w:pos="2160"/>
+        </w:tabs>
+        <w:ind w:left="2160" w:hanging="360"/>
+      </w:pPr>
+    </w:lvl>
+    <w:lvl w:ilvl="3" w:tentative="1">
+      <w:start w:val="1"/>
+      <w:numFmt w:val="decimal"/>
+      <w:lvlText w:val="%4."/>
+      <w:lvlJc w:val="left"/>
+      <w:pPr>
+        <w:tabs>
+          <w:tab w:val="num" w:pos="2880"/>
+        </w:tabs>
+        <w:ind w:left="2880" w:hanging="360"/>
+      </w:pPr>
+    </w:lvl>
+    <w:lvl w:ilvl="4" w:tentative="1">
+      <w:start w:val="1"/>
+      <w:numFmt w:val="decimal"/>
+      <w:lvlText w:val="%5."/>
+      <w:lvlJc w:val="left"/>
+      <w:pPr>
+        <w:tabs>
+          <w:tab w:val="num" w:pos="3600"/>
+        </w:tabs>
+        <w:ind w:left="3600" w:hanging="360"/>
+      </w:pPr>
+    </w:lvl>
+    <w:lvl w:ilvl="5" w:tentative="1">
+      <w:start w:val="1"/>
+      <w:numFmt w:val="decimal"/>
+      <w:lvlText w:val="%6."/>
+      <w:lvlJc w:val="left"/>
+      <w:pPr>
+        <w:tabs>
+          <w:tab w:val="num" w:pos="4320"/>
+        </w:tabs>
+        <w:ind w:left="4320" w:hanging="360"/>
+      </w:pPr>
+    </w:lvl>
+    <w:lvl w:ilvl="6" w:tentative="1">
+      <w:start w:val="1"/>
+      <w:numFmt w:val="decimal"/>
+      <w:lvlText w:val="%7."/>
+      <w:lvlJc w:val="left"/>
+      <w:pPr>
+        <w:tabs>
+          <w:tab w:val="num" w:pos="5040"/>
+        </w:tabs>
+        <w:ind w:left="5040" w:hanging="360"/>
+      </w:pPr>
+    </w:lvl>
+    <w:lvl w:ilvl="7" w:tentative="1">
+      <w:start w:val="1"/>
+      <w:numFmt w:val="decimal"/>
+      <w:lvlText w:val="%8."/>
+      <w:lvlJc w:val="left"/>
+      <w:pPr>
+        <w:tabs>
+          <w:tab w:val="num" w:pos="5760"/>
+        </w:tabs>
+        <w:ind w:left="5760" w:hanging="360"/>
+      </w:pPr>
+    </w:lvl>
+    <w:lvl w:ilvl="8" w:tentative="1">
+      <w:start w:val="1"/>
+      <w:numFmt w:val="decimal"/>
+      <w:lvlText w:val="%9."/>
+      <w:lvlJc w:val="left"/>
+      <w:pPr>
+        <w:tabs>
+          <w:tab w:val="num" w:pos="6480"/>
+        </w:tabs>
+        <w:ind w:left="6480" w:hanging="360"/>
+      </w:pPr>
+    </w:lvl>
+  </w:abstractNum>
   <w:abstractNum w:abstractNumId="5" w15:restartNumberingAfterBreak="0">
-    <w:nsid w:val="21F01D5D"/>
+    <w:nsid w:val="26886130"/>
     <w:multiLevelType w:val="multilevel"/>
-    <w:tmpl w:val="7D50D4B8"/>
+    <w:tmpl w:val="6ECE2FCA"/>
     <w:lvl w:ilvl="0">
       <w:start w:val="1"/>
       <w:numFmt w:val="bullet"/>
@@ -12020,9 +12075,235 @@
     </w:lvl>
   </w:abstractNum>
   <w:abstractNum w:abstractNumId="6" w15:restartNumberingAfterBreak="0">
-    <w:nsid w:val="249A6974"/>
+    <w:nsid w:val="2A2A407D"/>
     <w:multiLevelType w:val="multilevel"/>
-    <w:tmpl w:val="923CB5C4"/>
+    <w:tmpl w:val="5F64D74C"/>
+    <w:lvl w:ilvl="0">
+      <w:start w:val="1"/>
+      <w:numFmt w:val="decimal"/>
+      <w:lvlText w:val="%1."/>
+      <w:lvlJc w:val="left"/>
+      <w:pPr>
+        <w:tabs>
+          <w:tab w:val="num" w:pos="720"/>
+        </w:tabs>
+        <w:ind w:left="720" w:hanging="360"/>
+      </w:pPr>
+    </w:lvl>
+    <w:lvl w:ilvl="1" w:tentative="1">
+      <w:start w:val="1"/>
+      <w:numFmt w:val="decimal"/>
+      <w:lvlText w:val="%2."/>
+      <w:lvlJc w:val="left"/>
+      <w:pPr>
+        <w:tabs>
+          <w:tab w:val="num" w:pos="1440"/>
+        </w:tabs>
+        <w:ind w:left="1440" w:hanging="360"/>
+      </w:pPr>
+    </w:lvl>
+    <w:lvl w:ilvl="2" w:tentative="1">
+      <w:start w:val="1"/>
+      <w:numFmt w:val="decimal"/>
+      <w:lvlText w:val="%3."/>
+      <w:lvlJc w:val="left"/>
+      <w:pPr>
+        <w:tabs>
+          <w:tab w:val="num" w:pos="2160"/>
+        </w:tabs>
+        <w:ind w:left="2160" w:hanging="360"/>
+      </w:pPr>
+    </w:lvl>
+    <w:lvl w:ilvl="3" w:tentative="1">
+      <w:start w:val="1"/>
+      <w:numFmt w:val="decimal"/>
+      <w:lvlText w:val="%4."/>
+      <w:lvlJc w:val="left"/>
+      <w:pPr>
+        <w:tabs>
+          <w:tab w:val="num" w:pos="2880"/>
+        </w:tabs>
+        <w:ind w:left="2880" w:hanging="360"/>
+      </w:pPr>
+    </w:lvl>
+    <w:lvl w:ilvl="4" w:tentative="1">
+      <w:start w:val="1"/>
+      <w:numFmt w:val="decimal"/>
+      <w:lvlText w:val="%5."/>
+      <w:lvlJc w:val="left"/>
+      <w:pPr>
+        <w:tabs>
+          <w:tab w:val="num" w:pos="3600"/>
+        </w:tabs>
+        <w:ind w:left="3600" w:hanging="360"/>
+      </w:pPr>
+    </w:lvl>
+    <w:lvl w:ilvl="5" w:tentative="1">
+      <w:start w:val="1"/>
+      <w:numFmt w:val="decimal"/>
+      <w:lvlText w:val="%6."/>
+      <w:lvlJc w:val="left"/>
+      <w:pPr>
+        <w:tabs>
+          <w:tab w:val="num" w:pos="4320"/>
+        </w:tabs>
+        <w:ind w:left="4320" w:hanging="360"/>
+      </w:pPr>
+    </w:lvl>
+    <w:lvl w:ilvl="6" w:tentative="1">
+      <w:start w:val="1"/>
+      <w:numFmt w:val="decimal"/>
+      <w:lvlText w:val="%7."/>
+      <w:lvlJc w:val="left"/>
+      <w:pPr>
+        <w:tabs>
+          <w:tab w:val="num" w:pos="5040"/>
+        </w:tabs>
+        <w:ind w:left="5040" w:hanging="360"/>
+      </w:pPr>
+    </w:lvl>
+    <w:lvl w:ilvl="7" w:tentative="1">
+      <w:start w:val="1"/>
+      <w:numFmt w:val="decimal"/>
+      <w:lvlText w:val="%8."/>
+      <w:lvlJc w:val="left"/>
+      <w:pPr>
+        <w:tabs>
+          <w:tab w:val="num" w:pos="5760"/>
+        </w:tabs>
+        <w:ind w:left="5760" w:hanging="360"/>
+      </w:pPr>
+    </w:lvl>
+    <w:lvl w:ilvl="8" w:tentative="1">
+      <w:start w:val="1"/>
+      <w:numFmt w:val="decimal"/>
+      <w:lvlText w:val="%9."/>
+      <w:lvlJc w:val="left"/>
+      <w:pPr>
+        <w:tabs>
+          <w:tab w:val="num" w:pos="6480"/>
+        </w:tabs>
+        <w:ind w:left="6480" w:hanging="360"/>
+      </w:pPr>
+    </w:lvl>
+  </w:abstractNum>
+  <w:abstractNum w:abstractNumId="7" w15:restartNumberingAfterBreak="0">
+    <w:nsid w:val="2CF034DE"/>
+    <w:multiLevelType w:val="multilevel"/>
+    <w:tmpl w:val="BBC652D4"/>
+    <w:lvl w:ilvl="0">
+      <w:start w:val="1"/>
+      <w:numFmt w:val="decimal"/>
+      <w:lvlText w:val="%1."/>
+      <w:lvlJc w:val="left"/>
+      <w:pPr>
+        <w:tabs>
+          <w:tab w:val="num" w:pos="720"/>
+        </w:tabs>
+        <w:ind w:left="720" w:hanging="360"/>
+      </w:pPr>
+    </w:lvl>
+    <w:lvl w:ilvl="1" w:tentative="1">
+      <w:start w:val="1"/>
+      <w:numFmt w:val="decimal"/>
+      <w:lvlText w:val="%2."/>
+      <w:lvlJc w:val="left"/>
+      <w:pPr>
+        <w:tabs>
+          <w:tab w:val="num" w:pos="1440"/>
+        </w:tabs>
+        <w:ind w:left="1440" w:hanging="360"/>
+      </w:pPr>
+    </w:lvl>
+    <w:lvl w:ilvl="2" w:tentative="1">
+      <w:start w:val="1"/>
+      <w:numFmt w:val="decimal"/>
+      <w:lvlText w:val="%3."/>
+      <w:lvlJc w:val="left"/>
+      <w:pPr>
+        <w:tabs>
+          <w:tab w:val="num" w:pos="2160"/>
+        </w:tabs>
+        <w:ind w:left="2160" w:hanging="360"/>
+      </w:pPr>
+    </w:lvl>
+    <w:lvl w:ilvl="3" w:tentative="1">
+      <w:start w:val="1"/>
+      <w:numFmt w:val="decimal"/>
+      <w:lvlText w:val="%4."/>
+      <w:lvlJc w:val="left"/>
+      <w:pPr>
+        <w:tabs>
+          <w:tab w:val="num" w:pos="2880"/>
+        </w:tabs>
+        <w:ind w:left="2880" w:hanging="360"/>
+      </w:pPr>
+    </w:lvl>
+    <w:lvl w:ilvl="4" w:tentative="1">
+      <w:start w:val="1"/>
+      <w:numFmt w:val="decimal"/>
+      <w:lvlText w:val="%5."/>
+      <w:lvlJc w:val="left"/>
+      <w:pPr>
+        <w:tabs>
+          <w:tab w:val="num" w:pos="3600"/>
+        </w:tabs>
+        <w:ind w:left="3600" w:hanging="360"/>
+      </w:pPr>
+    </w:lvl>
+    <w:lvl w:ilvl="5" w:tentative="1">
+      <w:start w:val="1"/>
+      <w:numFmt w:val="decimal"/>
+      <w:lvlText w:val="%6."/>
+      <w:lvlJc w:val="left"/>
+      <w:pPr>
+        <w:tabs>
+          <w:tab w:val="num" w:pos="4320"/>
+        </w:tabs>
+        <w:ind w:left="4320" w:hanging="360"/>
+      </w:pPr>
+    </w:lvl>
+    <w:lvl w:ilvl="6" w:tentative="1">
+      <w:start w:val="1"/>
+      <w:numFmt w:val="decimal"/>
+      <w:lvlText w:val="%7."/>
+      <w:lvlJc w:val="left"/>
+      <w:pPr>
+        <w:tabs>
+          <w:tab w:val="num" w:pos="5040"/>
+        </w:tabs>
+        <w:ind w:left="5040" w:hanging="360"/>
+      </w:pPr>
+    </w:lvl>
+    <w:lvl w:ilvl="7" w:tentative="1">
+      <w:start w:val="1"/>
+      <w:numFmt w:val="decimal"/>
+      <w:lvlText w:val="%8."/>
+      <w:lvlJc w:val="left"/>
+      <w:pPr>
+        <w:tabs>
+          <w:tab w:val="num" w:pos="5760"/>
+        </w:tabs>
+        <w:ind w:left="5760" w:hanging="360"/>
+      </w:pPr>
+    </w:lvl>
+    <w:lvl w:ilvl="8" w:tentative="1">
+      <w:start w:val="1"/>
+      <w:numFmt w:val="decimal"/>
+      <w:lvlText w:val="%9."/>
+      <w:lvlJc w:val="left"/>
+      <w:pPr>
+        <w:tabs>
+          <w:tab w:val="num" w:pos="6480"/>
+        </w:tabs>
+        <w:ind w:left="6480" w:hanging="360"/>
+      </w:pPr>
+    </w:lvl>
+  </w:abstractNum>
+  <w:abstractNum w:abstractNumId="8" w15:restartNumberingAfterBreak="0">
+    <w:nsid w:val="30B4284A"/>
+    <w:multiLevelType w:val="multilevel"/>
+    <w:tmpl w:val="B3BCA9FE"/>
     <w:lvl w:ilvl="0">
       <w:start w:val="1"/>
       <w:numFmt w:val="bullet"/>
@@ -12168,14 +12449,14 @@
       </w:rPr>
     </w:lvl>
   </w:abstractNum>
-  <w:abstractNum w:abstractNumId="7" w15:restartNumberingAfterBreak="0">
-    <w:nsid w:val="26716834"/>
+  <w:abstractNum w:abstractNumId="9" w15:restartNumberingAfterBreak="0">
+    <w:nsid w:val="345A1A22"/>
     <w:multiLevelType w:val="multilevel"/>
-    <w:tmpl w:val="B1D611A0"/>
+    <w:tmpl w:val="7A381E98"/>
     <w:lvl w:ilvl="0">
       <w:start w:val="1"/>
-      <w:numFmt w:val="decimal"/>
-      <w:lvlText w:val="%1."/>
+      <w:numFmt w:val="bullet"/>
+      <w:lvlText w:val=""/>
       <w:lvlJc w:val="left"/>
       <w:pPr>
         <w:tabs>
@@ -12183,121 +12464,12 @@
         </w:tabs>
         <w:ind w:left="720" w:hanging="360"/>
       </w:pPr>
+      <w:rPr>
+        <w:rFonts w:ascii="Symbol" w:hAnsi="Symbol" w:hint="default"/>
+        <w:sz w:val="20"/>
+      </w:rPr>
     </w:lvl>
     <w:lvl w:ilvl="1" w:tentative="1">
-      <w:start w:val="1"/>
-      <w:numFmt w:val="decimal"/>
-      <w:lvlText w:val="%2."/>
-      <w:lvlJc w:val="left"/>
-      <w:pPr>
-        <w:tabs>
-          <w:tab w:val="num" w:pos="1440"/>
-        </w:tabs>
-        <w:ind w:left="1440" w:hanging="360"/>
-      </w:pPr>
-    </w:lvl>
-    <w:lvl w:ilvl="2" w:tentative="1">
-      <w:start w:val="1"/>
-      <w:numFmt w:val="decimal"/>
-      <w:lvlText w:val="%3."/>
-      <w:lvlJc w:val="left"/>
-      <w:pPr>
-        <w:tabs>
-          <w:tab w:val="num" w:pos="2160"/>
-        </w:tabs>
-        <w:ind w:left="2160" w:hanging="360"/>
-      </w:pPr>
-    </w:lvl>
-    <w:lvl w:ilvl="3" w:tentative="1">
-      <w:start w:val="1"/>
-      <w:numFmt w:val="decimal"/>
-      <w:lvlText w:val="%4."/>
-      <w:lvlJc w:val="left"/>
-      <w:pPr>
-        <w:tabs>
-          <w:tab w:val="num" w:pos="2880"/>
-        </w:tabs>
-        <w:ind w:left="2880" w:hanging="360"/>
-      </w:pPr>
-    </w:lvl>
-    <w:lvl w:ilvl="4" w:tentative="1">
-      <w:start w:val="1"/>
-      <w:numFmt w:val="decimal"/>
-      <w:lvlText w:val="%5."/>
-      <w:lvlJc w:val="left"/>
-      <w:pPr>
-        <w:tabs>
-          <w:tab w:val="num" w:pos="3600"/>
-        </w:tabs>
-        <w:ind w:left="3600" w:hanging="360"/>
-      </w:pPr>
-    </w:lvl>
-    <w:lvl w:ilvl="5" w:tentative="1">
-      <w:start w:val="1"/>
-      <w:numFmt w:val="decimal"/>
-      <w:lvlText w:val="%6."/>
-      <w:lvlJc w:val="left"/>
-      <w:pPr>
-        <w:tabs>
-          <w:tab w:val="num" w:pos="4320"/>
-        </w:tabs>
-        <w:ind w:left="4320" w:hanging="360"/>
-      </w:pPr>
-    </w:lvl>
-    <w:lvl w:ilvl="6" w:tentative="1">
-      <w:start w:val="1"/>
-      <w:numFmt w:val="decimal"/>
-      <w:lvlText w:val="%7."/>
-      <w:lvlJc w:val="left"/>
-      <w:pPr>
-        <w:tabs>
-          <w:tab w:val="num" w:pos="5040"/>
-        </w:tabs>
-        <w:ind w:left="5040" w:hanging="360"/>
-      </w:pPr>
-    </w:lvl>
-    <w:lvl w:ilvl="7" w:tentative="1">
-      <w:start w:val="1"/>
-      <w:numFmt w:val="decimal"/>
-      <w:lvlText w:val="%8."/>
-      <w:lvlJc w:val="left"/>
-      <w:pPr>
-        <w:tabs>
-          <w:tab w:val="num" w:pos="5760"/>
-        </w:tabs>
-        <w:ind w:left="5760" w:hanging="360"/>
-      </w:pPr>
-    </w:lvl>
-    <w:lvl w:ilvl="8" w:tentative="1">
-      <w:start w:val="1"/>
-      <w:numFmt w:val="decimal"/>
-      <w:lvlText w:val="%9."/>
-      <w:lvlJc w:val="left"/>
-      <w:pPr>
-        <w:tabs>
-          <w:tab w:val="num" w:pos="6480"/>
-        </w:tabs>
-        <w:ind w:left="6480" w:hanging="360"/>
-      </w:pPr>
-    </w:lvl>
-  </w:abstractNum>
-  <w:abstractNum w:abstractNumId="8" w15:restartNumberingAfterBreak="0">
-    <w:nsid w:val="27EF4524"/>
-    <w:multiLevelType w:val="multilevel"/>
-    <w:tmpl w:val="644875F0"/>
-    <w:lvl w:ilvl="0">
-      <w:start w:val="1"/>
-      <w:numFmt w:val="decimal"/>
-      <w:lvlText w:val="%1."/>
-      <w:lvlJc w:val="left"/>
-      <w:pPr>
-        <w:tabs>
-          <w:tab w:val="num" w:pos="720"/>
-        </w:tabs>
-        <w:ind w:left="720" w:hanging="360"/>
-      </w:pPr>
-    </w:lvl>
-    <w:lvl w:ilvl="1">
       <w:start w:val="1"/>
       <w:numFmt w:val="bullet"/>
       <w:lvlText w:val="o"/>
@@ -12315,8 +12487,8 @@
     </w:lvl>
     <w:lvl w:ilvl="2" w:tentative="1">
       <w:start w:val="1"/>
-      <w:numFmt w:val="decimal"/>
-      <w:lvlText w:val="%3."/>
+      <w:numFmt w:val="bullet"/>
+      <w:lvlText w:val=""/>
       <w:lvlJc w:val="left"/>
       <w:pPr>
         <w:tabs>
@@ -12324,11 +12496,15 @@
         </w:tabs>
         <w:ind w:left="2160" w:hanging="360"/>
       </w:pPr>
+      <w:rPr>
+        <w:rFonts w:ascii="Wingdings" w:hAnsi="Wingdings" w:hint="default"/>
+        <w:sz w:val="20"/>
+      </w:rPr>
     </w:lvl>
     <w:lvl w:ilvl="3" w:tentative="1">
       <w:start w:val="1"/>
-      <w:numFmt w:val="decimal"/>
-      <w:lvlText w:val="%4."/>
+      <w:numFmt w:val="bullet"/>
+      <w:lvlText w:val=""/>
       <w:lvlJc w:val="left"/>
       <w:pPr>
         <w:tabs>
@@ -12336,11 +12512,15 @@
         </w:tabs>
         <w:ind w:left="2880" w:hanging="360"/>
       </w:pPr>
+      <w:rPr>
+        <w:rFonts w:ascii="Wingdings" w:hAnsi="Wingdings" w:hint="default"/>
+        <w:sz w:val="20"/>
+      </w:rPr>
     </w:lvl>
     <w:lvl w:ilvl="4" w:tentative="1">
       <w:start w:val="1"/>
-      <w:numFmt w:val="decimal"/>
-      <w:lvlText w:val="%5."/>
+      <w:numFmt w:val="bullet"/>
+      <w:lvlText w:val=""/>
       <w:lvlJc w:val="left"/>
       <w:pPr>
         <w:tabs>
@@ -12348,11 +12528,15 @@
         </w:tabs>
         <w:ind w:left="3600" w:hanging="360"/>
       </w:pPr>
+      <w:rPr>
+        <w:rFonts w:ascii="Wingdings" w:hAnsi="Wingdings" w:hint="default"/>
+        <w:sz w:val="20"/>
+      </w:rPr>
     </w:lvl>
     <w:lvl w:ilvl="5" w:tentative="1">
       <w:start w:val="1"/>
-      <w:numFmt w:val="decimal"/>
-      <w:lvlText w:val="%6."/>
+      <w:numFmt w:val="bullet"/>
+      <w:lvlText w:val=""/>
       <w:lvlJc w:val="left"/>
       <w:pPr>
         <w:tabs>
@@ -12360,11 +12544,15 @@
         </w:tabs>
         <w:ind w:left="4320" w:hanging="360"/>
       </w:pPr>
+      <w:rPr>
+        <w:rFonts w:ascii="Wingdings" w:hAnsi="Wingdings" w:hint="default"/>
+        <w:sz w:val="20"/>
+      </w:rPr>
     </w:lvl>
     <w:lvl w:ilvl="6" w:tentative="1">
       <w:start w:val="1"/>
-      <w:numFmt w:val="decimal"/>
-      <w:lvlText w:val="%7."/>
+      <w:numFmt w:val="bullet"/>
+      <w:lvlText w:val=""/>
       <w:lvlJc w:val="left"/>
       <w:pPr>
         <w:tabs>
@@ -12372,11 +12560,15 @@
         </w:tabs>
         <w:ind w:left="5040" w:hanging="360"/>
       </w:pPr>
+      <w:rPr>
+        <w:rFonts w:ascii="Wingdings" w:hAnsi="Wingdings" w:hint="default"/>
+        <w:sz w:val="20"/>
+      </w:rPr>
     </w:lvl>
     <w:lvl w:ilvl="7" w:tentative="1">
       <w:start w:val="1"/>
-      <w:numFmt w:val="decimal"/>
-      <w:lvlText w:val="%8."/>
+      <w:numFmt w:val="bullet"/>
+      <w:lvlText w:val=""/>
       <w:lvlJc w:val="left"/>
       <w:pPr>
         <w:tabs>
@@ -12384,11 +12576,15 @@
         </w:tabs>
         <w:ind w:left="5760" w:hanging="360"/>
       </w:pPr>
+      <w:rPr>
+        <w:rFonts w:ascii="Wingdings" w:hAnsi="Wingdings" w:hint="default"/>
+        <w:sz w:val="20"/>
+      </w:rPr>
     </w:lvl>
     <w:lvl w:ilvl="8" w:tentative="1">
       <w:start w:val="1"/>
-      <w:numFmt w:val="decimal"/>
-      <w:lvlText w:val="%9."/>
+      <w:numFmt w:val="bullet"/>
+      <w:lvlText w:val=""/>
       <w:lvlJc w:val="left"/>
       <w:pPr>
         <w:tabs>
@@ -12396,12 +12592,16 @@
         </w:tabs>
         <w:ind w:left="6480" w:hanging="360"/>
       </w:pPr>
+      <w:rPr>
+        <w:rFonts w:ascii="Wingdings" w:hAnsi="Wingdings" w:hint="default"/>
+        <w:sz w:val="20"/>
+      </w:rPr>
     </w:lvl>
   </w:abstractNum>
-  <w:abstractNum w:abstractNumId="9" w15:restartNumberingAfterBreak="0">
-    <w:nsid w:val="29736481"/>
+  <w:abstractNum w:abstractNumId="10" w15:restartNumberingAfterBreak="0">
+    <w:nsid w:val="355A0199"/>
     <w:multiLevelType w:val="multilevel"/>
-    <w:tmpl w:val="0272274A"/>
+    <w:tmpl w:val="F53C881C"/>
     <w:lvl w:ilvl="0">
       <w:start w:val="1"/>
       <w:numFmt w:val="bullet"/>
@@ -12547,10 +12747,10 @@
       </w:rPr>
     </w:lvl>
   </w:abstractNum>
-  <w:abstractNum w:abstractNumId="10" w15:restartNumberingAfterBreak="0">
-    <w:nsid w:val="30434868"/>
+  <w:abstractNum w:abstractNumId="11" w15:restartNumberingAfterBreak="0">
+    <w:nsid w:val="35E7180B"/>
     <w:multiLevelType w:val="multilevel"/>
-    <w:tmpl w:val="07686516"/>
+    <w:tmpl w:val="01545646"/>
     <w:lvl w:ilvl="0">
       <w:start w:val="1"/>
       <w:numFmt w:val="decimal"/>
@@ -12563,10 +12763,10 @@
         <w:ind w:left="720" w:hanging="360"/>
       </w:pPr>
     </w:lvl>
-    <w:lvl w:ilvl="1" w:tentative="1">
-      <w:start w:val="1"/>
-      <w:numFmt w:val="decimal"/>
-      <w:lvlText w:val="%2."/>
+    <w:lvl w:ilvl="1">
+      <w:start w:val="1"/>
+      <w:numFmt w:val="bullet"/>
+      <w:lvlText w:val="o"/>
       <w:lvlJc w:val="left"/>
       <w:pPr>
         <w:tabs>
@@ -12574,119 +12774,10 @@
         </w:tabs>
         <w:ind w:left="1440" w:hanging="360"/>
       </w:pPr>
-    </w:lvl>
-    <w:lvl w:ilvl="2" w:tentative="1">
-      <w:start w:val="1"/>
-      <w:numFmt w:val="decimal"/>
-      <w:lvlText w:val="%3."/>
-      <w:lvlJc w:val="left"/>
-      <w:pPr>
-        <w:tabs>
-          <w:tab w:val="num" w:pos="2160"/>
-        </w:tabs>
-        <w:ind w:left="2160" w:hanging="360"/>
-      </w:pPr>
-    </w:lvl>
-    <w:lvl w:ilvl="3" w:tentative="1">
-      <w:start w:val="1"/>
-      <w:numFmt w:val="decimal"/>
-      <w:lvlText w:val="%4."/>
-      <w:lvlJc w:val="left"/>
-      <w:pPr>
-        <w:tabs>
-          <w:tab w:val="num" w:pos="2880"/>
-        </w:tabs>
-        <w:ind w:left="2880" w:hanging="360"/>
-      </w:pPr>
-    </w:lvl>
-    <w:lvl w:ilvl="4" w:tentative="1">
-      <w:start w:val="1"/>
-      <w:numFmt w:val="decimal"/>
-      <w:lvlText w:val="%5."/>
-      <w:lvlJc w:val="left"/>
-      <w:pPr>
-        <w:tabs>
-          <w:tab w:val="num" w:pos="3600"/>
-        </w:tabs>
-        <w:ind w:left="3600" w:hanging="360"/>
-      </w:pPr>
-    </w:lvl>
-    <w:lvl w:ilvl="5" w:tentative="1">
-      <w:start w:val="1"/>
-      <w:numFmt w:val="decimal"/>
-      <w:lvlText w:val="%6."/>
-      <w:lvlJc w:val="left"/>
-      <w:pPr>
-        <w:tabs>
-          <w:tab w:val="num" w:pos="4320"/>
-        </w:tabs>
-        <w:ind w:left="4320" w:hanging="360"/>
-      </w:pPr>
-    </w:lvl>
-    <w:lvl w:ilvl="6" w:tentative="1">
-      <w:start w:val="1"/>
-      <w:numFmt w:val="decimal"/>
-      <w:lvlText w:val="%7."/>
-      <w:lvlJc w:val="left"/>
-      <w:pPr>
-        <w:tabs>
-          <w:tab w:val="num" w:pos="5040"/>
-        </w:tabs>
-        <w:ind w:left="5040" w:hanging="360"/>
-      </w:pPr>
-    </w:lvl>
-    <w:lvl w:ilvl="7" w:tentative="1">
-      <w:start w:val="1"/>
-      <w:numFmt w:val="decimal"/>
-      <w:lvlText w:val="%8."/>
-      <w:lvlJc w:val="left"/>
-      <w:pPr>
-        <w:tabs>
-          <w:tab w:val="num" w:pos="5760"/>
-        </w:tabs>
-        <w:ind w:left="5760" w:hanging="360"/>
-      </w:pPr>
-    </w:lvl>
-    <w:lvl w:ilvl="8" w:tentative="1">
-      <w:start w:val="1"/>
-      <w:numFmt w:val="decimal"/>
-      <w:lvlText w:val="%9."/>
-      <w:lvlJc w:val="left"/>
-      <w:pPr>
-        <w:tabs>
-          <w:tab w:val="num" w:pos="6480"/>
-        </w:tabs>
-        <w:ind w:left="6480" w:hanging="360"/>
-      </w:pPr>
-    </w:lvl>
-  </w:abstractNum>
-  <w:abstractNum w:abstractNumId="11" w15:restartNumberingAfterBreak="0">
-    <w:nsid w:val="346674A7"/>
-    <w:multiLevelType w:val="multilevel"/>
-    <w:tmpl w:val="D68E8C0A"/>
-    <w:lvl w:ilvl="0">
-      <w:start w:val="1"/>
-      <w:numFmt w:val="decimal"/>
-      <w:lvlText w:val="%1."/>
-      <w:lvlJc w:val="left"/>
-      <w:pPr>
-        <w:tabs>
-          <w:tab w:val="num" w:pos="720"/>
-        </w:tabs>
-        <w:ind w:left="720" w:hanging="360"/>
-      </w:pPr>
-    </w:lvl>
-    <w:lvl w:ilvl="1" w:tentative="1">
-      <w:start w:val="1"/>
-      <w:numFmt w:val="decimal"/>
-      <w:lvlText w:val="%2."/>
-      <w:lvlJc w:val="left"/>
-      <w:pPr>
-        <w:tabs>
-          <w:tab w:val="num" w:pos="1440"/>
-        </w:tabs>
-        <w:ind w:left="1440" w:hanging="360"/>
-      </w:pPr>
+      <w:rPr>
+        <w:rFonts w:ascii="Courier New" w:hAnsi="Courier New" w:hint="default"/>
+        <w:sz w:val="20"/>
+      </w:rPr>
     </w:lvl>
     <w:lvl w:ilvl="2" w:tentative="1">
       <w:start w:val="1"/>
@@ -12774,9 +12865,9 @@
     </w:lvl>
   </w:abstractNum>
   <w:abstractNum w:abstractNumId="12" w15:restartNumberingAfterBreak="0">
-    <w:nsid w:val="38EF73DC"/>
+    <w:nsid w:val="38136B65"/>
     <w:multiLevelType w:val="multilevel"/>
-    <w:tmpl w:val="20BE9C20"/>
+    <w:tmpl w:val="BDDE94C8"/>
     <w:lvl w:ilvl="0">
       <w:start w:val="1"/>
       <w:numFmt w:val="decimal"/>
@@ -12887,9 +12978,9 @@
     </w:lvl>
   </w:abstractNum>
   <w:abstractNum w:abstractNumId="13" w15:restartNumberingAfterBreak="0">
-    <w:nsid w:val="3F282726"/>
+    <w:nsid w:val="391D4ADB"/>
     <w:multiLevelType w:val="multilevel"/>
-    <w:tmpl w:val="432673D4"/>
+    <w:tmpl w:val="D8E08B56"/>
     <w:lvl w:ilvl="0">
       <w:start w:val="1"/>
       <w:numFmt w:val="decimal"/>
@@ -13000,9 +13091,9 @@
     </w:lvl>
   </w:abstractNum>
   <w:abstractNum w:abstractNumId="14" w15:restartNumberingAfterBreak="0">
-    <w:nsid w:val="40A3793E"/>
+    <w:nsid w:val="3C693777"/>
     <w:multiLevelType w:val="multilevel"/>
-    <w:tmpl w:val="2668C2FA"/>
+    <w:tmpl w:val="3EAEF24A"/>
     <w:lvl w:ilvl="0">
       <w:start w:val="1"/>
       <w:numFmt w:val="decimal"/>
@@ -13113,687 +13204,9 @@
     </w:lvl>
   </w:abstractNum>
   <w:abstractNum w:abstractNumId="15" w15:restartNumberingAfterBreak="0">
-    <w:nsid w:val="43AA0410"/>
+    <w:nsid w:val="3DD71E62"/>
     <w:multiLevelType w:val="multilevel"/>
-    <w:tmpl w:val="0D68C67E"/>
-    <w:lvl w:ilvl="0">
-      <w:start w:val="1"/>
-      <w:numFmt w:val="decimal"/>
-      <w:lvlText w:val="%1."/>
-      <w:lvlJc w:val="left"/>
-      <w:pPr>
-        <w:tabs>
-          <w:tab w:val="num" w:pos="720"/>
-        </w:tabs>
-        <w:ind w:left="720" w:hanging="360"/>
-      </w:pPr>
-    </w:lvl>
-    <w:lvl w:ilvl="1" w:tentative="1">
-      <w:start w:val="1"/>
-      <w:numFmt w:val="decimal"/>
-      <w:lvlText w:val="%2."/>
-      <w:lvlJc w:val="left"/>
-      <w:pPr>
-        <w:tabs>
-          <w:tab w:val="num" w:pos="1440"/>
-        </w:tabs>
-        <w:ind w:left="1440" w:hanging="360"/>
-      </w:pPr>
-    </w:lvl>
-    <w:lvl w:ilvl="2" w:tentative="1">
-      <w:start w:val="1"/>
-      <w:numFmt w:val="decimal"/>
-      <w:lvlText w:val="%3."/>
-      <w:lvlJc w:val="left"/>
-      <w:pPr>
-        <w:tabs>
-          <w:tab w:val="num" w:pos="2160"/>
-        </w:tabs>
-        <w:ind w:left="2160" w:hanging="360"/>
-      </w:pPr>
-    </w:lvl>
-    <w:lvl w:ilvl="3" w:tentative="1">
-      <w:start w:val="1"/>
-      <w:numFmt w:val="decimal"/>
-      <w:lvlText w:val="%4."/>
-      <w:lvlJc w:val="left"/>
-      <w:pPr>
-        <w:tabs>
-          <w:tab w:val="num" w:pos="2880"/>
-        </w:tabs>
-        <w:ind w:left="2880" w:hanging="360"/>
-      </w:pPr>
-    </w:lvl>
-    <w:lvl w:ilvl="4" w:tentative="1">
-      <w:start w:val="1"/>
-      <w:numFmt w:val="decimal"/>
-      <w:lvlText w:val="%5."/>
-      <w:lvlJc w:val="left"/>
-      <w:pPr>
-        <w:tabs>
-          <w:tab w:val="num" w:pos="3600"/>
-        </w:tabs>
-        <w:ind w:left="3600" w:hanging="360"/>
-      </w:pPr>
-    </w:lvl>
-    <w:lvl w:ilvl="5" w:tentative="1">
-      <w:start w:val="1"/>
-      <w:numFmt w:val="decimal"/>
-      <w:lvlText w:val="%6."/>
-      <w:lvlJc w:val="left"/>
-      <w:pPr>
-        <w:tabs>
-          <w:tab w:val="num" w:pos="4320"/>
-        </w:tabs>
-        <w:ind w:left="4320" w:hanging="360"/>
-      </w:pPr>
-    </w:lvl>
-    <w:lvl w:ilvl="6" w:tentative="1">
-      <w:start w:val="1"/>
-      <w:numFmt w:val="decimal"/>
-      <w:lvlText w:val="%7."/>
-      <w:lvlJc w:val="left"/>
-      <w:pPr>
-        <w:tabs>
-          <w:tab w:val="num" w:pos="5040"/>
-        </w:tabs>
-        <w:ind w:left="5040" w:hanging="360"/>
-      </w:pPr>
-    </w:lvl>
-    <w:lvl w:ilvl="7" w:tentative="1">
-      <w:start w:val="1"/>
-      <w:numFmt w:val="decimal"/>
-      <w:lvlText w:val="%8."/>
-      <w:lvlJc w:val="left"/>
-      <w:pPr>
-        <w:tabs>
-          <w:tab w:val="num" w:pos="5760"/>
-        </w:tabs>
-        <w:ind w:left="5760" w:hanging="360"/>
-      </w:pPr>
-    </w:lvl>
-    <w:lvl w:ilvl="8" w:tentative="1">
-      <w:start w:val="1"/>
-      <w:numFmt w:val="decimal"/>
-      <w:lvlText w:val="%9."/>
-      <w:lvlJc w:val="left"/>
-      <w:pPr>
-        <w:tabs>
-          <w:tab w:val="num" w:pos="6480"/>
-        </w:tabs>
-        <w:ind w:left="6480" w:hanging="360"/>
-      </w:pPr>
-    </w:lvl>
-  </w:abstractNum>
-  <w:abstractNum w:abstractNumId="16" w15:restartNumberingAfterBreak="0">
-    <w:nsid w:val="4CBE4A53"/>
-    <w:multiLevelType w:val="multilevel"/>
-    <w:tmpl w:val="260CE18A"/>
-    <w:lvl w:ilvl="0">
-      <w:start w:val="1"/>
-      <w:numFmt w:val="decimal"/>
-      <w:lvlText w:val="%1."/>
-      <w:lvlJc w:val="left"/>
-      <w:pPr>
-        <w:tabs>
-          <w:tab w:val="num" w:pos="720"/>
-        </w:tabs>
-        <w:ind w:left="720" w:hanging="360"/>
-      </w:pPr>
-    </w:lvl>
-    <w:lvl w:ilvl="1" w:tentative="1">
-      <w:start w:val="1"/>
-      <w:numFmt w:val="decimal"/>
-      <w:lvlText w:val="%2."/>
-      <w:lvlJc w:val="left"/>
-      <w:pPr>
-        <w:tabs>
-          <w:tab w:val="num" w:pos="1440"/>
-        </w:tabs>
-        <w:ind w:left="1440" w:hanging="360"/>
-      </w:pPr>
-    </w:lvl>
-    <w:lvl w:ilvl="2" w:tentative="1">
-      <w:start w:val="1"/>
-      <w:numFmt w:val="decimal"/>
-      <w:lvlText w:val="%3."/>
-      <w:lvlJc w:val="left"/>
-      <w:pPr>
-        <w:tabs>
-          <w:tab w:val="num" w:pos="2160"/>
-        </w:tabs>
-        <w:ind w:left="2160" w:hanging="360"/>
-      </w:pPr>
-    </w:lvl>
-    <w:lvl w:ilvl="3" w:tentative="1">
-      <w:start w:val="1"/>
-      <w:numFmt w:val="decimal"/>
-      <w:lvlText w:val="%4."/>
-      <w:lvlJc w:val="left"/>
-      <w:pPr>
-        <w:tabs>
-          <w:tab w:val="num" w:pos="2880"/>
-        </w:tabs>
-        <w:ind w:left="2880" w:hanging="360"/>
-      </w:pPr>
-    </w:lvl>
-    <w:lvl w:ilvl="4" w:tentative="1">
-      <w:start w:val="1"/>
-      <w:numFmt w:val="decimal"/>
-      <w:lvlText w:val="%5."/>
-      <w:lvlJc w:val="left"/>
-      <w:pPr>
-        <w:tabs>
-          <w:tab w:val="num" w:pos="3600"/>
-        </w:tabs>
-        <w:ind w:left="3600" w:hanging="360"/>
-      </w:pPr>
-    </w:lvl>
-    <w:lvl w:ilvl="5" w:tentative="1">
-      <w:start w:val="1"/>
-      <w:numFmt w:val="decimal"/>
-      <w:lvlText w:val="%6."/>
-      <w:lvlJc w:val="left"/>
-      <w:pPr>
-        <w:tabs>
-          <w:tab w:val="num" w:pos="4320"/>
-        </w:tabs>
-        <w:ind w:left="4320" w:hanging="360"/>
-      </w:pPr>
-    </w:lvl>
-    <w:lvl w:ilvl="6" w:tentative="1">
-      <w:start w:val="1"/>
-      <w:numFmt w:val="decimal"/>
-      <w:lvlText w:val="%7."/>
-      <w:lvlJc w:val="left"/>
-      <w:pPr>
-        <w:tabs>
-          <w:tab w:val="num" w:pos="5040"/>
-        </w:tabs>
-        <w:ind w:left="5040" w:hanging="360"/>
-      </w:pPr>
-    </w:lvl>
-    <w:lvl w:ilvl="7" w:tentative="1">
-      <w:start w:val="1"/>
-      <w:numFmt w:val="decimal"/>
-      <w:lvlText w:val="%8."/>
-      <w:lvlJc w:val="left"/>
-      <w:pPr>
-        <w:tabs>
-          <w:tab w:val="num" w:pos="5760"/>
-        </w:tabs>
-        <w:ind w:left="5760" w:hanging="360"/>
-      </w:pPr>
-    </w:lvl>
-    <w:lvl w:ilvl="8" w:tentative="1">
-      <w:start w:val="1"/>
-      <w:numFmt w:val="decimal"/>
-      <w:lvlText w:val="%9."/>
-      <w:lvlJc w:val="left"/>
-      <w:pPr>
-        <w:tabs>
-          <w:tab w:val="num" w:pos="6480"/>
-        </w:tabs>
-        <w:ind w:left="6480" w:hanging="360"/>
-      </w:pPr>
-    </w:lvl>
-  </w:abstractNum>
-  <w:abstractNum w:abstractNumId="17" w15:restartNumberingAfterBreak="0">
-    <w:nsid w:val="516308BA"/>
-    <w:multiLevelType w:val="multilevel"/>
-    <w:tmpl w:val="DE82AE86"/>
-    <w:lvl w:ilvl="0">
-      <w:start w:val="1"/>
-      <w:numFmt w:val="decimal"/>
-      <w:lvlText w:val="%1."/>
-      <w:lvlJc w:val="left"/>
-      <w:pPr>
-        <w:tabs>
-          <w:tab w:val="num" w:pos="720"/>
-        </w:tabs>
-        <w:ind w:left="720" w:hanging="360"/>
-      </w:pPr>
-    </w:lvl>
-    <w:lvl w:ilvl="1" w:tentative="1">
-      <w:start w:val="1"/>
-      <w:numFmt w:val="decimal"/>
-      <w:lvlText w:val="%2."/>
-      <w:lvlJc w:val="left"/>
-      <w:pPr>
-        <w:tabs>
-          <w:tab w:val="num" w:pos="1440"/>
-        </w:tabs>
-        <w:ind w:left="1440" w:hanging="360"/>
-      </w:pPr>
-    </w:lvl>
-    <w:lvl w:ilvl="2" w:tentative="1">
-      <w:start w:val="1"/>
-      <w:numFmt w:val="decimal"/>
-      <w:lvlText w:val="%3."/>
-      <w:lvlJc w:val="left"/>
-      <w:pPr>
-        <w:tabs>
-          <w:tab w:val="num" w:pos="2160"/>
-        </w:tabs>
-        <w:ind w:left="2160" w:hanging="360"/>
-      </w:pPr>
-    </w:lvl>
-    <w:lvl w:ilvl="3" w:tentative="1">
-      <w:start w:val="1"/>
-      <w:numFmt w:val="decimal"/>
-      <w:lvlText w:val="%4."/>
-      <w:lvlJc w:val="left"/>
-      <w:pPr>
-        <w:tabs>
-          <w:tab w:val="num" w:pos="2880"/>
-        </w:tabs>
-        <w:ind w:left="2880" w:hanging="360"/>
-      </w:pPr>
-    </w:lvl>
-    <w:lvl w:ilvl="4" w:tentative="1">
-      <w:start w:val="1"/>
-      <w:numFmt w:val="decimal"/>
-      <w:lvlText w:val="%5."/>
-      <w:lvlJc w:val="left"/>
-      <w:pPr>
-        <w:tabs>
-          <w:tab w:val="num" w:pos="3600"/>
-        </w:tabs>
-        <w:ind w:left="3600" w:hanging="360"/>
-      </w:pPr>
-    </w:lvl>
-    <w:lvl w:ilvl="5" w:tentative="1">
-      <w:start w:val="1"/>
-      <w:numFmt w:val="decimal"/>
-      <w:lvlText w:val="%6."/>
-      <w:lvlJc w:val="left"/>
-      <w:pPr>
-        <w:tabs>
-          <w:tab w:val="num" w:pos="4320"/>
-        </w:tabs>
-        <w:ind w:left="4320" w:hanging="360"/>
-      </w:pPr>
-    </w:lvl>
-    <w:lvl w:ilvl="6" w:tentative="1">
-      <w:start w:val="1"/>
-      <w:numFmt w:val="decimal"/>
-      <w:lvlText w:val="%7."/>
-      <w:lvlJc w:val="left"/>
-      <w:pPr>
-        <w:tabs>
-          <w:tab w:val="num" w:pos="5040"/>
-        </w:tabs>
-        <w:ind w:left="5040" w:hanging="360"/>
-      </w:pPr>
-    </w:lvl>
-    <w:lvl w:ilvl="7" w:tentative="1">
-      <w:start w:val="1"/>
-      <w:numFmt w:val="decimal"/>
-      <w:lvlText w:val="%8."/>
-      <w:lvlJc w:val="left"/>
-      <w:pPr>
-        <w:tabs>
-          <w:tab w:val="num" w:pos="5760"/>
-        </w:tabs>
-        <w:ind w:left="5760" w:hanging="360"/>
-      </w:pPr>
-    </w:lvl>
-    <w:lvl w:ilvl="8" w:tentative="1">
-      <w:start w:val="1"/>
-      <w:numFmt w:val="decimal"/>
-      <w:lvlText w:val="%9."/>
-      <w:lvlJc w:val="left"/>
-      <w:pPr>
-        <w:tabs>
-          <w:tab w:val="num" w:pos="6480"/>
-        </w:tabs>
-        <w:ind w:left="6480" w:hanging="360"/>
-      </w:pPr>
-    </w:lvl>
-  </w:abstractNum>
-  <w:abstractNum w:abstractNumId="18" w15:restartNumberingAfterBreak="0">
-    <w:nsid w:val="58D641F8"/>
-    <w:multiLevelType w:val="multilevel"/>
-    <w:tmpl w:val="F210DC24"/>
-    <w:lvl w:ilvl="0">
-      <w:start w:val="1"/>
-      <w:numFmt w:val="decimal"/>
-      <w:lvlText w:val="%1."/>
-      <w:lvlJc w:val="left"/>
-      <w:pPr>
-        <w:tabs>
-          <w:tab w:val="num" w:pos="720"/>
-        </w:tabs>
-        <w:ind w:left="720" w:hanging="360"/>
-      </w:pPr>
-    </w:lvl>
-    <w:lvl w:ilvl="1" w:tentative="1">
-      <w:start w:val="1"/>
-      <w:numFmt w:val="decimal"/>
-      <w:lvlText w:val="%2."/>
-      <w:lvlJc w:val="left"/>
-      <w:pPr>
-        <w:tabs>
-          <w:tab w:val="num" w:pos="1440"/>
-        </w:tabs>
-        <w:ind w:left="1440" w:hanging="360"/>
-      </w:pPr>
-    </w:lvl>
-    <w:lvl w:ilvl="2" w:tentative="1">
-      <w:start w:val="1"/>
-      <w:numFmt w:val="decimal"/>
-      <w:lvlText w:val="%3."/>
-      <w:lvlJc w:val="left"/>
-      <w:pPr>
-        <w:tabs>
-          <w:tab w:val="num" w:pos="2160"/>
-        </w:tabs>
-        <w:ind w:left="2160" w:hanging="360"/>
-      </w:pPr>
-    </w:lvl>
-    <w:lvl w:ilvl="3" w:tentative="1">
-      <w:start w:val="1"/>
-      <w:numFmt w:val="decimal"/>
-      <w:lvlText w:val="%4."/>
-      <w:lvlJc w:val="left"/>
-      <w:pPr>
-        <w:tabs>
-          <w:tab w:val="num" w:pos="2880"/>
-        </w:tabs>
-        <w:ind w:left="2880" w:hanging="360"/>
-      </w:pPr>
-    </w:lvl>
-    <w:lvl w:ilvl="4" w:tentative="1">
-      <w:start w:val="1"/>
-      <w:numFmt w:val="decimal"/>
-      <w:lvlText w:val="%5."/>
-      <w:lvlJc w:val="left"/>
-      <w:pPr>
-        <w:tabs>
-          <w:tab w:val="num" w:pos="3600"/>
-        </w:tabs>
-        <w:ind w:left="3600" w:hanging="360"/>
-      </w:pPr>
-    </w:lvl>
-    <w:lvl w:ilvl="5" w:tentative="1">
-      <w:start w:val="1"/>
-      <w:numFmt w:val="decimal"/>
-      <w:lvlText w:val="%6."/>
-      <w:lvlJc w:val="left"/>
-      <w:pPr>
-        <w:tabs>
-          <w:tab w:val="num" w:pos="4320"/>
-        </w:tabs>
-        <w:ind w:left="4320" w:hanging="360"/>
-      </w:pPr>
-    </w:lvl>
-    <w:lvl w:ilvl="6" w:tentative="1">
-      <w:start w:val="1"/>
-      <w:numFmt w:val="decimal"/>
-      <w:lvlText w:val="%7."/>
-      <w:lvlJc w:val="left"/>
-      <w:pPr>
-        <w:tabs>
-          <w:tab w:val="num" w:pos="5040"/>
-        </w:tabs>
-        <w:ind w:left="5040" w:hanging="360"/>
-      </w:pPr>
-    </w:lvl>
-    <w:lvl w:ilvl="7" w:tentative="1">
-      <w:start w:val="1"/>
-      <w:numFmt w:val="decimal"/>
-      <w:lvlText w:val="%8."/>
-      <w:lvlJc w:val="left"/>
-      <w:pPr>
-        <w:tabs>
-          <w:tab w:val="num" w:pos="5760"/>
-        </w:tabs>
-        <w:ind w:left="5760" w:hanging="360"/>
-      </w:pPr>
-    </w:lvl>
-    <w:lvl w:ilvl="8" w:tentative="1">
-      <w:start w:val="1"/>
-      <w:numFmt w:val="decimal"/>
-      <w:lvlText w:val="%9."/>
-      <w:lvlJc w:val="left"/>
-      <w:pPr>
-        <w:tabs>
-          <w:tab w:val="num" w:pos="6480"/>
-        </w:tabs>
-        <w:ind w:left="6480" w:hanging="360"/>
-      </w:pPr>
-    </w:lvl>
-  </w:abstractNum>
-  <w:abstractNum w:abstractNumId="19" w15:restartNumberingAfterBreak="0">
-    <w:nsid w:val="5A27662D"/>
-    <w:multiLevelType w:val="multilevel"/>
-    <w:tmpl w:val="46FEEAAC"/>
-    <w:lvl w:ilvl="0">
-      <w:start w:val="1"/>
-      <w:numFmt w:val="decimal"/>
-      <w:lvlText w:val="%1."/>
-      <w:lvlJc w:val="left"/>
-      <w:pPr>
-        <w:tabs>
-          <w:tab w:val="num" w:pos="720"/>
-        </w:tabs>
-        <w:ind w:left="720" w:hanging="360"/>
-      </w:pPr>
-    </w:lvl>
-    <w:lvl w:ilvl="1" w:tentative="1">
-      <w:start w:val="1"/>
-      <w:numFmt w:val="decimal"/>
-      <w:lvlText w:val="%2."/>
-      <w:lvlJc w:val="left"/>
-      <w:pPr>
-        <w:tabs>
-          <w:tab w:val="num" w:pos="1440"/>
-        </w:tabs>
-        <w:ind w:left="1440" w:hanging="360"/>
-      </w:pPr>
-    </w:lvl>
-    <w:lvl w:ilvl="2" w:tentative="1">
-      <w:start w:val="1"/>
-      <w:numFmt w:val="decimal"/>
-      <w:lvlText w:val="%3."/>
-      <w:lvlJc w:val="left"/>
-      <w:pPr>
-        <w:tabs>
-          <w:tab w:val="num" w:pos="2160"/>
-        </w:tabs>
-        <w:ind w:left="2160" w:hanging="360"/>
-      </w:pPr>
-    </w:lvl>
-    <w:lvl w:ilvl="3" w:tentative="1">
-      <w:start w:val="1"/>
-      <w:numFmt w:val="decimal"/>
-      <w:lvlText w:val="%4."/>
-      <w:lvlJc w:val="left"/>
-      <w:pPr>
-        <w:tabs>
-          <w:tab w:val="num" w:pos="2880"/>
-        </w:tabs>
-        <w:ind w:left="2880" w:hanging="360"/>
-      </w:pPr>
-    </w:lvl>
-    <w:lvl w:ilvl="4" w:tentative="1">
-      <w:start w:val="1"/>
-      <w:numFmt w:val="decimal"/>
-      <w:lvlText w:val="%5."/>
-      <w:lvlJc w:val="left"/>
-      <w:pPr>
-        <w:tabs>
-          <w:tab w:val="num" w:pos="3600"/>
-        </w:tabs>
-        <w:ind w:left="3600" w:hanging="360"/>
-      </w:pPr>
-    </w:lvl>
-    <w:lvl w:ilvl="5" w:tentative="1">
-      <w:start w:val="1"/>
-      <w:numFmt w:val="decimal"/>
-      <w:lvlText w:val="%6."/>
-      <w:lvlJc w:val="left"/>
-      <w:pPr>
-        <w:tabs>
-          <w:tab w:val="num" w:pos="4320"/>
-        </w:tabs>
-        <w:ind w:left="4320" w:hanging="360"/>
-      </w:pPr>
-    </w:lvl>
-    <w:lvl w:ilvl="6" w:tentative="1">
-      <w:start w:val="1"/>
-      <w:numFmt w:val="decimal"/>
-      <w:lvlText w:val="%7."/>
-      <w:lvlJc w:val="left"/>
-      <w:pPr>
-        <w:tabs>
-          <w:tab w:val="num" w:pos="5040"/>
-        </w:tabs>
-        <w:ind w:left="5040" w:hanging="360"/>
-      </w:pPr>
-    </w:lvl>
-    <w:lvl w:ilvl="7" w:tentative="1">
-      <w:start w:val="1"/>
-      <w:numFmt w:val="decimal"/>
-      <w:lvlText w:val="%8."/>
-      <w:lvlJc w:val="left"/>
-      <w:pPr>
-        <w:tabs>
-          <w:tab w:val="num" w:pos="5760"/>
-        </w:tabs>
-        <w:ind w:left="5760" w:hanging="360"/>
-      </w:pPr>
-    </w:lvl>
-    <w:lvl w:ilvl="8" w:tentative="1">
-      <w:start w:val="1"/>
-      <w:numFmt w:val="decimal"/>
-      <w:lvlText w:val="%9."/>
-      <w:lvlJc w:val="left"/>
-      <w:pPr>
-        <w:tabs>
-          <w:tab w:val="num" w:pos="6480"/>
-        </w:tabs>
-        <w:ind w:left="6480" w:hanging="360"/>
-      </w:pPr>
-    </w:lvl>
-  </w:abstractNum>
-  <w:abstractNum w:abstractNumId="20" w15:restartNumberingAfterBreak="0">
-    <w:nsid w:val="5E9C4740"/>
-    <w:multiLevelType w:val="multilevel"/>
-    <w:tmpl w:val="5DB41E94"/>
-    <w:lvl w:ilvl="0">
-      <w:start w:val="1"/>
-      <w:numFmt w:val="decimal"/>
-      <w:lvlText w:val="%1."/>
-      <w:lvlJc w:val="left"/>
-      <w:pPr>
-        <w:tabs>
-          <w:tab w:val="num" w:pos="720"/>
-        </w:tabs>
-        <w:ind w:left="720" w:hanging="360"/>
-      </w:pPr>
-    </w:lvl>
-    <w:lvl w:ilvl="1" w:tentative="1">
-      <w:start w:val="1"/>
-      <w:numFmt w:val="decimal"/>
-      <w:lvlText w:val="%2."/>
-      <w:lvlJc w:val="left"/>
-      <w:pPr>
-        <w:tabs>
-          <w:tab w:val="num" w:pos="1440"/>
-        </w:tabs>
-        <w:ind w:left="1440" w:hanging="360"/>
-      </w:pPr>
-    </w:lvl>
-    <w:lvl w:ilvl="2" w:tentative="1">
-      <w:start w:val="1"/>
-      <w:numFmt w:val="decimal"/>
-      <w:lvlText w:val="%3."/>
-      <w:lvlJc w:val="left"/>
-      <w:pPr>
-        <w:tabs>
-          <w:tab w:val="num" w:pos="2160"/>
-        </w:tabs>
-        <w:ind w:left="2160" w:hanging="360"/>
-      </w:pPr>
-    </w:lvl>
-    <w:lvl w:ilvl="3" w:tentative="1">
-      <w:start w:val="1"/>
-      <w:numFmt w:val="decimal"/>
-      <w:lvlText w:val="%4."/>
-      <w:lvlJc w:val="left"/>
-      <w:pPr>
-        <w:tabs>
-          <w:tab w:val="num" w:pos="2880"/>
-        </w:tabs>
-        <w:ind w:left="2880" w:hanging="360"/>
-      </w:pPr>
-    </w:lvl>
-    <w:lvl w:ilvl="4" w:tentative="1">
-      <w:start w:val="1"/>
-      <w:numFmt w:val="decimal"/>
-      <w:lvlText w:val="%5."/>
-      <w:lvlJc w:val="left"/>
-      <w:pPr>
-        <w:tabs>
-          <w:tab w:val="num" w:pos="3600"/>
-        </w:tabs>
-        <w:ind w:left="3600" w:hanging="360"/>
-      </w:pPr>
-    </w:lvl>
-    <w:lvl w:ilvl="5" w:tentative="1">
-      <w:start w:val="1"/>
-      <w:numFmt w:val="decimal"/>
-      <w:lvlText w:val="%6."/>
-      <w:lvlJc w:val="left"/>
-      <w:pPr>
-        <w:tabs>
-          <w:tab w:val="num" w:pos="4320"/>
-        </w:tabs>
-        <w:ind w:left="4320" w:hanging="360"/>
-      </w:pPr>
-    </w:lvl>
-    <w:lvl w:ilvl="6" w:tentative="1">
-      <w:start w:val="1"/>
-      <w:numFmt w:val="decimal"/>
-      <w:lvlText w:val="%7."/>
-      <w:lvlJc w:val="left"/>
-      <w:pPr>
-        <w:tabs>
-          <w:tab w:val="num" w:pos="5040"/>
-        </w:tabs>
-        <w:ind w:left="5040" w:hanging="360"/>
-      </w:pPr>
-    </w:lvl>
-    <w:lvl w:ilvl="7" w:tentative="1">
-      <w:start w:val="1"/>
-      <w:numFmt w:val="decimal"/>
-      <w:lvlText w:val="%8."/>
-      <w:lvlJc w:val="left"/>
-      <w:pPr>
-        <w:tabs>
-          <w:tab w:val="num" w:pos="5760"/>
-        </w:tabs>
-        <w:ind w:left="5760" w:hanging="360"/>
-      </w:pPr>
-    </w:lvl>
-    <w:lvl w:ilvl="8" w:tentative="1">
-      <w:start w:val="1"/>
-      <w:numFmt w:val="decimal"/>
-      <w:lvlText w:val="%9."/>
-      <w:lvlJc w:val="left"/>
-      <w:pPr>
-        <w:tabs>
-          <w:tab w:val="num" w:pos="6480"/>
-        </w:tabs>
-        <w:ind w:left="6480" w:hanging="360"/>
-      </w:pPr>
-    </w:lvl>
-  </w:abstractNum>
-  <w:abstractNum w:abstractNumId="21" w15:restartNumberingAfterBreak="0">
-    <w:nsid w:val="632B2C9A"/>
-    <w:multiLevelType w:val="multilevel"/>
-    <w:tmpl w:val="A3C2CD04"/>
+    <w:tmpl w:val="A8F2C1B4"/>
     <w:lvl w:ilvl="0">
       <w:start w:val="1"/>
       <w:numFmt w:val="bullet"/>
@@ -13939,10 +13352,123 @@
       </w:rPr>
     </w:lvl>
   </w:abstractNum>
-  <w:abstractNum w:abstractNumId="22" w15:restartNumberingAfterBreak="0">
-    <w:nsid w:val="65D90F45"/>
+  <w:abstractNum w:abstractNumId="16" w15:restartNumberingAfterBreak="0">
+    <w:nsid w:val="47A07BC8"/>
     <w:multiLevelType w:val="multilevel"/>
-    <w:tmpl w:val="0B3C4856"/>
+    <w:tmpl w:val="DE2827EE"/>
+    <w:lvl w:ilvl="0">
+      <w:start w:val="1"/>
+      <w:numFmt w:val="decimal"/>
+      <w:lvlText w:val="%1."/>
+      <w:lvlJc w:val="left"/>
+      <w:pPr>
+        <w:tabs>
+          <w:tab w:val="num" w:pos="720"/>
+        </w:tabs>
+        <w:ind w:left="720" w:hanging="360"/>
+      </w:pPr>
+    </w:lvl>
+    <w:lvl w:ilvl="1" w:tentative="1">
+      <w:start w:val="1"/>
+      <w:numFmt w:val="decimal"/>
+      <w:lvlText w:val="%2."/>
+      <w:lvlJc w:val="left"/>
+      <w:pPr>
+        <w:tabs>
+          <w:tab w:val="num" w:pos="1440"/>
+        </w:tabs>
+        <w:ind w:left="1440" w:hanging="360"/>
+      </w:pPr>
+    </w:lvl>
+    <w:lvl w:ilvl="2" w:tentative="1">
+      <w:start w:val="1"/>
+      <w:numFmt w:val="decimal"/>
+      <w:lvlText w:val="%3."/>
+      <w:lvlJc w:val="left"/>
+      <w:pPr>
+        <w:tabs>
+          <w:tab w:val="num" w:pos="2160"/>
+        </w:tabs>
+        <w:ind w:left="2160" w:hanging="360"/>
+      </w:pPr>
+    </w:lvl>
+    <w:lvl w:ilvl="3" w:tentative="1">
+      <w:start w:val="1"/>
+      <w:numFmt w:val="decimal"/>
+      <w:lvlText w:val="%4."/>
+      <w:lvlJc w:val="left"/>
+      <w:pPr>
+        <w:tabs>
+          <w:tab w:val="num" w:pos="2880"/>
+        </w:tabs>
+        <w:ind w:left="2880" w:hanging="360"/>
+      </w:pPr>
+    </w:lvl>
+    <w:lvl w:ilvl="4" w:tentative="1">
+      <w:start w:val="1"/>
+      <w:numFmt w:val="decimal"/>
+      <w:lvlText w:val="%5."/>
+      <w:lvlJc w:val="left"/>
+      <w:pPr>
+        <w:tabs>
+          <w:tab w:val="num" w:pos="3600"/>
+        </w:tabs>
+        <w:ind w:left="3600" w:hanging="360"/>
+      </w:pPr>
+    </w:lvl>
+    <w:lvl w:ilvl="5" w:tentative="1">
+      <w:start w:val="1"/>
+      <w:numFmt w:val="decimal"/>
+      <w:lvlText w:val="%6."/>
+      <w:lvlJc w:val="left"/>
+      <w:pPr>
+        <w:tabs>
+          <w:tab w:val="num" w:pos="4320"/>
+        </w:tabs>
+        <w:ind w:left="4320" w:hanging="360"/>
+      </w:pPr>
+    </w:lvl>
+    <w:lvl w:ilvl="6" w:tentative="1">
+      <w:start w:val="1"/>
+      <w:numFmt w:val="decimal"/>
+      <w:lvlText w:val="%7."/>
+      <w:lvlJc w:val="left"/>
+      <w:pPr>
+        <w:tabs>
+          <w:tab w:val="num" w:pos="5040"/>
+        </w:tabs>
+        <w:ind w:left="5040" w:hanging="360"/>
+      </w:pPr>
+    </w:lvl>
+    <w:lvl w:ilvl="7" w:tentative="1">
+      <w:start w:val="1"/>
+      <w:numFmt w:val="decimal"/>
+      <w:lvlText w:val="%8."/>
+      <w:lvlJc w:val="left"/>
+      <w:pPr>
+        <w:tabs>
+          <w:tab w:val="num" w:pos="5760"/>
+        </w:tabs>
+        <w:ind w:left="5760" w:hanging="360"/>
+      </w:pPr>
+    </w:lvl>
+    <w:lvl w:ilvl="8" w:tentative="1">
+      <w:start w:val="1"/>
+      <w:numFmt w:val="decimal"/>
+      <w:lvlText w:val="%9."/>
+      <w:lvlJc w:val="left"/>
+      <w:pPr>
+        <w:tabs>
+          <w:tab w:val="num" w:pos="6480"/>
+        </w:tabs>
+        <w:ind w:left="6480" w:hanging="360"/>
+      </w:pPr>
+    </w:lvl>
+  </w:abstractNum>
+  <w:abstractNum w:abstractNumId="17" w15:restartNumberingAfterBreak="0">
+    <w:nsid w:val="4894214A"/>
+    <w:multiLevelType w:val="multilevel"/>
+    <w:tmpl w:val="A08EF2F8"/>
     <w:lvl w:ilvl="0">
       <w:start w:val="1"/>
       <w:numFmt w:val="decimal"/>
@@ -14056,10 +13582,10 @@
       </w:pPr>
     </w:lvl>
   </w:abstractNum>
-  <w:abstractNum w:abstractNumId="23" w15:restartNumberingAfterBreak="0">
-    <w:nsid w:val="6A033397"/>
+  <w:abstractNum w:abstractNumId="18" w15:restartNumberingAfterBreak="0">
+    <w:nsid w:val="521E1FB4"/>
     <w:multiLevelType w:val="multilevel"/>
-    <w:tmpl w:val="EB5EF1E2"/>
+    <w:tmpl w:val="DBFE38EE"/>
     <w:lvl w:ilvl="0">
       <w:start w:val="1"/>
       <w:numFmt w:val="decimal"/>
@@ -14169,10 +13695,10 @@
       </w:pPr>
     </w:lvl>
   </w:abstractNum>
-  <w:abstractNum w:abstractNumId="24" w15:restartNumberingAfterBreak="0">
-    <w:nsid w:val="6BDB6D88"/>
+  <w:abstractNum w:abstractNumId="19" w15:restartNumberingAfterBreak="0">
+    <w:nsid w:val="5A455F6A"/>
     <w:multiLevelType w:val="multilevel"/>
-    <w:tmpl w:val="6CBCDEC4"/>
+    <w:tmpl w:val="6B96E4A8"/>
     <w:lvl w:ilvl="0">
       <w:start w:val="1"/>
       <w:numFmt w:val="decimal"/>
@@ -14282,10 +13808,123 @@
       </w:pPr>
     </w:lvl>
   </w:abstractNum>
-  <w:abstractNum w:abstractNumId="25" w15:restartNumberingAfterBreak="0">
-    <w:nsid w:val="73B9619B"/>
+  <w:abstractNum w:abstractNumId="20" w15:restartNumberingAfterBreak="0">
+    <w:nsid w:val="5F1E5AC6"/>
     <w:multiLevelType w:val="multilevel"/>
-    <w:tmpl w:val="67C085F6"/>
+    <w:tmpl w:val="426A7098"/>
+    <w:lvl w:ilvl="0">
+      <w:start w:val="1"/>
+      <w:numFmt w:val="decimal"/>
+      <w:lvlText w:val="%1."/>
+      <w:lvlJc w:val="left"/>
+      <w:pPr>
+        <w:tabs>
+          <w:tab w:val="num" w:pos="720"/>
+        </w:tabs>
+        <w:ind w:left="720" w:hanging="360"/>
+      </w:pPr>
+    </w:lvl>
+    <w:lvl w:ilvl="1" w:tentative="1">
+      <w:start w:val="1"/>
+      <w:numFmt w:val="decimal"/>
+      <w:lvlText w:val="%2."/>
+      <w:lvlJc w:val="left"/>
+      <w:pPr>
+        <w:tabs>
+          <w:tab w:val="num" w:pos="1440"/>
+        </w:tabs>
+        <w:ind w:left="1440" w:hanging="360"/>
+      </w:pPr>
+    </w:lvl>
+    <w:lvl w:ilvl="2" w:tentative="1">
+      <w:start w:val="1"/>
+      <w:numFmt w:val="decimal"/>
+      <w:lvlText w:val="%3."/>
+      <w:lvlJc w:val="left"/>
+      <w:pPr>
+        <w:tabs>
+          <w:tab w:val="num" w:pos="2160"/>
+        </w:tabs>
+        <w:ind w:left="2160" w:hanging="360"/>
+      </w:pPr>
+    </w:lvl>
+    <w:lvl w:ilvl="3" w:tentative="1">
+      <w:start w:val="1"/>
+      <w:numFmt w:val="decimal"/>
+      <w:lvlText w:val="%4."/>
+      <w:lvlJc w:val="left"/>
+      <w:pPr>
+        <w:tabs>
+          <w:tab w:val="num" w:pos="2880"/>
+        </w:tabs>
+        <w:ind w:left="2880" w:hanging="360"/>
+      </w:pPr>
+    </w:lvl>
+    <w:lvl w:ilvl="4" w:tentative="1">
+      <w:start w:val="1"/>
+      <w:numFmt w:val="decimal"/>
+      <w:lvlText w:val="%5."/>
+      <w:lvlJc w:val="left"/>
+      <w:pPr>
+        <w:tabs>
+          <w:tab w:val="num" w:pos="3600"/>
+        </w:tabs>
+        <w:ind w:left="3600" w:hanging="360"/>
+      </w:pPr>
+    </w:lvl>
+    <w:lvl w:ilvl="5" w:tentative="1">
+      <w:start w:val="1"/>
+      <w:numFmt w:val="decimal"/>
+      <w:lvlText w:val="%6."/>
+      <w:lvlJc w:val="left"/>
+      <w:pPr>
+        <w:tabs>
+          <w:tab w:val="num" w:pos="4320"/>
+        </w:tabs>
+        <w:ind w:left="4320" w:hanging="360"/>
+      </w:pPr>
+    </w:lvl>
+    <w:lvl w:ilvl="6" w:tentative="1">
+      <w:start w:val="1"/>
+      <w:numFmt w:val="decimal"/>
+      <w:lvlText w:val="%7."/>
+      <w:lvlJc w:val="left"/>
+      <w:pPr>
+        <w:tabs>
+          <w:tab w:val="num" w:pos="5040"/>
+        </w:tabs>
+        <w:ind w:left="5040" w:hanging="360"/>
+      </w:pPr>
+    </w:lvl>
+    <w:lvl w:ilvl="7" w:tentative="1">
+      <w:start w:val="1"/>
+      <w:numFmt w:val="decimal"/>
+      <w:lvlText w:val="%8."/>
+      <w:lvlJc w:val="left"/>
+      <w:pPr>
+        <w:tabs>
+          <w:tab w:val="num" w:pos="5760"/>
+        </w:tabs>
+        <w:ind w:left="5760" w:hanging="360"/>
+      </w:pPr>
+    </w:lvl>
+    <w:lvl w:ilvl="8" w:tentative="1">
+      <w:start w:val="1"/>
+      <w:numFmt w:val="decimal"/>
+      <w:lvlText w:val="%9."/>
+      <w:lvlJc w:val="left"/>
+      <w:pPr>
+        <w:tabs>
+          <w:tab w:val="num" w:pos="6480"/>
+        </w:tabs>
+        <w:ind w:left="6480" w:hanging="360"/>
+      </w:pPr>
+    </w:lvl>
+  </w:abstractNum>
+  <w:abstractNum w:abstractNumId="21" w15:restartNumberingAfterBreak="0">
+    <w:nsid w:val="654F4882"/>
+    <w:multiLevelType w:val="multilevel"/>
+    <w:tmpl w:val="B45E0770"/>
     <w:lvl w:ilvl="0">
       <w:start w:val="1"/>
       <w:numFmt w:val="bullet"/>
@@ -14431,10 +14070,575 @@
       </w:rPr>
     </w:lvl>
   </w:abstractNum>
+  <w:abstractNum w:abstractNumId="22" w15:restartNumberingAfterBreak="0">
+    <w:nsid w:val="681546B9"/>
+    <w:multiLevelType w:val="multilevel"/>
+    <w:tmpl w:val="BE80B376"/>
+    <w:lvl w:ilvl="0">
+      <w:start w:val="1"/>
+      <w:numFmt w:val="decimal"/>
+      <w:lvlText w:val="%1."/>
+      <w:lvlJc w:val="left"/>
+      <w:pPr>
+        <w:tabs>
+          <w:tab w:val="num" w:pos="720"/>
+        </w:tabs>
+        <w:ind w:left="720" w:hanging="360"/>
+      </w:pPr>
+    </w:lvl>
+    <w:lvl w:ilvl="1" w:tentative="1">
+      <w:start w:val="1"/>
+      <w:numFmt w:val="decimal"/>
+      <w:lvlText w:val="%2."/>
+      <w:lvlJc w:val="left"/>
+      <w:pPr>
+        <w:tabs>
+          <w:tab w:val="num" w:pos="1440"/>
+        </w:tabs>
+        <w:ind w:left="1440" w:hanging="360"/>
+      </w:pPr>
+    </w:lvl>
+    <w:lvl w:ilvl="2" w:tentative="1">
+      <w:start w:val="1"/>
+      <w:numFmt w:val="decimal"/>
+      <w:lvlText w:val="%3."/>
+      <w:lvlJc w:val="left"/>
+      <w:pPr>
+        <w:tabs>
+          <w:tab w:val="num" w:pos="2160"/>
+        </w:tabs>
+        <w:ind w:left="2160" w:hanging="360"/>
+      </w:pPr>
+    </w:lvl>
+    <w:lvl w:ilvl="3" w:tentative="1">
+      <w:start w:val="1"/>
+      <w:numFmt w:val="decimal"/>
+      <w:lvlText w:val="%4."/>
+      <w:lvlJc w:val="left"/>
+      <w:pPr>
+        <w:tabs>
+          <w:tab w:val="num" w:pos="2880"/>
+        </w:tabs>
+        <w:ind w:left="2880" w:hanging="360"/>
+      </w:pPr>
+    </w:lvl>
+    <w:lvl w:ilvl="4" w:tentative="1">
+      <w:start w:val="1"/>
+      <w:numFmt w:val="decimal"/>
+      <w:lvlText w:val="%5."/>
+      <w:lvlJc w:val="left"/>
+      <w:pPr>
+        <w:tabs>
+          <w:tab w:val="num" w:pos="3600"/>
+        </w:tabs>
+        <w:ind w:left="3600" w:hanging="360"/>
+      </w:pPr>
+    </w:lvl>
+    <w:lvl w:ilvl="5" w:tentative="1">
+      <w:start w:val="1"/>
+      <w:numFmt w:val="decimal"/>
+      <w:lvlText w:val="%6."/>
+      <w:lvlJc w:val="left"/>
+      <w:pPr>
+        <w:tabs>
+          <w:tab w:val="num" w:pos="4320"/>
+        </w:tabs>
+        <w:ind w:left="4320" w:hanging="360"/>
+      </w:pPr>
+    </w:lvl>
+    <w:lvl w:ilvl="6" w:tentative="1">
+      <w:start w:val="1"/>
+      <w:numFmt w:val="decimal"/>
+      <w:lvlText w:val="%7."/>
+      <w:lvlJc w:val="left"/>
+      <w:pPr>
+        <w:tabs>
+          <w:tab w:val="num" w:pos="5040"/>
+        </w:tabs>
+        <w:ind w:left="5040" w:hanging="360"/>
+      </w:pPr>
+    </w:lvl>
+    <w:lvl w:ilvl="7" w:tentative="1">
+      <w:start w:val="1"/>
+      <w:numFmt w:val="decimal"/>
+      <w:lvlText w:val="%8."/>
+      <w:lvlJc w:val="left"/>
+      <w:pPr>
+        <w:tabs>
+          <w:tab w:val="num" w:pos="5760"/>
+        </w:tabs>
+        <w:ind w:left="5760" w:hanging="360"/>
+      </w:pPr>
+    </w:lvl>
+    <w:lvl w:ilvl="8" w:tentative="1">
+      <w:start w:val="1"/>
+      <w:numFmt w:val="decimal"/>
+      <w:lvlText w:val="%9."/>
+      <w:lvlJc w:val="left"/>
+      <w:pPr>
+        <w:tabs>
+          <w:tab w:val="num" w:pos="6480"/>
+        </w:tabs>
+        <w:ind w:left="6480" w:hanging="360"/>
+      </w:pPr>
+    </w:lvl>
+  </w:abstractNum>
+  <w:abstractNum w:abstractNumId="23" w15:restartNumberingAfterBreak="0">
+    <w:nsid w:val="6EF16C16"/>
+    <w:multiLevelType w:val="multilevel"/>
+    <w:tmpl w:val="A580B95C"/>
+    <w:lvl w:ilvl="0">
+      <w:start w:val="1"/>
+      <w:numFmt w:val="decimal"/>
+      <w:lvlText w:val="%1."/>
+      <w:lvlJc w:val="left"/>
+      <w:pPr>
+        <w:tabs>
+          <w:tab w:val="num" w:pos="720"/>
+        </w:tabs>
+        <w:ind w:left="720" w:hanging="360"/>
+      </w:pPr>
+    </w:lvl>
+    <w:lvl w:ilvl="1" w:tentative="1">
+      <w:start w:val="1"/>
+      <w:numFmt w:val="decimal"/>
+      <w:lvlText w:val="%2."/>
+      <w:lvlJc w:val="left"/>
+      <w:pPr>
+        <w:tabs>
+          <w:tab w:val="num" w:pos="1440"/>
+        </w:tabs>
+        <w:ind w:left="1440" w:hanging="360"/>
+      </w:pPr>
+    </w:lvl>
+    <w:lvl w:ilvl="2" w:tentative="1">
+      <w:start w:val="1"/>
+      <w:numFmt w:val="decimal"/>
+      <w:lvlText w:val="%3."/>
+      <w:lvlJc w:val="left"/>
+      <w:pPr>
+        <w:tabs>
+          <w:tab w:val="num" w:pos="2160"/>
+        </w:tabs>
+        <w:ind w:left="2160" w:hanging="360"/>
+      </w:pPr>
+    </w:lvl>
+    <w:lvl w:ilvl="3" w:tentative="1">
+      <w:start w:val="1"/>
+      <w:numFmt w:val="decimal"/>
+      <w:lvlText w:val="%4."/>
+      <w:lvlJc w:val="left"/>
+      <w:pPr>
+        <w:tabs>
+          <w:tab w:val="num" w:pos="2880"/>
+        </w:tabs>
+        <w:ind w:left="2880" w:hanging="360"/>
+      </w:pPr>
+    </w:lvl>
+    <w:lvl w:ilvl="4" w:tentative="1">
+      <w:start w:val="1"/>
+      <w:numFmt w:val="decimal"/>
+      <w:lvlText w:val="%5."/>
+      <w:lvlJc w:val="left"/>
+      <w:pPr>
+        <w:tabs>
+          <w:tab w:val="num" w:pos="3600"/>
+        </w:tabs>
+        <w:ind w:left="3600" w:hanging="360"/>
+      </w:pPr>
+    </w:lvl>
+    <w:lvl w:ilvl="5" w:tentative="1">
+      <w:start w:val="1"/>
+      <w:numFmt w:val="decimal"/>
+      <w:lvlText w:val="%6."/>
+      <w:lvlJc w:val="left"/>
+      <w:pPr>
+        <w:tabs>
+          <w:tab w:val="num" w:pos="4320"/>
+        </w:tabs>
+        <w:ind w:left="4320" w:hanging="360"/>
+      </w:pPr>
+    </w:lvl>
+    <w:lvl w:ilvl="6" w:tentative="1">
+      <w:start w:val="1"/>
+      <w:numFmt w:val="decimal"/>
+      <w:lvlText w:val="%7."/>
+      <w:lvlJc w:val="left"/>
+      <w:pPr>
+        <w:tabs>
+          <w:tab w:val="num" w:pos="5040"/>
+        </w:tabs>
+        <w:ind w:left="5040" w:hanging="360"/>
+      </w:pPr>
+    </w:lvl>
+    <w:lvl w:ilvl="7" w:tentative="1">
+      <w:start w:val="1"/>
+      <w:numFmt w:val="decimal"/>
+      <w:lvlText w:val="%8."/>
+      <w:lvlJc w:val="left"/>
+      <w:pPr>
+        <w:tabs>
+          <w:tab w:val="num" w:pos="5760"/>
+        </w:tabs>
+        <w:ind w:left="5760" w:hanging="360"/>
+      </w:pPr>
+    </w:lvl>
+    <w:lvl w:ilvl="8" w:tentative="1">
+      <w:start w:val="1"/>
+      <w:numFmt w:val="decimal"/>
+      <w:lvlText w:val="%9."/>
+      <w:lvlJc w:val="left"/>
+      <w:pPr>
+        <w:tabs>
+          <w:tab w:val="num" w:pos="6480"/>
+        </w:tabs>
+        <w:ind w:left="6480" w:hanging="360"/>
+      </w:pPr>
+    </w:lvl>
+  </w:abstractNum>
+  <w:abstractNum w:abstractNumId="24" w15:restartNumberingAfterBreak="0">
+    <w:nsid w:val="74D1496C"/>
+    <w:multiLevelType w:val="multilevel"/>
+    <w:tmpl w:val="CE9CD82E"/>
+    <w:lvl w:ilvl="0">
+      <w:start w:val="1"/>
+      <w:numFmt w:val="decimal"/>
+      <w:lvlText w:val="%1."/>
+      <w:lvlJc w:val="left"/>
+      <w:pPr>
+        <w:tabs>
+          <w:tab w:val="num" w:pos="720"/>
+        </w:tabs>
+        <w:ind w:left="720" w:hanging="360"/>
+      </w:pPr>
+    </w:lvl>
+    <w:lvl w:ilvl="1" w:tentative="1">
+      <w:start w:val="1"/>
+      <w:numFmt w:val="decimal"/>
+      <w:lvlText w:val="%2."/>
+      <w:lvlJc w:val="left"/>
+      <w:pPr>
+        <w:tabs>
+          <w:tab w:val="num" w:pos="1440"/>
+        </w:tabs>
+        <w:ind w:left="1440" w:hanging="360"/>
+      </w:pPr>
+    </w:lvl>
+    <w:lvl w:ilvl="2" w:tentative="1">
+      <w:start w:val="1"/>
+      <w:numFmt w:val="decimal"/>
+      <w:lvlText w:val="%3."/>
+      <w:lvlJc w:val="left"/>
+      <w:pPr>
+        <w:tabs>
+          <w:tab w:val="num" w:pos="2160"/>
+        </w:tabs>
+        <w:ind w:left="2160" w:hanging="360"/>
+      </w:pPr>
+    </w:lvl>
+    <w:lvl w:ilvl="3" w:tentative="1">
+      <w:start w:val="1"/>
+      <w:numFmt w:val="decimal"/>
+      <w:lvlText w:val="%4."/>
+      <w:lvlJc w:val="left"/>
+      <w:pPr>
+        <w:tabs>
+          <w:tab w:val="num" w:pos="2880"/>
+        </w:tabs>
+        <w:ind w:left="2880" w:hanging="360"/>
+      </w:pPr>
+    </w:lvl>
+    <w:lvl w:ilvl="4" w:tentative="1">
+      <w:start w:val="1"/>
+      <w:numFmt w:val="decimal"/>
+      <w:lvlText w:val="%5."/>
+      <w:lvlJc w:val="left"/>
+      <w:pPr>
+        <w:tabs>
+          <w:tab w:val="num" w:pos="3600"/>
+        </w:tabs>
+        <w:ind w:left="3600" w:hanging="360"/>
+      </w:pPr>
+    </w:lvl>
+    <w:lvl w:ilvl="5" w:tentative="1">
+      <w:start w:val="1"/>
+      <w:numFmt w:val="decimal"/>
+      <w:lvlText w:val="%6."/>
+      <w:lvlJc w:val="left"/>
+      <w:pPr>
+        <w:tabs>
+          <w:tab w:val="num" w:pos="4320"/>
+        </w:tabs>
+        <w:ind w:left="4320" w:hanging="360"/>
+      </w:pPr>
+    </w:lvl>
+    <w:lvl w:ilvl="6" w:tentative="1">
+      <w:start w:val="1"/>
+      <w:numFmt w:val="decimal"/>
+      <w:lvlText w:val="%7."/>
+      <w:lvlJc w:val="left"/>
+      <w:pPr>
+        <w:tabs>
+          <w:tab w:val="num" w:pos="5040"/>
+        </w:tabs>
+        <w:ind w:left="5040" w:hanging="360"/>
+      </w:pPr>
+    </w:lvl>
+    <w:lvl w:ilvl="7" w:tentative="1">
+      <w:start w:val="1"/>
+      <w:numFmt w:val="decimal"/>
+      <w:lvlText w:val="%8."/>
+      <w:lvlJc w:val="left"/>
+      <w:pPr>
+        <w:tabs>
+          <w:tab w:val="num" w:pos="5760"/>
+        </w:tabs>
+        <w:ind w:left="5760" w:hanging="360"/>
+      </w:pPr>
+    </w:lvl>
+    <w:lvl w:ilvl="8" w:tentative="1">
+      <w:start w:val="1"/>
+      <w:numFmt w:val="decimal"/>
+      <w:lvlText w:val="%9."/>
+      <w:lvlJc w:val="left"/>
+      <w:pPr>
+        <w:tabs>
+          <w:tab w:val="num" w:pos="6480"/>
+        </w:tabs>
+        <w:ind w:left="6480" w:hanging="360"/>
+      </w:pPr>
+    </w:lvl>
+  </w:abstractNum>
+  <w:abstractNum w:abstractNumId="25" w15:restartNumberingAfterBreak="0">
+    <w:nsid w:val="7BA3735A"/>
+    <w:multiLevelType w:val="multilevel"/>
+    <w:tmpl w:val="3C0E685E"/>
+    <w:lvl w:ilvl="0">
+      <w:start w:val="1"/>
+      <w:numFmt w:val="decimal"/>
+      <w:lvlText w:val="%1."/>
+      <w:lvlJc w:val="left"/>
+      <w:pPr>
+        <w:tabs>
+          <w:tab w:val="num" w:pos="720"/>
+        </w:tabs>
+        <w:ind w:left="720" w:hanging="360"/>
+      </w:pPr>
+    </w:lvl>
+    <w:lvl w:ilvl="1" w:tentative="1">
+      <w:start w:val="1"/>
+      <w:numFmt w:val="decimal"/>
+      <w:lvlText w:val="%2."/>
+      <w:lvlJc w:val="left"/>
+      <w:pPr>
+        <w:tabs>
+          <w:tab w:val="num" w:pos="1440"/>
+        </w:tabs>
+        <w:ind w:left="1440" w:hanging="360"/>
+      </w:pPr>
+    </w:lvl>
+    <w:lvl w:ilvl="2" w:tentative="1">
+      <w:start w:val="1"/>
+      <w:numFmt w:val="decimal"/>
+      <w:lvlText w:val="%3."/>
+      <w:lvlJc w:val="left"/>
+      <w:pPr>
+        <w:tabs>
+          <w:tab w:val="num" w:pos="2160"/>
+        </w:tabs>
+        <w:ind w:left="2160" w:hanging="360"/>
+      </w:pPr>
+    </w:lvl>
+    <w:lvl w:ilvl="3" w:tentative="1">
+      <w:start w:val="1"/>
+      <w:numFmt w:val="decimal"/>
+      <w:lvlText w:val="%4."/>
+      <w:lvlJc w:val="left"/>
+      <w:pPr>
+        <w:tabs>
+          <w:tab w:val="num" w:pos="2880"/>
+        </w:tabs>
+        <w:ind w:left="2880" w:hanging="360"/>
+      </w:pPr>
+    </w:lvl>
+    <w:lvl w:ilvl="4" w:tentative="1">
+      <w:start w:val="1"/>
+      <w:numFmt w:val="decimal"/>
+      <w:lvlText w:val="%5."/>
+      <w:lvlJc w:val="left"/>
+      <w:pPr>
+        <w:tabs>
+          <w:tab w:val="num" w:pos="3600"/>
+        </w:tabs>
+        <w:ind w:left="3600" w:hanging="360"/>
+      </w:pPr>
+    </w:lvl>
+    <w:lvl w:ilvl="5" w:tentative="1">
+      <w:start w:val="1"/>
+      <w:numFmt w:val="decimal"/>
+      <w:lvlText w:val="%6."/>
+      <w:lvlJc w:val="left"/>
+      <w:pPr>
+        <w:tabs>
+          <w:tab w:val="num" w:pos="4320"/>
+        </w:tabs>
+        <w:ind w:left="4320" w:hanging="360"/>
+      </w:pPr>
+    </w:lvl>
+    <w:lvl w:ilvl="6" w:tentative="1">
+      <w:start w:val="1"/>
+      <w:numFmt w:val="decimal"/>
+      <w:lvlText w:val="%7."/>
+      <w:lvlJc w:val="left"/>
+      <w:pPr>
+        <w:tabs>
+          <w:tab w:val="num" w:pos="5040"/>
+        </w:tabs>
+        <w:ind w:left="5040" w:hanging="360"/>
+      </w:pPr>
+    </w:lvl>
+    <w:lvl w:ilvl="7" w:tentative="1">
+      <w:start w:val="1"/>
+      <w:numFmt w:val="decimal"/>
+      <w:lvlText w:val="%8."/>
+      <w:lvlJc w:val="left"/>
+      <w:pPr>
+        <w:tabs>
+          <w:tab w:val="num" w:pos="5760"/>
+        </w:tabs>
+        <w:ind w:left="5760" w:hanging="360"/>
+      </w:pPr>
+    </w:lvl>
+    <w:lvl w:ilvl="8" w:tentative="1">
+      <w:start w:val="1"/>
+      <w:numFmt w:val="decimal"/>
+      <w:lvlText w:val="%9."/>
+      <w:lvlJc w:val="left"/>
+      <w:pPr>
+        <w:tabs>
+          <w:tab w:val="num" w:pos="6480"/>
+        </w:tabs>
+        <w:ind w:left="6480" w:hanging="360"/>
+      </w:pPr>
+    </w:lvl>
+  </w:abstractNum>
   <w:abstractNum w:abstractNumId="26" w15:restartNumberingAfterBreak="0">
-    <w:nsid w:val="79BB5BFA"/>
+    <w:nsid w:val="7E8C27CB"/>
     <w:multiLevelType w:val="multilevel"/>
-    <w:tmpl w:val="8E421092"/>
+    <w:tmpl w:val="B5BEAFCE"/>
+    <w:lvl w:ilvl="0">
+      <w:start w:val="1"/>
+      <w:numFmt w:val="decimal"/>
+      <w:lvlText w:val="%1."/>
+      <w:lvlJc w:val="left"/>
+      <w:pPr>
+        <w:tabs>
+          <w:tab w:val="num" w:pos="720"/>
+        </w:tabs>
+        <w:ind w:left="720" w:hanging="360"/>
+      </w:pPr>
+    </w:lvl>
+    <w:lvl w:ilvl="1" w:tentative="1">
+      <w:start w:val="1"/>
+      <w:numFmt w:val="decimal"/>
+      <w:lvlText w:val="%2."/>
+      <w:lvlJc w:val="left"/>
+      <w:pPr>
+        <w:tabs>
+          <w:tab w:val="num" w:pos="1440"/>
+        </w:tabs>
+        <w:ind w:left="1440" w:hanging="360"/>
+      </w:pPr>
+    </w:lvl>
+    <w:lvl w:ilvl="2" w:tentative="1">
+      <w:start w:val="1"/>
+      <w:numFmt w:val="decimal"/>
+      <w:lvlText w:val="%3."/>
+      <w:lvlJc w:val="left"/>
+      <w:pPr>
+        <w:tabs>
+          <w:tab w:val="num" w:pos="2160"/>
+        </w:tabs>
+        <w:ind w:left="2160" w:hanging="360"/>
+      </w:pPr>
+    </w:lvl>
+    <w:lvl w:ilvl="3" w:tentative="1">
+      <w:start w:val="1"/>
+      <w:numFmt w:val="decimal"/>
+      <w:lvlText w:val="%4."/>
+      <w:lvlJc w:val="left"/>
+      <w:pPr>
+        <w:tabs>
+          <w:tab w:val="num" w:pos="2880"/>
+        </w:tabs>
+        <w:ind w:left="2880" w:hanging="360"/>
+      </w:pPr>
+    </w:lvl>
+    <w:lvl w:ilvl="4" w:tentative="1">
+      <w:start w:val="1"/>
+      <w:numFmt w:val="decimal"/>
+      <w:lvlText w:val="%5."/>
+      <w:lvlJc w:val="left"/>
+      <w:pPr>
+        <w:tabs>
+          <w:tab w:val="num" w:pos="3600"/>
+        </w:tabs>
+        <w:ind w:left="3600" w:hanging="360"/>
+      </w:pPr>
+    </w:lvl>
+    <w:lvl w:ilvl="5" w:tentative="1">
+      <w:start w:val="1"/>
+      <w:numFmt w:val="decimal"/>
+      <w:lvlText w:val="%6."/>
+      <w:lvlJc w:val="left"/>
+      <w:pPr>
+        <w:tabs>
+          <w:tab w:val="num" w:pos="4320"/>
+        </w:tabs>
+        <w:ind w:left="4320" w:hanging="360"/>
+      </w:pPr>
+    </w:lvl>
+    <w:lvl w:ilvl="6" w:tentative="1">
+      <w:start w:val="1"/>
+      <w:numFmt w:val="decimal"/>
+      <w:lvlText w:val="%7."/>
+      <w:lvlJc w:val="left"/>
+      <w:pPr>
+        <w:tabs>
+          <w:tab w:val="num" w:pos="5040"/>
+        </w:tabs>
+        <w:ind w:left="5040" w:hanging="360"/>
+      </w:pPr>
+    </w:lvl>
+    <w:lvl w:ilvl="7" w:tentative="1">
+      <w:start w:val="1"/>
+      <w:numFmt w:val="decimal"/>
+      <w:lvlText w:val="%8."/>
+      <w:lvlJc w:val="left"/>
+      <w:pPr>
+        <w:tabs>
+          <w:tab w:val="num" w:pos="5760"/>
+        </w:tabs>
+        <w:ind w:left="5760" w:hanging="360"/>
+      </w:pPr>
+    </w:lvl>
+    <w:lvl w:ilvl="8" w:tentative="1">
+      <w:start w:val="1"/>
+      <w:numFmt w:val="decimal"/>
+      <w:lvlText w:val="%9."/>
+      <w:lvlJc w:val="left"/>
+      <w:pPr>
+        <w:tabs>
+          <w:tab w:val="num" w:pos="6480"/>
+        </w:tabs>
+        <w:ind w:left="6480" w:hanging="360"/>
+      </w:pPr>
+    </w:lvl>
+  </w:abstractNum>
+  <w:abstractNum w:abstractNumId="27" w15:restartNumberingAfterBreak="0">
+    <w:nsid w:val="7FEE17D4"/>
+    <w:multiLevelType w:val="multilevel"/>
+    <w:tmpl w:val="B9CE824E"/>
     <w:lvl w:ilvl="0">
       <w:start w:val="1"/>
       <w:numFmt w:val="bullet"/>
@@ -14580,238 +14784,89 @@
       </w:rPr>
     </w:lvl>
   </w:abstractNum>
-  <w:abstractNum w:abstractNumId="27" w15:restartNumberingAfterBreak="0">
-    <w:nsid w:val="7B6F13C3"/>
-    <w:multiLevelType w:val="multilevel"/>
-    <w:tmpl w:val="AB58BA92"/>
-    <w:lvl w:ilvl="0">
-      <w:start w:val="1"/>
-      <w:numFmt w:val="bullet"/>
-      <w:lvlText w:val=""/>
-      <w:lvlJc w:val="left"/>
-      <w:pPr>
-        <w:tabs>
-          <w:tab w:val="num" w:pos="720"/>
-        </w:tabs>
-        <w:ind w:left="720" w:hanging="360"/>
-      </w:pPr>
-      <w:rPr>
-        <w:rFonts w:ascii="Symbol" w:hAnsi="Symbol" w:hint="default"/>
-        <w:sz w:val="20"/>
-      </w:rPr>
-    </w:lvl>
-    <w:lvl w:ilvl="1" w:tentative="1">
-      <w:start w:val="1"/>
-      <w:numFmt w:val="bullet"/>
-      <w:lvlText w:val="o"/>
-      <w:lvlJc w:val="left"/>
-      <w:pPr>
-        <w:tabs>
-          <w:tab w:val="num" w:pos="1440"/>
-        </w:tabs>
-        <w:ind w:left="1440" w:hanging="360"/>
-      </w:pPr>
-      <w:rPr>
-        <w:rFonts w:ascii="Courier New" w:hAnsi="Courier New" w:hint="default"/>
-        <w:sz w:val="20"/>
-      </w:rPr>
-    </w:lvl>
-    <w:lvl w:ilvl="2" w:tentative="1">
-      <w:start w:val="1"/>
-      <w:numFmt w:val="bullet"/>
-      <w:lvlText w:val=""/>
-      <w:lvlJc w:val="left"/>
-      <w:pPr>
-        <w:tabs>
-          <w:tab w:val="num" w:pos="2160"/>
-        </w:tabs>
-        <w:ind w:left="2160" w:hanging="360"/>
-      </w:pPr>
-      <w:rPr>
-        <w:rFonts w:ascii="Wingdings" w:hAnsi="Wingdings" w:hint="default"/>
-        <w:sz w:val="20"/>
-      </w:rPr>
-    </w:lvl>
-    <w:lvl w:ilvl="3" w:tentative="1">
-      <w:start w:val="1"/>
-      <w:numFmt w:val="bullet"/>
-      <w:lvlText w:val=""/>
-      <w:lvlJc w:val="left"/>
-      <w:pPr>
-        <w:tabs>
-          <w:tab w:val="num" w:pos="2880"/>
-        </w:tabs>
-        <w:ind w:left="2880" w:hanging="360"/>
-      </w:pPr>
-      <w:rPr>
-        <w:rFonts w:ascii="Wingdings" w:hAnsi="Wingdings" w:hint="default"/>
-        <w:sz w:val="20"/>
-      </w:rPr>
-    </w:lvl>
-    <w:lvl w:ilvl="4" w:tentative="1">
-      <w:start w:val="1"/>
-      <w:numFmt w:val="bullet"/>
-      <w:lvlText w:val=""/>
-      <w:lvlJc w:val="left"/>
-      <w:pPr>
-        <w:tabs>
-          <w:tab w:val="num" w:pos="3600"/>
-        </w:tabs>
-        <w:ind w:left="3600" w:hanging="360"/>
-      </w:pPr>
-      <w:rPr>
-        <w:rFonts w:ascii="Wingdings" w:hAnsi="Wingdings" w:hint="default"/>
-        <w:sz w:val="20"/>
-      </w:rPr>
-    </w:lvl>
-    <w:lvl w:ilvl="5" w:tentative="1">
-      <w:start w:val="1"/>
-      <w:numFmt w:val="bullet"/>
-      <w:lvlText w:val=""/>
-      <w:lvlJc w:val="left"/>
-      <w:pPr>
-        <w:tabs>
-          <w:tab w:val="num" w:pos="4320"/>
-        </w:tabs>
-        <w:ind w:left="4320" w:hanging="360"/>
-      </w:pPr>
-      <w:rPr>
-        <w:rFonts w:ascii="Wingdings" w:hAnsi="Wingdings" w:hint="default"/>
-        <w:sz w:val="20"/>
-      </w:rPr>
-    </w:lvl>
-    <w:lvl w:ilvl="6" w:tentative="1">
-      <w:start w:val="1"/>
-      <w:numFmt w:val="bullet"/>
-      <w:lvlText w:val=""/>
-      <w:lvlJc w:val="left"/>
-      <w:pPr>
-        <w:tabs>
-          <w:tab w:val="num" w:pos="5040"/>
-        </w:tabs>
-        <w:ind w:left="5040" w:hanging="360"/>
-      </w:pPr>
-      <w:rPr>
-        <w:rFonts w:ascii="Wingdings" w:hAnsi="Wingdings" w:hint="default"/>
-        <w:sz w:val="20"/>
-      </w:rPr>
-    </w:lvl>
-    <w:lvl w:ilvl="7" w:tentative="1">
-      <w:start w:val="1"/>
-      <w:numFmt w:val="bullet"/>
-      <w:lvlText w:val=""/>
-      <w:lvlJc w:val="left"/>
-      <w:pPr>
-        <w:tabs>
-          <w:tab w:val="num" w:pos="5760"/>
-        </w:tabs>
-        <w:ind w:left="5760" w:hanging="360"/>
-      </w:pPr>
-      <w:rPr>
-        <w:rFonts w:ascii="Wingdings" w:hAnsi="Wingdings" w:hint="default"/>
-        <w:sz w:val="20"/>
-      </w:rPr>
-    </w:lvl>
-    <w:lvl w:ilvl="8" w:tentative="1">
-      <w:start w:val="1"/>
-      <w:numFmt w:val="bullet"/>
-      <w:lvlText w:val=""/>
-      <w:lvlJc w:val="left"/>
-      <w:pPr>
-        <w:tabs>
-          <w:tab w:val="num" w:pos="6480"/>
-        </w:tabs>
-        <w:ind w:left="6480" w:hanging="360"/>
-      </w:pPr>
-      <w:rPr>
-        <w:rFonts w:ascii="Wingdings" w:hAnsi="Wingdings" w:hint="default"/>
-        <w:sz w:val="20"/>
-      </w:rPr>
-    </w:lvl>
-  </w:abstractNum>
-  <w:num w:numId="1" w16cid:durableId="622883128">
+  <w:num w:numId="1" w16cid:durableId="2109886675">
+    <w:abstractNumId w:val="26"/>
+  </w:num>
+  <w:num w:numId="2" w16cid:durableId="724258969">
+    <w:abstractNumId w:val="22"/>
+  </w:num>
+  <w:num w:numId="3" w16cid:durableId="62261609">
+    <w:abstractNumId w:val="2"/>
+  </w:num>
+  <w:num w:numId="4" w16cid:durableId="2054040539">
+    <w:abstractNumId w:val="13"/>
+  </w:num>
+  <w:num w:numId="5" w16cid:durableId="1891845033">
+    <w:abstractNumId w:val="7"/>
+  </w:num>
+  <w:num w:numId="6" w16cid:durableId="1091514478">
+    <w:abstractNumId w:val="27"/>
+  </w:num>
+  <w:num w:numId="7" w16cid:durableId="2015721794">
+    <w:abstractNumId w:val="9"/>
+  </w:num>
+  <w:num w:numId="8" w16cid:durableId="1555507288">
+    <w:abstractNumId w:val="5"/>
+  </w:num>
+  <w:num w:numId="9" w16cid:durableId="1823157461">
+    <w:abstractNumId w:val="20"/>
+  </w:num>
+  <w:num w:numId="10" w16cid:durableId="404496533">
+    <w:abstractNumId w:val="0"/>
+  </w:num>
+  <w:num w:numId="11" w16cid:durableId="1560633510">
     <w:abstractNumId w:val="15"/>
   </w:num>
-  <w:num w:numId="2" w16cid:durableId="342166727">
+  <w:num w:numId="12" w16cid:durableId="1590117235">
+    <w:abstractNumId w:val="3"/>
+  </w:num>
+  <w:num w:numId="13" w16cid:durableId="1809593644">
+    <w:abstractNumId w:val="21"/>
+  </w:num>
+  <w:num w:numId="14" w16cid:durableId="2108693487">
+    <w:abstractNumId w:val="6"/>
+  </w:num>
+  <w:num w:numId="15" w16cid:durableId="1650941586">
+    <w:abstractNumId w:val="17"/>
+  </w:num>
+  <w:num w:numId="16" w16cid:durableId="688290445">
     <w:abstractNumId w:val="16"/>
   </w:num>
-  <w:num w:numId="3" w16cid:durableId="1186215641">
-    <w:abstractNumId w:val="20"/>
+  <w:num w:numId="17" w16cid:durableId="700590950">
+    <w:abstractNumId w:val="18"/>
   </w:num>
-  <w:num w:numId="4" w16cid:durableId="128784665">
+  <w:num w:numId="18" w16cid:durableId="46342505">
+    <w:abstractNumId w:val="10"/>
+  </w:num>
+  <w:num w:numId="19" w16cid:durableId="1908149139">
+    <w:abstractNumId w:val="24"/>
+  </w:num>
+  <w:num w:numId="20" w16cid:durableId="1096051585">
+    <w:abstractNumId w:val="14"/>
+  </w:num>
+  <w:num w:numId="21" w16cid:durableId="1974287321">
+    <w:abstractNumId w:val="1"/>
+  </w:num>
+  <w:num w:numId="22" w16cid:durableId="189803533">
+    <w:abstractNumId w:val="8"/>
+  </w:num>
+  <w:num w:numId="23" w16cid:durableId="905533955">
+    <w:abstractNumId w:val="12"/>
+  </w:num>
+  <w:num w:numId="24" w16cid:durableId="654336289">
+    <w:abstractNumId w:val="25"/>
+  </w:num>
+  <w:num w:numId="25" w16cid:durableId="1269583068">
     <w:abstractNumId w:val="23"/>
   </w:num>
-  <w:num w:numId="5" w16cid:durableId="794759995">
-    <w:abstractNumId w:val="1"/>
-  </w:num>
-  <w:num w:numId="6" w16cid:durableId="2128155746">
-    <w:abstractNumId w:val="26"/>
-  </w:num>
-  <w:num w:numId="7" w16cid:durableId="1768387135">
-    <w:abstractNumId w:val="6"/>
-  </w:num>
-  <w:num w:numId="8" w16cid:durableId="121925623">
-    <w:abstractNumId w:val="5"/>
-  </w:num>
-  <w:num w:numId="9" w16cid:durableId="1123309950">
-    <w:abstractNumId w:val="7"/>
-  </w:num>
-  <w:num w:numId="10" w16cid:durableId="1713919327">
-    <w:abstractNumId w:val="2"/>
-  </w:num>
-  <w:num w:numId="11" w16cid:durableId="1565532129">
-    <w:abstractNumId w:val="25"/>
-  </w:num>
-  <w:num w:numId="12" w16cid:durableId="1557735903">
-    <w:abstractNumId w:val="9"/>
-  </w:num>
-  <w:num w:numId="13" w16cid:durableId="91631487">
-    <w:abstractNumId w:val="4"/>
-  </w:num>
-  <w:num w:numId="14" w16cid:durableId="75057488">
-    <w:abstractNumId w:val="18"/>
-  </w:num>
-  <w:num w:numId="15" w16cid:durableId="18436696">
-    <w:abstractNumId w:val="8"/>
-  </w:num>
-  <w:num w:numId="16" w16cid:durableId="1744713673">
-    <w:abstractNumId w:val="17"/>
-  </w:num>
-  <w:num w:numId="17" w16cid:durableId="923488667">
+  <w:num w:numId="26" w16cid:durableId="1080365968">
     <w:abstractNumId w:val="19"/>
   </w:num>
-  <w:num w:numId="18" w16cid:durableId="2052925066">
-    <w:abstractNumId w:val="27"/>
-  </w:num>
-  <w:num w:numId="19" w16cid:durableId="151682622">
-    <w:abstractNumId w:val="13"/>
-  </w:num>
-  <w:num w:numId="20" w16cid:durableId="1401365005">
-    <w:abstractNumId w:val="24"/>
-  </w:num>
-  <w:num w:numId="21" w16cid:durableId="2144887700">
-    <w:abstractNumId w:val="0"/>
-  </w:num>
-  <w:num w:numId="22" w16cid:durableId="1614677943">
-    <w:abstractNumId w:val="21"/>
-  </w:num>
-  <w:num w:numId="23" w16cid:durableId="1776288255">
+  <w:num w:numId="27" w16cid:durableId="710306363">
     <w:abstractNumId w:val="11"/>
   </w:num>
-  <w:num w:numId="24" w16cid:durableId="143547535">
-    <w:abstractNumId w:val="12"/>
-  </w:num>
-  <w:num w:numId="25" w16cid:durableId="1149201686">
-    <w:abstractNumId w:val="10"/>
-  </w:num>
-  <w:num w:numId="26" w16cid:durableId="1330324888">
-    <w:abstractNumId w:val="14"/>
-  </w:num>
-  <w:num w:numId="27" w16cid:durableId="853567041">
-    <w:abstractNumId w:val="22"/>
-  </w:num>
-  <w:num w:numId="28" w16cid:durableId="1125197154">
-    <w:abstractNumId w:val="3"/>
+  <w:num w:numId="28" w16cid:durableId="1878152509">
+    <w:abstractNumId w:val="4"/>
   </w:num>
 </w:numbering>
 </file>

--- a/docs/User Manual.docx
+++ b/docs/User Manual.docx
@@ -12989,348 +12989,9 @@
 <file path=word/numbering.xml><?xml version="1.0" encoding="utf-8"?>
 <w:numbering xmlns:wpc="http://schemas.microsoft.com/office/word/2010/wordprocessingCanvas" xmlns:cx="http://schemas.microsoft.com/office/drawing/2014/chartex" xmlns:cx1="http://schemas.microsoft.com/office/drawing/2015/9/8/chartex" xmlns:cx2="http://schemas.microsoft.com/office/drawing/2015/10/21/chartex" xmlns:cx3="http://schemas.microsoft.com/office/drawing/2016/5/9/chartex" xmlns:cx4="http://schemas.microsoft.com/office/drawing/2016/5/10/chartex" xmlns:cx5="http://schemas.microsoft.com/office/drawing/2016/5/11/chartex" xmlns:cx6="http://schemas.microsoft.com/office/drawing/2016/5/12/chartex" xmlns:cx7="http://schemas.microsoft.com/office/drawing/2016/5/13/chartex" xmlns:cx8="http://schemas.microsoft.com/office/drawing/2016/5/14/chartex" xmlns:mc="http://schemas.openxmlformats.org/markup-compatibility/2006" xmlns:aink="http://schemas.microsoft.com/office/drawing/2016/ink" xmlns:am3d="http://schemas.microsoft.com/office/drawing/2017/model3d" xmlns:o="urn:schemas-microsoft-com:office:office" xmlns:oel="http://schemas.microsoft.com/office/2019/extlst" xmlns:r="http://schemas.openxmlformats.org/officeDocument/2006/relationships" xmlns:m="http://schemas.openxmlformats.org/officeDocument/2006/math" xmlns:v="urn:schemas-microsoft-com:vml" xmlns:wp14="http://schemas.microsoft.com/office/word/2010/wordprocessingDrawing" xmlns:wp="http://schemas.openxmlformats.org/drawingml/2006/wordprocessingDrawing" xmlns:w10="urn:schemas-microsoft-com:office:word" xmlns:w="http://schemas.openxmlformats.org/wordprocessingml/2006/main" xmlns:w14="http://schemas.microsoft.com/office/word/2010/wordml" xmlns:w15="http://schemas.microsoft.com/office/word/2012/wordml" xmlns:w16cex="http://schemas.microsoft.com/office/word/2018/wordml/cex" xmlns:w16cid="http://schemas.microsoft.com/office/word/2016/wordml/cid" xmlns:w16="http://schemas.microsoft.com/office/word/2018/wordml" xmlns:w16du="http://schemas.microsoft.com/office/word/2023/wordml/word16du" xmlns:w16sdtdh="http://schemas.microsoft.com/office/word/2020/wordml/sdtdatahash" xmlns:w16sdtfl="http://schemas.microsoft.com/office/word/2024/wordml/sdtformatlock" xmlns:w16se="http://schemas.microsoft.com/office/word/2015/wordml/symex" xmlns:wpg="http://schemas.microsoft.com/office/word/2010/wordprocessingGroup" xmlns:wpi="http://schemas.microsoft.com/office/word/2010/wordprocessingInk" xmlns:wne="http://schemas.microsoft.com/office/word/2006/wordml" xmlns:wps="http://schemas.microsoft.com/office/word/2010/wordprocessingShape" mc:Ignorable="w14 w15 w16se w16cid w16 w16cex w16sdtdh w16sdtfl w16du wp14">
   <w:abstractNum w:abstractNumId="0" w15:restartNumberingAfterBreak="0">
-    <w:nsid w:val="006F5F0B"/>
+    <w:nsid w:val="0F6D684D"/>
     <w:multiLevelType w:val="multilevel"/>
-    <w:tmpl w:val="F0B26B74"/>
-    <w:lvl w:ilvl="0">
-      <w:start w:val="1"/>
-      <w:numFmt w:val="decimal"/>
-      <w:lvlText w:val="%1."/>
-      <w:lvlJc w:val="left"/>
-      <w:pPr>
-        <w:tabs>
-          <w:tab w:val="num" w:pos="720"/>
-        </w:tabs>
-        <w:ind w:left="720" w:hanging="360"/>
-      </w:pPr>
-    </w:lvl>
-    <w:lvl w:ilvl="1" w:tentative="1">
-      <w:start w:val="1"/>
-      <w:numFmt w:val="decimal"/>
-      <w:lvlText w:val="%2."/>
-      <w:lvlJc w:val="left"/>
-      <w:pPr>
-        <w:tabs>
-          <w:tab w:val="num" w:pos="1440"/>
-        </w:tabs>
-        <w:ind w:left="1440" w:hanging="360"/>
-      </w:pPr>
-    </w:lvl>
-    <w:lvl w:ilvl="2" w:tentative="1">
-      <w:start w:val="1"/>
-      <w:numFmt w:val="decimal"/>
-      <w:lvlText w:val="%3."/>
-      <w:lvlJc w:val="left"/>
-      <w:pPr>
-        <w:tabs>
-          <w:tab w:val="num" w:pos="2160"/>
-        </w:tabs>
-        <w:ind w:left="2160" w:hanging="360"/>
-      </w:pPr>
-    </w:lvl>
-    <w:lvl w:ilvl="3" w:tentative="1">
-      <w:start w:val="1"/>
-      <w:numFmt w:val="decimal"/>
-      <w:lvlText w:val="%4."/>
-      <w:lvlJc w:val="left"/>
-      <w:pPr>
-        <w:tabs>
-          <w:tab w:val="num" w:pos="2880"/>
-        </w:tabs>
-        <w:ind w:left="2880" w:hanging="360"/>
-      </w:pPr>
-    </w:lvl>
-    <w:lvl w:ilvl="4" w:tentative="1">
-      <w:start w:val="1"/>
-      <w:numFmt w:val="decimal"/>
-      <w:lvlText w:val="%5."/>
-      <w:lvlJc w:val="left"/>
-      <w:pPr>
-        <w:tabs>
-          <w:tab w:val="num" w:pos="3600"/>
-        </w:tabs>
-        <w:ind w:left="3600" w:hanging="360"/>
-      </w:pPr>
-    </w:lvl>
-    <w:lvl w:ilvl="5" w:tentative="1">
-      <w:start w:val="1"/>
-      <w:numFmt w:val="decimal"/>
-      <w:lvlText w:val="%6."/>
-      <w:lvlJc w:val="left"/>
-      <w:pPr>
-        <w:tabs>
-          <w:tab w:val="num" w:pos="4320"/>
-        </w:tabs>
-        <w:ind w:left="4320" w:hanging="360"/>
-      </w:pPr>
-    </w:lvl>
-    <w:lvl w:ilvl="6" w:tentative="1">
-      <w:start w:val="1"/>
-      <w:numFmt w:val="decimal"/>
-      <w:lvlText w:val="%7."/>
-      <w:lvlJc w:val="left"/>
-      <w:pPr>
-        <w:tabs>
-          <w:tab w:val="num" w:pos="5040"/>
-        </w:tabs>
-        <w:ind w:left="5040" w:hanging="360"/>
-      </w:pPr>
-    </w:lvl>
-    <w:lvl w:ilvl="7" w:tentative="1">
-      <w:start w:val="1"/>
-      <w:numFmt w:val="decimal"/>
-      <w:lvlText w:val="%8."/>
-      <w:lvlJc w:val="left"/>
-      <w:pPr>
-        <w:tabs>
-          <w:tab w:val="num" w:pos="5760"/>
-        </w:tabs>
-        <w:ind w:left="5760" w:hanging="360"/>
-      </w:pPr>
-    </w:lvl>
-    <w:lvl w:ilvl="8" w:tentative="1">
-      <w:start w:val="1"/>
-      <w:numFmt w:val="decimal"/>
-      <w:lvlText w:val="%9."/>
-      <w:lvlJc w:val="left"/>
-      <w:pPr>
-        <w:tabs>
-          <w:tab w:val="num" w:pos="6480"/>
-        </w:tabs>
-        <w:ind w:left="6480" w:hanging="360"/>
-      </w:pPr>
-    </w:lvl>
-  </w:abstractNum>
-  <w:abstractNum w:abstractNumId="1" w15:restartNumberingAfterBreak="0">
-    <w:nsid w:val="0098730E"/>
-    <w:multiLevelType w:val="multilevel"/>
-    <w:tmpl w:val="41B4E496"/>
-    <w:lvl w:ilvl="0">
-      <w:start w:val="1"/>
-      <w:numFmt w:val="decimal"/>
-      <w:lvlText w:val="%1."/>
-      <w:lvlJc w:val="left"/>
-      <w:pPr>
-        <w:tabs>
-          <w:tab w:val="num" w:pos="720"/>
-        </w:tabs>
-        <w:ind w:left="720" w:hanging="360"/>
-      </w:pPr>
-    </w:lvl>
-    <w:lvl w:ilvl="1" w:tentative="1">
-      <w:start w:val="1"/>
-      <w:numFmt w:val="decimal"/>
-      <w:lvlText w:val="%2."/>
-      <w:lvlJc w:val="left"/>
-      <w:pPr>
-        <w:tabs>
-          <w:tab w:val="num" w:pos="1440"/>
-        </w:tabs>
-        <w:ind w:left="1440" w:hanging="360"/>
-      </w:pPr>
-    </w:lvl>
-    <w:lvl w:ilvl="2" w:tentative="1">
-      <w:start w:val="1"/>
-      <w:numFmt w:val="decimal"/>
-      <w:lvlText w:val="%3."/>
-      <w:lvlJc w:val="left"/>
-      <w:pPr>
-        <w:tabs>
-          <w:tab w:val="num" w:pos="2160"/>
-        </w:tabs>
-        <w:ind w:left="2160" w:hanging="360"/>
-      </w:pPr>
-    </w:lvl>
-    <w:lvl w:ilvl="3" w:tentative="1">
-      <w:start w:val="1"/>
-      <w:numFmt w:val="decimal"/>
-      <w:lvlText w:val="%4."/>
-      <w:lvlJc w:val="left"/>
-      <w:pPr>
-        <w:tabs>
-          <w:tab w:val="num" w:pos="2880"/>
-        </w:tabs>
-        <w:ind w:left="2880" w:hanging="360"/>
-      </w:pPr>
-    </w:lvl>
-    <w:lvl w:ilvl="4" w:tentative="1">
-      <w:start w:val="1"/>
-      <w:numFmt w:val="decimal"/>
-      <w:lvlText w:val="%5."/>
-      <w:lvlJc w:val="left"/>
-      <w:pPr>
-        <w:tabs>
-          <w:tab w:val="num" w:pos="3600"/>
-        </w:tabs>
-        <w:ind w:left="3600" w:hanging="360"/>
-      </w:pPr>
-    </w:lvl>
-    <w:lvl w:ilvl="5" w:tentative="1">
-      <w:start w:val="1"/>
-      <w:numFmt w:val="decimal"/>
-      <w:lvlText w:val="%6."/>
-      <w:lvlJc w:val="left"/>
-      <w:pPr>
-        <w:tabs>
-          <w:tab w:val="num" w:pos="4320"/>
-        </w:tabs>
-        <w:ind w:left="4320" w:hanging="360"/>
-      </w:pPr>
-    </w:lvl>
-    <w:lvl w:ilvl="6" w:tentative="1">
-      <w:start w:val="1"/>
-      <w:numFmt w:val="decimal"/>
-      <w:lvlText w:val="%7."/>
-      <w:lvlJc w:val="left"/>
-      <w:pPr>
-        <w:tabs>
-          <w:tab w:val="num" w:pos="5040"/>
-        </w:tabs>
-        <w:ind w:left="5040" w:hanging="360"/>
-      </w:pPr>
-    </w:lvl>
-    <w:lvl w:ilvl="7" w:tentative="1">
-      <w:start w:val="1"/>
-      <w:numFmt w:val="decimal"/>
-      <w:lvlText w:val="%8."/>
-      <w:lvlJc w:val="left"/>
-      <w:pPr>
-        <w:tabs>
-          <w:tab w:val="num" w:pos="5760"/>
-        </w:tabs>
-        <w:ind w:left="5760" w:hanging="360"/>
-      </w:pPr>
-    </w:lvl>
-    <w:lvl w:ilvl="8" w:tentative="1">
-      <w:start w:val="1"/>
-      <w:numFmt w:val="decimal"/>
-      <w:lvlText w:val="%9."/>
-      <w:lvlJc w:val="left"/>
-      <w:pPr>
-        <w:tabs>
-          <w:tab w:val="num" w:pos="6480"/>
-        </w:tabs>
-        <w:ind w:left="6480" w:hanging="360"/>
-      </w:pPr>
-    </w:lvl>
-  </w:abstractNum>
-  <w:abstractNum w:abstractNumId="2" w15:restartNumberingAfterBreak="0">
-    <w:nsid w:val="00EA37CD"/>
-    <w:multiLevelType w:val="multilevel"/>
-    <w:tmpl w:val="D938EF58"/>
-    <w:lvl w:ilvl="0">
-      <w:start w:val="1"/>
-      <w:numFmt w:val="decimal"/>
-      <w:lvlText w:val="%1."/>
-      <w:lvlJc w:val="left"/>
-      <w:pPr>
-        <w:tabs>
-          <w:tab w:val="num" w:pos="720"/>
-        </w:tabs>
-        <w:ind w:left="720" w:hanging="360"/>
-      </w:pPr>
-    </w:lvl>
-    <w:lvl w:ilvl="1" w:tentative="1">
-      <w:start w:val="1"/>
-      <w:numFmt w:val="decimal"/>
-      <w:lvlText w:val="%2."/>
-      <w:lvlJc w:val="left"/>
-      <w:pPr>
-        <w:tabs>
-          <w:tab w:val="num" w:pos="1440"/>
-        </w:tabs>
-        <w:ind w:left="1440" w:hanging="360"/>
-      </w:pPr>
-    </w:lvl>
-    <w:lvl w:ilvl="2" w:tentative="1">
-      <w:start w:val="1"/>
-      <w:numFmt w:val="decimal"/>
-      <w:lvlText w:val="%3."/>
-      <w:lvlJc w:val="left"/>
-      <w:pPr>
-        <w:tabs>
-          <w:tab w:val="num" w:pos="2160"/>
-        </w:tabs>
-        <w:ind w:left="2160" w:hanging="360"/>
-      </w:pPr>
-    </w:lvl>
-    <w:lvl w:ilvl="3" w:tentative="1">
-      <w:start w:val="1"/>
-      <w:numFmt w:val="decimal"/>
-      <w:lvlText w:val="%4."/>
-      <w:lvlJc w:val="left"/>
-      <w:pPr>
-        <w:tabs>
-          <w:tab w:val="num" w:pos="2880"/>
-        </w:tabs>
-        <w:ind w:left="2880" w:hanging="360"/>
-      </w:pPr>
-    </w:lvl>
-    <w:lvl w:ilvl="4" w:tentative="1">
-      <w:start w:val="1"/>
-      <w:numFmt w:val="decimal"/>
-      <w:lvlText w:val="%5."/>
-      <w:lvlJc w:val="left"/>
-      <w:pPr>
-        <w:tabs>
-          <w:tab w:val="num" w:pos="3600"/>
-        </w:tabs>
-        <w:ind w:left="3600" w:hanging="360"/>
-      </w:pPr>
-    </w:lvl>
-    <w:lvl w:ilvl="5" w:tentative="1">
-      <w:start w:val="1"/>
-      <w:numFmt w:val="decimal"/>
-      <w:lvlText w:val="%6."/>
-      <w:lvlJc w:val="left"/>
-      <w:pPr>
-        <w:tabs>
-          <w:tab w:val="num" w:pos="4320"/>
-        </w:tabs>
-        <w:ind w:left="4320" w:hanging="360"/>
-      </w:pPr>
-    </w:lvl>
-    <w:lvl w:ilvl="6" w:tentative="1">
-      <w:start w:val="1"/>
-      <w:numFmt w:val="decimal"/>
-      <w:lvlText w:val="%7."/>
-      <w:lvlJc w:val="left"/>
-      <w:pPr>
-        <w:tabs>
-          <w:tab w:val="num" w:pos="5040"/>
-        </w:tabs>
-        <w:ind w:left="5040" w:hanging="360"/>
-      </w:pPr>
-    </w:lvl>
-    <w:lvl w:ilvl="7" w:tentative="1">
-      <w:start w:val="1"/>
-      <w:numFmt w:val="decimal"/>
-      <w:lvlText w:val="%8."/>
-      <w:lvlJc w:val="left"/>
-      <w:pPr>
-        <w:tabs>
-          <w:tab w:val="num" w:pos="5760"/>
-        </w:tabs>
-        <w:ind w:left="5760" w:hanging="360"/>
-      </w:pPr>
-    </w:lvl>
-    <w:lvl w:ilvl="8" w:tentative="1">
-      <w:start w:val="1"/>
-      <w:numFmt w:val="decimal"/>
-      <w:lvlText w:val="%9."/>
-      <w:lvlJc w:val="left"/>
-      <w:pPr>
-        <w:tabs>
-          <w:tab w:val="num" w:pos="6480"/>
-        </w:tabs>
-        <w:ind w:left="6480" w:hanging="360"/>
-      </w:pPr>
-    </w:lvl>
-  </w:abstractNum>
-  <w:abstractNum w:abstractNumId="3" w15:restartNumberingAfterBreak="0">
-    <w:nsid w:val="07FA33B7"/>
-    <w:multiLevelType w:val="multilevel"/>
-    <w:tmpl w:val="85520C1C"/>
+    <w:tmpl w:val="5422FF04"/>
     <w:lvl w:ilvl="0">
       <w:start w:val="1"/>
       <w:numFmt w:val="bullet"/>
@@ -13476,10 +13137,349 @@
       </w:rPr>
     </w:lvl>
   </w:abstractNum>
+  <w:abstractNum w:abstractNumId="1" w15:restartNumberingAfterBreak="0">
+    <w:nsid w:val="11E06929"/>
+    <w:multiLevelType w:val="multilevel"/>
+    <w:tmpl w:val="2C54D90E"/>
+    <w:lvl w:ilvl="0">
+      <w:start w:val="1"/>
+      <w:numFmt w:val="decimal"/>
+      <w:lvlText w:val="%1."/>
+      <w:lvlJc w:val="left"/>
+      <w:pPr>
+        <w:tabs>
+          <w:tab w:val="num" w:pos="720"/>
+        </w:tabs>
+        <w:ind w:left="720" w:hanging="360"/>
+      </w:pPr>
+    </w:lvl>
+    <w:lvl w:ilvl="1" w:tentative="1">
+      <w:start w:val="1"/>
+      <w:numFmt w:val="decimal"/>
+      <w:lvlText w:val="%2."/>
+      <w:lvlJc w:val="left"/>
+      <w:pPr>
+        <w:tabs>
+          <w:tab w:val="num" w:pos="1440"/>
+        </w:tabs>
+        <w:ind w:left="1440" w:hanging="360"/>
+      </w:pPr>
+    </w:lvl>
+    <w:lvl w:ilvl="2" w:tentative="1">
+      <w:start w:val="1"/>
+      <w:numFmt w:val="decimal"/>
+      <w:lvlText w:val="%3."/>
+      <w:lvlJc w:val="left"/>
+      <w:pPr>
+        <w:tabs>
+          <w:tab w:val="num" w:pos="2160"/>
+        </w:tabs>
+        <w:ind w:left="2160" w:hanging="360"/>
+      </w:pPr>
+    </w:lvl>
+    <w:lvl w:ilvl="3" w:tentative="1">
+      <w:start w:val="1"/>
+      <w:numFmt w:val="decimal"/>
+      <w:lvlText w:val="%4."/>
+      <w:lvlJc w:val="left"/>
+      <w:pPr>
+        <w:tabs>
+          <w:tab w:val="num" w:pos="2880"/>
+        </w:tabs>
+        <w:ind w:left="2880" w:hanging="360"/>
+      </w:pPr>
+    </w:lvl>
+    <w:lvl w:ilvl="4" w:tentative="1">
+      <w:start w:val="1"/>
+      <w:numFmt w:val="decimal"/>
+      <w:lvlText w:val="%5."/>
+      <w:lvlJc w:val="left"/>
+      <w:pPr>
+        <w:tabs>
+          <w:tab w:val="num" w:pos="3600"/>
+        </w:tabs>
+        <w:ind w:left="3600" w:hanging="360"/>
+      </w:pPr>
+    </w:lvl>
+    <w:lvl w:ilvl="5" w:tentative="1">
+      <w:start w:val="1"/>
+      <w:numFmt w:val="decimal"/>
+      <w:lvlText w:val="%6."/>
+      <w:lvlJc w:val="left"/>
+      <w:pPr>
+        <w:tabs>
+          <w:tab w:val="num" w:pos="4320"/>
+        </w:tabs>
+        <w:ind w:left="4320" w:hanging="360"/>
+      </w:pPr>
+    </w:lvl>
+    <w:lvl w:ilvl="6" w:tentative="1">
+      <w:start w:val="1"/>
+      <w:numFmt w:val="decimal"/>
+      <w:lvlText w:val="%7."/>
+      <w:lvlJc w:val="left"/>
+      <w:pPr>
+        <w:tabs>
+          <w:tab w:val="num" w:pos="5040"/>
+        </w:tabs>
+        <w:ind w:left="5040" w:hanging="360"/>
+      </w:pPr>
+    </w:lvl>
+    <w:lvl w:ilvl="7" w:tentative="1">
+      <w:start w:val="1"/>
+      <w:numFmt w:val="decimal"/>
+      <w:lvlText w:val="%8."/>
+      <w:lvlJc w:val="left"/>
+      <w:pPr>
+        <w:tabs>
+          <w:tab w:val="num" w:pos="5760"/>
+        </w:tabs>
+        <w:ind w:left="5760" w:hanging="360"/>
+      </w:pPr>
+    </w:lvl>
+    <w:lvl w:ilvl="8" w:tentative="1">
+      <w:start w:val="1"/>
+      <w:numFmt w:val="decimal"/>
+      <w:lvlText w:val="%9."/>
+      <w:lvlJc w:val="left"/>
+      <w:pPr>
+        <w:tabs>
+          <w:tab w:val="num" w:pos="6480"/>
+        </w:tabs>
+        <w:ind w:left="6480" w:hanging="360"/>
+      </w:pPr>
+    </w:lvl>
+  </w:abstractNum>
+  <w:abstractNum w:abstractNumId="2" w15:restartNumberingAfterBreak="0">
+    <w:nsid w:val="12A0363D"/>
+    <w:multiLevelType w:val="multilevel"/>
+    <w:tmpl w:val="0EDC78BA"/>
+    <w:lvl w:ilvl="0">
+      <w:start w:val="1"/>
+      <w:numFmt w:val="decimal"/>
+      <w:lvlText w:val="%1."/>
+      <w:lvlJc w:val="left"/>
+      <w:pPr>
+        <w:tabs>
+          <w:tab w:val="num" w:pos="720"/>
+        </w:tabs>
+        <w:ind w:left="720" w:hanging="360"/>
+      </w:pPr>
+    </w:lvl>
+    <w:lvl w:ilvl="1" w:tentative="1">
+      <w:start w:val="1"/>
+      <w:numFmt w:val="decimal"/>
+      <w:lvlText w:val="%2."/>
+      <w:lvlJc w:val="left"/>
+      <w:pPr>
+        <w:tabs>
+          <w:tab w:val="num" w:pos="1440"/>
+        </w:tabs>
+        <w:ind w:left="1440" w:hanging="360"/>
+      </w:pPr>
+    </w:lvl>
+    <w:lvl w:ilvl="2" w:tentative="1">
+      <w:start w:val="1"/>
+      <w:numFmt w:val="decimal"/>
+      <w:lvlText w:val="%3."/>
+      <w:lvlJc w:val="left"/>
+      <w:pPr>
+        <w:tabs>
+          <w:tab w:val="num" w:pos="2160"/>
+        </w:tabs>
+        <w:ind w:left="2160" w:hanging="360"/>
+      </w:pPr>
+    </w:lvl>
+    <w:lvl w:ilvl="3" w:tentative="1">
+      <w:start w:val="1"/>
+      <w:numFmt w:val="decimal"/>
+      <w:lvlText w:val="%4."/>
+      <w:lvlJc w:val="left"/>
+      <w:pPr>
+        <w:tabs>
+          <w:tab w:val="num" w:pos="2880"/>
+        </w:tabs>
+        <w:ind w:left="2880" w:hanging="360"/>
+      </w:pPr>
+    </w:lvl>
+    <w:lvl w:ilvl="4" w:tentative="1">
+      <w:start w:val="1"/>
+      <w:numFmt w:val="decimal"/>
+      <w:lvlText w:val="%5."/>
+      <w:lvlJc w:val="left"/>
+      <w:pPr>
+        <w:tabs>
+          <w:tab w:val="num" w:pos="3600"/>
+        </w:tabs>
+        <w:ind w:left="3600" w:hanging="360"/>
+      </w:pPr>
+    </w:lvl>
+    <w:lvl w:ilvl="5" w:tentative="1">
+      <w:start w:val="1"/>
+      <w:numFmt w:val="decimal"/>
+      <w:lvlText w:val="%6."/>
+      <w:lvlJc w:val="left"/>
+      <w:pPr>
+        <w:tabs>
+          <w:tab w:val="num" w:pos="4320"/>
+        </w:tabs>
+        <w:ind w:left="4320" w:hanging="360"/>
+      </w:pPr>
+    </w:lvl>
+    <w:lvl w:ilvl="6" w:tentative="1">
+      <w:start w:val="1"/>
+      <w:numFmt w:val="decimal"/>
+      <w:lvlText w:val="%7."/>
+      <w:lvlJc w:val="left"/>
+      <w:pPr>
+        <w:tabs>
+          <w:tab w:val="num" w:pos="5040"/>
+        </w:tabs>
+        <w:ind w:left="5040" w:hanging="360"/>
+      </w:pPr>
+    </w:lvl>
+    <w:lvl w:ilvl="7" w:tentative="1">
+      <w:start w:val="1"/>
+      <w:numFmt w:val="decimal"/>
+      <w:lvlText w:val="%8."/>
+      <w:lvlJc w:val="left"/>
+      <w:pPr>
+        <w:tabs>
+          <w:tab w:val="num" w:pos="5760"/>
+        </w:tabs>
+        <w:ind w:left="5760" w:hanging="360"/>
+      </w:pPr>
+    </w:lvl>
+    <w:lvl w:ilvl="8" w:tentative="1">
+      <w:start w:val="1"/>
+      <w:numFmt w:val="decimal"/>
+      <w:lvlText w:val="%9."/>
+      <w:lvlJc w:val="left"/>
+      <w:pPr>
+        <w:tabs>
+          <w:tab w:val="num" w:pos="6480"/>
+        </w:tabs>
+        <w:ind w:left="6480" w:hanging="360"/>
+      </w:pPr>
+    </w:lvl>
+  </w:abstractNum>
+  <w:abstractNum w:abstractNumId="3" w15:restartNumberingAfterBreak="0">
+    <w:nsid w:val="151871E6"/>
+    <w:multiLevelType w:val="multilevel"/>
+    <w:tmpl w:val="8AFEB7D8"/>
+    <w:lvl w:ilvl="0">
+      <w:start w:val="1"/>
+      <w:numFmt w:val="decimal"/>
+      <w:lvlText w:val="%1."/>
+      <w:lvlJc w:val="left"/>
+      <w:pPr>
+        <w:tabs>
+          <w:tab w:val="num" w:pos="720"/>
+        </w:tabs>
+        <w:ind w:left="720" w:hanging="360"/>
+      </w:pPr>
+    </w:lvl>
+    <w:lvl w:ilvl="1" w:tentative="1">
+      <w:start w:val="1"/>
+      <w:numFmt w:val="decimal"/>
+      <w:lvlText w:val="%2."/>
+      <w:lvlJc w:val="left"/>
+      <w:pPr>
+        <w:tabs>
+          <w:tab w:val="num" w:pos="1440"/>
+        </w:tabs>
+        <w:ind w:left="1440" w:hanging="360"/>
+      </w:pPr>
+    </w:lvl>
+    <w:lvl w:ilvl="2" w:tentative="1">
+      <w:start w:val="1"/>
+      <w:numFmt w:val="decimal"/>
+      <w:lvlText w:val="%3."/>
+      <w:lvlJc w:val="left"/>
+      <w:pPr>
+        <w:tabs>
+          <w:tab w:val="num" w:pos="2160"/>
+        </w:tabs>
+        <w:ind w:left="2160" w:hanging="360"/>
+      </w:pPr>
+    </w:lvl>
+    <w:lvl w:ilvl="3" w:tentative="1">
+      <w:start w:val="1"/>
+      <w:numFmt w:val="decimal"/>
+      <w:lvlText w:val="%4."/>
+      <w:lvlJc w:val="left"/>
+      <w:pPr>
+        <w:tabs>
+          <w:tab w:val="num" w:pos="2880"/>
+        </w:tabs>
+        <w:ind w:left="2880" w:hanging="360"/>
+      </w:pPr>
+    </w:lvl>
+    <w:lvl w:ilvl="4" w:tentative="1">
+      <w:start w:val="1"/>
+      <w:numFmt w:val="decimal"/>
+      <w:lvlText w:val="%5."/>
+      <w:lvlJc w:val="left"/>
+      <w:pPr>
+        <w:tabs>
+          <w:tab w:val="num" w:pos="3600"/>
+        </w:tabs>
+        <w:ind w:left="3600" w:hanging="360"/>
+      </w:pPr>
+    </w:lvl>
+    <w:lvl w:ilvl="5" w:tentative="1">
+      <w:start w:val="1"/>
+      <w:numFmt w:val="decimal"/>
+      <w:lvlText w:val="%6."/>
+      <w:lvlJc w:val="left"/>
+      <w:pPr>
+        <w:tabs>
+          <w:tab w:val="num" w:pos="4320"/>
+        </w:tabs>
+        <w:ind w:left="4320" w:hanging="360"/>
+      </w:pPr>
+    </w:lvl>
+    <w:lvl w:ilvl="6" w:tentative="1">
+      <w:start w:val="1"/>
+      <w:numFmt w:val="decimal"/>
+      <w:lvlText w:val="%7."/>
+      <w:lvlJc w:val="left"/>
+      <w:pPr>
+        <w:tabs>
+          <w:tab w:val="num" w:pos="5040"/>
+        </w:tabs>
+        <w:ind w:left="5040" w:hanging="360"/>
+      </w:pPr>
+    </w:lvl>
+    <w:lvl w:ilvl="7" w:tentative="1">
+      <w:start w:val="1"/>
+      <w:numFmt w:val="decimal"/>
+      <w:lvlText w:val="%8."/>
+      <w:lvlJc w:val="left"/>
+      <w:pPr>
+        <w:tabs>
+          <w:tab w:val="num" w:pos="5760"/>
+        </w:tabs>
+        <w:ind w:left="5760" w:hanging="360"/>
+      </w:pPr>
+    </w:lvl>
+    <w:lvl w:ilvl="8" w:tentative="1">
+      <w:start w:val="1"/>
+      <w:numFmt w:val="decimal"/>
+      <w:lvlText w:val="%9."/>
+      <w:lvlJc w:val="left"/>
+      <w:pPr>
+        <w:tabs>
+          <w:tab w:val="num" w:pos="6480"/>
+        </w:tabs>
+        <w:ind w:left="6480" w:hanging="360"/>
+      </w:pPr>
+    </w:lvl>
+  </w:abstractNum>
   <w:abstractNum w:abstractNumId="4" w15:restartNumberingAfterBreak="0">
-    <w:nsid w:val="0E7719D1"/>
+    <w:nsid w:val="1AF26EC1"/>
     <w:multiLevelType w:val="multilevel"/>
-    <w:tmpl w:val="13DA190C"/>
+    <w:tmpl w:val="572A82B4"/>
     <w:lvl w:ilvl="0">
       <w:start w:val="1"/>
       <w:numFmt w:val="bullet"/>
@@ -13626,235 +13626,9 @@
     </w:lvl>
   </w:abstractNum>
   <w:abstractNum w:abstractNumId="5" w15:restartNumberingAfterBreak="0">
-    <w:nsid w:val="1086169B"/>
+    <w:nsid w:val="1E710849"/>
     <w:multiLevelType w:val="multilevel"/>
-    <w:tmpl w:val="C3F2CFBA"/>
-    <w:lvl w:ilvl="0">
-      <w:start w:val="1"/>
-      <w:numFmt w:val="decimal"/>
-      <w:lvlText w:val="%1."/>
-      <w:lvlJc w:val="left"/>
-      <w:pPr>
-        <w:tabs>
-          <w:tab w:val="num" w:pos="720"/>
-        </w:tabs>
-        <w:ind w:left="720" w:hanging="360"/>
-      </w:pPr>
-    </w:lvl>
-    <w:lvl w:ilvl="1" w:tentative="1">
-      <w:start w:val="1"/>
-      <w:numFmt w:val="decimal"/>
-      <w:lvlText w:val="%2."/>
-      <w:lvlJc w:val="left"/>
-      <w:pPr>
-        <w:tabs>
-          <w:tab w:val="num" w:pos="1440"/>
-        </w:tabs>
-        <w:ind w:left="1440" w:hanging="360"/>
-      </w:pPr>
-    </w:lvl>
-    <w:lvl w:ilvl="2" w:tentative="1">
-      <w:start w:val="1"/>
-      <w:numFmt w:val="decimal"/>
-      <w:lvlText w:val="%3."/>
-      <w:lvlJc w:val="left"/>
-      <w:pPr>
-        <w:tabs>
-          <w:tab w:val="num" w:pos="2160"/>
-        </w:tabs>
-        <w:ind w:left="2160" w:hanging="360"/>
-      </w:pPr>
-    </w:lvl>
-    <w:lvl w:ilvl="3" w:tentative="1">
-      <w:start w:val="1"/>
-      <w:numFmt w:val="decimal"/>
-      <w:lvlText w:val="%4."/>
-      <w:lvlJc w:val="left"/>
-      <w:pPr>
-        <w:tabs>
-          <w:tab w:val="num" w:pos="2880"/>
-        </w:tabs>
-        <w:ind w:left="2880" w:hanging="360"/>
-      </w:pPr>
-    </w:lvl>
-    <w:lvl w:ilvl="4" w:tentative="1">
-      <w:start w:val="1"/>
-      <w:numFmt w:val="decimal"/>
-      <w:lvlText w:val="%5."/>
-      <w:lvlJc w:val="left"/>
-      <w:pPr>
-        <w:tabs>
-          <w:tab w:val="num" w:pos="3600"/>
-        </w:tabs>
-        <w:ind w:left="3600" w:hanging="360"/>
-      </w:pPr>
-    </w:lvl>
-    <w:lvl w:ilvl="5" w:tentative="1">
-      <w:start w:val="1"/>
-      <w:numFmt w:val="decimal"/>
-      <w:lvlText w:val="%6."/>
-      <w:lvlJc w:val="left"/>
-      <w:pPr>
-        <w:tabs>
-          <w:tab w:val="num" w:pos="4320"/>
-        </w:tabs>
-        <w:ind w:left="4320" w:hanging="360"/>
-      </w:pPr>
-    </w:lvl>
-    <w:lvl w:ilvl="6" w:tentative="1">
-      <w:start w:val="1"/>
-      <w:numFmt w:val="decimal"/>
-      <w:lvlText w:val="%7."/>
-      <w:lvlJc w:val="left"/>
-      <w:pPr>
-        <w:tabs>
-          <w:tab w:val="num" w:pos="5040"/>
-        </w:tabs>
-        <w:ind w:left="5040" w:hanging="360"/>
-      </w:pPr>
-    </w:lvl>
-    <w:lvl w:ilvl="7" w:tentative="1">
-      <w:start w:val="1"/>
-      <w:numFmt w:val="decimal"/>
-      <w:lvlText w:val="%8."/>
-      <w:lvlJc w:val="left"/>
-      <w:pPr>
-        <w:tabs>
-          <w:tab w:val="num" w:pos="5760"/>
-        </w:tabs>
-        <w:ind w:left="5760" w:hanging="360"/>
-      </w:pPr>
-    </w:lvl>
-    <w:lvl w:ilvl="8" w:tentative="1">
-      <w:start w:val="1"/>
-      <w:numFmt w:val="decimal"/>
-      <w:lvlText w:val="%9."/>
-      <w:lvlJc w:val="left"/>
-      <w:pPr>
-        <w:tabs>
-          <w:tab w:val="num" w:pos="6480"/>
-        </w:tabs>
-        <w:ind w:left="6480" w:hanging="360"/>
-      </w:pPr>
-    </w:lvl>
-  </w:abstractNum>
-  <w:abstractNum w:abstractNumId="6" w15:restartNumberingAfterBreak="0">
-    <w:nsid w:val="151E5112"/>
-    <w:multiLevelType w:val="multilevel"/>
-    <w:tmpl w:val="AAD88DBC"/>
-    <w:lvl w:ilvl="0">
-      <w:start w:val="1"/>
-      <w:numFmt w:val="decimal"/>
-      <w:lvlText w:val="%1."/>
-      <w:lvlJc w:val="left"/>
-      <w:pPr>
-        <w:tabs>
-          <w:tab w:val="num" w:pos="720"/>
-        </w:tabs>
-        <w:ind w:left="720" w:hanging="360"/>
-      </w:pPr>
-    </w:lvl>
-    <w:lvl w:ilvl="1" w:tentative="1">
-      <w:start w:val="1"/>
-      <w:numFmt w:val="decimal"/>
-      <w:lvlText w:val="%2."/>
-      <w:lvlJc w:val="left"/>
-      <w:pPr>
-        <w:tabs>
-          <w:tab w:val="num" w:pos="1440"/>
-        </w:tabs>
-        <w:ind w:left="1440" w:hanging="360"/>
-      </w:pPr>
-    </w:lvl>
-    <w:lvl w:ilvl="2" w:tentative="1">
-      <w:start w:val="1"/>
-      <w:numFmt w:val="decimal"/>
-      <w:lvlText w:val="%3."/>
-      <w:lvlJc w:val="left"/>
-      <w:pPr>
-        <w:tabs>
-          <w:tab w:val="num" w:pos="2160"/>
-        </w:tabs>
-        <w:ind w:left="2160" w:hanging="360"/>
-      </w:pPr>
-    </w:lvl>
-    <w:lvl w:ilvl="3" w:tentative="1">
-      <w:start w:val="1"/>
-      <w:numFmt w:val="decimal"/>
-      <w:lvlText w:val="%4."/>
-      <w:lvlJc w:val="left"/>
-      <w:pPr>
-        <w:tabs>
-          <w:tab w:val="num" w:pos="2880"/>
-        </w:tabs>
-        <w:ind w:left="2880" w:hanging="360"/>
-      </w:pPr>
-    </w:lvl>
-    <w:lvl w:ilvl="4" w:tentative="1">
-      <w:start w:val="1"/>
-      <w:numFmt w:val="decimal"/>
-      <w:lvlText w:val="%5."/>
-      <w:lvlJc w:val="left"/>
-      <w:pPr>
-        <w:tabs>
-          <w:tab w:val="num" w:pos="3600"/>
-        </w:tabs>
-        <w:ind w:left="3600" w:hanging="360"/>
-      </w:pPr>
-    </w:lvl>
-    <w:lvl w:ilvl="5" w:tentative="1">
-      <w:start w:val="1"/>
-      <w:numFmt w:val="decimal"/>
-      <w:lvlText w:val="%6."/>
-      <w:lvlJc w:val="left"/>
-      <w:pPr>
-        <w:tabs>
-          <w:tab w:val="num" w:pos="4320"/>
-        </w:tabs>
-        <w:ind w:left="4320" w:hanging="360"/>
-      </w:pPr>
-    </w:lvl>
-    <w:lvl w:ilvl="6" w:tentative="1">
-      <w:start w:val="1"/>
-      <w:numFmt w:val="decimal"/>
-      <w:lvlText w:val="%7."/>
-      <w:lvlJc w:val="left"/>
-      <w:pPr>
-        <w:tabs>
-          <w:tab w:val="num" w:pos="5040"/>
-        </w:tabs>
-        <w:ind w:left="5040" w:hanging="360"/>
-      </w:pPr>
-    </w:lvl>
-    <w:lvl w:ilvl="7" w:tentative="1">
-      <w:start w:val="1"/>
-      <w:numFmt w:val="decimal"/>
-      <w:lvlText w:val="%8."/>
-      <w:lvlJc w:val="left"/>
-      <w:pPr>
-        <w:tabs>
-          <w:tab w:val="num" w:pos="5760"/>
-        </w:tabs>
-        <w:ind w:left="5760" w:hanging="360"/>
-      </w:pPr>
-    </w:lvl>
-    <w:lvl w:ilvl="8" w:tentative="1">
-      <w:start w:val="1"/>
-      <w:numFmt w:val="decimal"/>
-      <w:lvlText w:val="%9."/>
-      <w:lvlJc w:val="left"/>
-      <w:pPr>
-        <w:tabs>
-          <w:tab w:val="num" w:pos="6480"/>
-        </w:tabs>
-        <w:ind w:left="6480" w:hanging="360"/>
-      </w:pPr>
-    </w:lvl>
-  </w:abstractNum>
-  <w:abstractNum w:abstractNumId="7" w15:restartNumberingAfterBreak="0">
-    <w:nsid w:val="15923023"/>
-    <w:multiLevelType w:val="multilevel"/>
-    <w:tmpl w:val="F018816A"/>
+    <w:tmpl w:val="18C468E2"/>
     <w:lvl w:ilvl="0">
       <w:start w:val="1"/>
       <w:numFmt w:val="bullet"/>
@@ -14000,10 +13774,10 @@
       </w:rPr>
     </w:lvl>
   </w:abstractNum>
-  <w:abstractNum w:abstractNumId="8" w15:restartNumberingAfterBreak="0">
-    <w:nsid w:val="18C57C72"/>
+  <w:abstractNum w:abstractNumId="6" w15:restartNumberingAfterBreak="0">
+    <w:nsid w:val="21294FF1"/>
     <w:multiLevelType w:val="multilevel"/>
-    <w:tmpl w:val="09D81E86"/>
+    <w:tmpl w:val="45F64960"/>
     <w:lvl w:ilvl="0">
       <w:start w:val="1"/>
       <w:numFmt w:val="decimal"/>
@@ -14113,123 +13887,10 @@
       </w:pPr>
     </w:lvl>
   </w:abstractNum>
-  <w:abstractNum w:abstractNumId="9" w15:restartNumberingAfterBreak="0">
-    <w:nsid w:val="1DBD06BE"/>
+  <w:abstractNum w:abstractNumId="7" w15:restartNumberingAfterBreak="0">
+    <w:nsid w:val="21DE78A8"/>
     <w:multiLevelType w:val="multilevel"/>
-    <w:tmpl w:val="B65A13D2"/>
-    <w:lvl w:ilvl="0">
-      <w:start w:val="1"/>
-      <w:numFmt w:val="decimal"/>
-      <w:lvlText w:val="%1."/>
-      <w:lvlJc w:val="left"/>
-      <w:pPr>
-        <w:tabs>
-          <w:tab w:val="num" w:pos="720"/>
-        </w:tabs>
-        <w:ind w:left="720" w:hanging="360"/>
-      </w:pPr>
-    </w:lvl>
-    <w:lvl w:ilvl="1" w:tentative="1">
-      <w:start w:val="1"/>
-      <w:numFmt w:val="decimal"/>
-      <w:lvlText w:val="%2."/>
-      <w:lvlJc w:val="left"/>
-      <w:pPr>
-        <w:tabs>
-          <w:tab w:val="num" w:pos="1440"/>
-        </w:tabs>
-        <w:ind w:left="1440" w:hanging="360"/>
-      </w:pPr>
-    </w:lvl>
-    <w:lvl w:ilvl="2" w:tentative="1">
-      <w:start w:val="1"/>
-      <w:numFmt w:val="decimal"/>
-      <w:lvlText w:val="%3."/>
-      <w:lvlJc w:val="left"/>
-      <w:pPr>
-        <w:tabs>
-          <w:tab w:val="num" w:pos="2160"/>
-        </w:tabs>
-        <w:ind w:left="2160" w:hanging="360"/>
-      </w:pPr>
-    </w:lvl>
-    <w:lvl w:ilvl="3" w:tentative="1">
-      <w:start w:val="1"/>
-      <w:numFmt w:val="decimal"/>
-      <w:lvlText w:val="%4."/>
-      <w:lvlJc w:val="left"/>
-      <w:pPr>
-        <w:tabs>
-          <w:tab w:val="num" w:pos="2880"/>
-        </w:tabs>
-        <w:ind w:left="2880" w:hanging="360"/>
-      </w:pPr>
-    </w:lvl>
-    <w:lvl w:ilvl="4" w:tentative="1">
-      <w:start w:val="1"/>
-      <w:numFmt w:val="decimal"/>
-      <w:lvlText w:val="%5."/>
-      <w:lvlJc w:val="left"/>
-      <w:pPr>
-        <w:tabs>
-          <w:tab w:val="num" w:pos="3600"/>
-        </w:tabs>
-        <w:ind w:left="3600" w:hanging="360"/>
-      </w:pPr>
-    </w:lvl>
-    <w:lvl w:ilvl="5" w:tentative="1">
-      <w:start w:val="1"/>
-      <w:numFmt w:val="decimal"/>
-      <w:lvlText w:val="%6."/>
-      <w:lvlJc w:val="left"/>
-      <w:pPr>
-        <w:tabs>
-          <w:tab w:val="num" w:pos="4320"/>
-        </w:tabs>
-        <w:ind w:left="4320" w:hanging="360"/>
-      </w:pPr>
-    </w:lvl>
-    <w:lvl w:ilvl="6" w:tentative="1">
-      <w:start w:val="1"/>
-      <w:numFmt w:val="decimal"/>
-      <w:lvlText w:val="%7."/>
-      <w:lvlJc w:val="left"/>
-      <w:pPr>
-        <w:tabs>
-          <w:tab w:val="num" w:pos="5040"/>
-        </w:tabs>
-        <w:ind w:left="5040" w:hanging="360"/>
-      </w:pPr>
-    </w:lvl>
-    <w:lvl w:ilvl="7" w:tentative="1">
-      <w:start w:val="1"/>
-      <w:numFmt w:val="decimal"/>
-      <w:lvlText w:val="%8."/>
-      <w:lvlJc w:val="left"/>
-      <w:pPr>
-        <w:tabs>
-          <w:tab w:val="num" w:pos="5760"/>
-        </w:tabs>
-        <w:ind w:left="5760" w:hanging="360"/>
-      </w:pPr>
-    </w:lvl>
-    <w:lvl w:ilvl="8" w:tentative="1">
-      <w:start w:val="1"/>
-      <w:numFmt w:val="decimal"/>
-      <w:lvlText w:val="%9."/>
-      <w:lvlJc w:val="left"/>
-      <w:pPr>
-        <w:tabs>
-          <w:tab w:val="num" w:pos="6480"/>
-        </w:tabs>
-        <w:ind w:left="6480" w:hanging="360"/>
-      </w:pPr>
-    </w:lvl>
-  </w:abstractNum>
-  <w:abstractNum w:abstractNumId="10" w15:restartNumberingAfterBreak="0">
-    <w:nsid w:val="1EBB2042"/>
-    <w:multiLevelType w:val="multilevel"/>
-    <w:tmpl w:val="85F6C89E"/>
+    <w:tmpl w:val="1D105A94"/>
     <w:lvl w:ilvl="0">
       <w:start w:val="1"/>
       <w:numFmt w:val="bullet"/>
@@ -14375,10 +14036,1031 @@
       </w:rPr>
     </w:lvl>
   </w:abstractNum>
+  <w:abstractNum w:abstractNumId="8" w15:restartNumberingAfterBreak="0">
+    <w:nsid w:val="2CD80825"/>
+    <w:multiLevelType w:val="multilevel"/>
+    <w:tmpl w:val="51A69E0C"/>
+    <w:lvl w:ilvl="0">
+      <w:start w:val="1"/>
+      <w:numFmt w:val="decimal"/>
+      <w:lvlText w:val="%1."/>
+      <w:lvlJc w:val="left"/>
+      <w:pPr>
+        <w:tabs>
+          <w:tab w:val="num" w:pos="720"/>
+        </w:tabs>
+        <w:ind w:left="720" w:hanging="360"/>
+      </w:pPr>
+    </w:lvl>
+    <w:lvl w:ilvl="1" w:tentative="1">
+      <w:start w:val="1"/>
+      <w:numFmt w:val="decimal"/>
+      <w:lvlText w:val="%2."/>
+      <w:lvlJc w:val="left"/>
+      <w:pPr>
+        <w:tabs>
+          <w:tab w:val="num" w:pos="1440"/>
+        </w:tabs>
+        <w:ind w:left="1440" w:hanging="360"/>
+      </w:pPr>
+    </w:lvl>
+    <w:lvl w:ilvl="2" w:tentative="1">
+      <w:start w:val="1"/>
+      <w:numFmt w:val="decimal"/>
+      <w:lvlText w:val="%3."/>
+      <w:lvlJc w:val="left"/>
+      <w:pPr>
+        <w:tabs>
+          <w:tab w:val="num" w:pos="2160"/>
+        </w:tabs>
+        <w:ind w:left="2160" w:hanging="360"/>
+      </w:pPr>
+    </w:lvl>
+    <w:lvl w:ilvl="3" w:tentative="1">
+      <w:start w:val="1"/>
+      <w:numFmt w:val="decimal"/>
+      <w:lvlText w:val="%4."/>
+      <w:lvlJc w:val="left"/>
+      <w:pPr>
+        <w:tabs>
+          <w:tab w:val="num" w:pos="2880"/>
+        </w:tabs>
+        <w:ind w:left="2880" w:hanging="360"/>
+      </w:pPr>
+    </w:lvl>
+    <w:lvl w:ilvl="4" w:tentative="1">
+      <w:start w:val="1"/>
+      <w:numFmt w:val="decimal"/>
+      <w:lvlText w:val="%5."/>
+      <w:lvlJc w:val="left"/>
+      <w:pPr>
+        <w:tabs>
+          <w:tab w:val="num" w:pos="3600"/>
+        </w:tabs>
+        <w:ind w:left="3600" w:hanging="360"/>
+      </w:pPr>
+    </w:lvl>
+    <w:lvl w:ilvl="5" w:tentative="1">
+      <w:start w:val="1"/>
+      <w:numFmt w:val="decimal"/>
+      <w:lvlText w:val="%6."/>
+      <w:lvlJc w:val="left"/>
+      <w:pPr>
+        <w:tabs>
+          <w:tab w:val="num" w:pos="4320"/>
+        </w:tabs>
+        <w:ind w:left="4320" w:hanging="360"/>
+      </w:pPr>
+    </w:lvl>
+    <w:lvl w:ilvl="6" w:tentative="1">
+      <w:start w:val="1"/>
+      <w:numFmt w:val="decimal"/>
+      <w:lvlText w:val="%7."/>
+      <w:lvlJc w:val="left"/>
+      <w:pPr>
+        <w:tabs>
+          <w:tab w:val="num" w:pos="5040"/>
+        </w:tabs>
+        <w:ind w:left="5040" w:hanging="360"/>
+      </w:pPr>
+    </w:lvl>
+    <w:lvl w:ilvl="7" w:tentative="1">
+      <w:start w:val="1"/>
+      <w:numFmt w:val="decimal"/>
+      <w:lvlText w:val="%8."/>
+      <w:lvlJc w:val="left"/>
+      <w:pPr>
+        <w:tabs>
+          <w:tab w:val="num" w:pos="5760"/>
+        </w:tabs>
+        <w:ind w:left="5760" w:hanging="360"/>
+      </w:pPr>
+    </w:lvl>
+    <w:lvl w:ilvl="8" w:tentative="1">
+      <w:start w:val="1"/>
+      <w:numFmt w:val="decimal"/>
+      <w:lvlText w:val="%9."/>
+      <w:lvlJc w:val="left"/>
+      <w:pPr>
+        <w:tabs>
+          <w:tab w:val="num" w:pos="6480"/>
+        </w:tabs>
+        <w:ind w:left="6480" w:hanging="360"/>
+      </w:pPr>
+    </w:lvl>
+  </w:abstractNum>
+  <w:abstractNum w:abstractNumId="9" w15:restartNumberingAfterBreak="0">
+    <w:nsid w:val="30062034"/>
+    <w:multiLevelType w:val="multilevel"/>
+    <w:tmpl w:val="69C88626"/>
+    <w:lvl w:ilvl="0">
+      <w:start w:val="1"/>
+      <w:numFmt w:val="decimal"/>
+      <w:lvlText w:val="%1."/>
+      <w:lvlJc w:val="left"/>
+      <w:pPr>
+        <w:tabs>
+          <w:tab w:val="num" w:pos="720"/>
+        </w:tabs>
+        <w:ind w:left="720" w:hanging="360"/>
+      </w:pPr>
+    </w:lvl>
+    <w:lvl w:ilvl="1" w:tentative="1">
+      <w:start w:val="1"/>
+      <w:numFmt w:val="decimal"/>
+      <w:lvlText w:val="%2."/>
+      <w:lvlJc w:val="left"/>
+      <w:pPr>
+        <w:tabs>
+          <w:tab w:val="num" w:pos="1440"/>
+        </w:tabs>
+        <w:ind w:left="1440" w:hanging="360"/>
+      </w:pPr>
+    </w:lvl>
+    <w:lvl w:ilvl="2" w:tentative="1">
+      <w:start w:val="1"/>
+      <w:numFmt w:val="decimal"/>
+      <w:lvlText w:val="%3."/>
+      <w:lvlJc w:val="left"/>
+      <w:pPr>
+        <w:tabs>
+          <w:tab w:val="num" w:pos="2160"/>
+        </w:tabs>
+        <w:ind w:left="2160" w:hanging="360"/>
+      </w:pPr>
+    </w:lvl>
+    <w:lvl w:ilvl="3" w:tentative="1">
+      <w:start w:val="1"/>
+      <w:numFmt w:val="decimal"/>
+      <w:lvlText w:val="%4."/>
+      <w:lvlJc w:val="left"/>
+      <w:pPr>
+        <w:tabs>
+          <w:tab w:val="num" w:pos="2880"/>
+        </w:tabs>
+        <w:ind w:left="2880" w:hanging="360"/>
+      </w:pPr>
+    </w:lvl>
+    <w:lvl w:ilvl="4" w:tentative="1">
+      <w:start w:val="1"/>
+      <w:numFmt w:val="decimal"/>
+      <w:lvlText w:val="%5."/>
+      <w:lvlJc w:val="left"/>
+      <w:pPr>
+        <w:tabs>
+          <w:tab w:val="num" w:pos="3600"/>
+        </w:tabs>
+        <w:ind w:left="3600" w:hanging="360"/>
+      </w:pPr>
+    </w:lvl>
+    <w:lvl w:ilvl="5" w:tentative="1">
+      <w:start w:val="1"/>
+      <w:numFmt w:val="decimal"/>
+      <w:lvlText w:val="%6."/>
+      <w:lvlJc w:val="left"/>
+      <w:pPr>
+        <w:tabs>
+          <w:tab w:val="num" w:pos="4320"/>
+        </w:tabs>
+        <w:ind w:left="4320" w:hanging="360"/>
+      </w:pPr>
+    </w:lvl>
+    <w:lvl w:ilvl="6" w:tentative="1">
+      <w:start w:val="1"/>
+      <w:numFmt w:val="decimal"/>
+      <w:lvlText w:val="%7."/>
+      <w:lvlJc w:val="left"/>
+      <w:pPr>
+        <w:tabs>
+          <w:tab w:val="num" w:pos="5040"/>
+        </w:tabs>
+        <w:ind w:left="5040" w:hanging="360"/>
+      </w:pPr>
+    </w:lvl>
+    <w:lvl w:ilvl="7" w:tentative="1">
+      <w:start w:val="1"/>
+      <w:numFmt w:val="decimal"/>
+      <w:lvlText w:val="%8."/>
+      <w:lvlJc w:val="left"/>
+      <w:pPr>
+        <w:tabs>
+          <w:tab w:val="num" w:pos="5760"/>
+        </w:tabs>
+        <w:ind w:left="5760" w:hanging="360"/>
+      </w:pPr>
+    </w:lvl>
+    <w:lvl w:ilvl="8" w:tentative="1">
+      <w:start w:val="1"/>
+      <w:numFmt w:val="decimal"/>
+      <w:lvlText w:val="%9."/>
+      <w:lvlJc w:val="left"/>
+      <w:pPr>
+        <w:tabs>
+          <w:tab w:val="num" w:pos="6480"/>
+        </w:tabs>
+        <w:ind w:left="6480" w:hanging="360"/>
+      </w:pPr>
+    </w:lvl>
+  </w:abstractNum>
+  <w:abstractNum w:abstractNumId="10" w15:restartNumberingAfterBreak="0">
+    <w:nsid w:val="342A6A6D"/>
+    <w:multiLevelType w:val="multilevel"/>
+    <w:tmpl w:val="61846602"/>
+    <w:lvl w:ilvl="0">
+      <w:start w:val="1"/>
+      <w:numFmt w:val="decimal"/>
+      <w:lvlText w:val="%1."/>
+      <w:lvlJc w:val="left"/>
+      <w:pPr>
+        <w:tabs>
+          <w:tab w:val="num" w:pos="720"/>
+        </w:tabs>
+        <w:ind w:left="720" w:hanging="360"/>
+      </w:pPr>
+    </w:lvl>
+    <w:lvl w:ilvl="1" w:tentative="1">
+      <w:start w:val="1"/>
+      <w:numFmt w:val="decimal"/>
+      <w:lvlText w:val="%2."/>
+      <w:lvlJc w:val="left"/>
+      <w:pPr>
+        <w:tabs>
+          <w:tab w:val="num" w:pos="1440"/>
+        </w:tabs>
+        <w:ind w:left="1440" w:hanging="360"/>
+      </w:pPr>
+    </w:lvl>
+    <w:lvl w:ilvl="2" w:tentative="1">
+      <w:start w:val="1"/>
+      <w:numFmt w:val="decimal"/>
+      <w:lvlText w:val="%3."/>
+      <w:lvlJc w:val="left"/>
+      <w:pPr>
+        <w:tabs>
+          <w:tab w:val="num" w:pos="2160"/>
+        </w:tabs>
+        <w:ind w:left="2160" w:hanging="360"/>
+      </w:pPr>
+    </w:lvl>
+    <w:lvl w:ilvl="3" w:tentative="1">
+      <w:start w:val="1"/>
+      <w:numFmt w:val="decimal"/>
+      <w:lvlText w:val="%4."/>
+      <w:lvlJc w:val="left"/>
+      <w:pPr>
+        <w:tabs>
+          <w:tab w:val="num" w:pos="2880"/>
+        </w:tabs>
+        <w:ind w:left="2880" w:hanging="360"/>
+      </w:pPr>
+    </w:lvl>
+    <w:lvl w:ilvl="4" w:tentative="1">
+      <w:start w:val="1"/>
+      <w:numFmt w:val="decimal"/>
+      <w:lvlText w:val="%5."/>
+      <w:lvlJc w:val="left"/>
+      <w:pPr>
+        <w:tabs>
+          <w:tab w:val="num" w:pos="3600"/>
+        </w:tabs>
+        <w:ind w:left="3600" w:hanging="360"/>
+      </w:pPr>
+    </w:lvl>
+    <w:lvl w:ilvl="5" w:tentative="1">
+      <w:start w:val="1"/>
+      <w:numFmt w:val="decimal"/>
+      <w:lvlText w:val="%6."/>
+      <w:lvlJc w:val="left"/>
+      <w:pPr>
+        <w:tabs>
+          <w:tab w:val="num" w:pos="4320"/>
+        </w:tabs>
+        <w:ind w:left="4320" w:hanging="360"/>
+      </w:pPr>
+    </w:lvl>
+    <w:lvl w:ilvl="6" w:tentative="1">
+      <w:start w:val="1"/>
+      <w:numFmt w:val="decimal"/>
+      <w:lvlText w:val="%7."/>
+      <w:lvlJc w:val="left"/>
+      <w:pPr>
+        <w:tabs>
+          <w:tab w:val="num" w:pos="5040"/>
+        </w:tabs>
+        <w:ind w:left="5040" w:hanging="360"/>
+      </w:pPr>
+    </w:lvl>
+    <w:lvl w:ilvl="7" w:tentative="1">
+      <w:start w:val="1"/>
+      <w:numFmt w:val="decimal"/>
+      <w:lvlText w:val="%8."/>
+      <w:lvlJc w:val="left"/>
+      <w:pPr>
+        <w:tabs>
+          <w:tab w:val="num" w:pos="5760"/>
+        </w:tabs>
+        <w:ind w:left="5760" w:hanging="360"/>
+      </w:pPr>
+    </w:lvl>
+    <w:lvl w:ilvl="8" w:tentative="1">
+      <w:start w:val="1"/>
+      <w:numFmt w:val="decimal"/>
+      <w:lvlText w:val="%9."/>
+      <w:lvlJc w:val="left"/>
+      <w:pPr>
+        <w:tabs>
+          <w:tab w:val="num" w:pos="6480"/>
+        </w:tabs>
+        <w:ind w:left="6480" w:hanging="360"/>
+      </w:pPr>
+    </w:lvl>
+  </w:abstractNum>
   <w:abstractNum w:abstractNumId="11" w15:restartNumberingAfterBreak="0">
-    <w:nsid w:val="24A17C19"/>
+    <w:nsid w:val="365B6F23"/>
     <w:multiLevelType w:val="multilevel"/>
-    <w:tmpl w:val="274AB268"/>
+    <w:tmpl w:val="B590C298"/>
+    <w:lvl w:ilvl="0">
+      <w:start w:val="1"/>
+      <w:numFmt w:val="decimal"/>
+      <w:lvlText w:val="%1."/>
+      <w:lvlJc w:val="left"/>
+      <w:pPr>
+        <w:tabs>
+          <w:tab w:val="num" w:pos="720"/>
+        </w:tabs>
+        <w:ind w:left="720" w:hanging="360"/>
+      </w:pPr>
+    </w:lvl>
+    <w:lvl w:ilvl="1" w:tentative="1">
+      <w:start w:val="1"/>
+      <w:numFmt w:val="decimal"/>
+      <w:lvlText w:val="%2."/>
+      <w:lvlJc w:val="left"/>
+      <w:pPr>
+        <w:tabs>
+          <w:tab w:val="num" w:pos="1440"/>
+        </w:tabs>
+        <w:ind w:left="1440" w:hanging="360"/>
+      </w:pPr>
+    </w:lvl>
+    <w:lvl w:ilvl="2" w:tentative="1">
+      <w:start w:val="1"/>
+      <w:numFmt w:val="decimal"/>
+      <w:lvlText w:val="%3."/>
+      <w:lvlJc w:val="left"/>
+      <w:pPr>
+        <w:tabs>
+          <w:tab w:val="num" w:pos="2160"/>
+        </w:tabs>
+        <w:ind w:left="2160" w:hanging="360"/>
+      </w:pPr>
+    </w:lvl>
+    <w:lvl w:ilvl="3" w:tentative="1">
+      <w:start w:val="1"/>
+      <w:numFmt w:val="decimal"/>
+      <w:lvlText w:val="%4."/>
+      <w:lvlJc w:val="left"/>
+      <w:pPr>
+        <w:tabs>
+          <w:tab w:val="num" w:pos="2880"/>
+        </w:tabs>
+        <w:ind w:left="2880" w:hanging="360"/>
+      </w:pPr>
+    </w:lvl>
+    <w:lvl w:ilvl="4" w:tentative="1">
+      <w:start w:val="1"/>
+      <w:numFmt w:val="decimal"/>
+      <w:lvlText w:val="%5."/>
+      <w:lvlJc w:val="left"/>
+      <w:pPr>
+        <w:tabs>
+          <w:tab w:val="num" w:pos="3600"/>
+        </w:tabs>
+        <w:ind w:left="3600" w:hanging="360"/>
+      </w:pPr>
+    </w:lvl>
+    <w:lvl w:ilvl="5" w:tentative="1">
+      <w:start w:val="1"/>
+      <w:numFmt w:val="decimal"/>
+      <w:lvlText w:val="%6."/>
+      <w:lvlJc w:val="left"/>
+      <w:pPr>
+        <w:tabs>
+          <w:tab w:val="num" w:pos="4320"/>
+        </w:tabs>
+        <w:ind w:left="4320" w:hanging="360"/>
+      </w:pPr>
+    </w:lvl>
+    <w:lvl w:ilvl="6" w:tentative="1">
+      <w:start w:val="1"/>
+      <w:numFmt w:val="decimal"/>
+      <w:lvlText w:val="%7."/>
+      <w:lvlJc w:val="left"/>
+      <w:pPr>
+        <w:tabs>
+          <w:tab w:val="num" w:pos="5040"/>
+        </w:tabs>
+        <w:ind w:left="5040" w:hanging="360"/>
+      </w:pPr>
+    </w:lvl>
+    <w:lvl w:ilvl="7" w:tentative="1">
+      <w:start w:val="1"/>
+      <w:numFmt w:val="decimal"/>
+      <w:lvlText w:val="%8."/>
+      <w:lvlJc w:val="left"/>
+      <w:pPr>
+        <w:tabs>
+          <w:tab w:val="num" w:pos="5760"/>
+        </w:tabs>
+        <w:ind w:left="5760" w:hanging="360"/>
+      </w:pPr>
+    </w:lvl>
+    <w:lvl w:ilvl="8" w:tentative="1">
+      <w:start w:val="1"/>
+      <w:numFmt w:val="decimal"/>
+      <w:lvlText w:val="%9."/>
+      <w:lvlJc w:val="left"/>
+      <w:pPr>
+        <w:tabs>
+          <w:tab w:val="num" w:pos="6480"/>
+        </w:tabs>
+        <w:ind w:left="6480" w:hanging="360"/>
+      </w:pPr>
+    </w:lvl>
+  </w:abstractNum>
+  <w:abstractNum w:abstractNumId="12" w15:restartNumberingAfterBreak="0">
+    <w:nsid w:val="3EB91341"/>
+    <w:multiLevelType w:val="multilevel"/>
+    <w:tmpl w:val="BB369DFE"/>
+    <w:lvl w:ilvl="0">
+      <w:start w:val="1"/>
+      <w:numFmt w:val="decimal"/>
+      <w:lvlText w:val="%1."/>
+      <w:lvlJc w:val="left"/>
+      <w:pPr>
+        <w:tabs>
+          <w:tab w:val="num" w:pos="720"/>
+        </w:tabs>
+        <w:ind w:left="720" w:hanging="360"/>
+      </w:pPr>
+    </w:lvl>
+    <w:lvl w:ilvl="1">
+      <w:start w:val="1"/>
+      <w:numFmt w:val="bullet"/>
+      <w:lvlText w:val="o"/>
+      <w:lvlJc w:val="left"/>
+      <w:pPr>
+        <w:tabs>
+          <w:tab w:val="num" w:pos="1440"/>
+        </w:tabs>
+        <w:ind w:left="1440" w:hanging="360"/>
+      </w:pPr>
+      <w:rPr>
+        <w:rFonts w:ascii="Courier New" w:hAnsi="Courier New" w:hint="default"/>
+        <w:sz w:val="20"/>
+      </w:rPr>
+    </w:lvl>
+    <w:lvl w:ilvl="2" w:tentative="1">
+      <w:start w:val="1"/>
+      <w:numFmt w:val="decimal"/>
+      <w:lvlText w:val="%3."/>
+      <w:lvlJc w:val="left"/>
+      <w:pPr>
+        <w:tabs>
+          <w:tab w:val="num" w:pos="2160"/>
+        </w:tabs>
+        <w:ind w:left="2160" w:hanging="360"/>
+      </w:pPr>
+    </w:lvl>
+    <w:lvl w:ilvl="3" w:tentative="1">
+      <w:start w:val="1"/>
+      <w:numFmt w:val="decimal"/>
+      <w:lvlText w:val="%4."/>
+      <w:lvlJc w:val="left"/>
+      <w:pPr>
+        <w:tabs>
+          <w:tab w:val="num" w:pos="2880"/>
+        </w:tabs>
+        <w:ind w:left="2880" w:hanging="360"/>
+      </w:pPr>
+    </w:lvl>
+    <w:lvl w:ilvl="4" w:tentative="1">
+      <w:start w:val="1"/>
+      <w:numFmt w:val="decimal"/>
+      <w:lvlText w:val="%5."/>
+      <w:lvlJc w:val="left"/>
+      <w:pPr>
+        <w:tabs>
+          <w:tab w:val="num" w:pos="3600"/>
+        </w:tabs>
+        <w:ind w:left="3600" w:hanging="360"/>
+      </w:pPr>
+    </w:lvl>
+    <w:lvl w:ilvl="5" w:tentative="1">
+      <w:start w:val="1"/>
+      <w:numFmt w:val="decimal"/>
+      <w:lvlText w:val="%6."/>
+      <w:lvlJc w:val="left"/>
+      <w:pPr>
+        <w:tabs>
+          <w:tab w:val="num" w:pos="4320"/>
+        </w:tabs>
+        <w:ind w:left="4320" w:hanging="360"/>
+      </w:pPr>
+    </w:lvl>
+    <w:lvl w:ilvl="6" w:tentative="1">
+      <w:start w:val="1"/>
+      <w:numFmt w:val="decimal"/>
+      <w:lvlText w:val="%7."/>
+      <w:lvlJc w:val="left"/>
+      <w:pPr>
+        <w:tabs>
+          <w:tab w:val="num" w:pos="5040"/>
+        </w:tabs>
+        <w:ind w:left="5040" w:hanging="360"/>
+      </w:pPr>
+    </w:lvl>
+    <w:lvl w:ilvl="7" w:tentative="1">
+      <w:start w:val="1"/>
+      <w:numFmt w:val="decimal"/>
+      <w:lvlText w:val="%8."/>
+      <w:lvlJc w:val="left"/>
+      <w:pPr>
+        <w:tabs>
+          <w:tab w:val="num" w:pos="5760"/>
+        </w:tabs>
+        <w:ind w:left="5760" w:hanging="360"/>
+      </w:pPr>
+    </w:lvl>
+    <w:lvl w:ilvl="8" w:tentative="1">
+      <w:start w:val="1"/>
+      <w:numFmt w:val="decimal"/>
+      <w:lvlText w:val="%9."/>
+      <w:lvlJc w:val="left"/>
+      <w:pPr>
+        <w:tabs>
+          <w:tab w:val="num" w:pos="6480"/>
+        </w:tabs>
+        <w:ind w:left="6480" w:hanging="360"/>
+      </w:pPr>
+    </w:lvl>
+  </w:abstractNum>
+  <w:abstractNum w:abstractNumId="13" w15:restartNumberingAfterBreak="0">
+    <w:nsid w:val="405F37CE"/>
+    <w:multiLevelType w:val="multilevel"/>
+    <w:tmpl w:val="2D14D9CE"/>
+    <w:lvl w:ilvl="0">
+      <w:start w:val="1"/>
+      <w:numFmt w:val="decimal"/>
+      <w:lvlText w:val="%1."/>
+      <w:lvlJc w:val="left"/>
+      <w:pPr>
+        <w:tabs>
+          <w:tab w:val="num" w:pos="720"/>
+        </w:tabs>
+        <w:ind w:left="720" w:hanging="360"/>
+      </w:pPr>
+    </w:lvl>
+    <w:lvl w:ilvl="1" w:tentative="1">
+      <w:start w:val="1"/>
+      <w:numFmt w:val="decimal"/>
+      <w:lvlText w:val="%2."/>
+      <w:lvlJc w:val="left"/>
+      <w:pPr>
+        <w:tabs>
+          <w:tab w:val="num" w:pos="1440"/>
+        </w:tabs>
+        <w:ind w:left="1440" w:hanging="360"/>
+      </w:pPr>
+    </w:lvl>
+    <w:lvl w:ilvl="2" w:tentative="1">
+      <w:start w:val="1"/>
+      <w:numFmt w:val="decimal"/>
+      <w:lvlText w:val="%3."/>
+      <w:lvlJc w:val="left"/>
+      <w:pPr>
+        <w:tabs>
+          <w:tab w:val="num" w:pos="2160"/>
+        </w:tabs>
+        <w:ind w:left="2160" w:hanging="360"/>
+      </w:pPr>
+    </w:lvl>
+    <w:lvl w:ilvl="3" w:tentative="1">
+      <w:start w:val="1"/>
+      <w:numFmt w:val="decimal"/>
+      <w:lvlText w:val="%4."/>
+      <w:lvlJc w:val="left"/>
+      <w:pPr>
+        <w:tabs>
+          <w:tab w:val="num" w:pos="2880"/>
+        </w:tabs>
+        <w:ind w:left="2880" w:hanging="360"/>
+      </w:pPr>
+    </w:lvl>
+    <w:lvl w:ilvl="4" w:tentative="1">
+      <w:start w:val="1"/>
+      <w:numFmt w:val="decimal"/>
+      <w:lvlText w:val="%5."/>
+      <w:lvlJc w:val="left"/>
+      <w:pPr>
+        <w:tabs>
+          <w:tab w:val="num" w:pos="3600"/>
+        </w:tabs>
+        <w:ind w:left="3600" w:hanging="360"/>
+      </w:pPr>
+    </w:lvl>
+    <w:lvl w:ilvl="5" w:tentative="1">
+      <w:start w:val="1"/>
+      <w:numFmt w:val="decimal"/>
+      <w:lvlText w:val="%6."/>
+      <w:lvlJc w:val="left"/>
+      <w:pPr>
+        <w:tabs>
+          <w:tab w:val="num" w:pos="4320"/>
+        </w:tabs>
+        <w:ind w:left="4320" w:hanging="360"/>
+      </w:pPr>
+    </w:lvl>
+    <w:lvl w:ilvl="6" w:tentative="1">
+      <w:start w:val="1"/>
+      <w:numFmt w:val="decimal"/>
+      <w:lvlText w:val="%7."/>
+      <w:lvlJc w:val="left"/>
+      <w:pPr>
+        <w:tabs>
+          <w:tab w:val="num" w:pos="5040"/>
+        </w:tabs>
+        <w:ind w:left="5040" w:hanging="360"/>
+      </w:pPr>
+    </w:lvl>
+    <w:lvl w:ilvl="7" w:tentative="1">
+      <w:start w:val="1"/>
+      <w:numFmt w:val="decimal"/>
+      <w:lvlText w:val="%8."/>
+      <w:lvlJc w:val="left"/>
+      <w:pPr>
+        <w:tabs>
+          <w:tab w:val="num" w:pos="5760"/>
+        </w:tabs>
+        <w:ind w:left="5760" w:hanging="360"/>
+      </w:pPr>
+    </w:lvl>
+    <w:lvl w:ilvl="8" w:tentative="1">
+      <w:start w:val="1"/>
+      <w:numFmt w:val="decimal"/>
+      <w:lvlText w:val="%9."/>
+      <w:lvlJc w:val="left"/>
+      <w:pPr>
+        <w:tabs>
+          <w:tab w:val="num" w:pos="6480"/>
+        </w:tabs>
+        <w:ind w:left="6480" w:hanging="360"/>
+      </w:pPr>
+    </w:lvl>
+  </w:abstractNum>
+  <w:abstractNum w:abstractNumId="14" w15:restartNumberingAfterBreak="0">
+    <w:nsid w:val="4A781A68"/>
+    <w:multiLevelType w:val="multilevel"/>
+    <w:tmpl w:val="6DC82C16"/>
+    <w:lvl w:ilvl="0">
+      <w:start w:val="1"/>
+      <w:numFmt w:val="decimal"/>
+      <w:lvlText w:val="%1."/>
+      <w:lvlJc w:val="left"/>
+      <w:pPr>
+        <w:tabs>
+          <w:tab w:val="num" w:pos="720"/>
+        </w:tabs>
+        <w:ind w:left="720" w:hanging="360"/>
+      </w:pPr>
+    </w:lvl>
+    <w:lvl w:ilvl="1" w:tentative="1">
+      <w:start w:val="1"/>
+      <w:numFmt w:val="decimal"/>
+      <w:lvlText w:val="%2."/>
+      <w:lvlJc w:val="left"/>
+      <w:pPr>
+        <w:tabs>
+          <w:tab w:val="num" w:pos="1440"/>
+        </w:tabs>
+        <w:ind w:left="1440" w:hanging="360"/>
+      </w:pPr>
+    </w:lvl>
+    <w:lvl w:ilvl="2" w:tentative="1">
+      <w:start w:val="1"/>
+      <w:numFmt w:val="decimal"/>
+      <w:lvlText w:val="%3."/>
+      <w:lvlJc w:val="left"/>
+      <w:pPr>
+        <w:tabs>
+          <w:tab w:val="num" w:pos="2160"/>
+        </w:tabs>
+        <w:ind w:left="2160" w:hanging="360"/>
+      </w:pPr>
+    </w:lvl>
+    <w:lvl w:ilvl="3" w:tentative="1">
+      <w:start w:val="1"/>
+      <w:numFmt w:val="decimal"/>
+      <w:lvlText w:val="%4."/>
+      <w:lvlJc w:val="left"/>
+      <w:pPr>
+        <w:tabs>
+          <w:tab w:val="num" w:pos="2880"/>
+        </w:tabs>
+        <w:ind w:left="2880" w:hanging="360"/>
+      </w:pPr>
+    </w:lvl>
+    <w:lvl w:ilvl="4" w:tentative="1">
+      <w:start w:val="1"/>
+      <w:numFmt w:val="decimal"/>
+      <w:lvlText w:val="%5."/>
+      <w:lvlJc w:val="left"/>
+      <w:pPr>
+        <w:tabs>
+          <w:tab w:val="num" w:pos="3600"/>
+        </w:tabs>
+        <w:ind w:left="3600" w:hanging="360"/>
+      </w:pPr>
+    </w:lvl>
+    <w:lvl w:ilvl="5" w:tentative="1">
+      <w:start w:val="1"/>
+      <w:numFmt w:val="decimal"/>
+      <w:lvlText w:val="%6."/>
+      <w:lvlJc w:val="left"/>
+      <w:pPr>
+        <w:tabs>
+          <w:tab w:val="num" w:pos="4320"/>
+        </w:tabs>
+        <w:ind w:left="4320" w:hanging="360"/>
+      </w:pPr>
+    </w:lvl>
+    <w:lvl w:ilvl="6" w:tentative="1">
+      <w:start w:val="1"/>
+      <w:numFmt w:val="decimal"/>
+      <w:lvlText w:val="%7."/>
+      <w:lvlJc w:val="left"/>
+      <w:pPr>
+        <w:tabs>
+          <w:tab w:val="num" w:pos="5040"/>
+        </w:tabs>
+        <w:ind w:left="5040" w:hanging="360"/>
+      </w:pPr>
+    </w:lvl>
+    <w:lvl w:ilvl="7" w:tentative="1">
+      <w:start w:val="1"/>
+      <w:numFmt w:val="decimal"/>
+      <w:lvlText w:val="%8."/>
+      <w:lvlJc w:val="left"/>
+      <w:pPr>
+        <w:tabs>
+          <w:tab w:val="num" w:pos="5760"/>
+        </w:tabs>
+        <w:ind w:left="5760" w:hanging="360"/>
+      </w:pPr>
+    </w:lvl>
+    <w:lvl w:ilvl="8" w:tentative="1">
+      <w:start w:val="1"/>
+      <w:numFmt w:val="decimal"/>
+      <w:lvlText w:val="%9."/>
+      <w:lvlJc w:val="left"/>
+      <w:pPr>
+        <w:tabs>
+          <w:tab w:val="num" w:pos="6480"/>
+        </w:tabs>
+        <w:ind w:left="6480" w:hanging="360"/>
+      </w:pPr>
+    </w:lvl>
+  </w:abstractNum>
+  <w:abstractNum w:abstractNumId="15" w15:restartNumberingAfterBreak="0">
+    <w:nsid w:val="4F180EBC"/>
+    <w:multiLevelType w:val="multilevel"/>
+    <w:tmpl w:val="F2A8CF3A"/>
+    <w:lvl w:ilvl="0">
+      <w:start w:val="1"/>
+      <w:numFmt w:val="decimal"/>
+      <w:lvlText w:val="%1."/>
+      <w:lvlJc w:val="left"/>
+      <w:pPr>
+        <w:tabs>
+          <w:tab w:val="num" w:pos="720"/>
+        </w:tabs>
+        <w:ind w:left="720" w:hanging="360"/>
+      </w:pPr>
+    </w:lvl>
+    <w:lvl w:ilvl="1" w:tentative="1">
+      <w:start w:val="1"/>
+      <w:numFmt w:val="decimal"/>
+      <w:lvlText w:val="%2."/>
+      <w:lvlJc w:val="left"/>
+      <w:pPr>
+        <w:tabs>
+          <w:tab w:val="num" w:pos="1440"/>
+        </w:tabs>
+        <w:ind w:left="1440" w:hanging="360"/>
+      </w:pPr>
+    </w:lvl>
+    <w:lvl w:ilvl="2" w:tentative="1">
+      <w:start w:val="1"/>
+      <w:numFmt w:val="decimal"/>
+      <w:lvlText w:val="%3."/>
+      <w:lvlJc w:val="left"/>
+      <w:pPr>
+        <w:tabs>
+          <w:tab w:val="num" w:pos="2160"/>
+        </w:tabs>
+        <w:ind w:left="2160" w:hanging="360"/>
+      </w:pPr>
+    </w:lvl>
+    <w:lvl w:ilvl="3" w:tentative="1">
+      <w:start w:val="1"/>
+      <w:numFmt w:val="decimal"/>
+      <w:lvlText w:val="%4."/>
+      <w:lvlJc w:val="left"/>
+      <w:pPr>
+        <w:tabs>
+          <w:tab w:val="num" w:pos="2880"/>
+        </w:tabs>
+        <w:ind w:left="2880" w:hanging="360"/>
+      </w:pPr>
+    </w:lvl>
+    <w:lvl w:ilvl="4" w:tentative="1">
+      <w:start w:val="1"/>
+      <w:numFmt w:val="decimal"/>
+      <w:lvlText w:val="%5."/>
+      <w:lvlJc w:val="left"/>
+      <w:pPr>
+        <w:tabs>
+          <w:tab w:val="num" w:pos="3600"/>
+        </w:tabs>
+        <w:ind w:left="3600" w:hanging="360"/>
+      </w:pPr>
+    </w:lvl>
+    <w:lvl w:ilvl="5" w:tentative="1">
+      <w:start w:val="1"/>
+      <w:numFmt w:val="decimal"/>
+      <w:lvlText w:val="%6."/>
+      <w:lvlJc w:val="left"/>
+      <w:pPr>
+        <w:tabs>
+          <w:tab w:val="num" w:pos="4320"/>
+        </w:tabs>
+        <w:ind w:left="4320" w:hanging="360"/>
+      </w:pPr>
+    </w:lvl>
+    <w:lvl w:ilvl="6" w:tentative="1">
+      <w:start w:val="1"/>
+      <w:numFmt w:val="decimal"/>
+      <w:lvlText w:val="%7."/>
+      <w:lvlJc w:val="left"/>
+      <w:pPr>
+        <w:tabs>
+          <w:tab w:val="num" w:pos="5040"/>
+        </w:tabs>
+        <w:ind w:left="5040" w:hanging="360"/>
+      </w:pPr>
+    </w:lvl>
+    <w:lvl w:ilvl="7" w:tentative="1">
+      <w:start w:val="1"/>
+      <w:numFmt w:val="decimal"/>
+      <w:lvlText w:val="%8."/>
+      <w:lvlJc w:val="left"/>
+      <w:pPr>
+        <w:tabs>
+          <w:tab w:val="num" w:pos="5760"/>
+        </w:tabs>
+        <w:ind w:left="5760" w:hanging="360"/>
+      </w:pPr>
+    </w:lvl>
+    <w:lvl w:ilvl="8" w:tentative="1">
+      <w:start w:val="1"/>
+      <w:numFmt w:val="decimal"/>
+      <w:lvlText w:val="%9."/>
+      <w:lvlJc w:val="left"/>
+      <w:pPr>
+        <w:tabs>
+          <w:tab w:val="num" w:pos="6480"/>
+        </w:tabs>
+        <w:ind w:left="6480" w:hanging="360"/>
+      </w:pPr>
+    </w:lvl>
+  </w:abstractNum>
+  <w:abstractNum w:abstractNumId="16" w15:restartNumberingAfterBreak="0">
+    <w:nsid w:val="536F1008"/>
+    <w:multiLevelType w:val="multilevel"/>
+    <w:tmpl w:val="77FC7116"/>
+    <w:lvl w:ilvl="0">
+      <w:start w:val="1"/>
+      <w:numFmt w:val="decimal"/>
+      <w:lvlText w:val="%1."/>
+      <w:lvlJc w:val="left"/>
+      <w:pPr>
+        <w:tabs>
+          <w:tab w:val="num" w:pos="720"/>
+        </w:tabs>
+        <w:ind w:left="720" w:hanging="360"/>
+      </w:pPr>
+    </w:lvl>
+    <w:lvl w:ilvl="1" w:tentative="1">
+      <w:start w:val="1"/>
+      <w:numFmt w:val="decimal"/>
+      <w:lvlText w:val="%2."/>
+      <w:lvlJc w:val="left"/>
+      <w:pPr>
+        <w:tabs>
+          <w:tab w:val="num" w:pos="1440"/>
+        </w:tabs>
+        <w:ind w:left="1440" w:hanging="360"/>
+      </w:pPr>
+    </w:lvl>
+    <w:lvl w:ilvl="2" w:tentative="1">
+      <w:start w:val="1"/>
+      <w:numFmt w:val="decimal"/>
+      <w:lvlText w:val="%3."/>
+      <w:lvlJc w:val="left"/>
+      <w:pPr>
+        <w:tabs>
+          <w:tab w:val="num" w:pos="2160"/>
+        </w:tabs>
+        <w:ind w:left="2160" w:hanging="360"/>
+      </w:pPr>
+    </w:lvl>
+    <w:lvl w:ilvl="3" w:tentative="1">
+      <w:start w:val="1"/>
+      <w:numFmt w:val="decimal"/>
+      <w:lvlText w:val="%4."/>
+      <w:lvlJc w:val="left"/>
+      <w:pPr>
+        <w:tabs>
+          <w:tab w:val="num" w:pos="2880"/>
+        </w:tabs>
+        <w:ind w:left="2880" w:hanging="360"/>
+      </w:pPr>
+    </w:lvl>
+    <w:lvl w:ilvl="4" w:tentative="1">
+      <w:start w:val="1"/>
+      <w:numFmt w:val="decimal"/>
+      <w:lvlText w:val="%5."/>
+      <w:lvlJc w:val="left"/>
+      <w:pPr>
+        <w:tabs>
+          <w:tab w:val="num" w:pos="3600"/>
+        </w:tabs>
+        <w:ind w:left="3600" w:hanging="360"/>
+      </w:pPr>
+    </w:lvl>
+    <w:lvl w:ilvl="5" w:tentative="1">
+      <w:start w:val="1"/>
+      <w:numFmt w:val="decimal"/>
+      <w:lvlText w:val="%6."/>
+      <w:lvlJc w:val="left"/>
+      <w:pPr>
+        <w:tabs>
+          <w:tab w:val="num" w:pos="4320"/>
+        </w:tabs>
+        <w:ind w:left="4320" w:hanging="360"/>
+      </w:pPr>
+    </w:lvl>
+    <w:lvl w:ilvl="6" w:tentative="1">
+      <w:start w:val="1"/>
+      <w:numFmt w:val="decimal"/>
+      <w:lvlText w:val="%7."/>
+      <w:lvlJc w:val="left"/>
+      <w:pPr>
+        <w:tabs>
+          <w:tab w:val="num" w:pos="5040"/>
+        </w:tabs>
+        <w:ind w:left="5040" w:hanging="360"/>
+      </w:pPr>
+    </w:lvl>
+    <w:lvl w:ilvl="7" w:tentative="1">
+      <w:start w:val="1"/>
+      <w:numFmt w:val="decimal"/>
+      <w:lvlText w:val="%8."/>
+      <w:lvlJc w:val="left"/>
+      <w:pPr>
+        <w:tabs>
+          <w:tab w:val="num" w:pos="5760"/>
+        </w:tabs>
+        <w:ind w:left="5760" w:hanging="360"/>
+      </w:pPr>
+    </w:lvl>
+    <w:lvl w:ilvl="8" w:tentative="1">
+      <w:start w:val="1"/>
+      <w:numFmt w:val="decimal"/>
+      <w:lvlText w:val="%9."/>
+      <w:lvlJc w:val="left"/>
+      <w:pPr>
+        <w:tabs>
+          <w:tab w:val="num" w:pos="6480"/>
+        </w:tabs>
+        <w:ind w:left="6480" w:hanging="360"/>
+      </w:pPr>
+    </w:lvl>
+  </w:abstractNum>
+  <w:abstractNum w:abstractNumId="17" w15:restartNumberingAfterBreak="0">
+    <w:nsid w:val="55A442C7"/>
+    <w:multiLevelType w:val="multilevel"/>
+    <w:tmpl w:val="2D2C77FE"/>
     <w:lvl w:ilvl="0">
       <w:start w:val="1"/>
       <w:numFmt w:val="bullet"/>
@@ -14524,10 +15206,805 @@
       </w:rPr>
     </w:lvl>
   </w:abstractNum>
-  <w:abstractNum w:abstractNumId="12" w15:restartNumberingAfterBreak="0">
-    <w:nsid w:val="24B45899"/>
+  <w:abstractNum w:abstractNumId="18" w15:restartNumberingAfterBreak="0">
+    <w:nsid w:val="55C777F1"/>
     <w:multiLevelType w:val="multilevel"/>
-    <w:tmpl w:val="7E4A5E2C"/>
+    <w:tmpl w:val="3FB6ABC0"/>
+    <w:lvl w:ilvl="0">
+      <w:start w:val="1"/>
+      <w:numFmt w:val="decimal"/>
+      <w:lvlText w:val="%1."/>
+      <w:lvlJc w:val="left"/>
+      <w:pPr>
+        <w:tabs>
+          <w:tab w:val="num" w:pos="720"/>
+        </w:tabs>
+        <w:ind w:left="720" w:hanging="360"/>
+      </w:pPr>
+    </w:lvl>
+    <w:lvl w:ilvl="1">
+      <w:start w:val="1"/>
+      <w:numFmt w:val="bullet"/>
+      <w:lvlText w:val="o"/>
+      <w:lvlJc w:val="left"/>
+      <w:pPr>
+        <w:tabs>
+          <w:tab w:val="num" w:pos="1440"/>
+        </w:tabs>
+        <w:ind w:left="1440" w:hanging="360"/>
+      </w:pPr>
+      <w:rPr>
+        <w:rFonts w:ascii="Courier New" w:hAnsi="Courier New" w:hint="default"/>
+        <w:sz w:val="20"/>
+      </w:rPr>
+    </w:lvl>
+    <w:lvl w:ilvl="2" w:tentative="1">
+      <w:start w:val="1"/>
+      <w:numFmt w:val="decimal"/>
+      <w:lvlText w:val="%3."/>
+      <w:lvlJc w:val="left"/>
+      <w:pPr>
+        <w:tabs>
+          <w:tab w:val="num" w:pos="2160"/>
+        </w:tabs>
+        <w:ind w:left="2160" w:hanging="360"/>
+      </w:pPr>
+    </w:lvl>
+    <w:lvl w:ilvl="3" w:tentative="1">
+      <w:start w:val="1"/>
+      <w:numFmt w:val="decimal"/>
+      <w:lvlText w:val="%4."/>
+      <w:lvlJc w:val="left"/>
+      <w:pPr>
+        <w:tabs>
+          <w:tab w:val="num" w:pos="2880"/>
+        </w:tabs>
+        <w:ind w:left="2880" w:hanging="360"/>
+      </w:pPr>
+    </w:lvl>
+    <w:lvl w:ilvl="4" w:tentative="1">
+      <w:start w:val="1"/>
+      <w:numFmt w:val="decimal"/>
+      <w:lvlText w:val="%5."/>
+      <w:lvlJc w:val="left"/>
+      <w:pPr>
+        <w:tabs>
+          <w:tab w:val="num" w:pos="3600"/>
+        </w:tabs>
+        <w:ind w:left="3600" w:hanging="360"/>
+      </w:pPr>
+    </w:lvl>
+    <w:lvl w:ilvl="5" w:tentative="1">
+      <w:start w:val="1"/>
+      <w:numFmt w:val="decimal"/>
+      <w:lvlText w:val="%6."/>
+      <w:lvlJc w:val="left"/>
+      <w:pPr>
+        <w:tabs>
+          <w:tab w:val="num" w:pos="4320"/>
+        </w:tabs>
+        <w:ind w:left="4320" w:hanging="360"/>
+      </w:pPr>
+    </w:lvl>
+    <w:lvl w:ilvl="6" w:tentative="1">
+      <w:start w:val="1"/>
+      <w:numFmt w:val="decimal"/>
+      <w:lvlText w:val="%7."/>
+      <w:lvlJc w:val="left"/>
+      <w:pPr>
+        <w:tabs>
+          <w:tab w:val="num" w:pos="5040"/>
+        </w:tabs>
+        <w:ind w:left="5040" w:hanging="360"/>
+      </w:pPr>
+    </w:lvl>
+    <w:lvl w:ilvl="7" w:tentative="1">
+      <w:start w:val="1"/>
+      <w:numFmt w:val="decimal"/>
+      <w:lvlText w:val="%8."/>
+      <w:lvlJc w:val="left"/>
+      <w:pPr>
+        <w:tabs>
+          <w:tab w:val="num" w:pos="5760"/>
+        </w:tabs>
+        <w:ind w:left="5760" w:hanging="360"/>
+      </w:pPr>
+    </w:lvl>
+    <w:lvl w:ilvl="8" w:tentative="1">
+      <w:start w:val="1"/>
+      <w:numFmt w:val="decimal"/>
+      <w:lvlText w:val="%9."/>
+      <w:lvlJc w:val="left"/>
+      <w:pPr>
+        <w:tabs>
+          <w:tab w:val="num" w:pos="6480"/>
+        </w:tabs>
+        <w:ind w:left="6480" w:hanging="360"/>
+      </w:pPr>
+    </w:lvl>
+  </w:abstractNum>
+  <w:abstractNum w:abstractNumId="19" w15:restartNumberingAfterBreak="0">
+    <w:nsid w:val="588D647B"/>
+    <w:multiLevelType w:val="multilevel"/>
+    <w:tmpl w:val="37E4A352"/>
+    <w:lvl w:ilvl="0">
+      <w:start w:val="1"/>
+      <w:numFmt w:val="decimal"/>
+      <w:lvlText w:val="%1."/>
+      <w:lvlJc w:val="left"/>
+      <w:pPr>
+        <w:tabs>
+          <w:tab w:val="num" w:pos="720"/>
+        </w:tabs>
+        <w:ind w:left="720" w:hanging="360"/>
+      </w:pPr>
+    </w:lvl>
+    <w:lvl w:ilvl="1" w:tentative="1">
+      <w:start w:val="1"/>
+      <w:numFmt w:val="decimal"/>
+      <w:lvlText w:val="%2."/>
+      <w:lvlJc w:val="left"/>
+      <w:pPr>
+        <w:tabs>
+          <w:tab w:val="num" w:pos="1440"/>
+        </w:tabs>
+        <w:ind w:left="1440" w:hanging="360"/>
+      </w:pPr>
+    </w:lvl>
+    <w:lvl w:ilvl="2" w:tentative="1">
+      <w:start w:val="1"/>
+      <w:numFmt w:val="decimal"/>
+      <w:lvlText w:val="%3."/>
+      <w:lvlJc w:val="left"/>
+      <w:pPr>
+        <w:tabs>
+          <w:tab w:val="num" w:pos="2160"/>
+        </w:tabs>
+        <w:ind w:left="2160" w:hanging="360"/>
+      </w:pPr>
+    </w:lvl>
+    <w:lvl w:ilvl="3" w:tentative="1">
+      <w:start w:val="1"/>
+      <w:numFmt w:val="decimal"/>
+      <w:lvlText w:val="%4."/>
+      <w:lvlJc w:val="left"/>
+      <w:pPr>
+        <w:tabs>
+          <w:tab w:val="num" w:pos="2880"/>
+        </w:tabs>
+        <w:ind w:left="2880" w:hanging="360"/>
+      </w:pPr>
+    </w:lvl>
+    <w:lvl w:ilvl="4" w:tentative="1">
+      <w:start w:val="1"/>
+      <w:numFmt w:val="decimal"/>
+      <w:lvlText w:val="%5."/>
+      <w:lvlJc w:val="left"/>
+      <w:pPr>
+        <w:tabs>
+          <w:tab w:val="num" w:pos="3600"/>
+        </w:tabs>
+        <w:ind w:left="3600" w:hanging="360"/>
+      </w:pPr>
+    </w:lvl>
+    <w:lvl w:ilvl="5" w:tentative="1">
+      <w:start w:val="1"/>
+      <w:numFmt w:val="decimal"/>
+      <w:lvlText w:val="%6."/>
+      <w:lvlJc w:val="left"/>
+      <w:pPr>
+        <w:tabs>
+          <w:tab w:val="num" w:pos="4320"/>
+        </w:tabs>
+        <w:ind w:left="4320" w:hanging="360"/>
+      </w:pPr>
+    </w:lvl>
+    <w:lvl w:ilvl="6" w:tentative="1">
+      <w:start w:val="1"/>
+      <w:numFmt w:val="decimal"/>
+      <w:lvlText w:val="%7."/>
+      <w:lvlJc w:val="left"/>
+      <w:pPr>
+        <w:tabs>
+          <w:tab w:val="num" w:pos="5040"/>
+        </w:tabs>
+        <w:ind w:left="5040" w:hanging="360"/>
+      </w:pPr>
+    </w:lvl>
+    <w:lvl w:ilvl="7" w:tentative="1">
+      <w:start w:val="1"/>
+      <w:numFmt w:val="decimal"/>
+      <w:lvlText w:val="%8."/>
+      <w:lvlJc w:val="left"/>
+      <w:pPr>
+        <w:tabs>
+          <w:tab w:val="num" w:pos="5760"/>
+        </w:tabs>
+        <w:ind w:left="5760" w:hanging="360"/>
+      </w:pPr>
+    </w:lvl>
+    <w:lvl w:ilvl="8" w:tentative="1">
+      <w:start w:val="1"/>
+      <w:numFmt w:val="decimal"/>
+      <w:lvlText w:val="%9."/>
+      <w:lvlJc w:val="left"/>
+      <w:pPr>
+        <w:tabs>
+          <w:tab w:val="num" w:pos="6480"/>
+        </w:tabs>
+        <w:ind w:left="6480" w:hanging="360"/>
+      </w:pPr>
+    </w:lvl>
+  </w:abstractNum>
+  <w:abstractNum w:abstractNumId="20" w15:restartNumberingAfterBreak="0">
+    <w:nsid w:val="61902F69"/>
+    <w:multiLevelType w:val="multilevel"/>
+    <w:tmpl w:val="39C4650E"/>
+    <w:lvl w:ilvl="0">
+      <w:start w:val="1"/>
+      <w:numFmt w:val="decimal"/>
+      <w:lvlText w:val="%1."/>
+      <w:lvlJc w:val="left"/>
+      <w:pPr>
+        <w:tabs>
+          <w:tab w:val="num" w:pos="720"/>
+        </w:tabs>
+        <w:ind w:left="720" w:hanging="360"/>
+      </w:pPr>
+    </w:lvl>
+    <w:lvl w:ilvl="1" w:tentative="1">
+      <w:start w:val="1"/>
+      <w:numFmt w:val="decimal"/>
+      <w:lvlText w:val="%2."/>
+      <w:lvlJc w:val="left"/>
+      <w:pPr>
+        <w:tabs>
+          <w:tab w:val="num" w:pos="1440"/>
+        </w:tabs>
+        <w:ind w:left="1440" w:hanging="360"/>
+      </w:pPr>
+    </w:lvl>
+    <w:lvl w:ilvl="2" w:tentative="1">
+      <w:start w:val="1"/>
+      <w:numFmt w:val="decimal"/>
+      <w:lvlText w:val="%3."/>
+      <w:lvlJc w:val="left"/>
+      <w:pPr>
+        <w:tabs>
+          <w:tab w:val="num" w:pos="2160"/>
+        </w:tabs>
+        <w:ind w:left="2160" w:hanging="360"/>
+      </w:pPr>
+    </w:lvl>
+    <w:lvl w:ilvl="3" w:tentative="1">
+      <w:start w:val="1"/>
+      <w:numFmt w:val="decimal"/>
+      <w:lvlText w:val="%4."/>
+      <w:lvlJc w:val="left"/>
+      <w:pPr>
+        <w:tabs>
+          <w:tab w:val="num" w:pos="2880"/>
+        </w:tabs>
+        <w:ind w:left="2880" w:hanging="360"/>
+      </w:pPr>
+    </w:lvl>
+    <w:lvl w:ilvl="4" w:tentative="1">
+      <w:start w:val="1"/>
+      <w:numFmt w:val="decimal"/>
+      <w:lvlText w:val="%5."/>
+      <w:lvlJc w:val="left"/>
+      <w:pPr>
+        <w:tabs>
+          <w:tab w:val="num" w:pos="3600"/>
+        </w:tabs>
+        <w:ind w:left="3600" w:hanging="360"/>
+      </w:pPr>
+    </w:lvl>
+    <w:lvl w:ilvl="5" w:tentative="1">
+      <w:start w:val="1"/>
+      <w:numFmt w:val="decimal"/>
+      <w:lvlText w:val="%6."/>
+      <w:lvlJc w:val="left"/>
+      <w:pPr>
+        <w:tabs>
+          <w:tab w:val="num" w:pos="4320"/>
+        </w:tabs>
+        <w:ind w:left="4320" w:hanging="360"/>
+      </w:pPr>
+    </w:lvl>
+    <w:lvl w:ilvl="6" w:tentative="1">
+      <w:start w:val="1"/>
+      <w:numFmt w:val="decimal"/>
+      <w:lvlText w:val="%7."/>
+      <w:lvlJc w:val="left"/>
+      <w:pPr>
+        <w:tabs>
+          <w:tab w:val="num" w:pos="5040"/>
+        </w:tabs>
+        <w:ind w:left="5040" w:hanging="360"/>
+      </w:pPr>
+    </w:lvl>
+    <w:lvl w:ilvl="7" w:tentative="1">
+      <w:start w:val="1"/>
+      <w:numFmt w:val="decimal"/>
+      <w:lvlText w:val="%8."/>
+      <w:lvlJc w:val="left"/>
+      <w:pPr>
+        <w:tabs>
+          <w:tab w:val="num" w:pos="5760"/>
+        </w:tabs>
+        <w:ind w:left="5760" w:hanging="360"/>
+      </w:pPr>
+    </w:lvl>
+    <w:lvl w:ilvl="8" w:tentative="1">
+      <w:start w:val="1"/>
+      <w:numFmt w:val="decimal"/>
+      <w:lvlText w:val="%9."/>
+      <w:lvlJc w:val="left"/>
+      <w:pPr>
+        <w:tabs>
+          <w:tab w:val="num" w:pos="6480"/>
+        </w:tabs>
+        <w:ind w:left="6480" w:hanging="360"/>
+      </w:pPr>
+    </w:lvl>
+  </w:abstractNum>
+  <w:abstractNum w:abstractNumId="21" w15:restartNumberingAfterBreak="0">
+    <w:nsid w:val="651F282A"/>
+    <w:multiLevelType w:val="multilevel"/>
+    <w:tmpl w:val="FF40C924"/>
+    <w:lvl w:ilvl="0">
+      <w:start w:val="1"/>
+      <w:numFmt w:val="decimal"/>
+      <w:lvlText w:val="%1."/>
+      <w:lvlJc w:val="left"/>
+      <w:pPr>
+        <w:tabs>
+          <w:tab w:val="num" w:pos="720"/>
+        </w:tabs>
+        <w:ind w:left="720" w:hanging="360"/>
+      </w:pPr>
+    </w:lvl>
+    <w:lvl w:ilvl="1" w:tentative="1">
+      <w:start w:val="1"/>
+      <w:numFmt w:val="decimal"/>
+      <w:lvlText w:val="%2."/>
+      <w:lvlJc w:val="left"/>
+      <w:pPr>
+        <w:tabs>
+          <w:tab w:val="num" w:pos="1440"/>
+        </w:tabs>
+        <w:ind w:left="1440" w:hanging="360"/>
+      </w:pPr>
+    </w:lvl>
+    <w:lvl w:ilvl="2" w:tentative="1">
+      <w:start w:val="1"/>
+      <w:numFmt w:val="decimal"/>
+      <w:lvlText w:val="%3."/>
+      <w:lvlJc w:val="left"/>
+      <w:pPr>
+        <w:tabs>
+          <w:tab w:val="num" w:pos="2160"/>
+        </w:tabs>
+        <w:ind w:left="2160" w:hanging="360"/>
+      </w:pPr>
+    </w:lvl>
+    <w:lvl w:ilvl="3" w:tentative="1">
+      <w:start w:val="1"/>
+      <w:numFmt w:val="decimal"/>
+      <w:lvlText w:val="%4."/>
+      <w:lvlJc w:val="left"/>
+      <w:pPr>
+        <w:tabs>
+          <w:tab w:val="num" w:pos="2880"/>
+        </w:tabs>
+        <w:ind w:left="2880" w:hanging="360"/>
+      </w:pPr>
+    </w:lvl>
+    <w:lvl w:ilvl="4" w:tentative="1">
+      <w:start w:val="1"/>
+      <w:numFmt w:val="decimal"/>
+      <w:lvlText w:val="%5."/>
+      <w:lvlJc w:val="left"/>
+      <w:pPr>
+        <w:tabs>
+          <w:tab w:val="num" w:pos="3600"/>
+        </w:tabs>
+        <w:ind w:left="3600" w:hanging="360"/>
+      </w:pPr>
+    </w:lvl>
+    <w:lvl w:ilvl="5" w:tentative="1">
+      <w:start w:val="1"/>
+      <w:numFmt w:val="decimal"/>
+      <w:lvlText w:val="%6."/>
+      <w:lvlJc w:val="left"/>
+      <w:pPr>
+        <w:tabs>
+          <w:tab w:val="num" w:pos="4320"/>
+        </w:tabs>
+        <w:ind w:left="4320" w:hanging="360"/>
+      </w:pPr>
+    </w:lvl>
+    <w:lvl w:ilvl="6" w:tentative="1">
+      <w:start w:val="1"/>
+      <w:numFmt w:val="decimal"/>
+      <w:lvlText w:val="%7."/>
+      <w:lvlJc w:val="left"/>
+      <w:pPr>
+        <w:tabs>
+          <w:tab w:val="num" w:pos="5040"/>
+        </w:tabs>
+        <w:ind w:left="5040" w:hanging="360"/>
+      </w:pPr>
+    </w:lvl>
+    <w:lvl w:ilvl="7" w:tentative="1">
+      <w:start w:val="1"/>
+      <w:numFmt w:val="decimal"/>
+      <w:lvlText w:val="%8."/>
+      <w:lvlJc w:val="left"/>
+      <w:pPr>
+        <w:tabs>
+          <w:tab w:val="num" w:pos="5760"/>
+        </w:tabs>
+        <w:ind w:left="5760" w:hanging="360"/>
+      </w:pPr>
+    </w:lvl>
+    <w:lvl w:ilvl="8" w:tentative="1">
+      <w:start w:val="1"/>
+      <w:numFmt w:val="decimal"/>
+      <w:lvlText w:val="%9."/>
+      <w:lvlJc w:val="left"/>
+      <w:pPr>
+        <w:tabs>
+          <w:tab w:val="num" w:pos="6480"/>
+        </w:tabs>
+        <w:ind w:left="6480" w:hanging="360"/>
+      </w:pPr>
+    </w:lvl>
+  </w:abstractNum>
+  <w:abstractNum w:abstractNumId="22" w15:restartNumberingAfterBreak="0">
+    <w:nsid w:val="65966EB9"/>
+    <w:multiLevelType w:val="multilevel"/>
+    <w:tmpl w:val="F81C092E"/>
+    <w:lvl w:ilvl="0">
+      <w:start w:val="1"/>
+      <w:numFmt w:val="decimal"/>
+      <w:lvlText w:val="%1."/>
+      <w:lvlJc w:val="left"/>
+      <w:pPr>
+        <w:tabs>
+          <w:tab w:val="num" w:pos="720"/>
+        </w:tabs>
+        <w:ind w:left="720" w:hanging="360"/>
+      </w:pPr>
+    </w:lvl>
+    <w:lvl w:ilvl="1" w:tentative="1">
+      <w:start w:val="1"/>
+      <w:numFmt w:val="decimal"/>
+      <w:lvlText w:val="%2."/>
+      <w:lvlJc w:val="left"/>
+      <w:pPr>
+        <w:tabs>
+          <w:tab w:val="num" w:pos="1440"/>
+        </w:tabs>
+        <w:ind w:left="1440" w:hanging="360"/>
+      </w:pPr>
+    </w:lvl>
+    <w:lvl w:ilvl="2" w:tentative="1">
+      <w:start w:val="1"/>
+      <w:numFmt w:val="decimal"/>
+      <w:lvlText w:val="%3."/>
+      <w:lvlJc w:val="left"/>
+      <w:pPr>
+        <w:tabs>
+          <w:tab w:val="num" w:pos="2160"/>
+        </w:tabs>
+        <w:ind w:left="2160" w:hanging="360"/>
+      </w:pPr>
+    </w:lvl>
+    <w:lvl w:ilvl="3" w:tentative="1">
+      <w:start w:val="1"/>
+      <w:numFmt w:val="decimal"/>
+      <w:lvlText w:val="%4."/>
+      <w:lvlJc w:val="left"/>
+      <w:pPr>
+        <w:tabs>
+          <w:tab w:val="num" w:pos="2880"/>
+        </w:tabs>
+        <w:ind w:left="2880" w:hanging="360"/>
+      </w:pPr>
+    </w:lvl>
+    <w:lvl w:ilvl="4" w:tentative="1">
+      <w:start w:val="1"/>
+      <w:numFmt w:val="decimal"/>
+      <w:lvlText w:val="%5."/>
+      <w:lvlJc w:val="left"/>
+      <w:pPr>
+        <w:tabs>
+          <w:tab w:val="num" w:pos="3600"/>
+        </w:tabs>
+        <w:ind w:left="3600" w:hanging="360"/>
+      </w:pPr>
+    </w:lvl>
+    <w:lvl w:ilvl="5" w:tentative="1">
+      <w:start w:val="1"/>
+      <w:numFmt w:val="decimal"/>
+      <w:lvlText w:val="%6."/>
+      <w:lvlJc w:val="left"/>
+      <w:pPr>
+        <w:tabs>
+          <w:tab w:val="num" w:pos="4320"/>
+        </w:tabs>
+        <w:ind w:left="4320" w:hanging="360"/>
+      </w:pPr>
+    </w:lvl>
+    <w:lvl w:ilvl="6" w:tentative="1">
+      <w:start w:val="1"/>
+      <w:numFmt w:val="decimal"/>
+      <w:lvlText w:val="%7."/>
+      <w:lvlJc w:val="left"/>
+      <w:pPr>
+        <w:tabs>
+          <w:tab w:val="num" w:pos="5040"/>
+        </w:tabs>
+        <w:ind w:left="5040" w:hanging="360"/>
+      </w:pPr>
+    </w:lvl>
+    <w:lvl w:ilvl="7" w:tentative="1">
+      <w:start w:val="1"/>
+      <w:numFmt w:val="decimal"/>
+      <w:lvlText w:val="%8."/>
+      <w:lvlJc w:val="left"/>
+      <w:pPr>
+        <w:tabs>
+          <w:tab w:val="num" w:pos="5760"/>
+        </w:tabs>
+        <w:ind w:left="5760" w:hanging="360"/>
+      </w:pPr>
+    </w:lvl>
+    <w:lvl w:ilvl="8" w:tentative="1">
+      <w:start w:val="1"/>
+      <w:numFmt w:val="decimal"/>
+      <w:lvlText w:val="%9."/>
+      <w:lvlJc w:val="left"/>
+      <w:pPr>
+        <w:tabs>
+          <w:tab w:val="num" w:pos="6480"/>
+        </w:tabs>
+        <w:ind w:left="6480" w:hanging="360"/>
+      </w:pPr>
+    </w:lvl>
+  </w:abstractNum>
+  <w:abstractNum w:abstractNumId="23" w15:restartNumberingAfterBreak="0">
+    <w:nsid w:val="68183B0F"/>
+    <w:multiLevelType w:val="multilevel"/>
+    <w:tmpl w:val="D068BE1A"/>
+    <w:lvl w:ilvl="0">
+      <w:start w:val="1"/>
+      <w:numFmt w:val="decimal"/>
+      <w:lvlText w:val="%1."/>
+      <w:lvlJc w:val="left"/>
+      <w:pPr>
+        <w:tabs>
+          <w:tab w:val="num" w:pos="720"/>
+        </w:tabs>
+        <w:ind w:left="720" w:hanging="360"/>
+      </w:pPr>
+    </w:lvl>
+    <w:lvl w:ilvl="1" w:tentative="1">
+      <w:start w:val="1"/>
+      <w:numFmt w:val="decimal"/>
+      <w:lvlText w:val="%2."/>
+      <w:lvlJc w:val="left"/>
+      <w:pPr>
+        <w:tabs>
+          <w:tab w:val="num" w:pos="1440"/>
+        </w:tabs>
+        <w:ind w:left="1440" w:hanging="360"/>
+      </w:pPr>
+    </w:lvl>
+    <w:lvl w:ilvl="2" w:tentative="1">
+      <w:start w:val="1"/>
+      <w:numFmt w:val="decimal"/>
+      <w:lvlText w:val="%3."/>
+      <w:lvlJc w:val="left"/>
+      <w:pPr>
+        <w:tabs>
+          <w:tab w:val="num" w:pos="2160"/>
+        </w:tabs>
+        <w:ind w:left="2160" w:hanging="360"/>
+      </w:pPr>
+    </w:lvl>
+    <w:lvl w:ilvl="3" w:tentative="1">
+      <w:start w:val="1"/>
+      <w:numFmt w:val="decimal"/>
+      <w:lvlText w:val="%4."/>
+      <w:lvlJc w:val="left"/>
+      <w:pPr>
+        <w:tabs>
+          <w:tab w:val="num" w:pos="2880"/>
+        </w:tabs>
+        <w:ind w:left="2880" w:hanging="360"/>
+      </w:pPr>
+    </w:lvl>
+    <w:lvl w:ilvl="4" w:tentative="1">
+      <w:start w:val="1"/>
+      <w:numFmt w:val="decimal"/>
+      <w:lvlText w:val="%5."/>
+      <w:lvlJc w:val="left"/>
+      <w:pPr>
+        <w:tabs>
+          <w:tab w:val="num" w:pos="3600"/>
+        </w:tabs>
+        <w:ind w:left="3600" w:hanging="360"/>
+      </w:pPr>
+    </w:lvl>
+    <w:lvl w:ilvl="5" w:tentative="1">
+      <w:start w:val="1"/>
+      <w:numFmt w:val="decimal"/>
+      <w:lvlText w:val="%6."/>
+      <w:lvlJc w:val="left"/>
+      <w:pPr>
+        <w:tabs>
+          <w:tab w:val="num" w:pos="4320"/>
+        </w:tabs>
+        <w:ind w:left="4320" w:hanging="360"/>
+      </w:pPr>
+    </w:lvl>
+    <w:lvl w:ilvl="6" w:tentative="1">
+      <w:start w:val="1"/>
+      <w:numFmt w:val="decimal"/>
+      <w:lvlText w:val="%7."/>
+      <w:lvlJc w:val="left"/>
+      <w:pPr>
+        <w:tabs>
+          <w:tab w:val="num" w:pos="5040"/>
+        </w:tabs>
+        <w:ind w:left="5040" w:hanging="360"/>
+      </w:pPr>
+    </w:lvl>
+    <w:lvl w:ilvl="7" w:tentative="1">
+      <w:start w:val="1"/>
+      <w:numFmt w:val="decimal"/>
+      <w:lvlText w:val="%8."/>
+      <w:lvlJc w:val="left"/>
+      <w:pPr>
+        <w:tabs>
+          <w:tab w:val="num" w:pos="5760"/>
+        </w:tabs>
+        <w:ind w:left="5760" w:hanging="360"/>
+      </w:pPr>
+    </w:lvl>
+    <w:lvl w:ilvl="8" w:tentative="1">
+      <w:start w:val="1"/>
+      <w:numFmt w:val="decimal"/>
+      <w:lvlText w:val="%9."/>
+      <w:lvlJc w:val="left"/>
+      <w:pPr>
+        <w:tabs>
+          <w:tab w:val="num" w:pos="6480"/>
+        </w:tabs>
+        <w:ind w:left="6480" w:hanging="360"/>
+      </w:pPr>
+    </w:lvl>
+  </w:abstractNum>
+  <w:abstractNum w:abstractNumId="24" w15:restartNumberingAfterBreak="0">
+    <w:nsid w:val="6849176C"/>
+    <w:multiLevelType w:val="multilevel"/>
+    <w:tmpl w:val="69A201E0"/>
+    <w:lvl w:ilvl="0">
+      <w:start w:val="1"/>
+      <w:numFmt w:val="decimal"/>
+      <w:lvlText w:val="%1."/>
+      <w:lvlJc w:val="left"/>
+      <w:pPr>
+        <w:tabs>
+          <w:tab w:val="num" w:pos="720"/>
+        </w:tabs>
+        <w:ind w:left="720" w:hanging="360"/>
+      </w:pPr>
+    </w:lvl>
+    <w:lvl w:ilvl="1" w:tentative="1">
+      <w:start w:val="1"/>
+      <w:numFmt w:val="decimal"/>
+      <w:lvlText w:val="%2."/>
+      <w:lvlJc w:val="left"/>
+      <w:pPr>
+        <w:tabs>
+          <w:tab w:val="num" w:pos="1440"/>
+        </w:tabs>
+        <w:ind w:left="1440" w:hanging="360"/>
+      </w:pPr>
+    </w:lvl>
+    <w:lvl w:ilvl="2" w:tentative="1">
+      <w:start w:val="1"/>
+      <w:numFmt w:val="decimal"/>
+      <w:lvlText w:val="%3."/>
+      <w:lvlJc w:val="left"/>
+      <w:pPr>
+        <w:tabs>
+          <w:tab w:val="num" w:pos="2160"/>
+        </w:tabs>
+        <w:ind w:left="2160" w:hanging="360"/>
+      </w:pPr>
+    </w:lvl>
+    <w:lvl w:ilvl="3" w:tentative="1">
+      <w:start w:val="1"/>
+      <w:numFmt w:val="decimal"/>
+      <w:lvlText w:val="%4."/>
+      <w:lvlJc w:val="left"/>
+      <w:pPr>
+        <w:tabs>
+          <w:tab w:val="num" w:pos="2880"/>
+        </w:tabs>
+        <w:ind w:left="2880" w:hanging="360"/>
+      </w:pPr>
+    </w:lvl>
+    <w:lvl w:ilvl="4" w:tentative="1">
+      <w:start w:val="1"/>
+      <w:numFmt w:val="decimal"/>
+      <w:lvlText w:val="%5."/>
+      <w:lvlJc w:val="left"/>
+      <w:pPr>
+        <w:tabs>
+          <w:tab w:val="num" w:pos="3600"/>
+        </w:tabs>
+        <w:ind w:left="3600" w:hanging="360"/>
+      </w:pPr>
+    </w:lvl>
+    <w:lvl w:ilvl="5" w:tentative="1">
+      <w:start w:val="1"/>
+      <w:numFmt w:val="decimal"/>
+      <w:lvlText w:val="%6."/>
+      <w:lvlJc w:val="left"/>
+      <w:pPr>
+        <w:tabs>
+          <w:tab w:val="num" w:pos="4320"/>
+        </w:tabs>
+        <w:ind w:left="4320" w:hanging="360"/>
+      </w:pPr>
+    </w:lvl>
+    <w:lvl w:ilvl="6" w:tentative="1">
+      <w:start w:val="1"/>
+      <w:numFmt w:val="decimal"/>
+      <w:lvlText w:val="%7."/>
+      <w:lvlJc w:val="left"/>
+      <w:pPr>
+        <w:tabs>
+          <w:tab w:val="num" w:pos="5040"/>
+        </w:tabs>
+        <w:ind w:left="5040" w:hanging="360"/>
+      </w:pPr>
+    </w:lvl>
+    <w:lvl w:ilvl="7" w:tentative="1">
+      <w:start w:val="1"/>
+      <w:numFmt w:val="decimal"/>
+      <w:lvlText w:val="%8."/>
+      <w:lvlJc w:val="left"/>
+      <w:pPr>
+        <w:tabs>
+          <w:tab w:val="num" w:pos="5760"/>
+        </w:tabs>
+        <w:ind w:left="5760" w:hanging="360"/>
+      </w:pPr>
+    </w:lvl>
+    <w:lvl w:ilvl="8" w:tentative="1">
+      <w:start w:val="1"/>
+      <w:numFmt w:val="decimal"/>
+      <w:lvlText w:val="%9."/>
+      <w:lvlJc w:val="left"/>
+      <w:pPr>
+        <w:tabs>
+          <w:tab w:val="num" w:pos="6480"/>
+        </w:tabs>
+        <w:ind w:left="6480" w:hanging="360"/>
+      </w:pPr>
+    </w:lvl>
+  </w:abstractNum>
+  <w:abstractNum w:abstractNumId="25" w15:restartNumberingAfterBreak="0">
+    <w:nsid w:val="69146AC0"/>
+    <w:multiLevelType w:val="multilevel"/>
+    <w:tmpl w:val="1CE014AA"/>
     <w:lvl w:ilvl="0">
       <w:start w:val="1"/>
       <w:numFmt w:val="bullet"/>
@@ -14673,10 +16150,123 @@
       </w:rPr>
     </w:lvl>
   </w:abstractNum>
-  <w:abstractNum w:abstractNumId="13" w15:restartNumberingAfterBreak="0">
-    <w:nsid w:val="286A1D96"/>
+  <w:abstractNum w:abstractNumId="26" w15:restartNumberingAfterBreak="0">
+    <w:nsid w:val="69F53844"/>
     <w:multiLevelType w:val="multilevel"/>
-    <w:tmpl w:val="907C4C36"/>
+    <w:tmpl w:val="972AB6E2"/>
+    <w:lvl w:ilvl="0">
+      <w:start w:val="1"/>
+      <w:numFmt w:val="decimal"/>
+      <w:lvlText w:val="%1."/>
+      <w:lvlJc w:val="left"/>
+      <w:pPr>
+        <w:tabs>
+          <w:tab w:val="num" w:pos="720"/>
+        </w:tabs>
+        <w:ind w:left="720" w:hanging="360"/>
+      </w:pPr>
+    </w:lvl>
+    <w:lvl w:ilvl="1" w:tentative="1">
+      <w:start w:val="1"/>
+      <w:numFmt w:val="decimal"/>
+      <w:lvlText w:val="%2."/>
+      <w:lvlJc w:val="left"/>
+      <w:pPr>
+        <w:tabs>
+          <w:tab w:val="num" w:pos="1440"/>
+        </w:tabs>
+        <w:ind w:left="1440" w:hanging="360"/>
+      </w:pPr>
+    </w:lvl>
+    <w:lvl w:ilvl="2" w:tentative="1">
+      <w:start w:val="1"/>
+      <w:numFmt w:val="decimal"/>
+      <w:lvlText w:val="%3."/>
+      <w:lvlJc w:val="left"/>
+      <w:pPr>
+        <w:tabs>
+          <w:tab w:val="num" w:pos="2160"/>
+        </w:tabs>
+        <w:ind w:left="2160" w:hanging="360"/>
+      </w:pPr>
+    </w:lvl>
+    <w:lvl w:ilvl="3" w:tentative="1">
+      <w:start w:val="1"/>
+      <w:numFmt w:val="decimal"/>
+      <w:lvlText w:val="%4."/>
+      <w:lvlJc w:val="left"/>
+      <w:pPr>
+        <w:tabs>
+          <w:tab w:val="num" w:pos="2880"/>
+        </w:tabs>
+        <w:ind w:left="2880" w:hanging="360"/>
+      </w:pPr>
+    </w:lvl>
+    <w:lvl w:ilvl="4" w:tentative="1">
+      <w:start w:val="1"/>
+      <w:numFmt w:val="decimal"/>
+      <w:lvlText w:val="%5."/>
+      <w:lvlJc w:val="left"/>
+      <w:pPr>
+        <w:tabs>
+          <w:tab w:val="num" w:pos="3600"/>
+        </w:tabs>
+        <w:ind w:left="3600" w:hanging="360"/>
+      </w:pPr>
+    </w:lvl>
+    <w:lvl w:ilvl="5" w:tentative="1">
+      <w:start w:val="1"/>
+      <w:numFmt w:val="decimal"/>
+      <w:lvlText w:val="%6."/>
+      <w:lvlJc w:val="left"/>
+      <w:pPr>
+        <w:tabs>
+          <w:tab w:val="num" w:pos="4320"/>
+        </w:tabs>
+        <w:ind w:left="4320" w:hanging="360"/>
+      </w:pPr>
+    </w:lvl>
+    <w:lvl w:ilvl="6" w:tentative="1">
+      <w:start w:val="1"/>
+      <w:numFmt w:val="decimal"/>
+      <w:lvlText w:val="%7."/>
+      <w:lvlJc w:val="left"/>
+      <w:pPr>
+        <w:tabs>
+          <w:tab w:val="num" w:pos="5040"/>
+        </w:tabs>
+        <w:ind w:left="5040" w:hanging="360"/>
+      </w:pPr>
+    </w:lvl>
+    <w:lvl w:ilvl="7" w:tentative="1">
+      <w:start w:val="1"/>
+      <w:numFmt w:val="decimal"/>
+      <w:lvlText w:val="%8."/>
+      <w:lvlJc w:val="left"/>
+      <w:pPr>
+        <w:tabs>
+          <w:tab w:val="num" w:pos="5760"/>
+        </w:tabs>
+        <w:ind w:left="5760" w:hanging="360"/>
+      </w:pPr>
+    </w:lvl>
+    <w:lvl w:ilvl="8" w:tentative="1">
+      <w:start w:val="1"/>
+      <w:numFmt w:val="decimal"/>
+      <w:lvlText w:val="%9."/>
+      <w:lvlJc w:val="left"/>
+      <w:pPr>
+        <w:tabs>
+          <w:tab w:val="num" w:pos="6480"/>
+        </w:tabs>
+        <w:ind w:left="6480" w:hanging="360"/>
+      </w:pPr>
+    </w:lvl>
+  </w:abstractNum>
+  <w:abstractNum w:abstractNumId="27" w15:restartNumberingAfterBreak="0">
+    <w:nsid w:val="6BF2650E"/>
+    <w:multiLevelType w:val="multilevel"/>
+    <w:tmpl w:val="50F0A0EA"/>
     <w:lvl w:ilvl="0">
       <w:start w:val="1"/>
       <w:numFmt w:val="bullet"/>
@@ -14822,10 +16412,10 @@
       </w:rPr>
     </w:lvl>
   </w:abstractNum>
-  <w:abstractNum w:abstractNumId="14" w15:restartNumberingAfterBreak="0">
-    <w:nsid w:val="2BCD2009"/>
+  <w:abstractNum w:abstractNumId="28" w15:restartNumberingAfterBreak="0">
+    <w:nsid w:val="6F851B41"/>
     <w:multiLevelType w:val="multilevel"/>
-    <w:tmpl w:val="47EA6F26"/>
+    <w:tmpl w:val="88D494B2"/>
     <w:lvl w:ilvl="0">
       <w:start w:val="1"/>
       <w:numFmt w:val="bullet"/>
@@ -14971,10 +16561,10 @@
       </w:rPr>
     </w:lvl>
   </w:abstractNum>
-  <w:abstractNum w:abstractNumId="15" w15:restartNumberingAfterBreak="0">
-    <w:nsid w:val="2C0A455E"/>
+  <w:abstractNum w:abstractNumId="29" w15:restartNumberingAfterBreak="0">
+    <w:nsid w:val="71FD55A5"/>
     <w:multiLevelType w:val="multilevel"/>
-    <w:tmpl w:val="EBB061EA"/>
+    <w:tmpl w:val="CF0A6A52"/>
     <w:lvl w:ilvl="0">
       <w:start w:val="1"/>
       <w:numFmt w:val="decimal"/>
@@ -15084,10 +16674,10 @@
       </w:pPr>
     </w:lvl>
   </w:abstractNum>
-  <w:abstractNum w:abstractNumId="16" w15:restartNumberingAfterBreak="0">
-    <w:nsid w:val="31AB2288"/>
+  <w:abstractNum w:abstractNumId="30" w15:restartNumberingAfterBreak="0">
+    <w:nsid w:val="78C742ED"/>
     <w:multiLevelType w:val="multilevel"/>
-    <w:tmpl w:val="C1FA4FFC"/>
+    <w:tmpl w:val="751419B0"/>
     <w:lvl w:ilvl="0">
       <w:start w:val="1"/>
       <w:numFmt w:val="decimal"/>
@@ -15197,10 +16787,10 @@
       </w:pPr>
     </w:lvl>
   </w:abstractNum>
-  <w:abstractNum w:abstractNumId="17" w15:restartNumberingAfterBreak="0">
-    <w:nsid w:val="32CE4677"/>
+  <w:abstractNum w:abstractNumId="31" w15:restartNumberingAfterBreak="0">
+    <w:nsid w:val="7C70159B"/>
     <w:multiLevelType w:val="multilevel"/>
-    <w:tmpl w:val="3238F0FA"/>
+    <w:tmpl w:val="12382BD4"/>
     <w:lvl w:ilvl="0">
       <w:start w:val="1"/>
       <w:numFmt w:val="bullet"/>
@@ -15346,10 +16936,10 @@
       </w:rPr>
     </w:lvl>
   </w:abstractNum>
-  <w:abstractNum w:abstractNumId="18" w15:restartNumberingAfterBreak="0">
-    <w:nsid w:val="39B04CA3"/>
+  <w:abstractNum w:abstractNumId="32" w15:restartNumberingAfterBreak="0">
+    <w:nsid w:val="7E8F0A1F"/>
     <w:multiLevelType w:val="multilevel"/>
-    <w:tmpl w:val="9C3C421C"/>
+    <w:tmpl w:val="F3664C2E"/>
     <w:lvl w:ilvl="0">
       <w:start w:val="1"/>
       <w:numFmt w:val="decimal"/>
@@ -15459,462 +17049,10 @@
       </w:pPr>
     </w:lvl>
   </w:abstractNum>
-  <w:abstractNum w:abstractNumId="19" w15:restartNumberingAfterBreak="0">
-    <w:nsid w:val="3DCF6A4D"/>
+  <w:abstractNum w:abstractNumId="33" w15:restartNumberingAfterBreak="0">
+    <w:nsid w:val="7E9614DB"/>
     <w:multiLevelType w:val="multilevel"/>
-    <w:tmpl w:val="A7BC5FC8"/>
-    <w:lvl w:ilvl="0">
-      <w:start w:val="1"/>
-      <w:numFmt w:val="decimal"/>
-      <w:lvlText w:val="%1."/>
-      <w:lvlJc w:val="left"/>
-      <w:pPr>
-        <w:tabs>
-          <w:tab w:val="num" w:pos="720"/>
-        </w:tabs>
-        <w:ind w:left="720" w:hanging="360"/>
-      </w:pPr>
-    </w:lvl>
-    <w:lvl w:ilvl="1" w:tentative="1">
-      <w:start w:val="1"/>
-      <w:numFmt w:val="decimal"/>
-      <w:lvlText w:val="%2."/>
-      <w:lvlJc w:val="left"/>
-      <w:pPr>
-        <w:tabs>
-          <w:tab w:val="num" w:pos="1440"/>
-        </w:tabs>
-        <w:ind w:left="1440" w:hanging="360"/>
-      </w:pPr>
-    </w:lvl>
-    <w:lvl w:ilvl="2" w:tentative="1">
-      <w:start w:val="1"/>
-      <w:numFmt w:val="decimal"/>
-      <w:lvlText w:val="%3."/>
-      <w:lvlJc w:val="left"/>
-      <w:pPr>
-        <w:tabs>
-          <w:tab w:val="num" w:pos="2160"/>
-        </w:tabs>
-        <w:ind w:left="2160" w:hanging="360"/>
-      </w:pPr>
-    </w:lvl>
-    <w:lvl w:ilvl="3" w:tentative="1">
-      <w:start w:val="1"/>
-      <w:numFmt w:val="decimal"/>
-      <w:lvlText w:val="%4."/>
-      <w:lvlJc w:val="left"/>
-      <w:pPr>
-        <w:tabs>
-          <w:tab w:val="num" w:pos="2880"/>
-        </w:tabs>
-        <w:ind w:left="2880" w:hanging="360"/>
-      </w:pPr>
-    </w:lvl>
-    <w:lvl w:ilvl="4" w:tentative="1">
-      <w:start w:val="1"/>
-      <w:numFmt w:val="decimal"/>
-      <w:lvlText w:val="%5."/>
-      <w:lvlJc w:val="left"/>
-      <w:pPr>
-        <w:tabs>
-          <w:tab w:val="num" w:pos="3600"/>
-        </w:tabs>
-        <w:ind w:left="3600" w:hanging="360"/>
-      </w:pPr>
-    </w:lvl>
-    <w:lvl w:ilvl="5" w:tentative="1">
-      <w:start w:val="1"/>
-      <w:numFmt w:val="decimal"/>
-      <w:lvlText w:val="%6."/>
-      <w:lvlJc w:val="left"/>
-      <w:pPr>
-        <w:tabs>
-          <w:tab w:val="num" w:pos="4320"/>
-        </w:tabs>
-        <w:ind w:left="4320" w:hanging="360"/>
-      </w:pPr>
-    </w:lvl>
-    <w:lvl w:ilvl="6" w:tentative="1">
-      <w:start w:val="1"/>
-      <w:numFmt w:val="decimal"/>
-      <w:lvlText w:val="%7."/>
-      <w:lvlJc w:val="left"/>
-      <w:pPr>
-        <w:tabs>
-          <w:tab w:val="num" w:pos="5040"/>
-        </w:tabs>
-        <w:ind w:left="5040" w:hanging="360"/>
-      </w:pPr>
-    </w:lvl>
-    <w:lvl w:ilvl="7" w:tentative="1">
-      <w:start w:val="1"/>
-      <w:numFmt w:val="decimal"/>
-      <w:lvlText w:val="%8."/>
-      <w:lvlJc w:val="left"/>
-      <w:pPr>
-        <w:tabs>
-          <w:tab w:val="num" w:pos="5760"/>
-        </w:tabs>
-        <w:ind w:left="5760" w:hanging="360"/>
-      </w:pPr>
-    </w:lvl>
-    <w:lvl w:ilvl="8" w:tentative="1">
-      <w:start w:val="1"/>
-      <w:numFmt w:val="decimal"/>
-      <w:lvlText w:val="%9."/>
-      <w:lvlJc w:val="left"/>
-      <w:pPr>
-        <w:tabs>
-          <w:tab w:val="num" w:pos="6480"/>
-        </w:tabs>
-        <w:ind w:left="6480" w:hanging="360"/>
-      </w:pPr>
-    </w:lvl>
-  </w:abstractNum>
-  <w:abstractNum w:abstractNumId="20" w15:restartNumberingAfterBreak="0">
-    <w:nsid w:val="43652DF6"/>
-    <w:multiLevelType w:val="multilevel"/>
-    <w:tmpl w:val="C2F6CFC6"/>
-    <w:lvl w:ilvl="0">
-      <w:start w:val="1"/>
-      <w:numFmt w:val="decimal"/>
-      <w:lvlText w:val="%1."/>
-      <w:lvlJc w:val="left"/>
-      <w:pPr>
-        <w:tabs>
-          <w:tab w:val="num" w:pos="720"/>
-        </w:tabs>
-        <w:ind w:left="720" w:hanging="360"/>
-      </w:pPr>
-    </w:lvl>
-    <w:lvl w:ilvl="1" w:tentative="1">
-      <w:start w:val="1"/>
-      <w:numFmt w:val="decimal"/>
-      <w:lvlText w:val="%2."/>
-      <w:lvlJc w:val="left"/>
-      <w:pPr>
-        <w:tabs>
-          <w:tab w:val="num" w:pos="1440"/>
-        </w:tabs>
-        <w:ind w:left="1440" w:hanging="360"/>
-      </w:pPr>
-    </w:lvl>
-    <w:lvl w:ilvl="2" w:tentative="1">
-      <w:start w:val="1"/>
-      <w:numFmt w:val="decimal"/>
-      <w:lvlText w:val="%3."/>
-      <w:lvlJc w:val="left"/>
-      <w:pPr>
-        <w:tabs>
-          <w:tab w:val="num" w:pos="2160"/>
-        </w:tabs>
-        <w:ind w:left="2160" w:hanging="360"/>
-      </w:pPr>
-    </w:lvl>
-    <w:lvl w:ilvl="3" w:tentative="1">
-      <w:start w:val="1"/>
-      <w:numFmt w:val="decimal"/>
-      <w:lvlText w:val="%4."/>
-      <w:lvlJc w:val="left"/>
-      <w:pPr>
-        <w:tabs>
-          <w:tab w:val="num" w:pos="2880"/>
-        </w:tabs>
-        <w:ind w:left="2880" w:hanging="360"/>
-      </w:pPr>
-    </w:lvl>
-    <w:lvl w:ilvl="4" w:tentative="1">
-      <w:start w:val="1"/>
-      <w:numFmt w:val="decimal"/>
-      <w:lvlText w:val="%5."/>
-      <w:lvlJc w:val="left"/>
-      <w:pPr>
-        <w:tabs>
-          <w:tab w:val="num" w:pos="3600"/>
-        </w:tabs>
-        <w:ind w:left="3600" w:hanging="360"/>
-      </w:pPr>
-    </w:lvl>
-    <w:lvl w:ilvl="5" w:tentative="1">
-      <w:start w:val="1"/>
-     